--- a/doc/written_part.docx
+++ b/doc/written_part.docx
@@ -1913,7 +1913,19 @@
         <w:t>, particularly regarding homicides and robberies</w:t>
       </w:r>
       <w:r>
-        <w:t xml:space="preserve"> (citation).\\</w:t>
+        <w:t xml:space="preserve"> </w:t>
+      </w:r>
+      <w:r>
+        <w:t>hl{</w:t>
+      </w:r>
+      <w:r>
+        <w:t>(citation)</w:t>
+      </w:r>
+      <w:r>
+        <w:t>}</w:t>
+      </w:r>
+      <w:r>
+        <w:t>.\\</w:t>
       </w:r>
     </w:p>
     <w:p>
@@ -1932,7 +1944,13 @@
         <w:t>region</w:t>
       </w:r>
       <w:r>
-        <w:t xml:space="preserve"> of Bogota, wich correlates with a high presence of criminal organizations, informality, and deficencies of human development \parenctie{probogota2024indice</w:t>
+        <w:t xml:space="preserve"> of Bogota, wich correlates with a high presence of criminal organizations, informality, and deficencies of human development \parenc</w:t>
+      </w:r>
+      <w:r>
+        <w:t>i</w:t>
+      </w:r>
+      <w:r>
+        <w:t>te{probogota2024indice</w:t>
       </w:r>
       <w:r>
         <w:t>}</w:t>
@@ -1971,7 +1989,13 @@
         <w:t>personal theft exhibits a distinct geographic distribution, primarily clustering in the city's northeastern sector</w:t>
       </w:r>
       <w:r>
-        <w:t xml:space="preserve"> \cite{</w:t>
+        <w:t xml:space="preserve"> \</w:t>
+      </w:r>
+      <w:r>
+        <w:t>paren</w:t>
+      </w:r>
+      <w:r>
+        <w:t>cite{</w:t>
       </w:r>
       <w:r>
         <w:t>probogota2022informe</w:t>
@@ -2007,7 +2031,37 @@
         <w:rPr>
           <w:lang w:val="en-US"/>
         </w:rPr>
-        <w:t>(PIE DE PAGINA)</w:t>
+        <w:t>(</w:t>
+      </w:r>
+      <w:r>
+        <w:rPr>
+          <w:lang w:val="en-US"/>
+        </w:rPr>
+        <w:t>\footnote{\</w:t>
+      </w:r>
+      <w:r>
+        <w:rPr>
+          <w:lang w:val="en-US"/>
+        </w:rPr>
+        <w:t>hl{</w:t>
+      </w:r>
+      <w:r>
+        <w:rPr>
+          <w:lang w:val="en-US"/>
+        </w:rPr>
+        <w:t>PIE DE PAGINA)</w:t>
+      </w:r>
+      <w:r>
+        <w:rPr>
+          <w:lang w:val="en-US"/>
+        </w:rPr>
+        <w:t>}</w:t>
+      </w:r>
+      <w:r>
+        <w:rPr>
+          <w:lang w:val="en-US"/>
+        </w:rPr>
+        <w:t>}</w:t>
       </w:r>
       <w:r>
         <w:t xml:space="preserve">) this tendency has not drastically changed, meaning that </w:t>
@@ -2019,11 +2073,7 @@
         <w:t>.</w:t>
       </w:r>
       <w:r>
-        <w:t xml:space="preserve"> </w:t>
-      </w:r>
-      <w:r>
-        <w:lastRenderedPageBreak/>
-        <w:t xml:space="preserve">Other </w:t>
+        <w:t xml:space="preserve"> Other </w:t>
       </w:r>
       <w:r>
         <w:t xml:space="preserve"> </w:t>
@@ -2039,565 +2089,1215 @@
           <w:b/>
           <w:bCs/>
         </w:rPr>
-        <w:t>high pedestrian throughput, the density of commercial land use, and the proximity to the city's main transit arteries</w:t>
-      </w:r>
-      <w:r>
-        <w:t xml:space="preserve">\\ </w:t>
-      </w:r>
-    </w:p>
-    <w:p>
-      <w:pPr>
-        <w:spacing w:line="360" w:lineRule="auto"/>
-        <w:jc w:val="both"/>
-        <w:rPr>
-          <w:lang w:val="en-US"/>
-        </w:rPr>
-      </w:pPr>
-    </w:p>
-    <w:p>
-      <w:pPr>
-        <w:spacing w:line="360" w:lineRule="auto"/>
-        <w:jc w:val="both"/>
-      </w:pPr>
-    </w:p>
-    <w:p>
-      <w:pPr>
-        <w:spacing w:line="360" w:lineRule="auto"/>
-      </w:pPr>
-      <w:r>
-        <w:rPr>
-          <w:highlight w:val="magenta"/>
-        </w:rPr>
-        <w:t xml:space="preserve">Factors that favor crime clustering must be taken into account because if OXXO stores also locate in inherent high crime areas, it will be important to evaluate whether OXXO efectively causes an increment in crime </w:t>
-      </w:r>
-      <w:r>
-        <w:rPr>
-          <w:highlight w:val="magenta"/>
-        </w:rPr>
-        <w:t>or if both OXXO and criminals are simply attracted to the same high-activity "nodes."</w:t>
-      </w:r>
-    </w:p>
-    <w:p>
-      <w:pPr>
-        <w:spacing w:line="360" w:lineRule="auto"/>
+        <w:t xml:space="preserve">high pedestrian </w:t>
+      </w:r>
+      <w:r>
         <w:rPr>
           <w:b/>
           <w:bCs/>
-          <w:lang w:val="en-US"/>
-        </w:rPr>
-      </w:pPr>
+        </w:rPr>
+        <w:lastRenderedPageBreak/>
+        <w:t>throughput, the density of commercial land use, and the proximity to the city's main transit arteries</w:t>
+      </w:r>
       <w:r>
         <w:rPr>
           <w:b/>
           <w:bCs/>
-          <w:lang w:val="en-US"/>
-        </w:rPr>
-        <w:t>LITERATURE REVIEW</w:t>
-      </w:r>
-      <w:r>
+        </w:rPr>
+        <w:t>.</w:t>
+      </w:r>
+      <w:r>
+        <w:t>\\</w:t>
+      </w:r>
+    </w:p>
+    <w:p>
+      <w:pPr>
+        <w:spacing w:line="360" w:lineRule="auto"/>
+      </w:pPr>
+      <w:r>
+        <w:rPr>
+          <w:highlight w:val="magenta"/>
+        </w:rPr>
+        <w:t xml:space="preserve">Factors that favor crime clustering must be taken into account </w:t>
+      </w:r>
+      <w:r>
+        <w:rPr>
+          <w:highlight w:val="magenta"/>
+        </w:rPr>
+        <w:t>in this research. I</w:t>
+      </w:r>
+      <w:r>
+        <w:rPr>
+          <w:highlight w:val="magenta"/>
+        </w:rPr>
+        <w:t xml:space="preserve">f OXXO stores also locate in inherent high crime areas, it will be important to evaluate whether OXXO efectively causes an increment in crime </w:t>
+      </w:r>
+      <w:r>
+        <w:rPr>
+          <w:highlight w:val="magenta"/>
+        </w:rPr>
+        <w:t>or if both OXXO and criminals are simply attracted to the same high-activity "nodes."</w:t>
+      </w:r>
+      <w:r>
+        <w:t xml:space="preserve"> OXXO in this sence may be a crime generator or a crime attractor.</w:t>
+      </w:r>
+    </w:p>
+    <w:p>
+      <w:pPr>
+        <w:spacing w:line="360" w:lineRule="auto"/>
+      </w:pPr>
+    </w:p>
+    <w:p>
+      <w:pPr>
+        <w:spacing w:line="360" w:lineRule="auto"/>
+      </w:pPr>
+    </w:p>
+    <w:p>
+      <w:pPr>
+        <w:spacing w:line="360" w:lineRule="auto"/>
+      </w:pPr>
+    </w:p>
+    <w:p>
+      <w:pPr>
+        <w:spacing w:line="360" w:lineRule="auto"/>
+      </w:pPr>
+    </w:p>
+    <w:p>
+      <w:pPr>
+        <w:spacing w:line="360" w:lineRule="auto"/>
+      </w:pPr>
+    </w:p>
+    <w:p>
+      <w:pPr>
+        <w:spacing w:line="360" w:lineRule="auto"/>
+      </w:pPr>
+    </w:p>
+    <w:p>
+      <w:pPr>
+        <w:spacing w:line="360" w:lineRule="auto"/>
+      </w:pPr>
+    </w:p>
+    <w:p>
+      <w:pPr>
+        <w:spacing w:line="360" w:lineRule="auto"/>
+      </w:pPr>
+    </w:p>
+    <w:p>
+      <w:pPr>
+        <w:spacing w:line="360" w:lineRule="auto"/>
+      </w:pPr>
+    </w:p>
+    <w:p>
+      <w:pPr>
+        <w:spacing w:line="360" w:lineRule="auto"/>
+      </w:pPr>
+    </w:p>
+    <w:p>
+      <w:pPr>
+        <w:spacing w:line="360" w:lineRule="auto"/>
+      </w:pPr>
+    </w:p>
+    <w:p>
+      <w:pPr>
+        <w:spacing w:line="360" w:lineRule="auto"/>
+      </w:pPr>
+    </w:p>
+    <w:p>
+      <w:pPr>
+        <w:spacing w:line="360" w:lineRule="auto"/>
+      </w:pPr>
+    </w:p>
+    <w:p>
+      <w:pPr>
+        <w:spacing w:line="360" w:lineRule="auto"/>
+      </w:pPr>
+    </w:p>
+    <w:p>
+      <w:pPr>
+        <w:spacing w:line="360" w:lineRule="auto"/>
+      </w:pPr>
+    </w:p>
+    <w:p>
+      <w:pPr>
+        <w:spacing w:line="360" w:lineRule="auto"/>
+      </w:pPr>
+    </w:p>
+    <w:p>
+      <w:pPr>
+        <w:spacing w:line="360" w:lineRule="auto"/>
         <w:rPr>
           <w:b/>
           <w:bCs/>
           <w:lang w:val="en-US"/>
         </w:rPr>
-        <w:t xml:space="preserve">: </w:t>
-      </w:r>
+      </w:pPr>
       <w:r>
         <w:rPr>
           <w:b/>
           <w:bCs/>
           <w:lang w:val="en-US"/>
         </w:rPr>
-        <w:t>3 hours</w:t>
-      </w:r>
-    </w:p>
-    <w:p>
-      <w:pPr>
-        <w:spacing w:line="360" w:lineRule="auto"/>
-        <w:rPr>
-          <w:lang w:val="en-US"/>
-        </w:rPr>
-      </w:pPr>
-      <w:proofErr w:type="spellStart"/>
-      <w:r>
-        <w:rPr>
-          <w:lang w:val="en-US"/>
-        </w:rPr>
-        <w:t>Im</w:t>
-      </w:r>
-      <w:proofErr w:type="spellEnd"/>
-      <w:r>
-        <w:rPr>
-          <w:lang w:val="en-US"/>
-        </w:rPr>
-        <w:t xml:space="preserve"> planning the flow of this section as follows:</w:t>
-      </w:r>
-    </w:p>
-    <w:p>
-      <w:pPr>
-        <w:spacing w:line="360" w:lineRule="auto"/>
-        <w:rPr>
-          <w:lang w:val="en-US"/>
-        </w:rPr>
-      </w:pPr>
-      <w:proofErr w:type="gramStart"/>
-      <w:r>
-        <w:rPr>
-          <w:lang w:val="en-US"/>
-        </w:rPr>
-        <w:t>First</w:t>
-      </w:r>
-      <w:proofErr w:type="gramEnd"/>
-      <w:r>
-        <w:rPr>
-          <w:lang w:val="en-US"/>
-        </w:rPr>
-        <w:t xml:space="preserve"> I will like to start talking about the literature of urban crime and its connection with economic, commercial, and inherent urban </w:t>
-      </w:r>
-      <w:proofErr w:type="spellStart"/>
-      <w:r>
-        <w:rPr>
-          <w:lang w:val="en-US"/>
-        </w:rPr>
-        <w:t>developmemt</w:t>
-      </w:r>
-      <w:proofErr w:type="spellEnd"/>
-      <w:r>
-        <w:rPr>
-          <w:lang w:val="en-US"/>
-        </w:rPr>
-        <w:t xml:space="preserve"> (which is normally connected to socioeconomic development) within the city. Give some examples:</w:t>
-      </w:r>
-    </w:p>
-    <w:p>
-      <w:pPr>
-        <w:pStyle w:val="ListParagraph"/>
-        <w:numPr>
-          <w:ilvl w:val="0"/>
-          <w:numId w:val="5"/>
-        </w:numPr>
-        <w:spacing w:line="360" w:lineRule="auto"/>
-        <w:rPr>
-          <w:lang w:val="en-US"/>
-        </w:rPr>
-      </w:pPr>
-      <w:r>
-        <w:rPr>
-          <w:lang w:val="en-US"/>
-        </w:rPr>
-        <w:t>Tall commercial buildings</w:t>
-      </w:r>
-    </w:p>
-    <w:p>
-      <w:pPr>
-        <w:pStyle w:val="ListParagraph"/>
-        <w:numPr>
-          <w:ilvl w:val="0"/>
-          <w:numId w:val="5"/>
-        </w:numPr>
-        <w:spacing w:line="360" w:lineRule="auto"/>
-        <w:rPr>
-          <w:lang w:val="en-US"/>
-        </w:rPr>
-      </w:pPr>
-      <w:r>
-        <w:rPr>
-          <w:lang w:val="en-US"/>
-        </w:rPr>
-        <w:t xml:space="preserve">Urban transport </w:t>
-      </w:r>
-    </w:p>
-    <w:p>
-      <w:pPr>
-        <w:spacing w:line="360" w:lineRule="auto"/>
-        <w:rPr>
-          <w:lang w:val="en-US"/>
-        </w:rPr>
-      </w:pPr>
-      <w:r>
-        <w:rPr>
-          <w:lang w:val="en-US"/>
-        </w:rPr>
-        <w:t xml:space="preserve">Then tell that Research on the phenomenon of convenience </w:t>
-      </w:r>
-      <w:proofErr w:type="spellStart"/>
-      <w:r>
-        <w:rPr>
-          <w:lang w:val="en-US"/>
-        </w:rPr>
-        <w:t>stores´</w:t>
-      </w:r>
-      <w:proofErr w:type="gramStart"/>
-      <w:r>
-        <w:rPr>
-          <w:lang w:val="en-US"/>
-        </w:rPr>
-        <w:t>impact</w:t>
-      </w:r>
-      <w:proofErr w:type="spellEnd"/>
-      <w:r>
-        <w:rPr>
-          <w:lang w:val="en-US"/>
-        </w:rPr>
-        <w:t xml:space="preserve">  on</w:t>
-      </w:r>
-      <w:proofErr w:type="gramEnd"/>
-      <w:r>
-        <w:rPr>
-          <w:lang w:val="en-US"/>
-        </w:rPr>
-        <w:t xml:space="preserve"> crime is rather limited. Most papers of the topic were published during the 90s, which clearly don´t contemplate the current urban dynamics of modern cities. </w:t>
-      </w:r>
-    </w:p>
-    <w:p>
-      <w:pPr>
-        <w:spacing w:line="360" w:lineRule="auto"/>
-        <w:rPr>
-          <w:lang w:val="en-US"/>
-        </w:rPr>
-      </w:pPr>
-      <w:r>
-        <w:rPr>
-          <w:lang w:val="en-US"/>
-        </w:rPr>
-        <w:t>GIVE SOME EXAMPLES I have like 3</w:t>
-      </w:r>
-      <w:r>
-        <w:rPr>
-          <w:lang w:val="en-US"/>
-        </w:rPr>
-        <w:t>.</w:t>
-      </w:r>
-    </w:p>
-    <w:p>
-      <w:pPr>
-        <w:spacing w:line="360" w:lineRule="auto"/>
-        <w:rPr>
-          <w:lang w:val="en-US"/>
-        </w:rPr>
-      </w:pPr>
-      <w:r>
-        <w:rPr>
-          <w:highlight w:val="magenta"/>
-          <w:lang w:val="en-US"/>
-        </w:rPr>
-        <w:t>The dollar store paper</w:t>
-      </w:r>
-    </w:p>
-    <w:p>
-      <w:pPr>
-        <w:spacing w:line="360" w:lineRule="auto"/>
-        <w:rPr>
-          <w:lang w:val="en-US"/>
-        </w:rPr>
-      </w:pPr>
-      <w:r>
-        <w:rPr>
-          <w:lang w:val="en-US"/>
-        </w:rPr>
-        <w:t xml:space="preserve">And they explore this nexus exclusively on cities of developed nations, completely excluding </w:t>
-      </w:r>
-      <w:proofErr w:type="spellStart"/>
-      <w:r>
-        <w:rPr>
-          <w:lang w:val="en-US"/>
-        </w:rPr>
-        <w:t>latin</w:t>
-      </w:r>
-      <w:proofErr w:type="spellEnd"/>
-      <w:r>
-        <w:rPr>
-          <w:lang w:val="en-US"/>
-        </w:rPr>
-        <w:t xml:space="preserve"> American cities, which have </w:t>
-      </w:r>
-      <w:proofErr w:type="gramStart"/>
-      <w:r>
-        <w:rPr>
-          <w:lang w:val="en-US"/>
-        </w:rPr>
-        <w:t>particular</w:t>
-      </w:r>
-      <w:r>
-        <w:rPr>
-          <w:lang w:val="en-US"/>
-        </w:rPr>
-        <w:t xml:space="preserve"> </w:t>
-      </w:r>
-      <w:r>
-        <w:rPr>
-          <w:lang w:val="en-US"/>
-        </w:rPr>
-        <w:t>urban</w:t>
-      </w:r>
-      <w:proofErr w:type="gramEnd"/>
-      <w:r>
-        <w:rPr>
-          <w:lang w:val="en-US"/>
-        </w:rPr>
-        <w:t xml:space="preserve"> dynamics.</w:t>
-      </w:r>
-      <w:r>
-        <w:rPr>
-          <w:lang w:val="en-US"/>
-        </w:rPr>
-        <w:t xml:space="preserve"> For example, in many papers, they argue that convenience stores are normally located in low-income areas, but in </w:t>
-      </w:r>
-      <w:proofErr w:type="spellStart"/>
-      <w:r>
-        <w:rPr>
-          <w:lang w:val="en-US"/>
-        </w:rPr>
-        <w:t>bogotas</w:t>
-      </w:r>
-      <w:proofErr w:type="spellEnd"/>
-      <w:r>
-        <w:rPr>
-          <w:lang w:val="en-US"/>
-        </w:rPr>
-        <w:t xml:space="preserve"> case it is the completely opposite situation.</w:t>
-      </w:r>
-    </w:p>
-    <w:p>
-      <w:pPr>
-        <w:numPr>
-          <w:ilvl w:val="0"/>
-          <w:numId w:val="9"/>
-        </w:numPr>
-        <w:spacing w:line="360" w:lineRule="auto"/>
-      </w:pPr>
-      <w:r>
-        <w:rPr>
-          <w:lang w:val="en-US"/>
-        </w:rPr>
         <w:lastRenderedPageBreak/>
-        <w:t xml:space="preserve">This is not the case </w:t>
-      </w:r>
-      <w:proofErr w:type="spellStart"/>
-      <w:r>
-        <w:rPr>
-          <w:lang w:val="en-US"/>
-        </w:rPr>
-        <w:t>fro</w:t>
-      </w:r>
-      <w:proofErr w:type="spellEnd"/>
-      <w:r>
-        <w:rPr>
-          <w:lang w:val="en-US"/>
-        </w:rPr>
-        <w:t xml:space="preserve"> </w:t>
-      </w:r>
-      <w:proofErr w:type="spellStart"/>
-      <w:r>
-        <w:rPr>
-          <w:lang w:val="en-US"/>
-        </w:rPr>
-        <w:t>bogota</w:t>
-      </w:r>
-      <w:proofErr w:type="spellEnd"/>
-      <w:r>
-        <w:rPr>
-          <w:lang w:val="en-US"/>
-        </w:rPr>
-        <w:t xml:space="preserve"> </w:t>
+        <w:t>LITERATURE REVIEW</w:t>
       </w:r>
       <w:r>
         <w:rPr>
           <w:b/>
           <w:bCs/>
-        </w:rPr>
-        <w:t>Environmental Context:</w:t>
-      </w:r>
-      <w:r>
-        <w:t xml:space="preserve"> Many such stores </w:t>
-      </w:r>
-      <w:proofErr w:type="gramStart"/>
-      <w:r>
-        <w:t>are located in</w:t>
-      </w:r>
-      <w:proofErr w:type="gramEnd"/>
-      <w:r>
-        <w:t xml:space="preserve"> socio-economically disadvantaged areas where poverty, social disorganization, and lack of community resources exacerbate crime risks.</w:t>
-      </w:r>
-    </w:p>
-    <w:p>
-      <w:pPr>
-        <w:spacing w:line="360" w:lineRule="auto"/>
-        <w:rPr>
-          <w:lang w:val="en-US"/>
-        </w:rPr>
-      </w:pPr>
-      <w:r>
-        <w:rPr>
-          <w:lang w:val="en-US"/>
-        </w:rPr>
-        <w:t xml:space="preserve"> </w:t>
-      </w:r>
-    </w:p>
-    <w:p>
-      <w:pPr>
-        <w:spacing w:line="360" w:lineRule="auto"/>
-        <w:rPr>
-          <w:lang w:val="en-US"/>
-        </w:rPr>
-      </w:pPr>
-      <w:r>
-        <w:rPr>
-          <w:lang w:val="en-US"/>
-        </w:rPr>
-        <w:t xml:space="preserve">Within the economic literature of convenience stores, almost all papers focus on their economic impact on the </w:t>
-      </w:r>
-      <w:proofErr w:type="spellStart"/>
-      <w:r>
-        <w:rPr>
-          <w:lang w:val="en-US"/>
-        </w:rPr>
-        <w:t>labpur</w:t>
-      </w:r>
-      <w:proofErr w:type="spellEnd"/>
-      <w:r>
-        <w:rPr>
-          <w:lang w:val="en-US"/>
-        </w:rPr>
-        <w:t xml:space="preserve"> market and retail businesses. Like </w:t>
-      </w:r>
-      <w:proofErr w:type="spellStart"/>
-      <w:r>
-        <w:rPr>
-          <w:lang w:val="en-US"/>
-        </w:rPr>
-        <w:t>marcos</w:t>
-      </w:r>
-      <w:proofErr w:type="spellEnd"/>
-      <w:r>
-        <w:rPr>
-          <w:lang w:val="en-US"/>
-        </w:rPr>
-        <w:t xml:space="preserve"> …. Others have focused of exploring the impact of hard discount stores, where XXXX. </w:t>
-      </w:r>
-    </w:p>
-    <w:p>
-      <w:pPr>
-        <w:spacing w:line="360" w:lineRule="auto"/>
-        <w:rPr>
-          <w:lang w:val="en-US"/>
-        </w:rPr>
-      </w:pPr>
-      <w:r>
-        <w:rPr>
-          <w:lang w:val="en-US"/>
-        </w:rPr>
-        <w:t xml:space="preserve">But not many papers explore these stores impact on crew, even fewer explore it in an intracity environment, specifically in Bogota.  </w:t>
-      </w:r>
-      <w:r>
-        <w:rPr>
-          <w:lang w:val="en-US"/>
-        </w:rPr>
-        <w:t xml:space="preserve">One paper explores the impact of </w:t>
-      </w:r>
-      <w:r>
-        <w:rPr>
-          <w:lang w:val="en-US"/>
-        </w:rPr>
-        <w:t>XXXXXX</w:t>
-      </w:r>
-    </w:p>
-    <w:p>
-      <w:pPr>
-        <w:spacing w:line="360" w:lineRule="auto"/>
-        <w:rPr>
-          <w:lang w:val="en-US"/>
-        </w:rPr>
-      </w:pPr>
-    </w:p>
-    <w:p>
-      <w:pPr>
-        <w:spacing w:line="360" w:lineRule="auto"/>
-        <w:rPr>
-          <w:lang w:val="en-US"/>
-        </w:rPr>
-      </w:pPr>
-      <w:r>
-        <w:rPr>
-          <w:lang w:val="en-US"/>
-        </w:rPr>
-        <w:t>HOWEVER, Criminal urban literature IN BOGOTA tends to focus in XXXXX</w:t>
-      </w:r>
-    </w:p>
-    <w:p>
-      <w:pPr>
-        <w:spacing w:line="360" w:lineRule="auto"/>
-        <w:rPr>
-          <w:lang w:val="en-US"/>
-        </w:rPr>
-      </w:pPr>
-    </w:p>
-    <w:p>
-      <w:pPr>
-        <w:spacing w:line="360" w:lineRule="auto"/>
-        <w:rPr>
-          <w:lang w:val="en-US"/>
-        </w:rPr>
-      </w:pPr>
-      <w:r>
-        <w:rPr>
-          <w:lang w:val="en-US"/>
-        </w:rPr>
-        <w:t xml:space="preserve">Then talk about the paper, what </w:t>
-      </w:r>
-      <w:proofErr w:type="spellStart"/>
-      <w:r>
-        <w:rPr>
-          <w:lang w:val="en-US"/>
-        </w:rPr>
-        <w:t>Im</w:t>
-      </w:r>
-      <w:proofErr w:type="spellEnd"/>
-      <w:r>
-        <w:rPr>
-          <w:lang w:val="en-US"/>
-        </w:rPr>
-        <w:t xml:space="preserve"> pursuing, and what is the literature gap </w:t>
-      </w:r>
-      <w:proofErr w:type="spellStart"/>
-      <w:r>
-        <w:rPr>
-          <w:lang w:val="en-US"/>
-        </w:rPr>
-        <w:t>im</w:t>
-      </w:r>
-      <w:proofErr w:type="spellEnd"/>
-      <w:r>
-        <w:rPr>
-          <w:lang w:val="en-US"/>
-        </w:rPr>
-        <w:t xml:space="preserve"> trying to cover. Tell again the purpose on the paper… </w:t>
-      </w:r>
-    </w:p>
-    <w:p>
-      <w:pPr>
-        <w:spacing w:line="360" w:lineRule="auto"/>
-        <w:rPr>
-          <w:lang w:val="en-US"/>
-        </w:rPr>
-      </w:pPr>
-    </w:p>
-    <w:p>
-      <w:pPr>
-        <w:spacing w:line="360" w:lineRule="auto"/>
+          <w:lang w:val="en-US"/>
+        </w:rPr>
+        <w:t xml:space="preserve">: </w:t>
+      </w:r>
+      <w:r>
         <w:rPr>
           <w:b/>
           <w:bCs/>
           <w:lang w:val="en-US"/>
         </w:rPr>
-      </w:pPr>
+        <w:t>4</w:t>
+      </w:r>
       <w:r>
         <w:rPr>
           <w:b/>
           <w:bCs/>
           <w:lang w:val="en-US"/>
         </w:rPr>
-        <w:t>DATA SOURCES 1hour 30min</w:t>
+        <w:t xml:space="preserve"> hours</w:t>
+      </w:r>
+      <w:r>
+        <w:rPr>
+          <w:b/>
+          <w:bCs/>
+          <w:lang w:val="en-US"/>
+        </w:rPr>
+        <w:t xml:space="preserve"> 3 pages</w:t>
+      </w:r>
+    </w:p>
+    <w:p>
+      <w:pPr>
+        <w:spacing w:line="360" w:lineRule="auto"/>
+        <w:ind w:firstLine="720"/>
+        <w:jc w:val="both"/>
+      </w:pPr>
+      <w:r>
+        <w:rPr>
+          <w:lang w:val="en-US"/>
+        </w:rPr>
+        <w:t xml:space="preserve">In the context of urban economics, spatial econometrics and crime literature, various studies have explored how </w:t>
+      </w:r>
+      <w:r>
+        <w:t>built environment</w:t>
+      </w:r>
+      <w:r>
+        <w:t xml:space="preserve"> </w:t>
+      </w:r>
+      <w:r>
+        <w:t>features and infrastructure shape </w:t>
+      </w:r>
+      <w:r>
+        <w:rPr>
+          <w:lang w:val="en-US"/>
+        </w:rPr>
+        <w:t xml:space="preserve">crime activity in cities. </w:t>
+      </w:r>
+      <w:proofErr w:type="gramStart"/>
+      <w:r>
+        <w:rPr>
+          <w:lang w:val="en-US"/>
+        </w:rPr>
+        <w:t>A number of</w:t>
+      </w:r>
+      <w:proofErr w:type="gramEnd"/>
+      <w:r>
+        <w:rPr>
+          <w:lang w:val="en-US"/>
+        </w:rPr>
+        <w:t xml:space="preserve"> empirical analyses </w:t>
+      </w:r>
+      <w:r>
+        <w:t xml:space="preserve">have investigated this by exploring the causal impact of urban public transit on crime. </w:t>
+      </w:r>
+      <w:r>
+        <w:rPr>
+          <w:lang w:val="en-US"/>
+        </w:rPr>
+        <w:t xml:space="preserve"> \</w:t>
+      </w:r>
+      <w:proofErr w:type="gramStart"/>
+      <w:r>
+        <w:rPr>
+          <w:lang w:val="en-US"/>
+        </w:rPr>
+        <w:t>cite</w:t>
+      </w:r>
+      <w:proofErr w:type="gramEnd"/>
+      <w:r>
+        <w:rPr>
+          <w:lang w:val="en-US"/>
+        </w:rPr>
+        <w:t>{</w:t>
+      </w:r>
+      <w:r>
+        <w:t>ijgi10100632</w:t>
+      </w:r>
+      <w:r>
+        <w:t>}</w:t>
+      </w:r>
+      <w:r>
+        <w:rPr>
+          <w:lang w:val="en-US"/>
+        </w:rPr>
+        <w:t xml:space="preserve">, for example, </w:t>
+      </w:r>
+      <w:r>
+        <w:t>assess</w:t>
+      </w:r>
+      <w:r>
+        <w:t xml:space="preserve">ed the impact of two new </w:t>
+      </w:r>
+      <w:r>
+        <w:t>subway</w:t>
+      </w:r>
+      <w:r>
+        <w:t xml:space="preserve"> lines implemented in 2017 in ZG city, China, on thefts </w:t>
+      </w:r>
+      <w:r>
+        <w:t>in</w:t>
+      </w:r>
+      <w:r>
+        <w:t xml:space="preserve"> the surrounding areas.</w:t>
+      </w:r>
+      <w:r>
+        <w:t xml:space="preserve"> </w:t>
+      </w:r>
+      <w:r>
+        <w:t>By employing a Difference-in-Differences (DiD) framework, they found that in the short run, theft increased by 15</w:t>
+      </w:r>
+      <w:r>
+        <w:t>\</w:t>
+      </w:r>
+      <w:r>
+        <w:t xml:space="preserve">%. </w:t>
+      </w:r>
+      <w:r>
+        <w:rPr>
+          <w:lang w:val="en-US"/>
+        </w:rPr>
+        <w:t xml:space="preserve">Others, on the other hand, have ventured to explore the paper of new urban policies and </w:t>
+      </w:r>
+      <w:r>
+        <w:t>infrastructure interventions</w:t>
+      </w:r>
+      <w:r>
+        <w:t xml:space="preserve"> </w:t>
+      </w:r>
+      <w:r>
+        <w:rPr>
+          <w:lang w:val="en-US"/>
+        </w:rPr>
+        <w:t>on this topic. \</w:t>
+      </w:r>
+      <w:proofErr w:type="gramStart"/>
+      <w:r>
+        <w:rPr>
+          <w:lang w:val="en-US"/>
+        </w:rPr>
+        <w:t>cite</w:t>
+      </w:r>
+      <w:proofErr w:type="gramEnd"/>
+      <w:r>
+        <w:rPr>
+          <w:lang w:val="en-US"/>
+        </w:rPr>
+        <w:t>{</w:t>
+      </w:r>
+      <w:r>
+        <w:t>do</w:t>
+      </w:r>
+      <w:r>
+        <w:t>minguez2022crimetime</w:t>
+      </w:r>
+      <w:r>
+        <w:rPr>
+          <w:lang w:val="en-US"/>
+        </w:rPr>
+        <w:t xml:space="preserve">} paper is one case, as they study </w:t>
+      </w:r>
+      <w:r>
+        <w:t>the causal effect of ambient light on crime in Santiago</w:t>
+      </w:r>
+      <w:r>
+        <w:t xml:space="preserve">, Chile, by using the </w:t>
+      </w:r>
+      <w:r>
+        <w:t>"Daylight Saving Time" policy</w:t>
+      </w:r>
+      <w:r>
+        <w:t xml:space="preserve"> </w:t>
+      </w:r>
+      <w:r>
+        <w:t>as a natural experiment</w:t>
+      </w:r>
+      <w:r>
+        <w:t>. Due to this policy, they could find that an increase of one hour of</w:t>
+      </w:r>
+      <w:r>
+        <w:t> ambient light exposure</w:t>
+      </w:r>
+      <w:r>
+        <w:t xml:space="preserve"> between 7 and 9 reduced thefts by 30\%.  \hl{</w:t>
+      </w:r>
+      <w:r>
+        <w:rPr>
+          <w:highlight w:val="yellow"/>
+        </w:rPr>
+        <w:t>These studies empahsize on XXXXX (give emphasis on a crime literature concept)</w:t>
+      </w:r>
+      <w:r>
+        <w:t>}\\</w:t>
+      </w:r>
+    </w:p>
+    <w:p>
+      <w:pPr>
+        <w:spacing w:line="360" w:lineRule="auto"/>
+        <w:ind w:firstLine="720"/>
+        <w:jc w:val="both"/>
+      </w:pPr>
+      <w:r>
+        <w:rPr>
+          <w:lang w:val="en-US"/>
+        </w:rPr>
+        <w:t xml:space="preserve">Retail chains can be considered </w:t>
+      </w:r>
+      <w:r>
+        <w:rPr>
+          <w:lang w:val="en-US"/>
+        </w:rPr>
+        <w:t xml:space="preserve">as </w:t>
+      </w:r>
+      <w:r>
+        <w:rPr>
+          <w:lang w:val="en-US"/>
+        </w:rPr>
+        <w:t>built</w:t>
+      </w:r>
+      <w:r>
+        <w:t xml:space="preserve"> environment</w:t>
+      </w:r>
+      <w:r>
+        <w:t xml:space="preserve"> </w:t>
+      </w:r>
+      <w:r>
+        <w:t>features </w:t>
+      </w:r>
+      <w:r>
+        <w:rPr>
+          <w:lang w:val="en-US"/>
+        </w:rPr>
+        <w:t xml:space="preserve">that may influence urban crime activity. While different studies have </w:t>
+      </w:r>
+      <w:r>
+        <w:t xml:space="preserve">extensively explored their role, these previous inquiries </w:t>
+      </w:r>
+      <w:r>
+        <w:rPr>
+          <w:lang w:val="en-US"/>
+        </w:rPr>
+        <w:t>have their own limitations</w:t>
+      </w:r>
+      <w:r>
+        <w:t xml:space="preserve">. </w:t>
+      </w:r>
+      <w:r>
+        <w:t>A substantial body of research dates back to the pre-2000s era,</w:t>
+      </w:r>
+      <w:r>
+        <w:rPr>
+          <w:lang w:val="en-US"/>
+        </w:rPr>
+        <w:t xml:space="preserve"> meaning that their findings do not contemplate </w:t>
+      </w:r>
+      <w:r>
+        <w:rPr>
+          <w:lang w:val="en-US"/>
+        </w:rPr>
+        <w:t>the current urban dynamics of modern cities</w:t>
+      </w:r>
+      <w:r>
+        <w:rPr>
+          <w:lang w:val="en-US"/>
+        </w:rPr>
+        <w:t>. Nonetheless</w:t>
+      </w:r>
+      <w:r>
+        <w:t>, these foundational studies provide a critical perspective on the underlying mechanics of crime</w:t>
+      </w:r>
+      <w:r>
+        <w:rPr>
+          <w:lang w:val="en-US"/>
+        </w:rPr>
+        <w:t xml:space="preserve">. For instance, early </w:t>
+      </w:r>
+      <w:r>
+        <w:t xml:space="preserve">investigations focused on identifying </w:t>
+      </w:r>
+      <w:r>
+        <w:t xml:space="preserve">the </w:t>
+      </w:r>
+      <w:r>
+        <w:rPr>
+          <w:lang w:val="en-US"/>
+        </w:rPr>
+        <w:t xml:space="preserve">characteristics that influenced the propensity of convenience stores to be </w:t>
+      </w:r>
+      <w:r>
+        <w:t>targeted for robbery</w:t>
+      </w:r>
+      <w:r>
+        <w:rPr>
+          <w:lang w:val="en-US"/>
+        </w:rPr>
+        <w:t>. They identified that stores that operated for longer hours at night were more likely to be robbed, as there are fewer people around \</w:t>
+      </w:r>
+      <w:proofErr w:type="spellStart"/>
+      <w:r>
+        <w:rPr>
+          <w:lang w:val="en-US"/>
+        </w:rPr>
+        <w:t>parencitecite</w:t>
+      </w:r>
+      <w:proofErr w:type="spellEnd"/>
+      <w:r>
+        <w:rPr>
+          <w:lang w:val="en-US"/>
+        </w:rPr>
+        <w:t>{</w:t>
+      </w:r>
+      <w:r>
+        <w:t>dalessio1990crime</w:t>
+      </w:r>
+      <w:r>
+        <w:rPr>
+          <w:lang w:val="en-US"/>
+        </w:rPr>
+        <w:t xml:space="preserve">}. Others found that these types of stores were more prone to be robbed due to the lack of </w:t>
+      </w:r>
+      <w:r>
+        <w:t>visible security such as police presence, security guards, or effective alarm</w:t>
+      </w:r>
+      <w:r>
+        <w:t xml:space="preserve"> systems \</w:t>
+      </w:r>
+      <w:proofErr w:type="gramStart"/>
+      <w:r>
+        <w:t>parencitecite{</w:t>
+      </w:r>
+      <w:proofErr w:type="gramEnd"/>
+      <w:r>
+        <w:t>Wellford1997</w:t>
+      </w:r>
+      <w:r>
+        <w:t xml:space="preserve">, </w:t>
+      </w:r>
+      <w:r>
+        <w:t>Dugato2026</w:t>
+      </w:r>
+      <w:r>
+        <w:t>}</w:t>
+      </w:r>
+      <w:r>
+        <w:rPr>
+          <w:lang w:val="en-US"/>
+        </w:rPr>
+        <w:t xml:space="preserve">. Although useful, they fail to account for convenience stores’ role on crime of their </w:t>
+      </w:r>
+      <w:proofErr w:type="spellStart"/>
+      <w:r>
+        <w:rPr>
+          <w:lang w:val="en-US"/>
+        </w:rPr>
+        <w:t>i</w:t>
+      </w:r>
+      <w:proofErr w:type="spellEnd"/>
+      <w:r>
+        <w:t>mmediate surroundings</w:t>
+      </w:r>
+      <w:r>
+        <w:rPr>
+          <w:lang w:val="en-US"/>
+        </w:rPr>
+        <w:t>.\\</w:t>
+      </w:r>
+    </w:p>
+    <w:p>
+      <w:pPr>
+        <w:spacing w:line="360" w:lineRule="auto"/>
+        <w:ind w:firstLine="720"/>
+        <w:jc w:val="both"/>
+      </w:pPr>
+      <w:r>
+        <w:rPr>
+          <w:lang w:val="en-US"/>
+        </w:rPr>
+        <w:lastRenderedPageBreak/>
+        <w:t xml:space="preserve">On the other hand, </w:t>
+      </w:r>
+      <w:r>
+        <w:rPr>
+          <w:lang w:val="en-US"/>
+        </w:rPr>
+        <w:t xml:space="preserve">other recent publications </w:t>
+      </w:r>
+      <w:r>
+        <w:t>ha</w:t>
+      </w:r>
+      <w:r>
+        <w:t>ve</w:t>
+      </w:r>
+      <w:r>
+        <w:t xml:space="preserve"> examined the influence of analogous commercial establishments on urban crime</w:t>
+      </w:r>
+      <w:r>
+        <w:rPr>
+          <w:lang w:val="en-US"/>
+        </w:rPr>
+        <w:t xml:space="preserve">. </w:t>
+      </w:r>
+      <w:r>
+        <w:t>While some of these studies do not focus exclusively on convenience stores, they utilize other retail outlets with similar operational profiles</w:t>
+      </w:r>
+      <w:r>
+        <w:t xml:space="preserve"> which can serve as proxies for what this thesis aims to </w:t>
+      </w:r>
+      <w:r>
+        <w:t>investigate.</w:t>
+      </w:r>
+      <w:r>
+        <w:t> \textcite{askey2018fast}</w:t>
+      </w:r>
+      <w:r>
+        <w:t xml:space="preserve"> is and example as </w:t>
+      </w:r>
+      <w:r>
+        <w:t>the</w:t>
+      </w:r>
+      <w:r>
+        <w:t xml:space="preserve"> </w:t>
+      </w:r>
+      <w:r>
+        <w:t>authors pooled</w:t>
+      </w:r>
+      <w:r>
+        <w:t xml:space="preserve"> </w:t>
+      </w:r>
+      <w:r>
+        <w:t>data from fast-food restaurants and convenience stores in Seattle</w:t>
+      </w:r>
+      <w:r>
+        <w:t xml:space="preserve">. They used </w:t>
+      </w:r>
+      <w:r>
+        <w:t>sales revenue as a proxy for human activity</w:t>
+      </w:r>
+      <w:r>
+        <w:t xml:space="preserve"> to count </w:t>
+      </w:r>
+      <w:r>
+        <w:t xml:space="preserve">the </w:t>
+      </w:r>
+      <w:r>
+        <w:t>different</w:t>
+      </w:r>
+      <w:r>
+        <w:t xml:space="preserve"> levels of operational intensity across locations,</w:t>
+      </w:r>
+      <w:r>
+        <w:t xml:space="preserve"> and aimed </w:t>
+      </w:r>
+      <w:r>
+        <w:t>to explain crime patterns in the immediate surroundings of these establishments.</w:t>
+      </w:r>
+      <w:r>
+        <w:t xml:space="preserve"> Their results </w:t>
+      </w:r>
+      <w:r>
+        <w:t>i</w:t>
+      </w:r>
+      <w:r>
+        <w:t xml:space="preserve">ndicate that stores with higher average sales were associated with </w:t>
+      </w:r>
+      <w:r>
+        <w:t>with a 7.4</w:t>
+      </w:r>
+      <w:r>
+        <w:t>\</w:t>
+      </w:r>
+      <w:r>
+        <w:t>% increase in expected crime counts.</w:t>
+      </w:r>
+      <w:r>
+        <w:t xml:space="preserve"> Conversely, \cite{</w:t>
+      </w:r>
+      <w:r>
+        <w:t>feng2019aggravating</w:t>
+      </w:r>
+      <w:r>
+        <w:t xml:space="preserve">} contribute to this discussion by finding that </w:t>
+      </w:r>
+      <w:r>
+        <w:rPr>
+          <w:lang w:val="en-US"/>
+        </w:rPr>
+        <w:t xml:space="preserve">alcohol </w:t>
+      </w:r>
+      <w:r>
+        <w:rPr>
+          <w:lang w:val="en-US"/>
+        </w:rPr>
+        <w:t>outlets</w:t>
+      </w:r>
+      <w:r>
+        <w:rPr>
+          <w:lang w:val="en-US"/>
+        </w:rPr>
+        <w:t xml:space="preserve"> influenced the likelihood of </w:t>
+      </w:r>
+      <w:r>
+        <w:rPr>
+          <w:lang w:val="en-US"/>
+        </w:rPr>
+        <w:t>aggravated assault and street robbery</w:t>
+      </w:r>
+      <w:r>
+        <w:rPr>
+          <w:lang w:val="en-US"/>
+        </w:rPr>
+        <w:t xml:space="preserve"> </w:t>
+      </w:r>
+      <w:r>
+        <w:rPr>
+          <w:lang w:val="en-US"/>
+        </w:rPr>
+        <w:t>in New York City</w:t>
+      </w:r>
+      <w:r>
+        <w:rPr>
+          <w:lang w:val="en-US"/>
+        </w:rPr>
+        <w:t xml:space="preserve">. </w:t>
+      </w:r>
+      <w:r>
+        <w:t xml:space="preserve">Their findings reveal </w:t>
+      </w:r>
+      <w:r>
+        <w:rPr>
+          <w:lang w:val="en-US"/>
+        </w:rPr>
+        <w:t xml:space="preserve">differential impacts depending on the type of outlet (if it is a bar, a grocery store, or other similar establishment); </w:t>
+      </w:r>
+      <w:r>
+        <w:rPr>
+          <w:lang w:val="en-US"/>
+        </w:rPr>
+        <w:t>for instance, the authors highlighted that in</w:t>
+      </w:r>
+      <w:r>
+        <w:t xml:space="preserve"> </w:t>
+      </w:r>
+      <w:r>
+        <w:t>Manhattan</w:t>
+      </w:r>
+      <w:r>
+        <w:t xml:space="preserve"> and the Bronx, </w:t>
+      </w:r>
+      <w:r>
+        <w:t>proximity within two blocks of a grocery store increased the relative risk of street robbery by more than sixfold.</w:t>
+      </w:r>
+      <w:r>
+        <w:t xml:space="preserve">\\ </w:t>
+      </w:r>
+    </w:p>
+    <w:p>
+      <w:pPr>
+        <w:spacing w:line="360" w:lineRule="auto"/>
+        <w:ind w:firstLine="720"/>
+        <w:jc w:val="both"/>
+      </w:pPr>
+      <w:r>
+        <w:rPr>
+          <w:highlight w:val="red"/>
+        </w:rPr>
+        <w:t>Finally, TALK ABOUT THE DOLLAR STORESPLEASE PLEASE PLEASE</w:t>
+      </w:r>
+    </w:p>
+    <w:p>
+      <w:pPr>
+        <w:spacing w:line="360" w:lineRule="auto"/>
+        <w:ind w:firstLine="720"/>
+        <w:jc w:val="both"/>
+      </w:pPr>
+      <w:r>
+        <w:t>Although these studies offer a useful baseline</w:t>
+      </w:r>
+      <w:r>
+        <w:rPr>
+          <w:lang w:val="en-US"/>
+        </w:rPr>
+        <w:t xml:space="preserve"> of how convenience stores, and specifically OXXO, impact nearby crime, </w:t>
+      </w:r>
+      <w:r>
+        <w:t xml:space="preserve">they present an incomplete perspective </w:t>
+      </w:r>
+      <w:r>
+        <w:t>as</w:t>
+      </w:r>
+      <w:r>
+        <w:rPr>
+          <w:lang w:val="en-US"/>
+        </w:rPr>
+        <w:t xml:space="preserve"> they exclusively explored this </w:t>
+      </w:r>
+      <w:r>
+        <w:rPr>
+          <w:lang w:val="en-US"/>
+        </w:rPr>
+        <w:t>nexus</w:t>
+      </w:r>
+      <w:r>
+        <w:rPr>
+          <w:lang w:val="en-US"/>
+        </w:rPr>
+        <w:t xml:space="preserve"> in cities of high-income</w:t>
+      </w:r>
+      <w:r>
+        <w:rPr>
+          <w:lang w:val="en-US"/>
+        </w:rPr>
+        <w:t xml:space="preserve"> nations</w:t>
+      </w:r>
+      <w:r>
+        <w:rPr>
+          <w:lang w:val="en-US"/>
+        </w:rPr>
+        <w:t xml:space="preserve">. To build a more robust theory, these hypotheses must be tested </w:t>
+      </w:r>
+      <w:r>
+        <w:t>within </w:t>
+      </w:r>
+      <w:r>
+        <w:t xml:space="preserve">Latin American cities </w:t>
+      </w:r>
+      <w:r>
+        <w:rPr>
+          <w:lang w:val="en-US"/>
+        </w:rPr>
+        <w:t xml:space="preserve">which have </w:t>
+      </w:r>
+      <w:proofErr w:type="gramStart"/>
+      <w:r>
+        <w:rPr>
+          <w:lang w:val="en-US"/>
+        </w:rPr>
+        <w:t>particular urban</w:t>
+      </w:r>
+      <w:proofErr w:type="gramEnd"/>
+      <w:r>
+        <w:rPr>
+          <w:lang w:val="en-US"/>
+        </w:rPr>
+        <w:t xml:space="preserve"> dynamics.</w:t>
+      </w:r>
+      <w:r>
+        <w:rPr>
+          <w:lang w:val="en-US"/>
+        </w:rPr>
+        <w:t xml:space="preserve"> M</w:t>
+      </w:r>
+      <w:r>
+        <w:rPr>
+          <w:lang w:val="en-US"/>
+        </w:rPr>
+        <w:t>any papers</w:t>
+      </w:r>
+      <w:r>
+        <w:rPr>
+          <w:lang w:val="en-US"/>
+        </w:rPr>
+        <w:t xml:space="preserve"> a</w:t>
+      </w:r>
+      <w:r>
+        <w:rPr>
+          <w:lang w:val="en-US"/>
+        </w:rPr>
+        <w:t xml:space="preserve">rgue that convenience stores are normally </w:t>
+      </w:r>
+      <w:r>
+        <w:rPr>
+          <w:lang w:val="en-US"/>
+        </w:rPr>
+        <w:t xml:space="preserve">located in </w:t>
+      </w:r>
+      <w:r>
+        <w:t>socio-economically disadvantaged areas</w:t>
+      </w:r>
+      <w:r>
+        <w:rPr>
+          <w:lang w:val="en-US"/>
+        </w:rPr>
+        <w:t xml:space="preserve"> </w:t>
+      </w:r>
+      <w:r>
+        <w:t>where poverty, social disorganization, and lack of community resources exacerbate crime risks</w:t>
+      </w:r>
+      <w:r>
+        <w:rPr>
+          <w:lang w:val="en-US"/>
+        </w:rPr>
+        <w:t xml:space="preserve"> \</w:t>
+      </w:r>
+      <w:proofErr w:type="spellStart"/>
+      <w:proofErr w:type="gramStart"/>
+      <w:r>
+        <w:rPr>
+          <w:lang w:val="en-US"/>
+        </w:rPr>
+        <w:t>paren</w:t>
+      </w:r>
+      <w:r>
+        <w:rPr>
+          <w:lang w:val="en-US"/>
+        </w:rPr>
+        <w:t>cite</w:t>
+      </w:r>
+      <w:proofErr w:type="spellEnd"/>
+      <w:r>
+        <w:rPr>
+          <w:lang w:val="en-US"/>
+        </w:rPr>
+        <w:t>{</w:t>
+      </w:r>
+      <w:proofErr w:type="gramEnd"/>
+      <w:r>
+        <w:t>shin2024dollar</w:t>
+      </w:r>
+      <w:r>
+        <w:t xml:space="preserve">, </w:t>
+      </w:r>
+      <w:r>
+        <w:t>Dugato2026</w:t>
+      </w:r>
+      <w:r>
+        <w:rPr>
+          <w:lang w:val="en-US"/>
+        </w:rPr>
+        <w:t>}</w:t>
+      </w:r>
+      <w:r>
+        <w:rPr>
+          <w:lang w:val="en-US"/>
+        </w:rPr>
+        <w:t xml:space="preserve">, but in </w:t>
+      </w:r>
+      <w:r>
+        <w:rPr>
+          <w:lang w:val="en-US"/>
+        </w:rPr>
+        <w:t xml:space="preserve">cities like Bogotá the situation is not analogous. </w:t>
+      </w:r>
+      <w:r>
+        <w:rPr>
+          <w:lang w:val="en-US"/>
+        </w:rPr>
+        <w:t xml:space="preserve">OXXO in </w:t>
+      </w:r>
+      <w:r>
+        <w:rPr>
+          <w:lang w:val="en-US"/>
+        </w:rPr>
+        <w:t>Bogotá</w:t>
+      </w:r>
+      <w:r>
+        <w:rPr>
+          <w:lang w:val="en-US"/>
+        </w:rPr>
+        <w:t>, for instance, does no</w:t>
+      </w:r>
+      <w:r>
+        <w:rPr>
+          <w:lang w:val="en-US"/>
+        </w:rPr>
+        <w:t>t</w:t>
+      </w:r>
+      <w:r>
+        <w:rPr>
+          <w:lang w:val="en-US"/>
+        </w:rPr>
+        <w:t xml:space="preserve"> follow this rule as it </w:t>
+      </w:r>
+      <w:r>
+        <w:rPr>
+          <w:lang w:val="en-US"/>
+        </w:rPr>
+        <w:t>in</w:t>
+      </w:r>
+      <w:r>
+        <w:rPr>
+          <w:lang w:val="en-US"/>
+        </w:rPr>
+        <w:t>st</w:t>
+      </w:r>
+      <w:r>
+        <w:rPr>
+          <w:lang w:val="en-US"/>
+        </w:rPr>
+        <w:t xml:space="preserve">ead </w:t>
+      </w:r>
+      <w:r>
+        <w:rPr>
+          <w:lang w:val="en-US"/>
+        </w:rPr>
+        <w:t xml:space="preserve">prioritizes to open locations in middle to high income neighborhoods, and places with high commercial activity and influx of people.\\ </w:t>
+      </w:r>
+    </w:p>
+    <w:p>
+      <w:pPr>
+        <w:spacing w:line="360" w:lineRule="auto"/>
+        <w:ind w:firstLine="720"/>
+        <w:jc w:val="both"/>
+      </w:pPr>
+      <w:r>
+        <w:t>In Latin</w:t>
+      </w:r>
+      <w:r>
+        <w:t xml:space="preserve"> </w:t>
+      </w:r>
+      <w:r>
+        <w:t>America, the economic literature regarding convenience stores remains </w:t>
+      </w:r>
+      <w:r>
+        <w:t xml:space="preserve">limited. </w:t>
+      </w:r>
+      <w:r>
+        <w:t>Recent investigations</w:t>
+      </w:r>
+      <w:r>
+        <w:t xml:space="preserve"> have explored their causal role </w:t>
+      </w:r>
+      <w:r>
+        <w:t xml:space="preserve">on various labor </w:t>
+      </w:r>
+      <w:r>
+        <w:lastRenderedPageBreak/>
+        <w:t>market indicators</w:t>
+      </w:r>
+      <w:r>
+        <w:t xml:space="preserve"> </w:t>
+      </w:r>
+      <w:r>
+        <w:t>\parencite{delgado2024</w:t>
+      </w:r>
+      <w:r>
+        <w:t xml:space="preserve">, </w:t>
+      </w:r>
+      <w:r>
+        <w:t>marcos2022}</w:t>
+      </w:r>
+      <w:r>
+        <w:t xml:space="preserve">. </w:t>
+      </w:r>
+      <w:r>
+        <w:t>However, despite this growing interest in labor dynamics,</w:t>
+      </w:r>
+      <w:r>
+        <w:t xml:space="preserve"> </w:t>
+      </w:r>
+      <w:r>
+        <w:t>the spatial relationship between these establishments and urban security in the region has been largely overlooked.</w:t>
+      </w:r>
+      <w:r>
+        <w:t xml:space="preserve"> Specifically in </w:t>
+      </w:r>
+      <w:r>
+        <w:rPr>
+          <w:lang w:val="en-US"/>
+        </w:rPr>
+        <w:t>Bogotá</w:t>
+      </w:r>
+      <w:r>
+        <w:t xml:space="preserve"> </w:t>
+      </w:r>
+      <w:r>
+        <w:t xml:space="preserve">crime literature </w:t>
+      </w:r>
+      <w:r>
+        <w:t>has primarily focused on public transport, general socioeconomic urban caracteristics, and policy intervention impact on crime</w:t>
+      </w:r>
+      <w:r>
+        <w:t xml:space="preserve"> \parencite{</w:t>
+      </w:r>
+      <w:r>
+        <w:t>moreno2005impacto</w:t>
+      </w:r>
+      <w:r>
+        <w:t xml:space="preserve">, </w:t>
+      </w:r>
+      <w:r>
+        <w:t>bacares2013impact</w:t>
+      </w:r>
+      <w:r>
+        <w:t>}</w:t>
+      </w:r>
+      <w:r>
+        <w:t xml:space="preserve">. The </w:t>
+      </w:r>
+      <w:r>
+        <w:t>investigations that have actually explored this topic are counted; for example, \cite{</w:t>
+      </w:r>
+      <w:r>
+        <w:t>jaramillo2021low</w:t>
+      </w:r>
+      <w:r>
+        <w:t>} used the same method as \parencite{</w:t>
+      </w:r>
+      <w:r>
+        <w:t>shin2024dollar</w:t>
+      </w:r>
+      <w:r>
+        <w:t xml:space="preserve">} to study the </w:t>
+      </w:r>
+    </w:p>
+    <w:p>
+      <w:pPr>
+        <w:spacing w:line="360" w:lineRule="auto"/>
+        <w:rPr>
+          <w:highlight w:val="yellow"/>
+          <w:lang w:val="en-US"/>
+        </w:rPr>
+      </w:pPr>
+    </w:p>
+    <w:p>
+      <w:pPr>
+        <w:spacing w:line="360" w:lineRule="auto"/>
+        <w:rPr>
+          <w:lang w:val="en-US"/>
+        </w:rPr>
+      </w:pPr>
+      <w:proofErr w:type="gramStart"/>
+      <w:r>
+        <w:rPr>
+          <w:lang w:val="en-US"/>
+        </w:rPr>
+        <w:t>Finally</w:t>
+      </w:r>
+      <w:proofErr w:type="gramEnd"/>
+      <w:r>
+        <w:rPr>
+          <w:lang w:val="en-US"/>
+        </w:rPr>
+        <w:t xml:space="preserve"> what is the research gat this investigation looks to attack</w:t>
+      </w:r>
+    </w:p>
+    <w:p>
+      <w:pPr>
+        <w:spacing w:line="360" w:lineRule="auto"/>
+        <w:rPr>
+          <w:lang w:val="en-US"/>
+        </w:rPr>
+      </w:pPr>
+    </w:p>
+    <w:p>
+      <w:pPr>
+        <w:spacing w:line="360" w:lineRule="auto"/>
+        <w:rPr>
+          <w:lang w:val="en-US"/>
+        </w:rPr>
+      </w:pPr>
+      <w:r>
+        <w:rPr>
+          <w:highlight w:val="yellow"/>
+          <w:lang w:val="en-US"/>
+        </w:rPr>
+        <w:t xml:space="preserve">Then talk about the paper, what </w:t>
+      </w:r>
+      <w:proofErr w:type="spellStart"/>
+      <w:r>
+        <w:rPr>
+          <w:highlight w:val="yellow"/>
+          <w:lang w:val="en-US"/>
+        </w:rPr>
+        <w:t>Im</w:t>
+      </w:r>
+      <w:proofErr w:type="spellEnd"/>
+      <w:r>
+        <w:rPr>
+          <w:highlight w:val="yellow"/>
+          <w:lang w:val="en-US"/>
+        </w:rPr>
+        <w:t xml:space="preserve"> pursuing, and what is the literature gap </w:t>
+      </w:r>
+      <w:proofErr w:type="spellStart"/>
+      <w:r>
+        <w:rPr>
+          <w:highlight w:val="yellow"/>
+          <w:lang w:val="en-US"/>
+        </w:rPr>
+        <w:t>im</w:t>
+      </w:r>
+      <w:proofErr w:type="spellEnd"/>
+      <w:r>
+        <w:rPr>
+          <w:highlight w:val="yellow"/>
+          <w:lang w:val="en-US"/>
+        </w:rPr>
+        <w:t xml:space="preserve"> trying to cover. Tell again the purpose on the paper…</w:t>
+      </w:r>
+      <w:r>
+        <w:rPr>
+          <w:lang w:val="en-US"/>
+        </w:rPr>
+        <w:t xml:space="preserve"> </w:t>
+      </w:r>
+    </w:p>
+    <w:p>
+      <w:pPr>
+        <w:spacing w:line="360" w:lineRule="auto"/>
+        <w:rPr>
+          <w:lang w:val="en-US"/>
+        </w:rPr>
+      </w:pPr>
+    </w:p>
+    <w:p>
+      <w:pPr>
+        <w:spacing w:line="360" w:lineRule="auto"/>
+        <w:rPr>
+          <w:b/>
+          <w:bCs/>
+          <w:lang w:val="en-US"/>
+        </w:rPr>
+      </w:pPr>
+      <w:r>
+        <w:rPr>
+          <w:b/>
+          <w:bCs/>
+          <w:lang w:val="en-US"/>
+        </w:rPr>
+        <w:t xml:space="preserve">DATA SOURCES </w:t>
+      </w:r>
+      <w:r>
+        <w:rPr>
+          <w:b/>
+          <w:bCs/>
+          <w:lang w:val="en-US"/>
+        </w:rPr>
+        <w:t xml:space="preserve">AND UNIT OF ANALYSIS </w:t>
+      </w:r>
+      <w:r>
+        <w:rPr>
+          <w:b/>
+          <w:bCs/>
+          <w:lang w:val="en-US"/>
+        </w:rPr>
+        <w:t>1hour 30min</w:t>
       </w:r>
     </w:p>
     <w:p>
@@ -2979,7 +3679,6 @@
         <w:rPr>
           <w:lang w:val="en-US"/>
         </w:rPr>
-        <w:lastRenderedPageBreak/>
         <w:t>Control variables</w:t>
       </w:r>
       <w:r>
@@ -3006,6 +3705,7 @@
         <w:rPr>
           <w:lang w:val="en-US"/>
         </w:rPr>
+        <w:lastRenderedPageBreak/>
         <w:t>Other</w:t>
       </w:r>
       <w:proofErr w:type="gramEnd"/>
@@ -3120,13 +3820,9 @@
     <w:p>
       <w:pPr>
         <w:pStyle w:val="ListParagraph"/>
-        <w:numPr>
-          <w:ilvl w:val="0"/>
-          <w:numId w:val="10"/>
-        </w:numPr>
-        <w:spacing w:line="360" w:lineRule="auto"/>
-        <w:rPr>
-          <w:lang w:val="en-US"/>
+        <w:spacing w:line="360" w:lineRule="auto"/>
+        <w:rPr>
+          <w:lang w:val="es-ES_tradnl"/>
         </w:rPr>
       </w:pPr>
     </w:p>
@@ -3718,6 +4414,155 @@
     </w:lvl>
   </w:abstractNum>
   <w:abstractNum w:abstractNumId="6" w15:restartNumberingAfterBreak="0">
+    <w:nsid w:val="20DC4791"/>
+    <w:multiLevelType w:val="multilevel"/>
+    <w:tmpl w:val="A1549700"/>
+    <w:lvl w:ilvl="0">
+      <w:start w:val="1"/>
+      <w:numFmt w:val="bullet"/>
+      <w:lvlText w:val=""/>
+      <w:lvlJc w:val="left"/>
+      <w:pPr>
+        <w:tabs>
+          <w:tab w:val="num" w:pos="720"/>
+        </w:tabs>
+        <w:ind w:left="720" w:hanging="360"/>
+      </w:pPr>
+      <w:rPr>
+        <w:rFonts w:ascii="Symbol" w:hAnsi="Symbol" w:hint="default"/>
+        <w:sz w:val="20"/>
+      </w:rPr>
+    </w:lvl>
+    <w:lvl w:ilvl="1" w:tentative="1">
+      <w:start w:val="1"/>
+      <w:numFmt w:val="bullet"/>
+      <w:lvlText w:val="o"/>
+      <w:lvlJc w:val="left"/>
+      <w:pPr>
+        <w:tabs>
+          <w:tab w:val="num" w:pos="1440"/>
+        </w:tabs>
+        <w:ind w:left="1440" w:hanging="360"/>
+      </w:pPr>
+      <w:rPr>
+        <w:rFonts w:ascii="Courier New" w:hAnsi="Courier New" w:hint="default"/>
+        <w:sz w:val="20"/>
+      </w:rPr>
+    </w:lvl>
+    <w:lvl w:ilvl="2" w:tentative="1">
+      <w:start w:val="1"/>
+      <w:numFmt w:val="bullet"/>
+      <w:lvlText w:val=""/>
+      <w:lvlJc w:val="left"/>
+      <w:pPr>
+        <w:tabs>
+          <w:tab w:val="num" w:pos="2160"/>
+        </w:tabs>
+        <w:ind w:left="2160" w:hanging="360"/>
+      </w:pPr>
+      <w:rPr>
+        <w:rFonts w:ascii="Wingdings" w:hAnsi="Wingdings" w:hint="default"/>
+        <w:sz w:val="20"/>
+      </w:rPr>
+    </w:lvl>
+    <w:lvl w:ilvl="3" w:tentative="1">
+      <w:start w:val="1"/>
+      <w:numFmt w:val="bullet"/>
+      <w:lvlText w:val=""/>
+      <w:lvlJc w:val="left"/>
+      <w:pPr>
+        <w:tabs>
+          <w:tab w:val="num" w:pos="2880"/>
+        </w:tabs>
+        <w:ind w:left="2880" w:hanging="360"/>
+      </w:pPr>
+      <w:rPr>
+        <w:rFonts w:ascii="Wingdings" w:hAnsi="Wingdings" w:hint="default"/>
+        <w:sz w:val="20"/>
+      </w:rPr>
+    </w:lvl>
+    <w:lvl w:ilvl="4" w:tentative="1">
+      <w:start w:val="1"/>
+      <w:numFmt w:val="bullet"/>
+      <w:lvlText w:val=""/>
+      <w:lvlJc w:val="left"/>
+      <w:pPr>
+        <w:tabs>
+          <w:tab w:val="num" w:pos="3600"/>
+        </w:tabs>
+        <w:ind w:left="3600" w:hanging="360"/>
+      </w:pPr>
+      <w:rPr>
+        <w:rFonts w:ascii="Wingdings" w:hAnsi="Wingdings" w:hint="default"/>
+        <w:sz w:val="20"/>
+      </w:rPr>
+    </w:lvl>
+    <w:lvl w:ilvl="5" w:tentative="1">
+      <w:start w:val="1"/>
+      <w:numFmt w:val="bullet"/>
+      <w:lvlText w:val=""/>
+      <w:lvlJc w:val="left"/>
+      <w:pPr>
+        <w:tabs>
+          <w:tab w:val="num" w:pos="4320"/>
+        </w:tabs>
+        <w:ind w:left="4320" w:hanging="360"/>
+      </w:pPr>
+      <w:rPr>
+        <w:rFonts w:ascii="Wingdings" w:hAnsi="Wingdings" w:hint="default"/>
+        <w:sz w:val="20"/>
+      </w:rPr>
+    </w:lvl>
+    <w:lvl w:ilvl="6" w:tentative="1">
+      <w:start w:val="1"/>
+      <w:numFmt w:val="bullet"/>
+      <w:lvlText w:val=""/>
+      <w:lvlJc w:val="left"/>
+      <w:pPr>
+        <w:tabs>
+          <w:tab w:val="num" w:pos="5040"/>
+        </w:tabs>
+        <w:ind w:left="5040" w:hanging="360"/>
+      </w:pPr>
+      <w:rPr>
+        <w:rFonts w:ascii="Wingdings" w:hAnsi="Wingdings" w:hint="default"/>
+        <w:sz w:val="20"/>
+      </w:rPr>
+    </w:lvl>
+    <w:lvl w:ilvl="7" w:tentative="1">
+      <w:start w:val="1"/>
+      <w:numFmt w:val="bullet"/>
+      <w:lvlText w:val=""/>
+      <w:lvlJc w:val="left"/>
+      <w:pPr>
+        <w:tabs>
+          <w:tab w:val="num" w:pos="5760"/>
+        </w:tabs>
+        <w:ind w:left="5760" w:hanging="360"/>
+      </w:pPr>
+      <w:rPr>
+        <w:rFonts w:ascii="Wingdings" w:hAnsi="Wingdings" w:hint="default"/>
+        <w:sz w:val="20"/>
+      </w:rPr>
+    </w:lvl>
+    <w:lvl w:ilvl="8" w:tentative="1">
+      <w:start w:val="1"/>
+      <w:numFmt w:val="bullet"/>
+      <w:lvlText w:val=""/>
+      <w:lvlJc w:val="left"/>
+      <w:pPr>
+        <w:tabs>
+          <w:tab w:val="num" w:pos="6480"/>
+        </w:tabs>
+        <w:ind w:left="6480" w:hanging="360"/>
+      </w:pPr>
+      <w:rPr>
+        <w:rFonts w:ascii="Wingdings" w:hAnsi="Wingdings" w:hint="default"/>
+        <w:sz w:val="20"/>
+      </w:rPr>
+    </w:lvl>
+  </w:abstractNum>
+  <w:abstractNum w:abstractNumId="7" w15:restartNumberingAfterBreak="0">
     <w:nsid w:val="2BCD1590"/>
     <w:multiLevelType w:val="hybridMultilevel"/>
     <w:tmpl w:val="3766BD5A"/>
@@ -3806,7 +4651,156 @@
       </w:pPr>
     </w:lvl>
   </w:abstractNum>
-  <w:abstractNum w:abstractNumId="7" w15:restartNumberingAfterBreak="0">
+  <w:abstractNum w:abstractNumId="8" w15:restartNumberingAfterBreak="0">
+    <w:nsid w:val="2CF6137C"/>
+    <w:multiLevelType w:val="multilevel"/>
+    <w:tmpl w:val="6B1ECF92"/>
+    <w:lvl w:ilvl="0">
+      <w:start w:val="1"/>
+      <w:numFmt w:val="bullet"/>
+      <w:lvlText w:val=""/>
+      <w:lvlJc w:val="left"/>
+      <w:pPr>
+        <w:tabs>
+          <w:tab w:val="num" w:pos="720"/>
+        </w:tabs>
+        <w:ind w:left="720" w:hanging="360"/>
+      </w:pPr>
+      <w:rPr>
+        <w:rFonts w:ascii="Symbol" w:hAnsi="Symbol" w:hint="default"/>
+        <w:sz w:val="20"/>
+      </w:rPr>
+    </w:lvl>
+    <w:lvl w:ilvl="1" w:tentative="1">
+      <w:start w:val="1"/>
+      <w:numFmt w:val="bullet"/>
+      <w:lvlText w:val="o"/>
+      <w:lvlJc w:val="left"/>
+      <w:pPr>
+        <w:tabs>
+          <w:tab w:val="num" w:pos="1440"/>
+        </w:tabs>
+        <w:ind w:left="1440" w:hanging="360"/>
+      </w:pPr>
+      <w:rPr>
+        <w:rFonts w:ascii="Courier New" w:hAnsi="Courier New" w:hint="default"/>
+        <w:sz w:val="20"/>
+      </w:rPr>
+    </w:lvl>
+    <w:lvl w:ilvl="2" w:tentative="1">
+      <w:start w:val="1"/>
+      <w:numFmt w:val="bullet"/>
+      <w:lvlText w:val=""/>
+      <w:lvlJc w:val="left"/>
+      <w:pPr>
+        <w:tabs>
+          <w:tab w:val="num" w:pos="2160"/>
+        </w:tabs>
+        <w:ind w:left="2160" w:hanging="360"/>
+      </w:pPr>
+      <w:rPr>
+        <w:rFonts w:ascii="Wingdings" w:hAnsi="Wingdings" w:hint="default"/>
+        <w:sz w:val="20"/>
+      </w:rPr>
+    </w:lvl>
+    <w:lvl w:ilvl="3" w:tentative="1">
+      <w:start w:val="1"/>
+      <w:numFmt w:val="bullet"/>
+      <w:lvlText w:val=""/>
+      <w:lvlJc w:val="left"/>
+      <w:pPr>
+        <w:tabs>
+          <w:tab w:val="num" w:pos="2880"/>
+        </w:tabs>
+        <w:ind w:left="2880" w:hanging="360"/>
+      </w:pPr>
+      <w:rPr>
+        <w:rFonts w:ascii="Wingdings" w:hAnsi="Wingdings" w:hint="default"/>
+        <w:sz w:val="20"/>
+      </w:rPr>
+    </w:lvl>
+    <w:lvl w:ilvl="4" w:tentative="1">
+      <w:start w:val="1"/>
+      <w:numFmt w:val="bullet"/>
+      <w:lvlText w:val=""/>
+      <w:lvlJc w:val="left"/>
+      <w:pPr>
+        <w:tabs>
+          <w:tab w:val="num" w:pos="3600"/>
+        </w:tabs>
+        <w:ind w:left="3600" w:hanging="360"/>
+      </w:pPr>
+      <w:rPr>
+        <w:rFonts w:ascii="Wingdings" w:hAnsi="Wingdings" w:hint="default"/>
+        <w:sz w:val="20"/>
+      </w:rPr>
+    </w:lvl>
+    <w:lvl w:ilvl="5" w:tentative="1">
+      <w:start w:val="1"/>
+      <w:numFmt w:val="bullet"/>
+      <w:lvlText w:val=""/>
+      <w:lvlJc w:val="left"/>
+      <w:pPr>
+        <w:tabs>
+          <w:tab w:val="num" w:pos="4320"/>
+        </w:tabs>
+        <w:ind w:left="4320" w:hanging="360"/>
+      </w:pPr>
+      <w:rPr>
+        <w:rFonts w:ascii="Wingdings" w:hAnsi="Wingdings" w:hint="default"/>
+        <w:sz w:val="20"/>
+      </w:rPr>
+    </w:lvl>
+    <w:lvl w:ilvl="6" w:tentative="1">
+      <w:start w:val="1"/>
+      <w:numFmt w:val="bullet"/>
+      <w:lvlText w:val=""/>
+      <w:lvlJc w:val="left"/>
+      <w:pPr>
+        <w:tabs>
+          <w:tab w:val="num" w:pos="5040"/>
+        </w:tabs>
+        <w:ind w:left="5040" w:hanging="360"/>
+      </w:pPr>
+      <w:rPr>
+        <w:rFonts w:ascii="Wingdings" w:hAnsi="Wingdings" w:hint="default"/>
+        <w:sz w:val="20"/>
+      </w:rPr>
+    </w:lvl>
+    <w:lvl w:ilvl="7" w:tentative="1">
+      <w:start w:val="1"/>
+      <w:numFmt w:val="bullet"/>
+      <w:lvlText w:val=""/>
+      <w:lvlJc w:val="left"/>
+      <w:pPr>
+        <w:tabs>
+          <w:tab w:val="num" w:pos="5760"/>
+        </w:tabs>
+        <w:ind w:left="5760" w:hanging="360"/>
+      </w:pPr>
+      <w:rPr>
+        <w:rFonts w:ascii="Wingdings" w:hAnsi="Wingdings" w:hint="default"/>
+        <w:sz w:val="20"/>
+      </w:rPr>
+    </w:lvl>
+    <w:lvl w:ilvl="8" w:tentative="1">
+      <w:start w:val="1"/>
+      <w:numFmt w:val="bullet"/>
+      <w:lvlText w:val=""/>
+      <w:lvlJc w:val="left"/>
+      <w:pPr>
+        <w:tabs>
+          <w:tab w:val="num" w:pos="6480"/>
+        </w:tabs>
+        <w:ind w:left="6480" w:hanging="360"/>
+      </w:pPr>
+      <w:rPr>
+        <w:rFonts w:ascii="Wingdings" w:hAnsi="Wingdings" w:hint="default"/>
+        <w:sz w:val="20"/>
+      </w:rPr>
+    </w:lvl>
+  </w:abstractNum>
+  <w:abstractNum w:abstractNumId="9" w15:restartNumberingAfterBreak="0">
     <w:nsid w:val="3E754C67"/>
     <w:multiLevelType w:val="multilevel"/>
     <w:tmpl w:val="A0A0A69A"/>
@@ -3919,7 +4913,156 @@
       </w:pPr>
     </w:lvl>
   </w:abstractNum>
-  <w:abstractNum w:abstractNumId="8" w15:restartNumberingAfterBreak="0">
+  <w:abstractNum w:abstractNumId="10" w15:restartNumberingAfterBreak="0">
+    <w:nsid w:val="4D642C5E"/>
+    <w:multiLevelType w:val="multilevel"/>
+    <w:tmpl w:val="864C9D8A"/>
+    <w:lvl w:ilvl="0">
+      <w:start w:val="1"/>
+      <w:numFmt w:val="bullet"/>
+      <w:lvlText w:val=""/>
+      <w:lvlJc w:val="left"/>
+      <w:pPr>
+        <w:tabs>
+          <w:tab w:val="num" w:pos="720"/>
+        </w:tabs>
+        <w:ind w:left="720" w:hanging="360"/>
+      </w:pPr>
+      <w:rPr>
+        <w:rFonts w:ascii="Symbol" w:hAnsi="Symbol" w:hint="default"/>
+        <w:sz w:val="20"/>
+      </w:rPr>
+    </w:lvl>
+    <w:lvl w:ilvl="1" w:tentative="1">
+      <w:start w:val="1"/>
+      <w:numFmt w:val="bullet"/>
+      <w:lvlText w:val="o"/>
+      <w:lvlJc w:val="left"/>
+      <w:pPr>
+        <w:tabs>
+          <w:tab w:val="num" w:pos="1440"/>
+        </w:tabs>
+        <w:ind w:left="1440" w:hanging="360"/>
+      </w:pPr>
+      <w:rPr>
+        <w:rFonts w:ascii="Courier New" w:hAnsi="Courier New" w:hint="default"/>
+        <w:sz w:val="20"/>
+      </w:rPr>
+    </w:lvl>
+    <w:lvl w:ilvl="2" w:tentative="1">
+      <w:start w:val="1"/>
+      <w:numFmt w:val="bullet"/>
+      <w:lvlText w:val=""/>
+      <w:lvlJc w:val="left"/>
+      <w:pPr>
+        <w:tabs>
+          <w:tab w:val="num" w:pos="2160"/>
+        </w:tabs>
+        <w:ind w:left="2160" w:hanging="360"/>
+      </w:pPr>
+      <w:rPr>
+        <w:rFonts w:ascii="Wingdings" w:hAnsi="Wingdings" w:hint="default"/>
+        <w:sz w:val="20"/>
+      </w:rPr>
+    </w:lvl>
+    <w:lvl w:ilvl="3" w:tentative="1">
+      <w:start w:val="1"/>
+      <w:numFmt w:val="bullet"/>
+      <w:lvlText w:val=""/>
+      <w:lvlJc w:val="left"/>
+      <w:pPr>
+        <w:tabs>
+          <w:tab w:val="num" w:pos="2880"/>
+        </w:tabs>
+        <w:ind w:left="2880" w:hanging="360"/>
+      </w:pPr>
+      <w:rPr>
+        <w:rFonts w:ascii="Wingdings" w:hAnsi="Wingdings" w:hint="default"/>
+        <w:sz w:val="20"/>
+      </w:rPr>
+    </w:lvl>
+    <w:lvl w:ilvl="4" w:tentative="1">
+      <w:start w:val="1"/>
+      <w:numFmt w:val="bullet"/>
+      <w:lvlText w:val=""/>
+      <w:lvlJc w:val="left"/>
+      <w:pPr>
+        <w:tabs>
+          <w:tab w:val="num" w:pos="3600"/>
+        </w:tabs>
+        <w:ind w:left="3600" w:hanging="360"/>
+      </w:pPr>
+      <w:rPr>
+        <w:rFonts w:ascii="Wingdings" w:hAnsi="Wingdings" w:hint="default"/>
+        <w:sz w:val="20"/>
+      </w:rPr>
+    </w:lvl>
+    <w:lvl w:ilvl="5" w:tentative="1">
+      <w:start w:val="1"/>
+      <w:numFmt w:val="bullet"/>
+      <w:lvlText w:val=""/>
+      <w:lvlJc w:val="left"/>
+      <w:pPr>
+        <w:tabs>
+          <w:tab w:val="num" w:pos="4320"/>
+        </w:tabs>
+        <w:ind w:left="4320" w:hanging="360"/>
+      </w:pPr>
+      <w:rPr>
+        <w:rFonts w:ascii="Wingdings" w:hAnsi="Wingdings" w:hint="default"/>
+        <w:sz w:val="20"/>
+      </w:rPr>
+    </w:lvl>
+    <w:lvl w:ilvl="6" w:tentative="1">
+      <w:start w:val="1"/>
+      <w:numFmt w:val="bullet"/>
+      <w:lvlText w:val=""/>
+      <w:lvlJc w:val="left"/>
+      <w:pPr>
+        <w:tabs>
+          <w:tab w:val="num" w:pos="5040"/>
+        </w:tabs>
+        <w:ind w:left="5040" w:hanging="360"/>
+      </w:pPr>
+      <w:rPr>
+        <w:rFonts w:ascii="Wingdings" w:hAnsi="Wingdings" w:hint="default"/>
+        <w:sz w:val="20"/>
+      </w:rPr>
+    </w:lvl>
+    <w:lvl w:ilvl="7" w:tentative="1">
+      <w:start w:val="1"/>
+      <w:numFmt w:val="bullet"/>
+      <w:lvlText w:val=""/>
+      <w:lvlJc w:val="left"/>
+      <w:pPr>
+        <w:tabs>
+          <w:tab w:val="num" w:pos="5760"/>
+        </w:tabs>
+        <w:ind w:left="5760" w:hanging="360"/>
+      </w:pPr>
+      <w:rPr>
+        <w:rFonts w:ascii="Wingdings" w:hAnsi="Wingdings" w:hint="default"/>
+        <w:sz w:val="20"/>
+      </w:rPr>
+    </w:lvl>
+    <w:lvl w:ilvl="8" w:tentative="1">
+      <w:start w:val="1"/>
+      <w:numFmt w:val="bullet"/>
+      <w:lvlText w:val=""/>
+      <w:lvlJc w:val="left"/>
+      <w:pPr>
+        <w:tabs>
+          <w:tab w:val="num" w:pos="6480"/>
+        </w:tabs>
+        <w:ind w:left="6480" w:hanging="360"/>
+      </w:pPr>
+      <w:rPr>
+        <w:rFonts w:ascii="Wingdings" w:hAnsi="Wingdings" w:hint="default"/>
+        <w:sz w:val="20"/>
+      </w:rPr>
+    </w:lvl>
+  </w:abstractNum>
+  <w:abstractNum w:abstractNumId="11" w15:restartNumberingAfterBreak="0">
     <w:nsid w:val="6B0E3C05"/>
     <w:multiLevelType w:val="hybridMultilevel"/>
     <w:tmpl w:val="5C581B7A"/>
@@ -4008,7 +5151,7 @@
       </w:pPr>
     </w:lvl>
   </w:abstractNum>
-  <w:abstractNum w:abstractNumId="9" w15:restartNumberingAfterBreak="0">
+  <w:abstractNum w:abstractNumId="12" w15:restartNumberingAfterBreak="0">
     <w:nsid w:val="6DD8453A"/>
     <w:multiLevelType w:val="hybridMultilevel"/>
     <w:tmpl w:val="2E501D14"/>
@@ -4097,7 +5240,7 @@
       </w:pPr>
     </w:lvl>
   </w:abstractNum>
-  <w:abstractNum w:abstractNumId="10" w15:restartNumberingAfterBreak="0">
+  <w:abstractNum w:abstractNumId="13" w15:restartNumberingAfterBreak="0">
     <w:nsid w:val="6FE61B8B"/>
     <w:multiLevelType w:val="multilevel"/>
     <w:tmpl w:val="9F0AED5E"/>
@@ -4208,6 +5351,155 @@
         </w:tabs>
         <w:ind w:left="6480" w:hanging="360"/>
       </w:pPr>
+    </w:lvl>
+  </w:abstractNum>
+  <w:abstractNum w:abstractNumId="14" w15:restartNumberingAfterBreak="0">
+    <w:nsid w:val="7C7B44F7"/>
+    <w:multiLevelType w:val="multilevel"/>
+    <w:tmpl w:val="EADA4D84"/>
+    <w:lvl w:ilvl="0">
+      <w:start w:val="1"/>
+      <w:numFmt w:val="bullet"/>
+      <w:lvlText w:val=""/>
+      <w:lvlJc w:val="left"/>
+      <w:pPr>
+        <w:tabs>
+          <w:tab w:val="num" w:pos="720"/>
+        </w:tabs>
+        <w:ind w:left="720" w:hanging="360"/>
+      </w:pPr>
+      <w:rPr>
+        <w:rFonts w:ascii="Symbol" w:hAnsi="Symbol" w:hint="default"/>
+        <w:sz w:val="20"/>
+      </w:rPr>
+    </w:lvl>
+    <w:lvl w:ilvl="1" w:tentative="1">
+      <w:start w:val="1"/>
+      <w:numFmt w:val="bullet"/>
+      <w:lvlText w:val="o"/>
+      <w:lvlJc w:val="left"/>
+      <w:pPr>
+        <w:tabs>
+          <w:tab w:val="num" w:pos="1440"/>
+        </w:tabs>
+        <w:ind w:left="1440" w:hanging="360"/>
+      </w:pPr>
+      <w:rPr>
+        <w:rFonts w:ascii="Courier New" w:hAnsi="Courier New" w:hint="default"/>
+        <w:sz w:val="20"/>
+      </w:rPr>
+    </w:lvl>
+    <w:lvl w:ilvl="2" w:tentative="1">
+      <w:start w:val="1"/>
+      <w:numFmt w:val="bullet"/>
+      <w:lvlText w:val=""/>
+      <w:lvlJc w:val="left"/>
+      <w:pPr>
+        <w:tabs>
+          <w:tab w:val="num" w:pos="2160"/>
+        </w:tabs>
+        <w:ind w:left="2160" w:hanging="360"/>
+      </w:pPr>
+      <w:rPr>
+        <w:rFonts w:ascii="Wingdings" w:hAnsi="Wingdings" w:hint="default"/>
+        <w:sz w:val="20"/>
+      </w:rPr>
+    </w:lvl>
+    <w:lvl w:ilvl="3" w:tentative="1">
+      <w:start w:val="1"/>
+      <w:numFmt w:val="bullet"/>
+      <w:lvlText w:val=""/>
+      <w:lvlJc w:val="left"/>
+      <w:pPr>
+        <w:tabs>
+          <w:tab w:val="num" w:pos="2880"/>
+        </w:tabs>
+        <w:ind w:left="2880" w:hanging="360"/>
+      </w:pPr>
+      <w:rPr>
+        <w:rFonts w:ascii="Wingdings" w:hAnsi="Wingdings" w:hint="default"/>
+        <w:sz w:val="20"/>
+      </w:rPr>
+    </w:lvl>
+    <w:lvl w:ilvl="4" w:tentative="1">
+      <w:start w:val="1"/>
+      <w:numFmt w:val="bullet"/>
+      <w:lvlText w:val=""/>
+      <w:lvlJc w:val="left"/>
+      <w:pPr>
+        <w:tabs>
+          <w:tab w:val="num" w:pos="3600"/>
+        </w:tabs>
+        <w:ind w:left="3600" w:hanging="360"/>
+      </w:pPr>
+      <w:rPr>
+        <w:rFonts w:ascii="Wingdings" w:hAnsi="Wingdings" w:hint="default"/>
+        <w:sz w:val="20"/>
+      </w:rPr>
+    </w:lvl>
+    <w:lvl w:ilvl="5" w:tentative="1">
+      <w:start w:val="1"/>
+      <w:numFmt w:val="bullet"/>
+      <w:lvlText w:val=""/>
+      <w:lvlJc w:val="left"/>
+      <w:pPr>
+        <w:tabs>
+          <w:tab w:val="num" w:pos="4320"/>
+        </w:tabs>
+        <w:ind w:left="4320" w:hanging="360"/>
+      </w:pPr>
+      <w:rPr>
+        <w:rFonts w:ascii="Wingdings" w:hAnsi="Wingdings" w:hint="default"/>
+        <w:sz w:val="20"/>
+      </w:rPr>
+    </w:lvl>
+    <w:lvl w:ilvl="6" w:tentative="1">
+      <w:start w:val="1"/>
+      <w:numFmt w:val="bullet"/>
+      <w:lvlText w:val=""/>
+      <w:lvlJc w:val="left"/>
+      <w:pPr>
+        <w:tabs>
+          <w:tab w:val="num" w:pos="5040"/>
+        </w:tabs>
+        <w:ind w:left="5040" w:hanging="360"/>
+      </w:pPr>
+      <w:rPr>
+        <w:rFonts w:ascii="Wingdings" w:hAnsi="Wingdings" w:hint="default"/>
+        <w:sz w:val="20"/>
+      </w:rPr>
+    </w:lvl>
+    <w:lvl w:ilvl="7" w:tentative="1">
+      <w:start w:val="1"/>
+      <w:numFmt w:val="bullet"/>
+      <w:lvlText w:val=""/>
+      <w:lvlJc w:val="left"/>
+      <w:pPr>
+        <w:tabs>
+          <w:tab w:val="num" w:pos="5760"/>
+        </w:tabs>
+        <w:ind w:left="5760" w:hanging="360"/>
+      </w:pPr>
+      <w:rPr>
+        <w:rFonts w:ascii="Wingdings" w:hAnsi="Wingdings" w:hint="default"/>
+        <w:sz w:val="20"/>
+      </w:rPr>
+    </w:lvl>
+    <w:lvl w:ilvl="8" w:tentative="1">
+      <w:start w:val="1"/>
+      <w:numFmt w:val="bullet"/>
+      <w:lvlText w:val=""/>
+      <w:lvlJc w:val="left"/>
+      <w:pPr>
+        <w:tabs>
+          <w:tab w:val="num" w:pos="6480"/>
+        </w:tabs>
+        <w:ind w:left="6480" w:hanging="360"/>
+      </w:pPr>
+      <w:rPr>
+        <w:rFonts w:ascii="Wingdings" w:hAnsi="Wingdings" w:hint="default"/>
+        <w:sz w:val="20"/>
+      </w:rPr>
     </w:lvl>
   </w:abstractNum>
   <w:num w:numId="1" w16cid:durableId="1181429812">
@@ -4217,10 +5509,10 @@
     <w:abstractNumId w:val="1"/>
   </w:num>
   <w:num w:numId="3" w16cid:durableId="212349110">
-    <w:abstractNumId w:val="9"/>
+    <w:abstractNumId w:val="12"/>
   </w:num>
   <w:num w:numId="4" w16cid:durableId="2048605629">
-    <w:abstractNumId w:val="8"/>
+    <w:abstractNumId w:val="11"/>
   </w:num>
   <w:num w:numId="5" w16cid:durableId="1593197863">
     <w:abstractNumId w:val="2"/>
@@ -4232,16 +5524,28 @@
     <w:abstractNumId w:val="3"/>
   </w:num>
   <w:num w:numId="8" w16cid:durableId="50153963">
-    <w:abstractNumId w:val="7"/>
+    <w:abstractNumId w:val="9"/>
   </w:num>
   <w:num w:numId="9" w16cid:durableId="1839999092">
-    <w:abstractNumId w:val="10"/>
+    <w:abstractNumId w:val="13"/>
   </w:num>
   <w:num w:numId="10" w16cid:durableId="578178246">
     <w:abstractNumId w:val="4"/>
   </w:num>
   <w:num w:numId="11" w16cid:durableId="1794400765">
+    <w:abstractNumId w:val="7"/>
+  </w:num>
+  <w:num w:numId="12" w16cid:durableId="840118670">
     <w:abstractNumId w:val="6"/>
+  </w:num>
+  <w:num w:numId="13" w16cid:durableId="608006391">
+    <w:abstractNumId w:val="10"/>
+  </w:num>
+  <w:num w:numId="14" w16cid:durableId="485437180">
+    <w:abstractNumId w:val="14"/>
+  </w:num>
+  <w:num w:numId="15" w16cid:durableId="1562254479">
+    <w:abstractNumId w:val="8"/>
   </w:num>
 </w:numbering>
 </file>
@@ -5553,7 +6857,7 @@
 </file>
 
 <file path=customXml/itemProps1.xml><?xml version="1.0" encoding="utf-8"?>
-<ds:datastoreItem xmlns:ds="http://schemas.openxmlformats.org/officeDocument/2006/customXml" ds:itemID="{DFA45C85-CE90-2641-BACC-800C83AB9949}">
+<ds:datastoreItem xmlns:ds="http://schemas.openxmlformats.org/officeDocument/2006/customXml" ds:itemID="{8345AE97-7895-B14A-B517-F3FAACBD6458}">
   <ds:schemaRefs>
     <ds:schemaRef ds:uri="http://schemas.openxmlformats.org/officeDocument/2006/bibliography"/>
   </ds:schemaRefs>

--- a/doc/written_part.docx
+++ b/doc/written_part.docx
@@ -6,6 +6,7 @@
       <w:pPr>
         <w:spacing w:line="360" w:lineRule="auto"/>
         <w:rPr>
+          <w:rFonts w:asciiTheme="minorHAnsi" w:hAnsiTheme="minorHAnsi"/>
           <w:lang w:val="es-ES_tradnl"/>
         </w:rPr>
       </w:pPr>
@@ -14,6 +15,7 @@
       <w:pPr>
         <w:spacing w:line="360" w:lineRule="auto"/>
         <w:rPr>
+          <w:rFonts w:asciiTheme="minorHAnsi" w:hAnsiTheme="minorHAnsi"/>
           <w:lang w:val="es-ES_tradnl"/>
         </w:rPr>
       </w:pPr>
@@ -22,6 +24,7 @@
       <w:pPr>
         <w:spacing w:line="360" w:lineRule="auto"/>
         <w:rPr>
+          <w:rFonts w:asciiTheme="minorHAnsi" w:hAnsiTheme="minorHAnsi"/>
           <w:b/>
           <w:bCs/>
           <w:lang w:val="es-ES_tradnl"/>
@@ -30,6 +33,7 @@
       <w:proofErr w:type="spellStart"/>
       <w:r>
         <w:rPr>
+          <w:rFonts w:asciiTheme="minorHAnsi" w:hAnsiTheme="minorHAnsi"/>
           <w:b/>
           <w:bCs/>
           <w:lang w:val="es-ES_tradnl"/>
@@ -39,6 +43,7 @@
       <w:proofErr w:type="spellEnd"/>
       <w:r>
         <w:rPr>
+          <w:rFonts w:asciiTheme="minorHAnsi" w:hAnsiTheme="minorHAnsi"/>
           <w:b/>
           <w:bCs/>
           <w:lang w:val="es-ES_tradnl"/>
@@ -48,6 +53,7 @@
       <w:proofErr w:type="spellStart"/>
       <w:r>
         <w:rPr>
+          <w:rFonts w:asciiTheme="minorHAnsi" w:hAnsiTheme="minorHAnsi"/>
           <w:b/>
           <w:bCs/>
           <w:lang w:val="es-ES_tradnl"/>
@@ -57,6 +63,7 @@
       <w:proofErr w:type="spellEnd"/>
       <w:r>
         <w:rPr>
+          <w:rFonts w:asciiTheme="minorHAnsi" w:hAnsiTheme="minorHAnsi"/>
           <w:b/>
           <w:bCs/>
           <w:lang w:val="es-ES_tradnl"/>
@@ -73,11 +80,13 @@
         </w:numPr>
         <w:spacing w:line="360" w:lineRule="auto"/>
         <w:rPr>
-          <w:lang w:val="en-US"/>
-        </w:rPr>
-      </w:pPr>
-      <w:r>
-        <w:rPr>
+          <w:rFonts w:asciiTheme="minorHAnsi" w:hAnsiTheme="minorHAnsi"/>
+          <w:lang w:val="en-US"/>
+        </w:rPr>
+      </w:pPr>
+      <w:r>
+        <w:rPr>
+          <w:rFonts w:asciiTheme="minorHAnsi" w:hAnsiTheme="minorHAnsi"/>
           <w:lang w:val="en-US"/>
         </w:rPr>
         <w:t>Does OXXO cause an increase of the crime rate in its surroundings</w:t>
@@ -92,11 +101,13 @@
         </w:numPr>
         <w:spacing w:line="360" w:lineRule="auto"/>
         <w:rPr>
-          <w:lang w:val="en-US"/>
-        </w:rPr>
-      </w:pPr>
-      <w:r>
-        <w:rPr>
+          <w:rFonts w:asciiTheme="minorHAnsi" w:hAnsiTheme="minorHAnsi"/>
+          <w:lang w:val="en-US"/>
+        </w:rPr>
+      </w:pPr>
+      <w:r>
+        <w:rPr>
+          <w:rFonts w:asciiTheme="minorHAnsi" w:hAnsiTheme="minorHAnsi"/>
           <w:lang w:val="en-US"/>
         </w:rPr>
         <w:t>What is the causal effect of an OXXO store arrival on UPZ level crime rates?</w:t>
@@ -111,21 +122,28 @@
         </w:numPr>
         <w:spacing w:line="360" w:lineRule="auto"/>
         <w:rPr>
-          <w:lang w:val="en-US"/>
-        </w:rPr>
-      </w:pPr>
-      <w:r>
-        <w:t>Do OXXO openings change local crime rates in treated UPZs relative to untreated UPZs, and do effects vary by crime type and time since</w:t>
-      </w:r>
-      <w:r>
-        <w:t xml:space="preserve"> opening</w:t>
-      </w:r>
-    </w:p>
-    <w:p>
-      <w:pPr>
-        <w:spacing w:line="360" w:lineRule="auto"/>
-      </w:pPr>
-      <w:r>
+          <w:rFonts w:asciiTheme="minorHAnsi" w:hAnsiTheme="minorHAnsi"/>
+          <w:lang w:val="en-US"/>
+        </w:rPr>
+      </w:pPr>
+      <w:r>
+        <w:rPr>
+          <w:rFonts w:asciiTheme="minorHAnsi" w:hAnsiTheme="minorHAnsi"/>
+        </w:rPr>
+        <w:t>Do OXXO openings change local crime rates in treated UPZs relative to untreated UPZs, and do effects vary by crime type and time since opening</w:t>
+      </w:r>
+    </w:p>
+    <w:p>
+      <w:pPr>
+        <w:spacing w:line="360" w:lineRule="auto"/>
+        <w:rPr>
+          <w:rFonts w:asciiTheme="minorHAnsi" w:hAnsiTheme="minorHAnsi"/>
+        </w:rPr>
+      </w:pPr>
+      <w:r>
+        <w:rPr>
+          <w:rFonts w:asciiTheme="minorHAnsi" w:hAnsiTheme="minorHAnsi"/>
+        </w:rPr>
         <w:t>Do proximity retail chains influence urban safety? Evaluating the impact of OXXO expansions on criminal activity across Bogotá’s UPZs using a quarterly panel approach.</w:t>
       </w:r>
     </w:p>
@@ -133,10 +151,14 @@
       <w:pPr>
         <w:spacing w:line="360" w:lineRule="auto"/>
         <w:rPr>
-          <w:lang w:val="en-US"/>
-        </w:rPr>
-      </w:pPr>
-      <w:r>
+          <w:rFonts w:asciiTheme="minorHAnsi" w:hAnsiTheme="minorHAnsi"/>
+          <w:lang w:val="en-US"/>
+        </w:rPr>
+      </w:pPr>
+      <w:r>
+        <w:rPr>
+          <w:rFonts w:asciiTheme="minorHAnsi" w:hAnsiTheme="minorHAnsi"/>
+        </w:rPr>
         <w:t>Do proximity-store openings act as crime generators or deterrents? Evaluating the causal effect of OXXO expansion on felony rates in Bogotá’s UPZs</w:t>
       </w:r>
     </w:p>
@@ -144,11 +166,13 @@
       <w:pPr>
         <w:spacing w:line="360" w:lineRule="auto"/>
         <w:rPr>
-          <w:lang w:val="en-US"/>
-        </w:rPr>
-      </w:pPr>
-      <w:r>
-        <w:rPr>
+          <w:rFonts w:asciiTheme="minorHAnsi" w:hAnsiTheme="minorHAnsi"/>
+          <w:lang w:val="en-US"/>
+        </w:rPr>
+      </w:pPr>
+      <w:r>
+        <w:rPr>
+          <w:rFonts w:asciiTheme="minorHAnsi" w:hAnsiTheme="minorHAnsi"/>
           <w:lang w:val="en-US"/>
         </w:rPr>
         <w:t>FINAL QUESTION:</w:t>
@@ -158,53 +182,58 @@
       <w:pPr>
         <w:spacing w:line="360" w:lineRule="auto"/>
         <w:rPr>
-          <w:lang w:val="en-US"/>
-        </w:rPr>
-      </w:pPr>
-      <w:r>
-        <w:rPr>
+          <w:rFonts w:asciiTheme="minorHAnsi" w:hAnsiTheme="minorHAnsi"/>
+          <w:lang w:val="en-US"/>
+        </w:rPr>
+      </w:pPr>
+      <w:r>
+        <w:rPr>
+          <w:rFonts w:asciiTheme="minorHAnsi" w:hAnsiTheme="minorHAnsi"/>
           <w:lang w:val="en-US"/>
         </w:rPr>
         <w:t xml:space="preserve">What is the causal effect of </w:t>
       </w:r>
       <w:r>
-        <w:t>OXXO openings</w:t>
-      </w:r>
-      <w:r>
-        <w:t xml:space="preserve"> on local crime activity in treated </w:t>
-      </w:r>
-      <w:r>
-        <w:t xml:space="preserve">UPZs relative to untreated UPZs, and do effects </w:t>
+        <w:rPr>
+          <w:rFonts w:asciiTheme="minorHAnsi" w:hAnsiTheme="minorHAnsi"/>
+        </w:rPr>
+        <w:t xml:space="preserve">OXXO openings on local crime activity in treated UPZs relative to untreated UPZs, and do effects </w:t>
       </w:r>
       <w:commentRangeStart w:id="0"/>
       <w:r>
         <w:rPr>
+          <w:rFonts w:asciiTheme="minorHAnsi" w:hAnsiTheme="minorHAnsi"/>
           <w:b/>
           <w:bCs/>
         </w:rPr>
         <w:t>vary by crime type</w:t>
       </w:r>
       <w:r>
+        <w:rPr>
+          <w:rFonts w:asciiTheme="minorHAnsi" w:hAnsiTheme="minorHAnsi"/>
+        </w:rPr>
         <w:t xml:space="preserve"> </w:t>
       </w:r>
       <w:commentRangeEnd w:id="0"/>
       <w:r>
         <w:rPr>
           <w:rStyle w:val="CommentReference"/>
+          <w:rFonts w:asciiTheme="minorHAnsi" w:hAnsiTheme="minorHAnsi"/>
         </w:rPr>
         <w:commentReference w:id="0"/>
       </w:r>
       <w:r>
-        <w:t>and time since opening</w:t>
-      </w:r>
-      <w:r>
-        <w:t>?</w:t>
-      </w:r>
-    </w:p>
-    <w:p>
-      <w:pPr>
-        <w:spacing w:line="360" w:lineRule="auto"/>
-        <w:rPr>
+        <w:rPr>
+          <w:rFonts w:asciiTheme="minorHAnsi" w:hAnsiTheme="minorHAnsi"/>
+        </w:rPr>
+        <w:t>and time since opening?</w:t>
+      </w:r>
+    </w:p>
+    <w:p>
+      <w:pPr>
+        <w:spacing w:line="360" w:lineRule="auto"/>
+        <w:rPr>
+          <w:rFonts w:asciiTheme="minorHAnsi" w:hAnsiTheme="minorHAnsi"/>
           <w:b/>
           <w:bCs/>
           <w:lang w:val="en-US"/>
@@ -212,6 +241,7 @@
       </w:pPr>
       <w:r>
         <w:rPr>
+          <w:rFonts w:asciiTheme="minorHAnsi" w:hAnsiTheme="minorHAnsi"/>
           <w:b/>
           <w:bCs/>
           <w:lang w:val="en-US"/>
@@ -223,11 +253,13 @@
       <w:pPr>
         <w:spacing w:line="360" w:lineRule="auto"/>
         <w:rPr>
-          <w:lang w:val="en-US"/>
-        </w:rPr>
-      </w:pPr>
-      <w:r>
-        <w:rPr>
+          <w:rFonts w:asciiTheme="minorHAnsi" w:hAnsiTheme="minorHAnsi"/>
+          <w:lang w:val="en-US"/>
+        </w:rPr>
+      </w:pPr>
+      <w:r>
+        <w:rPr>
+          <w:rFonts w:asciiTheme="minorHAnsi" w:hAnsiTheme="minorHAnsi"/>
           <w:lang w:val="en-US"/>
         </w:rPr>
         <w:t>This paper aims to</w:t>
@@ -237,54 +269,61 @@
       <w:pPr>
         <w:spacing w:line="360" w:lineRule="auto"/>
         <w:rPr>
-          <w:lang w:val="en-US"/>
-        </w:rPr>
-      </w:pPr>
-    </w:p>
-    <w:p>
-      <w:pPr>
-        <w:spacing w:line="360" w:lineRule="auto"/>
-        <w:rPr>
-          <w:lang w:val="en-US"/>
-        </w:rPr>
-      </w:pPr>
-    </w:p>
-    <w:p>
-      <w:pPr>
-        <w:spacing w:line="360" w:lineRule="auto"/>
-        <w:rPr>
-          <w:lang w:val="en-US"/>
-        </w:rPr>
-      </w:pPr>
-    </w:p>
-    <w:p>
-      <w:pPr>
-        <w:spacing w:line="360" w:lineRule="auto"/>
-        <w:rPr>
-          <w:lang w:val="en-US"/>
-        </w:rPr>
-      </w:pPr>
-    </w:p>
-    <w:p>
-      <w:pPr>
-        <w:spacing w:line="360" w:lineRule="auto"/>
-        <w:rPr>
-          <w:lang w:val="en-US"/>
-        </w:rPr>
-      </w:pPr>
-    </w:p>
-    <w:p>
-      <w:pPr>
-        <w:spacing w:line="360" w:lineRule="auto"/>
-        <w:rPr>
-          <w:lang w:val="en-US"/>
-        </w:rPr>
-      </w:pPr>
-    </w:p>
-    <w:p>
-      <w:pPr>
-        <w:spacing w:line="360" w:lineRule="auto"/>
-        <w:rPr>
+          <w:rFonts w:asciiTheme="minorHAnsi" w:hAnsiTheme="minorHAnsi"/>
+          <w:lang w:val="en-US"/>
+        </w:rPr>
+      </w:pPr>
+    </w:p>
+    <w:p>
+      <w:pPr>
+        <w:spacing w:line="360" w:lineRule="auto"/>
+        <w:rPr>
+          <w:rFonts w:asciiTheme="minorHAnsi" w:hAnsiTheme="minorHAnsi"/>
+          <w:lang w:val="en-US"/>
+        </w:rPr>
+      </w:pPr>
+    </w:p>
+    <w:p>
+      <w:pPr>
+        <w:spacing w:line="360" w:lineRule="auto"/>
+        <w:rPr>
+          <w:rFonts w:asciiTheme="minorHAnsi" w:hAnsiTheme="minorHAnsi"/>
+          <w:lang w:val="en-US"/>
+        </w:rPr>
+      </w:pPr>
+    </w:p>
+    <w:p>
+      <w:pPr>
+        <w:spacing w:line="360" w:lineRule="auto"/>
+        <w:rPr>
+          <w:rFonts w:asciiTheme="minorHAnsi" w:hAnsiTheme="minorHAnsi"/>
+          <w:lang w:val="en-US"/>
+        </w:rPr>
+      </w:pPr>
+    </w:p>
+    <w:p>
+      <w:pPr>
+        <w:spacing w:line="360" w:lineRule="auto"/>
+        <w:rPr>
+          <w:rFonts w:asciiTheme="minorHAnsi" w:hAnsiTheme="minorHAnsi"/>
+          <w:lang w:val="en-US"/>
+        </w:rPr>
+      </w:pPr>
+    </w:p>
+    <w:p>
+      <w:pPr>
+        <w:spacing w:line="360" w:lineRule="auto"/>
+        <w:rPr>
+          <w:rFonts w:asciiTheme="minorHAnsi" w:hAnsiTheme="minorHAnsi"/>
+          <w:lang w:val="en-US"/>
+        </w:rPr>
+      </w:pPr>
+    </w:p>
+    <w:p>
+      <w:pPr>
+        <w:spacing w:line="360" w:lineRule="auto"/>
+        <w:rPr>
+          <w:rFonts w:asciiTheme="minorHAnsi" w:hAnsiTheme="minorHAnsi"/>
           <w:lang w:val="en-US"/>
         </w:rPr>
       </w:pPr>
@@ -300,11 +339,11 @@
       </w:pPr>
       <w:r>
         <w:rPr>
+          <w:rFonts w:asciiTheme="minorHAnsi" w:hAnsiTheme="minorHAnsi"/>
           <w:b/>
           <w:bCs/>
           <w:lang w:val="en-US"/>
         </w:rPr>
-        <w:lastRenderedPageBreak/>
         <w:t xml:space="preserve">INTRODUCTION: </w:t>
       </w:r>
     </w:p>
@@ -322,6 +361,7 @@
       </w:r>
       <w:r>
         <w:rPr>
+          <w:rFonts w:asciiTheme="minorHAnsi" w:hAnsiTheme="minorHAnsi"/>
           <w:lang w:val="en-US"/>
         </w:rPr>
         <w:t>strategically locate</w:t>
@@ -334,11 +374,15 @@
       </w:r>
       <w:r>
         <w:rPr>
+          <w:rFonts w:asciiTheme="minorHAnsi" w:hAnsiTheme="minorHAnsi"/>
           <w:lang w:val="en-US"/>
         </w:rPr>
         <w:t xml:space="preserve"> in </w:t>
       </w:r>
       <w:r>
+        <w:rPr>
+          <w:rFonts w:asciiTheme="minorHAnsi" w:hAnsiTheme="minorHAnsi"/>
+        </w:rPr>
         <w:t>high-traffic areas, residential neighborhoods, and commercial corridors</w:t>
       </w:r>
       <w:r>
@@ -346,6 +390,7 @@
       </w:r>
       <w:r>
         <w:rPr>
+          <w:rFonts w:asciiTheme="minorHAnsi" w:hAnsiTheme="minorHAnsi"/>
           <w:lang w:val="en-US"/>
         </w:rPr>
         <w:t xml:space="preserve">Additionally, </w:t>
@@ -358,6 +403,7 @@
       </w:r>
       <w:r>
         <w:rPr>
+          <w:rFonts w:asciiTheme="minorHAnsi" w:hAnsiTheme="minorHAnsi"/>
           <w:lang w:val="en-US"/>
         </w:rPr>
         <w:t xml:space="preserve">24-hour </w:t>
@@ -369,7 +415,17 @@
         <w:t>establishments</w:t>
       </w:r>
       <w:r>
-        <w:t xml:space="preserve"> offer basic goods, financial services, and bill payment facilities, attracting diverse customer flows throughout the day and night.</w:t>
+        <w:rPr>
+          <w:rFonts w:asciiTheme="minorHAnsi" w:hAnsiTheme="minorHAnsi"/>
+        </w:rPr>
+        <w:t xml:space="preserve"> offer basic goods, financial services, and </w:t>
+      </w:r>
+      <w:r>
+        <w:rPr>
+          <w:rFonts w:asciiTheme="minorHAnsi" w:hAnsiTheme="minorHAnsi"/>
+        </w:rPr>
+        <w:lastRenderedPageBreak/>
+        <w:t>bill payment facilities, attracting diverse customer flows throughout the day and night.</w:t>
       </w:r>
       <w:r>
         <w:t xml:space="preserve"> </w:t>
@@ -387,13 +443,20 @@
         <w:t>the</w:t>
       </w:r>
       <w:r>
-        <w:t xml:space="preserve"> urban landscape, these retail hubs have naturally emerged </w:t>
+        <w:t xml:space="preserve"> urban landscape, these retail hubs have naturally emerged</w:t>
+      </w:r>
+      <w:r>
+        <w:rPr>
+          <w:rFonts w:eastAsiaTheme="majorEastAsia"/>
+        </w:rPr>
+        <w:t> </w:t>
       </w:r>
       <w:r>
         <w:t>as</w:t>
       </w:r>
       <w:r>
         <w:rPr>
+          <w:rFonts w:asciiTheme="minorHAnsi" w:hAnsiTheme="minorHAnsi"/>
           <w:lang w:val="en-US"/>
         </w:rPr>
         <w:t xml:space="preserve"> magnets of economic, urban and pedestrian activity </w:t>
@@ -428,6 +491,7 @@
       </w:r>
       <w:r>
         <w:rPr>
+          <w:rFonts w:asciiTheme="minorHAnsi" w:hAnsiTheme="minorHAnsi"/>
           <w:lang w:val="en-US"/>
         </w:rPr>
         <w:t xml:space="preserve">the impact of these establishments on retail businesses, consumer behavior, and the labor market </w:t>
@@ -442,7 +506,13 @@
         <w:t xml:space="preserve"> </w:t>
       </w:r>
       <w:r>
-        <w:t>However, beyond their economic role, their physical and operational characteristics place them in a contested position within the literature on urban crime. </w:t>
+        <w:t>However, beyond their economic role, their physical and operational characteristics place them in a contested position within the literature on urban crime.</w:t>
+      </w:r>
+      <w:r>
+        <w:rPr>
+          <w:rFonts w:eastAsiaTheme="majorEastAsia"/>
+        </w:rPr>
+        <w:t> </w:t>
       </w:r>
       <w:r>
         <w:t>\\</w:t>
@@ -459,6 +529,7 @@
       </w:pPr>
       <w:r>
         <w:rPr>
+          <w:rFonts w:asciiTheme="minorHAnsi" w:hAnsiTheme="minorHAnsi"/>
           <w:lang w:val="en-US"/>
         </w:rPr>
         <w:t xml:space="preserve">Depending on the </w:t>
@@ -471,6 +542,7 @@
       </w:r>
       <w:r>
         <w:rPr>
+          <w:rFonts w:asciiTheme="minorHAnsi" w:hAnsiTheme="minorHAnsi"/>
           <w:lang w:val="en-US"/>
         </w:rPr>
         <w:t xml:space="preserve"> these stores are seen as </w:t>
@@ -497,6 +569,9 @@
         <w:t xml:space="preserve"> </w:t>
       </w:r>
       <w:r>
+        <w:rPr>
+          <w:rFonts w:asciiTheme="minorHAnsi" w:hAnsiTheme="minorHAnsi"/>
+        </w:rPr>
         <w:t>by increasing foot traffic and creating incidental criminal opportunities</w:t>
       </w:r>
       <w:r>
@@ -509,19 +584,46 @@
         <w:t xml:space="preserve">. Also, </w:t>
       </w:r>
       <w:r>
+        <w:rPr>
+          <w:rFonts w:asciiTheme="minorHAnsi" w:hAnsiTheme="minorHAnsi"/>
+        </w:rPr>
         <w:t xml:space="preserve">they have been acknowledged as robbery prone commercial establishments as they have available cash on hand </w:t>
       </w:r>
       <w:r>
         <w:t>\parencite{Wellford1997}</w:t>
       </w:r>
       <w:r>
-        <w:t xml:space="preserve">. </w:t>
-      </w:r>
-      <w:r>
-        <w:t>Conversely</w:t>
-      </w:r>
-      <w:r>
-        <w:t xml:space="preserve">, they are perceived as crime combators by providing natural surveillance and increasing 'eyes on the street' through extended operating hours and improved lighting </w:t>
+        <w:t>. Conversely</w:t>
+      </w:r>
+      <w:r>
+        <w:rPr>
+          <w:rFonts w:asciiTheme="minorHAnsi" w:hAnsiTheme="minorHAnsi"/>
+        </w:rPr>
+        <w:t>, they are perceived as crime combators by providing</w:t>
+      </w:r>
+      <w:r>
+        <w:rPr>
+          <w:rFonts w:asciiTheme="minorHAnsi" w:eastAsiaTheme="majorEastAsia" w:hAnsiTheme="minorHAnsi"/>
+        </w:rPr>
+        <w:t> </w:t>
+      </w:r>
+      <w:r>
+        <w:rPr>
+          <w:rFonts w:asciiTheme="minorHAnsi" w:hAnsiTheme="minorHAnsi"/>
+        </w:rPr>
+        <w:t>natural surveillance</w:t>
+      </w:r>
+      <w:r>
+        <w:rPr>
+          <w:rFonts w:asciiTheme="minorHAnsi" w:eastAsiaTheme="majorEastAsia" w:hAnsiTheme="minorHAnsi"/>
+        </w:rPr>
+        <w:t> </w:t>
+      </w:r>
+      <w:r>
+        <w:rPr>
+          <w:rFonts w:asciiTheme="minorHAnsi" w:hAnsiTheme="minorHAnsi"/>
+        </w:rPr>
+        <w:t xml:space="preserve">and increasing 'eyes on the street' through extended operating hours and improved lighting </w:t>
       </w:r>
       <w:r>
         <w:t xml:space="preserve">\parencite{Davis2021}. </w:t>
@@ -553,6 +655,7 @@
       </w:pPr>
       <w:r>
         <w:rPr>
+          <w:rFonts w:asciiTheme="minorHAnsi" w:hAnsiTheme="minorHAnsi"/>
           <w:lang w:val="en-US"/>
         </w:rPr>
         <w:t>OXXO, a Mexican retail chain now owned by FEMSA,</w:t>
@@ -580,6 +683,7 @@
       </w:r>
       <w:r>
         <w:rPr>
+          <w:rFonts w:asciiTheme="minorHAnsi" w:hAnsiTheme="minorHAnsi"/>
           <w:lang w:val="en-US"/>
         </w:rPr>
         <w:t xml:space="preserve"> Mexico, Colombia, Peru, and Brazil</w:t>
@@ -588,17 +692,11 @@
         <w:rPr>
           <w:lang w:val="en-US"/>
         </w:rPr>
-        <w:t xml:space="preserve"> with </w:t>
-      </w:r>
-      <w:r>
-        <w:rPr>
-          <w:lang w:val="en-US"/>
-        </w:rPr>
-        <w:lastRenderedPageBreak/>
-        <w:t>more than 25,000 locations</w:t>
-      </w:r>
-      <w:r>
-        <w:rPr>
+        <w:t xml:space="preserve"> with more than 25,000 locations</w:t>
+      </w:r>
+      <w:r>
+        <w:rPr>
+          <w:rFonts w:asciiTheme="minorHAnsi" w:hAnsiTheme="minorHAnsi"/>
           <w:lang w:val="en-US"/>
         </w:rPr>
         <w:t xml:space="preserve">. </w:t>
@@ -607,18 +705,39 @@
         <w:t>In Colombia specifically</w:t>
       </w:r>
       <w:r>
+        <w:rPr>
+          <w:rFonts w:asciiTheme="minorHAnsi" w:hAnsiTheme="minorHAnsi"/>
+        </w:rPr>
         <w:t>, the chain operate</w:t>
       </w:r>
       <w:r>
         <w:t>s</w:t>
       </w:r>
       <w:r>
-        <w:t xml:space="preserve"> more than 500 stores with over 300 located in the capital, Bogotá </w:t>
+        <w:rPr>
+          <w:rFonts w:asciiTheme="minorHAnsi" w:hAnsiTheme="minorHAnsi"/>
+        </w:rPr>
+        <w:t xml:space="preserve"> more than</w:t>
+      </w:r>
+      <w:r>
+        <w:rPr>
+          <w:rFonts w:asciiTheme="minorHAnsi" w:eastAsiaTheme="majorEastAsia" w:hAnsiTheme="minorHAnsi"/>
+        </w:rPr>
+        <w:t> </w:t>
+      </w:r>
+      <w:r>
+        <w:rPr>
+          <w:rFonts w:asciiTheme="minorHAnsi" w:hAnsiTheme="minorHAnsi"/>
+        </w:rPr>
+        <w:t xml:space="preserve">500 stores with over 300 located in the capital, Bogotá </w:t>
       </w:r>
       <w:r>
         <w:t>Bogotá \parencite{godoy2025}</w:t>
       </w:r>
       <w:r>
+        <w:rPr>
+          <w:rFonts w:asciiTheme="minorHAnsi" w:hAnsiTheme="minorHAnsi"/>
+        </w:rPr>
         <w:t xml:space="preserve">.  </w:t>
       </w:r>
       <w:r>
@@ -646,6 +765,7 @@
       </w:r>
       <w:r>
         <w:rPr>
+          <w:rFonts w:asciiTheme="minorHAnsi" w:hAnsiTheme="minorHAnsi"/>
           <w:lang w:val="en-US"/>
         </w:rPr>
         <w:t xml:space="preserve"> </w:t>
@@ -658,6 +778,7 @@
       </w:r>
       <w:r>
         <w:rPr>
+          <w:rFonts w:asciiTheme="minorHAnsi" w:hAnsiTheme="minorHAnsi"/>
           <w:lang w:val="en-US"/>
         </w:rPr>
         <w:t xml:space="preserve"> </w:t>
@@ -670,9 +791,29 @@
       </w:r>
       <w:r>
         <w:rPr>
-          <w:lang w:val="en-US"/>
-        </w:rPr>
-        <w:t xml:space="preserve">crucial for the city. Although Bogotá has experienced significant crime reduction since 1990s (), it is still </w:t>
+          <w:rFonts w:asciiTheme="minorHAnsi" w:hAnsiTheme="minorHAnsi"/>
+          <w:lang w:val="en-US"/>
+        </w:rPr>
+        <w:t>crucial for the city. Although Bogotá has experienced significant crime reduction since 1990s</w:t>
+      </w:r>
+      <w:r>
+        <w:rPr>
+          <w:lang w:val="en-US"/>
+        </w:rPr>
+        <w:t xml:space="preserve"> ()</w:t>
+      </w:r>
+      <w:r>
+        <w:rPr>
+          <w:rFonts w:asciiTheme="minorHAnsi" w:hAnsiTheme="minorHAnsi"/>
+          <w:lang w:val="en-US"/>
+        </w:rPr>
+        <w:t>, it is still</w:t>
+      </w:r>
+      <w:r>
+        <w:rPr>
+          <w:lang w:val="en-US"/>
+        </w:rPr>
+        <w:t xml:space="preserve"> </w:t>
       </w:r>
       <w:r>
         <w:rPr>
@@ -720,17 +861,22 @@
       </w:r>
       <w:r>
         <w:rPr>
+          <w:rFonts w:asciiTheme="minorHAnsi" w:hAnsiTheme="minorHAnsi"/>
           <w:lang w:val="en-US"/>
         </w:rPr>
         <w:t xml:space="preserve">Additionally, crime remains spatially concentrated, with substantial variation across zones </w:t>
       </w:r>
       <w:r>
+        <w:rPr>
+          <w:rFonts w:asciiTheme="minorHAnsi" w:hAnsiTheme="minorHAnsi"/>
+        </w:rPr>
         <w:t>driven by socioeconomic stratification, land use, and policing intensity</w:t>
       </w:r>
       <w:r>
         <w:t xml:space="preserve"> </w:t>
       </w:r>
       <w:r>
+        <w:lastRenderedPageBreak/>
         <w:t>\</w:t>
       </w:r>
       <w:proofErr w:type="gramStart"/>
@@ -742,10 +888,7 @@
         <w:t>Enriquez2014,GimenezSantana2018}</w:t>
       </w:r>
       <w:r>
-        <w:t xml:space="preserve">, </w:t>
-      </w:r>
-      <w:r>
-        <w:t>wich underscores the importance of evaluationg how the introduction of these modern retail chains could reconfigure Bogotá</w:t>
+        <w:t>, wich underscores the importance of evaluationg how the introduction of these modern retail chains could reconfigure Bogotá</w:t>
       </w:r>
       <w:r>
         <w:rPr>
@@ -754,10 +897,7 @@
         <w:t xml:space="preserve">’s </w:t>
       </w:r>
       <w:r>
-        <w:t>urban criminal environment.</w:t>
-      </w:r>
-      <w:r>
-        <w:t>\\</w:t>
+        <w:t>urban criminal environment.\\</w:t>
       </w:r>
     </w:p>
     <w:p>
@@ -787,16 +927,12 @@
         <w:jc w:val="both"/>
       </w:pPr>
       <w:r>
-        <w:t xml:space="preserve">Existing research has focused on public transport infrastructure \parencite{Bacares2013a,Bacares2013b,Garcia2005}, large-scale policing interventions </w:t>
-      </w:r>
-      <w:r>
-        <w:lastRenderedPageBreak/>
-        <w:t xml:space="preserve">\parencite{Blattman2017,Blattman2021}, alcohol sales restrictions \parencite{Mello2013}, and socioeconomic determinants \parencite{Escobar2012}. </w:t>
-      </w:r>
-    </w:p>
-    <w:p>
-      <w:pPr>
-        <w:spacing w:line="360" w:lineRule="auto"/>
+        <w:t xml:space="preserve">Existing research has focused on public transport infrastructure \parencite{Bacares2013a,Bacares2013b,Garcia2005}, large-scale policing interventions \parencite{Blattman2017,Blattman2021}, alcohol sales restrictions \parencite{Mello2013}, and socioeconomic determinants \parencite{Escobar2012}. </w:t>
+      </w:r>
+    </w:p>
+    <w:p>
+      <w:pPr>
+        <w:spacing w:after="160" w:line="360" w:lineRule="auto"/>
         <w:ind w:firstLine="720"/>
         <w:jc w:val="both"/>
       </w:pPr>
@@ -808,11 +944,13 @@
       <w:pPr>
         <w:spacing w:line="360" w:lineRule="auto"/>
         <w:rPr>
-          <w:lang w:val="en-US"/>
-        </w:rPr>
-      </w:pPr>
-      <w:r>
-        <w:rPr>
+          <w:rFonts w:asciiTheme="minorHAnsi" w:hAnsiTheme="minorHAnsi"/>
+          <w:lang w:val="en-US"/>
+        </w:rPr>
+      </w:pPr>
+      <w:r>
+        <w:rPr>
+          <w:rFonts w:asciiTheme="minorHAnsi" w:hAnsiTheme="minorHAnsi"/>
           <w:highlight w:val="green"/>
           <w:lang w:val="en-US"/>
         </w:rPr>
@@ -820,6 +958,7 @@
       </w:r>
       <w:r>
         <w:rPr>
+          <w:rFonts w:asciiTheme="minorHAnsi" w:hAnsiTheme="minorHAnsi"/>
           <w:lang w:val="en-US"/>
         </w:rPr>
         <w:t xml:space="preserve"> </w:t>
@@ -885,70 +1024,72 @@
       <w:pPr>
         <w:spacing w:line="360" w:lineRule="auto"/>
         <w:rPr>
-          <w:lang w:val="es-ES_tradnl"/>
-        </w:rPr>
-      </w:pPr>
-    </w:p>
-    <w:p>
-      <w:pPr>
-        <w:spacing w:line="360" w:lineRule="auto"/>
-        <w:rPr>
-          <w:lang w:val="es-ES_tradnl"/>
-        </w:rPr>
-      </w:pPr>
-    </w:p>
-    <w:p>
-      <w:pPr>
-        <w:spacing w:line="360" w:lineRule="auto"/>
-        <w:rPr>
-          <w:lang w:val="es-ES_tradnl"/>
-        </w:rPr>
-      </w:pPr>
-    </w:p>
-    <w:p>
-      <w:pPr>
-        <w:spacing w:line="360" w:lineRule="auto"/>
-        <w:rPr>
-          <w:lang w:val="es-ES_tradnl"/>
-        </w:rPr>
-      </w:pPr>
-    </w:p>
-    <w:p>
-      <w:pPr>
-        <w:spacing w:line="360" w:lineRule="auto"/>
-        <w:rPr>
-          <w:lang w:val="es-ES_tradnl"/>
-        </w:rPr>
-      </w:pPr>
-    </w:p>
-    <w:p>
-      <w:pPr>
-        <w:spacing w:line="360" w:lineRule="auto"/>
-        <w:rPr>
-          <w:lang w:val="es-ES_tradnl"/>
-        </w:rPr>
-      </w:pPr>
-    </w:p>
-    <w:p>
-      <w:pPr>
-        <w:spacing w:line="360" w:lineRule="auto"/>
-        <w:rPr>
-          <w:lang w:val="es-ES_tradnl"/>
-        </w:rPr>
-      </w:pPr>
-    </w:p>
-    <w:p>
-      <w:pPr>
-        <w:spacing w:line="360" w:lineRule="auto"/>
-        <w:rPr>
-          <w:lang w:val="es-ES_tradnl"/>
-        </w:rPr>
-      </w:pPr>
-    </w:p>
-    <w:p>
-      <w:pPr>
-        <w:spacing w:line="360" w:lineRule="auto"/>
-        <w:rPr>
+          <w:lang w:val="en-US"/>
+        </w:rPr>
+      </w:pPr>
+    </w:p>
+    <w:p>
+      <w:pPr>
+        <w:spacing w:line="360" w:lineRule="auto"/>
+        <w:rPr>
+          <w:lang w:val="en-US"/>
+        </w:rPr>
+      </w:pPr>
+    </w:p>
+    <w:p>
+      <w:pPr>
+        <w:spacing w:line="360" w:lineRule="auto"/>
+        <w:rPr>
+          <w:lang w:val="en-US"/>
+        </w:rPr>
+      </w:pPr>
+    </w:p>
+    <w:p>
+      <w:pPr>
+        <w:spacing w:line="360" w:lineRule="auto"/>
+        <w:rPr>
+          <w:lang w:val="en-US"/>
+        </w:rPr>
+      </w:pPr>
+    </w:p>
+    <w:p>
+      <w:pPr>
+        <w:spacing w:line="360" w:lineRule="auto"/>
+        <w:rPr>
+          <w:lang w:val="en-US"/>
+        </w:rPr>
+      </w:pPr>
+    </w:p>
+    <w:p>
+      <w:pPr>
+        <w:spacing w:line="360" w:lineRule="auto"/>
+        <w:rPr>
+          <w:lang w:val="en-US"/>
+        </w:rPr>
+      </w:pPr>
+    </w:p>
+    <w:p>
+      <w:pPr>
+        <w:spacing w:line="360" w:lineRule="auto"/>
+        <w:rPr>
+          <w:lang w:val="en-US"/>
+        </w:rPr>
+      </w:pPr>
+    </w:p>
+    <w:p>
+      <w:pPr>
+        <w:spacing w:line="360" w:lineRule="auto"/>
+        <w:rPr>
+          <w:rFonts w:asciiTheme="minorHAnsi" w:hAnsiTheme="minorHAnsi"/>
+          <w:lang w:val="en-US"/>
+        </w:rPr>
+      </w:pPr>
+    </w:p>
+    <w:p>
+      <w:pPr>
+        <w:spacing w:line="360" w:lineRule="auto"/>
+        <w:rPr>
+          <w:rFonts w:asciiTheme="minorHAnsi" w:hAnsiTheme="minorHAnsi"/>
           <w:b/>
           <w:bCs/>
           <w:lang w:val="en-US"/>
@@ -956,305 +1097,209 @@
       </w:pPr>
       <w:r>
         <w:rPr>
+          <w:rFonts w:asciiTheme="minorHAnsi" w:hAnsiTheme="minorHAnsi"/>
           <w:b/>
           <w:bCs/>
           <w:lang w:val="en-US"/>
         </w:rPr>
-        <w:lastRenderedPageBreak/>
-        <w:t>BACKGROUND</w:t>
+        <w:t xml:space="preserve">BACKGROUND: </w:t>
+      </w:r>
+    </w:p>
+    <w:p>
+      <w:pPr>
+        <w:spacing w:line="360" w:lineRule="auto"/>
+        <w:rPr>
+          <w:rFonts w:asciiTheme="minorHAnsi" w:hAnsiTheme="minorHAnsi"/>
+          <w:lang w:val="en-US"/>
+        </w:rPr>
+      </w:pPr>
+      <w:r>
+        <w:rPr>
+          <w:rFonts w:asciiTheme="minorHAnsi" w:hAnsiTheme="minorHAnsi"/>
+          <w:lang w:val="en-US"/>
+        </w:rPr>
+        <w:t>a. OXXO</w:t>
+      </w:r>
+    </w:p>
+    <w:p>
+      <w:pPr>
+        <w:spacing w:line="360" w:lineRule="auto"/>
+        <w:ind w:firstLine="720"/>
+        <w:jc w:val="both"/>
+      </w:pPr>
+      <w:r>
+        <w:rPr>
+          <w:lang w:val="en-US"/>
+        </w:rPr>
+        <w:t>OXXO is one of the most prominent convenience store brands in Latin America, and since its arrival to Colombia in 2009 it has consolidated itself as one of the main convenience store chains</w:t>
+      </w:r>
+      <w:r>
+        <w:rPr>
+          <w:lang w:val="en-US"/>
+        </w:rPr>
+        <w:t xml:space="preserve"> in the country. Although OXXO has been operating in Colombia for almost 17 years, it only gained momentum after the pandemic. In fact, in Bogota the number of establishments skyrocketed from 82 in 2020 to 384 in 2025. This represents an increment of over 368\% in only five years. </w:t>
+      </w:r>
+      <w:r>
+        <w:t>Figure~\ref{fig:EVOLUTION_OXXO} depicts its accelerated growth in Bogotá, as it shows the number of OXXO locations in the capital by year since its arrival. \\</w:t>
+      </w:r>
+    </w:p>
+    <w:p>
+      <w:pPr>
+        <w:spacing w:line="360" w:lineRule="auto"/>
+        <w:ind w:firstLine="720"/>
+        <w:jc w:val="both"/>
+        <w:rPr>
+          <w:lang w:val="en-US"/>
+        </w:rPr>
+      </w:pPr>
+      <w:r>
+        <w:rPr>
+          <w:lang w:val="en-US"/>
+        </w:rPr>
+        <w:t xml:space="preserve">Show a graph </w:t>
+      </w:r>
+    </w:p>
+    <w:p>
+      <w:pPr>
+        <w:spacing w:line="360" w:lineRule="auto"/>
+        <w:ind w:firstLine="720"/>
+        <w:jc w:val="both"/>
+        <w:rPr>
+          <w:lang w:val="en-US"/>
+        </w:rPr>
+      </w:pPr>
+      <w:r>
+        <w:rPr>
+          <w:lang w:val="en-US"/>
+        </w:rPr>
+        <w:t>OXXO’s main objective is to be part of people’s lifestyles by offering an ample variety of products and services that can be useful and practical for their daily lives \</w:t>
+      </w:r>
+      <w:proofErr w:type="spellStart"/>
+      <w:r>
+        <w:rPr>
+          <w:lang w:val="en-US"/>
+        </w:rPr>
+        <w:t>parencite</w:t>
+      </w:r>
+      <w:proofErr w:type="spellEnd"/>
+      <w:r>
+        <w:rPr>
+          <w:lang w:val="en-US"/>
+        </w:rPr>
+        <w:t>{</w:t>
+      </w:r>
+      <w:r>
+        <w:t>oxxo_quienes_somos</w:t>
+      </w:r>
+      <w:r>
+        <w:rPr>
+          <w:lang w:val="en-US"/>
+        </w:rPr>
+        <w:t>}. Another distinctive characteristic is that 95\% of its establishments function in a 24-hour format \</w:t>
+      </w:r>
+      <w:proofErr w:type="spellStart"/>
+      <w:r>
+        <w:rPr>
+          <w:lang w:val="en-US"/>
+        </w:rPr>
+        <w:t>parencite</w:t>
+      </w:r>
+      <w:proofErr w:type="spellEnd"/>
+      <w:r>
+        <w:rPr>
+          <w:lang w:val="en-US"/>
+        </w:rPr>
+        <w:t>{</w:t>
+      </w:r>
+      <w:r>
+        <w:t>oxxo_faqs</w:t>
+      </w:r>
+      <w:r>
+        <w:rPr>
+          <w:lang w:val="en-US"/>
+        </w:rPr>
+        <w:t xml:space="preserve">}, </w:t>
+      </w:r>
+      <w:r>
+        <w:t>providing a competitive advantage by being</w:t>
+      </w:r>
+      <w:r>
+        <w:rPr>
+          <w:rFonts w:eastAsiaTheme="majorEastAsia"/>
+        </w:rPr>
+        <w:t> </w:t>
+      </w:r>
+      <w:r>
+        <w:t xml:space="preserve">the primary option of </w:t>
+      </w:r>
+      <w:r>
+        <w:t>consumers whenever they need to</w:t>
+      </w:r>
+      <w:r>
+        <w:rPr>
+          <w:rFonts w:eastAsiaTheme="majorEastAsia"/>
+        </w:rPr>
+        <w:t> </w:t>
+      </w:r>
+      <w:r>
+        <w:t>satisfy spontaneous consumption needs, regardless of the hour</w:t>
+      </w:r>
+      <w:r>
+        <w:rPr>
+          <w:lang w:val="en-US"/>
+        </w:rPr>
+        <w:t>.</w:t>
+      </w:r>
+      <w:r>
+        <w:rPr>
+          <w:lang w:val="en-US"/>
+        </w:rPr>
+        <w:t xml:space="preserve"> </w:t>
+      </w:r>
+      <w:r>
+        <w:t>These well-defined competitive objectives and inherent brand characteristics have allowed OXXO to proliferate rapidly throughout Bogotá, where it has been</w:t>
+      </w:r>
+      <w:r>
+        <w:rPr>
+          <w:rFonts w:eastAsiaTheme="majorEastAsia"/>
+        </w:rPr>
+        <w:t> </w:t>
+      </w:r>
+      <w:r>
+        <w:t>widely embraced by the local population.</w:t>
+      </w:r>
+      <w:r>
+        <w:t>\\</w:t>
+      </w:r>
+    </w:p>
+    <w:p>
+      <w:pPr>
+        <w:spacing w:line="360" w:lineRule="auto"/>
+        <w:ind w:firstLine="720"/>
+        <w:jc w:val="both"/>
+      </w:pPr>
+      <w:r>
+        <w:t>In line with this strategy</w:t>
       </w:r>
       <w:r>
         <w:rPr>
           <w:b/>
           <w:bCs/>
-          <w:lang w:val="en-US"/>
-        </w:rPr>
-        <w:t xml:space="preserve">: </w:t>
-      </w:r>
-    </w:p>
-    <w:p>
-      <w:pPr>
-        <w:spacing w:line="360" w:lineRule="auto"/>
-        <w:rPr>
-          <w:lang w:val="en-US"/>
-        </w:rPr>
-      </w:pPr>
-      <w:r>
-        <w:rPr>
-          <w:lang w:val="en-US"/>
-        </w:rPr>
-        <w:t>a. OXXO</w:t>
-      </w:r>
-    </w:p>
-    <w:p>
-      <w:pPr>
-        <w:spacing w:line="360" w:lineRule="auto"/>
-        <w:ind w:firstLine="720"/>
-        <w:jc w:val="both"/>
-      </w:pPr>
-      <w:r>
-        <w:rPr>
-          <w:lang w:val="en-US"/>
-        </w:rPr>
-        <w:t xml:space="preserve">OXXO is one of the most prominent convenience store brands in Latin America, and since its arrival to Colombia in 2009 it has consolidated itself </w:t>
-      </w:r>
-      <w:r>
-        <w:rPr>
-          <w:lang w:val="en-US"/>
-        </w:rPr>
-        <w:t>as one of the main convenience store chains</w:t>
-      </w:r>
-      <w:r>
-        <w:rPr>
-          <w:lang w:val="en-US"/>
-        </w:rPr>
-        <w:t xml:space="preserve"> in the country. Although OXXO has been operating </w:t>
-      </w:r>
-      <w:r>
-        <w:rPr>
-          <w:lang w:val="en-US"/>
-        </w:rPr>
-        <w:t xml:space="preserve">in Colombia </w:t>
-      </w:r>
-      <w:r>
-        <w:rPr>
-          <w:lang w:val="en-US"/>
-        </w:rPr>
-        <w:t xml:space="preserve">for </w:t>
-      </w:r>
-      <w:r>
-        <w:rPr>
-          <w:lang w:val="en-US"/>
-        </w:rPr>
-        <w:t xml:space="preserve">almost 17 </w:t>
-      </w:r>
-      <w:r>
-        <w:rPr>
-          <w:lang w:val="en-US"/>
-        </w:rPr>
-        <w:t>years, it only gained momentum after the pandemic</w:t>
-      </w:r>
-      <w:r>
-        <w:rPr>
-          <w:lang w:val="en-US"/>
-        </w:rPr>
-        <w:t>. In fact, in Bogota</w:t>
-      </w:r>
-      <w:r>
-        <w:rPr>
-          <w:lang w:val="en-US"/>
-        </w:rPr>
-        <w:t xml:space="preserve"> the number of establishments skyrocketed from </w:t>
-      </w:r>
-      <w:r>
-        <w:rPr>
-          <w:lang w:val="en-US"/>
-        </w:rPr>
-        <w:t>82</w:t>
-      </w:r>
-      <w:r>
-        <w:rPr>
-          <w:lang w:val="en-US"/>
-        </w:rPr>
-        <w:t xml:space="preserve"> in </w:t>
-      </w:r>
-      <w:r>
-        <w:rPr>
-          <w:lang w:val="en-US"/>
-        </w:rPr>
-        <w:t>2020</w:t>
-      </w:r>
-      <w:r>
-        <w:rPr>
-          <w:lang w:val="en-US"/>
-        </w:rPr>
-        <w:t xml:space="preserve"> to </w:t>
-      </w:r>
-      <w:r>
-        <w:rPr>
-          <w:lang w:val="en-US"/>
-        </w:rPr>
-        <w:t>384</w:t>
-      </w:r>
-      <w:r>
-        <w:rPr>
-          <w:lang w:val="en-US"/>
-        </w:rPr>
-        <w:t xml:space="preserve"> in </w:t>
-      </w:r>
-      <w:r>
-        <w:rPr>
-          <w:lang w:val="en-US"/>
-        </w:rPr>
-        <w:t>2025. This represents an increment of over 368</w:t>
-      </w:r>
-      <w:r>
-        <w:rPr>
-          <w:lang w:val="en-US"/>
-        </w:rPr>
-        <w:t>\</w:t>
-      </w:r>
-      <w:r>
-        <w:rPr>
-          <w:lang w:val="en-US"/>
-        </w:rPr>
-        <w:t xml:space="preserve">% in only five years. </w:t>
-      </w:r>
-      <w:r>
-        <w:t>Figure~\ref{fig:EVOLUTION_OXXO} depicts its accelerated growth in Bogotá, as it shows the number of OXXO locations in the capital by year since its arrival. \\</w:t>
-      </w:r>
-    </w:p>
-    <w:p>
-      <w:pPr>
-        <w:spacing w:line="360" w:lineRule="auto"/>
-        <w:ind w:firstLine="720"/>
-        <w:jc w:val="both"/>
-        <w:rPr>
-          <w:lang w:val="en-US"/>
-        </w:rPr>
-      </w:pPr>
-      <w:r>
-        <w:rPr>
-          <w:lang w:val="en-US"/>
-        </w:rPr>
-        <w:t xml:space="preserve">Show a graph </w:t>
-      </w:r>
-    </w:p>
-    <w:p>
-      <w:pPr>
-        <w:spacing w:line="360" w:lineRule="auto"/>
-        <w:ind w:firstLine="720"/>
-        <w:jc w:val="both"/>
-        <w:rPr>
-          <w:lang w:val="en-US"/>
-        </w:rPr>
-      </w:pPr>
-      <w:r>
-        <w:rPr>
-          <w:lang w:val="en-US"/>
-        </w:rPr>
-        <w:t>OXXO’s main objective is to be part of people’s lifestyles by offering an ample variety of products and services that can be useful and practical for their daily lives \</w:t>
-      </w:r>
-      <w:proofErr w:type="spellStart"/>
-      <w:r>
-        <w:rPr>
-          <w:lang w:val="en-US"/>
-        </w:rPr>
-        <w:t>parencite</w:t>
-      </w:r>
-      <w:proofErr w:type="spellEnd"/>
-      <w:r>
-        <w:rPr>
-          <w:lang w:val="en-US"/>
-        </w:rPr>
-        <w:t>{</w:t>
-      </w:r>
-      <w:r>
-        <w:t>oxxo_quienes_somos</w:t>
-      </w:r>
-      <w:r>
-        <w:rPr>
-          <w:lang w:val="en-US"/>
-        </w:rPr>
-        <w:t>}. Another distinctive characteristic is that 95</w:t>
-      </w:r>
-      <w:r>
-        <w:rPr>
-          <w:lang w:val="en-US"/>
-        </w:rPr>
-        <w:t>\</w:t>
-      </w:r>
-      <w:r>
-        <w:rPr>
-          <w:lang w:val="en-US"/>
-        </w:rPr>
-        <w:t>% of its establishments function in a 24-hour format \</w:t>
-      </w:r>
-      <w:proofErr w:type="spellStart"/>
-      <w:r>
-        <w:rPr>
-          <w:lang w:val="en-US"/>
-        </w:rPr>
-        <w:t>parencite</w:t>
-      </w:r>
-      <w:proofErr w:type="spellEnd"/>
-      <w:r>
-        <w:rPr>
-          <w:lang w:val="en-US"/>
-        </w:rPr>
-        <w:t>{</w:t>
-      </w:r>
-      <w:r>
-        <w:t>oxxo_faqs</w:t>
-      </w:r>
-      <w:r>
-        <w:rPr>
-          <w:lang w:val="en-US"/>
-        </w:rPr>
-        <w:t xml:space="preserve">}, </w:t>
-      </w:r>
-      <w:r>
-        <w:t>providing a competitive advantage by being </w:t>
-      </w:r>
-      <w:r>
-        <w:t xml:space="preserve">the primary option of </w:t>
-      </w:r>
-      <w:r>
-        <w:t>consumers whenever they need to satisfy spontaneous consumption needs, regardless of the hour</w:t>
-      </w:r>
-      <w:r>
-        <w:rPr>
-          <w:lang w:val="en-US"/>
-        </w:rPr>
-        <w:t>.</w:t>
-      </w:r>
-      <w:r>
-        <w:rPr>
-          <w:lang w:val="en-US"/>
-        </w:rPr>
-        <w:t xml:space="preserve"> </w:t>
-      </w:r>
-      <w:r>
-        <w:t>These well-defined competitive objectives and inherent brand characteristics have allowed OXXO to proliferate rapidly throughout Bogotá, where it has been widely embraced by the local population.</w:t>
-      </w:r>
-      <w:r>
-        <w:t>\\</w:t>
-      </w:r>
-    </w:p>
-    <w:p>
-      <w:pPr>
-        <w:spacing w:line="360" w:lineRule="auto"/>
-        <w:ind w:firstLine="720"/>
-        <w:jc w:val="both"/>
-      </w:pPr>
-      <w:r>
-        <w:t>In line with this strategy</w:t>
+        </w:rPr>
+        <w:t>,</w:t>
       </w:r>
       <w:r>
         <w:rPr>
           <w:b/>
           <w:bCs/>
         </w:rPr>
-        <w:t>,</w:t>
-      </w:r>
-      <w:r>
-        <w:rPr>
-          <w:b/>
-          <w:bCs/>
-        </w:rPr>
         <w:t xml:space="preserve"> </w:t>
       </w:r>
       <w:r>
         <w:rPr>
           <w:lang w:val="en-US"/>
         </w:rPr>
-        <w:t>t</w:t>
-      </w:r>
-      <w:r>
-        <w:rPr>
-          <w:lang w:val="en-US"/>
-        </w:rPr>
-        <w:t>his modern retail chain began its expansion</w:t>
+        <w:t>this modern retail chain began its expansion</w:t>
       </w:r>
       <w:r>
         <w:rPr>
@@ -1303,13 +1348,7 @@
         <w:rPr>
           <w:lang w:val="en-US"/>
         </w:rPr>
-        <w:t xml:space="preserve"> </w:t>
-      </w:r>
-      <w:r>
-        <w:rPr>
-          <w:lang w:val="en-US"/>
-        </w:rPr>
-        <w:t>\\</w:t>
+        <w:t xml:space="preserve"> \\</w:t>
       </w:r>
     </w:p>
     <w:p>
@@ -1342,55 +1381,7 @@
         <w:rPr>
           <w:lang w:val="en-US"/>
         </w:rPr>
-        <w:t xml:space="preserve">presents this evolution, and shows that </w:t>
-      </w:r>
-      <w:r>
-        <w:rPr>
-          <w:lang w:val="en-US"/>
-        </w:rPr>
-        <w:t>now</w:t>
-      </w:r>
-      <w:r>
-        <w:rPr>
-          <w:lang w:val="en-US"/>
-        </w:rPr>
-        <w:t>, OXXO is present in almost 70</w:t>
-      </w:r>
-      <w:r>
-        <w:rPr>
-          <w:lang w:val="en-US"/>
-        </w:rPr>
-        <w:t>\</w:t>
-      </w:r>
-      <w:r>
-        <w:rPr>
-          <w:lang w:val="en-US"/>
-        </w:rPr>
-        <w:t xml:space="preserve">% </w:t>
-      </w:r>
-      <w:r>
-        <w:rPr>
-          <w:lang w:val="en-US"/>
-        </w:rPr>
-        <w:t xml:space="preserve">of </w:t>
-      </w:r>
-      <w:r>
-        <w:rPr>
-          <w:lang w:val="en-US"/>
-        </w:rPr>
-        <w:t>all</w:t>
-      </w:r>
-      <w:r>
-        <w:rPr>
-          <w:lang w:val="en-US"/>
-        </w:rPr>
-        <w:t xml:space="preserve"> the</w:t>
-      </w:r>
-      <w:r>
-        <w:rPr>
-          <w:lang w:val="en-US"/>
-        </w:rPr>
-        <w:t xml:space="preserve"> city´s </w:t>
+        <w:t xml:space="preserve">presents this evolution, and shows that now, OXXO is present in almost 70\% of all the city´s </w:t>
       </w:r>
       <w:r>
         <w:t>Zonal Planning Unit</w:t>
@@ -1402,20 +1393,11 @@
         <w:t xml:space="preserve"> (UPZ)</w:t>
       </w:r>
       <w:r>
-        <w:t xml:space="preserve">. </w:t>
-      </w:r>
-      <w:r>
-        <w:t>UPZs</w:t>
-      </w:r>
-      <w:r>
-        <w:t xml:space="preserve"> </w:t>
-      </w:r>
-      <w:r>
-        <w:t xml:space="preserve">are analysis units that group neighborhoods based on their socioeconomic stratification, </w:t>
+        <w:t xml:space="preserve">. UPZs are </w:t>
       </w:r>
       <w:r>
         <w:lastRenderedPageBreak/>
-        <w:t xml:space="preserve">commercial, land use, and housing characteristics, and living conditions of their inhabitants </w:t>
+        <w:t xml:space="preserve">analysis units that group neighborhoods based on their socioeconomic stratification, commercial, land use, and housing characteristics, and living conditions of their inhabitants </w:t>
       </w:r>
       <w:r>
         <w:rPr>
@@ -1455,22 +1437,7 @@
         <w:t>Currently, the only areas without OXXO establishments are in the far southern reaches of Bogotá,</w:t>
       </w:r>
       <w:r>
-        <w:t xml:space="preserve"> which correspods to UPZs with low levels of economic </w:t>
-      </w:r>
-      <w:r>
-        <w:t xml:space="preserve">performance, </w:t>
-      </w:r>
-      <w:r>
-        <w:t xml:space="preserve">socioeconomic stratification, urban transport connection, and </w:t>
-      </w:r>
-      <w:r>
-        <w:t xml:space="preserve">are blocks that </w:t>
-      </w:r>
-      <w:r>
-        <w:t>continue to relly heavily in traditional neighborhood stores</w:t>
-      </w:r>
-      <w:r>
-        <w:t xml:space="preserve"> </w:t>
+        <w:t xml:space="preserve"> which correspods to UPZs with low levels of economic performance, socioeconomic stratification, urban transport connection, and are blocks that continue to relly heavily in traditional neighborhood stores </w:t>
       </w:r>
       <w:r>
         <w:rPr>
@@ -1488,10 +1455,7 @@
         <w:t>.</w:t>
       </w:r>
       <w:r>
-        <w:t xml:space="preserve"> </w:t>
-      </w:r>
-      <w:r>
-        <w:t>\\</w:t>
+        <w:t xml:space="preserve"> \\</w:t>
       </w:r>
     </w:p>
     <w:p>
@@ -1522,19 +1486,7 @@
         <w:rPr>
           <w:lang w:val="en-US"/>
         </w:rPr>
-        <w:t>As noted, OXXO</w:t>
-      </w:r>
-      <w:r>
-        <w:rPr>
-          <w:lang w:val="en-US"/>
-        </w:rPr>
-        <w:t>’</w:t>
-      </w:r>
-      <w:r>
-        <w:rPr>
-          <w:lang w:val="en-US"/>
-        </w:rPr>
-        <w:t xml:space="preserve">s stores are not randomly located. They are centrally administered by FEMSA </w:t>
+        <w:t xml:space="preserve">As noted, OXXO’s stores are not randomly located. They are centrally administered by FEMSA </w:t>
       </w:r>
       <w:r>
         <w:t>(meaning the brand does not operate under a franchise model)</w:t>
@@ -1566,13 +1518,7 @@
         <w:rPr>
           <w:lang w:val="en-US"/>
         </w:rPr>
-        <w:t>}. This means that each location is carefully planned to respond to the overall interests of the company.</w:t>
-      </w:r>
-      <w:r>
-        <w:rPr>
-          <w:lang w:val="en-US"/>
-        </w:rPr>
-        <w:t xml:space="preserve"> In fact, if we attentively analyze how these establishments are clustered around Bogot</w:t>
+        <w:t>}. This means that each location is carefully planned to respond to the overall interests of the company. In fact, if we attentively analyze how these establishments are clustered around Bogot</w:t>
       </w:r>
       <w:r>
         <w:rPr>
@@ -1593,7 +1539,16 @@
         <w:t xml:space="preserve">. This helps OXXO </w:t>
       </w:r>
       <w:r>
-        <w:t>to maximize its market reach and ensure high levels of consumer visibilit</w:t>
+        <w:t>to</w:t>
+      </w:r>
+      <w:r>
+        <w:rPr>
+          <w:rFonts w:eastAsiaTheme="majorEastAsia"/>
+        </w:rPr>
+        <w:t> </w:t>
+      </w:r>
+      <w:r>
+        <w:t>maximize its market reach and ensure high levels of consumer visibilit</w:t>
       </w:r>
       <w:r>
         <w:t>y.\\</w:t>
@@ -1609,7 +1564,34 @@
         </w:rPr>
       </w:pPr>
       <w:r>
-        <w:t xml:space="preserve">Figure~\ref{fig:oxxo_transmilenio_vias} graphically demonstrates this correlation by plotting the city’s arterial roads, main avenues, and Transmilenio stations (Bogotá's Bus Rapid Transit system); it shows that by 2025, OXXO locations tend to </w:t>
+        <w:t>Figure~\ref{fig:oxxo_transmilenio_vias} graphically demonstrates this correlation by plotting the city’s arterial roads, main avenues, and Transmilenio stations (Bogotá's</w:t>
+      </w:r>
+      <w:r>
+        <w:rPr>
+          <w:rFonts w:eastAsiaTheme="majorEastAsia"/>
+        </w:rPr>
+        <w:t> </w:t>
+      </w:r>
+      <w:r>
+        <w:t>Bus Rapid Transit</w:t>
+      </w:r>
+      <w:r>
+        <w:rPr>
+          <w:rFonts w:eastAsiaTheme="majorEastAsia"/>
+        </w:rPr>
+        <w:t> </w:t>
+      </w:r>
+      <w:r>
+        <w:t>system); it shows that by 2025, OXXO locations</w:t>
+      </w:r>
+      <w:r>
+        <w:rPr>
+          <w:rFonts w:eastAsiaTheme="majorEastAsia"/>
+        </w:rPr>
+        <w:t> </w:t>
+      </w:r>
+      <w:r>
+        <w:t xml:space="preserve">tend to </w:t>
       </w:r>
       <w:r>
         <w:t>group</w:t>
@@ -1683,10 +1665,7 @@
         <w:t>shin2024dollar</w:t>
       </w:r>
       <w:r>
-        <w:t xml:space="preserve">}. </w:t>
-      </w:r>
-      <w:r>
-        <w:t>\\</w:t>
+        <w:t>}. \\</w:t>
       </w:r>
     </w:p>
     <w:p>
@@ -1694,6 +1673,9 @@
         <w:spacing w:line="360" w:lineRule="auto"/>
         <w:ind w:firstLine="720"/>
         <w:jc w:val="both"/>
+        <w:rPr>
+          <w:rFonts w:asciiTheme="minorHAnsi" w:hAnsiTheme="minorHAnsi"/>
+        </w:rPr>
       </w:pPr>
     </w:p>
     <w:p>
@@ -1707,16 +1689,17 @@
       </w:pPr>
       <w:r>
         <w:rPr>
+          <w:rFonts w:asciiTheme="minorHAnsi" w:hAnsiTheme="minorHAnsi"/>
           <w:b/>
           <w:bCs/>
           <w:lang w:val="en-US"/>
         </w:rPr>
-        <w:lastRenderedPageBreak/>
         <w:t xml:space="preserve">2. criminal activity in </w:t>
       </w:r>
       <w:proofErr w:type="spellStart"/>
       <w:r>
         <w:rPr>
+          <w:rFonts w:asciiTheme="minorHAnsi" w:hAnsiTheme="minorHAnsi"/>
           <w:b/>
           <w:bCs/>
           <w:lang w:val="en-US"/>
@@ -1749,43 +1732,7 @@
         <w:rPr>
           <w:lang w:val="en-US"/>
         </w:rPr>
-        <w:t>1,</w:t>
-      </w:r>
-      <w:r>
-        <w:rPr>
-          <w:lang w:val="en-US"/>
-        </w:rPr>
-        <w:t xml:space="preserve">287 </w:t>
-      </w:r>
-      <w:r>
-        <w:rPr>
-          <w:lang w:val="en-US"/>
-        </w:rPr>
-        <w:t>crimes</w:t>
-      </w:r>
-      <w:r>
-        <w:rPr>
-          <w:lang w:val="en-US"/>
-        </w:rPr>
-        <w:t xml:space="preserve"> </w:t>
-      </w:r>
-      <w:r>
-        <w:rPr>
-          <w:lang w:val="en-US"/>
-        </w:rPr>
-        <w:t>for each</w:t>
-      </w:r>
-      <w:r>
-        <w:rPr>
-          <w:lang w:val="en-US"/>
-        </w:rPr>
-        <w:t xml:space="preserve"> 100 </w:t>
-      </w:r>
-      <w:r>
-        <w:rPr>
-          <w:lang w:val="en-US"/>
-        </w:rPr>
-        <w:t>thousand inhabitants</w:t>
+        <w:t>1,287 crimes for each 100 thousand inhabitants</w:t>
       </w:r>
       <w:r>
         <w:rPr>
@@ -1814,7 +1761,14 @@
         <w:rPr>
           <w:lang w:val="en-US"/>
         </w:rPr>
-        <w:t xml:space="preserve">}. During this time the capital lived an upswing of narcoterrorism and the assassination of political leaders. However, at the end of the 90s and beginning of the 2000s, crime started to decrease; for example, </w:t>
+        <w:t xml:space="preserve">}. During this time the capital lived an upswing of narcoterrorism and the assassination of political leaders. However, at the end of the 90s and </w:t>
+      </w:r>
+      <w:r>
+        <w:rPr>
+          <w:lang w:val="en-US"/>
+        </w:rPr>
+        <w:lastRenderedPageBreak/>
+        <w:t xml:space="preserve">beginning of the 2000s, crime started to decrease; for example, </w:t>
       </w:r>
       <w:r>
         <w:t>b</w:t>
@@ -1873,22 +1827,19 @@
         <w:rPr>
           <w:lang w:val="en-US"/>
         </w:rPr>
-        <w:t xml:space="preserve">in past years </w:t>
-      </w:r>
-      <w:r>
-        <w:rPr>
-          <w:lang w:val="en-US"/>
-        </w:rPr>
-        <w:t>urban crime</w:t>
-      </w:r>
-      <w:r>
-        <w:rPr>
-          <w:lang w:val="en-US"/>
-        </w:rPr>
-        <w:t xml:space="preserve"> has shown resistance to keep declining. After the 2019 covid pandemic criminality had </w:t>
-      </w:r>
-      <w:r>
-        <w:t>a significant rebound, with personal theft surpassing pre-pandemic levels. By 202</w:t>
+        <w:t xml:space="preserve">in past years urban crime has shown resistance to keep declining. After the 2019 covid pandemic criminality had </w:t>
+      </w:r>
+      <w:r>
+        <w:t>a significant</w:t>
+      </w:r>
+      <w:r>
+        <w:rPr>
+          <w:rFonts w:eastAsiaTheme="majorEastAsia"/>
+        </w:rPr>
+        <w:t> </w:t>
+      </w:r>
+      <w:r>
+        <w:t>rebound, with personal theft surpassing pre-pandemic levels. By 202</w:t>
       </w:r>
       <w:r>
         <w:t>5</w:t>
@@ -1913,7 +1864,7 @@
         <w:t>, particularly regarding homicides and robberies</w:t>
       </w:r>
       <w:r>
-        <w:t xml:space="preserve"> (citation).\\</w:t>
+        <w:t xml:space="preserve"> hl{(citation)}.\\</w:t>
       </w:r>
     </w:p>
     <w:p>
@@ -1923,19 +1874,19 @@
         <w:jc w:val="both"/>
       </w:pPr>
       <w:r>
-        <w:t xml:space="preserve">Currently, Bogota’s crime, as any other city, clusters in specific zones. The most insecure </w:t>
-      </w:r>
-      <w:r>
-        <w:t xml:space="preserve">Localities (a unit of territorial division that gathers many UPZ) are located in the southeastern </w:t>
+        <w:t xml:space="preserve">Currently, Bogota’s crime, as any other city, clusters in specific zones. The most insecure Localities (a unit of territorial division that gathers many UPZ) are located in the southeastern </w:t>
       </w:r>
       <w:r>
         <w:t>region</w:t>
       </w:r>
       <w:r>
-        <w:t xml:space="preserve"> of Bogota, wich correlates with a high presence of criminal organizations, informality, and deficencies of human development \parenctie{probogota2024indice</w:t>
-      </w:r>
-      <w:r>
-        <w:t>}</w:t>
+        <w:t xml:space="preserve"> of Bogota, wich correlates with a high presence of criminal organizations, informality, and deficencies of human development \parenc</w:t>
+      </w:r>
+      <w:r>
+        <w:t>i</w:t>
+      </w:r>
+      <w:r>
+        <w:t>te{probogota2024indice}</w:t>
       </w:r>
       <w:r>
         <w:t>.</w:t>
@@ -1950,10 +1901,7 @@
         <w:t xml:space="preserve"> </w:t>
       </w:r>
       <w:r>
-        <w:t>However, this concentration does not imply that all crime categories peak in the same areas.</w:t>
-      </w:r>
-      <w:r>
-        <w:t xml:space="preserve"> Whil</w:t>
+        <w:t>However, this concentration does not imply that all crime categories peak in the same areas. Whil</w:t>
       </w:r>
       <w:r>
         <w:t>e</w:t>
@@ -1965,74 +1913,73 @@
         <w:t>the city</w:t>
       </w:r>
       <w:r>
-        <w:t xml:space="preserve">, </w:t>
-      </w:r>
-      <w:r>
-        <w:t>personal theft exhibits a distinct geographic distribution, primarily clustering in the city's northeastern sector</w:t>
-      </w:r>
-      <w:r>
-        <w:t xml:space="preserve"> \cite{</w:t>
-      </w:r>
-      <w:r>
-        <w:t>probogota2022informe</w:t>
-      </w:r>
-      <w:r>
-        <w:t>}</w:t>
-      </w:r>
-      <w:r>
-        <w:t>.</w:t>
-      </w:r>
-      <w:r>
-        <w:t>\\</w:t>
+        <w:t>, personal theft</w:t>
+      </w:r>
+      <w:r>
+        <w:rPr>
+          <w:rFonts w:eastAsiaTheme="majorEastAsia"/>
+        </w:rPr>
+        <w:t> </w:t>
+      </w:r>
+      <w:r>
+        <w:t>exhibits a distinct geographic distribution, primarily clustering in the city's</w:t>
+      </w:r>
+      <w:r>
+        <w:rPr>
+          <w:rFonts w:eastAsiaTheme="majorEastAsia"/>
+        </w:rPr>
+        <w:t> </w:t>
+      </w:r>
+      <w:r>
+        <w:t>northeastern sector \</w:t>
+      </w:r>
+      <w:r>
+        <w:t>paren</w:t>
+      </w:r>
+      <w:r>
+        <w:t>cite{probogota2022informe}.</w:t>
+      </w:r>
+      <w:r>
+        <w:t xml:space="preserve">\\ </w:t>
+      </w:r>
+    </w:p>
+    <w:p>
+      <w:pPr>
+        <w:spacing w:line="360" w:lineRule="auto"/>
+        <w:jc w:val="both"/>
+      </w:pPr>
+      <w:r>
+        <w:t>Figure</w:t>
+      </w:r>
+      <w:r>
+        <w:t>~\ref{fig:oxxo_transmilenio_vias}</w:t>
+      </w:r>
+      <w:r>
+        <w:t xml:space="preserve"> shows this behaviour as it displays how personal theft rates distribute throughout Bogotá´s UPZs over the years. These maps also highlight that between 2015 and 2021 (and even later, as it can be noted in ProBogota’s annual security informs </w:t>
+      </w:r>
+      <w:r>
+        <w:rPr>
+          <w:lang w:val="en-US"/>
+        </w:rPr>
+        <w:t>(\footnote{\hl{PIE DE PAGINA)}}</w:t>
+      </w:r>
+      <w:r>
+        <w:t xml:space="preserve">) this tendency has not drastically changed, meaning that there are environmental characteristics that keep favoring robberies or attracting offenders. Other </w:t>
       </w:r>
       <w:r>
         <w:t xml:space="preserve"> </w:t>
       </w:r>
-    </w:p>
-    <w:p>
-      <w:pPr>
-        <w:spacing w:line="360" w:lineRule="auto"/>
-        <w:jc w:val="both"/>
-      </w:pPr>
-      <w:r>
-        <w:t>Figure</w:t>
-      </w:r>
-      <w:r>
-        <w:t>~\ref{fig:oxxo_transmilenio_vias}</w:t>
-      </w:r>
-      <w:r>
-        <w:t xml:space="preserve"> shows this behaviour as it displays how personal theft rates distribute throughout Bogotá´s UPZs over the years. These maps also highlight that between 2015 and 2021 (and even later, as it can be noted in ProBogota’s annual security informs </w:t>
-      </w:r>
-      <w:r>
-        <w:rPr>
-          <w:lang w:val="en-US"/>
-        </w:rPr>
-        <w:t>(PIE DE PAGINA)</w:t>
-      </w:r>
-      <w:r>
-        <w:t xml:space="preserve">) this tendency has not drastically changed, meaning that </w:t>
-      </w:r>
-      <w:r>
-        <w:t>there are environmental characteristics that keep favoring robberies or attracting offenders</w:t>
-      </w:r>
-      <w:r>
-        <w:t>.</w:t>
-      </w:r>
-      <w:r>
-        <w:t xml:space="preserve"> </w:t>
-      </w:r>
-      <w:r>
-        <w:lastRenderedPageBreak/>
-        <w:t xml:space="preserve">Other </w:t>
-      </w:r>
-      <w:r>
-        <w:t xml:space="preserve"> </w:t>
-      </w:r>
       <w:r>
         <w:t>characteristics that these zones have</w:t>
       </w:r>
       <w:r>
-        <w:t xml:space="preserve"> are </w:t>
+        <w:t xml:space="preserve"> are</w:t>
+      </w:r>
+      <w:r>
+        <w:rPr>
+          <w:rFonts w:eastAsiaTheme="majorEastAsia"/>
+        </w:rPr>
+        <w:t> </w:t>
       </w:r>
       <w:r>
         <w:rPr>
@@ -2042,65 +1989,80 @@
         <w:t>high pedestrian throughput, the density of commercial land use, and the proximity to the city's main transit arteries</w:t>
       </w:r>
       <w:r>
-        <w:t xml:space="preserve">\\ </w:t>
-      </w:r>
-    </w:p>
-    <w:p>
-      <w:pPr>
-        <w:spacing w:line="360" w:lineRule="auto"/>
-        <w:jc w:val="both"/>
-        <w:rPr>
-          <w:lang w:val="en-US"/>
-        </w:rPr>
-      </w:pPr>
-    </w:p>
-    <w:p>
-      <w:pPr>
-        <w:spacing w:line="360" w:lineRule="auto"/>
-        <w:jc w:val="both"/>
-      </w:pPr>
-    </w:p>
-    <w:p>
-      <w:pPr>
-        <w:spacing w:line="360" w:lineRule="auto"/>
-      </w:pPr>
-      <w:r>
-        <w:rPr>
-          <w:highlight w:val="magenta"/>
-        </w:rPr>
-        <w:t xml:space="preserve">Factors that favor crime clustering must be taken into account because if OXXO stores also locate in inherent high crime areas, it will be important to evaluate whether OXXO efectively causes an increment in crime </w:t>
-      </w:r>
-      <w:r>
-        <w:rPr>
-          <w:highlight w:val="magenta"/>
-        </w:rPr>
-        <w:t>or if both OXXO and criminals are simply attracted to the same high-activity "nodes."</w:t>
-      </w:r>
-    </w:p>
-    <w:p>
-      <w:pPr>
-        <w:spacing w:line="360" w:lineRule="auto"/>
         <w:rPr>
           <w:b/>
           <w:bCs/>
-          <w:lang w:val="en-US"/>
-        </w:rPr>
-      </w:pPr>
-      <w:r>
+        </w:rPr>
+        <w:t>.</w:t>
+      </w:r>
+      <w:r>
+        <w:t>\\</w:t>
+      </w:r>
+    </w:p>
+    <w:p>
+      <w:pPr>
+        <w:spacing w:line="360" w:lineRule="auto"/>
+      </w:pPr>
+      <w:r>
+        <w:rPr>
+          <w:highlight w:val="magenta"/>
+        </w:rPr>
+        <w:t xml:space="preserve">Factors that favor crime clustering must be taken into account </w:t>
+      </w:r>
+      <w:r>
+        <w:rPr>
+          <w:highlight w:val="magenta"/>
+        </w:rPr>
+        <w:t>in this research. I</w:t>
+      </w:r>
+      <w:r>
+        <w:rPr>
+          <w:highlight w:val="magenta"/>
+        </w:rPr>
+        <w:t>f OXXO stores also locate in inherent high crime areas, it will be important to evaluate whether OXXO efectively causes an increment in crime or if both OXXO and criminals are simply attracted to the same high-activity "nodes."</w:t>
+      </w:r>
+      <w:r>
+        <w:t xml:space="preserve"> OXXO in this sence may be a crime generator or a crime attractor.</w:t>
+      </w:r>
+    </w:p>
+    <w:p>
+      <w:pPr>
+        <w:spacing w:line="360" w:lineRule="auto"/>
+      </w:pPr>
+    </w:p>
+    <w:p>
+      <w:pPr>
+        <w:spacing w:line="360" w:lineRule="auto"/>
+      </w:pPr>
+    </w:p>
+    <w:p>
+      <w:pPr>
+        <w:spacing w:line="360" w:lineRule="auto"/>
+      </w:pPr>
+    </w:p>
+    <w:p>
+      <w:pPr>
+        <w:spacing w:line="360" w:lineRule="auto"/>
+      </w:pPr>
+    </w:p>
+    <w:p>
+      <w:pPr>
+        <w:spacing w:line="360" w:lineRule="auto"/>
         <w:rPr>
           <w:b/>
           <w:bCs/>
           <w:lang w:val="en-US"/>
         </w:rPr>
-        <w:t>LITERATURE REVIEW</w:t>
-      </w:r>
-      <w:r>
-        <w:rPr>
+      </w:pPr>
+      <w:r>
+        <w:rPr>
+          <w:rFonts w:asciiTheme="minorHAnsi" w:hAnsiTheme="minorHAnsi"/>
           <w:b/>
           <w:bCs/>
           <w:lang w:val="en-US"/>
         </w:rPr>
-        <w:t xml:space="preserve">: </w:t>
+        <w:lastRenderedPageBreak/>
+        <w:t xml:space="preserve">LITERATURE REVIEW: </w:t>
       </w:r>
       <w:r>
         <w:rPr>
@@ -2108,65 +2070,1779 @@
           <w:bCs/>
           <w:lang w:val="en-US"/>
         </w:rPr>
-        <w:t>3 hours</w:t>
-      </w:r>
-    </w:p>
-    <w:p>
-      <w:pPr>
-        <w:spacing w:line="360" w:lineRule="auto"/>
-        <w:rPr>
-          <w:lang w:val="en-US"/>
-        </w:rPr>
-      </w:pPr>
+        <w:t>4 hours 3 pages</w:t>
+      </w:r>
+    </w:p>
+    <w:p>
+      <w:pPr>
+        <w:spacing w:line="360" w:lineRule="auto"/>
+        <w:ind w:firstLine="720"/>
+        <w:jc w:val="both"/>
+      </w:pPr>
+      <w:r>
+        <w:rPr>
+          <w:lang w:val="en-US"/>
+        </w:rPr>
+        <w:t xml:space="preserve">In the context of urban economics, spatial econometrics and crime literature, various studies have explored how </w:t>
+      </w:r>
+      <w:r>
+        <w:t>built environment</w:t>
+      </w:r>
+      <w:r>
+        <w:t xml:space="preserve"> </w:t>
+      </w:r>
+      <w:r>
+        <w:t>features</w:t>
+      </w:r>
+      <w:r>
+        <w:rPr>
+          <w:rFonts w:eastAsiaTheme="majorEastAsia"/>
+        </w:rPr>
+        <w:t> </w:t>
+      </w:r>
+      <w:r>
+        <w:t>and infrastructure shape</w:t>
+      </w:r>
+      <w:r>
+        <w:rPr>
+          <w:rFonts w:eastAsiaTheme="majorEastAsia"/>
+        </w:rPr>
+        <w:t> </w:t>
+      </w:r>
+      <w:r>
+        <w:rPr>
+          <w:lang w:val="en-US"/>
+        </w:rPr>
+        <w:t xml:space="preserve">crime activity in cities. </w:t>
+      </w:r>
+      <w:proofErr w:type="gramStart"/>
+      <w:r>
+        <w:rPr>
+          <w:lang w:val="en-US"/>
+        </w:rPr>
+        <w:t>A number of</w:t>
+      </w:r>
+      <w:proofErr w:type="gramEnd"/>
+      <w:r>
+        <w:rPr>
+          <w:lang w:val="en-US"/>
+        </w:rPr>
+        <w:t xml:space="preserve"> empirical analyses </w:t>
+      </w:r>
+      <w:r>
+        <w:t xml:space="preserve">have investigated this by exploring the causal impact of urban public transit on crime. </w:t>
+      </w:r>
+      <w:r>
+        <w:rPr>
+          <w:lang w:val="en-US"/>
+        </w:rPr>
+        <w:t xml:space="preserve"> \</w:t>
+      </w:r>
+      <w:proofErr w:type="gramStart"/>
+      <w:r>
+        <w:rPr>
+          <w:lang w:val="en-US"/>
+        </w:rPr>
+        <w:t>cite</w:t>
+      </w:r>
+      <w:proofErr w:type="gramEnd"/>
+      <w:r>
+        <w:rPr>
+          <w:lang w:val="en-US"/>
+        </w:rPr>
+        <w:t>{</w:t>
+      </w:r>
+      <w:r>
+        <w:t>ijgi10100632</w:t>
+      </w:r>
+      <w:r>
+        <w:t>}</w:t>
+      </w:r>
+      <w:r>
+        <w:rPr>
+          <w:lang w:val="en-US"/>
+        </w:rPr>
+        <w:t xml:space="preserve">, for example, </w:t>
+      </w:r>
+      <w:r>
+        <w:t>assess</w:t>
+      </w:r>
+      <w:r>
+        <w:t xml:space="preserve">ed the impact of two new </w:t>
+      </w:r>
+      <w:r>
+        <w:t>subway</w:t>
+      </w:r>
+      <w:r>
+        <w:t xml:space="preserve"> lines implemented in 2017 in ZG city, China, on thefts </w:t>
+      </w:r>
+      <w:r>
+        <w:t>in the surrounding areas.</w:t>
+      </w:r>
+      <w:r>
+        <w:t xml:space="preserve"> </w:t>
+      </w:r>
+      <w:r>
+        <w:t>By employing a</w:t>
+      </w:r>
+      <w:r>
+        <w:rPr>
+          <w:rFonts w:eastAsiaTheme="majorEastAsia"/>
+        </w:rPr>
+        <w:t> </w:t>
+      </w:r>
+      <w:r>
+        <w:t>Difference-in-Differences (DiD)</w:t>
+      </w:r>
+      <w:r>
+        <w:rPr>
+          <w:rFonts w:eastAsiaTheme="majorEastAsia"/>
+        </w:rPr>
+        <w:t> </w:t>
+      </w:r>
+      <w:r>
+        <w:t>framework, they found that in the short run, theft increased by 15</w:t>
+      </w:r>
+      <w:r>
+        <w:t>\</w:t>
+      </w:r>
+      <w:r>
+        <w:t xml:space="preserve">%. </w:t>
+      </w:r>
+      <w:r>
+        <w:rPr>
+          <w:lang w:val="en-US"/>
+        </w:rPr>
+        <w:t xml:space="preserve">Others, on the other hand, have ventured to explore the paper of new urban policies and </w:t>
+      </w:r>
+      <w:r>
+        <w:t>infrastructure interventions</w:t>
+      </w:r>
+      <w:r>
+        <w:t xml:space="preserve"> </w:t>
+      </w:r>
+      <w:r>
+        <w:rPr>
+          <w:lang w:val="en-US"/>
+        </w:rPr>
+        <w:t>on this topic. \</w:t>
+      </w:r>
+      <w:proofErr w:type="gramStart"/>
+      <w:r>
+        <w:rPr>
+          <w:lang w:val="en-US"/>
+        </w:rPr>
+        <w:t>cite</w:t>
+      </w:r>
+      <w:proofErr w:type="gramEnd"/>
+      <w:r>
+        <w:rPr>
+          <w:lang w:val="en-US"/>
+        </w:rPr>
+        <w:t>{</w:t>
+      </w:r>
+      <w:r>
+        <w:t>do</w:t>
+      </w:r>
+      <w:r>
+        <w:t>minguez2022crimetime</w:t>
+      </w:r>
+      <w:r>
+        <w:rPr>
+          <w:lang w:val="en-US"/>
+        </w:rPr>
+        <w:t xml:space="preserve">} paper is one case, as they study </w:t>
+      </w:r>
+      <w:r>
+        <w:t>the causal effect of ambient light on crime in Santiago</w:t>
+      </w:r>
+      <w:r>
+        <w:t xml:space="preserve">, Chile, by using the </w:t>
+      </w:r>
+      <w:r>
+        <w:t>"Daylight Saving Time" policy</w:t>
+      </w:r>
+      <w:r>
+        <w:t xml:space="preserve"> </w:t>
+      </w:r>
+      <w:r>
+        <w:t>as a natural experiment</w:t>
+      </w:r>
+      <w:r>
+        <w:t>. Due to this policy, they could find that an increase of one hour of</w:t>
+      </w:r>
+      <w:r>
+        <w:rPr>
+          <w:rFonts w:eastAsiaTheme="majorEastAsia"/>
+        </w:rPr>
+        <w:t> </w:t>
+      </w:r>
+      <w:r>
+        <w:t>ambient light exposure</w:t>
+      </w:r>
+      <w:r>
+        <w:t xml:space="preserve"> between 7 and 9 reduced thefts by 30\%.  \hl{</w:t>
+      </w:r>
+      <w:r>
+        <w:rPr>
+          <w:highlight w:val="yellow"/>
+        </w:rPr>
+        <w:t>These studies empahsize on XXXXX (give emphasis on a crime literature concept)</w:t>
+      </w:r>
+      <w:r>
+        <w:t>}\\</w:t>
+      </w:r>
+    </w:p>
+    <w:p>
+      <w:pPr>
+        <w:spacing w:line="360" w:lineRule="auto"/>
+        <w:ind w:firstLine="720"/>
+        <w:jc w:val="both"/>
+      </w:pPr>
+      <w:r>
+        <w:rPr>
+          <w:lang w:val="en-US"/>
+        </w:rPr>
+        <w:t>Retail chains can be considered as built</w:t>
+      </w:r>
+      <w:r>
+        <w:t xml:space="preserve"> environment</w:t>
+      </w:r>
+      <w:r>
+        <w:t xml:space="preserve"> </w:t>
+      </w:r>
+      <w:r>
+        <w:t>features</w:t>
+      </w:r>
+      <w:r>
+        <w:rPr>
+          <w:rFonts w:eastAsiaTheme="majorEastAsia"/>
+        </w:rPr>
+        <w:t> </w:t>
+      </w:r>
+      <w:r>
+        <w:rPr>
+          <w:lang w:val="en-US"/>
+        </w:rPr>
+        <w:t xml:space="preserve">that may influence urban crime activity. While different studies have </w:t>
+      </w:r>
+      <w:r>
+        <w:t xml:space="preserve">extensively explored their role, these previous inquiries </w:t>
+      </w:r>
+      <w:r>
+        <w:rPr>
+          <w:lang w:val="en-US"/>
+        </w:rPr>
+        <w:t>have their own limitations</w:t>
+      </w:r>
+      <w:r>
+        <w:t xml:space="preserve">. </w:t>
+      </w:r>
+      <w:r>
+        <w:t>A substantial body of research dates back to the pre-2000s era,</w:t>
+      </w:r>
+      <w:r>
+        <w:rPr>
+          <w:lang w:val="en-US"/>
+        </w:rPr>
+        <w:t xml:space="preserve"> meaning that their findings do not contemplate the current urban dynamics of modern cities. Nonetheless</w:t>
+      </w:r>
+      <w:r>
+        <w:t>, these foundational studies provide a critical perspective on the underlying mechanics of crime</w:t>
+      </w:r>
+      <w:r>
+        <w:rPr>
+          <w:lang w:val="en-US"/>
+        </w:rPr>
+        <w:t xml:space="preserve">. For instance, early </w:t>
+      </w:r>
+      <w:r>
+        <w:t xml:space="preserve">investigations focused on identifying </w:t>
+      </w:r>
+      <w:r>
+        <w:t xml:space="preserve">the </w:t>
+      </w:r>
+      <w:r>
+        <w:rPr>
+          <w:lang w:val="en-US"/>
+        </w:rPr>
+        <w:t xml:space="preserve">characteristics that influenced the propensity of convenience stores to be </w:t>
+      </w:r>
+      <w:r>
+        <w:t>targeted for robbery</w:t>
+      </w:r>
+      <w:r>
+        <w:rPr>
+          <w:lang w:val="en-US"/>
+        </w:rPr>
+        <w:t>. They identified that stores that operated for longer hours at night were more likely to be robbed, as there are fewer people around \parencitecite{</w:t>
+      </w:r>
+      <w:r>
+        <w:t>dalessio1990crime</w:t>
+      </w:r>
+      <w:r>
+        <w:rPr>
+          <w:lang w:val="en-US"/>
+        </w:rPr>
+        <w:t xml:space="preserve">}. Others found that these types of stores were more prone to be robbed due to the lack of </w:t>
+      </w:r>
+      <w:r>
+        <w:t>visible security such as police presence, security guards, or effective alarm</w:t>
+      </w:r>
+      <w:r>
+        <w:t xml:space="preserve"> systems \</w:t>
+      </w:r>
+      <w:proofErr w:type="gramStart"/>
+      <w:r>
+        <w:t>parencitecite{</w:t>
+      </w:r>
+      <w:proofErr w:type="gramEnd"/>
+      <w:r>
+        <w:t>Wellford1997</w:t>
+      </w:r>
+      <w:r>
+        <w:t xml:space="preserve">, </w:t>
+      </w:r>
+      <w:r>
+        <w:t>Dugato2026</w:t>
+      </w:r>
+      <w:r>
+        <w:t>}</w:t>
+      </w:r>
+      <w:r>
+        <w:rPr>
+          <w:lang w:val="en-US"/>
+        </w:rPr>
+        <w:t xml:space="preserve">. Although useful, they fail to account for convenience stores’ role on crime of their </w:t>
+      </w:r>
       <w:proofErr w:type="spellStart"/>
       <w:r>
         <w:rPr>
           <w:lang w:val="en-US"/>
         </w:rPr>
-        <w:t>Im</w:t>
+        <w:t>i</w:t>
       </w:r>
       <w:proofErr w:type="spellEnd"/>
       <w:r>
-        <w:rPr>
-          <w:lang w:val="en-US"/>
-        </w:rPr>
-        <w:t xml:space="preserve"> planning the flow of this section as follows:</w:t>
-      </w:r>
-    </w:p>
-    <w:p>
-      <w:pPr>
-        <w:spacing w:line="360" w:lineRule="auto"/>
-        <w:rPr>
-          <w:lang w:val="en-US"/>
-        </w:rPr>
-      </w:pPr>
+        <w:t>mmediate surroundings</w:t>
+      </w:r>
+      <w:r>
+        <w:rPr>
+          <w:lang w:val="en-US"/>
+        </w:rPr>
+        <w:t>.\\</w:t>
+      </w:r>
+    </w:p>
+    <w:p>
+      <w:pPr>
+        <w:spacing w:line="360" w:lineRule="auto"/>
+        <w:ind w:firstLine="720"/>
+        <w:jc w:val="both"/>
+      </w:pPr>
+      <w:r>
+        <w:rPr>
+          <w:lang w:val="en-US"/>
+        </w:rPr>
+        <w:t xml:space="preserve">On the other hand, </w:t>
+      </w:r>
+      <w:r>
+        <w:rPr>
+          <w:lang w:val="en-US"/>
+        </w:rPr>
+        <w:t xml:space="preserve">other recent publications </w:t>
+      </w:r>
+      <w:r>
+        <w:t>have examined the influence of</w:t>
+      </w:r>
+      <w:r>
+        <w:rPr>
+          <w:rFonts w:eastAsiaTheme="majorEastAsia"/>
+        </w:rPr>
+        <w:t> </w:t>
+      </w:r>
+      <w:r>
+        <w:t>analogous commercial establishments</w:t>
+      </w:r>
+      <w:r>
+        <w:rPr>
+          <w:rFonts w:eastAsiaTheme="majorEastAsia"/>
+        </w:rPr>
+        <w:t> </w:t>
+      </w:r>
+      <w:r>
+        <w:t>on urban crime</w:t>
+      </w:r>
+      <w:r>
+        <w:rPr>
+          <w:lang w:val="en-US"/>
+        </w:rPr>
+        <w:t xml:space="preserve">. </w:t>
+      </w:r>
+      <w:r>
+        <w:t>While some of these studies do not focus exclusively on convenience stores, they utilize other retail outlets with similar operational profiles</w:t>
+      </w:r>
+      <w:r>
+        <w:t xml:space="preserve"> which can serve as proxies for what this thesis aims to </w:t>
+      </w:r>
+      <w:r>
+        <w:t>investigate.</w:t>
+      </w:r>
+      <w:r>
+        <w:rPr>
+          <w:rFonts w:asciiTheme="minorHAnsi" w:eastAsiaTheme="majorEastAsia" w:hAnsiTheme="minorHAnsi" w:cstheme="minorBidi"/>
+        </w:rPr>
+        <w:t> </w:t>
+      </w:r>
+      <w:r>
+        <w:rPr>
+          <w:rFonts w:asciiTheme="minorHAnsi" w:hAnsiTheme="minorHAnsi" w:cstheme="minorBidi"/>
+        </w:rPr>
+        <w:t>\textcite{askey2018fast}</w:t>
+      </w:r>
+      <w:r>
+        <w:t xml:space="preserve"> is and example as </w:t>
+      </w:r>
+      <w:r>
+        <w:rPr>
+          <w:rFonts w:asciiTheme="minorHAnsi" w:hAnsiTheme="minorHAnsi" w:cstheme="minorBidi"/>
+        </w:rPr>
+        <w:t>the</w:t>
+      </w:r>
+      <w:r>
+        <w:t xml:space="preserve"> </w:t>
+      </w:r>
+      <w:r>
+        <w:rPr>
+          <w:rFonts w:asciiTheme="minorHAnsi" w:hAnsiTheme="minorHAnsi" w:cstheme="minorBidi"/>
+        </w:rPr>
+        <w:t>authors</w:t>
+      </w:r>
+      <w:r>
+        <w:rPr>
+          <w:rFonts w:asciiTheme="minorHAnsi" w:eastAsiaTheme="majorEastAsia" w:hAnsiTheme="minorHAnsi" w:cstheme="minorBidi"/>
+        </w:rPr>
+        <w:t> </w:t>
+      </w:r>
+      <w:r>
+        <w:rPr>
+          <w:rFonts w:asciiTheme="minorHAnsi" w:hAnsiTheme="minorHAnsi" w:cstheme="minorBidi"/>
+        </w:rPr>
+        <w:t>pooled</w:t>
+      </w:r>
+      <w:r>
+        <w:t xml:space="preserve"> </w:t>
+      </w:r>
+      <w:r>
+        <w:rPr>
+          <w:rFonts w:asciiTheme="minorHAnsi" w:hAnsiTheme="minorHAnsi" w:cstheme="minorBidi"/>
+        </w:rPr>
+        <w:t>data</w:t>
+      </w:r>
+      <w:r>
+        <w:rPr>
+          <w:rFonts w:asciiTheme="minorHAnsi" w:eastAsiaTheme="majorEastAsia" w:hAnsiTheme="minorHAnsi" w:cstheme="minorBidi"/>
+        </w:rPr>
+        <w:t> </w:t>
+      </w:r>
+      <w:r>
+        <w:rPr>
+          <w:rFonts w:asciiTheme="minorHAnsi" w:hAnsiTheme="minorHAnsi" w:cstheme="minorBidi"/>
+        </w:rPr>
+        <w:t>from fast-food restaurants and convenience stores in Seattle</w:t>
+      </w:r>
+      <w:r>
+        <w:t xml:space="preserve">. They used </w:t>
+      </w:r>
+      <w:r>
+        <w:rPr>
+          <w:rFonts w:asciiTheme="minorHAnsi" w:hAnsiTheme="minorHAnsi" w:cstheme="minorBidi"/>
+        </w:rPr>
+        <w:t>sales revenue as a proxy</w:t>
+      </w:r>
+      <w:r>
+        <w:rPr>
+          <w:rFonts w:asciiTheme="minorHAnsi" w:eastAsiaTheme="majorEastAsia" w:hAnsiTheme="minorHAnsi" w:cstheme="minorBidi"/>
+        </w:rPr>
+        <w:t> </w:t>
+      </w:r>
+      <w:r>
+        <w:rPr>
+          <w:rFonts w:asciiTheme="minorHAnsi" w:hAnsiTheme="minorHAnsi" w:cstheme="minorBidi"/>
+        </w:rPr>
+        <w:t>for human activity</w:t>
+      </w:r>
+      <w:r>
+        <w:t xml:space="preserve"> to count the different levels of operational </w:t>
+      </w:r>
+      <w:r>
+        <w:lastRenderedPageBreak/>
+        <w:t>intensity</w:t>
+      </w:r>
+      <w:r>
+        <w:rPr>
+          <w:rFonts w:eastAsiaTheme="majorEastAsia"/>
+        </w:rPr>
+        <w:t> </w:t>
+      </w:r>
+      <w:r>
+        <w:t xml:space="preserve">across locations, and aimed </w:t>
+      </w:r>
+      <w:r>
+        <w:rPr>
+          <w:rFonts w:asciiTheme="minorHAnsi" w:hAnsiTheme="minorHAnsi" w:cstheme="minorBidi"/>
+        </w:rPr>
+        <w:t>to explain crime patterns in the immediate surroundings of these establishments.</w:t>
+      </w:r>
+      <w:r>
+        <w:t xml:space="preserve"> Their results </w:t>
+      </w:r>
+      <w:r>
+        <w:t>i</w:t>
+      </w:r>
+      <w:r>
+        <w:t>ndicate that stores with higher average sales were associated with with a</w:t>
+      </w:r>
+      <w:r>
+        <w:rPr>
+          <w:rFonts w:eastAsiaTheme="majorEastAsia"/>
+        </w:rPr>
+        <w:t> </w:t>
+      </w:r>
+      <w:r>
+        <w:t>7.4</w:t>
+      </w:r>
+      <w:r>
+        <w:t>\</w:t>
+      </w:r>
+      <w:r>
+        <w:t>% increase</w:t>
+      </w:r>
+      <w:r>
+        <w:rPr>
+          <w:rFonts w:eastAsiaTheme="majorEastAsia"/>
+        </w:rPr>
+        <w:t> </w:t>
+      </w:r>
+      <w:r>
+        <w:t>in expected crime counts.</w:t>
+      </w:r>
+      <w:r>
+        <w:t xml:space="preserve"> Conversely, \cite{</w:t>
+      </w:r>
+      <w:r>
+        <w:t>feng2019aggravating</w:t>
+      </w:r>
+      <w:r>
+        <w:t xml:space="preserve">} contribute to this discussion by finding that </w:t>
+      </w:r>
+      <w:r>
+        <w:rPr>
+          <w:lang w:val="en-US"/>
+        </w:rPr>
+        <w:t>alcohol outlets</w:t>
+      </w:r>
+      <w:r>
+        <w:rPr>
+          <w:lang w:val="en-US"/>
+        </w:rPr>
+        <w:t xml:space="preserve"> influenced the likelihood of </w:t>
+      </w:r>
+      <w:r>
+        <w:rPr>
+          <w:lang w:val="en-US"/>
+        </w:rPr>
+        <w:t>aggravated assault and street robbery</w:t>
+      </w:r>
+      <w:r>
+        <w:rPr>
+          <w:lang w:val="en-US"/>
+        </w:rPr>
+        <w:t xml:space="preserve"> in New York City. </w:t>
+      </w:r>
+      <w:r>
+        <w:t xml:space="preserve">Their findings reveal </w:t>
+      </w:r>
+      <w:r>
+        <w:rPr>
+          <w:lang w:val="en-US"/>
+        </w:rPr>
+        <w:t xml:space="preserve">differential impacts depending on the type of outlet (if it is a bar, a grocery store, or other similar establishment); </w:t>
+      </w:r>
+      <w:r>
+        <w:rPr>
+          <w:lang w:val="en-US"/>
+        </w:rPr>
+        <w:t>for instance, the authors highlighted that in</w:t>
+      </w:r>
+      <w:r>
+        <w:t xml:space="preserve"> Manhattan and the Bronx, proximity within two blocks of a grocery store increased the</w:t>
+      </w:r>
+      <w:r>
+        <w:rPr>
+          <w:rFonts w:eastAsiaTheme="majorEastAsia"/>
+        </w:rPr>
+        <w:t> </w:t>
+      </w:r>
+      <w:r>
+        <w:t>relative risk of street robbery by more than sixfold.</w:t>
+      </w:r>
+      <w:r>
+        <w:t xml:space="preserve">\\ </w:t>
+      </w:r>
+    </w:p>
+    <w:p>
+      <w:pPr>
+        <w:spacing w:line="360" w:lineRule="auto"/>
+        <w:ind w:firstLine="720"/>
+        <w:jc w:val="both"/>
+        <w:rPr>
+          <w:lang w:val="en-US"/>
+        </w:rPr>
+      </w:pPr>
+      <w:r>
+        <w:t>Another relevant inve</w:t>
+      </w:r>
+      <w:r>
+        <w:t>s</w:t>
+      </w:r>
+      <w:r>
+        <w:t xml:space="preserve">tigation is the one of </w:t>
+      </w:r>
+      <w:r>
+        <w:rPr>
+          <w:lang w:val="en-US"/>
+        </w:rPr>
+        <w:t>\</w:t>
+      </w:r>
+      <w:proofErr w:type="spellStart"/>
+      <w:r>
+        <w:rPr>
+          <w:lang w:val="en-US"/>
+        </w:rPr>
+        <w:t>parencite</w:t>
+      </w:r>
+      <w:proofErr w:type="spellEnd"/>
+      <w:r>
+        <w:rPr>
+          <w:lang w:val="en-US"/>
+        </w:rPr>
+        <w:t>{</w:t>
+      </w:r>
+      <w:r>
+        <w:t>shin2024dollar</w:t>
+      </w:r>
+      <w:r>
+        <w:t xml:space="preserve">}. Shin </w:t>
+      </w:r>
+      <w:r>
+        <w:t xml:space="preserve">used a DiD approach to invetigate the impact of dollar stores on </w:t>
+      </w:r>
+      <w:r>
+        <w:rPr>
+          <w:lang w:val="en-US"/>
+        </w:rPr>
+        <w:t>localized violent crime patterns in Chicago</w:t>
+      </w:r>
+      <w:r>
+        <w:rPr>
+          <w:lang w:val="en-US"/>
+        </w:rPr>
+        <w:t xml:space="preserve">. </w:t>
+      </w:r>
+      <w:r>
+        <w:t>To ensure the treatment and control groups were as homogeneous as possible, the author created localized areas using a </w:t>
+      </w:r>
+      <w:r>
+        <w:t>250</w:t>
+      </w:r>
+      <w:r>
+        <w:t>-</w:t>
+      </w:r>
+      <w:r>
+        <w:t>feet</w:t>
+      </w:r>
+      <w:r>
+        <w:t xml:space="preserve"> buffer for the treatment group and a 250-to-</w:t>
+      </w:r>
+      <w:r>
+        <w:t>354</w:t>
+      </w:r>
+      <w:r>
+        <w:t>-</w:t>
+      </w:r>
+      <w:r>
+        <w:t>feet</w:t>
+      </w:r>
+      <w:r>
+        <w:t xml:space="preserve"> outer ring as the control.</w:t>
+      </w:r>
+      <w:r>
+        <w:t xml:space="preserve"> </w:t>
+      </w:r>
+      <w:r>
+        <w:rPr>
+          <w:lang w:val="en-US"/>
+        </w:rPr>
+        <w:t xml:space="preserve">At the end, this research found that </w:t>
+      </w:r>
+      <w:r>
+        <w:t>store openings lead to a 21.5% increase in violent crime (0.17 incidents per quarter), a result primarily driven by a 38% surge in robberies.</w:t>
+      </w:r>
+      <w:r>
+        <w:rPr>
+          <w:lang w:val="en-US"/>
+        </w:rPr>
+        <w:t>\\</w:t>
+      </w:r>
+    </w:p>
+    <w:p>
+      <w:pPr>
+        <w:spacing w:line="360" w:lineRule="auto"/>
+        <w:ind w:firstLine="720"/>
+        <w:jc w:val="both"/>
+      </w:pPr>
+      <w:r>
+        <w:t>Although these studies offer a useful baseline</w:t>
+      </w:r>
+      <w:r>
+        <w:rPr>
+          <w:lang w:val="en-US"/>
+        </w:rPr>
+        <w:t xml:space="preserve"> of how convenience stores, and specifically OXXO, impact nearby crime, </w:t>
+      </w:r>
+      <w:r>
+        <w:t>they present an incomplete perspective as</w:t>
+      </w:r>
+      <w:r>
+        <w:rPr>
+          <w:lang w:val="en-US"/>
+        </w:rPr>
+        <w:t xml:space="preserve"> they exclusively explored this nexus in cities of high-income nations. To build a more robust theory, these hypotheses must be tested </w:t>
+      </w:r>
+      <w:r>
+        <w:t>within</w:t>
+      </w:r>
+      <w:r>
+        <w:rPr>
+          <w:rFonts w:eastAsiaTheme="majorEastAsia"/>
+        </w:rPr>
+        <w:t> </w:t>
+      </w:r>
+      <w:r>
+        <w:t xml:space="preserve">Latin American cities </w:t>
+      </w:r>
+      <w:r>
+        <w:rPr>
+          <w:lang w:val="en-US"/>
+        </w:rPr>
+        <w:t xml:space="preserve">which have </w:t>
+      </w:r>
       <w:proofErr w:type="gramStart"/>
       <w:r>
         <w:rPr>
           <w:lang w:val="en-US"/>
         </w:rPr>
-        <w:t>First</w:t>
+        <w:t>particular urban</w:t>
       </w:r>
       <w:proofErr w:type="gramEnd"/>
       <w:r>
         <w:rPr>
           <w:lang w:val="en-US"/>
         </w:rPr>
-        <w:t xml:space="preserve"> I will like to start talking about the literature of urban crime and its connection with economic, commercial, and inherent urban </w:t>
+        <w:t xml:space="preserve"> dynamics. Many papers argue that convenience stores are normally located in </w:t>
+      </w:r>
+      <w:r>
+        <w:rPr>
+          <w:rFonts w:asciiTheme="minorHAnsi" w:hAnsiTheme="minorHAnsi" w:cstheme="minorBidi"/>
+        </w:rPr>
+        <w:t>socio-economically disadvantaged areas</w:t>
+      </w:r>
+      <w:r>
+        <w:rPr>
+          <w:lang w:val="en-US"/>
+        </w:rPr>
+        <w:t xml:space="preserve"> </w:t>
+      </w:r>
+      <w:r>
+        <w:rPr>
+          <w:rFonts w:asciiTheme="minorHAnsi" w:hAnsiTheme="minorHAnsi" w:cstheme="minorBidi"/>
+        </w:rPr>
+        <w:t>where poverty, social disorganization, and lack of community resources exacerbate crime risks</w:t>
+      </w:r>
+      <w:r>
+        <w:rPr>
+          <w:lang w:val="en-US"/>
+        </w:rPr>
+        <w:t xml:space="preserve"> \</w:t>
       </w:r>
       <w:proofErr w:type="spellStart"/>
-      <w:r>
-        <w:rPr>
-          <w:lang w:val="en-US"/>
-        </w:rPr>
-        <w:t>developmemt</w:t>
+      <w:proofErr w:type="gramStart"/>
+      <w:r>
+        <w:rPr>
+          <w:lang w:val="en-US"/>
+        </w:rPr>
+        <w:t>paren</w:t>
+      </w:r>
+      <w:r>
+        <w:rPr>
+          <w:lang w:val="en-US"/>
+        </w:rPr>
+        <w:t>cite</w:t>
       </w:r>
       <w:proofErr w:type="spellEnd"/>
       <w:r>
         <w:rPr>
           <w:lang w:val="en-US"/>
         </w:rPr>
-        <w:t xml:space="preserve"> (which is normally connected to socioeconomic development) within the city. Give some examples:</w:t>
+        <w:t>{</w:t>
+      </w:r>
+      <w:proofErr w:type="gramEnd"/>
+      <w:r>
+        <w:t>shin2024dollar</w:t>
+      </w:r>
+      <w:r>
+        <w:t xml:space="preserve">, </w:t>
+      </w:r>
+      <w:r>
+        <w:t>Dugato2026</w:t>
+      </w:r>
+      <w:r>
+        <w:rPr>
+          <w:lang w:val="en-US"/>
+        </w:rPr>
+        <w:t xml:space="preserve">}, but in cities like Bogotá the situation is not analogous. </w:t>
+      </w:r>
+      <w:r>
+        <w:rPr>
+          <w:lang w:val="en-US"/>
+        </w:rPr>
+        <w:t xml:space="preserve">OXXO in </w:t>
+      </w:r>
+      <w:r>
+        <w:rPr>
+          <w:lang w:val="en-US"/>
+        </w:rPr>
+        <w:t>Bogotá</w:t>
+      </w:r>
+      <w:r>
+        <w:rPr>
+          <w:lang w:val="en-US"/>
+        </w:rPr>
+        <w:t xml:space="preserve">, for instance, does not follow this rule as it instead prioritizes to open locations in middle to high income neighborhoods, and places with high commercial activity and influx of people.\\ </w:t>
+      </w:r>
+    </w:p>
+    <w:p>
+      <w:pPr>
+        <w:spacing w:line="360" w:lineRule="auto"/>
+        <w:ind w:firstLine="720"/>
+        <w:jc w:val="both"/>
+      </w:pPr>
+      <w:r>
+        <w:t>In</w:t>
+      </w:r>
+      <w:r>
+        <w:rPr>
+          <w:rFonts w:eastAsiaTheme="majorEastAsia"/>
+        </w:rPr>
+        <w:t> </w:t>
+      </w:r>
+      <w:r>
+        <w:t>Latin</w:t>
+      </w:r>
+      <w:r>
+        <w:t xml:space="preserve"> </w:t>
+      </w:r>
+      <w:r>
+        <w:t>America, the economic literature regarding convenience stores remains</w:t>
+      </w:r>
+      <w:r>
+        <w:rPr>
+          <w:rFonts w:eastAsiaTheme="majorEastAsia"/>
+        </w:rPr>
+        <w:t> </w:t>
+      </w:r>
+      <w:r>
+        <w:t xml:space="preserve">limited. </w:t>
+      </w:r>
+      <w:r>
+        <w:t xml:space="preserve">Recent investigations have explored their causal role </w:t>
+      </w:r>
+      <w:r>
+        <w:t>on various</w:t>
+      </w:r>
+      <w:r>
+        <w:rPr>
+          <w:rFonts w:eastAsiaTheme="majorEastAsia"/>
+        </w:rPr>
+        <w:t> </w:t>
+      </w:r>
+      <w:r>
+        <w:t>labor market indicators</w:t>
+      </w:r>
+      <w:r>
+        <w:t xml:space="preserve"> </w:t>
+      </w:r>
+      <w:r>
+        <w:t>\parencite{delgado2024</w:t>
+      </w:r>
+      <w:r>
+        <w:t xml:space="preserve">, </w:t>
+      </w:r>
+      <w:r>
+        <w:t>marcos2022}</w:t>
+      </w:r>
+      <w:r>
+        <w:t xml:space="preserve">. </w:t>
+      </w:r>
+      <w:r>
+        <w:t>However, despite this growing interest in labor dynamics,</w:t>
+      </w:r>
+      <w:r>
+        <w:t xml:space="preserve"> </w:t>
+      </w:r>
+      <w:r>
+        <w:t>the</w:t>
+      </w:r>
+      <w:r>
+        <w:rPr>
+          <w:rFonts w:eastAsiaTheme="majorEastAsia"/>
+        </w:rPr>
+        <w:t> </w:t>
+      </w:r>
+      <w:r>
+        <w:t>spatial relationship</w:t>
+      </w:r>
+      <w:r>
+        <w:rPr>
+          <w:rFonts w:eastAsiaTheme="majorEastAsia"/>
+        </w:rPr>
+        <w:t> </w:t>
+      </w:r>
+      <w:r>
+        <w:t>between these establishments and urban security in the region has been largely overlooked.</w:t>
+      </w:r>
+      <w:r>
+        <w:t xml:space="preserve"> Specifically in </w:t>
+      </w:r>
+      <w:r>
+        <w:rPr>
+          <w:lang w:val="en-US"/>
+        </w:rPr>
+        <w:t>Bogotá</w:t>
+      </w:r>
+      <w:r>
+        <w:t xml:space="preserve"> crime literature has primarily focused on public </w:t>
+      </w:r>
+      <w:r>
+        <w:lastRenderedPageBreak/>
+        <w:t>transport, general socioeconomic urban caracteristics, and policy intervention impact on crime \parencite{</w:t>
+      </w:r>
+      <w:r>
+        <w:t>moreno2005impacto</w:t>
+      </w:r>
+      <w:r>
+        <w:t xml:space="preserve">, </w:t>
+      </w:r>
+      <w:r>
+        <w:t>bacares2013impact</w:t>
+      </w:r>
+      <w:r>
+        <w:t xml:space="preserve">}.\\ </w:t>
+      </w:r>
+    </w:p>
+    <w:p>
+      <w:pPr>
+        <w:spacing w:line="360" w:lineRule="auto"/>
+        <w:ind w:firstLine="720"/>
+        <w:jc w:val="both"/>
+      </w:pPr>
+      <w:r>
+        <w:t>The investigations that have actually explored this topic are counted. For example,  \cite{jaramillo2021low} used the same method as \parencite{</w:t>
+      </w:r>
+      <w:r>
+        <w:t>shin2024dollar</w:t>
+      </w:r>
+      <w:r>
+        <w:t>} to study the effect of D1 hard discount stores on the crime around the streets where they open in Bogotá. Although D1s are not convenience stores per se, they attract a similar type of costumers and and often share similar spatial locations with OXXO outlets. By analyzing the period of 2016 to 2019 and employing the same information utilized in this thesis (SIEDCO), the authors found that D1 openings caused a</w:t>
+      </w:r>
+      <w:r>
+        <w:rPr>
+          <w:rFonts w:eastAsiaTheme="majorEastAsia"/>
+        </w:rPr>
+        <w:t> </w:t>
+      </w:r>
+      <w:r>
+        <w:t>33.4\% average reduction</w:t>
+      </w:r>
+      <w:r>
+        <w:rPr>
+          <w:rFonts w:eastAsiaTheme="majorEastAsia"/>
+        </w:rPr>
+        <w:t> </w:t>
+      </w:r>
+      <w:r>
+        <w:t>in crime density per block. They attributed this impact to the</w:t>
+      </w:r>
+      <w:r>
+        <w:rPr>
+          <w:rFonts w:eastAsiaTheme="majorEastAsia"/>
+        </w:rPr>
+        <w:t> </w:t>
+      </w:r>
+      <w:r>
+        <w:t>'eyes on the street' phenomenon, suggesting that the increased pedestrian flow acts as a form of</w:t>
+      </w:r>
+      <w:r>
+        <w:rPr>
+          <w:rFonts w:eastAsiaTheme="majorEastAsia"/>
+        </w:rPr>
+        <w:t> </w:t>
+      </w:r>
+      <w:r>
+        <w:t>informal guardianship</w:t>
+      </w:r>
+      <w:r>
+        <w:rPr>
+          <w:rFonts w:eastAsiaTheme="majorEastAsia"/>
+        </w:rPr>
+        <w:t> </w:t>
+      </w:r>
+      <w:r>
+        <w:t>that deters criminal activity \parencite{jacobs1961death, jaramillo2021low}.</w:t>
+      </w:r>
+      <w:r>
+        <w:t>\\</w:t>
+      </w:r>
+      <w:r>
+        <w:t xml:space="preserve"> </w:t>
+      </w:r>
+    </w:p>
+    <w:p>
+      <w:pPr>
+        <w:spacing w:line="360" w:lineRule="auto"/>
+        <w:ind w:firstLine="720"/>
+        <w:jc w:val="both"/>
+      </w:pPr>
+      <w:r>
+        <w:t xml:space="preserve">As noted, the body of literature that explores the impact of convenience stores on crime in Latinamerica is reduced, and </w:t>
+      </w:r>
+      <w:r>
+        <w:t>virtually non-existent in the Colombian context.</w:t>
+      </w:r>
+      <w:r>
+        <w:t xml:space="preserve"> In this thesis I aim to fill this gap by evaluating the impact of OXXO store openings on local crime in Bogotá. </w:t>
+      </w:r>
+      <w:r>
+        <w:t>Given their rapid expansion and market dominance, OXXO stores serve as a primary actor and a representative proxy for modern convenience retail</w:t>
+      </w:r>
+      <w:r>
+        <w:t xml:space="preserve"> in the city. Additionally, this analisis is particularly relevant in a context where crime remains a public policy priority and a </w:t>
+      </w:r>
+      <w:r>
+        <w:t xml:space="preserve">growing concern for </w:t>
+      </w:r>
+      <w:r>
+        <w:t>Bogota</w:t>
+      </w:r>
+      <w:r>
+        <w:rPr>
+          <w:lang w:val="en-US"/>
+        </w:rPr>
+        <w:t xml:space="preserve">’s </w:t>
+      </w:r>
+      <w:r>
+        <w:t>inhabitants.</w:t>
+      </w:r>
+    </w:p>
+    <w:p>
+      <w:pPr>
+        <w:spacing w:line="360" w:lineRule="auto"/>
+        <w:ind w:firstLine="720"/>
+        <w:jc w:val="both"/>
+      </w:pPr>
+    </w:p>
+    <w:p>
+      <w:pPr>
+        <w:spacing w:line="360" w:lineRule="auto"/>
+        <w:ind w:firstLine="720"/>
+        <w:jc w:val="both"/>
+      </w:pPr>
+    </w:p>
+    <w:p>
+      <w:pPr>
+        <w:spacing w:line="360" w:lineRule="auto"/>
+        <w:rPr>
+          <w:lang w:val="en-US"/>
+        </w:rPr>
+      </w:pPr>
+    </w:p>
+    <w:p>
+      <w:pPr>
+        <w:spacing w:line="360" w:lineRule="auto"/>
+        <w:rPr>
+          <w:lang w:val="en-US"/>
+        </w:rPr>
+      </w:pPr>
+    </w:p>
+    <w:p>
+      <w:pPr>
+        <w:spacing w:line="360" w:lineRule="auto"/>
+        <w:rPr>
+          <w:lang w:val="en-US"/>
+        </w:rPr>
+      </w:pPr>
+    </w:p>
+    <w:p>
+      <w:pPr>
+        <w:spacing w:line="360" w:lineRule="auto"/>
+        <w:rPr>
+          <w:lang w:val="en-US"/>
+        </w:rPr>
+      </w:pPr>
+    </w:p>
+    <w:p>
+      <w:pPr>
+        <w:spacing w:line="360" w:lineRule="auto"/>
+        <w:rPr>
+          <w:lang w:val="en-US"/>
+        </w:rPr>
+      </w:pPr>
+    </w:p>
+    <w:p>
+      <w:pPr>
+        <w:spacing w:line="360" w:lineRule="auto"/>
+        <w:rPr>
+          <w:lang w:val="en-US"/>
+        </w:rPr>
+      </w:pPr>
+    </w:p>
+    <w:p>
+      <w:pPr>
+        <w:spacing w:line="360" w:lineRule="auto"/>
+        <w:rPr>
+          <w:lang w:val="en-US"/>
+        </w:rPr>
+      </w:pPr>
+    </w:p>
+    <w:p>
+      <w:pPr>
+        <w:spacing w:line="360" w:lineRule="auto"/>
+        <w:rPr>
+          <w:lang w:val="en-US"/>
+        </w:rPr>
+      </w:pPr>
+    </w:p>
+    <w:p>
+      <w:pPr>
+        <w:spacing w:line="360" w:lineRule="auto"/>
+        <w:rPr>
+          <w:lang w:val="en-US"/>
+        </w:rPr>
+      </w:pPr>
+    </w:p>
+    <w:p>
+      <w:pPr>
+        <w:spacing w:line="360" w:lineRule="auto"/>
+        <w:rPr>
+          <w:lang w:val="en-US"/>
+        </w:rPr>
+      </w:pPr>
+    </w:p>
+    <w:p>
+      <w:pPr>
+        <w:spacing w:line="360" w:lineRule="auto"/>
+        <w:rPr>
+          <w:b/>
+          <w:bCs/>
+          <w:lang w:val="en-US"/>
+        </w:rPr>
+      </w:pPr>
+      <w:r>
+        <w:rPr>
+          <w:b/>
+          <w:bCs/>
+          <w:lang w:val="en-US"/>
+        </w:rPr>
+        <w:lastRenderedPageBreak/>
+        <w:t>DATA SOURCES AND UNIT OF ANALYSIS 1hour 30min</w:t>
+      </w:r>
+    </w:p>
+    <w:p>
+      <w:pPr>
+        <w:spacing w:line="360" w:lineRule="auto"/>
+        <w:ind w:firstLine="720"/>
+      </w:pPr>
+      <w:r>
+        <w:rPr>
+          <w:lang w:val="en-US"/>
+        </w:rPr>
+        <w:t xml:space="preserve">For this thesis I </w:t>
+      </w:r>
+      <w:r>
+        <w:t>use UPZs as the unit of analysis</w:t>
+      </w:r>
+      <w:r>
+        <w:t>.</w:t>
+      </w:r>
+      <w:r>
+        <w:t xml:space="preserve"> UPZs work as a feasible division of Bogotá as the disctrict maintains continuity and consistency of data across the years, and security interventions are normally focalized by UPZ </w:t>
+      </w:r>
+      <w:r>
+        <w:rPr>
+          <w:lang w:val="en-US"/>
+        </w:rPr>
+        <w:t>\hl{(</w:t>
+      </w:r>
+      <w:proofErr w:type="spellStart"/>
+      <w:r>
+        <w:rPr>
+          <w:lang w:val="en-US"/>
+        </w:rPr>
+        <w:t>cita</w:t>
+      </w:r>
+      <w:proofErr w:type="spellEnd"/>
+      <w:r>
+        <w:rPr>
+          <w:lang w:val="en-US"/>
+        </w:rPr>
+        <w:t>}</w:t>
+      </w:r>
+      <w:r>
+        <w:t>. Also, these Units maintain urbanistic and socioeconomic homogeneity by grouping similar neighborhoods, and are the middle point between Localities and Street blocks (manzanas).</w:t>
+      </w:r>
+      <w:r>
+        <w:t>\\</w:t>
+      </w:r>
+      <w:r>
+        <w:t xml:space="preserve"> </w:t>
+      </w:r>
+    </w:p>
+    <w:p>
+      <w:pPr>
+        <w:spacing w:line="360" w:lineRule="auto"/>
+      </w:pPr>
+      <w:r>
+        <w:t xml:space="preserve">Meanwhile, the results of this study employ </w:t>
+      </w:r>
+      <w:r>
+        <w:rPr>
+          <w:lang w:val="en-US"/>
+        </w:rPr>
+        <w:t xml:space="preserve">four main data sources </w:t>
+      </w:r>
+      <w:r>
+        <w:t>(see appendix~\ref{sec:variables_descripcion_detallada})</w:t>
+      </w:r>
+      <w:r>
+        <w:t>. For measuring crime rate in Bogot</w:t>
+      </w:r>
+      <w:r>
+        <w:rPr>
+          <w:lang w:val="en-US"/>
+        </w:rPr>
+        <w:t xml:space="preserve">á I used the georeferenced crime events </w:t>
+      </w:r>
+      <w:r>
+        <w:t>stored in SIEDCO</w:t>
+      </w:r>
+      <w:r>
+        <w:t xml:space="preserve"> </w:t>
+      </w:r>
+      <w:r>
+        <w:t>\footnote{Access at \url{</w:t>
+      </w:r>
+      <w:r>
+        <w:rPr>
+          <w:u w:val="single"/>
+        </w:rPr>
+        <w:t xml:space="preserve"> </w:t>
+      </w:r>
+      <w:r>
+        <w:rPr>
+          <w:u w:val="single"/>
+        </w:rPr>
+        <w:t>https://oaiee.scj.gov.co/agc/rest/services/Tematicos_Pub/SIEDCO_Delitos_Pub/FeatureServer</w:t>
+      </w:r>
+      <w:r>
+        <w:t>}}</w:t>
+      </w:r>
+      <w:r>
+        <w:t xml:space="preserve"> </w:t>
+      </w:r>
+      <w:r>
+        <w:t xml:space="preserve">spanning </w:t>
+      </w:r>
+      <w:r>
+        <w:t>from \</w:t>
+      </w:r>
+      <w:r>
+        <w:rPr>
+          <w:lang w:val="en-US"/>
+        </w:rPr>
+        <w:t>hl{2018 to 2022}</w:t>
+      </w:r>
+      <w:r>
+        <w:t>.</w:t>
+      </w:r>
+      <w:r>
+        <w:t xml:space="preserve"> </w:t>
+      </w:r>
+      <w:r>
+        <w:t>SIEDCO</w:t>
+      </w:r>
+      <w:r>
+        <w:t xml:space="preserve"> is Colombia’s official Police database that consolidate </w:t>
+      </w:r>
+      <w:r>
+        <w:t>real-time citizen reports and administrative records of criminal activity.</w:t>
+      </w:r>
+      <w:r>
+        <w:t xml:space="preserve"> Here, for each incident recorded the system saves details including type of crime (</w:t>
+      </w:r>
+      <w:r>
+        <w:t>e.g., homicide, personal robbery, commercial burglary, or cell phone theft</w:t>
+      </w:r>
+      <w:r>
+        <w:t xml:space="preserve">), </w:t>
+      </w:r>
+      <w:r>
+        <w:t>the precise geographic coordinates of the event</w:t>
+      </w:r>
+      <w:r>
+        <w:t>, date and time of the incident, and the victim’s gender. With this information</w:t>
+      </w:r>
+      <w:r>
+        <w:t>,</w:t>
+      </w:r>
+      <w:r>
+        <w:t xml:space="preserve"> </w:t>
+      </w:r>
+      <w:r>
+        <w:t>I aggregated the crime data at the </w:t>
+      </w:r>
+      <w:r>
+        <w:rPr>
+          <w:b/>
+          <w:bCs/>
+        </w:rPr>
+        <w:t>UPZ-year level</w:t>
+      </w:r>
+      <w:r>
+        <w:t>, categorizing incidents by offense type.</w:t>
+      </w:r>
+      <w:r>
+        <w:t xml:space="preserve"> To ensure comparability across years and Units, I normalized </w:t>
+      </w:r>
+      <w:r>
+        <w:t>these counts using annual population estimates for each UPZ.</w:t>
+      </w:r>
+      <w:r>
+        <w:t xml:space="preserve"> This allowed </w:t>
+      </w:r>
+      <w:r>
+        <w:t>for the construction of a </w:t>
+      </w:r>
+      <w:r>
+        <w:rPr>
+          <w:b/>
+          <w:bCs/>
+        </w:rPr>
+        <w:t>crime rate per 10,000 inhabitants</w:t>
+      </w:r>
+      <w:r>
+        <w:rPr>
+          <w:b/>
+          <w:bCs/>
+        </w:rPr>
+        <w:t>, as shown in this equation:</w:t>
+      </w:r>
+    </w:p>
+    <w:p>
+      <w:pPr>
+        <w:spacing w:line="360" w:lineRule="auto"/>
+        <w:ind w:firstLine="720"/>
+      </w:pPr>
+      <w:r>
+        <w:t>\begin{equation}</w:t>
+      </w:r>
+    </w:p>
+    <w:p>
+      <w:pPr>
+        <w:spacing w:line="360" w:lineRule="auto"/>
+      </w:pPr>
+      <w:r>
+        <w:t>crime</w:t>
+      </w:r>
+      <w:r>
+        <w:t>\_</w:t>
+      </w:r>
+      <w:r>
+        <w:t>type\_index</w:t>
+      </w:r>
+      <w:r>
+        <w:t>_{</w:t>
+      </w:r>
+      <w:r>
+        <w:t>upz</w:t>
+      </w:r>
+      <w:r>
+        <w:t>,</w:t>
+      </w:r>
+      <w:r>
+        <w:t>year</w:t>
+      </w:r>
+      <w:r>
+        <w:t>}=\frac{</w:t>
+      </w:r>
+      <w:r>
+        <w:t>total</w:t>
+      </w:r>
+      <w:r>
+        <w:t>\_</w:t>
+      </w:r>
+      <w:r>
+        <w:t>incidents</w:t>
+      </w:r>
+      <w:r>
+        <w:t>_{</w:t>
+      </w:r>
+      <w:r>
+        <w:t>upz</w:t>
+      </w:r>
+      <w:r>
+        <w:t>,</w:t>
+      </w:r>
+      <w:r>
+        <w:t>year</w:t>
+      </w:r>
+      <w:r>
+        <w:t>}}{</w:t>
+      </w:r>
+      <w:r>
+        <w:t>population</w:t>
+      </w:r>
+      <w:r>
+        <w:t>_{</w:t>
+      </w:r>
+      <w:r>
+        <w:t>upz</w:t>
+      </w:r>
+      <w:r>
+        <w:t>,</w:t>
+      </w:r>
+      <w:r>
+        <w:t>year</w:t>
+      </w:r>
+      <w:r>
+        <w:t xml:space="preserve">}} ; \quad \forall </w:t>
+      </w:r>
+      <w:r>
+        <w:t>upz</w:t>
+      </w:r>
+      <w:r>
+        <w:t>,</w:t>
+      </w:r>
+      <w:r>
+        <w:t>year</w:t>
+      </w:r>
+    </w:p>
+    <w:p>
+      <w:pPr>
+        <w:spacing w:line="360" w:lineRule="auto"/>
+        <w:ind w:firstLine="720"/>
+      </w:pPr>
+      <w:r>
+        <w:t>\end{equation}</w:t>
+      </w:r>
+    </w:p>
+    <w:p>
+      <w:pPr>
+        <w:spacing w:line="360" w:lineRule="auto"/>
+        <w:ind w:firstLine="720"/>
+        <w:rPr>
+          <w:lang w:val="en-US"/>
+        </w:rPr>
+      </w:pPr>
+      <w:r>
+        <w:t xml:space="preserve">The period </w:t>
+      </w:r>
+      <w:r>
+        <w:rPr>
+          <w:lang w:val="en-US"/>
+        </w:rPr>
+        <w:t>2018 to 2022</w:t>
+      </w:r>
+      <w:r>
+        <w:rPr>
+          <w:lang w:val="en-US"/>
+        </w:rPr>
+        <w:t xml:space="preserve"> is adequate for the analysis as they englobe the years in which OXXO had its explosive expansion across Bogota</w:t>
+      </w:r>
+    </w:p>
+    <w:p>
+      <w:pPr>
+        <w:spacing w:line="360" w:lineRule="auto"/>
+        <w:ind w:firstLine="720"/>
+      </w:pPr>
+      <w:r>
+        <w:t xml:space="preserve">Additionally, from the </w:t>
+      </w:r>
+      <w:r>
+        <w:t>Registro Único Empresarial y Social (RUES) \footnote{Access at \url{</w:t>
+      </w:r>
+      <w:r>
+        <w:rPr>
+          <w:u w:val="single"/>
+        </w:rPr>
+        <w:t xml:space="preserve"> https://www.rues.org.co</w:t>
+      </w:r>
+      <w:r>
+        <w:t xml:space="preserve">}}, the central business information </w:t>
+      </w:r>
+      <w:r>
+        <w:t xml:space="preserve">system </w:t>
+      </w:r>
+      <w:r>
+        <w:t>in Colombia that contains all the records of companies and merchants registered by the chambers of commerce in the country, I identified the opening and closing year of each OXXO</w:t>
+      </w:r>
+      <w:r>
+        <w:t xml:space="preserve">. Additionally, with Google Maps API I obtained the precise georeferenced location of each store. Concerns may arise on how precise was this match of each store with its correct location, specially for the ones that no </w:t>
+      </w:r>
+      <w:r>
+        <w:lastRenderedPageBreak/>
+        <w:t xml:space="preserve">lorgers exist. I manually checked the validity of each match with official OXXO publications, and as a result XX\% of establishments were properly matched.\\ </w:t>
+      </w:r>
+    </w:p>
+    <w:p>
+      <w:pPr>
+        <w:spacing w:line="360" w:lineRule="auto"/>
+        <w:ind w:firstLine="720"/>
+      </w:pPr>
+      <w:r>
+        <w:rPr>
+          <w:highlight w:val="red"/>
+        </w:rPr>
+        <w:t xml:space="preserve">I also did this same process with </w:t>
+      </w:r>
+      <w:r>
+        <w:rPr>
+          <w:highlight w:val="red"/>
+        </w:rPr>
+        <w:t>D1, Justo\&amp;Bueno and ARA</w:t>
+      </w:r>
+      <w:r>
+        <w:rPr>
+          <w:highlight w:val="red"/>
+        </w:rPr>
+        <w:t xml:space="preserve"> hard discount chains. The reason why I also took into account these brands is </w:t>
+      </w:r>
+      <w:r>
+        <w:rPr>
+          <w:highlight w:val="red"/>
+        </w:rPr>
+        <w:t xml:space="preserve">because they </w:t>
+      </w:r>
+      <w:r>
+        <w:t>often share similar spatial locations with OXXO outlets</w:t>
+      </w:r>
+      <w:r>
+        <w:t xml:space="preserve">; in fact, </w:t>
+      </w:r>
+      <w:r>
+        <w:t>retailers tend to cluster in certain areas to take advantage of agglomeration benefits \parencite{Konishi2005, Seong2022}</w:t>
+      </w:r>
+      <w:r>
+        <w:t>.</w:t>
+      </w:r>
+      <w:r>
+        <w:t xml:space="preserve"> Knowing this and recalling that other investigations have shown that they may influence crime and commercial activity </w:t>
+      </w:r>
+      <w:r>
+        <w:t>\parencite{</w:t>
+      </w:r>
+      <w:r>
+        <w:t>delgado2024</w:t>
+      </w:r>
+      <w:r>
+        <w:t xml:space="preserve">, </w:t>
+      </w:r>
+      <w:r>
+        <w:t>jaramillo2021low</w:t>
+      </w:r>
+      <w:r>
+        <w:t>}</w:t>
+      </w:r>
+      <w:r>
+        <w:t xml:space="preserve">, is a sufficient reason for including them as possible controls. </w:t>
+      </w:r>
+    </w:p>
+    <w:p>
+      <w:pPr>
+        <w:spacing w:line="360" w:lineRule="auto"/>
+        <w:ind w:firstLine="720"/>
+      </w:pPr>
+      <w:r>
+        <w:t xml:space="preserve">\hl{Finally, I used the </w:t>
+      </w:r>
+      <w:r>
+        <w:t>Quality of Life Survey of Bogotá 2007 \footnote{Access at \url{</w:t>
+      </w:r>
+      <w:r>
+        <w:rPr>
+          <w:u w:val="single"/>
+        </w:rPr>
+        <w:t>https://www.dane.gov.co/index.php/estadisticas-por-tema/salud/calidad-de-vida-ecv/encuesta-nacional-de-calidad-de-vida-2007-bogota</w:t>
+      </w:r>
+      <w:r>
+        <w:t>}}</w:t>
+      </w:r>
+      <w:r>
+        <w:t xml:space="preserve"> to analyze the initial socioeconomic characteristcs of never treated and treated UPZ before OXXO arrived in 2009. And with </w:t>
+      </w:r>
+      <w:r>
+        <w:t>Mapas-Bogotá</w:t>
+      </w:r>
+      <w:r>
+        <w:t xml:space="preserve"> I obtained the fixed variable socioeocnomic and environmental controls at the UPZ level just to explore how are OXXOs not randomly located, as these will be inhenrently controlled by TWFE.}</w:t>
+      </w:r>
+    </w:p>
+    <w:p>
+      <w:pPr>
+        <w:spacing w:line="360" w:lineRule="auto"/>
+        <w:ind w:firstLine="720"/>
+      </w:pPr>
+    </w:p>
+    <w:p>
+      <w:pPr>
+        <w:spacing w:line="360" w:lineRule="auto"/>
+        <w:ind w:firstLine="720"/>
+      </w:pPr>
+    </w:p>
+    <w:p>
+      <w:pPr>
+        <w:spacing w:line="360" w:lineRule="auto"/>
+        <w:ind w:firstLine="720"/>
+      </w:pPr>
+    </w:p>
+    <w:p>
+      <w:pPr>
+        <w:spacing w:line="360" w:lineRule="auto"/>
+        <w:ind w:firstLine="720"/>
+      </w:pPr>
+    </w:p>
+    <w:p>
+      <w:pPr>
+        <w:spacing w:line="360" w:lineRule="auto"/>
+        <w:ind w:firstLine="720"/>
+      </w:pPr>
+    </w:p>
+    <w:p>
+      <w:pPr>
+        <w:spacing w:line="360" w:lineRule="auto"/>
+        <w:ind w:firstLine="720"/>
+      </w:pPr>
+    </w:p>
+    <w:p>
+      <w:pPr>
+        <w:spacing w:line="360" w:lineRule="auto"/>
+        <w:ind w:firstLine="720"/>
+      </w:pPr>
+    </w:p>
+    <w:p>
+      <w:pPr>
+        <w:spacing w:line="360" w:lineRule="auto"/>
+        <w:ind w:firstLine="720"/>
+      </w:pPr>
+    </w:p>
+    <w:p>
+      <w:pPr>
+        <w:spacing w:line="360" w:lineRule="auto"/>
+        <w:ind w:firstLine="720"/>
+      </w:pPr>
+    </w:p>
+    <w:p>
+      <w:pPr>
+        <w:spacing w:line="360" w:lineRule="auto"/>
+        <w:ind w:firstLine="720"/>
+      </w:pPr>
+    </w:p>
+    <w:p>
+      <w:pPr>
+        <w:spacing w:line="360" w:lineRule="auto"/>
+        <w:ind w:firstLine="720"/>
+      </w:pPr>
+    </w:p>
+    <w:p>
+      <w:pPr>
+        <w:spacing w:line="360" w:lineRule="auto"/>
+        <w:ind w:firstLine="720"/>
+      </w:pPr>
+    </w:p>
+    <w:p>
+      <w:pPr>
+        <w:spacing w:line="360" w:lineRule="auto"/>
+        <w:ind w:firstLine="720"/>
+      </w:pPr>
+    </w:p>
+    <w:p>
+      <w:pPr>
+        <w:spacing w:line="360" w:lineRule="auto"/>
+        <w:ind w:firstLine="720"/>
+      </w:pPr>
+    </w:p>
+    <w:p>
+      <w:pPr>
+        <w:spacing w:line="360" w:lineRule="auto"/>
+        <w:ind w:firstLine="720"/>
+      </w:pPr>
+    </w:p>
+    <w:p>
+      <w:pPr>
+        <w:spacing w:line="360" w:lineRule="auto"/>
+        <w:ind w:firstLine="720"/>
+      </w:pPr>
+    </w:p>
+    <w:p>
+      <w:pPr>
+        <w:spacing w:line="360" w:lineRule="auto"/>
+        <w:ind w:firstLine="720"/>
+      </w:pPr>
+    </w:p>
+    <w:p>
+      <w:pPr>
+        <w:spacing w:line="360" w:lineRule="auto"/>
+        <w:ind w:firstLine="720"/>
+      </w:pPr>
+    </w:p>
+    <w:p>
+      <w:pPr>
+        <w:spacing w:line="360" w:lineRule="auto"/>
+        <w:ind w:firstLine="720"/>
+      </w:pPr>
+    </w:p>
+    <w:p>
+      <w:pPr>
+        <w:spacing w:line="360" w:lineRule="auto"/>
+        <w:ind w:firstLine="720"/>
+      </w:pPr>
+    </w:p>
+    <w:p>
+      <w:pPr>
+        <w:spacing w:line="360" w:lineRule="auto"/>
+        <w:rPr>
+          <w:rFonts w:asciiTheme="minorHAnsi" w:hAnsiTheme="minorHAnsi"/>
+          <w:b/>
+          <w:bCs/>
+          <w:lang w:val="en-US"/>
+        </w:rPr>
+      </w:pPr>
+      <w:r>
+        <w:rPr>
+          <w:b/>
+          <w:bCs/>
+          <w:lang w:val="en-US"/>
+        </w:rPr>
+        <w:t>STATISTICS  5 hours</w:t>
       </w:r>
     </w:p>
     <w:p>
@@ -2174,7 +3850,7 @@
         <w:pStyle w:val="ListParagraph"/>
         <w:numPr>
           <w:ilvl w:val="0"/>
-          <w:numId w:val="5"/>
+          <w:numId w:val="18"/>
         </w:numPr>
         <w:spacing w:line="360" w:lineRule="auto"/>
         <w:rPr>
@@ -2185,7 +3861,7 @@
         <w:rPr>
           <w:lang w:val="en-US"/>
         </w:rPr>
-        <w:t>Tall commercial buildings</w:t>
+        <w:t>Evaluate results and create the tables that are basically the same as the ones I already did</w:t>
       </w:r>
     </w:p>
     <w:p>
@@ -2193,7 +3869,7 @@
         <w:pStyle w:val="ListParagraph"/>
         <w:numPr>
           <w:ilvl w:val="0"/>
-          <w:numId w:val="5"/>
+          <w:numId w:val="18"/>
         </w:numPr>
         <w:spacing w:line="360" w:lineRule="auto"/>
         <w:rPr>
@@ -2204,436 +3880,7 @@
         <w:rPr>
           <w:lang w:val="en-US"/>
         </w:rPr>
-        <w:t xml:space="preserve">Urban transport </w:t>
-      </w:r>
-    </w:p>
-    <w:p>
-      <w:pPr>
-        <w:spacing w:line="360" w:lineRule="auto"/>
-        <w:rPr>
-          <w:lang w:val="en-US"/>
-        </w:rPr>
-      </w:pPr>
-      <w:r>
-        <w:rPr>
-          <w:lang w:val="en-US"/>
-        </w:rPr>
-        <w:t xml:space="preserve">Then tell that Research on the phenomenon of convenience </w:t>
-      </w:r>
-      <w:proofErr w:type="spellStart"/>
-      <w:r>
-        <w:rPr>
-          <w:lang w:val="en-US"/>
-        </w:rPr>
-        <w:t>stores´</w:t>
-      </w:r>
-      <w:proofErr w:type="gramStart"/>
-      <w:r>
-        <w:rPr>
-          <w:lang w:val="en-US"/>
-        </w:rPr>
-        <w:t>impact</w:t>
-      </w:r>
-      <w:proofErr w:type="spellEnd"/>
-      <w:r>
-        <w:rPr>
-          <w:lang w:val="en-US"/>
-        </w:rPr>
-        <w:t xml:space="preserve">  on</w:t>
-      </w:r>
-      <w:proofErr w:type="gramEnd"/>
-      <w:r>
-        <w:rPr>
-          <w:lang w:val="en-US"/>
-        </w:rPr>
-        <w:t xml:space="preserve"> crime is rather limited. Most papers of the topic were published during the 90s, which clearly don´t contemplate the current urban dynamics of modern cities. </w:t>
-      </w:r>
-    </w:p>
-    <w:p>
-      <w:pPr>
-        <w:spacing w:line="360" w:lineRule="auto"/>
-        <w:rPr>
-          <w:lang w:val="en-US"/>
-        </w:rPr>
-      </w:pPr>
-      <w:r>
-        <w:rPr>
-          <w:lang w:val="en-US"/>
-        </w:rPr>
-        <w:t>GIVE SOME EXAMPLES I have like 3</w:t>
-      </w:r>
-      <w:r>
-        <w:rPr>
-          <w:lang w:val="en-US"/>
-        </w:rPr>
-        <w:t>.</w:t>
-      </w:r>
-    </w:p>
-    <w:p>
-      <w:pPr>
-        <w:spacing w:line="360" w:lineRule="auto"/>
-        <w:rPr>
-          <w:lang w:val="en-US"/>
-        </w:rPr>
-      </w:pPr>
-      <w:r>
-        <w:rPr>
-          <w:highlight w:val="magenta"/>
-          <w:lang w:val="en-US"/>
-        </w:rPr>
-        <w:t>The dollar store paper</w:t>
-      </w:r>
-    </w:p>
-    <w:p>
-      <w:pPr>
-        <w:spacing w:line="360" w:lineRule="auto"/>
-        <w:rPr>
-          <w:lang w:val="en-US"/>
-        </w:rPr>
-      </w:pPr>
-      <w:r>
-        <w:rPr>
-          <w:lang w:val="en-US"/>
-        </w:rPr>
-        <w:t xml:space="preserve">And they explore this nexus exclusively on cities of developed nations, completely excluding </w:t>
-      </w:r>
-      <w:proofErr w:type="spellStart"/>
-      <w:r>
-        <w:rPr>
-          <w:lang w:val="en-US"/>
-        </w:rPr>
-        <w:t>latin</w:t>
-      </w:r>
-      <w:proofErr w:type="spellEnd"/>
-      <w:r>
-        <w:rPr>
-          <w:lang w:val="en-US"/>
-        </w:rPr>
-        <w:t xml:space="preserve"> American cities, which have </w:t>
-      </w:r>
-      <w:proofErr w:type="gramStart"/>
-      <w:r>
-        <w:rPr>
-          <w:lang w:val="en-US"/>
-        </w:rPr>
-        <w:t>particular</w:t>
-      </w:r>
-      <w:r>
-        <w:rPr>
-          <w:lang w:val="en-US"/>
-        </w:rPr>
-        <w:t xml:space="preserve"> </w:t>
-      </w:r>
-      <w:r>
-        <w:rPr>
-          <w:lang w:val="en-US"/>
-        </w:rPr>
-        <w:t>urban</w:t>
-      </w:r>
-      <w:proofErr w:type="gramEnd"/>
-      <w:r>
-        <w:rPr>
-          <w:lang w:val="en-US"/>
-        </w:rPr>
-        <w:t xml:space="preserve"> dynamics.</w:t>
-      </w:r>
-      <w:r>
-        <w:rPr>
-          <w:lang w:val="en-US"/>
-        </w:rPr>
-        <w:t xml:space="preserve"> For example, in many papers, they argue that convenience stores are normally located in low-income areas, but in </w:t>
-      </w:r>
-      <w:proofErr w:type="spellStart"/>
-      <w:r>
-        <w:rPr>
-          <w:lang w:val="en-US"/>
-        </w:rPr>
-        <w:t>bogotas</w:t>
-      </w:r>
-      <w:proofErr w:type="spellEnd"/>
-      <w:r>
-        <w:rPr>
-          <w:lang w:val="en-US"/>
-        </w:rPr>
-        <w:t xml:space="preserve"> case it is the completely opposite situation.</w:t>
-      </w:r>
-    </w:p>
-    <w:p>
-      <w:pPr>
-        <w:numPr>
-          <w:ilvl w:val="0"/>
-          <w:numId w:val="9"/>
-        </w:numPr>
-        <w:spacing w:line="360" w:lineRule="auto"/>
-      </w:pPr>
-      <w:r>
-        <w:rPr>
-          <w:lang w:val="en-US"/>
-        </w:rPr>
-        <w:lastRenderedPageBreak/>
-        <w:t xml:space="preserve">This is not the case </w:t>
-      </w:r>
-      <w:proofErr w:type="spellStart"/>
-      <w:r>
-        <w:rPr>
-          <w:lang w:val="en-US"/>
-        </w:rPr>
-        <w:t>fro</w:t>
-      </w:r>
-      <w:proofErr w:type="spellEnd"/>
-      <w:r>
-        <w:rPr>
-          <w:lang w:val="en-US"/>
-        </w:rPr>
-        <w:t xml:space="preserve"> </w:t>
-      </w:r>
-      <w:proofErr w:type="spellStart"/>
-      <w:r>
-        <w:rPr>
-          <w:lang w:val="en-US"/>
-        </w:rPr>
-        <w:t>bogota</w:t>
-      </w:r>
-      <w:proofErr w:type="spellEnd"/>
-      <w:r>
-        <w:rPr>
-          <w:lang w:val="en-US"/>
-        </w:rPr>
-        <w:t xml:space="preserve"> </w:t>
-      </w:r>
-      <w:r>
-        <w:rPr>
-          <w:b/>
-          <w:bCs/>
-        </w:rPr>
-        <w:t>Environmental Context:</w:t>
-      </w:r>
-      <w:r>
-        <w:t xml:space="preserve"> Many such stores </w:t>
-      </w:r>
-      <w:proofErr w:type="gramStart"/>
-      <w:r>
-        <w:t>are located in</w:t>
-      </w:r>
-      <w:proofErr w:type="gramEnd"/>
-      <w:r>
-        <w:t xml:space="preserve"> socio-economically disadvantaged areas where poverty, social disorganization, and lack of community resources exacerbate crime risks.</w:t>
-      </w:r>
-    </w:p>
-    <w:p>
-      <w:pPr>
-        <w:spacing w:line="360" w:lineRule="auto"/>
-        <w:rPr>
-          <w:lang w:val="en-US"/>
-        </w:rPr>
-      </w:pPr>
-      <w:r>
-        <w:rPr>
-          <w:lang w:val="en-US"/>
-        </w:rPr>
-        <w:t xml:space="preserve"> </w:t>
-      </w:r>
-    </w:p>
-    <w:p>
-      <w:pPr>
-        <w:spacing w:line="360" w:lineRule="auto"/>
-        <w:rPr>
-          <w:lang w:val="en-US"/>
-        </w:rPr>
-      </w:pPr>
-      <w:r>
-        <w:rPr>
-          <w:lang w:val="en-US"/>
-        </w:rPr>
-        <w:t xml:space="preserve">Within the economic literature of convenience stores, almost all papers focus on their economic impact on the </w:t>
-      </w:r>
-      <w:proofErr w:type="spellStart"/>
-      <w:r>
-        <w:rPr>
-          <w:lang w:val="en-US"/>
-        </w:rPr>
-        <w:t>labpur</w:t>
-      </w:r>
-      <w:proofErr w:type="spellEnd"/>
-      <w:r>
-        <w:rPr>
-          <w:lang w:val="en-US"/>
-        </w:rPr>
-        <w:t xml:space="preserve"> market and retail businesses. Like </w:t>
-      </w:r>
-      <w:proofErr w:type="spellStart"/>
-      <w:r>
-        <w:rPr>
-          <w:lang w:val="en-US"/>
-        </w:rPr>
-        <w:t>marcos</w:t>
-      </w:r>
-      <w:proofErr w:type="spellEnd"/>
-      <w:r>
-        <w:rPr>
-          <w:lang w:val="en-US"/>
-        </w:rPr>
-        <w:t xml:space="preserve"> …. Others have focused of exploring the impact of hard discount stores, where XXXX. </w:t>
-      </w:r>
-    </w:p>
-    <w:p>
-      <w:pPr>
-        <w:spacing w:line="360" w:lineRule="auto"/>
-        <w:rPr>
-          <w:lang w:val="en-US"/>
-        </w:rPr>
-      </w:pPr>
-      <w:r>
-        <w:rPr>
-          <w:lang w:val="en-US"/>
-        </w:rPr>
-        <w:t xml:space="preserve">But not many papers explore these stores impact on crew, even fewer explore it in an intracity environment, specifically in Bogota.  </w:t>
-      </w:r>
-      <w:r>
-        <w:rPr>
-          <w:lang w:val="en-US"/>
-        </w:rPr>
-        <w:t xml:space="preserve">One paper explores the impact of </w:t>
-      </w:r>
-      <w:r>
-        <w:rPr>
-          <w:lang w:val="en-US"/>
-        </w:rPr>
-        <w:t>XXXXXX</w:t>
-      </w:r>
-    </w:p>
-    <w:p>
-      <w:pPr>
-        <w:spacing w:line="360" w:lineRule="auto"/>
-        <w:rPr>
-          <w:lang w:val="en-US"/>
-        </w:rPr>
-      </w:pPr>
-    </w:p>
-    <w:p>
-      <w:pPr>
-        <w:spacing w:line="360" w:lineRule="auto"/>
-        <w:rPr>
-          <w:lang w:val="en-US"/>
-        </w:rPr>
-      </w:pPr>
-      <w:r>
-        <w:rPr>
-          <w:lang w:val="en-US"/>
-        </w:rPr>
-        <w:t>HOWEVER, Criminal urban literature IN BOGOTA tends to focus in XXXXX</w:t>
-      </w:r>
-    </w:p>
-    <w:p>
-      <w:pPr>
-        <w:spacing w:line="360" w:lineRule="auto"/>
-        <w:rPr>
-          <w:lang w:val="en-US"/>
-        </w:rPr>
-      </w:pPr>
-    </w:p>
-    <w:p>
-      <w:pPr>
-        <w:spacing w:line="360" w:lineRule="auto"/>
-        <w:rPr>
-          <w:lang w:val="en-US"/>
-        </w:rPr>
-      </w:pPr>
-      <w:r>
-        <w:rPr>
-          <w:lang w:val="en-US"/>
-        </w:rPr>
-        <w:t xml:space="preserve">Then talk about the paper, what </w:t>
-      </w:r>
-      <w:proofErr w:type="spellStart"/>
-      <w:r>
-        <w:rPr>
-          <w:lang w:val="en-US"/>
-        </w:rPr>
-        <w:t>Im</w:t>
-      </w:r>
-      <w:proofErr w:type="spellEnd"/>
-      <w:r>
-        <w:rPr>
-          <w:lang w:val="en-US"/>
-        </w:rPr>
-        <w:t xml:space="preserve"> pursuing, and what is the literature gap </w:t>
-      </w:r>
-      <w:proofErr w:type="spellStart"/>
-      <w:r>
-        <w:rPr>
-          <w:lang w:val="en-US"/>
-        </w:rPr>
-        <w:t>im</w:t>
-      </w:r>
-      <w:proofErr w:type="spellEnd"/>
-      <w:r>
-        <w:rPr>
-          <w:lang w:val="en-US"/>
-        </w:rPr>
-        <w:t xml:space="preserve"> trying to cover. Tell again the purpose on the paper… </w:t>
-      </w:r>
-    </w:p>
-    <w:p>
-      <w:pPr>
-        <w:spacing w:line="360" w:lineRule="auto"/>
-        <w:rPr>
-          <w:lang w:val="en-US"/>
-        </w:rPr>
-      </w:pPr>
-    </w:p>
-    <w:p>
-      <w:pPr>
-        <w:spacing w:line="360" w:lineRule="auto"/>
-        <w:rPr>
-          <w:b/>
-          <w:bCs/>
-          <w:lang w:val="en-US"/>
-        </w:rPr>
-      </w:pPr>
-      <w:r>
-        <w:rPr>
-          <w:b/>
-          <w:bCs/>
-          <w:lang w:val="en-US"/>
-        </w:rPr>
-        <w:t>DATA SOURCES 1hour 30min</w:t>
-      </w:r>
-    </w:p>
-    <w:p>
-      <w:pPr>
-        <w:spacing w:line="360" w:lineRule="auto"/>
-        <w:rPr>
-          <w:b/>
-          <w:bCs/>
-          <w:lang w:val="en-US"/>
-        </w:rPr>
-      </w:pPr>
-      <w:r>
-        <w:rPr>
-          <w:b/>
-          <w:bCs/>
-          <w:lang w:val="en-US"/>
-        </w:rPr>
-        <w:t xml:space="preserve">For </w:t>
-      </w:r>
-      <w:proofErr w:type="gramStart"/>
-      <w:r>
-        <w:rPr>
-          <w:b/>
-          <w:bCs/>
-          <w:lang w:val="en-US"/>
-        </w:rPr>
-        <w:t>now</w:t>
-      </w:r>
-      <w:proofErr w:type="gramEnd"/>
-      <w:r>
-        <w:rPr>
-          <w:b/>
-          <w:bCs/>
-          <w:lang w:val="en-US"/>
-        </w:rPr>
-        <w:t xml:space="preserve"> from 2018 to 2022, explain why it works</w:t>
+        <w:t>Then write the interpretation of these tables</w:t>
       </w:r>
     </w:p>
     <w:p>
@@ -2641,7 +3888,7 @@
         <w:pStyle w:val="ListParagraph"/>
         <w:numPr>
           <w:ilvl w:val="0"/>
-          <w:numId w:val="6"/>
+          <w:numId w:val="18"/>
         </w:numPr>
         <w:spacing w:line="360" w:lineRule="auto"/>
         <w:rPr>
@@ -2649,10 +3896,24 @@
         </w:rPr>
       </w:pPr>
       <w:r>
-        <w:t>Statistical, Criminal, Contraventional, and Operational Information System of the National Police (SIEDCO)</w:t>
-      </w:r>
-      <w:r>
-        <w:t xml:space="preserve"> (explain the dependent variables, the index and all of that)</w:t>
+        <w:rPr>
+          <w:lang w:val="en-US"/>
+        </w:rPr>
+        <w:t xml:space="preserve">CREATE THE TABLES FOR THE DEPENDENT VAIRBLE THIS ONE MAY CHANGE AS I think the period of analysis will </w:t>
+      </w:r>
+      <w:proofErr w:type="gramStart"/>
+      <w:r>
+        <w:rPr>
+          <w:lang w:val="en-US"/>
+        </w:rPr>
+        <w:t>extended</w:t>
+      </w:r>
+      <w:proofErr w:type="gramEnd"/>
+      <w:r>
+        <w:rPr>
+          <w:lang w:val="en-US"/>
+        </w:rPr>
+        <w:t xml:space="preserve"> to 2015</w:t>
       </w:r>
     </w:p>
     <w:p>
@@ -2660,7 +3921,7 @@
         <w:pStyle w:val="ListParagraph"/>
         <w:numPr>
           <w:ilvl w:val="0"/>
-          <w:numId w:val="6"/>
+          <w:numId w:val="18"/>
         </w:numPr>
         <w:spacing w:line="360" w:lineRule="auto"/>
         <w:rPr>
@@ -2671,315 +3932,20 @@
         <w:rPr>
           <w:lang w:val="en-US"/>
         </w:rPr>
-        <w:t>Google API and RUES for the stores and other chains of interest</w:t>
-      </w:r>
-    </w:p>
-    <w:p>
-      <w:pPr>
-        <w:pStyle w:val="ListParagraph"/>
-        <w:numPr>
-          <w:ilvl w:val="0"/>
-          <w:numId w:val="6"/>
-        </w:numPr>
-        <w:autoSpaceDE w:val="0"/>
-        <w:autoSpaceDN w:val="0"/>
-        <w:adjustRightInd w:val="0"/>
-        <w:spacing w:after="0" w:line="360" w:lineRule="auto"/>
-        <w:rPr>
-          <w:rFonts w:ascii="Times New Roman" w:hAnsi="Times New Roman" w:cs="Times New Roman"/>
-          <w:i/>
-          <w:iCs/>
-          <w:kern w:val="0"/>
-          <w:sz w:val="20"/>
-          <w:szCs w:val="20"/>
-          <w:lang w:val="en-US"/>
-        </w:rPr>
-      </w:pPr>
-      <w:r>
-        <w:rPr>
-          <w:rFonts w:ascii="Times New Roman" w:hAnsi="Times New Roman" w:cs="Times New Roman"/>
-          <w:i/>
-          <w:iCs/>
-          <w:kern w:val="0"/>
-          <w:sz w:val="20"/>
-          <w:szCs w:val="20"/>
-          <w:lang w:val="en-US"/>
-        </w:rPr>
-        <w:t xml:space="preserve">With the </w:t>
-      </w:r>
-      <w:proofErr w:type="gramStart"/>
-      <w:r>
-        <w:rPr>
-          <w:rFonts w:ascii="Times New Roman" w:hAnsi="Times New Roman" w:cs="Times New Roman"/>
-          <w:i/>
-          <w:iCs/>
-          <w:kern w:val="0"/>
-          <w:sz w:val="20"/>
-          <w:szCs w:val="20"/>
-          <w:lang w:val="en-US"/>
-        </w:rPr>
-        <w:t>Quality of Life</w:t>
-      </w:r>
-      <w:proofErr w:type="gramEnd"/>
-      <w:r>
-        <w:rPr>
-          <w:rFonts w:ascii="Times New Roman" w:hAnsi="Times New Roman" w:cs="Times New Roman"/>
-          <w:i/>
-          <w:iCs/>
-          <w:kern w:val="0"/>
-          <w:sz w:val="20"/>
-          <w:szCs w:val="20"/>
-          <w:lang w:val="en-US"/>
-        </w:rPr>
-        <w:t xml:space="preserve"> Survey of </w:t>
-      </w:r>
-      <w:proofErr w:type="spellStart"/>
-      <w:r>
-        <w:rPr>
-          <w:rFonts w:ascii="Times New Roman" w:hAnsi="Times New Roman" w:cs="Times New Roman"/>
-          <w:i/>
-          <w:iCs/>
-          <w:kern w:val="0"/>
-          <w:sz w:val="20"/>
-          <w:szCs w:val="20"/>
-          <w:lang w:val="en-US"/>
-        </w:rPr>
-        <w:t>Bogot</w:t>
-      </w:r>
-      <w:proofErr w:type="spellEnd"/>
-      <w:r>
-        <w:rPr>
-          <w:rFonts w:ascii="Times New Roman" w:hAnsi="Times New Roman" w:cs="Times New Roman"/>
-          <w:i/>
-          <w:iCs/>
-          <w:kern w:val="0"/>
-          <w:sz w:val="20"/>
-          <w:szCs w:val="20"/>
-          <w:lang w:val="en-US"/>
-        </w:rPr>
-        <w:t xml:space="preserve">. 2007 </w:t>
-      </w:r>
-      <w:r>
-        <w:rPr>
-          <w:rFonts w:ascii="Times New Roman" w:hAnsi="Times New Roman" w:cs="Times New Roman"/>
-          <w:i/>
-          <w:iCs/>
-          <w:kern w:val="0"/>
-          <w:sz w:val="14"/>
-          <w:szCs w:val="14"/>
-          <w:lang w:val="en-US"/>
-        </w:rPr>
-        <w:t xml:space="preserve">2 </w:t>
-      </w:r>
-      <w:r>
-        <w:rPr>
-          <w:rFonts w:ascii="Times New Roman" w:hAnsi="Times New Roman" w:cs="Times New Roman"/>
-          <w:i/>
-          <w:iCs/>
-          <w:kern w:val="0"/>
-          <w:sz w:val="20"/>
-          <w:szCs w:val="20"/>
-          <w:lang w:val="en-US"/>
-        </w:rPr>
-        <w:t>baseline controls were constructed at the locality</w:t>
-      </w:r>
-    </w:p>
-    <w:p>
-      <w:pPr>
-        <w:autoSpaceDE w:val="0"/>
-        <w:autoSpaceDN w:val="0"/>
-        <w:adjustRightInd w:val="0"/>
-        <w:spacing w:after="0" w:line="360" w:lineRule="auto"/>
-        <w:rPr>
-          <w:rFonts w:ascii="Times New Roman" w:hAnsi="Times New Roman" w:cs="Times New Roman"/>
-          <w:i/>
-          <w:iCs/>
-          <w:kern w:val="0"/>
-          <w:sz w:val="20"/>
-          <w:szCs w:val="20"/>
-          <w:lang w:val="en-US"/>
-        </w:rPr>
-      </w:pPr>
-      <w:r>
-        <w:rPr>
-          <w:rFonts w:ascii="Times New Roman" w:hAnsi="Times New Roman" w:cs="Times New Roman"/>
-          <w:i/>
-          <w:iCs/>
-          <w:kern w:val="0"/>
-          <w:sz w:val="20"/>
-          <w:szCs w:val="20"/>
-          <w:lang w:val="en-US"/>
-        </w:rPr>
-        <w:t>level. These reflect the initial characteristics before any ZAT was treated. On the other hand, with</w:t>
-      </w:r>
-    </w:p>
-    <w:p>
-      <w:pPr>
-        <w:autoSpaceDE w:val="0"/>
-        <w:autoSpaceDN w:val="0"/>
-        <w:adjustRightInd w:val="0"/>
-        <w:spacing w:after="0" w:line="360" w:lineRule="auto"/>
-        <w:rPr>
-          <w:rFonts w:ascii="Times New Roman" w:hAnsi="Times New Roman" w:cs="Times New Roman"/>
-          <w:i/>
-          <w:iCs/>
-          <w:kern w:val="0"/>
-          <w:sz w:val="20"/>
-          <w:szCs w:val="20"/>
-          <w:lang w:val="en-US"/>
-        </w:rPr>
-      </w:pPr>
-      <w:r>
-        <w:rPr>
-          <w:rFonts w:ascii="Times New Roman" w:hAnsi="Times New Roman" w:cs="Times New Roman"/>
-          <w:i/>
-          <w:iCs/>
-          <w:kern w:val="0"/>
-          <w:sz w:val="20"/>
-          <w:szCs w:val="20"/>
-          <w:lang w:val="en-US"/>
-        </w:rPr>
-        <w:t>Mapas-</w:t>
-      </w:r>
-      <w:proofErr w:type="spellStart"/>
-      <w:r>
-        <w:rPr>
-          <w:rFonts w:ascii="Times New Roman" w:hAnsi="Times New Roman" w:cs="Times New Roman"/>
-          <w:i/>
-          <w:iCs/>
-          <w:kern w:val="0"/>
-          <w:sz w:val="20"/>
-          <w:szCs w:val="20"/>
-          <w:lang w:val="en-US"/>
-        </w:rPr>
-        <w:t>Bogot</w:t>
-      </w:r>
-      <w:proofErr w:type="spellEnd"/>
-      <w:r>
-        <w:rPr>
-          <w:rFonts w:ascii="Times New Roman" w:hAnsi="Times New Roman" w:cs="Times New Roman"/>
-          <w:i/>
-          <w:iCs/>
-          <w:kern w:val="0"/>
-          <w:sz w:val="20"/>
-          <w:szCs w:val="20"/>
-          <w:lang w:val="en-US"/>
-        </w:rPr>
-        <w:t xml:space="preserve">., fixed controls at the ZAT level were obtained </w:t>
-      </w:r>
-      <w:r>
-        <w:rPr>
-          <w:rFonts w:ascii="Times New Roman" w:hAnsi="Times New Roman" w:cs="Times New Roman"/>
-          <w:i/>
-          <w:iCs/>
-          <w:kern w:val="0"/>
-          <w:sz w:val="14"/>
-          <w:szCs w:val="14"/>
-          <w:lang w:val="en-US"/>
-        </w:rPr>
-        <w:t>3</w:t>
-      </w:r>
-      <w:r>
-        <w:rPr>
-          <w:rFonts w:ascii="Times New Roman" w:hAnsi="Times New Roman" w:cs="Times New Roman"/>
-          <w:i/>
-          <w:iCs/>
-          <w:kern w:val="0"/>
-          <w:sz w:val="20"/>
-          <w:szCs w:val="20"/>
-          <w:lang w:val="en-US"/>
-        </w:rPr>
-        <w:t>; that is, the basic characteristics of</w:t>
-      </w:r>
-      <w:r>
-        <w:rPr>
-          <w:rFonts w:ascii="Times New Roman" w:hAnsi="Times New Roman" w:cs="Times New Roman"/>
-          <w:i/>
-          <w:iCs/>
-          <w:kern w:val="0"/>
-          <w:sz w:val="20"/>
-          <w:szCs w:val="20"/>
-          <w:lang w:val="en-US"/>
-        </w:rPr>
-        <w:t xml:space="preserve"> </w:t>
-      </w:r>
-      <w:r>
-        <w:rPr>
-          <w:rFonts w:ascii="Times New Roman" w:hAnsi="Times New Roman" w:cs="Times New Roman"/>
-          <w:i/>
-          <w:iCs/>
-          <w:kern w:val="0"/>
-          <w:sz w:val="20"/>
-          <w:szCs w:val="20"/>
-          <w:lang w:val="en-US"/>
-        </w:rPr>
-        <w:t>each zone that do not change over time.</w:t>
-      </w:r>
-    </w:p>
-    <w:p>
-      <w:pPr>
-        <w:autoSpaceDE w:val="0"/>
-        <w:autoSpaceDN w:val="0"/>
-        <w:adjustRightInd w:val="0"/>
-        <w:spacing w:after="0" w:line="360" w:lineRule="auto"/>
-        <w:rPr>
-          <w:rFonts w:ascii="Times New Roman" w:hAnsi="Times New Roman" w:cs="Times New Roman"/>
-          <w:i/>
-          <w:iCs/>
-          <w:kern w:val="0"/>
-          <w:sz w:val="20"/>
-          <w:szCs w:val="20"/>
-          <w:lang w:val="en-US"/>
-        </w:rPr>
-      </w:pPr>
-    </w:p>
-    <w:p>
-      <w:pPr>
-        <w:autoSpaceDE w:val="0"/>
-        <w:autoSpaceDN w:val="0"/>
-        <w:adjustRightInd w:val="0"/>
-        <w:spacing w:after="0" w:line="360" w:lineRule="auto"/>
-        <w:rPr>
-          <w:rFonts w:ascii="Times New Roman" w:hAnsi="Times New Roman" w:cs="Times New Roman"/>
-          <w:i/>
-          <w:iCs/>
-          <w:kern w:val="0"/>
-          <w:sz w:val="20"/>
-          <w:szCs w:val="20"/>
-          <w:lang w:val="en-US"/>
-        </w:rPr>
-      </w:pPr>
-    </w:p>
-    <w:p>
-      <w:pPr>
-        <w:spacing w:line="360" w:lineRule="auto"/>
-        <w:rPr>
-          <w:b/>
-          <w:bCs/>
-          <w:lang w:val="en-US"/>
-        </w:rPr>
-      </w:pPr>
-      <w:r>
-        <w:rPr>
-          <w:b/>
-          <w:bCs/>
-          <w:lang w:val="en-US"/>
-        </w:rPr>
-        <w:t>STATISTICS  5 hours</w:t>
-      </w:r>
-    </w:p>
-    <w:p>
-      <w:pPr>
-        <w:spacing w:line="360" w:lineRule="auto"/>
-        <w:rPr>
-          <w:lang w:val="en-US"/>
-        </w:rPr>
-      </w:pPr>
-      <w:r>
-        <w:rPr>
-          <w:lang w:val="en-US"/>
-        </w:rPr>
-        <w:lastRenderedPageBreak/>
+        <w:t xml:space="preserve">CREATE THE GRAPH FOT TREATMENT INTENSITY. </w:t>
+      </w:r>
+    </w:p>
+    <w:p>
+      <w:pPr>
+        <w:spacing w:line="360" w:lineRule="auto"/>
+        <w:rPr>
+          <w:lang w:val="en-US"/>
+        </w:rPr>
+      </w:pPr>
+      <w:r>
+        <w:rPr>
+          <w:lang w:val="en-US"/>
+        </w:rPr>
         <w:t>Control variables</w:t>
       </w:r>
       <w:r>
@@ -3001,19 +3967,17 @@
           <w:lang w:val="en-US"/>
         </w:rPr>
       </w:pPr>
-      <w:proofErr w:type="gramStart"/>
-      <w:r>
-        <w:rPr>
-          <w:lang w:val="en-US"/>
-        </w:rPr>
-        <w:t>Other</w:t>
-      </w:r>
-      <w:proofErr w:type="gramEnd"/>
-      <w:r>
-        <w:rPr>
-          <w:lang w:val="en-US"/>
-        </w:rPr>
-        <w:t xml:space="preserve"> establishment</w:t>
+      <w:r>
+        <w:rPr>
+          <w:lang w:val="en-US"/>
+        </w:rPr>
+        <w:t>Other establishment</w:t>
+      </w:r>
+      <w:r>
+        <w:rPr>
+          <w:lang w:val="en-US"/>
+        </w:rPr>
+        <w:t>s</w:t>
       </w:r>
     </w:p>
     <w:p>
@@ -3077,15 +4041,15 @@
         </w:numPr>
         <w:spacing w:line="360" w:lineRule="auto"/>
         <w:rPr>
-          <w:lang w:val="en-US"/>
-        </w:rPr>
-      </w:pPr>
-      <w:r>
-        <w:rPr>
-          <w:rFonts w:ascii="Times New Roman" w:hAnsi="Times New Roman" w:cs="Times New Roman"/>
+          <w:rFonts w:asciiTheme="minorHAnsi" w:hAnsiTheme="minorHAnsi" w:cstheme="minorBidi"/>
+          <w:kern w:val="2"/>
+          <w:lang w:val="en-US"/>
+        </w:rPr>
+      </w:pPr>
+      <w:r>
+        <w:rPr>
           <w:i/>
           <w:iCs/>
-          <w:kern w:val="0"/>
           <w:sz w:val="19"/>
           <w:szCs w:val="19"/>
           <w:lang w:val="en-US"/>
@@ -3094,10 +4058,8 @@
       </w:r>
       <w:r>
         <w:rPr>
-          <w:rFonts w:ascii="Times New Roman" w:hAnsi="Times New Roman" w:cs="Times New Roman"/>
           <w:i/>
           <w:iCs/>
-          <w:kern w:val="0"/>
           <w:sz w:val="19"/>
           <w:szCs w:val="19"/>
           <w:lang w:val="en-US"/>
@@ -3106,10 +4068,8 @@
       </w:r>
       <w:r>
         <w:rPr>
-          <w:rFonts w:ascii="Times New Roman" w:hAnsi="Times New Roman" w:cs="Times New Roman"/>
           <w:i/>
           <w:iCs/>
-          <w:kern w:val="0"/>
           <w:sz w:val="19"/>
           <w:szCs w:val="19"/>
           <w:lang w:val="en-US"/>
@@ -3117,19 +4077,7 @@
         <w:t>education, and unsatisfied basic needs</w:t>
       </w:r>
     </w:p>
-    <w:p>
-      <w:pPr>
-        <w:pStyle w:val="ListParagraph"/>
-        <w:numPr>
-          <w:ilvl w:val="0"/>
-          <w:numId w:val="10"/>
-        </w:numPr>
-        <w:spacing w:line="360" w:lineRule="auto"/>
-        <w:rPr>
-          <w:lang w:val="en-US"/>
-        </w:rPr>
-      </w:pPr>
-    </w:p>
+    <w:p/>
     <w:sectPr>
       <w:pgSz w:w="12240" w:h="15840"/>
       <w:pgMar w:top="1440" w:right="1440" w:bottom="1440" w:left="1440" w:header="708" w:footer="708" w:gutter="0"/>
@@ -3165,7 +4113,7 @@
 
 <file path=word/commentsExtended.xml><?xml version="1.0" encoding="utf-8"?>
 <w15:commentsEx xmlns:wpc="http://schemas.microsoft.com/office/word/2010/wordprocessingCanvas" xmlns:cx="http://schemas.microsoft.com/office/drawing/2014/chartex" xmlns:cx1="http://schemas.microsoft.com/office/drawing/2015/9/8/chartex" xmlns:cx2="http://schemas.microsoft.com/office/drawing/2015/10/21/chartex" xmlns:cx3="http://schemas.microsoft.com/office/drawing/2016/5/9/chartex" xmlns:cx4="http://schemas.microsoft.com/office/drawing/2016/5/10/chartex" xmlns:cx5="http://schemas.microsoft.com/office/drawing/2016/5/11/chartex" xmlns:cx6="http://schemas.microsoft.com/office/drawing/2016/5/12/chartex" xmlns:cx7="http://schemas.microsoft.com/office/drawing/2016/5/13/chartex" xmlns:cx8="http://schemas.microsoft.com/office/drawing/2016/5/14/chartex" xmlns:mc="http://schemas.openxmlformats.org/markup-compatibility/2006" xmlns:aink="http://schemas.microsoft.com/office/drawing/2016/ink" xmlns:am3d="http://schemas.microsoft.com/office/drawing/2017/model3d" xmlns:o="urn:schemas-microsoft-com:office:office" xmlns:oel="http://schemas.microsoft.com/office/2019/extlst" xmlns:r="http://schemas.openxmlformats.org/officeDocument/2006/relationships" xmlns:m="http://schemas.openxmlformats.org/officeDocument/2006/math" xmlns:v="urn:schemas-microsoft-com:vml" xmlns:wp14="http://schemas.microsoft.com/office/word/2010/wordprocessingDrawing" xmlns:wp="http://schemas.openxmlformats.org/drawingml/2006/wordprocessingDrawing" xmlns:w10="urn:schemas-microsoft-com:office:word" xmlns:w="http://schemas.openxmlformats.org/wordprocessingml/2006/main" xmlns:w14="http://schemas.microsoft.com/office/word/2010/wordml" xmlns:w15="http://schemas.microsoft.com/office/word/2012/wordml" xmlns:w16cex="http://schemas.microsoft.com/office/word/2018/wordml/cex" xmlns:w16cid="http://schemas.microsoft.com/office/word/2016/wordml/cid" xmlns:w16="http://schemas.microsoft.com/office/word/2018/wordml" xmlns:w16du="http://schemas.microsoft.com/office/word/2023/wordml/word16du" xmlns:w16sdtdh="http://schemas.microsoft.com/office/word/2020/wordml/sdtdatahash" xmlns:w16sdtfl="http://schemas.microsoft.com/office/word/2024/wordml/sdtformatlock" xmlns:w16se="http://schemas.microsoft.com/office/word/2015/wordml/symex" xmlns:wpg="http://schemas.microsoft.com/office/word/2010/wordprocessingGroup" xmlns:wpi="http://schemas.microsoft.com/office/word/2010/wordprocessingInk" xmlns:wne="http://schemas.microsoft.com/office/word/2006/wordml" xmlns:wps="http://schemas.microsoft.com/office/word/2010/wordprocessingShape" mc:Ignorable="w14 w15 w16se w16cid w16 w16cex w16sdtdh w16sdtfl w16du wp14">
-  <w15:commentEx w15:paraId="6086BF69" w15:done="0"/>
+  <w15:commentEx w15:paraId="3692CB95" w15:done="0"/>
 </w15:commentsEx>
 </file>
 
@@ -3177,7 +4125,7 @@
 
 <file path=word/commentsIds.xml><?xml version="1.0" encoding="utf-8"?>
 <w16cid:commentsIds xmlns:wpc="http://schemas.microsoft.com/office/word/2010/wordprocessingCanvas" xmlns:cx="http://schemas.microsoft.com/office/drawing/2014/chartex" xmlns:cx1="http://schemas.microsoft.com/office/drawing/2015/9/8/chartex" xmlns:cx2="http://schemas.microsoft.com/office/drawing/2015/10/21/chartex" xmlns:cx3="http://schemas.microsoft.com/office/drawing/2016/5/9/chartex" xmlns:cx4="http://schemas.microsoft.com/office/drawing/2016/5/10/chartex" xmlns:cx5="http://schemas.microsoft.com/office/drawing/2016/5/11/chartex" xmlns:cx6="http://schemas.microsoft.com/office/drawing/2016/5/12/chartex" xmlns:cx7="http://schemas.microsoft.com/office/drawing/2016/5/13/chartex" xmlns:cx8="http://schemas.microsoft.com/office/drawing/2016/5/14/chartex" xmlns:mc="http://schemas.openxmlformats.org/markup-compatibility/2006" xmlns:aink="http://schemas.microsoft.com/office/drawing/2016/ink" xmlns:am3d="http://schemas.microsoft.com/office/drawing/2017/model3d" xmlns:o="urn:schemas-microsoft-com:office:office" xmlns:oel="http://schemas.microsoft.com/office/2019/extlst" xmlns:r="http://schemas.openxmlformats.org/officeDocument/2006/relationships" xmlns:m="http://schemas.openxmlformats.org/officeDocument/2006/math" xmlns:v="urn:schemas-microsoft-com:vml" xmlns:wp14="http://schemas.microsoft.com/office/word/2010/wordprocessingDrawing" xmlns:wp="http://schemas.openxmlformats.org/drawingml/2006/wordprocessingDrawing" xmlns:w10="urn:schemas-microsoft-com:office:word" xmlns:w="http://schemas.openxmlformats.org/wordprocessingml/2006/main" xmlns:w14="http://schemas.microsoft.com/office/word/2010/wordml" xmlns:w15="http://schemas.microsoft.com/office/word/2012/wordml" xmlns:w16cex="http://schemas.microsoft.com/office/word/2018/wordml/cex" xmlns:w16cid="http://schemas.microsoft.com/office/word/2016/wordml/cid" xmlns:w16="http://schemas.microsoft.com/office/word/2018/wordml" xmlns:w16du="http://schemas.microsoft.com/office/word/2023/wordml/word16du" xmlns:w16sdtdh="http://schemas.microsoft.com/office/word/2020/wordml/sdtdatahash" xmlns:w16sdtfl="http://schemas.microsoft.com/office/word/2024/wordml/sdtformatlock" xmlns:w16se="http://schemas.microsoft.com/office/word/2015/wordml/symex" xmlns:wpg="http://schemas.microsoft.com/office/word/2010/wordprocessingGroup" xmlns:wpi="http://schemas.microsoft.com/office/word/2010/wordprocessingInk" xmlns:wne="http://schemas.microsoft.com/office/word/2006/wordml" xmlns:wps="http://schemas.microsoft.com/office/word/2010/wordprocessingShape" mc:Ignorable="w14 w15 w16se w16cid w16 w16cex w16sdtdh w16sdtfl w16du wp14">
-  <w16cid:commentId w16cid:paraId="6086BF69" w16cid:durableId="041686C9"/>
+  <w16cid:commentId w16cid:paraId="3692CB95" w16cid:durableId="041686C9"/>
 </w16cid:commentsIds>
 </file>
 
@@ -3540,6 +4488,95 @@
     </w:lvl>
   </w:abstractNum>
   <w:abstractNum w:abstractNumId="4" w15:restartNumberingAfterBreak="0">
+    <w:nsid w:val="15DF4243"/>
+    <w:multiLevelType w:val="hybridMultilevel"/>
+    <w:tmpl w:val="C9204BBA"/>
+    <w:lvl w:ilvl="0" w:tplc="0409000F">
+      <w:start w:val="1"/>
+      <w:numFmt w:val="decimal"/>
+      <w:lvlText w:val="%1."/>
+      <w:lvlJc w:val="left"/>
+      <w:pPr>
+        <w:ind w:left="720" w:hanging="360"/>
+      </w:pPr>
+      <w:rPr>
+        <w:rFonts w:hint="default"/>
+      </w:rPr>
+    </w:lvl>
+    <w:lvl w:ilvl="1" w:tplc="04090019" w:tentative="1">
+      <w:start w:val="1"/>
+      <w:numFmt w:val="lowerLetter"/>
+      <w:lvlText w:val="%2."/>
+      <w:lvlJc w:val="left"/>
+      <w:pPr>
+        <w:ind w:left="1440" w:hanging="360"/>
+      </w:pPr>
+    </w:lvl>
+    <w:lvl w:ilvl="2" w:tplc="0409001B" w:tentative="1">
+      <w:start w:val="1"/>
+      <w:numFmt w:val="lowerRoman"/>
+      <w:lvlText w:val="%3."/>
+      <w:lvlJc w:val="right"/>
+      <w:pPr>
+        <w:ind w:left="2160" w:hanging="180"/>
+      </w:pPr>
+    </w:lvl>
+    <w:lvl w:ilvl="3" w:tplc="0409000F" w:tentative="1">
+      <w:start w:val="1"/>
+      <w:numFmt w:val="decimal"/>
+      <w:lvlText w:val="%4."/>
+      <w:lvlJc w:val="left"/>
+      <w:pPr>
+        <w:ind w:left="2880" w:hanging="360"/>
+      </w:pPr>
+    </w:lvl>
+    <w:lvl w:ilvl="4" w:tplc="04090019" w:tentative="1">
+      <w:start w:val="1"/>
+      <w:numFmt w:val="lowerLetter"/>
+      <w:lvlText w:val="%5."/>
+      <w:lvlJc w:val="left"/>
+      <w:pPr>
+        <w:ind w:left="3600" w:hanging="360"/>
+      </w:pPr>
+    </w:lvl>
+    <w:lvl w:ilvl="5" w:tplc="0409001B" w:tentative="1">
+      <w:start w:val="1"/>
+      <w:numFmt w:val="lowerRoman"/>
+      <w:lvlText w:val="%6."/>
+      <w:lvlJc w:val="right"/>
+      <w:pPr>
+        <w:ind w:left="4320" w:hanging="180"/>
+      </w:pPr>
+    </w:lvl>
+    <w:lvl w:ilvl="6" w:tplc="0409000F" w:tentative="1">
+      <w:start w:val="1"/>
+      <w:numFmt w:val="decimal"/>
+      <w:lvlText w:val="%7."/>
+      <w:lvlJc w:val="left"/>
+      <w:pPr>
+        <w:ind w:left="5040" w:hanging="360"/>
+      </w:pPr>
+    </w:lvl>
+    <w:lvl w:ilvl="7" w:tplc="04090019" w:tentative="1">
+      <w:start w:val="1"/>
+      <w:numFmt w:val="lowerLetter"/>
+      <w:lvlText w:val="%8."/>
+      <w:lvlJc w:val="left"/>
+      <w:pPr>
+        <w:ind w:left="5760" w:hanging="360"/>
+      </w:pPr>
+    </w:lvl>
+    <w:lvl w:ilvl="8" w:tplc="0409001B" w:tentative="1">
+      <w:start w:val="1"/>
+      <w:numFmt w:val="lowerRoman"/>
+      <w:lvlText w:val="%9."/>
+      <w:lvlJc w:val="right"/>
+      <w:pPr>
+        <w:ind w:left="6480" w:hanging="180"/>
+      </w:pPr>
+    </w:lvl>
+  </w:abstractNum>
+  <w:abstractNum w:abstractNumId="5" w15:restartNumberingAfterBreak="0">
     <w:nsid w:val="1BB06E0A"/>
     <w:multiLevelType w:val="hybridMultilevel"/>
     <w:tmpl w:val="3766BD5A"/>
@@ -3628,7 +4665,7 @@
       </w:pPr>
     </w:lvl>
   </w:abstractNum>
-  <w:abstractNum w:abstractNumId="5" w15:restartNumberingAfterBreak="0">
+  <w:abstractNum w:abstractNumId="6" w15:restartNumberingAfterBreak="0">
     <w:nsid w:val="1D046B36"/>
     <w:multiLevelType w:val="hybridMultilevel"/>
     <w:tmpl w:val="B9EC47C4"/>
@@ -3717,7 +4754,245 @@
       </w:pPr>
     </w:lvl>
   </w:abstractNum>
-  <w:abstractNum w:abstractNumId="6" w15:restartNumberingAfterBreak="0">
+  <w:abstractNum w:abstractNumId="7" w15:restartNumberingAfterBreak="0">
+    <w:nsid w:val="1D8F236C"/>
+    <w:multiLevelType w:val="hybridMultilevel"/>
+    <w:tmpl w:val="158299B8"/>
+    <w:lvl w:ilvl="0" w:tplc="0409000F">
+      <w:start w:val="1"/>
+      <w:numFmt w:val="decimal"/>
+      <w:lvlText w:val="%1."/>
+      <w:lvlJc w:val="left"/>
+      <w:pPr>
+        <w:ind w:left="720" w:hanging="360"/>
+      </w:pPr>
+      <w:rPr>
+        <w:rFonts w:hint="default"/>
+      </w:rPr>
+    </w:lvl>
+    <w:lvl w:ilvl="1" w:tplc="04090019" w:tentative="1">
+      <w:start w:val="1"/>
+      <w:numFmt w:val="lowerLetter"/>
+      <w:lvlText w:val="%2."/>
+      <w:lvlJc w:val="left"/>
+      <w:pPr>
+        <w:ind w:left="1440" w:hanging="360"/>
+      </w:pPr>
+    </w:lvl>
+    <w:lvl w:ilvl="2" w:tplc="0409001B" w:tentative="1">
+      <w:start w:val="1"/>
+      <w:numFmt w:val="lowerRoman"/>
+      <w:lvlText w:val="%3."/>
+      <w:lvlJc w:val="right"/>
+      <w:pPr>
+        <w:ind w:left="2160" w:hanging="180"/>
+      </w:pPr>
+    </w:lvl>
+    <w:lvl w:ilvl="3" w:tplc="0409000F" w:tentative="1">
+      <w:start w:val="1"/>
+      <w:numFmt w:val="decimal"/>
+      <w:lvlText w:val="%4."/>
+      <w:lvlJc w:val="left"/>
+      <w:pPr>
+        <w:ind w:left="2880" w:hanging="360"/>
+      </w:pPr>
+    </w:lvl>
+    <w:lvl w:ilvl="4" w:tplc="04090019" w:tentative="1">
+      <w:start w:val="1"/>
+      <w:numFmt w:val="lowerLetter"/>
+      <w:lvlText w:val="%5."/>
+      <w:lvlJc w:val="left"/>
+      <w:pPr>
+        <w:ind w:left="3600" w:hanging="360"/>
+      </w:pPr>
+    </w:lvl>
+    <w:lvl w:ilvl="5" w:tplc="0409001B" w:tentative="1">
+      <w:start w:val="1"/>
+      <w:numFmt w:val="lowerRoman"/>
+      <w:lvlText w:val="%6."/>
+      <w:lvlJc w:val="right"/>
+      <w:pPr>
+        <w:ind w:left="4320" w:hanging="180"/>
+      </w:pPr>
+    </w:lvl>
+    <w:lvl w:ilvl="6" w:tplc="0409000F" w:tentative="1">
+      <w:start w:val="1"/>
+      <w:numFmt w:val="decimal"/>
+      <w:lvlText w:val="%7."/>
+      <w:lvlJc w:val="left"/>
+      <w:pPr>
+        <w:ind w:left="5040" w:hanging="360"/>
+      </w:pPr>
+    </w:lvl>
+    <w:lvl w:ilvl="7" w:tplc="04090019" w:tentative="1">
+      <w:start w:val="1"/>
+      <w:numFmt w:val="lowerLetter"/>
+      <w:lvlText w:val="%8."/>
+      <w:lvlJc w:val="left"/>
+      <w:pPr>
+        <w:ind w:left="5760" w:hanging="360"/>
+      </w:pPr>
+    </w:lvl>
+    <w:lvl w:ilvl="8" w:tplc="0409001B" w:tentative="1">
+      <w:start w:val="1"/>
+      <w:numFmt w:val="lowerRoman"/>
+      <w:lvlText w:val="%9."/>
+      <w:lvlJc w:val="right"/>
+      <w:pPr>
+        <w:ind w:left="6480" w:hanging="180"/>
+      </w:pPr>
+    </w:lvl>
+  </w:abstractNum>
+  <w:abstractNum w:abstractNumId="8" w15:restartNumberingAfterBreak="0">
+    <w:nsid w:val="20DC4791"/>
+    <w:multiLevelType w:val="multilevel"/>
+    <w:tmpl w:val="A1549700"/>
+    <w:lvl w:ilvl="0">
+      <w:start w:val="1"/>
+      <w:numFmt w:val="bullet"/>
+      <w:lvlText w:val=""/>
+      <w:lvlJc w:val="left"/>
+      <w:pPr>
+        <w:tabs>
+          <w:tab w:val="num" w:pos="720"/>
+        </w:tabs>
+        <w:ind w:left="720" w:hanging="360"/>
+      </w:pPr>
+      <w:rPr>
+        <w:rFonts w:ascii="Symbol" w:hAnsi="Symbol" w:hint="default"/>
+        <w:sz w:val="20"/>
+      </w:rPr>
+    </w:lvl>
+    <w:lvl w:ilvl="1" w:tentative="1">
+      <w:start w:val="1"/>
+      <w:numFmt w:val="bullet"/>
+      <w:lvlText w:val="o"/>
+      <w:lvlJc w:val="left"/>
+      <w:pPr>
+        <w:tabs>
+          <w:tab w:val="num" w:pos="1440"/>
+        </w:tabs>
+        <w:ind w:left="1440" w:hanging="360"/>
+      </w:pPr>
+      <w:rPr>
+        <w:rFonts w:ascii="Courier New" w:hAnsi="Courier New" w:hint="default"/>
+        <w:sz w:val="20"/>
+      </w:rPr>
+    </w:lvl>
+    <w:lvl w:ilvl="2" w:tentative="1">
+      <w:start w:val="1"/>
+      <w:numFmt w:val="bullet"/>
+      <w:lvlText w:val=""/>
+      <w:lvlJc w:val="left"/>
+      <w:pPr>
+        <w:tabs>
+          <w:tab w:val="num" w:pos="2160"/>
+        </w:tabs>
+        <w:ind w:left="2160" w:hanging="360"/>
+      </w:pPr>
+      <w:rPr>
+        <w:rFonts w:ascii="Wingdings" w:hAnsi="Wingdings" w:hint="default"/>
+        <w:sz w:val="20"/>
+      </w:rPr>
+    </w:lvl>
+    <w:lvl w:ilvl="3" w:tentative="1">
+      <w:start w:val="1"/>
+      <w:numFmt w:val="bullet"/>
+      <w:lvlText w:val=""/>
+      <w:lvlJc w:val="left"/>
+      <w:pPr>
+        <w:tabs>
+          <w:tab w:val="num" w:pos="2880"/>
+        </w:tabs>
+        <w:ind w:left="2880" w:hanging="360"/>
+      </w:pPr>
+      <w:rPr>
+        <w:rFonts w:ascii="Wingdings" w:hAnsi="Wingdings" w:hint="default"/>
+        <w:sz w:val="20"/>
+      </w:rPr>
+    </w:lvl>
+    <w:lvl w:ilvl="4" w:tentative="1">
+      <w:start w:val="1"/>
+      <w:numFmt w:val="bullet"/>
+      <w:lvlText w:val=""/>
+      <w:lvlJc w:val="left"/>
+      <w:pPr>
+        <w:tabs>
+          <w:tab w:val="num" w:pos="3600"/>
+        </w:tabs>
+        <w:ind w:left="3600" w:hanging="360"/>
+      </w:pPr>
+      <w:rPr>
+        <w:rFonts w:ascii="Wingdings" w:hAnsi="Wingdings" w:hint="default"/>
+        <w:sz w:val="20"/>
+      </w:rPr>
+    </w:lvl>
+    <w:lvl w:ilvl="5" w:tentative="1">
+      <w:start w:val="1"/>
+      <w:numFmt w:val="bullet"/>
+      <w:lvlText w:val=""/>
+      <w:lvlJc w:val="left"/>
+      <w:pPr>
+        <w:tabs>
+          <w:tab w:val="num" w:pos="4320"/>
+        </w:tabs>
+        <w:ind w:left="4320" w:hanging="360"/>
+      </w:pPr>
+      <w:rPr>
+        <w:rFonts w:ascii="Wingdings" w:hAnsi="Wingdings" w:hint="default"/>
+        <w:sz w:val="20"/>
+      </w:rPr>
+    </w:lvl>
+    <w:lvl w:ilvl="6" w:tentative="1">
+      <w:start w:val="1"/>
+      <w:numFmt w:val="bullet"/>
+      <w:lvlText w:val=""/>
+      <w:lvlJc w:val="left"/>
+      <w:pPr>
+        <w:tabs>
+          <w:tab w:val="num" w:pos="5040"/>
+        </w:tabs>
+        <w:ind w:left="5040" w:hanging="360"/>
+      </w:pPr>
+      <w:rPr>
+        <w:rFonts w:ascii="Wingdings" w:hAnsi="Wingdings" w:hint="default"/>
+        <w:sz w:val="20"/>
+      </w:rPr>
+    </w:lvl>
+    <w:lvl w:ilvl="7" w:tentative="1">
+      <w:start w:val="1"/>
+      <w:numFmt w:val="bullet"/>
+      <w:lvlText w:val=""/>
+      <w:lvlJc w:val="left"/>
+      <w:pPr>
+        <w:tabs>
+          <w:tab w:val="num" w:pos="5760"/>
+        </w:tabs>
+        <w:ind w:left="5760" w:hanging="360"/>
+      </w:pPr>
+      <w:rPr>
+        <w:rFonts w:ascii="Wingdings" w:hAnsi="Wingdings" w:hint="default"/>
+        <w:sz w:val="20"/>
+      </w:rPr>
+    </w:lvl>
+    <w:lvl w:ilvl="8" w:tentative="1">
+      <w:start w:val="1"/>
+      <w:numFmt w:val="bullet"/>
+      <w:lvlText w:val=""/>
+      <w:lvlJc w:val="left"/>
+      <w:pPr>
+        <w:tabs>
+          <w:tab w:val="num" w:pos="6480"/>
+        </w:tabs>
+        <w:ind w:left="6480" w:hanging="360"/>
+      </w:pPr>
+      <w:rPr>
+        <w:rFonts w:ascii="Wingdings" w:hAnsi="Wingdings" w:hint="default"/>
+        <w:sz w:val="20"/>
+      </w:rPr>
+    </w:lvl>
+  </w:abstractNum>
+  <w:abstractNum w:abstractNumId="9" w15:restartNumberingAfterBreak="0">
     <w:nsid w:val="2BCD1590"/>
     <w:multiLevelType w:val="hybridMultilevel"/>
     <w:tmpl w:val="3766BD5A"/>
@@ -3806,7 +5081,156 @@
       </w:pPr>
     </w:lvl>
   </w:abstractNum>
-  <w:abstractNum w:abstractNumId="7" w15:restartNumberingAfterBreak="0">
+  <w:abstractNum w:abstractNumId="10" w15:restartNumberingAfterBreak="0">
+    <w:nsid w:val="2CF6137C"/>
+    <w:multiLevelType w:val="multilevel"/>
+    <w:tmpl w:val="6B1ECF92"/>
+    <w:lvl w:ilvl="0">
+      <w:start w:val="1"/>
+      <w:numFmt w:val="bullet"/>
+      <w:lvlText w:val=""/>
+      <w:lvlJc w:val="left"/>
+      <w:pPr>
+        <w:tabs>
+          <w:tab w:val="num" w:pos="720"/>
+        </w:tabs>
+        <w:ind w:left="720" w:hanging="360"/>
+      </w:pPr>
+      <w:rPr>
+        <w:rFonts w:ascii="Symbol" w:hAnsi="Symbol" w:hint="default"/>
+        <w:sz w:val="20"/>
+      </w:rPr>
+    </w:lvl>
+    <w:lvl w:ilvl="1" w:tentative="1">
+      <w:start w:val="1"/>
+      <w:numFmt w:val="bullet"/>
+      <w:lvlText w:val="o"/>
+      <w:lvlJc w:val="left"/>
+      <w:pPr>
+        <w:tabs>
+          <w:tab w:val="num" w:pos="1440"/>
+        </w:tabs>
+        <w:ind w:left="1440" w:hanging="360"/>
+      </w:pPr>
+      <w:rPr>
+        <w:rFonts w:ascii="Courier New" w:hAnsi="Courier New" w:hint="default"/>
+        <w:sz w:val="20"/>
+      </w:rPr>
+    </w:lvl>
+    <w:lvl w:ilvl="2" w:tentative="1">
+      <w:start w:val="1"/>
+      <w:numFmt w:val="bullet"/>
+      <w:lvlText w:val=""/>
+      <w:lvlJc w:val="left"/>
+      <w:pPr>
+        <w:tabs>
+          <w:tab w:val="num" w:pos="2160"/>
+        </w:tabs>
+        <w:ind w:left="2160" w:hanging="360"/>
+      </w:pPr>
+      <w:rPr>
+        <w:rFonts w:ascii="Wingdings" w:hAnsi="Wingdings" w:hint="default"/>
+        <w:sz w:val="20"/>
+      </w:rPr>
+    </w:lvl>
+    <w:lvl w:ilvl="3" w:tentative="1">
+      <w:start w:val="1"/>
+      <w:numFmt w:val="bullet"/>
+      <w:lvlText w:val=""/>
+      <w:lvlJc w:val="left"/>
+      <w:pPr>
+        <w:tabs>
+          <w:tab w:val="num" w:pos="2880"/>
+        </w:tabs>
+        <w:ind w:left="2880" w:hanging="360"/>
+      </w:pPr>
+      <w:rPr>
+        <w:rFonts w:ascii="Wingdings" w:hAnsi="Wingdings" w:hint="default"/>
+        <w:sz w:val="20"/>
+      </w:rPr>
+    </w:lvl>
+    <w:lvl w:ilvl="4" w:tentative="1">
+      <w:start w:val="1"/>
+      <w:numFmt w:val="bullet"/>
+      <w:lvlText w:val=""/>
+      <w:lvlJc w:val="left"/>
+      <w:pPr>
+        <w:tabs>
+          <w:tab w:val="num" w:pos="3600"/>
+        </w:tabs>
+        <w:ind w:left="3600" w:hanging="360"/>
+      </w:pPr>
+      <w:rPr>
+        <w:rFonts w:ascii="Wingdings" w:hAnsi="Wingdings" w:hint="default"/>
+        <w:sz w:val="20"/>
+      </w:rPr>
+    </w:lvl>
+    <w:lvl w:ilvl="5" w:tentative="1">
+      <w:start w:val="1"/>
+      <w:numFmt w:val="bullet"/>
+      <w:lvlText w:val=""/>
+      <w:lvlJc w:val="left"/>
+      <w:pPr>
+        <w:tabs>
+          <w:tab w:val="num" w:pos="4320"/>
+        </w:tabs>
+        <w:ind w:left="4320" w:hanging="360"/>
+      </w:pPr>
+      <w:rPr>
+        <w:rFonts w:ascii="Wingdings" w:hAnsi="Wingdings" w:hint="default"/>
+        <w:sz w:val="20"/>
+      </w:rPr>
+    </w:lvl>
+    <w:lvl w:ilvl="6" w:tentative="1">
+      <w:start w:val="1"/>
+      <w:numFmt w:val="bullet"/>
+      <w:lvlText w:val=""/>
+      <w:lvlJc w:val="left"/>
+      <w:pPr>
+        <w:tabs>
+          <w:tab w:val="num" w:pos="5040"/>
+        </w:tabs>
+        <w:ind w:left="5040" w:hanging="360"/>
+      </w:pPr>
+      <w:rPr>
+        <w:rFonts w:ascii="Wingdings" w:hAnsi="Wingdings" w:hint="default"/>
+        <w:sz w:val="20"/>
+      </w:rPr>
+    </w:lvl>
+    <w:lvl w:ilvl="7" w:tentative="1">
+      <w:start w:val="1"/>
+      <w:numFmt w:val="bullet"/>
+      <w:lvlText w:val=""/>
+      <w:lvlJc w:val="left"/>
+      <w:pPr>
+        <w:tabs>
+          <w:tab w:val="num" w:pos="5760"/>
+        </w:tabs>
+        <w:ind w:left="5760" w:hanging="360"/>
+      </w:pPr>
+      <w:rPr>
+        <w:rFonts w:ascii="Wingdings" w:hAnsi="Wingdings" w:hint="default"/>
+        <w:sz w:val="20"/>
+      </w:rPr>
+    </w:lvl>
+    <w:lvl w:ilvl="8" w:tentative="1">
+      <w:start w:val="1"/>
+      <w:numFmt w:val="bullet"/>
+      <w:lvlText w:val=""/>
+      <w:lvlJc w:val="left"/>
+      <w:pPr>
+        <w:tabs>
+          <w:tab w:val="num" w:pos="6480"/>
+        </w:tabs>
+        <w:ind w:left="6480" w:hanging="360"/>
+      </w:pPr>
+      <w:rPr>
+        <w:rFonts w:ascii="Wingdings" w:hAnsi="Wingdings" w:hint="default"/>
+        <w:sz w:val="20"/>
+      </w:rPr>
+    </w:lvl>
+  </w:abstractNum>
+  <w:abstractNum w:abstractNumId="11" w15:restartNumberingAfterBreak="0">
     <w:nsid w:val="3E754C67"/>
     <w:multiLevelType w:val="multilevel"/>
     <w:tmpl w:val="A0A0A69A"/>
@@ -3919,7 +5343,245 @@
       </w:pPr>
     </w:lvl>
   </w:abstractNum>
-  <w:abstractNum w:abstractNumId="8" w15:restartNumberingAfterBreak="0">
+  <w:abstractNum w:abstractNumId="12" w15:restartNumberingAfterBreak="0">
+    <w:nsid w:val="4D642C5E"/>
+    <w:multiLevelType w:val="multilevel"/>
+    <w:tmpl w:val="864C9D8A"/>
+    <w:lvl w:ilvl="0">
+      <w:start w:val="1"/>
+      <w:numFmt w:val="bullet"/>
+      <w:lvlText w:val=""/>
+      <w:lvlJc w:val="left"/>
+      <w:pPr>
+        <w:tabs>
+          <w:tab w:val="num" w:pos="720"/>
+        </w:tabs>
+        <w:ind w:left="720" w:hanging="360"/>
+      </w:pPr>
+      <w:rPr>
+        <w:rFonts w:ascii="Symbol" w:hAnsi="Symbol" w:hint="default"/>
+        <w:sz w:val="20"/>
+      </w:rPr>
+    </w:lvl>
+    <w:lvl w:ilvl="1" w:tentative="1">
+      <w:start w:val="1"/>
+      <w:numFmt w:val="bullet"/>
+      <w:lvlText w:val="o"/>
+      <w:lvlJc w:val="left"/>
+      <w:pPr>
+        <w:tabs>
+          <w:tab w:val="num" w:pos="1440"/>
+        </w:tabs>
+        <w:ind w:left="1440" w:hanging="360"/>
+      </w:pPr>
+      <w:rPr>
+        <w:rFonts w:ascii="Courier New" w:hAnsi="Courier New" w:hint="default"/>
+        <w:sz w:val="20"/>
+      </w:rPr>
+    </w:lvl>
+    <w:lvl w:ilvl="2" w:tentative="1">
+      <w:start w:val="1"/>
+      <w:numFmt w:val="bullet"/>
+      <w:lvlText w:val=""/>
+      <w:lvlJc w:val="left"/>
+      <w:pPr>
+        <w:tabs>
+          <w:tab w:val="num" w:pos="2160"/>
+        </w:tabs>
+        <w:ind w:left="2160" w:hanging="360"/>
+      </w:pPr>
+      <w:rPr>
+        <w:rFonts w:ascii="Wingdings" w:hAnsi="Wingdings" w:hint="default"/>
+        <w:sz w:val="20"/>
+      </w:rPr>
+    </w:lvl>
+    <w:lvl w:ilvl="3" w:tentative="1">
+      <w:start w:val="1"/>
+      <w:numFmt w:val="bullet"/>
+      <w:lvlText w:val=""/>
+      <w:lvlJc w:val="left"/>
+      <w:pPr>
+        <w:tabs>
+          <w:tab w:val="num" w:pos="2880"/>
+        </w:tabs>
+        <w:ind w:left="2880" w:hanging="360"/>
+      </w:pPr>
+      <w:rPr>
+        <w:rFonts w:ascii="Wingdings" w:hAnsi="Wingdings" w:hint="default"/>
+        <w:sz w:val="20"/>
+      </w:rPr>
+    </w:lvl>
+    <w:lvl w:ilvl="4" w:tentative="1">
+      <w:start w:val="1"/>
+      <w:numFmt w:val="bullet"/>
+      <w:lvlText w:val=""/>
+      <w:lvlJc w:val="left"/>
+      <w:pPr>
+        <w:tabs>
+          <w:tab w:val="num" w:pos="3600"/>
+        </w:tabs>
+        <w:ind w:left="3600" w:hanging="360"/>
+      </w:pPr>
+      <w:rPr>
+        <w:rFonts w:ascii="Wingdings" w:hAnsi="Wingdings" w:hint="default"/>
+        <w:sz w:val="20"/>
+      </w:rPr>
+    </w:lvl>
+    <w:lvl w:ilvl="5" w:tentative="1">
+      <w:start w:val="1"/>
+      <w:numFmt w:val="bullet"/>
+      <w:lvlText w:val=""/>
+      <w:lvlJc w:val="left"/>
+      <w:pPr>
+        <w:tabs>
+          <w:tab w:val="num" w:pos="4320"/>
+        </w:tabs>
+        <w:ind w:left="4320" w:hanging="360"/>
+      </w:pPr>
+      <w:rPr>
+        <w:rFonts w:ascii="Wingdings" w:hAnsi="Wingdings" w:hint="default"/>
+        <w:sz w:val="20"/>
+      </w:rPr>
+    </w:lvl>
+    <w:lvl w:ilvl="6" w:tentative="1">
+      <w:start w:val="1"/>
+      <w:numFmt w:val="bullet"/>
+      <w:lvlText w:val=""/>
+      <w:lvlJc w:val="left"/>
+      <w:pPr>
+        <w:tabs>
+          <w:tab w:val="num" w:pos="5040"/>
+        </w:tabs>
+        <w:ind w:left="5040" w:hanging="360"/>
+      </w:pPr>
+      <w:rPr>
+        <w:rFonts w:ascii="Wingdings" w:hAnsi="Wingdings" w:hint="default"/>
+        <w:sz w:val="20"/>
+      </w:rPr>
+    </w:lvl>
+    <w:lvl w:ilvl="7" w:tentative="1">
+      <w:start w:val="1"/>
+      <w:numFmt w:val="bullet"/>
+      <w:lvlText w:val=""/>
+      <w:lvlJc w:val="left"/>
+      <w:pPr>
+        <w:tabs>
+          <w:tab w:val="num" w:pos="5760"/>
+        </w:tabs>
+        <w:ind w:left="5760" w:hanging="360"/>
+      </w:pPr>
+      <w:rPr>
+        <w:rFonts w:ascii="Wingdings" w:hAnsi="Wingdings" w:hint="default"/>
+        <w:sz w:val="20"/>
+      </w:rPr>
+    </w:lvl>
+    <w:lvl w:ilvl="8" w:tentative="1">
+      <w:start w:val="1"/>
+      <w:numFmt w:val="bullet"/>
+      <w:lvlText w:val=""/>
+      <w:lvlJc w:val="left"/>
+      <w:pPr>
+        <w:tabs>
+          <w:tab w:val="num" w:pos="6480"/>
+        </w:tabs>
+        <w:ind w:left="6480" w:hanging="360"/>
+      </w:pPr>
+      <w:rPr>
+        <w:rFonts w:ascii="Wingdings" w:hAnsi="Wingdings" w:hint="default"/>
+        <w:sz w:val="20"/>
+      </w:rPr>
+    </w:lvl>
+  </w:abstractNum>
+  <w:abstractNum w:abstractNumId="13" w15:restartNumberingAfterBreak="0">
+    <w:nsid w:val="4D822BCD"/>
+    <w:multiLevelType w:val="hybridMultilevel"/>
+    <w:tmpl w:val="0F023D32"/>
+    <w:lvl w:ilvl="0" w:tplc="8F1A64C4">
+      <w:start w:val="1"/>
+      <w:numFmt w:val="decimal"/>
+      <w:lvlText w:val="%1."/>
+      <w:lvlJc w:val="left"/>
+      <w:pPr>
+        <w:ind w:left="1080" w:hanging="360"/>
+      </w:pPr>
+      <w:rPr>
+        <w:rFonts w:hint="default"/>
+      </w:rPr>
+    </w:lvl>
+    <w:lvl w:ilvl="1" w:tplc="04090019" w:tentative="1">
+      <w:start w:val="1"/>
+      <w:numFmt w:val="lowerLetter"/>
+      <w:lvlText w:val="%2."/>
+      <w:lvlJc w:val="left"/>
+      <w:pPr>
+        <w:ind w:left="1800" w:hanging="360"/>
+      </w:pPr>
+    </w:lvl>
+    <w:lvl w:ilvl="2" w:tplc="0409001B" w:tentative="1">
+      <w:start w:val="1"/>
+      <w:numFmt w:val="lowerRoman"/>
+      <w:lvlText w:val="%3."/>
+      <w:lvlJc w:val="right"/>
+      <w:pPr>
+        <w:ind w:left="2520" w:hanging="180"/>
+      </w:pPr>
+    </w:lvl>
+    <w:lvl w:ilvl="3" w:tplc="0409000F" w:tentative="1">
+      <w:start w:val="1"/>
+      <w:numFmt w:val="decimal"/>
+      <w:lvlText w:val="%4."/>
+      <w:lvlJc w:val="left"/>
+      <w:pPr>
+        <w:ind w:left="3240" w:hanging="360"/>
+      </w:pPr>
+    </w:lvl>
+    <w:lvl w:ilvl="4" w:tplc="04090019" w:tentative="1">
+      <w:start w:val="1"/>
+      <w:numFmt w:val="lowerLetter"/>
+      <w:lvlText w:val="%5."/>
+      <w:lvlJc w:val="left"/>
+      <w:pPr>
+        <w:ind w:left="3960" w:hanging="360"/>
+      </w:pPr>
+    </w:lvl>
+    <w:lvl w:ilvl="5" w:tplc="0409001B" w:tentative="1">
+      <w:start w:val="1"/>
+      <w:numFmt w:val="lowerRoman"/>
+      <w:lvlText w:val="%6."/>
+      <w:lvlJc w:val="right"/>
+      <w:pPr>
+        <w:ind w:left="4680" w:hanging="180"/>
+      </w:pPr>
+    </w:lvl>
+    <w:lvl w:ilvl="6" w:tplc="0409000F" w:tentative="1">
+      <w:start w:val="1"/>
+      <w:numFmt w:val="decimal"/>
+      <w:lvlText w:val="%7."/>
+      <w:lvlJc w:val="left"/>
+      <w:pPr>
+        <w:ind w:left="5400" w:hanging="360"/>
+      </w:pPr>
+    </w:lvl>
+    <w:lvl w:ilvl="7" w:tplc="04090019" w:tentative="1">
+      <w:start w:val="1"/>
+      <w:numFmt w:val="lowerLetter"/>
+      <w:lvlText w:val="%8."/>
+      <w:lvlJc w:val="left"/>
+      <w:pPr>
+        <w:ind w:left="6120" w:hanging="360"/>
+      </w:pPr>
+    </w:lvl>
+    <w:lvl w:ilvl="8" w:tplc="0409001B" w:tentative="1">
+      <w:start w:val="1"/>
+      <w:numFmt w:val="lowerRoman"/>
+      <w:lvlText w:val="%9."/>
+      <w:lvlJc w:val="right"/>
+      <w:pPr>
+        <w:ind w:left="6840" w:hanging="180"/>
+      </w:pPr>
+    </w:lvl>
+  </w:abstractNum>
+  <w:abstractNum w:abstractNumId="14" w15:restartNumberingAfterBreak="0">
     <w:nsid w:val="6B0E3C05"/>
     <w:multiLevelType w:val="hybridMultilevel"/>
     <w:tmpl w:val="5C581B7A"/>
@@ -4008,7 +5670,7 @@
       </w:pPr>
     </w:lvl>
   </w:abstractNum>
-  <w:abstractNum w:abstractNumId="9" w15:restartNumberingAfterBreak="0">
+  <w:abstractNum w:abstractNumId="15" w15:restartNumberingAfterBreak="0">
     <w:nsid w:val="6DD8453A"/>
     <w:multiLevelType w:val="hybridMultilevel"/>
     <w:tmpl w:val="2E501D14"/>
@@ -4097,7 +5759,7 @@
       </w:pPr>
     </w:lvl>
   </w:abstractNum>
-  <w:abstractNum w:abstractNumId="10" w15:restartNumberingAfterBreak="0">
+  <w:abstractNum w:abstractNumId="16" w15:restartNumberingAfterBreak="0">
     <w:nsid w:val="6FE61B8B"/>
     <w:multiLevelType w:val="multilevel"/>
     <w:tmpl w:val="9F0AED5E"/>
@@ -4208,6 +5870,155 @@
         </w:tabs>
         <w:ind w:left="6480" w:hanging="360"/>
       </w:pPr>
+    </w:lvl>
+  </w:abstractNum>
+  <w:abstractNum w:abstractNumId="17" w15:restartNumberingAfterBreak="0">
+    <w:nsid w:val="7C7B44F7"/>
+    <w:multiLevelType w:val="multilevel"/>
+    <w:tmpl w:val="EADA4D84"/>
+    <w:lvl w:ilvl="0">
+      <w:start w:val="1"/>
+      <w:numFmt w:val="bullet"/>
+      <w:lvlText w:val=""/>
+      <w:lvlJc w:val="left"/>
+      <w:pPr>
+        <w:tabs>
+          <w:tab w:val="num" w:pos="720"/>
+        </w:tabs>
+        <w:ind w:left="720" w:hanging="360"/>
+      </w:pPr>
+      <w:rPr>
+        <w:rFonts w:ascii="Symbol" w:hAnsi="Symbol" w:hint="default"/>
+        <w:sz w:val="20"/>
+      </w:rPr>
+    </w:lvl>
+    <w:lvl w:ilvl="1" w:tentative="1">
+      <w:start w:val="1"/>
+      <w:numFmt w:val="bullet"/>
+      <w:lvlText w:val="o"/>
+      <w:lvlJc w:val="left"/>
+      <w:pPr>
+        <w:tabs>
+          <w:tab w:val="num" w:pos="1440"/>
+        </w:tabs>
+        <w:ind w:left="1440" w:hanging="360"/>
+      </w:pPr>
+      <w:rPr>
+        <w:rFonts w:ascii="Courier New" w:hAnsi="Courier New" w:hint="default"/>
+        <w:sz w:val="20"/>
+      </w:rPr>
+    </w:lvl>
+    <w:lvl w:ilvl="2" w:tentative="1">
+      <w:start w:val="1"/>
+      <w:numFmt w:val="bullet"/>
+      <w:lvlText w:val=""/>
+      <w:lvlJc w:val="left"/>
+      <w:pPr>
+        <w:tabs>
+          <w:tab w:val="num" w:pos="2160"/>
+        </w:tabs>
+        <w:ind w:left="2160" w:hanging="360"/>
+      </w:pPr>
+      <w:rPr>
+        <w:rFonts w:ascii="Wingdings" w:hAnsi="Wingdings" w:hint="default"/>
+        <w:sz w:val="20"/>
+      </w:rPr>
+    </w:lvl>
+    <w:lvl w:ilvl="3" w:tentative="1">
+      <w:start w:val="1"/>
+      <w:numFmt w:val="bullet"/>
+      <w:lvlText w:val=""/>
+      <w:lvlJc w:val="left"/>
+      <w:pPr>
+        <w:tabs>
+          <w:tab w:val="num" w:pos="2880"/>
+        </w:tabs>
+        <w:ind w:left="2880" w:hanging="360"/>
+      </w:pPr>
+      <w:rPr>
+        <w:rFonts w:ascii="Wingdings" w:hAnsi="Wingdings" w:hint="default"/>
+        <w:sz w:val="20"/>
+      </w:rPr>
+    </w:lvl>
+    <w:lvl w:ilvl="4" w:tentative="1">
+      <w:start w:val="1"/>
+      <w:numFmt w:val="bullet"/>
+      <w:lvlText w:val=""/>
+      <w:lvlJc w:val="left"/>
+      <w:pPr>
+        <w:tabs>
+          <w:tab w:val="num" w:pos="3600"/>
+        </w:tabs>
+        <w:ind w:left="3600" w:hanging="360"/>
+      </w:pPr>
+      <w:rPr>
+        <w:rFonts w:ascii="Wingdings" w:hAnsi="Wingdings" w:hint="default"/>
+        <w:sz w:val="20"/>
+      </w:rPr>
+    </w:lvl>
+    <w:lvl w:ilvl="5" w:tentative="1">
+      <w:start w:val="1"/>
+      <w:numFmt w:val="bullet"/>
+      <w:lvlText w:val=""/>
+      <w:lvlJc w:val="left"/>
+      <w:pPr>
+        <w:tabs>
+          <w:tab w:val="num" w:pos="4320"/>
+        </w:tabs>
+        <w:ind w:left="4320" w:hanging="360"/>
+      </w:pPr>
+      <w:rPr>
+        <w:rFonts w:ascii="Wingdings" w:hAnsi="Wingdings" w:hint="default"/>
+        <w:sz w:val="20"/>
+      </w:rPr>
+    </w:lvl>
+    <w:lvl w:ilvl="6" w:tentative="1">
+      <w:start w:val="1"/>
+      <w:numFmt w:val="bullet"/>
+      <w:lvlText w:val=""/>
+      <w:lvlJc w:val="left"/>
+      <w:pPr>
+        <w:tabs>
+          <w:tab w:val="num" w:pos="5040"/>
+        </w:tabs>
+        <w:ind w:left="5040" w:hanging="360"/>
+      </w:pPr>
+      <w:rPr>
+        <w:rFonts w:ascii="Wingdings" w:hAnsi="Wingdings" w:hint="default"/>
+        <w:sz w:val="20"/>
+      </w:rPr>
+    </w:lvl>
+    <w:lvl w:ilvl="7" w:tentative="1">
+      <w:start w:val="1"/>
+      <w:numFmt w:val="bullet"/>
+      <w:lvlText w:val=""/>
+      <w:lvlJc w:val="left"/>
+      <w:pPr>
+        <w:tabs>
+          <w:tab w:val="num" w:pos="5760"/>
+        </w:tabs>
+        <w:ind w:left="5760" w:hanging="360"/>
+      </w:pPr>
+      <w:rPr>
+        <w:rFonts w:ascii="Wingdings" w:hAnsi="Wingdings" w:hint="default"/>
+        <w:sz w:val="20"/>
+      </w:rPr>
+    </w:lvl>
+    <w:lvl w:ilvl="8" w:tentative="1">
+      <w:start w:val="1"/>
+      <w:numFmt w:val="bullet"/>
+      <w:lvlText w:val=""/>
+      <w:lvlJc w:val="left"/>
+      <w:pPr>
+        <w:tabs>
+          <w:tab w:val="num" w:pos="6480"/>
+        </w:tabs>
+        <w:ind w:left="6480" w:hanging="360"/>
+      </w:pPr>
+      <w:rPr>
+        <w:rFonts w:ascii="Wingdings" w:hAnsi="Wingdings" w:hint="default"/>
+        <w:sz w:val="20"/>
+      </w:rPr>
     </w:lvl>
   </w:abstractNum>
   <w:num w:numId="1" w16cid:durableId="1181429812">
@@ -4217,31 +6028,52 @@
     <w:abstractNumId w:val="1"/>
   </w:num>
   <w:num w:numId="3" w16cid:durableId="212349110">
-    <w:abstractNumId w:val="9"/>
+    <w:abstractNumId w:val="15"/>
   </w:num>
   <w:num w:numId="4" w16cid:durableId="2048605629">
-    <w:abstractNumId w:val="8"/>
+    <w:abstractNumId w:val="14"/>
   </w:num>
   <w:num w:numId="5" w16cid:durableId="1593197863">
     <w:abstractNumId w:val="2"/>
   </w:num>
   <w:num w:numId="6" w16cid:durableId="396440588">
-    <w:abstractNumId w:val="5"/>
+    <w:abstractNumId w:val="6"/>
   </w:num>
   <w:num w:numId="7" w16cid:durableId="333798383">
     <w:abstractNumId w:val="3"/>
   </w:num>
   <w:num w:numId="8" w16cid:durableId="50153963">
-    <w:abstractNumId w:val="7"/>
+    <w:abstractNumId w:val="11"/>
   </w:num>
   <w:num w:numId="9" w16cid:durableId="1839999092">
+    <w:abstractNumId w:val="16"/>
+  </w:num>
+  <w:num w:numId="10" w16cid:durableId="578178246">
+    <w:abstractNumId w:val="5"/>
+  </w:num>
+  <w:num w:numId="11" w16cid:durableId="1794400765">
+    <w:abstractNumId w:val="9"/>
+  </w:num>
+  <w:num w:numId="12" w16cid:durableId="840118670">
+    <w:abstractNumId w:val="8"/>
+  </w:num>
+  <w:num w:numId="13" w16cid:durableId="608006391">
+    <w:abstractNumId w:val="12"/>
+  </w:num>
+  <w:num w:numId="14" w16cid:durableId="485437180">
+    <w:abstractNumId w:val="17"/>
+  </w:num>
+  <w:num w:numId="15" w16cid:durableId="1562254479">
     <w:abstractNumId w:val="10"/>
   </w:num>
-  <w:num w:numId="10" w16cid:durableId="578178246">
+  <w:num w:numId="16" w16cid:durableId="115758307">
+    <w:abstractNumId w:val="13"/>
+  </w:num>
+  <w:num w:numId="17" w16cid:durableId="2082289489">
     <w:abstractNumId w:val="4"/>
   </w:num>
-  <w:num w:numId="11" w16cid:durableId="1794400765">
-    <w:abstractNumId w:val="6"/>
+  <w:num w:numId="18" w16cid:durableId="1954047476">
+    <w:abstractNumId w:val="7"/>
   </w:num>
 </w:numbering>
 </file>
@@ -4654,7 +6486,15 @@
   <w:style w:type="paragraph" w:default="1" w:styleId="Normal">
     <w:name w:val="Normal"/>
     <w:qFormat/>
-    <w:rsid w:val="002124F0"/>
+    <w:rsid w:val="000A1B8A"/>
+    <w:pPr>
+      <w:spacing w:after="0" w:line="240" w:lineRule="auto"/>
+    </w:pPr>
+    <w:rPr>
+      <w:rFonts w:ascii="Times New Roman" w:eastAsia="Times New Roman" w:hAnsi="Times New Roman" w:cs="Times New Roman"/>
+      <w:kern w:val="0"/>
+      <w14:ligatures w14:val="none"/>
+    </w:rPr>
   </w:style>
   <w:style w:type="paragraph" w:styleId="Heading1">
     <w:name w:val="heading 1"/>
@@ -4780,7 +6620,7 @@
     <w:pPr>
       <w:keepNext/>
       <w:keepLines/>
-      <w:spacing w:before="40" w:after="0"/>
+      <w:spacing w:before="40"/>
       <w:outlineLvl w:val="5"/>
     </w:pPr>
     <w:rPr>
@@ -4803,7 +6643,7 @@
     <w:pPr>
       <w:keepNext/>
       <w:keepLines/>
-      <w:spacing w:before="40" w:after="0"/>
+      <w:spacing w:before="40"/>
       <w:outlineLvl w:val="6"/>
     </w:pPr>
     <w:rPr>
@@ -4824,7 +6664,6 @@
     <w:pPr>
       <w:keepNext/>
       <w:keepLines/>
-      <w:spacing w:after="0"/>
       <w:outlineLvl w:val="7"/>
     </w:pPr>
     <w:rPr>
@@ -4847,7 +6686,6 @@
     <w:pPr>
       <w:keepNext/>
       <w:keepLines/>
-      <w:spacing w:after="0"/>
       <w:outlineLvl w:val="8"/>
     </w:pPr>
     <w:rPr>
@@ -5009,7 +6847,7 @@
     <w:qFormat/>
     <w:rsid w:val="00D41B6C"/>
     <w:pPr>
-      <w:spacing w:after="80" w:line="240" w:lineRule="auto"/>
+      <w:spacing w:after="80"/>
       <w:contextualSpacing/>
     </w:pPr>
     <w:rPr>
@@ -5191,9 +7029,6 @@
     <w:semiHidden/>
     <w:unhideWhenUsed/>
     <w:rsid w:val="00D41B6C"/>
-    <w:pPr>
-      <w:spacing w:line="240" w:lineRule="auto"/>
-    </w:pPr>
     <w:rPr>
       <w:sz w:val="20"/>
       <w:szCs w:val="20"/>
@@ -5246,9 +7081,6 @@
     <w:semiHidden/>
     <w:unhideWhenUsed/>
     <w:rsid w:val="00F51754"/>
-    <w:rPr>
-      <w:rFonts w:ascii="Times New Roman" w:hAnsi="Times New Roman" w:cs="Times New Roman"/>
-    </w:rPr>
   </w:style>
 </w:styles>
 </file>

--- a/doc/written_part.docx
+++ b/doc/written_part.docx
@@ -3271,6 +3271,7 @@
       <w:pPr>
         <w:spacing w:line="360" w:lineRule="auto"/>
         <w:ind w:firstLine="720"/>
+        <w:jc w:val="both"/>
       </w:pPr>
       <w:r>
         <w:rPr>
@@ -3320,6 +3321,7 @@
     <w:p>
       <w:pPr>
         <w:spacing w:line="360" w:lineRule="auto"/>
+        <w:jc w:val="both"/>
       </w:pPr>
       <w:r>
         <w:t xml:space="preserve">Meanwhile, the results of this study employ </w:t>
@@ -3559,9 +3561,6 @@
       <w:pPr>
         <w:spacing w:line="360" w:lineRule="auto"/>
         <w:ind w:firstLine="720"/>
-        <w:rPr>
-          <w:lang w:val="en-US"/>
-        </w:rPr>
       </w:pPr>
       <w:r>
         <w:t xml:space="preserve">The period </w:t>
@@ -3578,11 +3577,51 @@
         </w:rPr>
         <w:t xml:space="preserve"> is adequate for the analysis as they englobe the years in which OXXO had its explosive expansion across Bogota</w:t>
       </w:r>
+      <w:r>
+        <w:rPr>
+          <w:lang w:val="en-US"/>
+        </w:rPr>
+        <w:t xml:space="preserve">. </w:t>
+      </w:r>
+      <w:r>
+        <w:t>This timeframe ensures sufficient temporal and spatial variability, meaing it allows for a higher proportion of UPZs to enter treatment</w:t>
+      </w:r>
+      <w:r>
+        <w:t xml:space="preserve"> </w:t>
+      </w:r>
+      <w:r>
+        <w:t>during the study period compared to those always treated (before 2018).</w:t>
+      </w:r>
+      <w:r>
+        <w:rPr>
+          <w:lang w:val="en-US"/>
+        </w:rPr>
+        <w:t xml:space="preserve"> </w:t>
+      </w:r>
+      <w:r>
+        <w:t xml:space="preserve">Prior to </w:t>
+      </w:r>
+      <w:r>
+        <w:t>2018</w:t>
+      </w:r>
+      <w:r>
+        <w:t xml:space="preserve">, the lack of new store openings </w:t>
+      </w:r>
+      <w:r>
+        <w:t xml:space="preserve">in other UPZ </w:t>
+      </w:r>
+      <w:r>
+        <w:t>would result in an insufficient number of newly treated units, limiting the identifying variation necessary for</w:t>
+      </w:r>
+      <w:r>
+        <w:t xml:space="preserve"> using TWFE.\\ </w:t>
+      </w:r>
     </w:p>
     <w:p>
       <w:pPr>
         <w:spacing w:line="360" w:lineRule="auto"/>
         <w:ind w:firstLine="720"/>
+        <w:jc w:val="both"/>
       </w:pPr>
       <w:r>
         <w:t xml:space="preserve">Additionally, from the </w:t>
@@ -3603,44 +3642,30 @@
         <w:t xml:space="preserve">system </w:t>
       </w:r>
       <w:r>
-        <w:t>in Colombia that contains all the records of companies and merchants registered by the chambers of commerce in the country, I identified the opening and closing year of each OXXO</w:t>
-      </w:r>
-      <w:r>
-        <w:t xml:space="preserve">. Additionally, with Google Maps API I obtained the precise georeferenced location of each store. Concerns may arise on how precise was this match of each store with its correct location, specially for the ones that no </w:t>
+        <w:t xml:space="preserve">in Colombia that contains all the records of companies and merchants registered by the chambers of commerce in the country, </w:t>
       </w:r>
       <w:r>
         <w:lastRenderedPageBreak/>
-        <w:t xml:space="preserve">lorgers exist. I manually checked the validity of each match with official OXXO publications, and as a result XX\% of establishments were properly matched.\\ </w:t>
+        <w:t>I identified the opening and closing year of each OXXO</w:t>
+      </w:r>
+      <w:r>
+        <w:t xml:space="preserve">. Additionally, with Google Maps API I obtained the precise georeferenced location of each store. Concerns may arise on how precise was this match of each store with its correct location, specially for the ones that no lorgers exist. I manually checked the validity of each match with official OXXO publications, and as a result XX\% of establishments were properly matched.\\ </w:t>
       </w:r>
     </w:p>
     <w:p>
       <w:pPr>
         <w:spacing w:line="360" w:lineRule="auto"/>
         <w:ind w:firstLine="720"/>
-      </w:pPr>
-      <w:r>
-        <w:rPr>
-          <w:highlight w:val="red"/>
-        </w:rPr>
+        <w:jc w:val="both"/>
+      </w:pPr>
+      <w:r>
         <w:t xml:space="preserve">I also did this same process with </w:t>
       </w:r>
       <w:r>
-        <w:rPr>
-          <w:highlight w:val="red"/>
-        </w:rPr>
         <w:t>D1, Justo\&amp;Bueno and ARA</w:t>
       </w:r>
       <w:r>
-        <w:rPr>
-          <w:highlight w:val="red"/>
-        </w:rPr>
-        <w:t xml:space="preserve"> hard discount chains. The reason why I also took into account these brands is </w:t>
-      </w:r>
-      <w:r>
-        <w:rPr>
-          <w:highlight w:val="red"/>
-        </w:rPr>
-        <w:t xml:space="preserve">because they </w:t>
+        <w:t xml:space="preserve"> hard discount chains. The reason why I also took into account these brands is because they </w:t>
       </w:r>
       <w:r>
         <w:t>often share similar spatial locations with OXXO outlets</w:t>
@@ -3649,13 +3674,13 @@
         <w:t xml:space="preserve">; in fact, </w:t>
       </w:r>
       <w:r>
-        <w:t>retailers tend to cluster in certain areas to take advantage of agglomeration benefits \parencite{Konishi2005, Seong2022}</w:t>
-      </w:r>
-      <w:r>
-        <w:t>.</w:t>
-      </w:r>
-      <w:r>
-        <w:t xml:space="preserve"> Knowing this and recalling that other investigations have shown that they may influence crime and commercial activity </w:t>
+        <w:t>retailers tend to cluster in certain areas to take advantage of agglomeration benefits \parencite{Konishi2005, Seong2022}.</w:t>
+      </w:r>
+      <w:r>
+        <w:t xml:space="preserve"> </w:t>
+      </w:r>
+      <w:r>
+        <w:t>Given that prior research suggests these establishments may influence both crime and commercial activity </w:t>
       </w:r>
       <w:r>
         <w:t>\parencite{</w:t>
@@ -3664,22 +3689,52 @@
         <w:t>delgado2024</w:t>
       </w:r>
       <w:r>
-        <w:t xml:space="preserve">, </w:t>
-      </w:r>
-      <w:r>
-        <w:t>jaramillo2021low</w:t>
-      </w:r>
-      <w:r>
-        <w:t>}</w:t>
-      </w:r>
-      <w:r>
-        <w:t xml:space="preserve">, is a sufficient reason for including them as possible controls. </w:t>
+        <w:t>, jaramillo2021low</w:t>
+      </w:r>
+      <w:r>
+        <w:rPr>
+          <w:lang w:val="en-US"/>
+        </w:rPr>
+        <w:t>},</w:t>
+      </w:r>
+      <w:r>
+        <w:rPr>
+          <w:b/>
+          <w:bCs/>
+          <w:color w:val="000000"/>
+        </w:rPr>
+        <w:t xml:space="preserve"> </w:t>
+      </w:r>
+      <w:r>
+        <w:t>their inclusion as control variables </w:t>
+      </w:r>
+      <w:r>
+        <w:t>is</w:t>
+      </w:r>
+      <w:r>
+        <w:t xml:space="preserve"> </w:t>
+      </w:r>
+      <w:r>
+        <w:t xml:space="preserve">important </w:t>
+      </w:r>
+      <w:r>
+        <w:t xml:space="preserve">to </w:t>
+      </w:r>
+      <w:r>
+        <w:t>evaluate</w:t>
+      </w:r>
+      <w:r>
+        <w:t xml:space="preserve"> the validity of the results</w:t>
+      </w:r>
+      <w:r>
+        <w:t>.\\</w:t>
       </w:r>
     </w:p>
     <w:p>
       <w:pPr>
         <w:spacing w:line="360" w:lineRule="auto"/>
         <w:ind w:firstLine="720"/>
+        <w:jc w:val="both"/>
       </w:pPr>
       <w:r>
         <w:t xml:space="preserve">\hl{Finally, I used the </w:t>
@@ -3769,55 +3824,6 @@
     <w:p>
       <w:pPr>
         <w:spacing w:line="360" w:lineRule="auto"/>
-        <w:ind w:firstLine="720"/>
-      </w:pPr>
-    </w:p>
-    <w:p>
-      <w:pPr>
-        <w:spacing w:line="360" w:lineRule="auto"/>
-        <w:ind w:firstLine="720"/>
-      </w:pPr>
-    </w:p>
-    <w:p>
-      <w:pPr>
-        <w:spacing w:line="360" w:lineRule="auto"/>
-        <w:ind w:firstLine="720"/>
-      </w:pPr>
-    </w:p>
-    <w:p>
-      <w:pPr>
-        <w:spacing w:line="360" w:lineRule="auto"/>
-        <w:ind w:firstLine="720"/>
-      </w:pPr>
-    </w:p>
-    <w:p>
-      <w:pPr>
-        <w:spacing w:line="360" w:lineRule="auto"/>
-        <w:ind w:firstLine="720"/>
-      </w:pPr>
-    </w:p>
-    <w:p>
-      <w:pPr>
-        <w:spacing w:line="360" w:lineRule="auto"/>
-        <w:ind w:firstLine="720"/>
-      </w:pPr>
-    </w:p>
-    <w:p>
-      <w:pPr>
-        <w:spacing w:line="360" w:lineRule="auto"/>
-        <w:ind w:firstLine="720"/>
-      </w:pPr>
-    </w:p>
-    <w:p>
-      <w:pPr>
-        <w:spacing w:line="360" w:lineRule="auto"/>
-        <w:ind w:firstLine="720"/>
-      </w:pPr>
-    </w:p>
-    <w:p>
-      <w:pPr>
-        <w:spacing w:line="360" w:lineRule="auto"/>
-        <w:ind w:firstLine="720"/>
       </w:pPr>
     </w:p>
     <w:p>
@@ -3842,6 +3848,7 @@
           <w:bCs/>
           <w:lang w:val="en-US"/>
         </w:rPr>
+        <w:lastRenderedPageBreak/>
         <w:t>STATISTICS  5 hours</w:t>
       </w:r>
     </w:p>
@@ -4078,6 +4085,515 @@
       </w:r>
     </w:p>
     <w:p/>
+    <w:p>
+      <w:pPr>
+        <w:rPr>
+          <w:b/>
+          <w:bCs/>
+        </w:rPr>
+      </w:pPr>
+    </w:p>
+    <w:p>
+      <w:pPr>
+        <w:rPr>
+          <w:b/>
+          <w:bCs/>
+        </w:rPr>
+      </w:pPr>
+    </w:p>
+    <w:p>
+      <w:pPr>
+        <w:rPr>
+          <w:b/>
+          <w:bCs/>
+        </w:rPr>
+      </w:pPr>
+    </w:p>
+    <w:p>
+      <w:pPr>
+        <w:rPr>
+          <w:b/>
+          <w:bCs/>
+        </w:rPr>
+      </w:pPr>
+    </w:p>
+    <w:p>
+      <w:pPr>
+        <w:rPr>
+          <w:b/>
+          <w:bCs/>
+        </w:rPr>
+      </w:pPr>
+    </w:p>
+    <w:p>
+      <w:pPr>
+        <w:rPr>
+          <w:b/>
+          <w:bCs/>
+        </w:rPr>
+      </w:pPr>
+    </w:p>
+    <w:p>
+      <w:pPr>
+        <w:rPr>
+          <w:b/>
+          <w:bCs/>
+        </w:rPr>
+      </w:pPr>
+    </w:p>
+    <w:p>
+      <w:pPr>
+        <w:rPr>
+          <w:b/>
+          <w:bCs/>
+        </w:rPr>
+      </w:pPr>
+    </w:p>
+    <w:p>
+      <w:pPr>
+        <w:rPr>
+          <w:b/>
+          <w:bCs/>
+        </w:rPr>
+      </w:pPr>
+    </w:p>
+    <w:p>
+      <w:pPr>
+        <w:rPr>
+          <w:b/>
+          <w:bCs/>
+        </w:rPr>
+      </w:pPr>
+    </w:p>
+    <w:p>
+      <w:pPr>
+        <w:rPr>
+          <w:b/>
+          <w:bCs/>
+        </w:rPr>
+      </w:pPr>
+    </w:p>
+    <w:p>
+      <w:pPr>
+        <w:rPr>
+          <w:b/>
+          <w:bCs/>
+        </w:rPr>
+      </w:pPr>
+    </w:p>
+    <w:p>
+      <w:pPr>
+        <w:rPr>
+          <w:b/>
+          <w:bCs/>
+        </w:rPr>
+      </w:pPr>
+    </w:p>
+    <w:p>
+      <w:pPr>
+        <w:rPr>
+          <w:b/>
+          <w:bCs/>
+        </w:rPr>
+      </w:pPr>
+    </w:p>
+    <w:p>
+      <w:pPr>
+        <w:rPr>
+          <w:b/>
+          <w:bCs/>
+        </w:rPr>
+      </w:pPr>
+    </w:p>
+    <w:p>
+      <w:pPr>
+        <w:rPr>
+          <w:b/>
+          <w:bCs/>
+        </w:rPr>
+      </w:pPr>
+    </w:p>
+    <w:p>
+      <w:pPr>
+        <w:rPr>
+          <w:b/>
+          <w:bCs/>
+        </w:rPr>
+      </w:pPr>
+    </w:p>
+    <w:p>
+      <w:pPr>
+        <w:rPr>
+          <w:b/>
+          <w:bCs/>
+        </w:rPr>
+      </w:pPr>
+    </w:p>
+    <w:p>
+      <w:pPr>
+        <w:rPr>
+          <w:b/>
+          <w:bCs/>
+        </w:rPr>
+      </w:pPr>
+    </w:p>
+    <w:p>
+      <w:pPr>
+        <w:rPr>
+          <w:b/>
+          <w:bCs/>
+        </w:rPr>
+      </w:pPr>
+    </w:p>
+    <w:p>
+      <w:pPr>
+        <w:rPr>
+          <w:b/>
+          <w:bCs/>
+        </w:rPr>
+      </w:pPr>
+    </w:p>
+    <w:p>
+      <w:pPr>
+        <w:rPr>
+          <w:b/>
+          <w:bCs/>
+        </w:rPr>
+      </w:pPr>
+    </w:p>
+    <w:p>
+      <w:pPr>
+        <w:rPr>
+          <w:b/>
+          <w:bCs/>
+        </w:rPr>
+      </w:pPr>
+    </w:p>
+    <w:p>
+      <w:pPr>
+        <w:rPr>
+          <w:b/>
+          <w:bCs/>
+        </w:rPr>
+      </w:pPr>
+    </w:p>
+    <w:p>
+      <w:pPr>
+        <w:rPr>
+          <w:b/>
+          <w:bCs/>
+        </w:rPr>
+      </w:pPr>
+    </w:p>
+    <w:p>
+      <w:pPr>
+        <w:rPr>
+          <w:b/>
+          <w:bCs/>
+        </w:rPr>
+      </w:pPr>
+    </w:p>
+    <w:p>
+      <w:pPr>
+        <w:rPr>
+          <w:b/>
+          <w:bCs/>
+        </w:rPr>
+      </w:pPr>
+      <w:r>
+        <w:rPr>
+          <w:b/>
+          <w:bCs/>
+        </w:rPr>
+        <w:lastRenderedPageBreak/>
+        <w:t>EMPIRICAL STRATEGY</w:t>
+      </w:r>
+    </w:p>
+    <w:p/>
+    <w:p>
+      <w:pPr>
+        <w:spacing w:line="360" w:lineRule="auto"/>
+      </w:pPr>
+      <w:r>
+        <w:t xml:space="preserve">This research the causal effect of the of OXXO </w:t>
+      </w:r>
+      <w:r>
+        <w:t xml:space="preserve">opening </w:t>
+      </w:r>
+      <w:r>
+        <w:t xml:space="preserve">on local crime activity </w:t>
+      </w:r>
+      <w:r>
+        <w:t xml:space="preserve">in </w:t>
+      </w:r>
+      <w:r>
+        <w:t xml:space="preserve">Bogotá </w:t>
+      </w:r>
+      <w:r>
+        <w:t>with two main econometric models.</w:t>
+      </w:r>
+      <w:r>
+        <w:t>\\</w:t>
+      </w:r>
+    </w:p>
+    <w:p>
+      <w:pPr>
+        <w:spacing w:line="360" w:lineRule="auto"/>
+      </w:pPr>
+    </w:p>
+    <w:p>
+      <w:pPr>
+        <w:spacing w:line="360" w:lineRule="auto"/>
+      </w:pPr>
+      <w:r>
+        <w:t>The first is OLS. This compares treated ZATs with control ones. Its estimation would be:\\</w:t>
+      </w:r>
+    </w:p>
+    <w:p>
+      <w:pPr>
+        <w:spacing w:line="360" w:lineRule="auto"/>
+      </w:pPr>
+    </w:p>
+    <w:p>
+      <w:pPr>
+        <w:spacing w:line="360" w:lineRule="auto"/>
+      </w:pPr>
+      <w:r>
+        <w:t>\begin{equation}</w:t>
+      </w:r>
+    </w:p>
+    <w:p>
+      <w:pPr>
+        <w:spacing w:line="360" w:lineRule="auto"/>
+      </w:pPr>
+      <w:r>
+        <w:t>Y_{i} = \alpha + \beta D_{i} + \varepsilon_{i}</w:t>
+      </w:r>
+    </w:p>
+    <w:p>
+      <w:pPr>
+        <w:spacing w:line="360" w:lineRule="auto"/>
+      </w:pPr>
+      <w:r>
+        <w:t>\label{eq:mco}</w:t>
+      </w:r>
+    </w:p>
+    <w:p>
+      <w:pPr>
+        <w:spacing w:line="360" w:lineRule="auto"/>
+      </w:pPr>
+      <w:r>
+        <w:t>\end{equation}\\</w:t>
+      </w:r>
+    </w:p>
+    <w:p>
+      <w:pPr>
+        <w:spacing w:line="360" w:lineRule="auto"/>
+      </w:pPr>
+    </w:p>
+    <w:p>
+      <w:pPr>
+        <w:spacing w:line="360" w:lineRule="auto"/>
+      </w:pPr>
+      <w:r>
+        <w:t>Where $Y_{i}$ is the proportion of workers and $D_{i}$ indicates if the $ZAT_i$ has or not OXXO. This model does not consider the fact that the arrival of these stores occurs in a staggered manner. Additionally, it assumes exogeneity of the treatment, but the location of OXXO is not random. Therefore, it not only ignores selection bias but also $\beta$ may be underestimated due to not accounting for temporal trends.\\</w:t>
+      </w:r>
+    </w:p>
+    <w:p>
+      <w:pPr>
+        <w:spacing w:line="360" w:lineRule="auto"/>
+      </w:pPr>
+    </w:p>
+    <w:p>
+      <w:pPr>
+        <w:spacing w:line="360" w:lineRule="auto"/>
+      </w:pPr>
+      <w:r>
+        <w:t>The first is TWFE will correct the bias by estimating:\\</w:t>
+      </w:r>
+    </w:p>
+    <w:p>
+      <w:pPr>
+        <w:spacing w:line="360" w:lineRule="auto"/>
+      </w:pPr>
+    </w:p>
+    <w:p>
+      <w:pPr>
+        <w:spacing w:line="360" w:lineRule="auto"/>
+      </w:pPr>
+      <w:r>
+        <w:t>\begin{equation}</w:t>
+      </w:r>
+    </w:p>
+    <w:p>
+      <w:pPr>
+        <w:spacing w:line="360" w:lineRule="auto"/>
+      </w:pPr>
+      <w:r>
+        <w:t>Y_{i,t} = \alpha_i + \alpha_t  +\beta^{twfe} D_{i,t} + \delta X_{i,t-1} + \mu M_{i,t}+\varepsilon_{i}</w:t>
+      </w:r>
+    </w:p>
+    <w:p>
+      <w:pPr>
+        <w:spacing w:line="360" w:lineRule="auto"/>
+      </w:pPr>
+      <w:r>
+        <w:t>\label{eq:twfe}</w:t>
+      </w:r>
+    </w:p>
+    <w:p>
+      <w:pPr>
+        <w:spacing w:line="360" w:lineRule="auto"/>
+      </w:pPr>
+      <w:r>
+        <w:t>\end{equation}\\</w:t>
+      </w:r>
+    </w:p>
+    <w:p>
+      <w:pPr>
+        <w:spacing w:line="360" w:lineRule="auto"/>
+      </w:pPr>
+    </w:p>
+    <w:p>
+      <w:pPr>
+        <w:spacing w:line="360" w:lineRule="auto"/>
+      </w:pPr>
+      <w:r>
+        <w:t>This regression considers the staggered treatment and controls for the differences by unit and time. Additionally, the baseline covariates $X_{i,t-1}$ and variables $ M_{i,t}$ correct the selection bias that persists due to characteristics that change over the course of the analysis.\\</w:t>
+      </w:r>
+    </w:p>
+    <w:p>
+      <w:pPr>
+        <w:spacing w:line="360" w:lineRule="auto"/>
+      </w:pPr>
+    </w:p>
+    <w:p>
+      <w:pPr>
+        <w:spacing w:line="360" w:lineRule="auto"/>
+      </w:pPr>
+      <w:r>
+        <w:lastRenderedPageBreak/>
+        <w:t>Assuming that the identification assumption of no heterogeneous effects holds, $\beta^{twfe}$ is the ATT. The estimator indicates the average difference in percentage points in the proportion of independent workers between ZATs that have OXXO and those that do not.\\</w:t>
+      </w:r>
+    </w:p>
+    <w:p>
+      <w:pPr>
+        <w:spacing w:line="360" w:lineRule="auto"/>
+      </w:pPr>
+    </w:p>
+    <w:p>
+      <w:pPr>
+        <w:spacing w:line="360" w:lineRule="auto"/>
+      </w:pPr>
+      <w:r>
+        <w:t>TWFE is complemented with an events study to evaluate the causal validity of $\beta^{twfe}$. Assuming that there is no anticipation to the treatment, its estimation:\\</w:t>
+      </w:r>
+    </w:p>
+    <w:p>
+      <w:pPr>
+        <w:spacing w:line="360" w:lineRule="auto"/>
+      </w:pPr>
+    </w:p>
+    <w:p>
+      <w:pPr>
+        <w:spacing w:line="360" w:lineRule="auto"/>
+      </w:pPr>
+      <w:r>
+        <w:t>\begin{equation}</w:t>
+      </w:r>
+    </w:p>
+    <w:p>
+      <w:pPr>
+        <w:spacing w:line="360" w:lineRule="auto"/>
+      </w:pPr>
+      <w:r>
+        <w:t xml:space="preserve">Y_{i,t} = \alpha_i + \alpha_t </w:t>
+      </w:r>
+    </w:p>
+    <w:p>
+      <w:pPr>
+        <w:spacing w:line="360" w:lineRule="auto"/>
+      </w:pPr>
+      <w:r>
+        <w:t xml:space="preserve">+ \sum_{k=-K}^{-2} \gamma^{lead}_k D^k_{i,t} </w:t>
+      </w:r>
+    </w:p>
+    <w:p>
+      <w:pPr>
+        <w:spacing w:line="360" w:lineRule="auto"/>
+      </w:pPr>
+      <w:r>
+        <w:t xml:space="preserve">+ \sum_{k=0}^{L} \gamma^{lag}_k D^k_{i,t} </w:t>
+      </w:r>
+    </w:p>
+    <w:p>
+      <w:pPr>
+        <w:spacing w:line="360" w:lineRule="auto"/>
+      </w:pPr>
+      <w:r>
+        <w:t>+ \varepsilon_{i,t}</w:t>
+      </w:r>
+    </w:p>
+    <w:p>
+      <w:pPr>
+        <w:spacing w:line="360" w:lineRule="auto"/>
+      </w:pPr>
+      <w:r>
+        <w:t>\label{eq:eventstudy}</w:t>
+      </w:r>
+    </w:p>
+    <w:p>
+      <w:pPr>
+        <w:spacing w:line="360" w:lineRule="auto"/>
+      </w:pPr>
+      <w:r>
+        <w:t>\end{equation}\\</w:t>
+      </w:r>
+    </w:p>
+    <w:p>
+      <w:pPr>
+        <w:spacing w:line="360" w:lineRule="auto"/>
+      </w:pPr>
+    </w:p>
+    <w:p>
+      <w:pPr>
+        <w:spacing w:line="360" w:lineRule="auto"/>
+      </w:pPr>
+      <w:r>
+        <w:t>allows to analyze the significance of the coeficients  $\gamma^{lead}_k$  and suggests the existence of parallel trends before the arrival of OXXO. Additionally, the coefficients $\gamma^{lag}_k$ reflect the dynamics of the impact after the treatment.\\</w:t>
+      </w:r>
+    </w:p>
+    <w:p>
+      <w:pPr>
+        <w:spacing w:line="360" w:lineRule="auto"/>
+      </w:pPr>
+    </w:p>
+    <w:p>
+      <w:pPr>
+        <w:spacing w:line="360" w:lineRule="auto"/>
+      </w:pPr>
+      <w:r>
+        <w:t xml:space="preserve">Finally, for robustness purposes, the Callaway \&amp; Sant’Anna (CS) model will be estimated. This allows for heterogeneity in treatment by estimating ATTs by cohort and combining the effects in a weighted manner \parencite{RiosAvila_Callaway_SantAnna_2021_csdid_slides,Callaway_SantAnna_2021}. Additionally, its event study does not evaluate parallel trends by averaging all treated units  \parencite{RiosAvila_Callaway_SantAnna_2021_csdid_slides,Callaway_SantAnna_2021}. </w:t>
+      </w:r>
+    </w:p>
+    <w:p>
+      <w:pPr>
+        <w:spacing w:line="360" w:lineRule="auto"/>
+      </w:pPr>
+      <w:r>
+        <w:t>Thus, if CS and TWFE have a similar behavior, this would reinforce the validity of TWFE's results and suggest the absence of bias.</w:t>
+      </w:r>
+    </w:p>
+    <w:p>
+      <w:pPr>
+        <w:spacing w:line="360" w:lineRule="auto"/>
+      </w:pPr>
+    </w:p>
+    <w:p>
+      <w:pPr>
+        <w:spacing w:line="360" w:lineRule="auto"/>
+      </w:pPr>
+    </w:p>
     <w:sectPr>
       <w:pgSz w:w="12240" w:h="15840"/>
       <w:pgMar w:top="1440" w:right="1440" w:bottom="1440" w:left="1440" w:header="708" w:footer="708" w:gutter="0"/>

--- a/doc/written_part.docx
+++ b/doc/written_part.docx
@@ -6,7 +6,6 @@
       <w:pPr>
         <w:spacing w:line="360" w:lineRule="auto"/>
         <w:rPr>
-          <w:rFonts w:asciiTheme="minorHAnsi" w:hAnsiTheme="minorHAnsi"/>
           <w:lang w:val="es-ES_tradnl"/>
         </w:rPr>
       </w:pPr>
@@ -15,7 +14,6 @@
       <w:pPr>
         <w:spacing w:line="360" w:lineRule="auto"/>
         <w:rPr>
-          <w:rFonts w:asciiTheme="minorHAnsi" w:hAnsiTheme="minorHAnsi"/>
           <w:lang w:val="es-ES_tradnl"/>
         </w:rPr>
       </w:pPr>
@@ -24,7 +22,6 @@
       <w:pPr>
         <w:spacing w:line="360" w:lineRule="auto"/>
         <w:rPr>
-          <w:rFonts w:asciiTheme="minorHAnsi" w:hAnsiTheme="minorHAnsi"/>
           <w:b/>
           <w:bCs/>
           <w:lang w:val="es-ES_tradnl"/>
@@ -33,7 +30,6 @@
       <w:proofErr w:type="spellStart"/>
       <w:r>
         <w:rPr>
-          <w:rFonts w:asciiTheme="minorHAnsi" w:hAnsiTheme="minorHAnsi"/>
           <w:b/>
           <w:bCs/>
           <w:lang w:val="es-ES_tradnl"/>
@@ -43,7 +39,6 @@
       <w:proofErr w:type="spellEnd"/>
       <w:r>
         <w:rPr>
-          <w:rFonts w:asciiTheme="minorHAnsi" w:hAnsiTheme="minorHAnsi"/>
           <w:b/>
           <w:bCs/>
           <w:lang w:val="es-ES_tradnl"/>
@@ -53,7 +48,6 @@
       <w:proofErr w:type="spellStart"/>
       <w:r>
         <w:rPr>
-          <w:rFonts w:asciiTheme="minorHAnsi" w:hAnsiTheme="minorHAnsi"/>
           <w:b/>
           <w:bCs/>
           <w:lang w:val="es-ES_tradnl"/>
@@ -63,7 +57,6 @@
       <w:proofErr w:type="spellEnd"/>
       <w:r>
         <w:rPr>
-          <w:rFonts w:asciiTheme="minorHAnsi" w:hAnsiTheme="minorHAnsi"/>
           <w:b/>
           <w:bCs/>
           <w:lang w:val="es-ES_tradnl"/>
@@ -80,13 +73,11 @@
         </w:numPr>
         <w:spacing w:line="360" w:lineRule="auto"/>
         <w:rPr>
-          <w:rFonts w:asciiTheme="minorHAnsi" w:hAnsiTheme="minorHAnsi"/>
-          <w:lang w:val="en-US"/>
-        </w:rPr>
-      </w:pPr>
-      <w:r>
-        <w:rPr>
-          <w:rFonts w:asciiTheme="minorHAnsi" w:hAnsiTheme="minorHAnsi"/>
+          <w:lang w:val="en-US"/>
+        </w:rPr>
+      </w:pPr>
+      <w:r>
+        <w:rPr>
           <w:lang w:val="en-US"/>
         </w:rPr>
         <w:t>Does OXXO cause an increase of the crime rate in its surroundings</w:t>
@@ -101,13 +92,11 @@
         </w:numPr>
         <w:spacing w:line="360" w:lineRule="auto"/>
         <w:rPr>
-          <w:rFonts w:asciiTheme="minorHAnsi" w:hAnsiTheme="minorHAnsi"/>
-          <w:lang w:val="en-US"/>
-        </w:rPr>
-      </w:pPr>
-      <w:r>
-        <w:rPr>
-          <w:rFonts w:asciiTheme="minorHAnsi" w:hAnsiTheme="minorHAnsi"/>
+          <w:lang w:val="en-US"/>
+        </w:rPr>
+      </w:pPr>
+      <w:r>
+        <w:rPr>
           <w:lang w:val="en-US"/>
         </w:rPr>
         <w:t>What is the causal effect of an OXXO store arrival on UPZ level crime rates?</w:t>
@@ -122,28 +111,18 @@
         </w:numPr>
         <w:spacing w:line="360" w:lineRule="auto"/>
         <w:rPr>
-          <w:rFonts w:asciiTheme="minorHAnsi" w:hAnsiTheme="minorHAnsi"/>
-          <w:lang w:val="en-US"/>
-        </w:rPr>
-      </w:pPr>
-      <w:r>
-        <w:rPr>
-          <w:rFonts w:asciiTheme="minorHAnsi" w:hAnsiTheme="minorHAnsi"/>
-        </w:rPr>
+          <w:lang w:val="en-US"/>
+        </w:rPr>
+      </w:pPr>
+      <w:r>
         <w:t>Do OXXO openings change local crime rates in treated UPZs relative to untreated UPZs, and do effects vary by crime type and time since opening</w:t>
       </w:r>
     </w:p>
     <w:p>
       <w:pPr>
         <w:spacing w:line="360" w:lineRule="auto"/>
-        <w:rPr>
-          <w:rFonts w:asciiTheme="minorHAnsi" w:hAnsiTheme="minorHAnsi"/>
-        </w:rPr>
-      </w:pPr>
-      <w:r>
-        <w:rPr>
-          <w:rFonts w:asciiTheme="minorHAnsi" w:hAnsiTheme="minorHAnsi"/>
-        </w:rPr>
+      </w:pPr>
+      <w:r>
         <w:t>Do proximity retail chains influence urban safety? Evaluating the impact of OXXO expansions on criminal activity across Bogotá’s UPZs using a quarterly panel approach.</w:t>
       </w:r>
     </w:p>
@@ -151,14 +130,10 @@
       <w:pPr>
         <w:spacing w:line="360" w:lineRule="auto"/>
         <w:rPr>
-          <w:rFonts w:asciiTheme="minorHAnsi" w:hAnsiTheme="minorHAnsi"/>
-          <w:lang w:val="en-US"/>
-        </w:rPr>
-      </w:pPr>
-      <w:r>
-        <w:rPr>
-          <w:rFonts w:asciiTheme="minorHAnsi" w:hAnsiTheme="minorHAnsi"/>
-        </w:rPr>
+          <w:lang w:val="en-US"/>
+        </w:rPr>
+      </w:pPr>
+      <w:r>
         <w:t>Do proximity-store openings act as crime generators or deterrents? Evaluating the causal effect of OXXO expansion on felony rates in Bogotá’s UPZs</w:t>
       </w:r>
     </w:p>
@@ -166,13 +141,11 @@
       <w:pPr>
         <w:spacing w:line="360" w:lineRule="auto"/>
         <w:rPr>
-          <w:rFonts w:asciiTheme="minorHAnsi" w:hAnsiTheme="minorHAnsi"/>
-          <w:lang w:val="en-US"/>
-        </w:rPr>
-      </w:pPr>
-      <w:r>
-        <w:rPr>
-          <w:rFonts w:asciiTheme="minorHAnsi" w:hAnsiTheme="minorHAnsi"/>
+          <w:lang w:val="en-US"/>
+        </w:rPr>
+      </w:pPr>
+      <w:r>
+        <w:rPr>
           <w:lang w:val="en-US"/>
         </w:rPr>
         <w:t>FINAL QUESTION:</w:t>
@@ -182,50 +155,37 @@
       <w:pPr>
         <w:spacing w:line="360" w:lineRule="auto"/>
         <w:rPr>
-          <w:rFonts w:asciiTheme="minorHAnsi" w:hAnsiTheme="minorHAnsi"/>
-          <w:lang w:val="en-US"/>
-        </w:rPr>
-      </w:pPr>
-      <w:r>
-        <w:rPr>
-          <w:rFonts w:asciiTheme="minorHAnsi" w:hAnsiTheme="minorHAnsi"/>
+          <w:lang w:val="en-US"/>
+        </w:rPr>
+      </w:pPr>
+      <w:r>
+        <w:rPr>
           <w:lang w:val="en-US"/>
         </w:rPr>
         <w:t xml:space="preserve">What is the causal effect of </w:t>
       </w:r>
       <w:r>
-        <w:rPr>
-          <w:rFonts w:asciiTheme="minorHAnsi" w:hAnsiTheme="minorHAnsi"/>
-        </w:rPr>
         <w:t xml:space="preserve">OXXO openings on local crime activity in treated UPZs relative to untreated UPZs, and do effects </w:t>
       </w:r>
       <w:commentRangeStart w:id="0"/>
       <w:r>
         <w:rPr>
-          <w:rFonts w:asciiTheme="minorHAnsi" w:hAnsiTheme="minorHAnsi"/>
           <w:b/>
           <w:bCs/>
         </w:rPr>
         <w:t>vary by crime type</w:t>
       </w:r>
       <w:r>
-        <w:rPr>
-          <w:rFonts w:asciiTheme="minorHAnsi" w:hAnsiTheme="minorHAnsi"/>
-        </w:rPr>
         <w:t xml:space="preserve"> </w:t>
       </w:r>
       <w:commentRangeEnd w:id="0"/>
       <w:r>
         <w:rPr>
           <w:rStyle w:val="CommentReference"/>
-          <w:rFonts w:asciiTheme="minorHAnsi" w:hAnsiTheme="minorHAnsi"/>
         </w:rPr>
         <w:commentReference w:id="0"/>
       </w:r>
       <w:r>
-        <w:rPr>
-          <w:rFonts w:asciiTheme="minorHAnsi" w:hAnsiTheme="minorHAnsi"/>
-        </w:rPr>
         <w:t>and time since opening?</w:t>
       </w:r>
     </w:p>
@@ -233,7 +193,6 @@
       <w:pPr>
         <w:spacing w:line="360" w:lineRule="auto"/>
         <w:rPr>
-          <w:rFonts w:asciiTheme="minorHAnsi" w:hAnsiTheme="minorHAnsi"/>
           <w:b/>
           <w:bCs/>
           <w:lang w:val="en-US"/>
@@ -241,7 +200,6 @@
       </w:pPr>
       <w:r>
         <w:rPr>
-          <w:rFonts w:asciiTheme="minorHAnsi" w:hAnsiTheme="minorHAnsi"/>
           <w:b/>
           <w:bCs/>
           <w:lang w:val="en-US"/>
@@ -253,13 +211,11 @@
       <w:pPr>
         <w:spacing w:line="360" w:lineRule="auto"/>
         <w:rPr>
-          <w:rFonts w:asciiTheme="minorHAnsi" w:hAnsiTheme="minorHAnsi"/>
-          <w:lang w:val="en-US"/>
-        </w:rPr>
-      </w:pPr>
-      <w:r>
-        <w:rPr>
-          <w:rFonts w:asciiTheme="minorHAnsi" w:hAnsiTheme="minorHAnsi"/>
+          <w:lang w:val="en-US"/>
+        </w:rPr>
+      </w:pPr>
+      <w:r>
+        <w:rPr>
           <w:lang w:val="en-US"/>
         </w:rPr>
         <w:t>This paper aims to</w:t>
@@ -269,61 +225,118 @@
       <w:pPr>
         <w:spacing w:line="360" w:lineRule="auto"/>
         <w:rPr>
-          <w:rFonts w:asciiTheme="minorHAnsi" w:hAnsiTheme="minorHAnsi"/>
-          <w:lang w:val="en-US"/>
-        </w:rPr>
-      </w:pPr>
-    </w:p>
-    <w:p>
-      <w:pPr>
-        <w:spacing w:line="360" w:lineRule="auto"/>
-        <w:rPr>
-          <w:rFonts w:asciiTheme="minorHAnsi" w:hAnsiTheme="minorHAnsi"/>
-          <w:lang w:val="en-US"/>
-        </w:rPr>
-      </w:pPr>
-    </w:p>
-    <w:p>
-      <w:pPr>
-        <w:spacing w:line="360" w:lineRule="auto"/>
-        <w:rPr>
-          <w:rFonts w:asciiTheme="minorHAnsi" w:hAnsiTheme="minorHAnsi"/>
-          <w:lang w:val="en-US"/>
-        </w:rPr>
-      </w:pPr>
-    </w:p>
-    <w:p>
-      <w:pPr>
-        <w:spacing w:line="360" w:lineRule="auto"/>
-        <w:rPr>
-          <w:rFonts w:asciiTheme="minorHAnsi" w:hAnsiTheme="minorHAnsi"/>
-          <w:lang w:val="en-US"/>
-        </w:rPr>
-      </w:pPr>
-    </w:p>
-    <w:p>
-      <w:pPr>
-        <w:spacing w:line="360" w:lineRule="auto"/>
-        <w:rPr>
-          <w:rFonts w:asciiTheme="minorHAnsi" w:hAnsiTheme="minorHAnsi"/>
-          <w:lang w:val="en-US"/>
-        </w:rPr>
-      </w:pPr>
-    </w:p>
-    <w:p>
-      <w:pPr>
-        <w:spacing w:line="360" w:lineRule="auto"/>
-        <w:rPr>
-          <w:rFonts w:asciiTheme="minorHAnsi" w:hAnsiTheme="minorHAnsi"/>
-          <w:lang w:val="en-US"/>
-        </w:rPr>
-      </w:pPr>
-    </w:p>
-    <w:p>
-      <w:pPr>
-        <w:spacing w:line="360" w:lineRule="auto"/>
-        <w:rPr>
-          <w:rFonts w:asciiTheme="minorHAnsi" w:hAnsiTheme="minorHAnsi"/>
+          <w:lang w:val="en-US"/>
+        </w:rPr>
+      </w:pPr>
+    </w:p>
+    <w:p>
+      <w:pPr>
+        <w:spacing w:line="360" w:lineRule="auto"/>
+        <w:rPr>
+          <w:lang w:val="en-US"/>
+        </w:rPr>
+      </w:pPr>
+    </w:p>
+    <w:p>
+      <w:pPr>
+        <w:spacing w:line="360" w:lineRule="auto"/>
+        <w:rPr>
+          <w:lang w:val="en-US"/>
+        </w:rPr>
+      </w:pPr>
+    </w:p>
+    <w:p>
+      <w:pPr>
+        <w:spacing w:line="360" w:lineRule="auto"/>
+        <w:rPr>
+          <w:lang w:val="en-US"/>
+        </w:rPr>
+      </w:pPr>
+    </w:p>
+    <w:p>
+      <w:pPr>
+        <w:spacing w:line="360" w:lineRule="auto"/>
+        <w:rPr>
+          <w:lang w:val="en-US"/>
+        </w:rPr>
+      </w:pPr>
+    </w:p>
+    <w:p>
+      <w:pPr>
+        <w:spacing w:line="360" w:lineRule="auto"/>
+        <w:rPr>
+          <w:lang w:val="en-US"/>
+        </w:rPr>
+      </w:pPr>
+    </w:p>
+    <w:p>
+      <w:pPr>
+        <w:spacing w:line="360" w:lineRule="auto"/>
+        <w:rPr>
+          <w:lang w:val="en-US"/>
+        </w:rPr>
+      </w:pPr>
+    </w:p>
+    <w:p>
+      <w:pPr>
+        <w:spacing w:line="360" w:lineRule="auto"/>
+        <w:rPr>
+          <w:lang w:val="en-US"/>
+        </w:rPr>
+      </w:pPr>
+    </w:p>
+    <w:p>
+      <w:pPr>
+        <w:spacing w:line="360" w:lineRule="auto"/>
+        <w:rPr>
+          <w:lang w:val="en-US"/>
+        </w:rPr>
+      </w:pPr>
+    </w:p>
+    <w:p>
+      <w:pPr>
+        <w:spacing w:line="360" w:lineRule="auto"/>
+        <w:rPr>
+          <w:lang w:val="en-US"/>
+        </w:rPr>
+      </w:pPr>
+    </w:p>
+    <w:p>
+      <w:pPr>
+        <w:spacing w:line="360" w:lineRule="auto"/>
+        <w:rPr>
+          <w:lang w:val="en-US"/>
+        </w:rPr>
+      </w:pPr>
+    </w:p>
+    <w:p>
+      <w:pPr>
+        <w:spacing w:line="360" w:lineRule="auto"/>
+        <w:rPr>
+          <w:lang w:val="en-US"/>
+        </w:rPr>
+      </w:pPr>
+    </w:p>
+    <w:p>
+      <w:pPr>
+        <w:spacing w:line="360" w:lineRule="auto"/>
+        <w:rPr>
+          <w:lang w:val="en-US"/>
+        </w:rPr>
+      </w:pPr>
+    </w:p>
+    <w:p>
+      <w:pPr>
+        <w:spacing w:line="360" w:lineRule="auto"/>
+        <w:rPr>
+          <w:lang w:val="en-US"/>
+        </w:rPr>
+      </w:pPr>
+    </w:p>
+    <w:p>
+      <w:pPr>
+        <w:spacing w:line="360" w:lineRule="auto"/>
+        <w:rPr>
           <w:lang w:val="en-US"/>
         </w:rPr>
       </w:pPr>
@@ -337,13 +350,14 @@
           <w:lang w:val="en-US"/>
         </w:rPr>
       </w:pPr>
-      <w:r>
-        <w:rPr>
-          <w:rFonts w:asciiTheme="minorHAnsi" w:hAnsiTheme="minorHAnsi"/>
+      <w:commentRangeStart w:id="1"/>
+      <w:r>
+        <w:rPr>
           <w:b/>
           <w:bCs/>
           <w:lang w:val="en-US"/>
         </w:rPr>
+        <w:lastRenderedPageBreak/>
         <w:t xml:space="preserve">INTRODUCTION: </w:t>
       </w:r>
     </w:p>
@@ -354,96 +368,51 @@
         <w:jc w:val="both"/>
       </w:pPr>
       <w:r>
-        <w:t xml:space="preserve">The rapid expansion of modern retail chains in Latin America after the 2019 COVID-19 pandemic has transformed urban commercial dynamics and people's daily routines in the main cities of the region \parencite{Antom2024,McKinsey2024,MDPI2021}. </w:t>
+        <w:t xml:space="preserve">The rapid expansion of modern retail chains in Latin America after the </w:t>
+      </w:r>
+      <w:r>
+        <w:rPr>
+          <w:highlight w:val="red"/>
+        </w:rPr>
+        <w:t>2019 COVID-19</w:t>
+      </w:r>
+      <w:r>
+        <w:t xml:space="preserve"> pandemic has transformed urban commercial dynamics and people's daily routines in the main cities of the region \parencite{Antom2024,McKinsey2024,MDPI2021}. </w:t>
       </w:r>
       <w:r>
         <w:t xml:space="preserve">These establishments </w:t>
       </w:r>
       <w:r>
         <w:rPr>
-          <w:rFonts w:asciiTheme="minorHAnsi" w:hAnsiTheme="minorHAnsi"/>
-          <w:lang w:val="en-US"/>
-        </w:rPr>
-        <w:t>strategically locate</w:t>
-      </w:r>
-      <w:r>
-        <w:rPr>
-          <w:lang w:val="en-US"/>
-        </w:rPr>
-        <w:t>s</w:t>
-      </w:r>
-      <w:r>
-        <w:rPr>
-          <w:rFonts w:asciiTheme="minorHAnsi" w:hAnsiTheme="minorHAnsi"/>
-          <w:lang w:val="en-US"/>
-        </w:rPr>
-        <w:t xml:space="preserve"> in </w:t>
-      </w:r>
-      <w:r>
-        <w:rPr>
-          <w:rFonts w:asciiTheme="minorHAnsi" w:hAnsiTheme="minorHAnsi"/>
-        </w:rPr>
-        <w:t>high-traffic areas, residential neighborhoods, and commercial corridors</w:t>
-      </w:r>
-      <w:r>
-        <w:t xml:space="preserve">. </w:t>
-      </w:r>
-      <w:r>
-        <w:rPr>
-          <w:rFonts w:asciiTheme="minorHAnsi" w:hAnsiTheme="minorHAnsi"/>
-          <w:lang w:val="en-US"/>
-        </w:rPr>
-        <w:t xml:space="preserve">Additionally, </w:t>
-      </w:r>
-      <w:r>
-        <w:rPr>
-          <w:lang w:val="en-US"/>
-        </w:rPr>
-        <w:t xml:space="preserve">their </w:t>
-      </w:r>
-      <w:r>
-        <w:rPr>
-          <w:rFonts w:asciiTheme="minorHAnsi" w:hAnsiTheme="minorHAnsi"/>
-          <w:lang w:val="en-US"/>
-        </w:rPr>
-        <w:t xml:space="preserve">24-hour </w:t>
-      </w:r>
-      <w:r>
-        <w:rPr>
+          <w:highlight w:val="yellow"/>
+          <w:lang w:val="en-US"/>
+        </w:rPr>
+        <w:t xml:space="preserve">strategically locates in </w:t>
+      </w:r>
+      <w:r>
+        <w:rPr>
+          <w:highlight w:val="yellow"/>
+        </w:rPr>
+        <w:t>high-traffic</w:t>
+      </w:r>
+      <w:r>
+        <w:t xml:space="preserve"> areas, residential neighborhoods, and commercial corridors. </w:t>
+      </w:r>
+      <w:r>
+        <w:rPr>
+          <w:lang w:val="en-US"/>
+        </w:rPr>
+        <w:t xml:space="preserve">Additionally, their 24-hour </w:t>
+      </w:r>
+      <w:r>
+        <w:rPr>
+          <w:highlight w:val="yellow"/>
           <w:lang w:val="en-US"/>
         </w:rPr>
         <w:t>establishments</w:t>
       </w:r>
       <w:r>
-        <w:rPr>
-          <w:rFonts w:asciiTheme="minorHAnsi" w:hAnsiTheme="minorHAnsi"/>
-        </w:rPr>
-        <w:t xml:space="preserve"> offer basic goods, financial services, and </w:t>
-      </w:r>
-      <w:r>
-        <w:rPr>
-          <w:rFonts w:asciiTheme="minorHAnsi" w:hAnsiTheme="minorHAnsi"/>
-        </w:rPr>
-        <w:lastRenderedPageBreak/>
-        <w:t>bill payment facilities, attracting diverse customer flows throughout the day and night.</w:t>
-      </w:r>
-      <w:r>
-        <w:t xml:space="preserve"> </w:t>
-      </w:r>
-      <w:r>
-        <w:t>Given</w:t>
-      </w:r>
-      <w:r>
-        <w:t xml:space="preserve"> their</w:t>
-      </w:r>
-      <w:r>
-        <w:t xml:space="preserve"> expanding footprint within </w:t>
-      </w:r>
-      <w:r>
-        <w:t>the</w:t>
-      </w:r>
-      <w:r>
-        <w:t xml:space="preserve"> urban landscape, these retail hubs have naturally emerged</w:t>
+        <w:t xml:space="preserve"> offer basic goods, financial services, and bill payment facilities, attracting diverse customer flows throughout the day and night. Given their expanding footprint within the urban landscape, these retail hubs have naturally emerged</w:t>
       </w:r>
       <w:r>
         <w:rPr>
@@ -456,7 +425,6 @@
       </w:r>
       <w:r>
         <w:rPr>
-          <w:rFonts w:asciiTheme="minorHAnsi" w:hAnsiTheme="minorHAnsi"/>
           <w:lang w:val="en-US"/>
         </w:rPr>
         <w:t xml:space="preserve"> magnets of economic, urban and pedestrian activity </w:t>
@@ -466,6 +434,13 @@
       </w:r>
       <w:r>
         <w:t>\\</w:t>
+      </w:r>
+      <w:commentRangeEnd w:id="1"/>
+      <w:r>
+        <w:rPr>
+          <w:rStyle w:val="CommentReference"/>
+        </w:rPr>
+        <w:commentReference w:id="1"/>
       </w:r>
     </w:p>
     <w:p>
@@ -475,23 +450,10 @@
         <w:jc w:val="both"/>
       </w:pPr>
       <w:r>
-        <w:t>Convenience stores’</w:t>
-      </w:r>
-      <w:r>
-        <w:t xml:space="preserve"> growing </w:t>
-      </w:r>
-      <w:r>
-        <w:t>commercial importance</w:t>
-      </w:r>
-      <w:r>
-        <w:t xml:space="preserve"> has prompted </w:t>
-      </w:r>
-      <w:r>
-        <w:t xml:space="preserve">economic research to primarily focus on </w:t>
-      </w:r>
-      <w:r>
-        <w:rPr>
-          <w:rFonts w:asciiTheme="minorHAnsi" w:hAnsiTheme="minorHAnsi"/>
+        <w:t xml:space="preserve">Convenience stores’ growing commercial importance has prompted economic research to primarily focus on </w:t>
+      </w:r>
+      <w:r>
+        <w:rPr>
           <w:lang w:val="en-US"/>
         </w:rPr>
         <w:t xml:space="preserve">the impact of these establishments on retail businesses, consumer behavior, and the labor market </w:t>
@@ -506,7 +468,27 @@
         <w:t xml:space="preserve"> </w:t>
       </w:r>
       <w:r>
-        <w:t>However, beyond their economic role, their physical and operational characteristics place them in a contested position within the literature on urban crime.</w:t>
+        <w:t xml:space="preserve">However, beyond their economic role, their physical and operational characteristics place them in a </w:t>
+      </w:r>
+      <w:commentRangeStart w:id="2"/>
+      <w:r>
+        <w:rPr>
+          <w:highlight w:val="red"/>
+        </w:rPr>
+        <w:t>contested</w:t>
+      </w:r>
+      <w:r>
+        <w:t xml:space="preserve"> </w:t>
+      </w:r>
+      <w:commentRangeEnd w:id="2"/>
+      <w:r>
+        <w:rPr>
+          <w:rStyle w:val="CommentReference"/>
+        </w:rPr>
+        <w:commentReference w:id="2"/>
+      </w:r>
+      <w:r>
+        <w:t>position within the literature on urban crime.</w:t>
       </w:r>
       <w:r>
         <w:rPr>
@@ -515,10 +497,7 @@
         <w:t> </w:t>
       </w:r>
       <w:r>
-        <w:t>\\</w:t>
-      </w:r>
-      <w:r>
-        <w:t xml:space="preserve"> </w:t>
+        <w:t xml:space="preserve">\\ </w:t>
       </w:r>
     </w:p>
     <w:p>
@@ -527,25 +506,12 @@
         <w:ind w:firstLine="720"/>
         <w:jc w:val="both"/>
       </w:pPr>
-      <w:r>
-        <w:rPr>
-          <w:rFonts w:asciiTheme="minorHAnsi" w:hAnsiTheme="minorHAnsi"/>
-          <w:lang w:val="en-US"/>
-        </w:rPr>
-        <w:t xml:space="preserve">Depending on the </w:t>
-      </w:r>
-      <w:r>
-        <w:rPr>
-          <w:lang w:val="en-US"/>
-        </w:rPr>
-        <w:t>context,</w:t>
-      </w:r>
-      <w:r>
-        <w:rPr>
-          <w:rFonts w:asciiTheme="minorHAnsi" w:hAnsiTheme="minorHAnsi"/>
-          <w:lang w:val="en-US"/>
-        </w:rPr>
-        <w:t xml:space="preserve"> these stores are seen as </w:t>
+      <w:commentRangeStart w:id="3"/>
+      <w:r>
+        <w:rPr>
+          <w:lang w:val="en-US"/>
+        </w:rPr>
+        <w:t xml:space="preserve">Depending on the context, these stores are seen as </w:t>
       </w:r>
       <w:r>
         <w:t>\</w:t>
@@ -566,82 +532,54 @@
         <w:t>}</w:t>
       </w:r>
       <w:r>
-        <w:t xml:space="preserve"> </w:t>
-      </w:r>
-      <w:r>
-        <w:rPr>
-          <w:rFonts w:asciiTheme="minorHAnsi" w:hAnsiTheme="minorHAnsi"/>
-        </w:rPr>
-        <w:t>by increasing foot traffic and creating incidental criminal opportunities</w:t>
-      </w:r>
-      <w:r>
-        <w:t xml:space="preserve"> </w:t>
+        <w:t xml:space="preserve"> by increasing foot traffic and creating incidental criminal opportunities </w:t>
       </w:r>
       <w:r>
         <w:t>\parencite{Dugato2026}</w:t>
       </w:r>
       <w:r>
-        <w:t xml:space="preserve">. Also, </w:t>
-      </w:r>
-      <w:r>
-        <w:rPr>
-          <w:rFonts w:asciiTheme="minorHAnsi" w:hAnsiTheme="minorHAnsi"/>
-        </w:rPr>
-        <w:t xml:space="preserve">they have been acknowledged as robbery prone commercial establishments as they have available cash on hand </w:t>
+        <w:t xml:space="preserve">. Also, they have been acknowledged as robbery prone commercial establishments as they have available cash on hand </w:t>
       </w:r>
       <w:r>
         <w:t>\parencite{Wellford1997}</w:t>
       </w:r>
       <w:r>
-        <w:t>. Conversely</w:t>
-      </w:r>
-      <w:r>
-        <w:rPr>
-          <w:rFonts w:asciiTheme="minorHAnsi" w:hAnsiTheme="minorHAnsi"/>
-        </w:rPr>
-        <w:t>, they are perceived as crime combators by providing</w:t>
-      </w:r>
-      <w:r>
-        <w:rPr>
-          <w:rFonts w:asciiTheme="minorHAnsi" w:eastAsiaTheme="majorEastAsia" w:hAnsiTheme="minorHAnsi"/>
+        <w:t>. Conversely, they are perceived as crime combators by providing</w:t>
+      </w:r>
+      <w:r>
+        <w:rPr>
+          <w:rFonts w:eastAsiaTheme="majorEastAsia"/>
         </w:rPr>
         <w:t> </w:t>
       </w:r>
       <w:r>
-        <w:rPr>
-          <w:rFonts w:asciiTheme="minorHAnsi" w:hAnsiTheme="minorHAnsi"/>
-        </w:rPr>
         <w:t>natural surveillance</w:t>
       </w:r>
       <w:r>
         <w:rPr>
-          <w:rFonts w:asciiTheme="minorHAnsi" w:eastAsiaTheme="majorEastAsia" w:hAnsiTheme="minorHAnsi"/>
+          <w:rFonts w:eastAsiaTheme="majorEastAsia"/>
         </w:rPr>
         <w:t> </w:t>
       </w:r>
       <w:r>
-        <w:rPr>
-          <w:rFonts w:asciiTheme="minorHAnsi" w:hAnsiTheme="minorHAnsi"/>
-        </w:rPr>
         <w:t xml:space="preserve">and increasing 'eyes on the street' through extended operating hours and improved lighting </w:t>
       </w:r>
       <w:r>
         <w:t xml:space="preserve">\parencite{Davis2021}. </w:t>
       </w:r>
       <w:r>
-        <w:t xml:space="preserve">This duality highlights the necessity of analysing their role on their surrounding criminal environment, as targeting the aspects that facilitate criminal behaviour is often more effective </w:t>
-      </w:r>
-      <w:r>
-        <w:t xml:space="preserve">for long-term crime reduction than traditional repression </w:t>
+        <w:t xml:space="preserve">This duality highlights the necessity of analysing their role on their surrounding criminal environment, as targeting the aspects that facilitate criminal behaviour is often more effective for long-term crime reduction than traditional repression </w:t>
       </w:r>
       <w:r>
         <w:t>\parencite{Dugato2026}.\\</w:t>
       </w:r>
-    </w:p>
-    <w:p>
-      <w:pPr>
-        <w:spacing w:line="360" w:lineRule="auto"/>
-      </w:pPr>
+      <w:commentRangeEnd w:id="3"/>
+      <w:r>
+        <w:rPr>
+          <w:rStyle w:val="CommentReference"/>
+        </w:rPr>
+        <w:commentReference w:id="3"/>
+      </w:r>
     </w:p>
     <w:p>
       <w:pPr>
@@ -655,93 +593,36 @@
       </w:pPr>
       <w:r>
         <w:rPr>
-          <w:rFonts w:asciiTheme="minorHAnsi" w:hAnsiTheme="minorHAnsi"/>
-          <w:lang w:val="en-US"/>
-        </w:rPr>
-        <w:t>OXXO, a Mexican retail chain now owned by FEMSA,</w:t>
-      </w:r>
-      <w:r>
-        <w:rPr>
-          <w:lang w:val="en-US"/>
-        </w:rPr>
-        <w:t xml:space="preserve"> </w:t>
-      </w:r>
-      <w:r>
-        <w:t xml:space="preserve">represents a </w:t>
-      </w:r>
-      <w:r>
-        <w:t>valuable</w:t>
-      </w:r>
-      <w:r>
-        <w:t xml:space="preserve"> case study for this </w:t>
-      </w:r>
-      <w:r>
-        <w:t>trend</w:t>
-      </w:r>
-      <w:r>
-        <w:t>, having intensively proliferated across</w:t>
-      </w:r>
-      <w:r>
-        <w:rPr>
-          <w:rFonts w:asciiTheme="minorHAnsi" w:hAnsiTheme="minorHAnsi"/>
-          <w:lang w:val="en-US"/>
-        </w:rPr>
-        <w:t xml:space="preserve"> Mexico, Colombia, Peru, and Brazil</w:t>
-      </w:r>
-      <w:r>
-        <w:rPr>
-          <w:lang w:val="en-US"/>
-        </w:rPr>
-        <w:t xml:space="preserve"> with more than 25,000 locations</w:t>
-      </w:r>
-      <w:r>
-        <w:rPr>
-          <w:rFonts w:asciiTheme="minorHAnsi" w:hAnsiTheme="minorHAnsi"/>
-          <w:lang w:val="en-US"/>
-        </w:rPr>
-        <w:t xml:space="preserve">. </w:t>
-      </w:r>
-      <w:r>
-        <w:t>In Colombia specifically</w:t>
-      </w:r>
-      <w:r>
-        <w:rPr>
-          <w:rFonts w:asciiTheme="minorHAnsi" w:hAnsiTheme="minorHAnsi"/>
-        </w:rPr>
-        <w:t>, the chain operate</w:t>
-      </w:r>
-      <w:r>
-        <w:t>s</w:t>
-      </w:r>
-      <w:r>
-        <w:rPr>
-          <w:rFonts w:asciiTheme="minorHAnsi" w:hAnsiTheme="minorHAnsi"/>
-        </w:rPr>
-        <w:t xml:space="preserve"> more than</w:t>
-      </w:r>
-      <w:r>
-        <w:rPr>
-          <w:rFonts w:asciiTheme="minorHAnsi" w:eastAsiaTheme="majorEastAsia" w:hAnsiTheme="minorHAnsi"/>
+          <w:lang w:val="en-US"/>
+        </w:rPr>
+        <w:t xml:space="preserve">OXXO, a Mexican retail chain now owned by FEMSA, </w:t>
+      </w:r>
+      <w:r>
+        <w:t>represents a valuable case study for this trend, having intensively proliferated across</w:t>
+      </w:r>
+      <w:r>
+        <w:rPr>
+          <w:lang w:val="en-US"/>
+        </w:rPr>
+        <w:t xml:space="preserve"> Mexico, Colombia, Peru, and Brazil with more than 25,000 locations. </w:t>
+      </w:r>
+      <w:r>
+        <w:t>In Colombia specifically, the chain operates more than</w:t>
+      </w:r>
+      <w:r>
+        <w:rPr>
+          <w:rFonts w:eastAsiaTheme="majorEastAsia"/>
         </w:rPr>
         <w:t> </w:t>
       </w:r>
       <w:r>
-        <w:rPr>
-          <w:rFonts w:asciiTheme="minorHAnsi" w:hAnsiTheme="minorHAnsi"/>
-        </w:rPr>
         <w:t xml:space="preserve">500 stores with over 300 located in the capital, Bogotá </w:t>
       </w:r>
       <w:r>
-        <w:t>Bogotá \parencite{godoy2025}</w:t>
-      </w:r>
-      <w:r>
-        <w:rPr>
-          <w:rFonts w:asciiTheme="minorHAnsi" w:hAnsiTheme="minorHAnsi"/>
-        </w:rPr>
-        <w:t xml:space="preserve">.  </w:t>
-      </w:r>
-      <w:r>
-        <w:t>Since more than 50% of these establishments are located in Bogotá, the city serves as a unique laboratory for understanding the spatial relationship between criminal activity and OXXO’s presence.</w:t>
+        <w:t>\parencite{godoy2025}</w:t>
+      </w:r>
+      <w:r>
+        <w:t>.  Since more than 50% of these establishments are located in Bogotá, the city serves as a unique laboratory for understanding the spatial relationship between criminal activity and OXXO’s presence.</w:t>
       </w:r>
     </w:p>
     <w:p>
@@ -761,89 +642,42 @@
         <w:rPr>
           <w:lang w:val="en-US"/>
         </w:rPr>
-        <w:t>researching</w:t>
-      </w:r>
-      <w:r>
-        <w:rPr>
-          <w:rFonts w:asciiTheme="minorHAnsi" w:hAnsiTheme="minorHAnsi"/>
-          <w:lang w:val="en-US"/>
-        </w:rPr>
-        <w:t xml:space="preserve"> </w:t>
-      </w:r>
-      <w:r>
-        <w:rPr>
-          <w:lang w:val="en-US"/>
-        </w:rPr>
-        <w:t>this phenomenon</w:t>
-      </w:r>
-      <w:r>
-        <w:rPr>
-          <w:rFonts w:asciiTheme="minorHAnsi" w:hAnsiTheme="minorHAnsi"/>
-          <w:lang w:val="en-US"/>
-        </w:rPr>
-        <w:t xml:space="preserve"> </w:t>
-      </w:r>
-      <w:r>
-        <w:rPr>
-          <w:lang w:val="en-US"/>
-        </w:rPr>
-        <w:t xml:space="preserve"> is </w:t>
-      </w:r>
-      <w:r>
-        <w:rPr>
-          <w:rFonts w:asciiTheme="minorHAnsi" w:hAnsiTheme="minorHAnsi"/>
-          <w:lang w:val="en-US"/>
-        </w:rPr>
-        <w:t>crucial for the city. Although Bogotá has experienced significant crime reduction since 1990s</w:t>
-      </w:r>
-      <w:r>
-        <w:rPr>
-          <w:lang w:val="en-US"/>
-        </w:rPr>
-        <w:t xml:space="preserve"> ()</w:t>
-      </w:r>
-      <w:r>
-        <w:rPr>
-          <w:rFonts w:asciiTheme="minorHAnsi" w:hAnsiTheme="minorHAnsi"/>
-          <w:lang w:val="en-US"/>
-        </w:rPr>
-        <w:t>, it is still</w:t>
-      </w:r>
-      <w:r>
-        <w:rPr>
-          <w:lang w:val="en-US"/>
-        </w:rPr>
-        <w:t xml:space="preserve"> </w:t>
-      </w:r>
-      <w:r>
-        <w:rPr>
-          <w:lang w:val="en-US"/>
-        </w:rPr>
-        <w:t xml:space="preserve">a </w:t>
-      </w:r>
-      <w:r>
-        <w:rPr>
-          <w:lang w:val="en-US"/>
-        </w:rPr>
-        <w:t xml:space="preserve">major </w:t>
-      </w:r>
-      <w:r>
-        <w:rPr>
-          <w:lang w:val="en-US"/>
-        </w:rPr>
-        <w:t>public policy</w:t>
-      </w:r>
-      <w:r>
-        <w:rPr>
-          <w:lang w:val="en-US"/>
-        </w:rPr>
-        <w:t xml:space="preserve"> concern as </w:t>
-      </w:r>
-      <w:r>
-        <w:t>high volumes of personal theft and a rising public perception of insecurity continue to affect the daily lives of its citizens</w:t>
-      </w:r>
-      <w:r>
-        <w:t xml:space="preserve"> </w:t>
+        <w:t>researching this phenomenon  is crucial for the city. Although Bogotá has experienced significant crime reduction since</w:t>
+      </w:r>
+      <w:r>
+        <w:rPr>
+          <w:lang w:val="en-US"/>
+        </w:rPr>
+        <w:t xml:space="preserve"> the</w:t>
+      </w:r>
+      <w:r>
+        <w:rPr>
+          <w:lang w:val="en-US"/>
+        </w:rPr>
+        <w:t xml:space="preserve"> 1990s </w:t>
+      </w:r>
+      <w:r>
+        <w:rPr>
+          <w:highlight w:val="red"/>
+          <w:lang w:val="en-US"/>
+        </w:rPr>
+        <w:t>(),</w:t>
+      </w:r>
+      <w:r>
+        <w:rPr>
+          <w:lang w:val="en-US"/>
+        </w:rPr>
+        <w:t xml:space="preserve"> it is still a major public policy concern </w:t>
+      </w:r>
+      <w:r>
+        <w:rPr>
+          <w:lang w:val="en-US"/>
+        </w:rPr>
+        <w:lastRenderedPageBreak/>
+        <w:t xml:space="preserve">as </w:t>
+      </w:r>
+      <w:r>
+        <w:t xml:space="preserve">high volumes of personal theft and a rising public perception of insecurity continue to affect the daily lives of its citizens </w:t>
       </w:r>
       <w:r>
         <w:t>\</w:t>
@@ -861,22 +695,23 @@
       </w:r>
       <w:r>
         <w:rPr>
-          <w:rFonts w:asciiTheme="minorHAnsi" w:hAnsiTheme="minorHAnsi"/>
           <w:lang w:val="en-US"/>
         </w:rPr>
         <w:t xml:space="preserve">Additionally, crime remains spatially concentrated, with substantial variation across zones </w:t>
       </w:r>
       <w:r>
-        <w:rPr>
-          <w:rFonts w:asciiTheme="minorHAnsi" w:hAnsiTheme="minorHAnsi"/>
-        </w:rPr>
-        <w:t>driven by socioeconomic stratification, land use, and policing intensity</w:t>
-      </w:r>
-      <w:r>
-        <w:t xml:space="preserve"> </w:t>
-      </w:r>
-      <w:r>
-        <w:lastRenderedPageBreak/>
+        <w:t xml:space="preserve">driven by socioeconomic stratification, land use, and </w:t>
+      </w:r>
+      <w:r>
+        <w:rPr>
+          <w:highlight w:val="red"/>
+        </w:rPr>
+        <w:t>policing</w:t>
+      </w:r>
+      <w:r>
+        <w:t xml:space="preserve"> intensity </w:t>
+      </w:r>
+      <w:r>
         <w:t>\</w:t>
       </w:r>
       <w:proofErr w:type="gramStart"/>
@@ -888,7 +723,7 @@
         <w:t>Enriquez2014,GimenezSantana2018}</w:t>
       </w:r>
       <w:r>
-        <w:t>, wich underscores the importance of evaluationg how the introduction of these modern retail chains could reconfigure Bogotá</w:t>
+        <w:t>, wich underscores the importance of evaluating how the introduction of these modern retail chains could reconfigure Bogotá</w:t>
       </w:r>
       <w:r>
         <w:rPr>
@@ -907,7 +742,16 @@
         <w:jc w:val="both"/>
       </w:pPr>
       <w:r>
-        <w:t>Thus, in this paper, I aim to explore the causal effect of OXXO openings on local crime activity in Bogotá and analyze if effects vary by crime type and time since opening. To estimate this impact, I use the public georeferenced crime data stored in the Statistical, Criminal, Contraventional, and Operational Information System of the National Police (SIEDCO). I create a quarterly panel aggregated at the level of the Zonal Planning Unit (UPZ), which serves as a sub-district administrative division in Bogotá. I also employ Two-Way Fixed Effects (TWFE) and the Callaway and Sant'Anna (C\&amp;S) estimator, along with their corresponding event study methods, to capture the dynamic evolution of the treatment effect over time.\\</w:t>
+        <w:t xml:space="preserve">Thus, in this </w:t>
+      </w:r>
+      <w:r>
+        <w:rPr>
+          <w:highlight w:val="red"/>
+        </w:rPr>
+        <w:t>paper</w:t>
+      </w:r>
+      <w:r>
+        <w:t>, I aim to explore the effect of OXXO openings on local crime activity in Bogotá and analyze if effects vary by crime type and time since opening. To estimate this impact, I use the public georeferenced crime data stored in the Statistical, Criminal, Contraventional, and Operational Information System of the National Police (SIEDCO). I create a quarterly panel aggregated at the level of the Zonal Planning Unit (UPZ), which serves as a sub-district administrative division in Bogotá. I also employ Two-Way Fixed Effects (TWFE) and the Callaway and Sant'Anna (C\&amp;S) estimator, along with their corresponding event study methods, to capture the dynamic evolution of the treatment effect over time.\\</w:t>
       </w:r>
     </w:p>
     <w:p>
@@ -919,15 +763,17 @@
       <w:r>
         <w:t>Despite extensive research on urban crime in Bogotá, no study has systematically examined the causal impact of convenience store proliferation, particularly OXXO, on local crime patterns.</w:t>
       </w:r>
-    </w:p>
-    <w:p>
-      <w:pPr>
-        <w:spacing w:line="360" w:lineRule="auto"/>
-        <w:ind w:firstLine="720"/>
-        <w:jc w:val="both"/>
-      </w:pPr>
-      <w:r>
-        <w:t xml:space="preserve">Existing research has focused on public transport infrastructure \parencite{Bacares2013a,Bacares2013b,Garcia2005}, large-scale policing interventions \parencite{Blattman2017,Blattman2021}, alcohol sales restrictions \parencite{Mello2013}, and socioeconomic determinants \parencite{Escobar2012}. </w:t>
+      <w:r>
+        <w:t xml:space="preserve"> </w:t>
+      </w:r>
+      <w:r>
+        <w:t>Existing research has focused on public transport infrastructure \parencite{Bacares2013a,Bacares2013b,Garcia2005}, large-scale polic</w:t>
+      </w:r>
+      <w:r>
+        <w:t>e</w:t>
+      </w:r>
+      <w:r>
+        <w:t xml:space="preserve"> interventions \parencite{Blattman2017,Blattman2021}, alcohol sales restrictions \parencite{Mello2013}, and socioeconomic determinants \parencite{Escobar2012}. </w:t>
       </w:r>
     </w:p>
     <w:p>
@@ -944,13 +790,11 @@
       <w:pPr>
         <w:spacing w:line="360" w:lineRule="auto"/>
         <w:rPr>
-          <w:rFonts w:asciiTheme="minorHAnsi" w:hAnsiTheme="minorHAnsi"/>
-          <w:lang w:val="en-US"/>
-        </w:rPr>
-      </w:pPr>
-      <w:r>
-        <w:rPr>
-          <w:rFonts w:asciiTheme="minorHAnsi" w:hAnsiTheme="minorHAnsi"/>
+          <w:lang w:val="en-US"/>
+        </w:rPr>
+      </w:pPr>
+      <w:r>
+        <w:rPr>
           <w:highlight w:val="green"/>
           <w:lang w:val="en-US"/>
         </w:rPr>
@@ -958,7 +802,6 @@
       </w:r>
       <w:r>
         <w:rPr>
-          <w:rFonts w:asciiTheme="minorHAnsi" w:hAnsiTheme="minorHAnsi"/>
           <w:lang w:val="en-US"/>
         </w:rPr>
         <w:t xml:space="preserve"> </w:t>
@@ -1016,80 +859,6 @@
       <w:pPr>
         <w:spacing w:line="360" w:lineRule="auto"/>
         <w:rPr>
-          <w:lang w:val="en-US"/>
-        </w:rPr>
-      </w:pPr>
-    </w:p>
-    <w:p>
-      <w:pPr>
-        <w:spacing w:line="360" w:lineRule="auto"/>
-        <w:rPr>
-          <w:lang w:val="en-US"/>
-        </w:rPr>
-      </w:pPr>
-    </w:p>
-    <w:p>
-      <w:pPr>
-        <w:spacing w:line="360" w:lineRule="auto"/>
-        <w:rPr>
-          <w:lang w:val="en-US"/>
-        </w:rPr>
-      </w:pPr>
-    </w:p>
-    <w:p>
-      <w:pPr>
-        <w:spacing w:line="360" w:lineRule="auto"/>
-        <w:rPr>
-          <w:lang w:val="en-US"/>
-        </w:rPr>
-      </w:pPr>
-    </w:p>
-    <w:p>
-      <w:pPr>
-        <w:spacing w:line="360" w:lineRule="auto"/>
-        <w:rPr>
-          <w:lang w:val="en-US"/>
-        </w:rPr>
-      </w:pPr>
-    </w:p>
-    <w:p>
-      <w:pPr>
-        <w:spacing w:line="360" w:lineRule="auto"/>
-        <w:rPr>
-          <w:lang w:val="en-US"/>
-        </w:rPr>
-      </w:pPr>
-    </w:p>
-    <w:p>
-      <w:pPr>
-        <w:spacing w:line="360" w:lineRule="auto"/>
-        <w:rPr>
-          <w:lang w:val="en-US"/>
-        </w:rPr>
-      </w:pPr>
-    </w:p>
-    <w:p>
-      <w:pPr>
-        <w:spacing w:line="360" w:lineRule="auto"/>
-        <w:rPr>
-          <w:lang w:val="en-US"/>
-        </w:rPr>
-      </w:pPr>
-    </w:p>
-    <w:p>
-      <w:pPr>
-        <w:spacing w:line="360" w:lineRule="auto"/>
-        <w:rPr>
-          <w:rFonts w:asciiTheme="minorHAnsi" w:hAnsiTheme="minorHAnsi"/>
-          <w:lang w:val="en-US"/>
-        </w:rPr>
-      </w:pPr>
-    </w:p>
-    <w:p>
-      <w:pPr>
-        <w:spacing w:line="360" w:lineRule="auto"/>
-        <w:rPr>
-          <w:rFonts w:asciiTheme="minorHAnsi" w:hAnsiTheme="minorHAnsi"/>
           <w:b/>
           <w:bCs/>
           <w:lang w:val="en-US"/>
@@ -1097,11 +866,11 @@
       </w:pPr>
       <w:r>
         <w:rPr>
-          <w:rFonts w:asciiTheme="minorHAnsi" w:hAnsiTheme="minorHAnsi"/>
           <w:b/>
           <w:bCs/>
           <w:lang w:val="en-US"/>
         </w:rPr>
+        <w:lastRenderedPageBreak/>
         <w:t xml:space="preserve">BACKGROUND: </w:t>
       </w:r>
     </w:p>
@@ -1109,13 +878,11 @@
       <w:pPr>
         <w:spacing w:line="360" w:lineRule="auto"/>
         <w:rPr>
-          <w:rFonts w:asciiTheme="minorHAnsi" w:hAnsiTheme="minorHAnsi"/>
-          <w:lang w:val="en-US"/>
-        </w:rPr>
-      </w:pPr>
-      <w:r>
-        <w:rPr>
-          <w:rFonts w:asciiTheme="minorHAnsi" w:hAnsiTheme="minorHAnsi"/>
+          <w:lang w:val="en-US"/>
+        </w:rPr>
+      </w:pPr>
+      <w:r>
+        <w:rPr>
           <w:lang w:val="en-US"/>
         </w:rPr>
         <w:t>a. OXXO</w:t>
@@ -1131,13 +898,7 @@
         <w:rPr>
           <w:lang w:val="en-US"/>
         </w:rPr>
-        <w:t>OXXO is one of the most prominent convenience store brands in Latin America, and since its arrival to Colombia in 2009 it has consolidated itself as one of the main convenience store chains</w:t>
-      </w:r>
-      <w:r>
-        <w:rPr>
-          <w:lang w:val="en-US"/>
-        </w:rPr>
-        <w:t xml:space="preserve"> in the country. Although OXXO has been operating in Colombia for almost 17 years, it only gained momentum after the pandemic. In fact, in Bogota the number of establishments skyrocketed from 82 in 2020 to 384 in 2025. This represents an increment of over 368\% in only five years. </w:t>
+        <w:t xml:space="preserve">OXXO is one of the most prominent convenience store brands in Latin America, and since its arrival to Colombia in 2009 it has consolidated itself as one of the main convenience store chains in the country. Although OXXO has been operating in Colombia for almost 17 years, it only gained momentum after the pandemic. In fact, in Bogota the number of establishments skyrocketed from 82 in 2020 to 384 in 2025. This represents an increment of over 368\% in only five years. </w:t>
       </w:r>
       <w:r>
         <w:t>Figure~\ref{fig:EVOLUTION_OXXO} depicts its accelerated growth in Bogotá, as it shows the number of OXXO locations in the capital by year since its arrival. \\</w:t>
@@ -1168,6 +929,7 @@
           <w:lang w:val="en-US"/>
         </w:rPr>
       </w:pPr>
+      <w:commentRangeStart w:id="4"/>
       <w:r>
         <w:rPr>
           <w:lang w:val="en-US"/>
@@ -1195,7 +957,20 @@
         <w:rPr>
           <w:lang w:val="en-US"/>
         </w:rPr>
-        <w:t>}. Another distinctive characteristic is that 95\% of its establishments function in a 24-hour format \</w:t>
+        <w:t xml:space="preserve">}. </w:t>
+      </w:r>
+      <w:commentRangeEnd w:id="4"/>
+      <w:r>
+        <w:rPr>
+          <w:rStyle w:val="CommentReference"/>
+        </w:rPr>
+        <w:commentReference w:id="4"/>
+      </w:r>
+      <w:r>
+        <w:rPr>
+          <w:lang w:val="en-US"/>
+        </w:rPr>
+        <w:t>Another distinctive characteristic is that 95\% of its establishments function in a 24-hour format \</w:t>
       </w:r>
       <w:proofErr w:type="spellStart"/>
       <w:r>
@@ -1230,10 +1005,7 @@
         <w:t> </w:t>
       </w:r>
       <w:r>
-        <w:t xml:space="preserve">the primary option of </w:t>
-      </w:r>
-      <w:r>
-        <w:t>consumers whenever they need to</w:t>
+        <w:t>the primary option of consumers whenever they need to</w:t>
       </w:r>
       <w:r>
         <w:rPr>
@@ -1248,14 +1020,9 @@
         <w:rPr>
           <w:lang w:val="en-US"/>
         </w:rPr>
-        <w:t>.</w:t>
-      </w:r>
-      <w:r>
-        <w:rPr>
-          <w:lang w:val="en-US"/>
-        </w:rPr>
-        <w:t xml:space="preserve"> </w:t>
-      </w:r>
+        <w:t xml:space="preserve">. </w:t>
+      </w:r>
+      <w:commentRangeStart w:id="5"/>
       <w:r>
         <w:t>These well-defined competitive objectives and inherent brand characteristics have allowed OXXO to proliferate rapidly throughout Bogotá, where it has been</w:t>
       </w:r>
@@ -1266,10 +1033,17 @@
         <w:t> </w:t>
       </w:r>
       <w:r>
-        <w:t>widely embraced by the local population.</w:t>
-      </w:r>
-      <w:r>
-        <w:t>\\</w:t>
+        <w:t>widely embraced by the local population</w:t>
+      </w:r>
+      <w:commentRangeEnd w:id="5"/>
+      <w:r>
+        <w:rPr>
+          <w:rStyle w:val="CommentReference"/>
+        </w:rPr>
+        <w:commentReference w:id="5"/>
+      </w:r>
+      <w:r>
+        <w:t>.\\</w:t>
       </w:r>
     </w:p>
     <w:p>
@@ -1286,38 +1060,13 @@
           <w:b/>
           <w:bCs/>
         </w:rPr>
-        <w:t>,</w:t>
-      </w:r>
-      <w:r>
-        <w:rPr>
-          <w:b/>
-          <w:bCs/>
-        </w:rPr>
-        <w:t xml:space="preserve"> </w:t>
-      </w:r>
-      <w:r>
-        <w:rPr>
-          <w:lang w:val="en-US"/>
-        </w:rPr>
-        <w:t>this modern retail chain began its expansion</w:t>
-      </w:r>
-      <w:r>
-        <w:rPr>
-          <w:lang w:val="en-US"/>
-        </w:rPr>
-        <w:t xml:space="preserve"> in the north</w:t>
-      </w:r>
-      <w:r>
-        <w:rPr>
-          <w:lang w:val="en-US"/>
-        </w:rPr>
-        <w:t xml:space="preserve">ern part of the city, later expanding throughout the eastern region. This strategic behavior responds to the </w:t>
-      </w:r>
-      <w:r>
-        <w:rPr>
-          <w:lang w:val="en-US"/>
-        </w:rPr>
-        <w:t xml:space="preserve">inherent characteristics of the northeastern neighborhoods of Bogotá, where </w:t>
+        <w:t xml:space="preserve">, </w:t>
+      </w:r>
+      <w:r>
+        <w:rPr>
+          <w:lang w:val="en-US"/>
+        </w:rPr>
+        <w:t xml:space="preserve">this modern retail chain began its expansion in the northern part of the city, later expanding throughout the eastern region. This strategic behavior responds to the inherent characteristics of the northeastern neighborhoods of Bogotá, where </w:t>
       </w:r>
       <w:r>
         <w:t>a higher concentration of formal employment and high-income residential clusters provide an ideal environment for the convenience store model</w:t>
@@ -1372,10 +1121,7 @@
       </w:r>
       <w:proofErr w:type="gramEnd"/>
       <w:r>
-        <w:t>_evolution_UPZ}</w:t>
-      </w:r>
-      <w:r>
-        <w:t xml:space="preserve"> </w:t>
+        <w:t xml:space="preserve">_evolution_UPZ} </w:t>
       </w:r>
       <w:r>
         <w:rPr>
@@ -1393,11 +1139,7 @@
         <w:t xml:space="preserve"> (UPZ)</w:t>
       </w:r>
       <w:r>
-        <w:t xml:space="preserve">. UPZs are </w:t>
-      </w:r>
-      <w:r>
-        <w:lastRenderedPageBreak/>
-        <w:t xml:space="preserve">analysis units that group neighborhoods based on their socioeconomic stratification, commercial, land use, and housing characteristics, and living conditions of their inhabitants </w:t>
+        <w:t xml:space="preserve">. UPZs are analysis units that group neighborhoods based on their socioeconomic stratification, commercial, land use, and housing characteristics, and living conditions of their inhabitants </w:t>
       </w:r>
       <w:r>
         <w:rPr>
@@ -1405,7 +1147,17 @@
           <w:bCs/>
           <w:highlight w:val="magenta"/>
         </w:rPr>
-        <w:t>\parencite{</w:t>
+        <w:t>\parencite{alcaldia_bogota_upz}</w:t>
+      </w:r>
+      <w:r>
+        <w:rPr>
+          <w:highlight w:val="magenta"/>
+          <w:lang w:val="en-US"/>
+        </w:rPr>
+        <w:t>.</w:t>
+      </w:r>
+      <w:r>
+        <w:t xml:space="preserve"> Currently, the only areas without OXXO establishments are in the far southern reaches of Bogotá, which correspods to UPZs with low levels of economic performance, socioeconomic stratification, urban transport connection, and are blocks that continue to relly heavily in traditional neighborhood stores </w:t>
       </w:r>
       <w:r>
         <w:rPr>
@@ -1413,48 +1165,16 @@
           <w:bCs/>
           <w:highlight w:val="magenta"/>
         </w:rPr>
-        <w:t>alcaldia_bogota_upz</w:t>
-      </w:r>
-      <w:r>
-        <w:rPr>
-          <w:b/>
-          <w:bCs/>
+        <w:t>(citation)</w:t>
+      </w:r>
+      <w:r>
+        <w:rPr>
           <w:highlight w:val="magenta"/>
-        </w:rPr>
-        <w:t>}</w:t>
-      </w:r>
-      <w:r>
-        <w:rPr>
-          <w:highlight w:val="magenta"/>
           <w:lang w:val="en-US"/>
         </w:rPr>
         <w:t>.</w:t>
       </w:r>
       <w:r>
-        <w:t xml:space="preserve"> </w:t>
-      </w:r>
-      <w:r>
-        <w:t>Currently, the only areas without OXXO establishments are in the far southern reaches of Bogotá,</w:t>
-      </w:r>
-      <w:r>
-        <w:t xml:space="preserve"> which correspods to UPZs with low levels of economic performance, socioeconomic stratification, urban transport connection, and are blocks that continue to relly heavily in traditional neighborhood stores </w:t>
-      </w:r>
-      <w:r>
-        <w:rPr>
-          <w:b/>
-          <w:bCs/>
-          <w:highlight w:val="magenta"/>
-        </w:rPr>
-        <w:t>(citation)</w:t>
-      </w:r>
-      <w:r>
-        <w:rPr>
-          <w:highlight w:val="magenta"/>
-          <w:lang w:val="en-US"/>
-        </w:rPr>
-        <w:t>.</w:t>
-      </w:r>
-      <w:r>
         <w:t xml:space="preserve"> \\</w:t>
       </w:r>
     </w:p>
@@ -1467,6 +1187,7 @@
         <w:rPr>
           <w:lang w:val="en-US"/>
         </w:rPr>
+        <w:lastRenderedPageBreak/>
         <w:t>Show a map</w:t>
       </w:r>
     </w:p>
@@ -1476,7 +1197,6 @@
         <w:ind w:firstLine="720"/>
         <w:jc w:val="both"/>
         <w:rPr>
-          <w:rFonts w:ascii="-webkit-standard" w:hAnsi="-webkit-standard"/>
           <w:color w:val="000000"/>
           <w:sz w:val="27"/>
           <w:szCs w:val="27"/>
@@ -1484,9 +1204,16 @@
       </w:pPr>
       <w:r>
         <w:rPr>
-          <w:lang w:val="en-US"/>
-        </w:rPr>
-        <w:t xml:space="preserve">As noted, OXXO’s stores are not randomly located. They are centrally administered by FEMSA </w:t>
+          <w:highlight w:val="red"/>
+          <w:lang w:val="en-US"/>
+        </w:rPr>
+        <w:t>As noted,</w:t>
+      </w:r>
+      <w:r>
+        <w:rPr>
+          <w:lang w:val="en-US"/>
+        </w:rPr>
+        <w:t xml:space="preserve"> OXXO’s stores are not randomly located. They are centrally administered by FEMSA </w:t>
       </w:r>
       <w:r>
         <w:t>(meaning the brand does not operate under a franchise model)</w:t>
@@ -1518,25 +1245,7 @@
         <w:rPr>
           <w:lang w:val="en-US"/>
         </w:rPr>
-        <w:t>}. This means that each location is carefully planned to respond to the overall interests of the company. In fact, if we attentively analyze how these establishments are clustered around Bogot</w:t>
-      </w:r>
-      <w:r>
-        <w:rPr>
-          <w:lang w:val="en-US"/>
-        </w:rPr>
-        <w:t>á,</w:t>
-      </w:r>
-      <w:r>
-        <w:rPr>
-          <w:lang w:val="en-US"/>
-        </w:rPr>
-        <w:t xml:space="preserve"> we can identify that they tend to localize in areas where there is higher traffic and spatial accessibility</w:t>
-      </w:r>
-      <w:r>
-        <w:rPr>
-          <w:lang w:val="en-US"/>
-        </w:rPr>
-        <w:t xml:space="preserve">. This helps OXXO </w:t>
+        <w:t xml:space="preserve">}. This means that each location is carefully planned to respond to the overall interests of the company. In fact, if we attentively analyze how these establishments are clustered around Bogotá, we can identify that they tend to localize in areas where there is higher traffic and spatial accessibility. This helps OXXO </w:t>
       </w:r>
       <w:r>
         <w:t>to</w:t>
@@ -1548,10 +1257,7 @@
         <w:t> </w:t>
       </w:r>
       <w:r>
-        <w:t>maximize its market reach and ensure high levels of consumer visibilit</w:t>
-      </w:r>
-      <w:r>
-        <w:t>y.\\</w:t>
+        <w:t>maximize its market reach and ensure high levels of consumer visibility.\\</w:t>
       </w:r>
     </w:p>
     <w:p>
@@ -1591,13 +1297,7 @@
         <w:t> </w:t>
       </w:r>
       <w:r>
-        <w:t xml:space="preserve">tend to </w:t>
-      </w:r>
-      <w:r>
-        <w:t>group</w:t>
-      </w:r>
-      <w:r>
-        <w:t xml:space="preserve"> along these major transport corridors</w:t>
+        <w:t>tend to group along these major transport corridors</w:t>
       </w:r>
       <w:r>
         <w:rPr>
@@ -1621,24 +1321,41 @@
       </w:pPr>
       <w:r>
         <w:rPr>
-          <w:lang w:val="en-US"/>
-        </w:rPr>
-        <w:t xml:space="preserve">With these in mind, it is reasonable to think there may be a correlation between urban crime and modern convenience stores chains, especially in the case of OXXO. Locating in areas with high foot traffic means </w:t>
-      </w:r>
-      <w:r>
+          <w:highlight w:val="red"/>
+          <w:lang w:val="en-US"/>
+        </w:rPr>
+        <w:t>With these in mind,</w:t>
+      </w:r>
+      <w:r>
+        <w:rPr>
+          <w:lang w:val="en-US"/>
+        </w:rPr>
+        <w:t xml:space="preserve"> it is reasonable to think there may be a correlation between urban crime and modern convenience stores chains, especially in the case of OXXO. </w:t>
+      </w:r>
+      <w:r>
+        <w:rPr>
+          <w:highlight w:val="yellow"/>
+          <w:lang w:val="en-US"/>
+        </w:rPr>
+        <w:t xml:space="preserve">Locating in areas with high foot traffic means </w:t>
+      </w:r>
+      <w:r>
+        <w:rPr>
+          <w:highlight w:val="yellow"/>
+        </w:rPr>
         <w:t>more potential targets for crimes such as robbery or assault</w:t>
       </w:r>
       <w:r>
-        <w:t xml:space="preserve">. Also, due to their 24-hour format and alcohol sales during the night, OXXO locations serve </w:t>
-      </w:r>
-      <w:r>
-        <w:t xml:space="preserve">as </w:t>
-      </w:r>
-      <w:r>
-        <w:t xml:space="preserve"> </w:t>
-      </w:r>
-      <w:r>
-        <w:t>informal gathering point</w:t>
+        <w:rPr>
+          <w:highlight w:val="yellow"/>
+        </w:rPr>
+        <w:t>.</w:t>
+      </w:r>
+      <w:r>
+        <w:t xml:space="preserve"> Also, due to their 24-hour format and alcohol sales during the night, OXXO locations serve </w:t>
+      </w:r>
+      <w:r>
+        <w:t>as informal gathering point</w:t>
       </w:r>
       <w:r>
         <w:t xml:space="preserve">s </w:t>
@@ -1659,13 +1376,13 @@
         <w:t xml:space="preserve"> increase accessibility for both legitimate customers and offenders</w:t>
       </w:r>
       <w:r>
-        <w:t xml:space="preserve"> \{Dugato2026, </w:t>
-      </w:r>
-      <w:r>
-        <w:t>shin2024dollar</w:t>
-      </w:r>
-      <w:r>
-        <w:t>}. \\</w:t>
+        <w:t xml:space="preserve"> \</w:t>
+      </w:r>
+      <w:r>
+        <w:t>parencite</w:t>
+      </w:r>
+      <w:r>
+        <w:t>{Dugato2026, shin2024dollar}. \\</w:t>
       </w:r>
     </w:p>
     <w:p>
@@ -1673,9 +1390,6 @@
         <w:spacing w:line="360" w:lineRule="auto"/>
         <w:ind w:firstLine="720"/>
         <w:jc w:val="both"/>
-        <w:rPr>
-          <w:rFonts w:asciiTheme="minorHAnsi" w:hAnsiTheme="minorHAnsi"/>
-        </w:rPr>
       </w:pPr>
     </w:p>
     <w:p>
@@ -1689,24 +1403,20 @@
       </w:pPr>
       <w:r>
         <w:rPr>
-          <w:rFonts w:asciiTheme="minorHAnsi" w:hAnsiTheme="minorHAnsi"/>
           <w:b/>
           <w:bCs/>
           <w:lang w:val="en-US"/>
         </w:rPr>
         <w:t xml:space="preserve">2. criminal activity in </w:t>
       </w:r>
-      <w:proofErr w:type="spellStart"/>
-      <w:r>
-        <w:rPr>
-          <w:rFonts w:asciiTheme="minorHAnsi" w:hAnsiTheme="minorHAnsi"/>
+      <w:r>
+        <w:rPr>
           <w:b/>
           <w:bCs/>
           <w:lang w:val="en-US"/>
         </w:rPr>
-        <w:t>bogota</w:t>
-      </w:r>
-      <w:proofErr w:type="spellEnd"/>
+        <w:t>Bogotá</w:t>
+      </w:r>
       <w:r>
         <w:rPr>
           <w:b/>
@@ -1726,145 +1436,210 @@
         <w:rPr>
           <w:lang w:val="en-US"/>
         </w:rPr>
-        <w:t xml:space="preserve">Between the 80s and 90s Bogota was recognized as one of the most insecure cities of Colombia, in fact, in 1991 it reached an annual crime rate of </w:t>
-      </w:r>
-      <w:r>
-        <w:rPr>
-          <w:lang w:val="en-US"/>
-        </w:rPr>
-        <w:t>1,287 crimes for each 100 thousand inhabitants</w:t>
-      </w:r>
-      <w:r>
-        <w:rPr>
-          <w:lang w:val="en-US"/>
-        </w:rPr>
-        <w:t xml:space="preserve"> \</w:t>
-      </w:r>
-      <w:proofErr w:type="spellStart"/>
-      <w:r>
-        <w:rPr>
-          <w:lang w:val="en-US"/>
-        </w:rPr>
-        <w:t>parencite</w:t>
-      </w:r>
-      <w:proofErr w:type="spellEnd"/>
-      <w:r>
-        <w:rPr>
-          <w:lang w:val="en-US"/>
-        </w:rPr>
-        <w:t>{</w:t>
-      </w:r>
-      <w:r>
-        <w:t>rodriguez2017ciudad</w:t>
-      </w:r>
-      <w:r>
-        <w:rPr>
-          <w:lang w:val="en-US"/>
-        </w:rPr>
-        <w:t xml:space="preserve">}. During this time the capital lived an upswing of narcoterrorism and the assassination of political leaders. However, at the end of the 90s and </w:t>
-      </w:r>
-      <w:r>
-        <w:rPr>
-          <w:lang w:val="en-US"/>
-        </w:rPr>
-        <w:lastRenderedPageBreak/>
-        <w:t xml:space="preserve">beginning of the 2000s, crime started to decrease; for example, </w:t>
-      </w:r>
-      <w:r>
-        <w:t>b</w:t>
-      </w:r>
-      <w:r>
-        <w:t>etween 1993 and 2002 Bogotá saw an estimated 65</w:t>
-      </w:r>
-      <w:r>
-        <w:t>\</w:t>
-      </w:r>
-      <w:r>
-        <w:t>% decrease in the homicide rate, while robbery fell by about 33</w:t>
-      </w:r>
-      <w:r>
-        <w:t>\</w:t>
-      </w:r>
-      <w:r>
-        <w:t>%</w:t>
-      </w:r>
-      <w:r>
-        <w:rPr>
-          <w:lang w:val="en-US"/>
-        </w:rPr>
-        <w:t xml:space="preserve">. This shift was driven by </w:t>
-      </w:r>
-      <w:r>
-        <w:t>citizen culture programs, large-scale urban renewal projects, and robust institutional reforms</w:t>
-      </w:r>
-      <w:r>
-        <w:t xml:space="preserve"> implemented by the majors of this period \</w:t>
-      </w:r>
-      <w:proofErr w:type="gramStart"/>
-      <w:r>
-        <w:t>parencite{</w:t>
-      </w:r>
-      <w:proofErr w:type="gramEnd"/>
-      <w:r>
-        <w:t>Sanchez2003</w:t>
-      </w:r>
-      <w:r>
-        <w:t xml:space="preserve">, </w:t>
-      </w:r>
-      <w:r>
-        <w:t>mockus2012building</w:t>
-      </w:r>
-      <w:r>
-        <w:t>}</w:t>
-      </w:r>
-      <w:r>
-        <w:t>.</w:t>
-      </w:r>
-      <w:r>
-        <w:t xml:space="preserve"> Finally, </w:t>
-      </w:r>
-      <w:r>
-        <w:rPr>
-          <w:lang w:val="en-US"/>
-        </w:rPr>
-        <w:t xml:space="preserve">in past years urban crime has shown resistance to keep declining. After the 2019 covid pandemic criminality had </w:t>
-      </w:r>
-      <w:r>
-        <w:t>a significant</w:t>
-      </w:r>
-      <w:r>
-        <w:rPr>
-          <w:rFonts w:eastAsiaTheme="majorEastAsia"/>
-        </w:rPr>
-        <w:t> </w:t>
-      </w:r>
-      <w:r>
-        <w:t>rebound, with personal theft surpassing pre-pandemic levels. By 202</w:t>
-      </w:r>
-      <w:r>
-        <w:t>5</w:t>
-      </w:r>
-      <w:r>
-        <w:t>, despite institutional efforts, the city's crime rates have shown</w:t>
+        <w:t>Between the 80s and 90s</w:t>
+      </w:r>
+      <w:r>
+        <w:rPr>
+          <w:lang w:val="en-US"/>
+        </w:rPr>
+        <w:t>,</w:t>
+      </w:r>
+      <w:r>
+        <w:rPr>
+          <w:lang w:val="en-US"/>
+        </w:rPr>
+        <w:t xml:space="preserve"> </w:t>
       </w:r>
       <w:r>
         <w:rPr>
           <w:b/>
           <w:bCs/>
+          <w:lang w:val="en-US"/>
+        </w:rPr>
+        <w:t xml:space="preserve">Bogotá </w:t>
+      </w:r>
+      <w:r>
+        <w:rPr>
+          <w:lang w:val="en-US"/>
+        </w:rPr>
+        <w:t xml:space="preserve">was one of the most </w:t>
+      </w:r>
+      <w:r>
+        <w:rPr>
+          <w:lang w:val="en-US"/>
+        </w:rPr>
+        <w:t>unsafe</w:t>
+      </w:r>
+      <w:r>
+        <w:rPr>
+          <w:lang w:val="en-US"/>
+        </w:rPr>
+        <w:t xml:space="preserve"> cities </w:t>
+      </w:r>
+      <w:r>
+        <w:rPr>
+          <w:lang w:val="en-US"/>
+        </w:rPr>
+        <w:t>in</w:t>
+      </w:r>
+      <w:r>
+        <w:rPr>
+          <w:lang w:val="en-US"/>
+        </w:rPr>
+        <w:t xml:space="preserve"> Colombia</w:t>
+      </w:r>
+      <w:r>
+        <w:rPr>
+          <w:lang w:val="en-US"/>
+        </w:rPr>
+        <w:t xml:space="preserve">, seeing an upswing in </w:t>
+      </w:r>
+      <w:r>
+        <w:rPr>
+          <w:lang w:val="en-US"/>
+        </w:rPr>
+        <w:t>narcoterrorism</w:t>
+      </w:r>
+      <w:r>
+        <w:rPr>
+          <w:lang w:val="en-US"/>
+        </w:rPr>
+        <w:t xml:space="preserve"> and assassinations of political leaders; </w:t>
+      </w:r>
+      <w:r>
+        <w:rPr>
+          <w:lang w:val="en-US"/>
+        </w:rPr>
+        <w:t>in fact, in 1991</w:t>
+      </w:r>
+      <w:r>
+        <w:rPr>
+          <w:lang w:val="en-US"/>
+        </w:rPr>
+        <w:t>,</w:t>
+      </w:r>
+      <w:r>
+        <w:rPr>
+          <w:lang w:val="en-US"/>
+        </w:rPr>
+        <w:t xml:space="preserve"> it reached an annual crime rate </w:t>
+      </w:r>
+      <w:r>
+        <w:rPr>
+          <w:highlight w:val="red"/>
+          <w:lang w:val="en-US"/>
+        </w:rPr>
+        <w:t xml:space="preserve">of 1,287 crimes </w:t>
+      </w:r>
+      <w:r>
+        <w:rPr>
+          <w:highlight w:val="red"/>
+          <w:lang w:val="en-US"/>
+        </w:rPr>
+        <w:t>per 100,000</w:t>
+      </w:r>
+      <w:r>
+        <w:rPr>
+          <w:highlight w:val="red"/>
+          <w:lang w:val="en-US"/>
         </w:rPr>
         <w:t xml:space="preserve"> </w:t>
       </w:r>
-      <w:r>
-        <w:t xml:space="preserve">resistance to </w:t>
-      </w:r>
-      <w:r>
-        <w:t>reduce</w:t>
-      </w:r>
-      <w:r>
-        <w:t>, particularly regarding homicides and robberies</w:t>
-      </w:r>
-      <w:r>
-        <w:t xml:space="preserve"> hl{(citation)}.\\</w:t>
+      <w:commentRangeStart w:id="6"/>
+      <w:r>
+        <w:rPr>
+          <w:highlight w:val="red"/>
+          <w:lang w:val="en-US"/>
+        </w:rPr>
+        <w:t>inhabitants</w:t>
+      </w:r>
+      <w:commentRangeEnd w:id="6"/>
+      <w:r>
+        <w:rPr>
+          <w:rStyle w:val="CommentReference"/>
+        </w:rPr>
+        <w:commentReference w:id="6"/>
+      </w:r>
+      <w:r>
+        <w:rPr>
+          <w:lang w:val="en-US"/>
+        </w:rPr>
+        <w:t xml:space="preserve"> \</w:t>
+      </w:r>
+      <w:proofErr w:type="spellStart"/>
+      <w:r>
+        <w:rPr>
+          <w:lang w:val="en-US"/>
+        </w:rPr>
+        <w:t>parencite</w:t>
+      </w:r>
+      <w:proofErr w:type="spellEnd"/>
+      <w:r>
+        <w:rPr>
+          <w:lang w:val="en-US"/>
+        </w:rPr>
+        <w:t>{</w:t>
+      </w:r>
+      <w:r>
+        <w:t>rodriguez2017ciudad</w:t>
+      </w:r>
+      <w:r>
+        <w:rPr>
+          <w:lang w:val="en-US"/>
+        </w:rPr>
+        <w:t xml:space="preserve">}. However, at the end of the 90s and beginning of the 2000s, crime started to decrease; for example, </w:t>
+      </w:r>
+      <w:r>
+        <w:t>between 1993 and 2002 Bogotá saw an estimated 65\% decrease in the homicide rate, while robbery fell by about 33\%</w:t>
+      </w:r>
+      <w:r>
+        <w:rPr>
+          <w:lang w:val="en-US"/>
+        </w:rPr>
+        <w:t xml:space="preserve">. This shift was driven by </w:t>
+      </w:r>
+      <w:r>
+        <w:t>citizen culture programs, large-scale urban renewal projects, and robust institutional reforms implemented by the majors of this period \</w:t>
+      </w:r>
+      <w:proofErr w:type="gramStart"/>
+      <w:r>
+        <w:t>parencite{</w:t>
+      </w:r>
+      <w:proofErr w:type="gramEnd"/>
+      <w:r>
+        <w:t xml:space="preserve">Sanchez2003, mockus2012building}. Finally, </w:t>
+      </w:r>
+      <w:r>
+        <w:rPr>
+          <w:lang w:val="en-US"/>
+        </w:rPr>
+        <w:t xml:space="preserve">in past years urban crime has shown resistance to keep declining. After the 2019 covid pandemic criminality had </w:t>
+      </w:r>
+      <w:r>
+        <w:t>a significant</w:t>
+      </w:r>
+      <w:r>
+        <w:rPr>
+          <w:rFonts w:eastAsiaTheme="majorEastAsia"/>
+        </w:rPr>
+        <w:t> </w:t>
+      </w:r>
+      <w:r>
+        <w:t xml:space="preserve">rebound, with personal theft surpassing pre-pandemic levels. By 2025, despite institutional efforts, the city's </w:t>
+      </w:r>
+      <w:r>
+        <w:lastRenderedPageBreak/>
+        <w:t>crime rates have shown</w:t>
+      </w:r>
+      <w:r>
+        <w:rPr>
+          <w:b/>
+          <w:bCs/>
+        </w:rPr>
+        <w:t xml:space="preserve"> </w:t>
+      </w:r>
+      <w:r>
+        <w:t>resistance to reduce, particularly regarding homicides and robberies hl{(citation)}.\\</w:t>
       </w:r>
     </w:p>
     <w:p>
@@ -1874,26 +1649,10 @@
         <w:jc w:val="both"/>
       </w:pPr>
       <w:r>
-        <w:t xml:space="preserve">Currently, Bogota’s crime, as any other city, clusters in specific zones. The most insecure Localities (a unit of territorial division that gathers many UPZ) are located in the southeastern </w:t>
-      </w:r>
-      <w:r>
-        <w:t>region</w:t>
-      </w:r>
-      <w:r>
-        <w:t xml:space="preserve"> of Bogota, wich correlates with a high presence of criminal organizations, informality, and deficencies of human development \parenc</w:t>
-      </w:r>
-      <w:r>
-        <w:t>i</w:t>
-      </w:r>
-      <w:r>
-        <w:t>te{probogota2024indice}</w:t>
-      </w:r>
-      <w:r>
-        <w:t>.</w:t>
-      </w:r>
-      <w:r>
-        <w:rPr>
-          <w:rFonts w:ascii="-webkit-standard" w:hAnsi="-webkit-standard"/>
+        <w:t>Currently, Bogota’s crime, as any other city, clusters in specific zones. The most insecure Localities (a unit of territorial division that gathers many UPZ) are located in the southeastern region of Bogota, wich correlates with a high presence of criminal organizations, informality, and deficencies of human development \parencite{probogota2024indice}.</w:t>
+      </w:r>
+      <w:r>
+        <w:rPr>
           <w:color w:val="000000"/>
           <w:sz w:val="27"/>
           <w:szCs w:val="27"/>
@@ -1901,19 +1660,7 @@
         <w:t xml:space="preserve"> </w:t>
       </w:r>
       <w:r>
-        <w:t>However, this concentration does not imply that all crime categories peak in the same areas. Whil</w:t>
-      </w:r>
-      <w:r>
-        <w:t>e</w:t>
-      </w:r>
-      <w:r>
-        <w:t xml:space="preserve"> homicide rates tend to follow this general rule in </w:t>
-      </w:r>
-      <w:r>
-        <w:t>the city</w:t>
-      </w:r>
-      <w:r>
-        <w:t>, personal theft</w:t>
+        <w:t>However, this concentration does not imply that all crime categories peak in the same areas. While homicide rates tend to follow this general rule in the city, personal theft</w:t>
       </w:r>
       <w:r>
         <w:rPr>
@@ -1931,16 +1678,7 @@
         <w:t> </w:t>
       </w:r>
       <w:r>
-        <w:t>northeastern sector \</w:t>
-      </w:r>
-      <w:r>
-        <w:t>paren</w:t>
-      </w:r>
-      <w:r>
-        <w:t>cite{probogota2022informe}.</w:t>
-      </w:r>
-      <w:r>
-        <w:t xml:space="preserve">\\ </w:t>
+        <w:t xml:space="preserve">northeastern sector \parencite{probogota2022informe}.\\ </w:t>
       </w:r>
     </w:p>
     <w:p>
@@ -1949,13 +1687,7 @@
         <w:jc w:val="both"/>
       </w:pPr>
       <w:r>
-        <w:t>Figure</w:t>
-      </w:r>
-      <w:r>
-        <w:t>~\ref{fig:oxxo_transmilenio_vias}</w:t>
-      </w:r>
-      <w:r>
-        <w:t xml:space="preserve"> shows this behaviour as it displays how personal theft rates distribute throughout Bogotá´s UPZs over the years. These maps also highlight that between 2015 and 2021 (and even later, as it can be noted in ProBogota’s annual security informs </w:t>
+        <w:t xml:space="preserve">Figure~\ref{fig:oxxo_transmilenio_vias} shows this behaviour as it displays how personal theft rates distribute throughout Bogotá´s UPZs over the years. These maps also highlight that between 2015 and 2021 (and even later, as it can be noted in ProBogota’s annual security informs </w:t>
       </w:r>
       <w:r>
         <w:rPr>
@@ -1964,16 +1696,7 @@
         <w:t>(\footnote{\hl{PIE DE PAGINA)}}</w:t>
       </w:r>
       <w:r>
-        <w:t xml:space="preserve">) this tendency has not drastically changed, meaning that there are environmental characteristics that keep favoring robberies or attracting offenders. Other </w:t>
-      </w:r>
-      <w:r>
-        <w:t xml:space="preserve"> </w:t>
-      </w:r>
-      <w:r>
-        <w:t>characteristics that these zones have</w:t>
-      </w:r>
-      <w:r>
-        <w:t xml:space="preserve"> are</w:t>
+        <w:t>) this tendency has not drastically changed, meaning that there are environmental characteristics that keep favoring robberies or attracting offenders. Other  characteristics that these zones have are</w:t>
       </w:r>
       <w:r>
         <w:rPr>
@@ -1986,91 +1709,1031 @@
           <w:b/>
           <w:bCs/>
         </w:rPr>
-        <w:t>high pedestrian throughput, the density of commercial land use, and the proximity to the city's main transit arteries</w:t>
-      </w:r>
-      <w:r>
+        <w:t>high pedestrian throughput, the density of commercial land use, and the proximity to the city's main transit arteries.</w:t>
+      </w:r>
+      <w:r>
+        <w:t>\\</w:t>
+      </w:r>
+    </w:p>
+    <w:p>
+      <w:pPr>
+        <w:spacing w:line="360" w:lineRule="auto"/>
+      </w:pPr>
+      <w:r>
+        <w:rPr>
+          <w:highlight w:val="magenta"/>
+        </w:rPr>
+        <w:t>Factors that favor crime clustering must be taken into account in this research. If OXXO stores also locate in inherent high crime areas, it will be important to evaluate whether OXXO efectively causes an increment in crime or if both OXXO and criminals are simply attracted to the same high-activity "nodes."</w:t>
+      </w:r>
+      <w:r>
+        <w:t xml:space="preserve"> OXXO in this sence may be a crime generator or a crime attractor.</w:t>
+      </w:r>
+    </w:p>
+    <w:p>
+      <w:pPr>
+        <w:spacing w:line="360" w:lineRule="auto"/>
+      </w:pPr>
+    </w:p>
+    <w:p>
+      <w:pPr>
+        <w:spacing w:line="360" w:lineRule="auto"/>
+      </w:pPr>
+    </w:p>
+    <w:p>
+      <w:pPr>
+        <w:spacing w:line="360" w:lineRule="auto"/>
+      </w:pPr>
+    </w:p>
+    <w:p>
+      <w:pPr>
+        <w:spacing w:line="360" w:lineRule="auto"/>
+      </w:pPr>
+    </w:p>
+    <w:p>
+      <w:pPr>
+        <w:spacing w:line="360" w:lineRule="auto"/>
+      </w:pPr>
+    </w:p>
+    <w:p>
+      <w:pPr>
+        <w:spacing w:line="360" w:lineRule="auto"/>
+      </w:pPr>
+    </w:p>
+    <w:p>
+      <w:pPr>
+        <w:spacing w:line="360" w:lineRule="auto"/>
+      </w:pPr>
+    </w:p>
+    <w:p>
+      <w:pPr>
+        <w:spacing w:line="360" w:lineRule="auto"/>
+      </w:pPr>
+    </w:p>
+    <w:p>
+      <w:pPr>
+        <w:spacing w:line="360" w:lineRule="auto"/>
+      </w:pPr>
+    </w:p>
+    <w:p>
+      <w:pPr>
+        <w:spacing w:line="360" w:lineRule="auto"/>
         <w:rPr>
           <w:b/>
           <w:bCs/>
-        </w:rPr>
-        <w:t>.</w:t>
-      </w:r>
-      <w:r>
-        <w:t>\\</w:t>
-      </w:r>
-    </w:p>
-    <w:p>
-      <w:pPr>
-        <w:spacing w:line="360" w:lineRule="auto"/>
-      </w:pPr>
-      <w:r>
-        <w:rPr>
-          <w:highlight w:val="magenta"/>
-        </w:rPr>
-        <w:t xml:space="preserve">Factors that favor crime clustering must be taken into account </w:t>
-      </w:r>
-      <w:r>
-        <w:rPr>
-          <w:highlight w:val="magenta"/>
-        </w:rPr>
-        <w:t>in this research. I</w:t>
-      </w:r>
-      <w:r>
-        <w:rPr>
-          <w:highlight w:val="magenta"/>
-        </w:rPr>
-        <w:t>f OXXO stores also locate in inherent high crime areas, it will be important to evaluate whether OXXO efectively causes an increment in crime or if both OXXO and criminals are simply attracted to the same high-activity "nodes."</w:t>
-      </w:r>
-      <w:r>
-        <w:t xml:space="preserve"> OXXO in this sence may be a crime generator or a crime attractor.</w:t>
-      </w:r>
-    </w:p>
-    <w:p>
-      <w:pPr>
-        <w:spacing w:line="360" w:lineRule="auto"/>
-      </w:pPr>
-    </w:p>
-    <w:p>
-      <w:pPr>
-        <w:spacing w:line="360" w:lineRule="auto"/>
-      </w:pPr>
-    </w:p>
-    <w:p>
-      <w:pPr>
-        <w:spacing w:line="360" w:lineRule="auto"/>
-      </w:pPr>
-    </w:p>
-    <w:p>
-      <w:pPr>
-        <w:spacing w:line="360" w:lineRule="auto"/>
-      </w:pPr>
-    </w:p>
-    <w:p>
-      <w:pPr>
-        <w:spacing w:line="360" w:lineRule="auto"/>
+          <w:lang w:val="en-US"/>
+        </w:rPr>
+      </w:pPr>
+      <w:r>
         <w:rPr>
           <w:b/>
           <w:bCs/>
           <w:lang w:val="en-US"/>
         </w:rPr>
-      </w:pPr>
-      <w:r>
-        <w:rPr>
-          <w:rFonts w:asciiTheme="minorHAnsi" w:hAnsiTheme="minorHAnsi"/>
+        <w:lastRenderedPageBreak/>
+        <w:t>LITERATURE REVIEW: 4 hours 3 pages</w:t>
+      </w:r>
+    </w:p>
+    <w:p>
+      <w:pPr>
+        <w:spacing w:line="360" w:lineRule="auto"/>
+        <w:ind w:firstLine="720"/>
+        <w:jc w:val="both"/>
+      </w:pPr>
+      <w:r>
+        <w:rPr>
+          <w:lang w:val="en-US"/>
+        </w:rPr>
+        <w:t xml:space="preserve">In the context of urban economics, spatial econometrics and crime literature, various studies have explored how </w:t>
+      </w:r>
+      <w:r>
+        <w:t>built environment features</w:t>
+      </w:r>
+      <w:r>
+        <w:rPr>
+          <w:rFonts w:eastAsiaTheme="majorEastAsia"/>
+        </w:rPr>
+        <w:t> </w:t>
+      </w:r>
+      <w:r>
+        <w:t>and infrastructure shape</w:t>
+      </w:r>
+      <w:r>
+        <w:rPr>
+          <w:rFonts w:eastAsiaTheme="majorEastAsia"/>
+        </w:rPr>
+        <w:t> </w:t>
+      </w:r>
+      <w:r>
+        <w:rPr>
+          <w:lang w:val="en-US"/>
+        </w:rPr>
+        <w:t xml:space="preserve">crime activity in cities. </w:t>
+      </w:r>
+      <w:proofErr w:type="gramStart"/>
+      <w:r>
+        <w:rPr>
+          <w:lang w:val="en-US"/>
+        </w:rPr>
+        <w:t>A number of</w:t>
+      </w:r>
+      <w:proofErr w:type="gramEnd"/>
+      <w:r>
+        <w:rPr>
+          <w:lang w:val="en-US"/>
+        </w:rPr>
+        <w:t xml:space="preserve"> empirical analyses </w:t>
+      </w:r>
+      <w:r>
+        <w:t xml:space="preserve">have investigated this by exploring the causal impact of urban public transit on crime. </w:t>
+      </w:r>
+      <w:r>
+        <w:rPr>
+          <w:lang w:val="en-US"/>
+        </w:rPr>
+        <w:t xml:space="preserve"> \</w:t>
+      </w:r>
+      <w:proofErr w:type="gramStart"/>
+      <w:r>
+        <w:rPr>
+          <w:lang w:val="en-US"/>
+        </w:rPr>
+        <w:t>cite</w:t>
+      </w:r>
+      <w:proofErr w:type="gramEnd"/>
+      <w:r>
+        <w:rPr>
+          <w:lang w:val="en-US"/>
+        </w:rPr>
+        <w:t>{</w:t>
+      </w:r>
+      <w:r>
+        <w:t>ijgi10100632}</w:t>
+      </w:r>
+      <w:r>
+        <w:rPr>
+          <w:lang w:val="en-US"/>
+        </w:rPr>
+        <w:t xml:space="preserve">, for example, </w:t>
+      </w:r>
+      <w:r>
+        <w:t>assessed the impact of two new subway lines implemented in 2017 in ZG city, China, on thefts in the surrounding areas. By employing a</w:t>
+      </w:r>
+      <w:r>
+        <w:rPr>
+          <w:rFonts w:eastAsiaTheme="majorEastAsia"/>
+        </w:rPr>
+        <w:t> </w:t>
+      </w:r>
+      <w:r>
+        <w:t>Difference-in-Differences (DiD)</w:t>
+      </w:r>
+      <w:r>
+        <w:rPr>
+          <w:rFonts w:eastAsiaTheme="majorEastAsia"/>
+        </w:rPr>
+        <w:t> </w:t>
+      </w:r>
+      <w:r>
+        <w:t xml:space="preserve">framework, they found that in the short run, theft increased by 15\%. </w:t>
+      </w:r>
+      <w:r>
+        <w:rPr>
+          <w:lang w:val="en-US"/>
+        </w:rPr>
+        <w:t xml:space="preserve">Others, on the other hand, have ventured to explore the paper of new urban policies and </w:t>
+      </w:r>
+      <w:r>
+        <w:t xml:space="preserve">infrastructure interventions </w:t>
+      </w:r>
+      <w:r>
+        <w:rPr>
+          <w:lang w:val="en-US"/>
+        </w:rPr>
+        <w:t>on this topic. \</w:t>
+      </w:r>
+      <w:proofErr w:type="gramStart"/>
+      <w:r>
+        <w:rPr>
+          <w:lang w:val="en-US"/>
+        </w:rPr>
+        <w:t>cite</w:t>
+      </w:r>
+      <w:proofErr w:type="gramEnd"/>
+      <w:r>
+        <w:rPr>
+          <w:lang w:val="en-US"/>
+        </w:rPr>
+        <w:t>{</w:t>
+      </w:r>
+      <w:r>
+        <w:t>dominguez2022crimetime</w:t>
+      </w:r>
+      <w:r>
+        <w:rPr>
+          <w:lang w:val="en-US"/>
+        </w:rPr>
+        <w:t xml:space="preserve">} paper is one case, as they study </w:t>
+      </w:r>
+      <w:r>
+        <w:t>the causal effect of ambient light on crime in Santiago, Chile, by using the "Daylight Saving Time" policy as a natural experiment. Due to this policy, they could find that an increase of one hour of</w:t>
+      </w:r>
+      <w:r>
+        <w:rPr>
+          <w:rFonts w:eastAsiaTheme="majorEastAsia"/>
+        </w:rPr>
+        <w:t> </w:t>
+      </w:r>
+      <w:r>
+        <w:t>ambient light exposure between 7 and 9 reduced thefts by 30\%.  \hl{</w:t>
+      </w:r>
+      <w:r>
+        <w:rPr>
+          <w:highlight w:val="yellow"/>
+        </w:rPr>
+        <w:t>These studies empahsize on XXXXX (give emphasis on a crime literature concept)</w:t>
+      </w:r>
+      <w:r>
+        <w:t>}\\</w:t>
+      </w:r>
+    </w:p>
+    <w:p>
+      <w:pPr>
+        <w:spacing w:line="360" w:lineRule="auto"/>
+        <w:ind w:firstLine="720"/>
+        <w:jc w:val="both"/>
+      </w:pPr>
+      <w:r>
+        <w:rPr>
+          <w:lang w:val="en-US"/>
+        </w:rPr>
+        <w:t>Retail chains can be considered as built</w:t>
+      </w:r>
+      <w:r>
+        <w:t xml:space="preserve"> environment features</w:t>
+      </w:r>
+      <w:r>
+        <w:rPr>
+          <w:rFonts w:eastAsiaTheme="majorEastAsia"/>
+        </w:rPr>
+        <w:t> </w:t>
+      </w:r>
+      <w:r>
+        <w:rPr>
+          <w:lang w:val="en-US"/>
+        </w:rPr>
+        <w:t xml:space="preserve">that may influence urban crime activity. While different studies have </w:t>
+      </w:r>
+      <w:r>
+        <w:t xml:space="preserve">extensively explored their role, these previous inquiries </w:t>
+      </w:r>
+      <w:r>
+        <w:rPr>
+          <w:lang w:val="en-US"/>
+        </w:rPr>
+        <w:t>have their own limitations</w:t>
+      </w:r>
+      <w:r>
+        <w:t>. A substantial body of research dates back to the pre-2000s era,</w:t>
+      </w:r>
+      <w:r>
+        <w:rPr>
+          <w:lang w:val="en-US"/>
+        </w:rPr>
+        <w:t xml:space="preserve"> meaning that their findings do not contemplate the current urban dynamics of modern cities. Nonetheless</w:t>
+      </w:r>
+      <w:r>
+        <w:t>, these foundational studies provide a critical perspective on the underlying mechanics of crime</w:t>
+      </w:r>
+      <w:r>
+        <w:rPr>
+          <w:lang w:val="en-US"/>
+        </w:rPr>
+        <w:t xml:space="preserve">. For instance, early </w:t>
+      </w:r>
+      <w:r>
+        <w:t xml:space="preserve">investigations focused on identifying the </w:t>
+      </w:r>
+      <w:r>
+        <w:rPr>
+          <w:lang w:val="en-US"/>
+        </w:rPr>
+        <w:t xml:space="preserve">characteristics that influenced the propensity of convenience stores to be </w:t>
+      </w:r>
+      <w:r>
+        <w:t>targeted for robbery</w:t>
+      </w:r>
+      <w:r>
+        <w:rPr>
+          <w:lang w:val="en-US"/>
+        </w:rPr>
+        <w:t>. They identified that stores that operated for longer hours at night were more likely to be robbed, as there are fewer people around \parencitecite{</w:t>
+      </w:r>
+      <w:r>
+        <w:t>dalessio1990crime</w:t>
+      </w:r>
+      <w:r>
+        <w:rPr>
+          <w:lang w:val="en-US"/>
+        </w:rPr>
+        <w:t xml:space="preserve">}. Others found that these types of stores were more prone to be robbed due to the lack of </w:t>
+      </w:r>
+      <w:r>
+        <w:t>visible security such as police presence, security guards, or effective alarm systems \</w:t>
+      </w:r>
+      <w:proofErr w:type="gramStart"/>
+      <w:r>
+        <w:t>parencitecite{</w:t>
+      </w:r>
+      <w:proofErr w:type="gramEnd"/>
+      <w:r>
+        <w:t xml:space="preserve">Wellford1997, </w:t>
+      </w:r>
+      <w:r>
+        <w:t>Dugato2026</w:t>
+      </w:r>
+      <w:r>
+        <w:t>}</w:t>
+      </w:r>
+      <w:r>
+        <w:rPr>
+          <w:lang w:val="en-US"/>
+        </w:rPr>
+        <w:t xml:space="preserve">. Although useful, they fail to account for convenience stores’ role on crime of their </w:t>
+      </w:r>
+      <w:proofErr w:type="spellStart"/>
+      <w:r>
+        <w:rPr>
+          <w:lang w:val="en-US"/>
+        </w:rPr>
+        <w:t>i</w:t>
+      </w:r>
+      <w:proofErr w:type="spellEnd"/>
+      <w:r>
+        <w:t>mmediate surroundings</w:t>
+      </w:r>
+      <w:r>
+        <w:rPr>
+          <w:lang w:val="en-US"/>
+        </w:rPr>
+        <w:t>.\\</w:t>
+      </w:r>
+    </w:p>
+    <w:p>
+      <w:pPr>
+        <w:spacing w:line="360" w:lineRule="auto"/>
+        <w:ind w:firstLine="720"/>
+        <w:jc w:val="both"/>
+      </w:pPr>
+      <w:r>
+        <w:rPr>
+          <w:lang w:val="en-US"/>
+        </w:rPr>
+        <w:t xml:space="preserve">On the other hand, other recent publications </w:t>
+      </w:r>
+      <w:r>
+        <w:t>have examined the influence of</w:t>
+      </w:r>
+      <w:r>
+        <w:rPr>
+          <w:rFonts w:eastAsiaTheme="majorEastAsia"/>
+        </w:rPr>
+        <w:t> </w:t>
+      </w:r>
+      <w:r>
+        <w:t>analogous commercial establishments</w:t>
+      </w:r>
+      <w:r>
+        <w:rPr>
+          <w:rFonts w:eastAsiaTheme="majorEastAsia"/>
+        </w:rPr>
+        <w:t> </w:t>
+      </w:r>
+      <w:r>
+        <w:t>on urban crime</w:t>
+      </w:r>
+      <w:r>
+        <w:rPr>
+          <w:lang w:val="en-US"/>
+        </w:rPr>
+        <w:t xml:space="preserve">. </w:t>
+      </w:r>
+      <w:r>
+        <w:t>While some of these studies do not focus exclusively on convenience stores, they utilize other retail outlets with similar operational profiles which can serve as proxies for what this thesis aims to investigate.</w:t>
+      </w:r>
+      <w:r>
+        <w:rPr>
+          <w:rFonts w:eastAsiaTheme="majorEastAsia"/>
+        </w:rPr>
+        <w:t> </w:t>
+      </w:r>
+      <w:r>
+        <w:t>\textcite{askey2018fast} is and example as the authors</w:t>
+      </w:r>
+      <w:r>
+        <w:rPr>
+          <w:rFonts w:eastAsiaTheme="majorEastAsia"/>
+        </w:rPr>
+        <w:t> </w:t>
+      </w:r>
+      <w:r>
+        <w:t>pooled data</w:t>
+      </w:r>
+      <w:r>
+        <w:rPr>
+          <w:rFonts w:eastAsiaTheme="majorEastAsia"/>
+        </w:rPr>
+        <w:t> </w:t>
+      </w:r>
+      <w:r>
+        <w:t>from fast-food restaurants and convenience stores in Seattle. They used sales revenue as a proxy</w:t>
+      </w:r>
+      <w:r>
+        <w:rPr>
+          <w:rFonts w:eastAsiaTheme="majorEastAsia"/>
+        </w:rPr>
+        <w:t> </w:t>
+      </w:r>
+      <w:r>
+        <w:t xml:space="preserve">for human activity to count the different levels of operational </w:t>
+      </w:r>
+      <w:r>
+        <w:lastRenderedPageBreak/>
+        <w:t>intensity</w:t>
+      </w:r>
+      <w:r>
+        <w:rPr>
+          <w:rFonts w:eastAsiaTheme="majorEastAsia"/>
+        </w:rPr>
+        <w:t> </w:t>
+      </w:r>
+      <w:r>
+        <w:t>across locations, and aimed to explain crime patterns in the immediate surroundings of these establishments. Their results indicate that stores with higher average sales were associated with with a</w:t>
+      </w:r>
+      <w:r>
+        <w:rPr>
+          <w:rFonts w:eastAsiaTheme="majorEastAsia"/>
+        </w:rPr>
+        <w:t> </w:t>
+      </w:r>
+      <w:r>
+        <w:t>7.4\% increase</w:t>
+      </w:r>
+      <w:r>
+        <w:rPr>
+          <w:rFonts w:eastAsiaTheme="majorEastAsia"/>
+        </w:rPr>
+        <w:t> </w:t>
+      </w:r>
+      <w:r>
+        <w:t xml:space="preserve">in expected crime counts. Conversely, \cite{feng2019aggravating} contribute to this discussion by finding that </w:t>
+      </w:r>
+      <w:r>
+        <w:rPr>
+          <w:lang w:val="en-US"/>
+        </w:rPr>
+        <w:t xml:space="preserve">alcohol outlets influenced the likelihood of aggravated assault and street robbery in New York City. </w:t>
+      </w:r>
+      <w:r>
+        <w:t xml:space="preserve">Their findings reveal </w:t>
+      </w:r>
+      <w:r>
+        <w:rPr>
+          <w:lang w:val="en-US"/>
+        </w:rPr>
+        <w:t>differential impacts depending on the type of outlet (if it is a bar, a grocery store, or other similar establishment); for instance, the authors highlighted that in</w:t>
+      </w:r>
+      <w:r>
+        <w:t xml:space="preserve"> Manhattan and the Bronx, proximity within two blocks of a grocery store increased the</w:t>
+      </w:r>
+      <w:r>
+        <w:rPr>
+          <w:rFonts w:eastAsiaTheme="majorEastAsia"/>
+        </w:rPr>
+        <w:t> </w:t>
+      </w:r>
+      <w:r>
+        <w:t xml:space="preserve">relative risk of street robbery by more than sixfold.\\ </w:t>
+      </w:r>
+    </w:p>
+    <w:p>
+      <w:pPr>
+        <w:spacing w:line="360" w:lineRule="auto"/>
+        <w:ind w:firstLine="720"/>
+        <w:jc w:val="both"/>
+        <w:rPr>
+          <w:lang w:val="en-US"/>
+        </w:rPr>
+      </w:pPr>
+      <w:r>
+        <w:t>Another relevant inve</w:t>
+      </w:r>
+      <w:r>
+        <w:t>s</w:t>
+      </w:r>
+      <w:r>
+        <w:t xml:space="preserve">tigation is the one of </w:t>
+      </w:r>
+      <w:r>
+        <w:rPr>
+          <w:lang w:val="en-US"/>
+        </w:rPr>
+        <w:t>\</w:t>
+      </w:r>
+      <w:proofErr w:type="spellStart"/>
+      <w:r>
+        <w:rPr>
+          <w:lang w:val="en-US"/>
+        </w:rPr>
+        <w:t>parencite</w:t>
+      </w:r>
+      <w:proofErr w:type="spellEnd"/>
+      <w:r>
+        <w:rPr>
+          <w:lang w:val="en-US"/>
+        </w:rPr>
+        <w:t>{</w:t>
+      </w:r>
+      <w:r>
+        <w:t>shin2024dollar</w:t>
+      </w:r>
+      <w:r>
+        <w:t xml:space="preserve">}. Shin </w:t>
+      </w:r>
+      <w:r>
+        <w:t xml:space="preserve">used a DiD approach to invetigate the impact of dollar stores on </w:t>
+      </w:r>
+      <w:r>
+        <w:rPr>
+          <w:lang w:val="en-US"/>
+        </w:rPr>
+        <w:t>localized violent crime patterns in Chicago</w:t>
+      </w:r>
+      <w:r>
+        <w:rPr>
+          <w:lang w:val="en-US"/>
+        </w:rPr>
+        <w:t xml:space="preserve">. </w:t>
+      </w:r>
+      <w:r>
+        <w:t>To ensure the treatment and control groups were as homogeneous as possible, the author created localized areas using a </w:t>
+      </w:r>
+      <w:r>
+        <w:t>250</w:t>
+      </w:r>
+      <w:r>
+        <w:t>-</w:t>
+      </w:r>
+      <w:r>
+        <w:t>feet</w:t>
+      </w:r>
+      <w:r>
+        <w:t xml:space="preserve"> buffer for the treatment group and a 250-to-</w:t>
+      </w:r>
+      <w:r>
+        <w:t>354</w:t>
+      </w:r>
+      <w:r>
+        <w:t>-</w:t>
+      </w:r>
+      <w:r>
+        <w:t>feet</w:t>
+      </w:r>
+      <w:r>
+        <w:t xml:space="preserve"> outer ring as the control.</w:t>
+      </w:r>
+      <w:r>
+        <w:t xml:space="preserve"> </w:t>
+      </w:r>
+      <w:r>
+        <w:rPr>
+          <w:lang w:val="en-US"/>
+        </w:rPr>
+        <w:t xml:space="preserve">At the end, this research found that </w:t>
+      </w:r>
+      <w:r>
+        <w:t>store openings lead to a 21.5% increase in violent crime (0.17 incidents per quarter), a result primarily driven by a 38% surge in robberies.</w:t>
+      </w:r>
+      <w:r>
+        <w:rPr>
+          <w:lang w:val="en-US"/>
+        </w:rPr>
+        <w:t>\\</w:t>
+      </w:r>
+    </w:p>
+    <w:p>
+      <w:pPr>
+        <w:spacing w:line="360" w:lineRule="auto"/>
+        <w:ind w:firstLine="720"/>
+        <w:jc w:val="both"/>
+      </w:pPr>
+      <w:r>
+        <w:t>Although these studies offer a useful baseline</w:t>
+      </w:r>
+      <w:r>
+        <w:rPr>
+          <w:lang w:val="en-US"/>
+        </w:rPr>
+        <w:t xml:space="preserve"> of how convenience stores, and specifically OXXO, impact nearby crime, </w:t>
+      </w:r>
+      <w:r>
+        <w:t>they present an incomplete perspective as</w:t>
+      </w:r>
+      <w:r>
+        <w:rPr>
+          <w:lang w:val="en-US"/>
+        </w:rPr>
+        <w:t xml:space="preserve"> they exclusively explored this nexus in cities of high-income nations. To build a more robust theory, these hypotheses must be tested </w:t>
+      </w:r>
+      <w:r>
+        <w:t>within</w:t>
+      </w:r>
+      <w:r>
+        <w:rPr>
+          <w:rFonts w:eastAsiaTheme="majorEastAsia"/>
+        </w:rPr>
+        <w:t> </w:t>
+      </w:r>
+      <w:r>
+        <w:t xml:space="preserve">Latin American cities </w:t>
+      </w:r>
+      <w:r>
+        <w:rPr>
+          <w:lang w:val="en-US"/>
+        </w:rPr>
+        <w:t xml:space="preserve">which have </w:t>
+      </w:r>
+      <w:proofErr w:type="gramStart"/>
+      <w:r>
+        <w:rPr>
+          <w:lang w:val="en-US"/>
+        </w:rPr>
+        <w:t>particular urban</w:t>
+      </w:r>
+      <w:proofErr w:type="gramEnd"/>
+      <w:r>
+        <w:rPr>
+          <w:lang w:val="en-US"/>
+        </w:rPr>
+        <w:t xml:space="preserve"> dynamics. Many papers argue that convenience stores are normally located in </w:t>
+      </w:r>
+      <w:r>
+        <w:t>socio-economically disadvantaged areas</w:t>
+      </w:r>
+      <w:r>
+        <w:rPr>
+          <w:lang w:val="en-US"/>
+        </w:rPr>
+        <w:t xml:space="preserve"> </w:t>
+      </w:r>
+      <w:r>
+        <w:t>where poverty, social disorganization, and lack of community resources exacerbate crime risks</w:t>
+      </w:r>
+      <w:r>
+        <w:rPr>
+          <w:lang w:val="en-US"/>
+        </w:rPr>
+        <w:t xml:space="preserve"> \</w:t>
+      </w:r>
+      <w:proofErr w:type="spellStart"/>
+      <w:proofErr w:type="gramStart"/>
+      <w:r>
+        <w:rPr>
+          <w:lang w:val="en-US"/>
+        </w:rPr>
+        <w:t>parencite</w:t>
+      </w:r>
+      <w:proofErr w:type="spellEnd"/>
+      <w:r>
+        <w:rPr>
+          <w:lang w:val="en-US"/>
+        </w:rPr>
+        <w:t>{</w:t>
+      </w:r>
+      <w:proofErr w:type="gramEnd"/>
+      <w:r>
+        <w:t>shin2024dollar</w:t>
+      </w:r>
+      <w:r>
+        <w:t xml:space="preserve">, </w:t>
+      </w:r>
+      <w:r>
+        <w:t>Dugato2026</w:t>
+      </w:r>
+      <w:r>
+        <w:rPr>
+          <w:lang w:val="en-US"/>
+        </w:rPr>
+        <w:t xml:space="preserve">}, but in cities like Bogotá the situation is not analogous. OXXO in Bogotá, for instance, does not follow this rule as it instead prioritizes to open locations in middle to high income neighborhoods, and places with high commercial activity and influx of people.\\ </w:t>
+      </w:r>
+    </w:p>
+    <w:p>
+      <w:pPr>
+        <w:spacing w:line="360" w:lineRule="auto"/>
+        <w:ind w:firstLine="720"/>
+        <w:jc w:val="both"/>
+      </w:pPr>
+      <w:r>
+        <w:t>In</w:t>
+      </w:r>
+      <w:r>
+        <w:rPr>
+          <w:rFonts w:eastAsiaTheme="majorEastAsia"/>
+        </w:rPr>
+        <w:t> </w:t>
+      </w:r>
+      <w:r>
+        <w:t>Latin America, the economic literature regarding convenience stores remains</w:t>
+      </w:r>
+      <w:r>
+        <w:rPr>
+          <w:rFonts w:eastAsiaTheme="majorEastAsia"/>
+        </w:rPr>
+        <w:t> </w:t>
+      </w:r>
+      <w:r>
+        <w:t>limited. Recent investigations have explored their causal role on various</w:t>
+      </w:r>
+      <w:r>
+        <w:rPr>
+          <w:rFonts w:eastAsiaTheme="majorEastAsia"/>
+        </w:rPr>
+        <w:t> </w:t>
+      </w:r>
+      <w:r>
+        <w:t>labor market indicators \parencite{delgado2024, marcos2022}. However, despite this growing interest in labor dynamics, the</w:t>
+      </w:r>
+      <w:r>
+        <w:rPr>
+          <w:rFonts w:eastAsiaTheme="majorEastAsia"/>
+        </w:rPr>
+        <w:t> </w:t>
+      </w:r>
+      <w:r>
+        <w:t>spatial relationship</w:t>
+      </w:r>
+      <w:r>
+        <w:rPr>
+          <w:rFonts w:eastAsiaTheme="majorEastAsia"/>
+        </w:rPr>
+        <w:t> </w:t>
+      </w:r>
+      <w:r>
+        <w:t xml:space="preserve">between these establishments and urban security in the region has been largely overlooked. Specifically in </w:t>
+      </w:r>
+      <w:r>
+        <w:rPr>
+          <w:lang w:val="en-US"/>
+        </w:rPr>
+        <w:t>Bogotá</w:t>
+      </w:r>
+      <w:r>
+        <w:t xml:space="preserve"> crime literature has primarily focused on public transport, general socioeconomic urban caracteristics, and policy intervention impact on crime \parencite{moreno2005impacto, bacares2013impact}.\\ </w:t>
+      </w:r>
+    </w:p>
+    <w:p>
+      <w:pPr>
+        <w:spacing w:line="360" w:lineRule="auto"/>
+        <w:ind w:firstLine="720"/>
+        <w:jc w:val="both"/>
+      </w:pPr>
+      <w:r>
+        <w:lastRenderedPageBreak/>
+        <w:t>The investigations that have actually explored this topic are counted. For example,  \cite{jaramillo2021low} used the same method as \parencite{</w:t>
+      </w:r>
+      <w:r>
+        <w:t>shin2024dollar</w:t>
+      </w:r>
+      <w:r>
+        <w:t xml:space="preserve">} to study the effect of D1 hard discount stores </w:t>
+      </w:r>
+      <w:r>
+        <w:t xml:space="preserve">on the crime around the streets where </w:t>
+      </w:r>
+      <w:r>
+        <w:t>they</w:t>
+      </w:r>
+      <w:r>
+        <w:t xml:space="preserve"> ope</w:t>
+      </w:r>
+      <w:r>
+        <w:t xml:space="preserve">n in </w:t>
+      </w:r>
+      <w:r>
+        <w:t>Bogotá.</w:t>
+      </w:r>
+      <w:r>
+        <w:t xml:space="preserve"> Although D1s are not convenience stores per se, they attract a similar type of costumers and and often share similar spatial locations with OXXO outlets. By analyzing the period of 2016 to 2019 and employing the same information utilized in this thesis (SIEDCO), the authors found that D1 openings caused a</w:t>
+      </w:r>
+      <w:r>
+        <w:rPr>
+          <w:rFonts w:eastAsiaTheme="majorEastAsia"/>
+        </w:rPr>
+        <w:t> </w:t>
+      </w:r>
+      <w:r>
+        <w:t>33.4\% average reduction</w:t>
+      </w:r>
+      <w:r>
+        <w:rPr>
+          <w:rFonts w:eastAsiaTheme="majorEastAsia"/>
+        </w:rPr>
+        <w:t> </w:t>
+      </w:r>
+      <w:r>
+        <w:t>in crime density per block. They attributed this impact to the</w:t>
+      </w:r>
+      <w:r>
+        <w:rPr>
+          <w:rFonts w:eastAsiaTheme="majorEastAsia"/>
+        </w:rPr>
+        <w:t> </w:t>
+      </w:r>
+      <w:r>
+        <w:t>'eyes on the street' phenomenon, suggesting that the increased pedestrian flow acts as a form of</w:t>
+      </w:r>
+      <w:r>
+        <w:rPr>
+          <w:rFonts w:eastAsiaTheme="majorEastAsia"/>
+        </w:rPr>
+        <w:t> </w:t>
+      </w:r>
+      <w:r>
+        <w:t>informal guardianship</w:t>
+      </w:r>
+      <w:r>
+        <w:rPr>
+          <w:rFonts w:eastAsiaTheme="majorEastAsia"/>
+        </w:rPr>
+        <w:t> </w:t>
+      </w:r>
+      <w:r>
+        <w:t xml:space="preserve">that deters criminal activity \parencite{jacobs1961death, jaramillo2021low}.\\ </w:t>
+      </w:r>
+    </w:p>
+    <w:p>
+      <w:pPr>
+        <w:spacing w:line="360" w:lineRule="auto"/>
+        <w:ind w:firstLine="720"/>
+        <w:jc w:val="both"/>
+      </w:pPr>
+      <w:r>
+        <w:t xml:space="preserve">As noted, the body of literature that explores the impact of convenience stores on crime in Latinamerica is reduced, and </w:t>
+      </w:r>
+      <w:r>
+        <w:t>virtually non-existent in the Colombian context.</w:t>
+      </w:r>
+      <w:r>
+        <w:t xml:space="preserve"> In this thesis I aim to fill this gap by evaluating the impact of OXXO store openings on local crime in Bogotá. </w:t>
+      </w:r>
+      <w:r>
+        <w:t>Given their rapid expansion and market dominance, OXXO stores serve as a primary actor and a representative proxy for modern convenience retail</w:t>
+      </w:r>
+      <w:r>
+        <w:t xml:space="preserve"> in the city. Additionally, this analisis is particularly relevant in a context where crime remains a public policy priority and a </w:t>
+      </w:r>
+      <w:r>
+        <w:t xml:space="preserve">growing concern for </w:t>
+      </w:r>
+      <w:r>
+        <w:t>Bogota</w:t>
+      </w:r>
+      <w:r>
+        <w:rPr>
+          <w:lang w:val="en-US"/>
+        </w:rPr>
+        <w:t xml:space="preserve">’s </w:t>
+      </w:r>
+      <w:r>
+        <w:t>inhabitants.</w:t>
+      </w:r>
+    </w:p>
+    <w:p>
+      <w:pPr>
+        <w:spacing w:line="360" w:lineRule="auto"/>
+        <w:ind w:firstLine="720"/>
+        <w:jc w:val="both"/>
+      </w:pPr>
+    </w:p>
+    <w:p>
+      <w:pPr>
+        <w:spacing w:line="360" w:lineRule="auto"/>
+        <w:ind w:firstLine="720"/>
+        <w:jc w:val="both"/>
+      </w:pPr>
+    </w:p>
+    <w:p>
+      <w:pPr>
+        <w:spacing w:line="360" w:lineRule="auto"/>
+        <w:rPr>
+          <w:lang w:val="en-US"/>
+        </w:rPr>
+      </w:pPr>
+    </w:p>
+    <w:p>
+      <w:pPr>
+        <w:spacing w:line="360" w:lineRule="auto"/>
+        <w:rPr>
+          <w:lang w:val="en-US"/>
+        </w:rPr>
+      </w:pPr>
+    </w:p>
+    <w:p>
+      <w:pPr>
+        <w:spacing w:line="360" w:lineRule="auto"/>
+        <w:rPr>
+          <w:lang w:val="en-US"/>
+        </w:rPr>
+      </w:pPr>
+    </w:p>
+    <w:p>
+      <w:pPr>
+        <w:spacing w:line="360" w:lineRule="auto"/>
+        <w:rPr>
+          <w:lang w:val="en-US"/>
+        </w:rPr>
+      </w:pPr>
+    </w:p>
+    <w:p>
+      <w:pPr>
+        <w:spacing w:line="360" w:lineRule="auto"/>
+        <w:rPr>
+          <w:lang w:val="en-US"/>
+        </w:rPr>
+      </w:pPr>
+    </w:p>
+    <w:p>
+      <w:pPr>
+        <w:spacing w:line="360" w:lineRule="auto"/>
+        <w:rPr>
+          <w:lang w:val="en-US"/>
+        </w:rPr>
+      </w:pPr>
+    </w:p>
+    <w:p>
+      <w:pPr>
+        <w:spacing w:line="360" w:lineRule="auto"/>
+        <w:rPr>
+          <w:lang w:val="en-US"/>
+        </w:rPr>
+      </w:pPr>
+    </w:p>
+    <w:p>
+      <w:pPr>
+        <w:spacing w:line="360" w:lineRule="auto"/>
+        <w:rPr>
+          <w:lang w:val="en-US"/>
+        </w:rPr>
+      </w:pPr>
+    </w:p>
+    <w:p>
+      <w:pPr>
+        <w:spacing w:line="360" w:lineRule="auto"/>
+        <w:rPr>
+          <w:lang w:val="en-US"/>
+        </w:rPr>
+      </w:pPr>
+    </w:p>
+    <w:p>
+      <w:pPr>
+        <w:spacing w:line="360" w:lineRule="auto"/>
+        <w:rPr>
+          <w:lang w:val="en-US"/>
+        </w:rPr>
+      </w:pPr>
+    </w:p>
+    <w:p>
+      <w:pPr>
+        <w:spacing w:line="360" w:lineRule="auto"/>
+        <w:rPr>
+          <w:lang w:val="en-US"/>
+        </w:rPr>
+      </w:pPr>
+    </w:p>
+    <w:p>
+      <w:pPr>
+        <w:spacing w:line="360" w:lineRule="auto"/>
+        <w:rPr>
+          <w:lang w:val="en-US"/>
+        </w:rPr>
+      </w:pPr>
+    </w:p>
+    <w:p>
+      <w:pPr>
+        <w:spacing w:line="360" w:lineRule="auto"/>
+        <w:rPr>
           <w:b/>
           <w:bCs/>
           <w:lang w:val="en-US"/>
         </w:rPr>
-        <w:lastRenderedPageBreak/>
-        <w:t xml:space="preserve">LITERATURE REVIEW: </w:t>
-      </w:r>
+      </w:pPr>
       <w:r>
         <w:rPr>
           <w:b/>
           <w:bCs/>
           <w:lang w:val="en-US"/>
         </w:rPr>
-        <w:t>4 hours 3 pages</w:t>
+        <w:lastRenderedPageBreak/>
+        <w:t>DATA SOURCES AND UNIT OF ANALYSIS 1hour 30min</w:t>
       </w:r>
     </w:p>
     <w:p>
@@ -2083,1313 +2746,119 @@
         <w:rPr>
           <w:lang w:val="en-US"/>
         </w:rPr>
-        <w:t xml:space="preserve">In the context of urban economics, spatial econometrics and crime literature, various studies have explored how </w:t>
-      </w:r>
-      <w:r>
-        <w:t>built environment</w:t>
+        <w:t xml:space="preserve">For this thesis I </w:t>
+      </w:r>
+      <w:r>
+        <w:t>use UPZs as the unit of analysis</w:t>
+      </w:r>
+      <w:r>
+        <w:t>.</w:t>
+      </w:r>
+      <w:r>
+        <w:t xml:space="preserve"> UPZs work as a feasible division of Bogotá as the disctrict maintains continuity and consistency of data across the years, and security interventions are normally focalized by UPZ </w:t>
+      </w:r>
+      <w:r>
+        <w:rPr>
+          <w:lang w:val="en-US"/>
+        </w:rPr>
+        <w:t>\hl{(</w:t>
+      </w:r>
+      <w:proofErr w:type="spellStart"/>
+      <w:r>
+        <w:rPr>
+          <w:lang w:val="en-US"/>
+        </w:rPr>
+        <w:t>cita</w:t>
+      </w:r>
+      <w:proofErr w:type="spellEnd"/>
+      <w:r>
+        <w:rPr>
+          <w:lang w:val="en-US"/>
+        </w:rPr>
+        <w:t>}</w:t>
+      </w:r>
+      <w:r>
+        <w:t>. Also, these Units maintain urbanistic and socioeconomic homogeneity by grouping similar neighborhoods, and are the middle point between Localities and Street blocks (manzanas).</w:t>
+      </w:r>
+      <w:r>
+        <w:t>\\</w:t>
       </w:r>
       <w:r>
         <w:t xml:space="preserve"> </w:t>
       </w:r>
-      <w:r>
-        <w:t>features</w:t>
-      </w:r>
-      <w:r>
-        <w:rPr>
-          <w:rFonts w:eastAsiaTheme="majorEastAsia"/>
-        </w:rPr>
-        <w:t> </w:t>
-      </w:r>
-      <w:r>
-        <w:t>and infrastructure shape</w:t>
-      </w:r>
-      <w:r>
-        <w:rPr>
-          <w:rFonts w:eastAsiaTheme="majorEastAsia"/>
-        </w:rPr>
-        <w:t> </w:t>
-      </w:r>
-      <w:r>
-        <w:rPr>
-          <w:lang w:val="en-US"/>
-        </w:rPr>
-        <w:t xml:space="preserve">crime activity in cities. </w:t>
-      </w:r>
-      <w:proofErr w:type="gramStart"/>
-      <w:r>
-        <w:rPr>
-          <w:lang w:val="en-US"/>
-        </w:rPr>
-        <w:t>A number of</w:t>
-      </w:r>
-      <w:proofErr w:type="gramEnd"/>
-      <w:r>
-        <w:rPr>
-          <w:lang w:val="en-US"/>
-        </w:rPr>
-        <w:t xml:space="preserve"> empirical analyses </w:t>
-      </w:r>
-      <w:r>
-        <w:t xml:space="preserve">have investigated this by exploring the causal impact of urban public transit on crime. </w:t>
-      </w:r>
-      <w:r>
-        <w:rPr>
-          <w:lang w:val="en-US"/>
-        </w:rPr>
-        <w:t xml:space="preserve"> \</w:t>
-      </w:r>
-      <w:proofErr w:type="gramStart"/>
-      <w:r>
-        <w:rPr>
-          <w:lang w:val="en-US"/>
-        </w:rPr>
-        <w:t>cite</w:t>
-      </w:r>
-      <w:proofErr w:type="gramEnd"/>
-      <w:r>
-        <w:rPr>
-          <w:lang w:val="en-US"/>
-        </w:rPr>
-        <w:t>{</w:t>
-      </w:r>
-      <w:r>
-        <w:t>ijgi10100632</w:t>
-      </w:r>
-      <w:r>
-        <w:t>}</w:t>
-      </w:r>
-      <w:r>
-        <w:rPr>
-          <w:lang w:val="en-US"/>
-        </w:rPr>
-        <w:t xml:space="preserve">, for example, </w:t>
-      </w:r>
-      <w:r>
-        <w:t>assess</w:t>
-      </w:r>
-      <w:r>
-        <w:t xml:space="preserve">ed the impact of two new </w:t>
-      </w:r>
-      <w:r>
-        <w:t>subway</w:t>
-      </w:r>
-      <w:r>
-        <w:t xml:space="preserve"> lines implemented in 2017 in ZG city, China, on thefts </w:t>
-      </w:r>
-      <w:r>
-        <w:t>in the surrounding areas.</w:t>
+    </w:p>
+    <w:p>
+      <w:pPr>
+        <w:spacing w:line="360" w:lineRule="auto"/>
+        <w:jc w:val="both"/>
+      </w:pPr>
+      <w:r>
+        <w:t xml:space="preserve">Meanwhile, the results of this study employ </w:t>
+      </w:r>
+      <w:r>
+        <w:rPr>
+          <w:lang w:val="en-US"/>
+        </w:rPr>
+        <w:t xml:space="preserve">four main data sources </w:t>
+      </w:r>
+      <w:r>
+        <w:t>(see appendix~\ref{sec:variables_descripcion_detallada})</w:t>
+      </w:r>
+      <w:r>
+        <w:t>. For measuring crime rate in Bogot</w:t>
+      </w:r>
+      <w:r>
+        <w:rPr>
+          <w:lang w:val="en-US"/>
+        </w:rPr>
+        <w:t xml:space="preserve">á I used the georeferenced crime events </w:t>
+      </w:r>
+      <w:r>
+        <w:t>stored in SIEDCO</w:t>
       </w:r>
       <w:r>
         <w:t xml:space="preserve"> </w:t>
       </w:r>
       <w:r>
-        <w:t>By employing a</w:t>
-      </w:r>
-      <w:r>
-        <w:rPr>
-          <w:rFonts w:eastAsiaTheme="majorEastAsia"/>
-        </w:rPr>
-        <w:t> </w:t>
-      </w:r>
-      <w:r>
-        <w:t>Difference-in-Differences (DiD)</w:t>
-      </w:r>
-      <w:r>
-        <w:rPr>
-          <w:rFonts w:eastAsiaTheme="majorEastAsia"/>
-        </w:rPr>
-        <w:t> </w:t>
-      </w:r>
-      <w:r>
-        <w:t>framework, they found that in the short run, theft increased by 15</w:t>
-      </w:r>
-      <w:r>
-        <w:t>\</w:t>
-      </w:r>
-      <w:r>
-        <w:t xml:space="preserve">%. </w:t>
-      </w:r>
-      <w:r>
-        <w:rPr>
-          <w:lang w:val="en-US"/>
-        </w:rPr>
-        <w:t xml:space="preserve">Others, on the other hand, have ventured to explore the paper of new urban policies and </w:t>
-      </w:r>
-      <w:r>
-        <w:t>infrastructure interventions</w:t>
-      </w:r>
-      <w:r>
+        <w:t>\footnote{Access at \url{</w:t>
+      </w:r>
+      <w:r>
+        <w:rPr>
+          <w:u w:val="single"/>
+        </w:rPr>
         <w:t xml:space="preserve"> </w:t>
       </w:r>
       <w:r>
         <w:rPr>
-          <w:lang w:val="en-US"/>
-        </w:rPr>
-        <w:t>on this topic. \</w:t>
-      </w:r>
-      <w:proofErr w:type="gramStart"/>
-      <w:r>
-        <w:rPr>
-          <w:lang w:val="en-US"/>
-        </w:rPr>
-        <w:t>cite</w:t>
-      </w:r>
-      <w:proofErr w:type="gramEnd"/>
-      <w:r>
-        <w:rPr>
-          <w:lang w:val="en-US"/>
-        </w:rPr>
-        <w:t>{</w:t>
-      </w:r>
-      <w:r>
-        <w:t>do</w:t>
-      </w:r>
-      <w:r>
-        <w:t>minguez2022crimetime</w:t>
-      </w:r>
-      <w:r>
-        <w:rPr>
-          <w:lang w:val="en-US"/>
-        </w:rPr>
-        <w:t xml:space="preserve">} paper is one case, as they study </w:t>
-      </w:r>
-      <w:r>
-        <w:t>the causal effect of ambient light on crime in Santiago</w:t>
-      </w:r>
-      <w:r>
-        <w:t xml:space="preserve">, Chile, by using the </w:t>
-      </w:r>
-      <w:r>
-        <w:t>"Daylight Saving Time" policy</w:t>
+          <w:u w:val="single"/>
+        </w:rPr>
+        <w:t>https://oaiee.scj.gov.co/agc/rest/services/Tematicos_Pub/SIEDCO_Delitos_Pub/FeatureServer</w:t>
+      </w:r>
+      <w:r>
+        <w:t>}}</w:t>
       </w:r>
       <w:r>
         <w:t xml:space="preserve"> </w:t>
       </w:r>
       <w:r>
-        <w:t>as a natural experiment</w:t>
-      </w:r>
-      <w:r>
-        <w:t>. Due to this policy, they could find that an increase of one hour of</w:t>
-      </w:r>
-      <w:r>
-        <w:rPr>
-          <w:rFonts w:eastAsiaTheme="majorEastAsia"/>
-        </w:rPr>
-        <w:t> </w:t>
-      </w:r>
-      <w:r>
-        <w:t>ambient light exposure</w:t>
-      </w:r>
-      <w:r>
-        <w:t xml:space="preserve"> between 7 and 9 reduced thefts by 30\%.  \hl{</w:t>
-      </w:r>
-      <w:r>
-        <w:rPr>
-          <w:highlight w:val="yellow"/>
-        </w:rPr>
-        <w:t>These studies empahsize on XXXXX (give emphasis on a crime literature concept)</w:t>
-      </w:r>
-      <w:r>
-        <w:t>}\\</w:t>
-      </w:r>
-    </w:p>
-    <w:p>
-      <w:pPr>
-        <w:spacing w:line="360" w:lineRule="auto"/>
-        <w:ind w:firstLine="720"/>
-        <w:jc w:val="both"/>
-      </w:pPr>
-      <w:r>
-        <w:rPr>
-          <w:lang w:val="en-US"/>
-        </w:rPr>
-        <w:t>Retail chains can be considered as built</w:t>
-      </w:r>
-      <w:r>
-        <w:t xml:space="preserve"> environment</w:t>
+        <w:t xml:space="preserve">spanning </w:t>
+      </w:r>
+      <w:r>
+        <w:t>from \</w:t>
+      </w:r>
+      <w:r>
+        <w:rPr>
+          <w:lang w:val="en-US"/>
+        </w:rPr>
+        <w:t>hl{2018 to 2022}</w:t>
+      </w:r>
+      <w:r>
+        <w:t>.</w:t>
       </w:r>
       <w:r>
         <w:t xml:space="preserve"> </w:t>
       </w:r>
       <w:r>
-        <w:t>features</w:t>
-      </w:r>
-      <w:r>
-        <w:rPr>
-          <w:rFonts w:eastAsiaTheme="majorEastAsia"/>
-        </w:rPr>
-        <w:t> </w:t>
-      </w:r>
-      <w:r>
-        <w:rPr>
-          <w:lang w:val="en-US"/>
-        </w:rPr>
-        <w:t xml:space="preserve">that may influence urban crime activity. While different studies have </w:t>
-      </w:r>
-      <w:r>
-        <w:t xml:space="preserve">extensively explored their role, these previous inquiries </w:t>
-      </w:r>
-      <w:r>
-        <w:rPr>
-          <w:lang w:val="en-US"/>
-        </w:rPr>
-        <w:t>have their own limitations</w:t>
-      </w:r>
-      <w:r>
-        <w:t xml:space="preserve">. </w:t>
-      </w:r>
-      <w:r>
-        <w:t>A substantial body of research dates back to the pre-2000s era,</w:t>
-      </w:r>
-      <w:r>
-        <w:rPr>
-          <w:lang w:val="en-US"/>
-        </w:rPr>
-        <w:t xml:space="preserve"> meaning that their findings do not contemplate the current urban dynamics of modern cities. Nonetheless</w:t>
-      </w:r>
-      <w:r>
-        <w:t>, these foundational studies provide a critical perspective on the underlying mechanics of crime</w:t>
-      </w:r>
-      <w:r>
-        <w:rPr>
-          <w:lang w:val="en-US"/>
-        </w:rPr>
-        <w:t xml:space="preserve">. For instance, early </w:t>
-      </w:r>
-      <w:r>
-        <w:t xml:space="preserve">investigations focused on identifying </w:t>
-      </w:r>
-      <w:r>
-        <w:t xml:space="preserve">the </w:t>
-      </w:r>
-      <w:r>
-        <w:rPr>
-          <w:lang w:val="en-US"/>
-        </w:rPr>
-        <w:t xml:space="preserve">characteristics that influenced the propensity of convenience stores to be </w:t>
-      </w:r>
-      <w:r>
-        <w:t>targeted for robbery</w:t>
-      </w:r>
-      <w:r>
-        <w:rPr>
-          <w:lang w:val="en-US"/>
-        </w:rPr>
-        <w:t>. They identified that stores that operated for longer hours at night were more likely to be robbed, as there are fewer people around \parencitecite{</w:t>
-      </w:r>
-      <w:r>
-        <w:t>dalessio1990crime</w:t>
-      </w:r>
-      <w:r>
-        <w:rPr>
-          <w:lang w:val="en-US"/>
-        </w:rPr>
-        <w:t xml:space="preserve">}. Others found that these types of stores were more prone to be robbed due to the lack of </w:t>
-      </w:r>
-      <w:r>
-        <w:t>visible security such as police presence, security guards, or effective alarm</w:t>
-      </w:r>
-      <w:r>
-        <w:t xml:space="preserve"> systems \</w:t>
-      </w:r>
-      <w:proofErr w:type="gramStart"/>
-      <w:r>
-        <w:t>parencitecite{</w:t>
-      </w:r>
-      <w:proofErr w:type="gramEnd"/>
-      <w:r>
-        <w:t>Wellford1997</w:t>
-      </w:r>
-      <w:r>
-        <w:t xml:space="preserve">, </w:t>
-      </w:r>
-      <w:r>
-        <w:t>Dugato2026</w:t>
-      </w:r>
-      <w:r>
-        <w:t>}</w:t>
-      </w:r>
-      <w:r>
-        <w:rPr>
-          <w:lang w:val="en-US"/>
-        </w:rPr>
-        <w:t xml:space="preserve">. Although useful, they fail to account for convenience stores’ role on crime of their </w:t>
-      </w:r>
-      <w:proofErr w:type="spellStart"/>
-      <w:r>
-        <w:rPr>
-          <w:lang w:val="en-US"/>
-        </w:rPr>
-        <w:t>i</w:t>
-      </w:r>
-      <w:proofErr w:type="spellEnd"/>
-      <w:r>
-        <w:t>mmediate surroundings</w:t>
-      </w:r>
-      <w:r>
-        <w:rPr>
-          <w:lang w:val="en-US"/>
-        </w:rPr>
-        <w:t>.\\</w:t>
-      </w:r>
-    </w:p>
-    <w:p>
-      <w:pPr>
-        <w:spacing w:line="360" w:lineRule="auto"/>
-        <w:ind w:firstLine="720"/>
-        <w:jc w:val="both"/>
-      </w:pPr>
-      <w:r>
-        <w:rPr>
-          <w:lang w:val="en-US"/>
-        </w:rPr>
-        <w:t xml:space="preserve">On the other hand, </w:t>
-      </w:r>
-      <w:r>
-        <w:rPr>
-          <w:lang w:val="en-US"/>
-        </w:rPr>
-        <w:t xml:space="preserve">other recent publications </w:t>
-      </w:r>
-      <w:r>
-        <w:t>have examined the influence of</w:t>
-      </w:r>
-      <w:r>
-        <w:rPr>
-          <w:rFonts w:eastAsiaTheme="majorEastAsia"/>
-        </w:rPr>
-        <w:t> </w:t>
-      </w:r>
-      <w:r>
-        <w:t>analogous commercial establishments</w:t>
-      </w:r>
-      <w:r>
-        <w:rPr>
-          <w:rFonts w:eastAsiaTheme="majorEastAsia"/>
-        </w:rPr>
-        <w:t> </w:t>
-      </w:r>
-      <w:r>
-        <w:t>on urban crime</w:t>
-      </w:r>
-      <w:r>
-        <w:rPr>
-          <w:lang w:val="en-US"/>
-        </w:rPr>
-        <w:t xml:space="preserve">. </w:t>
-      </w:r>
-      <w:r>
-        <w:t>While some of these studies do not focus exclusively on convenience stores, they utilize other retail outlets with similar operational profiles</w:t>
-      </w:r>
-      <w:r>
-        <w:t xml:space="preserve"> which can serve as proxies for what this thesis aims to </w:t>
-      </w:r>
-      <w:r>
-        <w:t>investigate.</w:t>
-      </w:r>
-      <w:r>
-        <w:rPr>
-          <w:rFonts w:asciiTheme="minorHAnsi" w:eastAsiaTheme="majorEastAsia" w:hAnsiTheme="minorHAnsi" w:cstheme="minorBidi"/>
-        </w:rPr>
-        <w:t> </w:t>
-      </w:r>
-      <w:r>
-        <w:rPr>
-          <w:rFonts w:asciiTheme="minorHAnsi" w:hAnsiTheme="minorHAnsi" w:cstheme="minorBidi"/>
-        </w:rPr>
-        <w:t>\textcite{askey2018fast}</w:t>
-      </w:r>
-      <w:r>
-        <w:t xml:space="preserve"> is and example as </w:t>
-      </w:r>
-      <w:r>
-        <w:rPr>
-          <w:rFonts w:asciiTheme="minorHAnsi" w:hAnsiTheme="minorHAnsi" w:cstheme="minorBidi"/>
-        </w:rPr>
-        <w:t>the</w:t>
-      </w:r>
-      <w:r>
-        <w:t xml:space="preserve"> </w:t>
-      </w:r>
-      <w:r>
-        <w:rPr>
-          <w:rFonts w:asciiTheme="minorHAnsi" w:hAnsiTheme="minorHAnsi" w:cstheme="minorBidi"/>
-        </w:rPr>
-        <w:t>authors</w:t>
-      </w:r>
-      <w:r>
-        <w:rPr>
-          <w:rFonts w:asciiTheme="minorHAnsi" w:eastAsiaTheme="majorEastAsia" w:hAnsiTheme="minorHAnsi" w:cstheme="minorBidi"/>
-        </w:rPr>
-        <w:t> </w:t>
-      </w:r>
-      <w:r>
-        <w:rPr>
-          <w:rFonts w:asciiTheme="minorHAnsi" w:hAnsiTheme="minorHAnsi" w:cstheme="minorBidi"/>
-        </w:rPr>
-        <w:t>pooled</w:t>
-      </w:r>
-      <w:r>
-        <w:t xml:space="preserve"> </w:t>
-      </w:r>
-      <w:r>
-        <w:rPr>
-          <w:rFonts w:asciiTheme="minorHAnsi" w:hAnsiTheme="minorHAnsi" w:cstheme="minorBidi"/>
-        </w:rPr>
-        <w:t>data</w:t>
-      </w:r>
-      <w:r>
-        <w:rPr>
-          <w:rFonts w:asciiTheme="minorHAnsi" w:eastAsiaTheme="majorEastAsia" w:hAnsiTheme="minorHAnsi" w:cstheme="minorBidi"/>
-        </w:rPr>
-        <w:t> </w:t>
-      </w:r>
-      <w:r>
-        <w:rPr>
-          <w:rFonts w:asciiTheme="minorHAnsi" w:hAnsiTheme="minorHAnsi" w:cstheme="minorBidi"/>
-        </w:rPr>
-        <w:t>from fast-food restaurants and convenience stores in Seattle</w:t>
-      </w:r>
-      <w:r>
-        <w:t xml:space="preserve">. They used </w:t>
-      </w:r>
-      <w:r>
-        <w:rPr>
-          <w:rFonts w:asciiTheme="minorHAnsi" w:hAnsiTheme="minorHAnsi" w:cstheme="minorBidi"/>
-        </w:rPr>
-        <w:t>sales revenue as a proxy</w:t>
-      </w:r>
-      <w:r>
-        <w:rPr>
-          <w:rFonts w:asciiTheme="minorHAnsi" w:eastAsiaTheme="majorEastAsia" w:hAnsiTheme="minorHAnsi" w:cstheme="minorBidi"/>
-        </w:rPr>
-        <w:t> </w:t>
-      </w:r>
-      <w:r>
-        <w:rPr>
-          <w:rFonts w:asciiTheme="minorHAnsi" w:hAnsiTheme="minorHAnsi" w:cstheme="minorBidi"/>
-        </w:rPr>
-        <w:t>for human activity</w:t>
-      </w:r>
-      <w:r>
-        <w:t xml:space="preserve"> to count the different levels of operational </w:t>
-      </w:r>
-      <w:r>
-        <w:lastRenderedPageBreak/>
-        <w:t>intensity</w:t>
-      </w:r>
-      <w:r>
-        <w:rPr>
-          <w:rFonts w:eastAsiaTheme="majorEastAsia"/>
-        </w:rPr>
-        <w:t> </w:t>
-      </w:r>
-      <w:r>
-        <w:t xml:space="preserve">across locations, and aimed </w:t>
-      </w:r>
-      <w:r>
-        <w:rPr>
-          <w:rFonts w:asciiTheme="minorHAnsi" w:hAnsiTheme="minorHAnsi" w:cstheme="minorBidi"/>
-        </w:rPr>
-        <w:t>to explain crime patterns in the immediate surroundings of these establishments.</w:t>
-      </w:r>
-      <w:r>
-        <w:t xml:space="preserve"> Their results </w:t>
-      </w:r>
-      <w:r>
-        <w:t>i</w:t>
-      </w:r>
-      <w:r>
-        <w:t>ndicate that stores with higher average sales were associated with with a</w:t>
-      </w:r>
-      <w:r>
-        <w:rPr>
-          <w:rFonts w:eastAsiaTheme="majorEastAsia"/>
-        </w:rPr>
-        <w:t> </w:t>
-      </w:r>
-      <w:r>
-        <w:t>7.4</w:t>
-      </w:r>
-      <w:r>
-        <w:t>\</w:t>
-      </w:r>
-      <w:r>
-        <w:t>% increase</w:t>
-      </w:r>
-      <w:r>
-        <w:rPr>
-          <w:rFonts w:eastAsiaTheme="majorEastAsia"/>
-        </w:rPr>
-        <w:t> </w:t>
-      </w:r>
-      <w:r>
-        <w:t>in expected crime counts.</w:t>
-      </w:r>
-      <w:r>
-        <w:t xml:space="preserve"> Conversely, \cite{</w:t>
-      </w:r>
-      <w:r>
-        <w:t>feng2019aggravating</w:t>
-      </w:r>
-      <w:r>
-        <w:t xml:space="preserve">} contribute to this discussion by finding that </w:t>
-      </w:r>
-      <w:r>
-        <w:rPr>
-          <w:lang w:val="en-US"/>
-        </w:rPr>
-        <w:t>alcohol outlets</w:t>
-      </w:r>
-      <w:r>
-        <w:rPr>
-          <w:lang w:val="en-US"/>
-        </w:rPr>
-        <w:t xml:space="preserve"> influenced the likelihood of </w:t>
-      </w:r>
-      <w:r>
-        <w:rPr>
-          <w:lang w:val="en-US"/>
-        </w:rPr>
-        <w:t>aggravated assault and street robbery</w:t>
-      </w:r>
-      <w:r>
-        <w:rPr>
-          <w:lang w:val="en-US"/>
-        </w:rPr>
-        <w:t xml:space="preserve"> in New York City. </w:t>
-      </w:r>
-      <w:r>
-        <w:t xml:space="preserve">Their findings reveal </w:t>
-      </w:r>
-      <w:r>
-        <w:rPr>
-          <w:lang w:val="en-US"/>
-        </w:rPr>
-        <w:t xml:space="preserve">differential impacts depending on the type of outlet (if it is a bar, a grocery store, or other similar establishment); </w:t>
-      </w:r>
-      <w:r>
-        <w:rPr>
-          <w:lang w:val="en-US"/>
-        </w:rPr>
-        <w:t>for instance, the authors highlighted that in</w:t>
-      </w:r>
-      <w:r>
-        <w:t xml:space="preserve"> Manhattan and the Bronx, proximity within two blocks of a grocery store increased the</w:t>
-      </w:r>
-      <w:r>
-        <w:rPr>
-          <w:rFonts w:eastAsiaTheme="majorEastAsia"/>
-        </w:rPr>
-        <w:t> </w:t>
-      </w:r>
-      <w:r>
-        <w:t>relative risk of street robbery by more than sixfold.</w:t>
-      </w:r>
-      <w:r>
-        <w:t xml:space="preserve">\\ </w:t>
-      </w:r>
-    </w:p>
-    <w:p>
-      <w:pPr>
-        <w:spacing w:line="360" w:lineRule="auto"/>
-        <w:ind w:firstLine="720"/>
-        <w:jc w:val="both"/>
-        <w:rPr>
-          <w:lang w:val="en-US"/>
-        </w:rPr>
-      </w:pPr>
-      <w:r>
-        <w:t>Another relevant inve</w:t>
-      </w:r>
-      <w:r>
-        <w:t>s</w:t>
-      </w:r>
-      <w:r>
-        <w:t xml:space="preserve">tigation is the one of </w:t>
-      </w:r>
-      <w:r>
-        <w:rPr>
-          <w:lang w:val="en-US"/>
-        </w:rPr>
-        <w:t>\</w:t>
-      </w:r>
-      <w:proofErr w:type="spellStart"/>
-      <w:r>
-        <w:rPr>
-          <w:lang w:val="en-US"/>
-        </w:rPr>
-        <w:t>parencite</w:t>
-      </w:r>
-      <w:proofErr w:type="spellEnd"/>
-      <w:r>
-        <w:rPr>
-          <w:lang w:val="en-US"/>
-        </w:rPr>
-        <w:t>{</w:t>
-      </w:r>
-      <w:r>
-        <w:t>shin2024dollar</w:t>
-      </w:r>
-      <w:r>
-        <w:t xml:space="preserve">}. Shin </w:t>
-      </w:r>
-      <w:r>
-        <w:t xml:space="preserve">used a DiD approach to invetigate the impact of dollar stores on </w:t>
-      </w:r>
-      <w:r>
-        <w:rPr>
-          <w:lang w:val="en-US"/>
-        </w:rPr>
-        <w:t>localized violent crime patterns in Chicago</w:t>
-      </w:r>
-      <w:r>
-        <w:rPr>
-          <w:lang w:val="en-US"/>
-        </w:rPr>
-        <w:t xml:space="preserve">. </w:t>
-      </w:r>
-      <w:r>
-        <w:t>To ensure the treatment and control groups were as homogeneous as possible, the author created localized areas using a </w:t>
-      </w:r>
-      <w:r>
-        <w:t>250</w:t>
-      </w:r>
-      <w:r>
-        <w:t>-</w:t>
-      </w:r>
-      <w:r>
-        <w:t>feet</w:t>
-      </w:r>
-      <w:r>
-        <w:t xml:space="preserve"> buffer for the treatment group and a 250-to-</w:t>
-      </w:r>
-      <w:r>
-        <w:t>354</w:t>
-      </w:r>
-      <w:r>
-        <w:t>-</w:t>
-      </w:r>
-      <w:r>
-        <w:t>feet</w:t>
-      </w:r>
-      <w:r>
-        <w:t xml:space="preserve"> outer ring as the control.</w:t>
-      </w:r>
-      <w:r>
-        <w:t xml:space="preserve"> </w:t>
-      </w:r>
-      <w:r>
-        <w:rPr>
-          <w:lang w:val="en-US"/>
-        </w:rPr>
-        <w:t xml:space="preserve">At the end, this research found that </w:t>
-      </w:r>
-      <w:r>
-        <w:t>store openings lead to a 21.5% increase in violent crime (0.17 incidents per quarter), a result primarily driven by a 38% surge in robberies.</w:t>
-      </w:r>
-      <w:r>
-        <w:rPr>
-          <w:lang w:val="en-US"/>
-        </w:rPr>
-        <w:t>\\</w:t>
-      </w:r>
-    </w:p>
-    <w:p>
-      <w:pPr>
-        <w:spacing w:line="360" w:lineRule="auto"/>
-        <w:ind w:firstLine="720"/>
-        <w:jc w:val="both"/>
-      </w:pPr>
-      <w:r>
-        <w:t>Although these studies offer a useful baseline</w:t>
-      </w:r>
-      <w:r>
-        <w:rPr>
-          <w:lang w:val="en-US"/>
-        </w:rPr>
-        <w:t xml:space="preserve"> of how convenience stores, and specifically OXXO, impact nearby crime, </w:t>
-      </w:r>
-      <w:r>
-        <w:t>they present an incomplete perspective as</w:t>
-      </w:r>
-      <w:r>
-        <w:rPr>
-          <w:lang w:val="en-US"/>
-        </w:rPr>
-        <w:t xml:space="preserve"> they exclusively explored this nexus in cities of high-income nations. To build a more robust theory, these hypotheses must be tested </w:t>
-      </w:r>
-      <w:r>
-        <w:t>within</w:t>
-      </w:r>
-      <w:r>
-        <w:rPr>
-          <w:rFonts w:eastAsiaTheme="majorEastAsia"/>
-        </w:rPr>
-        <w:t> </w:t>
-      </w:r>
-      <w:r>
-        <w:t xml:space="preserve">Latin American cities </w:t>
-      </w:r>
-      <w:r>
-        <w:rPr>
-          <w:lang w:val="en-US"/>
-        </w:rPr>
-        <w:t xml:space="preserve">which have </w:t>
-      </w:r>
-      <w:proofErr w:type="gramStart"/>
-      <w:r>
-        <w:rPr>
-          <w:lang w:val="en-US"/>
-        </w:rPr>
-        <w:t>particular urban</w:t>
-      </w:r>
-      <w:proofErr w:type="gramEnd"/>
-      <w:r>
-        <w:rPr>
-          <w:lang w:val="en-US"/>
-        </w:rPr>
-        <w:t xml:space="preserve"> dynamics. Many papers argue that convenience stores are normally located in </w:t>
-      </w:r>
-      <w:r>
-        <w:rPr>
-          <w:rFonts w:asciiTheme="minorHAnsi" w:hAnsiTheme="minorHAnsi" w:cstheme="minorBidi"/>
-        </w:rPr>
-        <w:t>socio-economically disadvantaged areas</w:t>
-      </w:r>
-      <w:r>
-        <w:rPr>
-          <w:lang w:val="en-US"/>
-        </w:rPr>
-        <w:t xml:space="preserve"> </w:t>
-      </w:r>
-      <w:r>
-        <w:rPr>
-          <w:rFonts w:asciiTheme="minorHAnsi" w:hAnsiTheme="minorHAnsi" w:cstheme="minorBidi"/>
-        </w:rPr>
-        <w:t>where poverty, social disorganization, and lack of community resources exacerbate crime risks</w:t>
-      </w:r>
-      <w:r>
-        <w:rPr>
-          <w:lang w:val="en-US"/>
-        </w:rPr>
-        <w:t xml:space="preserve"> \</w:t>
-      </w:r>
-      <w:proofErr w:type="spellStart"/>
-      <w:proofErr w:type="gramStart"/>
-      <w:r>
-        <w:rPr>
-          <w:lang w:val="en-US"/>
-        </w:rPr>
-        <w:t>paren</w:t>
-      </w:r>
-      <w:r>
-        <w:rPr>
-          <w:lang w:val="en-US"/>
-        </w:rPr>
-        <w:t>cite</w:t>
-      </w:r>
-      <w:proofErr w:type="spellEnd"/>
-      <w:r>
-        <w:rPr>
-          <w:lang w:val="en-US"/>
-        </w:rPr>
-        <w:t>{</w:t>
-      </w:r>
-      <w:proofErr w:type="gramEnd"/>
-      <w:r>
-        <w:t>shin2024dollar</w:t>
-      </w:r>
-      <w:r>
-        <w:t xml:space="preserve">, </w:t>
-      </w:r>
-      <w:r>
-        <w:t>Dugato2026</w:t>
-      </w:r>
-      <w:r>
-        <w:rPr>
-          <w:lang w:val="en-US"/>
-        </w:rPr>
-        <w:t xml:space="preserve">}, but in cities like Bogotá the situation is not analogous. </w:t>
-      </w:r>
-      <w:r>
-        <w:rPr>
-          <w:lang w:val="en-US"/>
-        </w:rPr>
-        <w:t xml:space="preserve">OXXO in </w:t>
-      </w:r>
-      <w:r>
-        <w:rPr>
-          <w:lang w:val="en-US"/>
-        </w:rPr>
-        <w:t>Bogotá</w:t>
-      </w:r>
-      <w:r>
-        <w:rPr>
-          <w:lang w:val="en-US"/>
-        </w:rPr>
-        <w:t xml:space="preserve">, for instance, does not follow this rule as it instead prioritizes to open locations in middle to high income neighborhoods, and places with high commercial activity and influx of people.\\ </w:t>
-      </w:r>
-    </w:p>
-    <w:p>
-      <w:pPr>
-        <w:spacing w:line="360" w:lineRule="auto"/>
-        <w:ind w:firstLine="720"/>
-        <w:jc w:val="both"/>
-      </w:pPr>
-      <w:r>
-        <w:t>In</w:t>
-      </w:r>
-      <w:r>
-        <w:rPr>
-          <w:rFonts w:eastAsiaTheme="majorEastAsia"/>
-        </w:rPr>
-        <w:t> </w:t>
-      </w:r>
-      <w:r>
-        <w:t>Latin</w:t>
-      </w:r>
-      <w:r>
-        <w:t xml:space="preserve"> </w:t>
-      </w:r>
-      <w:r>
-        <w:t>America, the economic literature regarding convenience stores remains</w:t>
-      </w:r>
-      <w:r>
-        <w:rPr>
-          <w:rFonts w:eastAsiaTheme="majorEastAsia"/>
-        </w:rPr>
-        <w:t> </w:t>
-      </w:r>
-      <w:r>
-        <w:t xml:space="preserve">limited. </w:t>
-      </w:r>
-      <w:r>
-        <w:t xml:space="preserve">Recent investigations have explored their causal role </w:t>
-      </w:r>
-      <w:r>
-        <w:t>on various</w:t>
-      </w:r>
-      <w:r>
-        <w:rPr>
-          <w:rFonts w:eastAsiaTheme="majorEastAsia"/>
-        </w:rPr>
-        <w:t> </w:t>
-      </w:r>
-      <w:r>
-        <w:t>labor market indicators</w:t>
-      </w:r>
-      <w:r>
-        <w:t xml:space="preserve"> </w:t>
-      </w:r>
-      <w:r>
-        <w:t>\parencite{delgado2024</w:t>
-      </w:r>
-      <w:r>
-        <w:t xml:space="preserve">, </w:t>
-      </w:r>
-      <w:r>
-        <w:t>marcos2022}</w:t>
-      </w:r>
-      <w:r>
-        <w:t xml:space="preserve">. </w:t>
-      </w:r>
-      <w:r>
-        <w:t>However, despite this growing interest in labor dynamics,</w:t>
-      </w:r>
-      <w:r>
-        <w:t xml:space="preserve"> </w:t>
-      </w:r>
-      <w:r>
-        <w:t>the</w:t>
-      </w:r>
-      <w:r>
-        <w:rPr>
-          <w:rFonts w:eastAsiaTheme="majorEastAsia"/>
-        </w:rPr>
-        <w:t> </w:t>
-      </w:r>
-      <w:r>
-        <w:t>spatial relationship</w:t>
-      </w:r>
-      <w:r>
-        <w:rPr>
-          <w:rFonts w:eastAsiaTheme="majorEastAsia"/>
-        </w:rPr>
-        <w:t> </w:t>
-      </w:r>
-      <w:r>
-        <w:t>between these establishments and urban security in the region has been largely overlooked.</w:t>
-      </w:r>
-      <w:r>
-        <w:t xml:space="preserve"> Specifically in </w:t>
-      </w:r>
-      <w:r>
-        <w:rPr>
-          <w:lang w:val="en-US"/>
-        </w:rPr>
-        <w:t>Bogotá</w:t>
-      </w:r>
-      <w:r>
-        <w:t xml:space="preserve"> crime literature has primarily focused on public </w:t>
-      </w:r>
-      <w:r>
-        <w:lastRenderedPageBreak/>
-        <w:t>transport, general socioeconomic urban caracteristics, and policy intervention impact on crime \parencite{</w:t>
-      </w:r>
-      <w:r>
-        <w:t>moreno2005impacto</w:t>
-      </w:r>
-      <w:r>
-        <w:t xml:space="preserve">, </w:t>
-      </w:r>
-      <w:r>
-        <w:t>bacares2013impact</w:t>
-      </w:r>
-      <w:r>
-        <w:t xml:space="preserve">}.\\ </w:t>
-      </w:r>
-    </w:p>
-    <w:p>
-      <w:pPr>
-        <w:spacing w:line="360" w:lineRule="auto"/>
-        <w:ind w:firstLine="720"/>
-        <w:jc w:val="both"/>
-      </w:pPr>
-      <w:r>
-        <w:t>The investigations that have actually explored this topic are counted. For example,  \cite{jaramillo2021low} used the same method as \parencite{</w:t>
-      </w:r>
-      <w:r>
-        <w:t>shin2024dollar</w:t>
-      </w:r>
-      <w:r>
-        <w:t>} to study the effect of D1 hard discount stores on the crime around the streets where they open in Bogotá. Although D1s are not convenience stores per se, they attract a similar type of costumers and and often share similar spatial locations with OXXO outlets. By analyzing the period of 2016 to 2019 and employing the same information utilized in this thesis (SIEDCO), the authors found that D1 openings caused a</w:t>
-      </w:r>
-      <w:r>
-        <w:rPr>
-          <w:rFonts w:eastAsiaTheme="majorEastAsia"/>
-        </w:rPr>
-        <w:t> </w:t>
-      </w:r>
-      <w:r>
-        <w:t>33.4\% average reduction</w:t>
-      </w:r>
-      <w:r>
-        <w:rPr>
-          <w:rFonts w:eastAsiaTheme="majorEastAsia"/>
-        </w:rPr>
-        <w:t> </w:t>
-      </w:r>
-      <w:r>
-        <w:t>in crime density per block. They attributed this impact to the</w:t>
-      </w:r>
-      <w:r>
-        <w:rPr>
-          <w:rFonts w:eastAsiaTheme="majorEastAsia"/>
-        </w:rPr>
-        <w:t> </w:t>
-      </w:r>
-      <w:r>
-        <w:t>'eyes on the street' phenomenon, suggesting that the increased pedestrian flow acts as a form of</w:t>
-      </w:r>
-      <w:r>
-        <w:rPr>
-          <w:rFonts w:eastAsiaTheme="majorEastAsia"/>
-        </w:rPr>
-        <w:t> </w:t>
-      </w:r>
-      <w:r>
-        <w:t>informal guardianship</w:t>
-      </w:r>
-      <w:r>
-        <w:rPr>
-          <w:rFonts w:eastAsiaTheme="majorEastAsia"/>
-        </w:rPr>
-        <w:t> </w:t>
-      </w:r>
-      <w:r>
-        <w:t>that deters criminal activity \parencite{jacobs1961death, jaramillo2021low}.</w:t>
-      </w:r>
-      <w:r>
-        <w:t>\\</w:t>
-      </w:r>
-      <w:r>
-        <w:t xml:space="preserve"> </w:t>
-      </w:r>
-    </w:p>
-    <w:p>
-      <w:pPr>
-        <w:spacing w:line="360" w:lineRule="auto"/>
-        <w:ind w:firstLine="720"/>
-        <w:jc w:val="both"/>
-      </w:pPr>
-      <w:r>
-        <w:t xml:space="preserve">As noted, the body of literature that explores the impact of convenience stores on crime in Latinamerica is reduced, and </w:t>
-      </w:r>
-      <w:r>
-        <w:t>virtually non-existent in the Colombian context.</w:t>
-      </w:r>
-      <w:r>
-        <w:t xml:space="preserve"> In this thesis I aim to fill this gap by evaluating the impact of OXXO store openings on local crime in Bogotá. </w:t>
-      </w:r>
-      <w:r>
-        <w:t>Given their rapid expansion and market dominance, OXXO stores serve as a primary actor and a representative proxy for modern convenience retail</w:t>
-      </w:r>
-      <w:r>
-        <w:t xml:space="preserve"> in the city. Additionally, this analisis is particularly relevant in a context where crime remains a public policy priority and a </w:t>
-      </w:r>
-      <w:r>
-        <w:t xml:space="preserve">growing concern for </w:t>
-      </w:r>
-      <w:r>
-        <w:t>Bogota</w:t>
-      </w:r>
-      <w:r>
-        <w:rPr>
-          <w:lang w:val="en-US"/>
-        </w:rPr>
-        <w:t xml:space="preserve">’s </w:t>
-      </w:r>
-      <w:r>
-        <w:t>inhabitants.</w:t>
-      </w:r>
-    </w:p>
-    <w:p>
-      <w:pPr>
-        <w:spacing w:line="360" w:lineRule="auto"/>
-        <w:ind w:firstLine="720"/>
-        <w:jc w:val="both"/>
-      </w:pPr>
-    </w:p>
-    <w:p>
-      <w:pPr>
-        <w:spacing w:line="360" w:lineRule="auto"/>
-        <w:ind w:firstLine="720"/>
-        <w:jc w:val="both"/>
-      </w:pPr>
-    </w:p>
-    <w:p>
-      <w:pPr>
-        <w:spacing w:line="360" w:lineRule="auto"/>
-        <w:rPr>
-          <w:lang w:val="en-US"/>
-        </w:rPr>
-      </w:pPr>
-    </w:p>
-    <w:p>
-      <w:pPr>
-        <w:spacing w:line="360" w:lineRule="auto"/>
-        <w:rPr>
-          <w:lang w:val="en-US"/>
-        </w:rPr>
-      </w:pPr>
-    </w:p>
-    <w:p>
-      <w:pPr>
-        <w:spacing w:line="360" w:lineRule="auto"/>
-        <w:rPr>
-          <w:lang w:val="en-US"/>
-        </w:rPr>
-      </w:pPr>
-    </w:p>
-    <w:p>
-      <w:pPr>
-        <w:spacing w:line="360" w:lineRule="auto"/>
-        <w:rPr>
-          <w:lang w:val="en-US"/>
-        </w:rPr>
-      </w:pPr>
-    </w:p>
-    <w:p>
-      <w:pPr>
-        <w:spacing w:line="360" w:lineRule="auto"/>
-        <w:rPr>
-          <w:lang w:val="en-US"/>
-        </w:rPr>
-      </w:pPr>
-    </w:p>
-    <w:p>
-      <w:pPr>
-        <w:spacing w:line="360" w:lineRule="auto"/>
-        <w:rPr>
-          <w:lang w:val="en-US"/>
-        </w:rPr>
-      </w:pPr>
-    </w:p>
-    <w:p>
-      <w:pPr>
-        <w:spacing w:line="360" w:lineRule="auto"/>
-        <w:rPr>
-          <w:lang w:val="en-US"/>
-        </w:rPr>
-      </w:pPr>
-    </w:p>
-    <w:p>
-      <w:pPr>
-        <w:spacing w:line="360" w:lineRule="auto"/>
-        <w:rPr>
-          <w:lang w:val="en-US"/>
-        </w:rPr>
-      </w:pPr>
-    </w:p>
-    <w:p>
-      <w:pPr>
-        <w:spacing w:line="360" w:lineRule="auto"/>
-        <w:rPr>
-          <w:lang w:val="en-US"/>
-        </w:rPr>
-      </w:pPr>
-    </w:p>
-    <w:p>
-      <w:pPr>
-        <w:spacing w:line="360" w:lineRule="auto"/>
-        <w:rPr>
-          <w:lang w:val="en-US"/>
-        </w:rPr>
-      </w:pPr>
-    </w:p>
-    <w:p>
-      <w:pPr>
-        <w:spacing w:line="360" w:lineRule="auto"/>
-        <w:rPr>
-          <w:b/>
-          <w:bCs/>
-          <w:lang w:val="en-US"/>
-        </w:rPr>
-      </w:pPr>
-      <w:r>
-        <w:rPr>
-          <w:b/>
-          <w:bCs/>
-          <w:lang w:val="en-US"/>
-        </w:rPr>
-        <w:lastRenderedPageBreak/>
-        <w:t>DATA SOURCES AND UNIT OF ANALYSIS 1hour 30min</w:t>
-      </w:r>
-    </w:p>
-    <w:p>
-      <w:pPr>
-        <w:spacing w:line="360" w:lineRule="auto"/>
-        <w:ind w:firstLine="720"/>
-        <w:jc w:val="both"/>
-      </w:pPr>
-      <w:r>
-        <w:rPr>
-          <w:lang w:val="en-US"/>
-        </w:rPr>
-        <w:t xml:space="preserve">For this thesis I </w:t>
-      </w:r>
-      <w:r>
-        <w:t>use UPZs as the unit of analysis</w:t>
-      </w:r>
-      <w:r>
-        <w:t>.</w:t>
-      </w:r>
-      <w:r>
-        <w:t xml:space="preserve"> UPZs work as a feasible division of Bogotá as the disctrict maintains continuity and consistency of data across the years, and security interventions are normally focalized by UPZ </w:t>
-      </w:r>
-      <w:r>
-        <w:rPr>
-          <w:lang w:val="en-US"/>
-        </w:rPr>
-        <w:t>\hl{(</w:t>
-      </w:r>
-      <w:proofErr w:type="spellStart"/>
-      <w:r>
-        <w:rPr>
-          <w:lang w:val="en-US"/>
-        </w:rPr>
-        <w:t>cita</w:t>
-      </w:r>
-      <w:proofErr w:type="spellEnd"/>
-      <w:r>
-        <w:rPr>
-          <w:lang w:val="en-US"/>
-        </w:rPr>
-        <w:t>}</w:t>
-      </w:r>
-      <w:r>
-        <w:t>. Also, these Units maintain urbanistic and socioeconomic homogeneity by grouping similar neighborhoods, and are the middle point between Localities and Street blocks (manzanas).</w:t>
-      </w:r>
-      <w:r>
-        <w:t>\\</w:t>
-      </w:r>
-      <w:r>
-        <w:t xml:space="preserve"> </w:t>
-      </w:r>
-    </w:p>
-    <w:p>
-      <w:pPr>
-        <w:spacing w:line="360" w:lineRule="auto"/>
-        <w:jc w:val="both"/>
-      </w:pPr>
-      <w:r>
-        <w:t xml:space="preserve">Meanwhile, the results of this study employ </w:t>
-      </w:r>
-      <w:r>
-        <w:rPr>
-          <w:lang w:val="en-US"/>
-        </w:rPr>
-        <w:t xml:space="preserve">four main data sources </w:t>
-      </w:r>
-      <w:r>
-        <w:t>(see appendix~\ref{sec:variables_descripcion_detallada})</w:t>
-      </w:r>
-      <w:r>
-        <w:t>. For measuring crime rate in Bogot</w:t>
-      </w:r>
-      <w:r>
-        <w:rPr>
-          <w:lang w:val="en-US"/>
-        </w:rPr>
-        <w:t xml:space="preserve">á I used the georeferenced crime events </w:t>
-      </w:r>
-      <w:r>
-        <w:t>stored in SIEDCO</w:t>
-      </w:r>
-      <w:r>
-        <w:t xml:space="preserve"> </w:t>
-      </w:r>
-      <w:r>
-        <w:t>\footnote{Access at \url{</w:t>
-      </w:r>
-      <w:r>
-        <w:rPr>
-          <w:u w:val="single"/>
-        </w:rPr>
-        <w:t xml:space="preserve"> </w:t>
-      </w:r>
-      <w:r>
-        <w:rPr>
-          <w:u w:val="single"/>
-        </w:rPr>
-        <w:t>https://oaiee.scj.gov.co/agc/rest/services/Tematicos_Pub/SIEDCO_Delitos_Pub/FeatureServer</w:t>
-      </w:r>
-      <w:r>
-        <w:t>}}</w:t>
-      </w:r>
-      <w:r>
-        <w:t xml:space="preserve"> </w:t>
-      </w:r>
-      <w:r>
-        <w:t xml:space="preserve">spanning </w:t>
-      </w:r>
-      <w:r>
-        <w:t>from \</w:t>
-      </w:r>
-      <w:r>
-        <w:rPr>
-          <w:lang w:val="en-US"/>
-        </w:rPr>
-        <w:t>hl{2018 to 2022}</w:t>
-      </w:r>
-      <w:r>
-        <w:t>.</w:t>
-      </w:r>
-      <w:r>
-        <w:t xml:space="preserve"> </w:t>
-      </w:r>
-      <w:r>
         <w:t>SIEDCO</w:t>
       </w:r>
       <w:r>
@@ -3411,13 +2880,7 @@
         <w:t>the precise geographic coordinates of the event</w:t>
       </w:r>
       <w:r>
-        <w:t>, date and time of the incident, and the victim’s gender. With this information</w:t>
-      </w:r>
-      <w:r>
-        <w:t>,</w:t>
-      </w:r>
-      <w:r>
-        <w:t xml:space="preserve"> </w:t>
+        <w:t xml:space="preserve">, date and time of the incident, and the victim’s gender. With this information, </w:t>
       </w:r>
       <w:r>
         <w:t>I aggregated the crime data at the </w:t>
@@ -3758,7 +3221,13 @@
         <w:t>Mapas-Bogotá</w:t>
       </w:r>
       <w:r>
-        <w:t xml:space="preserve"> I obtained the fixed variable socioeocnomic and environmental controls at the UPZ level just to explore how are OXXOs not randomly located, as these will be inhenrently controlled by TWFE.}</w:t>
+        <w:t xml:space="preserve"> I obtained the fixed variable socioeocnomic and environmental controls at the UPZ level just to explore how are OXXOs not randomly located, as these </w:t>
+      </w:r>
+      <w:r>
+        <w:t xml:space="preserve">controls </w:t>
+      </w:r>
+      <w:r>
+        <w:t>will be inhenrently controlled by TWFE.}</w:t>
       </w:r>
     </w:p>
     <w:p>
@@ -3824,19 +3293,18 @@
     <w:p>
       <w:pPr>
         <w:spacing w:line="360" w:lineRule="auto"/>
-      </w:pPr>
-    </w:p>
-    <w:p>
-      <w:pPr>
-        <w:spacing w:line="360" w:lineRule="auto"/>
         <w:ind w:firstLine="720"/>
       </w:pPr>
     </w:p>
     <w:p>
       <w:pPr>
         <w:spacing w:line="360" w:lineRule="auto"/>
-        <w:rPr>
-          <w:rFonts w:asciiTheme="minorHAnsi" w:hAnsiTheme="minorHAnsi"/>
+      </w:pPr>
+    </w:p>
+    <w:p>
+      <w:pPr>
+        <w:spacing w:line="360" w:lineRule="auto"/>
+        <w:rPr>
           <w:b/>
           <w:bCs/>
           <w:lang w:val="en-US"/>
@@ -3850,6 +3318,24 @@
         </w:rPr>
         <w:lastRenderedPageBreak/>
         <w:t>STATISTICS  5 hours</w:t>
+      </w:r>
+    </w:p>
+    <w:p>
+      <w:pPr>
+        <w:spacing w:line="360" w:lineRule="auto"/>
+        <w:rPr>
+          <w:b/>
+          <w:bCs/>
+          <w:lang w:val="en-US"/>
+        </w:rPr>
+      </w:pPr>
+      <w:r>
+        <w:rPr>
+          <w:b/>
+          <w:bCs/>
+          <w:lang w:val="en-US"/>
+        </w:rPr>
+        <w:t xml:space="preserve">Need to transform the dependent variable and other fixed controls </w:t>
       </w:r>
     </w:p>
     <w:p>
@@ -4048,7 +3534,6 @@
         </w:numPr>
         <w:spacing w:line="360" w:lineRule="auto"/>
         <w:rPr>
-          <w:rFonts w:asciiTheme="minorHAnsi" w:hAnsiTheme="minorHAnsi" w:cstheme="minorBidi"/>
           <w:kern w:val="2"/>
           <w:lang w:val="en-US"/>
         </w:rPr>
@@ -4061,28 +3546,31 @@
           <w:szCs w:val="19"/>
           <w:lang w:val="en-US"/>
         </w:rPr>
-        <w:t>population density, illiteracy, school attendance, unemployment, schooling, university</w:t>
-      </w:r>
-      <w:r>
-        <w:rPr>
-          <w:i/>
-          <w:iCs/>
-          <w:sz w:val="19"/>
-          <w:szCs w:val="19"/>
-          <w:lang w:val="en-US"/>
-        </w:rPr>
-        <w:t xml:space="preserve"> </w:t>
-      </w:r>
-      <w:r>
-        <w:rPr>
-          <w:i/>
-          <w:iCs/>
-          <w:sz w:val="19"/>
-          <w:szCs w:val="19"/>
-          <w:lang w:val="en-US"/>
-        </w:rPr>
-        <w:t>education, and unsatisfied basic needs</w:t>
-      </w:r>
+        <w:t>population density, illiteracy, school attendance, unemployment, schooling, university education, and unsatisfied basic needs</w:t>
+      </w:r>
+    </w:p>
+    <w:p>
+      <w:pPr>
+        <w:pStyle w:val="ListParagraph"/>
+        <w:numPr>
+          <w:ilvl w:val="0"/>
+          <w:numId w:val="10"/>
+        </w:numPr>
+        <w:spacing w:line="360" w:lineRule="auto"/>
+      </w:pPr>
+      <w:r>
+        <w:t>TALK ABOUT INTENSITY OF TREATMENT</w:t>
+      </w:r>
+    </w:p>
+    <w:p>
+      <w:pPr>
+        <w:spacing w:line="360" w:lineRule="auto"/>
+        <w:ind w:left="360"/>
+        <w:rPr>
+          <w:kern w:val="2"/>
+          <w:lang w:val="en-US"/>
+        </w:rPr>
+      </w:pPr>
     </w:p>
     <w:p/>
     <w:p>
@@ -4242,6 +3730,7 @@
         <w:rPr>
           <w:b/>
           <w:bCs/>
+          <w:lang w:val="es-ES_tradnl"/>
         </w:rPr>
       </w:pPr>
     </w:p>
@@ -4268,69 +3757,798 @@
           <w:bCs/>
         </w:rPr>
       </w:pPr>
-    </w:p>
-    <w:p>
-      <w:pPr>
+      <w:r>
         <w:rPr>
           <w:b/>
           <w:bCs/>
         </w:rPr>
-      </w:pPr>
-    </w:p>
-    <w:p>
-      <w:pPr>
+        <w:lastRenderedPageBreak/>
+        <w:t>EMPIRICAL STRATEGY</w:t>
+      </w:r>
+    </w:p>
+    <w:p/>
+    <w:p>
+      <w:pPr>
+        <w:spacing w:line="360" w:lineRule="auto"/>
+        <w:jc w:val="both"/>
+      </w:pPr>
+      <w:r>
+        <w:t xml:space="preserve">This research </w:t>
+      </w:r>
+      <w:r>
+        <w:t xml:space="preserve">explores </w:t>
+      </w:r>
+      <w:r>
+        <w:t>with two main econometric models</w:t>
+      </w:r>
+      <w:r>
+        <w:t xml:space="preserve"> </w:t>
+      </w:r>
+      <w:r>
+        <w:t xml:space="preserve">the causal effect of the of OXXO </w:t>
+      </w:r>
+      <w:r>
+        <w:t>opening</w:t>
+      </w:r>
+      <w:r>
+        <w:t>s</w:t>
+      </w:r>
+      <w:r>
+        <w:t xml:space="preserve"> </w:t>
+      </w:r>
+      <w:r>
+        <w:t xml:space="preserve">on local crime activity </w:t>
+      </w:r>
+      <w:r>
+        <w:t xml:space="preserve">in </w:t>
+      </w:r>
+      <w:r>
+        <w:t>Bogotá</w:t>
+      </w:r>
+      <w:r>
+        <w:t>.</w:t>
+      </w:r>
+      <w:r>
+        <w:t xml:space="preserve"> The first one I used is TWFE. This econometric strategy takes into account that the </w:t>
+      </w:r>
+      <w:r>
+        <w:t xml:space="preserve">the arrival of </w:t>
+      </w:r>
+      <w:r>
+        <w:t>OXXO’s</w:t>
+      </w:r>
+      <w:r>
+        <w:t xml:space="preserve"> occurs in a staggered manner.</w:t>
+      </w:r>
+      <w:r>
+        <w:t xml:space="preserve"> Additionally, it inherently controls for fixed effects for unit (UPZ) and time. The former is useful </w:t>
+      </w:r>
+      <w:r>
+        <w:t>for capturing time-invariant unobserved characteristics of each UPZ (such as geographic location</w:t>
+      </w:r>
+      <w:r>
+        <w:t xml:space="preserve">, </w:t>
+      </w:r>
+      <w:r>
+        <w:t>historical infrastructure</w:t>
+      </w:r>
+      <w:r>
+        <w:t xml:space="preserve"> or fixed socieconomic and urban characteristics during the period of analysis</w:t>
+      </w:r>
+      <w:r>
+        <w:t>)</w:t>
+      </w:r>
+      <w:r>
+        <w:t xml:space="preserve">, </w:t>
+      </w:r>
+      <w:r>
+        <w:t>while the latter absorbs common shocks that affect all units simultaneously (such as city-wide security policies or macroeconomic fluctuations)</w:t>
+      </w:r>
+      <w:r>
+        <w:t>. Although TWFE is and adequate method for estimating the average treatement effect (ATT) of OXXO on crime activity, two identification assumptions are needed to prevent bias. This ones will be considered later, but let us first introduce the basic regression form of TWFE:\\</w:t>
+      </w:r>
+    </w:p>
+    <w:p>
+      <w:pPr>
+        <w:spacing w:line="360" w:lineRule="auto"/>
+        <w:jc w:val="both"/>
+      </w:pPr>
+    </w:p>
+    <w:p>
+      <w:pPr>
+        <w:spacing w:line="360" w:lineRule="auto"/>
+      </w:pPr>
+      <w:r>
+        <w:t>\begin{equation}</w:t>
+      </w:r>
+    </w:p>
+    <w:p>
+      <w:pPr>
+        <w:spacing w:line="360" w:lineRule="auto"/>
+      </w:pPr>
+      <w:r>
+        <w:t>Y_{i,t}</w:t>
+      </w:r>
+      <w:r>
+        <w:t xml:space="preserve"> </w:t>
+      </w:r>
+      <w:r>
+        <w:t>=</w:t>
+      </w:r>
+      <w:r>
+        <w:t xml:space="preserve"> </w:t>
+      </w:r>
+      <w:r>
+        <w:t>\alpha_i</w:t>
+      </w:r>
+      <w:r>
+        <w:t xml:space="preserve"> </w:t>
+      </w:r>
+      <w:r>
+        <w:t>+</w:t>
+      </w:r>
+      <w:r>
+        <w:t xml:space="preserve"> </w:t>
+      </w:r>
+      <w:r>
+        <w:t>\alpha_t  +\beta^{twfe} D_{i,t}</w:t>
+      </w:r>
+      <w:r>
+        <w:t xml:space="preserve"> </w:t>
+      </w:r>
+      <w:r>
+        <w:t>+</w:t>
+      </w:r>
+      <w:r>
+        <w:t xml:space="preserve"> </w:t>
+      </w:r>
+      <w:r>
+        <w:t>\varepsilon_{i}</w:t>
+      </w:r>
+    </w:p>
+    <w:p>
+      <w:pPr>
+        <w:spacing w:line="360" w:lineRule="auto"/>
+      </w:pPr>
+      <w:r>
+        <w:t>\label{eq:twfe}</w:t>
+      </w:r>
+    </w:p>
+    <w:p>
+      <w:pPr>
+        <w:spacing w:line="360" w:lineRule="auto"/>
+      </w:pPr>
+      <w:r>
+        <w:t>\end{equation}\\</w:t>
+      </w:r>
+    </w:p>
+    <w:p>
+      <w:pPr>
+        <w:spacing w:line="360" w:lineRule="auto"/>
+        <w:jc w:val="both"/>
+      </w:pPr>
+    </w:p>
+    <w:p>
+      <w:pPr>
+        <w:spacing w:line="360" w:lineRule="auto"/>
+        <w:jc w:val="both"/>
+      </w:pPr>
+      <w:r>
+        <w:t>Where </w:t>
+      </w:r>
+      <w:r>
+        <w:t xml:space="preserve">$ </w:t>
+      </w:r>
+      <w:r>
+        <w:t xml:space="preserve">Y_{i,t} </w:t>
+      </w:r>
+      <w:r>
+        <w:t>$</w:t>
+      </w:r>
+      <w:r>
+        <w:t> represents the crime rate for UPZ </w:t>
+      </w:r>
+      <w:r>
+        <w:t>$</w:t>
+      </w:r>
+      <w:r>
+        <w:t>i</w:t>
+      </w:r>
+      <w:r>
+        <w:t>$</w:t>
+      </w:r>
+      <w:r>
+        <w:t> in </w:t>
+      </w:r>
+      <w:r>
         <w:rPr>
           <w:b/>
           <w:bCs/>
         </w:rPr>
-      </w:pPr>
-    </w:p>
-    <w:p>
-      <w:pPr>
+        <w:t>quarter</w:t>
+      </w:r>
+      <w:r>
+        <w:t> </w:t>
+      </w:r>
+      <w:r>
+        <w:t>$</w:t>
+      </w:r>
+      <w:r>
+        <w:t>t</w:t>
+      </w:r>
+      <w:r>
+        <w:t>$</w:t>
+      </w:r>
+      <w:r>
+        <w:t>. This rate corresponds to either a specific crime category or the aggregate of all crimes analyzed in this study.</w:t>
+      </w:r>
+      <w:r>
+        <w:t xml:space="preserve"> </w:t>
+      </w:r>
+      <w:r>
+        <w:t>$D_{</w:t>
+      </w:r>
+      <w:r>
+        <w:t>i,t</w:t>
+      </w:r>
+      <w:r>
+        <w:t xml:space="preserve">}$ </w:t>
+      </w:r>
+      <w:r>
+        <w:t>is a binary indicator that equals one if UPZ $i$ </w:t>
+      </w:r>
+      <w:r>
+        <w:t xml:space="preserve"> </w:t>
+      </w:r>
+      <w:r>
+        <w:t>has at least one OXXO store in quarter $</w:t>
+      </w:r>
+      <w:r>
+        <w:t>t</w:t>
+      </w:r>
+      <w:r>
+        <w:t>$ , and zero otherwise.</w:t>
+      </w:r>
+      <w:r>
+        <w:t xml:space="preserve"> Furthermore, as Figure</w:t>
+      </w:r>
+      <w:r>
+        <w:t xml:space="preserve"> \hl{</w:t>
+      </w:r>
+      <w:r>
+        <w:t>XXXX</w:t>
+      </w:r>
+      <w:r>
+        <w:t>}</w:t>
+      </w:r>
+      <w:r>
+        <w:t xml:space="preserve"> suggests that intensity of treatment may be a factor that influences crime. Section </w:t>
+      </w:r>
+      <w:r>
+        <w:t>\ref{sec:Results}</w:t>
+      </w:r>
+      <w:r>
+        <w:t xml:space="preserve"> also evaluated</w:t>
+      </w:r>
+      <w:r>
+        <w:t xml:space="preserve"> </w:t>
+      </w:r>
+      <w:r>
+        <w:t>$D_{</w:t>
+      </w:r>
+      <w:r>
+        <w:t>i,t</w:t>
+      </w:r>
+      <w:r>
+        <w:t>}$</w:t>
+      </w:r>
+      <w:r>
+        <w:t xml:space="preserve"> as</w:t>
+      </w:r>
+      <w:r>
+        <w:t xml:space="preserve"> the number of OXXO establishments that an UPZ has at a certain quarter. Finally, $</w:t>
+      </w:r>
+      <w:r>
+        <w:t>\alpha_i</w:t>
+      </w:r>
+      <w:r>
+        <w:t xml:space="preserve">$ and </w:t>
+      </w:r>
+      <w:r>
+        <w:t xml:space="preserve"> </w:t>
+      </w:r>
+      <w:r>
+        <w:t>$</w:t>
+      </w:r>
+      <w:r>
+        <w:t>\alpha_t</w:t>
+      </w:r>
+      <w:r>
+        <w:t xml:space="preserve">$ are the unit and time fixed effects respectively.\\ </w:t>
+      </w:r>
+    </w:p>
+    <w:p>
+      <w:pPr>
+        <w:spacing w:line="360" w:lineRule="auto"/>
+        <w:jc w:val="both"/>
+      </w:pPr>
+    </w:p>
+    <w:p>
+      <w:pPr>
+        <w:spacing w:line="360" w:lineRule="auto"/>
+        <w:jc w:val="both"/>
+      </w:pPr>
+      <w:r>
+        <w:t>A critical identification assumption for the TWFE estimator is the homogeneity of treatment effects.</w:t>
+      </w:r>
+      <w:r>
+        <w:t xml:space="preserve"> </w:t>
+      </w:r>
+      <w:r>
+        <w:t>This implies that th</w:t>
+      </w:r>
+      <w:r>
+        <w:t xml:space="preserve">ese effects must be constant among treatment cohorts and over time </w:t>
+      </w:r>
+      <w:r>
+        <w:rPr>
+          <w:lang w:val="en-US"/>
+        </w:rPr>
+        <w:t>\</w:t>
+      </w:r>
+      <w:proofErr w:type="spellStart"/>
+      <w:r>
+        <w:rPr>
+          <w:lang w:val="en-US"/>
+        </w:rPr>
+        <w:t>parencite</w:t>
+      </w:r>
+      <w:proofErr w:type="spellEnd"/>
+      <w:r>
+        <w:rPr>
+          <w:lang w:val="en-US"/>
+        </w:rPr>
+        <w:t>{</w:t>
+      </w:r>
+      <w:r>
+        <w:t>deChaisemartin2023survey</w:t>
+      </w:r>
+      <w:r>
+        <w:t>}. This assumption may be violated if treatment effects vary based on UPZs’ characteristics or if t</w:t>
+      </w:r>
+      <w:r>
+        <w:t>he impact of an OXXO opening on crime evolve</w:t>
+      </w:r>
+      <w:r>
+        <w:t>s</w:t>
+      </w:r>
+      <w:r>
+        <w:t xml:space="preserve"> as the store becomes established in the </w:t>
+      </w:r>
+      <w:r>
+        <w:t xml:space="preserve">area. </w:t>
+      </w:r>
+      <w:r>
+        <w:t xml:space="preserve">Consequently, to diagnose the potential bias arising from these </w:t>
+      </w:r>
+      <w:r>
+        <w:lastRenderedPageBreak/>
+        <w:t>heterogeneities,</w:t>
+      </w:r>
+      <w:r>
+        <w:t xml:space="preserve"> </w:t>
+      </w:r>
+      <w:r>
+        <w:t>I</w:t>
+      </w:r>
+      <w:r>
+        <w:t xml:space="preserve"> </w:t>
+      </w:r>
+      <w:r>
+        <w:t>employ</w:t>
+      </w:r>
+      <w:r>
+        <w:t xml:space="preserve"> </w:t>
+      </w:r>
+      <w:r>
+        <w:t>the Goodman-Bacon</w:t>
+      </w:r>
+      <w:r>
+        <w:t xml:space="preserve"> </w:t>
+      </w:r>
+      <w:r>
+        <w:t>decomposition</w:t>
+      </w:r>
+      <w:r>
         <w:rPr>
           <w:b/>
           <w:bCs/>
         </w:rPr>
-      </w:pPr>
-    </w:p>
-    <w:p>
-      <w:pPr>
-        <w:rPr>
-          <w:b/>
-          <w:bCs/>
-        </w:rPr>
-      </w:pPr>
-      <w:r>
-        <w:rPr>
-          <w:b/>
-          <w:bCs/>
-        </w:rPr>
+        <w:t xml:space="preserve"> </w:t>
+      </w:r>
+      <w:r>
+        <w:t>\parencite{GoodmanBacon2021}. </w:t>
+      </w:r>
+      <w:r>
+        <w:t xml:space="preserve"> This theorem decompoeses the $</w:t>
+      </w:r>
+      <w:r>
+        <w:t>\beta^{twfe}</w:t>
+      </w:r>
+      <w:r>
+        <w:t xml:space="preserve">$ as a weighted average </w:t>
+      </w:r>
+      <w:r>
+        <w:t xml:space="preserve">of all possible 2×2 difference-in-differences comparisons </w:t>
+      </w:r>
+      <w:r>
+        <w:t>among cohorts, and t</w:t>
+      </w:r>
+      <w:r>
+        <w:t>he primary concern in this decompositio</w:t>
+      </w:r>
+      <w:r>
+        <w:t xml:space="preserve">n is to </w:t>
+      </w:r>
+      <w:r>
+        <w:t xml:space="preserve">avoid having negative weights as </w:t>
+      </w:r>
+      <w:r>
+        <w:t xml:space="preserve">they indicate that </w:t>
+      </w:r>
+      <w:r>
+        <w:t>the </w:t>
+      </w:r>
+      <w:r>
+        <w:t xml:space="preserve">estimator </w:t>
+      </w:r>
+      <w:r>
+        <w:t>may be</w:t>
+      </w:r>
+      <w:r>
+        <w:t xml:space="preserve"> bias</w:t>
+      </w:r>
+      <w:r>
+        <w:t xml:space="preserve">ed </w:t>
+      </w:r>
+      <w:r>
+        <w:t>from heterogeneous treatment effects</w:t>
+      </w:r>
+      <w:r>
+        <w:t xml:space="preserve"> </w:t>
+      </w:r>
+      <w:r>
+        <w:t>\parencite{GoodmanBacon2021}</w:t>
+      </w:r>
+      <w:r>
+        <w:t>.\\</w:t>
+      </w:r>
+    </w:p>
+    <w:p>
+      <w:pPr>
+        <w:spacing w:line="360" w:lineRule="auto"/>
+        <w:jc w:val="both"/>
+      </w:pPr>
+    </w:p>
+    <w:p>
+      <w:pPr>
+        <w:spacing w:line="360" w:lineRule="auto"/>
+        <w:jc w:val="both"/>
+      </w:pPr>
+      <w:r>
+        <w:t xml:space="preserve">Parallel trends is the other condition to guarantee an unbiased ATT, </w:t>
+      </w:r>
+      <w:r>
+        <w:t>as it ensures that, in the absence of treatment, the average outcomes of the treated and control groups would have followed the same trajectory over time</w:t>
+      </w:r>
+      <w:r>
+        <w:t xml:space="preserve">. </w:t>
+      </w:r>
+      <w:r>
+        <w:t>To evaluate the validity of this assumption, I implement an Event Study design. </w:t>
+      </w:r>
+      <w:r>
+        <w:t xml:space="preserve">This model requires </w:t>
+      </w:r>
+      <w:r>
+        <w:t xml:space="preserve">no anticipation to treatment, </w:t>
+      </w:r>
+      <w:r>
+        <w:t xml:space="preserve">and in this context </w:t>
+      </w:r>
+      <w:r>
+        <w:t>it is highly unlikely that perpetrators or residents altered their behavior in expectation of an OXXO opening, as these commercial developments are typically not publicized far enough in advance to influence local criminal dynamics beforehand.</w:t>
+      </w:r>
+      <w:r>
+        <w:t xml:space="preserve"> </w:t>
+      </w:r>
+      <w:r>
+        <w:t>The Events Study is estimated by using the following equation</w:t>
+      </w:r>
+      <w:r>
+        <w:t>:\\</w:t>
+      </w:r>
+    </w:p>
+    <w:p>
+      <w:pPr>
+        <w:spacing w:line="360" w:lineRule="auto"/>
+        <w:jc w:val="both"/>
+      </w:pPr>
+    </w:p>
+    <w:p>
+      <w:pPr>
+        <w:spacing w:line="360" w:lineRule="auto"/>
+      </w:pPr>
+      <w:r>
+        <w:t>\begin{equation}</w:t>
+      </w:r>
+    </w:p>
+    <w:p>
+      <w:pPr>
+        <w:spacing w:line="360" w:lineRule="auto"/>
+      </w:pPr>
+      <w:r>
+        <w:t xml:space="preserve">Y_{i,t} = \alpha_i + \alpha_t </w:t>
+      </w:r>
+    </w:p>
+    <w:p>
+      <w:pPr>
+        <w:spacing w:line="360" w:lineRule="auto"/>
+      </w:pPr>
+      <w:r>
+        <w:t xml:space="preserve">+ \sum_{k=-K}^{-2} \gamma^{lead}_k D^k_{i,t} </w:t>
+      </w:r>
+    </w:p>
+    <w:p>
+      <w:pPr>
+        <w:spacing w:line="360" w:lineRule="auto"/>
+      </w:pPr>
+      <w:r>
+        <w:t xml:space="preserve">+ \sum_{k=0}^{L} \gamma^{lag}_k D^k_{i,t} </w:t>
+      </w:r>
+    </w:p>
+    <w:p>
+      <w:pPr>
+        <w:spacing w:line="360" w:lineRule="auto"/>
+      </w:pPr>
+      <w:r>
+        <w:t>+ \varepsilon_{i,t}</w:t>
+      </w:r>
+    </w:p>
+    <w:p>
+      <w:pPr>
+        <w:spacing w:line="360" w:lineRule="auto"/>
+      </w:pPr>
+      <w:r>
+        <w:t>\label{eq:eventstudy}</w:t>
+      </w:r>
+    </w:p>
+    <w:p>
+      <w:pPr>
+        <w:spacing w:line="360" w:lineRule="auto"/>
+      </w:pPr>
+      <w:r>
+        <w:t>\end{equation}\\</w:t>
+      </w:r>
+    </w:p>
+    <w:p>
+      <w:pPr>
+        <w:spacing w:line="360" w:lineRule="auto"/>
+      </w:pPr>
+    </w:p>
+    <w:p>
+      <w:pPr>
+        <w:spacing w:line="360" w:lineRule="auto"/>
+      </w:pPr>
+      <w:r>
+        <w:t xml:space="preserve">Equation </w:t>
+      </w:r>
+      <w:r>
+        <w:t>\eqref{eq:eventstudy}</w:t>
+      </w:r>
+      <w:r>
+        <w:t>allows</w:t>
+      </w:r>
+      <w:r>
+        <w:t xml:space="preserve"> to analyze the significance of the coeficients  $\gamma^{lead}_k$  and suggests the existence of parallel trends before the arrival of OXXO. Additionally, the coefficients $\gamma^{lag}_k$ reflect the </w:t>
+      </w:r>
+      <w:r>
+        <w:t xml:space="preserve">temporal </w:t>
+      </w:r>
+      <w:r>
+        <w:t>dynamics of the impact after the treatment.\\</w:t>
+      </w:r>
+    </w:p>
+    <w:p>
+      <w:pPr>
+        <w:spacing w:line="360" w:lineRule="auto"/>
+      </w:pPr>
+    </w:p>
+    <w:p>
+      <w:pPr>
+        <w:spacing w:line="360" w:lineRule="auto"/>
+      </w:pPr>
+      <w:r>
+        <w:t xml:space="preserve">Finally, for robustness purposes, </w:t>
+      </w:r>
+      <w:r>
+        <w:t xml:space="preserve">I will also estimate </w:t>
+      </w:r>
+      <w:r>
+        <w:t xml:space="preserve">the Callaway \&amp; Sant’Anna (CS) </w:t>
+      </w:r>
+      <w:r>
+        <w:t xml:space="preserve">model. </w:t>
+      </w:r>
+      <w:r>
+        <w:t xml:space="preserve">This approach accounts for treatment effect heterogeneity by estimating ATTs by cohort and </w:t>
+      </w:r>
+      <w:r>
         <w:lastRenderedPageBreak/>
-        <w:t>EMPIRICAL STRATEGY</w:t>
-      </w:r>
-    </w:p>
-    <w:p/>
-    <w:p>
-      <w:pPr>
-        <w:spacing w:line="360" w:lineRule="auto"/>
-      </w:pPr>
-      <w:r>
-        <w:t xml:space="preserve">This research the causal effect of the of OXXO </w:t>
-      </w:r>
-      <w:r>
-        <w:t xml:space="preserve">opening </w:t>
-      </w:r>
-      <w:r>
-        <w:t xml:space="preserve">on local crime activity </w:t>
-      </w:r>
-      <w:r>
-        <w:t xml:space="preserve">in </w:t>
-      </w:r>
-      <w:r>
-        <w:t xml:space="preserve">Bogotá </w:t>
-      </w:r>
-      <w:r>
-        <w:t>with two main econometric models.</w:t>
+        <w:t xml:space="preserve">period, subsequently combining these effects through a weighted average </w:t>
+      </w:r>
+      <w:r>
+        <w:t xml:space="preserve">\parencite{RiosAvila_Callaway_SantAnna_2021_csdid_slides,Callaway_SantAnna_2021}. </w:t>
+      </w:r>
+      <w:r>
+        <w:t>o achieve this, the model utilizes the following doubly robust estimator for the ATT of each cohort </w:t>
+      </w:r>
+      <w:r>
+        <w:t>$</w:t>
+      </w:r>
+      <w:r>
+        <w:t>g</w:t>
+      </w:r>
+      <w:r>
+        <w:t>$</w:t>
+      </w:r>
+      <w:r>
+        <w:t> at time </w:t>
+      </w:r>
+      <w:r>
+        <w:t>$</w:t>
+      </w:r>
+      <w:r>
+        <w:t>t</w:t>
+      </w:r>
+      <w:r>
+        <w:t>$</w:t>
+      </w:r>
+      <w:r>
+        <w:t>:</w:t>
+      </w:r>
+    </w:p>
+    <w:p>
+      <w:pPr>
+        <w:spacing w:line="360" w:lineRule="auto"/>
+      </w:pPr>
+    </w:p>
+    <w:p>
+      <w:pPr>
+        <w:spacing w:line="360" w:lineRule="auto"/>
+      </w:pPr>
+      <w:r>
+        <w:t>\begin{equation}</w:t>
+      </w:r>
+    </w:p>
+    <w:p>
+      <w:pPr>
+        <w:spacing w:line="360" w:lineRule="auto"/>
+      </w:pPr>
+      <w:r>
+        <w:t>ATT(g, t) = \mathbb{E} \left[ \left( \frac{G_g}{\mathbb{E}[G_g]} - \frac{\frac{p_{g,t}(X)(1 - D_t)}{1 - p_{g,t}(X)}}{\mathbb{E} \left[ \frac{p_{g,t}(X)(1 - D_t)}{1 - p_{g,t}(X)} \right]} \right) (Y_t - Y_{g-1}) \right]</w:t>
+      </w:r>
+    </w:p>
+    <w:p>
+      <w:pPr>
+        <w:spacing w:line="360" w:lineRule="auto"/>
+      </w:pPr>
+      <w:r>
+        <w:t>\end{equation}\\</w:t>
+      </w:r>
+    </w:p>
+    <w:p>
+      <w:pPr>
+        <w:spacing w:line="360" w:lineRule="auto"/>
+      </w:pPr>
+    </w:p>
+    <w:p>
+      <w:pPr>
+        <w:spacing w:line="360" w:lineRule="auto"/>
+      </w:pPr>
+      <w:r>
+        <w:t xml:space="preserve">Where $t$ is a particular time period, $ </w:t>
+      </w:r>
+      <w:r>
+        <w:t>G_g</w:t>
+      </w:r>
+      <w:r>
+        <w:t xml:space="preserve">$ </w:t>
+      </w:r>
+      <w:r>
+        <w:t>Gis a binary indicator for whether an observation belongs to cohort </w:t>
+      </w:r>
+      <w:r>
+        <w:t>$</w:t>
+      </w:r>
+      <w:r>
+        <w:t>g</w:t>
+      </w:r>
+      <w:r>
+        <w:t xml:space="preserve">$, $ </w:t>
+      </w:r>
+      <w:r>
+        <w:t>D_t</w:t>
+      </w:r>
+      <w:r>
+        <w:t xml:space="preserve"> $ </w:t>
+      </w:r>
+      <w:r>
+        <w:t>treatment status at time t</w:t>
+      </w:r>
+      <w:r>
+        <w:t xml:space="preserve">, and </w:t>
+      </w:r>
+      <w:r>
+        <w:t> </w:t>
+      </w:r>
+      <w:r>
+        <w:t>$(1 - D_t)$</w:t>
+      </w:r>
+      <w:r>
+        <w:t>identifies observations that have not yet been treated, serving as the control group</w:t>
+      </w:r>
+      <w:r>
+        <w:t xml:space="preserve">. </w:t>
+      </w:r>
+      <w:r>
+        <w:t xml:space="preserve">Additionally, the approach I chose uses </w:t>
+      </w:r>
+      <w:r>
+        <w:t>Inverse Probability Weighting (IPW) to assign greater weight to control observations that more closely resemble the treated cohort</w:t>
+      </w:r>
+      <w:r>
+        <w:t xml:space="preserve"> </w:t>
+      </w:r>
+      <w:r>
+        <w:t>$G_g$</w:t>
+      </w:r>
+      <w:r>
+        <w:t xml:space="preserve">. </w:t>
+      </w:r>
+    </w:p>
+    <w:p>
+      <w:pPr>
+        <w:spacing w:line="360" w:lineRule="auto"/>
+      </w:pPr>
+    </w:p>
+    <w:p>
+      <w:pPr>
+        <w:spacing w:line="360" w:lineRule="auto"/>
+      </w:pPr>
+      <w:r>
+        <w:t>Subsequently, to aggregate all ATT(g,t) estimates into a single summary parameter, the authors propose the following aggregation strategy:</w:t>
+      </w:r>
+    </w:p>
+    <w:p>
+      <w:pPr>
+        <w:spacing w:line="360" w:lineRule="auto"/>
+      </w:pPr>
+    </w:p>
+    <w:p>
+      <w:pPr>
+        <w:spacing w:line="360" w:lineRule="auto"/>
+      </w:pPr>
+      <w:r>
+        <w:t xml:space="preserve">\begin{equation} </w:t>
+      </w:r>
+    </w:p>
+    <w:p>
+      <w:pPr>
+        <w:spacing w:line="360" w:lineRule="auto"/>
+      </w:pPr>
+      <w:r>
+        <w:t>\theta = \sum_{g \in \mathcal{G}} \sum_{t=2}^{\mathcal{T}} w(g, t) \cdot ATT(g, t) \end{equation}</w:t>
       </w:r>
       <w:r>
         <w:t>\\</w:t>
@@ -4346,248 +4564,55 @@
         <w:spacing w:line="360" w:lineRule="auto"/>
       </w:pPr>
       <w:r>
-        <w:t>The first is OLS. This compares treated ZATs with control ones. Its estimation would be:\\</w:t>
-      </w:r>
-    </w:p>
-    <w:p>
-      <w:pPr>
-        <w:spacing w:line="360" w:lineRule="auto"/>
-      </w:pPr>
-    </w:p>
-    <w:p>
-      <w:pPr>
-        <w:spacing w:line="360" w:lineRule="auto"/>
-      </w:pPr>
-      <w:r>
-        <w:t>\begin{equation}</w:t>
-      </w:r>
-    </w:p>
-    <w:p>
-      <w:pPr>
-        <w:spacing w:line="360" w:lineRule="auto"/>
-      </w:pPr>
-      <w:r>
-        <w:t>Y_{i} = \alpha + \beta D_{i} + \varepsilon_{i}</w:t>
-      </w:r>
-    </w:p>
-    <w:p>
-      <w:pPr>
-        <w:spacing w:line="360" w:lineRule="auto"/>
-      </w:pPr>
-      <w:r>
-        <w:t>\label{eq:mco}</w:t>
-      </w:r>
-    </w:p>
-    <w:p>
-      <w:pPr>
-        <w:spacing w:line="360" w:lineRule="auto"/>
-      </w:pPr>
-      <w:r>
-        <w:t>\end{equation}\\</w:t>
-      </w:r>
-    </w:p>
-    <w:p>
-      <w:pPr>
-        <w:spacing w:line="360" w:lineRule="auto"/>
-      </w:pPr>
-    </w:p>
-    <w:p>
-      <w:pPr>
-        <w:spacing w:line="360" w:lineRule="auto"/>
-      </w:pPr>
-      <w:r>
-        <w:t>Where $Y_{i}$ is the proportion of workers and $D_{i}$ indicates if the $ZAT_i$ has or not OXXO. This model does not consider the fact that the arrival of these stores occurs in a staggered manner. Additionally, it assumes exogeneity of the treatment, but the location of OXXO is not random. Therefore, it not only ignores selection bias but also $\beta$ may be underestimated due to not accounting for temporal trends.\\</w:t>
-      </w:r>
-    </w:p>
-    <w:p>
-      <w:pPr>
-        <w:spacing w:line="360" w:lineRule="auto"/>
-      </w:pPr>
-    </w:p>
-    <w:p>
-      <w:pPr>
-        <w:spacing w:line="360" w:lineRule="auto"/>
-      </w:pPr>
-      <w:r>
-        <w:t>The first is TWFE will correct the bias by estimating:\\</w:t>
-      </w:r>
-    </w:p>
-    <w:p>
-      <w:pPr>
-        <w:spacing w:line="360" w:lineRule="auto"/>
-      </w:pPr>
-    </w:p>
-    <w:p>
-      <w:pPr>
-        <w:spacing w:line="360" w:lineRule="auto"/>
-      </w:pPr>
-      <w:r>
-        <w:t>\begin{equation}</w:t>
-      </w:r>
-    </w:p>
-    <w:p>
-      <w:pPr>
-        <w:spacing w:line="360" w:lineRule="auto"/>
-      </w:pPr>
-      <w:r>
-        <w:t>Y_{i,t} = \alpha_i + \alpha_t  +\beta^{twfe} D_{i,t} + \delta X_{i,t-1} + \mu M_{i,t}+\varepsilon_{i}</w:t>
-      </w:r>
-    </w:p>
-    <w:p>
-      <w:pPr>
-        <w:spacing w:line="360" w:lineRule="auto"/>
-      </w:pPr>
-      <w:r>
-        <w:t>\label{eq:twfe}</w:t>
-      </w:r>
-    </w:p>
-    <w:p>
-      <w:pPr>
-        <w:spacing w:line="360" w:lineRule="auto"/>
-      </w:pPr>
-      <w:r>
-        <w:t>\end{equation}\\</w:t>
-      </w:r>
-    </w:p>
-    <w:p>
-      <w:pPr>
-        <w:spacing w:line="360" w:lineRule="auto"/>
-      </w:pPr>
-    </w:p>
-    <w:p>
-      <w:pPr>
-        <w:spacing w:line="360" w:lineRule="auto"/>
-      </w:pPr>
-      <w:r>
-        <w:t>This regression considers the staggered treatment and controls for the differences by unit and time. Additionally, the baseline covariates $X_{i,t-1}$ and variables $ M_{i,t}$ correct the selection bias that persists due to characteristics that change over the course of the analysis.\\</w:t>
-      </w:r>
-    </w:p>
-    <w:p>
-      <w:pPr>
-        <w:spacing w:line="360" w:lineRule="auto"/>
-      </w:pPr>
-    </w:p>
-    <w:p>
-      <w:pPr>
-        <w:spacing w:line="360" w:lineRule="auto"/>
-      </w:pPr>
-      <w:r>
-        <w:lastRenderedPageBreak/>
-        <w:t>Assuming that the identification assumption of no heterogeneous effects holds, $\beta^{twfe}$ is the ATT. The estimator indicates the average difference in percentage points in the proportion of independent workers between ZATs that have OXXO and those that do not.\\</w:t>
-      </w:r>
-    </w:p>
-    <w:p>
-      <w:pPr>
-        <w:spacing w:line="360" w:lineRule="auto"/>
-      </w:pPr>
-    </w:p>
-    <w:p>
-      <w:pPr>
-        <w:spacing w:line="360" w:lineRule="auto"/>
-      </w:pPr>
-      <w:r>
-        <w:t>TWFE is complemented with an events study to evaluate the causal validity of $\beta^{twfe}$. Assuming that there is no anticipation to the treatment, its estimation:\\</w:t>
-      </w:r>
-    </w:p>
-    <w:p>
-      <w:pPr>
-        <w:spacing w:line="360" w:lineRule="auto"/>
-      </w:pPr>
-    </w:p>
-    <w:p>
-      <w:pPr>
-        <w:spacing w:line="360" w:lineRule="auto"/>
-      </w:pPr>
-      <w:r>
-        <w:t>\begin{equation}</w:t>
-      </w:r>
-    </w:p>
-    <w:p>
-      <w:pPr>
-        <w:spacing w:line="360" w:lineRule="auto"/>
-      </w:pPr>
-      <w:r>
-        <w:t xml:space="preserve">Y_{i,t} = \alpha_i + \alpha_t </w:t>
-      </w:r>
-    </w:p>
-    <w:p>
-      <w:pPr>
-        <w:spacing w:line="360" w:lineRule="auto"/>
-      </w:pPr>
-      <w:r>
-        <w:t xml:space="preserve">+ \sum_{k=-K}^{-2} \gamma^{lead}_k D^k_{i,t} </w:t>
-      </w:r>
-    </w:p>
-    <w:p>
-      <w:pPr>
-        <w:spacing w:line="360" w:lineRule="auto"/>
-      </w:pPr>
-      <w:r>
-        <w:t xml:space="preserve">+ \sum_{k=0}^{L} \gamma^{lag}_k D^k_{i,t} </w:t>
-      </w:r>
-    </w:p>
-    <w:p>
-      <w:pPr>
-        <w:spacing w:line="360" w:lineRule="auto"/>
-      </w:pPr>
-      <w:r>
-        <w:t>+ \varepsilon_{i,t}</w:t>
-      </w:r>
-    </w:p>
-    <w:p>
-      <w:pPr>
-        <w:spacing w:line="360" w:lineRule="auto"/>
-      </w:pPr>
-      <w:r>
-        <w:t>\label{eq:eventstudy}</w:t>
-      </w:r>
-    </w:p>
-    <w:p>
-      <w:pPr>
-        <w:spacing w:line="360" w:lineRule="auto"/>
-      </w:pPr>
-      <w:r>
-        <w:t>\end{equation}\\</w:t>
-      </w:r>
-    </w:p>
-    <w:p>
-      <w:pPr>
-        <w:spacing w:line="360" w:lineRule="auto"/>
-      </w:pPr>
-    </w:p>
-    <w:p>
-      <w:pPr>
-        <w:spacing w:line="360" w:lineRule="auto"/>
-      </w:pPr>
-      <w:r>
-        <w:t>allows to analyze the significance of the coeficients  $\gamma^{lead}_k$  and suggests the existence of parallel trends before the arrival of OXXO. Additionally, the coefficients $\gamma^{lag}_k$ reflect the dynamics of the impact after the treatment.\\</w:t>
-      </w:r>
-    </w:p>
-    <w:p>
-      <w:pPr>
-        <w:spacing w:line="360" w:lineRule="auto"/>
-      </w:pPr>
-    </w:p>
-    <w:p>
-      <w:pPr>
-        <w:spacing w:line="360" w:lineRule="auto"/>
-      </w:pPr>
-      <w:r>
-        <w:t xml:space="preserve">Finally, for robustness purposes, the Callaway \&amp; Sant’Anna (CS) model will be estimated. This allows for heterogeneity in treatment by estimating ATTs by cohort and combining the effects in a weighted manner \parencite{RiosAvila_Callaway_SantAnna_2021_csdid_slides,Callaway_SantAnna_2021}. Additionally, its event study does not evaluate parallel trends by averaging all treated units  \parencite{RiosAvila_Callaway_SantAnna_2021_csdid_slides,Callaway_SantAnna_2021}. </w:t>
-      </w:r>
-    </w:p>
-    <w:p>
-      <w:pPr>
-        <w:spacing w:line="360" w:lineRule="auto"/>
-      </w:pPr>
-      <w:r>
-        <w:t>Thus, if CS and TWFE have a similar behavior, this would reinforce the validity of TWFE's results and suggest the absence of bias.</w:t>
-      </w:r>
-    </w:p>
-    <w:p>
-      <w:pPr>
-        <w:spacing w:line="360" w:lineRule="auto"/>
-      </w:pPr>
+        <w:t>Where </w:t>
+      </w:r>
+      <w:r>
+        <w:t>$</w:t>
+      </w:r>
+      <w:r>
+        <w:t>w(g,t)</w:t>
+      </w:r>
+      <w:r>
+        <w:t>$</w:t>
+      </w:r>
+      <w:r>
+        <w:t xml:space="preserve"> represents the weights determined by the researcher. In this analysis, I employ a simple averaging scheme </w:t>
+      </w:r>
+      <w:r>
+        <w:t>m</w:t>
+      </w:r>
+      <w:r>
+        <w:t>where w(g,t)</w:t>
+      </w:r>
+      <w:r>
+        <w:t xml:space="preserve"> is the same</w:t>
+      </w:r>
+      <w:r>
+        <w:t xml:space="preserve"> for all treated periods. The objective of this comparison is to determine if the Callaway </w:t>
+      </w:r>
+      <w:r>
+        <w:t>\</w:t>
+      </w:r>
+      <w:r>
+        <w:t xml:space="preserve">&amp; Sant’Anna (CS) estimates </w:t>
+      </w:r>
+      <w:r>
+        <w:t xml:space="preserve">an Events Studies </w:t>
+      </w:r>
+      <w:r>
+        <w:t>align with the Two-Way Fixed Effects (TWFE) results. A similar behavior between the two models would reinforce the validity of the TWFE estimates and suggest that</w:t>
+      </w:r>
+      <w:r>
+        <w:t xml:space="preserve"> the possible bias of heterogeneous effects is not a preoccupation</w:t>
+      </w:r>
+    </w:p>
+    <w:p>
+      <w:pPr>
+        <w:spacing w:line="360" w:lineRule="auto"/>
+      </w:pPr>
+      <w:r>
+        <w:t>\parencite{RiosAvila_Callaway_SantAnna_2021_csdid_slides,Callaway_SantAnna_2021}.</w:t>
+      </w:r>
     </w:p>
     <w:p>
       <w:pPr>
@@ -4624,24 +4649,150 @@
       </w:r>
     </w:p>
   </w:comment>
+  <w:comment w:id="1" w:author="Sophia Aristizabal Florez" w:date="2026-04-09T15:24:00Z" w:initials="SA">
+    <w:p>
+      <w:r>
+        <w:rPr>
+          <w:rStyle w:val="CommentReference"/>
+        </w:rPr>
+        <w:annotationRef/>
+      </w:r>
+      <w:r>
+        <w:rPr>
+          <w:color w:val="000000"/>
+          <w:sz w:val="20"/>
+          <w:szCs w:val="20"/>
+        </w:rPr>
+        <w:t>.</w:t>
+      </w:r>
+    </w:p>
+  </w:comment>
+  <w:comment w:id="2" w:author="Sophia Aristizabal Florez" w:date="2026-04-09T15:28:00Z" w:initials="SA">
+    <w:p>
+      <w:r>
+        <w:rPr>
+          <w:rStyle w:val="CommentReference"/>
+        </w:rPr>
+        <w:annotationRef/>
+      </w:r>
+      <w:r>
+        <w:rPr>
+          <w:color w:val="000000"/>
+          <w:sz w:val="20"/>
+          <w:szCs w:val="20"/>
+        </w:rPr>
+        <w:t>Bangle el drama</w:t>
+      </w:r>
+    </w:p>
+  </w:comment>
+  <w:comment w:id="3" w:author="Sophia Aristizabal Florez" w:date="2026-04-09T15:30:00Z" w:initials="SA">
+    <w:p>
+      <w:r>
+        <w:rPr>
+          <w:rStyle w:val="CommentReference"/>
+        </w:rPr>
+        <w:annotationRef/>
+      </w:r>
+      <w:r>
+        <w:rPr>
+          <w:color w:val="000000"/>
+          <w:sz w:val="20"/>
+          <w:szCs w:val="20"/>
+        </w:rPr>
+        <w:t>revisar</w:t>
+      </w:r>
+    </w:p>
+  </w:comment>
+  <w:comment w:id="4" w:author="Sophia Aristizabal Florez" w:date="2026-04-09T15:54:00Z" w:initials="SA">
+    <w:p>
+      <w:r>
+        <w:rPr>
+          <w:rStyle w:val="CommentReference"/>
+        </w:rPr>
+        <w:annotationRef/>
+      </w:r>
+      <w:r>
+        <w:rPr>
+          <w:color w:val="000000"/>
+          <w:sz w:val="20"/>
+          <w:szCs w:val="20"/>
+        </w:rPr>
+        <w:t>Direct citation</w:t>
+      </w:r>
+    </w:p>
+  </w:comment>
+  <w:comment w:id="5" w:author="Sophia Aristizabal Florez" w:date="2026-04-09T15:54:00Z" w:initials="SA">
+    <w:p>
+      <w:r>
+        <w:rPr>
+          <w:rStyle w:val="CommentReference"/>
+        </w:rPr>
+        <w:annotationRef/>
+      </w:r>
+      <w:r>
+        <w:rPr>
+          <w:color w:val="000000"/>
+          <w:sz w:val="20"/>
+          <w:szCs w:val="20"/>
+        </w:rPr>
+        <w:t>Citar</w:t>
+      </w:r>
+    </w:p>
+  </w:comment>
+  <w:comment w:id="6" w:author="Sophia Aristizabal Florez" w:date="2026-04-09T16:09:00Z" w:initials="SA">
+    <w:p>
+      <w:r>
+        <w:rPr>
+          <w:rStyle w:val="CommentReference"/>
+        </w:rPr>
+        <w:annotationRef/>
+      </w:r>
+      <w:r>
+        <w:rPr>
+          <w:color w:val="000000"/>
+          <w:sz w:val="20"/>
+          <w:szCs w:val="20"/>
+        </w:rPr>
+        <w:t>Compare with other cities</w:t>
+      </w:r>
+    </w:p>
+  </w:comment>
 </w:comments>
 </file>
 
 <file path=word/commentsExtended.xml><?xml version="1.0" encoding="utf-8"?>
 <w15:commentsEx xmlns:wpc="http://schemas.microsoft.com/office/word/2010/wordprocessingCanvas" xmlns:cx="http://schemas.microsoft.com/office/drawing/2014/chartex" xmlns:cx1="http://schemas.microsoft.com/office/drawing/2015/9/8/chartex" xmlns:cx2="http://schemas.microsoft.com/office/drawing/2015/10/21/chartex" xmlns:cx3="http://schemas.microsoft.com/office/drawing/2016/5/9/chartex" xmlns:cx4="http://schemas.microsoft.com/office/drawing/2016/5/10/chartex" xmlns:cx5="http://schemas.microsoft.com/office/drawing/2016/5/11/chartex" xmlns:cx6="http://schemas.microsoft.com/office/drawing/2016/5/12/chartex" xmlns:cx7="http://schemas.microsoft.com/office/drawing/2016/5/13/chartex" xmlns:cx8="http://schemas.microsoft.com/office/drawing/2016/5/14/chartex" xmlns:mc="http://schemas.openxmlformats.org/markup-compatibility/2006" xmlns:aink="http://schemas.microsoft.com/office/drawing/2016/ink" xmlns:am3d="http://schemas.microsoft.com/office/drawing/2017/model3d" xmlns:o="urn:schemas-microsoft-com:office:office" xmlns:oel="http://schemas.microsoft.com/office/2019/extlst" xmlns:r="http://schemas.openxmlformats.org/officeDocument/2006/relationships" xmlns:m="http://schemas.openxmlformats.org/officeDocument/2006/math" xmlns:v="urn:schemas-microsoft-com:vml" xmlns:wp14="http://schemas.microsoft.com/office/word/2010/wordprocessingDrawing" xmlns:wp="http://schemas.openxmlformats.org/drawingml/2006/wordprocessingDrawing" xmlns:w10="urn:schemas-microsoft-com:office:word" xmlns:w="http://schemas.openxmlformats.org/wordprocessingml/2006/main" xmlns:w14="http://schemas.microsoft.com/office/word/2010/wordml" xmlns:w15="http://schemas.microsoft.com/office/word/2012/wordml" xmlns:w16cex="http://schemas.microsoft.com/office/word/2018/wordml/cex" xmlns:w16cid="http://schemas.microsoft.com/office/word/2016/wordml/cid" xmlns:w16="http://schemas.microsoft.com/office/word/2018/wordml" xmlns:w16du="http://schemas.microsoft.com/office/word/2023/wordml/word16du" xmlns:w16sdtdh="http://schemas.microsoft.com/office/word/2020/wordml/sdtdatahash" xmlns:w16sdtfl="http://schemas.microsoft.com/office/word/2024/wordml/sdtformatlock" xmlns:w16se="http://schemas.microsoft.com/office/word/2015/wordml/symex" xmlns:wpg="http://schemas.microsoft.com/office/word/2010/wordprocessingGroup" xmlns:wpi="http://schemas.microsoft.com/office/word/2010/wordprocessingInk" xmlns:wne="http://schemas.microsoft.com/office/word/2006/wordml" xmlns:wps="http://schemas.microsoft.com/office/word/2010/wordprocessingShape" mc:Ignorable="w14 w15 w16se w16cid w16 w16cex w16sdtdh w16sdtfl w16du wp14">
   <w15:commentEx w15:paraId="3692CB95" w15:done="0"/>
+  <w15:commentEx w15:paraId="6C72DD7A" w15:done="0"/>
+  <w15:commentEx w15:paraId="6EEED096" w15:done="0"/>
+  <w15:commentEx w15:paraId="3259325F" w15:done="0"/>
+  <w15:commentEx w15:paraId="2C790C89" w15:done="0"/>
+  <w15:commentEx w15:paraId="117D2979" w15:done="0"/>
+  <w15:commentEx w15:paraId="51E79C26" w15:done="0"/>
 </w15:commentsEx>
 </file>
 
 <file path=word/commentsExtensible.xml><?xml version="1.0" encoding="utf-8"?>
 <w16cex:commentsExtensible xmlns:wpc="http://schemas.microsoft.com/office/word/2010/wordprocessingCanvas" xmlns:cx="http://schemas.microsoft.com/office/drawing/2014/chartex" xmlns:cx1="http://schemas.microsoft.com/office/drawing/2015/9/8/chartex" xmlns:cx2="http://schemas.microsoft.com/office/drawing/2015/10/21/chartex" xmlns:cx3="http://schemas.microsoft.com/office/drawing/2016/5/9/chartex" xmlns:cx4="http://schemas.microsoft.com/office/drawing/2016/5/10/chartex" xmlns:cx5="http://schemas.microsoft.com/office/drawing/2016/5/11/chartex" xmlns:cx6="http://schemas.microsoft.com/office/drawing/2016/5/12/chartex" xmlns:cx7="http://schemas.microsoft.com/office/drawing/2016/5/13/chartex" xmlns:cx8="http://schemas.microsoft.com/office/drawing/2016/5/14/chartex" xmlns:cr="http://schemas.microsoft.com/office/comments/2020/reactions" xmlns:mc="http://schemas.openxmlformats.org/markup-compatibility/2006" xmlns:aink="http://schemas.microsoft.com/office/drawing/2016/ink" xmlns:am3d="http://schemas.microsoft.com/office/drawing/2017/model3d" xmlns:o="urn:schemas-microsoft-com:office:office" xmlns:oel="http://schemas.microsoft.com/office/2019/extlst" xmlns:r="http://schemas.openxmlformats.org/officeDocument/2006/relationships" xmlns:m="http://schemas.openxmlformats.org/officeDocument/2006/math" xmlns:v="urn:schemas-microsoft-com:vml" xmlns:wp14="http://schemas.microsoft.com/office/word/2010/wordprocessingDrawing" xmlns:wp="http://schemas.openxmlformats.org/drawingml/2006/wordprocessingDrawing" xmlns:w10="urn:schemas-microsoft-com:office:word" xmlns:w="http://schemas.openxmlformats.org/wordprocessingml/2006/main" xmlns:w14="http://schemas.microsoft.com/office/word/2010/wordml" xmlns:w15="http://schemas.microsoft.com/office/word/2012/wordml" xmlns:w16cex="http://schemas.microsoft.com/office/word/2018/wordml/cex" xmlns:w16cid="http://schemas.microsoft.com/office/word/2016/wordml/cid" xmlns:w16="http://schemas.microsoft.com/office/word/2018/wordml" xmlns:w16du="http://schemas.microsoft.com/office/word/2023/wordml/word16du" xmlns:w16sdtdh="http://schemas.microsoft.com/office/word/2020/wordml/sdtdatahash" xmlns:w16sdtfl="http://schemas.microsoft.com/office/word/2024/wordml/sdtformatlock" xmlns:w16se="http://schemas.microsoft.com/office/word/2015/wordml/symex" xmlns:wpg="http://schemas.microsoft.com/office/word/2010/wordprocessingGroup" xmlns:wpi="http://schemas.microsoft.com/office/word/2010/wordprocessingInk" xmlns:wne="http://schemas.microsoft.com/office/word/2006/wordml" xmlns:wps="http://schemas.microsoft.com/office/word/2010/wordprocessingShape" mc:Ignorable="w14 w15 w16se w16cid w16 w16cex w16sdtdh w16sdtfl cr w16du wp14">
   <w16cex:commentExtensible w16cex:durableId="041686C9" w16cex:dateUtc="2026-03-30T22:44:00Z"/>
+  <w16cex:commentExtensible w16cex:durableId="5D5FA050" w16cex:dateUtc="2026-04-09T20:24:00Z"/>
+  <w16cex:commentExtensible w16cex:durableId="62690974" w16cex:dateUtc="2026-04-09T20:28:00Z"/>
+  <w16cex:commentExtensible w16cex:durableId="54EC4295" w16cex:dateUtc="2026-04-09T20:30:00Z"/>
+  <w16cex:commentExtensible w16cex:durableId="4A6AF108" w16cex:dateUtc="2026-04-09T20:54:00Z"/>
+  <w16cex:commentExtensible w16cex:durableId="0C4B000B" w16cex:dateUtc="2026-04-09T20:54:00Z"/>
+  <w16cex:commentExtensible w16cex:durableId="4752DA78" w16cex:dateUtc="2026-04-09T21:09:00Z"/>
 </w16cex:commentsExtensible>
 </file>
 
 <file path=word/commentsIds.xml><?xml version="1.0" encoding="utf-8"?>
 <w16cid:commentsIds xmlns:wpc="http://schemas.microsoft.com/office/word/2010/wordprocessingCanvas" xmlns:cx="http://schemas.microsoft.com/office/drawing/2014/chartex" xmlns:cx1="http://schemas.microsoft.com/office/drawing/2015/9/8/chartex" xmlns:cx2="http://schemas.microsoft.com/office/drawing/2015/10/21/chartex" xmlns:cx3="http://schemas.microsoft.com/office/drawing/2016/5/9/chartex" xmlns:cx4="http://schemas.microsoft.com/office/drawing/2016/5/10/chartex" xmlns:cx5="http://schemas.microsoft.com/office/drawing/2016/5/11/chartex" xmlns:cx6="http://schemas.microsoft.com/office/drawing/2016/5/12/chartex" xmlns:cx7="http://schemas.microsoft.com/office/drawing/2016/5/13/chartex" xmlns:cx8="http://schemas.microsoft.com/office/drawing/2016/5/14/chartex" xmlns:mc="http://schemas.openxmlformats.org/markup-compatibility/2006" xmlns:aink="http://schemas.microsoft.com/office/drawing/2016/ink" xmlns:am3d="http://schemas.microsoft.com/office/drawing/2017/model3d" xmlns:o="urn:schemas-microsoft-com:office:office" xmlns:oel="http://schemas.microsoft.com/office/2019/extlst" xmlns:r="http://schemas.openxmlformats.org/officeDocument/2006/relationships" xmlns:m="http://schemas.openxmlformats.org/officeDocument/2006/math" xmlns:v="urn:schemas-microsoft-com:vml" xmlns:wp14="http://schemas.microsoft.com/office/word/2010/wordprocessingDrawing" xmlns:wp="http://schemas.openxmlformats.org/drawingml/2006/wordprocessingDrawing" xmlns:w10="urn:schemas-microsoft-com:office:word" xmlns:w="http://schemas.openxmlformats.org/wordprocessingml/2006/main" xmlns:w14="http://schemas.microsoft.com/office/word/2010/wordml" xmlns:w15="http://schemas.microsoft.com/office/word/2012/wordml" xmlns:w16cex="http://schemas.microsoft.com/office/word/2018/wordml/cex" xmlns:w16cid="http://schemas.microsoft.com/office/word/2016/wordml/cid" xmlns:w16="http://schemas.microsoft.com/office/word/2018/wordml" xmlns:w16du="http://schemas.microsoft.com/office/word/2023/wordml/word16du" xmlns:w16sdtdh="http://schemas.microsoft.com/office/word/2020/wordml/sdtdatahash" xmlns:w16sdtfl="http://schemas.microsoft.com/office/word/2024/wordml/sdtformatlock" xmlns:w16se="http://schemas.microsoft.com/office/word/2015/wordml/symex" xmlns:wpg="http://schemas.microsoft.com/office/word/2010/wordprocessingGroup" xmlns:wpi="http://schemas.microsoft.com/office/word/2010/wordprocessingInk" xmlns:wne="http://schemas.microsoft.com/office/word/2006/wordml" xmlns:wps="http://schemas.microsoft.com/office/word/2010/wordprocessingShape" mc:Ignorable="w14 w15 w16se w16cid w16 w16cex w16sdtdh w16sdtfl w16du wp14">
   <w16cid:commentId w16cid:paraId="3692CB95" w16cid:durableId="041686C9"/>
+  <w16cid:commentId w16cid:paraId="6C72DD7A" w16cid:durableId="5D5FA050"/>
+  <w16cid:commentId w16cid:paraId="6EEED096" w16cid:durableId="62690974"/>
+  <w16cid:commentId w16cid:paraId="3259325F" w16cid:durableId="54EC4295"/>
+  <w16cid:commentId w16cid:paraId="2C790C89" w16cid:durableId="4A6AF108"/>
+  <w16cid:commentId w16cid:paraId="117D2979" w16cid:durableId="0C4B000B"/>
+  <w16cid:commentId w16cid:paraId="51E79C26" w16cid:durableId="4752DA78"/>
 </w16cid:commentsIds>
 </file>
 
@@ -6098,6 +6249,155 @@
     </w:lvl>
   </w:abstractNum>
   <w:abstractNum w:abstractNumId="14" w15:restartNumberingAfterBreak="0">
+    <w:nsid w:val="57DC4CA4"/>
+    <w:multiLevelType w:val="multilevel"/>
+    <w:tmpl w:val="DAB258C6"/>
+    <w:lvl w:ilvl="0">
+      <w:start w:val="1"/>
+      <w:numFmt w:val="bullet"/>
+      <w:lvlText w:val=""/>
+      <w:lvlJc w:val="left"/>
+      <w:pPr>
+        <w:tabs>
+          <w:tab w:val="num" w:pos="720"/>
+        </w:tabs>
+        <w:ind w:left="720" w:hanging="360"/>
+      </w:pPr>
+      <w:rPr>
+        <w:rFonts w:ascii="Symbol" w:hAnsi="Symbol" w:hint="default"/>
+        <w:sz w:val="20"/>
+      </w:rPr>
+    </w:lvl>
+    <w:lvl w:ilvl="1" w:tentative="1">
+      <w:start w:val="1"/>
+      <w:numFmt w:val="bullet"/>
+      <w:lvlText w:val="o"/>
+      <w:lvlJc w:val="left"/>
+      <w:pPr>
+        <w:tabs>
+          <w:tab w:val="num" w:pos="1440"/>
+        </w:tabs>
+        <w:ind w:left="1440" w:hanging="360"/>
+      </w:pPr>
+      <w:rPr>
+        <w:rFonts w:ascii="Courier New" w:hAnsi="Courier New" w:hint="default"/>
+        <w:sz w:val="20"/>
+      </w:rPr>
+    </w:lvl>
+    <w:lvl w:ilvl="2" w:tentative="1">
+      <w:start w:val="1"/>
+      <w:numFmt w:val="bullet"/>
+      <w:lvlText w:val=""/>
+      <w:lvlJc w:val="left"/>
+      <w:pPr>
+        <w:tabs>
+          <w:tab w:val="num" w:pos="2160"/>
+        </w:tabs>
+        <w:ind w:left="2160" w:hanging="360"/>
+      </w:pPr>
+      <w:rPr>
+        <w:rFonts w:ascii="Wingdings" w:hAnsi="Wingdings" w:hint="default"/>
+        <w:sz w:val="20"/>
+      </w:rPr>
+    </w:lvl>
+    <w:lvl w:ilvl="3" w:tentative="1">
+      <w:start w:val="1"/>
+      <w:numFmt w:val="bullet"/>
+      <w:lvlText w:val=""/>
+      <w:lvlJc w:val="left"/>
+      <w:pPr>
+        <w:tabs>
+          <w:tab w:val="num" w:pos="2880"/>
+        </w:tabs>
+        <w:ind w:left="2880" w:hanging="360"/>
+      </w:pPr>
+      <w:rPr>
+        <w:rFonts w:ascii="Wingdings" w:hAnsi="Wingdings" w:hint="default"/>
+        <w:sz w:val="20"/>
+      </w:rPr>
+    </w:lvl>
+    <w:lvl w:ilvl="4" w:tentative="1">
+      <w:start w:val="1"/>
+      <w:numFmt w:val="bullet"/>
+      <w:lvlText w:val=""/>
+      <w:lvlJc w:val="left"/>
+      <w:pPr>
+        <w:tabs>
+          <w:tab w:val="num" w:pos="3600"/>
+        </w:tabs>
+        <w:ind w:left="3600" w:hanging="360"/>
+      </w:pPr>
+      <w:rPr>
+        <w:rFonts w:ascii="Wingdings" w:hAnsi="Wingdings" w:hint="default"/>
+        <w:sz w:val="20"/>
+      </w:rPr>
+    </w:lvl>
+    <w:lvl w:ilvl="5" w:tentative="1">
+      <w:start w:val="1"/>
+      <w:numFmt w:val="bullet"/>
+      <w:lvlText w:val=""/>
+      <w:lvlJc w:val="left"/>
+      <w:pPr>
+        <w:tabs>
+          <w:tab w:val="num" w:pos="4320"/>
+        </w:tabs>
+        <w:ind w:left="4320" w:hanging="360"/>
+      </w:pPr>
+      <w:rPr>
+        <w:rFonts w:ascii="Wingdings" w:hAnsi="Wingdings" w:hint="default"/>
+        <w:sz w:val="20"/>
+      </w:rPr>
+    </w:lvl>
+    <w:lvl w:ilvl="6" w:tentative="1">
+      <w:start w:val="1"/>
+      <w:numFmt w:val="bullet"/>
+      <w:lvlText w:val=""/>
+      <w:lvlJc w:val="left"/>
+      <w:pPr>
+        <w:tabs>
+          <w:tab w:val="num" w:pos="5040"/>
+        </w:tabs>
+        <w:ind w:left="5040" w:hanging="360"/>
+      </w:pPr>
+      <w:rPr>
+        <w:rFonts w:ascii="Wingdings" w:hAnsi="Wingdings" w:hint="default"/>
+        <w:sz w:val="20"/>
+      </w:rPr>
+    </w:lvl>
+    <w:lvl w:ilvl="7" w:tentative="1">
+      <w:start w:val="1"/>
+      <w:numFmt w:val="bullet"/>
+      <w:lvlText w:val=""/>
+      <w:lvlJc w:val="left"/>
+      <w:pPr>
+        <w:tabs>
+          <w:tab w:val="num" w:pos="5760"/>
+        </w:tabs>
+        <w:ind w:left="5760" w:hanging="360"/>
+      </w:pPr>
+      <w:rPr>
+        <w:rFonts w:ascii="Wingdings" w:hAnsi="Wingdings" w:hint="default"/>
+        <w:sz w:val="20"/>
+      </w:rPr>
+    </w:lvl>
+    <w:lvl w:ilvl="8" w:tentative="1">
+      <w:start w:val="1"/>
+      <w:numFmt w:val="bullet"/>
+      <w:lvlText w:val=""/>
+      <w:lvlJc w:val="left"/>
+      <w:pPr>
+        <w:tabs>
+          <w:tab w:val="num" w:pos="6480"/>
+        </w:tabs>
+        <w:ind w:left="6480" w:hanging="360"/>
+      </w:pPr>
+      <w:rPr>
+        <w:rFonts w:ascii="Wingdings" w:hAnsi="Wingdings" w:hint="default"/>
+        <w:sz w:val="20"/>
+      </w:rPr>
+    </w:lvl>
+  </w:abstractNum>
+  <w:abstractNum w:abstractNumId="15" w15:restartNumberingAfterBreak="0">
     <w:nsid w:val="6B0E3C05"/>
     <w:multiLevelType w:val="hybridMultilevel"/>
     <w:tmpl w:val="5C581B7A"/>
@@ -6186,7 +6486,7 @@
       </w:pPr>
     </w:lvl>
   </w:abstractNum>
-  <w:abstractNum w:abstractNumId="15" w15:restartNumberingAfterBreak="0">
+  <w:abstractNum w:abstractNumId="16" w15:restartNumberingAfterBreak="0">
     <w:nsid w:val="6DD8453A"/>
     <w:multiLevelType w:val="hybridMultilevel"/>
     <w:tmpl w:val="2E501D14"/>
@@ -6275,7 +6575,7 @@
       </w:pPr>
     </w:lvl>
   </w:abstractNum>
-  <w:abstractNum w:abstractNumId="16" w15:restartNumberingAfterBreak="0">
+  <w:abstractNum w:abstractNumId="17" w15:restartNumberingAfterBreak="0">
     <w:nsid w:val="6FE61B8B"/>
     <w:multiLevelType w:val="multilevel"/>
     <w:tmpl w:val="9F0AED5E"/>
@@ -6388,7 +6688,185 @@
       </w:pPr>
     </w:lvl>
   </w:abstractNum>
-  <w:abstractNum w:abstractNumId="17" w15:restartNumberingAfterBreak="0">
+  <w:abstractNum w:abstractNumId="18" w15:restartNumberingAfterBreak="0">
+    <w:nsid w:val="7102306A"/>
+    <w:multiLevelType w:val="hybridMultilevel"/>
+    <w:tmpl w:val="E66A1684"/>
+    <w:lvl w:ilvl="0" w:tplc="FFFFFFFF">
+      <w:start w:val="1"/>
+      <w:numFmt w:val="decimal"/>
+      <w:lvlText w:val="%1."/>
+      <w:lvlJc w:val="left"/>
+      <w:pPr>
+        <w:ind w:left="720" w:hanging="360"/>
+      </w:pPr>
+      <w:rPr>
+        <w:rFonts w:hint="default"/>
+      </w:rPr>
+    </w:lvl>
+    <w:lvl w:ilvl="1" w:tplc="FFFFFFFF" w:tentative="1">
+      <w:start w:val="1"/>
+      <w:numFmt w:val="lowerLetter"/>
+      <w:lvlText w:val="%2."/>
+      <w:lvlJc w:val="left"/>
+      <w:pPr>
+        <w:ind w:left="1440" w:hanging="360"/>
+      </w:pPr>
+    </w:lvl>
+    <w:lvl w:ilvl="2" w:tplc="FFFFFFFF" w:tentative="1">
+      <w:start w:val="1"/>
+      <w:numFmt w:val="lowerRoman"/>
+      <w:lvlText w:val="%3."/>
+      <w:lvlJc w:val="right"/>
+      <w:pPr>
+        <w:ind w:left="2160" w:hanging="180"/>
+      </w:pPr>
+    </w:lvl>
+    <w:lvl w:ilvl="3" w:tplc="FFFFFFFF" w:tentative="1">
+      <w:start w:val="1"/>
+      <w:numFmt w:val="decimal"/>
+      <w:lvlText w:val="%4."/>
+      <w:lvlJc w:val="left"/>
+      <w:pPr>
+        <w:ind w:left="2880" w:hanging="360"/>
+      </w:pPr>
+    </w:lvl>
+    <w:lvl w:ilvl="4" w:tplc="FFFFFFFF" w:tentative="1">
+      <w:start w:val="1"/>
+      <w:numFmt w:val="lowerLetter"/>
+      <w:lvlText w:val="%5."/>
+      <w:lvlJc w:val="left"/>
+      <w:pPr>
+        <w:ind w:left="3600" w:hanging="360"/>
+      </w:pPr>
+    </w:lvl>
+    <w:lvl w:ilvl="5" w:tplc="FFFFFFFF" w:tentative="1">
+      <w:start w:val="1"/>
+      <w:numFmt w:val="lowerRoman"/>
+      <w:lvlText w:val="%6."/>
+      <w:lvlJc w:val="right"/>
+      <w:pPr>
+        <w:ind w:left="4320" w:hanging="180"/>
+      </w:pPr>
+    </w:lvl>
+    <w:lvl w:ilvl="6" w:tplc="FFFFFFFF" w:tentative="1">
+      <w:start w:val="1"/>
+      <w:numFmt w:val="decimal"/>
+      <w:lvlText w:val="%7."/>
+      <w:lvlJc w:val="left"/>
+      <w:pPr>
+        <w:ind w:left="5040" w:hanging="360"/>
+      </w:pPr>
+    </w:lvl>
+    <w:lvl w:ilvl="7" w:tplc="FFFFFFFF" w:tentative="1">
+      <w:start w:val="1"/>
+      <w:numFmt w:val="lowerLetter"/>
+      <w:lvlText w:val="%8."/>
+      <w:lvlJc w:val="left"/>
+      <w:pPr>
+        <w:ind w:left="5760" w:hanging="360"/>
+      </w:pPr>
+    </w:lvl>
+    <w:lvl w:ilvl="8" w:tplc="FFFFFFFF" w:tentative="1">
+      <w:start w:val="1"/>
+      <w:numFmt w:val="lowerRoman"/>
+      <w:lvlText w:val="%9."/>
+      <w:lvlJc w:val="right"/>
+      <w:pPr>
+        <w:ind w:left="6480" w:hanging="180"/>
+      </w:pPr>
+    </w:lvl>
+  </w:abstractNum>
+  <w:abstractNum w:abstractNumId="19" w15:restartNumberingAfterBreak="0">
+    <w:nsid w:val="7A571EB9"/>
+    <w:multiLevelType w:val="hybridMultilevel"/>
+    <w:tmpl w:val="E66A1684"/>
+    <w:lvl w:ilvl="0" w:tplc="0409000F">
+      <w:start w:val="1"/>
+      <w:numFmt w:val="decimal"/>
+      <w:lvlText w:val="%1."/>
+      <w:lvlJc w:val="left"/>
+      <w:pPr>
+        <w:ind w:left="720" w:hanging="360"/>
+      </w:pPr>
+      <w:rPr>
+        <w:rFonts w:hint="default"/>
+      </w:rPr>
+    </w:lvl>
+    <w:lvl w:ilvl="1" w:tplc="04090019">
+      <w:start w:val="1"/>
+      <w:numFmt w:val="lowerLetter"/>
+      <w:lvlText w:val="%2."/>
+      <w:lvlJc w:val="left"/>
+      <w:pPr>
+        <w:ind w:left="1440" w:hanging="360"/>
+      </w:pPr>
+    </w:lvl>
+    <w:lvl w:ilvl="2" w:tplc="0409001B" w:tentative="1">
+      <w:start w:val="1"/>
+      <w:numFmt w:val="lowerRoman"/>
+      <w:lvlText w:val="%3."/>
+      <w:lvlJc w:val="right"/>
+      <w:pPr>
+        <w:ind w:left="2160" w:hanging="180"/>
+      </w:pPr>
+    </w:lvl>
+    <w:lvl w:ilvl="3" w:tplc="0409000F" w:tentative="1">
+      <w:start w:val="1"/>
+      <w:numFmt w:val="decimal"/>
+      <w:lvlText w:val="%4."/>
+      <w:lvlJc w:val="left"/>
+      <w:pPr>
+        <w:ind w:left="2880" w:hanging="360"/>
+      </w:pPr>
+    </w:lvl>
+    <w:lvl w:ilvl="4" w:tplc="04090019" w:tentative="1">
+      <w:start w:val="1"/>
+      <w:numFmt w:val="lowerLetter"/>
+      <w:lvlText w:val="%5."/>
+      <w:lvlJc w:val="left"/>
+      <w:pPr>
+        <w:ind w:left="3600" w:hanging="360"/>
+      </w:pPr>
+    </w:lvl>
+    <w:lvl w:ilvl="5" w:tplc="0409001B" w:tentative="1">
+      <w:start w:val="1"/>
+      <w:numFmt w:val="lowerRoman"/>
+      <w:lvlText w:val="%6."/>
+      <w:lvlJc w:val="right"/>
+      <w:pPr>
+        <w:ind w:left="4320" w:hanging="180"/>
+      </w:pPr>
+    </w:lvl>
+    <w:lvl w:ilvl="6" w:tplc="0409000F" w:tentative="1">
+      <w:start w:val="1"/>
+      <w:numFmt w:val="decimal"/>
+      <w:lvlText w:val="%7."/>
+      <w:lvlJc w:val="left"/>
+      <w:pPr>
+        <w:ind w:left="5040" w:hanging="360"/>
+      </w:pPr>
+    </w:lvl>
+    <w:lvl w:ilvl="7" w:tplc="04090019" w:tentative="1">
+      <w:start w:val="1"/>
+      <w:numFmt w:val="lowerLetter"/>
+      <w:lvlText w:val="%8."/>
+      <w:lvlJc w:val="left"/>
+      <w:pPr>
+        <w:ind w:left="5760" w:hanging="360"/>
+      </w:pPr>
+    </w:lvl>
+    <w:lvl w:ilvl="8" w:tplc="0409001B" w:tentative="1">
+      <w:start w:val="1"/>
+      <w:numFmt w:val="lowerRoman"/>
+      <w:lvlText w:val="%9."/>
+      <w:lvlJc w:val="right"/>
+      <w:pPr>
+        <w:ind w:left="6480" w:hanging="180"/>
+      </w:pPr>
+    </w:lvl>
+  </w:abstractNum>
+  <w:abstractNum w:abstractNumId="20" w15:restartNumberingAfterBreak="0">
     <w:nsid w:val="7C7B44F7"/>
     <w:multiLevelType w:val="multilevel"/>
     <w:tmpl w:val="EADA4D84"/>
@@ -6544,10 +7022,10 @@
     <w:abstractNumId w:val="1"/>
   </w:num>
   <w:num w:numId="3" w16cid:durableId="212349110">
-    <w:abstractNumId w:val="15"/>
+    <w:abstractNumId w:val="16"/>
   </w:num>
   <w:num w:numId="4" w16cid:durableId="2048605629">
-    <w:abstractNumId w:val="14"/>
+    <w:abstractNumId w:val="15"/>
   </w:num>
   <w:num w:numId="5" w16cid:durableId="1593197863">
     <w:abstractNumId w:val="2"/>
@@ -6562,7 +7040,7 @@
     <w:abstractNumId w:val="11"/>
   </w:num>
   <w:num w:numId="9" w16cid:durableId="1839999092">
-    <w:abstractNumId w:val="16"/>
+    <w:abstractNumId w:val="17"/>
   </w:num>
   <w:num w:numId="10" w16cid:durableId="578178246">
     <w:abstractNumId w:val="5"/>
@@ -6577,7 +7055,7 @@
     <w:abstractNumId w:val="12"/>
   </w:num>
   <w:num w:numId="14" w16cid:durableId="485437180">
-    <w:abstractNumId w:val="17"/>
+    <w:abstractNumId w:val="20"/>
   </w:num>
   <w:num w:numId="15" w16cid:durableId="1562254479">
     <w:abstractNumId w:val="10"/>
@@ -6590,6 +7068,15 @@
   </w:num>
   <w:num w:numId="18" w16cid:durableId="1954047476">
     <w:abstractNumId w:val="7"/>
+  </w:num>
+  <w:num w:numId="19" w16cid:durableId="455103429">
+    <w:abstractNumId w:val="19"/>
+  </w:num>
+  <w:num w:numId="20" w16cid:durableId="75129681">
+    <w:abstractNumId w:val="18"/>
+  </w:num>
+  <w:num w:numId="21" w16cid:durableId="445084733">
+    <w:abstractNumId w:val="14"/>
   </w:num>
 </w:numbering>
 </file>
@@ -7002,7 +7489,7 @@
   <w:style w:type="paragraph" w:default="1" w:styleId="Normal">
     <w:name w:val="Normal"/>
     <w:qFormat/>
-    <w:rsid w:val="000A1B8A"/>
+    <w:rsid w:val="00825AAE"/>
     <w:pPr>
       <w:spacing w:after="0" w:line="240" w:lineRule="auto"/>
     </w:pPr>

--- a/doc/written_part.docx
+++ b/doc/written_part.docx
@@ -350,7 +350,6 @@
           <w:lang w:val="en-US"/>
         </w:rPr>
       </w:pPr>
-      <w:commentRangeStart w:id="1"/>
       <w:r>
         <w:rPr>
           <w:b/>
@@ -374,73 +373,34 @@
         <w:rPr>
           <w:highlight w:val="red"/>
         </w:rPr>
-        <w:t>2019 COVID-19</w:t>
+        <w:t>COVID-19</w:t>
       </w:r>
       <w:r>
         <w:t xml:space="preserve"> pandemic has transformed urban commercial dynamics and people's daily routines in the main cities of the region \parencite{Antom2024,McKinsey2024,MDPI2021}. </w:t>
       </w:r>
       <w:r>
-        <w:t xml:space="preserve">These establishments </w:t>
-      </w:r>
-      <w:r>
-        <w:rPr>
-          <w:highlight w:val="yellow"/>
-          <w:lang w:val="en-US"/>
-        </w:rPr>
-        <w:t xml:space="preserve">strategically locates in </w:t>
-      </w:r>
-      <w:r>
-        <w:rPr>
-          <w:highlight w:val="yellow"/>
-        </w:rPr>
-        <w:t>high-traffic</w:t>
-      </w:r>
-      <w:r>
-        <w:t xml:space="preserve"> areas, residential neighborhoods, and commercial corridors. </w:t>
-      </w:r>
-      <w:r>
-        <w:rPr>
-          <w:lang w:val="en-US"/>
-        </w:rPr>
-        <w:t xml:space="preserve">Additionally, their 24-hour </w:t>
-      </w:r>
-      <w:r>
-        <w:rPr>
-          <w:highlight w:val="yellow"/>
-          <w:lang w:val="en-US"/>
-        </w:rPr>
-        <w:t>establishments</w:t>
-      </w:r>
-      <w:r>
-        <w:t xml:space="preserve"> offer basic goods, financial services, and bill payment facilities, attracting diverse customer flows throughout the day and night. Given their expanding footprint within the urban landscape, these retail hubs have naturally emerged</w:t>
-      </w:r>
-      <w:r>
-        <w:rPr>
-          <w:rFonts w:eastAsiaTheme="majorEastAsia"/>
-        </w:rPr>
-        <w:t> </w:t>
-      </w:r>
-      <w:r>
-        <w:t>as</w:t>
-      </w:r>
-      <w:r>
-        <w:rPr>
-          <w:lang w:val="en-US"/>
-        </w:rPr>
-        <w:t xml:space="preserve"> magnets of economic, urban and pedestrian activity </w:t>
-      </w:r>
-      <w:r>
-        <w:t>\parencite{Dugato2026,marcos2022}.</w:t>
-      </w:r>
-      <w:r>
-        <w:t>\\</w:t>
-      </w:r>
-      <w:commentRangeEnd w:id="1"/>
-      <w:r>
-        <w:rPr>
-          <w:rStyle w:val="CommentReference"/>
-        </w:rPr>
-        <w:commentReference w:id="1"/>
+        <w:t xml:space="preserve">Convenience stores’ growing commercial importance has prompted economic research to primarily focus on </w:t>
+      </w:r>
+      <w:r>
+        <w:rPr>
+          <w:lang w:val="en-US"/>
+        </w:rPr>
+        <w:t xml:space="preserve">the impact of these establishments on retail businesses, consumer behavior, and the labor market </w:t>
+      </w:r>
+      <w:r>
+        <w:t>\parencite{delgado2024}.</w:t>
+      </w:r>
+      <w:r>
+        <w:rPr>
+          <w:lang w:val="en-US"/>
+        </w:rPr>
+        <w:t xml:space="preserve"> </w:t>
+      </w:r>
+      <w:r>
+        <w:t>However, beyond their economic role, their physical and operational characteristics are associated with mixed findings in the literature on urban crime.</w:t>
+      </w:r>
+      <w:r>
+        <w:t xml:space="preserve">\\ </w:t>
       </w:r>
     </w:p>
     <w:p>
@@ -450,45 +410,67 @@
         <w:jc w:val="both"/>
       </w:pPr>
       <w:r>
-        <w:t xml:space="preserve">Convenience stores’ growing commercial importance has prompted economic research to primarily focus on </w:t>
-      </w:r>
-      <w:r>
-        <w:rPr>
-          <w:lang w:val="en-US"/>
-        </w:rPr>
-        <w:t xml:space="preserve">the impact of these establishments on retail businesses, consumer behavior, and the labor market </w:t>
-      </w:r>
-      <w:r>
-        <w:t>\parencite{delgado2024}.</w:t>
-      </w:r>
-      <w:r>
-        <w:rPr>
-          <w:lang w:val="en-US"/>
-        </w:rPr>
+        <w:t xml:space="preserve">These establishments </w:t>
+      </w:r>
+      <w:r>
+        <w:t xml:space="preserve">are </w:t>
+      </w:r>
+      <w:r>
+        <w:rPr>
+          <w:lang w:val="en-US"/>
+        </w:rPr>
+        <w:t xml:space="preserve">strategically </w:t>
+      </w:r>
+      <w:r>
+        <w:rPr>
+          <w:lang w:val="en-US"/>
+        </w:rPr>
+        <w:t xml:space="preserve">located </w:t>
+      </w:r>
+      <w:r>
+        <w:rPr>
+          <w:lang w:val="en-US"/>
+        </w:rPr>
+        <w:t xml:space="preserve">in </w:t>
+      </w:r>
+      <w:r>
+        <w:t>high-traffic areas, and commercial corridors.</w:t>
+      </w:r>
+      <w:r>
         <w:t xml:space="preserve"> </w:t>
       </w:r>
       <w:r>
-        <w:t xml:space="preserve">However, beyond their economic role, their physical and operational characteristics place them in a </w:t>
-      </w:r>
-      <w:commentRangeStart w:id="2"/>
-      <w:r>
-        <w:rPr>
-          <w:highlight w:val="red"/>
-        </w:rPr>
-        <w:t>contested</w:t>
-      </w:r>
-      <w:r>
-        <w:t xml:space="preserve"> </w:t>
-      </w:r>
-      <w:commentRangeEnd w:id="2"/>
-      <w:r>
-        <w:rPr>
-          <w:rStyle w:val="CommentReference"/>
-        </w:rPr>
-        <w:commentReference w:id="2"/>
-      </w:r>
-      <w:r>
-        <w:t>position within the literature on urban crime.</w:t>
+        <w:rPr>
+          <w:lang w:val="en-US"/>
+        </w:rPr>
+        <w:t xml:space="preserve">Additionally, </w:t>
+      </w:r>
+      <w:r>
+        <w:rPr>
+          <w:lang w:val="en-US"/>
+        </w:rPr>
+        <w:t>these</w:t>
+      </w:r>
+      <w:r>
+        <w:rPr>
+          <w:lang w:val="en-US"/>
+        </w:rPr>
+        <w:t xml:space="preserve"> 24-hour </w:t>
+      </w:r>
+      <w:r>
+        <w:rPr>
+          <w:lang w:val="en-US"/>
+        </w:rPr>
+        <w:t>stores</w:t>
+      </w:r>
+      <w:r>
+        <w:t xml:space="preserve"> offer basic goods, financial services, and bill payment </w:t>
+      </w:r>
+      <w:r>
+        <w:t>services</w:t>
+      </w:r>
+      <w:r>
+        <w:t>, attracting diverse customer flows throughout the day and night. Given their expanding footprint within the urban landscape, these retail hubs have naturally emerged</w:t>
       </w:r>
       <w:r>
         <w:rPr>
@@ -497,7 +479,19 @@
         <w:t> </w:t>
       </w:r>
       <w:r>
-        <w:t xml:space="preserve">\\ </w:t>
+        <w:t>as</w:t>
+      </w:r>
+      <w:r>
+        <w:rPr>
+          <w:lang w:val="en-US"/>
+        </w:rPr>
+        <w:t xml:space="preserve"> magnets of economic, urban and pedestrian activity </w:t>
+      </w:r>
+      <w:r>
+        <w:t>\parencite{Dugato2026,marcos2022}.</w:t>
+      </w:r>
+      <w:r>
+        <w:t>\\</w:t>
       </w:r>
     </w:p>
     <w:p>
@@ -506,79 +500,54 @@
         <w:ind w:firstLine="720"/>
         <w:jc w:val="both"/>
       </w:pPr>
-      <w:commentRangeStart w:id="3"/>
-      <w:r>
-        <w:rPr>
-          <w:lang w:val="en-US"/>
-        </w:rPr>
-        <w:t xml:space="preserve">Depending on the context, these stores are seen as </w:t>
-      </w:r>
-      <w:r>
-        <w:t>\</w:t>
-      </w:r>
-      <w:proofErr w:type="gramStart"/>
-      <w:r>
-        <w:t>textit{</w:t>
-      </w:r>
-      <w:proofErr w:type="gramEnd"/>
+      <w:r>
+        <w:t>Given these characteristics and depending on the context, these stores are seen as \textit{crime generators} because they increase foot traffic and create incidental criminal opportunities \parencite{Dugato2026</w:t>
+      </w:r>
+      <w:r>
+        <w:rPr>
+          <w:lang w:val="en-US"/>
+        </w:rPr>
+        <w:t>}.</w:t>
+      </w:r>
+      <w:r>
+        <w:rPr>
+          <w:rFonts w:ascii="-webkit-standard" w:hAnsi="-webkit-standard"/>
+          <w:color w:val="000000"/>
+          <w:sz w:val="27"/>
+          <w:szCs w:val="27"/>
+        </w:rPr>
+        <w:t xml:space="preserve"> </w:t>
+      </w:r>
+      <w:r>
+        <w:t>Also, \cite{Wellford1997} identify them as robbery-prone commercial establishments because</w:t>
+      </w:r>
+      <w:r>
+        <w:t xml:space="preserve"> </w:t>
+      </w:r>
+      <w:r>
+        <w:t xml:space="preserve">they have available cash on hand. </w:t>
+      </w:r>
+      <w:r>
+        <w:t>Nonetheless, \cite{Davis2021} offer a different perspective, showing that convenience stores are seen as crime deterrents by providing natural surveillance and increasing “eyes on the street” through extended operating hours and improved lighting</w:t>
+      </w:r>
       <w:r>
         <w:rPr>
           <w:i/>
           <w:iCs/>
         </w:rPr>
-        <w:t>crime generators</w:t>
-      </w:r>
-      <w:r>
-        <w:t>}</w:t>
-      </w:r>
-      <w:r>
-        <w:t xml:space="preserve"> by increasing foot traffic and creating incidental criminal opportunities </w:t>
-      </w:r>
-      <w:r>
-        <w:t>\parencite{Dugato2026}</w:t>
-      </w:r>
-      <w:r>
-        <w:t xml:space="preserve">. Also, they have been acknowledged as robbery prone commercial establishments as they have available cash on hand </w:t>
-      </w:r>
-      <w:r>
-        <w:t>\parencite{Wellford1997}</w:t>
-      </w:r>
-      <w:r>
-        <w:t>. Conversely, they are perceived as crime combators by providing</w:t>
-      </w:r>
-      <w:r>
-        <w:rPr>
-          <w:rFonts w:eastAsiaTheme="majorEastAsia"/>
-        </w:rPr>
-        <w:t> </w:t>
-      </w:r>
-      <w:r>
-        <w:t>natural surveillance</w:t>
-      </w:r>
-      <w:r>
-        <w:rPr>
-          <w:rFonts w:eastAsiaTheme="majorEastAsia"/>
-        </w:rPr>
-        <w:t> </w:t>
-      </w:r>
-      <w:r>
-        <w:t xml:space="preserve">and increasing 'eyes on the street' through extended operating hours and improved lighting </w:t>
-      </w:r>
-      <w:r>
-        <w:t xml:space="preserve">\parencite{Davis2021}. </w:t>
-      </w:r>
-      <w:r>
-        <w:t xml:space="preserve">This duality highlights the necessity of analysing their role on their surrounding criminal environment, as targeting the aspects that facilitate criminal behaviour is often more effective for long-term crime reduction than traditional repression </w:t>
+        <w:t>.</w:t>
+      </w:r>
+      <w:r>
+        <w:t xml:space="preserve"> </w:t>
+      </w:r>
+      <w:r>
+        <w:t>This duality highlights the necessity of analysing their role in the surrounding criminal environment, as targeting the aspects that facilitate criminal behaviour is often more effective for long-term crime reduction than traditional repression</w:t>
+      </w:r>
+      <w:r>
+        <w:t xml:space="preserve"> </w:t>
       </w:r>
       <w:r>
         <w:t>\parencite{Dugato2026}.\\</w:t>
-      </w:r>
-      <w:commentRangeEnd w:id="3"/>
-      <w:r>
-        <w:rPr>
-          <w:rStyle w:val="CommentReference"/>
-        </w:rPr>
-        <w:commentReference w:id="3"/>
       </w:r>
     </w:p>
     <w:p>
@@ -586,43 +555,253 @@
         <w:spacing w:line="360" w:lineRule="auto"/>
         <w:ind w:firstLine="720"/>
         <w:jc w:val="both"/>
+      </w:pPr>
+      <w:r>
+        <w:t>Within this retail landscape</w:t>
+      </w:r>
+      <w:r>
+        <w:rPr>
+          <w:lang w:val="en-US"/>
+        </w:rPr>
+        <w:t xml:space="preserve">, </w:t>
+      </w:r>
+      <w:r>
+        <w:rPr>
+          <w:lang w:val="en-US"/>
+        </w:rPr>
+        <w:t xml:space="preserve">OXXO, a Mexican chain now owned by FEMSA, </w:t>
+      </w:r>
+      <w:r>
+        <w:rPr>
+          <w:lang w:val="en-US"/>
+        </w:rPr>
+        <w:t>r</w:t>
+      </w:r>
+      <w:r>
+        <w:t>epresents a valuable case study of of how the rapid proliferation of convenience stores interacts with urban  criminal activity.</w:t>
+      </w:r>
+      <w:r>
+        <w:t xml:space="preserve"> </w:t>
+      </w:r>
+      <w:r>
+        <w:t xml:space="preserve">While OXXO maintains a massive regional presence of over 25,000 locations across Latin America, its footprint in Colombia is strikingly centralized, with over 300 of the more than 500 stores in the country concentrated in the capital, Bogotá \parencite{godoy2025}.This high density within a single metropolitan area provides a unique "urban laboratory" to conduct a granular, interurban </w:t>
+      </w:r>
+      <w:r>
+        <w:t xml:space="preserve">crime </w:t>
+      </w:r>
+      <w:r>
+        <w:t>analysis.</w:t>
+      </w:r>
+      <w:r>
+        <w:t xml:space="preserve"> </w:t>
+      </w:r>
+      <w:r>
+        <w:t xml:space="preserve">By exploiting the staggered arrival of these establishments across Bogotá’s Zonal Planning Units (UPZs), this thesis evaluates the causal impact of OXXO </w:t>
+      </w:r>
+      <w:r>
+        <w:lastRenderedPageBreak/>
+        <w:t>openings on local criminal activity. Specifically, I examine how these effects vary by crime category</w:t>
+      </w:r>
+      <w:r>
+        <w:t>,</w:t>
+      </w:r>
+      <w:r>
+        <w:t xml:space="preserve"> and whether the impact intensifies or dissipates over time following the store's inauguration.</w:t>
+      </w:r>
+    </w:p>
+    <w:p>
+      <w:pPr>
+        <w:spacing w:line="360" w:lineRule="auto"/>
+        <w:ind w:firstLine="720"/>
+        <w:jc w:val="both"/>
+      </w:pPr>
+      <w:r>
+        <w:t>To estimate this impact, I use</w:t>
+      </w:r>
+      <w:r>
+        <w:t>d</w:t>
+      </w:r>
+      <w:r>
+        <w:t xml:space="preserve"> </w:t>
+      </w:r>
+      <w:r>
+        <w:t xml:space="preserve">Colombia’s </w:t>
+      </w:r>
+      <w:r>
+        <w:t>public georeferenced crime data stored in the Statistical, Criminal, Contraventional, and Operational Information System of the National Police (SIEDCO). I create</w:t>
+      </w:r>
+      <w:r>
+        <w:t>d</w:t>
+      </w:r>
+      <w:r>
+        <w:t xml:space="preserve"> a quarterly panel </w:t>
+      </w:r>
+      <w:r>
+        <w:t xml:space="preserve">between 2015 to 2022 </w:t>
+      </w:r>
+      <w:r>
+        <w:t xml:space="preserve">aggregated at the level of the </w:t>
+      </w:r>
+      <w:r>
+        <w:t>UPZ</w:t>
+      </w:r>
+      <w:r>
+        <w:t>, which serves as a sub-district administrative division in Bogotá. I also employ</w:t>
+      </w:r>
+      <w:r>
+        <w:t>ed</w:t>
+      </w:r>
+      <w:r>
+        <w:t xml:space="preserve"> Two-Way Fixed Effects (TWFE) and the Callaway and Sant'Anna (C\&amp;S) estimator, along with their corresponding event study methods, to capture the dynamic evolution of the treatment effect over time.\\</w:t>
+      </w:r>
+    </w:p>
+    <w:p>
+      <w:pPr>
+        <w:spacing w:line="360" w:lineRule="auto"/>
+        <w:ind w:firstLine="720"/>
+        <w:jc w:val="both"/>
+      </w:pPr>
+      <w:r>
+        <w:t>With this empirical strategy, I found that there is no effect of staggered OXXO entry on crime activity across the city.</w:t>
+      </w:r>
+      <w:r>
+        <w:t xml:space="preserve"> </w:t>
+      </w:r>
+      <w:r>
+        <w:t>Using both aggregated (TWFE) and dynamic specifications, I showed that OXXO had no impact on different types of crime across Bogotá.</w:t>
+      </w:r>
+      <w:r>
+        <w:t xml:space="preserve"> </w:t>
+      </w:r>
+      <w:r>
+        <w:t>Additionally, after considering other similar establishments located near OXXO’s stores, the effect remained insignificant.</w:t>
+      </w:r>
+      <w:r>
+        <w:rPr>
+          <w:lang w:val="en-US"/>
+        </w:rPr>
+        <w:t xml:space="preserve"> </w:t>
+      </w:r>
+      <w:r>
+        <w:t xml:space="preserve">These results may suggest that, in the long and short run, OXXO or convenience stores do not affect Bogotá’s </w:t>
+      </w:r>
+      <w:r>
+        <w:t>security</w:t>
+      </w:r>
+      <w:r>
+        <w:t xml:space="preserve"> dynamics.</w:t>
+      </w:r>
+      <w:r>
+        <w:t xml:space="preserve"> </w:t>
+      </w:r>
+      <w:r>
+        <w:t>This may be because they enter areas that are already highly frequented throughout the day, which makes OXXO an insignificant factor in influencing crime rates in the surrounding areas</w:t>
+      </w:r>
+      <w:r>
+        <w:rPr>
+          <w:lang w:val="en-US"/>
+        </w:rPr>
+        <w:t>.\\</w:t>
+      </w:r>
+    </w:p>
+    <w:p>
+      <w:pPr>
+        <w:spacing w:line="360" w:lineRule="auto"/>
+        <w:ind w:firstLine="720"/>
+        <w:jc w:val="both"/>
         <w:rPr>
           <w:b/>
           <w:bCs/>
         </w:rPr>
       </w:pPr>
       <w:r>
-        <w:rPr>
-          <w:lang w:val="en-US"/>
-        </w:rPr>
-        <w:t xml:space="preserve">OXXO, a Mexican retail chain now owned by FEMSA, </w:t>
-      </w:r>
-      <w:r>
-        <w:t>represents a valuable case study for this trend, having intensively proliferated across</w:t>
-      </w:r>
-      <w:r>
-        <w:rPr>
-          <w:lang w:val="en-US"/>
-        </w:rPr>
-        <w:t xml:space="preserve"> Mexico, Colombia, Peru, and Brazil with more than 25,000 locations. </w:t>
-      </w:r>
-      <w:r>
-        <w:t>In Colombia specifically, the chain operates more than</w:t>
-      </w:r>
-      <w:r>
-        <w:rPr>
-          <w:rFonts w:eastAsiaTheme="majorEastAsia"/>
-        </w:rPr>
-        <w:t> </w:t>
-      </w:r>
-      <w:r>
-        <w:t xml:space="preserve">500 stores with over 300 located in the capital, Bogotá </w:t>
-      </w:r>
-      <w:r>
-        <w:t>\parencite{godoy2025}</w:t>
-      </w:r>
-      <w:r>
-        <w:t>.  Since more than 50% of these establishments are located in Bogotá, the city serves as a unique laboratory for understanding the spatial relationship between criminal activity and OXXO’s presence.</w:t>
+        <w:t>In general</w:t>
+      </w:r>
+      <w:r>
+        <w:t xml:space="preserve">, </w:t>
+      </w:r>
+      <w:r>
+        <w:rPr>
+          <w:lang w:val="en-US"/>
+        </w:rPr>
+        <w:t>researching this phenomenon is crucial for the city. Although Bogotá has experienced significant crime reduction since</w:t>
+      </w:r>
+      <w:r>
+        <w:rPr>
+          <w:lang w:val="en-US"/>
+        </w:rPr>
+        <w:t xml:space="preserve"> the</w:t>
+      </w:r>
+      <w:r>
+        <w:rPr>
+          <w:lang w:val="en-US"/>
+        </w:rPr>
+        <w:t xml:space="preserve"> 1990s </w:t>
+      </w:r>
+      <w:r>
+        <w:rPr>
+          <w:highlight w:val="red"/>
+          <w:lang w:val="en-US"/>
+        </w:rPr>
+        <w:t>(),</w:t>
+      </w:r>
+      <w:r>
+        <w:rPr>
+          <w:lang w:val="en-US"/>
+        </w:rPr>
+        <w:t xml:space="preserve"> it is still a major public policy concern as </w:t>
+      </w:r>
+      <w:r>
+        <w:t xml:space="preserve">high volumes of personal theft and a rising public perception of insecurity continue to affect the daily lives of its citizens </w:t>
+      </w:r>
+      <w:r>
+        <w:t>\</w:t>
+      </w:r>
+      <w:proofErr w:type="gramStart"/>
+      <w:r>
+        <w:t>parencite{</w:t>
+      </w:r>
+      <w:proofErr w:type="gramEnd"/>
+      <w:r>
+        <w:t>CCB2026</w:t>
+      </w:r>
+      <w:r>
+        <w:t xml:space="preserve">}. </w:t>
+      </w:r>
+      <w:r>
+        <w:rPr>
+          <w:lang w:val="en-US"/>
+        </w:rPr>
+        <w:t xml:space="preserve">Additionally, crime remains spatially concentrated, with substantial variation across zones </w:t>
+      </w:r>
+      <w:r>
+        <w:t xml:space="preserve">driven by socioeconomic stratification, land use, and </w:t>
+      </w:r>
+      <w:r>
+        <w:t xml:space="preserve">police presence </w:t>
+      </w:r>
+      <w:r>
+        <w:t>\</w:t>
+      </w:r>
+      <w:proofErr w:type="gramStart"/>
+      <w:r>
+        <w:t>parencite{</w:t>
+      </w:r>
+      <w:proofErr w:type="gramEnd"/>
+      <w:r>
+        <w:t>Enriquez2014,GimenezSantana2018}</w:t>
+      </w:r>
+      <w:r>
+        <w:t>, wich underscores the importance of evaluating how the introduction of these modern retail chains could reconfigure Bogotá</w:t>
+      </w:r>
+      <w:r>
+        <w:rPr>
+          <w:lang w:val="en-US"/>
+        </w:rPr>
+        <w:t xml:space="preserve">’s </w:t>
+      </w:r>
+      <w:r>
+        <w:t>urban criminal environment.\\</w:t>
       </w:r>
     </w:p>
     <w:p>
@@ -630,109 +809,306 @@
         <w:spacing w:line="360" w:lineRule="auto"/>
         <w:ind w:firstLine="720"/>
         <w:jc w:val="both"/>
+      </w:pPr>
+      <w:r>
+        <w:t>Despite extensive research on urban crime in Bogotá, no study has systematically examined the causal impact of convenience store proliferation, particularly OXXO, on local crime patterns.</w:t>
+      </w:r>
+      <w:r>
+        <w:t xml:space="preserve"> </w:t>
+      </w:r>
+      <w:r>
+        <w:t>Existing research has focused on public transport infrastructure \parencite{Bacares2013a,Bacares2013b,Garcia2005}, large-scale polic</w:t>
+      </w:r>
+      <w:r>
+        <w:t>e</w:t>
+      </w:r>
+      <w:r>
+        <w:t xml:space="preserve"> interventions \parencite{Blattman2017,Blattman2021}, alcohol sales restrictions \parencite{Mello2013}, and socioeconomic determinants \parencite{Escobar2012}.</w:t>
+      </w:r>
+      <w:r>
+        <w:t xml:space="preserve">One recent study examined </w:t>
+      </w:r>
+      <w:r>
+        <w:t xml:space="preserve">the relationship </w:t>
+      </w:r>
+      <w:r>
+        <w:lastRenderedPageBreak/>
+        <w:t xml:space="preserve">between </w:t>
+      </w:r>
+      <w:r>
+        <w:t>hard-discount stores (Tiendas D1) and crime \parencite{Lopez2024}, but OXXO represents a distinct retail model characterized by 24-hour operations and a higher density of ``grab-and-go'' items, which may create different criminal opportunities compared to the limited operating hours of hard-discount formats.\\</w:t>
+      </w:r>
+    </w:p>
+    <w:p>
+      <w:pPr>
+        <w:spacing w:line="360" w:lineRule="auto"/>
+        <w:ind w:firstLine="720"/>
+        <w:jc w:val="both"/>
+      </w:pPr>
+      <w:r>
+        <w:t>In the next section, I briefly introduce OXXO’s expansion across Bogotá and the city’s crime rates over the years.</w:t>
+      </w:r>
+      <w:r>
+        <w:t xml:space="preserve"> </w:t>
+      </w:r>
+      <w:r>
+        <w:t>Then, in Section 3, I present the related literature on the spatial nexus of crime and convenience stores.</w:t>
+      </w:r>
+      <w:r>
+        <w:rPr>
+          <w:rFonts w:ascii="-webkit-standard" w:hAnsi="-webkit-standard"/>
+          <w:color w:val="000000"/>
+          <w:sz w:val="27"/>
+          <w:szCs w:val="27"/>
+        </w:rPr>
+        <w:t xml:space="preserve"> </w:t>
+      </w:r>
+      <w:r>
+        <w:t>In Sections 4 and 5, I describe the data sources used and the general descriptive statistics.</w:t>
+      </w:r>
+      <w:r>
+        <w:t xml:space="preserve"> </w:t>
+      </w:r>
+      <w:r>
+        <w:t>After that, I explain the econometric models used in Section 6, and in Section 7, I present the results</w:t>
+      </w:r>
+      <w:r>
+        <w:t>.</w:t>
+      </w:r>
+      <w:r>
+        <w:rPr>
+          <w:lang w:val="en-US"/>
+        </w:rPr>
+        <w:t xml:space="preserve"> </w:t>
+      </w:r>
+      <w:r>
+        <w:t>In Section 8, I include robustness checks related to the unit of analysis, the control and treatment groups, and the specification of some variables.</w:t>
+      </w:r>
+      <w:r>
+        <w:rPr>
+          <w:lang w:val="en-US"/>
+        </w:rPr>
+        <w:t xml:space="preserve"> </w:t>
+      </w:r>
+      <w:r>
+        <w:t xml:space="preserve">Finally, Section 9 discusses potential mechanisms that may </w:t>
+      </w:r>
+      <w:r>
+        <w:t>explain</w:t>
+      </w:r>
+      <w:r>
+        <w:t xml:space="preserve"> </w:t>
+      </w:r>
+      <w:r>
+        <w:t>these</w:t>
+      </w:r>
+      <w:r>
+        <w:t xml:space="preserve"> results</w:t>
+      </w:r>
+      <w:r>
+        <w:rPr>
+          <w:lang w:val="en-US"/>
+        </w:rPr>
+        <w:t>.</w:t>
+      </w:r>
+      <w:r>
+        <w:rPr>
+          <w:lang w:val="en-US"/>
+        </w:rPr>
+        <w:t>\\</w:t>
+      </w:r>
+    </w:p>
+    <w:p>
+      <w:pPr>
+        <w:spacing w:line="360" w:lineRule="auto"/>
+        <w:rPr>
+          <w:lang w:val="en-US"/>
+        </w:rPr>
+      </w:pPr>
+    </w:p>
+    <w:p>
+      <w:pPr>
+        <w:spacing w:line="360" w:lineRule="auto"/>
+        <w:rPr>
+          <w:lang w:val="en-US"/>
+        </w:rPr>
+      </w:pPr>
+    </w:p>
+    <w:p>
+      <w:pPr>
+        <w:spacing w:line="360" w:lineRule="auto"/>
+        <w:rPr>
+          <w:lang w:val="en-US"/>
+        </w:rPr>
+      </w:pPr>
+    </w:p>
+    <w:p>
+      <w:pPr>
+        <w:spacing w:line="360" w:lineRule="auto"/>
+        <w:rPr>
+          <w:lang w:val="en-US"/>
+        </w:rPr>
+      </w:pPr>
+    </w:p>
+    <w:p>
+      <w:pPr>
+        <w:spacing w:line="360" w:lineRule="auto"/>
+        <w:rPr>
+          <w:lang w:val="en-US"/>
+        </w:rPr>
+      </w:pPr>
+    </w:p>
+    <w:p>
+      <w:pPr>
+        <w:spacing w:line="360" w:lineRule="auto"/>
+        <w:rPr>
+          <w:lang w:val="en-US"/>
+        </w:rPr>
+      </w:pPr>
+    </w:p>
+    <w:p>
+      <w:pPr>
+        <w:spacing w:line="360" w:lineRule="auto"/>
+        <w:rPr>
+          <w:lang w:val="en-US"/>
+        </w:rPr>
+      </w:pPr>
+    </w:p>
+    <w:p>
+      <w:pPr>
+        <w:spacing w:line="360" w:lineRule="auto"/>
+        <w:rPr>
+          <w:lang w:val="en-US"/>
+        </w:rPr>
+      </w:pPr>
+    </w:p>
+    <w:p>
+      <w:pPr>
+        <w:spacing w:line="360" w:lineRule="auto"/>
+        <w:rPr>
+          <w:lang w:val="en-US"/>
+        </w:rPr>
+      </w:pPr>
+    </w:p>
+    <w:p>
+      <w:pPr>
+        <w:spacing w:line="360" w:lineRule="auto"/>
+        <w:rPr>
+          <w:lang w:val="en-US"/>
+        </w:rPr>
+      </w:pPr>
+    </w:p>
+    <w:p>
+      <w:pPr>
+        <w:spacing w:line="360" w:lineRule="auto"/>
+        <w:rPr>
+          <w:lang w:val="en-US"/>
+        </w:rPr>
+      </w:pPr>
+    </w:p>
+    <w:p>
+      <w:pPr>
+        <w:spacing w:line="360" w:lineRule="auto"/>
+        <w:rPr>
+          <w:lang w:val="en-US"/>
+        </w:rPr>
+      </w:pPr>
+    </w:p>
+    <w:p>
+      <w:pPr>
+        <w:spacing w:line="360" w:lineRule="auto"/>
+        <w:rPr>
+          <w:lang w:val="en-US"/>
+        </w:rPr>
+      </w:pPr>
+    </w:p>
+    <w:p>
+      <w:pPr>
+        <w:spacing w:line="360" w:lineRule="auto"/>
+        <w:rPr>
+          <w:lang w:val="en-US"/>
+        </w:rPr>
+      </w:pPr>
+    </w:p>
+    <w:p>
+      <w:pPr>
+        <w:spacing w:line="360" w:lineRule="auto"/>
+        <w:rPr>
+          <w:lang w:val="en-US"/>
+        </w:rPr>
+      </w:pPr>
+    </w:p>
+    <w:p>
+      <w:pPr>
+        <w:spacing w:line="360" w:lineRule="auto"/>
+        <w:rPr>
+          <w:lang w:val="en-US"/>
+        </w:rPr>
+      </w:pPr>
+    </w:p>
+    <w:p>
+      <w:pPr>
+        <w:spacing w:line="360" w:lineRule="auto"/>
+        <w:rPr>
+          <w:lang w:val="en-US"/>
+        </w:rPr>
+      </w:pPr>
+    </w:p>
+    <w:p>
+      <w:pPr>
+        <w:spacing w:line="360" w:lineRule="auto"/>
+        <w:rPr>
+          <w:lang w:val="en-US"/>
+        </w:rPr>
+      </w:pPr>
+    </w:p>
+    <w:p>
+      <w:pPr>
+        <w:spacing w:line="360" w:lineRule="auto"/>
+        <w:rPr>
+          <w:lang w:val="en-US"/>
+        </w:rPr>
+      </w:pPr>
+    </w:p>
+    <w:p>
+      <w:pPr>
+        <w:spacing w:line="360" w:lineRule="auto"/>
+        <w:rPr>
+          <w:lang w:val="en-US"/>
+        </w:rPr>
+      </w:pPr>
+    </w:p>
+    <w:p>
+      <w:pPr>
+        <w:spacing w:line="360" w:lineRule="auto"/>
         <w:rPr>
           <w:b/>
           <w:bCs/>
-        </w:rPr>
-      </w:pPr>
-      <w:r>
-        <w:t xml:space="preserve">Additionally, </w:t>
-      </w:r>
-      <w:r>
-        <w:rPr>
-          <w:lang w:val="en-US"/>
-        </w:rPr>
-        <w:t>researching this phenomenon  is crucial for the city. Although Bogotá has experienced significant crime reduction since</w:t>
-      </w:r>
-      <w:r>
-        <w:rPr>
-          <w:lang w:val="en-US"/>
-        </w:rPr>
-        <w:t xml:space="preserve"> the</w:t>
-      </w:r>
-      <w:r>
-        <w:rPr>
-          <w:lang w:val="en-US"/>
-        </w:rPr>
-        <w:t xml:space="preserve"> 1990s </w:t>
-      </w:r>
-      <w:r>
-        <w:rPr>
-          <w:highlight w:val="red"/>
-          <w:lang w:val="en-US"/>
-        </w:rPr>
-        <w:t>(),</w:t>
-      </w:r>
-      <w:r>
-        <w:rPr>
-          <w:lang w:val="en-US"/>
-        </w:rPr>
-        <w:t xml:space="preserve"> it is still a major public policy concern </w:t>
-      </w:r>
-      <w:r>
-        <w:rPr>
+          <w:lang w:val="en-US"/>
+        </w:rPr>
+      </w:pPr>
+      <w:r>
+        <w:rPr>
+          <w:b/>
+          <w:bCs/>
           <w:lang w:val="en-US"/>
         </w:rPr>
         <w:lastRenderedPageBreak/>
-        <w:t xml:space="preserve">as </w:t>
-      </w:r>
-      <w:r>
-        <w:t xml:space="preserve">high volumes of personal theft and a rising public perception of insecurity continue to affect the daily lives of its citizens </w:t>
-      </w:r>
-      <w:r>
-        <w:t>\</w:t>
-      </w:r>
-      <w:proofErr w:type="gramStart"/>
-      <w:r>
-        <w:t>parencite{</w:t>
-      </w:r>
-      <w:proofErr w:type="gramEnd"/>
-      <w:r>
-        <w:t>CCB2026</w:t>
-      </w:r>
-      <w:r>
-        <w:t xml:space="preserve">}. </w:t>
-      </w:r>
-      <w:r>
-        <w:rPr>
-          <w:lang w:val="en-US"/>
-        </w:rPr>
-        <w:t xml:space="preserve">Additionally, crime remains spatially concentrated, with substantial variation across zones </w:t>
-      </w:r>
-      <w:r>
-        <w:t xml:space="preserve">driven by socioeconomic stratification, land use, and </w:t>
-      </w:r>
-      <w:r>
-        <w:rPr>
-          <w:highlight w:val="red"/>
-        </w:rPr>
-        <w:t>policing</w:t>
-      </w:r>
-      <w:r>
-        <w:t xml:space="preserve"> intensity </w:t>
-      </w:r>
-      <w:r>
-        <w:t>\</w:t>
-      </w:r>
-      <w:proofErr w:type="gramStart"/>
-      <w:r>
-        <w:t>parencite{</w:t>
-      </w:r>
-      <w:proofErr w:type="gramEnd"/>
-      <w:r>
-        <w:t>Enriquez2014,GimenezSantana2018}</w:t>
-      </w:r>
-      <w:r>
-        <w:t>, wich underscores the importance of evaluating how the introduction of these modern retail chains could reconfigure Bogotá</w:t>
-      </w:r>
-      <w:r>
-        <w:rPr>
-          <w:lang w:val="en-US"/>
-        </w:rPr>
-        <w:t xml:space="preserve">’s </w:t>
-      </w:r>
-      <w:r>
-        <w:t>urban criminal environment.\\</w:t>
+        <w:t xml:space="preserve">BACKGROUND: </w:t>
+      </w:r>
+    </w:p>
+    <w:p>
+      <w:pPr>
+        <w:spacing w:line="360" w:lineRule="auto"/>
+        <w:rPr>
+          <w:lang w:val="en-US"/>
+        </w:rPr>
+      </w:pPr>
+      <w:r>
+        <w:rPr>
+          <w:lang w:val="en-US"/>
+        </w:rPr>
+        <w:t>a. OXXO</w:t>
       </w:r>
     </w:p>
     <w:p>
@@ -742,16 +1118,55 @@
         <w:jc w:val="both"/>
       </w:pPr>
       <w:r>
-        <w:t xml:space="preserve">Thus, in this </w:t>
-      </w:r>
-      <w:r>
-        <w:rPr>
-          <w:highlight w:val="red"/>
-        </w:rPr>
-        <w:t>paper</w:t>
-      </w:r>
-      <w:r>
-        <w:t>, I aim to explore the effect of OXXO openings on local crime activity in Bogotá and analyze if effects vary by crime type and time since opening. To estimate this impact, I use the public georeferenced crime data stored in the Statistical, Criminal, Contraventional, and Operational Information System of the National Police (SIEDCO). I create a quarterly panel aggregated at the level of the Zonal Planning Unit (UPZ), which serves as a sub-district administrative division in Bogotá. I also employ Two-Way Fixed Effects (TWFE) and the Callaway and Sant'Anna (C\&amp;S) estimator, along with their corresponding event study methods, to capture the dynamic evolution of the treatment effect over time.\\</w:t>
+        <w:rPr>
+          <w:lang w:val="en-US"/>
+        </w:rPr>
+        <w:t>Although OXXO has been operating in Colombia for almost 17 years</w:t>
+      </w:r>
+      <w:r>
+        <w:rPr>
+          <w:lang w:val="en-US"/>
+        </w:rPr>
+        <w:t xml:space="preserve"> (since 2009)</w:t>
+      </w:r>
+      <w:r>
+        <w:rPr>
+          <w:lang w:val="en-US"/>
+        </w:rPr>
+        <w:t xml:space="preserve">, it only </w:t>
+      </w:r>
+      <w:r>
+        <w:rPr>
+          <w:lang w:val="en-US"/>
+        </w:rPr>
+        <w:t>consolidated itself as one of the main convenience store chains in the country</w:t>
+      </w:r>
+      <w:r>
+        <w:rPr>
+          <w:lang w:val="en-US"/>
+        </w:rPr>
+        <w:t xml:space="preserve"> </w:t>
+      </w:r>
+      <w:r>
+        <w:rPr>
+          <w:lang w:val="en-US"/>
+        </w:rPr>
+        <w:t>after</w:t>
+      </w:r>
+      <w:r>
+        <w:rPr>
+          <w:lang w:val="en-US"/>
+        </w:rPr>
+        <w:t xml:space="preserve"> the pandemic</w:t>
+      </w:r>
+      <w:r>
+        <w:rPr>
+          <w:lang w:val="en-US"/>
+        </w:rPr>
+        <w:t xml:space="preserve">. In fact, in Bogota the number of establishments skyrocketed from 82 in 2020 to 384 in 2025. This represents an increment of over 368\% in only five years. </w:t>
+      </w:r>
+      <w:r>
+        <w:t>Figure~\ref{fig:EVOLUTION_OXXO} depicts its accelerated growth in Bogotá, as it shows the number of OXXO locations in the capital by year since its arrival. \\</w:t>
       </w:r>
     </w:p>
     <w:p>
@@ -759,182 +1174,55 @@
         <w:spacing w:line="360" w:lineRule="auto"/>
         <w:ind w:firstLine="720"/>
         <w:jc w:val="both"/>
-      </w:pPr>
-      <w:r>
-        <w:t>Despite extensive research on urban crime in Bogotá, no study has systematically examined the causal impact of convenience store proliferation, particularly OXXO, on local crime patterns.</w:t>
-      </w:r>
-      <w:r>
-        <w:t xml:space="preserve"> </w:t>
-      </w:r>
-      <w:r>
-        <w:t>Existing research has focused on public transport infrastructure \parencite{Bacares2013a,Bacares2013b,Garcia2005}, large-scale polic</w:t>
-      </w:r>
-      <w:r>
-        <w:t>e</w:t>
-      </w:r>
-      <w:r>
-        <w:t xml:space="preserve"> interventions \parencite{Blattman2017,Blattman2021}, alcohol sales restrictions \parencite{Mello2013}, and socioeconomic determinants \parencite{Escobar2012}. </w:t>
-      </w:r>
-    </w:p>
-    <w:p>
-      <w:pPr>
-        <w:spacing w:after="160" w:line="360" w:lineRule="auto"/>
+        <w:rPr>
+          <w:lang w:val="en-US"/>
+        </w:rPr>
+      </w:pPr>
+      <w:r>
+        <w:rPr>
+          <w:lang w:val="en-US"/>
+        </w:rPr>
+        <w:t xml:space="preserve">Show a graph </w:t>
+      </w:r>
+    </w:p>
+    <w:p>
+      <w:pPr>
+        <w:spacing w:line="360" w:lineRule="auto"/>
         <w:ind w:firstLine="720"/>
         <w:jc w:val="both"/>
-      </w:pPr>
-      <w:r>
-        <w:t>One recent study examined low-cost supermarkets or hard-discount stores (Tiendas D1) and crime \parencite{Lopez2024}, but OXXO represents a distinct retail model characterized by 24-hour operations and a higher density of ``grab-and-go'' items, which may create different criminal opportunities compared to the limited operating hours of hard-discount formats.\\</w:t>
-      </w:r>
-    </w:p>
-    <w:p>
-      <w:pPr>
-        <w:spacing w:line="360" w:lineRule="auto"/>
-        <w:rPr>
-          <w:lang w:val="en-US"/>
-        </w:rPr>
-      </w:pPr>
-      <w:r>
-        <w:rPr>
-          <w:highlight w:val="green"/>
-          <w:lang w:val="en-US"/>
-        </w:rPr>
-        <w:t>This paper is organized as follows:</w:t>
-      </w:r>
-      <w:r>
-        <w:rPr>
-          <w:lang w:val="en-US"/>
-        </w:rPr>
-        <w:t xml:space="preserve"> </w:t>
-      </w:r>
-    </w:p>
-    <w:p>
-      <w:pPr>
-        <w:spacing w:line="360" w:lineRule="auto"/>
-        <w:rPr>
-          <w:lang w:val="en-US"/>
-        </w:rPr>
-      </w:pPr>
-    </w:p>
-    <w:p>
-      <w:pPr>
-        <w:spacing w:line="360" w:lineRule="auto"/>
-        <w:rPr>
-          <w:lang w:val="en-US"/>
-        </w:rPr>
-      </w:pPr>
-    </w:p>
-    <w:p>
-      <w:pPr>
-        <w:spacing w:line="360" w:lineRule="auto"/>
-        <w:rPr>
-          <w:lang w:val="en-US"/>
-        </w:rPr>
-      </w:pPr>
-    </w:p>
-    <w:p>
-      <w:pPr>
-        <w:spacing w:line="360" w:lineRule="auto"/>
-        <w:rPr>
-          <w:lang w:val="en-US"/>
-        </w:rPr>
-      </w:pPr>
-    </w:p>
-    <w:p>
-      <w:pPr>
-        <w:spacing w:line="360" w:lineRule="auto"/>
-        <w:rPr>
-          <w:lang w:val="en-US"/>
-        </w:rPr>
-      </w:pPr>
-    </w:p>
-    <w:p>
-      <w:pPr>
-        <w:spacing w:line="360" w:lineRule="auto"/>
-        <w:rPr>
-          <w:lang w:val="en-US"/>
-        </w:rPr>
-      </w:pPr>
-    </w:p>
-    <w:p>
-      <w:pPr>
-        <w:spacing w:line="360" w:lineRule="auto"/>
-        <w:rPr>
-          <w:b/>
-          <w:bCs/>
-          <w:lang w:val="en-US"/>
-        </w:rPr>
-      </w:pPr>
-      <w:r>
-        <w:rPr>
-          <w:b/>
-          <w:bCs/>
-          <w:lang w:val="en-US"/>
-        </w:rPr>
-        <w:lastRenderedPageBreak/>
-        <w:t xml:space="preserve">BACKGROUND: </w:t>
-      </w:r>
-    </w:p>
-    <w:p>
-      <w:pPr>
-        <w:spacing w:line="360" w:lineRule="auto"/>
-        <w:rPr>
-          <w:lang w:val="en-US"/>
-        </w:rPr>
-      </w:pPr>
-      <w:r>
-        <w:rPr>
-          <w:lang w:val="en-US"/>
-        </w:rPr>
-        <w:t>a. OXXO</w:t>
-      </w:r>
-    </w:p>
-    <w:p>
-      <w:pPr>
-        <w:spacing w:line="360" w:lineRule="auto"/>
-        <w:ind w:firstLine="720"/>
-        <w:jc w:val="both"/>
-      </w:pPr>
-      <w:r>
-        <w:rPr>
-          <w:lang w:val="en-US"/>
-        </w:rPr>
-        <w:t xml:space="preserve">OXXO is one of the most prominent convenience store brands in Latin America, and since its arrival to Colombia in 2009 it has consolidated itself as one of the main convenience store chains in the country. Although OXXO has been operating in Colombia for almost 17 years, it only gained momentum after the pandemic. In fact, in Bogota the number of establishments skyrocketed from 82 in 2020 to 384 in 2025. This represents an increment of over 368\% in only five years. </w:t>
-      </w:r>
-      <w:r>
-        <w:t>Figure~\ref{fig:EVOLUTION_OXXO} depicts its accelerated growth in Bogotá, as it shows the number of OXXO locations in the capital by year since its arrival. \\</w:t>
-      </w:r>
-    </w:p>
-    <w:p>
-      <w:pPr>
-        <w:spacing w:line="360" w:lineRule="auto"/>
-        <w:ind w:firstLine="720"/>
-        <w:jc w:val="both"/>
-        <w:rPr>
-          <w:lang w:val="en-US"/>
-        </w:rPr>
-      </w:pPr>
-      <w:r>
-        <w:rPr>
-          <w:lang w:val="en-US"/>
-        </w:rPr>
-        <w:t xml:space="preserve">Show a graph </w:t>
-      </w:r>
-    </w:p>
-    <w:p>
-      <w:pPr>
-        <w:spacing w:line="360" w:lineRule="auto"/>
-        <w:ind w:firstLine="720"/>
-        <w:jc w:val="both"/>
-        <w:rPr>
-          <w:lang w:val="en-US"/>
-        </w:rPr>
-      </w:pPr>
-      <w:commentRangeStart w:id="4"/>
-      <w:r>
-        <w:rPr>
-          <w:lang w:val="en-US"/>
-        </w:rPr>
-        <w:t>OXXO’s main objective is to be part of people’s lifestyles by offering an ample variety of products and services that can be useful and practical for their daily lives \</w:t>
+        <w:rPr>
+          <w:lang w:val="en-US"/>
+        </w:rPr>
+      </w:pPr>
+      <w:r>
+        <w:rPr>
+          <w:lang w:val="en-US"/>
+        </w:rPr>
+        <w:t xml:space="preserve">OXXO’s main objective is </w:t>
+      </w:r>
+      <w:r>
+        <w:rPr>
+          <w:lang w:val="en-US"/>
+        </w:rPr>
+        <w:t>“</w:t>
+      </w:r>
+      <w:r>
+        <w:rPr>
+          <w:lang w:val="en-US"/>
+        </w:rPr>
+        <w:t>to be part of people’s lifestyles by offering an ample variety of products and services that can be useful and practical for their daily lives</w:t>
+      </w:r>
+      <w:r>
+        <w:rPr>
+          <w:lang w:val="en-US"/>
+        </w:rPr>
+        <w:t>”</w:t>
+      </w:r>
+      <w:r>
+        <w:rPr>
+          <w:lang w:val="en-US"/>
+        </w:rPr>
+        <w:t xml:space="preserve"> \</w:t>
       </w:r>
       <w:proofErr w:type="spellStart"/>
       <w:r>
@@ -957,90 +1245,77 @@
         <w:rPr>
           <w:lang w:val="en-US"/>
         </w:rPr>
-        <w:t xml:space="preserve">}. </w:t>
-      </w:r>
-      <w:commentRangeEnd w:id="4"/>
+        <w:t>}. Another distinctive characteristic is that 95\% of its establishments function in a 24-hour format \</w:t>
+      </w:r>
+      <w:proofErr w:type="spellStart"/>
+      <w:r>
+        <w:rPr>
+          <w:lang w:val="en-US"/>
+        </w:rPr>
+        <w:t>parencite</w:t>
+      </w:r>
+      <w:proofErr w:type="spellEnd"/>
+      <w:r>
+        <w:rPr>
+          <w:lang w:val="en-US"/>
+        </w:rPr>
+        <w:t>{</w:t>
+      </w:r>
+      <w:r>
+        <w:t>oxxo_faqs</w:t>
+      </w:r>
+      <w:r>
+        <w:rPr>
+          <w:lang w:val="en-US"/>
+        </w:rPr>
+        <w:t xml:space="preserve">}, </w:t>
+      </w:r>
+      <w:r>
+        <w:t>providing a competitive advantage by being</w:t>
+      </w:r>
+      <w:r>
+        <w:rPr>
+          <w:rFonts w:eastAsiaTheme="majorEastAsia"/>
+        </w:rPr>
+        <w:t> </w:t>
+      </w:r>
+      <w:r>
+        <w:t>the primary option of consumers whenever they need to</w:t>
+      </w:r>
+      <w:r>
+        <w:rPr>
+          <w:rFonts w:eastAsiaTheme="majorEastAsia"/>
+        </w:rPr>
+        <w:t> </w:t>
+      </w:r>
+      <w:r>
+        <w:t>satisfy spontaneous consumption needs</w:t>
+      </w:r>
+      <w:r>
+        <w:rPr>
+          <w:lang w:val="en-US"/>
+        </w:rPr>
+        <w:t xml:space="preserve">. </w:t>
+      </w:r>
+      <w:commentRangeStart w:id="1"/>
+      <w:r>
+        <w:t>These competitive objectives and inherent brand characteristics have allowed OXXO to proliferate rapidly throughout Bogotá, where it has been</w:t>
+      </w:r>
+      <w:r>
+        <w:rPr>
+          <w:rFonts w:eastAsiaTheme="majorEastAsia"/>
+        </w:rPr>
+        <w:t> </w:t>
+      </w:r>
+      <w:r>
+        <w:t>widely embraced by the local population</w:t>
+      </w:r>
+      <w:commentRangeEnd w:id="1"/>
       <w:r>
         <w:rPr>
           <w:rStyle w:val="CommentReference"/>
         </w:rPr>
-        <w:commentReference w:id="4"/>
-      </w:r>
-      <w:r>
-        <w:rPr>
-          <w:lang w:val="en-US"/>
-        </w:rPr>
-        <w:t>Another distinctive characteristic is that 95\% of its establishments function in a 24-hour format \</w:t>
-      </w:r>
-      <w:proofErr w:type="spellStart"/>
-      <w:r>
-        <w:rPr>
-          <w:lang w:val="en-US"/>
-        </w:rPr>
-        <w:t>parencite</w:t>
-      </w:r>
-      <w:proofErr w:type="spellEnd"/>
-      <w:r>
-        <w:rPr>
-          <w:lang w:val="en-US"/>
-        </w:rPr>
-        <w:t>{</w:t>
-      </w:r>
-      <w:r>
-        <w:t>oxxo_faqs</w:t>
-      </w:r>
-      <w:r>
-        <w:rPr>
-          <w:lang w:val="en-US"/>
-        </w:rPr>
-        <w:t xml:space="preserve">}, </w:t>
-      </w:r>
-      <w:r>
-        <w:t>providing a competitive advantage by being</w:t>
-      </w:r>
-      <w:r>
-        <w:rPr>
-          <w:rFonts w:eastAsiaTheme="majorEastAsia"/>
-        </w:rPr>
-        <w:t> </w:t>
-      </w:r>
-      <w:r>
-        <w:t>the primary option of consumers whenever they need to</w:t>
-      </w:r>
-      <w:r>
-        <w:rPr>
-          <w:rFonts w:eastAsiaTheme="majorEastAsia"/>
-        </w:rPr>
-        <w:t> </w:t>
-      </w:r>
-      <w:r>
-        <w:t>satisfy spontaneous consumption needs, regardless of the hour</w:t>
-      </w:r>
-      <w:r>
-        <w:rPr>
-          <w:lang w:val="en-US"/>
-        </w:rPr>
-        <w:t xml:space="preserve">. </w:t>
-      </w:r>
-      <w:commentRangeStart w:id="5"/>
-      <w:r>
-        <w:t>These well-defined competitive objectives and inherent brand characteristics have allowed OXXO to proliferate rapidly throughout Bogotá, where it has been</w:t>
-      </w:r>
-      <w:r>
-        <w:rPr>
-          <w:rFonts w:eastAsiaTheme="majorEastAsia"/>
-        </w:rPr>
-        <w:t> </w:t>
-      </w:r>
-      <w:r>
-        <w:t>widely embraced by the local population</w:t>
-      </w:r>
-      <w:commentRangeEnd w:id="5"/>
-      <w:r>
-        <w:rPr>
-          <w:rStyle w:val="CommentReference"/>
-        </w:rPr>
-        <w:commentReference w:id="5"/>
+        <w:commentReference w:id="1"/>
       </w:r>
       <w:r>
         <w:t>.\\</w:t>
@@ -1127,7 +1402,7 @@
         <w:rPr>
           <w:lang w:val="en-US"/>
         </w:rPr>
-        <w:t xml:space="preserve">presents this evolution, and shows that now, OXXO is present in almost 70\% of all the city´s </w:t>
+        <w:t xml:space="preserve">presents this evolution, and shows that now OXXO is present in almost 70\% of all the city´s </w:t>
       </w:r>
       <w:r>
         <w:t>Zonal Planning Unit</w:t>
@@ -1187,7 +1462,6 @@
         <w:rPr>
           <w:lang w:val="en-US"/>
         </w:rPr>
-        <w:lastRenderedPageBreak/>
         <w:t>Show a map</w:t>
       </w:r>
     </w:p>
@@ -1204,16 +1478,10 @@
       </w:pPr>
       <w:r>
         <w:rPr>
-          <w:highlight w:val="red"/>
-          <w:lang w:val="en-US"/>
-        </w:rPr>
-        <w:t>As noted,</w:t>
-      </w:r>
-      <w:r>
-        <w:rPr>
-          <w:lang w:val="en-US"/>
-        </w:rPr>
-        <w:t xml:space="preserve"> OXXO’s stores are not randomly located. They are centrally administered by FEMSA </w:t>
+          <w:lang w:val="en-US"/>
+        </w:rPr>
+        <w:lastRenderedPageBreak/>
+        <w:t xml:space="preserve">OXXO’s stores are centrally administered by FEMSA </w:t>
       </w:r>
       <w:r>
         <w:t>(meaning the brand does not operate under a franchise model)</w:t>
@@ -1245,7 +1513,20 @@
         <w:rPr>
           <w:lang w:val="en-US"/>
         </w:rPr>
-        <w:t xml:space="preserve">}. This means that each location is carefully planned to respond to the overall interests of the company. In fact, if we attentively analyze how these establishments are clustered around Bogotá, we can identify that they tend to localize in areas where there is higher traffic and spatial accessibility. This helps OXXO </w:t>
+        <w:t xml:space="preserve">}. This means that each location is carefully planned to respond to the overall interests of the company. </w:t>
+      </w:r>
+      <w:r>
+        <w:rPr>
+          <w:highlight w:val="cyan"/>
+          <w:lang w:val="en-US"/>
+        </w:rPr>
+        <w:t>In fact, if we attentively analyze how these establishments are clustered around Bogotá, we can identify that they tend to localize in areas where there is higher traffic and spatial accessibility.</w:t>
+      </w:r>
+      <w:r>
+        <w:rPr>
+          <w:lang w:val="en-US"/>
+        </w:rPr>
+        <w:t xml:space="preserve"> This helps OXXO </w:t>
       </w:r>
       <w:r>
         <w:t>to</w:t>
@@ -1270,7 +1551,13 @@
         </w:rPr>
       </w:pPr>
       <w:r>
-        <w:t>Figure~\ref{fig:oxxo_transmilenio_vias} graphically demonstrates this correlation by plotting the city’s arterial roads, main avenues, and Transmilenio stations (Bogotá's</w:t>
+        <w:t xml:space="preserve">Figure~\ref{fig:oxxo_transmilenio_vias} graphically </w:t>
+      </w:r>
+      <w:r>
+        <w:t>tries to show</w:t>
+      </w:r>
+      <w:r>
+        <w:t xml:space="preserve"> this correlation by plotting the city’s arterial roads, main avenues, and Transmilenio stations (Bogotá's</w:t>
       </w:r>
       <w:r>
         <w:rPr>
@@ -1545,7 +1832,7 @@
         </w:rPr>
         <w:t xml:space="preserve"> </w:t>
       </w:r>
-      <w:commentRangeStart w:id="6"/>
+      <w:commentRangeStart w:id="2"/>
       <w:r>
         <w:rPr>
           <w:highlight w:val="red"/>
@@ -1553,12 +1840,12 @@
         </w:rPr>
         <w:t>inhabitants</w:t>
       </w:r>
-      <w:commentRangeEnd w:id="6"/>
+      <w:commentRangeEnd w:id="2"/>
       <w:r>
         <w:rPr>
           <w:rStyle w:val="CommentReference"/>
         </w:rPr>
-        <w:commentReference w:id="6"/>
+        <w:commentReference w:id="2"/>
       </w:r>
       <w:r>
         <w:rPr>
@@ -1790,7 +2077,7 @@
           <w:lang w:val="en-US"/>
         </w:rPr>
         <w:lastRenderedPageBreak/>
-        <w:t>LITERATURE REVIEW: 4 hours 3 pages</w:t>
+        <w:t xml:space="preserve">LITERATURE REVIEW: </w:t>
       </w:r>
     </w:p>
     <w:p>
@@ -2733,7 +3020,7 @@
           <w:lang w:val="en-US"/>
         </w:rPr>
         <w:lastRenderedPageBreak/>
-        <w:t>DATA SOURCES AND UNIT OF ANALYSIS 1hour 30min</w:t>
+        <w:t xml:space="preserve">DATA SOURCES AND UNIT OF ANALYSIS </w:t>
       </w:r>
     </w:p>
     <w:p>
@@ -2871,7 +3158,10 @@
         <w:t xml:space="preserve"> Here, for each incident recorded the system saves details including type of crime (</w:t>
       </w:r>
       <w:r>
-        <w:t>e.g., homicide, personal robbery, commercial burglary, or cell phone theft</w:t>
+        <w:t xml:space="preserve">e.g., homicide, personal robbery, </w:t>
+      </w:r>
+      <w:r>
+        <w:t>commercial burglary, or cell phone theft</w:t>
       </w:r>
       <w:r>
         <w:t xml:space="preserve">), </w:t>
@@ -2883,17 +3173,7 @@
         <w:t xml:space="preserve">, date and time of the incident, and the victim’s gender. With this information, </w:t>
       </w:r>
       <w:r>
-        <w:t>I aggregated the crime data at the </w:t>
-      </w:r>
-      <w:r>
-        <w:rPr>
-          <w:b/>
-          <w:bCs/>
-        </w:rPr>
-        <w:t>UPZ-year level</w:t>
-      </w:r>
-      <w:r>
-        <w:t>, categorizing incidents by offense type.</w:t>
+        <w:t>I aggregated the crime data at the UPZ-year level, categorizing incidents by offense type.</w:t>
       </w:r>
       <w:r>
         <w:t xml:space="preserve"> To ensure comparability across years and Units, I normalized </w:t>
@@ -2905,20 +3185,9 @@
         <w:t xml:space="preserve"> This allowed </w:t>
       </w:r>
       <w:r>
-        <w:t>for the construction of a </w:t>
-      </w:r>
-      <w:r>
-        <w:rPr>
-          <w:b/>
-          <w:bCs/>
-        </w:rPr>
-        <w:t>crime rate per 10,000 inhabitants</w:t>
-      </w:r>
-      <w:r>
-        <w:rPr>
-          <w:b/>
-          <w:bCs/>
-        </w:rPr>
+        <w:t>for the construction of a crime rate per 10,000 inhabitants</w:t>
+      </w:r>
+      <w:r>
         <w:t>, as shown in this equation:</w:t>
       </w:r>
     </w:p>
@@ -3032,13 +3301,37 @@
         <w:rPr>
           <w:lang w:val="en-US"/>
         </w:rPr>
-        <w:t>2018 to 2022</w:t>
-      </w:r>
-      <w:r>
-        <w:rPr>
-          <w:lang w:val="en-US"/>
-        </w:rPr>
-        <w:t xml:space="preserve"> is adequate for the analysis as they englobe the years in which OXXO had its explosive expansion across Bogota</w:t>
+        <w:t>201</w:t>
+      </w:r>
+      <w:r>
+        <w:rPr>
+          <w:lang w:val="en-US"/>
+        </w:rPr>
+        <w:t>5</w:t>
+      </w:r>
+      <w:r>
+        <w:rPr>
+          <w:lang w:val="en-US"/>
+        </w:rPr>
+        <w:t xml:space="preserve"> to 2022</w:t>
+      </w:r>
+      <w:r>
+        <w:rPr>
+          <w:lang w:val="en-US"/>
+        </w:rPr>
+        <w:t xml:space="preserve"> is adequate for the analysis as they englobe the years in which OXXO had its </w:t>
+      </w:r>
+      <w:r>
+        <w:rPr>
+          <w:lang w:val="en-US"/>
+        </w:rPr>
+        <w:t xml:space="preserve">incremental </w:t>
+      </w:r>
+      <w:r>
+        <w:rPr>
+          <w:lang w:val="en-US"/>
+        </w:rPr>
+        <w:t>expansion across Bogota</w:t>
       </w:r>
       <w:r>
         <w:rPr>
@@ -3053,7 +3346,13 @@
         <w:t xml:space="preserve"> </w:t>
       </w:r>
       <w:r>
-        <w:t>during the study period compared to those always treated (before 2018).</w:t>
+        <w:t>during the study period compared to those always treated (before 201</w:t>
+      </w:r>
+      <w:r>
+        <w:t>5</w:t>
+      </w:r>
+      <w:r>
+        <w:t>).</w:t>
       </w:r>
       <w:r>
         <w:rPr>
@@ -3065,7 +3364,10 @@
         <w:t xml:space="preserve">Prior to </w:t>
       </w:r>
       <w:r>
-        <w:t>2018</w:t>
+        <w:t>201</w:t>
+      </w:r>
+      <w:r>
+        <w:t>5</w:t>
       </w:r>
       <w:r>
         <w:t xml:space="preserve">, the lack of new store openings </w:t>
@@ -3112,7 +3414,19 @@
         <w:t>I identified the opening and closing year of each OXXO</w:t>
       </w:r>
       <w:r>
-        <w:t xml:space="preserve">. Additionally, with Google Maps API I obtained the precise georeferenced location of each store. Concerns may arise on how precise was this match of each store with its correct location, specially for the ones that no lorgers exist. I manually checked the validity of each match with official OXXO publications, and as a result XX\% of establishments were properly matched.\\ </w:t>
+        <w:t xml:space="preserve">. Additionally, with Google Maps API I obtained the precise georeferenced location of each store. Concerns may arise on how precise was this match of each store with its correct location, specially for the ones that no lorgers exist. I manually checked the validity of each match with official OXXO publications, and as a result </w:t>
+      </w:r>
+      <w:r>
+        <w:t>95</w:t>
+      </w:r>
+      <w:r>
+        <w:t xml:space="preserve">\% of establishments were properly </w:t>
+      </w:r>
+      <w:r>
+        <w:t>assigned</w:t>
+      </w:r>
+      <w:r>
+        <w:t xml:space="preserve">.\\ </w:t>
       </w:r>
     </w:p>
     <w:p>
@@ -3304,6 +3618,11 @@
     <w:p>
       <w:pPr>
         <w:spacing w:line="360" w:lineRule="auto"/>
+      </w:pPr>
+    </w:p>
+    <w:p>
+      <w:pPr>
+        <w:spacing w:line="360" w:lineRule="auto"/>
         <w:rPr>
           <w:b/>
           <w:bCs/>
@@ -3316,7 +3635,6 @@
           <w:bCs/>
           <w:lang w:val="en-US"/>
         </w:rPr>
-        <w:lastRenderedPageBreak/>
         <w:t>STATISTICS  5 hours</w:t>
       </w:r>
     </w:p>
@@ -3335,7 +3653,24 @@
           <w:bCs/>
           <w:lang w:val="en-US"/>
         </w:rPr>
-        <w:t xml:space="preserve">Need to transform the dependent variable and other fixed controls </w:t>
+        <w:t xml:space="preserve">Need to transform the dependent variable and </w:t>
+      </w:r>
+      <w:r>
+        <w:rPr>
+          <w:b/>
+          <w:bCs/>
+          <w:highlight w:val="cyan"/>
+          <w:lang w:val="en-US"/>
+        </w:rPr>
+        <w:t>other fixed controls</w:t>
+      </w:r>
+      <w:r>
+        <w:rPr>
+          <w:b/>
+          <w:bCs/>
+          <w:lang w:val="en-US"/>
+        </w:rPr>
+        <w:t xml:space="preserve"> </w:t>
       </w:r>
     </w:p>
     <w:p>
@@ -3730,7 +4065,6 @@
         <w:rPr>
           <w:b/>
           <w:bCs/>
-          <w:lang w:val="es-ES_tradnl"/>
         </w:rPr>
       </w:pPr>
     </w:p>
@@ -3741,878 +4075,957 @@
           <w:bCs/>
         </w:rPr>
       </w:pPr>
-    </w:p>
-    <w:p>
-      <w:pPr>
+      <w:r>
         <w:rPr>
           <w:b/>
           <w:bCs/>
         </w:rPr>
-      </w:pPr>
-    </w:p>
-    <w:p>
-      <w:pPr>
+        <w:lastRenderedPageBreak/>
+        <w:t>EMPIRICAL STRATEGY</w:t>
+      </w:r>
+    </w:p>
+    <w:p/>
+    <w:p>
+      <w:pPr>
+        <w:spacing w:line="360" w:lineRule="auto"/>
+        <w:jc w:val="both"/>
+      </w:pPr>
+      <w:r>
+        <w:t xml:space="preserve">This research </w:t>
+      </w:r>
+      <w:r>
+        <w:t xml:space="preserve">explores </w:t>
+      </w:r>
+      <w:r>
+        <w:t>with two main econometric models</w:t>
+      </w:r>
+      <w:r>
+        <w:t xml:space="preserve"> </w:t>
+      </w:r>
+      <w:r>
+        <w:t xml:space="preserve">the causal effect of the of OXXO </w:t>
+      </w:r>
+      <w:r>
+        <w:t>opening</w:t>
+      </w:r>
+      <w:r>
+        <w:t>s</w:t>
+      </w:r>
+      <w:r>
+        <w:t xml:space="preserve"> </w:t>
+      </w:r>
+      <w:r>
+        <w:t xml:space="preserve">on local crime activity </w:t>
+      </w:r>
+      <w:r>
+        <w:t xml:space="preserve">in </w:t>
+      </w:r>
+      <w:r>
+        <w:t>Bogotá</w:t>
+      </w:r>
+      <w:r>
+        <w:t>.</w:t>
+      </w:r>
+      <w:r>
+        <w:t xml:space="preserve"> The first one I used is TWFE. This econometric strategy takes into account that the </w:t>
+      </w:r>
+      <w:r>
+        <w:t xml:space="preserve">the arrival of </w:t>
+      </w:r>
+      <w:r>
+        <w:t>OXXO’s</w:t>
+      </w:r>
+      <w:r>
+        <w:t xml:space="preserve"> occurs in a staggered manner.</w:t>
+      </w:r>
+      <w:r>
+        <w:t xml:space="preserve"> Additionally, it inherently controls for fixed effects for unit (UPZ) and time. The former is useful </w:t>
+      </w:r>
+      <w:r>
+        <w:t>for capturing time-invariant unobserved characteristics of each UPZ (such as geographic location</w:t>
+      </w:r>
+      <w:r>
+        <w:t xml:space="preserve">, </w:t>
+      </w:r>
+      <w:r>
+        <w:t>historical infrastructure</w:t>
+      </w:r>
+      <w:r>
+        <w:t xml:space="preserve"> or fixed socieconomic and urban characteristics during the period of analysis</w:t>
+      </w:r>
+      <w:r>
+        <w:t>)</w:t>
+      </w:r>
+      <w:r>
+        <w:t xml:space="preserve">, </w:t>
+      </w:r>
+      <w:r>
+        <w:t>while the latter absorbs common shocks that affect all units simultaneously (such as city-wide security policies or macroeconomic fluctuations)</w:t>
+      </w:r>
+      <w:r>
+        <w:t>. Although TWFE is and adequate method for estimating the average treatement effect (ATT) of OXXO on crime activity, two identification assumptions are needed to prevent bias. This ones will be considered later, but let us first introduce the basic regression form of TWFE:\\</w:t>
+      </w:r>
+    </w:p>
+    <w:p>
+      <w:pPr>
+        <w:spacing w:line="360" w:lineRule="auto"/>
+        <w:jc w:val="both"/>
+      </w:pPr>
+    </w:p>
+    <w:p>
+      <w:pPr>
+        <w:spacing w:line="360" w:lineRule="auto"/>
+      </w:pPr>
+      <w:r>
+        <w:t>\begin{equation}</w:t>
+      </w:r>
+    </w:p>
+    <w:p>
+      <w:pPr>
+        <w:spacing w:line="360" w:lineRule="auto"/>
+      </w:pPr>
+      <w:r>
+        <w:t>Y_{i,t}</w:t>
+      </w:r>
+      <w:r>
+        <w:t xml:space="preserve"> </w:t>
+      </w:r>
+      <w:r>
+        <w:t>=</w:t>
+      </w:r>
+      <w:r>
+        <w:t xml:space="preserve"> </w:t>
+      </w:r>
+      <w:r>
+        <w:t>\alpha_i</w:t>
+      </w:r>
+      <w:r>
+        <w:t xml:space="preserve"> </w:t>
+      </w:r>
+      <w:r>
+        <w:t>+</w:t>
+      </w:r>
+      <w:r>
+        <w:t xml:space="preserve"> </w:t>
+      </w:r>
+      <w:r>
+        <w:t>\alpha_t  +\beta^{twfe} D_{i,t}</w:t>
+      </w:r>
+      <w:r>
+        <w:t xml:space="preserve"> </w:t>
+      </w:r>
+      <w:r>
+        <w:t>+</w:t>
+      </w:r>
+      <w:r>
+        <w:t xml:space="preserve"> </w:t>
+      </w:r>
+      <w:r>
+        <w:t>\varepsilon_{i}</w:t>
+      </w:r>
+    </w:p>
+    <w:p>
+      <w:pPr>
+        <w:spacing w:line="360" w:lineRule="auto"/>
+      </w:pPr>
+      <w:r>
+        <w:t>\label{eq:twfe}</w:t>
+      </w:r>
+    </w:p>
+    <w:p>
+      <w:pPr>
+        <w:spacing w:line="360" w:lineRule="auto"/>
+      </w:pPr>
+      <w:r>
+        <w:t>\end{equation}\\</w:t>
+      </w:r>
+    </w:p>
+    <w:p>
+      <w:pPr>
+        <w:spacing w:line="360" w:lineRule="auto"/>
+        <w:jc w:val="both"/>
+      </w:pPr>
+    </w:p>
+    <w:p>
+      <w:pPr>
+        <w:spacing w:line="360" w:lineRule="auto"/>
+        <w:jc w:val="both"/>
+      </w:pPr>
+      <w:r>
+        <w:t>Where </w:t>
+      </w:r>
+      <w:r>
+        <w:t xml:space="preserve">$ </w:t>
+      </w:r>
+      <w:r>
+        <w:t xml:space="preserve">Y_{i,t} </w:t>
+      </w:r>
+      <w:r>
+        <w:t>$</w:t>
+      </w:r>
+      <w:r>
+        <w:t> represents the crime rate for UPZ </w:t>
+      </w:r>
+      <w:r>
+        <w:t>$</w:t>
+      </w:r>
+      <w:r>
+        <w:t>i</w:t>
+      </w:r>
+      <w:r>
+        <w:t>$</w:t>
+      </w:r>
+      <w:r>
+        <w:t> in </w:t>
+      </w:r>
+      <w:r>
         <w:rPr>
           <w:b/>
           <w:bCs/>
         </w:rPr>
-      </w:pPr>
+        <w:t>quarter</w:t>
+      </w:r>
+      <w:r>
+        <w:t> </w:t>
+      </w:r>
+      <w:r>
+        <w:t>$</w:t>
+      </w:r>
+      <w:r>
+        <w:t>t</w:t>
+      </w:r>
+      <w:r>
+        <w:t>$</w:t>
+      </w:r>
+      <w:r>
+        <w:t>. This rate corresponds to either a specific crime category or the aggregate of all crimes analyzed in this study.</w:t>
+      </w:r>
+      <w:r>
+        <w:t xml:space="preserve"> </w:t>
+      </w:r>
+      <w:r>
+        <w:t>$D_{</w:t>
+      </w:r>
+      <w:r>
+        <w:t>i,t</w:t>
+      </w:r>
+      <w:r>
+        <w:t xml:space="preserve">}$ </w:t>
+      </w:r>
+      <w:r>
+        <w:t>is a binary indicator that equals one if UPZ $i$ </w:t>
+      </w:r>
+      <w:r>
+        <w:t xml:space="preserve"> </w:t>
+      </w:r>
+      <w:r>
+        <w:t>has at least one OXXO store in quarter $</w:t>
+      </w:r>
+      <w:r>
+        <w:t>t</w:t>
+      </w:r>
+      <w:r>
+        <w:t>$ , and zero otherwise.</w:t>
+      </w:r>
+      <w:r>
+        <w:t xml:space="preserve"> Furthermore, as Figure</w:t>
+      </w:r>
+      <w:r>
+        <w:t xml:space="preserve"> \hl{</w:t>
+      </w:r>
+      <w:r>
+        <w:t>XXXX</w:t>
+      </w:r>
+      <w:r>
+        <w:t>}</w:t>
+      </w:r>
+      <w:r>
+        <w:t xml:space="preserve"> suggests that intensity of treatment may be a factor that influences crime. Section </w:t>
+      </w:r>
+      <w:r>
+        <w:t>\ref{sec:Results}</w:t>
+      </w:r>
+      <w:r>
+        <w:t xml:space="preserve"> also evaluated</w:t>
+      </w:r>
+      <w:r>
+        <w:t xml:space="preserve"> </w:t>
+      </w:r>
+      <w:r>
+        <w:t>$D_{</w:t>
+      </w:r>
+      <w:r>
+        <w:t>i,t</w:t>
+      </w:r>
+      <w:r>
+        <w:t>}$</w:t>
+      </w:r>
+      <w:r>
+        <w:t xml:space="preserve"> as</w:t>
+      </w:r>
+      <w:r>
+        <w:t xml:space="preserve"> the number of OXXO establishments that an UPZ has at a certain quarter. Finally, $</w:t>
+      </w:r>
+      <w:r>
+        <w:t>\alpha_i</w:t>
+      </w:r>
+      <w:r>
+        <w:t xml:space="preserve">$ and </w:t>
+      </w:r>
+      <w:r>
+        <w:t xml:space="preserve"> </w:t>
+      </w:r>
+      <w:r>
+        <w:t>$</w:t>
+      </w:r>
+      <w:r>
+        <w:t>\alpha_t</w:t>
+      </w:r>
+      <w:r>
+        <w:t xml:space="preserve">$ are the unit and time fixed effects respectively.\\ </w:t>
+      </w:r>
+    </w:p>
+    <w:p>
+      <w:pPr>
+        <w:spacing w:line="360" w:lineRule="auto"/>
+        <w:jc w:val="both"/>
+      </w:pPr>
+    </w:p>
+    <w:p>
+      <w:pPr>
+        <w:spacing w:line="360" w:lineRule="auto"/>
+        <w:jc w:val="both"/>
+      </w:pPr>
+      <w:r>
+        <w:t>A critical identification assumption for the TWFE estimator is the homogeneity of treatment effects.</w:t>
+      </w:r>
+      <w:r>
+        <w:t xml:space="preserve"> </w:t>
+      </w:r>
+      <w:r>
+        <w:t>This implies that th</w:t>
+      </w:r>
+      <w:r>
+        <w:t xml:space="preserve">ese effects must be constant among treatment cohorts and over time </w:t>
+      </w:r>
+      <w:r>
+        <w:rPr>
+          <w:lang w:val="en-US"/>
+        </w:rPr>
+        <w:t>\</w:t>
+      </w:r>
+      <w:proofErr w:type="spellStart"/>
+      <w:r>
+        <w:rPr>
+          <w:lang w:val="en-US"/>
+        </w:rPr>
+        <w:t>parencite</w:t>
+      </w:r>
+      <w:proofErr w:type="spellEnd"/>
+      <w:r>
+        <w:rPr>
+          <w:lang w:val="en-US"/>
+        </w:rPr>
+        <w:t>{</w:t>
+      </w:r>
+      <w:r>
+        <w:t>deChaisemartin2023survey</w:t>
+      </w:r>
+      <w:r>
+        <w:t>}. This assumption may be violated if treatment effects vary based on UPZs’ characteristics or if t</w:t>
+      </w:r>
+      <w:r>
+        <w:t>he impact of an OXXO opening on crime evolve</w:t>
+      </w:r>
+      <w:r>
+        <w:t>s</w:t>
+      </w:r>
+      <w:r>
+        <w:t xml:space="preserve"> as the store becomes established in the </w:t>
+      </w:r>
+      <w:r>
+        <w:t xml:space="preserve">area. </w:t>
+      </w:r>
+      <w:r>
+        <w:t xml:space="preserve">Consequently, to diagnose the potential bias arising from these </w:t>
+      </w:r>
+      <w:r>
+        <w:lastRenderedPageBreak/>
+        <w:t>heterogeneities,</w:t>
+      </w:r>
+      <w:r>
+        <w:t xml:space="preserve"> </w:t>
+      </w:r>
+      <w:r>
+        <w:t>I</w:t>
+      </w:r>
+      <w:r>
+        <w:t xml:space="preserve"> </w:t>
+      </w:r>
+      <w:r>
+        <w:t>employ</w:t>
+      </w:r>
+      <w:r>
+        <w:t xml:space="preserve"> </w:t>
+      </w:r>
+      <w:r>
+        <w:t>the Goodman-Bacon</w:t>
+      </w:r>
+      <w:r>
+        <w:t xml:space="preserve"> </w:t>
+      </w:r>
+      <w:r>
+        <w:t>decomposition</w:t>
+      </w:r>
       <w:r>
         <w:rPr>
           <w:b/>
           <w:bCs/>
         </w:rPr>
+        <w:t xml:space="preserve"> </w:t>
+      </w:r>
+      <w:r>
+        <w:t>\parencite{GoodmanBacon2021}. </w:t>
+      </w:r>
+      <w:r>
+        <w:t xml:space="preserve"> This theorem decompoeses the $</w:t>
+      </w:r>
+      <w:r>
+        <w:t>\beta^{twfe}</w:t>
+      </w:r>
+      <w:r>
+        <w:t xml:space="preserve">$ as a weighted average </w:t>
+      </w:r>
+      <w:r>
+        <w:t xml:space="preserve">of all possible 2×2 difference-in-differences comparisons </w:t>
+      </w:r>
+      <w:r>
+        <w:t>among cohorts, and t</w:t>
+      </w:r>
+      <w:r>
+        <w:t>he primary concern in this decompositio</w:t>
+      </w:r>
+      <w:r>
+        <w:t xml:space="preserve">n is to </w:t>
+      </w:r>
+      <w:r>
+        <w:t xml:space="preserve">avoid having negative weights as </w:t>
+      </w:r>
+      <w:r>
+        <w:t xml:space="preserve">they indicate that </w:t>
+      </w:r>
+      <w:r>
+        <w:t>the </w:t>
+      </w:r>
+      <w:r>
+        <w:t xml:space="preserve">estimator </w:t>
+      </w:r>
+      <w:r>
+        <w:t>may be</w:t>
+      </w:r>
+      <w:r>
+        <w:t xml:space="preserve"> bias</w:t>
+      </w:r>
+      <w:r>
+        <w:t xml:space="preserve">ed </w:t>
+      </w:r>
+      <w:r>
+        <w:t>from heterogeneous treatment effects</w:t>
+      </w:r>
+      <w:r>
+        <w:t xml:space="preserve"> </w:t>
+      </w:r>
+      <w:r>
+        <w:t>\parencite{GoodmanBacon2021}</w:t>
+      </w:r>
+      <w:r>
+        <w:t>.\\</w:t>
+      </w:r>
+    </w:p>
+    <w:p>
+      <w:pPr>
+        <w:spacing w:line="360" w:lineRule="auto"/>
+        <w:jc w:val="both"/>
+      </w:pPr>
+    </w:p>
+    <w:p>
+      <w:pPr>
+        <w:spacing w:line="360" w:lineRule="auto"/>
+        <w:jc w:val="both"/>
+      </w:pPr>
+      <w:r>
+        <w:t xml:space="preserve">Parallel trends is the other condition to guarantee an unbiased ATT, </w:t>
+      </w:r>
+      <w:r>
+        <w:t>as it ensures that, in the absence of treatment, the average outcomes of the treated and control groups would have followed the same trajectory over time</w:t>
+      </w:r>
+      <w:r>
+        <w:t xml:space="preserve">. </w:t>
+      </w:r>
+      <w:r>
+        <w:t>To evaluate the validity of this assumption, I implement an Event Study design. </w:t>
+      </w:r>
+      <w:r>
+        <w:t xml:space="preserve">This model requires </w:t>
+      </w:r>
+      <w:r>
+        <w:t xml:space="preserve">no anticipation to treatment, </w:t>
+      </w:r>
+      <w:r>
+        <w:t xml:space="preserve">and in this context </w:t>
+      </w:r>
+      <w:r>
+        <w:t>it is highly unlikely that perpetrators or residents altered their behavior in expectation of an OXXO opening, as these commercial developments are typically not publicized far enough in advance to influence local criminal dynamics beforehand.</w:t>
+      </w:r>
+      <w:r>
+        <w:t xml:space="preserve"> </w:t>
+      </w:r>
+      <w:r>
+        <w:t>The Events Study is estimated by using the following equation</w:t>
+      </w:r>
+      <w:r>
+        <w:t>:\\</w:t>
+      </w:r>
+    </w:p>
+    <w:p>
+      <w:pPr>
+        <w:spacing w:line="360" w:lineRule="auto"/>
+        <w:jc w:val="both"/>
+      </w:pPr>
+    </w:p>
+    <w:p>
+      <w:pPr>
+        <w:spacing w:line="360" w:lineRule="auto"/>
+      </w:pPr>
+      <w:r>
+        <w:t>\begin{equation}</w:t>
+      </w:r>
+    </w:p>
+    <w:p>
+      <w:pPr>
+        <w:spacing w:line="360" w:lineRule="auto"/>
+      </w:pPr>
+      <w:r>
+        <w:t xml:space="preserve">Y_{i,t} = \alpha_i + \alpha_t </w:t>
+      </w:r>
+    </w:p>
+    <w:p>
+      <w:pPr>
+        <w:spacing w:line="360" w:lineRule="auto"/>
+      </w:pPr>
+      <w:r>
+        <w:t xml:space="preserve">+ \sum_{k=-K}^{-2} \gamma^{lead}_k D^k_{i,t} </w:t>
+      </w:r>
+    </w:p>
+    <w:p>
+      <w:pPr>
+        <w:spacing w:line="360" w:lineRule="auto"/>
+      </w:pPr>
+      <w:r>
+        <w:t xml:space="preserve">+ \sum_{k=0}^{L} \gamma^{lag}_k D^k_{i,t} </w:t>
+      </w:r>
+    </w:p>
+    <w:p>
+      <w:pPr>
+        <w:spacing w:line="360" w:lineRule="auto"/>
+      </w:pPr>
+      <w:r>
+        <w:t>+ \varepsilon_{i,t}</w:t>
+      </w:r>
+    </w:p>
+    <w:p>
+      <w:pPr>
+        <w:spacing w:line="360" w:lineRule="auto"/>
+      </w:pPr>
+      <w:r>
+        <w:t>\label{eq:eventstudy}</w:t>
+      </w:r>
+    </w:p>
+    <w:p>
+      <w:pPr>
+        <w:spacing w:line="360" w:lineRule="auto"/>
+      </w:pPr>
+      <w:r>
+        <w:t>\end{equation}\\</w:t>
+      </w:r>
+    </w:p>
+    <w:p>
+      <w:pPr>
+        <w:spacing w:line="360" w:lineRule="auto"/>
+      </w:pPr>
+    </w:p>
+    <w:p>
+      <w:pPr>
+        <w:spacing w:line="360" w:lineRule="auto"/>
+      </w:pPr>
+      <w:r>
+        <w:t xml:space="preserve">Equation </w:t>
+      </w:r>
+      <w:r>
+        <w:t>\eqref{eq:eventstudy}</w:t>
+      </w:r>
+      <w:r>
+        <w:t>allows</w:t>
+      </w:r>
+      <w:r>
+        <w:t xml:space="preserve"> to analyze the significance of the coeficients  $\gamma^{lead}_k$  and suggests the existence of parallel trends before the arrival of OXXO. Additionally, the coefficients $\gamma^{lag}_k$ reflect the </w:t>
+      </w:r>
+      <w:r>
+        <w:t xml:space="preserve">temporal </w:t>
+      </w:r>
+      <w:r>
+        <w:t>dynamics of the impact after the treatment.\\</w:t>
+      </w:r>
+    </w:p>
+    <w:p>
+      <w:pPr>
+        <w:spacing w:line="360" w:lineRule="auto"/>
+      </w:pPr>
+    </w:p>
+    <w:p>
+      <w:pPr>
+        <w:spacing w:line="360" w:lineRule="auto"/>
+      </w:pPr>
+      <w:r>
+        <w:t xml:space="preserve">Finally, for robustness purposes, </w:t>
+      </w:r>
+      <w:r>
+        <w:t xml:space="preserve">I will also estimate </w:t>
+      </w:r>
+      <w:r>
+        <w:t xml:space="preserve">the Callaway \&amp; Sant’Anna (CS) </w:t>
+      </w:r>
+      <w:r>
+        <w:t xml:space="preserve">model. </w:t>
+      </w:r>
+      <w:r>
+        <w:t xml:space="preserve">This approach accounts for treatment effect heterogeneity by estimating ATTs by cohort and </w:t>
+      </w:r>
+      <w:r>
         <w:lastRenderedPageBreak/>
-        <w:t>EMPIRICAL STRATEGY</w:t>
-      </w:r>
-    </w:p>
-    <w:p/>
-    <w:p>
-      <w:pPr>
-        <w:spacing w:line="360" w:lineRule="auto"/>
-        <w:jc w:val="both"/>
-      </w:pPr>
-      <w:r>
-        <w:t xml:space="preserve">This research </w:t>
-      </w:r>
-      <w:r>
-        <w:t xml:space="preserve">explores </w:t>
-      </w:r>
-      <w:r>
-        <w:t>with two main econometric models</w:t>
+        <w:t xml:space="preserve">period, subsequently combining these effects through a weighted average </w:t>
+      </w:r>
+      <w:r>
+        <w:t xml:space="preserve">\parencite{RiosAvila_Callaway_SantAnna_2021_csdid_slides,Callaway_SantAnna_2021}. </w:t>
+      </w:r>
+      <w:r>
+        <w:t>o achieve this, the model utilizes the following doubly robust estimator for the ATT of each cohort </w:t>
+      </w:r>
+      <w:r>
+        <w:t>$</w:t>
+      </w:r>
+      <w:r>
+        <w:t>g</w:t>
+      </w:r>
+      <w:r>
+        <w:t>$</w:t>
+      </w:r>
+      <w:r>
+        <w:t> at time </w:t>
+      </w:r>
+      <w:r>
+        <w:t>$</w:t>
+      </w:r>
+      <w:r>
+        <w:t>t</w:t>
+      </w:r>
+      <w:r>
+        <w:t>$</w:t>
+      </w:r>
+      <w:r>
+        <w:t>:</w:t>
+      </w:r>
+    </w:p>
+    <w:p>
+      <w:pPr>
+        <w:spacing w:line="360" w:lineRule="auto"/>
+      </w:pPr>
+    </w:p>
+    <w:p>
+      <w:pPr>
+        <w:spacing w:line="360" w:lineRule="auto"/>
+      </w:pPr>
+      <w:r>
+        <w:t>\begin{equation}</w:t>
+      </w:r>
+    </w:p>
+    <w:p>
+      <w:pPr>
+        <w:spacing w:line="360" w:lineRule="auto"/>
+      </w:pPr>
+      <w:r>
+        <w:t>ATT(g, t) = \mathbb{E} \left[ \left( \frac{G_g}{\mathbb{E}[G_g]} - \frac{\frac{p_{g,t}(X)(1 - D_t)}{1 - p_{g,t}(X)}}{\mathbb{E} \left[ \frac{p_{g,t}(X)(1 - D_t)}{1 - p_{g,t}(X)} \right]} \right) (Y_t - Y_{g-1}) \right]</w:t>
+      </w:r>
+    </w:p>
+    <w:p>
+      <w:pPr>
+        <w:spacing w:line="360" w:lineRule="auto"/>
+      </w:pPr>
+      <w:r>
+        <w:t>\end{equation}\\</w:t>
+      </w:r>
+    </w:p>
+    <w:p>
+      <w:pPr>
+        <w:spacing w:line="360" w:lineRule="auto"/>
+      </w:pPr>
+    </w:p>
+    <w:p>
+      <w:pPr>
+        <w:spacing w:line="360" w:lineRule="auto"/>
+      </w:pPr>
+      <w:r>
+        <w:t xml:space="preserve">Where $t$ is a particular time period, $ </w:t>
+      </w:r>
+      <w:r>
+        <w:t>G_g</w:t>
+      </w:r>
+      <w:r>
+        <w:t xml:space="preserve">$ </w:t>
+      </w:r>
+      <w:r>
+        <w:t>Gis a binary indicator for whether an observation belongs to cohort </w:t>
+      </w:r>
+      <w:r>
+        <w:t>$</w:t>
+      </w:r>
+      <w:r>
+        <w:t>g</w:t>
+      </w:r>
+      <w:r>
+        <w:t xml:space="preserve">$, $ </w:t>
+      </w:r>
+      <w:r>
+        <w:t>D_t</w:t>
+      </w:r>
+      <w:r>
+        <w:t xml:space="preserve"> $ </w:t>
+      </w:r>
+      <w:r>
+        <w:t>treatment status at time t</w:t>
+      </w:r>
+      <w:r>
+        <w:t xml:space="preserve">, and </w:t>
+      </w:r>
+      <w:r>
+        <w:t> </w:t>
+      </w:r>
+      <w:r>
+        <w:t>$(1 - D_t)$</w:t>
+      </w:r>
+      <w:r>
+        <w:t>identifies observations that have not yet been treated, serving as the control group</w:t>
+      </w:r>
+      <w:r>
+        <w:t xml:space="preserve">. </w:t>
+      </w:r>
+      <w:r>
+        <w:t xml:space="preserve">Additionally, the approach I chose uses </w:t>
+      </w:r>
+      <w:r>
+        <w:t>Inverse Probability Weighting (IPW) to assign greater weight to control observations that more closely resemble the treated cohort</w:t>
       </w:r>
       <w:r>
         <w:t xml:space="preserve"> </w:t>
       </w:r>
       <w:r>
-        <w:t xml:space="preserve">the causal effect of the of OXXO </w:t>
-      </w:r>
-      <w:r>
-        <w:t>opening</w:t>
-      </w:r>
-      <w:r>
-        <w:t>s</w:t>
-      </w:r>
-      <w:r>
-        <w:t xml:space="preserve"> </w:t>
-      </w:r>
-      <w:r>
-        <w:t xml:space="preserve">on local crime activity </w:t>
-      </w:r>
-      <w:r>
-        <w:t xml:space="preserve">in </w:t>
-      </w:r>
-      <w:r>
-        <w:t>Bogotá</w:t>
-      </w:r>
-      <w:r>
-        <w:t>.</w:t>
-      </w:r>
-      <w:r>
-        <w:t xml:space="preserve"> The first one I used is TWFE. This econometric strategy takes into account that the </w:t>
-      </w:r>
-      <w:r>
-        <w:t xml:space="preserve">the arrival of </w:t>
-      </w:r>
-      <w:r>
-        <w:t>OXXO’s</w:t>
-      </w:r>
-      <w:r>
-        <w:t xml:space="preserve"> occurs in a staggered manner.</w:t>
-      </w:r>
-      <w:r>
-        <w:t xml:space="preserve"> Additionally, it inherently controls for fixed effects for unit (UPZ) and time. The former is useful </w:t>
-      </w:r>
-      <w:r>
-        <w:t>for capturing time-invariant unobserved characteristics of each UPZ (such as geographic location</w:t>
-      </w:r>
-      <w:r>
-        <w:t xml:space="preserve">, </w:t>
-      </w:r>
-      <w:r>
-        <w:t>historical infrastructure</w:t>
-      </w:r>
-      <w:r>
-        <w:t xml:space="preserve"> or fixed socieconomic and urban characteristics during the period of analysis</w:t>
-      </w:r>
-      <w:r>
-        <w:t>)</w:t>
-      </w:r>
-      <w:r>
-        <w:t xml:space="preserve">, </w:t>
-      </w:r>
-      <w:r>
-        <w:t>while the latter absorbs common shocks that affect all units simultaneously (such as city-wide security policies or macroeconomic fluctuations)</w:t>
-      </w:r>
-      <w:r>
-        <w:t>. Although TWFE is and adequate method for estimating the average treatement effect (ATT) of OXXO on crime activity, two identification assumptions are needed to prevent bias. This ones will be considered later, but let us first introduce the basic regression form of TWFE:\\</w:t>
-      </w:r>
-    </w:p>
-    <w:p>
-      <w:pPr>
-        <w:spacing w:line="360" w:lineRule="auto"/>
-        <w:jc w:val="both"/>
-      </w:pPr>
-    </w:p>
-    <w:p>
-      <w:pPr>
-        <w:spacing w:line="360" w:lineRule="auto"/>
-      </w:pPr>
-      <w:r>
-        <w:t>\begin{equation}</w:t>
-      </w:r>
-    </w:p>
-    <w:p>
-      <w:pPr>
-        <w:spacing w:line="360" w:lineRule="auto"/>
-      </w:pPr>
-      <w:r>
-        <w:t>Y_{i,t}</w:t>
-      </w:r>
-      <w:r>
-        <w:t xml:space="preserve"> </w:t>
-      </w:r>
-      <w:r>
-        <w:t>=</w:t>
-      </w:r>
-      <w:r>
-        <w:t xml:space="preserve"> </w:t>
-      </w:r>
-      <w:r>
-        <w:t>\alpha_i</w:t>
-      </w:r>
-      <w:r>
-        <w:t xml:space="preserve"> </w:t>
-      </w:r>
-      <w:r>
-        <w:t>+</w:t>
-      </w:r>
-      <w:r>
-        <w:t xml:space="preserve"> </w:t>
-      </w:r>
-      <w:r>
-        <w:t>\alpha_t  +\beta^{twfe} D_{i,t}</w:t>
-      </w:r>
-      <w:r>
-        <w:t xml:space="preserve"> </w:t>
-      </w:r>
-      <w:r>
-        <w:t>+</w:t>
-      </w:r>
-      <w:r>
-        <w:t xml:space="preserve"> </w:t>
-      </w:r>
-      <w:r>
-        <w:t>\varepsilon_{i}</w:t>
-      </w:r>
-    </w:p>
-    <w:p>
-      <w:pPr>
-        <w:spacing w:line="360" w:lineRule="auto"/>
-      </w:pPr>
-      <w:r>
-        <w:t>\label{eq:twfe}</w:t>
-      </w:r>
-    </w:p>
-    <w:p>
-      <w:pPr>
-        <w:spacing w:line="360" w:lineRule="auto"/>
-      </w:pPr>
-      <w:r>
-        <w:t>\end{equation}\\</w:t>
-      </w:r>
-    </w:p>
-    <w:p>
-      <w:pPr>
-        <w:spacing w:line="360" w:lineRule="auto"/>
-        <w:jc w:val="both"/>
-      </w:pPr>
-    </w:p>
-    <w:p>
-      <w:pPr>
-        <w:spacing w:line="360" w:lineRule="auto"/>
-        <w:jc w:val="both"/>
+        <w:t>$G_g$</w:t>
+      </w:r>
+      <w:r>
+        <w:t xml:space="preserve">. </w:t>
+      </w:r>
+    </w:p>
+    <w:p>
+      <w:pPr>
+        <w:spacing w:line="360" w:lineRule="auto"/>
+      </w:pPr>
+    </w:p>
+    <w:p>
+      <w:pPr>
+        <w:spacing w:line="360" w:lineRule="auto"/>
+      </w:pPr>
+      <w:r>
+        <w:t>Subsequently, to aggregate all ATT(g,t) estimates into a single summary parameter, the authors propose the following aggregation strategy:</w:t>
+      </w:r>
+    </w:p>
+    <w:p>
+      <w:pPr>
+        <w:spacing w:line="360" w:lineRule="auto"/>
+      </w:pPr>
+    </w:p>
+    <w:p>
+      <w:pPr>
+        <w:spacing w:line="360" w:lineRule="auto"/>
+      </w:pPr>
+      <w:r>
+        <w:t xml:space="preserve">\begin{equation} </w:t>
+      </w:r>
+    </w:p>
+    <w:p>
+      <w:pPr>
+        <w:spacing w:line="360" w:lineRule="auto"/>
+      </w:pPr>
+      <w:r>
+        <w:t>\theta = \sum_{g \in \mathcal{G}} \sum_{t=2}^{\mathcal{T}} w(g, t) \cdot ATT(g, t) \end{equation}</w:t>
+      </w:r>
+      <w:r>
+        <w:t>\\</w:t>
+      </w:r>
+    </w:p>
+    <w:p>
+      <w:pPr>
+        <w:spacing w:line="360" w:lineRule="auto"/>
+      </w:pPr>
+    </w:p>
+    <w:p>
+      <w:pPr>
+        <w:spacing w:line="360" w:lineRule="auto"/>
       </w:pPr>
       <w:r>
         <w:t>Where </w:t>
       </w:r>
       <w:r>
-        <w:t xml:space="preserve">$ </w:t>
-      </w:r>
-      <w:r>
-        <w:t xml:space="preserve">Y_{i,t} </w:t>
-      </w:r>
-      <w:r>
         <w:t>$</w:t>
       </w:r>
       <w:r>
-        <w:t> represents the crime rate for UPZ </w:t>
+        <w:t>w(g,t)</w:t>
       </w:r>
       <w:r>
         <w:t>$</w:t>
       </w:r>
       <w:r>
-        <w:t>i</w:t>
-      </w:r>
-      <w:r>
-        <w:t>$</w:t>
-      </w:r>
-      <w:r>
-        <w:t> in </w:t>
-      </w:r>
-      <w:r>
+        <w:t xml:space="preserve"> represents the weights determined by the researcher. In this analysis, I employ a simple averaging scheme </w:t>
+      </w:r>
+      <w:r>
+        <w:t>m</w:t>
+      </w:r>
+      <w:r>
+        <w:t>where w(g,t)</w:t>
+      </w:r>
+      <w:r>
+        <w:t xml:space="preserve"> is the same</w:t>
+      </w:r>
+      <w:r>
+        <w:t xml:space="preserve"> for all treated periods. The objective of this comparison is to determine if the Callaway </w:t>
+      </w:r>
+      <w:r>
+        <w:t>\</w:t>
+      </w:r>
+      <w:r>
+        <w:t xml:space="preserve">&amp; Sant’Anna (CS) estimates </w:t>
+      </w:r>
+      <w:r>
+        <w:t xml:space="preserve">an Events Studies </w:t>
+      </w:r>
+      <w:r>
+        <w:t>align with the Two-Way Fixed Effects (TWFE) results. A similar behavior between the two models would reinforce the validity of the TWFE estimates and suggest that</w:t>
+      </w:r>
+      <w:r>
+        <w:t xml:space="preserve"> the possible bias of heterogeneous effects is not a preoccupation</w:t>
+      </w:r>
+    </w:p>
+    <w:p>
+      <w:pPr>
+        <w:spacing w:line="360" w:lineRule="auto"/>
+      </w:pPr>
+      <w:r>
+        <w:t>\parencite{RiosAvila_Callaway_SantAnna_2021_csdid_slides,Callaway_SantAnna_2021}.</w:t>
+      </w:r>
+    </w:p>
+    <w:p>
+      <w:pPr>
         <w:rPr>
           <w:b/>
           <w:bCs/>
         </w:rPr>
-        <w:t>quarter</w:t>
-      </w:r>
-      <w:r>
-        <w:t> </w:t>
-      </w:r>
-      <w:r>
-        <w:t>$</w:t>
-      </w:r>
-      <w:r>
-        <w:t>t</w:t>
-      </w:r>
-      <w:r>
-        <w:t>$</w:t>
-      </w:r>
-      <w:r>
-        <w:t>. This rate corresponds to either a specific crime category or the aggregate of all crimes analyzed in this study.</w:t>
-      </w:r>
-      <w:r>
-        <w:t xml:space="preserve"> </w:t>
-      </w:r>
-      <w:r>
-        <w:t>$D_{</w:t>
-      </w:r>
-      <w:r>
-        <w:t>i,t</w:t>
-      </w:r>
-      <w:r>
-        <w:t xml:space="preserve">}$ </w:t>
-      </w:r>
-      <w:r>
-        <w:t>is a binary indicator that equals one if UPZ $i$ </w:t>
-      </w:r>
-      <w:r>
-        <w:t xml:space="preserve"> </w:t>
-      </w:r>
-      <w:r>
-        <w:t>has at least one OXXO store in quarter $</w:t>
-      </w:r>
-      <w:r>
-        <w:t>t</w:t>
-      </w:r>
-      <w:r>
-        <w:t>$ , and zero otherwise.</w:t>
-      </w:r>
-      <w:r>
-        <w:t xml:space="preserve"> Furthermore, as Figure</w:t>
-      </w:r>
-      <w:r>
-        <w:t xml:space="preserve"> \hl{</w:t>
-      </w:r>
-      <w:r>
-        <w:t>XXXX</w:t>
-      </w:r>
-      <w:r>
-        <w:t>}</w:t>
-      </w:r>
-      <w:r>
-        <w:t xml:space="preserve"> suggests that intensity of treatment may be a factor that influences crime. Section </w:t>
-      </w:r>
-      <w:r>
-        <w:t>\ref{sec:Results}</w:t>
-      </w:r>
-      <w:r>
-        <w:t xml:space="preserve"> also evaluated</w:t>
-      </w:r>
-      <w:r>
-        <w:t xml:space="preserve"> </w:t>
-      </w:r>
-      <w:r>
-        <w:t>$D_{</w:t>
-      </w:r>
-      <w:r>
-        <w:t>i,t</w:t>
-      </w:r>
-      <w:r>
-        <w:t>}$</w:t>
-      </w:r>
-      <w:r>
-        <w:t xml:space="preserve"> as</w:t>
-      </w:r>
-      <w:r>
-        <w:t xml:space="preserve"> the number of OXXO establishments that an UPZ has at a certain quarter. Finally, $</w:t>
-      </w:r>
-      <w:r>
-        <w:t>\alpha_i</w:t>
-      </w:r>
-      <w:r>
-        <w:t xml:space="preserve">$ and </w:t>
-      </w:r>
-      <w:r>
-        <w:t xml:space="preserve"> </w:t>
-      </w:r>
-      <w:r>
-        <w:t>$</w:t>
-      </w:r>
-      <w:r>
-        <w:t>\alpha_t</w:t>
-      </w:r>
-      <w:r>
-        <w:t xml:space="preserve">$ are the unit and time fixed effects respectively.\\ </w:t>
-      </w:r>
-    </w:p>
-    <w:p>
-      <w:pPr>
-        <w:spacing w:line="360" w:lineRule="auto"/>
-        <w:jc w:val="both"/>
-      </w:pPr>
-    </w:p>
-    <w:p>
-      <w:pPr>
-        <w:spacing w:line="360" w:lineRule="auto"/>
-        <w:jc w:val="both"/>
-      </w:pPr>
-      <w:r>
-        <w:t>A critical identification assumption for the TWFE estimator is the homogeneity of treatment effects.</w:t>
-      </w:r>
-      <w:r>
-        <w:t xml:space="preserve"> </w:t>
-      </w:r>
-      <w:r>
-        <w:t>This implies that th</w:t>
-      </w:r>
-      <w:r>
-        <w:t xml:space="preserve">ese effects must be constant among treatment cohorts and over time </w:t>
-      </w:r>
-      <w:r>
-        <w:rPr>
-          <w:lang w:val="en-US"/>
-        </w:rPr>
-        <w:t>\</w:t>
-      </w:r>
-      <w:proofErr w:type="spellStart"/>
-      <w:r>
-        <w:rPr>
-          <w:lang w:val="en-US"/>
-        </w:rPr>
-        <w:t>parencite</w:t>
-      </w:r>
-      <w:proofErr w:type="spellEnd"/>
-      <w:r>
-        <w:rPr>
-          <w:lang w:val="en-US"/>
-        </w:rPr>
-        <w:t>{</w:t>
-      </w:r>
-      <w:r>
-        <w:t>deChaisemartin2023survey</w:t>
-      </w:r>
-      <w:r>
-        <w:t>}. This assumption may be violated if treatment effects vary based on UPZs’ characteristics or if t</w:t>
-      </w:r>
-      <w:r>
-        <w:t>he impact of an OXXO opening on crime evolve</w:t>
-      </w:r>
-      <w:r>
-        <w:t>s</w:t>
-      </w:r>
-      <w:r>
-        <w:t xml:space="preserve"> as the store becomes established in the </w:t>
-      </w:r>
-      <w:r>
-        <w:t xml:space="preserve">area. </w:t>
-      </w:r>
-      <w:r>
-        <w:t xml:space="preserve">Consequently, to diagnose the potential bias arising from these </w:t>
-      </w:r>
-      <w:r>
-        <w:lastRenderedPageBreak/>
-        <w:t>heterogeneities,</w:t>
-      </w:r>
-      <w:r>
-        <w:t xml:space="preserve"> </w:t>
-      </w:r>
-      <w:r>
-        <w:t>I</w:t>
-      </w:r>
-      <w:r>
-        <w:t xml:space="preserve"> </w:t>
-      </w:r>
-      <w:r>
-        <w:t>employ</w:t>
-      </w:r>
-      <w:r>
-        <w:t xml:space="preserve"> </w:t>
-      </w:r>
-      <w:r>
-        <w:t>the Goodman-Bacon</w:t>
-      </w:r>
-      <w:r>
-        <w:t xml:space="preserve"> </w:t>
-      </w:r>
-      <w:r>
-        <w:t>decomposition</w:t>
-      </w:r>
+      </w:pPr>
       <w:r>
         <w:rPr>
           <w:b/>
           <w:bCs/>
         </w:rPr>
-        <w:t xml:space="preserve"> </w:t>
-      </w:r>
-      <w:r>
-        <w:t>\parencite{GoodmanBacon2021}. </w:t>
-      </w:r>
-      <w:r>
-        <w:t xml:space="preserve"> This theorem decompoeses the $</w:t>
-      </w:r>
-      <w:r>
-        <w:t>\beta^{twfe}</w:t>
-      </w:r>
-      <w:r>
-        <w:t xml:space="preserve">$ as a weighted average </w:t>
-      </w:r>
-      <w:r>
-        <w:t xml:space="preserve">of all possible 2×2 difference-in-differences comparisons </w:t>
-      </w:r>
-      <w:r>
-        <w:t>among cohorts, and t</w:t>
-      </w:r>
-      <w:r>
-        <w:t>he primary concern in this decompositio</w:t>
-      </w:r>
-      <w:r>
-        <w:t xml:space="preserve">n is to </w:t>
-      </w:r>
-      <w:r>
-        <w:t xml:space="preserve">avoid having negative weights as </w:t>
-      </w:r>
-      <w:r>
-        <w:t xml:space="preserve">they indicate that </w:t>
-      </w:r>
-      <w:r>
-        <w:t>the </w:t>
-      </w:r>
-      <w:r>
-        <w:t xml:space="preserve">estimator </w:t>
-      </w:r>
-      <w:r>
-        <w:t>may be</w:t>
-      </w:r>
-      <w:r>
-        <w:t xml:space="preserve"> bias</w:t>
-      </w:r>
-      <w:r>
-        <w:t xml:space="preserve">ed </w:t>
-      </w:r>
-      <w:r>
-        <w:t>from heterogeneous treatment effects</w:t>
-      </w:r>
-      <w:r>
-        <w:t xml:space="preserve"> </w:t>
-      </w:r>
-      <w:r>
-        <w:t>\parencite{GoodmanBacon2021}</w:t>
-      </w:r>
-      <w:r>
-        <w:t>.\\</w:t>
-      </w:r>
-    </w:p>
-    <w:p>
-      <w:pPr>
-        <w:spacing w:line="360" w:lineRule="auto"/>
-        <w:jc w:val="both"/>
-      </w:pPr>
-    </w:p>
-    <w:p>
-      <w:pPr>
-        <w:spacing w:line="360" w:lineRule="auto"/>
-        <w:jc w:val="both"/>
-      </w:pPr>
-      <w:r>
-        <w:t xml:space="preserve">Parallel trends is the other condition to guarantee an unbiased ATT, </w:t>
-      </w:r>
-      <w:r>
-        <w:t>as it ensures that, in the absence of treatment, the average outcomes of the treated and control groups would have followed the same trajectory over time</w:t>
-      </w:r>
-      <w:r>
-        <w:t xml:space="preserve">. </w:t>
-      </w:r>
-      <w:r>
-        <w:t>To evaluate the validity of this assumption, I implement an Event Study design. </w:t>
-      </w:r>
-      <w:r>
-        <w:t xml:space="preserve">This model requires </w:t>
-      </w:r>
-      <w:r>
-        <w:t xml:space="preserve">no anticipation to treatment, </w:t>
-      </w:r>
-      <w:r>
-        <w:t xml:space="preserve">and in this context </w:t>
-      </w:r>
-      <w:r>
-        <w:t>it is highly unlikely that perpetrators or residents altered their behavior in expectation of an OXXO opening, as these commercial developments are typically not publicized far enough in advance to influence local criminal dynamics beforehand.</w:t>
-      </w:r>
-      <w:r>
-        <w:t xml:space="preserve"> </w:t>
-      </w:r>
-      <w:r>
-        <w:t>The Events Study is estimated by using the following equation</w:t>
-      </w:r>
-      <w:r>
-        <w:t>:\\</w:t>
-      </w:r>
-    </w:p>
-    <w:p>
-      <w:pPr>
-        <w:spacing w:line="360" w:lineRule="auto"/>
-        <w:jc w:val="both"/>
-      </w:pPr>
-    </w:p>
-    <w:p>
-      <w:pPr>
-        <w:spacing w:line="360" w:lineRule="auto"/>
-      </w:pPr>
-      <w:r>
-        <w:t>\begin{equation}</w:t>
-      </w:r>
-    </w:p>
-    <w:p>
-      <w:pPr>
-        <w:spacing w:line="360" w:lineRule="auto"/>
-      </w:pPr>
-      <w:r>
-        <w:t xml:space="preserve">Y_{i,t} = \alpha_i + \alpha_t </w:t>
-      </w:r>
-    </w:p>
-    <w:p>
-      <w:pPr>
-        <w:spacing w:line="360" w:lineRule="auto"/>
-      </w:pPr>
-      <w:r>
-        <w:t xml:space="preserve">+ \sum_{k=-K}^{-2} \gamma^{lead}_k D^k_{i,t} </w:t>
-      </w:r>
-    </w:p>
-    <w:p>
-      <w:pPr>
-        <w:spacing w:line="360" w:lineRule="auto"/>
-      </w:pPr>
-      <w:r>
-        <w:t xml:space="preserve">+ \sum_{k=0}^{L} \gamma^{lag}_k D^k_{i,t} </w:t>
-      </w:r>
-    </w:p>
-    <w:p>
-      <w:pPr>
-        <w:spacing w:line="360" w:lineRule="auto"/>
-      </w:pPr>
-      <w:r>
-        <w:t>+ \varepsilon_{i,t}</w:t>
-      </w:r>
-    </w:p>
-    <w:p>
-      <w:pPr>
-        <w:spacing w:line="360" w:lineRule="auto"/>
-      </w:pPr>
-      <w:r>
-        <w:t>\label{eq:eventstudy}</w:t>
-      </w:r>
-    </w:p>
-    <w:p>
-      <w:pPr>
-        <w:spacing w:line="360" w:lineRule="auto"/>
-      </w:pPr>
-      <w:r>
-        <w:t>\end{equation}\\</w:t>
-      </w:r>
-    </w:p>
-    <w:p>
-      <w:pPr>
-        <w:spacing w:line="360" w:lineRule="auto"/>
-      </w:pPr>
-    </w:p>
-    <w:p>
-      <w:pPr>
-        <w:spacing w:line="360" w:lineRule="auto"/>
-      </w:pPr>
-      <w:r>
-        <w:t xml:space="preserve">Equation </w:t>
-      </w:r>
-      <w:r>
-        <w:t>\eqref{eq:eventstudy}</w:t>
-      </w:r>
-      <w:r>
-        <w:t>allows</w:t>
-      </w:r>
-      <w:r>
-        <w:t xml:space="preserve"> to analyze the significance of the coeficients  $\gamma^{lead}_k$  and suggests the existence of parallel trends before the arrival of OXXO. Additionally, the coefficients $\gamma^{lag}_k$ reflect the </w:t>
-      </w:r>
-      <w:r>
-        <w:t xml:space="preserve">temporal </w:t>
-      </w:r>
-      <w:r>
-        <w:t>dynamics of the impact after the treatment.\\</w:t>
-      </w:r>
-    </w:p>
-    <w:p>
-      <w:pPr>
-        <w:spacing w:line="360" w:lineRule="auto"/>
-      </w:pPr>
-    </w:p>
-    <w:p>
-      <w:pPr>
-        <w:spacing w:line="360" w:lineRule="auto"/>
-      </w:pPr>
-      <w:r>
-        <w:t xml:space="preserve">Finally, for robustness purposes, </w:t>
-      </w:r>
-      <w:r>
-        <w:t xml:space="preserve">I will also estimate </w:t>
-      </w:r>
-      <w:r>
-        <w:t xml:space="preserve">the Callaway \&amp; Sant’Anna (CS) </w:t>
-      </w:r>
-      <w:r>
-        <w:t xml:space="preserve">model. </w:t>
-      </w:r>
-      <w:r>
-        <w:t xml:space="preserve">This approach accounts for treatment effect heterogeneity by estimating ATTs by cohort and </w:t>
-      </w:r>
-      <w:r>
         <w:lastRenderedPageBreak/>
-        <w:t xml:space="preserve">period, subsequently combining these effects through a weighted average </w:t>
-      </w:r>
-      <w:r>
-        <w:t xml:space="preserve">\parencite{RiosAvila_Callaway_SantAnna_2021_csdid_slides,Callaway_SantAnna_2021}. </w:t>
-      </w:r>
-      <w:r>
-        <w:t>o achieve this, the model utilizes the following doubly robust estimator for the ATT of each cohort </w:t>
-      </w:r>
-      <w:r>
-        <w:t>$</w:t>
-      </w:r>
-      <w:r>
-        <w:t>g</w:t>
-      </w:r>
-      <w:r>
-        <w:t>$</w:t>
-      </w:r>
-      <w:r>
-        <w:t> at time </w:t>
-      </w:r>
-      <w:r>
-        <w:t>$</w:t>
-      </w:r>
-      <w:r>
-        <w:t>t</w:t>
-      </w:r>
-      <w:r>
-        <w:t>$</w:t>
-      </w:r>
-      <w:r>
-        <w:t>:</w:t>
-      </w:r>
-    </w:p>
-    <w:p>
-      <w:pPr>
-        <w:spacing w:line="360" w:lineRule="auto"/>
-      </w:pPr>
-    </w:p>
-    <w:p>
-      <w:pPr>
-        <w:spacing w:line="360" w:lineRule="auto"/>
-      </w:pPr>
-      <w:r>
-        <w:t>\begin{equation}</w:t>
-      </w:r>
-    </w:p>
-    <w:p>
-      <w:pPr>
-        <w:spacing w:line="360" w:lineRule="auto"/>
-      </w:pPr>
-      <w:r>
-        <w:t>ATT(g, t) = \mathbb{E} \left[ \left( \frac{G_g}{\mathbb{E}[G_g]} - \frac{\frac{p_{g,t}(X)(1 - D_t)}{1 - p_{g,t}(X)}}{\mathbb{E} \left[ \frac{p_{g,t}(X)(1 - D_t)}{1 - p_{g,t}(X)} \right]} \right) (Y_t - Y_{g-1}) \right]</w:t>
-      </w:r>
-    </w:p>
-    <w:p>
-      <w:pPr>
-        <w:spacing w:line="360" w:lineRule="auto"/>
-      </w:pPr>
-      <w:r>
-        <w:t>\end{equation}\\</w:t>
-      </w:r>
-    </w:p>
-    <w:p>
-      <w:pPr>
-        <w:spacing w:line="360" w:lineRule="auto"/>
-      </w:pPr>
-    </w:p>
-    <w:p>
-      <w:pPr>
-        <w:spacing w:line="360" w:lineRule="auto"/>
-      </w:pPr>
-      <w:r>
-        <w:t xml:space="preserve">Where $t$ is a particular time period, $ </w:t>
-      </w:r>
-      <w:r>
-        <w:t>G_g</w:t>
-      </w:r>
-      <w:r>
-        <w:t xml:space="preserve">$ </w:t>
-      </w:r>
-      <w:r>
-        <w:t>Gis a binary indicator for whether an observation belongs to cohort </w:t>
-      </w:r>
-      <w:r>
-        <w:t>$</w:t>
-      </w:r>
-      <w:r>
-        <w:t>g</w:t>
-      </w:r>
-      <w:r>
-        <w:t xml:space="preserve">$, $ </w:t>
-      </w:r>
-      <w:r>
-        <w:t>D_t</w:t>
-      </w:r>
-      <w:r>
-        <w:t xml:space="preserve"> $ </w:t>
-      </w:r>
-      <w:r>
-        <w:t>treatment status at time t</w:t>
-      </w:r>
-      <w:r>
-        <w:t xml:space="preserve">, and </w:t>
-      </w:r>
-      <w:r>
-        <w:t> </w:t>
-      </w:r>
-      <w:r>
-        <w:t>$(1 - D_t)$</w:t>
-      </w:r>
-      <w:r>
-        <w:t>identifies observations that have not yet been treated, serving as the control group</w:t>
-      </w:r>
-      <w:r>
-        <w:t xml:space="preserve">. </w:t>
-      </w:r>
-      <w:r>
-        <w:t xml:space="preserve">Additionally, the approach I chose uses </w:t>
-      </w:r>
-      <w:r>
-        <w:t>Inverse Probability Weighting (IPW) to assign greater weight to control observations that more closely resemble the treated cohort</w:t>
-      </w:r>
-      <w:r>
-        <w:t xml:space="preserve"> </w:t>
-      </w:r>
-      <w:r>
-        <w:t>$G_g$</w:t>
-      </w:r>
-      <w:r>
-        <w:t xml:space="preserve">. </w:t>
-      </w:r>
-    </w:p>
-    <w:p>
-      <w:pPr>
-        <w:spacing w:line="360" w:lineRule="auto"/>
-      </w:pPr>
-    </w:p>
-    <w:p>
-      <w:pPr>
-        <w:spacing w:line="360" w:lineRule="auto"/>
-      </w:pPr>
-      <w:r>
-        <w:t>Subsequently, to aggregate all ATT(g,t) estimates into a single summary parameter, the authors propose the following aggregation strategy:</w:t>
-      </w:r>
-    </w:p>
-    <w:p>
-      <w:pPr>
-        <w:spacing w:line="360" w:lineRule="auto"/>
-      </w:pPr>
-    </w:p>
-    <w:p>
-      <w:pPr>
-        <w:spacing w:line="360" w:lineRule="auto"/>
-      </w:pPr>
-      <w:r>
-        <w:t xml:space="preserve">\begin{equation} </w:t>
-      </w:r>
-    </w:p>
-    <w:p>
-      <w:pPr>
-        <w:spacing w:line="360" w:lineRule="auto"/>
-      </w:pPr>
-      <w:r>
-        <w:t>\theta = \sum_{g \in \mathcal{G}} \sum_{t=2}^{\mathcal{T}} w(g, t) \cdot ATT(g, t) \end{equation}</w:t>
-      </w:r>
-      <w:r>
-        <w:t>\\</w:t>
-      </w:r>
-    </w:p>
-    <w:p>
-      <w:pPr>
-        <w:spacing w:line="360" w:lineRule="auto"/>
-      </w:pPr>
-    </w:p>
-    <w:p>
-      <w:pPr>
-        <w:spacing w:line="360" w:lineRule="auto"/>
-      </w:pPr>
-      <w:r>
-        <w:t>Where </w:t>
-      </w:r>
-      <w:r>
-        <w:t>$</w:t>
-      </w:r>
-      <w:r>
-        <w:t>w(g,t)</w:t>
-      </w:r>
-      <w:r>
-        <w:t>$</w:t>
-      </w:r>
-      <w:r>
-        <w:t xml:space="preserve"> represents the weights determined by the researcher. In this analysis, I employ a simple averaging scheme </w:t>
-      </w:r>
-      <w:r>
-        <w:t>m</w:t>
-      </w:r>
-      <w:r>
-        <w:t>where w(g,t)</w:t>
-      </w:r>
-      <w:r>
-        <w:t xml:space="preserve"> is the same</w:t>
-      </w:r>
-      <w:r>
-        <w:t xml:space="preserve"> for all treated periods. The objective of this comparison is to determine if the Callaway </w:t>
-      </w:r>
-      <w:r>
-        <w:t>\</w:t>
-      </w:r>
-      <w:r>
-        <w:t xml:space="preserve">&amp; Sant’Anna (CS) estimates </w:t>
-      </w:r>
-      <w:r>
-        <w:t xml:space="preserve">an Events Studies </w:t>
-      </w:r>
-      <w:r>
-        <w:t>align with the Two-Way Fixed Effects (TWFE) results. A similar behavior between the two models would reinforce the validity of the TWFE estimates and suggest that</w:t>
-      </w:r>
-      <w:r>
-        <w:t xml:space="preserve"> the possible bias of heterogeneous effects is not a preoccupation</w:t>
-      </w:r>
-    </w:p>
-    <w:p>
-      <w:pPr>
-        <w:spacing w:line="360" w:lineRule="auto"/>
-      </w:pPr>
-      <w:r>
-        <w:t>\parencite{RiosAvila_Callaway_SantAnna_2021_csdid_slides,Callaway_SantAnna_2021}.</w:t>
-      </w:r>
+        <w:t>RESULTS</w:t>
+      </w:r>
+    </w:p>
+    <w:p>
+      <w:pPr>
+        <w:spacing w:line="360" w:lineRule="auto"/>
+      </w:pPr>
+    </w:p>
+    <w:p>
+      <w:pPr>
+        <w:rPr>
+          <w:b/>
+          <w:bCs/>
+        </w:rPr>
+      </w:pPr>
+      <w:r>
+        <w:rPr>
+          <w:b/>
+          <w:bCs/>
+        </w:rPr>
+        <w:t>DISCUSSION</w:t>
+      </w:r>
+    </w:p>
+    <w:p>
+      <w:pPr>
+        <w:rPr>
+          <w:b/>
+          <w:bCs/>
+        </w:rPr>
+      </w:pPr>
+    </w:p>
+    <w:p>
+      <w:pPr>
+        <w:rPr>
+          <w:b/>
+          <w:bCs/>
+        </w:rPr>
+      </w:pPr>
+      <w:r>
+        <w:rPr>
+          <w:b/>
+          <w:bCs/>
+        </w:rPr>
+        <w:t>ROBUSTNESS CHECKS</w:t>
+      </w:r>
+    </w:p>
+    <w:p>
+      <w:pPr>
+        <w:rPr>
+          <w:b/>
+          <w:bCs/>
+        </w:rPr>
+      </w:pPr>
+    </w:p>
+    <w:p>
+      <w:pPr>
+        <w:rPr>
+          <w:b/>
+          <w:bCs/>
+        </w:rPr>
+      </w:pPr>
+      <w:r>
+        <w:rPr>
+          <w:b/>
+          <w:bCs/>
+        </w:rPr>
+        <w:t>CONCLUSIONS</w:t>
+      </w:r>
+    </w:p>
+    <w:p>
+      <w:pPr>
+        <w:rPr>
+          <w:b/>
+          <w:bCs/>
+        </w:rPr>
+      </w:pPr>
+    </w:p>
+    <w:p>
+      <w:pPr>
+        <w:spacing w:line="360" w:lineRule="auto"/>
+      </w:pPr>
     </w:p>
     <w:p>
       <w:pPr>
@@ -4649,7 +5062,7 @@
       </w:r>
     </w:p>
   </w:comment>
-  <w:comment w:id="1" w:author="Sophia Aristizabal Florez" w:date="2026-04-09T15:24:00Z" w:initials="SA">
+  <w:comment w:id="1" w:author="Sophia Aristizabal Florez" w:date="2026-04-09T15:54:00Z" w:initials="SA">
     <w:p>
       <w:r>
         <w:rPr>
@@ -4663,83 +5076,11 @@
           <w:sz w:val="20"/>
           <w:szCs w:val="20"/>
         </w:rPr>
-        <w:t>.</w:t>
+        <w:t>Citar</w:t>
       </w:r>
     </w:p>
   </w:comment>
-  <w:comment w:id="2" w:author="Sophia Aristizabal Florez" w:date="2026-04-09T15:28:00Z" w:initials="SA">
-    <w:p>
-      <w:r>
-        <w:rPr>
-          <w:rStyle w:val="CommentReference"/>
-        </w:rPr>
-        <w:annotationRef/>
-      </w:r>
-      <w:r>
-        <w:rPr>
-          <w:color w:val="000000"/>
-          <w:sz w:val="20"/>
-          <w:szCs w:val="20"/>
-        </w:rPr>
-        <w:t>Bangle el drama</w:t>
-      </w:r>
-    </w:p>
-  </w:comment>
-  <w:comment w:id="3" w:author="Sophia Aristizabal Florez" w:date="2026-04-09T15:30:00Z" w:initials="SA">
-    <w:p>
-      <w:r>
-        <w:rPr>
-          <w:rStyle w:val="CommentReference"/>
-        </w:rPr>
-        <w:annotationRef/>
-      </w:r>
-      <w:r>
-        <w:rPr>
-          <w:color w:val="000000"/>
-          <w:sz w:val="20"/>
-          <w:szCs w:val="20"/>
-        </w:rPr>
-        <w:t>revisar</w:t>
-      </w:r>
-    </w:p>
-  </w:comment>
-  <w:comment w:id="4" w:author="Sophia Aristizabal Florez" w:date="2026-04-09T15:54:00Z" w:initials="SA">
-    <w:p>
-      <w:r>
-        <w:rPr>
-          <w:rStyle w:val="CommentReference"/>
-        </w:rPr>
-        <w:annotationRef/>
-      </w:r>
-      <w:r>
-        <w:rPr>
-          <w:color w:val="000000"/>
-          <w:sz w:val="20"/>
-          <w:szCs w:val="20"/>
-        </w:rPr>
-        <w:t>Direct citation</w:t>
-      </w:r>
-    </w:p>
-  </w:comment>
-  <w:comment w:id="5" w:author="Sophia Aristizabal Florez" w:date="2026-04-09T15:54:00Z" w:initials="SA">
-    <w:p>
-      <w:r>
-        <w:rPr>
-          <w:rStyle w:val="CommentReference"/>
-        </w:rPr>
-        <w:annotationRef/>
-      </w:r>
-      <w:r>
-        <w:rPr>
-          <w:color w:val="000000"/>
-          <w:sz w:val="20"/>
-          <w:szCs w:val="20"/>
-        </w:rPr>
-        <w:t>Citar</w:t>
-      </w:r>
-    </w:p>
-  </w:comment>
-  <w:comment w:id="6" w:author="Sophia Aristizabal Florez" w:date="2026-04-09T16:09:00Z" w:initials="SA">
+  <w:comment w:id="2" w:author="Sophia Aristizabal Florez" w:date="2026-04-09T16:09:00Z" w:initials="SA">
     <w:p>
       <w:r>
         <w:rPr>
@@ -4763,10 +5104,6 @@
 <file path=word/commentsExtended.xml><?xml version="1.0" encoding="utf-8"?>
 <w15:commentsEx xmlns:wpc="http://schemas.microsoft.com/office/word/2010/wordprocessingCanvas" xmlns:cx="http://schemas.microsoft.com/office/drawing/2014/chartex" xmlns:cx1="http://schemas.microsoft.com/office/drawing/2015/9/8/chartex" xmlns:cx2="http://schemas.microsoft.com/office/drawing/2015/10/21/chartex" xmlns:cx3="http://schemas.microsoft.com/office/drawing/2016/5/9/chartex" xmlns:cx4="http://schemas.microsoft.com/office/drawing/2016/5/10/chartex" xmlns:cx5="http://schemas.microsoft.com/office/drawing/2016/5/11/chartex" xmlns:cx6="http://schemas.microsoft.com/office/drawing/2016/5/12/chartex" xmlns:cx7="http://schemas.microsoft.com/office/drawing/2016/5/13/chartex" xmlns:cx8="http://schemas.microsoft.com/office/drawing/2016/5/14/chartex" xmlns:mc="http://schemas.openxmlformats.org/markup-compatibility/2006" xmlns:aink="http://schemas.microsoft.com/office/drawing/2016/ink" xmlns:am3d="http://schemas.microsoft.com/office/drawing/2017/model3d" xmlns:o="urn:schemas-microsoft-com:office:office" xmlns:oel="http://schemas.microsoft.com/office/2019/extlst" xmlns:r="http://schemas.openxmlformats.org/officeDocument/2006/relationships" xmlns:m="http://schemas.openxmlformats.org/officeDocument/2006/math" xmlns:v="urn:schemas-microsoft-com:vml" xmlns:wp14="http://schemas.microsoft.com/office/word/2010/wordprocessingDrawing" xmlns:wp="http://schemas.openxmlformats.org/drawingml/2006/wordprocessingDrawing" xmlns:w10="urn:schemas-microsoft-com:office:word" xmlns:w="http://schemas.openxmlformats.org/wordprocessingml/2006/main" xmlns:w14="http://schemas.microsoft.com/office/word/2010/wordml" xmlns:w15="http://schemas.microsoft.com/office/word/2012/wordml" xmlns:w16cex="http://schemas.microsoft.com/office/word/2018/wordml/cex" xmlns:w16cid="http://schemas.microsoft.com/office/word/2016/wordml/cid" xmlns:w16="http://schemas.microsoft.com/office/word/2018/wordml" xmlns:w16du="http://schemas.microsoft.com/office/word/2023/wordml/word16du" xmlns:w16sdtdh="http://schemas.microsoft.com/office/word/2020/wordml/sdtdatahash" xmlns:w16sdtfl="http://schemas.microsoft.com/office/word/2024/wordml/sdtformatlock" xmlns:w16se="http://schemas.microsoft.com/office/word/2015/wordml/symex" xmlns:wpg="http://schemas.microsoft.com/office/word/2010/wordprocessingGroup" xmlns:wpi="http://schemas.microsoft.com/office/word/2010/wordprocessingInk" xmlns:wne="http://schemas.microsoft.com/office/word/2006/wordml" xmlns:wps="http://schemas.microsoft.com/office/word/2010/wordprocessingShape" mc:Ignorable="w14 w15 w16se w16cid w16 w16cex w16sdtdh w16sdtfl w16du wp14">
   <w15:commentEx w15:paraId="3692CB95" w15:done="0"/>
-  <w15:commentEx w15:paraId="6C72DD7A" w15:done="0"/>
-  <w15:commentEx w15:paraId="6EEED096" w15:done="0"/>
-  <w15:commentEx w15:paraId="3259325F" w15:done="0"/>
-  <w15:commentEx w15:paraId="2C790C89" w15:done="0"/>
   <w15:commentEx w15:paraId="117D2979" w15:done="0"/>
   <w15:commentEx w15:paraId="51E79C26" w15:done="0"/>
 </w15:commentsEx>
@@ -4775,10 +5112,6 @@
 <file path=word/commentsExtensible.xml><?xml version="1.0" encoding="utf-8"?>
 <w16cex:commentsExtensible xmlns:wpc="http://schemas.microsoft.com/office/word/2010/wordprocessingCanvas" xmlns:cx="http://schemas.microsoft.com/office/drawing/2014/chartex" xmlns:cx1="http://schemas.microsoft.com/office/drawing/2015/9/8/chartex" xmlns:cx2="http://schemas.microsoft.com/office/drawing/2015/10/21/chartex" xmlns:cx3="http://schemas.microsoft.com/office/drawing/2016/5/9/chartex" xmlns:cx4="http://schemas.microsoft.com/office/drawing/2016/5/10/chartex" xmlns:cx5="http://schemas.microsoft.com/office/drawing/2016/5/11/chartex" xmlns:cx6="http://schemas.microsoft.com/office/drawing/2016/5/12/chartex" xmlns:cx7="http://schemas.microsoft.com/office/drawing/2016/5/13/chartex" xmlns:cx8="http://schemas.microsoft.com/office/drawing/2016/5/14/chartex" xmlns:cr="http://schemas.microsoft.com/office/comments/2020/reactions" xmlns:mc="http://schemas.openxmlformats.org/markup-compatibility/2006" xmlns:aink="http://schemas.microsoft.com/office/drawing/2016/ink" xmlns:am3d="http://schemas.microsoft.com/office/drawing/2017/model3d" xmlns:o="urn:schemas-microsoft-com:office:office" xmlns:oel="http://schemas.microsoft.com/office/2019/extlst" xmlns:r="http://schemas.openxmlformats.org/officeDocument/2006/relationships" xmlns:m="http://schemas.openxmlformats.org/officeDocument/2006/math" xmlns:v="urn:schemas-microsoft-com:vml" xmlns:wp14="http://schemas.microsoft.com/office/word/2010/wordprocessingDrawing" xmlns:wp="http://schemas.openxmlformats.org/drawingml/2006/wordprocessingDrawing" xmlns:w10="urn:schemas-microsoft-com:office:word" xmlns:w="http://schemas.openxmlformats.org/wordprocessingml/2006/main" xmlns:w14="http://schemas.microsoft.com/office/word/2010/wordml" xmlns:w15="http://schemas.microsoft.com/office/word/2012/wordml" xmlns:w16cex="http://schemas.microsoft.com/office/word/2018/wordml/cex" xmlns:w16cid="http://schemas.microsoft.com/office/word/2016/wordml/cid" xmlns:w16="http://schemas.microsoft.com/office/word/2018/wordml" xmlns:w16du="http://schemas.microsoft.com/office/word/2023/wordml/word16du" xmlns:w16sdtdh="http://schemas.microsoft.com/office/word/2020/wordml/sdtdatahash" xmlns:w16sdtfl="http://schemas.microsoft.com/office/word/2024/wordml/sdtformatlock" xmlns:w16se="http://schemas.microsoft.com/office/word/2015/wordml/symex" xmlns:wpg="http://schemas.microsoft.com/office/word/2010/wordprocessingGroup" xmlns:wpi="http://schemas.microsoft.com/office/word/2010/wordprocessingInk" xmlns:wne="http://schemas.microsoft.com/office/word/2006/wordml" xmlns:wps="http://schemas.microsoft.com/office/word/2010/wordprocessingShape" mc:Ignorable="w14 w15 w16se w16cid w16 w16cex w16sdtdh w16sdtfl cr w16du wp14">
   <w16cex:commentExtensible w16cex:durableId="041686C9" w16cex:dateUtc="2026-03-30T22:44:00Z"/>
-  <w16cex:commentExtensible w16cex:durableId="5D5FA050" w16cex:dateUtc="2026-04-09T20:24:00Z"/>
-  <w16cex:commentExtensible w16cex:durableId="62690974" w16cex:dateUtc="2026-04-09T20:28:00Z"/>
-  <w16cex:commentExtensible w16cex:durableId="54EC4295" w16cex:dateUtc="2026-04-09T20:30:00Z"/>
-  <w16cex:commentExtensible w16cex:durableId="4A6AF108" w16cex:dateUtc="2026-04-09T20:54:00Z"/>
   <w16cex:commentExtensible w16cex:durableId="0C4B000B" w16cex:dateUtc="2026-04-09T20:54:00Z"/>
   <w16cex:commentExtensible w16cex:durableId="4752DA78" w16cex:dateUtc="2026-04-09T21:09:00Z"/>
 </w16cex:commentsExtensible>
@@ -4787,10 +5120,6 @@
 <file path=word/commentsIds.xml><?xml version="1.0" encoding="utf-8"?>
 <w16cid:commentsIds xmlns:wpc="http://schemas.microsoft.com/office/word/2010/wordprocessingCanvas" xmlns:cx="http://schemas.microsoft.com/office/drawing/2014/chartex" xmlns:cx1="http://schemas.microsoft.com/office/drawing/2015/9/8/chartex" xmlns:cx2="http://schemas.microsoft.com/office/drawing/2015/10/21/chartex" xmlns:cx3="http://schemas.microsoft.com/office/drawing/2016/5/9/chartex" xmlns:cx4="http://schemas.microsoft.com/office/drawing/2016/5/10/chartex" xmlns:cx5="http://schemas.microsoft.com/office/drawing/2016/5/11/chartex" xmlns:cx6="http://schemas.microsoft.com/office/drawing/2016/5/12/chartex" xmlns:cx7="http://schemas.microsoft.com/office/drawing/2016/5/13/chartex" xmlns:cx8="http://schemas.microsoft.com/office/drawing/2016/5/14/chartex" xmlns:mc="http://schemas.openxmlformats.org/markup-compatibility/2006" xmlns:aink="http://schemas.microsoft.com/office/drawing/2016/ink" xmlns:am3d="http://schemas.microsoft.com/office/drawing/2017/model3d" xmlns:o="urn:schemas-microsoft-com:office:office" xmlns:oel="http://schemas.microsoft.com/office/2019/extlst" xmlns:r="http://schemas.openxmlformats.org/officeDocument/2006/relationships" xmlns:m="http://schemas.openxmlformats.org/officeDocument/2006/math" xmlns:v="urn:schemas-microsoft-com:vml" xmlns:wp14="http://schemas.microsoft.com/office/word/2010/wordprocessingDrawing" xmlns:wp="http://schemas.openxmlformats.org/drawingml/2006/wordprocessingDrawing" xmlns:w10="urn:schemas-microsoft-com:office:word" xmlns:w="http://schemas.openxmlformats.org/wordprocessingml/2006/main" xmlns:w14="http://schemas.microsoft.com/office/word/2010/wordml" xmlns:w15="http://schemas.microsoft.com/office/word/2012/wordml" xmlns:w16cex="http://schemas.microsoft.com/office/word/2018/wordml/cex" xmlns:w16cid="http://schemas.microsoft.com/office/word/2016/wordml/cid" xmlns:w16="http://schemas.microsoft.com/office/word/2018/wordml" xmlns:w16du="http://schemas.microsoft.com/office/word/2023/wordml/word16du" xmlns:w16sdtdh="http://schemas.microsoft.com/office/word/2020/wordml/sdtdatahash" xmlns:w16sdtfl="http://schemas.microsoft.com/office/word/2024/wordml/sdtformatlock" xmlns:w16se="http://schemas.microsoft.com/office/word/2015/wordml/symex" xmlns:wpg="http://schemas.microsoft.com/office/word/2010/wordprocessingGroup" xmlns:wpi="http://schemas.microsoft.com/office/word/2010/wordprocessingInk" xmlns:wne="http://schemas.microsoft.com/office/word/2006/wordml" xmlns:wps="http://schemas.microsoft.com/office/word/2010/wordprocessingShape" mc:Ignorable="w14 w15 w16se w16cid w16 w16cex w16sdtdh w16sdtfl w16du wp14">
   <w16cid:commentId w16cid:paraId="3692CB95" w16cid:durableId="041686C9"/>
-  <w16cid:commentId w16cid:paraId="6C72DD7A" w16cid:durableId="5D5FA050"/>
-  <w16cid:commentId w16cid:paraId="6EEED096" w16cid:durableId="62690974"/>
-  <w16cid:commentId w16cid:paraId="3259325F" w16cid:durableId="54EC4295"/>
-  <w16cid:commentId w16cid:paraId="2C790C89" w16cid:durableId="4A6AF108"/>
   <w16cid:commentId w16cid:paraId="117D2979" w16cid:durableId="0C4B000B"/>
   <w16cid:commentId w16cid:paraId="51E79C26" w16cid:durableId="4752DA78"/>
 </w16cid:commentsIds>
@@ -6249,6 +6578,304 @@
     </w:lvl>
   </w:abstractNum>
   <w:abstractNum w:abstractNumId="14" w15:restartNumberingAfterBreak="0">
+    <w:nsid w:val="54CD7B9F"/>
+    <w:multiLevelType w:val="multilevel"/>
+    <w:tmpl w:val="98740802"/>
+    <w:lvl w:ilvl="0">
+      <w:start w:val="1"/>
+      <w:numFmt w:val="bullet"/>
+      <w:lvlText w:val=""/>
+      <w:lvlJc w:val="left"/>
+      <w:pPr>
+        <w:tabs>
+          <w:tab w:val="num" w:pos="720"/>
+        </w:tabs>
+        <w:ind w:left="720" w:hanging="360"/>
+      </w:pPr>
+      <w:rPr>
+        <w:rFonts w:ascii="Symbol" w:hAnsi="Symbol" w:hint="default"/>
+        <w:sz w:val="20"/>
+      </w:rPr>
+    </w:lvl>
+    <w:lvl w:ilvl="1" w:tentative="1">
+      <w:start w:val="1"/>
+      <w:numFmt w:val="bullet"/>
+      <w:lvlText w:val="o"/>
+      <w:lvlJc w:val="left"/>
+      <w:pPr>
+        <w:tabs>
+          <w:tab w:val="num" w:pos="1440"/>
+        </w:tabs>
+        <w:ind w:left="1440" w:hanging="360"/>
+      </w:pPr>
+      <w:rPr>
+        <w:rFonts w:ascii="Courier New" w:hAnsi="Courier New" w:hint="default"/>
+        <w:sz w:val="20"/>
+      </w:rPr>
+    </w:lvl>
+    <w:lvl w:ilvl="2" w:tentative="1">
+      <w:start w:val="1"/>
+      <w:numFmt w:val="bullet"/>
+      <w:lvlText w:val=""/>
+      <w:lvlJc w:val="left"/>
+      <w:pPr>
+        <w:tabs>
+          <w:tab w:val="num" w:pos="2160"/>
+        </w:tabs>
+        <w:ind w:left="2160" w:hanging="360"/>
+      </w:pPr>
+      <w:rPr>
+        <w:rFonts w:ascii="Wingdings" w:hAnsi="Wingdings" w:hint="default"/>
+        <w:sz w:val="20"/>
+      </w:rPr>
+    </w:lvl>
+    <w:lvl w:ilvl="3" w:tentative="1">
+      <w:start w:val="1"/>
+      <w:numFmt w:val="bullet"/>
+      <w:lvlText w:val=""/>
+      <w:lvlJc w:val="left"/>
+      <w:pPr>
+        <w:tabs>
+          <w:tab w:val="num" w:pos="2880"/>
+        </w:tabs>
+        <w:ind w:left="2880" w:hanging="360"/>
+      </w:pPr>
+      <w:rPr>
+        <w:rFonts w:ascii="Wingdings" w:hAnsi="Wingdings" w:hint="default"/>
+        <w:sz w:val="20"/>
+      </w:rPr>
+    </w:lvl>
+    <w:lvl w:ilvl="4" w:tentative="1">
+      <w:start w:val="1"/>
+      <w:numFmt w:val="bullet"/>
+      <w:lvlText w:val=""/>
+      <w:lvlJc w:val="left"/>
+      <w:pPr>
+        <w:tabs>
+          <w:tab w:val="num" w:pos="3600"/>
+        </w:tabs>
+        <w:ind w:left="3600" w:hanging="360"/>
+      </w:pPr>
+      <w:rPr>
+        <w:rFonts w:ascii="Wingdings" w:hAnsi="Wingdings" w:hint="default"/>
+        <w:sz w:val="20"/>
+      </w:rPr>
+    </w:lvl>
+    <w:lvl w:ilvl="5" w:tentative="1">
+      <w:start w:val="1"/>
+      <w:numFmt w:val="bullet"/>
+      <w:lvlText w:val=""/>
+      <w:lvlJc w:val="left"/>
+      <w:pPr>
+        <w:tabs>
+          <w:tab w:val="num" w:pos="4320"/>
+        </w:tabs>
+        <w:ind w:left="4320" w:hanging="360"/>
+      </w:pPr>
+      <w:rPr>
+        <w:rFonts w:ascii="Wingdings" w:hAnsi="Wingdings" w:hint="default"/>
+        <w:sz w:val="20"/>
+      </w:rPr>
+    </w:lvl>
+    <w:lvl w:ilvl="6" w:tentative="1">
+      <w:start w:val="1"/>
+      <w:numFmt w:val="bullet"/>
+      <w:lvlText w:val=""/>
+      <w:lvlJc w:val="left"/>
+      <w:pPr>
+        <w:tabs>
+          <w:tab w:val="num" w:pos="5040"/>
+        </w:tabs>
+        <w:ind w:left="5040" w:hanging="360"/>
+      </w:pPr>
+      <w:rPr>
+        <w:rFonts w:ascii="Wingdings" w:hAnsi="Wingdings" w:hint="default"/>
+        <w:sz w:val="20"/>
+      </w:rPr>
+    </w:lvl>
+    <w:lvl w:ilvl="7" w:tentative="1">
+      <w:start w:val="1"/>
+      <w:numFmt w:val="bullet"/>
+      <w:lvlText w:val=""/>
+      <w:lvlJc w:val="left"/>
+      <w:pPr>
+        <w:tabs>
+          <w:tab w:val="num" w:pos="5760"/>
+        </w:tabs>
+        <w:ind w:left="5760" w:hanging="360"/>
+      </w:pPr>
+      <w:rPr>
+        <w:rFonts w:ascii="Wingdings" w:hAnsi="Wingdings" w:hint="default"/>
+        <w:sz w:val="20"/>
+      </w:rPr>
+    </w:lvl>
+    <w:lvl w:ilvl="8" w:tentative="1">
+      <w:start w:val="1"/>
+      <w:numFmt w:val="bullet"/>
+      <w:lvlText w:val=""/>
+      <w:lvlJc w:val="left"/>
+      <w:pPr>
+        <w:tabs>
+          <w:tab w:val="num" w:pos="6480"/>
+        </w:tabs>
+        <w:ind w:left="6480" w:hanging="360"/>
+      </w:pPr>
+      <w:rPr>
+        <w:rFonts w:ascii="Wingdings" w:hAnsi="Wingdings" w:hint="default"/>
+        <w:sz w:val="20"/>
+      </w:rPr>
+    </w:lvl>
+  </w:abstractNum>
+  <w:abstractNum w:abstractNumId="15" w15:restartNumberingAfterBreak="0">
+    <w:nsid w:val="55D81096"/>
+    <w:multiLevelType w:val="multilevel"/>
+    <w:tmpl w:val="F7866E44"/>
+    <w:lvl w:ilvl="0">
+      <w:start w:val="1"/>
+      <w:numFmt w:val="bullet"/>
+      <w:lvlText w:val=""/>
+      <w:lvlJc w:val="left"/>
+      <w:pPr>
+        <w:tabs>
+          <w:tab w:val="num" w:pos="720"/>
+        </w:tabs>
+        <w:ind w:left="720" w:hanging="360"/>
+      </w:pPr>
+      <w:rPr>
+        <w:rFonts w:ascii="Symbol" w:hAnsi="Symbol" w:hint="default"/>
+        <w:sz w:val="20"/>
+      </w:rPr>
+    </w:lvl>
+    <w:lvl w:ilvl="1" w:tentative="1">
+      <w:start w:val="1"/>
+      <w:numFmt w:val="bullet"/>
+      <w:lvlText w:val="o"/>
+      <w:lvlJc w:val="left"/>
+      <w:pPr>
+        <w:tabs>
+          <w:tab w:val="num" w:pos="1440"/>
+        </w:tabs>
+        <w:ind w:left="1440" w:hanging="360"/>
+      </w:pPr>
+      <w:rPr>
+        <w:rFonts w:ascii="Courier New" w:hAnsi="Courier New" w:hint="default"/>
+        <w:sz w:val="20"/>
+      </w:rPr>
+    </w:lvl>
+    <w:lvl w:ilvl="2" w:tentative="1">
+      <w:start w:val="1"/>
+      <w:numFmt w:val="bullet"/>
+      <w:lvlText w:val=""/>
+      <w:lvlJc w:val="left"/>
+      <w:pPr>
+        <w:tabs>
+          <w:tab w:val="num" w:pos="2160"/>
+        </w:tabs>
+        <w:ind w:left="2160" w:hanging="360"/>
+      </w:pPr>
+      <w:rPr>
+        <w:rFonts w:ascii="Wingdings" w:hAnsi="Wingdings" w:hint="default"/>
+        <w:sz w:val="20"/>
+      </w:rPr>
+    </w:lvl>
+    <w:lvl w:ilvl="3" w:tentative="1">
+      <w:start w:val="1"/>
+      <w:numFmt w:val="bullet"/>
+      <w:lvlText w:val=""/>
+      <w:lvlJc w:val="left"/>
+      <w:pPr>
+        <w:tabs>
+          <w:tab w:val="num" w:pos="2880"/>
+        </w:tabs>
+        <w:ind w:left="2880" w:hanging="360"/>
+      </w:pPr>
+      <w:rPr>
+        <w:rFonts w:ascii="Wingdings" w:hAnsi="Wingdings" w:hint="default"/>
+        <w:sz w:val="20"/>
+      </w:rPr>
+    </w:lvl>
+    <w:lvl w:ilvl="4" w:tentative="1">
+      <w:start w:val="1"/>
+      <w:numFmt w:val="bullet"/>
+      <w:lvlText w:val=""/>
+      <w:lvlJc w:val="left"/>
+      <w:pPr>
+        <w:tabs>
+          <w:tab w:val="num" w:pos="3600"/>
+        </w:tabs>
+        <w:ind w:left="3600" w:hanging="360"/>
+      </w:pPr>
+      <w:rPr>
+        <w:rFonts w:ascii="Wingdings" w:hAnsi="Wingdings" w:hint="default"/>
+        <w:sz w:val="20"/>
+      </w:rPr>
+    </w:lvl>
+    <w:lvl w:ilvl="5" w:tentative="1">
+      <w:start w:val="1"/>
+      <w:numFmt w:val="bullet"/>
+      <w:lvlText w:val=""/>
+      <w:lvlJc w:val="left"/>
+      <w:pPr>
+        <w:tabs>
+          <w:tab w:val="num" w:pos="4320"/>
+        </w:tabs>
+        <w:ind w:left="4320" w:hanging="360"/>
+      </w:pPr>
+      <w:rPr>
+        <w:rFonts w:ascii="Wingdings" w:hAnsi="Wingdings" w:hint="default"/>
+        <w:sz w:val="20"/>
+      </w:rPr>
+    </w:lvl>
+    <w:lvl w:ilvl="6" w:tentative="1">
+      <w:start w:val="1"/>
+      <w:numFmt w:val="bullet"/>
+      <w:lvlText w:val=""/>
+      <w:lvlJc w:val="left"/>
+      <w:pPr>
+        <w:tabs>
+          <w:tab w:val="num" w:pos="5040"/>
+        </w:tabs>
+        <w:ind w:left="5040" w:hanging="360"/>
+      </w:pPr>
+      <w:rPr>
+        <w:rFonts w:ascii="Wingdings" w:hAnsi="Wingdings" w:hint="default"/>
+        <w:sz w:val="20"/>
+      </w:rPr>
+    </w:lvl>
+    <w:lvl w:ilvl="7" w:tentative="1">
+      <w:start w:val="1"/>
+      <w:numFmt w:val="bullet"/>
+      <w:lvlText w:val=""/>
+      <w:lvlJc w:val="left"/>
+      <w:pPr>
+        <w:tabs>
+          <w:tab w:val="num" w:pos="5760"/>
+        </w:tabs>
+        <w:ind w:left="5760" w:hanging="360"/>
+      </w:pPr>
+      <w:rPr>
+        <w:rFonts w:ascii="Wingdings" w:hAnsi="Wingdings" w:hint="default"/>
+        <w:sz w:val="20"/>
+      </w:rPr>
+    </w:lvl>
+    <w:lvl w:ilvl="8" w:tentative="1">
+      <w:start w:val="1"/>
+      <w:numFmt w:val="bullet"/>
+      <w:lvlText w:val=""/>
+      <w:lvlJc w:val="left"/>
+      <w:pPr>
+        <w:tabs>
+          <w:tab w:val="num" w:pos="6480"/>
+        </w:tabs>
+        <w:ind w:left="6480" w:hanging="360"/>
+      </w:pPr>
+      <w:rPr>
+        <w:rFonts w:ascii="Wingdings" w:hAnsi="Wingdings" w:hint="default"/>
+        <w:sz w:val="20"/>
+      </w:rPr>
+    </w:lvl>
+  </w:abstractNum>
+  <w:abstractNum w:abstractNumId="16" w15:restartNumberingAfterBreak="0">
     <w:nsid w:val="57DC4CA4"/>
     <w:multiLevelType w:val="multilevel"/>
     <w:tmpl w:val="DAB258C6"/>
@@ -6397,7 +7024,156 @@
       </w:rPr>
     </w:lvl>
   </w:abstractNum>
-  <w:abstractNum w:abstractNumId="15" w15:restartNumberingAfterBreak="0">
+  <w:abstractNum w:abstractNumId="17" w15:restartNumberingAfterBreak="0">
+    <w:nsid w:val="673C33B8"/>
+    <w:multiLevelType w:val="multilevel"/>
+    <w:tmpl w:val="D310CCC4"/>
+    <w:lvl w:ilvl="0">
+      <w:start w:val="1"/>
+      <w:numFmt w:val="bullet"/>
+      <w:lvlText w:val=""/>
+      <w:lvlJc w:val="left"/>
+      <w:pPr>
+        <w:tabs>
+          <w:tab w:val="num" w:pos="720"/>
+        </w:tabs>
+        <w:ind w:left="720" w:hanging="360"/>
+      </w:pPr>
+      <w:rPr>
+        <w:rFonts w:ascii="Symbol" w:hAnsi="Symbol" w:hint="default"/>
+        <w:sz w:val="20"/>
+      </w:rPr>
+    </w:lvl>
+    <w:lvl w:ilvl="1" w:tentative="1">
+      <w:start w:val="1"/>
+      <w:numFmt w:val="bullet"/>
+      <w:lvlText w:val="o"/>
+      <w:lvlJc w:val="left"/>
+      <w:pPr>
+        <w:tabs>
+          <w:tab w:val="num" w:pos="1440"/>
+        </w:tabs>
+        <w:ind w:left="1440" w:hanging="360"/>
+      </w:pPr>
+      <w:rPr>
+        <w:rFonts w:ascii="Courier New" w:hAnsi="Courier New" w:hint="default"/>
+        <w:sz w:val="20"/>
+      </w:rPr>
+    </w:lvl>
+    <w:lvl w:ilvl="2" w:tentative="1">
+      <w:start w:val="1"/>
+      <w:numFmt w:val="bullet"/>
+      <w:lvlText w:val=""/>
+      <w:lvlJc w:val="left"/>
+      <w:pPr>
+        <w:tabs>
+          <w:tab w:val="num" w:pos="2160"/>
+        </w:tabs>
+        <w:ind w:left="2160" w:hanging="360"/>
+      </w:pPr>
+      <w:rPr>
+        <w:rFonts w:ascii="Wingdings" w:hAnsi="Wingdings" w:hint="default"/>
+        <w:sz w:val="20"/>
+      </w:rPr>
+    </w:lvl>
+    <w:lvl w:ilvl="3" w:tentative="1">
+      <w:start w:val="1"/>
+      <w:numFmt w:val="bullet"/>
+      <w:lvlText w:val=""/>
+      <w:lvlJc w:val="left"/>
+      <w:pPr>
+        <w:tabs>
+          <w:tab w:val="num" w:pos="2880"/>
+        </w:tabs>
+        <w:ind w:left="2880" w:hanging="360"/>
+      </w:pPr>
+      <w:rPr>
+        <w:rFonts w:ascii="Wingdings" w:hAnsi="Wingdings" w:hint="default"/>
+        <w:sz w:val="20"/>
+      </w:rPr>
+    </w:lvl>
+    <w:lvl w:ilvl="4" w:tentative="1">
+      <w:start w:val="1"/>
+      <w:numFmt w:val="bullet"/>
+      <w:lvlText w:val=""/>
+      <w:lvlJc w:val="left"/>
+      <w:pPr>
+        <w:tabs>
+          <w:tab w:val="num" w:pos="3600"/>
+        </w:tabs>
+        <w:ind w:left="3600" w:hanging="360"/>
+      </w:pPr>
+      <w:rPr>
+        <w:rFonts w:ascii="Wingdings" w:hAnsi="Wingdings" w:hint="default"/>
+        <w:sz w:val="20"/>
+      </w:rPr>
+    </w:lvl>
+    <w:lvl w:ilvl="5" w:tentative="1">
+      <w:start w:val="1"/>
+      <w:numFmt w:val="bullet"/>
+      <w:lvlText w:val=""/>
+      <w:lvlJc w:val="left"/>
+      <w:pPr>
+        <w:tabs>
+          <w:tab w:val="num" w:pos="4320"/>
+        </w:tabs>
+        <w:ind w:left="4320" w:hanging="360"/>
+      </w:pPr>
+      <w:rPr>
+        <w:rFonts w:ascii="Wingdings" w:hAnsi="Wingdings" w:hint="default"/>
+        <w:sz w:val="20"/>
+      </w:rPr>
+    </w:lvl>
+    <w:lvl w:ilvl="6" w:tentative="1">
+      <w:start w:val="1"/>
+      <w:numFmt w:val="bullet"/>
+      <w:lvlText w:val=""/>
+      <w:lvlJc w:val="left"/>
+      <w:pPr>
+        <w:tabs>
+          <w:tab w:val="num" w:pos="5040"/>
+        </w:tabs>
+        <w:ind w:left="5040" w:hanging="360"/>
+      </w:pPr>
+      <w:rPr>
+        <w:rFonts w:ascii="Wingdings" w:hAnsi="Wingdings" w:hint="default"/>
+        <w:sz w:val="20"/>
+      </w:rPr>
+    </w:lvl>
+    <w:lvl w:ilvl="7" w:tentative="1">
+      <w:start w:val="1"/>
+      <w:numFmt w:val="bullet"/>
+      <w:lvlText w:val=""/>
+      <w:lvlJc w:val="left"/>
+      <w:pPr>
+        <w:tabs>
+          <w:tab w:val="num" w:pos="5760"/>
+        </w:tabs>
+        <w:ind w:left="5760" w:hanging="360"/>
+      </w:pPr>
+      <w:rPr>
+        <w:rFonts w:ascii="Wingdings" w:hAnsi="Wingdings" w:hint="default"/>
+        <w:sz w:val="20"/>
+      </w:rPr>
+    </w:lvl>
+    <w:lvl w:ilvl="8" w:tentative="1">
+      <w:start w:val="1"/>
+      <w:numFmt w:val="bullet"/>
+      <w:lvlText w:val=""/>
+      <w:lvlJc w:val="left"/>
+      <w:pPr>
+        <w:tabs>
+          <w:tab w:val="num" w:pos="6480"/>
+        </w:tabs>
+        <w:ind w:left="6480" w:hanging="360"/>
+      </w:pPr>
+      <w:rPr>
+        <w:rFonts w:ascii="Wingdings" w:hAnsi="Wingdings" w:hint="default"/>
+        <w:sz w:val="20"/>
+      </w:rPr>
+    </w:lvl>
+  </w:abstractNum>
+  <w:abstractNum w:abstractNumId="18" w15:restartNumberingAfterBreak="0">
     <w:nsid w:val="6B0E3C05"/>
     <w:multiLevelType w:val="hybridMultilevel"/>
     <w:tmpl w:val="5C581B7A"/>
@@ -6486,7 +7262,7 @@
       </w:pPr>
     </w:lvl>
   </w:abstractNum>
-  <w:abstractNum w:abstractNumId="16" w15:restartNumberingAfterBreak="0">
+  <w:abstractNum w:abstractNumId="19" w15:restartNumberingAfterBreak="0">
     <w:nsid w:val="6DD8453A"/>
     <w:multiLevelType w:val="hybridMultilevel"/>
     <w:tmpl w:val="2E501D14"/>
@@ -6575,7 +7351,7 @@
       </w:pPr>
     </w:lvl>
   </w:abstractNum>
-  <w:abstractNum w:abstractNumId="17" w15:restartNumberingAfterBreak="0">
+  <w:abstractNum w:abstractNumId="20" w15:restartNumberingAfterBreak="0">
     <w:nsid w:val="6FE61B8B"/>
     <w:multiLevelType w:val="multilevel"/>
     <w:tmpl w:val="9F0AED5E"/>
@@ -6688,7 +7464,7 @@
       </w:pPr>
     </w:lvl>
   </w:abstractNum>
-  <w:abstractNum w:abstractNumId="18" w15:restartNumberingAfterBreak="0">
+  <w:abstractNum w:abstractNumId="21" w15:restartNumberingAfterBreak="0">
     <w:nsid w:val="7102306A"/>
     <w:multiLevelType w:val="hybridMultilevel"/>
     <w:tmpl w:val="E66A1684"/>
@@ -6777,7 +7553,156 @@
       </w:pPr>
     </w:lvl>
   </w:abstractNum>
-  <w:abstractNum w:abstractNumId="19" w15:restartNumberingAfterBreak="0">
+  <w:abstractNum w:abstractNumId="22" w15:restartNumberingAfterBreak="0">
+    <w:nsid w:val="73F26173"/>
+    <w:multiLevelType w:val="multilevel"/>
+    <w:tmpl w:val="A0F4244E"/>
+    <w:lvl w:ilvl="0">
+      <w:start w:val="1"/>
+      <w:numFmt w:val="bullet"/>
+      <w:lvlText w:val=""/>
+      <w:lvlJc w:val="left"/>
+      <w:pPr>
+        <w:tabs>
+          <w:tab w:val="num" w:pos="720"/>
+        </w:tabs>
+        <w:ind w:left="720" w:hanging="360"/>
+      </w:pPr>
+      <w:rPr>
+        <w:rFonts w:ascii="Symbol" w:hAnsi="Symbol" w:hint="default"/>
+        <w:sz w:val="20"/>
+      </w:rPr>
+    </w:lvl>
+    <w:lvl w:ilvl="1" w:tentative="1">
+      <w:start w:val="1"/>
+      <w:numFmt w:val="bullet"/>
+      <w:lvlText w:val="o"/>
+      <w:lvlJc w:val="left"/>
+      <w:pPr>
+        <w:tabs>
+          <w:tab w:val="num" w:pos="1440"/>
+        </w:tabs>
+        <w:ind w:left="1440" w:hanging="360"/>
+      </w:pPr>
+      <w:rPr>
+        <w:rFonts w:ascii="Courier New" w:hAnsi="Courier New" w:hint="default"/>
+        <w:sz w:val="20"/>
+      </w:rPr>
+    </w:lvl>
+    <w:lvl w:ilvl="2" w:tentative="1">
+      <w:start w:val="1"/>
+      <w:numFmt w:val="bullet"/>
+      <w:lvlText w:val=""/>
+      <w:lvlJc w:val="left"/>
+      <w:pPr>
+        <w:tabs>
+          <w:tab w:val="num" w:pos="2160"/>
+        </w:tabs>
+        <w:ind w:left="2160" w:hanging="360"/>
+      </w:pPr>
+      <w:rPr>
+        <w:rFonts w:ascii="Wingdings" w:hAnsi="Wingdings" w:hint="default"/>
+        <w:sz w:val="20"/>
+      </w:rPr>
+    </w:lvl>
+    <w:lvl w:ilvl="3" w:tentative="1">
+      <w:start w:val="1"/>
+      <w:numFmt w:val="bullet"/>
+      <w:lvlText w:val=""/>
+      <w:lvlJc w:val="left"/>
+      <w:pPr>
+        <w:tabs>
+          <w:tab w:val="num" w:pos="2880"/>
+        </w:tabs>
+        <w:ind w:left="2880" w:hanging="360"/>
+      </w:pPr>
+      <w:rPr>
+        <w:rFonts w:ascii="Wingdings" w:hAnsi="Wingdings" w:hint="default"/>
+        <w:sz w:val="20"/>
+      </w:rPr>
+    </w:lvl>
+    <w:lvl w:ilvl="4" w:tentative="1">
+      <w:start w:val="1"/>
+      <w:numFmt w:val="bullet"/>
+      <w:lvlText w:val=""/>
+      <w:lvlJc w:val="left"/>
+      <w:pPr>
+        <w:tabs>
+          <w:tab w:val="num" w:pos="3600"/>
+        </w:tabs>
+        <w:ind w:left="3600" w:hanging="360"/>
+      </w:pPr>
+      <w:rPr>
+        <w:rFonts w:ascii="Wingdings" w:hAnsi="Wingdings" w:hint="default"/>
+        <w:sz w:val="20"/>
+      </w:rPr>
+    </w:lvl>
+    <w:lvl w:ilvl="5" w:tentative="1">
+      <w:start w:val="1"/>
+      <w:numFmt w:val="bullet"/>
+      <w:lvlText w:val=""/>
+      <w:lvlJc w:val="left"/>
+      <w:pPr>
+        <w:tabs>
+          <w:tab w:val="num" w:pos="4320"/>
+        </w:tabs>
+        <w:ind w:left="4320" w:hanging="360"/>
+      </w:pPr>
+      <w:rPr>
+        <w:rFonts w:ascii="Wingdings" w:hAnsi="Wingdings" w:hint="default"/>
+        <w:sz w:val="20"/>
+      </w:rPr>
+    </w:lvl>
+    <w:lvl w:ilvl="6" w:tentative="1">
+      <w:start w:val="1"/>
+      <w:numFmt w:val="bullet"/>
+      <w:lvlText w:val=""/>
+      <w:lvlJc w:val="left"/>
+      <w:pPr>
+        <w:tabs>
+          <w:tab w:val="num" w:pos="5040"/>
+        </w:tabs>
+        <w:ind w:left="5040" w:hanging="360"/>
+      </w:pPr>
+      <w:rPr>
+        <w:rFonts w:ascii="Wingdings" w:hAnsi="Wingdings" w:hint="default"/>
+        <w:sz w:val="20"/>
+      </w:rPr>
+    </w:lvl>
+    <w:lvl w:ilvl="7" w:tentative="1">
+      <w:start w:val="1"/>
+      <w:numFmt w:val="bullet"/>
+      <w:lvlText w:val=""/>
+      <w:lvlJc w:val="left"/>
+      <w:pPr>
+        <w:tabs>
+          <w:tab w:val="num" w:pos="5760"/>
+        </w:tabs>
+        <w:ind w:left="5760" w:hanging="360"/>
+      </w:pPr>
+      <w:rPr>
+        <w:rFonts w:ascii="Wingdings" w:hAnsi="Wingdings" w:hint="default"/>
+        <w:sz w:val="20"/>
+      </w:rPr>
+    </w:lvl>
+    <w:lvl w:ilvl="8" w:tentative="1">
+      <w:start w:val="1"/>
+      <w:numFmt w:val="bullet"/>
+      <w:lvlText w:val=""/>
+      <w:lvlJc w:val="left"/>
+      <w:pPr>
+        <w:tabs>
+          <w:tab w:val="num" w:pos="6480"/>
+        </w:tabs>
+        <w:ind w:left="6480" w:hanging="360"/>
+      </w:pPr>
+      <w:rPr>
+        <w:rFonts w:ascii="Wingdings" w:hAnsi="Wingdings" w:hint="default"/>
+        <w:sz w:val="20"/>
+      </w:rPr>
+    </w:lvl>
+  </w:abstractNum>
+  <w:abstractNum w:abstractNumId="23" w15:restartNumberingAfterBreak="0">
     <w:nsid w:val="7A571EB9"/>
     <w:multiLevelType w:val="hybridMultilevel"/>
     <w:tmpl w:val="E66A1684"/>
@@ -6866,7 +7791,7 @@
       </w:pPr>
     </w:lvl>
   </w:abstractNum>
-  <w:abstractNum w:abstractNumId="20" w15:restartNumberingAfterBreak="0">
+  <w:abstractNum w:abstractNumId="24" w15:restartNumberingAfterBreak="0">
     <w:nsid w:val="7C7B44F7"/>
     <w:multiLevelType w:val="multilevel"/>
     <w:tmpl w:val="EADA4D84"/>
@@ -7022,10 +7947,10 @@
     <w:abstractNumId w:val="1"/>
   </w:num>
   <w:num w:numId="3" w16cid:durableId="212349110">
-    <w:abstractNumId w:val="16"/>
+    <w:abstractNumId w:val="19"/>
   </w:num>
   <w:num w:numId="4" w16cid:durableId="2048605629">
-    <w:abstractNumId w:val="15"/>
+    <w:abstractNumId w:val="18"/>
   </w:num>
   <w:num w:numId="5" w16cid:durableId="1593197863">
     <w:abstractNumId w:val="2"/>
@@ -7040,7 +7965,7 @@
     <w:abstractNumId w:val="11"/>
   </w:num>
   <w:num w:numId="9" w16cid:durableId="1839999092">
-    <w:abstractNumId w:val="17"/>
+    <w:abstractNumId w:val="20"/>
   </w:num>
   <w:num w:numId="10" w16cid:durableId="578178246">
     <w:abstractNumId w:val="5"/>
@@ -7055,7 +7980,7 @@
     <w:abstractNumId w:val="12"/>
   </w:num>
   <w:num w:numId="14" w16cid:durableId="485437180">
-    <w:abstractNumId w:val="20"/>
+    <w:abstractNumId w:val="24"/>
   </w:num>
   <w:num w:numId="15" w16cid:durableId="1562254479">
     <w:abstractNumId w:val="10"/>
@@ -7070,13 +7995,25 @@
     <w:abstractNumId w:val="7"/>
   </w:num>
   <w:num w:numId="19" w16cid:durableId="455103429">
-    <w:abstractNumId w:val="19"/>
+    <w:abstractNumId w:val="23"/>
   </w:num>
   <w:num w:numId="20" w16cid:durableId="75129681">
-    <w:abstractNumId w:val="18"/>
+    <w:abstractNumId w:val="21"/>
   </w:num>
   <w:num w:numId="21" w16cid:durableId="445084733">
+    <w:abstractNumId w:val="16"/>
+  </w:num>
+  <w:num w:numId="22" w16cid:durableId="1110004299">
     <w:abstractNumId w:val="14"/>
+  </w:num>
+  <w:num w:numId="23" w16cid:durableId="1213539767">
+    <w:abstractNumId w:val="15"/>
+  </w:num>
+  <w:num w:numId="24" w16cid:durableId="548415093">
+    <w:abstractNumId w:val="22"/>
+  </w:num>
+  <w:num w:numId="25" w16cid:durableId="289014505">
+    <w:abstractNumId w:val="17"/>
   </w:num>
 </w:numbering>
 </file>

--- a/doc/written_part.docx
+++ b/doc/written_part.docx
@@ -410,28 +410,13 @@
         <w:jc w:val="both"/>
       </w:pPr>
       <w:r>
-        <w:t xml:space="preserve">These establishments </w:t>
-      </w:r>
-      <w:r>
-        <w:t xml:space="preserve">are </w:t>
-      </w:r>
-      <w:r>
-        <w:rPr>
-          <w:lang w:val="en-US"/>
-        </w:rPr>
-        <w:t xml:space="preserve">strategically </w:t>
-      </w:r>
-      <w:r>
-        <w:rPr>
-          <w:lang w:val="en-US"/>
-        </w:rPr>
-        <w:t xml:space="preserve">located </w:t>
-      </w:r>
-      <w:r>
-        <w:rPr>
-          <w:lang w:val="en-US"/>
-        </w:rPr>
-        <w:t xml:space="preserve">in </w:t>
+        <w:t xml:space="preserve">These establishments are </w:t>
+      </w:r>
+      <w:r>
+        <w:rPr>
+          <w:lang w:val="en-US"/>
+        </w:rPr>
+        <w:t xml:space="preserve">strategically located in </w:t>
       </w:r>
       <w:r>
         <w:t>high-traffic areas, and commercial corridors.</w:t>
@@ -563,40 +548,10 @@
         <w:rPr>
           <w:lang w:val="en-US"/>
         </w:rPr>
-        <w:t xml:space="preserve">, </w:t>
-      </w:r>
-      <w:r>
-        <w:rPr>
-          <w:lang w:val="en-US"/>
-        </w:rPr>
-        <w:t xml:space="preserve">OXXO, a Mexican chain now owned by FEMSA, </w:t>
-      </w:r>
-      <w:r>
-        <w:rPr>
-          <w:lang w:val="en-US"/>
-        </w:rPr>
-        <w:t>r</w:t>
-      </w:r>
-      <w:r>
-        <w:t>epresents a valuable case study of of how the rapid proliferation of convenience stores interacts with urban  criminal activity.</w:t>
-      </w:r>
-      <w:r>
-        <w:t xml:space="preserve"> </w:t>
-      </w:r>
-      <w:r>
-        <w:t xml:space="preserve">While OXXO maintains a massive regional presence of over 25,000 locations across Latin America, its footprint in Colombia is strikingly centralized, with over 300 of the more than 500 stores in the country concentrated in the capital, Bogotá \parencite{godoy2025}.This high density within a single metropolitan area provides a unique "urban laboratory" to conduct a granular, interurban </w:t>
-      </w:r>
-      <w:r>
-        <w:t xml:space="preserve">crime </w:t>
-      </w:r>
-      <w:r>
-        <w:t>analysis.</w:t>
-      </w:r>
-      <w:r>
-        <w:t xml:space="preserve"> </w:t>
-      </w:r>
-      <w:r>
-        <w:t xml:space="preserve">By exploiting the staggered arrival of these establishments across Bogotá’s Zonal Planning Units (UPZs), this thesis evaluates the causal impact of OXXO </w:t>
+        <w:t>, OXXO, a Mexican chain now owned by FEMSA, r</w:t>
+      </w:r>
+      <w:r>
+        <w:t xml:space="preserve">epresents a valuable case study of of how the rapid proliferation of convenience stores interacts with urban  criminal activity. While OXXO maintains a massive regional presence of over 25,000 locations across Latin America, its footprint in Colombia is strikingly centralized, with over 300 of the more than 500 stores in the country concentrated in the capital, Bogotá \parencite{godoy2025}.This high density within a single metropolitan area provides a unique "urban laboratory" to conduct a granular, interurban crime analysis. By exploiting the staggered arrival of these establishments across Bogotá’s Zonal Planning Units (UPZs), this thesis evaluates the causal impact of OXXO </w:t>
       </w:r>
       <w:r>
         <w:lastRenderedPageBreak/>
@@ -608,6 +563,9 @@
       <w:r>
         <w:t xml:space="preserve"> and whether the impact intensifies or dissipates over time following the store's inauguration.</w:t>
       </w:r>
+      <w:r>
+        <w:t>\\</w:t>
+      </w:r>
     </w:p>
     <w:p>
       <w:pPr>
@@ -662,34 +620,16 @@
         <w:jc w:val="both"/>
       </w:pPr>
       <w:r>
-        <w:t>With this empirical strategy, I found that there is no effect of staggered OXXO entry on crime activity across the city.</w:t>
-      </w:r>
-      <w:r>
+        <w:t>With this empirical strategy, I found that there is no effect of staggered OXXO entry on crime activity across the city. Using both aggregated (TWFE) and dynamic specifications, I showed that OXXO had no impact on different types of crime across Bogotá. Additionally, after considering other similar establishments located near OXXO’s stores, the effect remained insignificant.</w:t>
+      </w:r>
+      <w:r>
+        <w:rPr>
+          <w:lang w:val="en-US"/>
+        </w:rPr>
         <w:t xml:space="preserve"> </w:t>
       </w:r>
       <w:r>
-        <w:t>Using both aggregated (TWFE) and dynamic specifications, I showed that OXXO had no impact on different types of crime across Bogotá.</w:t>
-      </w:r>
-      <w:r>
-        <w:t xml:space="preserve"> </w:t>
-      </w:r>
-      <w:r>
-        <w:t>Additionally, after considering other similar establishments located near OXXO’s stores, the effect remained insignificant.</w:t>
-      </w:r>
-      <w:r>
-        <w:rPr>
-          <w:lang w:val="en-US"/>
-        </w:rPr>
-        <w:t xml:space="preserve"> </w:t>
-      </w:r>
-      <w:r>
-        <w:t xml:space="preserve">These results may suggest that, in the long and short run, OXXO or convenience stores do not affect Bogotá’s </w:t>
-      </w:r>
-      <w:r>
-        <w:t>security</w:t>
-      </w:r>
-      <w:r>
-        <w:t xml:space="preserve"> dynamics.</w:t>
+        <w:t>These results may suggest that, in the long and short run, OXXO or convenience stores do not affect Bogotá’s security dynamics.</w:t>
       </w:r>
       <w:r>
         <w:t xml:space="preserve"> </w:t>
@@ -724,19 +664,7 @@
         <w:rPr>
           <w:lang w:val="en-US"/>
         </w:rPr>
-        <w:t>researching this phenomenon is crucial for the city. Although Bogotá has experienced significant crime reduction since</w:t>
-      </w:r>
-      <w:r>
-        <w:rPr>
-          <w:lang w:val="en-US"/>
-        </w:rPr>
-        <w:t xml:space="preserve"> the</w:t>
-      </w:r>
-      <w:r>
-        <w:rPr>
-          <w:lang w:val="en-US"/>
-        </w:rPr>
-        <w:t xml:space="preserve"> 1990s </w:t>
+        <w:t xml:space="preserve">researching this phenomenon is crucial for the city. Although Bogotá has experienced significant crime reduction since the 1990s </w:t>
       </w:r>
       <w:r>
         <w:rPr>
@@ -870,10 +798,7 @@
         <w:t xml:space="preserve"> </w:t>
       </w:r>
       <w:r>
-        <w:t>After that, I explain the econometric models used in Section 6, and in Section 7, I present the results</w:t>
-      </w:r>
-      <w:r>
-        <w:t>.</w:t>
+        <w:t>After that, I explain the econometric models used in Section 6, and in Section 7, I present the results.</w:t>
       </w:r>
       <w:r>
         <w:rPr>
@@ -891,31 +816,13 @@
         <w:t xml:space="preserve"> </w:t>
       </w:r>
       <w:r>
-        <w:t xml:space="preserve">Finally, Section 9 discusses potential mechanisms that may </w:t>
-      </w:r>
-      <w:r>
-        <w:t>explain</w:t>
-      </w:r>
-      <w:r>
-        <w:t xml:space="preserve"> </w:t>
-      </w:r>
-      <w:r>
-        <w:t>these</w:t>
-      </w:r>
-      <w:r>
-        <w:t xml:space="preserve"> results</w:t>
-      </w:r>
-      <w:r>
-        <w:rPr>
-          <w:lang w:val="en-US"/>
-        </w:rPr>
-        <w:t>.</w:t>
-      </w:r>
-      <w:r>
-        <w:rPr>
-          <w:lang w:val="en-US"/>
-        </w:rPr>
-        <w:t>\\</w:t>
+        <w:t>Finally, Section 9 discusses potential mechanisms that may explain these results</w:t>
+      </w:r>
+      <w:r>
+        <w:rPr>
+          <w:lang w:val="en-US"/>
+        </w:rPr>
+        <w:t>.\\</w:t>
       </w:r>
     </w:p>
     <w:p>
@@ -1133,37 +1040,19 @@
         <w:rPr>
           <w:lang w:val="en-US"/>
         </w:rPr>
-        <w:t xml:space="preserve">, it only </w:t>
-      </w:r>
-      <w:r>
-        <w:rPr>
-          <w:lang w:val="en-US"/>
-        </w:rPr>
-        <w:t>consolidated itself as one of the main convenience store chains in the country</w:t>
-      </w:r>
-      <w:r>
-        <w:rPr>
-          <w:lang w:val="en-US"/>
-        </w:rPr>
-        <w:t xml:space="preserve"> </w:t>
-      </w:r>
-      <w:r>
-        <w:rPr>
-          <w:lang w:val="en-US"/>
-        </w:rPr>
-        <w:t>after</w:t>
-      </w:r>
-      <w:r>
-        <w:rPr>
-          <w:lang w:val="en-US"/>
-        </w:rPr>
-        <w:t xml:space="preserve"> the pandemic</w:t>
-      </w:r>
-      <w:r>
-        <w:rPr>
-          <w:lang w:val="en-US"/>
-        </w:rPr>
-        <w:t xml:space="preserve">. In fact, in Bogota the number of establishments skyrocketed from 82 in 2020 to 384 in 2025. This represents an increment of over 368\% in only five years. </w:t>
+        <w:t>, it only consolidated itself as one of the main convenience store chains in the country</w:t>
+      </w:r>
+      <w:r>
+        <w:rPr>
+          <w:lang w:val="en-US"/>
+        </w:rPr>
+        <w:t xml:space="preserve"> after</w:t>
+      </w:r>
+      <w:r>
+        <w:rPr>
+          <w:lang w:val="en-US"/>
+        </w:rPr>
+        <w:t xml:space="preserve"> the pandemic. In fact, in Bogota the number of establishments skyrocketed from 82 in 2020 to 384 in 2025. This represents an increment of over 368\% in only five years. </w:t>
       </w:r>
       <w:r>
         <w:t>Figure~\ref{fig:EVOLUTION_OXXO} depicts its accelerated growth in Bogotá, as it shows the number of OXXO locations in the capital by year since its arrival. \\</w:t>
@@ -1663,13 +1552,7 @@
         <w:t xml:space="preserve"> increase accessibility for both legitimate customers and offenders</w:t>
       </w:r>
       <w:r>
-        <w:t xml:space="preserve"> \</w:t>
-      </w:r>
-      <w:r>
-        <w:t>parencite</w:t>
-      </w:r>
-      <w:r>
-        <w:t>{Dugato2026, shin2024dollar}. \\</w:t>
+        <w:t xml:space="preserve"> \parencite{Dugato2026, shin2024dollar}. \\</w:t>
       </w:r>
     </w:p>
     <w:p>
@@ -1694,7 +1577,32 @@
           <w:bCs/>
           <w:lang w:val="en-US"/>
         </w:rPr>
-        <w:t xml:space="preserve">2. criminal activity in </w:t>
+        <w:t>2. criminal activity in Bogotá over the years</w:t>
+      </w:r>
+    </w:p>
+    <w:p>
+      <w:pPr>
+        <w:spacing w:line="360" w:lineRule="auto"/>
+        <w:ind w:firstLine="720"/>
+        <w:jc w:val="both"/>
+      </w:pPr>
+      <w:r>
+        <w:rPr>
+          <w:lang w:val="en-US"/>
+        </w:rPr>
+        <w:t>Between the 80s and 90s</w:t>
+      </w:r>
+      <w:r>
+        <w:rPr>
+          <w:lang w:val="en-US"/>
+        </w:rPr>
+        <w:t>,</w:t>
+      </w:r>
+      <w:r>
+        <w:rPr>
+          <w:lang w:val="en-US"/>
+        </w:rPr>
+        <w:t xml:space="preserve"> </w:t>
       </w:r>
       <w:r>
         <w:rPr>
@@ -1702,28 +1610,49 @@
           <w:bCs/>
           <w:lang w:val="en-US"/>
         </w:rPr>
-        <w:t>Bogotá</w:t>
-      </w:r>
-      <w:r>
-        <w:rPr>
-          <w:b/>
-          <w:bCs/>
-          <w:lang w:val="en-US"/>
-        </w:rPr>
-        <w:t xml:space="preserve"> over the years</w:t>
-      </w:r>
-    </w:p>
-    <w:p>
-      <w:pPr>
-        <w:spacing w:line="360" w:lineRule="auto"/>
-        <w:ind w:firstLine="720"/>
-        <w:jc w:val="both"/>
-      </w:pPr>
-      <w:r>
-        <w:rPr>
-          <w:lang w:val="en-US"/>
-        </w:rPr>
-        <w:t>Between the 80s and 90s</w:t>
+        <w:t xml:space="preserve">Bogotá </w:t>
+      </w:r>
+      <w:r>
+        <w:rPr>
+          <w:lang w:val="en-US"/>
+        </w:rPr>
+        <w:t xml:space="preserve">was one of the most </w:t>
+      </w:r>
+      <w:r>
+        <w:rPr>
+          <w:lang w:val="en-US"/>
+        </w:rPr>
+        <w:t>unsafe</w:t>
+      </w:r>
+      <w:r>
+        <w:rPr>
+          <w:lang w:val="en-US"/>
+        </w:rPr>
+        <w:t xml:space="preserve"> cities </w:t>
+      </w:r>
+      <w:r>
+        <w:rPr>
+          <w:lang w:val="en-US"/>
+        </w:rPr>
+        <w:t>in</w:t>
+      </w:r>
+      <w:r>
+        <w:rPr>
+          <w:lang w:val="en-US"/>
+        </w:rPr>
+        <w:t xml:space="preserve"> Colombia</w:t>
+      </w:r>
+      <w:r>
+        <w:rPr>
+          <w:lang w:val="en-US"/>
+        </w:rPr>
+        <w:t xml:space="preserve">, seeing an upswing in narcoterrorism and assassinations of political leaders; </w:t>
+      </w:r>
+      <w:r>
+        <w:rPr>
+          <w:lang w:val="en-US"/>
+        </w:rPr>
+        <w:t>in fact, in 1991</w:t>
       </w:r>
       <w:r>
         <w:rPr>
@@ -1735,80 +1664,6 @@
         <w:rPr>
           <w:lang w:val="en-US"/>
         </w:rPr>
-        <w:t xml:space="preserve"> </w:t>
-      </w:r>
-      <w:r>
-        <w:rPr>
-          <w:b/>
-          <w:bCs/>
-          <w:lang w:val="en-US"/>
-        </w:rPr>
-        <w:t xml:space="preserve">Bogotá </w:t>
-      </w:r>
-      <w:r>
-        <w:rPr>
-          <w:lang w:val="en-US"/>
-        </w:rPr>
-        <w:t xml:space="preserve">was one of the most </w:t>
-      </w:r>
-      <w:r>
-        <w:rPr>
-          <w:lang w:val="en-US"/>
-        </w:rPr>
-        <w:t>unsafe</w:t>
-      </w:r>
-      <w:r>
-        <w:rPr>
-          <w:lang w:val="en-US"/>
-        </w:rPr>
-        <w:t xml:space="preserve"> cities </w:t>
-      </w:r>
-      <w:r>
-        <w:rPr>
-          <w:lang w:val="en-US"/>
-        </w:rPr>
-        <w:t>in</w:t>
-      </w:r>
-      <w:r>
-        <w:rPr>
-          <w:lang w:val="en-US"/>
-        </w:rPr>
-        <w:t xml:space="preserve"> Colombia</w:t>
-      </w:r>
-      <w:r>
-        <w:rPr>
-          <w:lang w:val="en-US"/>
-        </w:rPr>
-        <w:t xml:space="preserve">, seeing an upswing in </w:t>
-      </w:r>
-      <w:r>
-        <w:rPr>
-          <w:lang w:val="en-US"/>
-        </w:rPr>
-        <w:t>narcoterrorism</w:t>
-      </w:r>
-      <w:r>
-        <w:rPr>
-          <w:lang w:val="en-US"/>
-        </w:rPr>
-        <w:t xml:space="preserve"> and assassinations of political leaders; </w:t>
-      </w:r>
-      <w:r>
-        <w:rPr>
-          <w:lang w:val="en-US"/>
-        </w:rPr>
-        <w:t>in fact, in 1991</w:t>
-      </w:r>
-      <w:r>
-        <w:rPr>
-          <w:lang w:val="en-US"/>
-        </w:rPr>
-        <w:t>,</w:t>
-      </w:r>
-      <w:r>
-        <w:rPr>
-          <w:lang w:val="en-US"/>
-        </w:rPr>
         <w:t xml:space="preserve"> it reached an annual crime rate </w:t>
       </w:r>
       <w:r>
@@ -1816,21 +1671,7 @@
           <w:highlight w:val="red"/>
           <w:lang w:val="en-US"/>
         </w:rPr>
-        <w:t xml:space="preserve">of 1,287 crimes </w:t>
-      </w:r>
-      <w:r>
-        <w:rPr>
-          <w:highlight w:val="red"/>
-          <w:lang w:val="en-US"/>
-        </w:rPr>
-        <w:t>per 100,000</w:t>
-      </w:r>
-      <w:r>
-        <w:rPr>
-          <w:highlight w:val="red"/>
-          <w:lang w:val="en-US"/>
-        </w:rPr>
-        <w:t xml:space="preserve"> </w:t>
+        <w:t xml:space="preserve">of 1,287 crimes per 100,000 </w:t>
       </w:r>
       <w:commentRangeStart w:id="2"/>
       <w:r>
@@ -2512,13 +2353,7 @@
         </w:rPr>
       </w:pPr>
       <w:r>
-        <w:t>Another relevant inve</w:t>
-      </w:r>
-      <w:r>
-        <w:t>s</w:t>
-      </w:r>
-      <w:r>
-        <w:t xml:space="preserve">tigation is the one of </w:t>
+        <w:t xml:space="preserve">Another relevant investigation is the one of </w:t>
       </w:r>
       <w:r>
         <w:rPr>
@@ -2544,10 +2379,7 @@
         <w:t>shin2024dollar</w:t>
       </w:r>
       <w:r>
-        <w:t xml:space="preserve">}. Shin </w:t>
-      </w:r>
-      <w:r>
-        <w:t xml:space="preserve">used a DiD approach to invetigate the impact of dollar stores on </w:t>
+        <w:t xml:space="preserve">}. Shin used a DiD approach to invetigate the impact of dollar stores on </w:t>
       </w:r>
       <w:r>
         <w:rPr>
@@ -2562,34 +2394,7 @@
         <w:t xml:space="preserve">. </w:t>
       </w:r>
       <w:r>
-        <w:t>To ensure the treatment and control groups were as homogeneous as possible, the author created localized areas using a </w:t>
-      </w:r>
-      <w:r>
-        <w:t>250</w:t>
-      </w:r>
-      <w:r>
-        <w:t>-</w:t>
-      </w:r>
-      <w:r>
-        <w:t>feet</w:t>
-      </w:r>
-      <w:r>
-        <w:t xml:space="preserve"> buffer for the treatment group and a 250-to-</w:t>
-      </w:r>
-      <w:r>
-        <w:t>354</w:t>
-      </w:r>
-      <w:r>
-        <w:t>-</w:t>
-      </w:r>
-      <w:r>
-        <w:t>feet</w:t>
-      </w:r>
-      <w:r>
-        <w:t xml:space="preserve"> outer ring as the control.</w:t>
-      </w:r>
-      <w:r>
-        <w:t xml:space="preserve"> </w:t>
+        <w:t xml:space="preserve">To ensure the treatment and control groups were as homogeneous as possible, the author created localized areas using a 250-feet buffer for the treatment group and a 250-to-354-feet outer ring as the control. </w:t>
       </w:r>
       <w:r>
         <w:rPr>
@@ -2876,13 +2681,7 @@
         <w:t>Given their rapid expansion and market dominance, OXXO stores serve as a primary actor and a representative proxy for modern convenience retail</w:t>
       </w:r>
       <w:r>
-        <w:t xml:space="preserve"> in the city. Additionally, this analisis is particularly relevant in a context where crime remains a public policy priority and a </w:t>
-      </w:r>
-      <w:r>
-        <w:t xml:space="preserve">growing concern for </w:t>
-      </w:r>
-      <w:r>
-        <w:t>Bogota</w:t>
+        <w:t xml:space="preserve"> in the city. Additionally, this analisis is particularly relevant in a context where crime remains a public policy priority and a growing concern for Bogota</w:t>
       </w:r>
       <w:r>
         <w:rPr>
@@ -3065,321 +2864,255 @@
         <w:t>}</w:t>
       </w:r>
       <w:r>
-        <w:t>. Also, these Units maintain urbanistic and socioeconomic homogeneity by grouping similar neighborhoods, and are the middle point between Localities and Street blocks (manzanas).</w:t>
-      </w:r>
-      <w:r>
-        <w:t>\\</w:t>
+        <w:t xml:space="preserve">. Also, these Units maintain urbanistic and socioeconomic homogeneity by grouping similar neighborhoods, and are the middle point between Localities and Street blocks (manzanas).\\ </w:t>
+      </w:r>
+    </w:p>
+    <w:p>
+      <w:pPr>
+        <w:spacing w:line="360" w:lineRule="auto"/>
+        <w:jc w:val="both"/>
+      </w:pPr>
+      <w:r>
+        <w:t xml:space="preserve">Meanwhile, the results of this study employ </w:t>
+      </w:r>
+      <w:r>
+        <w:rPr>
+          <w:lang w:val="en-US"/>
+        </w:rPr>
+        <w:t xml:space="preserve">four main data sources </w:t>
+      </w:r>
+      <w:r>
+        <w:t>(see appendix~\ref{sec:variables_descripcion_detallada})</w:t>
+      </w:r>
+      <w:r>
+        <w:t>. For measuring crime rate in Bogot</w:t>
+      </w:r>
+      <w:r>
+        <w:rPr>
+          <w:lang w:val="en-US"/>
+        </w:rPr>
+        <w:t xml:space="preserve">á I used the georeferenced crime events </w:t>
+      </w:r>
+      <w:r>
+        <w:t>stored in SIEDCO</w:t>
       </w:r>
       <w:r>
         <w:t xml:space="preserve"> </w:t>
       </w:r>
-    </w:p>
-    <w:p>
-      <w:pPr>
-        <w:spacing w:line="360" w:lineRule="auto"/>
-        <w:jc w:val="both"/>
-      </w:pPr>
-      <w:r>
-        <w:t xml:space="preserve">Meanwhile, the results of this study employ </w:t>
-      </w:r>
-      <w:r>
-        <w:rPr>
-          <w:lang w:val="en-US"/>
-        </w:rPr>
-        <w:t xml:space="preserve">four main data sources </w:t>
-      </w:r>
-      <w:r>
-        <w:t>(see appendix~\ref{sec:variables_descripcion_detallada})</w:t>
-      </w:r>
-      <w:r>
-        <w:t>. For measuring crime rate in Bogot</w:t>
-      </w:r>
-      <w:r>
-        <w:rPr>
-          <w:lang w:val="en-US"/>
-        </w:rPr>
-        <w:t xml:space="preserve">á I used the georeferenced crime events </w:t>
-      </w:r>
-      <w:r>
-        <w:t>stored in SIEDCO</w:t>
-      </w:r>
-      <w:r>
+      <w:r>
+        <w:t>\footnote{Access at \url{</w:t>
+      </w:r>
+      <w:r>
+        <w:rPr>
+          <w:u w:val="single"/>
+        </w:rPr>
         <w:t xml:space="preserve"> </w:t>
       </w:r>
       <w:r>
-        <w:t>\footnote{Access at \url{</w:t>
-      </w:r>
-      <w:r>
         <w:rPr>
           <w:u w:val="single"/>
         </w:rPr>
+        <w:t>https://oaiee.scj.gov.co/agc/rest/services/Tematicos_Pub/SIEDCO_Delitos_Pub/FeatureServer</w:t>
+      </w:r>
+      <w:r>
+        <w:t>}}</w:t>
+      </w:r>
+      <w:r>
+        <w:t xml:space="preserve"> spanning from \</w:t>
+      </w:r>
+      <w:r>
+        <w:rPr>
+          <w:lang w:val="en-US"/>
+        </w:rPr>
+        <w:t>hl{2018 to 2022}</w:t>
+      </w:r>
+      <w:r>
+        <w:t>.</w:t>
+      </w:r>
+      <w:r>
+        <w:t xml:space="preserve"> SIEDCO is Colombia’s official Police database that consolidate real-time citizen reports and administrative records of criminal activity. Here, for each incident recorded the system saves details including type of crime (e.g., homicide, personal robbery, </w:t>
+      </w:r>
+      <w:r>
+        <w:t xml:space="preserve">commercial burglary, or cell phone theft), the precise geographic coordinates of the event, date and time of the incident, and the victim’s gender. With this information, </w:t>
+      </w:r>
+      <w:r>
+        <w:t>I aggregated the crime data at the UPZ-year level, categorizing incidents by offense type.</w:t>
+      </w:r>
+      <w:r>
+        <w:t xml:space="preserve"> To ensure comparability across years and Units, I normalized </w:t>
+      </w:r>
+      <w:r>
+        <w:t>these counts using annual population estimates for each UPZ.</w:t>
+      </w:r>
+      <w:r>
+        <w:t xml:space="preserve"> This allowed </w:t>
+      </w:r>
+      <w:r>
+        <w:t>for the construction of a crime rate per 10,000 inhabitants</w:t>
+      </w:r>
+      <w:r>
+        <w:t>, as shown in this equation:</w:t>
+      </w:r>
+    </w:p>
+    <w:p>
+      <w:pPr>
+        <w:spacing w:line="360" w:lineRule="auto"/>
+        <w:ind w:firstLine="720"/>
+      </w:pPr>
+      <w:r>
+        <w:t>\begin{equation}</w:t>
+      </w:r>
+    </w:p>
+    <w:p>
+      <w:pPr>
+        <w:spacing w:line="360" w:lineRule="auto"/>
+      </w:pPr>
+      <w:r>
+        <w:t>crime</w:t>
+      </w:r>
+      <w:r>
+        <w:t>\_</w:t>
+      </w:r>
+      <w:r>
+        <w:t>type\_index</w:t>
+      </w:r>
+      <w:r>
+        <w:t>_{</w:t>
+      </w:r>
+      <w:r>
+        <w:t>upz</w:t>
+      </w:r>
+      <w:r>
+        <w:t>,</w:t>
+      </w:r>
+      <w:r>
+        <w:t>year</w:t>
+      </w:r>
+      <w:r>
+        <w:t>}=\frac{</w:t>
+      </w:r>
+      <w:r>
+        <w:t>total</w:t>
+      </w:r>
+      <w:r>
+        <w:t>\_</w:t>
+      </w:r>
+      <w:r>
+        <w:t>incidents</w:t>
+      </w:r>
+      <w:r>
+        <w:t>_{</w:t>
+      </w:r>
+      <w:r>
+        <w:t>upz</w:t>
+      </w:r>
+      <w:r>
+        <w:t>,</w:t>
+      </w:r>
+      <w:r>
+        <w:t>year</w:t>
+      </w:r>
+      <w:r>
+        <w:t>}}{</w:t>
+      </w:r>
+      <w:r>
+        <w:t>population</w:t>
+      </w:r>
+      <w:r>
+        <w:t>_{</w:t>
+      </w:r>
+      <w:r>
+        <w:t>upz</w:t>
+      </w:r>
+      <w:r>
+        <w:t>,</w:t>
+      </w:r>
+      <w:r>
+        <w:t>year</w:t>
+      </w:r>
+      <w:r>
+        <w:t xml:space="preserve">}} ; \quad \forall </w:t>
+      </w:r>
+      <w:r>
+        <w:t>upz</w:t>
+      </w:r>
+      <w:r>
+        <w:t>,</w:t>
+      </w:r>
+      <w:r>
+        <w:t>year</w:t>
+      </w:r>
+    </w:p>
+    <w:p>
+      <w:pPr>
+        <w:spacing w:line="360" w:lineRule="auto"/>
+        <w:ind w:firstLine="720"/>
+      </w:pPr>
+      <w:r>
+        <w:t>\end{equation}</w:t>
+      </w:r>
+    </w:p>
+    <w:p>
+      <w:pPr>
+        <w:spacing w:line="360" w:lineRule="auto"/>
+        <w:ind w:firstLine="720"/>
+      </w:pPr>
+      <w:r>
+        <w:t xml:space="preserve">The period </w:t>
+      </w:r>
+      <w:r>
+        <w:rPr>
+          <w:lang w:val="en-US"/>
+        </w:rPr>
+        <w:t>201</w:t>
+      </w:r>
+      <w:r>
+        <w:rPr>
+          <w:lang w:val="en-US"/>
+        </w:rPr>
+        <w:t>5</w:t>
+      </w:r>
+      <w:r>
+        <w:rPr>
+          <w:lang w:val="en-US"/>
+        </w:rPr>
+        <w:t xml:space="preserve"> to 2022 is adequate for the analysis as they englobe the years in which OXXO had its </w:t>
+      </w:r>
+      <w:r>
+        <w:rPr>
+          <w:lang w:val="en-US"/>
+        </w:rPr>
+        <w:t xml:space="preserve">incremental </w:t>
+      </w:r>
+      <w:r>
+        <w:rPr>
+          <w:lang w:val="en-US"/>
+        </w:rPr>
+        <w:t xml:space="preserve">expansion across Bogota. </w:t>
+      </w:r>
+      <w:r>
+        <w:t>This timeframe ensures sufficient temporal and spatial variability, meaing it allows for a higher proportion of UPZs to enter treatment during the study period compared to those always treated (before 201</w:t>
+      </w:r>
+      <w:r>
+        <w:t>5</w:t>
+      </w:r>
+      <w:r>
+        <w:t>).</w:t>
+      </w:r>
+      <w:r>
+        <w:rPr>
+          <w:lang w:val="en-US"/>
+        </w:rPr>
         <w:t xml:space="preserve"> </w:t>
       </w:r>
       <w:r>
-        <w:rPr>
-          <w:u w:val="single"/>
-        </w:rPr>
-        <w:t>https://oaiee.scj.gov.co/agc/rest/services/Tematicos_Pub/SIEDCO_Delitos_Pub/FeatureServer</w:t>
-      </w:r>
-      <w:r>
-        <w:t>}}</w:t>
-      </w:r>
-      <w:r>
-        <w:t xml:space="preserve"> </w:t>
-      </w:r>
-      <w:r>
-        <w:t xml:space="preserve">spanning </w:t>
-      </w:r>
-      <w:r>
-        <w:t>from \</w:t>
-      </w:r>
-      <w:r>
-        <w:rPr>
-          <w:lang w:val="en-US"/>
-        </w:rPr>
-        <w:t>hl{2018 to 2022}</w:t>
-      </w:r>
-      <w:r>
-        <w:t>.</w:t>
-      </w:r>
-      <w:r>
-        <w:t xml:space="preserve"> </w:t>
-      </w:r>
-      <w:r>
-        <w:t>SIEDCO</w:t>
-      </w:r>
-      <w:r>
-        <w:t xml:space="preserve"> is Colombia’s official Police database that consolidate </w:t>
-      </w:r>
-      <w:r>
-        <w:t>real-time citizen reports and administrative records of criminal activity.</w:t>
-      </w:r>
-      <w:r>
-        <w:t xml:space="preserve"> Here, for each incident recorded the system saves details including type of crime (</w:t>
-      </w:r>
-      <w:r>
-        <w:t xml:space="preserve">e.g., homicide, personal robbery, </w:t>
-      </w:r>
-      <w:r>
-        <w:t>commercial burglary, or cell phone theft</w:t>
-      </w:r>
-      <w:r>
-        <w:t xml:space="preserve">), </w:t>
-      </w:r>
-      <w:r>
-        <w:t>the precise geographic coordinates of the event</w:t>
-      </w:r>
-      <w:r>
-        <w:t xml:space="preserve">, date and time of the incident, and the victim’s gender. With this information, </w:t>
-      </w:r>
-      <w:r>
-        <w:t>I aggregated the crime data at the UPZ-year level, categorizing incidents by offense type.</w:t>
-      </w:r>
-      <w:r>
-        <w:t xml:space="preserve"> To ensure comparability across years and Units, I normalized </w:t>
-      </w:r>
-      <w:r>
-        <w:t>these counts using annual population estimates for each UPZ.</w:t>
-      </w:r>
-      <w:r>
-        <w:t xml:space="preserve"> This allowed </w:t>
-      </w:r>
-      <w:r>
-        <w:t>for the construction of a crime rate per 10,000 inhabitants</w:t>
-      </w:r>
-      <w:r>
-        <w:t>, as shown in this equation:</w:t>
-      </w:r>
-    </w:p>
-    <w:p>
-      <w:pPr>
-        <w:spacing w:line="360" w:lineRule="auto"/>
-        <w:ind w:firstLine="720"/>
-      </w:pPr>
-      <w:r>
-        <w:t>\begin{equation}</w:t>
-      </w:r>
-    </w:p>
-    <w:p>
-      <w:pPr>
-        <w:spacing w:line="360" w:lineRule="auto"/>
-      </w:pPr>
-      <w:r>
-        <w:t>crime</w:t>
-      </w:r>
-      <w:r>
-        <w:t>\_</w:t>
-      </w:r>
-      <w:r>
-        <w:t>type\_index</w:t>
-      </w:r>
-      <w:r>
-        <w:t>_{</w:t>
-      </w:r>
-      <w:r>
-        <w:t>upz</w:t>
-      </w:r>
-      <w:r>
-        <w:t>,</w:t>
-      </w:r>
-      <w:r>
-        <w:t>year</w:t>
-      </w:r>
-      <w:r>
-        <w:t>}=\frac{</w:t>
-      </w:r>
-      <w:r>
-        <w:t>total</w:t>
-      </w:r>
-      <w:r>
-        <w:t>\_</w:t>
-      </w:r>
-      <w:r>
-        <w:t>incidents</w:t>
-      </w:r>
-      <w:r>
-        <w:t>_{</w:t>
-      </w:r>
-      <w:r>
-        <w:t>upz</w:t>
-      </w:r>
-      <w:r>
-        <w:t>,</w:t>
-      </w:r>
-      <w:r>
-        <w:t>year</w:t>
-      </w:r>
-      <w:r>
-        <w:t>}}{</w:t>
-      </w:r>
-      <w:r>
-        <w:t>population</w:t>
-      </w:r>
-      <w:r>
-        <w:t>_{</w:t>
-      </w:r>
-      <w:r>
-        <w:t>upz</w:t>
-      </w:r>
-      <w:r>
-        <w:t>,</w:t>
-      </w:r>
-      <w:r>
-        <w:t>year</w:t>
-      </w:r>
-      <w:r>
-        <w:t xml:space="preserve">}} ; \quad \forall </w:t>
-      </w:r>
-      <w:r>
-        <w:t>upz</w:t>
-      </w:r>
-      <w:r>
-        <w:t>,</w:t>
-      </w:r>
-      <w:r>
-        <w:t>year</w:t>
-      </w:r>
-    </w:p>
-    <w:p>
-      <w:pPr>
-        <w:spacing w:line="360" w:lineRule="auto"/>
-        <w:ind w:firstLine="720"/>
-      </w:pPr>
-      <w:r>
-        <w:t>\end{equation}</w:t>
-      </w:r>
-    </w:p>
-    <w:p>
-      <w:pPr>
-        <w:spacing w:line="360" w:lineRule="auto"/>
-        <w:ind w:firstLine="720"/>
-      </w:pPr>
-      <w:r>
-        <w:t xml:space="preserve">The period </w:t>
-      </w:r>
-      <w:r>
-        <w:rPr>
-          <w:lang w:val="en-US"/>
-        </w:rPr>
-        <w:t>201</w:t>
-      </w:r>
-      <w:r>
-        <w:rPr>
-          <w:lang w:val="en-US"/>
-        </w:rPr>
+        <w:t>Prior to 201</w:t>
+      </w:r>
+      <w:r>
         <w:t>5</w:t>
       </w:r>
       <w:r>
-        <w:rPr>
-          <w:lang w:val="en-US"/>
-        </w:rPr>
-        <w:t xml:space="preserve"> to 2022</w:t>
-      </w:r>
-      <w:r>
-        <w:rPr>
-          <w:lang w:val="en-US"/>
-        </w:rPr>
-        <w:t xml:space="preserve"> is adequate for the analysis as they englobe the years in which OXXO had its </w:t>
-      </w:r>
-      <w:r>
-        <w:rPr>
-          <w:lang w:val="en-US"/>
-        </w:rPr>
-        <w:t xml:space="preserve">incremental </w:t>
-      </w:r>
-      <w:r>
-        <w:rPr>
-          <w:lang w:val="en-US"/>
-        </w:rPr>
-        <w:t>expansion across Bogota</w:t>
-      </w:r>
-      <w:r>
-        <w:rPr>
-          <w:lang w:val="en-US"/>
-        </w:rPr>
-        <w:t xml:space="preserve">. </w:t>
-      </w:r>
-      <w:r>
-        <w:t>This timeframe ensures sufficient temporal and spatial variability, meaing it allows for a higher proportion of UPZs to enter treatment</w:t>
-      </w:r>
-      <w:r>
-        <w:t xml:space="preserve"> </w:t>
-      </w:r>
-      <w:r>
-        <w:t>during the study period compared to those always treated (before 201</w:t>
-      </w:r>
-      <w:r>
-        <w:t>5</w:t>
-      </w:r>
-      <w:r>
-        <w:t>).</w:t>
-      </w:r>
-      <w:r>
-        <w:rPr>
-          <w:lang w:val="en-US"/>
-        </w:rPr>
-        <w:t xml:space="preserve"> </w:t>
-      </w:r>
-      <w:r>
-        <w:t xml:space="preserve">Prior to </w:t>
-      </w:r>
-      <w:r>
-        <w:t>201</w:t>
-      </w:r>
-      <w:r>
-        <w:t>5</w:t>
-      </w:r>
-      <w:r>
-        <w:t xml:space="preserve">, the lack of new store openings </w:t>
-      </w:r>
-      <w:r>
-        <w:t xml:space="preserve">in other UPZ </w:t>
-      </w:r>
-      <w:r>
-        <w:t>would result in an insufficient number of newly treated units, limiting the identifying variation necessary for</w:t>
-      </w:r>
-      <w:r>
-        <w:t xml:space="preserve"> using TWFE.\\ </w:t>
+        <w:t xml:space="preserve">, the lack of new store openings in other UPZ would result in an insufficient number of newly treated units, limiting the identifying variation necessary for using TWFE.\\ </w:t>
       </w:r>
     </w:p>
     <w:p>
@@ -3442,25 +3175,7 @@
         <w:t>D1, Justo\&amp;Bueno and ARA</w:t>
       </w:r>
       <w:r>
-        <w:t xml:space="preserve"> hard discount chains. The reason why I also took into account these brands is because they </w:t>
-      </w:r>
-      <w:r>
-        <w:t>often share similar spatial locations with OXXO outlets</w:t>
-      </w:r>
-      <w:r>
-        <w:t xml:space="preserve">; in fact, </w:t>
-      </w:r>
-      <w:r>
-        <w:t>retailers tend to cluster in certain areas to take advantage of agglomeration benefits \parencite{Konishi2005, Seong2022}.</w:t>
-      </w:r>
-      <w:r>
-        <w:t xml:space="preserve"> </w:t>
-      </w:r>
-      <w:r>
-        <w:t>Given that prior research suggests these establishments may influence both crime and commercial activity </w:t>
-      </w:r>
-      <w:r>
-        <w:t>\parencite{</w:t>
+        <w:t xml:space="preserve"> hard discount chains. The reason why I also took into account these brands is because they often share similar spatial locations with OXXO outlets; in fact, retailers tend to cluster in certain areas to take advantage of agglomeration benefits \parencite{Konishi2005, Seong2022}. Given that prior research suggests these establishments may influence both crime and commercial activity \parencite{</w:t>
       </w:r>
       <w:r>
         <w:t>delgado2024</w:t>
@@ -3483,28 +3198,7 @@
         <w:t xml:space="preserve"> </w:t>
       </w:r>
       <w:r>
-        <w:t>their inclusion as control variables </w:t>
-      </w:r>
-      <w:r>
-        <w:t>is</w:t>
-      </w:r>
-      <w:r>
-        <w:t xml:space="preserve"> </w:t>
-      </w:r>
-      <w:r>
-        <w:t xml:space="preserve">important </w:t>
-      </w:r>
-      <w:r>
-        <w:t xml:space="preserve">to </w:t>
-      </w:r>
-      <w:r>
-        <w:t>evaluate</w:t>
-      </w:r>
-      <w:r>
-        <w:t xml:space="preserve"> the validity of the results</w:t>
-      </w:r>
-      <w:r>
-        <w:t>.\\</w:t>
+        <w:t>their inclusion as control variables is important to evaluate the validity of the results.\\</w:t>
       </w:r>
     </w:p>
     <w:p>
@@ -3535,13 +3229,7 @@
         <w:t>Mapas-Bogotá</w:t>
       </w:r>
       <w:r>
-        <w:t xml:space="preserve"> I obtained the fixed variable socioeocnomic and environmental controls at the UPZ level just to explore how are OXXOs not randomly located, as these </w:t>
-      </w:r>
-      <w:r>
-        <w:t xml:space="preserve">controls </w:t>
-      </w:r>
-      <w:r>
-        <w:t>will be inhenrently controlled by TWFE.}</w:t>
+        <w:t xml:space="preserve"> I obtained the fixed variable socioeocnomic and environmental controls at the UPZ level just to explore how are OXXOs not randomly located, as these controls will be inhenrently controlled by TWFE.}</w:t>
       </w:r>
     </w:p>
     <w:p>
@@ -3799,13 +3487,7 @@
         <w:rPr>
           <w:lang w:val="en-US"/>
         </w:rPr>
-        <w:t>Other establishment</w:t>
-      </w:r>
-      <w:r>
-        <w:rPr>
-          <w:lang w:val="en-US"/>
-        </w:rPr>
-        <w:t>s</w:t>
+        <w:t>Other establishments</w:t>
       </w:r>
     </w:p>
     <w:p>
@@ -4094,76 +3776,111 @@
         <w:t xml:space="preserve">This research </w:t>
       </w:r>
       <w:r>
-        <w:t xml:space="preserve">explores </w:t>
-      </w:r>
-      <w:r>
-        <w:t>with two main econometric models</w:t>
+        <w:t xml:space="preserve">explores with two main econometric models </w:t>
+      </w:r>
+      <w:r>
+        <w:t xml:space="preserve">the causal effect of the of OXXO </w:t>
+      </w:r>
+      <w:r>
+        <w:t xml:space="preserve">openings </w:t>
+      </w:r>
+      <w:r>
+        <w:t xml:space="preserve">on local crime activity </w:t>
+      </w:r>
+      <w:r>
+        <w:t xml:space="preserve">in </w:t>
+      </w:r>
+      <w:r>
+        <w:t>Bogotá</w:t>
+      </w:r>
+      <w:r>
+        <w:t xml:space="preserve">. The first one I used is TWFE. This econometric strategy takes into account that the </w:t>
+      </w:r>
+      <w:r>
+        <w:t xml:space="preserve">the arrival of </w:t>
+      </w:r>
+      <w:r>
+        <w:t>OXXO’s</w:t>
+      </w:r>
+      <w:r>
+        <w:t xml:space="preserve"> occurs in a staggered manner.</w:t>
+      </w:r>
+      <w:r>
+        <w:t xml:space="preserve"> Additionally, it inherently controls for fixed effects for unit (UPZ) and time. The former is useful for capturing time-invariant unobserved characteristics of each UPZ (such as geographic location, historical infrastructure or fixed socieconomic and urban characteristics during the period of analysis), while the latter absorbs common shocks that affect all units simultaneously (such as city-wide security policies or macroeconomic fluctuations). Although TWFE is and adequate method for estimating the average treatement effect (ATT) of OXXO on crime activity, two identification assumptions are needed to prevent bias. This ones will be considered later, but let us first introduce the basic regression form of TWFE:\\</w:t>
+      </w:r>
+    </w:p>
+    <w:p>
+      <w:pPr>
+        <w:spacing w:line="360" w:lineRule="auto"/>
+        <w:jc w:val="both"/>
+      </w:pPr>
+    </w:p>
+    <w:p>
+      <w:pPr>
+        <w:spacing w:line="360" w:lineRule="auto"/>
+      </w:pPr>
+      <w:r>
+        <w:t>\begin{equation}</w:t>
+      </w:r>
+    </w:p>
+    <w:p>
+      <w:pPr>
+        <w:spacing w:line="360" w:lineRule="auto"/>
+      </w:pPr>
+      <w:r>
+        <w:t>Y_{i,t}</w:t>
       </w:r>
       <w:r>
         <w:t xml:space="preserve"> </w:t>
       </w:r>
       <w:r>
-        <w:t xml:space="preserve">the causal effect of the of OXXO </w:t>
-      </w:r>
-      <w:r>
-        <w:t>opening</w:t>
-      </w:r>
-      <w:r>
-        <w:t>s</w:t>
+        <w:t>=</w:t>
       </w:r>
       <w:r>
         <w:t xml:space="preserve"> </w:t>
       </w:r>
       <w:r>
-        <w:t xml:space="preserve">on local crime activity </w:t>
-      </w:r>
-      <w:r>
-        <w:t xml:space="preserve">in </w:t>
-      </w:r>
-      <w:r>
-        <w:t>Bogotá</w:t>
-      </w:r>
-      <w:r>
-        <w:t>.</w:t>
-      </w:r>
-      <w:r>
-        <w:t xml:space="preserve"> The first one I used is TWFE. This econometric strategy takes into account that the </w:t>
-      </w:r>
-      <w:r>
-        <w:t xml:space="preserve">the arrival of </w:t>
-      </w:r>
-      <w:r>
-        <w:t>OXXO’s</w:t>
-      </w:r>
-      <w:r>
-        <w:t xml:space="preserve"> occurs in a staggered manner.</w:t>
-      </w:r>
-      <w:r>
-        <w:t xml:space="preserve"> Additionally, it inherently controls for fixed effects for unit (UPZ) and time. The former is useful </w:t>
-      </w:r>
-      <w:r>
-        <w:t>for capturing time-invariant unobserved characteristics of each UPZ (such as geographic location</w:t>
-      </w:r>
-      <w:r>
-        <w:t xml:space="preserve">, </w:t>
-      </w:r>
-      <w:r>
-        <w:t>historical infrastructure</w:t>
-      </w:r>
-      <w:r>
-        <w:t xml:space="preserve"> or fixed socieconomic and urban characteristics during the period of analysis</w:t>
-      </w:r>
-      <w:r>
-        <w:t>)</w:t>
-      </w:r>
-      <w:r>
-        <w:t xml:space="preserve">, </w:t>
-      </w:r>
-      <w:r>
-        <w:t>while the latter absorbs common shocks that affect all units simultaneously (such as city-wide security policies or macroeconomic fluctuations)</w:t>
-      </w:r>
-      <w:r>
-        <w:t>. Although TWFE is and adequate method for estimating the average treatement effect (ATT) of OXXO on crime activity, two identification assumptions are needed to prevent bias. This ones will be considered later, but let us first introduce the basic regression form of TWFE:\\</w:t>
+        <w:t>\alpha_i</w:t>
+      </w:r>
+      <w:r>
+        <w:t xml:space="preserve"> </w:t>
+      </w:r>
+      <w:r>
+        <w:t>+</w:t>
+      </w:r>
+      <w:r>
+        <w:t xml:space="preserve"> </w:t>
+      </w:r>
+      <w:r>
+        <w:t>\alpha_t  +\beta^{twfe} D_{i,t}</w:t>
+      </w:r>
+      <w:r>
+        <w:t xml:space="preserve"> </w:t>
+      </w:r>
+      <w:r>
+        <w:t>+</w:t>
+      </w:r>
+      <w:r>
+        <w:t xml:space="preserve"> </w:t>
+      </w:r>
+      <w:r>
+        <w:t>\varepsilon_{i}</w:t>
+      </w:r>
+    </w:p>
+    <w:p>
+      <w:pPr>
+        <w:spacing w:line="360" w:lineRule="auto"/>
+      </w:pPr>
+      <w:r>
+        <w:t>\label{eq:twfe}</w:t>
+      </w:r>
+    </w:p>
+    <w:p>
+      <w:pPr>
+        <w:spacing w:line="360" w:lineRule="auto"/>
+      </w:pPr>
+      <w:r>
+        <w:t>\end{equation}\\</w:t>
       </w:r>
     </w:p>
     <w:p>
@@ -4175,108 +3892,16 @@
     <w:p>
       <w:pPr>
         <w:spacing w:line="360" w:lineRule="auto"/>
-      </w:pPr>
-      <w:r>
-        <w:t>\begin{equation}</w:t>
-      </w:r>
-    </w:p>
-    <w:p>
-      <w:pPr>
-        <w:spacing w:line="360" w:lineRule="auto"/>
-      </w:pPr>
-      <w:r>
-        <w:t>Y_{i,t}</w:t>
-      </w:r>
-      <w:r>
-        <w:t xml:space="preserve"> </w:t>
-      </w:r>
-      <w:r>
-        <w:t>=</w:t>
-      </w:r>
-      <w:r>
-        <w:t xml:space="preserve"> </w:t>
-      </w:r>
-      <w:r>
-        <w:t>\alpha_i</w:t>
-      </w:r>
-      <w:r>
-        <w:t xml:space="preserve"> </w:t>
-      </w:r>
-      <w:r>
-        <w:t>+</w:t>
-      </w:r>
-      <w:r>
-        <w:t xml:space="preserve"> </w:t>
-      </w:r>
-      <w:r>
-        <w:t>\alpha_t  +\beta^{twfe} D_{i,t}</w:t>
-      </w:r>
-      <w:r>
-        <w:t xml:space="preserve"> </w:t>
-      </w:r>
-      <w:r>
-        <w:t>+</w:t>
-      </w:r>
-      <w:r>
-        <w:t xml:space="preserve"> </w:t>
-      </w:r>
-      <w:r>
-        <w:t>\varepsilon_{i}</w:t>
-      </w:r>
-    </w:p>
-    <w:p>
-      <w:pPr>
-        <w:spacing w:line="360" w:lineRule="auto"/>
-      </w:pPr>
-      <w:r>
-        <w:t>\label{eq:twfe}</w:t>
-      </w:r>
-    </w:p>
-    <w:p>
-      <w:pPr>
-        <w:spacing w:line="360" w:lineRule="auto"/>
-      </w:pPr>
-      <w:r>
-        <w:t>\end{equation}\\</w:t>
-      </w:r>
-    </w:p>
-    <w:p>
-      <w:pPr>
-        <w:spacing w:line="360" w:lineRule="auto"/>
         <w:jc w:val="both"/>
       </w:pPr>
-    </w:p>
-    <w:p>
-      <w:pPr>
-        <w:spacing w:line="360" w:lineRule="auto"/>
-        <w:jc w:val="both"/>
-      </w:pPr>
-      <w:r>
-        <w:t>Where </w:t>
-      </w:r>
-      <w:r>
-        <w:t xml:space="preserve">$ </w:t>
+      <w:r>
+        <w:t xml:space="preserve">Where $ </w:t>
       </w:r>
       <w:r>
         <w:t xml:space="preserve">Y_{i,t} </w:t>
       </w:r>
       <w:r>
-        <w:t>$</w:t>
-      </w:r>
-      <w:r>
-        <w:t> represents the crime rate for UPZ </w:t>
-      </w:r>
-      <w:r>
-        <w:t>$</w:t>
-      </w:r>
-      <w:r>
-        <w:t>i</w:t>
-      </w:r>
-      <w:r>
-        <w:t>$</w:t>
-      </w:r>
-      <w:r>
-        <w:t> in </w:t>
+        <w:t>$ represents the crime rate for UPZ $i$ in </w:t>
       </w:r>
       <w:r>
         <w:rPr>
@@ -4286,99 +3911,57 @@
         <w:t>quarter</w:t>
       </w:r>
       <w:r>
-        <w:t> </w:t>
+        <w:t xml:space="preserve"> $t$. This rate corresponds to either a specific crime category or the aggregate of all crimes analyzed in this study. </w:t>
+      </w:r>
+      <w:r>
+        <w:t>$D_{</w:t>
+      </w:r>
+      <w:r>
+        <w:t>i,t</w:t>
+      </w:r>
+      <w:r>
+        <w:t xml:space="preserve">}$ </w:t>
+      </w:r>
+      <w:r>
+        <w:t>is a binary indicator that equals one if UPZ $i$  has at least one OXXO store in quarter $t$ , and zero otherwise. Furthermore, as Figure</w:t>
+      </w:r>
+      <w:r>
+        <w:t xml:space="preserve"> \hl{</w:t>
+      </w:r>
+      <w:r>
+        <w:t>XXXX</w:t>
+      </w:r>
+      <w:r>
+        <w:t>}</w:t>
+      </w:r>
+      <w:r>
+        <w:t xml:space="preserve"> suggests that intensity of treatment may be a factor that influences crime. Section \ref{sec:Results} also evaluated </w:t>
+      </w:r>
+      <w:r>
+        <w:t>$D_{</w:t>
+      </w:r>
+      <w:r>
+        <w:t>i,t</w:t>
+      </w:r>
+      <w:r>
+        <w:t>}$</w:t>
+      </w:r>
+      <w:r>
+        <w:t xml:space="preserve"> as the number of OXXO establishments that an UPZ has at a certain quarter. Finally, $</w:t>
+      </w:r>
+      <w:r>
+        <w:t>\alpha_i</w:t>
+      </w:r>
+      <w:r>
+        <w:t xml:space="preserve">$ and </w:t>
+      </w:r>
+      <w:r>
+        <w:t xml:space="preserve"> </w:t>
       </w:r>
       <w:r>
         <w:t>$</w:t>
       </w:r>
       <w:r>
-        <w:t>t</w:t>
-      </w:r>
-      <w:r>
-        <w:t>$</w:t>
-      </w:r>
-      <w:r>
-        <w:t>. This rate corresponds to either a specific crime category or the aggregate of all crimes analyzed in this study.</w:t>
-      </w:r>
-      <w:r>
-        <w:t xml:space="preserve"> </w:t>
-      </w:r>
-      <w:r>
-        <w:t>$D_{</w:t>
-      </w:r>
-      <w:r>
-        <w:t>i,t</w:t>
-      </w:r>
-      <w:r>
-        <w:t xml:space="preserve">}$ </w:t>
-      </w:r>
-      <w:r>
-        <w:t>is a binary indicator that equals one if UPZ $i$ </w:t>
-      </w:r>
-      <w:r>
-        <w:t xml:space="preserve"> </w:t>
-      </w:r>
-      <w:r>
-        <w:t>has at least one OXXO store in quarter $</w:t>
-      </w:r>
-      <w:r>
-        <w:t>t</w:t>
-      </w:r>
-      <w:r>
-        <w:t>$ , and zero otherwise.</w:t>
-      </w:r>
-      <w:r>
-        <w:t xml:space="preserve"> Furthermore, as Figure</w:t>
-      </w:r>
-      <w:r>
-        <w:t xml:space="preserve"> \hl{</w:t>
-      </w:r>
-      <w:r>
-        <w:t>XXXX</w:t>
-      </w:r>
-      <w:r>
-        <w:t>}</w:t>
-      </w:r>
-      <w:r>
-        <w:t xml:space="preserve"> suggests that intensity of treatment may be a factor that influences crime. Section </w:t>
-      </w:r>
-      <w:r>
-        <w:t>\ref{sec:Results}</w:t>
-      </w:r>
-      <w:r>
-        <w:t xml:space="preserve"> also evaluated</w:t>
-      </w:r>
-      <w:r>
-        <w:t xml:space="preserve"> </w:t>
-      </w:r>
-      <w:r>
-        <w:t>$D_{</w:t>
-      </w:r>
-      <w:r>
-        <w:t>i,t</w:t>
-      </w:r>
-      <w:r>
-        <w:t>}$</w:t>
-      </w:r>
-      <w:r>
-        <w:t xml:space="preserve"> as</w:t>
-      </w:r>
-      <w:r>
-        <w:t xml:space="preserve"> the number of OXXO establishments that an UPZ has at a certain quarter. Finally, $</w:t>
-      </w:r>
-      <w:r>
-        <w:t>\alpha_i</w:t>
-      </w:r>
-      <w:r>
-        <w:t xml:space="preserve">$ and </w:t>
-      </w:r>
-      <w:r>
-        <w:t xml:space="preserve"> </w:t>
-      </w:r>
-      <w:r>
-        <w:t>$</w:t>
-      </w:r>
-      <w:r>
         <w:t>\alpha_t</w:t>
       </w:r>
       <w:r>
@@ -4397,16 +3980,7 @@
         <w:jc w:val="both"/>
       </w:pPr>
       <w:r>
-        <w:t>A critical identification assumption for the TWFE estimator is the homogeneity of treatment effects.</w:t>
-      </w:r>
-      <w:r>
-        <w:t xml:space="preserve"> </w:t>
-      </w:r>
-      <w:r>
-        <w:t>This implies that th</w:t>
-      </w:r>
-      <w:r>
-        <w:t xml:space="preserve">ese effects must be constant among treatment cohorts and over time </w:t>
+        <w:t xml:space="preserve">A critical identification assumption for the TWFE estimator is the homogeneity of treatment effects. This implies that these effects must be constant among treatment cohorts and over time </w:t>
       </w:r>
       <w:r>
         <w:rPr>
@@ -4429,25 +4003,7 @@
         <w:t>{</w:t>
       </w:r>
       <w:r>
-        <w:t>deChaisemartin2023survey</w:t>
-      </w:r>
-      <w:r>
-        <w:t>}. This assumption may be violated if treatment effects vary based on UPZs’ characteristics or if t</w:t>
-      </w:r>
-      <w:r>
-        <w:t>he impact of an OXXO opening on crime evolve</w:t>
-      </w:r>
-      <w:r>
-        <w:t>s</w:t>
-      </w:r>
-      <w:r>
-        <w:t xml:space="preserve"> as the store becomes established in the </w:t>
-      </w:r>
-      <w:r>
-        <w:t xml:space="preserve">area. </w:t>
-      </w:r>
-      <w:r>
-        <w:t xml:space="preserve">Consequently, to diagnose the potential bias arising from these </w:t>
+        <w:t xml:space="preserve">deChaisemartin2023survey}. This assumption may be violated if treatment effects vary based on UPZs’ characteristics or if the impact of an OXXO opening on crime evolves as the store becomes established in the area. Consequently, to diagnose the potential bias arising from these </w:t>
       </w:r>
       <w:r>
         <w:lastRenderedPageBreak/>
@@ -4463,19 +4019,7 @@
         <w:t xml:space="preserve"> </w:t>
       </w:r>
       <w:r>
-        <w:t>employ</w:t>
-      </w:r>
-      <w:r>
-        <w:t xml:space="preserve"> </w:t>
-      </w:r>
-      <w:r>
-        <w:t>the Goodman-Bacon</w:t>
-      </w:r>
-      <w:r>
-        <w:t xml:space="preserve"> </w:t>
-      </w:r>
-      <w:r>
-        <w:t>decomposition</w:t>
+        <w:t>employ the Goodman-Bacon decomposition</w:t>
       </w:r>
       <w:r>
         <w:rPr>
@@ -4515,10 +4059,7 @@
         <w:t xml:space="preserve">they indicate that </w:t>
       </w:r>
       <w:r>
-        <w:t>the </w:t>
-      </w:r>
-      <w:r>
-        <w:t xml:space="preserve">estimator </w:t>
+        <w:t xml:space="preserve">the estimator </w:t>
       </w:r>
       <w:r>
         <w:t>may be</w:t>
@@ -4536,10 +4077,7 @@
         <w:t xml:space="preserve"> </w:t>
       </w:r>
       <w:r>
-        <w:t>\parencite{GoodmanBacon2021}</w:t>
-      </w:r>
-      <w:r>
-        <w:t>.\\</w:t>
+        <w:t>\parencite{GoodmanBacon2021}.\\</w:t>
       </w:r>
     </w:p>
     <w:p>
@@ -4554,16 +4092,7 @@
         <w:jc w:val="both"/>
       </w:pPr>
       <w:r>
-        <w:t xml:space="preserve">Parallel trends is the other condition to guarantee an unbiased ATT, </w:t>
-      </w:r>
-      <w:r>
-        <w:t>as it ensures that, in the absence of treatment, the average outcomes of the treated and control groups would have followed the same trajectory over time</w:t>
-      </w:r>
-      <w:r>
-        <w:t xml:space="preserve">. </w:t>
-      </w:r>
-      <w:r>
-        <w:t>To evaluate the validity of this assumption, I implement an Event Study design. </w:t>
+        <w:t>Parallel trends is the other condition to guarantee an unbiased ATT, as it ensures that, in the absence of treatment, the average outcomes of the treated and control groups would have followed the same trajectory over time. To evaluate the validity of this assumption, I implement an Event Study design. </w:t>
       </w:r>
       <w:r>
         <w:t xml:space="preserve">This model requires </w:t>
@@ -4659,13 +4188,7 @@
         <w:spacing w:line="360" w:lineRule="auto"/>
       </w:pPr>
       <w:r>
-        <w:t xml:space="preserve">Equation </w:t>
-      </w:r>
-      <w:r>
-        <w:t>\eqref{eq:eventstudy}</w:t>
-      </w:r>
-      <w:r>
-        <w:t>allows</w:t>
+        <w:t>Equation \eqref{eq:eventstudy}allows</w:t>
       </w:r>
       <w:r>
         <w:t xml:space="preserve"> to analyze the significance of the coeficients  $\gamma^{lead}_k$  and suggests the existence of parallel trends before the arrival of OXXO. Additionally, the coefficients $\gamma^{lag}_k$ reflect the </w:t>
@@ -4696,10 +4219,7 @@
         <w:t xml:space="preserve">the Callaway \&amp; Sant’Anna (CS) </w:t>
       </w:r>
       <w:r>
-        <w:t xml:space="preserve">model. </w:t>
-      </w:r>
-      <w:r>
-        <w:t xml:space="preserve">This approach accounts for treatment effect heterogeneity by estimating ATTs by cohort and </w:t>
+        <w:t xml:space="preserve">model. This approach accounts for treatment effect heterogeneity by estimating ATTs by cohort and </w:t>
       </w:r>
       <w:r>
         <w:lastRenderedPageBreak/>
@@ -4775,34 +4295,7 @@
         <w:spacing w:line="360" w:lineRule="auto"/>
       </w:pPr>
       <w:r>
-        <w:t xml:space="preserve">Where $t$ is a particular time period, $ </w:t>
-      </w:r>
-      <w:r>
-        <w:t>G_g</w:t>
-      </w:r>
-      <w:r>
-        <w:t xml:space="preserve">$ </w:t>
-      </w:r>
-      <w:r>
-        <w:t>Gis a binary indicator for whether an observation belongs to cohort </w:t>
-      </w:r>
-      <w:r>
-        <w:t>$</w:t>
-      </w:r>
-      <w:r>
-        <w:t>g</w:t>
-      </w:r>
-      <w:r>
-        <w:t xml:space="preserve">$, $ </w:t>
-      </w:r>
-      <w:r>
-        <w:t>D_t</w:t>
-      </w:r>
-      <w:r>
-        <w:t xml:space="preserve"> $ </w:t>
-      </w:r>
-      <w:r>
-        <w:t>treatment status at time t</w:t>
+        <w:t>Where $t$ is a particular time period, $ G_g$ Gis a binary indicator for whether an observation belongs to cohort $g$, $ D_t $ treatment status at time t</w:t>
       </w:r>
       <w:r>
         <w:t xml:space="preserve">, and </w:t>
@@ -4814,25 +4307,13 @@
         <w:t>$(1 - D_t)$</w:t>
       </w:r>
       <w:r>
-        <w:t>identifies observations that have not yet been treated, serving as the control group</w:t>
-      </w:r>
-      <w:r>
-        <w:t xml:space="preserve">. </w:t>
+        <w:t xml:space="preserve">identifies observations that have not yet been treated, serving as the control group. </w:t>
       </w:r>
       <w:r>
         <w:t xml:space="preserve">Additionally, the approach I chose uses </w:t>
       </w:r>
       <w:r>
-        <w:t>Inverse Probability Weighting (IPW) to assign greater weight to control observations that more closely resemble the treated cohort</w:t>
-      </w:r>
-      <w:r>
-        <w:t xml:space="preserve"> </w:t>
-      </w:r>
-      <w:r>
-        <w:t>$G_g$</w:t>
-      </w:r>
-      <w:r>
-        <w:t xml:space="preserve">. </w:t>
+        <w:t xml:space="preserve">Inverse Probability Weighting (IPW) to assign greater weight to control observations that more closely resemble the treated cohort $G_g$. </w:t>
       </w:r>
     </w:p>
     <w:p>
@@ -5032,6 +4513,7 @@
         <w:spacing w:line="360" w:lineRule="auto"/>
       </w:pPr>
     </w:p>
+    <w:p/>
     <w:sectPr>
       <w:pgSz w:w="12240" w:h="15840"/>
       <w:pgMar w:top="1440" w:right="1440" w:bottom="1440" w:left="1440" w:header="708" w:footer="708" w:gutter="0"/>
@@ -5103,9 +4585,9 @@
 
 <file path=word/commentsExtended.xml><?xml version="1.0" encoding="utf-8"?>
 <w15:commentsEx xmlns:wpc="http://schemas.microsoft.com/office/word/2010/wordprocessingCanvas" xmlns:cx="http://schemas.microsoft.com/office/drawing/2014/chartex" xmlns:cx1="http://schemas.microsoft.com/office/drawing/2015/9/8/chartex" xmlns:cx2="http://schemas.microsoft.com/office/drawing/2015/10/21/chartex" xmlns:cx3="http://schemas.microsoft.com/office/drawing/2016/5/9/chartex" xmlns:cx4="http://schemas.microsoft.com/office/drawing/2016/5/10/chartex" xmlns:cx5="http://schemas.microsoft.com/office/drawing/2016/5/11/chartex" xmlns:cx6="http://schemas.microsoft.com/office/drawing/2016/5/12/chartex" xmlns:cx7="http://schemas.microsoft.com/office/drawing/2016/5/13/chartex" xmlns:cx8="http://schemas.microsoft.com/office/drawing/2016/5/14/chartex" xmlns:mc="http://schemas.openxmlformats.org/markup-compatibility/2006" xmlns:aink="http://schemas.microsoft.com/office/drawing/2016/ink" xmlns:am3d="http://schemas.microsoft.com/office/drawing/2017/model3d" xmlns:o="urn:schemas-microsoft-com:office:office" xmlns:oel="http://schemas.microsoft.com/office/2019/extlst" xmlns:r="http://schemas.openxmlformats.org/officeDocument/2006/relationships" xmlns:m="http://schemas.openxmlformats.org/officeDocument/2006/math" xmlns:v="urn:schemas-microsoft-com:vml" xmlns:wp14="http://schemas.microsoft.com/office/word/2010/wordprocessingDrawing" xmlns:wp="http://schemas.openxmlformats.org/drawingml/2006/wordprocessingDrawing" xmlns:w10="urn:schemas-microsoft-com:office:word" xmlns:w="http://schemas.openxmlformats.org/wordprocessingml/2006/main" xmlns:w14="http://schemas.microsoft.com/office/word/2010/wordml" xmlns:w15="http://schemas.microsoft.com/office/word/2012/wordml" xmlns:w16cex="http://schemas.microsoft.com/office/word/2018/wordml/cex" xmlns:w16cid="http://schemas.microsoft.com/office/word/2016/wordml/cid" xmlns:w16="http://schemas.microsoft.com/office/word/2018/wordml" xmlns:w16du="http://schemas.microsoft.com/office/word/2023/wordml/word16du" xmlns:w16sdtdh="http://schemas.microsoft.com/office/word/2020/wordml/sdtdatahash" xmlns:w16sdtfl="http://schemas.microsoft.com/office/word/2024/wordml/sdtformatlock" xmlns:w16se="http://schemas.microsoft.com/office/word/2015/wordml/symex" xmlns:wpg="http://schemas.microsoft.com/office/word/2010/wordprocessingGroup" xmlns:wpi="http://schemas.microsoft.com/office/word/2010/wordprocessingInk" xmlns:wne="http://schemas.microsoft.com/office/word/2006/wordml" xmlns:wps="http://schemas.microsoft.com/office/word/2010/wordprocessingShape" mc:Ignorable="w14 w15 w16se w16cid w16 w16cex w16sdtdh w16sdtfl w16du wp14">
-  <w15:commentEx w15:paraId="3692CB95" w15:done="0"/>
-  <w15:commentEx w15:paraId="117D2979" w15:done="0"/>
-  <w15:commentEx w15:paraId="51E79C26" w15:done="0"/>
+  <w15:commentEx w15:paraId="25DF84EF" w15:done="0"/>
+  <w15:commentEx w15:paraId="0AFB8D5C" w15:done="0"/>
+  <w15:commentEx w15:paraId="6F6AAF4D" w15:done="0"/>
 </w15:commentsEx>
 </file>
 
@@ -5119,9 +4601,9 @@
 
 <file path=word/commentsIds.xml><?xml version="1.0" encoding="utf-8"?>
 <w16cid:commentsIds xmlns:wpc="http://schemas.microsoft.com/office/word/2010/wordprocessingCanvas" xmlns:cx="http://schemas.microsoft.com/office/drawing/2014/chartex" xmlns:cx1="http://schemas.microsoft.com/office/drawing/2015/9/8/chartex" xmlns:cx2="http://schemas.microsoft.com/office/drawing/2015/10/21/chartex" xmlns:cx3="http://schemas.microsoft.com/office/drawing/2016/5/9/chartex" xmlns:cx4="http://schemas.microsoft.com/office/drawing/2016/5/10/chartex" xmlns:cx5="http://schemas.microsoft.com/office/drawing/2016/5/11/chartex" xmlns:cx6="http://schemas.microsoft.com/office/drawing/2016/5/12/chartex" xmlns:cx7="http://schemas.microsoft.com/office/drawing/2016/5/13/chartex" xmlns:cx8="http://schemas.microsoft.com/office/drawing/2016/5/14/chartex" xmlns:mc="http://schemas.openxmlformats.org/markup-compatibility/2006" xmlns:aink="http://schemas.microsoft.com/office/drawing/2016/ink" xmlns:am3d="http://schemas.microsoft.com/office/drawing/2017/model3d" xmlns:o="urn:schemas-microsoft-com:office:office" xmlns:oel="http://schemas.microsoft.com/office/2019/extlst" xmlns:r="http://schemas.openxmlformats.org/officeDocument/2006/relationships" xmlns:m="http://schemas.openxmlformats.org/officeDocument/2006/math" xmlns:v="urn:schemas-microsoft-com:vml" xmlns:wp14="http://schemas.microsoft.com/office/word/2010/wordprocessingDrawing" xmlns:wp="http://schemas.openxmlformats.org/drawingml/2006/wordprocessingDrawing" xmlns:w10="urn:schemas-microsoft-com:office:word" xmlns:w="http://schemas.openxmlformats.org/wordprocessingml/2006/main" xmlns:w14="http://schemas.microsoft.com/office/word/2010/wordml" xmlns:w15="http://schemas.microsoft.com/office/word/2012/wordml" xmlns:w16cex="http://schemas.microsoft.com/office/word/2018/wordml/cex" xmlns:w16cid="http://schemas.microsoft.com/office/word/2016/wordml/cid" xmlns:w16="http://schemas.microsoft.com/office/word/2018/wordml" xmlns:w16du="http://schemas.microsoft.com/office/word/2023/wordml/word16du" xmlns:w16sdtdh="http://schemas.microsoft.com/office/word/2020/wordml/sdtdatahash" xmlns:w16sdtfl="http://schemas.microsoft.com/office/word/2024/wordml/sdtformatlock" xmlns:w16se="http://schemas.microsoft.com/office/word/2015/wordml/symex" xmlns:wpg="http://schemas.microsoft.com/office/word/2010/wordprocessingGroup" xmlns:wpi="http://schemas.microsoft.com/office/word/2010/wordprocessingInk" xmlns:wne="http://schemas.microsoft.com/office/word/2006/wordml" xmlns:wps="http://schemas.microsoft.com/office/word/2010/wordprocessingShape" mc:Ignorable="w14 w15 w16se w16cid w16 w16cex w16sdtdh w16sdtfl w16du wp14">
-  <w16cid:commentId w16cid:paraId="3692CB95" w16cid:durableId="041686C9"/>
-  <w16cid:commentId w16cid:paraId="117D2979" w16cid:durableId="0C4B000B"/>
-  <w16cid:commentId w16cid:paraId="51E79C26" w16cid:durableId="4752DA78"/>
+  <w16cid:commentId w16cid:paraId="25DF84EF" w16cid:durableId="041686C9"/>
+  <w16cid:commentId w16cid:paraId="0AFB8D5C" w16cid:durableId="0C4B000B"/>
+  <w16cid:commentId w16cid:paraId="6F6AAF4D" w16cid:durableId="4752DA78"/>
 </w16cid:commentsIds>
 </file>
 
@@ -8636,6 +8118,7 @@
   <w:style w:type="character" w:default="1" w:styleId="DefaultParagraphFont">
     <w:name w:val="Default Paragraph Font"/>
     <w:uiPriority w:val="1"/>
+    <w:semiHidden/>
     <w:unhideWhenUsed/>
   </w:style>
   <w:style w:type="table" w:default="1" w:styleId="TableNormal">

--- a/doc/written_part.docx
+++ b/doc/written_part.docx
@@ -5,6 +5,7 @@
     <w:p>
       <w:pPr>
         <w:spacing w:line="360" w:lineRule="auto"/>
+        <w:jc w:val="both"/>
         <w:rPr>
           <w:lang w:val="es-ES_tradnl"/>
         </w:rPr>
@@ -13,6 +14,7 @@
     <w:p>
       <w:pPr>
         <w:spacing w:line="360" w:lineRule="auto"/>
+        <w:jc w:val="both"/>
         <w:rPr>
           <w:lang w:val="es-ES_tradnl"/>
         </w:rPr>
@@ -21,6 +23,7 @@
     <w:p>
       <w:pPr>
         <w:spacing w:line="360" w:lineRule="auto"/>
+        <w:jc w:val="both"/>
         <w:rPr>
           <w:b/>
           <w:bCs/>
@@ -72,6 +75,7 @@
           <w:numId w:val="2"/>
         </w:numPr>
         <w:spacing w:line="360" w:lineRule="auto"/>
+        <w:jc w:val="both"/>
         <w:rPr>
           <w:lang w:val="en-US"/>
         </w:rPr>
@@ -91,6 +95,7 @@
           <w:numId w:val="2"/>
         </w:numPr>
         <w:spacing w:line="360" w:lineRule="auto"/>
+        <w:jc w:val="both"/>
         <w:rPr>
           <w:lang w:val="en-US"/>
         </w:rPr>
@@ -110,6 +115,7 @@
           <w:numId w:val="2"/>
         </w:numPr>
         <w:spacing w:line="360" w:lineRule="auto"/>
+        <w:jc w:val="both"/>
         <w:rPr>
           <w:lang w:val="en-US"/>
         </w:rPr>
@@ -121,6 +127,7 @@
     <w:p>
       <w:pPr>
         <w:spacing w:line="360" w:lineRule="auto"/>
+        <w:jc w:val="both"/>
       </w:pPr>
       <w:r>
         <w:t>Do proximity retail chains influence urban safety? Evaluating the impact of OXXO expansions on criminal activity across Bogotá’s UPZs using a quarterly panel approach.</w:t>
@@ -129,6 +136,7 @@
     <w:p>
       <w:pPr>
         <w:spacing w:line="360" w:lineRule="auto"/>
+        <w:jc w:val="both"/>
         <w:rPr>
           <w:lang w:val="en-US"/>
         </w:rPr>
@@ -140,6 +148,7 @@
     <w:p>
       <w:pPr>
         <w:spacing w:line="360" w:lineRule="auto"/>
+        <w:jc w:val="both"/>
         <w:rPr>
           <w:lang w:val="en-US"/>
         </w:rPr>
@@ -154,6 +163,7 @@
     <w:p>
       <w:pPr>
         <w:spacing w:line="360" w:lineRule="auto"/>
+        <w:jc w:val="both"/>
         <w:rPr>
           <w:lang w:val="en-US"/>
         </w:rPr>
@@ -192,6 +202,7 @@
     <w:p>
       <w:pPr>
         <w:spacing w:line="360" w:lineRule="auto"/>
+        <w:jc w:val="both"/>
         <w:rPr>
           <w:b/>
           <w:bCs/>
@@ -210,6 +221,7 @@
     <w:p>
       <w:pPr>
         <w:spacing w:line="360" w:lineRule="auto"/>
+        <w:jc w:val="both"/>
         <w:rPr>
           <w:lang w:val="en-US"/>
         </w:rPr>
@@ -224,126 +236,142 @@
     <w:p>
       <w:pPr>
         <w:spacing w:line="360" w:lineRule="auto"/>
-        <w:rPr>
-          <w:lang w:val="en-US"/>
-        </w:rPr>
-      </w:pPr>
-    </w:p>
-    <w:p>
-      <w:pPr>
-        <w:spacing w:line="360" w:lineRule="auto"/>
-        <w:rPr>
-          <w:lang w:val="en-US"/>
-        </w:rPr>
-      </w:pPr>
-    </w:p>
-    <w:p>
-      <w:pPr>
-        <w:spacing w:line="360" w:lineRule="auto"/>
-        <w:rPr>
-          <w:lang w:val="en-US"/>
-        </w:rPr>
-      </w:pPr>
-    </w:p>
-    <w:p>
-      <w:pPr>
-        <w:spacing w:line="360" w:lineRule="auto"/>
-        <w:rPr>
-          <w:lang w:val="en-US"/>
-        </w:rPr>
-      </w:pPr>
-    </w:p>
-    <w:p>
-      <w:pPr>
-        <w:spacing w:line="360" w:lineRule="auto"/>
-        <w:rPr>
-          <w:lang w:val="en-US"/>
-        </w:rPr>
-      </w:pPr>
-    </w:p>
-    <w:p>
-      <w:pPr>
-        <w:spacing w:line="360" w:lineRule="auto"/>
-        <w:rPr>
-          <w:lang w:val="en-US"/>
-        </w:rPr>
-      </w:pPr>
-    </w:p>
-    <w:p>
-      <w:pPr>
-        <w:spacing w:line="360" w:lineRule="auto"/>
-        <w:rPr>
-          <w:lang w:val="en-US"/>
-        </w:rPr>
-      </w:pPr>
-    </w:p>
-    <w:p>
-      <w:pPr>
-        <w:spacing w:line="360" w:lineRule="auto"/>
-        <w:rPr>
-          <w:lang w:val="en-US"/>
-        </w:rPr>
-      </w:pPr>
-    </w:p>
-    <w:p>
-      <w:pPr>
-        <w:spacing w:line="360" w:lineRule="auto"/>
-        <w:rPr>
-          <w:lang w:val="en-US"/>
-        </w:rPr>
-      </w:pPr>
-    </w:p>
-    <w:p>
-      <w:pPr>
-        <w:spacing w:line="360" w:lineRule="auto"/>
-        <w:rPr>
-          <w:lang w:val="en-US"/>
-        </w:rPr>
-      </w:pPr>
-    </w:p>
-    <w:p>
-      <w:pPr>
-        <w:spacing w:line="360" w:lineRule="auto"/>
-        <w:rPr>
-          <w:lang w:val="en-US"/>
-        </w:rPr>
-      </w:pPr>
-    </w:p>
-    <w:p>
-      <w:pPr>
-        <w:spacing w:line="360" w:lineRule="auto"/>
-        <w:rPr>
-          <w:lang w:val="en-US"/>
-        </w:rPr>
-      </w:pPr>
-    </w:p>
-    <w:p>
-      <w:pPr>
-        <w:spacing w:line="360" w:lineRule="auto"/>
-        <w:rPr>
-          <w:lang w:val="en-US"/>
-        </w:rPr>
-      </w:pPr>
-    </w:p>
-    <w:p>
-      <w:pPr>
-        <w:spacing w:line="360" w:lineRule="auto"/>
-        <w:rPr>
-          <w:lang w:val="en-US"/>
-        </w:rPr>
-      </w:pPr>
-    </w:p>
-    <w:p>
-      <w:pPr>
-        <w:spacing w:line="360" w:lineRule="auto"/>
-        <w:rPr>
-          <w:lang w:val="en-US"/>
-        </w:rPr>
-      </w:pPr>
-    </w:p>
-    <w:p>
-      <w:pPr>
-        <w:spacing w:line="360" w:lineRule="auto"/>
+        <w:jc w:val="both"/>
+        <w:rPr>
+          <w:lang w:val="en-US"/>
+        </w:rPr>
+      </w:pPr>
+    </w:p>
+    <w:p>
+      <w:pPr>
+        <w:spacing w:line="360" w:lineRule="auto"/>
+        <w:jc w:val="both"/>
+        <w:rPr>
+          <w:lang w:val="en-US"/>
+        </w:rPr>
+      </w:pPr>
+    </w:p>
+    <w:p>
+      <w:pPr>
+        <w:spacing w:line="360" w:lineRule="auto"/>
+        <w:jc w:val="both"/>
+        <w:rPr>
+          <w:lang w:val="en-US"/>
+        </w:rPr>
+      </w:pPr>
+    </w:p>
+    <w:p>
+      <w:pPr>
+        <w:spacing w:line="360" w:lineRule="auto"/>
+        <w:jc w:val="both"/>
+        <w:rPr>
+          <w:lang w:val="en-US"/>
+        </w:rPr>
+      </w:pPr>
+    </w:p>
+    <w:p>
+      <w:pPr>
+        <w:spacing w:line="360" w:lineRule="auto"/>
+        <w:jc w:val="both"/>
+        <w:rPr>
+          <w:lang w:val="en-US"/>
+        </w:rPr>
+      </w:pPr>
+    </w:p>
+    <w:p>
+      <w:pPr>
+        <w:spacing w:line="360" w:lineRule="auto"/>
+        <w:jc w:val="both"/>
+        <w:rPr>
+          <w:lang w:val="en-US"/>
+        </w:rPr>
+      </w:pPr>
+    </w:p>
+    <w:p>
+      <w:pPr>
+        <w:spacing w:line="360" w:lineRule="auto"/>
+        <w:jc w:val="both"/>
+        <w:rPr>
+          <w:lang w:val="en-US"/>
+        </w:rPr>
+      </w:pPr>
+    </w:p>
+    <w:p>
+      <w:pPr>
+        <w:spacing w:line="360" w:lineRule="auto"/>
+        <w:jc w:val="both"/>
+        <w:rPr>
+          <w:lang w:val="en-US"/>
+        </w:rPr>
+      </w:pPr>
+    </w:p>
+    <w:p>
+      <w:pPr>
+        <w:spacing w:line="360" w:lineRule="auto"/>
+        <w:jc w:val="both"/>
+        <w:rPr>
+          <w:lang w:val="en-US"/>
+        </w:rPr>
+      </w:pPr>
+    </w:p>
+    <w:p>
+      <w:pPr>
+        <w:spacing w:line="360" w:lineRule="auto"/>
+        <w:jc w:val="both"/>
+        <w:rPr>
+          <w:lang w:val="en-US"/>
+        </w:rPr>
+      </w:pPr>
+    </w:p>
+    <w:p>
+      <w:pPr>
+        <w:spacing w:line="360" w:lineRule="auto"/>
+        <w:jc w:val="both"/>
+        <w:rPr>
+          <w:lang w:val="en-US"/>
+        </w:rPr>
+      </w:pPr>
+    </w:p>
+    <w:p>
+      <w:pPr>
+        <w:spacing w:line="360" w:lineRule="auto"/>
+        <w:jc w:val="both"/>
+        <w:rPr>
+          <w:lang w:val="en-US"/>
+        </w:rPr>
+      </w:pPr>
+    </w:p>
+    <w:p>
+      <w:pPr>
+        <w:spacing w:line="360" w:lineRule="auto"/>
+        <w:jc w:val="both"/>
+        <w:rPr>
+          <w:lang w:val="en-US"/>
+        </w:rPr>
+      </w:pPr>
+    </w:p>
+    <w:p>
+      <w:pPr>
+        <w:spacing w:line="360" w:lineRule="auto"/>
+        <w:jc w:val="both"/>
+        <w:rPr>
+          <w:lang w:val="en-US"/>
+        </w:rPr>
+      </w:pPr>
+    </w:p>
+    <w:p>
+      <w:pPr>
+        <w:spacing w:line="360" w:lineRule="auto"/>
+        <w:jc w:val="both"/>
+        <w:rPr>
+          <w:lang w:val="en-US"/>
+        </w:rPr>
+      </w:pPr>
+    </w:p>
+    <w:p>
+      <w:pPr>
+        <w:spacing w:line="360" w:lineRule="auto"/>
+        <w:jc w:val="both"/>
         <w:rPr>
           <w:b/>
           <w:bCs/>
@@ -668,10 +696,38 @@
       </w:r>
       <w:r>
         <w:rPr>
+          <w:lang w:val="en-US"/>
+        </w:rPr>
+        <w:t>\</w:t>
+      </w:r>
+      <w:proofErr w:type="gramStart"/>
+      <w:r>
+        <w:rPr>
+          <w:lang w:val="en-US"/>
+        </w:rPr>
+        <w:t>hl{</w:t>
+      </w:r>
+      <w:proofErr w:type="gramEnd"/>
+      <w:r>
+        <w:rPr>
           <w:highlight w:val="red"/>
           <w:lang w:val="en-US"/>
         </w:rPr>
-        <w:t>(),</w:t>
+        <w:t>()</w:t>
+      </w:r>
+      <w:r>
+        <w:rPr>
+          <w:highlight w:val="red"/>
+          <w:lang w:val="en-US"/>
+        </w:rPr>
+        <w:t>}</w:t>
+      </w:r>
+      <w:r>
+        <w:rPr>
+          <w:highlight w:val="red"/>
+          <w:lang w:val="en-US"/>
+        </w:rPr>
+        <w:t>,</w:t>
       </w:r>
       <w:r>
         <w:rPr>
@@ -683,15 +739,7 @@
         <w:t xml:space="preserve">high volumes of personal theft and a rising public perception of insecurity continue to affect the daily lives of its citizens </w:t>
       </w:r>
       <w:r>
-        <w:t>\</w:t>
-      </w:r>
-      <w:proofErr w:type="gramStart"/>
-      <w:r>
-        <w:t>parencite{</w:t>
-      </w:r>
-      <w:proofErr w:type="gramEnd"/>
-      <w:r>
-        <w:t>CCB2026</w:t>
+        <w:t>\parencite{CCB2026</w:t>
       </w:r>
       <w:r>
         <w:t xml:space="preserve">}. </w:t>
@@ -828,166 +876,187 @@
     <w:p>
       <w:pPr>
         <w:spacing w:line="360" w:lineRule="auto"/>
-        <w:rPr>
-          <w:lang w:val="en-US"/>
-        </w:rPr>
-      </w:pPr>
-    </w:p>
-    <w:p>
-      <w:pPr>
-        <w:spacing w:line="360" w:lineRule="auto"/>
-        <w:rPr>
-          <w:lang w:val="en-US"/>
-        </w:rPr>
-      </w:pPr>
-    </w:p>
-    <w:p>
-      <w:pPr>
-        <w:spacing w:line="360" w:lineRule="auto"/>
-        <w:rPr>
-          <w:lang w:val="en-US"/>
-        </w:rPr>
-      </w:pPr>
-    </w:p>
-    <w:p>
-      <w:pPr>
-        <w:spacing w:line="360" w:lineRule="auto"/>
-        <w:rPr>
-          <w:lang w:val="en-US"/>
-        </w:rPr>
-      </w:pPr>
-    </w:p>
-    <w:p>
-      <w:pPr>
-        <w:spacing w:line="360" w:lineRule="auto"/>
-        <w:rPr>
-          <w:lang w:val="en-US"/>
-        </w:rPr>
-      </w:pPr>
-    </w:p>
-    <w:p>
-      <w:pPr>
-        <w:spacing w:line="360" w:lineRule="auto"/>
-        <w:rPr>
-          <w:lang w:val="en-US"/>
-        </w:rPr>
-      </w:pPr>
-    </w:p>
-    <w:p>
-      <w:pPr>
-        <w:spacing w:line="360" w:lineRule="auto"/>
-        <w:rPr>
-          <w:lang w:val="en-US"/>
-        </w:rPr>
-      </w:pPr>
-    </w:p>
-    <w:p>
-      <w:pPr>
-        <w:spacing w:line="360" w:lineRule="auto"/>
-        <w:rPr>
-          <w:lang w:val="en-US"/>
-        </w:rPr>
-      </w:pPr>
-    </w:p>
-    <w:p>
-      <w:pPr>
-        <w:spacing w:line="360" w:lineRule="auto"/>
-        <w:rPr>
-          <w:lang w:val="en-US"/>
-        </w:rPr>
-      </w:pPr>
-    </w:p>
-    <w:p>
-      <w:pPr>
-        <w:spacing w:line="360" w:lineRule="auto"/>
-        <w:rPr>
-          <w:lang w:val="en-US"/>
-        </w:rPr>
-      </w:pPr>
-    </w:p>
-    <w:p>
-      <w:pPr>
-        <w:spacing w:line="360" w:lineRule="auto"/>
-        <w:rPr>
-          <w:lang w:val="en-US"/>
-        </w:rPr>
-      </w:pPr>
-    </w:p>
-    <w:p>
-      <w:pPr>
-        <w:spacing w:line="360" w:lineRule="auto"/>
-        <w:rPr>
-          <w:lang w:val="en-US"/>
-        </w:rPr>
-      </w:pPr>
-    </w:p>
-    <w:p>
-      <w:pPr>
-        <w:spacing w:line="360" w:lineRule="auto"/>
-        <w:rPr>
-          <w:lang w:val="en-US"/>
-        </w:rPr>
-      </w:pPr>
-    </w:p>
-    <w:p>
-      <w:pPr>
-        <w:spacing w:line="360" w:lineRule="auto"/>
-        <w:rPr>
-          <w:lang w:val="en-US"/>
-        </w:rPr>
-      </w:pPr>
-    </w:p>
-    <w:p>
-      <w:pPr>
-        <w:spacing w:line="360" w:lineRule="auto"/>
-        <w:rPr>
-          <w:lang w:val="en-US"/>
-        </w:rPr>
-      </w:pPr>
-    </w:p>
-    <w:p>
-      <w:pPr>
-        <w:spacing w:line="360" w:lineRule="auto"/>
-        <w:rPr>
-          <w:lang w:val="en-US"/>
-        </w:rPr>
-      </w:pPr>
-    </w:p>
-    <w:p>
-      <w:pPr>
-        <w:spacing w:line="360" w:lineRule="auto"/>
-        <w:rPr>
-          <w:lang w:val="en-US"/>
-        </w:rPr>
-      </w:pPr>
-    </w:p>
-    <w:p>
-      <w:pPr>
-        <w:spacing w:line="360" w:lineRule="auto"/>
-        <w:rPr>
-          <w:lang w:val="en-US"/>
-        </w:rPr>
-      </w:pPr>
-    </w:p>
-    <w:p>
-      <w:pPr>
-        <w:spacing w:line="360" w:lineRule="auto"/>
-        <w:rPr>
-          <w:lang w:val="en-US"/>
-        </w:rPr>
-      </w:pPr>
-    </w:p>
-    <w:p>
-      <w:pPr>
-        <w:spacing w:line="360" w:lineRule="auto"/>
-        <w:rPr>
-          <w:lang w:val="en-US"/>
-        </w:rPr>
-      </w:pPr>
-    </w:p>
-    <w:p>
-      <w:pPr>
-        <w:spacing w:line="360" w:lineRule="auto"/>
+        <w:jc w:val="both"/>
+        <w:rPr>
+          <w:lang w:val="en-US"/>
+        </w:rPr>
+      </w:pPr>
+    </w:p>
+    <w:p>
+      <w:pPr>
+        <w:spacing w:line="360" w:lineRule="auto"/>
+        <w:jc w:val="both"/>
+        <w:rPr>
+          <w:lang w:val="en-US"/>
+        </w:rPr>
+      </w:pPr>
+    </w:p>
+    <w:p>
+      <w:pPr>
+        <w:spacing w:line="360" w:lineRule="auto"/>
+        <w:jc w:val="both"/>
+        <w:rPr>
+          <w:lang w:val="en-US"/>
+        </w:rPr>
+      </w:pPr>
+    </w:p>
+    <w:p>
+      <w:pPr>
+        <w:spacing w:line="360" w:lineRule="auto"/>
+        <w:jc w:val="both"/>
+        <w:rPr>
+          <w:lang w:val="en-US"/>
+        </w:rPr>
+      </w:pPr>
+    </w:p>
+    <w:p>
+      <w:pPr>
+        <w:spacing w:line="360" w:lineRule="auto"/>
+        <w:jc w:val="both"/>
+        <w:rPr>
+          <w:lang w:val="en-US"/>
+        </w:rPr>
+      </w:pPr>
+    </w:p>
+    <w:p>
+      <w:pPr>
+        <w:spacing w:line="360" w:lineRule="auto"/>
+        <w:jc w:val="both"/>
+        <w:rPr>
+          <w:lang w:val="en-US"/>
+        </w:rPr>
+      </w:pPr>
+    </w:p>
+    <w:p>
+      <w:pPr>
+        <w:spacing w:line="360" w:lineRule="auto"/>
+        <w:jc w:val="both"/>
+        <w:rPr>
+          <w:lang w:val="en-US"/>
+        </w:rPr>
+      </w:pPr>
+    </w:p>
+    <w:p>
+      <w:pPr>
+        <w:spacing w:line="360" w:lineRule="auto"/>
+        <w:jc w:val="both"/>
+        <w:rPr>
+          <w:lang w:val="en-US"/>
+        </w:rPr>
+      </w:pPr>
+    </w:p>
+    <w:p>
+      <w:pPr>
+        <w:spacing w:line="360" w:lineRule="auto"/>
+        <w:jc w:val="both"/>
+        <w:rPr>
+          <w:lang w:val="en-US"/>
+        </w:rPr>
+      </w:pPr>
+    </w:p>
+    <w:p>
+      <w:pPr>
+        <w:spacing w:line="360" w:lineRule="auto"/>
+        <w:jc w:val="both"/>
+        <w:rPr>
+          <w:lang w:val="en-US"/>
+        </w:rPr>
+      </w:pPr>
+    </w:p>
+    <w:p>
+      <w:pPr>
+        <w:spacing w:line="360" w:lineRule="auto"/>
+        <w:jc w:val="both"/>
+        <w:rPr>
+          <w:lang w:val="en-US"/>
+        </w:rPr>
+      </w:pPr>
+    </w:p>
+    <w:p>
+      <w:pPr>
+        <w:spacing w:line="360" w:lineRule="auto"/>
+        <w:jc w:val="both"/>
+        <w:rPr>
+          <w:lang w:val="en-US"/>
+        </w:rPr>
+      </w:pPr>
+    </w:p>
+    <w:p>
+      <w:pPr>
+        <w:spacing w:line="360" w:lineRule="auto"/>
+        <w:jc w:val="both"/>
+        <w:rPr>
+          <w:lang w:val="en-US"/>
+        </w:rPr>
+      </w:pPr>
+    </w:p>
+    <w:p>
+      <w:pPr>
+        <w:spacing w:line="360" w:lineRule="auto"/>
+        <w:jc w:val="both"/>
+        <w:rPr>
+          <w:lang w:val="en-US"/>
+        </w:rPr>
+      </w:pPr>
+    </w:p>
+    <w:p>
+      <w:pPr>
+        <w:spacing w:line="360" w:lineRule="auto"/>
+        <w:jc w:val="both"/>
+        <w:rPr>
+          <w:lang w:val="en-US"/>
+        </w:rPr>
+      </w:pPr>
+    </w:p>
+    <w:p>
+      <w:pPr>
+        <w:spacing w:line="360" w:lineRule="auto"/>
+        <w:jc w:val="both"/>
+        <w:rPr>
+          <w:lang w:val="en-US"/>
+        </w:rPr>
+      </w:pPr>
+    </w:p>
+    <w:p>
+      <w:pPr>
+        <w:spacing w:line="360" w:lineRule="auto"/>
+        <w:jc w:val="both"/>
+        <w:rPr>
+          <w:lang w:val="en-US"/>
+        </w:rPr>
+      </w:pPr>
+    </w:p>
+    <w:p>
+      <w:pPr>
+        <w:spacing w:line="360" w:lineRule="auto"/>
+        <w:jc w:val="both"/>
+        <w:rPr>
+          <w:lang w:val="en-US"/>
+        </w:rPr>
+      </w:pPr>
+    </w:p>
+    <w:p>
+      <w:pPr>
+        <w:spacing w:line="360" w:lineRule="auto"/>
+        <w:jc w:val="both"/>
+        <w:rPr>
+          <w:lang w:val="en-US"/>
+        </w:rPr>
+      </w:pPr>
+    </w:p>
+    <w:p>
+      <w:pPr>
+        <w:spacing w:line="360" w:lineRule="auto"/>
+        <w:jc w:val="both"/>
+        <w:rPr>
+          <w:lang w:val="en-US"/>
+        </w:rPr>
+      </w:pPr>
+    </w:p>
+    <w:p>
+      <w:pPr>
+        <w:spacing w:line="360" w:lineRule="auto"/>
+        <w:jc w:val="both"/>
         <w:rPr>
           <w:b/>
           <w:bCs/>
@@ -1007,6 +1076,7 @@
     <w:p>
       <w:pPr>
         <w:spacing w:line="360" w:lineRule="auto"/>
+        <w:jc w:val="both"/>
         <w:rPr>
           <w:lang w:val="en-US"/>
         </w:rPr>
@@ -1052,10 +1122,63 @@
         <w:rPr>
           <w:lang w:val="en-US"/>
         </w:rPr>
-        <w:t xml:space="preserve"> the pandemic. In fact, in Bogota the number of establishments skyrocketed from 82 in 2020 to 384 in 2025. This represents an increment of over 368\% in only five years. </w:t>
-      </w:r>
-      <w:r>
-        <w:t>Figure~\ref{fig:EVOLUTION_OXXO} depicts its accelerated growth in Bogotá, as it shows the number of OXXO locations in the capital by year since its arrival. \\</w:t>
+        <w:t xml:space="preserve"> the pandemic</w:t>
+      </w:r>
+      <w:r>
+        <w:rPr>
+          <w:lang w:val="en-US"/>
+        </w:rPr>
+        <w:t xml:space="preserve"> </w:t>
+      </w:r>
+      <w:r>
+        <w:t>\</w:t>
+      </w:r>
+      <w:proofErr w:type="gramStart"/>
+      <w:r>
+        <w:t>parencite{</w:t>
+      </w:r>
+      <w:proofErr w:type="gramEnd"/>
+      <w:r>
+        <w:t>ElEconomista2026}</w:t>
+      </w:r>
+      <w:r>
+        <w:rPr>
+          <w:lang w:val="en-US"/>
+        </w:rPr>
+        <w:t>. In fact, in Bogota the number of establishments skyrocketed from 82 in 2020 to 384 in 2025</w:t>
+      </w:r>
+      <w:r>
+        <w:rPr>
+          <w:lang w:val="en-US"/>
+        </w:rPr>
+        <w:t>,</w:t>
+      </w:r>
+      <w:r>
+        <w:rPr>
+          <w:lang w:val="en-US"/>
+        </w:rPr>
+        <w:t xml:space="preserve"> </w:t>
+      </w:r>
+      <w:r>
+        <w:rPr>
+          <w:lang w:val="en-US"/>
+        </w:rPr>
+        <w:t>t</w:t>
+      </w:r>
+      <w:r>
+        <w:rPr>
+          <w:lang w:val="en-US"/>
+        </w:rPr>
+        <w:t xml:space="preserve">his represents an increment of over 368\% in only five years. </w:t>
+      </w:r>
+      <w:r>
+        <w:t xml:space="preserve">Figure~\ref{fig:EVOLUTION_OXXO} depicts </w:t>
+      </w:r>
+      <w:r>
+        <w:t>this</w:t>
+      </w:r>
+      <w:r>
+        <w:t xml:space="preserve"> accelerated growth in Bogotá, as it shows the number of OXXO locations in the capital by year since its arrival. \\</w:t>
       </w:r>
     </w:p>
     <w:p>
@@ -1063,15 +1186,141 @@
         <w:spacing w:line="360" w:lineRule="auto"/>
         <w:ind w:firstLine="720"/>
         <w:jc w:val="both"/>
-        <w:rPr>
-          <w:lang w:val="en-US"/>
-        </w:rPr>
-      </w:pPr>
-      <w:r>
-        <w:rPr>
-          <w:lang w:val="en-US"/>
-        </w:rPr>
-        <w:t xml:space="preserve">Show a graph </w:t>
+      </w:pPr>
+      <w:r>
+        <w:rPr>
+          <w:lang w:val="en-US"/>
+        </w:rPr>
+        <w:t xml:space="preserve">OXXO’s main objective is </w:t>
+      </w:r>
+      <w:r>
+        <w:rPr>
+          <w:lang w:val="en-US"/>
+        </w:rPr>
+        <w:t>“</w:t>
+      </w:r>
+      <w:r>
+        <w:rPr>
+          <w:lang w:val="en-US"/>
+        </w:rPr>
+        <w:t>to be part of people’s lifestyles by offering an ample variety of products and services that can be useful and practical for their daily lives</w:t>
+      </w:r>
+      <w:r>
+        <w:rPr>
+          <w:lang w:val="en-US"/>
+        </w:rPr>
+        <w:t>”</w:t>
+      </w:r>
+      <w:r>
+        <w:rPr>
+          <w:lang w:val="en-US"/>
+        </w:rPr>
+        <w:t xml:space="preserve"> \</w:t>
+      </w:r>
+      <w:proofErr w:type="spellStart"/>
+      <w:r>
+        <w:rPr>
+          <w:lang w:val="en-US"/>
+        </w:rPr>
+        <w:t>parencite</w:t>
+      </w:r>
+      <w:proofErr w:type="spellEnd"/>
+      <w:r>
+        <w:rPr>
+          <w:lang w:val="en-US"/>
+        </w:rPr>
+        <w:t>{</w:t>
+      </w:r>
+      <w:r>
+        <w:t>oxxo_quienes_somos</w:t>
+      </w:r>
+      <w:r>
+        <w:rPr>
+          <w:lang w:val="en-US"/>
+        </w:rPr>
+        <w:t>}. Another distinctive characteristic is that 95\% of its establishments function in a 24-hour format \</w:t>
+      </w:r>
+      <w:proofErr w:type="spellStart"/>
+      <w:r>
+        <w:rPr>
+          <w:lang w:val="en-US"/>
+        </w:rPr>
+        <w:t>parencite</w:t>
+      </w:r>
+      <w:proofErr w:type="spellEnd"/>
+      <w:r>
+        <w:rPr>
+          <w:lang w:val="en-US"/>
+        </w:rPr>
+        <w:t>{</w:t>
+      </w:r>
+      <w:r>
+        <w:t>oxxo_faqs</w:t>
+      </w:r>
+      <w:r>
+        <w:rPr>
+          <w:lang w:val="en-US"/>
+        </w:rPr>
+        <w:t xml:space="preserve">}, </w:t>
+      </w:r>
+      <w:r>
+        <w:t>providing a competitive advantage by being</w:t>
+      </w:r>
+      <w:r>
+        <w:rPr>
+          <w:rFonts w:eastAsiaTheme="majorEastAsia"/>
+        </w:rPr>
+        <w:t> </w:t>
+      </w:r>
+      <w:r>
+        <w:t>the primary option of consumers whenever they need to</w:t>
+      </w:r>
+      <w:r>
+        <w:rPr>
+          <w:rFonts w:eastAsiaTheme="majorEastAsia"/>
+        </w:rPr>
+        <w:t> </w:t>
+      </w:r>
+      <w:r>
+        <w:t>satisfy spontaneous consumption needs</w:t>
+      </w:r>
+      <w:r>
+        <w:rPr>
+          <w:lang w:val="en-US"/>
+        </w:rPr>
+        <w:t xml:space="preserve">. </w:t>
+      </w:r>
+      <w:commentRangeStart w:id="1"/>
+      <w:r>
+        <w:t>These competitive objectives and inherent brand characteristics have allowed OXXO to proliferate rapidly throughout Bogotá, where it has been</w:t>
+      </w:r>
+      <w:r>
+        <w:rPr>
+          <w:rFonts w:eastAsiaTheme="majorEastAsia"/>
+        </w:rPr>
+        <w:t> </w:t>
+      </w:r>
+      <w:r>
+        <w:t>widely embraced by the local population</w:t>
+      </w:r>
+      <w:commentRangeEnd w:id="1"/>
+      <w:r>
+        <w:rPr>
+          <w:rStyle w:val="CommentReference"/>
+        </w:rPr>
+        <w:commentReference w:id="1"/>
+      </w:r>
+      <w:r>
+        <w:t xml:space="preserve"> \parencite{</w:t>
+      </w:r>
+      <w:r>
+        <w:t>LaRepublica2026</w:t>
+      </w:r>
+      <w:r>
+        <w:t>}</w:t>
+      </w:r>
+      <w:r>
+        <w:t>.\\</w:t>
       </w:r>
     </w:p>
     <w:p>
@@ -1079,168 +1328,50 @@
         <w:spacing w:line="360" w:lineRule="auto"/>
         <w:ind w:firstLine="720"/>
         <w:jc w:val="both"/>
-        <w:rPr>
-          <w:lang w:val="en-US"/>
-        </w:rPr>
-      </w:pPr>
-      <w:r>
-        <w:rPr>
-          <w:lang w:val="en-US"/>
-        </w:rPr>
-        <w:t xml:space="preserve">OXXO’s main objective is </w:t>
-      </w:r>
-      <w:r>
-        <w:rPr>
-          <w:lang w:val="en-US"/>
-        </w:rPr>
-        <w:t>“</w:t>
-      </w:r>
-      <w:r>
-        <w:rPr>
-          <w:lang w:val="en-US"/>
-        </w:rPr>
-        <w:t>to be part of people’s lifestyles by offering an ample variety of products and services that can be useful and practical for their daily lives</w:t>
-      </w:r>
-      <w:r>
-        <w:rPr>
-          <w:lang w:val="en-US"/>
-        </w:rPr>
-        <w:t>”</w:t>
-      </w:r>
-      <w:r>
-        <w:rPr>
-          <w:lang w:val="en-US"/>
-        </w:rPr>
-        <w:t xml:space="preserve"> \</w:t>
-      </w:r>
-      <w:proofErr w:type="spellStart"/>
-      <w:r>
-        <w:rPr>
-          <w:lang w:val="en-US"/>
-        </w:rPr>
-        <w:t>parencite</w:t>
-      </w:r>
-      <w:proofErr w:type="spellEnd"/>
-      <w:r>
-        <w:rPr>
-          <w:lang w:val="en-US"/>
-        </w:rPr>
-        <w:t>{</w:t>
-      </w:r>
-      <w:r>
-        <w:t>oxxo_quienes_somos</w:t>
-      </w:r>
-      <w:r>
-        <w:rPr>
-          <w:lang w:val="en-US"/>
-        </w:rPr>
-        <w:t>}. Another distinctive characteristic is that 95\% of its establishments function in a 24-hour format \</w:t>
-      </w:r>
-      <w:proofErr w:type="spellStart"/>
-      <w:r>
-        <w:rPr>
-          <w:lang w:val="en-US"/>
-        </w:rPr>
-        <w:t>parencite</w:t>
-      </w:r>
-      <w:proofErr w:type="spellEnd"/>
-      <w:r>
-        <w:rPr>
-          <w:lang w:val="en-US"/>
-        </w:rPr>
-        <w:t>{</w:t>
-      </w:r>
-      <w:r>
-        <w:t>oxxo_faqs</w:t>
-      </w:r>
-      <w:r>
-        <w:rPr>
-          <w:lang w:val="en-US"/>
-        </w:rPr>
-        <w:t xml:space="preserve">}, </w:t>
-      </w:r>
-      <w:r>
-        <w:t>providing a competitive advantage by being</w:t>
-      </w:r>
-      <w:r>
-        <w:rPr>
-          <w:rFonts w:eastAsiaTheme="majorEastAsia"/>
-        </w:rPr>
-        <w:t> </w:t>
-      </w:r>
-      <w:r>
-        <w:t>the primary option of consumers whenever they need to</w:t>
-      </w:r>
-      <w:r>
-        <w:rPr>
-          <w:rFonts w:eastAsiaTheme="majorEastAsia"/>
-        </w:rPr>
-        <w:t> </w:t>
-      </w:r>
-      <w:r>
-        <w:t>satisfy spontaneous consumption needs</w:t>
-      </w:r>
-      <w:r>
-        <w:rPr>
-          <w:lang w:val="en-US"/>
-        </w:rPr>
-        <w:t xml:space="preserve">. </w:t>
-      </w:r>
-      <w:commentRangeStart w:id="1"/>
-      <w:r>
-        <w:t>These competitive objectives and inherent brand characteristics have allowed OXXO to proliferate rapidly throughout Bogotá, where it has been</w:t>
-      </w:r>
-      <w:r>
-        <w:rPr>
-          <w:rFonts w:eastAsiaTheme="majorEastAsia"/>
-        </w:rPr>
-        <w:t> </w:t>
-      </w:r>
-      <w:r>
-        <w:t>widely embraced by the local population</w:t>
-      </w:r>
-      <w:commentRangeEnd w:id="1"/>
-      <w:r>
-        <w:rPr>
-          <w:rStyle w:val="CommentReference"/>
-        </w:rPr>
-        <w:commentReference w:id="1"/>
-      </w:r>
-      <w:r>
-        <w:t>.\\</w:t>
-      </w:r>
-    </w:p>
-    <w:p>
-      <w:pPr>
-        <w:spacing w:line="360" w:lineRule="auto"/>
-        <w:ind w:firstLine="720"/>
-        <w:jc w:val="both"/>
-      </w:pPr>
-      <w:r>
-        <w:t>In line with this strategy</w:t>
+      </w:pPr>
+      <w:r>
+        <w:t>This OXXO proliferation</w:t>
+      </w:r>
+      <w:r>
+        <w:rPr>
+          <w:lang w:val="en-US"/>
+        </w:rPr>
+        <w:t xml:space="preserve"> began</w:t>
+      </w:r>
+      <w:r>
+        <w:rPr>
+          <w:lang w:val="en-US"/>
+        </w:rPr>
+        <w:t xml:space="preserve"> in the northern part of the city, later </w:t>
+      </w:r>
+      <w:r>
+        <w:rPr>
+          <w:lang w:val="en-US"/>
+        </w:rPr>
+        <w:t>spreading</w:t>
+      </w:r>
+      <w:r>
+        <w:rPr>
+          <w:lang w:val="en-US"/>
+        </w:rPr>
+        <w:t xml:space="preserve"> throughout the eastern region. This strategic behavior responds to the inherent characteristics of the northeastern neighborhoods of Bogotá, where </w:t>
+      </w:r>
+      <w:r>
+        <w:t>a higher concentration of formal employment and high-income residential clusters provide an ideal environment for the convenience store model</w:t>
       </w:r>
       <w:r>
         <w:rPr>
           <w:b/>
           <w:bCs/>
         </w:rPr>
-        <w:t xml:space="preserve">, </w:t>
-      </w:r>
-      <w:r>
-        <w:rPr>
-          <w:lang w:val="en-US"/>
-        </w:rPr>
-        <w:t xml:space="preserve">this modern retail chain began its expansion in the northern part of the city, later expanding throughout the eastern region. This strategic behavior responds to the inherent characteristics of the northeastern neighborhoods of Bogotá, where </w:t>
-      </w:r>
-      <w:r>
-        <w:t>a higher concentration of formal employment and high-income residential clusters provide an ideal environment for the convenience store model</w:t>
+        <w:t xml:space="preserve"> </w:t>
       </w:r>
       <w:r>
         <w:rPr>
           <w:b/>
           <w:bCs/>
         </w:rPr>
-        <w:t xml:space="preserve"> </w:t>
+        <w:t>hl{</w:t>
       </w:r>
       <w:r>
         <w:rPr>
@@ -1252,66 +1383,11 @@
       </w:r>
       <w:r>
         <w:rPr>
-          <w:highlight w:val="magenta"/>
-          <w:lang w:val="en-US"/>
-        </w:rPr>
-        <w:t>.</w:t>
-      </w:r>
-      <w:r>
-        <w:rPr>
-          <w:lang w:val="en-US"/>
-        </w:rPr>
-        <w:t xml:space="preserve"> \\</w:t>
-      </w:r>
-    </w:p>
-    <w:p>
-      <w:pPr>
-        <w:spacing w:line="360" w:lineRule="auto"/>
-        <w:ind w:firstLine="720"/>
-        <w:jc w:val="both"/>
-      </w:pPr>
-      <w:r>
-        <w:rPr>
-          <w:lang w:val="en-US"/>
-        </w:rPr>
-        <w:t>Figure</w:t>
-      </w:r>
-      <w:r>
-        <w:t>~\ref{</w:t>
-      </w:r>
-      <w:proofErr w:type="gramStart"/>
-      <w:r>
-        <w:t>fig:fourpanelOXXO</w:t>
-      </w:r>
-      <w:proofErr w:type="gramEnd"/>
-      <w:r>
-        <w:t xml:space="preserve">_evolution_UPZ} </w:t>
-      </w:r>
-      <w:r>
-        <w:rPr>
-          <w:lang w:val="en-US"/>
-        </w:rPr>
-        <w:t xml:space="preserve">presents this evolution, and shows that now OXXO is present in almost 70\% of all the city´s </w:t>
-      </w:r>
-      <w:r>
-        <w:t>Zonal Planning Unit</w:t>
-      </w:r>
-      <w:r>
-        <w:t>s</w:t>
-      </w:r>
-      <w:r>
-        <w:t xml:space="preserve"> (UPZ)</w:t>
-      </w:r>
-      <w:r>
-        <w:t xml:space="preserve">. UPZs are analysis units that group neighborhoods based on their socioeconomic stratification, commercial, land use, and housing characteristics, and living conditions of their inhabitants </w:t>
-      </w:r>
-      <w:r>
-        <w:rPr>
           <w:b/>
           <w:bCs/>
           <w:highlight w:val="magenta"/>
         </w:rPr>
-        <w:t>\parencite{alcaldia_bogota_upz}</w:t>
+        <w:t>}</w:t>
       </w:r>
       <w:r>
         <w:rPr>
@@ -1321,7 +1397,45 @@
         <w:t>.</w:t>
       </w:r>
       <w:r>
-        <w:t xml:space="preserve"> Currently, the only areas without OXXO establishments are in the far southern reaches of Bogotá, which correspods to UPZs with low levels of economic performance, socioeconomic stratification, urban transport connection, and are blocks that continue to relly heavily in traditional neighborhood stores </w:t>
+        <w:rPr>
+          <w:lang w:val="en-US"/>
+        </w:rPr>
+        <w:t xml:space="preserve"> </w:t>
+      </w:r>
+      <w:r>
+        <w:rPr>
+          <w:lang w:val="en-US"/>
+        </w:rPr>
+        <w:t>Figure</w:t>
+      </w:r>
+      <w:r>
+        <w:t>~\ref{</w:t>
+      </w:r>
+      <w:proofErr w:type="gramStart"/>
+      <w:r>
+        <w:t>fig:fourpanelOXXO</w:t>
+      </w:r>
+      <w:proofErr w:type="gramEnd"/>
+      <w:r>
+        <w:t xml:space="preserve">_evolution_UPZ} </w:t>
+      </w:r>
+      <w:r>
+        <w:rPr>
+          <w:lang w:val="en-US"/>
+        </w:rPr>
+        <w:t xml:space="preserve">presents this evolution, and shows that now OXXO is present in almost 70\% of all the city´s </w:t>
+      </w:r>
+      <w:r>
+        <w:t>Zonal Planning Unit</w:t>
+      </w:r>
+      <w:r>
+        <w:t>s</w:t>
+      </w:r>
+      <w:r>
+        <w:t xml:space="preserve"> (UPZ)</w:t>
+      </w:r>
+      <w:r>
+        <w:t xml:space="preserve">. UPZs are analysis units that group neighborhoods based on their socioeconomic stratification, commercial, land use, and housing characteristics, and living conditions of their inhabitants </w:t>
       </w:r>
       <w:r>
         <w:rPr>
@@ -1329,11 +1443,44 @@
           <w:bCs/>
           <w:highlight w:val="magenta"/>
         </w:rPr>
+        <w:t>\parencite{alcaldia_bogota_upz}</w:t>
+      </w:r>
+      <w:r>
+        <w:rPr>
+          <w:highlight w:val="magenta"/>
+          <w:lang w:val="en-US"/>
+        </w:rPr>
+        <w:t>.</w:t>
+      </w:r>
+      <w:r>
+        <w:t xml:space="preserve"> Currently, the only areas without OXXO establishments are in the far southern reaches of Bogotá, which correspods to UPZs with low levels of economic performance, socioeconomic stratification, urban transport connection, and are blocks that continue to relly heavily in traditional neighborhood stores </w:t>
+      </w:r>
+      <w:r>
+        <w:rPr>
+          <w:b/>
+          <w:bCs/>
+        </w:rPr>
+        <w:t>hl{</w:t>
+      </w:r>
+      <w:r>
+        <w:rPr>
+          <w:b/>
+          <w:bCs/>
+          <w:highlight w:val="magenta"/>
+        </w:rPr>
         <w:t>(citation)</w:t>
       </w:r>
       <w:r>
         <w:rPr>
+          <w:b/>
+          <w:bCs/>
           <w:highlight w:val="magenta"/>
+        </w:rPr>
+        <w:t>}</w:t>
+      </w:r>
+      <w:r>
+        <w:rPr>
+          <w:highlight w:val="magenta"/>
           <w:lang w:val="en-US"/>
         </w:rPr>
         <w:t>.</w:t>
@@ -1346,12 +1493,132 @@
       <w:pPr>
         <w:spacing w:line="360" w:lineRule="auto"/>
         <w:ind w:firstLine="720"/>
-      </w:pPr>
-      <w:r>
-        <w:rPr>
-          <w:lang w:val="en-US"/>
-        </w:rPr>
-        <w:t>Show a map</w:t>
+        <w:jc w:val="both"/>
+      </w:pPr>
+      <w:r>
+        <w:rPr>
+          <w:lang w:val="en-US"/>
+        </w:rPr>
+        <w:t>OXXO’s stores are centrally administered by FEMSA with the purpose of standardizing processes, logistics, services, and products \</w:t>
+      </w:r>
+      <w:proofErr w:type="spellStart"/>
+      <w:r>
+        <w:rPr>
+          <w:lang w:val="en-US"/>
+        </w:rPr>
+        <w:t>parencite</w:t>
+      </w:r>
+      <w:proofErr w:type="spellEnd"/>
+      <w:r>
+        <w:rPr>
+          <w:lang w:val="en-US"/>
+        </w:rPr>
+        <w:t>{</w:t>
+      </w:r>
+      <w:r>
+        <w:t>oxxo_faqs</w:t>
+      </w:r>
+      <w:r>
+        <w:rPr>
+          <w:lang w:val="en-US"/>
+        </w:rPr>
+        <w:t xml:space="preserve">}. This means that each location is carefully planned to respond to the overall interests of the company. </w:t>
+      </w:r>
+      <w:r>
+        <w:rPr>
+          <w:lang w:val="en-US"/>
+        </w:rPr>
+        <w:t xml:space="preserve">In fact, if we attentively </w:t>
+      </w:r>
+      <w:r>
+        <w:rPr>
+          <w:lang w:val="en-US"/>
+        </w:rPr>
+        <w:lastRenderedPageBreak/>
+        <w:t>analyze how these establishments are clustered around Bogotá, we can identify that they tend to localize in areas where there is higher traffic and spatial accessibility.</w:t>
+      </w:r>
+      <w:r>
+        <w:rPr>
+          <w:lang w:val="en-US"/>
+        </w:rPr>
+        <w:t xml:space="preserve"> This helps OXXO </w:t>
+      </w:r>
+      <w:r>
+        <w:t>to</w:t>
+      </w:r>
+      <w:r>
+        <w:rPr>
+          <w:rFonts w:eastAsiaTheme="majorEastAsia"/>
+        </w:rPr>
+        <w:t> </w:t>
+      </w:r>
+      <w:r>
+        <w:t>maximize its market reach and ensure high levels of consumer visibility.</w:t>
+      </w:r>
+      <w:r>
+        <w:t xml:space="preserve"> </w:t>
+      </w:r>
+      <w:proofErr w:type="gramStart"/>
+      <w:r>
+        <w:t>Figure</w:t>
+      </w:r>
+      <w:proofErr w:type="gramEnd"/>
+      <w:r>
+        <w:t xml:space="preserve">~\ref{fig:oxxo_transmilenio_vias} graphically </w:t>
+      </w:r>
+      <w:r>
+        <w:t>tries to show</w:t>
+      </w:r>
+      <w:r>
+        <w:t xml:space="preserve"> this correlation by plotting the city’s arterial roads, main avenues, and Transmilenio stations (Bogotá's</w:t>
+      </w:r>
+      <w:r>
+        <w:rPr>
+          <w:rFonts w:eastAsiaTheme="majorEastAsia"/>
+        </w:rPr>
+        <w:t> </w:t>
+      </w:r>
+      <w:r>
+        <w:t>Bus Rapid Transit</w:t>
+      </w:r>
+      <w:r>
+        <w:rPr>
+          <w:rFonts w:eastAsiaTheme="majorEastAsia"/>
+        </w:rPr>
+        <w:t> </w:t>
+      </w:r>
+      <w:r>
+        <w:t>system); it shows that by 2025, OXXO locations</w:t>
+      </w:r>
+      <w:r>
+        <w:rPr>
+          <w:rFonts w:eastAsiaTheme="majorEastAsia"/>
+        </w:rPr>
+        <w:t> </w:t>
+      </w:r>
+      <w:r>
+        <w:t>tend to group along these major transport corridor</w:t>
+      </w:r>
+      <w:r>
+        <w:t>s. Also, in section</w:t>
+      </w:r>
+      <w:r>
+        <w:t>~\ref{</w:t>
+      </w:r>
+      <w:r>
+        <w:t>sec:Statistics</w:t>
+      </w:r>
+      <w:r>
+        <w:t>}</w:t>
+      </w:r>
+      <w:r>
+        <w:t xml:space="preserve"> I show the statistical positive  correlation of  these variables and OXXO locations.</w:t>
+      </w:r>
+      <w:r>
+        <w:rPr>
+          <w:lang w:val="en-US"/>
+        </w:rPr>
+        <w:t>\\</w:t>
       </w:r>
     </w:p>
     <w:p>
@@ -1359,66 +1626,291 @@
         <w:spacing w:line="360" w:lineRule="auto"/>
         <w:ind w:firstLine="720"/>
         <w:jc w:val="both"/>
+      </w:pPr>
+      <w:r>
+        <w:t>Considering the location strategies, spatial expansion, and neighborhood characteristics associated with OXXO stores, it is reasonable to hypothesize a potential correlation between their presence and patterns of urban crime.</w:t>
+      </w:r>
+      <w:r>
+        <w:tab/>
+      </w:r>
+      <w:r>
+        <w:rPr>
+          <w:lang w:val="en-US"/>
+        </w:rPr>
+        <w:t xml:space="preserve"> </w:t>
+      </w:r>
+      <w:r>
+        <w:rPr>
+          <w:highlight w:val="yellow"/>
+        </w:rPr>
+        <w:t>Their concentration in high foot-traffic areas increases the availability of potential targets for crimes such as robbery or assault</w:t>
+      </w:r>
+      <w:r>
+        <w:rPr>
+          <w:highlight w:val="yellow"/>
+        </w:rPr>
+        <w:t xml:space="preserve"> </w:t>
+      </w:r>
+      <w:r>
+        <w:t>\parencite{Dugato2026, shin2024dollar}</w:t>
+      </w:r>
+      <w:r>
+        <w:rPr>
+          <w:highlight w:val="yellow"/>
+        </w:rPr>
+        <w:t>.</w:t>
+      </w:r>
+      <w:r>
+        <w:t xml:space="preserve"> </w:t>
+      </w:r>
+      <w:r>
+        <w:t>Moreover</w:t>
+      </w:r>
+      <w:r>
+        <w:t xml:space="preserve">, due to their 24-hour format and alcohol sales during the night, OXXO locations </w:t>
+      </w:r>
+      <w:r>
+        <w:t xml:space="preserve">may </w:t>
+      </w:r>
+      <w:r>
+        <w:t xml:space="preserve">serve </w:t>
+      </w:r>
+      <w:r>
+        <w:t>as informal gathering point</w:t>
+      </w:r>
+      <w:r>
+        <w:t xml:space="preserve">s </w:t>
+      </w:r>
+      <w:r>
+        <w:t>which can, under certain conditions,</w:t>
+      </w:r>
+      <w:r>
+        <w:t xml:space="preserve"> </w:t>
+      </w:r>
+      <w:r>
+        <w:t>escalate into conflicts or provide opportunities for illicit activities</w:t>
+      </w:r>
+      <w:r>
+        <w:t xml:space="preserve"> \parencite</w:t>
+      </w:r>
+      <w:r>
+        <w:t>{</w:t>
+      </w:r>
+      <w:r>
+        <w:t>Dugato2026</w:t>
+      </w:r>
+      <w:r>
+        <w:t>}</w:t>
+      </w:r>
+      <w:r>
+        <w:t>.</w:t>
+      </w:r>
+      <w:r>
+        <w:t>\\</w:t>
+      </w:r>
+    </w:p>
+    <w:p>
+      <w:pPr>
+        <w:spacing w:line="360" w:lineRule="auto"/>
+        <w:ind w:firstLine="720"/>
+        <w:jc w:val="both"/>
+      </w:pPr>
+    </w:p>
+    <w:p>
+      <w:pPr>
+        <w:spacing w:line="360" w:lineRule="auto"/>
+        <w:jc w:val="both"/>
+        <w:rPr>
+          <w:b/>
+          <w:bCs/>
+          <w:lang w:val="en-US"/>
+        </w:rPr>
+      </w:pPr>
+      <w:r>
+        <w:rPr>
+          <w:b/>
+          <w:bCs/>
+          <w:lang w:val="en-US"/>
+        </w:rPr>
+        <w:t>2. criminal activity in Bogotá over the years</w:t>
+      </w:r>
+    </w:p>
+    <w:p>
+      <w:pPr>
+        <w:spacing w:line="360" w:lineRule="auto"/>
+        <w:ind w:firstLine="720"/>
+        <w:jc w:val="both"/>
+        <w:rPr>
+          <w:i/>
+          <w:iCs/>
+          <w:lang w:val="en-US"/>
+        </w:rPr>
+      </w:pPr>
+      <w:r>
+        <w:t>During the 1980s and 1990s, Bogotá was among the most unsafe cities in the country, experiencing a surge in narcoterrorism and the assassination of political leaders</w:t>
+      </w:r>
+      <w:r>
+        <w:rPr>
+          <w:lang w:val="en-US"/>
+        </w:rPr>
+        <w:t xml:space="preserve">; in fact, in 1991, </w:t>
+      </w:r>
+      <w:r>
+        <w:t>it reached a rate of 1,287 crimes per 100,000 inhabitants, exceeding that of Medellín (1,160) and Cali (537) \parencite{rodriguez2017ciudad</w:t>
+      </w:r>
+      <w:r>
+        <w:rPr>
+          <w:lang w:val="en-US"/>
+        </w:rPr>
+        <w:t xml:space="preserve">}. However, at the end of the 90s and beginning of the 2000s, crime started to decrease; for example, </w:t>
+      </w:r>
+      <w:r>
+        <w:t>between 1993 and 2002 Bogotá saw an estimated 65\% decrease in the homicide rate, while robbery fell by about 33\%</w:t>
+      </w:r>
+      <w:r>
+        <w:rPr>
+          <w:lang w:val="en-US"/>
+        </w:rPr>
+        <w:t xml:space="preserve">. This shift was driven by </w:t>
+      </w:r>
+      <w:r>
+        <w:t>citizen culture programs, large-scale urban renewal projects, and robust institutional reforms implemented by the majors of this period \</w:t>
+      </w:r>
+      <w:proofErr w:type="gramStart"/>
+      <w:r>
+        <w:t>parencite{</w:t>
+      </w:r>
+      <w:proofErr w:type="gramEnd"/>
+      <w:r>
+        <w:t xml:space="preserve">Sanchez2003, mockus2012building}. </w:t>
+      </w:r>
+      <w:r>
+        <w:t>In recent years, however, urban crime has shown signs of stagnation, with declining trends slowing or reversing.</w:t>
+      </w:r>
+      <w:r>
+        <w:rPr>
+          <w:lang w:val="en-US"/>
+        </w:rPr>
+        <w:t xml:space="preserve"> </w:t>
+      </w:r>
+      <w:r>
+        <w:rPr>
+          <w:lang w:val="en-US"/>
+        </w:rPr>
+        <w:t>Following</w:t>
+      </w:r>
+      <w:r>
+        <w:rPr>
+          <w:lang w:val="en-US"/>
+        </w:rPr>
+        <w:t xml:space="preserve"> the 2019 covid pandemic criminality had </w:t>
+      </w:r>
+      <w:r>
+        <w:t>a significant</w:t>
+      </w:r>
+      <w:r>
+        <w:rPr>
+          <w:rFonts w:eastAsiaTheme="majorEastAsia"/>
+        </w:rPr>
+        <w:t> </w:t>
+      </w:r>
+      <w:r>
+        <w:t xml:space="preserve">rebound, with personal theft surpassing pre-pandemic levels. </w:t>
+      </w:r>
+      <w:r>
+        <w:t>By 2025, despite continued institutional efforts, crime rates in Bogotá have proven difficult to reduce, particularly in relation to homicides and robberies \parencite{(add source)}</w:t>
+      </w:r>
+      <w:r>
+        <w:t>.\\</w:t>
+      </w:r>
+    </w:p>
+    <w:p>
+      <w:pPr>
+        <w:spacing w:line="360" w:lineRule="auto"/>
+        <w:ind w:firstLine="720"/>
+        <w:jc w:val="both"/>
+      </w:pPr>
+      <w:r>
+        <w:lastRenderedPageBreak/>
+        <w:t>Currently, crime in Bogotá, as in most cities, tends to</w:t>
+      </w:r>
+      <w:r>
+        <w:t xml:space="preserve"> </w:t>
+      </w:r>
+      <w:r>
+        <w:t xml:space="preserve">cluster in specific zones. The most insecure Localities (a unit of territorial division that gathers many UPZ) </w:t>
+      </w:r>
+      <w:r>
+        <w:t>a</w:t>
+      </w:r>
+      <w:r>
+        <w:t>re primarily located in the southeastern region of the city, a pattern associated with the presence of criminal organizations, high levels of informality, and deficiencies in human development</w:t>
+      </w:r>
+      <w:r>
+        <w:t xml:space="preserve"> \parencite{probogota2024indice}.</w:t>
+      </w:r>
+      <w:r>
         <w:rPr>
           <w:color w:val="000000"/>
           <w:sz w:val="27"/>
           <w:szCs w:val="27"/>
         </w:rPr>
-      </w:pPr>
-      <w:r>
-        <w:rPr>
-          <w:lang w:val="en-US"/>
-        </w:rPr>
-        <w:lastRenderedPageBreak/>
-        <w:t xml:space="preserve">OXXO’s stores are centrally administered by FEMSA </w:t>
-      </w:r>
-      <w:r>
-        <w:t>(meaning the brand does not operate under a franchise model)</w:t>
-      </w:r>
-      <w:r>
-        <w:rPr>
-          <w:lang w:val="en-US"/>
-        </w:rPr>
-        <w:t xml:space="preserve"> with the purpose of standardizing processes, logistics, services, and products \</w:t>
-      </w:r>
-      <w:proofErr w:type="spellStart"/>
-      <w:r>
-        <w:rPr>
-          <w:lang w:val="en-US"/>
-        </w:rPr>
-        <w:t>parencite</w:t>
-      </w:r>
-      <w:proofErr w:type="spellEnd"/>
-      <w:r>
-        <w:rPr>
-          <w:lang w:val="en-US"/>
-        </w:rPr>
-        <w:t>{</w:t>
-      </w:r>
-      <w:r>
-        <w:t>oxxo_faqs</w:t>
-      </w:r>
-      <w:r>
-        <w:rPr>
-          <w:lang w:val="en-US"/>
-        </w:rPr>
-        <w:t xml:space="preserve">}. This means that each location is carefully planned to respond to the overall interests of the company. </w:t>
-      </w:r>
-      <w:r>
-        <w:rPr>
-          <w:highlight w:val="cyan"/>
-          <w:lang w:val="en-US"/>
-        </w:rPr>
-        <w:t>In fact, if we attentively analyze how these establishments are clustered around Bogotá, we can identify that they tend to localize in areas where there is higher traffic and spatial accessibility.</w:t>
-      </w:r>
-      <w:r>
-        <w:rPr>
-          <w:lang w:val="en-US"/>
-        </w:rPr>
-        <w:t xml:space="preserve"> This helps OXXO </w:t>
-      </w:r>
-      <w:r>
-        <w:t>to</w:t>
+        <w:t xml:space="preserve"> </w:t>
+      </w:r>
+      <w:r>
+        <w:t>However, this spatial concentration does not imply that all categories of crime peak in the same areas. While homicide rates generally follow this pattern, personal theft exhibits a distinct geographic distribution, with higher concentrations in the northeastern sector of the city \parencite{probogota2022informe}.</w:t>
+      </w:r>
+      <w:r>
+        <w:t xml:space="preserve">\\ </w:t>
+      </w:r>
+    </w:p>
+    <w:p>
+      <w:pPr>
+        <w:spacing w:line="360" w:lineRule="auto"/>
+        <w:ind w:firstLine="720"/>
+        <w:jc w:val="both"/>
+      </w:pPr>
+      <w:r>
+        <w:t>Figure~\ref{fig:</w:t>
+      </w:r>
+      <w:r>
+        <w:t>fourpanelCrime</w:t>
+      </w:r>
+      <w:r>
+        <w:t xml:space="preserve">} </w:t>
+      </w:r>
+      <w:r>
+        <w:t xml:space="preserve">illustrates </w:t>
+      </w:r>
+      <w:r>
+        <w:t xml:space="preserve">this behaviour as it displays how personal theft rates distribute throughout Bogotá´s UPZs over the years. These maps also highlight that between 2015 and 2021 (and even later, as it can be noted in ProBogota’s annual security informs </w:t>
+      </w:r>
+      <w:r>
+        <w:rPr>
+          <w:lang w:val="en-US"/>
+        </w:rPr>
+        <w:t>(\footnote{\hl{PIE DE PAGINA)}}</w:t>
+      </w:r>
+      <w:r>
+        <w:t>) this tendency has not drastically changed</w:t>
+      </w:r>
+      <w:r>
+        <w:t>.</w:t>
+      </w:r>
+      <w:r>
+        <w:t xml:space="preserve"> </w:t>
+      </w:r>
+      <w:r>
+        <w:t xml:space="preserve">This persistence suggests </w:t>
+      </w:r>
+      <w:r>
+        <w:t xml:space="preserve">that there are environmental characteristics that keep favoring robberies or attracting offenders. </w:t>
+      </w:r>
+      <w:r>
+        <w:t xml:space="preserve">Among these characteristics </w:t>
+      </w:r>
+      <w:r>
+        <w:t>are</w:t>
       </w:r>
       <w:r>
         <w:rPr>
@@ -1427,53 +1919,7 @@
         <w:t> </w:t>
       </w:r>
       <w:r>
-        <w:t>maximize its market reach and ensure high levels of consumer visibility.\\</w:t>
-      </w:r>
-    </w:p>
-    <w:p>
-      <w:pPr>
-        <w:spacing w:line="360" w:lineRule="auto"/>
-        <w:ind w:firstLine="720"/>
-        <w:jc w:val="both"/>
-        <w:rPr>
-          <w:lang w:val="en-US"/>
-        </w:rPr>
-      </w:pPr>
-      <w:r>
-        <w:t xml:space="preserve">Figure~\ref{fig:oxxo_transmilenio_vias} graphically </w:t>
-      </w:r>
-      <w:r>
-        <w:t>tries to show</w:t>
-      </w:r>
-      <w:r>
-        <w:t xml:space="preserve"> this correlation by plotting the city’s arterial roads, main avenues, and Transmilenio stations (Bogotá's</w:t>
-      </w:r>
-      <w:r>
-        <w:rPr>
-          <w:rFonts w:eastAsiaTheme="majorEastAsia"/>
-        </w:rPr>
-        <w:t> </w:t>
-      </w:r>
-      <w:r>
-        <w:t>Bus Rapid Transit</w:t>
-      </w:r>
-      <w:r>
-        <w:rPr>
-          <w:rFonts w:eastAsiaTheme="majorEastAsia"/>
-        </w:rPr>
-        <w:t> </w:t>
-      </w:r>
-      <w:r>
-        <w:t>system); it shows that by 2025, OXXO locations</w:t>
-      </w:r>
-      <w:r>
-        <w:rPr>
-          <w:rFonts w:eastAsiaTheme="majorEastAsia"/>
-        </w:rPr>
-        <w:t> </w:t>
-      </w:r>
-      <w:r>
-        <w:t>tend to group along these major transport corridors</w:t>
+        <w:t>high pedestrian traffic, a dense concentration of commercial land use, and proximity to the city’s main transit corridors</w:t>
       </w:r>
       <w:r>
         <w:rPr>
@@ -1483,9 +1929,6 @@
         <w:t>.</w:t>
       </w:r>
       <w:r>
-        <w:rPr>
-          <w:lang w:val="en-US"/>
-        </w:rPr>
         <w:t>\\</w:t>
       </w:r>
     </w:p>
@@ -1496,75 +1939,109 @@
         <w:jc w:val="both"/>
       </w:pPr>
       <w:r>
-        <w:rPr>
-          <w:highlight w:val="red"/>
-          <w:lang w:val="en-US"/>
-        </w:rPr>
-        <w:t>With these in mind,</w:t>
-      </w:r>
-      <w:r>
-        <w:rPr>
-          <w:lang w:val="en-US"/>
-        </w:rPr>
-        <w:t xml:space="preserve"> it is reasonable to think there may be a correlation between urban crime and modern convenience stores chains, especially in the case of OXXO. </w:t>
-      </w:r>
-      <w:r>
-        <w:rPr>
-          <w:highlight w:val="yellow"/>
-          <w:lang w:val="en-US"/>
-        </w:rPr>
-        <w:t xml:space="preserve">Locating in areas with high foot traffic means </w:t>
-      </w:r>
-      <w:r>
-        <w:rPr>
-          <w:highlight w:val="yellow"/>
-        </w:rPr>
-        <w:t>more potential targets for crimes such as robbery or assault</w:t>
-      </w:r>
-      <w:r>
-        <w:rPr>
-          <w:highlight w:val="yellow"/>
-        </w:rPr>
-        <w:t>.</w:t>
-      </w:r>
-      <w:r>
-        <w:t xml:space="preserve"> Also, due to their 24-hour format and alcohol sales during the night, OXXO locations serve </w:t>
-      </w:r>
-      <w:r>
-        <w:t>as informal gathering point</w:t>
-      </w:r>
-      <w:r>
-        <w:t xml:space="preserve">s </w:t>
-      </w:r>
-      <w:r>
-        <w:t>that may escalate into conflicts or provide opportunities for illicit activities.</w:t>
-      </w:r>
-      <w:r>
-        <w:t xml:space="preserve"> Additionally, l</w:t>
-      </w:r>
-      <w:r>
-        <w:t xml:space="preserve">ocations near major transit </w:t>
-      </w:r>
-      <w:r>
-        <w:t xml:space="preserve">areas and public transport stops </w:t>
-      </w:r>
-      <w:r>
-        <w:t xml:space="preserve"> increase accessibility for both legitimate customers and offenders</w:t>
-      </w:r>
-      <w:r>
-        <w:t xml:space="preserve"> \parencite{Dugato2026, shin2024dollar}. \\</w:t>
-      </w:r>
-    </w:p>
-    <w:p>
-      <w:pPr>
-        <w:spacing w:line="360" w:lineRule="auto"/>
-        <w:ind w:firstLine="720"/>
-        <w:jc w:val="both"/>
-      </w:pPr>
-    </w:p>
-    <w:p>
-      <w:pPr>
-        <w:spacing w:line="360" w:lineRule="auto"/>
+        <w:t xml:space="preserve">It is precisely within these high-activity environments that OXXO has focused its expansion. Consequently, </w:t>
+      </w:r>
+      <w:r>
+        <w:t>f</w:t>
+      </w:r>
+      <w:r>
+        <w:t>or this research, f</w:t>
+      </w:r>
+      <w:r>
+        <w:t>actors that favor crime clustering must be taken into accoun</w:t>
+      </w:r>
+      <w:r>
+        <w:t>t</w:t>
+      </w:r>
+      <w:r>
+        <w:t xml:space="preserve">. </w:t>
+      </w:r>
+      <w:r>
+        <w:t xml:space="preserve">If OXXO stores tend to locate in inherently high-crime areas, it becomes essential to assess whether their presence contributes to an increase in crime or whether both </w:t>
+      </w:r>
+      <w:r>
+        <w:t>the</w:t>
+      </w:r>
+      <w:r>
+        <w:t xml:space="preserve"> stores and offenders are </w:t>
+      </w:r>
+      <w:r>
+        <w:t xml:space="preserve">are simply drawn </w:t>
+      </w:r>
+      <w:r>
+        <w:t>to the same high-activity ‘nodes.’ </w:t>
+      </w:r>
+      <w:r>
+        <w:t xml:space="preserve"> </w:t>
+      </w:r>
+      <w:r>
+        <w:t>In this sense, OXXO locations may function either as crime generators or as crime attractors.</w:t>
+      </w:r>
+    </w:p>
+    <w:p>
+      <w:pPr>
+        <w:spacing w:line="360" w:lineRule="auto"/>
+        <w:jc w:val="both"/>
+      </w:pPr>
+    </w:p>
+    <w:p>
+      <w:pPr>
+        <w:spacing w:line="360" w:lineRule="auto"/>
+        <w:jc w:val="both"/>
+      </w:pPr>
+    </w:p>
+    <w:p>
+      <w:pPr>
+        <w:spacing w:line="360" w:lineRule="auto"/>
+        <w:jc w:val="both"/>
+      </w:pPr>
+    </w:p>
+    <w:p>
+      <w:pPr>
+        <w:spacing w:line="360" w:lineRule="auto"/>
+        <w:jc w:val="both"/>
+      </w:pPr>
+    </w:p>
+    <w:p>
+      <w:pPr>
+        <w:spacing w:line="360" w:lineRule="auto"/>
+        <w:jc w:val="both"/>
+      </w:pPr>
+    </w:p>
+    <w:p>
+      <w:pPr>
+        <w:spacing w:line="360" w:lineRule="auto"/>
+        <w:jc w:val="both"/>
+      </w:pPr>
+    </w:p>
+    <w:p>
+      <w:pPr>
+        <w:spacing w:line="360" w:lineRule="auto"/>
+        <w:jc w:val="both"/>
+      </w:pPr>
+    </w:p>
+    <w:p>
+      <w:pPr>
+        <w:spacing w:line="360" w:lineRule="auto"/>
+        <w:jc w:val="both"/>
+      </w:pPr>
+    </w:p>
+    <w:p>
+      <w:pPr>
+        <w:spacing w:line="360" w:lineRule="auto"/>
+        <w:jc w:val="both"/>
+      </w:pPr>
+    </w:p>
+    <w:p>
+      <w:pPr>
+        <w:spacing w:line="360" w:lineRule="auto"/>
+        <w:jc w:val="both"/>
+      </w:pPr>
+    </w:p>
+    <w:p>
+      <w:pPr>
+        <w:spacing w:line="360" w:lineRule="auto"/>
+        <w:jc w:val="both"/>
         <w:rPr>
           <w:b/>
           <w:bCs/>
@@ -1577,7 +2054,8 @@
           <w:bCs/>
           <w:lang w:val="en-US"/>
         </w:rPr>
-        <w:t>2. criminal activity in Bogotá over the years</w:t>
+        <w:lastRenderedPageBreak/>
+        <w:t xml:space="preserve">LITERATURE REVIEW: </w:t>
       </w:r>
     </w:p>
     <w:p>
@@ -1590,13 +2068,554 @@
         <w:rPr>
           <w:lang w:val="en-US"/>
         </w:rPr>
-        <w:t>Between the 80s and 90s</w:t>
-      </w:r>
-      <w:r>
-        <w:rPr>
-          <w:lang w:val="en-US"/>
-        </w:rPr>
-        <w:t>,</w:t>
+        <w:t xml:space="preserve">In the context of urban economics, spatial econometrics and crime literature, various studies have explored how </w:t>
+      </w:r>
+      <w:r>
+        <w:t>built environment features</w:t>
+      </w:r>
+      <w:r>
+        <w:rPr>
+          <w:rFonts w:eastAsiaTheme="majorEastAsia"/>
+        </w:rPr>
+        <w:t> </w:t>
+      </w:r>
+      <w:r>
+        <w:t>and infrastructure shape</w:t>
+      </w:r>
+      <w:r>
+        <w:rPr>
+          <w:rFonts w:eastAsiaTheme="majorEastAsia"/>
+        </w:rPr>
+        <w:t> </w:t>
+      </w:r>
+      <w:r>
+        <w:rPr>
+          <w:lang w:val="en-US"/>
+        </w:rPr>
+        <w:t xml:space="preserve">crime activity in cities. </w:t>
+      </w:r>
+      <w:proofErr w:type="gramStart"/>
+      <w:r>
+        <w:rPr>
+          <w:lang w:val="en-US"/>
+        </w:rPr>
+        <w:t>A number of</w:t>
+      </w:r>
+      <w:proofErr w:type="gramEnd"/>
+      <w:r>
+        <w:rPr>
+          <w:lang w:val="en-US"/>
+        </w:rPr>
+        <w:t xml:space="preserve"> empirical analyses </w:t>
+      </w:r>
+      <w:r>
+        <w:t xml:space="preserve">have investigated this by exploring the causal impact of urban public transit on crime. </w:t>
+      </w:r>
+      <w:r>
+        <w:rPr>
+          <w:lang w:val="en-US"/>
+        </w:rPr>
+        <w:t xml:space="preserve"> \</w:t>
+      </w:r>
+      <w:proofErr w:type="gramStart"/>
+      <w:r>
+        <w:rPr>
+          <w:lang w:val="en-US"/>
+        </w:rPr>
+        <w:t>cite</w:t>
+      </w:r>
+      <w:proofErr w:type="gramEnd"/>
+      <w:r>
+        <w:rPr>
+          <w:lang w:val="en-US"/>
+        </w:rPr>
+        <w:t>{</w:t>
+      </w:r>
+      <w:r>
+        <w:t>ijgi10100632}</w:t>
+      </w:r>
+      <w:r>
+        <w:rPr>
+          <w:lang w:val="en-US"/>
+        </w:rPr>
+        <w:t xml:space="preserve">, for example, </w:t>
+      </w:r>
+      <w:r>
+        <w:t>assessed the impact of two new subway lines implemented in 2017 in ZG city, China, on thefts in the surrounding areas. By employing a</w:t>
+      </w:r>
+      <w:r>
+        <w:rPr>
+          <w:rFonts w:eastAsiaTheme="majorEastAsia"/>
+        </w:rPr>
+        <w:t> </w:t>
+      </w:r>
+      <w:r>
+        <w:t>Difference-in-Differences (DiD)</w:t>
+      </w:r>
+      <w:r>
+        <w:rPr>
+          <w:rFonts w:eastAsiaTheme="majorEastAsia"/>
+        </w:rPr>
+        <w:t> </w:t>
+      </w:r>
+      <w:r>
+        <w:t xml:space="preserve">framework, they found that in the short run, theft increased by 15\%. </w:t>
+      </w:r>
+      <w:r>
+        <w:rPr>
+          <w:lang w:val="en-US"/>
+        </w:rPr>
+        <w:t xml:space="preserve">Others, on the other hand, have ventured to explore the paper of new urban policies and </w:t>
+      </w:r>
+      <w:r>
+        <w:t xml:space="preserve">infrastructure interventions </w:t>
+      </w:r>
+      <w:r>
+        <w:rPr>
+          <w:lang w:val="en-US"/>
+        </w:rPr>
+        <w:t>on this topic. \</w:t>
+      </w:r>
+      <w:proofErr w:type="gramStart"/>
+      <w:r>
+        <w:rPr>
+          <w:lang w:val="en-US"/>
+        </w:rPr>
+        <w:t>cite</w:t>
+      </w:r>
+      <w:proofErr w:type="gramEnd"/>
+      <w:r>
+        <w:rPr>
+          <w:lang w:val="en-US"/>
+        </w:rPr>
+        <w:t>{</w:t>
+      </w:r>
+      <w:r>
+        <w:t>dominguez2022crimetime</w:t>
+      </w:r>
+      <w:r>
+        <w:rPr>
+          <w:lang w:val="en-US"/>
+        </w:rPr>
+        <w:t xml:space="preserve">} paper is one case, as they study </w:t>
+      </w:r>
+      <w:r>
+        <w:t>the causal effect of ambient light on crime in Santiago, Chile, by using the "Daylight Saving Time" policy as a natural experiment. Due to this policy, they could find that an increase of one hour of</w:t>
+      </w:r>
+      <w:r>
+        <w:rPr>
+          <w:rFonts w:eastAsiaTheme="majorEastAsia"/>
+        </w:rPr>
+        <w:t> </w:t>
+      </w:r>
+      <w:r>
+        <w:t xml:space="preserve">ambient light exposure between 7 and 9 reduced thefts by 30\%. </w:t>
+      </w:r>
+      <w:r>
+        <w:t>These studies emphasize that urban interventions do not just shift crime spatially, but actively reshape the rational choice of offenders by creating or eliminating environmental opportunities for illicit activity.</w:t>
+      </w:r>
+      <w:r>
+        <w:t>\\</w:t>
+      </w:r>
+    </w:p>
+    <w:p>
+      <w:pPr>
+        <w:spacing w:line="360" w:lineRule="auto"/>
+        <w:ind w:firstLine="720"/>
+        <w:jc w:val="both"/>
+      </w:pPr>
+      <w:r>
+        <w:rPr>
+          <w:lang w:val="en-US"/>
+        </w:rPr>
+        <w:t>Retail chains can be considered as built</w:t>
+      </w:r>
+      <w:r>
+        <w:t xml:space="preserve"> environment features</w:t>
+      </w:r>
+      <w:r>
+        <w:rPr>
+          <w:rFonts w:eastAsiaTheme="majorEastAsia"/>
+        </w:rPr>
+        <w:t> </w:t>
+      </w:r>
+      <w:r>
+        <w:rPr>
+          <w:lang w:val="en-US"/>
+        </w:rPr>
+        <w:t xml:space="preserve">that may influence urban crime activity. While different studies have </w:t>
+      </w:r>
+      <w:r>
+        <w:t xml:space="preserve">extensively explored their role, these previous inquiries </w:t>
+      </w:r>
+      <w:r>
+        <w:rPr>
+          <w:lang w:val="en-US"/>
+        </w:rPr>
+        <w:t>have their own limitations</w:t>
+      </w:r>
+      <w:r>
+        <w:t>. A substantial body of research dates back to the pre-2000s era,</w:t>
+      </w:r>
+      <w:r>
+        <w:rPr>
+          <w:lang w:val="en-US"/>
+        </w:rPr>
+        <w:t xml:space="preserve"> meaning that their findings do not contemplate the current urban dynamics of modern cities. Nonetheless</w:t>
+      </w:r>
+      <w:r>
+        <w:t>, these foundational studies provide a critical perspective on the underlying mechanics of crime</w:t>
+      </w:r>
+      <w:r>
+        <w:rPr>
+          <w:lang w:val="en-US"/>
+        </w:rPr>
+        <w:t xml:space="preserve">. For instance, early </w:t>
+      </w:r>
+      <w:r>
+        <w:t xml:space="preserve">investigations focused on identifying the </w:t>
+      </w:r>
+      <w:r>
+        <w:rPr>
+          <w:lang w:val="en-US"/>
+        </w:rPr>
+        <w:t xml:space="preserve">characteristics that influenced the propensity of convenience stores to be </w:t>
+      </w:r>
+      <w:r>
+        <w:t>targeted for robbery</w:t>
+      </w:r>
+      <w:r>
+        <w:rPr>
+          <w:lang w:val="en-US"/>
+        </w:rPr>
+        <w:t>. They identified that stores that operated for longer hours at night were more likely to be robbed, as there are fewer people around \parencitecite{</w:t>
+      </w:r>
+      <w:r>
+        <w:t>dalessio1990crime</w:t>
+      </w:r>
+      <w:r>
+        <w:rPr>
+          <w:lang w:val="en-US"/>
+        </w:rPr>
+        <w:t xml:space="preserve">}. Others found that these types of stores were more prone to be robbed due to the lack of </w:t>
+      </w:r>
+      <w:r>
+        <w:t>visible security such as police presence, security guards, or effective alarm systems \</w:t>
+      </w:r>
+      <w:proofErr w:type="gramStart"/>
+      <w:r>
+        <w:t>parencitecite{</w:t>
+      </w:r>
+      <w:proofErr w:type="gramEnd"/>
+      <w:r>
+        <w:t xml:space="preserve">Wellford1997, </w:t>
+      </w:r>
+      <w:r>
+        <w:t>Dugato2026</w:t>
+      </w:r>
+      <w:r>
+        <w:t>}</w:t>
+      </w:r>
+      <w:r>
+        <w:rPr>
+          <w:lang w:val="en-US"/>
+        </w:rPr>
+        <w:t xml:space="preserve">. Although useful, they fail to account for convenience stores’ role on crime of their </w:t>
+      </w:r>
+      <w:proofErr w:type="spellStart"/>
+      <w:r>
+        <w:rPr>
+          <w:lang w:val="en-US"/>
+        </w:rPr>
+        <w:t>i</w:t>
+      </w:r>
+      <w:proofErr w:type="spellEnd"/>
+      <w:r>
+        <w:t>mmediate surroundings</w:t>
+      </w:r>
+      <w:r>
+        <w:rPr>
+          <w:lang w:val="en-US"/>
+        </w:rPr>
+        <w:t>.\\</w:t>
+      </w:r>
+    </w:p>
+    <w:p>
+      <w:pPr>
+        <w:spacing w:line="360" w:lineRule="auto"/>
+        <w:ind w:firstLine="720"/>
+        <w:jc w:val="both"/>
+      </w:pPr>
+      <w:r>
+        <w:rPr>
+          <w:lang w:val="en-US"/>
+        </w:rPr>
+        <w:t xml:space="preserve">On the other hand, other recent publications </w:t>
+      </w:r>
+      <w:r>
+        <w:t>have examined the influence of</w:t>
+      </w:r>
+      <w:r>
+        <w:rPr>
+          <w:rFonts w:eastAsiaTheme="majorEastAsia"/>
+        </w:rPr>
+        <w:t> </w:t>
+      </w:r>
+      <w:r>
+        <w:t>analogous commercial establishments</w:t>
+      </w:r>
+      <w:r>
+        <w:rPr>
+          <w:rFonts w:eastAsiaTheme="majorEastAsia"/>
+        </w:rPr>
+        <w:t> </w:t>
+      </w:r>
+      <w:r>
+        <w:t>on urban crime</w:t>
+      </w:r>
+      <w:r>
+        <w:rPr>
+          <w:lang w:val="en-US"/>
+        </w:rPr>
+        <w:t xml:space="preserve">. </w:t>
+      </w:r>
+      <w:r>
+        <w:t>While some of these studies do not focus exclusively on convenience stores, they utilize other retail outlets with similar operational profiles which can serve as proxies for what this thesis aims to investigate.</w:t>
+      </w:r>
+      <w:r>
+        <w:rPr>
+          <w:rFonts w:eastAsiaTheme="majorEastAsia"/>
+        </w:rPr>
+        <w:t> </w:t>
+      </w:r>
+      <w:r>
+        <w:t xml:space="preserve">\textcite{askey2018fast} is and example </w:t>
+      </w:r>
+      <w:r>
+        <w:lastRenderedPageBreak/>
+        <w:t>as the authors</w:t>
+      </w:r>
+      <w:r>
+        <w:rPr>
+          <w:rFonts w:eastAsiaTheme="majorEastAsia"/>
+        </w:rPr>
+        <w:t> </w:t>
+      </w:r>
+      <w:r>
+        <w:t>pooled data</w:t>
+      </w:r>
+      <w:r>
+        <w:rPr>
+          <w:rFonts w:eastAsiaTheme="majorEastAsia"/>
+        </w:rPr>
+        <w:t> </w:t>
+      </w:r>
+      <w:r>
+        <w:t>from fast-food restaurants and convenience stores in Seattle. They used sales revenue as a proxy</w:t>
+      </w:r>
+      <w:r>
+        <w:rPr>
+          <w:rFonts w:eastAsiaTheme="majorEastAsia"/>
+        </w:rPr>
+        <w:t> </w:t>
+      </w:r>
+      <w:r>
+        <w:t>for human activity to count the different levels of operational intensity</w:t>
+      </w:r>
+      <w:r>
+        <w:rPr>
+          <w:rFonts w:eastAsiaTheme="majorEastAsia"/>
+        </w:rPr>
+        <w:t> </w:t>
+      </w:r>
+      <w:r>
+        <w:t>across locations, and aimed to explain crime patterns in the immediate surroundings of these establishments. Their results indicate that stores with higher average sales were associated with with a</w:t>
+      </w:r>
+      <w:r>
+        <w:rPr>
+          <w:rFonts w:eastAsiaTheme="majorEastAsia"/>
+        </w:rPr>
+        <w:t> </w:t>
+      </w:r>
+      <w:r>
+        <w:t>7.4\% increase</w:t>
+      </w:r>
+      <w:r>
+        <w:rPr>
+          <w:rFonts w:eastAsiaTheme="majorEastAsia"/>
+        </w:rPr>
+        <w:t> </w:t>
+      </w:r>
+      <w:r>
+        <w:t xml:space="preserve">in expected crime counts. Conversely, \cite{feng2019aggravating} contribute to this discussion by finding that </w:t>
+      </w:r>
+      <w:r>
+        <w:rPr>
+          <w:lang w:val="en-US"/>
+        </w:rPr>
+        <w:t xml:space="preserve">alcohol outlets influenced the likelihood of aggravated assault and street robbery in New York City. </w:t>
+      </w:r>
+      <w:r>
+        <w:t xml:space="preserve">Their findings reveal </w:t>
+      </w:r>
+      <w:r>
+        <w:rPr>
+          <w:lang w:val="en-US"/>
+        </w:rPr>
+        <w:t>differential impacts depending on the type of outlet (if it is a bar, a grocery store, or other similar establishment); for instance, the authors highlighted that in</w:t>
+      </w:r>
+      <w:r>
+        <w:t xml:space="preserve"> Manhattan and the Bronx, proximity within two blocks of a grocery store increased the</w:t>
+      </w:r>
+      <w:r>
+        <w:rPr>
+          <w:rFonts w:eastAsiaTheme="majorEastAsia"/>
+        </w:rPr>
+        <w:t> </w:t>
+      </w:r>
+      <w:r>
+        <w:t xml:space="preserve">relative risk of street robbery by more than sixfold.\\ </w:t>
+      </w:r>
+    </w:p>
+    <w:p>
+      <w:pPr>
+        <w:spacing w:line="360" w:lineRule="auto"/>
+        <w:ind w:firstLine="720"/>
+        <w:jc w:val="both"/>
+        <w:rPr>
+          <w:lang w:val="en-US"/>
+        </w:rPr>
+      </w:pPr>
+      <w:r>
+        <w:t xml:space="preserve">Another relevant investigation is the one of </w:t>
+      </w:r>
+      <w:r>
+        <w:rPr>
+          <w:lang w:val="en-US"/>
+        </w:rPr>
+        <w:t>\</w:t>
+      </w:r>
+      <w:proofErr w:type="spellStart"/>
+      <w:r>
+        <w:rPr>
+          <w:lang w:val="en-US"/>
+        </w:rPr>
+        <w:t>parencite</w:t>
+      </w:r>
+      <w:proofErr w:type="spellEnd"/>
+      <w:r>
+        <w:rPr>
+          <w:lang w:val="en-US"/>
+        </w:rPr>
+        <w:t>{</w:t>
+      </w:r>
+      <w:r>
+        <w:t>shin2024dollar</w:t>
+      </w:r>
+      <w:r>
+        <w:t xml:space="preserve">}. Shin used a DiD approach to invetigate the impact of dollar stores on </w:t>
+      </w:r>
+      <w:r>
+        <w:rPr>
+          <w:lang w:val="en-US"/>
+        </w:rPr>
+        <w:t>localized violent crime patterns in Chicago</w:t>
+      </w:r>
+      <w:r>
+        <w:rPr>
+          <w:lang w:val="en-US"/>
+        </w:rPr>
+        <w:t xml:space="preserve">. </w:t>
+      </w:r>
+      <w:r>
+        <w:t xml:space="preserve">To ensure the treatment and control groups were as homogeneous as possible, the author created localized areas using a 250-feet buffer for the treatment group and a 250-to-354-feet outer ring as the control. </w:t>
+      </w:r>
+      <w:r>
+        <w:rPr>
+          <w:lang w:val="en-US"/>
+        </w:rPr>
+        <w:t xml:space="preserve">At the end, this research found that </w:t>
+      </w:r>
+      <w:r>
+        <w:t>store openings lead to a 21.5</w:t>
+      </w:r>
+      <w:r>
+        <w:t>\</w:t>
+      </w:r>
+      <w:r>
+        <w:t>% increase in violent crime (0.17 incidents per quarter), a result primarily driven by a 38</w:t>
+      </w:r>
+      <w:r>
+        <w:t>\</w:t>
+      </w:r>
+      <w:r>
+        <w:t>% surge in robberies.</w:t>
+      </w:r>
+      <w:r>
+        <w:rPr>
+          <w:lang w:val="en-US"/>
+        </w:rPr>
+        <w:t>\\</w:t>
+      </w:r>
+    </w:p>
+    <w:p>
+      <w:pPr>
+        <w:spacing w:line="360" w:lineRule="auto"/>
+        <w:ind w:firstLine="720"/>
+        <w:jc w:val="both"/>
+      </w:pPr>
+      <w:r>
+        <w:t>Although these studies offer a useful baseline</w:t>
+      </w:r>
+      <w:r>
+        <w:rPr>
+          <w:lang w:val="en-US"/>
+        </w:rPr>
+        <w:t xml:space="preserve"> of how convenience stores, and specifically OXXO, impact nearby crime, </w:t>
+      </w:r>
+      <w:r>
+        <w:t>they present an incomplete perspective as</w:t>
+      </w:r>
+      <w:r>
+        <w:rPr>
+          <w:lang w:val="en-US"/>
+        </w:rPr>
+        <w:t xml:space="preserve"> they exclusively explored this nexus in cities of high-income nations. To build a more robust theory, these hypotheses must be tested </w:t>
+      </w:r>
+      <w:r>
+        <w:t>within</w:t>
+      </w:r>
+      <w:r>
+        <w:rPr>
+          <w:rFonts w:eastAsiaTheme="majorEastAsia"/>
+        </w:rPr>
+        <w:t> </w:t>
+      </w:r>
+      <w:r>
+        <w:t xml:space="preserve">Latin American cities </w:t>
+      </w:r>
+      <w:r>
+        <w:rPr>
+          <w:lang w:val="en-US"/>
+        </w:rPr>
+        <w:t xml:space="preserve">which have </w:t>
+      </w:r>
+      <w:proofErr w:type="gramStart"/>
+      <w:r>
+        <w:rPr>
+          <w:lang w:val="en-US"/>
+        </w:rPr>
+        <w:t>particular urban</w:t>
+      </w:r>
+      <w:proofErr w:type="gramEnd"/>
+      <w:r>
+        <w:rPr>
+          <w:lang w:val="en-US"/>
+        </w:rPr>
+        <w:t xml:space="preserve"> dynamics. Many papers argue that convenience stores are normally located in </w:t>
+      </w:r>
+      <w:r>
+        <w:t>socio-economically disadvantaged areas</w:t>
       </w:r>
       <w:r>
         <w:rPr>
@@ -1605,1217 +2624,360 @@
         <w:t xml:space="preserve"> </w:t>
       </w:r>
       <w:r>
+        <w:t>where poverty, social disorganization, and lack of community resources exacerbate crime risks</w:t>
+      </w:r>
+      <w:r>
+        <w:rPr>
+          <w:lang w:val="en-US"/>
+        </w:rPr>
+        <w:t xml:space="preserve"> \</w:t>
+      </w:r>
+      <w:proofErr w:type="spellStart"/>
+      <w:proofErr w:type="gramStart"/>
+      <w:r>
+        <w:rPr>
+          <w:lang w:val="en-US"/>
+        </w:rPr>
+        <w:t>parencite</w:t>
+      </w:r>
+      <w:proofErr w:type="spellEnd"/>
+      <w:r>
+        <w:rPr>
+          <w:lang w:val="en-US"/>
+        </w:rPr>
+        <w:t>{</w:t>
+      </w:r>
+      <w:proofErr w:type="gramEnd"/>
+      <w:r>
+        <w:t>shin2024dollar</w:t>
+      </w:r>
+      <w:r>
+        <w:t xml:space="preserve">, </w:t>
+      </w:r>
+      <w:r>
+        <w:t>Dugato2026</w:t>
+      </w:r>
+      <w:r>
+        <w:rPr>
+          <w:lang w:val="en-US"/>
+        </w:rPr>
+        <w:t xml:space="preserve">}, but in cities like Bogotá the situation is not analogous. OXXO in Bogotá, for instance, does not follow this rule as it instead prioritizes to open locations in middle to high income neighborhoods, and places with high commercial activity and influx of people.\\ </w:t>
+      </w:r>
+    </w:p>
+    <w:p>
+      <w:pPr>
+        <w:spacing w:line="360" w:lineRule="auto"/>
+        <w:ind w:firstLine="720"/>
+        <w:jc w:val="both"/>
+      </w:pPr>
+      <w:r>
+        <w:t>In</w:t>
+      </w:r>
+      <w:r>
+        <w:rPr>
+          <w:rFonts w:eastAsiaTheme="majorEastAsia"/>
+        </w:rPr>
+        <w:t> </w:t>
+      </w:r>
+      <w:r>
+        <w:t>Latin America, the economic literature regarding convenience stores remains</w:t>
+      </w:r>
+      <w:r>
+        <w:rPr>
+          <w:rFonts w:eastAsiaTheme="majorEastAsia"/>
+        </w:rPr>
+        <w:t> </w:t>
+      </w:r>
+      <w:r>
+        <w:t>limited. Recent investigations have explored their causal role on various</w:t>
+      </w:r>
+      <w:r>
+        <w:rPr>
+          <w:rFonts w:eastAsiaTheme="majorEastAsia"/>
+        </w:rPr>
+        <w:t> </w:t>
+      </w:r>
+      <w:r>
+        <w:t>labor market indicators \parencite{delgado2024, marcos2022}. However, despite this growing interest in labor dynamics, the</w:t>
+      </w:r>
+      <w:r>
+        <w:rPr>
+          <w:rFonts w:eastAsiaTheme="majorEastAsia"/>
+        </w:rPr>
+        <w:t> </w:t>
+      </w:r>
+      <w:r>
+        <w:t>spatial relationship</w:t>
+      </w:r>
+      <w:r>
+        <w:rPr>
+          <w:rFonts w:eastAsiaTheme="majorEastAsia"/>
+        </w:rPr>
+        <w:t> </w:t>
+      </w:r>
+      <w:r>
+        <w:t xml:space="preserve">between these establishments and urban security in the region has been largely overlooked. Specifically in </w:t>
+      </w:r>
+      <w:r>
+        <w:rPr>
+          <w:lang w:val="en-US"/>
+        </w:rPr>
+        <w:t>Bogotá</w:t>
+      </w:r>
+      <w:r>
+        <w:t xml:space="preserve"> crime literature has primarily focused on public </w:t>
+      </w:r>
+      <w:r>
+        <w:lastRenderedPageBreak/>
+        <w:t xml:space="preserve">transport, general socioeconomic urban caracteristics, and policy intervention impact on crime \parencite{moreno2005impacto, bacares2013impact}.\\ </w:t>
+      </w:r>
+    </w:p>
+    <w:p>
+      <w:pPr>
+        <w:spacing w:line="360" w:lineRule="auto"/>
+        <w:ind w:firstLine="720"/>
+        <w:jc w:val="both"/>
+      </w:pPr>
+      <w:r>
+        <w:t>The investigations that have actually explored this topic are counted. For example,  \cite{jaramillo2021low} used the same method as \parencite{</w:t>
+      </w:r>
+      <w:r>
+        <w:t>shin2024dollar</w:t>
+      </w:r>
+      <w:r>
+        <w:t xml:space="preserve">} to study the effect of D1 hard discount stores </w:t>
+      </w:r>
+      <w:r>
+        <w:t xml:space="preserve">on the crime around the </w:t>
+      </w:r>
+      <w:r>
+        <w:t>areas</w:t>
+      </w:r>
+      <w:r>
+        <w:t xml:space="preserve"> where </w:t>
+      </w:r>
+      <w:r>
+        <w:t>they</w:t>
+      </w:r>
+      <w:r>
+        <w:t xml:space="preserve"> ope</w:t>
+      </w:r>
+      <w:r>
+        <w:t xml:space="preserve">n in </w:t>
+      </w:r>
+      <w:r>
+        <w:t>Bogotá.</w:t>
+      </w:r>
+      <w:r>
+        <w:t xml:space="preserve"> Although D1s are not convenience stores per se, they attract a similar type of costumers and and often share similar spatial locations with OXXO outlets. By analyzing the period of 2016 to 2019 and employing the same information utilized in this thesis (</w:t>
+      </w:r>
+      <w:r>
+        <w:t xml:space="preserve">within </w:t>
+      </w:r>
+      <w:r>
+        <w:t>SIEDCO</w:t>
+      </w:r>
+      <w:r>
+        <w:t xml:space="preserve"> infromation system</w:t>
+      </w:r>
+      <w:r>
+        <w:t>), the authors found that D1 openings caused a</w:t>
+      </w:r>
+      <w:r>
+        <w:rPr>
+          <w:rFonts w:eastAsiaTheme="majorEastAsia"/>
+        </w:rPr>
+        <w:t> </w:t>
+      </w:r>
+      <w:r>
+        <w:t>33.4\% average reduction</w:t>
+      </w:r>
+      <w:r>
+        <w:rPr>
+          <w:rFonts w:eastAsiaTheme="majorEastAsia"/>
+        </w:rPr>
+        <w:t> </w:t>
+      </w:r>
+      <w:r>
+        <w:t>in crime density per block. They attributed this impact to the</w:t>
+      </w:r>
+      <w:r>
+        <w:rPr>
+          <w:rFonts w:eastAsiaTheme="majorEastAsia"/>
+        </w:rPr>
+        <w:t> </w:t>
+      </w:r>
+      <w:r>
+        <w:t>'eyes on the street' phenomenon, suggesting that the increased pedestrian flow acts as a form of</w:t>
+      </w:r>
+      <w:r>
+        <w:rPr>
+          <w:rFonts w:eastAsiaTheme="majorEastAsia"/>
+        </w:rPr>
+        <w:t> </w:t>
+      </w:r>
+      <w:r>
+        <w:t>informal guardianship</w:t>
+      </w:r>
+      <w:r>
+        <w:rPr>
+          <w:rFonts w:eastAsiaTheme="majorEastAsia"/>
+        </w:rPr>
+        <w:t> </w:t>
+      </w:r>
+      <w:r>
+        <w:t xml:space="preserve">that deters criminal activity \parencite{jacobs1961death, jaramillo2021low}.\\ </w:t>
+      </w:r>
+    </w:p>
+    <w:p>
+      <w:pPr>
+        <w:spacing w:line="360" w:lineRule="auto"/>
+        <w:ind w:firstLine="720"/>
+        <w:jc w:val="both"/>
+      </w:pPr>
+      <w:r>
+        <w:t xml:space="preserve">As noted, the body of literature that explores the impact of convenience stores on crime in Latinamerica is reduced, and </w:t>
+      </w:r>
+      <w:r>
+        <w:t>virtually non-existent in the Colombian context.</w:t>
+      </w:r>
+      <w:r>
+        <w:t xml:space="preserve"> In this thesis I aim to fill this gap by evaluating the impact of OXXO store openings on local crime in Bogotá. </w:t>
+      </w:r>
+      <w:r>
+        <w:t>Given their rapid expansion and market dominance, OXXO stores serve as a primary actor and a representative proxy for modern convenience retail</w:t>
+      </w:r>
+      <w:r>
+        <w:t xml:space="preserve"> in the city. Additionally, this analisis is particularly relevant in a context where crime remains a public policy priority and a growing concern for Bogota</w:t>
+      </w:r>
+      <w:r>
+        <w:rPr>
+          <w:lang w:val="en-US"/>
+        </w:rPr>
+        <w:t xml:space="preserve">’s </w:t>
+      </w:r>
+      <w:r>
+        <w:t>inhabitants.</w:t>
+      </w:r>
+    </w:p>
+    <w:p>
+      <w:pPr>
+        <w:spacing w:line="360" w:lineRule="auto"/>
+        <w:ind w:firstLine="720"/>
+        <w:jc w:val="both"/>
+      </w:pPr>
+    </w:p>
+    <w:p>
+      <w:pPr>
+        <w:spacing w:line="360" w:lineRule="auto"/>
+        <w:ind w:firstLine="720"/>
+        <w:jc w:val="both"/>
+      </w:pPr>
+    </w:p>
+    <w:p>
+      <w:pPr>
+        <w:spacing w:line="360" w:lineRule="auto"/>
+        <w:jc w:val="both"/>
+        <w:rPr>
+          <w:lang w:val="en-US"/>
+        </w:rPr>
+      </w:pPr>
+    </w:p>
+    <w:p>
+      <w:pPr>
+        <w:spacing w:line="360" w:lineRule="auto"/>
+        <w:jc w:val="both"/>
+        <w:rPr>
+          <w:lang w:val="en-US"/>
+        </w:rPr>
+      </w:pPr>
+    </w:p>
+    <w:p>
+      <w:pPr>
+        <w:spacing w:line="360" w:lineRule="auto"/>
+        <w:jc w:val="both"/>
+        <w:rPr>
+          <w:lang w:val="en-US"/>
+        </w:rPr>
+      </w:pPr>
+    </w:p>
+    <w:p>
+      <w:pPr>
+        <w:spacing w:line="360" w:lineRule="auto"/>
+        <w:jc w:val="both"/>
+        <w:rPr>
+          <w:lang w:val="en-US"/>
+        </w:rPr>
+      </w:pPr>
+    </w:p>
+    <w:p>
+      <w:pPr>
+        <w:spacing w:line="360" w:lineRule="auto"/>
+        <w:jc w:val="both"/>
+        <w:rPr>
+          <w:lang w:val="en-US"/>
+        </w:rPr>
+      </w:pPr>
+    </w:p>
+    <w:p>
+      <w:pPr>
+        <w:spacing w:line="360" w:lineRule="auto"/>
+        <w:jc w:val="both"/>
+        <w:rPr>
+          <w:lang w:val="en-US"/>
+        </w:rPr>
+      </w:pPr>
+    </w:p>
+    <w:p>
+      <w:pPr>
+        <w:spacing w:line="360" w:lineRule="auto"/>
+        <w:jc w:val="both"/>
+        <w:rPr>
+          <w:lang w:val="en-US"/>
+        </w:rPr>
+      </w:pPr>
+    </w:p>
+    <w:p>
+      <w:pPr>
+        <w:spacing w:line="360" w:lineRule="auto"/>
+        <w:jc w:val="both"/>
+        <w:rPr>
+          <w:lang w:val="en-US"/>
+        </w:rPr>
+      </w:pPr>
+    </w:p>
+    <w:p>
+      <w:pPr>
+        <w:spacing w:line="360" w:lineRule="auto"/>
+        <w:jc w:val="both"/>
+        <w:rPr>
+          <w:lang w:val="en-US"/>
+        </w:rPr>
+      </w:pPr>
+    </w:p>
+    <w:p>
+      <w:pPr>
+        <w:spacing w:line="360" w:lineRule="auto"/>
+        <w:jc w:val="both"/>
+        <w:rPr>
+          <w:lang w:val="en-US"/>
+        </w:rPr>
+      </w:pPr>
+    </w:p>
+    <w:p>
+      <w:pPr>
+        <w:spacing w:line="360" w:lineRule="auto"/>
+        <w:jc w:val="both"/>
         <w:rPr>
           <w:b/>
           <w:bCs/>
           <w:lang w:val="en-US"/>
         </w:rPr>
-        <w:t xml:space="preserve">Bogotá </w:t>
-      </w:r>
-      <w:r>
-        <w:rPr>
-          <w:lang w:val="en-US"/>
-        </w:rPr>
-        <w:t xml:space="preserve">was one of the most </w:t>
-      </w:r>
-      <w:r>
-        <w:rPr>
-          <w:lang w:val="en-US"/>
-        </w:rPr>
-        <w:t>unsafe</w:t>
-      </w:r>
-      <w:r>
-        <w:rPr>
-          <w:lang w:val="en-US"/>
-        </w:rPr>
-        <w:t xml:space="preserve"> cities </w:t>
-      </w:r>
-      <w:r>
-        <w:rPr>
-          <w:lang w:val="en-US"/>
-        </w:rPr>
-        <w:t>in</w:t>
-      </w:r>
-      <w:r>
-        <w:rPr>
-          <w:lang w:val="en-US"/>
-        </w:rPr>
-        <w:t xml:space="preserve"> Colombia</w:t>
-      </w:r>
-      <w:r>
-        <w:rPr>
-          <w:lang w:val="en-US"/>
-        </w:rPr>
-        <w:t xml:space="preserve">, seeing an upswing in narcoterrorism and assassinations of political leaders; </w:t>
-      </w:r>
-      <w:r>
-        <w:rPr>
-          <w:lang w:val="en-US"/>
-        </w:rPr>
-        <w:t>in fact, in 1991</w:t>
-      </w:r>
-      <w:r>
-        <w:rPr>
-          <w:lang w:val="en-US"/>
-        </w:rPr>
-        <w:t>,</w:t>
-      </w:r>
-      <w:r>
-        <w:rPr>
-          <w:lang w:val="en-US"/>
-        </w:rPr>
-        <w:t xml:space="preserve"> it reached an annual crime rate </w:t>
-      </w:r>
-      <w:r>
-        <w:rPr>
-          <w:highlight w:val="red"/>
-          <w:lang w:val="en-US"/>
-        </w:rPr>
-        <w:t xml:space="preserve">of 1,287 crimes per 100,000 </w:t>
-      </w:r>
-      <w:commentRangeStart w:id="2"/>
-      <w:r>
-        <w:rPr>
-          <w:highlight w:val="red"/>
-          <w:lang w:val="en-US"/>
-        </w:rPr>
-        <w:t>inhabitants</w:t>
-      </w:r>
-      <w:commentRangeEnd w:id="2"/>
-      <w:r>
-        <w:rPr>
-          <w:rStyle w:val="CommentReference"/>
-        </w:rPr>
-        <w:commentReference w:id="2"/>
-      </w:r>
-      <w:r>
-        <w:rPr>
-          <w:lang w:val="en-US"/>
-        </w:rPr>
-        <w:t xml:space="preserve"> \</w:t>
-      </w:r>
-      <w:proofErr w:type="spellStart"/>
-      <w:r>
-        <w:rPr>
-          <w:lang w:val="en-US"/>
-        </w:rPr>
-        <w:t>parencite</w:t>
-      </w:r>
-      <w:proofErr w:type="spellEnd"/>
-      <w:r>
-        <w:rPr>
-          <w:lang w:val="en-US"/>
-        </w:rPr>
-        <w:t>{</w:t>
-      </w:r>
-      <w:r>
-        <w:t>rodriguez2017ciudad</w:t>
-      </w:r>
-      <w:r>
-        <w:rPr>
-          <w:lang w:val="en-US"/>
-        </w:rPr>
-        <w:t xml:space="preserve">}. However, at the end of the 90s and beginning of the 2000s, crime started to decrease; for example, </w:t>
-      </w:r>
-      <w:r>
-        <w:t>between 1993 and 2002 Bogotá saw an estimated 65\% decrease in the homicide rate, while robbery fell by about 33\%</w:t>
-      </w:r>
-      <w:r>
-        <w:rPr>
-          <w:lang w:val="en-US"/>
-        </w:rPr>
-        <w:t xml:space="preserve">. This shift was driven by </w:t>
-      </w:r>
-      <w:r>
-        <w:t>citizen culture programs, large-scale urban renewal projects, and robust institutional reforms implemented by the majors of this period \</w:t>
-      </w:r>
-      <w:proofErr w:type="gramStart"/>
-      <w:r>
-        <w:t>parencite{</w:t>
-      </w:r>
-      <w:proofErr w:type="gramEnd"/>
-      <w:r>
-        <w:t xml:space="preserve">Sanchez2003, mockus2012building}. Finally, </w:t>
-      </w:r>
-      <w:r>
-        <w:rPr>
-          <w:lang w:val="en-US"/>
-        </w:rPr>
-        <w:t xml:space="preserve">in past years urban crime has shown resistance to keep declining. After the 2019 covid pandemic criminality had </w:t>
-      </w:r>
-      <w:r>
-        <w:t>a significant</w:t>
-      </w:r>
-      <w:r>
-        <w:rPr>
-          <w:rFonts w:eastAsiaTheme="majorEastAsia"/>
-        </w:rPr>
-        <w:t> </w:t>
-      </w:r>
-      <w:r>
-        <w:t xml:space="preserve">rebound, with personal theft surpassing pre-pandemic levels. By 2025, despite institutional efforts, the city's </w:t>
-      </w:r>
-      <w:r>
-        <w:lastRenderedPageBreak/>
-        <w:t>crime rates have shown</w:t>
-      </w:r>
+      </w:pPr>
       <w:r>
         <w:rPr>
           <w:b/>
           <w:bCs/>
-        </w:rPr>
-        <w:t xml:space="preserve"> </w:t>
-      </w:r>
-      <w:r>
-        <w:t>resistance to reduce, particularly regarding homicides and robberies hl{(citation)}.\\</w:t>
-      </w:r>
-    </w:p>
-    <w:p>
-      <w:pPr>
-        <w:spacing w:line="360" w:lineRule="auto"/>
-        <w:ind w:firstLine="720"/>
-        <w:jc w:val="both"/>
-      </w:pPr>
-      <w:r>
-        <w:t>Currently, Bogota’s crime, as any other city, clusters in specific zones. The most insecure Localities (a unit of territorial division that gathers many UPZ) are located in the southeastern region of Bogota, wich correlates with a high presence of criminal organizations, informality, and deficencies of human development \parencite{probogota2024indice}.</w:t>
-      </w:r>
-      <w:r>
-        <w:rPr>
-          <w:color w:val="000000"/>
-          <w:sz w:val="27"/>
-          <w:szCs w:val="27"/>
-        </w:rPr>
-        <w:t xml:space="preserve"> </w:t>
-      </w:r>
-      <w:r>
-        <w:t>However, this concentration does not imply that all crime categories peak in the same areas. While homicide rates tend to follow this general rule in the city, personal theft</w:t>
-      </w:r>
-      <w:r>
-        <w:rPr>
-          <w:rFonts w:eastAsiaTheme="majorEastAsia"/>
-        </w:rPr>
-        <w:t> </w:t>
-      </w:r>
-      <w:r>
-        <w:t>exhibits a distinct geographic distribution, primarily clustering in the city's</w:t>
-      </w:r>
-      <w:r>
-        <w:rPr>
-          <w:rFonts w:eastAsiaTheme="majorEastAsia"/>
-        </w:rPr>
-        <w:t> </w:t>
-      </w:r>
-      <w:r>
-        <w:t xml:space="preserve">northeastern sector \parencite{probogota2022informe}.\\ </w:t>
-      </w:r>
-    </w:p>
-    <w:p>
-      <w:pPr>
-        <w:spacing w:line="360" w:lineRule="auto"/>
-        <w:jc w:val="both"/>
-      </w:pPr>
-      <w:r>
-        <w:t xml:space="preserve">Figure~\ref{fig:oxxo_transmilenio_vias} shows this behaviour as it displays how personal theft rates distribute throughout Bogotá´s UPZs over the years. These maps also highlight that between 2015 and 2021 (and even later, as it can be noted in ProBogota’s annual security informs </w:t>
-      </w:r>
-      <w:r>
-        <w:rPr>
-          <w:lang w:val="en-US"/>
-        </w:rPr>
-        <w:t>(\footnote{\hl{PIE DE PAGINA)}}</w:t>
-      </w:r>
-      <w:r>
-        <w:t>) this tendency has not drastically changed, meaning that there are environmental characteristics that keep favoring robberies or attracting offenders. Other  characteristics that these zones have are</w:t>
-      </w:r>
-      <w:r>
-        <w:rPr>
-          <w:rFonts w:eastAsiaTheme="majorEastAsia"/>
-        </w:rPr>
-        <w:t> </w:t>
-      </w:r>
-      <w:r>
-        <w:rPr>
-          <w:b/>
-          <w:bCs/>
-        </w:rPr>
-        <w:t>high pedestrian throughput, the density of commercial land use, and the proximity to the city's main transit arteries.</w:t>
-      </w:r>
-      <w:r>
-        <w:t>\\</w:t>
-      </w:r>
-    </w:p>
-    <w:p>
-      <w:pPr>
-        <w:spacing w:line="360" w:lineRule="auto"/>
-      </w:pPr>
-      <w:r>
-        <w:rPr>
-          <w:highlight w:val="magenta"/>
-        </w:rPr>
-        <w:t>Factors that favor crime clustering must be taken into account in this research. If OXXO stores also locate in inherent high crime areas, it will be important to evaluate whether OXXO efectively causes an increment in crime or if both OXXO and criminals are simply attracted to the same high-activity "nodes."</w:t>
-      </w:r>
-      <w:r>
-        <w:t xml:space="preserve"> OXXO in this sence may be a crime generator or a crime attractor.</w:t>
-      </w:r>
-    </w:p>
-    <w:p>
-      <w:pPr>
-        <w:spacing w:line="360" w:lineRule="auto"/>
-      </w:pPr>
-    </w:p>
-    <w:p>
-      <w:pPr>
-        <w:spacing w:line="360" w:lineRule="auto"/>
-      </w:pPr>
-    </w:p>
-    <w:p>
-      <w:pPr>
-        <w:spacing w:line="360" w:lineRule="auto"/>
-      </w:pPr>
-    </w:p>
-    <w:p>
-      <w:pPr>
-        <w:spacing w:line="360" w:lineRule="auto"/>
-      </w:pPr>
-    </w:p>
-    <w:p>
-      <w:pPr>
-        <w:spacing w:line="360" w:lineRule="auto"/>
-      </w:pPr>
-    </w:p>
-    <w:p>
-      <w:pPr>
-        <w:spacing w:line="360" w:lineRule="auto"/>
-      </w:pPr>
-    </w:p>
-    <w:p>
-      <w:pPr>
-        <w:spacing w:line="360" w:lineRule="auto"/>
-      </w:pPr>
-    </w:p>
-    <w:p>
-      <w:pPr>
-        <w:spacing w:line="360" w:lineRule="auto"/>
-      </w:pPr>
-    </w:p>
-    <w:p>
-      <w:pPr>
-        <w:spacing w:line="360" w:lineRule="auto"/>
-      </w:pPr>
-    </w:p>
-    <w:p>
-      <w:pPr>
-        <w:spacing w:line="360" w:lineRule="auto"/>
-        <w:rPr>
-          <w:b/>
-          <w:bCs/>
-          <w:lang w:val="en-US"/>
-        </w:rPr>
-      </w:pPr>
-      <w:r>
-        <w:rPr>
-          <w:b/>
-          <w:bCs/>
-          <w:lang w:val="en-US"/>
-        </w:rPr>
-        <w:lastRenderedPageBreak/>
-        <w:t xml:space="preserve">LITERATURE REVIEW: </w:t>
-      </w:r>
-    </w:p>
-    <w:p>
-      <w:pPr>
-        <w:spacing w:line="360" w:lineRule="auto"/>
-        <w:ind w:firstLine="720"/>
-        <w:jc w:val="both"/>
-      </w:pPr>
-      <w:r>
-        <w:rPr>
-          <w:lang w:val="en-US"/>
-        </w:rPr>
-        <w:t xml:space="preserve">In the context of urban economics, spatial econometrics and crime literature, various studies have explored how </w:t>
-      </w:r>
-      <w:r>
-        <w:t>built environment features</w:t>
-      </w:r>
-      <w:r>
-        <w:rPr>
-          <w:rFonts w:eastAsiaTheme="majorEastAsia"/>
-        </w:rPr>
-        <w:t> </w:t>
-      </w:r>
-      <w:r>
-        <w:t>and infrastructure shape</w:t>
-      </w:r>
-      <w:r>
-        <w:rPr>
-          <w:rFonts w:eastAsiaTheme="majorEastAsia"/>
-        </w:rPr>
-        <w:t> </w:t>
-      </w:r>
-      <w:r>
-        <w:rPr>
-          <w:lang w:val="en-US"/>
-        </w:rPr>
-        <w:t xml:space="preserve">crime activity in cities. </w:t>
-      </w:r>
-      <w:proofErr w:type="gramStart"/>
-      <w:r>
-        <w:rPr>
-          <w:lang w:val="en-US"/>
-        </w:rPr>
-        <w:t>A number of</w:t>
-      </w:r>
-      <w:proofErr w:type="gramEnd"/>
-      <w:r>
-        <w:rPr>
-          <w:lang w:val="en-US"/>
-        </w:rPr>
-        <w:t xml:space="preserve"> empirical analyses </w:t>
-      </w:r>
-      <w:r>
-        <w:t xml:space="preserve">have investigated this by exploring the causal impact of urban public transit on crime. </w:t>
-      </w:r>
-      <w:r>
-        <w:rPr>
-          <w:lang w:val="en-US"/>
-        </w:rPr>
-        <w:t xml:space="preserve"> \</w:t>
-      </w:r>
-      <w:proofErr w:type="gramStart"/>
-      <w:r>
-        <w:rPr>
-          <w:lang w:val="en-US"/>
-        </w:rPr>
-        <w:t>cite</w:t>
-      </w:r>
-      <w:proofErr w:type="gramEnd"/>
-      <w:r>
-        <w:rPr>
-          <w:lang w:val="en-US"/>
-        </w:rPr>
-        <w:t>{</w:t>
-      </w:r>
-      <w:r>
-        <w:t>ijgi10100632}</w:t>
-      </w:r>
-      <w:r>
-        <w:rPr>
-          <w:lang w:val="en-US"/>
-        </w:rPr>
-        <w:t xml:space="preserve">, for example, </w:t>
-      </w:r>
-      <w:r>
-        <w:t>assessed the impact of two new subway lines implemented in 2017 in ZG city, China, on thefts in the surrounding areas. By employing a</w:t>
-      </w:r>
-      <w:r>
-        <w:rPr>
-          <w:rFonts w:eastAsiaTheme="majorEastAsia"/>
-        </w:rPr>
-        <w:t> </w:t>
-      </w:r>
-      <w:r>
-        <w:t>Difference-in-Differences (DiD)</w:t>
-      </w:r>
-      <w:r>
-        <w:rPr>
-          <w:rFonts w:eastAsiaTheme="majorEastAsia"/>
-        </w:rPr>
-        <w:t> </w:t>
-      </w:r>
-      <w:r>
-        <w:t xml:space="preserve">framework, they found that in the short run, theft increased by 15\%. </w:t>
-      </w:r>
-      <w:r>
-        <w:rPr>
-          <w:lang w:val="en-US"/>
-        </w:rPr>
-        <w:t xml:space="preserve">Others, on the other hand, have ventured to explore the paper of new urban policies and </w:t>
-      </w:r>
-      <w:r>
-        <w:t xml:space="preserve">infrastructure interventions </w:t>
-      </w:r>
-      <w:r>
-        <w:rPr>
-          <w:lang w:val="en-US"/>
-        </w:rPr>
-        <w:t>on this topic. \</w:t>
-      </w:r>
-      <w:proofErr w:type="gramStart"/>
-      <w:r>
-        <w:rPr>
-          <w:lang w:val="en-US"/>
-        </w:rPr>
-        <w:t>cite</w:t>
-      </w:r>
-      <w:proofErr w:type="gramEnd"/>
-      <w:r>
-        <w:rPr>
-          <w:lang w:val="en-US"/>
-        </w:rPr>
-        <w:t>{</w:t>
-      </w:r>
-      <w:r>
-        <w:t>dominguez2022crimetime</w:t>
-      </w:r>
-      <w:r>
-        <w:rPr>
-          <w:lang w:val="en-US"/>
-        </w:rPr>
-        <w:t xml:space="preserve">} paper is one case, as they study </w:t>
-      </w:r>
-      <w:r>
-        <w:t>the causal effect of ambient light on crime in Santiago, Chile, by using the "Daylight Saving Time" policy as a natural experiment. Due to this policy, they could find that an increase of one hour of</w:t>
-      </w:r>
-      <w:r>
-        <w:rPr>
-          <w:rFonts w:eastAsiaTheme="majorEastAsia"/>
-        </w:rPr>
-        <w:t> </w:t>
-      </w:r>
-      <w:r>
-        <w:t>ambient light exposure between 7 and 9 reduced thefts by 30\%.  \hl{</w:t>
-      </w:r>
-      <w:r>
-        <w:rPr>
-          <w:highlight w:val="yellow"/>
-        </w:rPr>
-        <w:t>These studies empahsize on XXXXX (give emphasis on a crime literature concept)</w:t>
-      </w:r>
-      <w:r>
-        <w:t>}\\</w:t>
-      </w:r>
-    </w:p>
-    <w:p>
-      <w:pPr>
-        <w:spacing w:line="360" w:lineRule="auto"/>
-        <w:ind w:firstLine="720"/>
-        <w:jc w:val="both"/>
-      </w:pPr>
-      <w:r>
-        <w:rPr>
-          <w:lang w:val="en-US"/>
-        </w:rPr>
-        <w:t>Retail chains can be considered as built</w:t>
-      </w:r>
-      <w:r>
-        <w:t xml:space="preserve"> environment features</w:t>
-      </w:r>
-      <w:r>
-        <w:rPr>
-          <w:rFonts w:eastAsiaTheme="majorEastAsia"/>
-        </w:rPr>
-        <w:t> </w:t>
-      </w:r>
-      <w:r>
-        <w:rPr>
-          <w:lang w:val="en-US"/>
-        </w:rPr>
-        <w:t xml:space="preserve">that may influence urban crime activity. While different studies have </w:t>
-      </w:r>
-      <w:r>
-        <w:t xml:space="preserve">extensively explored their role, these previous inquiries </w:t>
-      </w:r>
-      <w:r>
-        <w:rPr>
-          <w:lang w:val="en-US"/>
-        </w:rPr>
-        <w:t>have their own limitations</w:t>
-      </w:r>
-      <w:r>
-        <w:t>. A substantial body of research dates back to the pre-2000s era,</w:t>
-      </w:r>
-      <w:r>
-        <w:rPr>
-          <w:lang w:val="en-US"/>
-        </w:rPr>
-        <w:t xml:space="preserve"> meaning that their findings do not contemplate the current urban dynamics of modern cities. Nonetheless</w:t>
-      </w:r>
-      <w:r>
-        <w:t>, these foundational studies provide a critical perspective on the underlying mechanics of crime</w:t>
-      </w:r>
-      <w:r>
-        <w:rPr>
-          <w:lang w:val="en-US"/>
-        </w:rPr>
-        <w:t xml:space="preserve">. For instance, early </w:t>
-      </w:r>
-      <w:r>
-        <w:t xml:space="preserve">investigations focused on identifying the </w:t>
-      </w:r>
-      <w:r>
-        <w:rPr>
-          <w:lang w:val="en-US"/>
-        </w:rPr>
-        <w:t xml:space="preserve">characteristics that influenced the propensity of convenience stores to be </w:t>
-      </w:r>
-      <w:r>
-        <w:t>targeted for robbery</w:t>
-      </w:r>
-      <w:r>
-        <w:rPr>
-          <w:lang w:val="en-US"/>
-        </w:rPr>
-        <w:t>. They identified that stores that operated for longer hours at night were more likely to be robbed, as there are fewer people around \parencitecite{</w:t>
-      </w:r>
-      <w:r>
-        <w:t>dalessio1990crime</w:t>
-      </w:r>
-      <w:r>
-        <w:rPr>
-          <w:lang w:val="en-US"/>
-        </w:rPr>
-        <w:t xml:space="preserve">}. Others found that these types of stores were more prone to be robbed due to the lack of </w:t>
-      </w:r>
-      <w:r>
-        <w:t>visible security such as police presence, security guards, or effective alarm systems \</w:t>
-      </w:r>
-      <w:proofErr w:type="gramStart"/>
-      <w:r>
-        <w:t>parencitecite{</w:t>
-      </w:r>
-      <w:proofErr w:type="gramEnd"/>
-      <w:r>
-        <w:t xml:space="preserve">Wellford1997, </w:t>
-      </w:r>
-      <w:r>
-        <w:t>Dugato2026</w:t>
-      </w:r>
-      <w:r>
-        <w:t>}</w:t>
-      </w:r>
-      <w:r>
-        <w:rPr>
-          <w:lang w:val="en-US"/>
-        </w:rPr>
-        <w:t xml:space="preserve">. Although useful, they fail to account for convenience stores’ role on crime of their </w:t>
-      </w:r>
-      <w:proofErr w:type="spellStart"/>
-      <w:r>
-        <w:rPr>
-          <w:lang w:val="en-US"/>
-        </w:rPr>
-        <w:t>i</w:t>
-      </w:r>
-      <w:proofErr w:type="spellEnd"/>
-      <w:r>
-        <w:t>mmediate surroundings</w:t>
-      </w:r>
-      <w:r>
-        <w:rPr>
-          <w:lang w:val="en-US"/>
-        </w:rPr>
-        <w:t>.\\</w:t>
-      </w:r>
-    </w:p>
-    <w:p>
-      <w:pPr>
-        <w:spacing w:line="360" w:lineRule="auto"/>
-        <w:ind w:firstLine="720"/>
-        <w:jc w:val="both"/>
-      </w:pPr>
-      <w:r>
-        <w:rPr>
-          <w:lang w:val="en-US"/>
-        </w:rPr>
-        <w:t xml:space="preserve">On the other hand, other recent publications </w:t>
-      </w:r>
-      <w:r>
-        <w:t>have examined the influence of</w:t>
-      </w:r>
-      <w:r>
-        <w:rPr>
-          <w:rFonts w:eastAsiaTheme="majorEastAsia"/>
-        </w:rPr>
-        <w:t> </w:t>
-      </w:r>
-      <w:r>
-        <w:t>analogous commercial establishments</w:t>
-      </w:r>
-      <w:r>
-        <w:rPr>
-          <w:rFonts w:eastAsiaTheme="majorEastAsia"/>
-        </w:rPr>
-        <w:t> </w:t>
-      </w:r>
-      <w:r>
-        <w:t>on urban crime</w:t>
-      </w:r>
-      <w:r>
-        <w:rPr>
-          <w:lang w:val="en-US"/>
-        </w:rPr>
-        <w:t xml:space="preserve">. </w:t>
-      </w:r>
-      <w:r>
-        <w:t>While some of these studies do not focus exclusively on convenience stores, they utilize other retail outlets with similar operational profiles which can serve as proxies for what this thesis aims to investigate.</w:t>
-      </w:r>
-      <w:r>
-        <w:rPr>
-          <w:rFonts w:eastAsiaTheme="majorEastAsia"/>
-        </w:rPr>
-        <w:t> </w:t>
-      </w:r>
-      <w:r>
-        <w:t>\textcite{askey2018fast} is and example as the authors</w:t>
-      </w:r>
-      <w:r>
-        <w:rPr>
-          <w:rFonts w:eastAsiaTheme="majorEastAsia"/>
-        </w:rPr>
-        <w:t> </w:t>
-      </w:r>
-      <w:r>
-        <w:t>pooled data</w:t>
-      </w:r>
-      <w:r>
-        <w:rPr>
-          <w:rFonts w:eastAsiaTheme="majorEastAsia"/>
-        </w:rPr>
-        <w:t> </w:t>
-      </w:r>
-      <w:r>
-        <w:t>from fast-food restaurants and convenience stores in Seattle. They used sales revenue as a proxy</w:t>
-      </w:r>
-      <w:r>
-        <w:rPr>
-          <w:rFonts w:eastAsiaTheme="majorEastAsia"/>
-        </w:rPr>
-        <w:t> </w:t>
-      </w:r>
-      <w:r>
-        <w:t xml:space="preserve">for human activity to count the different levels of operational </w:t>
-      </w:r>
-      <w:r>
-        <w:lastRenderedPageBreak/>
-        <w:t>intensity</w:t>
-      </w:r>
-      <w:r>
-        <w:rPr>
-          <w:rFonts w:eastAsiaTheme="majorEastAsia"/>
-        </w:rPr>
-        <w:t> </w:t>
-      </w:r>
-      <w:r>
-        <w:t>across locations, and aimed to explain crime patterns in the immediate surroundings of these establishments. Their results indicate that stores with higher average sales were associated with with a</w:t>
-      </w:r>
-      <w:r>
-        <w:rPr>
-          <w:rFonts w:eastAsiaTheme="majorEastAsia"/>
-        </w:rPr>
-        <w:t> </w:t>
-      </w:r>
-      <w:r>
-        <w:t>7.4\% increase</w:t>
-      </w:r>
-      <w:r>
-        <w:rPr>
-          <w:rFonts w:eastAsiaTheme="majorEastAsia"/>
-        </w:rPr>
-        <w:t> </w:t>
-      </w:r>
-      <w:r>
-        <w:t xml:space="preserve">in expected crime counts. Conversely, \cite{feng2019aggravating} contribute to this discussion by finding that </w:t>
-      </w:r>
-      <w:r>
-        <w:rPr>
-          <w:lang w:val="en-US"/>
-        </w:rPr>
-        <w:t xml:space="preserve">alcohol outlets influenced the likelihood of aggravated assault and street robbery in New York City. </w:t>
-      </w:r>
-      <w:r>
-        <w:t xml:space="preserve">Their findings reveal </w:t>
-      </w:r>
-      <w:r>
-        <w:rPr>
-          <w:lang w:val="en-US"/>
-        </w:rPr>
-        <w:t>differential impacts depending on the type of outlet (if it is a bar, a grocery store, or other similar establishment); for instance, the authors highlighted that in</w:t>
-      </w:r>
-      <w:r>
-        <w:t xml:space="preserve"> Manhattan and the Bronx, proximity within two blocks of a grocery store increased the</w:t>
-      </w:r>
-      <w:r>
-        <w:rPr>
-          <w:rFonts w:eastAsiaTheme="majorEastAsia"/>
-        </w:rPr>
-        <w:t> </w:t>
-      </w:r>
-      <w:r>
-        <w:t xml:space="preserve">relative risk of street robbery by more than sixfold.\\ </w:t>
-      </w:r>
-    </w:p>
-    <w:p>
-      <w:pPr>
-        <w:spacing w:line="360" w:lineRule="auto"/>
-        <w:ind w:firstLine="720"/>
-        <w:jc w:val="both"/>
-        <w:rPr>
-          <w:lang w:val="en-US"/>
-        </w:rPr>
-      </w:pPr>
-      <w:r>
-        <w:t xml:space="preserve">Another relevant investigation is the one of </w:t>
-      </w:r>
-      <w:r>
-        <w:rPr>
-          <w:lang w:val="en-US"/>
-        </w:rPr>
-        <w:t>\</w:t>
-      </w:r>
-      <w:proofErr w:type="spellStart"/>
-      <w:r>
-        <w:rPr>
-          <w:lang w:val="en-US"/>
-        </w:rPr>
-        <w:t>parencite</w:t>
-      </w:r>
-      <w:proofErr w:type="spellEnd"/>
-      <w:r>
-        <w:rPr>
-          <w:lang w:val="en-US"/>
-        </w:rPr>
-        <w:t>{</w:t>
-      </w:r>
-      <w:r>
-        <w:t>shin2024dollar</w:t>
-      </w:r>
-      <w:r>
-        <w:t xml:space="preserve">}. Shin used a DiD approach to invetigate the impact of dollar stores on </w:t>
-      </w:r>
-      <w:r>
-        <w:rPr>
-          <w:lang w:val="en-US"/>
-        </w:rPr>
-        <w:t>localized violent crime patterns in Chicago</w:t>
-      </w:r>
-      <w:r>
-        <w:rPr>
-          <w:lang w:val="en-US"/>
-        </w:rPr>
-        <w:t xml:space="preserve">. </w:t>
-      </w:r>
-      <w:r>
-        <w:t xml:space="preserve">To ensure the treatment and control groups were as homogeneous as possible, the author created localized areas using a 250-feet buffer for the treatment group and a 250-to-354-feet outer ring as the control. </w:t>
-      </w:r>
-      <w:r>
-        <w:rPr>
-          <w:lang w:val="en-US"/>
-        </w:rPr>
-        <w:t xml:space="preserve">At the end, this research found that </w:t>
-      </w:r>
-      <w:r>
-        <w:t>store openings lead to a 21.5% increase in violent crime (0.17 incidents per quarter), a result primarily driven by a 38% surge in robberies.</w:t>
-      </w:r>
-      <w:r>
-        <w:rPr>
-          <w:lang w:val="en-US"/>
-        </w:rPr>
-        <w:t>\\</w:t>
-      </w:r>
-    </w:p>
-    <w:p>
-      <w:pPr>
-        <w:spacing w:line="360" w:lineRule="auto"/>
-        <w:ind w:firstLine="720"/>
-        <w:jc w:val="both"/>
-      </w:pPr>
-      <w:r>
-        <w:t>Although these studies offer a useful baseline</w:t>
-      </w:r>
-      <w:r>
-        <w:rPr>
-          <w:lang w:val="en-US"/>
-        </w:rPr>
-        <w:t xml:space="preserve"> of how convenience stores, and specifically OXXO, impact nearby crime, </w:t>
-      </w:r>
-      <w:r>
-        <w:t>they present an incomplete perspective as</w:t>
-      </w:r>
-      <w:r>
-        <w:rPr>
-          <w:lang w:val="en-US"/>
-        </w:rPr>
-        <w:t xml:space="preserve"> they exclusively explored this nexus in cities of high-income nations. To build a more robust theory, these hypotheses must be tested </w:t>
-      </w:r>
-      <w:r>
-        <w:t>within</w:t>
-      </w:r>
-      <w:r>
-        <w:rPr>
-          <w:rFonts w:eastAsiaTheme="majorEastAsia"/>
-        </w:rPr>
-        <w:t> </w:t>
-      </w:r>
-      <w:r>
-        <w:t xml:space="preserve">Latin American cities </w:t>
-      </w:r>
-      <w:r>
-        <w:rPr>
-          <w:lang w:val="en-US"/>
-        </w:rPr>
-        <w:t xml:space="preserve">which have </w:t>
-      </w:r>
-      <w:proofErr w:type="gramStart"/>
-      <w:r>
-        <w:rPr>
-          <w:lang w:val="en-US"/>
-        </w:rPr>
-        <w:t>particular urban</w:t>
-      </w:r>
-      <w:proofErr w:type="gramEnd"/>
-      <w:r>
-        <w:rPr>
-          <w:lang w:val="en-US"/>
-        </w:rPr>
-        <w:t xml:space="preserve"> dynamics. Many papers argue that convenience stores are normally located in </w:t>
-      </w:r>
-      <w:r>
-        <w:t>socio-economically disadvantaged areas</w:t>
-      </w:r>
-      <w:r>
-        <w:rPr>
-          <w:lang w:val="en-US"/>
-        </w:rPr>
-        <w:t xml:space="preserve"> </w:t>
-      </w:r>
-      <w:r>
-        <w:t>where poverty, social disorganization, and lack of community resources exacerbate crime risks</w:t>
-      </w:r>
-      <w:r>
-        <w:rPr>
-          <w:lang w:val="en-US"/>
-        </w:rPr>
-        <w:t xml:space="preserve"> \</w:t>
-      </w:r>
-      <w:proofErr w:type="spellStart"/>
-      <w:proofErr w:type="gramStart"/>
-      <w:r>
-        <w:rPr>
-          <w:lang w:val="en-US"/>
-        </w:rPr>
-        <w:t>parencite</w:t>
-      </w:r>
-      <w:proofErr w:type="spellEnd"/>
-      <w:r>
-        <w:rPr>
-          <w:lang w:val="en-US"/>
-        </w:rPr>
-        <w:t>{</w:t>
-      </w:r>
-      <w:proofErr w:type="gramEnd"/>
-      <w:r>
-        <w:t>shin2024dollar</w:t>
-      </w:r>
-      <w:r>
-        <w:t xml:space="preserve">, </w:t>
-      </w:r>
-      <w:r>
-        <w:t>Dugato2026</w:t>
-      </w:r>
-      <w:r>
-        <w:rPr>
-          <w:lang w:val="en-US"/>
-        </w:rPr>
-        <w:t xml:space="preserve">}, but in cities like Bogotá the situation is not analogous. OXXO in Bogotá, for instance, does not follow this rule as it instead prioritizes to open locations in middle to high income neighborhoods, and places with high commercial activity and influx of people.\\ </w:t>
-      </w:r>
-    </w:p>
-    <w:p>
-      <w:pPr>
-        <w:spacing w:line="360" w:lineRule="auto"/>
-        <w:ind w:firstLine="720"/>
-        <w:jc w:val="both"/>
-      </w:pPr>
-      <w:r>
-        <w:t>In</w:t>
-      </w:r>
-      <w:r>
-        <w:rPr>
-          <w:rFonts w:eastAsiaTheme="majorEastAsia"/>
-        </w:rPr>
-        <w:t> </w:t>
-      </w:r>
-      <w:r>
-        <w:t>Latin America, the economic literature regarding convenience stores remains</w:t>
-      </w:r>
-      <w:r>
-        <w:rPr>
-          <w:rFonts w:eastAsiaTheme="majorEastAsia"/>
-        </w:rPr>
-        <w:t> </w:t>
-      </w:r>
-      <w:r>
-        <w:t>limited. Recent investigations have explored their causal role on various</w:t>
-      </w:r>
-      <w:r>
-        <w:rPr>
-          <w:rFonts w:eastAsiaTheme="majorEastAsia"/>
-        </w:rPr>
-        <w:t> </w:t>
-      </w:r>
-      <w:r>
-        <w:t>labor market indicators \parencite{delgado2024, marcos2022}. However, despite this growing interest in labor dynamics, the</w:t>
-      </w:r>
-      <w:r>
-        <w:rPr>
-          <w:rFonts w:eastAsiaTheme="majorEastAsia"/>
-        </w:rPr>
-        <w:t> </w:t>
-      </w:r>
-      <w:r>
-        <w:t>spatial relationship</w:t>
-      </w:r>
-      <w:r>
-        <w:rPr>
-          <w:rFonts w:eastAsiaTheme="majorEastAsia"/>
-        </w:rPr>
-        <w:t> </w:t>
-      </w:r>
-      <w:r>
-        <w:t xml:space="preserve">between these establishments and urban security in the region has been largely overlooked. Specifically in </w:t>
-      </w:r>
-      <w:r>
-        <w:rPr>
-          <w:lang w:val="en-US"/>
-        </w:rPr>
-        <w:t>Bogotá</w:t>
-      </w:r>
-      <w:r>
-        <w:t xml:space="preserve"> crime literature has primarily focused on public transport, general socioeconomic urban caracteristics, and policy intervention impact on crime \parencite{moreno2005impacto, bacares2013impact}.\\ </w:t>
-      </w:r>
-    </w:p>
-    <w:p>
-      <w:pPr>
-        <w:spacing w:line="360" w:lineRule="auto"/>
-        <w:ind w:firstLine="720"/>
-        <w:jc w:val="both"/>
-      </w:pPr>
-      <w:r>
-        <w:lastRenderedPageBreak/>
-        <w:t>The investigations that have actually explored this topic are counted. For example,  \cite{jaramillo2021low} used the same method as \parencite{</w:t>
-      </w:r>
-      <w:r>
-        <w:t>shin2024dollar</w:t>
-      </w:r>
-      <w:r>
-        <w:t xml:space="preserve">} to study the effect of D1 hard discount stores </w:t>
-      </w:r>
-      <w:r>
-        <w:t xml:space="preserve">on the crime around the streets where </w:t>
-      </w:r>
-      <w:r>
-        <w:t>they</w:t>
-      </w:r>
-      <w:r>
-        <w:t xml:space="preserve"> ope</w:t>
-      </w:r>
-      <w:r>
-        <w:t xml:space="preserve">n in </w:t>
-      </w:r>
-      <w:r>
-        <w:t>Bogotá.</w:t>
-      </w:r>
-      <w:r>
-        <w:t xml:space="preserve"> Although D1s are not convenience stores per se, they attract a similar type of costumers and and often share similar spatial locations with OXXO outlets. By analyzing the period of 2016 to 2019 and employing the same information utilized in this thesis (SIEDCO), the authors found that D1 openings caused a</w:t>
-      </w:r>
-      <w:r>
-        <w:rPr>
-          <w:rFonts w:eastAsiaTheme="majorEastAsia"/>
-        </w:rPr>
-        <w:t> </w:t>
-      </w:r>
-      <w:r>
-        <w:t>33.4\% average reduction</w:t>
-      </w:r>
-      <w:r>
-        <w:rPr>
-          <w:rFonts w:eastAsiaTheme="majorEastAsia"/>
-        </w:rPr>
-        <w:t> </w:t>
-      </w:r>
-      <w:r>
-        <w:t>in crime density per block. They attributed this impact to the</w:t>
-      </w:r>
-      <w:r>
-        <w:rPr>
-          <w:rFonts w:eastAsiaTheme="majorEastAsia"/>
-        </w:rPr>
-        <w:t> </w:t>
-      </w:r>
-      <w:r>
-        <w:t>'eyes on the street' phenomenon, suggesting that the increased pedestrian flow acts as a form of</w:t>
-      </w:r>
-      <w:r>
-        <w:rPr>
-          <w:rFonts w:eastAsiaTheme="majorEastAsia"/>
-        </w:rPr>
-        <w:t> </w:t>
-      </w:r>
-      <w:r>
-        <w:t>informal guardianship</w:t>
-      </w:r>
-      <w:r>
-        <w:rPr>
-          <w:rFonts w:eastAsiaTheme="majorEastAsia"/>
-        </w:rPr>
-        <w:t> </w:t>
-      </w:r>
-      <w:r>
-        <w:t xml:space="preserve">that deters criminal activity \parencite{jacobs1961death, jaramillo2021low}.\\ </w:t>
-      </w:r>
-    </w:p>
-    <w:p>
-      <w:pPr>
-        <w:spacing w:line="360" w:lineRule="auto"/>
-        <w:ind w:firstLine="720"/>
-        <w:jc w:val="both"/>
-      </w:pPr>
-      <w:r>
-        <w:t xml:space="preserve">As noted, the body of literature that explores the impact of convenience stores on crime in Latinamerica is reduced, and </w:t>
-      </w:r>
-      <w:r>
-        <w:t>virtually non-existent in the Colombian context.</w:t>
-      </w:r>
-      <w:r>
-        <w:t xml:space="preserve"> In this thesis I aim to fill this gap by evaluating the impact of OXXO store openings on local crime in Bogotá. </w:t>
-      </w:r>
-      <w:r>
-        <w:t>Given their rapid expansion and market dominance, OXXO stores serve as a primary actor and a representative proxy for modern convenience retail</w:t>
-      </w:r>
-      <w:r>
-        <w:t xml:space="preserve"> in the city. Additionally, this analisis is particularly relevant in a context where crime remains a public policy priority and a growing concern for Bogota</w:t>
-      </w:r>
-      <w:r>
-        <w:rPr>
-          <w:lang w:val="en-US"/>
-        </w:rPr>
-        <w:t xml:space="preserve">’s </w:t>
-      </w:r>
-      <w:r>
-        <w:t>inhabitants.</w:t>
-      </w:r>
-    </w:p>
-    <w:p>
-      <w:pPr>
-        <w:spacing w:line="360" w:lineRule="auto"/>
-        <w:ind w:firstLine="720"/>
-        <w:jc w:val="both"/>
-      </w:pPr>
-    </w:p>
-    <w:p>
-      <w:pPr>
-        <w:spacing w:line="360" w:lineRule="auto"/>
-        <w:ind w:firstLine="720"/>
-        <w:jc w:val="both"/>
-      </w:pPr>
-    </w:p>
-    <w:p>
-      <w:pPr>
-        <w:spacing w:line="360" w:lineRule="auto"/>
-        <w:rPr>
-          <w:lang w:val="en-US"/>
-        </w:rPr>
-      </w:pPr>
-    </w:p>
-    <w:p>
-      <w:pPr>
-        <w:spacing w:line="360" w:lineRule="auto"/>
-        <w:rPr>
-          <w:lang w:val="en-US"/>
-        </w:rPr>
-      </w:pPr>
-    </w:p>
-    <w:p>
-      <w:pPr>
-        <w:spacing w:line="360" w:lineRule="auto"/>
-        <w:rPr>
-          <w:lang w:val="en-US"/>
-        </w:rPr>
-      </w:pPr>
-    </w:p>
-    <w:p>
-      <w:pPr>
-        <w:spacing w:line="360" w:lineRule="auto"/>
-        <w:rPr>
-          <w:lang w:val="en-US"/>
-        </w:rPr>
-      </w:pPr>
-    </w:p>
-    <w:p>
-      <w:pPr>
-        <w:spacing w:line="360" w:lineRule="auto"/>
-        <w:rPr>
-          <w:lang w:val="en-US"/>
-        </w:rPr>
-      </w:pPr>
-    </w:p>
-    <w:p>
-      <w:pPr>
-        <w:spacing w:line="360" w:lineRule="auto"/>
-        <w:rPr>
-          <w:lang w:val="en-US"/>
-        </w:rPr>
-      </w:pPr>
-    </w:p>
-    <w:p>
-      <w:pPr>
-        <w:spacing w:line="360" w:lineRule="auto"/>
-        <w:rPr>
-          <w:lang w:val="en-US"/>
-        </w:rPr>
-      </w:pPr>
-    </w:p>
-    <w:p>
-      <w:pPr>
-        <w:spacing w:line="360" w:lineRule="auto"/>
-        <w:rPr>
-          <w:lang w:val="en-US"/>
-        </w:rPr>
-      </w:pPr>
-    </w:p>
-    <w:p>
-      <w:pPr>
-        <w:spacing w:line="360" w:lineRule="auto"/>
-        <w:rPr>
-          <w:lang w:val="en-US"/>
-        </w:rPr>
-      </w:pPr>
-    </w:p>
-    <w:p>
-      <w:pPr>
-        <w:spacing w:line="360" w:lineRule="auto"/>
-        <w:rPr>
-          <w:lang w:val="en-US"/>
-        </w:rPr>
-      </w:pPr>
-    </w:p>
-    <w:p>
-      <w:pPr>
-        <w:spacing w:line="360" w:lineRule="auto"/>
-        <w:rPr>
-          <w:lang w:val="en-US"/>
-        </w:rPr>
-      </w:pPr>
-    </w:p>
-    <w:p>
-      <w:pPr>
-        <w:spacing w:line="360" w:lineRule="auto"/>
-        <w:rPr>
-          <w:lang w:val="en-US"/>
-        </w:rPr>
-      </w:pPr>
-    </w:p>
-    <w:p>
-      <w:pPr>
-        <w:spacing w:line="360" w:lineRule="auto"/>
-        <w:rPr>
-          <w:b/>
-          <w:bCs/>
-          <w:lang w:val="en-US"/>
-        </w:rPr>
-      </w:pPr>
-      <w:r>
-        <w:rPr>
-          <w:b/>
-          <w:bCs/>
           <w:lang w:val="en-US"/>
         </w:rPr>
         <w:lastRenderedPageBreak/>
@@ -2841,7 +3003,13 @@
         <w:t>.</w:t>
       </w:r>
       <w:r>
-        <w:t xml:space="preserve"> UPZs work as a feasible division of Bogotá as the disctrict maintains continuity and consistency of data across the years, and security interventions are normally focalized by UPZ </w:t>
+        <w:t xml:space="preserve"> UPZs work as a feasible division of Bogotá as the </w:t>
+      </w:r>
+      <w:r>
+        <w:t>city</w:t>
+      </w:r>
+      <w:r>
+        <w:t xml:space="preserve"> maintains continuity and consistency of data across the years, and security interventions are normally focalized by UPZ </w:t>
       </w:r>
       <w:r>
         <w:rPr>
@@ -2918,13 +3086,25 @@
         <w:t>}}</w:t>
       </w:r>
       <w:r>
-        <w:t xml:space="preserve"> spanning from \</w:t>
-      </w:r>
-      <w:r>
-        <w:rPr>
-          <w:lang w:val="en-US"/>
-        </w:rPr>
-        <w:t>hl{2018 to 2022}</w:t>
+        <w:t xml:space="preserve"> spanning from </w:t>
+      </w:r>
+      <w:r>
+        <w:rPr>
+          <w:lang w:val="en-US"/>
+        </w:rPr>
+        <w:t>201</w:t>
+      </w:r>
+      <w:r>
+        <w:rPr>
+          <w:lang w:val="en-US"/>
+        </w:rPr>
+        <w:t>5</w:t>
+      </w:r>
+      <w:r>
+        <w:rPr>
+          <w:lang w:val="en-US"/>
+        </w:rPr>
+        <w:t xml:space="preserve"> to 2022</w:t>
       </w:r>
       <w:r>
         <w:t>.</w:t>
@@ -2958,6 +3138,7 @@
       <w:pPr>
         <w:spacing w:line="360" w:lineRule="auto"/>
         <w:ind w:firstLine="720"/>
+        <w:jc w:val="both"/>
       </w:pPr>
       <w:r>
         <w:t>\begin{equation}</w:t>
@@ -2966,6 +3147,7 @@
     <w:p>
       <w:pPr>
         <w:spacing w:line="360" w:lineRule="auto"/>
+        <w:jc w:val="both"/>
       </w:pPr>
       <w:r>
         <w:t>crime</w:t>
@@ -3047,6 +3229,7 @@
       <w:pPr>
         <w:spacing w:line="360" w:lineRule="auto"/>
         <w:ind w:firstLine="720"/>
+        <w:jc w:val="both"/>
       </w:pPr>
       <w:r>
         <w:t>\end{equation}</w:t>
@@ -3056,63 +3239,85 @@
       <w:pPr>
         <w:spacing w:line="360" w:lineRule="auto"/>
         <w:ind w:firstLine="720"/>
-      </w:pPr>
-      <w:r>
-        <w:t xml:space="preserve">The period </w:t>
-      </w:r>
-      <w:r>
-        <w:rPr>
-          <w:lang w:val="en-US"/>
-        </w:rPr>
-        <w:t>201</w:t>
-      </w:r>
-      <w:r>
-        <w:rPr>
-          <w:lang w:val="en-US"/>
-        </w:rPr>
+        <w:jc w:val="both"/>
+      </w:pPr>
+      <w:r>
+        <w:t>Following this normalization, the rates were smoothed using an Empirical Bayes technique to reduce the influence of extreme values in UPZs with small populations, where rates tend to be more unstable</w:t>
+      </w:r>
+      <w:r>
+        <w:t xml:space="preserve">; for example, UPZs like El Mochuelo and El Dorado had this particulatiries. </w:t>
+      </w:r>
+    </w:p>
+    <w:p>
+      <w:pPr>
+        <w:spacing w:line="360" w:lineRule="auto"/>
+        <w:ind w:firstLine="720"/>
+        <w:jc w:val="both"/>
+      </w:pPr>
+      <w:r>
+        <w:t>The period from 2015 to 2022 is appropriate for this analysis, as it encompasses the years during which OXXOexperienced its most significant expansion across Bogotá. This timeframe provides sufficient temporal and spatial variation, as a larger number of UPZs enter treatment during the study period rather than being treated prior to 2015.</w:t>
+      </w:r>
+      <w:r>
+        <w:rPr>
+          <w:lang w:val="en-US"/>
+        </w:rPr>
+        <w:t xml:space="preserve"> </w:t>
+      </w:r>
+      <w:r>
+        <w:t>Prior to 201</w:t>
+      </w:r>
+      <w:r>
         <w:t>5</w:t>
       </w:r>
       <w:r>
-        <w:rPr>
-          <w:lang w:val="en-US"/>
-        </w:rPr>
-        <w:t xml:space="preserve"> to 2022 is adequate for the analysis as they englobe the years in which OXXO had its </w:t>
-      </w:r>
-      <w:r>
-        <w:rPr>
-          <w:lang w:val="en-US"/>
-        </w:rPr>
-        <w:t xml:space="preserve">incremental </w:t>
-      </w:r>
-      <w:r>
-        <w:rPr>
-          <w:lang w:val="en-US"/>
-        </w:rPr>
-        <w:t xml:space="preserve">expansion across Bogota. </w:t>
-      </w:r>
-      <w:r>
-        <w:t>This timeframe ensures sufficient temporal and spatial variability, meaing it allows for a higher proportion of UPZs to enter treatment during the study period compared to those always treated (before 201</w:t>
-      </w:r>
-      <w:r>
-        <w:t>5</w:t>
-      </w:r>
-      <w:r>
-        <w:t>).</w:t>
-      </w:r>
-      <w:r>
-        <w:rPr>
-          <w:lang w:val="en-US"/>
-        </w:rPr>
+        <w:t>, the lack of new store openings in other UPZ</w:t>
+      </w:r>
+      <w:r>
+        <w:t>s</w:t>
+      </w:r>
+      <w:r>
+        <w:t xml:space="preserve"> would result in an insufficient number of newly treated units, limiting the identifying variation necessary for using TWFE.\\ </w:t>
+      </w:r>
+    </w:p>
+    <w:p>
+      <w:pPr>
+        <w:spacing w:line="360" w:lineRule="auto"/>
+        <w:ind w:firstLine="720"/>
+        <w:jc w:val="both"/>
+      </w:pPr>
+      <w:r>
+        <w:lastRenderedPageBreak/>
+        <w:t>Additionally, using data from the Registro Único Empresarial y Social (RUES)\footnote{Access at \url{https://www.rues.org.co}}, Colombia’s central business registry, I identified the opening and closing years of each OXXO store.</w:t>
+      </w:r>
+      <w:r>
         <w:t xml:space="preserve"> </w:t>
       </w:r>
       <w:r>
-        <w:t>Prior to 201</w:t>
-      </w:r>
-      <w:r>
-        <w:t>5</w:t>
-      </w:r>
-      <w:r>
-        <w:t xml:space="preserve">, the lack of new store openings in other UPZ would result in an insufficient number of newly treated units, limiting the identifying variation necessary for using TWFE.\\ </w:t>
+        <w:t>Furthermore</w:t>
+      </w:r>
+      <w:r>
+        <w:t xml:space="preserve">, with Google Maps API I obtained the precise georeferenced location of each store. Concerns may </w:t>
+      </w:r>
+      <w:r>
+        <w:t xml:space="preserve">arise regarding the accuracy of this matching process, particularly for stores that are no longer in operation. </w:t>
+      </w:r>
+      <w:r>
+        <w:t>To address this, I manually verified each location using official OXXO sources,</w:t>
+      </w:r>
+      <w:r>
+        <w:t xml:space="preserve"> and as a result </w:t>
+      </w:r>
+      <w:r>
+        <w:t>95</w:t>
+      </w:r>
+      <w:r>
+        <w:t xml:space="preserve">\% of establishments were properly </w:t>
+      </w:r>
+      <w:r>
+        <w:t>assigned</w:t>
+      </w:r>
+      <w:r>
+        <w:t xml:space="preserve">.\\ </w:t>
       </w:r>
     </w:p>
     <w:p>
@@ -3122,60 +3327,19 @@
         <w:jc w:val="both"/>
       </w:pPr>
       <w:r>
-        <w:t xml:space="preserve">Additionally, from the </w:t>
-      </w:r>
-      <w:r>
-        <w:t>Registro Único Empresarial y Social (RUES) \footnote{Access at \url{</w:t>
-      </w:r>
-      <w:r>
-        <w:rPr>
-          <w:u w:val="single"/>
-        </w:rPr>
-        <w:t xml:space="preserve"> https://www.rues.org.co</w:t>
-      </w:r>
-      <w:r>
-        <w:t xml:space="preserve">}}, the central business information </w:t>
-      </w:r>
-      <w:r>
-        <w:t xml:space="preserve">system </w:t>
-      </w:r>
-      <w:r>
-        <w:t xml:space="preserve">in Colombia that contains all the records of companies and merchants registered by the chambers of commerce in the country, </w:t>
-      </w:r>
-      <w:r>
-        <w:lastRenderedPageBreak/>
-        <w:t>I identified the opening and closing year of each OXXO</w:t>
-      </w:r>
-      <w:r>
-        <w:t xml:space="preserve">. Additionally, with Google Maps API I obtained the precise georeferenced location of each store. Concerns may arise on how precise was this match of each store with its correct location, specially for the ones that no lorgers exist. I manually checked the validity of each match with official OXXO publications, and as a result </w:t>
-      </w:r>
-      <w:r>
-        <w:t>95</w:t>
-      </w:r>
-      <w:r>
-        <w:t xml:space="preserve">\% of establishments were properly </w:t>
-      </w:r>
-      <w:r>
-        <w:t>assigned</w:t>
-      </w:r>
-      <w:r>
-        <w:t xml:space="preserve">.\\ </w:t>
-      </w:r>
-    </w:p>
-    <w:p>
-      <w:pPr>
-        <w:spacing w:line="360" w:lineRule="auto"/>
-        <w:ind w:firstLine="720"/>
-        <w:jc w:val="both"/>
-      </w:pPr>
-      <w:r>
         <w:t xml:space="preserve">I also did this same process with </w:t>
       </w:r>
       <w:r>
         <w:t>D1, Justo\&amp;Bueno and ARA</w:t>
       </w:r>
       <w:r>
-        <w:t xml:space="preserve"> hard discount chains. The reason why I also took into account these brands is because they often share similar spatial locations with OXXO outlets; in fact, retailers tend to cluster in certain areas to take advantage of agglomeration benefits \parencite{Konishi2005, Seong2022}. Given that prior research suggests these establishments may influence both crime and commercial activity \parencite{</w:t>
+        <w:t xml:space="preserve"> hard discount chains. The reason why I also took into account these brands is because they often share similar spatial locations with OXXO outlets; in fact, retailers tend to cluster in certain areas to take advantage of agglomeration benefits \parencite{Konishi2005, Seong2022}. </w:t>
+      </w:r>
+      <w:r>
+        <w:t xml:space="preserve">Also, </w:t>
+      </w:r>
+      <w:r>
+        <w:t>Given that prior research suggests these establishments may influence both crime and commercial activity \parencite{</w:t>
       </w:r>
       <w:r>
         <w:t>delgado2024</w:t>
@@ -3208,109 +3372,54 @@
         <w:jc w:val="both"/>
       </w:pPr>
       <w:r>
-        <w:t xml:space="preserve">\hl{Finally, I used the </w:t>
-      </w:r>
-      <w:r>
-        <w:t>Quality of Life Survey of Bogotá 2007 \footnote{Access at \url{</w:t>
-      </w:r>
-      <w:r>
-        <w:rPr>
-          <w:u w:val="single"/>
-        </w:rPr>
-        <w:t>https://www.dane.gov.co/index.php/estadisticas-por-tema/salud/calidad-de-vida-ecv/encuesta-nacional-de-calidad-de-vida-2007-bogota</w:t>
-      </w:r>
-      <w:r>
-        <w:t>}}</w:t>
-      </w:r>
-      <w:r>
-        <w:t xml:space="preserve"> to analyze the initial socioeconomic characteristcs of never treated and treated UPZ before OXXO arrived in 2009. And with </w:t>
-      </w:r>
-      <w:r>
-        <w:t>Mapas-Bogotá</w:t>
-      </w:r>
-      <w:r>
-        <w:t xml:space="preserve"> I obtained the fixed variable socioeocnomic and environmental controls at the UPZ level just to explore how are OXXOs not randomly located, as these controls will be inhenrently controlled by TWFE.}</w:t>
+        <w:t>Finally, I used the Quality of Life Survey of Bogotá (2007)\footnote{Access at \url{https://www.dane.gov.co/index.php/estadisticas-por-tema/salud/calidad-de-vida-ecv/encuesta-nacional-de-calidad-de-vida-2007-bogota}} to characterize the baseline socioeconomic conditions of treated and never-treated UPZs prior to the arrival of OXXO in 2009. Additionally, data from Mapas Bogotá were used to construct time-invariant socioeconomic and environmental controls at the UPZ level. These variables are included for descriptive purposes to assess the non-random spatial distribution of OXXO stores, although they are absorbed by the two-way fixed effects (TWFE) specification.</w:t>
       </w:r>
     </w:p>
     <w:p>
       <w:pPr>
         <w:spacing w:line="360" w:lineRule="auto"/>
         <w:ind w:firstLine="720"/>
+        <w:jc w:val="both"/>
       </w:pPr>
     </w:p>
     <w:p>
       <w:pPr>
         <w:spacing w:line="360" w:lineRule="auto"/>
         <w:ind w:firstLine="720"/>
+        <w:jc w:val="both"/>
       </w:pPr>
     </w:p>
     <w:p>
       <w:pPr>
         <w:spacing w:line="360" w:lineRule="auto"/>
         <w:ind w:firstLine="720"/>
+        <w:jc w:val="both"/>
       </w:pPr>
     </w:p>
     <w:p>
       <w:pPr>
         <w:spacing w:line="360" w:lineRule="auto"/>
         <w:ind w:firstLine="720"/>
+        <w:jc w:val="both"/>
       </w:pPr>
     </w:p>
     <w:p>
       <w:pPr>
         <w:spacing w:line="360" w:lineRule="auto"/>
         <w:ind w:firstLine="720"/>
-      </w:pPr>
-    </w:p>
-    <w:p>
-      <w:pPr>
-        <w:spacing w:line="360" w:lineRule="auto"/>
-        <w:ind w:firstLine="720"/>
-      </w:pPr>
-    </w:p>
-    <w:p>
-      <w:pPr>
-        <w:spacing w:line="360" w:lineRule="auto"/>
-        <w:ind w:firstLine="720"/>
-      </w:pPr>
-    </w:p>
-    <w:p>
-      <w:pPr>
-        <w:spacing w:line="360" w:lineRule="auto"/>
-        <w:ind w:firstLine="720"/>
-      </w:pPr>
-    </w:p>
-    <w:p>
-      <w:pPr>
-        <w:spacing w:line="360" w:lineRule="auto"/>
-        <w:ind w:firstLine="720"/>
-      </w:pPr>
-    </w:p>
-    <w:p>
-      <w:pPr>
-        <w:spacing w:line="360" w:lineRule="auto"/>
-        <w:ind w:firstLine="720"/>
-      </w:pPr>
-    </w:p>
-    <w:p>
-      <w:pPr>
-        <w:spacing w:line="360" w:lineRule="auto"/>
-        <w:ind w:firstLine="720"/>
-      </w:pPr>
-    </w:p>
-    <w:p>
-      <w:pPr>
-        <w:spacing w:line="360" w:lineRule="auto"/>
-      </w:pPr>
-    </w:p>
-    <w:p>
-      <w:pPr>
-        <w:spacing w:line="360" w:lineRule="auto"/>
-      </w:pPr>
-    </w:p>
-    <w:p>
-      <w:pPr>
-        <w:spacing w:line="360" w:lineRule="auto"/>
+        <w:jc w:val="both"/>
+      </w:pPr>
+    </w:p>
+    <w:p>
+      <w:pPr>
+        <w:spacing w:line="360" w:lineRule="auto"/>
+        <w:jc w:val="both"/>
+      </w:pPr>
+    </w:p>
+    <w:p>
+      <w:pPr>
+        <w:spacing w:line="360" w:lineRule="auto"/>
+        <w:jc w:val="both"/>
         <w:rPr>
           <w:b/>
           <w:bCs/>
@@ -3323,275 +3432,564 @@
           <w:bCs/>
           <w:lang w:val="en-US"/>
         </w:rPr>
-        <w:t>STATISTICS  5 hours</w:t>
-      </w:r>
-    </w:p>
-    <w:p>
-      <w:pPr>
-        <w:spacing w:line="360" w:lineRule="auto"/>
+        <w:br/>
+      </w:r>
+    </w:p>
+    <w:p>
+      <w:pPr>
+        <w:spacing w:line="360" w:lineRule="auto"/>
+        <w:jc w:val="both"/>
         <w:rPr>
           <w:b/>
           <w:bCs/>
           <w:lang w:val="en-US"/>
         </w:rPr>
       </w:pPr>
-      <w:r>
+    </w:p>
+    <w:p>
+      <w:pPr>
+        <w:spacing w:line="360" w:lineRule="auto"/>
+        <w:jc w:val="both"/>
         <w:rPr>
           <w:b/>
           <w:bCs/>
-          <w:lang w:val="en-US"/>
-        </w:rPr>
-        <w:t xml:space="preserve">Need to transform the dependent variable and </w:t>
-      </w:r>
+          <w:lang w:val="es-ES_tradnl"/>
+        </w:rPr>
+      </w:pPr>
       <w:r>
         <w:rPr>
           <w:b/>
           <w:bCs/>
-          <w:highlight w:val="cyan"/>
-          <w:lang w:val="en-US"/>
-        </w:rPr>
-        <w:t>other fixed controls</w:t>
-      </w:r>
-      <w:r>
+          <w:lang w:val="en-US"/>
+        </w:rPr>
+        <w:lastRenderedPageBreak/>
+        <w:t xml:space="preserve">STATISTICS  </w:t>
+      </w:r>
+    </w:p>
+    <w:p>
+      <w:pPr>
+        <w:spacing w:line="360" w:lineRule="auto"/>
+        <w:jc w:val="both"/>
+        <w:rPr>
+          <w:kern w:val="2"/>
+          <w:lang w:val="en-US"/>
+        </w:rPr>
+      </w:pPr>
+      <w:r>
+        <w:rPr>
+          <w:kern w:val="2"/>
+          <w:lang w:val="en-US"/>
+        </w:rPr>
+        <w:t>Before proceeding with the causal analysis, it is important to illustrate the preliminary differences between controlled and treated UPZs</w:t>
+      </w:r>
+      <w:r>
+        <w:rPr>
+          <w:kern w:val="2"/>
+          <w:lang w:val="en-US"/>
+        </w:rPr>
+        <w:t>,</w:t>
+      </w:r>
+      <w:r>
+        <w:rPr>
+          <w:kern w:val="2"/>
+          <w:lang w:val="en-US"/>
+        </w:rPr>
+        <w:t xml:space="preserve"> not only in terms of crime activity, but also </w:t>
+      </w:r>
+      <w:r>
+        <w:rPr>
+          <w:kern w:val="2"/>
+        </w:rPr>
+        <w:t>regarding socioeconomic and accessibility variables</w:t>
+      </w:r>
+      <w:r>
+        <w:rPr>
+          <w:kern w:val="2"/>
+          <w:lang w:val="en-US"/>
+        </w:rPr>
+        <w:t>. Table</w:t>
+      </w:r>
+      <w:r>
+        <w:t>~\ref{</w:t>
+      </w:r>
+      <w:proofErr w:type="gramStart"/>
+      <w:r>
+        <w:t>tab</w:t>
+      </w:r>
+      <w:r>
+        <w:t>:</w:t>
+      </w:r>
+      <w:r>
+        <w:t>treatmentEvolution</w:t>
+      </w:r>
+      <w:proofErr w:type="gramEnd"/>
+      <w:r>
+        <w:t>}</w:t>
+      </w:r>
+      <w:r>
+        <w:t xml:space="preserve"> presents the staggered arrival of OXXO stores across UPZs per year between 2015 to 2022. Although the panel was constructed quarterly, the arrival of locations do not variate drastically among quarters per year. This table shows that </w:t>
+      </w:r>
+      <w:r>
+        <w:rPr>
+          <w:kern w:val="2"/>
+        </w:rPr>
+        <w:t xml:space="preserve">there was an increase </w:t>
+      </w:r>
+      <w:r>
+        <w:rPr>
+          <w:kern w:val="2"/>
+        </w:rPr>
+        <w:t>in treated UPZs starting in 2019, while a substantial number of control units remain</w:t>
+      </w:r>
+      <w:r>
+        <w:rPr>
+          <w:kern w:val="2"/>
+        </w:rPr>
+        <w:t>ed</w:t>
+      </w:r>
+      <w:r>
+        <w:rPr>
+          <w:kern w:val="2"/>
+        </w:rPr>
+        <w:t xml:space="preserve"> available for comparison</w:t>
+      </w:r>
+      <w:r>
+        <w:rPr>
+          <w:kern w:val="2"/>
+        </w:rPr>
+        <w:t xml:space="preserve"> over the years</w:t>
+      </w:r>
+      <w:r>
+        <w:rPr>
+          <w:kern w:val="2"/>
+        </w:rPr>
+        <w:t>.</w:t>
+      </w:r>
+      <w:r>
+        <w:rPr>
+          <w:kern w:val="2"/>
+          <w:lang w:val="en-US"/>
+        </w:rPr>
+        <w:t>\\</w:t>
+      </w:r>
+    </w:p>
+    <w:p>
+      <w:pPr>
+        <w:spacing w:line="360" w:lineRule="auto"/>
+        <w:ind w:firstLine="720"/>
+        <w:jc w:val="both"/>
+      </w:pPr>
+      <w:r>
+        <w:t xml:space="preserve">This variation shown may not be as drastic as OXXO´s stores growth depicted in </w:t>
+      </w:r>
+      <w:r>
+        <w:t>figure</w:t>
+      </w:r>
+      <w:r>
+        <w:t>~\ref{</w:t>
+      </w:r>
+      <w:r>
+        <w:t>fig</w:t>
+      </w:r>
+      <w:r>
+        <w:t>:</w:t>
+      </w:r>
+      <w:r>
+        <w:t>EVOLUTION_OXXO</w:t>
+      </w:r>
+      <w:r>
+        <w:t>}</w:t>
+      </w:r>
+      <w:r>
+        <w:t>. This suggests that some UPZs host a disproportionately higher number of establishments in order to account for the overall increase in OXXO stores across Bogotá. Moreover, this raises the question of whether treatment intensity should be explicitly considered in the analysis.</w:t>
+      </w:r>
+      <w:r>
+        <w:t xml:space="preserve"> </w:t>
+      </w:r>
+      <w:r>
+        <w:t>Although Figure~\ref{fig:Treatment_intensity} does not provide a detailed spatial distribution of OXXO stores at the UPZ level over time, it illustrates the evolution of the average number of stores per cohort.</w:t>
+      </w:r>
+      <w:r>
+        <w:t xml:space="preserve"> </w:t>
+      </w:r>
+      <w:r>
+        <w:t>The figure shows that, in early periods, differences between cohorts were relatively small (less than one store on average), whereas in later periods these differences became more pronounced.</w:t>
+      </w:r>
+      <w:r>
+        <w:t xml:space="preserve"> </w:t>
+      </w:r>
+      <w:r>
+        <w:t>This pattern suggests that variation in treatment intensity may play a role in shaping the estimated relationship between OXXO presence and crime, and therefore warrants further evaluation</w:t>
+      </w:r>
+      <w:r>
+        <w:t>.\\</w:t>
+      </w:r>
+    </w:p>
+    <w:p>
+      <w:pPr>
+        <w:spacing w:line="360" w:lineRule="auto"/>
+        <w:ind w:firstLine="720"/>
+        <w:jc w:val="both"/>
+      </w:pPr>
+      <w:r>
+        <w:t>On the other hand, Figure~\ref{fig:</w:t>
+      </w:r>
+      <w:r>
+        <w:t>Treatment_intensity</w:t>
+      </w:r>
+      <w:r>
+        <w:t>}</w:t>
+      </w:r>
+      <w:r>
+        <w:t xml:space="preserve"> present</w:t>
+      </w:r>
+      <w:r>
+        <w:t>s</w:t>
+      </w:r>
+      <w:r>
+        <w:t xml:space="preserve"> preliminary evidence on differences in </w:t>
+      </w:r>
+      <w:r>
+        <w:t xml:space="preserve">aggregated crime and different types of crime rates </w:t>
+      </w:r>
+      <w:r>
+        <w:t>across</w:t>
+      </w:r>
+      <w:r>
+        <w:t xml:space="preserve"> the periods</w:t>
+      </w:r>
+      <w:r>
+        <w:t>.</w:t>
+      </w:r>
+      <w:r>
+        <w:t xml:space="preserve"> </w:t>
+      </w:r>
+      <w:r>
+        <w:t>Specifically, they report the difference in mean crime rates between treated and not-yet-treated UPZs for each quarter, along with an indication of whether these differences are statistically significant at the 5</w:t>
+      </w:r>
+      <w:r>
+        <w:t>\</w:t>
+      </w:r>
+      <w:r>
+        <w:t>% level.</w:t>
+      </w:r>
+      <w:r>
+        <w:t xml:space="preserve"> </w:t>
+      </w:r>
+      <w:r>
+        <w:t>For instance, Panel~\ref{fig:diff_people} shows that, for personal theft, there was a statistically significant difference between groups during the quarters from 2015-Q1 to 2019-Q1. This indicates that, on average, treated UPZs exhibited higher crime rates than those not yet treated.</w:t>
+      </w:r>
+      <w:r>
+        <w:t>\\</w:t>
+      </w:r>
+    </w:p>
+    <w:p>
+      <w:pPr>
+        <w:spacing w:line="360" w:lineRule="auto"/>
+        <w:ind w:firstLine="720"/>
+        <w:jc w:val="both"/>
+      </w:pPr>
+      <w:commentRangeStart w:id="2"/>
+      <w:r>
+        <w:t xml:space="preserve">These results are consistent with expectations, as theft is the crime category most likely to be positively associated with the presence of OXXO stores. This finding aligns with the hypothesis that such establishments may function as crime attractors by increasing the flow of suitable targets. However, this pattern may also reflect the possibility that OXXO stores are disproportionately </w:t>
+      </w:r>
+      <w:r>
+        <w:lastRenderedPageBreak/>
+        <w:t>located in UPZs with inherently higher theft rates.</w:t>
+      </w:r>
+      <w:r>
+        <w:t xml:space="preserve"> Moreover, </w:t>
+      </w:r>
+      <w:r>
+        <w:t>t</w:t>
+      </w:r>
+      <w:r>
+        <w:t xml:space="preserve">he </w:t>
+      </w:r>
+      <w:r>
+        <w:t>graphs</w:t>
+      </w:r>
+      <w:r>
+        <w:t xml:space="preserve"> indicate that differences for other types of crime are not </w:t>
+      </w:r>
+      <w:r>
+        <w:t xml:space="preserve">generally </w:t>
+      </w:r>
+      <w:r>
+        <w:t xml:space="preserve">statistically significant. </w:t>
+      </w:r>
+      <w:r>
+        <w:t>This fits the pattern expected</w:t>
+      </w:r>
+      <w:r>
+        <w:t>,</w:t>
+      </w:r>
+      <w:r>
+        <w:t xml:space="preserve"> as crimes such as sexual violence or vehicle and motorcycle theft are less likely to be influenced by OXXO presence.</w:t>
+      </w:r>
+      <w:r>
+        <w:t xml:space="preserve"> </w:t>
+      </w:r>
+      <w:r>
+        <w:t xml:space="preserve">These </w:t>
+      </w:r>
+      <w:r>
+        <w:t>offenses</w:t>
+      </w:r>
+      <w:r>
+        <w:t xml:space="preserve"> often rely on different spatial and social dynamics</w:t>
+      </w:r>
+      <w:r>
+        <w:t xml:space="preserve">, </w:t>
+      </w:r>
+      <w:r>
+        <w:t>such as secluded areas or long-term parking patterns</w:t>
+      </w:r>
+      <w:r>
+        <w:t xml:space="preserve">, </w:t>
+      </w:r>
+      <w:r>
+        <w:t xml:space="preserve">which remain largely unaffected </w:t>
+      </w:r>
+      <w:r>
+        <w:t xml:space="preserve">by </w:t>
+      </w:r>
+      <w:r>
+        <w:t>convenience retail expansion</w:t>
+      </w:r>
+      <w:r>
+        <w:t xml:space="preserve">  \hl</w:t>
+      </w:r>
+      <w:r>
+        <w:rPr>
+          <w:lang w:val="en-US"/>
+        </w:rPr>
+        <w:t>{</w:t>
+      </w:r>
+      <w:proofErr w:type="spellStart"/>
+      <w:r>
+        <w:rPr>
+          <w:lang w:val="en-US"/>
+        </w:rPr>
+        <w:t>cita</w:t>
+      </w:r>
+      <w:proofErr w:type="spellEnd"/>
+      <w:r>
+        <w:rPr>
+          <w:lang w:val="en-US"/>
+        </w:rPr>
+        <w:t>}</w:t>
+      </w:r>
+      <w:r>
+        <w:t>.</w:t>
+      </w:r>
+      <w:r>
+        <w:t>\\</w:t>
+      </w:r>
+      <w:commentRangeEnd w:id="2"/>
+      <w:r>
+        <w:rPr>
+          <w:rStyle w:val="CommentReference"/>
+        </w:rPr>
+        <w:commentReference w:id="2"/>
+      </w:r>
+    </w:p>
+    <w:p>
+      <w:pPr>
+        <w:spacing w:line="360" w:lineRule="auto"/>
+        <w:ind w:firstLine="720"/>
+        <w:jc w:val="both"/>
+        <w:rPr>
+          <w:lang w:val="en-US"/>
+        </w:rPr>
+      </w:pPr>
+      <w:r>
+        <w:t>Table</w:t>
+      </w:r>
+      <w:r>
+        <w:t>~\ref{</w:t>
+      </w:r>
+      <w:r>
+        <w:t>tab</w:t>
+      </w:r>
+      <w:r>
+        <w:t>:</w:t>
+      </w:r>
+      <w:r>
+        <w:t>diferencias_medias_controles_fijos</w:t>
+      </w:r>
+      <w:r>
+        <w:t>}</w:t>
+      </w:r>
+      <w:r>
+        <w:t xml:space="preserve"> also shows preliminary differences between treated and never treated groups with fixed baseline controls. </w:t>
+      </w:r>
+      <w:r>
+        <w:t xml:space="preserve">The variables chosen help to visualize that </w:t>
+      </w:r>
+      <w:r>
+        <w:t xml:space="preserve">OXXOs are located in areas where there is higher traffic, accessibility, </w:t>
+      </w:r>
+      <w:r>
+        <w:t>quality of life</w:t>
+      </w:r>
+      <w:r>
+        <w:t>,</w:t>
+      </w:r>
+      <w:r>
+        <w:t xml:space="preserve"> and </w:t>
+      </w:r>
+      <w:r>
+        <w:t>purchasing power</w:t>
+      </w:r>
+      <w:r>
+        <w:t xml:space="preserve">. </w:t>
+      </w:r>
+      <w:r>
+        <w:t>Moreover, these results indicate that potential market size may not be adequately captured by population measures alone</w:t>
+      </w:r>
+      <w:r>
+        <w:t xml:space="preserve"> (</w:t>
+      </w:r>
+      <w:r>
+        <w:t>such as total inhabitants or household size in 2007</w:t>
+      </w:r>
+      <w:r>
+        <w:t xml:space="preserve">), </w:t>
+      </w:r>
+      <w:r>
+        <w:t xml:space="preserve">but rather by indicators of economic activity and consumption capacity. </w:t>
+      </w:r>
+      <w:r>
+        <w:rPr>
+          <w:highlight w:val="yellow"/>
+        </w:rPr>
+        <w:t>Since OXXO's product mix consists primarily of non-essential daily goods and convenience items rather than vital necessities, th</w:t>
+      </w:r>
+      <w:r>
+        <w:rPr>
+          <w:highlight w:val="yellow"/>
+        </w:rPr>
+        <w:t>is retail chain</w:t>
+      </w:r>
+      <w:r>
+        <w:rPr>
+          <w:highlight w:val="yellow"/>
+        </w:rPr>
+        <w:t>prioritizes locations with high-income transit rather than just high residential density.</w:t>
+      </w:r>
+      <w:r>
+        <w:t xml:space="preserve"> </w:t>
+      </w:r>
+      <w:r>
+        <w:t>Th</w:t>
+      </w:r>
+      <w:r>
+        <w:t>e</w:t>
+      </w:r>
+      <w:r>
+        <w:t>s</w:t>
+      </w:r>
+      <w:r>
+        <w:t>e</w:t>
+      </w:r>
+      <w:r>
+        <w:t xml:space="preserve"> </w:t>
+      </w:r>
+      <w:r>
+        <w:t>res</w:t>
+      </w:r>
+      <w:r>
+        <w:t>ults</w:t>
+      </w:r>
+      <w:r>
+        <w:t xml:space="preserve"> </w:t>
+      </w:r>
+      <w:r>
+        <w:t>are consistent</w:t>
+      </w:r>
+      <w:r>
+        <w:t xml:space="preserve"> with what was confirmed by \textcite{marcos2022}, where convenience store chains in Mexico were found to be distributed by similar characteristics.</w:t>
+      </w:r>
+      <w:r>
+        <w:rPr>
+          <w:lang w:val="en-US"/>
+        </w:rPr>
+        <w:t>\\</w:t>
+      </w:r>
+    </w:p>
+    <w:p>
+      <w:pPr>
+        <w:spacing w:line="360" w:lineRule="auto"/>
+        <w:ind w:firstLine="720"/>
+        <w:jc w:val="both"/>
+      </w:pPr>
+      <w:r>
+        <w:t>I also evaluated whether there was indeed a tendency for hard discount stores, such as D1, Ara, and Justo &amp; Bueno, to locate near OXXO establishments. In Appendix~\ref{sec:controles_cadenas_descuento}, I show some of the results, and in general find that for all years these hard discount stores were significantly more prone to locate in UPZs treated with OXXO than in those without. With this evidence, I will include these chains as regressors mainly due to their probable influence on the dependent variables, as shown by \cite{jaramillo2021low} in their investigation.</w:t>
+      </w:r>
+      <w:r>
+        <w:t xml:space="preserve"> </w:t>
+      </w:r>
+      <w:r>
+        <w:t>However, I considered them in the regression as baseline covariates, meaning that I only took into account their presence in the UPZ in the quarter before the analysis to avoid confounding effects.</w:t>
+      </w:r>
+      <w:r>
+        <w:t>\\</w:t>
+      </w:r>
+    </w:p>
+    <w:p>
+      <w:pPr>
+        <w:spacing w:line="360" w:lineRule="auto"/>
+        <w:ind w:firstLine="720"/>
+        <w:jc w:val="both"/>
+      </w:pPr>
+      <w:r>
+        <w:t>Although I considered hard discount chains as factors that may bias the estimation, other unobserved variables could also affect the results.</w:t>
+      </w:r>
+      <w:r>
+        <w:t xml:space="preserve"> For instance, public works can reduce pedestrian and vehicular traffic for certain periods within the analysis; a new park may attract different demographic flows; and the presence of other commercial establishments</w:t>
+      </w:r>
+      <w:r>
+        <w:t xml:space="preserve">, </w:t>
+      </w:r>
+      <w:r>
+        <w:t>such as bars, nightclubs, or grocery stores</w:t>
+      </w:r>
+      <w:r>
+        <w:t xml:space="preserve">, </w:t>
+      </w:r>
+      <w:r>
+        <w:t xml:space="preserve">may impact the estimation of the causal effect, especially if they open or close </w:t>
+      </w:r>
+      <w:r>
+        <w:lastRenderedPageBreak/>
+        <w:t xml:space="preserve">during the period of study. </w:t>
+      </w:r>
+      <w:r>
+        <w:t>Nonetheless, s</w:t>
+      </w:r>
+      <w:r>
+        <w:t xml:space="preserve">ome of these variables may remain constant from 2015 to 2022. Furthermore, other establishments may be controlled for by unit fixed effects, as they tend to be located in areas that maintain their core characteristics; for example, nightclubs often open in </w:t>
+      </w:r>
+      <w:r>
+        <w:t>places</w:t>
+      </w:r>
+      <w:r>
+        <w:t xml:space="preserve"> already recognized as nightlife districts.</w:t>
+      </w:r>
+    </w:p>
+    <w:p>
+      <w:pPr>
+        <w:jc w:val="both"/>
         <w:rPr>
           <w:b/>
           <w:bCs/>
-          <w:lang w:val="en-US"/>
-        </w:rPr>
-        <w:t xml:space="preserve"> </w:t>
-      </w:r>
-    </w:p>
-    <w:p>
-      <w:pPr>
-        <w:pStyle w:val="ListParagraph"/>
-        <w:numPr>
-          <w:ilvl w:val="0"/>
-          <w:numId w:val="18"/>
-        </w:numPr>
-        <w:spacing w:line="360" w:lineRule="auto"/>
-        <w:rPr>
-          <w:lang w:val="en-US"/>
-        </w:rPr>
-      </w:pPr>
-      <w:r>
-        <w:rPr>
-          <w:lang w:val="en-US"/>
-        </w:rPr>
-        <w:t>Evaluate results and create the tables that are basically the same as the ones I already did</w:t>
-      </w:r>
-    </w:p>
-    <w:p>
-      <w:pPr>
-        <w:pStyle w:val="ListParagraph"/>
-        <w:numPr>
-          <w:ilvl w:val="0"/>
-          <w:numId w:val="18"/>
-        </w:numPr>
-        <w:spacing w:line="360" w:lineRule="auto"/>
-        <w:rPr>
-          <w:lang w:val="en-US"/>
-        </w:rPr>
-      </w:pPr>
-      <w:r>
-        <w:rPr>
-          <w:lang w:val="en-US"/>
-        </w:rPr>
-        <w:t>Then write the interpretation of these tables</w:t>
-      </w:r>
-    </w:p>
-    <w:p>
-      <w:pPr>
-        <w:pStyle w:val="ListParagraph"/>
-        <w:numPr>
-          <w:ilvl w:val="0"/>
-          <w:numId w:val="18"/>
-        </w:numPr>
-        <w:spacing w:line="360" w:lineRule="auto"/>
-        <w:rPr>
-          <w:lang w:val="en-US"/>
-        </w:rPr>
-      </w:pPr>
-      <w:r>
-        <w:rPr>
-          <w:lang w:val="en-US"/>
-        </w:rPr>
-        <w:t xml:space="preserve">CREATE THE TABLES FOR THE DEPENDENT VAIRBLE THIS ONE MAY CHANGE AS I think the period of analysis will </w:t>
-      </w:r>
-      <w:proofErr w:type="gramStart"/>
-      <w:r>
-        <w:rPr>
-          <w:lang w:val="en-US"/>
-        </w:rPr>
-        <w:t>extended</w:t>
-      </w:r>
-      <w:proofErr w:type="gramEnd"/>
-      <w:r>
-        <w:rPr>
-          <w:lang w:val="en-US"/>
-        </w:rPr>
-        <w:t xml:space="preserve"> to 2015</w:t>
-      </w:r>
-    </w:p>
-    <w:p>
-      <w:pPr>
-        <w:pStyle w:val="ListParagraph"/>
-        <w:numPr>
-          <w:ilvl w:val="0"/>
-          <w:numId w:val="18"/>
-        </w:numPr>
-        <w:spacing w:line="360" w:lineRule="auto"/>
-        <w:rPr>
-          <w:lang w:val="en-US"/>
-        </w:rPr>
-      </w:pPr>
-      <w:r>
-        <w:rPr>
-          <w:lang w:val="en-US"/>
-        </w:rPr>
-        <w:t xml:space="preserve">CREATE THE GRAPH FOT TREATMENT INTENSITY. </w:t>
-      </w:r>
-    </w:p>
-    <w:p>
-      <w:pPr>
-        <w:spacing w:line="360" w:lineRule="auto"/>
-        <w:rPr>
-          <w:lang w:val="en-US"/>
-        </w:rPr>
-      </w:pPr>
-      <w:r>
-        <w:rPr>
-          <w:lang w:val="en-US"/>
-        </w:rPr>
-        <w:t>Control variables</w:t>
-      </w:r>
-      <w:r>
-        <w:rPr>
-          <w:lang w:val="en-US"/>
-        </w:rPr>
-        <w:br/>
-      </w:r>
-    </w:p>
-    <w:p>
-      <w:pPr>
-        <w:pStyle w:val="ListParagraph"/>
-        <w:numPr>
-          <w:ilvl w:val="0"/>
-          <w:numId w:val="10"/>
-        </w:numPr>
-        <w:spacing w:line="360" w:lineRule="auto"/>
-        <w:rPr>
-          <w:lang w:val="en-US"/>
-        </w:rPr>
-      </w:pPr>
-      <w:r>
-        <w:rPr>
-          <w:lang w:val="en-US"/>
-        </w:rPr>
-        <w:t>Other establishments</w:t>
-      </w:r>
-    </w:p>
-    <w:p>
-      <w:pPr>
-        <w:pStyle w:val="ListParagraph"/>
-        <w:numPr>
-          <w:ilvl w:val="0"/>
-          <w:numId w:val="10"/>
-        </w:numPr>
-        <w:spacing w:line="360" w:lineRule="auto"/>
-        <w:rPr>
-          <w:lang w:val="en-US"/>
-        </w:rPr>
-      </w:pPr>
-      <w:r>
-        <w:rPr>
-          <w:lang w:val="en-US"/>
-        </w:rPr>
-        <w:t>Time of the day</w:t>
-      </w:r>
-    </w:p>
-    <w:p>
-      <w:pPr>
-        <w:pStyle w:val="ListParagraph"/>
-        <w:numPr>
-          <w:ilvl w:val="0"/>
-          <w:numId w:val="10"/>
-        </w:numPr>
-        <w:spacing w:line="360" w:lineRule="auto"/>
-        <w:rPr>
-          <w:lang w:val="en-US"/>
-        </w:rPr>
-      </w:pPr>
-      <w:r>
-        <w:rPr>
-          <w:lang w:val="en-US"/>
-        </w:rPr>
-        <w:t xml:space="preserve">Other 24-hour establishments (bars, other shops, </w:t>
-      </w:r>
-      <w:proofErr w:type="spellStart"/>
-      <w:r>
-        <w:rPr>
-          <w:lang w:val="en-US"/>
-        </w:rPr>
-        <w:t>etc</w:t>
-      </w:r>
-      <w:proofErr w:type="spellEnd"/>
-      <w:r>
-        <w:rPr>
-          <w:lang w:val="en-US"/>
-        </w:rPr>
-        <w:t>)</w:t>
-      </w:r>
-    </w:p>
-    <w:p>
-      <w:pPr>
-        <w:pStyle w:val="ListParagraph"/>
-        <w:numPr>
-          <w:ilvl w:val="0"/>
-          <w:numId w:val="10"/>
-        </w:numPr>
-        <w:spacing w:line="360" w:lineRule="auto"/>
-        <w:rPr>
-          <w:kern w:val="2"/>
-          <w:lang w:val="en-US"/>
-        </w:rPr>
-      </w:pPr>
-      <w:r>
-        <w:rPr>
-          <w:i/>
-          <w:iCs/>
-          <w:sz w:val="19"/>
-          <w:szCs w:val="19"/>
-          <w:lang w:val="en-US"/>
-        </w:rPr>
-        <w:t>population density, illiteracy, school attendance, unemployment, schooling, university education, and unsatisfied basic needs</w:t>
-      </w:r>
-    </w:p>
-    <w:p>
-      <w:pPr>
-        <w:pStyle w:val="ListParagraph"/>
-        <w:numPr>
-          <w:ilvl w:val="0"/>
-          <w:numId w:val="10"/>
-        </w:numPr>
-        <w:spacing w:line="360" w:lineRule="auto"/>
-      </w:pPr>
-      <w:r>
-        <w:t>TALK ABOUT INTENSITY OF TREATMENT</w:t>
-      </w:r>
-    </w:p>
-    <w:p>
-      <w:pPr>
-        <w:spacing w:line="360" w:lineRule="auto"/>
-        <w:ind w:left="360"/>
-        <w:rPr>
-          <w:kern w:val="2"/>
-          <w:lang w:val="en-US"/>
-        </w:rPr>
-      </w:pPr>
-    </w:p>
-    <w:p/>
-    <w:p>
-      <w:pPr>
+        </w:rPr>
+      </w:pPr>
+    </w:p>
+    <w:p>
+      <w:pPr>
+        <w:jc w:val="both"/>
         <w:rPr>
           <w:b/>
           <w:bCs/>
@@ -3600,6 +3998,7 @@
     </w:p>
     <w:p>
       <w:pPr>
+        <w:jc w:val="both"/>
         <w:rPr>
           <w:b/>
           <w:bCs/>
@@ -3608,6 +4007,7 @@
     </w:p>
     <w:p>
       <w:pPr>
+        <w:jc w:val="both"/>
         <w:rPr>
           <w:b/>
           <w:bCs/>
@@ -3616,6 +4016,7 @@
     </w:p>
     <w:p>
       <w:pPr>
+        <w:jc w:val="both"/>
         <w:rPr>
           <w:b/>
           <w:bCs/>
@@ -3624,6 +4025,7 @@
     </w:p>
     <w:p>
       <w:pPr>
+        <w:jc w:val="both"/>
         <w:rPr>
           <w:b/>
           <w:bCs/>
@@ -3632,6 +4034,7 @@
     </w:p>
     <w:p>
       <w:pPr>
+        <w:jc w:val="both"/>
         <w:rPr>
           <w:b/>
           <w:bCs/>
@@ -3640,6 +4043,7 @@
     </w:p>
     <w:p>
       <w:pPr>
+        <w:jc w:val="both"/>
         <w:rPr>
           <w:b/>
           <w:bCs/>
@@ -3648,6 +4052,7 @@
     </w:p>
     <w:p>
       <w:pPr>
+        <w:jc w:val="both"/>
         <w:rPr>
           <w:b/>
           <w:bCs/>
@@ -3656,6 +4061,7 @@
     </w:p>
     <w:p>
       <w:pPr>
+        <w:jc w:val="both"/>
         <w:rPr>
           <w:b/>
           <w:bCs/>
@@ -3664,6 +4070,7 @@
     </w:p>
     <w:p>
       <w:pPr>
+        <w:jc w:val="both"/>
         <w:rPr>
           <w:b/>
           <w:bCs/>
@@ -3672,14 +4079,17 @@
     </w:p>
     <w:p>
       <w:pPr>
+        <w:jc w:val="both"/>
         <w:rPr>
           <w:b/>
           <w:bCs/>
-        </w:rPr>
-      </w:pPr>
-    </w:p>
-    <w:p>
-      <w:pPr>
+          <w:lang w:val="en-US"/>
+        </w:rPr>
+      </w:pPr>
+    </w:p>
+    <w:p>
+      <w:pPr>
+        <w:jc w:val="both"/>
         <w:rPr>
           <w:b/>
           <w:bCs/>
@@ -3688,38 +4098,698 @@
     </w:p>
     <w:p>
       <w:pPr>
+        <w:jc w:val="both"/>
         <w:rPr>
           <w:b/>
           <w:bCs/>
         </w:rPr>
       </w:pPr>
-    </w:p>
-    <w:p>
-      <w:pPr>
+      <w:r>
         <w:rPr>
           <w:b/>
           <w:bCs/>
         </w:rPr>
-      </w:pPr>
-    </w:p>
-    <w:p>
-      <w:pPr>
+        <w:t>EMPIRICAL STRATEGY</w:t>
+      </w:r>
+    </w:p>
+    <w:p>
+      <w:pPr>
+        <w:jc w:val="both"/>
+      </w:pPr>
+    </w:p>
+    <w:p>
+      <w:pPr>
+        <w:spacing w:line="360" w:lineRule="auto"/>
+        <w:jc w:val="both"/>
+      </w:pPr>
+      <w:r>
+        <w:t xml:space="preserve">This research </w:t>
+      </w:r>
+      <w:r>
+        <w:t xml:space="preserve">explores with two main econometric models </w:t>
+      </w:r>
+      <w:r>
+        <w:t xml:space="preserve">the causal effect of OXXO </w:t>
+      </w:r>
+      <w:r>
+        <w:t xml:space="preserve">openings </w:t>
+      </w:r>
+      <w:r>
+        <w:t xml:space="preserve">on local crime activity </w:t>
+      </w:r>
+      <w:r>
+        <w:t xml:space="preserve">in </w:t>
+      </w:r>
+      <w:r>
+        <w:t>Bogotá</w:t>
+      </w:r>
+      <w:r>
+        <w:t xml:space="preserve">. The first one I used is TWFE. This econometric strategy takes into account that the </w:t>
+      </w:r>
+      <w:r>
+        <w:t xml:space="preserve">the arrival of </w:t>
+      </w:r>
+      <w:r>
+        <w:t>OXXO’s</w:t>
+      </w:r>
+      <w:r>
+        <w:t xml:space="preserve"> occurs in a staggered manner.</w:t>
+      </w:r>
+      <w:r>
+        <w:t xml:space="preserve"> Additionally, it inherently controls for fixed effects for unit (UPZ) and time. The former is useful for capturing time-invariant unobserved characteristics of each UPZ (such as geographic location, historical infrastructure or fixed socieconomic and urban characteristics during the period of analysis), while the latter absorbs common shocks that affect all units simultaneously (such as city-wide security policies or macroeconomic fluctuations). Although TWFE is and adequate method for estimating the average treatement effect (ATT) of OXXO on crime activity, two identification assumptions are needed to prevent bias. This ones will be considered later, but let us first introduce the basic regression form of TWFE:\\</w:t>
+      </w:r>
+    </w:p>
+    <w:p>
+      <w:pPr>
+        <w:spacing w:line="360" w:lineRule="auto"/>
+        <w:jc w:val="both"/>
+      </w:pPr>
+    </w:p>
+    <w:p>
+      <w:pPr>
+        <w:spacing w:line="360" w:lineRule="auto"/>
+        <w:jc w:val="both"/>
+      </w:pPr>
+      <w:r>
+        <w:t>\begin{equation}</w:t>
+      </w:r>
+    </w:p>
+    <w:p>
+      <w:pPr>
+        <w:spacing w:line="360" w:lineRule="auto"/>
+        <w:jc w:val="both"/>
+      </w:pPr>
+      <w:r>
+        <w:t>Y_{i,t}</w:t>
+      </w:r>
+      <w:r>
+        <w:t xml:space="preserve"> </w:t>
+      </w:r>
+      <w:r>
+        <w:t>=</w:t>
+      </w:r>
+      <w:r>
+        <w:t xml:space="preserve"> </w:t>
+      </w:r>
+      <w:r>
+        <w:t>\alpha_i</w:t>
+      </w:r>
+      <w:r>
+        <w:t xml:space="preserve"> </w:t>
+      </w:r>
+      <w:r>
+        <w:t>+</w:t>
+      </w:r>
+      <w:r>
+        <w:t xml:space="preserve"> </w:t>
+      </w:r>
+      <w:r>
+        <w:t>\alpha_t  +\beta^{twfe} D_{i,t}</w:t>
+      </w:r>
+      <w:r>
+        <w:t xml:space="preserve"> </w:t>
+      </w:r>
+      <w:r>
+        <w:t>+</w:t>
+      </w:r>
+      <w:r>
+        <w:t xml:space="preserve"> </w:t>
+      </w:r>
+      <w:r>
+        <w:t>\varepsilon_{i}</w:t>
+      </w:r>
+    </w:p>
+    <w:p>
+      <w:pPr>
+        <w:spacing w:line="360" w:lineRule="auto"/>
+        <w:jc w:val="both"/>
+      </w:pPr>
+      <w:r>
+        <w:t>\label{eq:twfe}</w:t>
+      </w:r>
+    </w:p>
+    <w:p>
+      <w:pPr>
+        <w:spacing w:line="360" w:lineRule="auto"/>
+        <w:jc w:val="both"/>
+      </w:pPr>
+      <w:r>
+        <w:t>\end{equation}\\</w:t>
+      </w:r>
+    </w:p>
+    <w:p>
+      <w:pPr>
+        <w:spacing w:line="360" w:lineRule="auto"/>
+        <w:jc w:val="both"/>
+      </w:pPr>
+    </w:p>
+    <w:p>
+      <w:pPr>
+        <w:spacing w:line="360" w:lineRule="auto"/>
+        <w:jc w:val="both"/>
+      </w:pPr>
+      <w:r>
+        <w:lastRenderedPageBreak/>
+        <w:t xml:space="preserve">Where $ </w:t>
+      </w:r>
+      <w:r>
+        <w:t xml:space="preserve">Y_{i,t} </w:t>
+      </w:r>
+      <w:r>
+        <w:t>$ represents the crime rate for UPZ $i$ in </w:t>
+      </w:r>
+      <w:r>
         <w:rPr>
           <w:b/>
           <w:bCs/>
         </w:rPr>
-      </w:pPr>
-    </w:p>
-    <w:p>
-      <w:pPr>
+        <w:t>quarter</w:t>
+      </w:r>
+      <w:r>
+        <w:t xml:space="preserve"> $t$. This rate corresponds to either a specific crime category or the aggregate of all crimes analyzed in this study. </w:t>
+      </w:r>
+      <w:r>
+        <w:t>$D_{</w:t>
+      </w:r>
+      <w:r>
+        <w:t>i,t</w:t>
+      </w:r>
+      <w:r>
+        <w:t xml:space="preserve">}$ </w:t>
+      </w:r>
+      <w:r>
+        <w:t>is a binary indicator that equals one if UPZ $i$  has at least one OXXO store in quarter $t$ , and zero otherwise. Furthermore, as Figure</w:t>
+      </w:r>
+      <w:r>
+        <w:t xml:space="preserve"> \hl{</w:t>
+      </w:r>
+      <w:r>
+        <w:t>XXXX</w:t>
+      </w:r>
+      <w:r>
+        <w:t>}</w:t>
+      </w:r>
+      <w:r>
+        <w:t xml:space="preserve"> suggests that intensity of treatment may be a factor that influences crime. Section \ref{sec:Results} also evaluated </w:t>
+      </w:r>
+      <w:r>
+        <w:t>$D_{</w:t>
+      </w:r>
+      <w:r>
+        <w:t>i,t</w:t>
+      </w:r>
+      <w:r>
+        <w:t>}$</w:t>
+      </w:r>
+      <w:r>
+        <w:t xml:space="preserve"> as the number of OXXO establishments that an UPZ has at a certain quarter. Finally, $</w:t>
+      </w:r>
+      <w:r>
+        <w:t>\alpha_i</w:t>
+      </w:r>
+      <w:r>
+        <w:t xml:space="preserve">$ and </w:t>
+      </w:r>
+      <w:r>
+        <w:t xml:space="preserve"> </w:t>
+      </w:r>
+      <w:r>
+        <w:t>$</w:t>
+      </w:r>
+      <w:r>
+        <w:t>\alpha_t</w:t>
+      </w:r>
+      <w:r>
+        <w:t xml:space="preserve">$ are the unit and time fixed effects respectively.\\ </w:t>
+      </w:r>
+    </w:p>
+    <w:p>
+      <w:pPr>
+        <w:spacing w:line="360" w:lineRule="auto"/>
+        <w:jc w:val="both"/>
+      </w:pPr>
+    </w:p>
+    <w:p>
+      <w:pPr>
+        <w:spacing w:line="360" w:lineRule="auto"/>
+        <w:jc w:val="both"/>
+      </w:pPr>
+      <w:r>
+        <w:t xml:space="preserve">A critical identification assumption for the TWFE estimator is the homogeneity of treatment effects. This implies that these effects must be constant among treatment cohorts and over time </w:t>
+      </w:r>
+      <w:r>
+        <w:rPr>
+          <w:lang w:val="en-US"/>
+        </w:rPr>
+        <w:t>\</w:t>
+      </w:r>
+      <w:proofErr w:type="spellStart"/>
+      <w:r>
+        <w:rPr>
+          <w:lang w:val="en-US"/>
+        </w:rPr>
+        <w:t>parencite</w:t>
+      </w:r>
+      <w:proofErr w:type="spellEnd"/>
+      <w:r>
+        <w:rPr>
+          <w:lang w:val="en-US"/>
+        </w:rPr>
+        <w:t>{</w:t>
+      </w:r>
+      <w:r>
+        <w:t>deChaisemartin2023survey}. This assumption may be violated if treatment effects vary based on UPZs’ characteristics or if the impact of an OXXO opening on crime evolves as the store becomes established in the area. Consequently, to diagnose the potential bias arising from these heterogeneities,</w:t>
+      </w:r>
+      <w:r>
+        <w:t xml:space="preserve"> </w:t>
+      </w:r>
+      <w:r>
+        <w:t>I</w:t>
+      </w:r>
+      <w:r>
+        <w:t xml:space="preserve"> </w:t>
+      </w:r>
+      <w:r>
+        <w:t>employ the Goodman-Bacon decomposition</w:t>
+      </w:r>
+      <w:r>
         <w:rPr>
           <w:b/>
           <w:bCs/>
         </w:rPr>
-      </w:pPr>
-    </w:p>
-    <w:p>
-      <w:pPr>
+        <w:t xml:space="preserve"> </w:t>
+      </w:r>
+      <w:r>
+        <w:t>\parencite{GoodmanBacon2021}. </w:t>
+      </w:r>
+      <w:r>
+        <w:t xml:space="preserve"> This theorem decompoeses the $</w:t>
+      </w:r>
+      <w:r>
+        <w:t>\beta^{twfe}</w:t>
+      </w:r>
+      <w:r>
+        <w:t xml:space="preserve">$ as a weighted average </w:t>
+      </w:r>
+      <w:r>
+        <w:t xml:space="preserve">of all possible 2×2 difference-in-differences comparisons </w:t>
+      </w:r>
+      <w:r>
+        <w:t>among cohorts, and t</w:t>
+      </w:r>
+      <w:r>
+        <w:t>he primary concern in this decompositio</w:t>
+      </w:r>
+      <w:r>
+        <w:t xml:space="preserve">n is to </w:t>
+      </w:r>
+      <w:r>
+        <w:t xml:space="preserve">avoid having negative weights as </w:t>
+      </w:r>
+      <w:r>
+        <w:t xml:space="preserve">they indicate that </w:t>
+      </w:r>
+      <w:r>
+        <w:t xml:space="preserve">the estimator </w:t>
+      </w:r>
+      <w:r>
+        <w:t>may be</w:t>
+      </w:r>
+      <w:r>
+        <w:t xml:space="preserve"> bias</w:t>
+      </w:r>
+      <w:r>
+        <w:t xml:space="preserve">ed </w:t>
+      </w:r>
+      <w:r>
+        <w:t>from heterogeneous treatment effects</w:t>
+      </w:r>
+      <w:r>
+        <w:t xml:space="preserve"> </w:t>
+      </w:r>
+      <w:r>
+        <w:t>\parencite{GoodmanBacon2021}.\\</w:t>
+      </w:r>
+    </w:p>
+    <w:p>
+      <w:pPr>
+        <w:spacing w:line="360" w:lineRule="auto"/>
+        <w:jc w:val="both"/>
+      </w:pPr>
+    </w:p>
+    <w:p>
+      <w:pPr>
+        <w:spacing w:line="360" w:lineRule="auto"/>
+        <w:jc w:val="both"/>
+      </w:pPr>
+      <w:r>
+        <w:t>Parallel trends is the other condition to guarantee an unbiased ATT, as it ensures that, in the absence of treatment, the average outcomes of the treated and control groups would have followed the same trajectory over time. To evaluate the validity of this assumption, I implement an Event Study design. </w:t>
+      </w:r>
+      <w:r>
+        <w:t xml:space="preserve">This model requires </w:t>
+      </w:r>
+      <w:r>
+        <w:t xml:space="preserve">no anticipation to treatment, </w:t>
+      </w:r>
+      <w:r>
+        <w:t xml:space="preserve">and in this context </w:t>
+      </w:r>
+      <w:r>
+        <w:t>it is highly unlikely that perpetrators or residents altered their behavior in expectation of an OXXO opening, as these commercial developments are typically not publicized far enough in advance to influence local criminal dynamics beforehand.</w:t>
+      </w:r>
+      <w:r>
+        <w:t xml:space="preserve"> </w:t>
+      </w:r>
+      <w:r>
+        <w:t>The Events Study is estimated by using the following equation</w:t>
+      </w:r>
+      <w:r>
+        <w:t>:\\</w:t>
+      </w:r>
+    </w:p>
+    <w:p>
+      <w:pPr>
+        <w:spacing w:line="360" w:lineRule="auto"/>
+        <w:jc w:val="both"/>
+      </w:pPr>
+    </w:p>
+    <w:p>
+      <w:pPr>
+        <w:spacing w:line="360" w:lineRule="auto"/>
+        <w:jc w:val="both"/>
+      </w:pPr>
+      <w:r>
+        <w:t>\begin{equation}</w:t>
+      </w:r>
+    </w:p>
+    <w:p>
+      <w:pPr>
+        <w:spacing w:line="360" w:lineRule="auto"/>
+        <w:jc w:val="both"/>
+      </w:pPr>
+      <w:r>
+        <w:t xml:space="preserve">Y_{i,t} = \alpha_i + \alpha_t </w:t>
+      </w:r>
+    </w:p>
+    <w:p>
+      <w:pPr>
+        <w:spacing w:line="360" w:lineRule="auto"/>
+        <w:jc w:val="both"/>
+      </w:pPr>
+      <w:r>
+        <w:lastRenderedPageBreak/>
+        <w:t xml:space="preserve">+ \sum_{k=-K}^{-2} \gamma^{lead}_k D^k_{i,t} </w:t>
+      </w:r>
+    </w:p>
+    <w:p>
+      <w:pPr>
+        <w:spacing w:line="360" w:lineRule="auto"/>
+        <w:jc w:val="both"/>
+      </w:pPr>
+      <w:r>
+        <w:t xml:space="preserve">+ \sum_{k=0}^{L} \gamma^{lag}_k D^k_{i,t} </w:t>
+      </w:r>
+    </w:p>
+    <w:p>
+      <w:pPr>
+        <w:spacing w:line="360" w:lineRule="auto"/>
+        <w:jc w:val="both"/>
+      </w:pPr>
+      <w:r>
+        <w:t>+ \varepsilon_{i,t}</w:t>
+      </w:r>
+    </w:p>
+    <w:p>
+      <w:pPr>
+        <w:spacing w:line="360" w:lineRule="auto"/>
+        <w:jc w:val="both"/>
+      </w:pPr>
+      <w:r>
+        <w:t>\label{eq:eventstudy}</w:t>
+      </w:r>
+    </w:p>
+    <w:p>
+      <w:pPr>
+        <w:spacing w:line="360" w:lineRule="auto"/>
+        <w:jc w:val="both"/>
+      </w:pPr>
+      <w:r>
+        <w:t>\end{equation}\\</w:t>
+      </w:r>
+    </w:p>
+    <w:p>
+      <w:pPr>
+        <w:spacing w:line="360" w:lineRule="auto"/>
+        <w:jc w:val="both"/>
+      </w:pPr>
+    </w:p>
+    <w:p>
+      <w:pPr>
+        <w:spacing w:line="360" w:lineRule="auto"/>
+        <w:jc w:val="both"/>
+      </w:pPr>
+      <w:r>
+        <w:t>Equation \eqref{eq:eventstudy}allows</w:t>
+      </w:r>
+      <w:r>
+        <w:t xml:space="preserve"> to analyze the significance of the coeficients  $\gamma^{lead}_k$  and suggests the existence of parallel trends before the arrival of OXXO. Additionally, the coefficients $\gamma^{lag}_k$ reflect the </w:t>
+      </w:r>
+      <w:r>
+        <w:t xml:space="preserve">temporal </w:t>
+      </w:r>
+      <w:r>
+        <w:t>dynamics of the impact after the treatment.\\</w:t>
+      </w:r>
+    </w:p>
+    <w:p>
+      <w:pPr>
+        <w:spacing w:line="360" w:lineRule="auto"/>
+        <w:jc w:val="both"/>
+      </w:pPr>
+    </w:p>
+    <w:p>
+      <w:pPr>
+        <w:spacing w:line="360" w:lineRule="auto"/>
+        <w:jc w:val="both"/>
+      </w:pPr>
+      <w:r>
+        <w:t xml:space="preserve">Finally, for robustness purposes, </w:t>
+      </w:r>
+      <w:r>
+        <w:t xml:space="preserve">I will also estimate </w:t>
+      </w:r>
+      <w:r>
+        <w:t xml:space="preserve">the Callaway \&amp; Sant’Anna (CS) </w:t>
+      </w:r>
+      <w:r>
+        <w:t xml:space="preserve">model. This approach accounts for treatment effect heterogeneity by estimating ATTs by cohort and period, subsequently combining these effects through a weighted average </w:t>
+      </w:r>
+      <w:r>
+        <w:t xml:space="preserve">\parencite{RiosAvila_Callaway_SantAnna_2021_csdid_slides,Callaway_SantAnna_2021}. </w:t>
+      </w:r>
+      <w:r>
+        <w:t>o achieve this, the model utilizes the following doubly robust estimator for the ATT of each cohort </w:t>
+      </w:r>
+      <w:r>
+        <w:t>$</w:t>
+      </w:r>
+      <w:r>
+        <w:t>g</w:t>
+      </w:r>
+      <w:r>
+        <w:t>$</w:t>
+      </w:r>
+      <w:r>
+        <w:t> at time </w:t>
+      </w:r>
+      <w:r>
+        <w:t>$</w:t>
+      </w:r>
+      <w:r>
+        <w:t>t</w:t>
+      </w:r>
+      <w:r>
+        <w:t>$</w:t>
+      </w:r>
+      <w:r>
+        <w:t>:</w:t>
+      </w:r>
+    </w:p>
+    <w:p>
+      <w:pPr>
+        <w:spacing w:line="360" w:lineRule="auto"/>
+        <w:jc w:val="both"/>
+      </w:pPr>
+    </w:p>
+    <w:p>
+      <w:pPr>
+        <w:spacing w:line="360" w:lineRule="auto"/>
+        <w:jc w:val="both"/>
+      </w:pPr>
+      <w:r>
+        <w:t>\begin{equation}</w:t>
+      </w:r>
+    </w:p>
+    <w:p>
+      <w:pPr>
+        <w:spacing w:line="360" w:lineRule="auto"/>
+        <w:jc w:val="both"/>
+      </w:pPr>
+      <w:r>
+        <w:t>ATT(g, t) = \mathbb{E} \left[ \left( \frac{G_g}{\mathbb{E}[G_g]} - \frac{\frac{p_{g,t}(X)(1 - D_t)}{1 - p_{g,t}(X)}}{\mathbb{E} \left[ \frac{p_{g,t}(X)(1 - D_t)}{1 - p_{g,t}(X)} \right]} \right) (Y_t - Y_{g-1}) \right]</w:t>
+      </w:r>
+    </w:p>
+    <w:p>
+      <w:pPr>
+        <w:spacing w:line="360" w:lineRule="auto"/>
+        <w:jc w:val="both"/>
+      </w:pPr>
+      <w:r>
+        <w:t>\end{equation}\\</w:t>
+      </w:r>
+    </w:p>
+    <w:p>
+      <w:pPr>
+        <w:spacing w:line="360" w:lineRule="auto"/>
+        <w:jc w:val="both"/>
+      </w:pPr>
+    </w:p>
+    <w:p>
+      <w:pPr>
+        <w:spacing w:line="360" w:lineRule="auto"/>
+        <w:jc w:val="both"/>
+      </w:pPr>
+      <w:r>
+        <w:t>Where $t$ is a particular time period, $ G_g$ Gis a binary indicator for whether an observation belongs to cohort $g$, $ D_t $ treatment status at time t</w:t>
+      </w:r>
+      <w:r>
+        <w:t xml:space="preserve">, and </w:t>
+      </w:r>
+      <w:r>
+        <w:t> </w:t>
+      </w:r>
+      <w:r>
+        <w:t>$(1 - D_t)$</w:t>
+      </w:r>
+      <w:r>
+        <w:t xml:space="preserve">identifies observations that have not yet been treated, serving as the control group. </w:t>
+      </w:r>
+      <w:r>
+        <w:t xml:space="preserve">Additionally, the approach I chose uses </w:t>
+      </w:r>
+      <w:r>
+        <w:t xml:space="preserve">Inverse Probability Weighting (IPW) to assign greater weight to control observations that more closely resemble the treated cohort $G_g$. </w:t>
+      </w:r>
+    </w:p>
+    <w:p>
+      <w:pPr>
+        <w:spacing w:line="360" w:lineRule="auto"/>
+        <w:jc w:val="both"/>
+      </w:pPr>
+    </w:p>
+    <w:p>
+      <w:pPr>
+        <w:spacing w:line="360" w:lineRule="auto"/>
+        <w:jc w:val="both"/>
+      </w:pPr>
+      <w:r>
+        <w:lastRenderedPageBreak/>
+        <w:t>Subsequently, to aggregate all ATT(g,t) estimates into a single summary parameter, the authors propose the following aggregation strategy:</w:t>
+      </w:r>
+    </w:p>
+    <w:p>
+      <w:pPr>
+        <w:spacing w:line="360" w:lineRule="auto"/>
+        <w:jc w:val="both"/>
+      </w:pPr>
+    </w:p>
+    <w:p>
+      <w:pPr>
+        <w:spacing w:line="360" w:lineRule="auto"/>
+        <w:jc w:val="both"/>
+      </w:pPr>
+      <w:r>
+        <w:t xml:space="preserve">\begin{equation} </w:t>
+      </w:r>
+    </w:p>
+    <w:p>
+      <w:pPr>
+        <w:spacing w:line="360" w:lineRule="auto"/>
+        <w:jc w:val="both"/>
+      </w:pPr>
+      <w:r>
+        <w:t>\theta = \sum_{g \in \mathcal{G}} \sum_{t=2}^{\mathcal{T}} w(g, t) \cdot ATT(g, t) \end{equation}</w:t>
+      </w:r>
+      <w:r>
+        <w:t>\\</w:t>
+      </w:r>
+    </w:p>
+    <w:p>
+      <w:pPr>
+        <w:spacing w:line="360" w:lineRule="auto"/>
+        <w:jc w:val="both"/>
+      </w:pPr>
+    </w:p>
+    <w:p>
+      <w:pPr>
+        <w:spacing w:line="360" w:lineRule="auto"/>
+        <w:jc w:val="both"/>
+      </w:pPr>
+      <w:r>
+        <w:t>Where </w:t>
+      </w:r>
+      <w:r>
+        <w:t>$</w:t>
+      </w:r>
+      <w:r>
+        <w:t>w(g,t)</w:t>
+      </w:r>
+      <w:r>
+        <w:t>$</w:t>
+      </w:r>
+      <w:r>
+        <w:t xml:space="preserve"> represents the weights determined by the researcher. In this analysis, I employ a simple averaging scheme </w:t>
+      </w:r>
+      <w:r>
+        <w:t>m</w:t>
+      </w:r>
+      <w:r>
+        <w:t>where w(g,t)</w:t>
+      </w:r>
+      <w:r>
+        <w:t xml:space="preserve"> is the same</w:t>
+      </w:r>
+      <w:r>
+        <w:t xml:space="preserve"> for all treated periods. The objective of this comparison is to determine if the Callaway </w:t>
+      </w:r>
+      <w:r>
+        <w:t>\</w:t>
+      </w:r>
+      <w:r>
+        <w:t xml:space="preserve">&amp; Sant’Anna (CS) estimates </w:t>
+      </w:r>
+      <w:r>
+        <w:t xml:space="preserve">an Events Studies </w:t>
+      </w:r>
+      <w:r>
+        <w:t>align with the Two-Way Fixed Effects (TWFE) results. A similar behavior between the two models would reinforce the validity of the TWFE estimates and suggest that</w:t>
+      </w:r>
+      <w:r>
+        <w:t xml:space="preserve"> the possible bias of heterogeneous effects is not a preoccupation</w:t>
+      </w:r>
+    </w:p>
+    <w:p>
+      <w:pPr>
+        <w:spacing w:line="360" w:lineRule="auto"/>
+        <w:jc w:val="both"/>
+      </w:pPr>
+      <w:r>
+        <w:t>\parencite{RiosAvila_Callaway_SantAnna_2021_csdid_slides,Callaway_SantAnna_2021}.</w:t>
+      </w:r>
+    </w:p>
+    <w:p>
+      <w:pPr>
+        <w:jc w:val="both"/>
         <w:rPr>
           <w:b/>
           <w:bCs/>
@@ -3728,6 +4798,7 @@
     </w:p>
     <w:p>
       <w:pPr>
+        <w:jc w:val="both"/>
         <w:rPr>
           <w:b/>
           <w:bCs/>
@@ -3736,6 +4807,7 @@
     </w:p>
     <w:p>
       <w:pPr>
+        <w:jc w:val="both"/>
         <w:rPr>
           <w:b/>
           <w:bCs/>
@@ -3744,6 +4816,7 @@
     </w:p>
     <w:p>
       <w:pPr>
+        <w:jc w:val="both"/>
         <w:rPr>
           <w:b/>
           <w:bCs/>
@@ -3752,728 +4825,112 @@
     </w:p>
     <w:p>
       <w:pPr>
+        <w:jc w:val="both"/>
         <w:rPr>
           <w:b/>
           <w:bCs/>
         </w:rPr>
       </w:pPr>
-      <w:r>
+    </w:p>
+    <w:p>
+      <w:pPr>
+        <w:jc w:val="both"/>
         <w:rPr>
           <w:b/>
           <w:bCs/>
         </w:rPr>
-        <w:lastRenderedPageBreak/>
-        <w:t>EMPIRICAL STRATEGY</w:t>
-      </w:r>
-    </w:p>
-    <w:p/>
-    <w:p>
-      <w:pPr>
-        <w:spacing w:line="360" w:lineRule="auto"/>
-        <w:jc w:val="both"/>
-      </w:pPr>
-      <w:r>
-        <w:t xml:space="preserve">This research </w:t>
-      </w:r>
-      <w:r>
-        <w:t xml:space="preserve">explores with two main econometric models </w:t>
-      </w:r>
-      <w:r>
-        <w:t xml:space="preserve">the causal effect of the of OXXO </w:t>
-      </w:r>
-      <w:r>
-        <w:t xml:space="preserve">openings </w:t>
-      </w:r>
-      <w:r>
-        <w:t xml:space="preserve">on local crime activity </w:t>
-      </w:r>
-      <w:r>
-        <w:t xml:space="preserve">in </w:t>
-      </w:r>
-      <w:r>
-        <w:t>Bogotá</w:t>
-      </w:r>
-      <w:r>
-        <w:t xml:space="preserve">. The first one I used is TWFE. This econometric strategy takes into account that the </w:t>
-      </w:r>
-      <w:r>
-        <w:t xml:space="preserve">the arrival of </w:t>
-      </w:r>
-      <w:r>
-        <w:t>OXXO’s</w:t>
-      </w:r>
-      <w:r>
-        <w:t xml:space="preserve"> occurs in a staggered manner.</w:t>
-      </w:r>
-      <w:r>
-        <w:t xml:space="preserve"> Additionally, it inherently controls for fixed effects for unit (UPZ) and time. The former is useful for capturing time-invariant unobserved characteristics of each UPZ (such as geographic location, historical infrastructure or fixed socieconomic and urban characteristics during the period of analysis), while the latter absorbs common shocks that affect all units simultaneously (such as city-wide security policies or macroeconomic fluctuations). Although TWFE is and adequate method for estimating the average treatement effect (ATT) of OXXO on crime activity, two identification assumptions are needed to prevent bias. This ones will be considered later, but let us first introduce the basic regression form of TWFE:\\</w:t>
-      </w:r>
-    </w:p>
-    <w:p>
-      <w:pPr>
-        <w:spacing w:line="360" w:lineRule="auto"/>
-        <w:jc w:val="both"/>
-      </w:pPr>
-    </w:p>
-    <w:p>
-      <w:pPr>
-        <w:spacing w:line="360" w:lineRule="auto"/>
-      </w:pPr>
-      <w:r>
-        <w:t>\begin{equation}</w:t>
-      </w:r>
-    </w:p>
-    <w:p>
-      <w:pPr>
-        <w:spacing w:line="360" w:lineRule="auto"/>
-      </w:pPr>
-      <w:r>
-        <w:t>Y_{i,t}</w:t>
-      </w:r>
-      <w:r>
-        <w:t xml:space="preserve"> </w:t>
-      </w:r>
-      <w:r>
-        <w:t>=</w:t>
-      </w:r>
-      <w:r>
-        <w:t xml:space="preserve"> </w:t>
-      </w:r>
-      <w:r>
-        <w:t>\alpha_i</w:t>
-      </w:r>
-      <w:r>
-        <w:t xml:space="preserve"> </w:t>
-      </w:r>
-      <w:r>
-        <w:t>+</w:t>
-      </w:r>
-      <w:r>
-        <w:t xml:space="preserve"> </w:t>
-      </w:r>
-      <w:r>
-        <w:t>\alpha_t  +\beta^{twfe} D_{i,t}</w:t>
-      </w:r>
-      <w:r>
-        <w:t xml:space="preserve"> </w:t>
-      </w:r>
-      <w:r>
-        <w:t>+</w:t>
-      </w:r>
-      <w:r>
-        <w:t xml:space="preserve"> </w:t>
-      </w:r>
-      <w:r>
-        <w:t>\varepsilon_{i}</w:t>
-      </w:r>
-    </w:p>
-    <w:p>
-      <w:pPr>
-        <w:spacing w:line="360" w:lineRule="auto"/>
-      </w:pPr>
-      <w:r>
-        <w:t>\label{eq:twfe}</w:t>
-      </w:r>
-    </w:p>
-    <w:p>
-      <w:pPr>
-        <w:spacing w:line="360" w:lineRule="auto"/>
-      </w:pPr>
-      <w:r>
-        <w:t>\end{equation}\\</w:t>
-      </w:r>
-    </w:p>
-    <w:p>
-      <w:pPr>
-        <w:spacing w:line="360" w:lineRule="auto"/>
-        <w:jc w:val="both"/>
-      </w:pPr>
-    </w:p>
-    <w:p>
-      <w:pPr>
-        <w:spacing w:line="360" w:lineRule="auto"/>
-        <w:jc w:val="both"/>
-      </w:pPr>
-      <w:r>
-        <w:t xml:space="preserve">Where $ </w:t>
-      </w:r>
-      <w:r>
-        <w:t xml:space="preserve">Y_{i,t} </w:t>
-      </w:r>
-      <w:r>
-        <w:t>$ represents the crime rate for UPZ $i$ in </w:t>
-      </w:r>
+      </w:pPr>
       <w:r>
         <w:rPr>
           <w:b/>
           <w:bCs/>
         </w:rPr>
-        <w:t>quarter</w:t>
-      </w:r>
-      <w:r>
-        <w:t xml:space="preserve"> $t$. This rate corresponds to either a specific crime category or the aggregate of all crimes analyzed in this study. </w:t>
-      </w:r>
-      <w:r>
-        <w:t>$D_{</w:t>
-      </w:r>
-      <w:r>
-        <w:t>i,t</w:t>
-      </w:r>
-      <w:r>
-        <w:t xml:space="preserve">}$ </w:t>
-      </w:r>
-      <w:r>
-        <w:t>is a binary indicator that equals one if UPZ $i$  has at least one OXXO store in quarter $t$ , and zero otherwise. Furthermore, as Figure</w:t>
-      </w:r>
-      <w:r>
-        <w:t xml:space="preserve"> \hl{</w:t>
-      </w:r>
-      <w:r>
-        <w:t>XXXX</w:t>
-      </w:r>
-      <w:r>
-        <w:t>}</w:t>
-      </w:r>
-      <w:r>
-        <w:t xml:space="preserve"> suggests that intensity of treatment may be a factor that influences crime. Section \ref{sec:Results} also evaluated </w:t>
-      </w:r>
-      <w:r>
-        <w:t>$D_{</w:t>
-      </w:r>
-      <w:r>
-        <w:t>i,t</w:t>
-      </w:r>
-      <w:r>
-        <w:t>}$</w:t>
-      </w:r>
-      <w:r>
-        <w:t xml:space="preserve"> as the number of OXXO establishments that an UPZ has at a certain quarter. Finally, $</w:t>
-      </w:r>
-      <w:r>
-        <w:t>\alpha_i</w:t>
-      </w:r>
-      <w:r>
-        <w:t xml:space="preserve">$ and </w:t>
-      </w:r>
-      <w:r>
-        <w:t xml:space="preserve"> </w:t>
-      </w:r>
-      <w:r>
-        <w:t>$</w:t>
-      </w:r>
-      <w:r>
-        <w:t>\alpha_t</w:t>
-      </w:r>
-      <w:r>
-        <w:t xml:space="preserve">$ are the unit and time fixed effects respectively.\\ </w:t>
-      </w:r>
-    </w:p>
-    <w:p>
-      <w:pPr>
-        <w:spacing w:line="360" w:lineRule="auto"/>
-        <w:jc w:val="both"/>
-      </w:pPr>
-    </w:p>
-    <w:p>
-      <w:pPr>
-        <w:spacing w:line="360" w:lineRule="auto"/>
-        <w:jc w:val="both"/>
-      </w:pPr>
-      <w:r>
-        <w:t xml:space="preserve">A critical identification assumption for the TWFE estimator is the homogeneity of treatment effects. This implies that these effects must be constant among treatment cohorts and over time </w:t>
-      </w:r>
-      <w:r>
-        <w:rPr>
-          <w:lang w:val="en-US"/>
-        </w:rPr>
-        <w:t>\</w:t>
-      </w:r>
-      <w:proofErr w:type="spellStart"/>
-      <w:r>
-        <w:rPr>
-          <w:lang w:val="en-US"/>
-        </w:rPr>
-        <w:t>parencite</w:t>
-      </w:r>
-      <w:proofErr w:type="spellEnd"/>
-      <w:r>
-        <w:rPr>
-          <w:lang w:val="en-US"/>
-        </w:rPr>
-        <w:t>{</w:t>
-      </w:r>
-      <w:r>
-        <w:t xml:space="preserve">deChaisemartin2023survey}. This assumption may be violated if treatment effects vary based on UPZs’ characteristics or if the impact of an OXXO opening on crime evolves as the store becomes established in the area. Consequently, to diagnose the potential bias arising from these </w:t>
-      </w:r>
-      <w:r>
-        <w:lastRenderedPageBreak/>
-        <w:t>heterogeneities,</w:t>
-      </w:r>
-      <w:r>
-        <w:t xml:space="preserve"> </w:t>
-      </w:r>
-      <w:r>
-        <w:t>I</w:t>
-      </w:r>
-      <w:r>
-        <w:t xml:space="preserve"> </w:t>
-      </w:r>
-      <w:r>
-        <w:t>employ the Goodman-Bacon decomposition</w:t>
-      </w:r>
-      <w:r>
+        <w:t>RESULTS</w:t>
+      </w:r>
+    </w:p>
+    <w:p>
+      <w:pPr>
+        <w:spacing w:line="360" w:lineRule="auto"/>
+        <w:jc w:val="both"/>
+      </w:pPr>
+    </w:p>
+    <w:p>
+      <w:pPr>
+        <w:spacing w:line="360" w:lineRule="auto"/>
+        <w:jc w:val="both"/>
+      </w:pPr>
+    </w:p>
+    <w:p>
+      <w:pPr>
+        <w:jc w:val="both"/>
         <w:rPr>
           <w:b/>
           <w:bCs/>
         </w:rPr>
-        <w:t xml:space="preserve"> </w:t>
-      </w:r>
-      <w:r>
-        <w:t>\parencite{GoodmanBacon2021}. </w:t>
-      </w:r>
-      <w:r>
-        <w:t xml:space="preserve"> This theorem decompoeses the $</w:t>
-      </w:r>
-      <w:r>
-        <w:t>\beta^{twfe}</w:t>
-      </w:r>
-      <w:r>
-        <w:t xml:space="preserve">$ as a weighted average </w:t>
-      </w:r>
-      <w:r>
-        <w:t xml:space="preserve">of all possible 2×2 difference-in-differences comparisons </w:t>
-      </w:r>
-      <w:r>
-        <w:t>among cohorts, and t</w:t>
-      </w:r>
-      <w:r>
-        <w:t>he primary concern in this decompositio</w:t>
-      </w:r>
-      <w:r>
-        <w:t xml:space="preserve">n is to </w:t>
-      </w:r>
-      <w:r>
-        <w:t xml:space="preserve">avoid having negative weights as </w:t>
-      </w:r>
-      <w:r>
-        <w:t xml:space="preserve">they indicate that </w:t>
-      </w:r>
-      <w:r>
-        <w:t xml:space="preserve">the estimator </w:t>
-      </w:r>
-      <w:r>
-        <w:t>may be</w:t>
-      </w:r>
-      <w:r>
-        <w:t xml:space="preserve"> bias</w:t>
-      </w:r>
-      <w:r>
-        <w:t xml:space="preserve">ed </w:t>
-      </w:r>
-      <w:r>
-        <w:t>from heterogeneous treatment effects</w:t>
-      </w:r>
-      <w:r>
-        <w:t xml:space="preserve"> </w:t>
-      </w:r>
-      <w:r>
-        <w:t>\parencite{GoodmanBacon2021}.\\</w:t>
-      </w:r>
-    </w:p>
-    <w:p>
-      <w:pPr>
-        <w:spacing w:line="360" w:lineRule="auto"/>
-        <w:jc w:val="both"/>
-      </w:pPr>
-    </w:p>
-    <w:p>
-      <w:pPr>
-        <w:spacing w:line="360" w:lineRule="auto"/>
-        <w:jc w:val="both"/>
-      </w:pPr>
-      <w:r>
-        <w:t>Parallel trends is the other condition to guarantee an unbiased ATT, as it ensures that, in the absence of treatment, the average outcomes of the treated and control groups would have followed the same trajectory over time. To evaluate the validity of this assumption, I implement an Event Study design. </w:t>
-      </w:r>
-      <w:r>
-        <w:t xml:space="preserve">This model requires </w:t>
-      </w:r>
-      <w:r>
-        <w:t xml:space="preserve">no anticipation to treatment, </w:t>
-      </w:r>
-      <w:r>
-        <w:t xml:space="preserve">and in this context </w:t>
-      </w:r>
-      <w:r>
-        <w:t>it is highly unlikely that perpetrators or residents altered their behavior in expectation of an OXXO opening, as these commercial developments are typically not publicized far enough in advance to influence local criminal dynamics beforehand.</w:t>
-      </w:r>
-      <w:r>
-        <w:t xml:space="preserve"> </w:t>
-      </w:r>
-      <w:r>
-        <w:t>The Events Study is estimated by using the following equation</w:t>
-      </w:r>
-      <w:r>
-        <w:t>:\\</w:t>
-      </w:r>
-    </w:p>
-    <w:p>
-      <w:pPr>
-        <w:spacing w:line="360" w:lineRule="auto"/>
-        <w:jc w:val="both"/>
-      </w:pPr>
-    </w:p>
-    <w:p>
-      <w:pPr>
-        <w:spacing w:line="360" w:lineRule="auto"/>
-      </w:pPr>
-      <w:r>
-        <w:t>\begin{equation}</w:t>
-      </w:r>
-    </w:p>
-    <w:p>
-      <w:pPr>
-        <w:spacing w:line="360" w:lineRule="auto"/>
-      </w:pPr>
-      <w:r>
-        <w:t xml:space="preserve">Y_{i,t} = \alpha_i + \alpha_t </w:t>
-      </w:r>
-    </w:p>
-    <w:p>
-      <w:pPr>
-        <w:spacing w:line="360" w:lineRule="auto"/>
-      </w:pPr>
-      <w:r>
-        <w:t xml:space="preserve">+ \sum_{k=-K}^{-2} \gamma^{lead}_k D^k_{i,t} </w:t>
-      </w:r>
-    </w:p>
-    <w:p>
-      <w:pPr>
-        <w:spacing w:line="360" w:lineRule="auto"/>
-      </w:pPr>
-      <w:r>
-        <w:t xml:space="preserve">+ \sum_{k=0}^{L} \gamma^{lag}_k D^k_{i,t} </w:t>
-      </w:r>
-    </w:p>
-    <w:p>
-      <w:pPr>
-        <w:spacing w:line="360" w:lineRule="auto"/>
-      </w:pPr>
-      <w:r>
-        <w:t>+ \varepsilon_{i,t}</w:t>
-      </w:r>
-    </w:p>
-    <w:p>
-      <w:pPr>
-        <w:spacing w:line="360" w:lineRule="auto"/>
-      </w:pPr>
-      <w:r>
-        <w:t>\label{eq:eventstudy}</w:t>
-      </w:r>
-    </w:p>
-    <w:p>
-      <w:pPr>
-        <w:spacing w:line="360" w:lineRule="auto"/>
-      </w:pPr>
-      <w:r>
-        <w:t>\end{equation}\\</w:t>
-      </w:r>
-    </w:p>
-    <w:p>
-      <w:pPr>
-        <w:spacing w:line="360" w:lineRule="auto"/>
-      </w:pPr>
-    </w:p>
-    <w:p>
-      <w:pPr>
-        <w:spacing w:line="360" w:lineRule="auto"/>
-      </w:pPr>
-      <w:r>
-        <w:t>Equation \eqref{eq:eventstudy}allows</w:t>
-      </w:r>
-      <w:r>
-        <w:t xml:space="preserve"> to analyze the significance of the coeficients  $\gamma^{lead}_k$  and suggests the existence of parallel trends before the arrival of OXXO. Additionally, the coefficients $\gamma^{lag}_k$ reflect the </w:t>
-      </w:r>
-      <w:r>
-        <w:t xml:space="preserve">temporal </w:t>
-      </w:r>
-      <w:r>
-        <w:t>dynamics of the impact after the treatment.\\</w:t>
-      </w:r>
-    </w:p>
-    <w:p>
-      <w:pPr>
-        <w:spacing w:line="360" w:lineRule="auto"/>
-      </w:pPr>
-    </w:p>
-    <w:p>
-      <w:pPr>
-        <w:spacing w:line="360" w:lineRule="auto"/>
-      </w:pPr>
-      <w:r>
-        <w:t xml:space="preserve">Finally, for robustness purposes, </w:t>
-      </w:r>
-      <w:r>
-        <w:t xml:space="preserve">I will also estimate </w:t>
-      </w:r>
-      <w:r>
-        <w:t xml:space="preserve">the Callaway \&amp; Sant’Anna (CS) </w:t>
-      </w:r>
-      <w:r>
-        <w:t xml:space="preserve">model. This approach accounts for treatment effect heterogeneity by estimating ATTs by cohort and </w:t>
-      </w:r>
-      <w:r>
-        <w:lastRenderedPageBreak/>
-        <w:t xml:space="preserve">period, subsequently combining these effects through a weighted average </w:t>
-      </w:r>
-      <w:r>
-        <w:t xml:space="preserve">\parencite{RiosAvila_Callaway_SantAnna_2021_csdid_slides,Callaway_SantAnna_2021}. </w:t>
-      </w:r>
-      <w:r>
-        <w:t>o achieve this, the model utilizes the following doubly robust estimator for the ATT of each cohort </w:t>
-      </w:r>
-      <w:r>
-        <w:t>$</w:t>
-      </w:r>
-      <w:r>
-        <w:t>g</w:t>
-      </w:r>
-      <w:r>
-        <w:t>$</w:t>
-      </w:r>
-      <w:r>
-        <w:t> at time </w:t>
-      </w:r>
-      <w:r>
-        <w:t>$</w:t>
-      </w:r>
-      <w:r>
-        <w:t>t</w:t>
-      </w:r>
-      <w:r>
-        <w:t>$</w:t>
-      </w:r>
-      <w:r>
-        <w:t>:</w:t>
-      </w:r>
-    </w:p>
-    <w:p>
-      <w:pPr>
-        <w:spacing w:line="360" w:lineRule="auto"/>
-      </w:pPr>
-    </w:p>
-    <w:p>
-      <w:pPr>
-        <w:spacing w:line="360" w:lineRule="auto"/>
-      </w:pPr>
-      <w:r>
-        <w:t>\begin{equation}</w:t>
-      </w:r>
-    </w:p>
-    <w:p>
-      <w:pPr>
-        <w:spacing w:line="360" w:lineRule="auto"/>
-      </w:pPr>
-      <w:r>
-        <w:t>ATT(g, t) = \mathbb{E} \left[ \left( \frac{G_g}{\mathbb{E}[G_g]} - \frac{\frac{p_{g,t}(X)(1 - D_t)}{1 - p_{g,t}(X)}}{\mathbb{E} \left[ \frac{p_{g,t}(X)(1 - D_t)}{1 - p_{g,t}(X)} \right]} \right) (Y_t - Y_{g-1}) \right]</w:t>
-      </w:r>
-    </w:p>
-    <w:p>
-      <w:pPr>
-        <w:spacing w:line="360" w:lineRule="auto"/>
-      </w:pPr>
-      <w:r>
-        <w:t>\end{equation}\\</w:t>
-      </w:r>
-    </w:p>
-    <w:p>
-      <w:pPr>
-        <w:spacing w:line="360" w:lineRule="auto"/>
-      </w:pPr>
-    </w:p>
-    <w:p>
-      <w:pPr>
-        <w:spacing w:line="360" w:lineRule="auto"/>
-      </w:pPr>
-      <w:r>
-        <w:t>Where $t$ is a particular time period, $ G_g$ Gis a binary indicator for whether an observation belongs to cohort $g$, $ D_t $ treatment status at time t</w:t>
-      </w:r>
-      <w:r>
-        <w:t xml:space="preserve">, and </w:t>
-      </w:r>
-      <w:r>
-        <w:t> </w:t>
-      </w:r>
-      <w:r>
-        <w:t>$(1 - D_t)$</w:t>
-      </w:r>
-      <w:r>
-        <w:t xml:space="preserve">identifies observations that have not yet been treated, serving as the control group. </w:t>
-      </w:r>
-      <w:r>
-        <w:t xml:space="preserve">Additionally, the approach I chose uses </w:t>
-      </w:r>
-      <w:r>
-        <w:t xml:space="preserve">Inverse Probability Weighting (IPW) to assign greater weight to control observations that more closely resemble the treated cohort $G_g$. </w:t>
-      </w:r>
-    </w:p>
-    <w:p>
-      <w:pPr>
-        <w:spacing w:line="360" w:lineRule="auto"/>
-      </w:pPr>
-    </w:p>
-    <w:p>
-      <w:pPr>
-        <w:spacing w:line="360" w:lineRule="auto"/>
-      </w:pPr>
-      <w:r>
-        <w:t>Subsequently, to aggregate all ATT(g,t) estimates into a single summary parameter, the authors propose the following aggregation strategy:</w:t>
-      </w:r>
-    </w:p>
-    <w:p>
-      <w:pPr>
-        <w:spacing w:line="360" w:lineRule="auto"/>
-      </w:pPr>
-    </w:p>
-    <w:p>
-      <w:pPr>
-        <w:spacing w:line="360" w:lineRule="auto"/>
-      </w:pPr>
-      <w:r>
-        <w:t xml:space="preserve">\begin{equation} </w:t>
-      </w:r>
-    </w:p>
-    <w:p>
-      <w:pPr>
-        <w:spacing w:line="360" w:lineRule="auto"/>
-      </w:pPr>
-      <w:r>
-        <w:t>\theta = \sum_{g \in \mathcal{G}} \sum_{t=2}^{\mathcal{T}} w(g, t) \cdot ATT(g, t) \end{equation}</w:t>
-      </w:r>
-      <w:r>
-        <w:t>\\</w:t>
-      </w:r>
-    </w:p>
-    <w:p>
-      <w:pPr>
-        <w:spacing w:line="360" w:lineRule="auto"/>
-      </w:pPr>
-    </w:p>
-    <w:p>
-      <w:pPr>
-        <w:spacing w:line="360" w:lineRule="auto"/>
-      </w:pPr>
-      <w:r>
-        <w:t>Where </w:t>
-      </w:r>
-      <w:r>
-        <w:t>$</w:t>
-      </w:r>
-      <w:r>
-        <w:t>w(g,t)</w:t>
-      </w:r>
-      <w:r>
-        <w:t>$</w:t>
-      </w:r>
-      <w:r>
-        <w:t xml:space="preserve"> represents the weights determined by the researcher. In this analysis, I employ a simple averaging scheme </w:t>
-      </w:r>
-      <w:r>
-        <w:t>m</w:t>
-      </w:r>
-      <w:r>
-        <w:t>where w(g,t)</w:t>
-      </w:r>
-      <w:r>
-        <w:t xml:space="preserve"> is the same</w:t>
-      </w:r>
-      <w:r>
-        <w:t xml:space="preserve"> for all treated periods. The objective of this comparison is to determine if the Callaway </w:t>
-      </w:r>
-      <w:r>
-        <w:t>\</w:t>
-      </w:r>
-      <w:r>
-        <w:t xml:space="preserve">&amp; Sant’Anna (CS) estimates </w:t>
-      </w:r>
-      <w:r>
-        <w:t xml:space="preserve">an Events Studies </w:t>
-      </w:r>
-      <w:r>
-        <w:t>align with the Two-Way Fixed Effects (TWFE) results. A similar behavior between the two models would reinforce the validity of the TWFE estimates and suggest that</w:t>
-      </w:r>
-      <w:r>
-        <w:t xml:space="preserve"> the possible bias of heterogeneous effects is not a preoccupation</w:t>
-      </w:r>
-    </w:p>
-    <w:p>
-      <w:pPr>
-        <w:spacing w:line="360" w:lineRule="auto"/>
-      </w:pPr>
-      <w:r>
-        <w:t>\parencite{RiosAvila_Callaway_SantAnna_2021_csdid_slides,Callaway_SantAnna_2021}.</w:t>
-      </w:r>
-    </w:p>
-    <w:p>
-      <w:pPr>
+      </w:pPr>
+      <w:r>
         <w:rPr>
           <w:b/>
           <w:bCs/>
         </w:rPr>
-      </w:pPr>
-      <w:r>
+        <w:t>DISCUSSION</w:t>
+      </w:r>
+    </w:p>
+    <w:p>
+      <w:pPr>
+        <w:jc w:val="both"/>
         <w:rPr>
           <w:b/>
           <w:bCs/>
         </w:rPr>
-        <w:lastRenderedPageBreak/>
-        <w:t>RESULTS</w:t>
-      </w:r>
-    </w:p>
-    <w:p>
-      <w:pPr>
-        <w:spacing w:line="360" w:lineRule="auto"/>
-      </w:pPr>
-    </w:p>
-    <w:p>
-      <w:pPr>
+      </w:pPr>
+    </w:p>
+    <w:p>
+      <w:pPr>
+        <w:jc w:val="both"/>
         <w:rPr>
           <w:b/>
           <w:bCs/>
         </w:rPr>
       </w:pPr>
-      <w:r>
+    </w:p>
+    <w:p>
+      <w:pPr>
+        <w:jc w:val="both"/>
         <w:rPr>
           <w:b/>
           <w:bCs/>
         </w:rPr>
-        <w:t>DISCUSSION</w:t>
-      </w:r>
-    </w:p>
-    <w:p>
-      <w:pPr>
+      </w:pPr>
+    </w:p>
+    <w:p>
+      <w:pPr>
+        <w:jc w:val="both"/>
         <w:rPr>
           <w:b/>
           <w:bCs/>
         </w:rPr>
       </w:pPr>
-    </w:p>
-    <w:p>
-      <w:pPr>
+      <w:r>
         <w:rPr>
           <w:b/>
           <w:bCs/>
         </w:rPr>
-      </w:pPr>
-      <w:r>
+        <w:t>ROBUSTNESS CHECKS</w:t>
+      </w:r>
+    </w:p>
+    <w:p>
+      <w:pPr>
+        <w:jc w:val="both"/>
         <w:rPr>
           <w:b/>
           <w:bCs/>
         </w:rPr>
-        <w:t>ROBUSTNESS CHECKS</w:t>
-      </w:r>
-    </w:p>
-    <w:p>
-      <w:pPr>
+      </w:pPr>
+    </w:p>
+    <w:p>
+      <w:pPr>
+        <w:jc w:val="both"/>
         <w:rPr>
           <w:b/>
           <w:bCs/>
@@ -4482,38 +4939,61 @@
     </w:p>
     <w:p>
       <w:pPr>
+        <w:jc w:val="both"/>
         <w:rPr>
           <w:b/>
           <w:bCs/>
         </w:rPr>
       </w:pPr>
-      <w:r>
+    </w:p>
+    <w:p>
+      <w:pPr>
+        <w:jc w:val="both"/>
         <w:rPr>
           <w:b/>
           <w:bCs/>
         </w:rPr>
-        <w:t>CONCLUSIONS</w:t>
-      </w:r>
-    </w:p>
-    <w:p>
-      <w:pPr>
+      </w:pPr>
+      <w:r>
         <w:rPr>
           <w:b/>
           <w:bCs/>
         </w:rPr>
-      </w:pPr>
-    </w:p>
-    <w:p>
-      <w:pPr>
-        <w:spacing w:line="360" w:lineRule="auto"/>
-      </w:pPr>
-    </w:p>
-    <w:p>
-      <w:pPr>
-        <w:spacing w:line="360" w:lineRule="auto"/>
-      </w:pPr>
-    </w:p>
-    <w:p/>
+        <w:t>CONCLUSIONS</w:t>
+      </w:r>
+    </w:p>
+    <w:p>
+      <w:pPr>
+        <w:jc w:val="both"/>
+        <w:rPr>
+          <w:b/>
+          <w:bCs/>
+        </w:rPr>
+      </w:pPr>
+    </w:p>
+    <w:p>
+      <w:pPr>
+        <w:spacing w:line="360" w:lineRule="auto"/>
+        <w:jc w:val="both"/>
+      </w:pPr>
+    </w:p>
+    <w:p>
+      <w:pPr>
+        <w:spacing w:line="360" w:lineRule="auto"/>
+        <w:jc w:val="both"/>
+      </w:pPr>
+    </w:p>
+    <w:p>
+      <w:pPr>
+        <w:spacing w:line="360" w:lineRule="auto"/>
+        <w:jc w:val="both"/>
+      </w:pPr>
+    </w:p>
+    <w:p>
+      <w:pPr>
+        <w:jc w:val="both"/>
+      </w:pPr>
+    </w:p>
     <w:sectPr>
       <w:pgSz w:w="12240" w:h="15840"/>
       <w:pgMar w:top="1440" w:right="1440" w:bottom="1440" w:left="1440" w:header="708" w:footer="708" w:gutter="0"/>
@@ -4562,7 +5042,7 @@
       </w:r>
     </w:p>
   </w:comment>
-  <w:comment w:id="2" w:author="Sophia Aristizabal Florez" w:date="2026-04-09T16:09:00Z" w:initials="SA">
+  <w:comment w:id="2" w:author="Sophia Aristizabal Florez" w:date="2026-04-19T02:18:00Z" w:initials="SA">
     <w:p>
       <w:r>
         <w:rPr>
@@ -4576,7 +5056,7 @@
           <w:sz w:val="20"/>
           <w:szCs w:val="20"/>
         </w:rPr>
-        <w:t>Compare with other cities</w:t>
+        <w:t>Add citations</w:t>
       </w:r>
     </w:p>
   </w:comment>
@@ -4587,7 +5067,7 @@
 <w15:commentsEx xmlns:wpc="http://schemas.microsoft.com/office/word/2010/wordprocessingCanvas" xmlns:cx="http://schemas.microsoft.com/office/drawing/2014/chartex" xmlns:cx1="http://schemas.microsoft.com/office/drawing/2015/9/8/chartex" xmlns:cx2="http://schemas.microsoft.com/office/drawing/2015/10/21/chartex" xmlns:cx3="http://schemas.microsoft.com/office/drawing/2016/5/9/chartex" xmlns:cx4="http://schemas.microsoft.com/office/drawing/2016/5/10/chartex" xmlns:cx5="http://schemas.microsoft.com/office/drawing/2016/5/11/chartex" xmlns:cx6="http://schemas.microsoft.com/office/drawing/2016/5/12/chartex" xmlns:cx7="http://schemas.microsoft.com/office/drawing/2016/5/13/chartex" xmlns:cx8="http://schemas.microsoft.com/office/drawing/2016/5/14/chartex" xmlns:mc="http://schemas.openxmlformats.org/markup-compatibility/2006" xmlns:aink="http://schemas.microsoft.com/office/drawing/2016/ink" xmlns:am3d="http://schemas.microsoft.com/office/drawing/2017/model3d" xmlns:o="urn:schemas-microsoft-com:office:office" xmlns:oel="http://schemas.microsoft.com/office/2019/extlst" xmlns:r="http://schemas.openxmlformats.org/officeDocument/2006/relationships" xmlns:m="http://schemas.openxmlformats.org/officeDocument/2006/math" xmlns:v="urn:schemas-microsoft-com:vml" xmlns:wp14="http://schemas.microsoft.com/office/word/2010/wordprocessingDrawing" xmlns:wp="http://schemas.openxmlformats.org/drawingml/2006/wordprocessingDrawing" xmlns:w10="urn:schemas-microsoft-com:office:word" xmlns:w="http://schemas.openxmlformats.org/wordprocessingml/2006/main" xmlns:w14="http://schemas.microsoft.com/office/word/2010/wordml" xmlns:w15="http://schemas.microsoft.com/office/word/2012/wordml" xmlns:w16cex="http://schemas.microsoft.com/office/word/2018/wordml/cex" xmlns:w16cid="http://schemas.microsoft.com/office/word/2016/wordml/cid" xmlns:w16="http://schemas.microsoft.com/office/word/2018/wordml" xmlns:w16du="http://schemas.microsoft.com/office/word/2023/wordml/word16du" xmlns:w16sdtdh="http://schemas.microsoft.com/office/word/2020/wordml/sdtdatahash" xmlns:w16sdtfl="http://schemas.microsoft.com/office/word/2024/wordml/sdtformatlock" xmlns:w16se="http://schemas.microsoft.com/office/word/2015/wordml/symex" xmlns:wpg="http://schemas.microsoft.com/office/word/2010/wordprocessingGroup" xmlns:wpi="http://schemas.microsoft.com/office/word/2010/wordprocessingInk" xmlns:wne="http://schemas.microsoft.com/office/word/2006/wordml" xmlns:wps="http://schemas.microsoft.com/office/word/2010/wordprocessingShape" mc:Ignorable="w14 w15 w16se w16cid w16 w16cex w16sdtdh w16sdtfl w16du wp14">
   <w15:commentEx w15:paraId="25DF84EF" w15:done="0"/>
   <w15:commentEx w15:paraId="0AFB8D5C" w15:done="0"/>
-  <w15:commentEx w15:paraId="6F6AAF4D" w15:done="0"/>
+  <w15:commentEx w15:paraId="3BA4EB61" w15:done="0"/>
 </w15:commentsEx>
 </file>
 
@@ -4595,7 +5075,7 @@
 <w16cex:commentsExtensible xmlns:wpc="http://schemas.microsoft.com/office/word/2010/wordprocessingCanvas" xmlns:cx="http://schemas.microsoft.com/office/drawing/2014/chartex" xmlns:cx1="http://schemas.microsoft.com/office/drawing/2015/9/8/chartex" xmlns:cx2="http://schemas.microsoft.com/office/drawing/2015/10/21/chartex" xmlns:cx3="http://schemas.microsoft.com/office/drawing/2016/5/9/chartex" xmlns:cx4="http://schemas.microsoft.com/office/drawing/2016/5/10/chartex" xmlns:cx5="http://schemas.microsoft.com/office/drawing/2016/5/11/chartex" xmlns:cx6="http://schemas.microsoft.com/office/drawing/2016/5/12/chartex" xmlns:cx7="http://schemas.microsoft.com/office/drawing/2016/5/13/chartex" xmlns:cx8="http://schemas.microsoft.com/office/drawing/2016/5/14/chartex" xmlns:cr="http://schemas.microsoft.com/office/comments/2020/reactions" xmlns:mc="http://schemas.openxmlformats.org/markup-compatibility/2006" xmlns:aink="http://schemas.microsoft.com/office/drawing/2016/ink" xmlns:am3d="http://schemas.microsoft.com/office/drawing/2017/model3d" xmlns:o="urn:schemas-microsoft-com:office:office" xmlns:oel="http://schemas.microsoft.com/office/2019/extlst" xmlns:r="http://schemas.openxmlformats.org/officeDocument/2006/relationships" xmlns:m="http://schemas.openxmlformats.org/officeDocument/2006/math" xmlns:v="urn:schemas-microsoft-com:vml" xmlns:wp14="http://schemas.microsoft.com/office/word/2010/wordprocessingDrawing" xmlns:wp="http://schemas.openxmlformats.org/drawingml/2006/wordprocessingDrawing" xmlns:w10="urn:schemas-microsoft-com:office:word" xmlns:w="http://schemas.openxmlformats.org/wordprocessingml/2006/main" xmlns:w14="http://schemas.microsoft.com/office/word/2010/wordml" xmlns:w15="http://schemas.microsoft.com/office/word/2012/wordml" xmlns:w16cex="http://schemas.microsoft.com/office/word/2018/wordml/cex" xmlns:w16cid="http://schemas.microsoft.com/office/word/2016/wordml/cid" xmlns:w16="http://schemas.microsoft.com/office/word/2018/wordml" xmlns:w16du="http://schemas.microsoft.com/office/word/2023/wordml/word16du" xmlns:w16sdtdh="http://schemas.microsoft.com/office/word/2020/wordml/sdtdatahash" xmlns:w16sdtfl="http://schemas.microsoft.com/office/word/2024/wordml/sdtformatlock" xmlns:w16se="http://schemas.microsoft.com/office/word/2015/wordml/symex" xmlns:wpg="http://schemas.microsoft.com/office/word/2010/wordprocessingGroup" xmlns:wpi="http://schemas.microsoft.com/office/word/2010/wordprocessingInk" xmlns:wne="http://schemas.microsoft.com/office/word/2006/wordml" xmlns:wps="http://schemas.microsoft.com/office/word/2010/wordprocessingShape" mc:Ignorable="w14 w15 w16se w16cid w16 w16cex w16sdtdh w16sdtfl cr w16du wp14">
   <w16cex:commentExtensible w16cex:durableId="041686C9" w16cex:dateUtc="2026-03-30T22:44:00Z"/>
   <w16cex:commentExtensible w16cex:durableId="0C4B000B" w16cex:dateUtc="2026-04-09T20:54:00Z"/>
-  <w16cex:commentExtensible w16cex:durableId="4752DA78" w16cex:dateUtc="2026-04-09T21:09:00Z"/>
+  <w16cex:commentExtensible w16cex:durableId="575F1562" w16cex:dateUtc="2026-04-19T07:18:00Z"/>
 </w16cex:commentsExtensible>
 </file>
 
@@ -4603,7 +5083,7 @@
 <w16cid:commentsIds xmlns:wpc="http://schemas.microsoft.com/office/word/2010/wordprocessingCanvas" xmlns:cx="http://schemas.microsoft.com/office/drawing/2014/chartex" xmlns:cx1="http://schemas.microsoft.com/office/drawing/2015/9/8/chartex" xmlns:cx2="http://schemas.microsoft.com/office/drawing/2015/10/21/chartex" xmlns:cx3="http://schemas.microsoft.com/office/drawing/2016/5/9/chartex" xmlns:cx4="http://schemas.microsoft.com/office/drawing/2016/5/10/chartex" xmlns:cx5="http://schemas.microsoft.com/office/drawing/2016/5/11/chartex" xmlns:cx6="http://schemas.microsoft.com/office/drawing/2016/5/12/chartex" xmlns:cx7="http://schemas.microsoft.com/office/drawing/2016/5/13/chartex" xmlns:cx8="http://schemas.microsoft.com/office/drawing/2016/5/14/chartex" xmlns:mc="http://schemas.openxmlformats.org/markup-compatibility/2006" xmlns:aink="http://schemas.microsoft.com/office/drawing/2016/ink" xmlns:am3d="http://schemas.microsoft.com/office/drawing/2017/model3d" xmlns:o="urn:schemas-microsoft-com:office:office" xmlns:oel="http://schemas.microsoft.com/office/2019/extlst" xmlns:r="http://schemas.openxmlformats.org/officeDocument/2006/relationships" xmlns:m="http://schemas.openxmlformats.org/officeDocument/2006/math" xmlns:v="urn:schemas-microsoft-com:vml" xmlns:wp14="http://schemas.microsoft.com/office/word/2010/wordprocessingDrawing" xmlns:wp="http://schemas.openxmlformats.org/drawingml/2006/wordprocessingDrawing" xmlns:w10="urn:schemas-microsoft-com:office:word" xmlns:w="http://schemas.openxmlformats.org/wordprocessingml/2006/main" xmlns:w14="http://schemas.microsoft.com/office/word/2010/wordml" xmlns:w15="http://schemas.microsoft.com/office/word/2012/wordml" xmlns:w16cex="http://schemas.microsoft.com/office/word/2018/wordml/cex" xmlns:w16cid="http://schemas.microsoft.com/office/word/2016/wordml/cid" xmlns:w16="http://schemas.microsoft.com/office/word/2018/wordml" xmlns:w16du="http://schemas.microsoft.com/office/word/2023/wordml/word16du" xmlns:w16sdtdh="http://schemas.microsoft.com/office/word/2020/wordml/sdtdatahash" xmlns:w16sdtfl="http://schemas.microsoft.com/office/word/2024/wordml/sdtformatlock" xmlns:w16se="http://schemas.microsoft.com/office/word/2015/wordml/symex" xmlns:wpg="http://schemas.microsoft.com/office/word/2010/wordprocessingGroup" xmlns:wpi="http://schemas.microsoft.com/office/word/2010/wordprocessingInk" xmlns:wne="http://schemas.microsoft.com/office/word/2006/wordml" xmlns:wps="http://schemas.microsoft.com/office/word/2010/wordprocessingShape" mc:Ignorable="w14 w15 w16se w16cid w16 w16cex w16sdtdh w16sdtfl w16du wp14">
   <w16cid:commentId w16cid:paraId="25DF84EF" w16cid:durableId="041686C9"/>
   <w16cid:commentId w16cid:paraId="0AFB8D5C" w16cid:durableId="0C4B000B"/>
-  <w16cid:commentId w16cid:paraId="6F6AAF4D" w16cid:durableId="4752DA78"/>
+  <w16cid:commentId w16cid:paraId="3BA4EB61" w16cid:durableId="575F1562"/>
 </w16cid:commentsIds>
 </file>
 
@@ -7908,7 +8388,7 @@
   <w:style w:type="paragraph" w:default="1" w:styleId="Normal">
     <w:name w:val="Normal"/>
     <w:qFormat/>
-    <w:rsid w:val="00825AAE"/>
+    <w:rsid w:val="00B02CBC"/>
     <w:pPr>
       <w:spacing w:after="0" w:line="240" w:lineRule="auto"/>
     </w:pPr>
@@ -8118,7 +8598,6 @@
   <w:style w:type="character" w:default="1" w:styleId="DefaultParagraphFont">
     <w:name w:val="Default Paragraph Font"/>
     <w:uiPriority w:val="1"/>
-    <w:semiHidden/>
     <w:unhideWhenUsed/>
   </w:style>
   <w:style w:type="table" w:default="1" w:styleId="TableNormal">

--- a/doc/written_part.docx
+++ b/doc/written_part.docx
@@ -177,7 +177,6 @@
       <w:r>
         <w:t xml:space="preserve">OXXO openings on local crime activity in treated UPZs relative to untreated UPZs, and do effects </w:t>
       </w:r>
-      <w:commentRangeStart w:id="0"/>
       <w:r>
         <w:rPr>
           <w:b/>
@@ -186,17 +185,7 @@
         <w:t>vary by crime type</w:t>
       </w:r>
       <w:r>
-        <w:t xml:space="preserve"> </w:t>
-      </w:r>
-      <w:commentRangeEnd w:id="0"/>
-      <w:r>
-        <w:rPr>
-          <w:rStyle w:val="CommentReference"/>
-        </w:rPr>
-        <w:commentReference w:id="0"/>
-      </w:r>
-      <w:r>
-        <w:t>and time since opening?</w:t>
+        <w:t xml:space="preserve"> and time since opening?</w:t>
       </w:r>
     </w:p>
     <w:p>
@@ -391,32 +380,560 @@
     <w:p>
       <w:pPr>
         <w:spacing w:line="360" w:lineRule="auto"/>
+        <w:jc w:val="both"/>
+      </w:pPr>
+      <w:r>
+        <w:t>Although Bogotá</w:t>
+      </w:r>
+      <w:r>
+        <w:t>, the capital city of Colombia,</w:t>
+      </w:r>
+      <w:r>
+        <w:t xml:space="preserve"> has experienced a significant reduction in crime since the 1990s \parencite{rodriguez2017ciudad, godoy2018security}, delinquency and insecurity remain major public concerns. The implementation of preventive programs and policies by Bogotá’s administrations since the 2000s, along with other measures targeting crime hotspots</w:t>
+      </w:r>
+      <w:r>
+        <w:t xml:space="preserve"> </w:t>
+      </w:r>
+      <w:r>
+        <w:t>\parencite{godoy2018security}</w:t>
+      </w:r>
+      <w:r>
+        <w:t>, has not effectively deterred the high levels of personal theft and the growing perception of insecurity that have affected the daily lives of citizens in recent years \parencite{CCB2026}. This continued prevalence suggests that additional urban dynamics may shape patterns of criminal activity in Bogotá</w:t>
+      </w:r>
+      <w:r>
+        <w:t>,</w:t>
+      </w:r>
+      <w:r>
+        <w:t xml:space="preserve"> and that alternative approaches</w:t>
+      </w:r>
+      <w:r>
+        <w:t xml:space="preserve"> and other possible factors</w:t>
+      </w:r>
+      <w:r>
+        <w:t xml:space="preserve"> to understanding crime in the city may still need to be explored.</w:t>
+      </w:r>
+      <w:r>
+        <w:t>\\</w:t>
+      </w:r>
+    </w:p>
+    <w:p>
+      <w:pPr>
+        <w:spacing w:line="360" w:lineRule="auto"/>
+        <w:jc w:val="both"/>
+      </w:pPr>
+    </w:p>
+    <w:p>
+      <w:pPr>
+        <w:spacing w:line="360" w:lineRule="auto"/>
+        <w:jc w:val="both"/>
+      </w:pPr>
+      <w:r>
+        <w:t xml:space="preserve">One factor discussed in urban crime </w:t>
+      </w:r>
+      <w:r>
+        <w:t>literature</w:t>
+      </w:r>
+      <w:r>
+        <w:t xml:space="preserve"> is the role of commercial establishments in shaping local patterns of criminal activity \parencite{Dugato2026, askey2018fast, Nazzari2026, Wellford1997, Davis2021}.</w:t>
+      </w:r>
+      <w:r>
+        <w:t xml:space="preserve"> </w:t>
+      </w:r>
+      <w:r>
+        <w:t xml:space="preserve">Within this category of establishments, OXXO, a convenience store chain that has steadily expanded across Bogotá since 2009, </w:t>
+      </w:r>
+      <w:r>
+        <w:t>can be a case study for studying this phenomenon in the city</w:t>
+      </w:r>
+      <w:r>
+        <w:t xml:space="preserve"> \parencite{godoy2025}.</w:t>
+      </w:r>
+      <w:r>
+        <w:t xml:space="preserve"> In particular,</w:t>
+      </w:r>
+      <w:r>
+        <w:t xml:space="preserve"> </w:t>
+      </w:r>
+      <w:r>
+        <w:t>d</w:t>
+      </w:r>
+      <w:r>
+        <w:t>ue to their long operating hours, strategic locations</w:t>
+      </w:r>
+      <w:r>
+        <w:t xml:space="preserve"> </w:t>
+      </w:r>
+      <w:r>
+        <w:rPr>
+          <w:lang w:val="en-US"/>
+        </w:rPr>
+        <w:t>in high-traffic area</w:t>
+      </w:r>
+      <w:r>
+        <w:rPr>
+          <w:lang w:val="en-US"/>
+        </w:rPr>
+        <w:t>s</w:t>
+      </w:r>
+      <w:r>
+        <w:rPr>
+          <w:lang w:val="en-US"/>
+        </w:rPr>
+        <w:t xml:space="preserve"> and commercial</w:t>
+      </w:r>
+      <w:r>
+        <w:rPr>
+          <w:lang w:val="en-US"/>
+        </w:rPr>
+        <w:t xml:space="preserve"> </w:t>
+      </w:r>
+      <w:r>
+        <w:rPr>
+          <w:lang w:val="en-US"/>
+        </w:rPr>
+        <w:t>corridors</w:t>
+      </w:r>
+      <w:r>
+        <w:rPr>
+          <w:lang w:val="en-US"/>
+        </w:rPr>
+        <w:t xml:space="preserve"> \</w:t>
+      </w:r>
+      <w:proofErr w:type="spellStart"/>
+      <w:r>
+        <w:rPr>
+          <w:lang w:val="en-US"/>
+        </w:rPr>
+        <w:t>parencite</w:t>
+      </w:r>
+      <w:proofErr w:type="spellEnd"/>
+      <w:r>
+        <w:rPr>
+          <w:lang w:val="en-US"/>
+        </w:rPr>
+        <w:t>{</w:t>
+      </w:r>
+      <w:r>
+        <w:t>marcos2022</w:t>
+      </w:r>
+      <w:r>
+        <w:rPr>
+          <w:lang w:val="en-US"/>
+        </w:rPr>
+        <w:t>}</w:t>
+      </w:r>
+      <w:r>
+        <w:t>, availability of basic goods, and constant customer flows throughout the day and night, the</w:t>
+      </w:r>
+      <w:r>
+        <w:t xml:space="preserve"> arrival of this chain </w:t>
+      </w:r>
+      <w:r>
+        <w:t>may alter surrounding patterns of mobility and social interaction in ways that could influence nearby criminal activity \parencite{Dugato2026, marcos2022}.</w:t>
+      </w:r>
+      <w:r>
+        <w:t>\\</w:t>
+      </w:r>
+    </w:p>
+    <w:p>
+      <w:pPr>
+        <w:spacing w:line="360" w:lineRule="auto"/>
+        <w:jc w:val="both"/>
+      </w:pPr>
+    </w:p>
+    <w:p>
+      <w:pPr>
+        <w:spacing w:line="360" w:lineRule="auto"/>
+        <w:jc w:val="both"/>
+      </w:pPr>
+      <w:r>
+        <w:t xml:space="preserve">In fact, there is a duality in the </w:t>
+      </w:r>
+      <w:r>
+        <w:t xml:space="preserve">crime </w:t>
+      </w:r>
+      <w:r>
+        <w:t xml:space="preserve">literature regarding the relationship between convenience stores and crime. On the one hand, these establishments have been identified as \textit{crime generators} because they increase foot traffic and create incidental criminal opportunities \parencite{Dugato2026}. Similarly, \textcite{Wellford1997} classify them as robbery-prone commercial establishments due to the availability of cash on hand. On the other hand, \textcite{Davis2021} offer a different perspective, arguing that convenience stores may also function as crime deterrents by increasing natural surveillance and generating “eyes on the street” through extended operating hours and improved lighting. These two lines of reasoning highlight the importance of analysing the role of convenience stores within the surrounding criminal environment, particularly because, as \textcite{Dugato2026} argue, addressing the urban </w:t>
+      </w:r>
+      <w:r>
+        <w:lastRenderedPageBreak/>
+        <w:t>conditions that facilitate criminal behavior may be more effective for long-term crime reduction than traditional repressive approaches.</w:t>
+      </w:r>
+      <w:r>
+        <w:t>\\</w:t>
+      </w:r>
+    </w:p>
+    <w:p>
+      <w:pPr>
+        <w:spacing w:line="360" w:lineRule="auto"/>
+        <w:jc w:val="both"/>
+      </w:pPr>
+    </w:p>
+    <w:p>
+      <w:pPr>
+        <w:spacing w:line="360" w:lineRule="auto"/>
+        <w:jc w:val="both"/>
+      </w:pPr>
+      <w:r>
+        <w:t>OXXO</w:t>
+      </w:r>
+      <w:r>
+        <w:t xml:space="preserve">’s </w:t>
+      </w:r>
+      <w:r>
+        <w:t xml:space="preserve">footprint in </w:t>
+      </w:r>
+      <w:r>
+        <w:t xml:space="preserve">Bogotá </w:t>
+      </w:r>
+      <w:r>
+        <w:t>is strikingly centralized, with over 300 of the more than 500 stores in the country concentrated the</w:t>
+      </w:r>
+      <w:r>
+        <w:t xml:space="preserve">re </w:t>
+      </w:r>
+      <w:r>
+        <w:t>\parencite{godoy2025}.</w:t>
+      </w:r>
+      <w:r>
+        <w:t xml:space="preserve"> </w:t>
+      </w:r>
+      <w:r>
+        <w:t>This high density within a single metropolitan area provides a</w:t>
+      </w:r>
+      <w:r>
+        <w:t>n</w:t>
+      </w:r>
+      <w:r>
+        <w:t>"urban laboratory" to conduct a granular, interurban crime analysis. By exploiting the staggered arrival of these establishments across Bogotá’s Zonal Planning Units (UPZs), this thesis evaluates the causal impact of OXXO openings on local criminal activity. Specifically, I examine how these effects vary by crime category, and whether the impact intensifies or dissipates over time following the store's inauguration.</w:t>
+      </w:r>
+      <w:r>
+        <w:t>\\</w:t>
+      </w:r>
+    </w:p>
+    <w:p>
+      <w:pPr>
+        <w:spacing w:line="360" w:lineRule="auto"/>
+        <w:jc w:val="both"/>
+      </w:pPr>
+    </w:p>
+    <w:p>
+      <w:pPr>
+        <w:spacing w:line="360" w:lineRule="auto"/>
+        <w:jc w:val="both"/>
+      </w:pPr>
+      <w:r>
+        <w:t xml:space="preserve">To estimate this impact, I constructed a quarterly panel dataset covering the period from 2015 to 2022, aggregated at the level of the UPZs, Bogotá’s sub-district administrative divisions. The </w:t>
+      </w:r>
+      <w:r>
+        <w:t>panel</w:t>
+      </w:r>
+      <w:r>
+        <w:t xml:space="preserve"> combines Colombia’s public georeferenced crime records from the National Police’s Statistical, Criminal, Contraventional, and Operational Information System (SIEDCO) with a geolocated database of OXXO establishments that accounts for both opening and, when applicable, closure dates. Using this information, I calculated quarterly crime rates for each UPZ and identified the number of OXXO stores operating within each unit over time.</w:t>
+      </w:r>
+    </w:p>
+    <w:p>
+      <w:pPr>
+        <w:spacing w:line="360" w:lineRule="auto"/>
+        <w:jc w:val="both"/>
+      </w:pPr>
+    </w:p>
+    <w:p>
+      <w:pPr>
+        <w:spacing w:line="360" w:lineRule="auto"/>
+        <w:jc w:val="both"/>
+      </w:pPr>
+      <w:r>
+        <w:t>Additionally, I employed Two-Way Fixed Effects (TWFE) and the Callaway and Sant’Anna (C</w:t>
+      </w:r>
+      <w:r>
+        <w:t>\</w:t>
+      </w:r>
+      <w:r>
+        <w:t>&amp;S) estimator, along with their corresponding event-study specifications, as the main empirical strategies of this investigation. The TWFE model was useful for estimating the average relationship between the expansion of OXXO stores and crime rates across UPZs over time. However, because staggered treatment adoption may generate bias under treatment-effect heterogeneity, the C</w:t>
+      </w:r>
+      <w:r>
+        <w:t>\</w:t>
+      </w:r>
+      <w:r>
+        <w:t>&amp;S estimator was also implemented to obtain more robust estimates and assess the consistency of the TWFE results. Finally, event-study analyses were conducted to examine the dynamic evolution of treatment effects over time and to evaluate the parallel trends assumption for both empirical approaches.</w:t>
+      </w:r>
+      <w:r>
+        <w:t>\\</w:t>
+      </w:r>
+    </w:p>
+    <w:p>
+      <w:pPr>
+        <w:spacing w:line="360" w:lineRule="auto"/>
+        <w:jc w:val="both"/>
+      </w:pPr>
+    </w:p>
+    <w:p>
+      <w:pPr>
+        <w:spacing w:line="360" w:lineRule="auto"/>
+        <w:jc w:val="both"/>
+      </w:pPr>
+      <w:r>
+        <w:t xml:space="preserve">At the end, </w:t>
+      </w:r>
+      <w:r>
+        <w:t xml:space="preserve">I found </w:t>
+      </w:r>
+      <w:r>
+        <w:t xml:space="preserve">that the staggered entry of OXXO stores had no statistically significant effect on criminal activity across Bogotá. Using both aggregated specifications through the TWFE model </w:t>
+      </w:r>
+      <w:r>
+        <w:lastRenderedPageBreak/>
+        <w:t>and dynamic specifications through event-study analyses, I found no evidence that the expansion of OXXO affected different types of crime in the city. Additionally, after controlling for the presence of other similar commercial establishments located near OXXO stores, such as hard-discount retailers, which have also been associated with changes in criminal activity in Bogotá, the estimated effects remained statistically insignificant. These findings suggest that, both in the short and long run, OXXO stores do not appear to significantly alter Bogotá’s security dynamics.</w:t>
+      </w:r>
+    </w:p>
+    <w:p>
+      <w:pPr>
+        <w:spacing w:line="360" w:lineRule="auto"/>
+        <w:jc w:val="both"/>
+      </w:pPr>
+      <w:r>
+        <w:t xml:space="preserve">This may be because </w:t>
+      </w:r>
+      <w:r>
+        <w:t>\hl{</w:t>
+      </w:r>
+      <w:r>
+        <w:t>ANOTHER EXPLANATION</w:t>
+      </w:r>
+      <w:r>
+        <w:t>}</w:t>
+      </w:r>
+      <w:r>
+        <w:t>.\\</w:t>
+      </w:r>
+    </w:p>
+    <w:p>
+      <w:pPr>
+        <w:spacing w:line="360" w:lineRule="auto"/>
+        <w:jc w:val="both"/>
+      </w:pPr>
+    </w:p>
+    <w:p>
+      <w:pPr>
+        <w:spacing w:line="360" w:lineRule="auto"/>
+        <w:jc w:val="both"/>
+      </w:pPr>
+      <w:r>
+        <w:t xml:space="preserve">Despite extensive research on urban crime in Bogotá, no study has systematically examined the causal impact of convenience store proliferation, particularly OXXO, on local crime patterns. Existing </w:t>
+      </w:r>
+      <w:r>
+        <w:t>investigations have</w:t>
+      </w:r>
+      <w:r>
+        <w:t xml:space="preserve"> focused on public transport infrastructure \parencite{Bacares2013a,Bacares2013b,Garcia2005}, large-scale police interventions \parencite{Blattman2017,Blattman2021}, alcohol sales restrictions \parencite{Mello2013}, and socioeconomic determinants \parencite{Escobar2012}.</w:t>
+      </w:r>
+      <w:r>
+        <w:t xml:space="preserve"> </w:t>
+      </w:r>
+      <w:r>
+        <w:t xml:space="preserve">One recent study examined the relationship between </w:t>
+      </w:r>
+      <w:r>
+        <w:t>Tiendas D1</w:t>
+      </w:r>
+      <w:r>
+        <w:t xml:space="preserve"> </w:t>
+      </w:r>
+      <w:r>
+        <w:t>hard-discount stores and crime \parencite{Lopez2024}, but OXXO represents a distinct retail model characterized by 24-hour operations and a higher density of ``grab-and-go'' items, which may create different criminal opportunities compared to the limited operating hours of hard-discount formats.\\</w:t>
+      </w:r>
+    </w:p>
+    <w:p>
+      <w:pPr>
+        <w:spacing w:line="360" w:lineRule="auto"/>
+        <w:jc w:val="both"/>
+      </w:pPr>
+    </w:p>
+    <w:p>
+      <w:pPr>
+        <w:spacing w:line="360" w:lineRule="auto"/>
+        <w:jc w:val="both"/>
+      </w:pPr>
+      <w:r>
+        <w:t xml:space="preserve">In the next section I briefly introduce OXXO’s expansion across Bogotá, and the city’s crime rates over the years. Then, in Section 3 I present the related literature about the spatial nexus of crime and convenience stores. In Sections 4 and 5 I describe the data sources used and the general descriptive statistics. After that I explain in Section 6 the econometric models used and in Section 7 I show the results obtained. In Section 8 I include some robustness checks related with the unit of analysis used, the control and treatment groups, and the specification of some variables. Finally, Section 9 discusses </w:t>
+      </w:r>
+      <w:r>
+        <w:t>possible</w:t>
+      </w:r>
+      <w:r>
+        <w:t xml:space="preserve"> mechanisms that may influence the results obtained.</w:t>
+      </w:r>
+    </w:p>
+    <w:p>
+      <w:pPr>
+        <w:spacing w:line="360" w:lineRule="auto"/>
+        <w:jc w:val="both"/>
+        <w:rPr>
+          <w:lang w:val="en-US"/>
+        </w:rPr>
+      </w:pPr>
+    </w:p>
+    <w:p>
+      <w:pPr>
+        <w:spacing w:line="360" w:lineRule="auto"/>
+        <w:jc w:val="both"/>
+        <w:rPr>
+          <w:lang w:val="en-US"/>
+        </w:rPr>
+      </w:pPr>
+    </w:p>
+    <w:p>
+      <w:pPr>
+        <w:spacing w:line="360" w:lineRule="auto"/>
+        <w:jc w:val="both"/>
+        <w:rPr>
+          <w:lang w:val="en-US"/>
+        </w:rPr>
+      </w:pPr>
+    </w:p>
+    <w:p>
+      <w:pPr>
+        <w:spacing w:line="360" w:lineRule="auto"/>
+        <w:jc w:val="both"/>
+        <w:rPr>
+          <w:lang w:val="en-US"/>
+        </w:rPr>
+      </w:pPr>
+    </w:p>
+    <w:p>
+      <w:pPr>
+        <w:spacing w:line="360" w:lineRule="auto"/>
+        <w:jc w:val="both"/>
+        <w:rPr>
+          <w:lang w:val="en-US"/>
+        </w:rPr>
+      </w:pPr>
+    </w:p>
+    <w:p>
+      <w:pPr>
+        <w:spacing w:line="360" w:lineRule="auto"/>
+        <w:jc w:val="both"/>
+        <w:rPr>
+          <w:lang w:val="en-US"/>
+        </w:rPr>
+      </w:pPr>
+    </w:p>
+    <w:p>
+      <w:pPr>
+        <w:spacing w:line="360" w:lineRule="auto"/>
+        <w:jc w:val="both"/>
+        <w:rPr>
+          <w:lang w:val="en-US"/>
+        </w:rPr>
+      </w:pPr>
+    </w:p>
+    <w:p>
+      <w:pPr>
+        <w:spacing w:line="360" w:lineRule="auto"/>
+        <w:jc w:val="both"/>
+        <w:rPr>
+          <w:lang w:val="en-US"/>
+        </w:rPr>
+      </w:pPr>
+    </w:p>
+    <w:p>
+      <w:pPr>
+        <w:spacing w:line="360" w:lineRule="auto"/>
+        <w:jc w:val="both"/>
+        <w:rPr>
+          <w:lang w:val="en-US"/>
+        </w:rPr>
+      </w:pPr>
+    </w:p>
+    <w:p>
+      <w:pPr>
+        <w:spacing w:line="360" w:lineRule="auto"/>
+        <w:jc w:val="both"/>
+        <w:rPr>
+          <w:lang w:val="en-US"/>
+        </w:rPr>
+      </w:pPr>
+    </w:p>
+    <w:p>
+      <w:pPr>
+        <w:spacing w:line="360" w:lineRule="auto"/>
+        <w:jc w:val="both"/>
+        <w:rPr>
+          <w:b/>
+          <w:bCs/>
+          <w:lang w:val="en-US"/>
+        </w:rPr>
+      </w:pPr>
+      <w:r>
+        <w:rPr>
+          <w:b/>
+          <w:bCs/>
+          <w:lang w:val="en-US"/>
+        </w:rPr>
+        <w:t xml:space="preserve">BACKGROUND: </w:t>
+      </w:r>
+    </w:p>
+    <w:p>
+      <w:pPr>
+        <w:spacing w:line="360" w:lineRule="auto"/>
+        <w:jc w:val="both"/>
+        <w:rPr>
+          <w:b/>
+          <w:bCs/>
+        </w:rPr>
+      </w:pPr>
+    </w:p>
+    <w:p>
+      <w:pPr>
+        <w:spacing w:line="360" w:lineRule="auto"/>
+        <w:jc w:val="both"/>
+        <w:rPr>
+          <w:lang w:val="en-US"/>
+        </w:rPr>
+      </w:pPr>
+      <w:r>
+        <w:rPr>
+          <w:lang w:val="en-US"/>
+        </w:rPr>
+        <w:t>a. OXXO</w:t>
+      </w:r>
+    </w:p>
+    <w:p>
+      <w:pPr>
+        <w:spacing w:line="360" w:lineRule="auto"/>
         <w:ind w:firstLine="720"/>
         <w:jc w:val="both"/>
       </w:pPr>
       <w:r>
-        <w:t xml:space="preserve">The rapid expansion of modern retail chains in Latin America after the </w:t>
-      </w:r>
-      <w:r>
-        <w:rPr>
-          <w:highlight w:val="red"/>
-        </w:rPr>
-        <w:t>COVID-19</w:t>
-      </w:r>
-      <w:r>
-        <w:t xml:space="preserve"> pandemic has transformed urban commercial dynamics and people's daily routines in the main cities of the region \parencite{Antom2024,McKinsey2024,MDPI2021}. </w:t>
-      </w:r>
-      <w:r>
-        <w:t xml:space="preserve">Convenience stores’ growing commercial importance has prompted economic research to primarily focus on </w:t>
-      </w:r>
-      <w:r>
-        <w:rPr>
-          <w:lang w:val="en-US"/>
-        </w:rPr>
-        <w:t xml:space="preserve">the impact of these establishments on retail businesses, consumer behavior, and the labor market </w:t>
-      </w:r>
-      <w:r>
-        <w:t>\parencite{delgado2024}.</w:t>
+        <w:rPr>
+          <w:lang w:val="en-US"/>
+        </w:rPr>
+        <w:t>Although OXXO has been operating in Colombia for almost 17 years</w:t>
+      </w:r>
+      <w:r>
+        <w:rPr>
+          <w:lang w:val="en-US"/>
+        </w:rPr>
+        <w:t xml:space="preserve">, </w:t>
+      </w:r>
+      <w:r>
+        <w:rPr>
+          <w:lang w:val="en-US"/>
+        </w:rPr>
+        <w:t>it only consolidated itself as one of the main convenience store chains in the country</w:t>
+      </w:r>
+      <w:r>
+        <w:rPr>
+          <w:lang w:val="en-US"/>
+        </w:rPr>
+        <w:t xml:space="preserve"> after</w:t>
+      </w:r>
+      <w:r>
+        <w:rPr>
+          <w:lang w:val="en-US"/>
+        </w:rPr>
+        <w:t xml:space="preserve"> the pandemic</w:t>
       </w:r>
       <w:r>
         <w:rPr>
@@ -425,10 +942,155 @@
         <w:t xml:space="preserve"> </w:t>
       </w:r>
       <w:r>
-        <w:t>However, beyond their economic role, their physical and operational characteristics are associated with mixed findings in the literature on urban crime.</w:t>
-      </w:r>
-      <w:r>
-        <w:t xml:space="preserve">\\ </w:t>
+        <w:t>\</w:t>
+      </w:r>
+      <w:proofErr w:type="gramStart"/>
+      <w:r>
+        <w:t>parencite{</w:t>
+      </w:r>
+      <w:proofErr w:type="gramEnd"/>
+      <w:r>
+        <w:t>ElEconomista2026}</w:t>
+      </w:r>
+      <w:r>
+        <w:rPr>
+          <w:lang w:val="en-US"/>
+        </w:rPr>
+        <w:t xml:space="preserve">. In fact, in Bogota the number of establishments </w:t>
+      </w:r>
+      <w:r>
+        <w:rPr>
+          <w:lang w:val="en-US"/>
+        </w:rPr>
+        <w:t>rose sharply</w:t>
+      </w:r>
+      <w:r>
+        <w:rPr>
+          <w:lang w:val="en-US"/>
+        </w:rPr>
+        <w:t xml:space="preserve"> </w:t>
+      </w:r>
+      <w:r>
+        <w:rPr>
+          <w:lang w:val="en-US"/>
+        </w:rPr>
+        <w:t>from 82 in 2020 to 384 in 2025</w:t>
+      </w:r>
+      <w:r>
+        <w:rPr>
+          <w:lang w:val="en-US"/>
+        </w:rPr>
+        <w:t>,</w:t>
+      </w:r>
+      <w:r>
+        <w:rPr>
+          <w:lang w:val="en-US"/>
+        </w:rPr>
+        <w:t xml:space="preserve"> </w:t>
+      </w:r>
+      <w:r>
+        <w:rPr>
+          <w:lang w:val="en-US"/>
+        </w:rPr>
+        <w:t>t</w:t>
+      </w:r>
+      <w:r>
+        <w:rPr>
+          <w:lang w:val="en-US"/>
+        </w:rPr>
+        <w:t xml:space="preserve">his represents an increment of over 368\% in only five years. </w:t>
+      </w:r>
+      <w:r>
+        <w:t xml:space="preserve">Figure~\ref{fig:EVOLUTION_OXXO} depicts </w:t>
+      </w:r>
+      <w:r>
+        <w:t>this</w:t>
+      </w:r>
+      <w:r>
+        <w:t xml:space="preserve"> accelerated growth in Bogotá, as it shows the number of OXXO locations in the capital by year since its arrival. </w:t>
+      </w:r>
+      <w:r>
+        <w:t xml:space="preserve">This OXXO expansion can be due to some of its </w:t>
+      </w:r>
+      <w:r>
+        <w:t>intrinsi</w:t>
+      </w:r>
+      <w:r>
+        <w:t>c</w:t>
+      </w:r>
+      <w:r>
+        <w:t xml:space="preserve"> characteristics</w:t>
+      </w:r>
+      <w:r>
+        <w:t>; for example,</w:t>
+      </w:r>
+      <w:r>
+        <w:t xml:space="preserve"> </w:t>
+      </w:r>
+      <w:r>
+        <w:rPr>
+          <w:lang w:val="en-US"/>
+        </w:rPr>
+        <w:t>95\% of its establishments function in a 24-hour format \</w:t>
+      </w:r>
+      <w:proofErr w:type="spellStart"/>
+      <w:r>
+        <w:rPr>
+          <w:lang w:val="en-US"/>
+        </w:rPr>
+        <w:t>parencite</w:t>
+      </w:r>
+      <w:proofErr w:type="spellEnd"/>
+      <w:r>
+        <w:rPr>
+          <w:lang w:val="en-US"/>
+        </w:rPr>
+        <w:t>{</w:t>
+      </w:r>
+      <w:r>
+        <w:t>oxxo_faqs</w:t>
+      </w:r>
+      <w:r>
+        <w:rPr>
+          <w:lang w:val="en-US"/>
+        </w:rPr>
+        <w:t xml:space="preserve">}, </w:t>
+      </w:r>
+      <w:r>
+        <w:t>providing a competitive advantage by being</w:t>
+      </w:r>
+      <w:r>
+        <w:rPr>
+          <w:rFonts w:eastAsiaTheme="majorEastAsia"/>
+        </w:rPr>
+        <w:t> </w:t>
+      </w:r>
+      <w:r>
+        <w:t>the primary option of consumers whenever they need to</w:t>
+      </w:r>
+      <w:r>
+        <w:rPr>
+          <w:rFonts w:eastAsiaTheme="majorEastAsia"/>
+        </w:rPr>
+        <w:t> </w:t>
+      </w:r>
+      <w:r>
+        <w:t>satisfy spontaneous consumption needs</w:t>
+      </w:r>
+      <w:r>
+        <w:t xml:space="preserve"> </w:t>
+      </w:r>
+      <w:r>
+        <w:t>\parencite{</w:t>
+      </w:r>
+      <w:r>
+        <w:t>LaRepublica2026</w:t>
+      </w:r>
+      <w:r>
+        <w:t>}</w:t>
+      </w:r>
+      <w:r>
+        <w:t>.\\</w:t>
       </w:r>
     </w:p>
     <w:p>
@@ -437,53 +1099,283 @@
         <w:ind w:firstLine="720"/>
         <w:jc w:val="both"/>
       </w:pPr>
-      <w:r>
-        <w:t xml:space="preserve">These establishments are </w:t>
-      </w:r>
-      <w:r>
-        <w:rPr>
-          <w:lang w:val="en-US"/>
-        </w:rPr>
-        <w:t xml:space="preserve">strategically located in </w:t>
-      </w:r>
-      <w:r>
-        <w:t>high-traffic areas, and commercial corridors.</w:t>
-      </w:r>
-      <w:r>
+    </w:p>
+    <w:p>
+      <w:pPr>
+        <w:spacing w:line="360" w:lineRule="auto"/>
+        <w:ind w:firstLine="720"/>
+        <w:jc w:val="both"/>
+      </w:pPr>
+      <w:r>
+        <w:t>This OXXO proliferation</w:t>
+      </w:r>
+      <w:r>
+        <w:rPr>
+          <w:lang w:val="en-US"/>
+        </w:rPr>
+        <w:t xml:space="preserve"> began</w:t>
+      </w:r>
+      <w:r>
+        <w:rPr>
+          <w:lang w:val="en-US"/>
+        </w:rPr>
+        <w:t xml:space="preserve"> in the northern part of the city, later </w:t>
+      </w:r>
+      <w:r>
+        <w:rPr>
+          <w:lang w:val="en-US"/>
+        </w:rPr>
+        <w:t>spreading</w:t>
+      </w:r>
+      <w:r>
+        <w:rPr>
+          <w:lang w:val="en-US"/>
+        </w:rPr>
+        <w:t xml:space="preserve"> throughout the eastern region. This strategic behavior responds to the inherent characteristics of the northeastern neighborhoods of Bogotá, where </w:t>
+      </w:r>
+      <w:r>
+        <w:t>a higher concentration of formal employment and high-income residential clusters provide an ideal environment for the convenience store model</w:t>
+      </w:r>
+      <w:r>
+        <w:rPr>
+          <w:b/>
+          <w:bCs/>
+        </w:rPr>
         <w:t xml:space="preserve"> </w:t>
       </w:r>
       <w:r>
         <w:rPr>
-          <w:lang w:val="en-US"/>
-        </w:rPr>
-        <w:t xml:space="preserve">Additionally, </w:t>
-      </w:r>
-      <w:r>
-        <w:rPr>
-          <w:lang w:val="en-US"/>
-        </w:rPr>
-        <w:t>these</w:t>
-      </w:r>
-      <w:r>
-        <w:rPr>
-          <w:lang w:val="en-US"/>
-        </w:rPr>
-        <w:t xml:space="preserve"> 24-hour </w:t>
-      </w:r>
-      <w:r>
-        <w:rPr>
-          <w:lang w:val="en-US"/>
-        </w:rPr>
-        <w:t>stores</w:t>
-      </w:r>
-      <w:r>
-        <w:t xml:space="preserve"> offer basic goods, financial services, and bill payment </w:t>
-      </w:r>
-      <w:r>
-        <w:t>services</w:t>
-      </w:r>
-      <w:r>
-        <w:t>, attracting diverse customer flows throughout the day and night. Given their expanding footprint within the urban landscape, these retail hubs have naturally emerged</w:t>
+          <w:b/>
+          <w:bCs/>
+          <w:highlight w:val="magenta"/>
+        </w:rPr>
+        <w:t>\</w:t>
+      </w:r>
+      <w:r>
+        <w:rPr>
+          <w:b/>
+          <w:bCs/>
+          <w:highlight w:val="magenta"/>
+        </w:rPr>
+        <w:t>hl{</w:t>
+      </w:r>
+      <w:r>
+        <w:rPr>
+          <w:b/>
+          <w:bCs/>
+          <w:highlight w:val="magenta"/>
+        </w:rPr>
+        <w:t>(citation)</w:t>
+      </w:r>
+      <w:r>
+        <w:rPr>
+          <w:b/>
+          <w:bCs/>
+          <w:highlight w:val="magenta"/>
+        </w:rPr>
+        <w:t>}</w:t>
+      </w:r>
+      <w:r>
+        <w:rPr>
+          <w:highlight w:val="magenta"/>
+          <w:lang w:val="en-US"/>
+        </w:rPr>
+        <w:t>.</w:t>
+      </w:r>
+      <w:r>
+        <w:rPr>
+          <w:lang w:val="en-US"/>
+        </w:rPr>
+        <w:t xml:space="preserve"> </w:t>
+      </w:r>
+      <w:r>
+        <w:rPr>
+          <w:lang w:val="en-US"/>
+        </w:rPr>
+        <w:t>Figure</w:t>
+      </w:r>
+      <w:r>
+        <w:t>~\ref{</w:t>
+      </w:r>
+      <w:proofErr w:type="gramStart"/>
+      <w:r>
+        <w:t>fig:fourpanelOXXO</w:t>
+      </w:r>
+      <w:proofErr w:type="gramEnd"/>
+      <w:r>
+        <w:t xml:space="preserve">_evolution_UPZ} </w:t>
+      </w:r>
+      <w:r>
+        <w:rPr>
+          <w:lang w:val="en-US"/>
+        </w:rPr>
+        <w:t xml:space="preserve">presents this evolution, and shows that now OXXO is present in almost 70\% of all the city´s </w:t>
+      </w:r>
+      <w:r>
+        <w:t>Zonal Planning Unit</w:t>
+      </w:r>
+      <w:r>
+        <w:t>s</w:t>
+      </w:r>
+      <w:r>
+        <w:t xml:space="preserve"> (UPZ)</w:t>
+      </w:r>
+      <w:r>
+        <w:t xml:space="preserve">. UPZs are analysis units that group neighborhoods based on their socioeconomic stratification, commercial, land use, and housing characteristics, and living conditions of their inhabitants </w:t>
+      </w:r>
+      <w:r>
+        <w:rPr>
+          <w:b/>
+          <w:bCs/>
+          <w:highlight w:val="magenta"/>
+        </w:rPr>
+        <w:t>\parencite{alcaldia_bogota_upz}</w:t>
+      </w:r>
+      <w:r>
+        <w:rPr>
+          <w:highlight w:val="magenta"/>
+          <w:lang w:val="en-US"/>
+        </w:rPr>
+        <w:t>.</w:t>
+      </w:r>
+      <w:r>
+        <w:t xml:space="preserve"> Currently, the only areas without OXXO establishments are in the far southern reaches of Bogotá, which correspods to UPZs with low levels of economic performance</w:t>
+      </w:r>
+      <w:r>
+        <w:t xml:space="preserve"> \parencite{</w:t>
+      </w:r>
+      <w:r>
+        <w:t>Guzman2017</w:t>
+      </w:r>
+      <w:r>
+        <w:t>}</w:t>
+      </w:r>
+      <w:r>
+        <w:t>, socioeconomic stratification</w:t>
+      </w:r>
+      <w:r>
+        <w:t xml:space="preserve"> </w:t>
+      </w:r>
+      <w:r>
+        <w:t>\parencite{</w:t>
+      </w:r>
+      <w:r>
+        <w:t>Guzman2017</w:t>
+      </w:r>
+      <w:r>
+        <w:t>}</w:t>
+      </w:r>
+      <w:r>
+        <w:t xml:space="preserve">, </w:t>
+      </w:r>
+      <w:r>
+        <w:lastRenderedPageBreak/>
+        <w:t xml:space="preserve">urban transport connection, and are blocks that continue to relly heavily in traditional neighborhood stores </w:t>
+      </w:r>
+      <w:r>
+        <w:t>\parencite</w:t>
+      </w:r>
+      <w:r>
+        <w:rPr>
+          <w:b/>
+          <w:bCs/>
+        </w:rPr>
+        <w:t>{</w:t>
+      </w:r>
+      <w:r>
+        <w:rPr>
+          <w:rFonts w:ascii="Menlo" w:hAnsi="Menlo" w:cs="Menlo"/>
+          <w:color w:val="4EC9B0"/>
+          <w:sz w:val="18"/>
+          <w:szCs w:val="18"/>
+        </w:rPr>
+        <w:t xml:space="preserve"> </w:t>
+      </w:r>
+      <w:r>
+        <w:rPr>
+          <w:b/>
+          <w:bCs/>
+        </w:rPr>
+        <w:t>RicoPencue2021</w:t>
+      </w:r>
+      <w:r>
+        <w:rPr>
+          <w:b/>
+          <w:bCs/>
+          <w:highlight w:val="magenta"/>
+        </w:rPr>
+        <w:t>}</w:t>
+      </w:r>
+      <w:r>
+        <w:rPr>
+          <w:highlight w:val="magenta"/>
+          <w:lang w:val="en-US"/>
+        </w:rPr>
+        <w:t>.</w:t>
+      </w:r>
+      <w:r>
+        <w:t xml:space="preserve"> \\</w:t>
+      </w:r>
+    </w:p>
+    <w:p>
+      <w:pPr>
+        <w:spacing w:line="360" w:lineRule="auto"/>
+        <w:ind w:firstLine="720"/>
+        <w:jc w:val="both"/>
+      </w:pPr>
+    </w:p>
+    <w:p>
+      <w:pPr>
+        <w:spacing w:line="360" w:lineRule="auto"/>
+        <w:ind w:firstLine="720"/>
+        <w:jc w:val="both"/>
+        <w:rPr>
+          <w:lang w:val="en-US"/>
+        </w:rPr>
+      </w:pPr>
+      <w:r>
+        <w:rPr>
+          <w:lang w:val="en-US"/>
+        </w:rPr>
+        <w:t>OXXO’s stores are centrally administered by FEMSA with the purpose of standardizing processes, logistics, services, and products \</w:t>
+      </w:r>
+      <w:proofErr w:type="spellStart"/>
+      <w:r>
+        <w:rPr>
+          <w:lang w:val="en-US"/>
+        </w:rPr>
+        <w:t>parencite</w:t>
+      </w:r>
+      <w:proofErr w:type="spellEnd"/>
+      <w:r>
+        <w:rPr>
+          <w:lang w:val="en-US"/>
+        </w:rPr>
+        <w:t>{</w:t>
+      </w:r>
+      <w:r>
+        <w:t>oxxo_faqs</w:t>
+      </w:r>
+      <w:r>
+        <w:rPr>
+          <w:lang w:val="en-US"/>
+        </w:rPr>
+        <w:t xml:space="preserve">}. This means that each location is carefully planned to respond to the overall interests of the company. </w:t>
+      </w:r>
+      <w:r>
+        <w:rPr>
+          <w:lang w:val="en-US"/>
+        </w:rPr>
+        <w:t>In fact, if we attentively analyze how these establishments are clustered around Bogotá, we can identify that they tend to localize in areas where there is higher traffic and spatial accessibility.</w:t>
+      </w:r>
+      <w:r>
+        <w:rPr>
+          <w:lang w:val="en-US"/>
+        </w:rPr>
+        <w:t xml:space="preserve"> This helps OXXO </w:t>
+      </w:r>
+      <w:r>
+        <w:t>to</w:t>
       </w:r>
       <w:r>
         <w:rPr>
@@ -492,18 +1384,66 @@
         <w:t> </w:t>
       </w:r>
       <w:r>
-        <w:t>as</w:t>
-      </w:r>
-      <w:r>
-        <w:rPr>
-          <w:lang w:val="en-US"/>
-        </w:rPr>
-        <w:t xml:space="preserve"> magnets of economic, urban and pedestrian activity </w:t>
-      </w:r>
-      <w:r>
-        <w:t>\parencite{Dugato2026,marcos2022}.</w:t>
-      </w:r>
-      <w:r>
+        <w:t>maximize its market reach and ensure high levels of consumer visibility.</w:t>
+      </w:r>
+      <w:r>
+        <w:t xml:space="preserve"> </w:t>
+      </w:r>
+      <w:r>
+        <w:t xml:space="preserve">Figure~\ref{fig:oxxo_transmilenio_vias} graphically </w:t>
+      </w:r>
+      <w:r>
+        <w:t>tries to show</w:t>
+      </w:r>
+      <w:r>
+        <w:t xml:space="preserve"> this correlation by plotting the city’s arterial roads, main avenues, and Transmilenio stations (Bogotá's</w:t>
+      </w:r>
+      <w:r>
+        <w:rPr>
+          <w:rFonts w:eastAsiaTheme="majorEastAsia"/>
+        </w:rPr>
+        <w:t> </w:t>
+      </w:r>
+      <w:r>
+        <w:t>Bus Rapid Transit</w:t>
+      </w:r>
+      <w:r>
+        <w:rPr>
+          <w:rFonts w:eastAsiaTheme="majorEastAsia"/>
+        </w:rPr>
+        <w:t> </w:t>
+      </w:r>
+      <w:r>
+        <w:t>system); it shows that by 2025, OXXO locations</w:t>
+      </w:r>
+      <w:r>
+        <w:rPr>
+          <w:rFonts w:eastAsiaTheme="majorEastAsia"/>
+        </w:rPr>
+        <w:t> </w:t>
+      </w:r>
+      <w:r>
+        <w:t>tend to group along these major transport corridor</w:t>
+      </w:r>
+      <w:r>
+        <w:t>s. Also, in section</w:t>
+      </w:r>
+      <w:r>
+        <w:t>~\ref{</w:t>
+      </w:r>
+      <w:r>
+        <w:t>sec:Statistics</w:t>
+      </w:r>
+      <w:r>
+        <w:t>}</w:t>
+      </w:r>
+      <w:r>
+        <w:t xml:space="preserve"> I show the statistical positive  correlation of  these variables and OXXO locations.</w:t>
+      </w:r>
+      <w:r>
+        <w:rPr>
+          <w:lang w:val="en-US"/>
+        </w:rPr>
         <w:t>\\</w:t>
       </w:r>
     </w:p>
@@ -513,18 +1453,255 @@
         <w:ind w:firstLine="720"/>
         <w:jc w:val="both"/>
       </w:pPr>
-      <w:r>
-        <w:t>Given these characteristics and depending on the context, these stores are seen as \textit{crime generators} because they increase foot traffic and create incidental criminal opportunities \parencite{Dugato2026</w:t>
-      </w:r>
-      <w:r>
-        <w:rPr>
-          <w:lang w:val="en-US"/>
-        </w:rPr>
-        <w:t>}.</w:t>
-      </w:r>
-      <w:r>
-        <w:rPr>
-          <w:rFonts w:ascii="-webkit-standard" w:hAnsi="-webkit-standard"/>
+    </w:p>
+    <w:p>
+      <w:pPr>
+        <w:spacing w:line="360" w:lineRule="auto"/>
+        <w:ind w:firstLine="720"/>
+        <w:jc w:val="both"/>
+      </w:pPr>
+      <w:r>
+        <w:t>Considering the location strategies, spatial expansion, and neighborhood characteristics associated with OXXO stores, it is reasonable to hypothesize a potential correlation between their presence and patterns of urban crime.</w:t>
+      </w:r>
+      <w:r>
+        <w:tab/>
+      </w:r>
+      <w:r>
+        <w:rPr>
+          <w:lang w:val="en-US"/>
+        </w:rPr>
+        <w:t xml:space="preserve"> </w:t>
+      </w:r>
+      <w:r>
+        <w:rPr>
+          <w:highlight w:val="yellow"/>
+        </w:rPr>
+        <w:t>Their concentration in high foot-traffic areas increases the availability of potential targets for crimes such as robbery or assault</w:t>
+      </w:r>
+      <w:r>
+        <w:rPr>
+          <w:highlight w:val="yellow"/>
+        </w:rPr>
+        <w:t xml:space="preserve"> </w:t>
+      </w:r>
+      <w:r>
+        <w:t>\parencite{Dugato2026, shin2024dollar}</w:t>
+      </w:r>
+      <w:r>
+        <w:rPr>
+          <w:highlight w:val="yellow"/>
+        </w:rPr>
+        <w:t>.</w:t>
+      </w:r>
+      <w:r>
+        <w:t xml:space="preserve"> </w:t>
+      </w:r>
+      <w:r>
+        <w:t>Moreover</w:t>
+      </w:r>
+      <w:r>
+        <w:t xml:space="preserve">, due to their 24-hour format and alcohol sales during the night, OXXO locations </w:t>
+      </w:r>
+      <w:r>
+        <w:t xml:space="preserve">may </w:t>
+      </w:r>
+      <w:r>
+        <w:t xml:space="preserve">serve </w:t>
+      </w:r>
+      <w:r>
+        <w:t>as informal gathering point</w:t>
+      </w:r>
+      <w:r>
+        <w:t xml:space="preserve">s </w:t>
+      </w:r>
+      <w:r>
+        <w:t>which can, under certain conditions,</w:t>
+      </w:r>
+      <w:r>
+        <w:t xml:space="preserve"> </w:t>
+      </w:r>
+      <w:r>
+        <w:t>escalate into conflicts or provide opportunities for illicit activities</w:t>
+      </w:r>
+      <w:r>
+        <w:t xml:space="preserve"> \parencite</w:t>
+      </w:r>
+      <w:r>
+        <w:t>{</w:t>
+      </w:r>
+      <w:r>
+        <w:t>Dugato2026</w:t>
+      </w:r>
+      <w:r>
+        <w:t>}</w:t>
+      </w:r>
+      <w:r>
+        <w:t>.</w:t>
+      </w:r>
+    </w:p>
+    <w:p>
+      <w:pPr>
+        <w:spacing w:line="360" w:lineRule="auto"/>
+        <w:ind w:firstLine="720"/>
+        <w:jc w:val="both"/>
+      </w:pPr>
+    </w:p>
+    <w:p>
+      <w:pPr>
+        <w:spacing w:line="360" w:lineRule="auto"/>
+        <w:jc w:val="both"/>
+        <w:rPr>
+          <w:b/>
+          <w:bCs/>
+          <w:lang w:val="en-US"/>
+        </w:rPr>
+      </w:pPr>
+      <w:r>
+        <w:rPr>
+          <w:b/>
+          <w:bCs/>
+          <w:lang w:val="en-US"/>
+        </w:rPr>
+        <w:t>2. criminal activity in Bogotá over the years</w:t>
+      </w:r>
+    </w:p>
+    <w:p>
+      <w:pPr>
+        <w:spacing w:line="360" w:lineRule="auto"/>
+        <w:ind w:firstLine="720"/>
+        <w:jc w:val="both"/>
+      </w:pPr>
+      <w:r>
+        <w:t>During the 1980s and 1990s, Bogotá was among the most unsafe cities in the country, experiencing a surge in narcoterrorism and the assassination of political leaders</w:t>
+      </w:r>
+      <w:r>
+        <w:rPr>
+          <w:lang w:val="en-US"/>
+        </w:rPr>
+        <w:t xml:space="preserve">; in fact, in 1991, </w:t>
+      </w:r>
+      <w:r>
+        <w:t>it reached a rate of 1,287 crimes per 100,000 inhabitants, exceeding that of Medellín (1,160) and Cali (537) \parencite{rodriguez2017ciudad</w:t>
+      </w:r>
+      <w:r>
+        <w:rPr>
+          <w:lang w:val="en-US"/>
+        </w:rPr>
+        <w:t xml:space="preserve">}. However, at the end of the 90s and beginning of the 2000s, crime started to decrease; for example, </w:t>
+      </w:r>
+      <w:r>
+        <w:t>between 1993 and 2002 Bogotá saw an estimated 65\% decrease in the homicide rate, while robbery fell by about 33\%</w:t>
+      </w:r>
+      <w:r>
+        <w:rPr>
+          <w:lang w:val="en-US"/>
+        </w:rPr>
+        <w:t xml:space="preserve">. This shift was driven by </w:t>
+      </w:r>
+      <w:r>
+        <w:t xml:space="preserve">citizen culture programs, large-scale urban renewal projects, and robust institutional reforms </w:t>
+      </w:r>
+      <w:r>
+        <w:lastRenderedPageBreak/>
+        <w:t>implemented by the majors of this period \</w:t>
+      </w:r>
+      <w:proofErr w:type="gramStart"/>
+      <w:r>
+        <w:t>parencite{</w:t>
+      </w:r>
+      <w:proofErr w:type="gramEnd"/>
+      <w:r>
+        <w:t xml:space="preserve">Sanchez2003, mockus2012building}. </w:t>
+      </w:r>
+      <w:r>
+        <w:t>In recent years, however, urban crime has shown signs of stagnation, with declining trends slowing or reversing.</w:t>
+      </w:r>
+      <w:r>
+        <w:rPr>
+          <w:lang w:val="en-US"/>
+        </w:rPr>
+        <w:t xml:space="preserve"> </w:t>
+      </w:r>
+      <w:r>
+        <w:rPr>
+          <w:lang w:val="en-US"/>
+        </w:rPr>
+        <w:t>Following</w:t>
+      </w:r>
+      <w:r>
+        <w:rPr>
+          <w:lang w:val="en-US"/>
+        </w:rPr>
+        <w:t xml:space="preserve"> the 2019 covid pandemic criminality had </w:t>
+      </w:r>
+      <w:r>
+        <w:t>a significant</w:t>
+      </w:r>
+      <w:r>
+        <w:rPr>
+          <w:rFonts w:eastAsiaTheme="majorEastAsia"/>
+        </w:rPr>
+        <w:t> </w:t>
+      </w:r>
+      <w:r>
+        <w:t xml:space="preserve">rebound, with personal theft surpassing pre-pandemic levels. </w:t>
+      </w:r>
+      <w:r>
+        <w:t>By 2025, despite continued institutional efforts, crime rates in Bogotá have proven difficult to reduce, particularly in relation to homicides and robberies \parencite{(add source)}</w:t>
+      </w:r>
+      <w:r>
+        <w:t>.\\</w:t>
+      </w:r>
+    </w:p>
+    <w:p>
+      <w:pPr>
+        <w:spacing w:line="360" w:lineRule="auto"/>
+        <w:ind w:firstLine="720"/>
+        <w:jc w:val="both"/>
+        <w:rPr>
+          <w:i/>
+          <w:iCs/>
+        </w:rPr>
+      </w:pPr>
+    </w:p>
+    <w:p>
+      <w:pPr>
+        <w:spacing w:line="360" w:lineRule="auto"/>
+        <w:ind w:firstLine="720"/>
+        <w:jc w:val="both"/>
+      </w:pPr>
+      <w:r>
+        <w:t>Currently, crime in Bogotá, as in most cities, tends to</w:t>
+      </w:r>
+      <w:r>
+        <w:t xml:space="preserve"> </w:t>
+      </w:r>
+      <w:r>
+        <w:t>cluster in specific zones</w:t>
+      </w:r>
+      <w:r>
+        <w:t xml:space="preserve"> </w:t>
+      </w:r>
+      <w:r>
+        <w:rPr>
+          <w:highlight w:val="yellow"/>
+        </w:rPr>
+        <w:t>\parencite{Enriquez2014,GimenezSantana2018}</w:t>
+      </w:r>
+      <w:r>
+        <w:t xml:space="preserve">. The most insecure Localities (a unit of territorial division that gathers many UPZ) </w:t>
+      </w:r>
+      <w:r>
+        <w:t>a</w:t>
+      </w:r>
+      <w:r>
+        <w:t>re primarily located in the southeastern region of the city, a pattern associated with the presence of criminal organizations, high levels of informality, and deficiencies in human development</w:t>
+      </w:r>
+      <w:r>
+        <w:t xml:space="preserve"> \parencite{probogota2024indice}.</w:t>
+      </w:r>
+      <w:r>
+        <w:rPr>
           <w:color w:val="000000"/>
           <w:sz w:val="27"/>
           <w:szCs w:val="27"/>
@@ -532,252 +1709,78 @@
         <w:t xml:space="preserve"> </w:t>
       </w:r>
       <w:r>
-        <w:t>Also, \cite{Wellford1997} identify them as robbery-prone commercial establishments because</w:t>
+        <w:t>However, this spatial concentration does not imply that all categories of crime peak in the same areas. While homicide rates generally follow this pattern, personal theft exhibits a distinct geographic distribution, with higher concentrations in the northeastern sector of the city \parencite{probogota2022informe}.</w:t>
+      </w:r>
+      <w:r>
+        <w:t xml:space="preserve">\\ </w:t>
+      </w:r>
+    </w:p>
+    <w:p>
+      <w:pPr>
+        <w:spacing w:line="360" w:lineRule="auto"/>
+        <w:ind w:firstLine="720"/>
+        <w:jc w:val="both"/>
+      </w:pPr>
+      <w:r>
+        <w:t>Figure~\ref{fig:</w:t>
+      </w:r>
+      <w:r>
+        <w:t>fourpanelCrime</w:t>
+      </w:r>
+      <w:r>
+        <w:t xml:space="preserve">} </w:t>
+      </w:r>
+      <w:r>
+        <w:t xml:space="preserve">illustrates </w:t>
+      </w:r>
+      <w:r>
+        <w:t xml:space="preserve">this behaviour as it displays how personal theft rates distribute throughout Bogotá´s UPZs over the years. These maps also highlight that between 2015 and 2021 (and even later, as it can be noted in ProBogota’s annual security informs </w:t>
+      </w:r>
+      <w:r>
+        <w:rPr>
+          <w:lang w:val="en-US"/>
+        </w:rPr>
+        <w:t>(\footnote{\hl{PIE DE PAGINA)}}</w:t>
+      </w:r>
+      <w:r>
+        <w:t>) this tendency has not drastically changed</w:t>
+      </w:r>
+      <w:r>
+        <w:t>.</w:t>
       </w:r>
       <w:r>
         <w:t xml:space="preserve"> </w:t>
       </w:r>
       <w:r>
-        <w:t xml:space="preserve">they have available cash on hand. </w:t>
-      </w:r>
-      <w:r>
-        <w:t>Nonetheless, \cite{Davis2021} offer a different perspective, showing that convenience stores are seen as crime deterrents by providing natural surveillance and increasing “eyes on the street” through extended operating hours and improved lighting</w:t>
-      </w:r>
-      <w:r>
-        <w:rPr>
-          <w:i/>
-          <w:iCs/>
-        </w:rPr>
-        <w:t>.</w:t>
-      </w:r>
-      <w:r>
-        <w:t xml:space="preserve"> </w:t>
-      </w:r>
-      <w:r>
-        <w:t>This duality highlights the necessity of analysing their role in the surrounding criminal environment, as targeting the aspects that facilitate criminal behaviour is often more effective for long-term crime reduction than traditional repression</w:t>
-      </w:r>
-      <w:r>
-        <w:t xml:space="preserve"> </w:t>
-      </w:r>
-      <w:r>
-        <w:t>\parencite{Dugato2026}.\\</w:t>
-      </w:r>
-    </w:p>
-    <w:p>
-      <w:pPr>
-        <w:spacing w:line="360" w:lineRule="auto"/>
-        <w:ind w:firstLine="720"/>
-        <w:jc w:val="both"/>
-      </w:pPr>
-      <w:r>
-        <w:t>Within this retail landscape</w:t>
-      </w:r>
-      <w:r>
-        <w:rPr>
-          <w:lang w:val="en-US"/>
-        </w:rPr>
-        <w:t>, OXXO, a Mexican chain now owned by FEMSA, r</w:t>
-      </w:r>
-      <w:r>
-        <w:t xml:space="preserve">epresents a valuable case study of of how the rapid proliferation of convenience stores interacts with urban  criminal activity. While OXXO maintains a massive regional presence of over 25,000 locations across Latin America, its footprint in Colombia is strikingly centralized, with over 300 of the more than 500 stores in the country concentrated in the capital, Bogotá \parencite{godoy2025}.This high density within a single metropolitan area provides a unique "urban laboratory" to conduct a granular, interurban crime analysis. By exploiting the staggered arrival of these establishments across Bogotá’s Zonal Planning Units (UPZs), this thesis evaluates the causal impact of OXXO </w:t>
-      </w:r>
-      <w:r>
-        <w:lastRenderedPageBreak/>
-        <w:t>openings on local criminal activity. Specifically, I examine how these effects vary by crime category</w:t>
-      </w:r>
-      <w:r>
-        <w:t>,</w:t>
-      </w:r>
-      <w:r>
-        <w:t xml:space="preserve"> and whether the impact intensifies or dissipates over time following the store's inauguration.</w:t>
-      </w:r>
-      <w:r>
-        <w:t>\\</w:t>
-      </w:r>
-    </w:p>
-    <w:p>
-      <w:pPr>
-        <w:spacing w:line="360" w:lineRule="auto"/>
-        <w:ind w:firstLine="720"/>
-        <w:jc w:val="both"/>
-      </w:pPr>
-      <w:r>
-        <w:t>To estimate this impact, I use</w:t>
-      </w:r>
-      <w:r>
-        <w:t>d</w:t>
-      </w:r>
-      <w:r>
-        <w:t xml:space="preserve"> </w:t>
-      </w:r>
-      <w:r>
-        <w:t xml:space="preserve">Colombia’s </w:t>
-      </w:r>
-      <w:r>
-        <w:t>public georeferenced crime data stored in the Statistical, Criminal, Contraventional, and Operational Information System of the National Police (SIEDCO). I create</w:t>
-      </w:r>
-      <w:r>
-        <w:t>d</w:t>
-      </w:r>
-      <w:r>
-        <w:t xml:space="preserve"> a quarterly panel </w:t>
-      </w:r>
-      <w:r>
-        <w:t xml:space="preserve">between 2015 to 2022 </w:t>
-      </w:r>
-      <w:r>
-        <w:t xml:space="preserve">aggregated at the level of the </w:t>
-      </w:r>
-      <w:r>
-        <w:t>UPZ</w:t>
-      </w:r>
-      <w:r>
-        <w:t>, which serves as a sub-district administrative division in Bogotá. I also employ</w:t>
-      </w:r>
-      <w:r>
-        <w:t>ed</w:t>
-      </w:r>
-      <w:r>
-        <w:t xml:space="preserve"> Two-Way Fixed Effects (TWFE) and the Callaway and Sant'Anna (C\&amp;S) estimator, along with their corresponding event study methods, to capture the dynamic evolution of the treatment effect over time.\\</w:t>
-      </w:r>
-    </w:p>
-    <w:p>
-      <w:pPr>
-        <w:spacing w:line="360" w:lineRule="auto"/>
-        <w:ind w:firstLine="720"/>
-        <w:jc w:val="both"/>
-      </w:pPr>
-      <w:r>
-        <w:t>With this empirical strategy, I found that there is no effect of staggered OXXO entry on crime activity across the city. Using both aggregated (TWFE) and dynamic specifications, I showed that OXXO had no impact on different types of crime across Bogotá. Additionally, after considering other similar establishments located near OXXO’s stores, the effect remained insignificant.</w:t>
-      </w:r>
-      <w:r>
-        <w:rPr>
-          <w:lang w:val="en-US"/>
-        </w:rPr>
-        <w:t xml:space="preserve"> </w:t>
-      </w:r>
-      <w:r>
-        <w:t>These results may suggest that, in the long and short run, OXXO or convenience stores do not affect Bogotá’s security dynamics.</w:t>
-      </w:r>
-      <w:r>
-        <w:t xml:space="preserve"> </w:t>
-      </w:r>
-      <w:r>
-        <w:t>This may be because they enter areas that are already highly frequented throughout the day, which makes OXXO an insignificant factor in influencing crime rates in the surrounding areas</w:t>
-      </w:r>
-      <w:r>
-        <w:rPr>
-          <w:lang w:val="en-US"/>
-        </w:rPr>
-        <w:t>.\\</w:t>
-      </w:r>
-    </w:p>
-    <w:p>
-      <w:pPr>
-        <w:spacing w:line="360" w:lineRule="auto"/>
-        <w:ind w:firstLine="720"/>
-        <w:jc w:val="both"/>
+        <w:t xml:space="preserve">This persistence suggests </w:t>
+      </w:r>
+      <w:r>
+        <w:t xml:space="preserve">that there are environmental characteristics that keep favoring robberies or attracting offenders. </w:t>
+      </w:r>
+      <w:r>
+        <w:t xml:space="preserve">Among these characteristics </w:t>
+      </w:r>
+      <w:r>
+        <w:t>are</w:t>
+      </w:r>
+      <w:r>
+        <w:rPr>
+          <w:rFonts w:eastAsiaTheme="majorEastAsia"/>
+        </w:rPr>
+        <w:t> </w:t>
+      </w:r>
+      <w:r>
+        <w:t>high pedestrian traffic, a dense concentration of commercial land use, and proximity to the city’s main transit corridors</w:t>
+      </w:r>
+      <w:r>
         <w:rPr>
           <w:b/>
           <w:bCs/>
         </w:rPr>
-      </w:pPr>
-      <w:r>
-        <w:t>In general</w:t>
-      </w:r>
-      <w:r>
-        <w:t xml:space="preserve">, </w:t>
-      </w:r>
-      <w:r>
-        <w:rPr>
-          <w:lang w:val="en-US"/>
-        </w:rPr>
-        <w:t xml:space="preserve">researching this phenomenon is crucial for the city. Although Bogotá has experienced significant crime reduction since the 1990s </w:t>
-      </w:r>
-      <w:r>
-        <w:rPr>
-          <w:lang w:val="en-US"/>
-        </w:rPr>
-        <w:t>\</w:t>
-      </w:r>
-      <w:proofErr w:type="gramStart"/>
-      <w:r>
-        <w:rPr>
-          <w:lang w:val="en-US"/>
-        </w:rPr>
-        <w:t>hl{</w:t>
-      </w:r>
-      <w:proofErr w:type="gramEnd"/>
-      <w:r>
-        <w:rPr>
-          <w:highlight w:val="red"/>
-          <w:lang w:val="en-US"/>
-        </w:rPr>
-        <w:t>()</w:t>
-      </w:r>
-      <w:r>
-        <w:rPr>
-          <w:highlight w:val="red"/>
-          <w:lang w:val="en-US"/>
-        </w:rPr>
-        <w:t>}</w:t>
-      </w:r>
-      <w:r>
-        <w:rPr>
-          <w:highlight w:val="red"/>
-          <w:lang w:val="en-US"/>
-        </w:rPr>
-        <w:t>,</w:t>
-      </w:r>
-      <w:r>
-        <w:rPr>
-          <w:lang w:val="en-US"/>
-        </w:rPr>
-        <w:t xml:space="preserve"> it is still a major public policy concern as </w:t>
-      </w:r>
-      <w:r>
-        <w:t xml:space="preserve">high volumes of personal theft and a rising public perception of insecurity continue to affect the daily lives of its citizens </w:t>
-      </w:r>
-      <w:r>
-        <w:t>\parencite{CCB2026</w:t>
-      </w:r>
-      <w:r>
-        <w:t xml:space="preserve">}. </w:t>
-      </w:r>
-      <w:r>
-        <w:rPr>
-          <w:lang w:val="en-US"/>
-        </w:rPr>
-        <w:t xml:space="preserve">Additionally, crime remains spatially concentrated, with substantial variation across zones </w:t>
-      </w:r>
-      <w:r>
-        <w:t xml:space="preserve">driven by socioeconomic stratification, land use, and </w:t>
-      </w:r>
-      <w:r>
-        <w:t xml:space="preserve">police presence </w:t>
-      </w:r>
-      <w:r>
-        <w:t>\</w:t>
-      </w:r>
-      <w:proofErr w:type="gramStart"/>
-      <w:r>
-        <w:t>parencite{</w:t>
-      </w:r>
-      <w:proofErr w:type="gramEnd"/>
-      <w:r>
-        <w:t>Enriquez2014,GimenezSantana2018}</w:t>
-      </w:r>
-      <w:r>
-        <w:t>, wich underscores the importance of evaluating how the introduction of these modern retail chains could reconfigure Bogotá</w:t>
-      </w:r>
-      <w:r>
-        <w:rPr>
-          <w:lang w:val="en-US"/>
-        </w:rPr>
-        <w:t xml:space="preserve">’s </w:t>
-      </w:r>
-      <w:r>
-        <w:t>urban criminal environment.\\</w:t>
+        <w:t>.</w:t>
+      </w:r>
+      <w:r>
+        <w:t>\\</w:t>
       </w:r>
     </w:p>
     <w:p>
@@ -787,270 +1790,130 @@
         <w:jc w:val="both"/>
       </w:pPr>
       <w:r>
-        <w:t>Despite extensive research on urban crime in Bogotá, no study has systematically examined the causal impact of convenience store proliferation, particularly OXXO, on local crime patterns.</w:t>
-      </w:r>
-      <w:r>
-        <w:t xml:space="preserve"> </w:t>
-      </w:r>
-      <w:r>
-        <w:t>Existing research has focused on public transport infrastructure \parencite{Bacares2013a,Bacares2013b,Garcia2005}, large-scale polic</w:t>
-      </w:r>
-      <w:r>
-        <w:t>e</w:t>
-      </w:r>
-      <w:r>
-        <w:t xml:space="preserve"> interventions \parencite{Blattman2017,Blattman2021}, alcohol sales restrictions \parencite{Mello2013}, and socioeconomic determinants \parencite{Escobar2012}.</w:t>
-      </w:r>
-      <w:r>
-        <w:t xml:space="preserve">One recent study examined </w:t>
-      </w:r>
-      <w:r>
-        <w:t xml:space="preserve">the relationship </w:t>
-      </w:r>
-      <w:r>
-        <w:lastRenderedPageBreak/>
-        <w:t xml:space="preserve">between </w:t>
-      </w:r>
-      <w:r>
-        <w:t>hard-discount stores (Tiendas D1) and crime \parencite{Lopez2024}, but OXXO represents a distinct retail model characterized by 24-hour operations and a higher density of ``grab-and-go'' items, which may create different criminal opportunities compared to the limited operating hours of hard-discount formats.\\</w:t>
-      </w:r>
-    </w:p>
-    <w:p>
-      <w:pPr>
-        <w:spacing w:line="360" w:lineRule="auto"/>
-        <w:ind w:firstLine="720"/>
-        <w:jc w:val="both"/>
-      </w:pPr>
-      <w:r>
-        <w:t>In the next section, I briefly introduce OXXO’s expansion across Bogotá and the city’s crime rates over the years.</w:t>
-      </w:r>
-      <w:r>
-        <w:t xml:space="preserve"> </w:t>
-      </w:r>
-      <w:r>
-        <w:t>Then, in Section 3, I present the related literature on the spatial nexus of crime and convenience stores.</w:t>
-      </w:r>
-      <w:r>
-        <w:rPr>
-          <w:rFonts w:ascii="-webkit-standard" w:hAnsi="-webkit-standard"/>
-          <w:color w:val="000000"/>
-          <w:sz w:val="27"/>
-          <w:szCs w:val="27"/>
-        </w:rPr>
-        <w:t xml:space="preserve"> </w:t>
-      </w:r>
-      <w:r>
-        <w:t>In Sections 4 and 5, I describe the data sources used and the general descriptive statistics.</w:t>
-      </w:r>
-      <w:r>
-        <w:t xml:space="preserve"> </w:t>
-      </w:r>
-      <w:r>
-        <w:t>After that, I explain the econometric models used in Section 6, and in Section 7, I present the results.</w:t>
-      </w:r>
-      <w:r>
-        <w:rPr>
-          <w:lang w:val="en-US"/>
-        </w:rPr>
-        <w:t xml:space="preserve"> </w:t>
-      </w:r>
-      <w:r>
-        <w:t>In Section 8, I include robustness checks related to the unit of analysis, the control and treatment groups, and the specification of some variables.</w:t>
-      </w:r>
-      <w:r>
-        <w:rPr>
-          <w:lang w:val="en-US"/>
-        </w:rPr>
-        <w:t xml:space="preserve"> </w:t>
-      </w:r>
-      <w:r>
-        <w:t>Finally, Section 9 discusses potential mechanisms that may explain these results</w:t>
-      </w:r>
-      <w:r>
-        <w:rPr>
-          <w:lang w:val="en-US"/>
-        </w:rPr>
-        <w:t>.\\</w:t>
-      </w:r>
-    </w:p>
-    <w:p>
-      <w:pPr>
-        <w:spacing w:line="360" w:lineRule="auto"/>
-        <w:jc w:val="both"/>
-        <w:rPr>
-          <w:lang w:val="en-US"/>
-        </w:rPr>
-      </w:pPr>
-    </w:p>
-    <w:p>
-      <w:pPr>
-        <w:spacing w:line="360" w:lineRule="auto"/>
-        <w:jc w:val="both"/>
-        <w:rPr>
-          <w:lang w:val="en-US"/>
-        </w:rPr>
-      </w:pPr>
-    </w:p>
-    <w:p>
-      <w:pPr>
-        <w:spacing w:line="360" w:lineRule="auto"/>
-        <w:jc w:val="both"/>
-        <w:rPr>
-          <w:lang w:val="en-US"/>
-        </w:rPr>
-      </w:pPr>
-    </w:p>
-    <w:p>
-      <w:pPr>
-        <w:spacing w:line="360" w:lineRule="auto"/>
-        <w:jc w:val="both"/>
-        <w:rPr>
-          <w:lang w:val="en-US"/>
-        </w:rPr>
-      </w:pPr>
-    </w:p>
-    <w:p>
-      <w:pPr>
-        <w:spacing w:line="360" w:lineRule="auto"/>
-        <w:jc w:val="both"/>
-        <w:rPr>
-          <w:lang w:val="en-US"/>
-        </w:rPr>
-      </w:pPr>
-    </w:p>
-    <w:p>
-      <w:pPr>
-        <w:spacing w:line="360" w:lineRule="auto"/>
-        <w:jc w:val="both"/>
-        <w:rPr>
-          <w:lang w:val="en-US"/>
-        </w:rPr>
-      </w:pPr>
-    </w:p>
-    <w:p>
-      <w:pPr>
-        <w:spacing w:line="360" w:lineRule="auto"/>
-        <w:jc w:val="both"/>
-        <w:rPr>
-          <w:lang w:val="en-US"/>
-        </w:rPr>
-      </w:pPr>
-    </w:p>
-    <w:p>
-      <w:pPr>
-        <w:spacing w:line="360" w:lineRule="auto"/>
-        <w:jc w:val="both"/>
-        <w:rPr>
-          <w:lang w:val="en-US"/>
-        </w:rPr>
-      </w:pPr>
-    </w:p>
-    <w:p>
-      <w:pPr>
-        <w:spacing w:line="360" w:lineRule="auto"/>
-        <w:jc w:val="both"/>
-        <w:rPr>
-          <w:lang w:val="en-US"/>
-        </w:rPr>
-      </w:pPr>
-    </w:p>
-    <w:p>
-      <w:pPr>
-        <w:spacing w:line="360" w:lineRule="auto"/>
-        <w:jc w:val="both"/>
-        <w:rPr>
-          <w:lang w:val="en-US"/>
-        </w:rPr>
-      </w:pPr>
-    </w:p>
-    <w:p>
-      <w:pPr>
-        <w:spacing w:line="360" w:lineRule="auto"/>
-        <w:jc w:val="both"/>
-        <w:rPr>
-          <w:lang w:val="en-US"/>
-        </w:rPr>
-      </w:pPr>
-    </w:p>
-    <w:p>
-      <w:pPr>
-        <w:spacing w:line="360" w:lineRule="auto"/>
-        <w:jc w:val="both"/>
-        <w:rPr>
-          <w:lang w:val="en-US"/>
-        </w:rPr>
-      </w:pPr>
-    </w:p>
-    <w:p>
-      <w:pPr>
-        <w:spacing w:line="360" w:lineRule="auto"/>
-        <w:jc w:val="both"/>
-        <w:rPr>
-          <w:lang w:val="en-US"/>
-        </w:rPr>
-      </w:pPr>
-    </w:p>
-    <w:p>
-      <w:pPr>
-        <w:spacing w:line="360" w:lineRule="auto"/>
-        <w:jc w:val="both"/>
-        <w:rPr>
-          <w:lang w:val="en-US"/>
-        </w:rPr>
-      </w:pPr>
-    </w:p>
-    <w:p>
-      <w:pPr>
-        <w:spacing w:line="360" w:lineRule="auto"/>
-        <w:jc w:val="both"/>
-        <w:rPr>
-          <w:lang w:val="en-US"/>
-        </w:rPr>
-      </w:pPr>
-    </w:p>
-    <w:p>
-      <w:pPr>
-        <w:spacing w:line="360" w:lineRule="auto"/>
-        <w:jc w:val="both"/>
-        <w:rPr>
-          <w:lang w:val="en-US"/>
-        </w:rPr>
-      </w:pPr>
-    </w:p>
-    <w:p>
-      <w:pPr>
-        <w:spacing w:line="360" w:lineRule="auto"/>
-        <w:jc w:val="both"/>
-        <w:rPr>
-          <w:lang w:val="en-US"/>
-        </w:rPr>
-      </w:pPr>
-    </w:p>
-    <w:p>
-      <w:pPr>
-        <w:spacing w:line="360" w:lineRule="auto"/>
-        <w:jc w:val="both"/>
-        <w:rPr>
-          <w:lang w:val="en-US"/>
-        </w:rPr>
-      </w:pPr>
-    </w:p>
-    <w:p>
-      <w:pPr>
-        <w:spacing w:line="360" w:lineRule="auto"/>
-        <w:jc w:val="both"/>
-        <w:rPr>
-          <w:lang w:val="en-US"/>
-        </w:rPr>
-      </w:pPr>
-    </w:p>
-    <w:p>
-      <w:pPr>
-        <w:spacing w:line="360" w:lineRule="auto"/>
-        <w:jc w:val="both"/>
-        <w:rPr>
-          <w:lang w:val="en-US"/>
-        </w:rPr>
+        <w:t>It is precisely within these high-activity environments that OXXO has focused its expansion. Consequently, f</w:t>
+      </w:r>
+      <w:r>
+        <w:t>or this research, f</w:t>
+      </w:r>
+      <w:r>
+        <w:t>actors that favor crime clustering must be taken into accoun</w:t>
+      </w:r>
+      <w:r>
+        <w:t>t</w:t>
+      </w:r>
+      <w:r>
+        <w:t xml:space="preserve">. </w:t>
+      </w:r>
+      <w:r>
+        <w:t xml:space="preserve">If OXXO stores tend to locate in inherently high-crime areas, it becomes essential to assess whether their presence contributes to an increase in crime or whether both </w:t>
+      </w:r>
+      <w:r>
+        <w:t>the</w:t>
+      </w:r>
+      <w:r>
+        <w:t xml:space="preserve"> stores and offenders are </w:t>
+      </w:r>
+      <w:r>
+        <w:t xml:space="preserve">are simply drawn </w:t>
+      </w:r>
+      <w:r>
+        <w:t>to the same high-activity ‘nodes.’  In this sense, OXXO locations may function either as crime generators or as crime attractors.</w:t>
+      </w:r>
+    </w:p>
+    <w:p>
+      <w:pPr>
+        <w:spacing w:line="360" w:lineRule="auto"/>
+        <w:jc w:val="both"/>
+      </w:pPr>
+    </w:p>
+    <w:p>
+      <w:pPr>
+        <w:spacing w:line="360" w:lineRule="auto"/>
+        <w:jc w:val="both"/>
+      </w:pPr>
+    </w:p>
+    <w:p>
+      <w:pPr>
+        <w:spacing w:line="360" w:lineRule="auto"/>
+        <w:jc w:val="both"/>
+      </w:pPr>
+    </w:p>
+    <w:p>
+      <w:pPr>
+        <w:spacing w:line="360" w:lineRule="auto"/>
+        <w:jc w:val="both"/>
+      </w:pPr>
+    </w:p>
+    <w:p>
+      <w:pPr>
+        <w:spacing w:line="360" w:lineRule="auto"/>
+        <w:jc w:val="both"/>
+      </w:pPr>
+    </w:p>
+    <w:p>
+      <w:pPr>
+        <w:spacing w:line="360" w:lineRule="auto"/>
+        <w:jc w:val="both"/>
+      </w:pPr>
+    </w:p>
+    <w:p>
+      <w:pPr>
+        <w:spacing w:line="360" w:lineRule="auto"/>
+        <w:jc w:val="both"/>
+      </w:pPr>
+    </w:p>
+    <w:p>
+      <w:pPr>
+        <w:spacing w:line="360" w:lineRule="auto"/>
+        <w:jc w:val="both"/>
+      </w:pPr>
+    </w:p>
+    <w:p>
+      <w:pPr>
+        <w:spacing w:line="360" w:lineRule="auto"/>
+        <w:jc w:val="both"/>
+      </w:pPr>
+    </w:p>
+    <w:p>
+      <w:pPr>
+        <w:spacing w:line="360" w:lineRule="auto"/>
+        <w:jc w:val="both"/>
+      </w:pPr>
+    </w:p>
+    <w:p>
+      <w:pPr>
+        <w:spacing w:line="360" w:lineRule="auto"/>
+        <w:jc w:val="both"/>
+      </w:pPr>
+    </w:p>
+    <w:p>
+      <w:pPr>
+        <w:spacing w:line="360" w:lineRule="auto"/>
+        <w:jc w:val="both"/>
+      </w:pPr>
+    </w:p>
+    <w:p>
+      <w:pPr>
+        <w:spacing w:line="360" w:lineRule="auto"/>
+        <w:jc w:val="both"/>
+      </w:pPr>
+    </w:p>
+    <w:p>
+      <w:pPr>
+        <w:spacing w:line="360" w:lineRule="auto"/>
+        <w:jc w:val="both"/>
+      </w:pPr>
+    </w:p>
+    <w:p>
+      <w:pPr>
+        <w:spacing w:line="360" w:lineRule="auto"/>
+        <w:jc w:val="both"/>
+      </w:pPr>
+    </w:p>
+    <w:p>
+      <w:pPr>
+        <w:spacing w:line="360" w:lineRule="auto"/>
+        <w:jc w:val="both"/>
       </w:pPr>
     </w:p>
     <w:p>
@@ -1069,23 +1932,307 @@
           <w:bCs/>
           <w:lang w:val="en-US"/>
         </w:rPr>
+        <w:t xml:space="preserve">LITERATURE REVIEW: </w:t>
+      </w:r>
+    </w:p>
+    <w:p>
+      <w:pPr>
+        <w:spacing w:line="360" w:lineRule="auto"/>
+        <w:ind w:firstLine="720"/>
+        <w:jc w:val="both"/>
+      </w:pPr>
+      <w:r>
+        <w:rPr>
+          <w:lang w:val="en-US"/>
+        </w:rPr>
+        <w:t xml:space="preserve">In the context of urban economics, spatial econometrics and crime literature, various studies have explored how </w:t>
+      </w:r>
+      <w:r>
+        <w:t>built environment features</w:t>
+      </w:r>
+      <w:r>
+        <w:rPr>
+          <w:rFonts w:eastAsiaTheme="majorEastAsia"/>
+        </w:rPr>
+        <w:t> </w:t>
+      </w:r>
+      <w:r>
+        <w:t>and infrastructure shape</w:t>
+      </w:r>
+      <w:r>
+        <w:rPr>
+          <w:rFonts w:eastAsiaTheme="majorEastAsia"/>
+        </w:rPr>
+        <w:t> </w:t>
+      </w:r>
+      <w:r>
+        <w:rPr>
+          <w:lang w:val="en-US"/>
+        </w:rPr>
+        <w:t xml:space="preserve">crime activity in cities. </w:t>
+      </w:r>
+      <w:proofErr w:type="gramStart"/>
+      <w:r>
+        <w:rPr>
+          <w:lang w:val="en-US"/>
+        </w:rPr>
+        <w:t>A number of</w:t>
+      </w:r>
+      <w:proofErr w:type="gramEnd"/>
+      <w:r>
+        <w:rPr>
+          <w:lang w:val="en-US"/>
+        </w:rPr>
+        <w:t xml:space="preserve"> empirical analyses </w:t>
+      </w:r>
+      <w:r>
+        <w:t xml:space="preserve">have investigated this by exploring the causal impact of urban public transit on crime. </w:t>
+      </w:r>
+      <w:r>
+        <w:rPr>
+          <w:lang w:val="en-US"/>
+        </w:rPr>
+        <w:t xml:space="preserve"> \</w:t>
+      </w:r>
+      <w:proofErr w:type="gramStart"/>
+      <w:r>
+        <w:rPr>
+          <w:lang w:val="en-US"/>
+        </w:rPr>
+        <w:t>cite</w:t>
+      </w:r>
+      <w:proofErr w:type="gramEnd"/>
+      <w:r>
+        <w:rPr>
+          <w:lang w:val="en-US"/>
+        </w:rPr>
+        <w:t>{</w:t>
+      </w:r>
+      <w:r>
+        <w:t>ijgi10100632}</w:t>
+      </w:r>
+      <w:r>
+        <w:rPr>
+          <w:lang w:val="en-US"/>
+        </w:rPr>
+        <w:t xml:space="preserve">, for example, </w:t>
+      </w:r>
+      <w:r>
+        <w:t>assessed the impact of two new subway lines implemented in 2017 in ZG city, China, on thefts in the surrounding areas. By employing a</w:t>
+      </w:r>
+      <w:r>
+        <w:rPr>
+          <w:rFonts w:eastAsiaTheme="majorEastAsia"/>
+        </w:rPr>
+        <w:t> </w:t>
+      </w:r>
+      <w:r>
+        <w:t>Difference-in-Differences (DiD)</w:t>
+      </w:r>
+      <w:r>
+        <w:rPr>
+          <w:rFonts w:eastAsiaTheme="majorEastAsia"/>
+        </w:rPr>
+        <w:t> </w:t>
+      </w:r>
+      <w:r>
+        <w:t xml:space="preserve">framework, they found that in the short run, theft increased by 15\%. </w:t>
+      </w:r>
+      <w:r>
+        <w:rPr>
+          <w:lang w:val="en-US"/>
+        </w:rPr>
+        <w:t xml:space="preserve">Others, on the other hand, have ventured to explore the paper of new urban policies and </w:t>
+      </w:r>
+      <w:r>
+        <w:t xml:space="preserve">infrastructure interventions </w:t>
+      </w:r>
+      <w:r>
+        <w:rPr>
+          <w:lang w:val="en-US"/>
+        </w:rPr>
+        <w:t>on this topic. \</w:t>
+      </w:r>
+      <w:proofErr w:type="gramStart"/>
+      <w:r>
+        <w:rPr>
+          <w:lang w:val="en-US"/>
+        </w:rPr>
+        <w:t>cite</w:t>
+      </w:r>
+      <w:proofErr w:type="gramEnd"/>
+      <w:r>
+        <w:rPr>
+          <w:lang w:val="en-US"/>
+        </w:rPr>
+        <w:t>{</w:t>
+      </w:r>
+      <w:r>
+        <w:t>dominguez2022crimetime</w:t>
+      </w:r>
+      <w:r>
+        <w:rPr>
+          <w:lang w:val="en-US"/>
+        </w:rPr>
+        <w:t xml:space="preserve">} paper is one case, as they study </w:t>
+      </w:r>
+      <w:r>
+        <w:t>the causal effect of ambient light on crime in Santiago, Chile, by using the "Daylight Saving Time" policy as a natural experiment. Due to this policy, they could find that an increase of one hour of</w:t>
+      </w:r>
+      <w:r>
+        <w:rPr>
+          <w:rFonts w:eastAsiaTheme="majorEastAsia"/>
+        </w:rPr>
+        <w:t> </w:t>
+      </w:r>
+      <w:r>
+        <w:t xml:space="preserve">ambient light exposure between 7 and 9 reduced thefts by 30\%. </w:t>
+      </w:r>
+      <w:r>
+        <w:t>These studies emphasize that urban interventions do not just shift crime spatially, but actively reshape the rational choice of offenders by creating or eliminating environmental opportunities for illicit activity.</w:t>
+      </w:r>
+      <w:r>
+        <w:t>\\</w:t>
+      </w:r>
+    </w:p>
+    <w:p>
+      <w:pPr>
+        <w:spacing w:line="360" w:lineRule="auto"/>
+        <w:ind w:firstLine="720"/>
+        <w:jc w:val="both"/>
+      </w:pPr>
+      <w:r>
+        <w:rPr>
+          <w:lang w:val="en-US"/>
+        </w:rPr>
+        <w:t>Retail chains can be considered as built</w:t>
+      </w:r>
+      <w:r>
+        <w:t xml:space="preserve"> environment features</w:t>
+      </w:r>
+      <w:r>
+        <w:rPr>
+          <w:rFonts w:eastAsiaTheme="majorEastAsia"/>
+        </w:rPr>
+        <w:t> </w:t>
+      </w:r>
+      <w:r>
+        <w:rPr>
+          <w:lang w:val="en-US"/>
+        </w:rPr>
+        <w:t xml:space="preserve">that may influence urban crime activity. While different studies have </w:t>
+      </w:r>
+      <w:r>
+        <w:t xml:space="preserve">extensively explored their role, these previous inquiries </w:t>
+      </w:r>
+      <w:r>
+        <w:rPr>
+          <w:lang w:val="en-US"/>
+        </w:rPr>
+        <w:t>have their own limitations</w:t>
+      </w:r>
+      <w:r>
+        <w:t xml:space="preserve">. A substantial body of research dates back to the pre-2000s </w:t>
+      </w:r>
+      <w:r>
         <w:lastRenderedPageBreak/>
-        <w:t xml:space="preserve">BACKGROUND: </w:t>
-      </w:r>
-    </w:p>
-    <w:p>
-      <w:pPr>
-        <w:spacing w:line="360" w:lineRule="auto"/>
-        <w:jc w:val="both"/>
-        <w:rPr>
-          <w:lang w:val="en-US"/>
-        </w:rPr>
-      </w:pPr>
-      <w:r>
-        <w:rPr>
-          <w:lang w:val="en-US"/>
-        </w:rPr>
-        <w:t>a. OXXO</w:t>
+        <w:t>era,</w:t>
+      </w:r>
+      <w:r>
+        <w:rPr>
+          <w:lang w:val="en-US"/>
+        </w:rPr>
+        <w:t xml:space="preserve"> meaning that their findings do not contemplate the current urban dynamics of modern cities. Nonetheless</w:t>
+      </w:r>
+      <w:r>
+        <w:t>, these foundational studies provide a critical perspective on the underlying mechanics of crime</w:t>
+      </w:r>
+      <w:r>
+        <w:rPr>
+          <w:lang w:val="en-US"/>
+        </w:rPr>
+        <w:t xml:space="preserve">. For instance, early </w:t>
+      </w:r>
+      <w:r>
+        <w:t xml:space="preserve">investigations focused on identifying the </w:t>
+      </w:r>
+      <w:r>
+        <w:rPr>
+          <w:lang w:val="en-US"/>
+        </w:rPr>
+        <w:t xml:space="preserve">characteristics that influenced the propensity of convenience stores to be </w:t>
+      </w:r>
+      <w:r>
+        <w:t>targeted for robbery</w:t>
+      </w:r>
+      <w:r>
+        <w:rPr>
+          <w:lang w:val="en-US"/>
+        </w:rPr>
+        <w:t>. They identified that stores that operated for longer hours at night were more likely to be robbed, as there are fewer people around \</w:t>
+      </w:r>
+      <w:proofErr w:type="spellStart"/>
+      <w:r>
+        <w:rPr>
+          <w:lang w:val="en-US"/>
+        </w:rPr>
+        <w:t>parencitecite</w:t>
+      </w:r>
+      <w:proofErr w:type="spellEnd"/>
+      <w:r>
+        <w:rPr>
+          <w:lang w:val="en-US"/>
+        </w:rPr>
+        <w:t>{</w:t>
+      </w:r>
+      <w:r>
+        <w:t>dalessio1990crime</w:t>
+      </w:r>
+      <w:r>
+        <w:rPr>
+          <w:lang w:val="en-US"/>
+        </w:rPr>
+        <w:t xml:space="preserve">}. Others found that these types of stores were more prone to be robbed due to the lack of </w:t>
+      </w:r>
+      <w:r>
+        <w:t>visible security such as police presence, security guards, or effective alarm systems \</w:t>
+      </w:r>
+      <w:proofErr w:type="gramStart"/>
+      <w:r>
+        <w:t>parencitecite{</w:t>
+      </w:r>
+      <w:proofErr w:type="gramEnd"/>
+      <w:r>
+        <w:t xml:space="preserve">Wellford1997, </w:t>
+      </w:r>
+      <w:r>
+        <w:t>Dugato2026</w:t>
+      </w:r>
+      <w:r>
+        <w:t>}</w:t>
+      </w:r>
+      <w:r>
+        <w:rPr>
+          <w:lang w:val="en-US"/>
+        </w:rPr>
+        <w:t xml:space="preserve">. Although useful, they fail to account for convenience stores’ role on crime of their </w:t>
+      </w:r>
+      <w:proofErr w:type="spellStart"/>
+      <w:r>
+        <w:rPr>
+          <w:lang w:val="en-US"/>
+        </w:rPr>
+        <w:t>i</w:t>
+      </w:r>
+      <w:proofErr w:type="spellEnd"/>
+      <w:r>
+        <w:t>mmediate surroundings</w:t>
+      </w:r>
+      <w:r>
+        <w:rPr>
+          <w:lang w:val="en-US"/>
+        </w:rPr>
+        <w:t>.\\</w:t>
       </w:r>
     </w:p>
     <w:p>
@@ -1098,31 +2245,275 @@
         <w:rPr>
           <w:lang w:val="en-US"/>
         </w:rPr>
-        <w:t>Although OXXO has been operating in Colombia for almost 17 years</w:t>
-      </w:r>
-      <w:r>
-        <w:rPr>
-          <w:lang w:val="en-US"/>
-        </w:rPr>
-        <w:t xml:space="preserve"> (since 2009)</w:t>
-      </w:r>
-      <w:r>
-        <w:rPr>
-          <w:lang w:val="en-US"/>
-        </w:rPr>
-        <w:t>, it only consolidated itself as one of the main convenience store chains in the country</w:t>
-      </w:r>
-      <w:r>
-        <w:rPr>
-          <w:lang w:val="en-US"/>
-        </w:rPr>
-        <w:t xml:space="preserve"> after</w:t>
-      </w:r>
-      <w:r>
-        <w:rPr>
-          <w:lang w:val="en-US"/>
-        </w:rPr>
-        <w:t xml:space="preserve"> the pandemic</w:t>
+        <w:t xml:space="preserve">On the other hand, other recent publications </w:t>
+      </w:r>
+      <w:r>
+        <w:t>have examined the influence of</w:t>
+      </w:r>
+      <w:r>
+        <w:rPr>
+          <w:rFonts w:eastAsiaTheme="majorEastAsia"/>
+        </w:rPr>
+        <w:t> </w:t>
+      </w:r>
+      <w:r>
+        <w:t>analogous commercial establishments</w:t>
+      </w:r>
+      <w:r>
+        <w:rPr>
+          <w:rFonts w:eastAsiaTheme="majorEastAsia"/>
+        </w:rPr>
+        <w:t> </w:t>
+      </w:r>
+      <w:r>
+        <w:t>on urban crime</w:t>
+      </w:r>
+      <w:r>
+        <w:rPr>
+          <w:lang w:val="en-US"/>
+        </w:rPr>
+        <w:t xml:space="preserve">. </w:t>
+      </w:r>
+      <w:r>
+        <w:t>While some of these studies do not focus exclusively on convenience stores, they utilize other retail outlets with similar operational profiles which can serve as proxies for what this thesis aims to investigate.</w:t>
+      </w:r>
+      <w:r>
+        <w:rPr>
+          <w:rFonts w:eastAsiaTheme="majorEastAsia"/>
+        </w:rPr>
+        <w:t> </w:t>
+      </w:r>
+      <w:r>
+        <w:t>\textcite{askey2018fast} is and example as the authors</w:t>
+      </w:r>
+      <w:r>
+        <w:rPr>
+          <w:rFonts w:eastAsiaTheme="majorEastAsia"/>
+        </w:rPr>
+        <w:t> </w:t>
+      </w:r>
+      <w:r>
+        <w:t>pooled data</w:t>
+      </w:r>
+      <w:r>
+        <w:rPr>
+          <w:rFonts w:eastAsiaTheme="majorEastAsia"/>
+        </w:rPr>
+        <w:t> </w:t>
+      </w:r>
+      <w:r>
+        <w:t>from fast-food restaurants and convenience stores in Seattle. They used sales revenue as a proxy</w:t>
+      </w:r>
+      <w:r>
+        <w:rPr>
+          <w:rFonts w:eastAsiaTheme="majorEastAsia"/>
+        </w:rPr>
+        <w:t> </w:t>
+      </w:r>
+      <w:r>
+        <w:t>for human activity to count the different levels of operational intensity</w:t>
+      </w:r>
+      <w:r>
+        <w:rPr>
+          <w:rFonts w:eastAsiaTheme="majorEastAsia"/>
+        </w:rPr>
+        <w:t> </w:t>
+      </w:r>
+      <w:r>
+        <w:t>across locations, and aimed to explain crime patterns in the immediate surroundings of these establishments. Their results indicate that stores with higher average sales were associated with with a</w:t>
+      </w:r>
+      <w:r>
+        <w:rPr>
+          <w:rFonts w:eastAsiaTheme="majorEastAsia"/>
+        </w:rPr>
+        <w:t> </w:t>
+      </w:r>
+      <w:r>
+        <w:t>7.4\% increase</w:t>
+      </w:r>
+      <w:r>
+        <w:rPr>
+          <w:rFonts w:eastAsiaTheme="majorEastAsia"/>
+        </w:rPr>
+        <w:t> </w:t>
+      </w:r>
+      <w:r>
+        <w:t xml:space="preserve">in expected crime counts. Conversely, \cite{feng2019aggravating} contribute to this discussion by finding that </w:t>
+      </w:r>
+      <w:r>
+        <w:rPr>
+          <w:lang w:val="en-US"/>
+        </w:rPr>
+        <w:t xml:space="preserve">alcohol outlets influenced the likelihood of aggravated assault and street robbery in New York City. </w:t>
+      </w:r>
+      <w:r>
+        <w:t xml:space="preserve">Their findings reveal </w:t>
+      </w:r>
+      <w:r>
+        <w:rPr>
+          <w:lang w:val="en-US"/>
+        </w:rPr>
+        <w:t>differential impacts depending on the type of outlet (if it is a bar, a grocery store, or other similar establishment); for instance, the authors highlighted that in</w:t>
+      </w:r>
+      <w:r>
+        <w:t xml:space="preserve"> Manhattan and the Bronx, proximity within two blocks of a grocery store increased the</w:t>
+      </w:r>
+      <w:r>
+        <w:rPr>
+          <w:rFonts w:eastAsiaTheme="majorEastAsia"/>
+        </w:rPr>
+        <w:t> </w:t>
+      </w:r>
+      <w:r>
+        <w:t xml:space="preserve">relative risk of street robbery by more than sixfold.\\ </w:t>
+      </w:r>
+    </w:p>
+    <w:p>
+      <w:pPr>
+        <w:spacing w:line="360" w:lineRule="auto"/>
+        <w:ind w:firstLine="720"/>
+        <w:jc w:val="both"/>
+        <w:rPr>
+          <w:lang w:val="en-US"/>
+        </w:rPr>
+      </w:pPr>
+      <w:r>
+        <w:t xml:space="preserve">Another relevant investigation is the one of </w:t>
+      </w:r>
+      <w:r>
+        <w:rPr>
+          <w:lang w:val="en-US"/>
+        </w:rPr>
+        <w:t>\</w:t>
+      </w:r>
+      <w:proofErr w:type="spellStart"/>
+      <w:r>
+        <w:rPr>
+          <w:lang w:val="en-US"/>
+        </w:rPr>
+        <w:t>parencite</w:t>
+      </w:r>
+      <w:proofErr w:type="spellEnd"/>
+      <w:r>
+        <w:rPr>
+          <w:lang w:val="en-US"/>
+        </w:rPr>
+        <w:t>{</w:t>
+      </w:r>
+      <w:r>
+        <w:t>shin2024dollar</w:t>
+      </w:r>
+      <w:r>
+        <w:t xml:space="preserve">}. Shin used a DiD approach to invetigate the impact of dollar stores on </w:t>
+      </w:r>
+      <w:r>
+        <w:rPr>
+          <w:lang w:val="en-US"/>
+        </w:rPr>
+        <w:t>localized violent crime patterns in Chicago</w:t>
+      </w:r>
+      <w:r>
+        <w:rPr>
+          <w:lang w:val="en-US"/>
+        </w:rPr>
+        <w:t xml:space="preserve">. </w:t>
+      </w:r>
+      <w:r>
+        <w:t xml:space="preserve">To ensure the treatment and control groups were as homogeneous as possible, the author created localized areas using a 250-feet buffer for the treatment group and a 250-to-354-feet outer ring as the control. </w:t>
+      </w:r>
+      <w:r>
+        <w:rPr>
+          <w:lang w:val="en-US"/>
+        </w:rPr>
+        <w:t xml:space="preserve">At the end, this research found that </w:t>
+      </w:r>
+      <w:r>
+        <w:t>store openings lead to a 21.5</w:t>
+      </w:r>
+      <w:r>
+        <w:t>\</w:t>
+      </w:r>
+      <w:r>
+        <w:t>% increase in violent crime (0.17 incidents per quarter), a result primarily driven by a 38</w:t>
+      </w:r>
+      <w:r>
+        <w:t>\</w:t>
+      </w:r>
+      <w:r>
+        <w:t>% surge in robberies.</w:t>
+      </w:r>
+      <w:r>
+        <w:rPr>
+          <w:lang w:val="en-US"/>
+        </w:rPr>
+        <w:t>\\</w:t>
+      </w:r>
+    </w:p>
+    <w:p>
+      <w:pPr>
+        <w:spacing w:line="360" w:lineRule="auto"/>
+        <w:ind w:firstLine="720"/>
+        <w:jc w:val="both"/>
+      </w:pPr>
+      <w:r>
+        <w:t>Although these studies offer a useful baseline</w:t>
+      </w:r>
+      <w:r>
+        <w:rPr>
+          <w:lang w:val="en-US"/>
+        </w:rPr>
+        <w:t xml:space="preserve"> of how convenience stores, and specifically OXXO, impact nearby crime, </w:t>
+      </w:r>
+      <w:r>
+        <w:t>they present an incomplete perspective as</w:t>
+      </w:r>
+      <w:r>
+        <w:rPr>
+          <w:lang w:val="en-US"/>
+        </w:rPr>
+        <w:t xml:space="preserve"> they exclusively explored </w:t>
+      </w:r>
+      <w:r>
+        <w:rPr>
+          <w:lang w:val="en-US"/>
+        </w:rPr>
+        <w:lastRenderedPageBreak/>
+        <w:t xml:space="preserve">this nexus in cities of high-income nations. To build a more robust theory, these hypotheses must be tested </w:t>
+      </w:r>
+      <w:r>
+        <w:t>within</w:t>
+      </w:r>
+      <w:r>
+        <w:rPr>
+          <w:rFonts w:eastAsiaTheme="majorEastAsia"/>
+        </w:rPr>
+        <w:t> </w:t>
+      </w:r>
+      <w:r>
+        <w:t xml:space="preserve">Latin American cities </w:t>
+      </w:r>
+      <w:r>
+        <w:rPr>
+          <w:lang w:val="en-US"/>
+        </w:rPr>
+        <w:t xml:space="preserve">which have </w:t>
+      </w:r>
+      <w:proofErr w:type="gramStart"/>
+      <w:r>
+        <w:rPr>
+          <w:lang w:val="en-US"/>
+        </w:rPr>
+        <w:t>particular urban</w:t>
+      </w:r>
+      <w:proofErr w:type="gramEnd"/>
+      <w:r>
+        <w:rPr>
+          <w:lang w:val="en-US"/>
+        </w:rPr>
+        <w:t xml:space="preserve"> dynamics. Many papers argue that convenience stores are normally located in </w:t>
+      </w:r>
+      <w:r>
+        <w:t>socio-economically disadvantaged areas</w:t>
       </w:r>
       <w:r>
         <w:rPr>
@@ -1131,54 +2522,44 @@
         <w:t xml:space="preserve"> </w:t>
       </w:r>
       <w:r>
-        <w:t>\</w:t>
-      </w:r>
+        <w:t>where poverty, social disorganization, and lack of community resources exacerbate crime risks</w:t>
+      </w:r>
+      <w:r>
+        <w:rPr>
+          <w:lang w:val="en-US"/>
+        </w:rPr>
+        <w:t xml:space="preserve"> \</w:t>
+      </w:r>
+      <w:proofErr w:type="spellStart"/>
       <w:proofErr w:type="gramStart"/>
       <w:r>
-        <w:t>parencite{</w:t>
+        <w:rPr>
+          <w:lang w:val="en-US"/>
+        </w:rPr>
+        <w:t>parencite</w:t>
+      </w:r>
+      <w:proofErr w:type="spellEnd"/>
+      <w:r>
+        <w:rPr>
+          <w:lang w:val="en-US"/>
+        </w:rPr>
+        <w:t>{</w:t>
       </w:r>
       <w:proofErr w:type="gramEnd"/>
       <w:r>
-        <w:t>ElEconomista2026}</w:t>
-      </w:r>
-      <w:r>
-        <w:rPr>
-          <w:lang w:val="en-US"/>
-        </w:rPr>
-        <w:t>. In fact, in Bogota the number of establishments skyrocketed from 82 in 2020 to 384 in 2025</w:t>
-      </w:r>
-      <w:r>
-        <w:rPr>
-          <w:lang w:val="en-US"/>
-        </w:rPr>
-        <w:t>,</w:t>
-      </w:r>
-      <w:r>
-        <w:rPr>
-          <w:lang w:val="en-US"/>
-        </w:rPr>
-        <w:t xml:space="preserve"> </w:t>
-      </w:r>
-      <w:r>
-        <w:rPr>
-          <w:lang w:val="en-US"/>
-        </w:rPr>
-        <w:t>t</w:t>
-      </w:r>
-      <w:r>
-        <w:rPr>
-          <w:lang w:val="en-US"/>
-        </w:rPr>
-        <w:t xml:space="preserve">his represents an increment of over 368\% in only five years. </w:t>
-      </w:r>
-      <w:r>
-        <w:t xml:space="preserve">Figure~\ref{fig:EVOLUTION_OXXO} depicts </w:t>
-      </w:r>
-      <w:r>
-        <w:t>this</w:t>
-      </w:r>
-      <w:r>
-        <w:t xml:space="preserve"> accelerated growth in Bogotá, as it shows the number of OXXO locations in the capital by year since its arrival. \\</w:t>
+        <w:t>shin2024dollar</w:t>
+      </w:r>
+      <w:r>
+        <w:t xml:space="preserve">, </w:t>
+      </w:r>
+      <w:r>
+        <w:t>Dugato2026</w:t>
+      </w:r>
+      <w:r>
+        <w:rPr>
+          <w:lang w:val="en-US"/>
+        </w:rPr>
+        <w:t xml:space="preserve">}, but in cities like Bogotá the situation is not analogous. OXXO in Bogotá, for instance, does not follow this rule as it instead prioritizes to open locations in middle to high income neighborhoods, and places with high commercial activity and influx of people.\\ </w:t>
       </w:r>
     </w:p>
     <w:p>
@@ -1188,83 +2569,7 @@
         <w:jc w:val="both"/>
       </w:pPr>
       <w:r>
-        <w:rPr>
-          <w:lang w:val="en-US"/>
-        </w:rPr>
-        <w:t xml:space="preserve">OXXO’s main objective is </w:t>
-      </w:r>
-      <w:r>
-        <w:rPr>
-          <w:lang w:val="en-US"/>
-        </w:rPr>
-        <w:t>“</w:t>
-      </w:r>
-      <w:r>
-        <w:rPr>
-          <w:lang w:val="en-US"/>
-        </w:rPr>
-        <w:t>to be part of people’s lifestyles by offering an ample variety of products and services that can be useful and practical for their daily lives</w:t>
-      </w:r>
-      <w:r>
-        <w:rPr>
-          <w:lang w:val="en-US"/>
-        </w:rPr>
-        <w:t>”</w:t>
-      </w:r>
-      <w:r>
-        <w:rPr>
-          <w:lang w:val="en-US"/>
-        </w:rPr>
-        <w:t xml:space="preserve"> \</w:t>
-      </w:r>
-      <w:proofErr w:type="spellStart"/>
-      <w:r>
-        <w:rPr>
-          <w:lang w:val="en-US"/>
-        </w:rPr>
-        <w:t>parencite</w:t>
-      </w:r>
-      <w:proofErr w:type="spellEnd"/>
-      <w:r>
-        <w:rPr>
-          <w:lang w:val="en-US"/>
-        </w:rPr>
-        <w:t>{</w:t>
-      </w:r>
-      <w:r>
-        <w:t>oxxo_quienes_somos</w:t>
-      </w:r>
-      <w:r>
-        <w:rPr>
-          <w:lang w:val="en-US"/>
-        </w:rPr>
-        <w:t>}. Another distinctive characteristic is that 95\% of its establishments function in a 24-hour format \</w:t>
-      </w:r>
-      <w:proofErr w:type="spellStart"/>
-      <w:r>
-        <w:rPr>
-          <w:lang w:val="en-US"/>
-        </w:rPr>
-        <w:t>parencite</w:t>
-      </w:r>
-      <w:proofErr w:type="spellEnd"/>
-      <w:r>
-        <w:rPr>
-          <w:lang w:val="en-US"/>
-        </w:rPr>
-        <w:t>{</w:t>
-      </w:r>
-      <w:r>
-        <w:t>oxxo_faqs</w:t>
-      </w:r>
-      <w:r>
-        <w:rPr>
-          <w:lang w:val="en-US"/>
-        </w:rPr>
-        <w:t xml:space="preserve">}, </w:t>
-      </w:r>
-      <w:r>
-        <w:t>providing a competitive advantage by being</w:t>
+        <w:t>In</w:t>
       </w:r>
       <w:r>
         <w:rPr>
@@ -1273,7 +2578,7 @@
         <w:t> </w:t>
       </w:r>
       <w:r>
-        <w:t>the primary option of consumers whenever they need to</w:t>
+        <w:t>Latin America, the economic literature regarding convenience stores remains</w:t>
       </w:r>
       <w:r>
         <w:rPr>
@@ -1282,17 +2587,7 @@
         <w:t> </w:t>
       </w:r>
       <w:r>
-        <w:t>satisfy spontaneous consumption needs</w:t>
-      </w:r>
-      <w:r>
-        <w:rPr>
-          <w:lang w:val="en-US"/>
-        </w:rPr>
-        <w:t xml:space="preserve">. </w:t>
-      </w:r>
-      <w:commentRangeStart w:id="1"/>
-      <w:r>
-        <w:t>These competitive objectives and inherent brand characteristics have allowed OXXO to proliferate rapidly throughout Bogotá, where it has been</w:t>
+        <w:t>limited. Recent investigations have explored their causal role on various</w:t>
       </w:r>
       <w:r>
         <w:rPr>
@@ -1301,26 +2596,34 @@
         <w:t> </w:t>
       </w:r>
       <w:r>
-        <w:t>widely embraced by the local population</w:t>
-      </w:r>
-      <w:commentRangeEnd w:id="1"/>
-      <w:r>
-        <w:rPr>
-          <w:rStyle w:val="CommentReference"/>
-        </w:rPr>
-        <w:commentReference w:id="1"/>
-      </w:r>
-      <w:r>
-        <w:t xml:space="preserve"> \parencite{</w:t>
-      </w:r>
-      <w:r>
-        <w:t>LaRepublica2026</w:t>
-      </w:r>
-      <w:r>
-        <w:t>}</w:t>
-      </w:r>
-      <w:r>
-        <w:t>.\\</w:t>
+        <w:t>labor market indicators \parencite{delgado2024, marcos2022}. However, despite this growing interest in labor dynamics, the</w:t>
+      </w:r>
+      <w:r>
+        <w:rPr>
+          <w:rFonts w:eastAsiaTheme="majorEastAsia"/>
+        </w:rPr>
+        <w:t> </w:t>
+      </w:r>
+      <w:r>
+        <w:t>spatial relationship</w:t>
+      </w:r>
+      <w:r>
+        <w:rPr>
+          <w:rFonts w:eastAsiaTheme="majorEastAsia"/>
+        </w:rPr>
+        <w:t> </w:t>
+      </w:r>
+      <w:r>
+        <w:t xml:space="preserve">between these establishments and urban security in the region has been largely overlooked. Specifically in </w:t>
+      </w:r>
+      <w:r>
+        <w:rPr>
+          <w:lang w:val="en-US"/>
+        </w:rPr>
+        <w:t>Bogotá</w:t>
+      </w:r>
+      <w:r>
+        <w:t xml:space="preserve"> crime literature has primarily focused on public transport, general socioeconomic urban caracteristics, and policy intervention impact on crime \parencite{moreno2005impacto, bacares2013impact}.\\ </w:t>
       </w:r>
     </w:p>
     <w:p>
@@ -1330,163 +2633,551 @@
         <w:jc w:val="both"/>
       </w:pPr>
       <w:r>
-        <w:t>This OXXO proliferation</w:t>
-      </w:r>
-      <w:r>
-        <w:rPr>
-          <w:lang w:val="en-US"/>
-        </w:rPr>
-        <w:t xml:space="preserve"> began</w:t>
-      </w:r>
-      <w:r>
-        <w:rPr>
-          <w:lang w:val="en-US"/>
-        </w:rPr>
-        <w:t xml:space="preserve"> in the northern part of the city, later </w:t>
-      </w:r>
-      <w:r>
-        <w:rPr>
-          <w:lang w:val="en-US"/>
-        </w:rPr>
-        <w:t>spreading</w:t>
-      </w:r>
-      <w:r>
-        <w:rPr>
-          <w:lang w:val="en-US"/>
-        </w:rPr>
-        <w:t xml:space="preserve"> throughout the eastern region. This strategic behavior responds to the inherent characteristics of the northeastern neighborhoods of Bogotá, where </w:t>
-      </w:r>
-      <w:r>
-        <w:t>a higher concentration of formal employment and high-income residential clusters provide an ideal environment for the convenience store model</w:t>
-      </w:r>
-      <w:r>
+        <w:t>The investigations that have actually explored this topic are counted. For example,  \cite{jaramillo2021low} used the same method as \parencite{</w:t>
+      </w:r>
+      <w:r>
+        <w:t>shin2024dollar</w:t>
+      </w:r>
+      <w:r>
+        <w:t xml:space="preserve">} to study the effect of D1 hard discount stores </w:t>
+      </w:r>
+      <w:r>
+        <w:t xml:space="preserve">on the crime around the </w:t>
+      </w:r>
+      <w:r>
+        <w:t>areas</w:t>
+      </w:r>
+      <w:r>
+        <w:t xml:space="preserve"> where </w:t>
+      </w:r>
+      <w:r>
+        <w:t>they</w:t>
+      </w:r>
+      <w:r>
+        <w:t xml:space="preserve"> ope</w:t>
+      </w:r>
+      <w:r>
+        <w:t xml:space="preserve">n in </w:t>
+      </w:r>
+      <w:r>
+        <w:t>Bogotá.</w:t>
+      </w:r>
+      <w:r>
+        <w:t xml:space="preserve"> Although D1s are not convenience stores per se, they attract a similar type of costumers and and often share similar spatial locations with OXXO outlets. By analyzing the period of 2016 to 2019 and employing the same information utilized in this thesis (</w:t>
+      </w:r>
+      <w:r>
+        <w:t xml:space="preserve">within </w:t>
+      </w:r>
+      <w:r>
+        <w:t>SIEDCO</w:t>
+      </w:r>
+      <w:r>
+        <w:t xml:space="preserve"> infromation system</w:t>
+      </w:r>
+      <w:r>
+        <w:t>), the authors found that D1 openings caused a</w:t>
+      </w:r>
+      <w:r>
+        <w:rPr>
+          <w:rFonts w:eastAsiaTheme="majorEastAsia"/>
+        </w:rPr>
+        <w:t> </w:t>
+      </w:r>
+      <w:r>
+        <w:t>33.4\% average reduction</w:t>
+      </w:r>
+      <w:r>
+        <w:rPr>
+          <w:rFonts w:eastAsiaTheme="majorEastAsia"/>
+        </w:rPr>
+        <w:t> </w:t>
+      </w:r>
+      <w:r>
+        <w:t>in crime density per block. They attributed this impact to the</w:t>
+      </w:r>
+      <w:r>
+        <w:rPr>
+          <w:rFonts w:eastAsiaTheme="majorEastAsia"/>
+        </w:rPr>
+        <w:t> </w:t>
+      </w:r>
+      <w:r>
+        <w:t>'eyes on the street' phenomenon, suggesting that the increased pedestrian flow acts as a form of</w:t>
+      </w:r>
+      <w:r>
+        <w:rPr>
+          <w:rFonts w:eastAsiaTheme="majorEastAsia"/>
+        </w:rPr>
+        <w:t> </w:t>
+      </w:r>
+      <w:r>
+        <w:t>informal guardianship</w:t>
+      </w:r>
+      <w:r>
+        <w:rPr>
+          <w:rFonts w:eastAsiaTheme="majorEastAsia"/>
+        </w:rPr>
+        <w:t> </w:t>
+      </w:r>
+      <w:r>
+        <w:t xml:space="preserve">that deters criminal activity \parencite{jacobs1961death, jaramillo2021low}.\\ </w:t>
+      </w:r>
+    </w:p>
+    <w:p>
+      <w:pPr>
+        <w:spacing w:line="360" w:lineRule="auto"/>
+        <w:ind w:firstLine="720"/>
+        <w:jc w:val="both"/>
+      </w:pPr>
+      <w:r>
+        <w:t xml:space="preserve">As noted, the body of literature that explores the impact of convenience stores on crime in Latinamerica is reduced, and </w:t>
+      </w:r>
+      <w:r>
+        <w:t>virtually non-existent in the Colombian context.</w:t>
+      </w:r>
+      <w:r>
+        <w:t xml:space="preserve"> In this thesis I aim to fill this gap by evaluating the impact of OXXO store openings on local crime in Bogotá. </w:t>
+      </w:r>
+      <w:r>
+        <w:t>Given their rapid expansion and market dominance, OXXO stores serve as a primary actor and a representative proxy for modern convenience retail</w:t>
+      </w:r>
+      <w:r>
+        <w:t xml:space="preserve"> in the city. Additionally, this analisis is </w:t>
+      </w:r>
+      <w:r>
+        <w:lastRenderedPageBreak/>
+        <w:t>particularly relevant in a context where crime remains a public policy priority and a growing concern for Bogota</w:t>
+      </w:r>
+      <w:r>
+        <w:rPr>
+          <w:lang w:val="en-US"/>
+        </w:rPr>
+        <w:t xml:space="preserve">’s </w:t>
+      </w:r>
+      <w:r>
+        <w:t>inhabitants.</w:t>
+      </w:r>
+    </w:p>
+    <w:p>
+      <w:pPr>
+        <w:spacing w:line="360" w:lineRule="auto"/>
+        <w:ind w:firstLine="720"/>
+        <w:jc w:val="both"/>
+      </w:pPr>
+    </w:p>
+    <w:p>
+      <w:pPr>
+        <w:spacing w:line="360" w:lineRule="auto"/>
+        <w:ind w:firstLine="720"/>
+        <w:jc w:val="both"/>
+      </w:pPr>
+    </w:p>
+    <w:p>
+      <w:pPr>
+        <w:spacing w:line="360" w:lineRule="auto"/>
+        <w:jc w:val="both"/>
+        <w:rPr>
+          <w:lang w:val="en-US"/>
+        </w:rPr>
+      </w:pPr>
+    </w:p>
+    <w:p>
+      <w:pPr>
+        <w:spacing w:line="360" w:lineRule="auto"/>
+        <w:jc w:val="both"/>
+        <w:rPr>
+          <w:lang w:val="en-US"/>
+        </w:rPr>
+      </w:pPr>
+    </w:p>
+    <w:p>
+      <w:pPr>
+        <w:spacing w:line="360" w:lineRule="auto"/>
+        <w:jc w:val="both"/>
+        <w:rPr>
+          <w:lang w:val="en-US"/>
+        </w:rPr>
+      </w:pPr>
+    </w:p>
+    <w:p>
+      <w:pPr>
+        <w:spacing w:line="360" w:lineRule="auto"/>
+        <w:jc w:val="both"/>
+        <w:rPr>
+          <w:lang w:val="en-US"/>
+        </w:rPr>
+      </w:pPr>
+    </w:p>
+    <w:p>
+      <w:pPr>
+        <w:spacing w:line="360" w:lineRule="auto"/>
+        <w:jc w:val="both"/>
+        <w:rPr>
+          <w:lang w:val="en-US"/>
+        </w:rPr>
+      </w:pPr>
+    </w:p>
+    <w:p>
+      <w:pPr>
+        <w:spacing w:line="360" w:lineRule="auto"/>
+        <w:jc w:val="both"/>
+        <w:rPr>
+          <w:lang w:val="en-US"/>
+        </w:rPr>
+      </w:pPr>
+    </w:p>
+    <w:p>
+      <w:pPr>
+        <w:spacing w:line="360" w:lineRule="auto"/>
+        <w:jc w:val="both"/>
+        <w:rPr>
+          <w:lang w:val="en-US"/>
+        </w:rPr>
+      </w:pPr>
+    </w:p>
+    <w:p>
+      <w:pPr>
+        <w:spacing w:line="360" w:lineRule="auto"/>
+        <w:jc w:val="both"/>
+        <w:rPr>
+          <w:lang w:val="en-US"/>
+        </w:rPr>
+      </w:pPr>
+    </w:p>
+    <w:p>
+      <w:pPr>
+        <w:spacing w:line="360" w:lineRule="auto"/>
+        <w:jc w:val="both"/>
+        <w:rPr>
+          <w:lang w:val="en-US"/>
+        </w:rPr>
+      </w:pPr>
+    </w:p>
+    <w:p>
+      <w:pPr>
+        <w:spacing w:line="360" w:lineRule="auto"/>
+        <w:jc w:val="both"/>
+        <w:rPr>
+          <w:lang w:val="en-US"/>
+        </w:rPr>
+      </w:pPr>
+    </w:p>
+    <w:p>
+      <w:pPr>
+        <w:spacing w:line="360" w:lineRule="auto"/>
+        <w:jc w:val="both"/>
         <w:rPr>
           <w:b/>
           <w:bCs/>
-        </w:rPr>
-        <w:t xml:space="preserve"> </w:t>
-      </w:r>
+          <w:lang w:val="en-US"/>
+        </w:rPr>
+      </w:pPr>
       <w:r>
         <w:rPr>
           <w:b/>
           <w:bCs/>
-        </w:rPr>
-        <w:t>hl{</w:t>
-      </w:r>
-      <w:r>
-        <w:rPr>
-          <w:b/>
-          <w:bCs/>
-          <w:highlight w:val="magenta"/>
-        </w:rPr>
-        <w:t>(citation)</w:t>
-      </w:r>
-      <w:r>
-        <w:rPr>
-          <w:b/>
-          <w:bCs/>
-          <w:highlight w:val="magenta"/>
+          <w:lang w:val="en-US"/>
+        </w:rPr>
+        <w:t xml:space="preserve">DATA SOURCES AND UNIT OF ANALYSIS </w:t>
+      </w:r>
+    </w:p>
+    <w:p>
+      <w:pPr>
+        <w:spacing w:line="360" w:lineRule="auto"/>
+        <w:ind w:firstLine="720"/>
+        <w:jc w:val="both"/>
+      </w:pPr>
+      <w:r>
+        <w:rPr>
+          <w:lang w:val="en-US"/>
+        </w:rPr>
+        <w:t xml:space="preserve">For this thesis I </w:t>
+      </w:r>
+      <w:r>
+        <w:t>use UPZs as the unit of analysis</w:t>
+      </w:r>
+      <w:r>
+        <w:t>.</w:t>
+      </w:r>
+      <w:r>
+        <w:t xml:space="preserve"> UPZs work as a feasible division of Bogotá as the </w:t>
+      </w:r>
+      <w:r>
+        <w:t>city</w:t>
+      </w:r>
+      <w:r>
+        <w:t xml:space="preserve"> maintains continuity and consistency of data across the years, and security interventions are normally focalized by UPZ </w:t>
+      </w:r>
+      <w:r>
+        <w:rPr>
+          <w:lang w:val="en-US"/>
+        </w:rPr>
+        <w:t>\hl{(</w:t>
+      </w:r>
+      <w:proofErr w:type="spellStart"/>
+      <w:r>
+        <w:rPr>
+          <w:lang w:val="en-US"/>
+        </w:rPr>
+        <w:t>cita</w:t>
+      </w:r>
+      <w:proofErr w:type="spellEnd"/>
+      <w:r>
+        <w:rPr>
+          <w:lang w:val="en-US"/>
         </w:rPr>
         <w:t>}</w:t>
       </w:r>
       <w:r>
-        <w:rPr>
-          <w:highlight w:val="magenta"/>
-          <w:lang w:val="en-US"/>
-        </w:rPr>
+        <w:t xml:space="preserve">. Also, these Units maintain urbanistic and socioeconomic homogeneity by grouping similar neighborhoods, and are the middle point between Localities and Street blocks (manzanas).\\ </w:t>
+      </w:r>
+    </w:p>
+    <w:p>
+      <w:pPr>
+        <w:spacing w:line="360" w:lineRule="auto"/>
+        <w:jc w:val="both"/>
+      </w:pPr>
+      <w:r>
+        <w:t xml:space="preserve">Meanwhile, the results of this study employ </w:t>
+      </w:r>
+      <w:r>
+        <w:rPr>
+          <w:lang w:val="en-US"/>
+        </w:rPr>
+        <w:t xml:space="preserve">four main data sources </w:t>
+      </w:r>
+      <w:r>
+        <w:t>(see appendix~\ref{sec:variables_descripcion_detallada})</w:t>
+      </w:r>
+      <w:r>
+        <w:t>. For measuring crime rate in Bogot</w:t>
+      </w:r>
+      <w:r>
+        <w:rPr>
+          <w:lang w:val="en-US"/>
+        </w:rPr>
+        <w:t xml:space="preserve">á I used the georeferenced crime events </w:t>
+      </w:r>
+      <w:r>
+        <w:t>stored in SIEDCO</w:t>
+      </w:r>
+      <w:r>
+        <w:t xml:space="preserve"> </w:t>
+      </w:r>
+      <w:r>
+        <w:t>\footnote{Access at \url{</w:t>
+      </w:r>
+      <w:r>
+        <w:rPr>
+          <w:u w:val="single"/>
+        </w:rPr>
+        <w:t xml:space="preserve"> </w:t>
+      </w:r>
+      <w:r>
+        <w:rPr>
+          <w:u w:val="single"/>
+        </w:rPr>
+        <w:t>https://oaiee.scj.gov.co/agc/rest/services/Tematicos_Pub/SIEDCO_Delitos_Pub/FeatureServer</w:t>
+      </w:r>
+      <w:r>
+        <w:t>}}</w:t>
+      </w:r>
+      <w:r>
+        <w:t xml:space="preserve"> spanning from </w:t>
+      </w:r>
+      <w:r>
+        <w:rPr>
+          <w:lang w:val="en-US"/>
+        </w:rPr>
+        <w:t>201</w:t>
+      </w:r>
+      <w:r>
+        <w:rPr>
+          <w:lang w:val="en-US"/>
+        </w:rPr>
+        <w:t>5</w:t>
+      </w:r>
+      <w:r>
+        <w:rPr>
+          <w:lang w:val="en-US"/>
+        </w:rPr>
+        <w:t xml:space="preserve"> to 2022</w:t>
+      </w:r>
+      <w:r>
         <w:t>.</w:t>
       </w:r>
       <w:r>
+        <w:t xml:space="preserve"> SIEDCO is Colombia’s official Police database that consolidate real-time citizen reports and administrative records of criminal activity. Here, for each incident recorded the system saves details including type of crime (e.g., homicide, personal robbery, </w:t>
+      </w:r>
+      <w:r>
+        <w:t xml:space="preserve">commercial burglary, or cell phone theft), the precise geographic coordinates of the event, date and time of the incident, and the victim’s gender. With this information, </w:t>
+      </w:r>
+      <w:r>
+        <w:t>I aggregated the crime data at the UPZ-year level, categorizing incidents by offense type.</w:t>
+      </w:r>
+      <w:r>
+        <w:t xml:space="preserve"> To ensure comparability across </w:t>
+      </w:r>
+      <w:r>
+        <w:lastRenderedPageBreak/>
+        <w:t xml:space="preserve">years and Units, I normalized </w:t>
+      </w:r>
+      <w:r>
+        <w:t>these counts using annual population estimates for each UPZ.</w:t>
+      </w:r>
+      <w:r>
+        <w:t xml:space="preserve"> This allowed </w:t>
+      </w:r>
+      <w:r>
+        <w:t>for the construction of a crime rate per 10,000 inhabitants</w:t>
+      </w:r>
+      <w:r>
+        <w:t>, as shown in this equation:</w:t>
+      </w:r>
+    </w:p>
+    <w:p>
+      <w:pPr>
+        <w:spacing w:line="360" w:lineRule="auto"/>
+        <w:ind w:firstLine="720"/>
+        <w:jc w:val="both"/>
+      </w:pPr>
+      <w:r>
+        <w:t>\begin{equation}</w:t>
+      </w:r>
+    </w:p>
+    <w:p>
+      <w:pPr>
+        <w:spacing w:line="360" w:lineRule="auto"/>
+        <w:jc w:val="both"/>
+      </w:pPr>
+      <w:r>
+        <w:t>crime</w:t>
+      </w:r>
+      <w:r>
+        <w:t>\_</w:t>
+      </w:r>
+      <w:r>
+        <w:t>type\_index</w:t>
+      </w:r>
+      <w:r>
+        <w:t>_{</w:t>
+      </w:r>
+      <w:r>
+        <w:t>upz</w:t>
+      </w:r>
+      <w:r>
+        <w:t>,</w:t>
+      </w:r>
+      <w:r>
+        <w:t>year</w:t>
+      </w:r>
+      <w:r>
+        <w:t>}=\frac{</w:t>
+      </w:r>
+      <w:r>
+        <w:t>total</w:t>
+      </w:r>
+      <w:r>
+        <w:t>\_</w:t>
+      </w:r>
+      <w:r>
+        <w:t>incidents</w:t>
+      </w:r>
+      <w:r>
+        <w:t>_{</w:t>
+      </w:r>
+      <w:r>
+        <w:t>upz</w:t>
+      </w:r>
+      <w:r>
+        <w:t>,</w:t>
+      </w:r>
+      <w:r>
+        <w:t>year</w:t>
+      </w:r>
+      <w:r>
+        <w:t>}}{</w:t>
+      </w:r>
+      <w:r>
+        <w:t>population</w:t>
+      </w:r>
+      <w:r>
+        <w:t>_{</w:t>
+      </w:r>
+      <w:r>
+        <w:t>upz</w:t>
+      </w:r>
+      <w:r>
+        <w:t>,</w:t>
+      </w:r>
+      <w:r>
+        <w:t>year</w:t>
+      </w:r>
+      <w:r>
+        <w:t xml:space="preserve">}} ; \quad \forall </w:t>
+      </w:r>
+      <w:r>
+        <w:t>upz</w:t>
+      </w:r>
+      <w:r>
+        <w:t>,</w:t>
+      </w:r>
+      <w:r>
+        <w:t>year</w:t>
+      </w:r>
+    </w:p>
+    <w:p>
+      <w:pPr>
+        <w:spacing w:line="360" w:lineRule="auto"/>
+        <w:ind w:firstLine="720"/>
+        <w:jc w:val="both"/>
+      </w:pPr>
+      <w:r>
+        <w:t>\end{equation}</w:t>
+      </w:r>
+    </w:p>
+    <w:p>
+      <w:pPr>
+        <w:spacing w:line="360" w:lineRule="auto"/>
+        <w:ind w:firstLine="720"/>
+        <w:jc w:val="both"/>
+      </w:pPr>
+      <w:r>
+        <w:t>Following this normalization, the rates were smoothed using an Empirical Bayes technique to reduce the influence of extreme values in UPZs with small populations, where rates tend to be more unstable</w:t>
+      </w:r>
+      <w:r>
+        <w:t xml:space="preserve">; for example, UPZs like El Mochuelo and El Dorado had this particulatiries. </w:t>
+      </w:r>
+    </w:p>
+    <w:p>
+      <w:pPr>
+        <w:spacing w:line="360" w:lineRule="auto"/>
+        <w:ind w:firstLine="720"/>
+        <w:jc w:val="both"/>
+      </w:pPr>
+      <w:r>
+        <w:t>The period from 2015 to 2022 is appropriate for this analysis, as it encompasses the years during which OXXOexperienced its most significant expansion across Bogotá. This timeframe provides sufficient temporal and spatial variation, as a larger number of UPZs enter treatment during the study period rather than being treated prior to 2015.</w:t>
+      </w:r>
+      <w:r>
         <w:rPr>
           <w:lang w:val="en-US"/>
         </w:rPr>
         <w:t xml:space="preserve"> </w:t>
       </w:r>
       <w:r>
-        <w:rPr>
-          <w:lang w:val="en-US"/>
-        </w:rPr>
-        <w:t>Figure</w:t>
-      </w:r>
-      <w:r>
-        <w:t>~\ref{</w:t>
-      </w:r>
-      <w:proofErr w:type="gramStart"/>
-      <w:r>
-        <w:t>fig:fourpanelOXXO</w:t>
-      </w:r>
-      <w:proofErr w:type="gramEnd"/>
-      <w:r>
-        <w:t xml:space="preserve">_evolution_UPZ} </w:t>
-      </w:r>
-      <w:r>
-        <w:rPr>
-          <w:lang w:val="en-US"/>
-        </w:rPr>
-        <w:t xml:space="preserve">presents this evolution, and shows that now OXXO is present in almost 70\% of all the city´s </w:t>
-      </w:r>
-      <w:r>
-        <w:t>Zonal Planning Unit</w:t>
+        <w:t>Prior to 201</w:t>
+      </w:r>
+      <w:r>
+        <w:t>5</w:t>
+      </w:r>
+      <w:r>
+        <w:t>, the lack of new store openings in other UPZ</w:t>
       </w:r>
       <w:r>
         <w:t>s</w:t>
       </w:r>
       <w:r>
-        <w:t xml:space="preserve"> (UPZ)</w:t>
-      </w:r>
-      <w:r>
-        <w:t xml:space="preserve">. UPZs are analysis units that group neighborhoods based on their socioeconomic stratification, commercial, land use, and housing characteristics, and living conditions of their inhabitants </w:t>
-      </w:r>
-      <w:r>
-        <w:rPr>
-          <w:b/>
-          <w:bCs/>
-          <w:highlight w:val="magenta"/>
-        </w:rPr>
-        <w:t>\parencite{alcaldia_bogota_upz}</w:t>
-      </w:r>
-      <w:r>
-        <w:rPr>
-          <w:highlight w:val="magenta"/>
-          <w:lang w:val="en-US"/>
-        </w:rPr>
-        <w:t>.</w:t>
-      </w:r>
-      <w:r>
-        <w:t xml:space="preserve"> Currently, the only areas without OXXO establishments are in the far southern reaches of Bogotá, which correspods to UPZs with low levels of economic performance, socioeconomic stratification, urban transport connection, and are blocks that continue to relly heavily in traditional neighborhood stores </w:t>
-      </w:r>
-      <w:r>
-        <w:rPr>
-          <w:b/>
-          <w:bCs/>
-        </w:rPr>
-        <w:t>hl{</w:t>
-      </w:r>
-      <w:r>
-        <w:rPr>
-          <w:b/>
-          <w:bCs/>
-          <w:highlight w:val="magenta"/>
-        </w:rPr>
-        <w:t>(citation)</w:t>
-      </w:r>
-      <w:r>
-        <w:rPr>
-          <w:b/>
-          <w:bCs/>
-          <w:highlight w:val="magenta"/>
-        </w:rPr>
-        <w:t>}</w:t>
-      </w:r>
-      <w:r>
-        <w:rPr>
-          <w:highlight w:val="magenta"/>
-          <w:lang w:val="en-US"/>
-        </w:rPr>
-        <w:t>.</w:t>
-      </w:r>
-      <w:r>
-        <w:t xml:space="preserve"> \\</w:t>
+        <w:t xml:space="preserve"> would result in an insufficient number of newly treated units, limiting the identifying variation necessary for using TWFE.\\ </w:t>
       </w:r>
     </w:p>
     <w:p>
@@ -1496,1797 +3187,6 @@
         <w:jc w:val="both"/>
       </w:pPr>
       <w:r>
-        <w:rPr>
-          <w:lang w:val="en-US"/>
-        </w:rPr>
-        <w:t>OXXO’s stores are centrally administered by FEMSA with the purpose of standardizing processes, logistics, services, and products \</w:t>
-      </w:r>
-      <w:proofErr w:type="spellStart"/>
-      <w:r>
-        <w:rPr>
-          <w:lang w:val="en-US"/>
-        </w:rPr>
-        <w:t>parencite</w:t>
-      </w:r>
-      <w:proofErr w:type="spellEnd"/>
-      <w:r>
-        <w:rPr>
-          <w:lang w:val="en-US"/>
-        </w:rPr>
-        <w:t>{</w:t>
-      </w:r>
-      <w:r>
-        <w:t>oxxo_faqs</w:t>
-      </w:r>
-      <w:r>
-        <w:rPr>
-          <w:lang w:val="en-US"/>
-        </w:rPr>
-        <w:t xml:space="preserve">}. This means that each location is carefully planned to respond to the overall interests of the company. </w:t>
-      </w:r>
-      <w:r>
-        <w:rPr>
-          <w:lang w:val="en-US"/>
-        </w:rPr>
-        <w:t xml:space="preserve">In fact, if we attentively </w:t>
-      </w:r>
-      <w:r>
-        <w:rPr>
-          <w:lang w:val="en-US"/>
-        </w:rPr>
-        <w:lastRenderedPageBreak/>
-        <w:t>analyze how these establishments are clustered around Bogotá, we can identify that they tend to localize in areas where there is higher traffic and spatial accessibility.</w:t>
-      </w:r>
-      <w:r>
-        <w:rPr>
-          <w:lang w:val="en-US"/>
-        </w:rPr>
-        <w:t xml:space="preserve"> This helps OXXO </w:t>
-      </w:r>
-      <w:r>
-        <w:t>to</w:t>
-      </w:r>
-      <w:r>
-        <w:rPr>
-          <w:rFonts w:eastAsiaTheme="majorEastAsia"/>
-        </w:rPr>
-        <w:t> </w:t>
-      </w:r>
-      <w:r>
-        <w:t>maximize its market reach and ensure high levels of consumer visibility.</w:t>
-      </w:r>
-      <w:r>
-        <w:t xml:space="preserve"> </w:t>
-      </w:r>
-      <w:proofErr w:type="gramStart"/>
-      <w:r>
-        <w:t>Figure</w:t>
-      </w:r>
-      <w:proofErr w:type="gramEnd"/>
-      <w:r>
-        <w:t xml:space="preserve">~\ref{fig:oxxo_transmilenio_vias} graphically </w:t>
-      </w:r>
-      <w:r>
-        <w:t>tries to show</w:t>
-      </w:r>
-      <w:r>
-        <w:t xml:space="preserve"> this correlation by plotting the city’s arterial roads, main avenues, and Transmilenio stations (Bogotá's</w:t>
-      </w:r>
-      <w:r>
-        <w:rPr>
-          <w:rFonts w:eastAsiaTheme="majorEastAsia"/>
-        </w:rPr>
-        <w:t> </w:t>
-      </w:r>
-      <w:r>
-        <w:t>Bus Rapid Transit</w:t>
-      </w:r>
-      <w:r>
-        <w:rPr>
-          <w:rFonts w:eastAsiaTheme="majorEastAsia"/>
-        </w:rPr>
-        <w:t> </w:t>
-      </w:r>
-      <w:r>
-        <w:t>system); it shows that by 2025, OXXO locations</w:t>
-      </w:r>
-      <w:r>
-        <w:rPr>
-          <w:rFonts w:eastAsiaTheme="majorEastAsia"/>
-        </w:rPr>
-        <w:t> </w:t>
-      </w:r>
-      <w:r>
-        <w:t>tend to group along these major transport corridor</w:t>
-      </w:r>
-      <w:r>
-        <w:t>s. Also, in section</w:t>
-      </w:r>
-      <w:r>
-        <w:t>~\ref{</w:t>
-      </w:r>
-      <w:r>
-        <w:t>sec:Statistics</w:t>
-      </w:r>
-      <w:r>
-        <w:t>}</w:t>
-      </w:r>
-      <w:r>
-        <w:t xml:space="preserve"> I show the statistical positive  correlation of  these variables and OXXO locations.</w:t>
-      </w:r>
-      <w:r>
-        <w:rPr>
-          <w:lang w:val="en-US"/>
-        </w:rPr>
-        <w:t>\\</w:t>
-      </w:r>
-    </w:p>
-    <w:p>
-      <w:pPr>
-        <w:spacing w:line="360" w:lineRule="auto"/>
-        <w:ind w:firstLine="720"/>
-        <w:jc w:val="both"/>
-      </w:pPr>
-      <w:r>
-        <w:t>Considering the location strategies, spatial expansion, and neighborhood characteristics associated with OXXO stores, it is reasonable to hypothesize a potential correlation between their presence and patterns of urban crime.</w:t>
-      </w:r>
-      <w:r>
-        <w:tab/>
-      </w:r>
-      <w:r>
-        <w:rPr>
-          <w:lang w:val="en-US"/>
-        </w:rPr>
-        <w:t xml:space="preserve"> </w:t>
-      </w:r>
-      <w:r>
-        <w:rPr>
-          <w:highlight w:val="yellow"/>
-        </w:rPr>
-        <w:t>Their concentration in high foot-traffic areas increases the availability of potential targets for crimes such as robbery or assault</w:t>
-      </w:r>
-      <w:r>
-        <w:rPr>
-          <w:highlight w:val="yellow"/>
-        </w:rPr>
-        <w:t xml:space="preserve"> </w:t>
-      </w:r>
-      <w:r>
-        <w:t>\parencite{Dugato2026, shin2024dollar}</w:t>
-      </w:r>
-      <w:r>
-        <w:rPr>
-          <w:highlight w:val="yellow"/>
-        </w:rPr>
-        <w:t>.</w:t>
-      </w:r>
-      <w:r>
-        <w:t xml:space="preserve"> </w:t>
-      </w:r>
-      <w:r>
-        <w:t>Moreover</w:t>
-      </w:r>
-      <w:r>
-        <w:t xml:space="preserve">, due to their 24-hour format and alcohol sales during the night, OXXO locations </w:t>
-      </w:r>
-      <w:r>
-        <w:t xml:space="preserve">may </w:t>
-      </w:r>
-      <w:r>
-        <w:t xml:space="preserve">serve </w:t>
-      </w:r>
-      <w:r>
-        <w:t>as informal gathering point</w:t>
-      </w:r>
-      <w:r>
-        <w:t xml:space="preserve">s </w:t>
-      </w:r>
-      <w:r>
-        <w:t>which can, under certain conditions,</w:t>
-      </w:r>
-      <w:r>
-        <w:t xml:space="preserve"> </w:t>
-      </w:r>
-      <w:r>
-        <w:t>escalate into conflicts or provide opportunities for illicit activities</w:t>
-      </w:r>
-      <w:r>
-        <w:t xml:space="preserve"> \parencite</w:t>
-      </w:r>
-      <w:r>
-        <w:t>{</w:t>
-      </w:r>
-      <w:r>
-        <w:t>Dugato2026</w:t>
-      </w:r>
-      <w:r>
-        <w:t>}</w:t>
-      </w:r>
-      <w:r>
-        <w:t>.</w:t>
-      </w:r>
-      <w:r>
-        <w:t>\\</w:t>
-      </w:r>
-    </w:p>
-    <w:p>
-      <w:pPr>
-        <w:spacing w:line="360" w:lineRule="auto"/>
-        <w:ind w:firstLine="720"/>
-        <w:jc w:val="both"/>
-      </w:pPr>
-    </w:p>
-    <w:p>
-      <w:pPr>
-        <w:spacing w:line="360" w:lineRule="auto"/>
-        <w:jc w:val="both"/>
-        <w:rPr>
-          <w:b/>
-          <w:bCs/>
-          <w:lang w:val="en-US"/>
-        </w:rPr>
-      </w:pPr>
-      <w:r>
-        <w:rPr>
-          <w:b/>
-          <w:bCs/>
-          <w:lang w:val="en-US"/>
-        </w:rPr>
-        <w:t>2. criminal activity in Bogotá over the years</w:t>
-      </w:r>
-    </w:p>
-    <w:p>
-      <w:pPr>
-        <w:spacing w:line="360" w:lineRule="auto"/>
-        <w:ind w:firstLine="720"/>
-        <w:jc w:val="both"/>
-        <w:rPr>
-          <w:i/>
-          <w:iCs/>
-          <w:lang w:val="en-US"/>
-        </w:rPr>
-      </w:pPr>
-      <w:r>
-        <w:t>During the 1980s and 1990s, Bogotá was among the most unsafe cities in the country, experiencing a surge in narcoterrorism and the assassination of political leaders</w:t>
-      </w:r>
-      <w:r>
-        <w:rPr>
-          <w:lang w:val="en-US"/>
-        </w:rPr>
-        <w:t xml:space="preserve">; in fact, in 1991, </w:t>
-      </w:r>
-      <w:r>
-        <w:t>it reached a rate of 1,287 crimes per 100,000 inhabitants, exceeding that of Medellín (1,160) and Cali (537) \parencite{rodriguez2017ciudad</w:t>
-      </w:r>
-      <w:r>
-        <w:rPr>
-          <w:lang w:val="en-US"/>
-        </w:rPr>
-        <w:t xml:space="preserve">}. However, at the end of the 90s and beginning of the 2000s, crime started to decrease; for example, </w:t>
-      </w:r>
-      <w:r>
-        <w:t>between 1993 and 2002 Bogotá saw an estimated 65\% decrease in the homicide rate, while robbery fell by about 33\%</w:t>
-      </w:r>
-      <w:r>
-        <w:rPr>
-          <w:lang w:val="en-US"/>
-        </w:rPr>
-        <w:t xml:space="preserve">. This shift was driven by </w:t>
-      </w:r>
-      <w:r>
-        <w:t>citizen culture programs, large-scale urban renewal projects, and robust institutional reforms implemented by the majors of this period \</w:t>
-      </w:r>
-      <w:proofErr w:type="gramStart"/>
-      <w:r>
-        <w:t>parencite{</w:t>
-      </w:r>
-      <w:proofErr w:type="gramEnd"/>
-      <w:r>
-        <w:t xml:space="preserve">Sanchez2003, mockus2012building}. </w:t>
-      </w:r>
-      <w:r>
-        <w:t>In recent years, however, urban crime has shown signs of stagnation, with declining trends slowing or reversing.</w:t>
-      </w:r>
-      <w:r>
-        <w:rPr>
-          <w:lang w:val="en-US"/>
-        </w:rPr>
-        <w:t xml:space="preserve"> </w:t>
-      </w:r>
-      <w:r>
-        <w:rPr>
-          <w:lang w:val="en-US"/>
-        </w:rPr>
-        <w:t>Following</w:t>
-      </w:r>
-      <w:r>
-        <w:rPr>
-          <w:lang w:val="en-US"/>
-        </w:rPr>
-        <w:t xml:space="preserve"> the 2019 covid pandemic criminality had </w:t>
-      </w:r>
-      <w:r>
-        <w:t>a significant</w:t>
-      </w:r>
-      <w:r>
-        <w:rPr>
-          <w:rFonts w:eastAsiaTheme="majorEastAsia"/>
-        </w:rPr>
-        <w:t> </w:t>
-      </w:r>
-      <w:r>
-        <w:t xml:space="preserve">rebound, with personal theft surpassing pre-pandemic levels. </w:t>
-      </w:r>
-      <w:r>
-        <w:t>By 2025, despite continued institutional efforts, crime rates in Bogotá have proven difficult to reduce, particularly in relation to homicides and robberies \parencite{(add source)}</w:t>
-      </w:r>
-      <w:r>
-        <w:t>.\\</w:t>
-      </w:r>
-    </w:p>
-    <w:p>
-      <w:pPr>
-        <w:spacing w:line="360" w:lineRule="auto"/>
-        <w:ind w:firstLine="720"/>
-        <w:jc w:val="both"/>
-      </w:pPr>
-      <w:r>
-        <w:lastRenderedPageBreak/>
-        <w:t>Currently, crime in Bogotá, as in most cities, tends to</w:t>
-      </w:r>
-      <w:r>
-        <w:t xml:space="preserve"> </w:t>
-      </w:r>
-      <w:r>
-        <w:t xml:space="preserve">cluster in specific zones. The most insecure Localities (a unit of territorial division that gathers many UPZ) </w:t>
-      </w:r>
-      <w:r>
-        <w:t>a</w:t>
-      </w:r>
-      <w:r>
-        <w:t>re primarily located in the southeastern region of the city, a pattern associated with the presence of criminal organizations, high levels of informality, and deficiencies in human development</w:t>
-      </w:r>
-      <w:r>
-        <w:t xml:space="preserve"> \parencite{probogota2024indice}.</w:t>
-      </w:r>
-      <w:r>
-        <w:rPr>
-          <w:color w:val="000000"/>
-          <w:sz w:val="27"/>
-          <w:szCs w:val="27"/>
-        </w:rPr>
-        <w:t xml:space="preserve"> </w:t>
-      </w:r>
-      <w:r>
-        <w:t>However, this spatial concentration does not imply that all categories of crime peak in the same areas. While homicide rates generally follow this pattern, personal theft exhibits a distinct geographic distribution, with higher concentrations in the northeastern sector of the city \parencite{probogota2022informe}.</w:t>
-      </w:r>
-      <w:r>
-        <w:t xml:space="preserve">\\ </w:t>
-      </w:r>
-    </w:p>
-    <w:p>
-      <w:pPr>
-        <w:spacing w:line="360" w:lineRule="auto"/>
-        <w:ind w:firstLine="720"/>
-        <w:jc w:val="both"/>
-      </w:pPr>
-      <w:r>
-        <w:t>Figure~\ref{fig:</w:t>
-      </w:r>
-      <w:r>
-        <w:t>fourpanelCrime</w:t>
-      </w:r>
-      <w:r>
-        <w:t xml:space="preserve">} </w:t>
-      </w:r>
-      <w:r>
-        <w:t xml:space="preserve">illustrates </w:t>
-      </w:r>
-      <w:r>
-        <w:t xml:space="preserve">this behaviour as it displays how personal theft rates distribute throughout Bogotá´s UPZs over the years. These maps also highlight that between 2015 and 2021 (and even later, as it can be noted in ProBogota’s annual security informs </w:t>
-      </w:r>
-      <w:r>
-        <w:rPr>
-          <w:lang w:val="en-US"/>
-        </w:rPr>
-        <w:t>(\footnote{\hl{PIE DE PAGINA)}}</w:t>
-      </w:r>
-      <w:r>
-        <w:t>) this tendency has not drastically changed</w:t>
-      </w:r>
-      <w:r>
-        <w:t>.</w:t>
-      </w:r>
-      <w:r>
-        <w:t xml:space="preserve"> </w:t>
-      </w:r>
-      <w:r>
-        <w:t xml:space="preserve">This persistence suggests </w:t>
-      </w:r>
-      <w:r>
-        <w:t xml:space="preserve">that there are environmental characteristics that keep favoring robberies or attracting offenders. </w:t>
-      </w:r>
-      <w:r>
-        <w:t xml:space="preserve">Among these characteristics </w:t>
-      </w:r>
-      <w:r>
-        <w:t>are</w:t>
-      </w:r>
-      <w:r>
-        <w:rPr>
-          <w:rFonts w:eastAsiaTheme="majorEastAsia"/>
-        </w:rPr>
-        <w:t> </w:t>
-      </w:r>
-      <w:r>
-        <w:t>high pedestrian traffic, a dense concentration of commercial land use, and proximity to the city’s main transit corridors</w:t>
-      </w:r>
-      <w:r>
-        <w:rPr>
-          <w:b/>
-          <w:bCs/>
-        </w:rPr>
-        <w:t>.</w:t>
-      </w:r>
-      <w:r>
-        <w:t>\\</w:t>
-      </w:r>
-    </w:p>
-    <w:p>
-      <w:pPr>
-        <w:spacing w:line="360" w:lineRule="auto"/>
-        <w:ind w:firstLine="720"/>
-        <w:jc w:val="both"/>
-      </w:pPr>
-      <w:r>
-        <w:t xml:space="preserve">It is precisely within these high-activity environments that OXXO has focused its expansion. Consequently, </w:t>
-      </w:r>
-      <w:r>
-        <w:t>f</w:t>
-      </w:r>
-      <w:r>
-        <w:t>or this research, f</w:t>
-      </w:r>
-      <w:r>
-        <w:t>actors that favor crime clustering must be taken into accoun</w:t>
-      </w:r>
-      <w:r>
-        <w:t>t</w:t>
-      </w:r>
-      <w:r>
-        <w:t xml:space="preserve">. </w:t>
-      </w:r>
-      <w:r>
-        <w:t xml:space="preserve">If OXXO stores tend to locate in inherently high-crime areas, it becomes essential to assess whether their presence contributes to an increase in crime or whether both </w:t>
-      </w:r>
-      <w:r>
-        <w:t>the</w:t>
-      </w:r>
-      <w:r>
-        <w:t xml:space="preserve"> stores and offenders are </w:t>
-      </w:r>
-      <w:r>
-        <w:t xml:space="preserve">are simply drawn </w:t>
-      </w:r>
-      <w:r>
-        <w:t>to the same high-activity ‘nodes.’ </w:t>
-      </w:r>
-      <w:r>
-        <w:t xml:space="preserve"> </w:t>
-      </w:r>
-      <w:r>
-        <w:t>In this sense, OXXO locations may function either as crime generators or as crime attractors.</w:t>
-      </w:r>
-    </w:p>
-    <w:p>
-      <w:pPr>
-        <w:spacing w:line="360" w:lineRule="auto"/>
-        <w:jc w:val="both"/>
-      </w:pPr>
-    </w:p>
-    <w:p>
-      <w:pPr>
-        <w:spacing w:line="360" w:lineRule="auto"/>
-        <w:jc w:val="both"/>
-      </w:pPr>
-    </w:p>
-    <w:p>
-      <w:pPr>
-        <w:spacing w:line="360" w:lineRule="auto"/>
-        <w:jc w:val="both"/>
-      </w:pPr>
-    </w:p>
-    <w:p>
-      <w:pPr>
-        <w:spacing w:line="360" w:lineRule="auto"/>
-        <w:jc w:val="both"/>
-      </w:pPr>
-    </w:p>
-    <w:p>
-      <w:pPr>
-        <w:spacing w:line="360" w:lineRule="auto"/>
-        <w:jc w:val="both"/>
-      </w:pPr>
-    </w:p>
-    <w:p>
-      <w:pPr>
-        <w:spacing w:line="360" w:lineRule="auto"/>
-        <w:jc w:val="both"/>
-      </w:pPr>
-    </w:p>
-    <w:p>
-      <w:pPr>
-        <w:spacing w:line="360" w:lineRule="auto"/>
-        <w:jc w:val="both"/>
-      </w:pPr>
-    </w:p>
-    <w:p>
-      <w:pPr>
-        <w:spacing w:line="360" w:lineRule="auto"/>
-        <w:jc w:val="both"/>
-      </w:pPr>
-    </w:p>
-    <w:p>
-      <w:pPr>
-        <w:spacing w:line="360" w:lineRule="auto"/>
-        <w:jc w:val="both"/>
-      </w:pPr>
-    </w:p>
-    <w:p>
-      <w:pPr>
-        <w:spacing w:line="360" w:lineRule="auto"/>
-        <w:jc w:val="both"/>
-      </w:pPr>
-    </w:p>
-    <w:p>
-      <w:pPr>
-        <w:spacing w:line="360" w:lineRule="auto"/>
-        <w:jc w:val="both"/>
-        <w:rPr>
-          <w:b/>
-          <w:bCs/>
-          <w:lang w:val="en-US"/>
-        </w:rPr>
-      </w:pPr>
-      <w:r>
-        <w:rPr>
-          <w:b/>
-          <w:bCs/>
-          <w:lang w:val="en-US"/>
-        </w:rPr>
-        <w:lastRenderedPageBreak/>
-        <w:t xml:space="preserve">LITERATURE REVIEW: </w:t>
-      </w:r>
-    </w:p>
-    <w:p>
-      <w:pPr>
-        <w:spacing w:line="360" w:lineRule="auto"/>
-        <w:ind w:firstLine="720"/>
-        <w:jc w:val="both"/>
-      </w:pPr>
-      <w:r>
-        <w:rPr>
-          <w:lang w:val="en-US"/>
-        </w:rPr>
-        <w:t xml:space="preserve">In the context of urban economics, spatial econometrics and crime literature, various studies have explored how </w:t>
-      </w:r>
-      <w:r>
-        <w:t>built environment features</w:t>
-      </w:r>
-      <w:r>
-        <w:rPr>
-          <w:rFonts w:eastAsiaTheme="majorEastAsia"/>
-        </w:rPr>
-        <w:t> </w:t>
-      </w:r>
-      <w:r>
-        <w:t>and infrastructure shape</w:t>
-      </w:r>
-      <w:r>
-        <w:rPr>
-          <w:rFonts w:eastAsiaTheme="majorEastAsia"/>
-        </w:rPr>
-        <w:t> </w:t>
-      </w:r>
-      <w:r>
-        <w:rPr>
-          <w:lang w:val="en-US"/>
-        </w:rPr>
-        <w:t xml:space="preserve">crime activity in cities. </w:t>
-      </w:r>
-      <w:proofErr w:type="gramStart"/>
-      <w:r>
-        <w:rPr>
-          <w:lang w:val="en-US"/>
-        </w:rPr>
-        <w:t>A number of</w:t>
-      </w:r>
-      <w:proofErr w:type="gramEnd"/>
-      <w:r>
-        <w:rPr>
-          <w:lang w:val="en-US"/>
-        </w:rPr>
-        <w:t xml:space="preserve"> empirical analyses </w:t>
-      </w:r>
-      <w:r>
-        <w:t xml:space="preserve">have investigated this by exploring the causal impact of urban public transit on crime. </w:t>
-      </w:r>
-      <w:r>
-        <w:rPr>
-          <w:lang w:val="en-US"/>
-        </w:rPr>
-        <w:t xml:space="preserve"> \</w:t>
-      </w:r>
-      <w:proofErr w:type="gramStart"/>
-      <w:r>
-        <w:rPr>
-          <w:lang w:val="en-US"/>
-        </w:rPr>
-        <w:t>cite</w:t>
-      </w:r>
-      <w:proofErr w:type="gramEnd"/>
-      <w:r>
-        <w:rPr>
-          <w:lang w:val="en-US"/>
-        </w:rPr>
-        <w:t>{</w:t>
-      </w:r>
-      <w:r>
-        <w:t>ijgi10100632}</w:t>
-      </w:r>
-      <w:r>
-        <w:rPr>
-          <w:lang w:val="en-US"/>
-        </w:rPr>
-        <w:t xml:space="preserve">, for example, </w:t>
-      </w:r>
-      <w:r>
-        <w:t>assessed the impact of two new subway lines implemented in 2017 in ZG city, China, on thefts in the surrounding areas. By employing a</w:t>
-      </w:r>
-      <w:r>
-        <w:rPr>
-          <w:rFonts w:eastAsiaTheme="majorEastAsia"/>
-        </w:rPr>
-        <w:t> </w:t>
-      </w:r>
-      <w:r>
-        <w:t>Difference-in-Differences (DiD)</w:t>
-      </w:r>
-      <w:r>
-        <w:rPr>
-          <w:rFonts w:eastAsiaTheme="majorEastAsia"/>
-        </w:rPr>
-        <w:t> </w:t>
-      </w:r>
-      <w:r>
-        <w:t xml:space="preserve">framework, they found that in the short run, theft increased by 15\%. </w:t>
-      </w:r>
-      <w:r>
-        <w:rPr>
-          <w:lang w:val="en-US"/>
-        </w:rPr>
-        <w:t xml:space="preserve">Others, on the other hand, have ventured to explore the paper of new urban policies and </w:t>
-      </w:r>
-      <w:r>
-        <w:t xml:space="preserve">infrastructure interventions </w:t>
-      </w:r>
-      <w:r>
-        <w:rPr>
-          <w:lang w:val="en-US"/>
-        </w:rPr>
-        <w:t>on this topic. \</w:t>
-      </w:r>
-      <w:proofErr w:type="gramStart"/>
-      <w:r>
-        <w:rPr>
-          <w:lang w:val="en-US"/>
-        </w:rPr>
-        <w:t>cite</w:t>
-      </w:r>
-      <w:proofErr w:type="gramEnd"/>
-      <w:r>
-        <w:rPr>
-          <w:lang w:val="en-US"/>
-        </w:rPr>
-        <w:t>{</w:t>
-      </w:r>
-      <w:r>
-        <w:t>dominguez2022crimetime</w:t>
-      </w:r>
-      <w:r>
-        <w:rPr>
-          <w:lang w:val="en-US"/>
-        </w:rPr>
-        <w:t xml:space="preserve">} paper is one case, as they study </w:t>
-      </w:r>
-      <w:r>
-        <w:t>the causal effect of ambient light on crime in Santiago, Chile, by using the "Daylight Saving Time" policy as a natural experiment. Due to this policy, they could find that an increase of one hour of</w:t>
-      </w:r>
-      <w:r>
-        <w:rPr>
-          <w:rFonts w:eastAsiaTheme="majorEastAsia"/>
-        </w:rPr>
-        <w:t> </w:t>
-      </w:r>
-      <w:r>
-        <w:t xml:space="preserve">ambient light exposure between 7 and 9 reduced thefts by 30\%. </w:t>
-      </w:r>
-      <w:r>
-        <w:t>These studies emphasize that urban interventions do not just shift crime spatially, but actively reshape the rational choice of offenders by creating or eliminating environmental opportunities for illicit activity.</w:t>
-      </w:r>
-      <w:r>
-        <w:t>\\</w:t>
-      </w:r>
-    </w:p>
-    <w:p>
-      <w:pPr>
-        <w:spacing w:line="360" w:lineRule="auto"/>
-        <w:ind w:firstLine="720"/>
-        <w:jc w:val="both"/>
-      </w:pPr>
-      <w:r>
-        <w:rPr>
-          <w:lang w:val="en-US"/>
-        </w:rPr>
-        <w:t>Retail chains can be considered as built</w:t>
-      </w:r>
-      <w:r>
-        <w:t xml:space="preserve"> environment features</w:t>
-      </w:r>
-      <w:r>
-        <w:rPr>
-          <w:rFonts w:eastAsiaTheme="majorEastAsia"/>
-        </w:rPr>
-        <w:t> </w:t>
-      </w:r>
-      <w:r>
-        <w:rPr>
-          <w:lang w:val="en-US"/>
-        </w:rPr>
-        <w:t xml:space="preserve">that may influence urban crime activity. While different studies have </w:t>
-      </w:r>
-      <w:r>
-        <w:t xml:space="preserve">extensively explored their role, these previous inquiries </w:t>
-      </w:r>
-      <w:r>
-        <w:rPr>
-          <w:lang w:val="en-US"/>
-        </w:rPr>
-        <w:t>have their own limitations</w:t>
-      </w:r>
-      <w:r>
-        <w:t>. A substantial body of research dates back to the pre-2000s era,</w:t>
-      </w:r>
-      <w:r>
-        <w:rPr>
-          <w:lang w:val="en-US"/>
-        </w:rPr>
-        <w:t xml:space="preserve"> meaning that their findings do not contemplate the current urban dynamics of modern cities. Nonetheless</w:t>
-      </w:r>
-      <w:r>
-        <w:t>, these foundational studies provide a critical perspective on the underlying mechanics of crime</w:t>
-      </w:r>
-      <w:r>
-        <w:rPr>
-          <w:lang w:val="en-US"/>
-        </w:rPr>
-        <w:t xml:space="preserve">. For instance, early </w:t>
-      </w:r>
-      <w:r>
-        <w:t xml:space="preserve">investigations focused on identifying the </w:t>
-      </w:r>
-      <w:r>
-        <w:rPr>
-          <w:lang w:val="en-US"/>
-        </w:rPr>
-        <w:t xml:space="preserve">characteristics that influenced the propensity of convenience stores to be </w:t>
-      </w:r>
-      <w:r>
-        <w:t>targeted for robbery</w:t>
-      </w:r>
-      <w:r>
-        <w:rPr>
-          <w:lang w:val="en-US"/>
-        </w:rPr>
-        <w:t>. They identified that stores that operated for longer hours at night were more likely to be robbed, as there are fewer people around \parencitecite{</w:t>
-      </w:r>
-      <w:r>
-        <w:t>dalessio1990crime</w:t>
-      </w:r>
-      <w:r>
-        <w:rPr>
-          <w:lang w:val="en-US"/>
-        </w:rPr>
-        <w:t xml:space="preserve">}. Others found that these types of stores were more prone to be robbed due to the lack of </w:t>
-      </w:r>
-      <w:r>
-        <w:t>visible security such as police presence, security guards, or effective alarm systems \</w:t>
-      </w:r>
-      <w:proofErr w:type="gramStart"/>
-      <w:r>
-        <w:t>parencitecite{</w:t>
-      </w:r>
-      <w:proofErr w:type="gramEnd"/>
-      <w:r>
-        <w:t xml:space="preserve">Wellford1997, </w:t>
-      </w:r>
-      <w:r>
-        <w:t>Dugato2026</w:t>
-      </w:r>
-      <w:r>
-        <w:t>}</w:t>
-      </w:r>
-      <w:r>
-        <w:rPr>
-          <w:lang w:val="en-US"/>
-        </w:rPr>
-        <w:t xml:space="preserve">. Although useful, they fail to account for convenience stores’ role on crime of their </w:t>
-      </w:r>
-      <w:proofErr w:type="spellStart"/>
-      <w:r>
-        <w:rPr>
-          <w:lang w:val="en-US"/>
-        </w:rPr>
-        <w:t>i</w:t>
-      </w:r>
-      <w:proofErr w:type="spellEnd"/>
-      <w:r>
-        <w:t>mmediate surroundings</w:t>
-      </w:r>
-      <w:r>
-        <w:rPr>
-          <w:lang w:val="en-US"/>
-        </w:rPr>
-        <w:t>.\\</w:t>
-      </w:r>
-    </w:p>
-    <w:p>
-      <w:pPr>
-        <w:spacing w:line="360" w:lineRule="auto"/>
-        <w:ind w:firstLine="720"/>
-        <w:jc w:val="both"/>
-      </w:pPr>
-      <w:r>
-        <w:rPr>
-          <w:lang w:val="en-US"/>
-        </w:rPr>
-        <w:t xml:space="preserve">On the other hand, other recent publications </w:t>
-      </w:r>
-      <w:r>
-        <w:t>have examined the influence of</w:t>
-      </w:r>
-      <w:r>
-        <w:rPr>
-          <w:rFonts w:eastAsiaTheme="majorEastAsia"/>
-        </w:rPr>
-        <w:t> </w:t>
-      </w:r>
-      <w:r>
-        <w:t>analogous commercial establishments</w:t>
-      </w:r>
-      <w:r>
-        <w:rPr>
-          <w:rFonts w:eastAsiaTheme="majorEastAsia"/>
-        </w:rPr>
-        <w:t> </w:t>
-      </w:r>
-      <w:r>
-        <w:t>on urban crime</w:t>
-      </w:r>
-      <w:r>
-        <w:rPr>
-          <w:lang w:val="en-US"/>
-        </w:rPr>
-        <w:t xml:space="preserve">. </w:t>
-      </w:r>
-      <w:r>
-        <w:t>While some of these studies do not focus exclusively on convenience stores, they utilize other retail outlets with similar operational profiles which can serve as proxies for what this thesis aims to investigate.</w:t>
-      </w:r>
-      <w:r>
-        <w:rPr>
-          <w:rFonts w:eastAsiaTheme="majorEastAsia"/>
-        </w:rPr>
-        <w:t> </w:t>
-      </w:r>
-      <w:r>
-        <w:t xml:space="preserve">\textcite{askey2018fast} is and example </w:t>
-      </w:r>
-      <w:r>
-        <w:lastRenderedPageBreak/>
-        <w:t>as the authors</w:t>
-      </w:r>
-      <w:r>
-        <w:rPr>
-          <w:rFonts w:eastAsiaTheme="majorEastAsia"/>
-        </w:rPr>
-        <w:t> </w:t>
-      </w:r>
-      <w:r>
-        <w:t>pooled data</w:t>
-      </w:r>
-      <w:r>
-        <w:rPr>
-          <w:rFonts w:eastAsiaTheme="majorEastAsia"/>
-        </w:rPr>
-        <w:t> </w:t>
-      </w:r>
-      <w:r>
-        <w:t>from fast-food restaurants and convenience stores in Seattle. They used sales revenue as a proxy</w:t>
-      </w:r>
-      <w:r>
-        <w:rPr>
-          <w:rFonts w:eastAsiaTheme="majorEastAsia"/>
-        </w:rPr>
-        <w:t> </w:t>
-      </w:r>
-      <w:r>
-        <w:t>for human activity to count the different levels of operational intensity</w:t>
-      </w:r>
-      <w:r>
-        <w:rPr>
-          <w:rFonts w:eastAsiaTheme="majorEastAsia"/>
-        </w:rPr>
-        <w:t> </w:t>
-      </w:r>
-      <w:r>
-        <w:t>across locations, and aimed to explain crime patterns in the immediate surroundings of these establishments. Their results indicate that stores with higher average sales were associated with with a</w:t>
-      </w:r>
-      <w:r>
-        <w:rPr>
-          <w:rFonts w:eastAsiaTheme="majorEastAsia"/>
-        </w:rPr>
-        <w:t> </w:t>
-      </w:r>
-      <w:r>
-        <w:t>7.4\% increase</w:t>
-      </w:r>
-      <w:r>
-        <w:rPr>
-          <w:rFonts w:eastAsiaTheme="majorEastAsia"/>
-        </w:rPr>
-        <w:t> </w:t>
-      </w:r>
-      <w:r>
-        <w:t xml:space="preserve">in expected crime counts. Conversely, \cite{feng2019aggravating} contribute to this discussion by finding that </w:t>
-      </w:r>
-      <w:r>
-        <w:rPr>
-          <w:lang w:val="en-US"/>
-        </w:rPr>
-        <w:t xml:space="preserve">alcohol outlets influenced the likelihood of aggravated assault and street robbery in New York City. </w:t>
-      </w:r>
-      <w:r>
-        <w:t xml:space="preserve">Their findings reveal </w:t>
-      </w:r>
-      <w:r>
-        <w:rPr>
-          <w:lang w:val="en-US"/>
-        </w:rPr>
-        <w:t>differential impacts depending on the type of outlet (if it is a bar, a grocery store, or other similar establishment); for instance, the authors highlighted that in</w:t>
-      </w:r>
-      <w:r>
-        <w:t xml:space="preserve"> Manhattan and the Bronx, proximity within two blocks of a grocery store increased the</w:t>
-      </w:r>
-      <w:r>
-        <w:rPr>
-          <w:rFonts w:eastAsiaTheme="majorEastAsia"/>
-        </w:rPr>
-        <w:t> </w:t>
-      </w:r>
-      <w:r>
-        <w:t xml:space="preserve">relative risk of street robbery by more than sixfold.\\ </w:t>
-      </w:r>
-    </w:p>
-    <w:p>
-      <w:pPr>
-        <w:spacing w:line="360" w:lineRule="auto"/>
-        <w:ind w:firstLine="720"/>
-        <w:jc w:val="both"/>
-        <w:rPr>
-          <w:lang w:val="en-US"/>
-        </w:rPr>
-      </w:pPr>
-      <w:r>
-        <w:t xml:space="preserve">Another relevant investigation is the one of </w:t>
-      </w:r>
-      <w:r>
-        <w:rPr>
-          <w:lang w:val="en-US"/>
-        </w:rPr>
-        <w:t>\</w:t>
-      </w:r>
-      <w:proofErr w:type="spellStart"/>
-      <w:r>
-        <w:rPr>
-          <w:lang w:val="en-US"/>
-        </w:rPr>
-        <w:t>parencite</w:t>
-      </w:r>
-      <w:proofErr w:type="spellEnd"/>
-      <w:r>
-        <w:rPr>
-          <w:lang w:val="en-US"/>
-        </w:rPr>
-        <w:t>{</w:t>
-      </w:r>
-      <w:r>
-        <w:t>shin2024dollar</w:t>
-      </w:r>
-      <w:r>
-        <w:t xml:space="preserve">}. Shin used a DiD approach to invetigate the impact of dollar stores on </w:t>
-      </w:r>
-      <w:r>
-        <w:rPr>
-          <w:lang w:val="en-US"/>
-        </w:rPr>
-        <w:t>localized violent crime patterns in Chicago</w:t>
-      </w:r>
-      <w:r>
-        <w:rPr>
-          <w:lang w:val="en-US"/>
-        </w:rPr>
-        <w:t xml:space="preserve">. </w:t>
-      </w:r>
-      <w:r>
-        <w:t xml:space="preserve">To ensure the treatment and control groups were as homogeneous as possible, the author created localized areas using a 250-feet buffer for the treatment group and a 250-to-354-feet outer ring as the control. </w:t>
-      </w:r>
-      <w:r>
-        <w:rPr>
-          <w:lang w:val="en-US"/>
-        </w:rPr>
-        <w:t xml:space="preserve">At the end, this research found that </w:t>
-      </w:r>
-      <w:r>
-        <w:t>store openings lead to a 21.5</w:t>
-      </w:r>
-      <w:r>
-        <w:t>\</w:t>
-      </w:r>
-      <w:r>
-        <w:t>% increase in violent crime (0.17 incidents per quarter), a result primarily driven by a 38</w:t>
-      </w:r>
-      <w:r>
-        <w:t>\</w:t>
-      </w:r>
-      <w:r>
-        <w:t>% surge in robberies.</w:t>
-      </w:r>
-      <w:r>
-        <w:rPr>
-          <w:lang w:val="en-US"/>
-        </w:rPr>
-        <w:t>\\</w:t>
-      </w:r>
-    </w:p>
-    <w:p>
-      <w:pPr>
-        <w:spacing w:line="360" w:lineRule="auto"/>
-        <w:ind w:firstLine="720"/>
-        <w:jc w:val="both"/>
-      </w:pPr>
-      <w:r>
-        <w:t>Although these studies offer a useful baseline</w:t>
-      </w:r>
-      <w:r>
-        <w:rPr>
-          <w:lang w:val="en-US"/>
-        </w:rPr>
-        <w:t xml:space="preserve"> of how convenience stores, and specifically OXXO, impact nearby crime, </w:t>
-      </w:r>
-      <w:r>
-        <w:t>they present an incomplete perspective as</w:t>
-      </w:r>
-      <w:r>
-        <w:rPr>
-          <w:lang w:val="en-US"/>
-        </w:rPr>
-        <w:t xml:space="preserve"> they exclusively explored this nexus in cities of high-income nations. To build a more robust theory, these hypotheses must be tested </w:t>
-      </w:r>
-      <w:r>
-        <w:t>within</w:t>
-      </w:r>
-      <w:r>
-        <w:rPr>
-          <w:rFonts w:eastAsiaTheme="majorEastAsia"/>
-        </w:rPr>
-        <w:t> </w:t>
-      </w:r>
-      <w:r>
-        <w:t xml:space="preserve">Latin American cities </w:t>
-      </w:r>
-      <w:r>
-        <w:rPr>
-          <w:lang w:val="en-US"/>
-        </w:rPr>
-        <w:t xml:space="preserve">which have </w:t>
-      </w:r>
-      <w:proofErr w:type="gramStart"/>
-      <w:r>
-        <w:rPr>
-          <w:lang w:val="en-US"/>
-        </w:rPr>
-        <w:t>particular urban</w:t>
-      </w:r>
-      <w:proofErr w:type="gramEnd"/>
-      <w:r>
-        <w:rPr>
-          <w:lang w:val="en-US"/>
-        </w:rPr>
-        <w:t xml:space="preserve"> dynamics. Many papers argue that convenience stores are normally located in </w:t>
-      </w:r>
-      <w:r>
-        <w:t>socio-economically disadvantaged areas</w:t>
-      </w:r>
-      <w:r>
-        <w:rPr>
-          <w:lang w:val="en-US"/>
-        </w:rPr>
-        <w:t xml:space="preserve"> </w:t>
-      </w:r>
-      <w:r>
-        <w:t>where poverty, social disorganization, and lack of community resources exacerbate crime risks</w:t>
-      </w:r>
-      <w:r>
-        <w:rPr>
-          <w:lang w:val="en-US"/>
-        </w:rPr>
-        <w:t xml:space="preserve"> \</w:t>
-      </w:r>
-      <w:proofErr w:type="spellStart"/>
-      <w:proofErr w:type="gramStart"/>
-      <w:r>
-        <w:rPr>
-          <w:lang w:val="en-US"/>
-        </w:rPr>
-        <w:t>parencite</w:t>
-      </w:r>
-      <w:proofErr w:type="spellEnd"/>
-      <w:r>
-        <w:rPr>
-          <w:lang w:val="en-US"/>
-        </w:rPr>
-        <w:t>{</w:t>
-      </w:r>
-      <w:proofErr w:type="gramEnd"/>
-      <w:r>
-        <w:t>shin2024dollar</w:t>
-      </w:r>
-      <w:r>
-        <w:t xml:space="preserve">, </w:t>
-      </w:r>
-      <w:r>
-        <w:t>Dugato2026</w:t>
-      </w:r>
-      <w:r>
-        <w:rPr>
-          <w:lang w:val="en-US"/>
-        </w:rPr>
-        <w:t xml:space="preserve">}, but in cities like Bogotá the situation is not analogous. OXXO in Bogotá, for instance, does not follow this rule as it instead prioritizes to open locations in middle to high income neighborhoods, and places with high commercial activity and influx of people.\\ </w:t>
-      </w:r>
-    </w:p>
-    <w:p>
-      <w:pPr>
-        <w:spacing w:line="360" w:lineRule="auto"/>
-        <w:ind w:firstLine="720"/>
-        <w:jc w:val="both"/>
-      </w:pPr>
-      <w:r>
-        <w:t>In</w:t>
-      </w:r>
-      <w:r>
-        <w:rPr>
-          <w:rFonts w:eastAsiaTheme="majorEastAsia"/>
-        </w:rPr>
-        <w:t> </w:t>
-      </w:r>
-      <w:r>
-        <w:t>Latin America, the economic literature regarding convenience stores remains</w:t>
-      </w:r>
-      <w:r>
-        <w:rPr>
-          <w:rFonts w:eastAsiaTheme="majorEastAsia"/>
-        </w:rPr>
-        <w:t> </w:t>
-      </w:r>
-      <w:r>
-        <w:t>limited. Recent investigations have explored their causal role on various</w:t>
-      </w:r>
-      <w:r>
-        <w:rPr>
-          <w:rFonts w:eastAsiaTheme="majorEastAsia"/>
-        </w:rPr>
-        <w:t> </w:t>
-      </w:r>
-      <w:r>
-        <w:t>labor market indicators \parencite{delgado2024, marcos2022}. However, despite this growing interest in labor dynamics, the</w:t>
-      </w:r>
-      <w:r>
-        <w:rPr>
-          <w:rFonts w:eastAsiaTheme="majorEastAsia"/>
-        </w:rPr>
-        <w:t> </w:t>
-      </w:r>
-      <w:r>
-        <w:t>spatial relationship</w:t>
-      </w:r>
-      <w:r>
-        <w:rPr>
-          <w:rFonts w:eastAsiaTheme="majorEastAsia"/>
-        </w:rPr>
-        <w:t> </w:t>
-      </w:r>
-      <w:r>
-        <w:t xml:space="preserve">between these establishments and urban security in the region has been largely overlooked. Specifically in </w:t>
-      </w:r>
-      <w:r>
-        <w:rPr>
-          <w:lang w:val="en-US"/>
-        </w:rPr>
-        <w:t>Bogotá</w:t>
-      </w:r>
-      <w:r>
-        <w:t xml:space="preserve"> crime literature has primarily focused on public </w:t>
-      </w:r>
-      <w:r>
-        <w:lastRenderedPageBreak/>
-        <w:t xml:space="preserve">transport, general socioeconomic urban caracteristics, and policy intervention impact on crime \parencite{moreno2005impacto, bacares2013impact}.\\ </w:t>
-      </w:r>
-    </w:p>
-    <w:p>
-      <w:pPr>
-        <w:spacing w:line="360" w:lineRule="auto"/>
-        <w:ind w:firstLine="720"/>
-        <w:jc w:val="both"/>
-      </w:pPr>
-      <w:r>
-        <w:t>The investigations that have actually explored this topic are counted. For example,  \cite{jaramillo2021low} used the same method as \parencite{</w:t>
-      </w:r>
-      <w:r>
-        <w:t>shin2024dollar</w:t>
-      </w:r>
-      <w:r>
-        <w:t xml:space="preserve">} to study the effect of D1 hard discount stores </w:t>
-      </w:r>
-      <w:r>
-        <w:t xml:space="preserve">on the crime around the </w:t>
-      </w:r>
-      <w:r>
-        <w:t>areas</w:t>
-      </w:r>
-      <w:r>
-        <w:t xml:space="preserve"> where </w:t>
-      </w:r>
-      <w:r>
-        <w:t>they</w:t>
-      </w:r>
-      <w:r>
-        <w:t xml:space="preserve"> ope</w:t>
-      </w:r>
-      <w:r>
-        <w:t xml:space="preserve">n in </w:t>
-      </w:r>
-      <w:r>
-        <w:t>Bogotá.</w:t>
-      </w:r>
-      <w:r>
-        <w:t xml:space="preserve"> Although D1s are not convenience stores per se, they attract a similar type of costumers and and often share similar spatial locations with OXXO outlets. By analyzing the period of 2016 to 2019 and employing the same information utilized in this thesis (</w:t>
-      </w:r>
-      <w:r>
-        <w:t xml:space="preserve">within </w:t>
-      </w:r>
-      <w:r>
-        <w:t>SIEDCO</w:t>
-      </w:r>
-      <w:r>
-        <w:t xml:space="preserve"> infromation system</w:t>
-      </w:r>
-      <w:r>
-        <w:t>), the authors found that D1 openings caused a</w:t>
-      </w:r>
-      <w:r>
-        <w:rPr>
-          <w:rFonts w:eastAsiaTheme="majorEastAsia"/>
-        </w:rPr>
-        <w:t> </w:t>
-      </w:r>
-      <w:r>
-        <w:t>33.4\% average reduction</w:t>
-      </w:r>
-      <w:r>
-        <w:rPr>
-          <w:rFonts w:eastAsiaTheme="majorEastAsia"/>
-        </w:rPr>
-        <w:t> </w:t>
-      </w:r>
-      <w:r>
-        <w:t>in crime density per block. They attributed this impact to the</w:t>
-      </w:r>
-      <w:r>
-        <w:rPr>
-          <w:rFonts w:eastAsiaTheme="majorEastAsia"/>
-        </w:rPr>
-        <w:t> </w:t>
-      </w:r>
-      <w:r>
-        <w:t>'eyes on the street' phenomenon, suggesting that the increased pedestrian flow acts as a form of</w:t>
-      </w:r>
-      <w:r>
-        <w:rPr>
-          <w:rFonts w:eastAsiaTheme="majorEastAsia"/>
-        </w:rPr>
-        <w:t> </w:t>
-      </w:r>
-      <w:r>
-        <w:t>informal guardianship</w:t>
-      </w:r>
-      <w:r>
-        <w:rPr>
-          <w:rFonts w:eastAsiaTheme="majorEastAsia"/>
-        </w:rPr>
-        <w:t> </w:t>
-      </w:r>
-      <w:r>
-        <w:t xml:space="preserve">that deters criminal activity \parencite{jacobs1961death, jaramillo2021low}.\\ </w:t>
-      </w:r>
-    </w:p>
-    <w:p>
-      <w:pPr>
-        <w:spacing w:line="360" w:lineRule="auto"/>
-        <w:ind w:firstLine="720"/>
-        <w:jc w:val="both"/>
-      </w:pPr>
-      <w:r>
-        <w:t xml:space="preserve">As noted, the body of literature that explores the impact of convenience stores on crime in Latinamerica is reduced, and </w:t>
-      </w:r>
-      <w:r>
-        <w:t>virtually non-existent in the Colombian context.</w:t>
-      </w:r>
-      <w:r>
-        <w:t xml:space="preserve"> In this thesis I aim to fill this gap by evaluating the impact of OXXO store openings on local crime in Bogotá. </w:t>
-      </w:r>
-      <w:r>
-        <w:t>Given their rapid expansion and market dominance, OXXO stores serve as a primary actor and a representative proxy for modern convenience retail</w:t>
-      </w:r>
-      <w:r>
-        <w:t xml:space="preserve"> in the city. Additionally, this analisis is particularly relevant in a context where crime remains a public policy priority and a growing concern for Bogota</w:t>
-      </w:r>
-      <w:r>
-        <w:rPr>
-          <w:lang w:val="en-US"/>
-        </w:rPr>
-        <w:t xml:space="preserve">’s </w:t>
-      </w:r>
-      <w:r>
-        <w:t>inhabitants.</w:t>
-      </w:r>
-    </w:p>
-    <w:p>
-      <w:pPr>
-        <w:spacing w:line="360" w:lineRule="auto"/>
-        <w:ind w:firstLine="720"/>
-        <w:jc w:val="both"/>
-      </w:pPr>
-    </w:p>
-    <w:p>
-      <w:pPr>
-        <w:spacing w:line="360" w:lineRule="auto"/>
-        <w:ind w:firstLine="720"/>
-        <w:jc w:val="both"/>
-      </w:pPr>
-    </w:p>
-    <w:p>
-      <w:pPr>
-        <w:spacing w:line="360" w:lineRule="auto"/>
-        <w:jc w:val="both"/>
-        <w:rPr>
-          <w:lang w:val="en-US"/>
-        </w:rPr>
-      </w:pPr>
-    </w:p>
-    <w:p>
-      <w:pPr>
-        <w:spacing w:line="360" w:lineRule="auto"/>
-        <w:jc w:val="both"/>
-        <w:rPr>
-          <w:lang w:val="en-US"/>
-        </w:rPr>
-      </w:pPr>
-    </w:p>
-    <w:p>
-      <w:pPr>
-        <w:spacing w:line="360" w:lineRule="auto"/>
-        <w:jc w:val="both"/>
-        <w:rPr>
-          <w:lang w:val="en-US"/>
-        </w:rPr>
-      </w:pPr>
-    </w:p>
-    <w:p>
-      <w:pPr>
-        <w:spacing w:line="360" w:lineRule="auto"/>
-        <w:jc w:val="both"/>
-        <w:rPr>
-          <w:lang w:val="en-US"/>
-        </w:rPr>
-      </w:pPr>
-    </w:p>
-    <w:p>
-      <w:pPr>
-        <w:spacing w:line="360" w:lineRule="auto"/>
-        <w:jc w:val="both"/>
-        <w:rPr>
-          <w:lang w:val="en-US"/>
-        </w:rPr>
-      </w:pPr>
-    </w:p>
-    <w:p>
-      <w:pPr>
-        <w:spacing w:line="360" w:lineRule="auto"/>
-        <w:jc w:val="both"/>
-        <w:rPr>
-          <w:lang w:val="en-US"/>
-        </w:rPr>
-      </w:pPr>
-    </w:p>
-    <w:p>
-      <w:pPr>
-        <w:spacing w:line="360" w:lineRule="auto"/>
-        <w:jc w:val="both"/>
-        <w:rPr>
-          <w:lang w:val="en-US"/>
-        </w:rPr>
-      </w:pPr>
-    </w:p>
-    <w:p>
-      <w:pPr>
-        <w:spacing w:line="360" w:lineRule="auto"/>
-        <w:jc w:val="both"/>
-        <w:rPr>
-          <w:lang w:val="en-US"/>
-        </w:rPr>
-      </w:pPr>
-    </w:p>
-    <w:p>
-      <w:pPr>
-        <w:spacing w:line="360" w:lineRule="auto"/>
-        <w:jc w:val="both"/>
-        <w:rPr>
-          <w:lang w:val="en-US"/>
-        </w:rPr>
-      </w:pPr>
-    </w:p>
-    <w:p>
-      <w:pPr>
-        <w:spacing w:line="360" w:lineRule="auto"/>
-        <w:jc w:val="both"/>
-        <w:rPr>
-          <w:lang w:val="en-US"/>
-        </w:rPr>
-      </w:pPr>
-    </w:p>
-    <w:p>
-      <w:pPr>
-        <w:spacing w:line="360" w:lineRule="auto"/>
-        <w:jc w:val="both"/>
-        <w:rPr>
-          <w:b/>
-          <w:bCs/>
-          <w:lang w:val="en-US"/>
-        </w:rPr>
-      </w:pPr>
-      <w:r>
-        <w:rPr>
-          <w:b/>
-          <w:bCs/>
-          <w:lang w:val="en-US"/>
-        </w:rPr>
-        <w:lastRenderedPageBreak/>
-        <w:t xml:space="preserve">DATA SOURCES AND UNIT OF ANALYSIS </w:t>
-      </w:r>
-    </w:p>
-    <w:p>
-      <w:pPr>
-        <w:spacing w:line="360" w:lineRule="auto"/>
-        <w:ind w:firstLine="720"/>
-        <w:jc w:val="both"/>
-      </w:pPr>
-      <w:r>
-        <w:rPr>
-          <w:lang w:val="en-US"/>
-        </w:rPr>
-        <w:t xml:space="preserve">For this thesis I </w:t>
-      </w:r>
-      <w:r>
-        <w:t>use UPZs as the unit of analysis</w:t>
-      </w:r>
-      <w:r>
-        <w:t>.</w:t>
-      </w:r>
-      <w:r>
-        <w:t xml:space="preserve"> UPZs work as a feasible division of Bogotá as the </w:t>
-      </w:r>
-      <w:r>
-        <w:t>city</w:t>
-      </w:r>
-      <w:r>
-        <w:t xml:space="preserve"> maintains continuity and consistency of data across the years, and security interventions are normally focalized by UPZ </w:t>
-      </w:r>
-      <w:r>
-        <w:rPr>
-          <w:lang w:val="en-US"/>
-        </w:rPr>
-        <w:t>\hl{(</w:t>
-      </w:r>
-      <w:proofErr w:type="spellStart"/>
-      <w:r>
-        <w:rPr>
-          <w:lang w:val="en-US"/>
-        </w:rPr>
-        <w:t>cita</w:t>
-      </w:r>
-      <w:proofErr w:type="spellEnd"/>
-      <w:r>
-        <w:rPr>
-          <w:lang w:val="en-US"/>
-        </w:rPr>
-        <w:t>}</w:t>
-      </w:r>
-      <w:r>
-        <w:t xml:space="preserve">. Also, these Units maintain urbanistic and socioeconomic homogeneity by grouping similar neighborhoods, and are the middle point between Localities and Street blocks (manzanas).\\ </w:t>
-      </w:r>
-    </w:p>
-    <w:p>
-      <w:pPr>
-        <w:spacing w:line="360" w:lineRule="auto"/>
-        <w:jc w:val="both"/>
-      </w:pPr>
-      <w:r>
-        <w:t xml:space="preserve">Meanwhile, the results of this study employ </w:t>
-      </w:r>
-      <w:r>
-        <w:rPr>
-          <w:lang w:val="en-US"/>
-        </w:rPr>
-        <w:t xml:space="preserve">four main data sources </w:t>
-      </w:r>
-      <w:r>
-        <w:t>(see appendix~\ref{sec:variables_descripcion_detallada})</w:t>
-      </w:r>
-      <w:r>
-        <w:t>. For measuring crime rate in Bogot</w:t>
-      </w:r>
-      <w:r>
-        <w:rPr>
-          <w:lang w:val="en-US"/>
-        </w:rPr>
-        <w:t xml:space="preserve">á I used the georeferenced crime events </w:t>
-      </w:r>
-      <w:r>
-        <w:t>stored in SIEDCO</w:t>
-      </w:r>
-      <w:r>
-        <w:t xml:space="preserve"> </w:t>
-      </w:r>
-      <w:r>
-        <w:t>\footnote{Access at \url{</w:t>
-      </w:r>
-      <w:r>
-        <w:rPr>
-          <w:u w:val="single"/>
-        </w:rPr>
-        <w:t xml:space="preserve"> </w:t>
-      </w:r>
-      <w:r>
-        <w:rPr>
-          <w:u w:val="single"/>
-        </w:rPr>
-        <w:t>https://oaiee.scj.gov.co/agc/rest/services/Tematicos_Pub/SIEDCO_Delitos_Pub/FeatureServer</w:t>
-      </w:r>
-      <w:r>
-        <w:t>}}</w:t>
-      </w:r>
-      <w:r>
-        <w:t xml:space="preserve"> spanning from </w:t>
-      </w:r>
-      <w:r>
-        <w:rPr>
-          <w:lang w:val="en-US"/>
-        </w:rPr>
-        <w:t>201</w:t>
-      </w:r>
-      <w:r>
-        <w:rPr>
-          <w:lang w:val="en-US"/>
-        </w:rPr>
-        <w:t>5</w:t>
-      </w:r>
-      <w:r>
-        <w:rPr>
-          <w:lang w:val="en-US"/>
-        </w:rPr>
-        <w:t xml:space="preserve"> to 2022</w:t>
-      </w:r>
-      <w:r>
-        <w:t>.</w:t>
-      </w:r>
-      <w:r>
-        <w:t xml:space="preserve"> SIEDCO is Colombia’s official Police database that consolidate real-time citizen reports and administrative records of criminal activity. Here, for each incident recorded the system saves details including type of crime (e.g., homicide, personal robbery, </w:t>
-      </w:r>
-      <w:r>
-        <w:t xml:space="preserve">commercial burglary, or cell phone theft), the precise geographic coordinates of the event, date and time of the incident, and the victim’s gender. With this information, </w:t>
-      </w:r>
-      <w:r>
-        <w:t>I aggregated the crime data at the UPZ-year level, categorizing incidents by offense type.</w:t>
-      </w:r>
-      <w:r>
-        <w:t xml:space="preserve"> To ensure comparability across years and Units, I normalized </w:t>
-      </w:r>
-      <w:r>
-        <w:t>these counts using annual population estimates for each UPZ.</w:t>
-      </w:r>
-      <w:r>
-        <w:t xml:space="preserve"> This allowed </w:t>
-      </w:r>
-      <w:r>
-        <w:t>for the construction of a crime rate per 10,000 inhabitants</w:t>
-      </w:r>
-      <w:r>
-        <w:t>, as shown in this equation:</w:t>
-      </w:r>
-    </w:p>
-    <w:p>
-      <w:pPr>
-        <w:spacing w:line="360" w:lineRule="auto"/>
-        <w:ind w:firstLine="720"/>
-        <w:jc w:val="both"/>
-      </w:pPr>
-      <w:r>
-        <w:t>\begin{equation}</w:t>
-      </w:r>
-    </w:p>
-    <w:p>
-      <w:pPr>
-        <w:spacing w:line="360" w:lineRule="auto"/>
-        <w:jc w:val="both"/>
-      </w:pPr>
-      <w:r>
-        <w:t>crime</w:t>
-      </w:r>
-      <w:r>
-        <w:t>\_</w:t>
-      </w:r>
-      <w:r>
-        <w:t>type\_index</w:t>
-      </w:r>
-      <w:r>
-        <w:t>_{</w:t>
-      </w:r>
-      <w:r>
-        <w:t>upz</w:t>
-      </w:r>
-      <w:r>
-        <w:t>,</w:t>
-      </w:r>
-      <w:r>
-        <w:t>year</w:t>
-      </w:r>
-      <w:r>
-        <w:t>}=\frac{</w:t>
-      </w:r>
-      <w:r>
-        <w:t>total</w:t>
-      </w:r>
-      <w:r>
-        <w:t>\_</w:t>
-      </w:r>
-      <w:r>
-        <w:t>incidents</w:t>
-      </w:r>
-      <w:r>
-        <w:t>_{</w:t>
-      </w:r>
-      <w:r>
-        <w:t>upz</w:t>
-      </w:r>
-      <w:r>
-        <w:t>,</w:t>
-      </w:r>
-      <w:r>
-        <w:t>year</w:t>
-      </w:r>
-      <w:r>
-        <w:t>}}{</w:t>
-      </w:r>
-      <w:r>
-        <w:t>population</w:t>
-      </w:r>
-      <w:r>
-        <w:t>_{</w:t>
-      </w:r>
-      <w:r>
-        <w:t>upz</w:t>
-      </w:r>
-      <w:r>
-        <w:t>,</w:t>
-      </w:r>
-      <w:r>
-        <w:t>year</w:t>
-      </w:r>
-      <w:r>
-        <w:t xml:space="preserve">}} ; \quad \forall </w:t>
-      </w:r>
-      <w:r>
-        <w:t>upz</w:t>
-      </w:r>
-      <w:r>
-        <w:t>,</w:t>
-      </w:r>
-      <w:r>
-        <w:t>year</w:t>
-      </w:r>
-    </w:p>
-    <w:p>
-      <w:pPr>
-        <w:spacing w:line="360" w:lineRule="auto"/>
-        <w:ind w:firstLine="720"/>
-        <w:jc w:val="both"/>
-      </w:pPr>
-      <w:r>
-        <w:t>\end{equation}</w:t>
-      </w:r>
-    </w:p>
-    <w:p>
-      <w:pPr>
-        <w:spacing w:line="360" w:lineRule="auto"/>
-        <w:ind w:firstLine="720"/>
-        <w:jc w:val="both"/>
-      </w:pPr>
-      <w:r>
-        <w:t>Following this normalization, the rates were smoothed using an Empirical Bayes technique to reduce the influence of extreme values in UPZs with small populations, where rates tend to be more unstable</w:t>
-      </w:r>
-      <w:r>
-        <w:t xml:space="preserve">; for example, UPZs like El Mochuelo and El Dorado had this particulatiries. </w:t>
-      </w:r>
-    </w:p>
-    <w:p>
-      <w:pPr>
-        <w:spacing w:line="360" w:lineRule="auto"/>
-        <w:ind w:firstLine="720"/>
-        <w:jc w:val="both"/>
-      </w:pPr>
-      <w:r>
-        <w:t>The period from 2015 to 2022 is appropriate for this analysis, as it encompasses the years during which OXXOexperienced its most significant expansion across Bogotá. This timeframe provides sufficient temporal and spatial variation, as a larger number of UPZs enter treatment during the study period rather than being treated prior to 2015.</w:t>
-      </w:r>
-      <w:r>
-        <w:rPr>
-          <w:lang w:val="en-US"/>
-        </w:rPr>
-        <w:t xml:space="preserve"> </w:t>
-      </w:r>
-      <w:r>
-        <w:t>Prior to 201</w:t>
-      </w:r>
-      <w:r>
-        <w:t>5</w:t>
-      </w:r>
-      <w:r>
-        <w:t>, the lack of new store openings in other UPZ</w:t>
-      </w:r>
-      <w:r>
-        <w:t>s</w:t>
-      </w:r>
-      <w:r>
-        <w:t xml:space="preserve"> would result in an insufficient number of newly treated units, limiting the identifying variation necessary for using TWFE.\\ </w:t>
-      </w:r>
-    </w:p>
-    <w:p>
-      <w:pPr>
-        <w:spacing w:line="360" w:lineRule="auto"/>
-        <w:ind w:firstLine="720"/>
-        <w:jc w:val="both"/>
-      </w:pPr>
-      <w:r>
-        <w:lastRenderedPageBreak/>
         <w:t>Additionally, using data from the Registro Único Empresarial y Social (RUES)\footnote{Access at \url{https://www.rues.org.co}}, Colombia’s central business registry, I identified the opening and closing years of each OXXO store.</w:t>
       </w:r>
       <w:r>
@@ -3372,7 +3272,11 @@
         <w:jc w:val="both"/>
       </w:pPr>
       <w:r>
-        <w:t>Finally, I used the Quality of Life Survey of Bogotá (2007)\footnote{Access at \url{https://www.dane.gov.co/index.php/estadisticas-por-tema/salud/calidad-de-vida-ecv/encuesta-nacional-de-calidad-de-vida-2007-bogota}} to characterize the baseline socioeconomic conditions of treated and never-treated UPZs prior to the arrival of OXXO in 2009. Additionally, data from Mapas Bogotá were used to construct time-invariant socioeconomic and environmental controls at the UPZ level. These variables are included for descriptive purposes to assess the non-random spatial distribution of OXXO stores, although they are absorbed by the two-way fixed effects (TWFE) specification.</w:t>
+        <w:t>Finally, I used the Quality of Life Survey of Bogotá (2007)\footnote{Access at \url{https://www.dane.gov.co/index.php/estadisticas-por-tema/salud/calidad-de-vida-</w:t>
+      </w:r>
+      <w:r>
+        <w:lastRenderedPageBreak/>
+        <w:t>ecv/encuesta-nacional-de-calidad-de-vida-2007-bogota}} to characterize the baseline socioeconomic conditions of treated and never-treated UPZs prior to the arrival of OXXO in 2009. Additionally, data from Mapas Bogotá were used to construct time-invariant socioeconomic and environmental controls at the UPZ level. These variables are included for descriptive purposes to assess the non-random spatial distribution of OXXO stores, although they are absorbed by the two-way fixed effects (TWFE) specification.</w:t>
       </w:r>
     </w:p>
     <w:p>
@@ -3453,7 +3357,7 @@
         <w:rPr>
           <w:b/>
           <w:bCs/>
-          <w:lang w:val="es-ES_tradnl"/>
+          <w:lang w:val="en-US"/>
         </w:rPr>
       </w:pPr>
       <w:r>
@@ -3462,57 +3366,345 @@
           <w:bCs/>
           <w:lang w:val="en-US"/>
         </w:rPr>
+        <w:t xml:space="preserve">STATISTICS  </w:t>
+      </w:r>
+    </w:p>
+    <w:p>
+      <w:pPr>
+        <w:spacing w:line="360" w:lineRule="auto"/>
+        <w:jc w:val="both"/>
+      </w:pPr>
+      <w:r>
+        <w:rPr>
+          <w:kern w:val="2"/>
+          <w:lang w:val="en-US"/>
+        </w:rPr>
+        <w:t>Before proceeding with the causal analysis, it is important to illustrate the preliminary differences between controlled and treated UPZs</w:t>
+      </w:r>
+      <w:r>
+        <w:rPr>
+          <w:kern w:val="2"/>
+          <w:lang w:val="en-US"/>
+        </w:rPr>
+        <w:t>,</w:t>
+      </w:r>
+      <w:r>
+        <w:rPr>
+          <w:kern w:val="2"/>
+          <w:lang w:val="en-US"/>
+        </w:rPr>
+        <w:t xml:space="preserve"> not only in terms of crime activity, but also </w:t>
+      </w:r>
+      <w:r>
+        <w:rPr>
+          <w:kern w:val="2"/>
+        </w:rPr>
+        <w:t>regarding socioeconomic and accessibility variables</w:t>
+      </w:r>
+      <w:r>
+        <w:rPr>
+          <w:kern w:val="2"/>
+          <w:lang w:val="en-US"/>
+        </w:rPr>
+        <w:t>. Table</w:t>
+      </w:r>
+      <w:r>
+        <w:t>~\</w:t>
+      </w:r>
+      <w:proofErr w:type="gramStart"/>
+      <w:r>
+        <w:t>ref{</w:t>
+      </w:r>
+      <w:proofErr w:type="gramEnd"/>
+      <w:r>
+        <w:t>tab</w:t>
+      </w:r>
+      <w:r>
+        <w:t>:</w:t>
+      </w:r>
+      <w:r>
+        <w:rPr>
+          <w:rFonts w:ascii="Menlo" w:hAnsi="Menlo" w:cs="Menlo"/>
+          <w:color w:val="FFA657"/>
+          <w:sz w:val="18"/>
+          <w:szCs w:val="18"/>
+        </w:rPr>
+        <w:t xml:space="preserve"> </w:t>
+      </w:r>
+      <w:r>
+        <w:t>treatment_distribution_years</w:t>
+      </w:r>
+      <w:r>
+        <w:t>}</w:t>
+      </w:r>
+      <w:r>
+        <w:t xml:space="preserve"> presents the staggered arrival of OXXO stores across UPZs per year between 2015 to 2022. Although the panel was constructed quarterly, the arrival of locations do not variate drastically among quarters per year. This table shows that </w:t>
+      </w:r>
+      <w:r>
+        <w:rPr>
+          <w:kern w:val="2"/>
+        </w:rPr>
+        <w:t xml:space="preserve">there was an increase </w:t>
+      </w:r>
+      <w:r>
+        <w:rPr>
+          <w:kern w:val="2"/>
+        </w:rPr>
+        <w:t>in treated UPZs starting in 2019, while a substantial number of control units remain</w:t>
+      </w:r>
+      <w:r>
+        <w:rPr>
+          <w:kern w:val="2"/>
+        </w:rPr>
+        <w:t>ed</w:t>
+      </w:r>
+      <w:r>
+        <w:rPr>
+          <w:kern w:val="2"/>
+        </w:rPr>
+        <w:t xml:space="preserve"> available for comparison</w:t>
+      </w:r>
+      <w:r>
+        <w:rPr>
+          <w:kern w:val="2"/>
+        </w:rPr>
+        <w:t xml:space="preserve"> over the years</w:t>
+      </w:r>
+      <w:r>
+        <w:rPr>
+          <w:kern w:val="2"/>
+        </w:rPr>
+        <w:t>.</w:t>
+      </w:r>
+      <w:r>
+        <w:rPr>
+          <w:kern w:val="2"/>
+          <w:lang w:val="en-US"/>
+        </w:rPr>
+        <w:t>\\</w:t>
+      </w:r>
+    </w:p>
+    <w:p>
+      <w:pPr>
+        <w:spacing w:line="360" w:lineRule="auto"/>
+        <w:ind w:firstLine="720"/>
+        <w:jc w:val="both"/>
+      </w:pPr>
+      <w:r>
+        <w:t xml:space="preserve">This variation shown may not be as drastic as OXXO´s stores growth depicted in </w:t>
+      </w:r>
+      <w:r>
+        <w:t>figure</w:t>
+      </w:r>
+      <w:r>
+        <w:t>~\ref{</w:t>
+      </w:r>
+      <w:r>
+        <w:t>fig</w:t>
+      </w:r>
+      <w:r>
+        <w:t>:</w:t>
+      </w:r>
+      <w:r>
+        <w:t>EVOLUTION_OXXO</w:t>
+      </w:r>
+      <w:r>
+        <w:t>}</w:t>
+      </w:r>
+      <w:r>
+        <w:t>. This suggests that some UPZs host a disproportionately higher number of establishments in order to account for the overall increase in OXXO stores across Bogotá. Moreover, this raises the question of whether treatment intensity should be explicitly considered in the analysis.</w:t>
+      </w:r>
+      <w:r>
+        <w:t xml:space="preserve"> </w:t>
+      </w:r>
+      <w:r>
+        <w:t>Although Figure~\ref{fig:Treatment_intensity} does not provide a detailed spatial distribution of OXXO stores at the UPZ level over time, it illustrates the evolution of the average number of stores per cohort.</w:t>
+      </w:r>
+      <w:r>
+        <w:t xml:space="preserve"> </w:t>
+      </w:r>
+      <w:r>
+        <w:t xml:space="preserve">The figure shows that, in early periods, differences between cohorts were relatively small (less than one store on average), whereas in later </w:t>
+      </w:r>
+      <w:r>
         <w:lastRenderedPageBreak/>
-        <w:t xml:space="preserve">STATISTICS  </w:t>
-      </w:r>
-    </w:p>
-    <w:p>
-      <w:pPr>
-        <w:spacing w:line="360" w:lineRule="auto"/>
-        <w:jc w:val="both"/>
-        <w:rPr>
-          <w:kern w:val="2"/>
-          <w:lang w:val="en-US"/>
-        </w:rPr>
-      </w:pPr>
-      <w:r>
-        <w:rPr>
-          <w:kern w:val="2"/>
-          <w:lang w:val="en-US"/>
-        </w:rPr>
-        <w:t>Before proceeding with the causal analysis, it is important to illustrate the preliminary differences between controlled and treated UPZs</w:t>
-      </w:r>
-      <w:r>
-        <w:rPr>
-          <w:kern w:val="2"/>
-          <w:lang w:val="en-US"/>
-        </w:rPr>
+        <w:t>periods these differences became more pronounced.</w:t>
+      </w:r>
+      <w:r>
+        <w:t xml:space="preserve"> </w:t>
+      </w:r>
+      <w:r>
+        <w:t>This pattern suggests that variation in treatment intensity may play a role in shaping the estimated relationship between OXXO presence and crime, and therefore warrants further evaluation</w:t>
+      </w:r>
+      <w:r>
+        <w:t>.\\</w:t>
+      </w:r>
+    </w:p>
+    <w:p>
+      <w:pPr>
+        <w:spacing w:line="360" w:lineRule="auto"/>
+        <w:ind w:firstLine="720"/>
+        <w:jc w:val="both"/>
+      </w:pPr>
+      <w:r>
+        <w:t>On the other hand, Figure~\ref{fig:</w:t>
+      </w:r>
+      <w:r>
+        <w:t>Treatment_intensity</w:t>
+      </w:r>
+      <w:r>
+        <w:t>}</w:t>
+      </w:r>
+      <w:r>
+        <w:t xml:space="preserve"> present</w:t>
+      </w:r>
+      <w:r>
+        <w:t>s</w:t>
+      </w:r>
+      <w:r>
+        <w:t xml:space="preserve"> preliminary evidence on differences in </w:t>
+      </w:r>
+      <w:r>
+        <w:t xml:space="preserve">aggregated crime and different types of crime rates </w:t>
+      </w:r>
+      <w:r>
+        <w:t>across</w:t>
+      </w:r>
+      <w:r>
+        <w:t xml:space="preserve"> the periods</w:t>
+      </w:r>
+      <w:r>
+        <w:t>.</w:t>
+      </w:r>
+      <w:r>
+        <w:t xml:space="preserve"> Specifically, they report the difference in mean crime rates between treated and not-yet-treated UPZs for each quarter, along with an indication of whether these differences are statistically significant at the 5</w:t>
+      </w:r>
+      <w:r>
+        <w:t>\</w:t>
+      </w:r>
+      <w:r>
+        <w:t>% level.</w:t>
+      </w:r>
+      <w:r>
+        <w:t xml:space="preserve"> </w:t>
+      </w:r>
+      <w:r>
+        <w:t>For instance, Panel~\ref{fig:diff_people} shows that, for personal theft, there was a statistically significant difference between groups during the quarters from 2015-Q1 to 2019-Q1. This indicates that, on average, treated UPZs exhibited higher crime rates than those not yet treated.</w:t>
+      </w:r>
+      <w:r>
+        <w:t>\\</w:t>
+      </w:r>
+    </w:p>
+    <w:p>
+      <w:pPr>
+        <w:spacing w:line="360" w:lineRule="auto"/>
+        <w:ind w:firstLine="720"/>
+        <w:jc w:val="both"/>
+      </w:pPr>
+      <w:commentRangeStart w:id="0"/>
+      <w:r>
+        <w:t>These results are consistent with expectations, as theft is the crime category most likely to be positively associated with the presence of OXXO stores. This finding aligns with the hypothesis that such establishments may function as crime attractors by increasing the flow of suitable targets. However, this pattern may also reflect the possibility that OXXO stores are disproportionately located in UPZs with inherently higher theft rates.</w:t>
+      </w:r>
+      <w:r>
+        <w:t xml:space="preserve"> Moreover, </w:t>
+      </w:r>
+      <w:r>
+        <w:t>t</w:t>
+      </w:r>
+      <w:r>
+        <w:t xml:space="preserve">he </w:t>
+      </w:r>
+      <w:r>
+        <w:t>graphs</w:t>
+      </w:r>
+      <w:r>
+        <w:t xml:space="preserve"> indicate that differences for other types of crime are not </w:t>
+      </w:r>
+      <w:r>
+        <w:t xml:space="preserve">generally </w:t>
+      </w:r>
+      <w:r>
+        <w:t xml:space="preserve">statistically significant. </w:t>
+      </w:r>
+      <w:r>
+        <w:t>This fits the pattern expected</w:t>
+      </w:r>
+      <w:r>
         <w:t>,</w:t>
       </w:r>
       <w:r>
-        <w:rPr>
-          <w:kern w:val="2"/>
-          <w:lang w:val="en-US"/>
-        </w:rPr>
-        <w:t xml:space="preserve"> not only in terms of crime activity, but also </w:t>
-      </w:r>
-      <w:r>
-        <w:rPr>
-          <w:kern w:val="2"/>
-        </w:rPr>
-        <w:t>regarding socioeconomic and accessibility variables</w:t>
-      </w:r>
-      <w:r>
-        <w:rPr>
-          <w:kern w:val="2"/>
-          <w:lang w:val="en-US"/>
-        </w:rPr>
-        <w:t>. Table</w:t>
+        <w:t xml:space="preserve"> as crimes such as sexual violence or vehicle and motorcycle theft are less likely to be influenced by OXXO presence.</w:t>
+      </w:r>
+      <w:r>
+        <w:t xml:space="preserve"> </w:t>
+      </w:r>
+      <w:r>
+        <w:t xml:space="preserve">These </w:t>
+      </w:r>
+      <w:r>
+        <w:t>offenses</w:t>
+      </w:r>
+      <w:r>
+        <w:t xml:space="preserve"> often rely on different spatial and social dynamics, such as secluded areas or long-term parking patterns, which remain largely unaffected </w:t>
+      </w:r>
+      <w:r>
+        <w:t xml:space="preserve">by </w:t>
+      </w:r>
+      <w:r>
+        <w:t>convenience retail expansion</w:t>
+      </w:r>
+      <w:r>
+        <w:t xml:space="preserve">  \hl</w:t>
+      </w:r>
+      <w:r>
+        <w:rPr>
+          <w:lang w:val="en-US"/>
+        </w:rPr>
+        <w:t>{</w:t>
+      </w:r>
+      <w:proofErr w:type="spellStart"/>
+      <w:r>
+        <w:rPr>
+          <w:lang w:val="en-US"/>
+        </w:rPr>
+        <w:t>cita</w:t>
+      </w:r>
+      <w:proofErr w:type="spellEnd"/>
+      <w:r>
+        <w:rPr>
+          <w:lang w:val="en-US"/>
+        </w:rPr>
+        <w:t>}</w:t>
+      </w:r>
+      <w:r>
+        <w:t>.</w:t>
+      </w:r>
+      <w:r>
+        <w:t>\\</w:t>
+      </w:r>
+      <w:commentRangeEnd w:id="0"/>
+      <w:r>
+        <w:rPr>
+          <w:rStyle w:val="CommentReference"/>
+        </w:rPr>
+        <w:commentReference w:id="0"/>
+      </w:r>
+    </w:p>
+    <w:p>
+      <w:pPr>
+        <w:spacing w:line="360" w:lineRule="auto"/>
+        <w:ind w:firstLine="720"/>
+        <w:jc w:val="both"/>
+        <w:rPr>
+          <w:lang w:val="en-US"/>
+        </w:rPr>
+      </w:pPr>
+      <w:r>
+        <w:t>Table</w:t>
       </w:r>
       <w:r>
         <w:t>~\ref{</w:t>
       </w:r>
-      <w:proofErr w:type="gramStart"/>
       <w:r>
         <w:t>tab</w:t>
       </w:r>
@@ -3520,54 +3712,98 @@
         <w:t>:</w:t>
       </w:r>
       <w:r>
-        <w:t>treatmentEvolution</w:t>
-      </w:r>
-      <w:proofErr w:type="gramEnd"/>
+        <w:t>diferencias_medias_controles_fijos</w:t>
+      </w:r>
       <w:r>
         <w:t>}</w:t>
       </w:r>
       <w:r>
-        <w:t xml:space="preserve"> presents the staggered arrival of OXXO stores across UPZs per year between 2015 to 2022. Although the panel was constructed quarterly, the arrival of locations do not variate drastically among quarters per year. This table shows that </w:t>
-      </w:r>
-      <w:r>
-        <w:rPr>
-          <w:kern w:val="2"/>
-        </w:rPr>
-        <w:t xml:space="preserve">there was an increase </w:t>
-      </w:r>
-      <w:r>
-        <w:rPr>
-          <w:kern w:val="2"/>
-        </w:rPr>
-        <w:t>in treated UPZs starting in 2019, while a substantial number of control units remain</w:t>
-      </w:r>
-      <w:r>
-        <w:rPr>
-          <w:kern w:val="2"/>
-        </w:rPr>
-        <w:t>ed</w:t>
-      </w:r>
-      <w:r>
-        <w:rPr>
-          <w:kern w:val="2"/>
-        </w:rPr>
-        <w:t xml:space="preserve"> available for comparison</w:t>
-      </w:r>
-      <w:r>
-        <w:rPr>
-          <w:kern w:val="2"/>
-        </w:rPr>
-        <w:t xml:space="preserve"> over the years</w:t>
-      </w:r>
-      <w:r>
-        <w:rPr>
-          <w:kern w:val="2"/>
-        </w:rPr>
-        <w:t>.</w:t>
-      </w:r>
-      <w:r>
-        <w:rPr>
-          <w:kern w:val="2"/>
+        <w:t xml:space="preserve"> also shows preliminary differences between treated and never treated groups with fixed baseline controls. </w:t>
+      </w:r>
+      <w:r>
+        <w:t xml:space="preserve">The variables chosen help to visualize that </w:t>
+      </w:r>
+      <w:r>
+        <w:t xml:space="preserve">OXXOs are located in areas where there is higher traffic, accessibility, </w:t>
+      </w:r>
+      <w:r>
+        <w:t>quality of life</w:t>
+      </w:r>
+      <w:r>
+        <w:t>,</w:t>
+      </w:r>
+      <w:r>
+        <w:t xml:space="preserve"> and </w:t>
+      </w:r>
+      <w:r>
+        <w:t>purchasing power</w:t>
+      </w:r>
+      <w:r>
+        <w:t xml:space="preserve">. </w:t>
+      </w:r>
+      <w:r>
+        <w:t>Moreover, these results indicate that potential market size may not be adequately captured by population measures alone</w:t>
+      </w:r>
+      <w:r>
+        <w:t xml:space="preserve"> (</w:t>
+      </w:r>
+      <w:r>
+        <w:t>such as total inhabitants or household size in 2007</w:t>
+      </w:r>
+      <w:r>
+        <w:t xml:space="preserve">), </w:t>
+      </w:r>
+      <w:r>
+        <w:t xml:space="preserve">but rather by indicators of economic activity and consumption capacity. </w:t>
+      </w:r>
+      <w:r>
+        <w:rPr>
+          <w:highlight w:val="yellow"/>
+        </w:rPr>
+        <w:t>Since OXXO's product mix consists primarily of non-essential daily goods and convenience items rather than vital necessities, th</w:t>
+      </w:r>
+      <w:r>
+        <w:rPr>
+          <w:highlight w:val="yellow"/>
+        </w:rPr>
+        <w:t>is retail chain</w:t>
+      </w:r>
+      <w:r>
+        <w:rPr>
+          <w:highlight w:val="yellow"/>
+        </w:rPr>
+        <w:t>prioritizes locations with high-income transit rather than just high residential density.</w:t>
+      </w:r>
+      <w:r>
+        <w:t xml:space="preserve"> </w:t>
+      </w:r>
+      <w:r>
+        <w:t>Th</w:t>
+      </w:r>
+      <w:r>
+        <w:t>e</w:t>
+      </w:r>
+      <w:r>
+        <w:t>s</w:t>
+      </w:r>
+      <w:r>
+        <w:t>e</w:t>
+      </w:r>
+      <w:r>
+        <w:t xml:space="preserve"> </w:t>
+      </w:r>
+      <w:r>
+        <w:t>results are consistent</w:t>
+      </w:r>
+      <w:r>
+        <w:t xml:space="preserve"> with what was confirmed by </w:t>
+      </w:r>
+      <w:r>
+        <w:lastRenderedPageBreak/>
+        <w:t>\textcite{marcos2022}, where convenience store chains in Mexico were found to be distributed by similar characteristics.</w:t>
+      </w:r>
+      <w:r>
+        <w:rPr>
           <w:lang w:val="en-US"/>
         </w:rPr>
         <w:t>\\</w:t>
@@ -3580,49 +3816,22 @@
         <w:jc w:val="both"/>
       </w:pPr>
       <w:r>
-        <w:t xml:space="preserve">This variation shown may not be as drastic as OXXO´s stores growth depicted in </w:t>
-      </w:r>
-      <w:r>
-        <w:t>figure</w:t>
-      </w:r>
-      <w:r>
-        <w:t>~\ref{</w:t>
-      </w:r>
-      <w:r>
-        <w:t>fig</w:t>
-      </w:r>
-      <w:r>
-        <w:t>:</w:t>
-      </w:r>
-      <w:r>
-        <w:t>EVOLUTION_OXXO</w:t>
-      </w:r>
-      <w:r>
-        <w:t>}</w:t>
-      </w:r>
-      <w:r>
-        <w:t>. This suggests that some UPZs host a disproportionately higher number of establishments in order to account for the overall increase in OXXO stores across Bogotá. Moreover, this raises the question of whether treatment intensity should be explicitly considered in the analysis.</w:t>
+        <w:t xml:space="preserve">I also evaluated whether there was indeed a tendency for hard discount stores, such as D1, Ara, and Justo </w:t>
+      </w:r>
+      <w:r>
+        <w:t>\</w:t>
+      </w:r>
+      <w:r>
+        <w:t>&amp; Bueno, to locate near OXXO establishments. In Appendix~\ref{sec:controles_cadenas_descuento}, I show some of the results, and in general find that for all years these hard discount stores were significantly more prone to locate in UPZs treated with OXXO than in those without. With this evidence, I will include these chains as regressors mainly due to their probable influence on the dependent variables, as shown by \cite{jaramillo2021low} in their investigation.</w:t>
       </w:r>
       <w:r>
         <w:t xml:space="preserve"> </w:t>
       </w:r>
       <w:r>
-        <w:t>Although Figure~\ref{fig:Treatment_intensity} does not provide a detailed spatial distribution of OXXO stores at the UPZ level over time, it illustrates the evolution of the average number of stores per cohort.</w:t>
-      </w:r>
-      <w:r>
-        <w:t xml:space="preserve"> </w:t>
-      </w:r>
-      <w:r>
-        <w:t>The figure shows that, in early periods, differences between cohorts were relatively small (less than one store on average), whereas in later periods these differences became more pronounced.</w:t>
-      </w:r>
-      <w:r>
-        <w:t xml:space="preserve"> </w:t>
-      </w:r>
-      <w:r>
-        <w:t>This pattern suggests that variation in treatment intensity may play a role in shaping the estimated relationship between OXXO presence and crime, and therefore warrants further evaluation</w:t>
-      </w:r>
-      <w:r>
-        <w:t>.\\</w:t>
+        <w:t>However, I considered them in the regression as baseline covariates, meaning that I only took into account their presence in the UPZ in the quarter before the analysis to avoid confounding effects.</w:t>
+      </w:r>
+      <w:r>
+        <w:t>\\</w:t>
       </w:r>
     </w:p>
     <w:p>
@@ -3632,344 +3841,10 @@
         <w:jc w:val="both"/>
       </w:pPr>
       <w:r>
-        <w:t>On the other hand, Figure~\ref{fig:</w:t>
-      </w:r>
-      <w:r>
-        <w:t>Treatment_intensity</w:t>
-      </w:r>
-      <w:r>
-        <w:t>}</w:t>
-      </w:r>
-      <w:r>
-        <w:t xml:space="preserve"> present</w:t>
-      </w:r>
-      <w:r>
-        <w:t>s</w:t>
-      </w:r>
-      <w:r>
-        <w:t xml:space="preserve"> preliminary evidence on differences in </w:t>
-      </w:r>
-      <w:r>
-        <w:t xml:space="preserve">aggregated crime and different types of crime rates </w:t>
-      </w:r>
-      <w:r>
-        <w:t>across</w:t>
-      </w:r>
-      <w:r>
-        <w:t xml:space="preserve"> the periods</w:t>
-      </w:r>
-      <w:r>
-        <w:t>.</w:t>
-      </w:r>
-      <w:r>
-        <w:t xml:space="preserve"> </w:t>
-      </w:r>
-      <w:r>
-        <w:t>Specifically, they report the difference in mean crime rates between treated and not-yet-treated UPZs for each quarter, along with an indication of whether these differences are statistically significant at the 5</w:t>
-      </w:r>
-      <w:r>
-        <w:t>\</w:t>
-      </w:r>
-      <w:r>
-        <w:t>% level.</w:t>
-      </w:r>
-      <w:r>
-        <w:t xml:space="preserve"> </w:t>
-      </w:r>
-      <w:r>
-        <w:t>For instance, Panel~\ref{fig:diff_people} shows that, for personal theft, there was a statistically significant difference between groups during the quarters from 2015-Q1 to 2019-Q1. This indicates that, on average, treated UPZs exhibited higher crime rates than those not yet treated.</w:t>
-      </w:r>
-      <w:r>
-        <w:t>\\</w:t>
-      </w:r>
-    </w:p>
-    <w:p>
-      <w:pPr>
-        <w:spacing w:line="360" w:lineRule="auto"/>
-        <w:ind w:firstLine="720"/>
-        <w:jc w:val="both"/>
-      </w:pPr>
-      <w:commentRangeStart w:id="2"/>
-      <w:r>
-        <w:t xml:space="preserve">These results are consistent with expectations, as theft is the crime category most likely to be positively associated with the presence of OXXO stores. This finding aligns with the hypothesis that such establishments may function as crime attractors by increasing the flow of suitable targets. However, this pattern may also reflect the possibility that OXXO stores are disproportionately </w:t>
-      </w:r>
-      <w:r>
-        <w:lastRenderedPageBreak/>
-        <w:t>located in UPZs with inherently higher theft rates.</w:t>
-      </w:r>
-      <w:r>
-        <w:t xml:space="preserve"> Moreover, </w:t>
-      </w:r>
-      <w:r>
-        <w:t>t</w:t>
-      </w:r>
-      <w:r>
-        <w:t xml:space="preserve">he </w:t>
-      </w:r>
-      <w:r>
-        <w:t>graphs</w:t>
-      </w:r>
-      <w:r>
-        <w:t xml:space="preserve"> indicate that differences for other types of crime are not </w:t>
-      </w:r>
-      <w:r>
-        <w:t xml:space="preserve">generally </w:t>
-      </w:r>
-      <w:r>
-        <w:t xml:space="preserve">statistically significant. </w:t>
-      </w:r>
-      <w:r>
-        <w:t>This fits the pattern expected</w:t>
-      </w:r>
-      <w:r>
-        <w:t>,</w:t>
-      </w:r>
-      <w:r>
-        <w:t xml:space="preserve"> as crimes such as sexual violence or vehicle and motorcycle theft are less likely to be influenced by OXXO presence.</w:t>
-      </w:r>
-      <w:r>
-        <w:t xml:space="preserve"> </w:t>
-      </w:r>
-      <w:r>
-        <w:t xml:space="preserve">These </w:t>
-      </w:r>
-      <w:r>
-        <w:t>offenses</w:t>
-      </w:r>
-      <w:r>
-        <w:t xml:space="preserve"> often rely on different spatial and social dynamics</w:t>
-      </w:r>
-      <w:r>
-        <w:t xml:space="preserve">, </w:t>
-      </w:r>
-      <w:r>
-        <w:t>such as secluded areas or long-term parking patterns</w:t>
-      </w:r>
-      <w:r>
-        <w:t xml:space="preserve">, </w:t>
-      </w:r>
-      <w:r>
-        <w:t xml:space="preserve">which remain largely unaffected </w:t>
-      </w:r>
-      <w:r>
-        <w:t xml:space="preserve">by </w:t>
-      </w:r>
-      <w:r>
-        <w:t>convenience retail expansion</w:t>
-      </w:r>
-      <w:r>
-        <w:t xml:space="preserve">  \hl</w:t>
-      </w:r>
-      <w:r>
-        <w:rPr>
-          <w:lang w:val="en-US"/>
-        </w:rPr>
-        <w:t>{</w:t>
-      </w:r>
-      <w:proofErr w:type="spellStart"/>
-      <w:r>
-        <w:rPr>
-          <w:lang w:val="en-US"/>
-        </w:rPr>
-        <w:t>cita</w:t>
-      </w:r>
-      <w:proofErr w:type="spellEnd"/>
-      <w:r>
-        <w:rPr>
-          <w:lang w:val="en-US"/>
-        </w:rPr>
-        <w:t>}</w:t>
-      </w:r>
-      <w:r>
-        <w:t>.</w:t>
-      </w:r>
-      <w:r>
-        <w:t>\\</w:t>
-      </w:r>
-      <w:commentRangeEnd w:id="2"/>
-      <w:r>
-        <w:rPr>
-          <w:rStyle w:val="CommentReference"/>
-        </w:rPr>
-        <w:commentReference w:id="2"/>
-      </w:r>
-    </w:p>
-    <w:p>
-      <w:pPr>
-        <w:spacing w:line="360" w:lineRule="auto"/>
-        <w:ind w:firstLine="720"/>
-        <w:jc w:val="both"/>
-        <w:rPr>
-          <w:lang w:val="en-US"/>
-        </w:rPr>
-      </w:pPr>
-      <w:r>
-        <w:t>Table</w:t>
-      </w:r>
-      <w:r>
-        <w:t>~\ref{</w:t>
-      </w:r>
-      <w:r>
-        <w:t>tab</w:t>
-      </w:r>
-      <w:r>
-        <w:t>:</w:t>
-      </w:r>
-      <w:r>
-        <w:t>diferencias_medias_controles_fijos</w:t>
-      </w:r>
-      <w:r>
-        <w:t>}</w:t>
-      </w:r>
-      <w:r>
-        <w:t xml:space="preserve"> also shows preliminary differences between treated and never treated groups with fixed baseline controls. </w:t>
-      </w:r>
-      <w:r>
-        <w:t xml:space="preserve">The variables chosen help to visualize that </w:t>
-      </w:r>
-      <w:r>
-        <w:t xml:space="preserve">OXXOs are located in areas where there is higher traffic, accessibility, </w:t>
-      </w:r>
-      <w:r>
-        <w:t>quality of life</w:t>
-      </w:r>
-      <w:r>
-        <w:t>,</w:t>
-      </w:r>
-      <w:r>
-        <w:t xml:space="preserve"> and </w:t>
-      </w:r>
-      <w:r>
-        <w:t>purchasing power</w:t>
-      </w:r>
-      <w:r>
-        <w:t xml:space="preserve">. </w:t>
-      </w:r>
-      <w:r>
-        <w:t>Moreover, these results indicate that potential market size may not be adequately captured by population measures alone</w:t>
-      </w:r>
-      <w:r>
-        <w:t xml:space="preserve"> (</w:t>
-      </w:r>
-      <w:r>
-        <w:t>such as total inhabitants or household size in 2007</w:t>
-      </w:r>
-      <w:r>
-        <w:t xml:space="preserve">), </w:t>
-      </w:r>
-      <w:r>
-        <w:t xml:space="preserve">but rather by indicators of economic activity and consumption capacity. </w:t>
-      </w:r>
-      <w:r>
-        <w:rPr>
-          <w:highlight w:val="yellow"/>
-        </w:rPr>
-        <w:t>Since OXXO's product mix consists primarily of non-essential daily goods and convenience items rather than vital necessities, th</w:t>
-      </w:r>
-      <w:r>
-        <w:rPr>
-          <w:highlight w:val="yellow"/>
-        </w:rPr>
-        <w:t>is retail chain</w:t>
-      </w:r>
-      <w:r>
-        <w:rPr>
-          <w:highlight w:val="yellow"/>
-        </w:rPr>
-        <w:t>prioritizes locations with high-income transit rather than just high residential density.</w:t>
-      </w:r>
-      <w:r>
-        <w:t xml:space="preserve"> </w:t>
-      </w:r>
-      <w:r>
-        <w:t>Th</w:t>
-      </w:r>
-      <w:r>
-        <w:t>e</w:t>
-      </w:r>
-      <w:r>
-        <w:t>s</w:t>
-      </w:r>
-      <w:r>
-        <w:t>e</w:t>
-      </w:r>
-      <w:r>
-        <w:t xml:space="preserve"> </w:t>
-      </w:r>
-      <w:r>
-        <w:t>res</w:t>
-      </w:r>
-      <w:r>
-        <w:t>ults</w:t>
-      </w:r>
-      <w:r>
-        <w:t xml:space="preserve"> </w:t>
-      </w:r>
-      <w:r>
-        <w:t>are consistent</w:t>
-      </w:r>
-      <w:r>
-        <w:t xml:space="preserve"> with what was confirmed by \textcite{marcos2022}, where convenience store chains in Mexico were found to be distributed by similar characteristics.</w:t>
-      </w:r>
-      <w:r>
-        <w:rPr>
-          <w:lang w:val="en-US"/>
-        </w:rPr>
-        <w:t>\\</w:t>
-      </w:r>
-    </w:p>
-    <w:p>
-      <w:pPr>
-        <w:spacing w:line="360" w:lineRule="auto"/>
-        <w:ind w:firstLine="720"/>
-        <w:jc w:val="both"/>
-      </w:pPr>
-      <w:r>
-        <w:t>I also evaluated whether there was indeed a tendency for hard discount stores, such as D1, Ara, and Justo &amp; Bueno, to locate near OXXO establishments. In Appendix~\ref{sec:controles_cadenas_descuento}, I show some of the results, and in general find that for all years these hard discount stores were significantly more prone to locate in UPZs treated with OXXO than in those without. With this evidence, I will include these chains as regressors mainly due to their probable influence on the dependent variables, as shown by \cite{jaramillo2021low} in their investigation.</w:t>
-      </w:r>
-      <w:r>
-        <w:t xml:space="preserve"> </w:t>
-      </w:r>
-      <w:r>
-        <w:t>However, I considered them in the regression as baseline covariates, meaning that I only took into account their presence in the UPZ in the quarter before the analysis to avoid confounding effects.</w:t>
-      </w:r>
-      <w:r>
-        <w:t>\\</w:t>
-      </w:r>
-    </w:p>
-    <w:p>
-      <w:pPr>
-        <w:spacing w:line="360" w:lineRule="auto"/>
-        <w:ind w:firstLine="720"/>
-        <w:jc w:val="both"/>
-      </w:pPr>
-      <w:r>
         <w:t>Although I considered hard discount chains as factors that may bias the estimation, other unobserved variables could also affect the results.</w:t>
       </w:r>
       <w:r>
-        <w:t xml:space="preserve"> For instance, public works can reduce pedestrian and vehicular traffic for certain periods within the analysis; a new park may attract different demographic flows; and the presence of other commercial establishments</w:t>
-      </w:r>
-      <w:r>
-        <w:t xml:space="preserve">, </w:t>
-      </w:r>
-      <w:r>
-        <w:t>such as bars, nightclubs, or grocery stores</w:t>
-      </w:r>
-      <w:r>
-        <w:t xml:space="preserve">, </w:t>
-      </w:r>
-      <w:r>
-        <w:t xml:space="preserve">may impact the estimation of the causal effect, especially if they open or close </w:t>
-      </w:r>
-      <w:r>
-        <w:lastRenderedPageBreak/>
-        <w:t xml:space="preserve">during the period of study. </w:t>
-      </w:r>
-      <w:r>
-        <w:t>Nonetheless, s</w:t>
-      </w:r>
-      <w:r>
-        <w:t xml:space="preserve">ome of these variables may remain constant from 2015 to 2022. Furthermore, other establishments may be controlled for by unit fixed effects, as they tend to be located in areas that maintain their core characteristics; for example, nightclubs often open in </w:t>
+        <w:t xml:space="preserve"> For instance, public works can reduce pedestrian and vehicular traffic for certain periods within the analysis; a new park may attract different demographic flows; and the presence of other commercial establishments, such as bars, nightclubs, or grocery stores, may impact the estimation of the causal effect, especially if they open or close during the period of study. Nonetheless, some of these variables may remain constant from 2015 to 2022. Furthermore, other establishments may be controlled for by unit fixed effects, as they tend to be located in areas that maintain their core characteristics; for example, nightclubs often open in </w:t>
       </w:r>
       <w:r>
         <w:t>places</w:t>
@@ -4123,6 +3998,7 @@
         <w:jc w:val="both"/>
       </w:pPr>
       <w:r>
+        <w:lastRenderedPageBreak/>
         <w:t xml:space="preserve">This research </w:t>
       </w:r>
       <w:r>
@@ -4249,7 +4125,6 @@
         <w:jc w:val="both"/>
       </w:pPr>
       <w:r>
-        <w:lastRenderedPageBreak/>
         <w:t xml:space="preserve">Where $ </w:t>
       </w:r>
       <w:r>
@@ -4380,6 +4255,7 @@
         <w:t xml:space="preserve"> </w:t>
       </w:r>
       <w:r>
+        <w:lastRenderedPageBreak/>
         <w:t>\parencite{GoodmanBacon2021}. </w:t>
       </w:r>
       <w:r>
@@ -4497,35 +4373,146 @@
         <w:jc w:val="both"/>
       </w:pPr>
       <w:r>
+        <w:t xml:space="preserve">+ \sum_{k=-K}^{-2} \gamma^{lead}_k D^k_{i,t} </w:t>
+      </w:r>
+    </w:p>
+    <w:p>
+      <w:pPr>
+        <w:spacing w:line="360" w:lineRule="auto"/>
+        <w:jc w:val="both"/>
+      </w:pPr>
+      <w:r>
+        <w:t xml:space="preserve">+ \sum_{k=0}^{L} \gamma^{lag}_k D^k_{i,t} </w:t>
+      </w:r>
+    </w:p>
+    <w:p>
+      <w:pPr>
+        <w:spacing w:line="360" w:lineRule="auto"/>
+        <w:jc w:val="both"/>
+      </w:pPr>
+      <w:r>
+        <w:t>+ \varepsilon_{i,t}</w:t>
+      </w:r>
+    </w:p>
+    <w:p>
+      <w:pPr>
+        <w:spacing w:line="360" w:lineRule="auto"/>
+        <w:jc w:val="both"/>
+      </w:pPr>
+      <w:r>
+        <w:t>\label{eq:eventstudy}</w:t>
+      </w:r>
+    </w:p>
+    <w:p>
+      <w:pPr>
+        <w:spacing w:line="360" w:lineRule="auto"/>
+        <w:jc w:val="both"/>
+      </w:pPr>
+      <w:r>
+        <w:t>\end{equation}\\</w:t>
+      </w:r>
+    </w:p>
+    <w:p>
+      <w:pPr>
+        <w:spacing w:line="360" w:lineRule="auto"/>
+        <w:jc w:val="both"/>
+      </w:pPr>
+    </w:p>
+    <w:p>
+      <w:pPr>
+        <w:spacing w:line="360" w:lineRule="auto"/>
+        <w:jc w:val="both"/>
+      </w:pPr>
+      <w:r>
+        <w:t>Equation \eqref{eq:eventstudy}allows</w:t>
+      </w:r>
+      <w:r>
+        <w:t xml:space="preserve"> to analyze the significance of the coeficients  $\gamma^{lead}_k$  and suggests the existence of parallel trends before the arrival of OXXO. Additionally, the coefficients $\gamma^{lag}_k$ reflect the </w:t>
+      </w:r>
+      <w:r>
+        <w:t xml:space="preserve">temporal </w:t>
+      </w:r>
+      <w:r>
+        <w:t>dynamics of the impact after the treatment.\\</w:t>
+      </w:r>
+    </w:p>
+    <w:p>
+      <w:pPr>
+        <w:spacing w:line="360" w:lineRule="auto"/>
+        <w:jc w:val="both"/>
+      </w:pPr>
+    </w:p>
+    <w:p>
+      <w:pPr>
+        <w:spacing w:line="360" w:lineRule="auto"/>
+        <w:jc w:val="both"/>
+      </w:pPr>
+      <w:r>
+        <w:t xml:space="preserve">Finally, for robustness purposes, </w:t>
+      </w:r>
+      <w:r>
+        <w:t xml:space="preserve">I will also estimate </w:t>
+      </w:r>
+      <w:r>
+        <w:t xml:space="preserve">the Callaway \&amp; Sant’Anna (CS) </w:t>
+      </w:r>
+      <w:r>
+        <w:t xml:space="preserve">model. This approach accounts for treatment effect heterogeneity by estimating ATTs by cohort and period, subsequently combining these effects through a weighted average </w:t>
+      </w:r>
+      <w:r>
         <w:lastRenderedPageBreak/>
-        <w:t xml:space="preserve">+ \sum_{k=-K}^{-2} \gamma^{lead}_k D^k_{i,t} </w:t>
-      </w:r>
-    </w:p>
-    <w:p>
-      <w:pPr>
-        <w:spacing w:line="360" w:lineRule="auto"/>
-        <w:jc w:val="both"/>
-      </w:pPr>
-      <w:r>
-        <w:t xml:space="preserve">+ \sum_{k=0}^{L} \gamma^{lag}_k D^k_{i,t} </w:t>
-      </w:r>
-    </w:p>
-    <w:p>
-      <w:pPr>
-        <w:spacing w:line="360" w:lineRule="auto"/>
-        <w:jc w:val="both"/>
-      </w:pPr>
-      <w:r>
-        <w:t>+ \varepsilon_{i,t}</w:t>
-      </w:r>
-    </w:p>
-    <w:p>
-      <w:pPr>
-        <w:spacing w:line="360" w:lineRule="auto"/>
-        <w:jc w:val="both"/>
-      </w:pPr>
-      <w:r>
-        <w:t>\label{eq:eventstudy}</w:t>
+        <w:t xml:space="preserve">\parencite{RiosAvila_Callaway_SantAnna_2021_csdid_slides,Callaway_SantAnna_2021}. </w:t>
+      </w:r>
+      <w:r>
+        <w:t>o achieve this, the model utilizes the following doubly robust estimator for the ATT of each cohort </w:t>
+      </w:r>
+      <w:r>
+        <w:t>$</w:t>
+      </w:r>
+      <w:r>
+        <w:t>g</w:t>
+      </w:r>
+      <w:r>
+        <w:t>$</w:t>
+      </w:r>
+      <w:r>
+        <w:t> at time </w:t>
+      </w:r>
+      <w:r>
+        <w:t>$</w:t>
+      </w:r>
+      <w:r>
+        <w:t>t</w:t>
+      </w:r>
+      <w:r>
+        <w:t>$</w:t>
+      </w:r>
+      <w:r>
+        <w:t>:</w:t>
+      </w:r>
+    </w:p>
+    <w:p>
+      <w:pPr>
+        <w:spacing w:line="360" w:lineRule="auto"/>
+        <w:jc w:val="both"/>
+      </w:pPr>
+    </w:p>
+    <w:p>
+      <w:pPr>
+        <w:spacing w:line="360" w:lineRule="auto"/>
+        <w:jc w:val="both"/>
+      </w:pPr>
+      <w:r>
+        <w:t>\begin{equation}</w:t>
+      </w:r>
+    </w:p>
+    <w:p>
+      <w:pPr>
+        <w:spacing w:line="360" w:lineRule="auto"/>
+        <w:jc w:val="both"/>
+      </w:pPr>
+      <w:r>
+        <w:t>ATT(g, t) = \mathbb{E} \left[ \left( \frac{G_g}{\mathbb{E}[G_g]} - \frac{\frac{p_{g,t}(X)(1 - D_t)}{1 - p_{g,t}(X)}}{\mathbb{E} \left[ \frac{p_{g,t}(X)(1 - D_t)}{1 - p_{g,t}(X)} \right]} \right) (Y_t - Y_{g-1}) \right]</w:t>
       </w:r>
     </w:p>
     <w:p>
@@ -4549,117 +4536,6 @@
         <w:jc w:val="both"/>
       </w:pPr>
       <w:r>
-        <w:t>Equation \eqref{eq:eventstudy}allows</w:t>
-      </w:r>
-      <w:r>
-        <w:t xml:space="preserve"> to analyze the significance of the coeficients  $\gamma^{lead}_k$  and suggests the existence of parallel trends before the arrival of OXXO. Additionally, the coefficients $\gamma^{lag}_k$ reflect the </w:t>
-      </w:r>
-      <w:r>
-        <w:t xml:space="preserve">temporal </w:t>
-      </w:r>
-      <w:r>
-        <w:t>dynamics of the impact after the treatment.\\</w:t>
-      </w:r>
-    </w:p>
-    <w:p>
-      <w:pPr>
-        <w:spacing w:line="360" w:lineRule="auto"/>
-        <w:jc w:val="both"/>
-      </w:pPr>
-    </w:p>
-    <w:p>
-      <w:pPr>
-        <w:spacing w:line="360" w:lineRule="auto"/>
-        <w:jc w:val="both"/>
-      </w:pPr>
-      <w:r>
-        <w:t xml:space="preserve">Finally, for robustness purposes, </w:t>
-      </w:r>
-      <w:r>
-        <w:t xml:space="preserve">I will also estimate </w:t>
-      </w:r>
-      <w:r>
-        <w:t xml:space="preserve">the Callaway \&amp; Sant’Anna (CS) </w:t>
-      </w:r>
-      <w:r>
-        <w:t xml:space="preserve">model. This approach accounts for treatment effect heterogeneity by estimating ATTs by cohort and period, subsequently combining these effects through a weighted average </w:t>
-      </w:r>
-      <w:r>
-        <w:t xml:space="preserve">\parencite{RiosAvila_Callaway_SantAnna_2021_csdid_slides,Callaway_SantAnna_2021}. </w:t>
-      </w:r>
-      <w:r>
-        <w:t>o achieve this, the model utilizes the following doubly robust estimator for the ATT of each cohort </w:t>
-      </w:r>
-      <w:r>
-        <w:t>$</w:t>
-      </w:r>
-      <w:r>
-        <w:t>g</w:t>
-      </w:r>
-      <w:r>
-        <w:t>$</w:t>
-      </w:r>
-      <w:r>
-        <w:t> at time </w:t>
-      </w:r>
-      <w:r>
-        <w:t>$</w:t>
-      </w:r>
-      <w:r>
-        <w:t>t</w:t>
-      </w:r>
-      <w:r>
-        <w:t>$</w:t>
-      </w:r>
-      <w:r>
-        <w:t>:</w:t>
-      </w:r>
-    </w:p>
-    <w:p>
-      <w:pPr>
-        <w:spacing w:line="360" w:lineRule="auto"/>
-        <w:jc w:val="both"/>
-      </w:pPr>
-    </w:p>
-    <w:p>
-      <w:pPr>
-        <w:spacing w:line="360" w:lineRule="auto"/>
-        <w:jc w:val="both"/>
-      </w:pPr>
-      <w:r>
-        <w:t>\begin{equation}</w:t>
-      </w:r>
-    </w:p>
-    <w:p>
-      <w:pPr>
-        <w:spacing w:line="360" w:lineRule="auto"/>
-        <w:jc w:val="both"/>
-      </w:pPr>
-      <w:r>
-        <w:t>ATT(g, t) = \mathbb{E} \left[ \left( \frac{G_g}{\mathbb{E}[G_g]} - \frac{\frac{p_{g,t}(X)(1 - D_t)}{1 - p_{g,t}(X)}}{\mathbb{E} \left[ \frac{p_{g,t}(X)(1 - D_t)}{1 - p_{g,t}(X)} \right]} \right) (Y_t - Y_{g-1}) \right]</w:t>
-      </w:r>
-    </w:p>
-    <w:p>
-      <w:pPr>
-        <w:spacing w:line="360" w:lineRule="auto"/>
-        <w:jc w:val="both"/>
-      </w:pPr>
-      <w:r>
-        <w:t>\end{equation}\\</w:t>
-      </w:r>
-    </w:p>
-    <w:p>
-      <w:pPr>
-        <w:spacing w:line="360" w:lineRule="auto"/>
-        <w:jc w:val="both"/>
-      </w:pPr>
-    </w:p>
-    <w:p>
-      <w:pPr>
-        <w:spacing w:line="360" w:lineRule="auto"/>
-        <w:jc w:val="both"/>
-      </w:pPr>
-      <w:r>
         <w:t>Where $t$ is a particular time period, $ G_g$ Gis a binary indicator for whether an observation belongs to cohort $g$, $ D_t $ treatment status at time t</w:t>
       </w:r>
       <w:r>
@@ -4693,7 +4569,6 @@
         <w:jc w:val="both"/>
       </w:pPr>
       <w:r>
-        <w:lastRenderedPageBreak/>
         <w:t>Subsequently, to aggregate all ATT(g,t) estimates into a single summary parameter, the authors propose the following aggregation strategy:</w:t>
       </w:r>
     </w:p>
@@ -5006,43 +4881,7 @@
 
 <file path=word/comments.xml><?xml version="1.0" encoding="utf-8"?>
 <w:comments xmlns:wpc="http://schemas.microsoft.com/office/word/2010/wordprocessingCanvas" xmlns:cx="http://schemas.microsoft.com/office/drawing/2014/chartex" xmlns:cx1="http://schemas.microsoft.com/office/drawing/2015/9/8/chartex" xmlns:cx2="http://schemas.microsoft.com/office/drawing/2015/10/21/chartex" xmlns:cx3="http://schemas.microsoft.com/office/drawing/2016/5/9/chartex" xmlns:cx4="http://schemas.microsoft.com/office/drawing/2016/5/10/chartex" xmlns:cx5="http://schemas.microsoft.com/office/drawing/2016/5/11/chartex" xmlns:cx6="http://schemas.microsoft.com/office/drawing/2016/5/12/chartex" xmlns:cx7="http://schemas.microsoft.com/office/drawing/2016/5/13/chartex" xmlns:cx8="http://schemas.microsoft.com/office/drawing/2016/5/14/chartex" xmlns:mc="http://schemas.openxmlformats.org/markup-compatibility/2006" xmlns:aink="http://schemas.microsoft.com/office/drawing/2016/ink" xmlns:am3d="http://schemas.microsoft.com/office/drawing/2017/model3d" xmlns:o="urn:schemas-microsoft-com:office:office" xmlns:oel="http://schemas.microsoft.com/office/2019/extlst" xmlns:r="http://schemas.openxmlformats.org/officeDocument/2006/relationships" xmlns:m="http://schemas.openxmlformats.org/officeDocument/2006/math" xmlns:v="urn:schemas-microsoft-com:vml" xmlns:wp14="http://schemas.microsoft.com/office/word/2010/wordprocessingDrawing" xmlns:wp="http://schemas.openxmlformats.org/drawingml/2006/wordprocessingDrawing" xmlns:w10="urn:schemas-microsoft-com:office:word" xmlns:w="http://schemas.openxmlformats.org/wordprocessingml/2006/main" xmlns:w14="http://schemas.microsoft.com/office/word/2010/wordml" xmlns:w15="http://schemas.microsoft.com/office/word/2012/wordml" xmlns:w16cex="http://schemas.microsoft.com/office/word/2018/wordml/cex" xmlns:w16cid="http://schemas.microsoft.com/office/word/2016/wordml/cid" xmlns:w16="http://schemas.microsoft.com/office/word/2018/wordml" xmlns:w16du="http://schemas.microsoft.com/office/word/2023/wordml/word16du" xmlns:w16sdtdh="http://schemas.microsoft.com/office/word/2020/wordml/sdtdatahash" xmlns:w16sdtfl="http://schemas.microsoft.com/office/word/2024/wordml/sdtformatlock" xmlns:w16se="http://schemas.microsoft.com/office/word/2015/wordml/symex" xmlns:wpg="http://schemas.microsoft.com/office/word/2010/wordprocessingGroup" xmlns:wpi="http://schemas.microsoft.com/office/word/2010/wordprocessingInk" xmlns:wne="http://schemas.microsoft.com/office/word/2006/wordml" xmlns:wps="http://schemas.microsoft.com/office/word/2010/wordprocessingShape" mc:Ignorable="w14 w15 w16se w16cid w16 w16cex w16sdtdh w16sdtfl w16du wp14">
-  <w:comment w:id="0" w:author="Sophia Aristizabal Florez" w:date="2026-03-30T17:44:00Z" w:initials="SA">
-    <w:p>
-      <w:r>
-        <w:rPr>
-          <w:rStyle w:val="CommentReference"/>
-        </w:rPr>
-        <w:annotationRef/>
-      </w:r>
-      <w:r>
-        <w:rPr>
-          <w:color w:val="000000"/>
-          <w:sz w:val="20"/>
-          <w:szCs w:val="20"/>
-        </w:rPr>
-        <w:t xml:space="preserve">I think this won’t be possible to explore since the second dataset I use only has on type of crime. </w:t>
-      </w:r>
-    </w:p>
-  </w:comment>
-  <w:comment w:id="1" w:author="Sophia Aristizabal Florez" w:date="2026-04-09T15:54:00Z" w:initials="SA">
-    <w:p>
-      <w:r>
-        <w:rPr>
-          <w:rStyle w:val="CommentReference"/>
-        </w:rPr>
-        <w:annotationRef/>
-      </w:r>
-      <w:r>
-        <w:rPr>
-          <w:color w:val="000000"/>
-          <w:sz w:val="20"/>
-          <w:szCs w:val="20"/>
-        </w:rPr>
-        <w:t>Citar</w:t>
-      </w:r>
-    </w:p>
-  </w:comment>
-  <w:comment w:id="2" w:author="Sophia Aristizabal Florez" w:date="2026-04-19T02:18:00Z" w:initials="SA">
+  <w:comment w:id="0" w:author="Sophia Aristizabal Florez" w:date="2026-04-19T02:18:00Z" w:initials="SA">
     <w:p>
       <w:r>
         <w:rPr>
@@ -5065,24 +4904,18 @@
 
 <file path=word/commentsExtended.xml><?xml version="1.0" encoding="utf-8"?>
 <w15:commentsEx xmlns:wpc="http://schemas.microsoft.com/office/word/2010/wordprocessingCanvas" xmlns:cx="http://schemas.microsoft.com/office/drawing/2014/chartex" xmlns:cx1="http://schemas.microsoft.com/office/drawing/2015/9/8/chartex" xmlns:cx2="http://schemas.microsoft.com/office/drawing/2015/10/21/chartex" xmlns:cx3="http://schemas.microsoft.com/office/drawing/2016/5/9/chartex" xmlns:cx4="http://schemas.microsoft.com/office/drawing/2016/5/10/chartex" xmlns:cx5="http://schemas.microsoft.com/office/drawing/2016/5/11/chartex" xmlns:cx6="http://schemas.microsoft.com/office/drawing/2016/5/12/chartex" xmlns:cx7="http://schemas.microsoft.com/office/drawing/2016/5/13/chartex" xmlns:cx8="http://schemas.microsoft.com/office/drawing/2016/5/14/chartex" xmlns:mc="http://schemas.openxmlformats.org/markup-compatibility/2006" xmlns:aink="http://schemas.microsoft.com/office/drawing/2016/ink" xmlns:am3d="http://schemas.microsoft.com/office/drawing/2017/model3d" xmlns:o="urn:schemas-microsoft-com:office:office" xmlns:oel="http://schemas.microsoft.com/office/2019/extlst" xmlns:r="http://schemas.openxmlformats.org/officeDocument/2006/relationships" xmlns:m="http://schemas.openxmlformats.org/officeDocument/2006/math" xmlns:v="urn:schemas-microsoft-com:vml" xmlns:wp14="http://schemas.microsoft.com/office/word/2010/wordprocessingDrawing" xmlns:wp="http://schemas.openxmlformats.org/drawingml/2006/wordprocessingDrawing" xmlns:w10="urn:schemas-microsoft-com:office:word" xmlns:w="http://schemas.openxmlformats.org/wordprocessingml/2006/main" xmlns:w14="http://schemas.microsoft.com/office/word/2010/wordml" xmlns:w15="http://schemas.microsoft.com/office/word/2012/wordml" xmlns:w16cex="http://schemas.microsoft.com/office/word/2018/wordml/cex" xmlns:w16cid="http://schemas.microsoft.com/office/word/2016/wordml/cid" xmlns:w16="http://schemas.microsoft.com/office/word/2018/wordml" xmlns:w16du="http://schemas.microsoft.com/office/word/2023/wordml/word16du" xmlns:w16sdtdh="http://schemas.microsoft.com/office/word/2020/wordml/sdtdatahash" xmlns:w16sdtfl="http://schemas.microsoft.com/office/word/2024/wordml/sdtformatlock" xmlns:w16se="http://schemas.microsoft.com/office/word/2015/wordml/symex" xmlns:wpg="http://schemas.microsoft.com/office/word/2010/wordprocessingGroup" xmlns:wpi="http://schemas.microsoft.com/office/word/2010/wordprocessingInk" xmlns:wne="http://schemas.microsoft.com/office/word/2006/wordml" xmlns:wps="http://schemas.microsoft.com/office/word/2010/wordprocessingShape" mc:Ignorable="w14 w15 w16se w16cid w16 w16cex w16sdtdh w16sdtfl w16du wp14">
-  <w15:commentEx w15:paraId="25DF84EF" w15:done="0"/>
-  <w15:commentEx w15:paraId="0AFB8D5C" w15:done="0"/>
   <w15:commentEx w15:paraId="3BA4EB61" w15:done="0"/>
 </w15:commentsEx>
 </file>
 
 <file path=word/commentsExtensible.xml><?xml version="1.0" encoding="utf-8"?>
 <w16cex:commentsExtensible xmlns:wpc="http://schemas.microsoft.com/office/word/2010/wordprocessingCanvas" xmlns:cx="http://schemas.microsoft.com/office/drawing/2014/chartex" xmlns:cx1="http://schemas.microsoft.com/office/drawing/2015/9/8/chartex" xmlns:cx2="http://schemas.microsoft.com/office/drawing/2015/10/21/chartex" xmlns:cx3="http://schemas.microsoft.com/office/drawing/2016/5/9/chartex" xmlns:cx4="http://schemas.microsoft.com/office/drawing/2016/5/10/chartex" xmlns:cx5="http://schemas.microsoft.com/office/drawing/2016/5/11/chartex" xmlns:cx6="http://schemas.microsoft.com/office/drawing/2016/5/12/chartex" xmlns:cx7="http://schemas.microsoft.com/office/drawing/2016/5/13/chartex" xmlns:cx8="http://schemas.microsoft.com/office/drawing/2016/5/14/chartex" xmlns:cr="http://schemas.microsoft.com/office/comments/2020/reactions" xmlns:mc="http://schemas.openxmlformats.org/markup-compatibility/2006" xmlns:aink="http://schemas.microsoft.com/office/drawing/2016/ink" xmlns:am3d="http://schemas.microsoft.com/office/drawing/2017/model3d" xmlns:o="urn:schemas-microsoft-com:office:office" xmlns:oel="http://schemas.microsoft.com/office/2019/extlst" xmlns:r="http://schemas.openxmlformats.org/officeDocument/2006/relationships" xmlns:m="http://schemas.openxmlformats.org/officeDocument/2006/math" xmlns:v="urn:schemas-microsoft-com:vml" xmlns:wp14="http://schemas.microsoft.com/office/word/2010/wordprocessingDrawing" xmlns:wp="http://schemas.openxmlformats.org/drawingml/2006/wordprocessingDrawing" xmlns:w10="urn:schemas-microsoft-com:office:word" xmlns:w="http://schemas.openxmlformats.org/wordprocessingml/2006/main" xmlns:w14="http://schemas.microsoft.com/office/word/2010/wordml" xmlns:w15="http://schemas.microsoft.com/office/word/2012/wordml" xmlns:w16cex="http://schemas.microsoft.com/office/word/2018/wordml/cex" xmlns:w16cid="http://schemas.microsoft.com/office/word/2016/wordml/cid" xmlns:w16="http://schemas.microsoft.com/office/word/2018/wordml" xmlns:w16du="http://schemas.microsoft.com/office/word/2023/wordml/word16du" xmlns:w16sdtdh="http://schemas.microsoft.com/office/word/2020/wordml/sdtdatahash" xmlns:w16sdtfl="http://schemas.microsoft.com/office/word/2024/wordml/sdtformatlock" xmlns:w16se="http://schemas.microsoft.com/office/word/2015/wordml/symex" xmlns:wpg="http://schemas.microsoft.com/office/word/2010/wordprocessingGroup" xmlns:wpi="http://schemas.microsoft.com/office/word/2010/wordprocessingInk" xmlns:wne="http://schemas.microsoft.com/office/word/2006/wordml" xmlns:wps="http://schemas.microsoft.com/office/word/2010/wordprocessingShape" mc:Ignorable="w14 w15 w16se w16cid w16 w16cex w16sdtdh w16sdtfl cr w16du wp14">
-  <w16cex:commentExtensible w16cex:durableId="041686C9" w16cex:dateUtc="2026-03-30T22:44:00Z"/>
-  <w16cex:commentExtensible w16cex:durableId="0C4B000B" w16cex:dateUtc="2026-04-09T20:54:00Z"/>
   <w16cex:commentExtensible w16cex:durableId="575F1562" w16cex:dateUtc="2026-04-19T07:18:00Z"/>
 </w16cex:commentsExtensible>
 </file>
 
 <file path=word/commentsIds.xml><?xml version="1.0" encoding="utf-8"?>
 <w16cid:commentsIds xmlns:wpc="http://schemas.microsoft.com/office/word/2010/wordprocessingCanvas" xmlns:cx="http://schemas.microsoft.com/office/drawing/2014/chartex" xmlns:cx1="http://schemas.microsoft.com/office/drawing/2015/9/8/chartex" xmlns:cx2="http://schemas.microsoft.com/office/drawing/2015/10/21/chartex" xmlns:cx3="http://schemas.microsoft.com/office/drawing/2016/5/9/chartex" xmlns:cx4="http://schemas.microsoft.com/office/drawing/2016/5/10/chartex" xmlns:cx5="http://schemas.microsoft.com/office/drawing/2016/5/11/chartex" xmlns:cx6="http://schemas.microsoft.com/office/drawing/2016/5/12/chartex" xmlns:cx7="http://schemas.microsoft.com/office/drawing/2016/5/13/chartex" xmlns:cx8="http://schemas.microsoft.com/office/drawing/2016/5/14/chartex" xmlns:mc="http://schemas.openxmlformats.org/markup-compatibility/2006" xmlns:aink="http://schemas.microsoft.com/office/drawing/2016/ink" xmlns:am3d="http://schemas.microsoft.com/office/drawing/2017/model3d" xmlns:o="urn:schemas-microsoft-com:office:office" xmlns:oel="http://schemas.microsoft.com/office/2019/extlst" xmlns:r="http://schemas.openxmlformats.org/officeDocument/2006/relationships" xmlns:m="http://schemas.openxmlformats.org/officeDocument/2006/math" xmlns:v="urn:schemas-microsoft-com:vml" xmlns:wp14="http://schemas.microsoft.com/office/word/2010/wordprocessingDrawing" xmlns:wp="http://schemas.openxmlformats.org/drawingml/2006/wordprocessingDrawing" xmlns:w10="urn:schemas-microsoft-com:office:word" xmlns:w="http://schemas.openxmlformats.org/wordprocessingml/2006/main" xmlns:w14="http://schemas.microsoft.com/office/word/2010/wordml" xmlns:w15="http://schemas.microsoft.com/office/word/2012/wordml" xmlns:w16cex="http://schemas.microsoft.com/office/word/2018/wordml/cex" xmlns:w16cid="http://schemas.microsoft.com/office/word/2016/wordml/cid" xmlns:w16="http://schemas.microsoft.com/office/word/2018/wordml" xmlns:w16du="http://schemas.microsoft.com/office/word/2023/wordml/word16du" xmlns:w16sdtdh="http://schemas.microsoft.com/office/word/2020/wordml/sdtdatahash" xmlns:w16sdtfl="http://schemas.microsoft.com/office/word/2024/wordml/sdtformatlock" xmlns:w16se="http://schemas.microsoft.com/office/word/2015/wordml/symex" xmlns:wpg="http://schemas.microsoft.com/office/word/2010/wordprocessingGroup" xmlns:wpi="http://schemas.microsoft.com/office/word/2010/wordprocessingInk" xmlns:wne="http://schemas.microsoft.com/office/word/2006/wordml" xmlns:wps="http://schemas.microsoft.com/office/word/2010/wordprocessingShape" mc:Ignorable="w14 w15 w16se w16cid w16 w16cex w16sdtdh w16sdtfl w16du wp14">
-  <w16cid:commentId w16cid:paraId="25DF84EF" w16cid:durableId="041686C9"/>
-  <w16cid:commentId w16cid:paraId="0AFB8D5C" w16cid:durableId="0C4B000B"/>
   <w16cid:commentId w16cid:paraId="3BA4EB61" w16cid:durableId="575F1562"/>
 </w16cid:commentsIds>
 </file>
@@ -8388,7 +8221,7 @@
   <w:style w:type="paragraph" w:default="1" w:styleId="Normal">
     <w:name w:val="Normal"/>
     <w:qFormat/>
-    <w:rsid w:val="00B02CBC"/>
+    <w:rsid w:val="002B1A32"/>
     <w:pPr>
       <w:spacing w:after="0" w:line="240" w:lineRule="auto"/>
     </w:pPr>

--- a/doc/written_part.docx
+++ b/doc/written_part.docx
@@ -824,42 +824,6 @@
         <w:spacing w:line="360" w:lineRule="auto"/>
         <w:jc w:val="both"/>
         <w:rPr>
-          <w:lang w:val="en-US"/>
-        </w:rPr>
-      </w:pPr>
-    </w:p>
-    <w:p>
-      <w:pPr>
-        <w:spacing w:line="360" w:lineRule="auto"/>
-        <w:jc w:val="both"/>
-        <w:rPr>
-          <w:lang w:val="en-US"/>
-        </w:rPr>
-      </w:pPr>
-    </w:p>
-    <w:p>
-      <w:pPr>
-        <w:spacing w:line="360" w:lineRule="auto"/>
-        <w:jc w:val="both"/>
-        <w:rPr>
-          <w:lang w:val="en-US"/>
-        </w:rPr>
-      </w:pPr>
-    </w:p>
-    <w:p>
-      <w:pPr>
-        <w:spacing w:line="360" w:lineRule="auto"/>
-        <w:jc w:val="both"/>
-        <w:rPr>
-          <w:lang w:val="en-US"/>
-        </w:rPr>
-      </w:pPr>
-    </w:p>
-    <w:p>
-      <w:pPr>
-        <w:spacing w:line="360" w:lineRule="auto"/>
-        <w:jc w:val="both"/>
-        <w:rPr>
           <w:b/>
           <w:bCs/>
           <w:lang w:val="en-US"/>
@@ -881,440 +845,209 @@
         <w:rPr>
           <w:b/>
           <w:bCs/>
-        </w:rPr>
-      </w:pPr>
-    </w:p>
-    <w:p>
-      <w:pPr>
-        <w:spacing w:line="360" w:lineRule="auto"/>
-        <w:jc w:val="both"/>
-        <w:rPr>
-          <w:lang w:val="en-US"/>
-        </w:rPr>
-      </w:pPr>
-      <w:r>
-        <w:rPr>
-          <w:lang w:val="en-US"/>
-        </w:rPr>
-        <w:t>a. OXXO</w:t>
-      </w:r>
-    </w:p>
-    <w:p>
-      <w:pPr>
-        <w:spacing w:line="360" w:lineRule="auto"/>
-        <w:ind w:firstLine="720"/>
-        <w:jc w:val="both"/>
-      </w:pPr>
-      <w:r>
-        <w:rPr>
-          <w:lang w:val="en-US"/>
-        </w:rPr>
-        <w:t>Although OXXO has been operating in Colombia for almost 17 years</w:t>
-      </w:r>
-      <w:r>
-        <w:rPr>
-          <w:lang w:val="en-US"/>
-        </w:rPr>
-        <w:t xml:space="preserve">, </w:t>
-      </w:r>
-      <w:r>
-        <w:rPr>
-          <w:lang w:val="en-US"/>
-        </w:rPr>
-        <w:t>it only consolidated itself as one of the main convenience store chains in the country</w:t>
-      </w:r>
-      <w:r>
-        <w:rPr>
-          <w:lang w:val="en-US"/>
-        </w:rPr>
-        <w:t xml:space="preserve"> after</w:t>
-      </w:r>
-      <w:r>
-        <w:rPr>
-          <w:lang w:val="en-US"/>
-        </w:rPr>
-        <w:t xml:space="preserve"> the pandemic</w:t>
-      </w:r>
-      <w:r>
-        <w:rPr>
-          <w:lang w:val="en-US"/>
-        </w:rPr>
-        <w:t xml:space="preserve"> </w:t>
-      </w:r>
-      <w:r>
-        <w:t>\</w:t>
-      </w:r>
-      <w:proofErr w:type="gramStart"/>
-      <w:r>
-        <w:t>parencite{</w:t>
-      </w:r>
-      <w:proofErr w:type="gramEnd"/>
-      <w:r>
-        <w:t>ElEconomista2026}</w:t>
-      </w:r>
-      <w:r>
-        <w:rPr>
-          <w:lang w:val="en-US"/>
-        </w:rPr>
-        <w:t xml:space="preserve">. In fact, in Bogota the number of establishments </w:t>
-      </w:r>
-      <w:r>
-        <w:rPr>
-          <w:lang w:val="en-US"/>
-        </w:rPr>
-        <w:t>rose sharply</w:t>
-      </w:r>
-      <w:r>
-        <w:rPr>
-          <w:lang w:val="en-US"/>
-        </w:rPr>
-        <w:t xml:space="preserve"> </w:t>
-      </w:r>
-      <w:r>
-        <w:rPr>
-          <w:lang w:val="en-US"/>
-        </w:rPr>
-        <w:t>from 82 in 2020 to 384 in 2025</w:t>
-      </w:r>
-      <w:r>
-        <w:rPr>
-          <w:lang w:val="en-US"/>
-        </w:rPr>
-        <w:t>,</w:t>
-      </w:r>
-      <w:r>
-        <w:rPr>
-          <w:lang w:val="en-US"/>
-        </w:rPr>
-        <w:t xml:space="preserve"> </w:t>
-      </w:r>
-      <w:r>
-        <w:rPr>
-          <w:lang w:val="en-US"/>
-        </w:rPr>
-        <w:t>t</w:t>
-      </w:r>
-      <w:r>
-        <w:rPr>
-          <w:lang w:val="en-US"/>
-        </w:rPr>
-        <w:t xml:space="preserve">his represents an increment of over 368\% in only five years. </w:t>
-      </w:r>
-      <w:r>
-        <w:t xml:space="preserve">Figure~\ref{fig:EVOLUTION_OXXO} depicts </w:t>
-      </w:r>
-      <w:r>
-        <w:t>this</w:t>
-      </w:r>
-      <w:r>
-        <w:t xml:space="preserve"> accelerated growth in Bogotá, as it shows the number of OXXO locations in the capital by year since its arrival. </w:t>
-      </w:r>
-      <w:r>
-        <w:t xml:space="preserve">This OXXO expansion can be due to some of its </w:t>
-      </w:r>
-      <w:r>
-        <w:t>intrinsi</w:t>
-      </w:r>
-      <w:r>
-        <w:t>c</w:t>
-      </w:r>
-      <w:r>
-        <w:t xml:space="preserve"> characteristics</w:t>
-      </w:r>
-      <w:r>
-        <w:t>; for example,</w:t>
-      </w:r>
-      <w:r>
-        <w:t xml:space="preserve"> </w:t>
-      </w:r>
-      <w:r>
-        <w:rPr>
-          <w:lang w:val="en-US"/>
-        </w:rPr>
-        <w:t>95\% of its establishments function in a 24-hour format \</w:t>
-      </w:r>
-      <w:proofErr w:type="spellStart"/>
-      <w:r>
-        <w:rPr>
-          <w:lang w:val="en-US"/>
-        </w:rPr>
-        <w:t>parencite</w:t>
-      </w:r>
-      <w:proofErr w:type="spellEnd"/>
-      <w:r>
-        <w:rPr>
-          <w:lang w:val="en-US"/>
-        </w:rPr>
-        <w:t>{</w:t>
-      </w:r>
-      <w:r>
-        <w:t>oxxo_faqs</w:t>
-      </w:r>
-      <w:r>
-        <w:rPr>
-          <w:lang w:val="en-US"/>
-        </w:rPr>
-        <w:t xml:space="preserve">}, </w:t>
-      </w:r>
-      <w:r>
-        <w:t>providing a competitive advantage by being</w:t>
-      </w:r>
-      <w:r>
-        <w:rPr>
-          <w:rFonts w:eastAsiaTheme="majorEastAsia"/>
-        </w:rPr>
-        <w:t> </w:t>
-      </w:r>
-      <w:r>
-        <w:t>the primary option of consumers whenever they need to</w:t>
-      </w:r>
-      <w:r>
-        <w:rPr>
-          <w:rFonts w:eastAsiaTheme="majorEastAsia"/>
-        </w:rPr>
-        <w:t> </w:t>
-      </w:r>
-      <w:r>
-        <w:t>satisfy spontaneous consumption needs</w:t>
-      </w:r>
-      <w:r>
-        <w:t xml:space="preserve"> </w:t>
-      </w:r>
-      <w:r>
-        <w:t>\parencite{</w:t>
-      </w:r>
-      <w:r>
-        <w:t>LaRepublica2026</w:t>
-      </w:r>
-      <w:r>
-        <w:t>}</w:t>
-      </w:r>
-      <w:r>
-        <w:t>.\\</w:t>
-      </w:r>
-    </w:p>
-    <w:p>
-      <w:pPr>
-        <w:spacing w:line="360" w:lineRule="auto"/>
-        <w:ind w:firstLine="720"/>
-        <w:jc w:val="both"/>
-      </w:pPr>
-    </w:p>
-    <w:p>
-      <w:pPr>
-        <w:spacing w:line="360" w:lineRule="auto"/>
-        <w:ind w:firstLine="720"/>
-        <w:jc w:val="both"/>
-      </w:pPr>
-      <w:r>
-        <w:t>This OXXO proliferation</w:t>
-      </w:r>
-      <w:r>
-        <w:rPr>
-          <w:lang w:val="en-US"/>
-        </w:rPr>
-        <w:t xml:space="preserve"> began</w:t>
-      </w:r>
-      <w:r>
-        <w:rPr>
-          <w:lang w:val="en-US"/>
-        </w:rPr>
-        <w:t xml:space="preserve"> in the northern part of the city, later </w:t>
-      </w:r>
-      <w:r>
-        <w:rPr>
-          <w:lang w:val="en-US"/>
-        </w:rPr>
-        <w:t>spreading</w:t>
-      </w:r>
-      <w:r>
-        <w:rPr>
-          <w:lang w:val="en-US"/>
-        </w:rPr>
-        <w:t xml:space="preserve"> throughout the eastern region. This strategic behavior responds to the inherent characteristics of the northeastern neighborhoods of Bogotá, where </w:t>
-      </w:r>
-      <w:r>
-        <w:t>a higher concentration of formal employment and high-income residential clusters provide an ideal environment for the convenience store model</w:t>
-      </w:r>
+          <w:lang w:val="en-US"/>
+        </w:rPr>
+      </w:pPr>
       <w:r>
         <w:rPr>
           <w:b/>
           <w:bCs/>
+          <w:lang w:val="en-US"/>
+        </w:rPr>
+        <w:t>a. OXXO</w:t>
+      </w:r>
+    </w:p>
+    <w:p>
+      <w:pPr>
+        <w:spacing w:line="360" w:lineRule="auto"/>
+        <w:jc w:val="both"/>
+      </w:pPr>
+      <w:r>
+        <w:rPr>
+          <w:lang w:val="en-US"/>
+        </w:rPr>
+        <w:t>Although OXXO has been operating in Colombia for almost 17 years</w:t>
+      </w:r>
+      <w:r>
+        <w:rPr>
+          <w:lang w:val="en-US"/>
+        </w:rPr>
+        <w:t xml:space="preserve">, </w:t>
+      </w:r>
+      <w:r>
+        <w:rPr>
+          <w:lang w:val="en-US"/>
+        </w:rPr>
+        <w:t>it only consolidated itself as one of the main convenience store chains in the country</w:t>
+      </w:r>
+      <w:r>
+        <w:rPr>
+          <w:lang w:val="en-US"/>
+        </w:rPr>
+        <w:t xml:space="preserve"> after</w:t>
+      </w:r>
+      <w:r>
+        <w:rPr>
+          <w:lang w:val="en-US"/>
+        </w:rPr>
+        <w:t xml:space="preserve"> the pandemic</w:t>
+      </w:r>
+      <w:r>
+        <w:rPr>
+          <w:lang w:val="en-US"/>
         </w:rPr>
         <w:t xml:space="preserve"> </w:t>
       </w:r>
       <w:r>
-        <w:rPr>
-          <w:b/>
-          <w:bCs/>
-          <w:highlight w:val="magenta"/>
-        </w:rPr>
         <w:t>\</w:t>
       </w:r>
-      <w:r>
-        <w:rPr>
-          <w:b/>
-          <w:bCs/>
-          <w:highlight w:val="magenta"/>
-        </w:rPr>
-        <w:t>hl{</w:t>
-      </w:r>
-      <w:r>
-        <w:rPr>
-          <w:b/>
-          <w:bCs/>
-          <w:highlight w:val="magenta"/>
-        </w:rPr>
-        <w:t>(citation)</w:t>
-      </w:r>
-      <w:r>
-        <w:rPr>
-          <w:b/>
-          <w:bCs/>
-          <w:highlight w:val="magenta"/>
-        </w:rPr>
+      <w:proofErr w:type="gramStart"/>
+      <w:r>
+        <w:t>parencite{</w:t>
+      </w:r>
+      <w:proofErr w:type="gramEnd"/>
+      <w:r>
+        <w:t>ElEconomista2026}</w:t>
+      </w:r>
+      <w:r>
+        <w:rPr>
+          <w:lang w:val="en-US"/>
+        </w:rPr>
+        <w:t xml:space="preserve">. In fact, in Bogota the number of establishments </w:t>
+      </w:r>
+      <w:r>
+        <w:rPr>
+          <w:lang w:val="en-US"/>
+        </w:rPr>
+        <w:t>rose sharply</w:t>
+      </w:r>
+      <w:r>
+        <w:rPr>
+          <w:lang w:val="en-US"/>
+        </w:rPr>
+        <w:t xml:space="preserve"> </w:t>
+      </w:r>
+      <w:r>
+        <w:rPr>
+          <w:lang w:val="en-US"/>
+        </w:rPr>
+        <w:t>from 82 in 2020 to 384 in 2025</w:t>
+      </w:r>
+      <w:r>
+        <w:rPr>
+          <w:lang w:val="en-US"/>
+        </w:rPr>
+        <w:t>,</w:t>
+      </w:r>
+      <w:r>
+        <w:rPr>
+          <w:lang w:val="en-US"/>
+        </w:rPr>
+        <w:t xml:space="preserve"> </w:t>
+      </w:r>
+      <w:r>
+        <w:rPr>
+          <w:lang w:val="en-US"/>
+        </w:rPr>
+        <w:t>t</w:t>
+      </w:r>
+      <w:r>
+        <w:rPr>
+          <w:lang w:val="en-US"/>
+        </w:rPr>
+        <w:t xml:space="preserve">his represents an increment of over 368\% in only five years. </w:t>
+      </w:r>
+      <w:r>
+        <w:t xml:space="preserve">Figure~\ref{fig:EVOLUTION_OXXO} depicts </w:t>
+      </w:r>
+      <w:r>
+        <w:t>this</w:t>
+      </w:r>
+      <w:r>
+        <w:t xml:space="preserve"> accelerated growth in Bogotá, as it shows the number of OXXO locations in the capital by year since its arrival. </w:t>
+      </w:r>
+      <w:r>
+        <w:t xml:space="preserve">This OXXO expansion can be due to some of its </w:t>
+      </w:r>
+      <w:r>
+        <w:t>intrinsi</w:t>
+      </w:r>
+      <w:r>
+        <w:t>c</w:t>
+      </w:r>
+      <w:r>
+        <w:t xml:space="preserve"> characteristics</w:t>
+      </w:r>
+      <w:r>
+        <w:t>; for example,</w:t>
+      </w:r>
+      <w:r>
+        <w:t xml:space="preserve"> </w:t>
+      </w:r>
+      <w:r>
+        <w:rPr>
+          <w:lang w:val="en-US"/>
+        </w:rPr>
+        <w:t>95\% of its establishments function in a 24-hour format \</w:t>
+      </w:r>
+      <w:proofErr w:type="spellStart"/>
+      <w:r>
+        <w:rPr>
+          <w:lang w:val="en-US"/>
+        </w:rPr>
+        <w:t>parencite</w:t>
+      </w:r>
+      <w:proofErr w:type="spellEnd"/>
+      <w:r>
+        <w:rPr>
+          <w:lang w:val="en-US"/>
+        </w:rPr>
+        <w:t>{</w:t>
+      </w:r>
+      <w:r>
+        <w:t>oxxo_faqs</w:t>
+      </w:r>
+      <w:r>
+        <w:rPr>
+          <w:lang w:val="en-US"/>
+        </w:rPr>
+        <w:t xml:space="preserve">}, </w:t>
+      </w:r>
+      <w:r>
+        <w:t>providing a competitive advantage by being</w:t>
+      </w:r>
+      <w:r>
+        <w:rPr>
+          <w:rFonts w:eastAsiaTheme="majorEastAsia"/>
+        </w:rPr>
+        <w:t> </w:t>
+      </w:r>
+      <w:r>
+        <w:t>the primary option of consumers whenever they need to</w:t>
+      </w:r>
+      <w:r>
+        <w:rPr>
+          <w:rFonts w:eastAsiaTheme="majorEastAsia"/>
+        </w:rPr>
+        <w:t> </w:t>
+      </w:r>
+      <w:r>
+        <w:t>satisfy spontaneous consumption needs</w:t>
+      </w:r>
+      <w:r>
+        <w:t xml:space="preserve"> </w:t>
+      </w:r>
+      <w:r>
+        <w:t>\parencite{</w:t>
+      </w:r>
+      <w:r>
+        <w:t>LaRepublica2026</w:t>
+      </w:r>
+      <w:r>
         <w:t>}</w:t>
       </w:r>
       <w:r>
-        <w:rPr>
-          <w:highlight w:val="magenta"/>
-          <w:lang w:val="en-US"/>
-        </w:rPr>
-        <w:t>.</w:t>
-      </w:r>
-      <w:r>
-        <w:rPr>
-          <w:lang w:val="en-US"/>
-        </w:rPr>
-        <w:t xml:space="preserve"> </w:t>
-      </w:r>
-      <w:r>
-        <w:rPr>
-          <w:lang w:val="en-US"/>
-        </w:rPr>
-        <w:t>Figure</w:t>
-      </w:r>
-      <w:r>
-        <w:t>~\ref{</w:t>
-      </w:r>
-      <w:proofErr w:type="gramStart"/>
-      <w:r>
-        <w:t>fig:fourpanelOXXO</w:t>
-      </w:r>
-      <w:proofErr w:type="gramEnd"/>
-      <w:r>
-        <w:t xml:space="preserve">_evolution_UPZ} </w:t>
-      </w:r>
-      <w:r>
-        <w:rPr>
-          <w:lang w:val="en-US"/>
-        </w:rPr>
-        <w:t xml:space="preserve">presents this evolution, and shows that now OXXO is present in almost 70\% of all the city´s </w:t>
-      </w:r>
-      <w:r>
-        <w:t>Zonal Planning Unit</w:t>
-      </w:r>
-      <w:r>
-        <w:t>s</w:t>
-      </w:r>
-      <w:r>
-        <w:t xml:space="preserve"> (UPZ)</w:t>
-      </w:r>
-      <w:r>
-        <w:t xml:space="preserve">. UPZs are analysis units that group neighborhoods based on their socioeconomic stratification, commercial, land use, and housing characteristics, and living conditions of their inhabitants </w:t>
-      </w:r>
-      <w:r>
-        <w:rPr>
-          <w:b/>
-          <w:bCs/>
-          <w:highlight w:val="magenta"/>
-        </w:rPr>
-        <w:t>\parencite{alcaldia_bogota_upz}</w:t>
-      </w:r>
-      <w:r>
-        <w:rPr>
-          <w:highlight w:val="magenta"/>
-          <w:lang w:val="en-US"/>
-        </w:rPr>
-        <w:t>.</w:t>
-      </w:r>
-      <w:r>
-        <w:t xml:space="preserve"> Currently, the only areas without OXXO establishments are in the far southern reaches of Bogotá, which correspods to UPZs with low levels of economic performance</w:t>
-      </w:r>
-      <w:r>
-        <w:t xml:space="preserve"> \parencite{</w:t>
-      </w:r>
-      <w:r>
-        <w:t>Guzman2017</w:t>
-      </w:r>
-      <w:r>
-        <w:t>}</w:t>
-      </w:r>
-      <w:r>
-        <w:t>, socioeconomic stratification</w:t>
-      </w:r>
-      <w:r>
-        <w:t xml:space="preserve"> </w:t>
-      </w:r>
-      <w:r>
-        <w:t>\parencite{</w:t>
-      </w:r>
-      <w:r>
-        <w:t>Guzman2017</w:t>
-      </w:r>
-      <w:r>
-        <w:t>}</w:t>
-      </w:r>
-      <w:r>
-        <w:t xml:space="preserve">, </w:t>
-      </w:r>
-      <w:r>
-        <w:lastRenderedPageBreak/>
-        <w:t xml:space="preserve">urban transport connection, and are blocks that continue to relly heavily in traditional neighborhood stores </w:t>
-      </w:r>
-      <w:r>
-        <w:t>\parencite</w:t>
-      </w:r>
-      <w:r>
-        <w:rPr>
-          <w:b/>
-          <w:bCs/>
-        </w:rPr>
-        <w:t>{</w:t>
-      </w:r>
-      <w:r>
-        <w:rPr>
-          <w:rFonts w:ascii="Menlo" w:hAnsi="Menlo" w:cs="Menlo"/>
-          <w:color w:val="4EC9B0"/>
-          <w:sz w:val="18"/>
-          <w:szCs w:val="18"/>
-        </w:rPr>
-        <w:t xml:space="preserve"> </w:t>
-      </w:r>
-      <w:r>
-        <w:rPr>
-          <w:b/>
-          <w:bCs/>
-        </w:rPr>
-        <w:t>RicoPencue2021</w:t>
-      </w:r>
-      <w:r>
-        <w:rPr>
-          <w:b/>
-          <w:bCs/>
-          <w:highlight w:val="magenta"/>
-        </w:rPr>
-        <w:t>}</w:t>
-      </w:r>
-      <w:r>
-        <w:rPr>
-          <w:highlight w:val="magenta"/>
-          <w:lang w:val="en-US"/>
-        </w:rPr>
-        <w:t>.</w:t>
-      </w:r>
-      <w:r>
-        <w:t xml:space="preserve"> \\</w:t>
+        <w:t>.\\</w:t>
       </w:r>
     </w:p>
     <w:p>
@@ -1329,379 +1062,22 @@
         <w:spacing w:line="360" w:lineRule="auto"/>
         <w:ind w:firstLine="720"/>
         <w:jc w:val="both"/>
-        <w:rPr>
-          <w:lang w:val="en-US"/>
-        </w:rPr>
-      </w:pPr>
-      <w:r>
-        <w:rPr>
-          <w:lang w:val="en-US"/>
-        </w:rPr>
-        <w:t>OXXO’s stores are centrally administered by FEMSA with the purpose of standardizing processes, logistics, services, and products \</w:t>
-      </w:r>
-      <w:proofErr w:type="spellStart"/>
-      <w:r>
-        <w:rPr>
-          <w:lang w:val="en-US"/>
-        </w:rPr>
-        <w:t>parencite</w:t>
-      </w:r>
-      <w:proofErr w:type="spellEnd"/>
-      <w:r>
-        <w:rPr>
-          <w:lang w:val="en-US"/>
-        </w:rPr>
-        <w:t>{</w:t>
-      </w:r>
-      <w:r>
-        <w:t>oxxo_faqs</w:t>
-      </w:r>
-      <w:r>
-        <w:rPr>
-          <w:lang w:val="en-US"/>
-        </w:rPr>
-        <w:t xml:space="preserve">}. This means that each location is carefully planned to respond to the overall interests of the company. </w:t>
-      </w:r>
-      <w:r>
-        <w:rPr>
-          <w:lang w:val="en-US"/>
-        </w:rPr>
-        <w:t>In fact, if we attentively analyze how these establishments are clustered around Bogotá, we can identify that they tend to localize in areas where there is higher traffic and spatial accessibility.</w:t>
-      </w:r>
-      <w:r>
-        <w:rPr>
-          <w:lang w:val="en-US"/>
-        </w:rPr>
-        <w:t xml:space="preserve"> This helps OXXO </w:t>
-      </w:r>
-      <w:r>
-        <w:t>to</w:t>
-      </w:r>
-      <w:r>
-        <w:rPr>
-          <w:rFonts w:eastAsiaTheme="majorEastAsia"/>
-        </w:rPr>
-        <w:t> </w:t>
-      </w:r>
-      <w:r>
-        <w:t>maximize its market reach and ensure high levels of consumer visibility.</w:t>
-      </w:r>
-      <w:r>
-        <w:t xml:space="preserve"> </w:t>
-      </w:r>
-      <w:r>
-        <w:t xml:space="preserve">Figure~\ref{fig:oxxo_transmilenio_vias} graphically </w:t>
-      </w:r>
-      <w:r>
-        <w:t>tries to show</w:t>
-      </w:r>
-      <w:r>
-        <w:t xml:space="preserve"> this correlation by plotting the city’s arterial roads, main avenues, and Transmilenio stations (Bogotá's</w:t>
-      </w:r>
-      <w:r>
-        <w:rPr>
-          <w:rFonts w:eastAsiaTheme="majorEastAsia"/>
-        </w:rPr>
-        <w:t> </w:t>
-      </w:r>
-      <w:r>
-        <w:t>Bus Rapid Transit</w:t>
-      </w:r>
-      <w:r>
-        <w:rPr>
-          <w:rFonts w:eastAsiaTheme="majorEastAsia"/>
-        </w:rPr>
-        <w:t> </w:t>
-      </w:r>
-      <w:r>
-        <w:t>system); it shows that by 2025, OXXO locations</w:t>
-      </w:r>
-      <w:r>
-        <w:rPr>
-          <w:rFonts w:eastAsiaTheme="majorEastAsia"/>
-        </w:rPr>
-        <w:t> </w:t>
-      </w:r>
-      <w:r>
-        <w:t>tend to group along these major transport corridor</w:t>
-      </w:r>
-      <w:r>
-        <w:t>s. Also, in section</w:t>
-      </w:r>
-      <w:r>
-        <w:t>~\ref{</w:t>
-      </w:r>
-      <w:r>
-        <w:t>sec:Statistics</w:t>
-      </w:r>
-      <w:r>
-        <w:t>}</w:t>
-      </w:r>
-      <w:r>
-        <w:t xml:space="preserve"> I show the statistical positive  correlation of  these variables and OXXO locations.</w:t>
-      </w:r>
-      <w:r>
-        <w:rPr>
-          <w:lang w:val="en-US"/>
-        </w:rPr>
-        <w:t>\\</w:t>
-      </w:r>
-    </w:p>
-    <w:p>
-      <w:pPr>
-        <w:spacing w:line="360" w:lineRule="auto"/>
-        <w:ind w:firstLine="720"/>
-        <w:jc w:val="both"/>
-      </w:pPr>
-    </w:p>
-    <w:p>
-      <w:pPr>
-        <w:spacing w:line="360" w:lineRule="auto"/>
-        <w:ind w:firstLine="720"/>
-        <w:jc w:val="both"/>
-      </w:pPr>
-      <w:r>
-        <w:t>Considering the location strategies, spatial expansion, and neighborhood characteristics associated with OXXO stores, it is reasonable to hypothesize a potential correlation between their presence and patterns of urban crime.</w:t>
-      </w:r>
-      <w:r>
-        <w:tab/>
-      </w:r>
-      <w:r>
-        <w:rPr>
-          <w:lang w:val="en-US"/>
-        </w:rPr>
-        <w:t xml:space="preserve"> </w:t>
-      </w:r>
-      <w:r>
-        <w:rPr>
-          <w:highlight w:val="yellow"/>
-        </w:rPr>
-        <w:t>Their concentration in high foot-traffic areas increases the availability of potential targets for crimes such as robbery or assault</w:t>
-      </w:r>
-      <w:r>
-        <w:rPr>
-          <w:highlight w:val="yellow"/>
-        </w:rPr>
-        <w:t xml:space="preserve"> </w:t>
-      </w:r>
-      <w:r>
-        <w:t>\parencite{Dugato2026, shin2024dollar}</w:t>
-      </w:r>
-      <w:r>
-        <w:rPr>
-          <w:highlight w:val="yellow"/>
-        </w:rPr>
-        <w:t>.</w:t>
-      </w:r>
-      <w:r>
-        <w:t xml:space="preserve"> </w:t>
-      </w:r>
-      <w:r>
-        <w:t>Moreover</w:t>
-      </w:r>
-      <w:r>
-        <w:t xml:space="preserve">, due to their 24-hour format and alcohol sales during the night, OXXO locations </w:t>
-      </w:r>
-      <w:r>
-        <w:t xml:space="preserve">may </w:t>
-      </w:r>
-      <w:r>
-        <w:t xml:space="preserve">serve </w:t>
-      </w:r>
-      <w:r>
-        <w:t>as informal gathering point</w:t>
-      </w:r>
-      <w:r>
-        <w:t xml:space="preserve">s </w:t>
-      </w:r>
-      <w:r>
-        <w:t>which can, under certain conditions,</w:t>
-      </w:r>
-      <w:r>
-        <w:t xml:space="preserve"> </w:t>
-      </w:r>
-      <w:r>
-        <w:t>escalate into conflicts or provide opportunities for illicit activities</w:t>
-      </w:r>
-      <w:r>
-        <w:t xml:space="preserve"> \parencite</w:t>
-      </w:r>
-      <w:r>
-        <w:t>{</w:t>
-      </w:r>
-      <w:r>
-        <w:t>Dugato2026</w:t>
-      </w:r>
-      <w:r>
-        <w:t>}</w:t>
-      </w:r>
-      <w:r>
-        <w:t>.</w:t>
-      </w:r>
-    </w:p>
-    <w:p>
-      <w:pPr>
-        <w:spacing w:line="360" w:lineRule="auto"/>
-        <w:ind w:firstLine="720"/>
-        <w:jc w:val="both"/>
-      </w:pPr>
-    </w:p>
-    <w:p>
-      <w:pPr>
-        <w:spacing w:line="360" w:lineRule="auto"/>
-        <w:jc w:val="both"/>
-        <w:rPr>
-          <w:b/>
-          <w:bCs/>
-          <w:lang w:val="en-US"/>
-        </w:rPr>
-      </w:pPr>
-      <w:r>
-        <w:rPr>
-          <w:b/>
-          <w:bCs/>
-          <w:lang w:val="en-US"/>
-        </w:rPr>
-        <w:t>2. criminal activity in Bogotá over the years</w:t>
-      </w:r>
-    </w:p>
-    <w:p>
-      <w:pPr>
-        <w:spacing w:line="360" w:lineRule="auto"/>
-        <w:ind w:firstLine="720"/>
-        <w:jc w:val="both"/>
-      </w:pPr>
-      <w:r>
-        <w:t>During the 1980s and 1990s, Bogotá was among the most unsafe cities in the country, experiencing a surge in narcoterrorism and the assassination of political leaders</w:t>
-      </w:r>
-      <w:r>
-        <w:rPr>
-          <w:lang w:val="en-US"/>
-        </w:rPr>
-        <w:t xml:space="preserve">; in fact, in 1991, </w:t>
-      </w:r>
-      <w:r>
-        <w:t>it reached a rate of 1,287 crimes per 100,000 inhabitants, exceeding that of Medellín (1,160) and Cali (537) \parencite{rodriguez2017ciudad</w:t>
-      </w:r>
-      <w:r>
-        <w:rPr>
-          <w:lang w:val="en-US"/>
-        </w:rPr>
-        <w:t xml:space="preserve">}. However, at the end of the 90s and beginning of the 2000s, crime started to decrease; for example, </w:t>
-      </w:r>
-      <w:r>
-        <w:t>between 1993 and 2002 Bogotá saw an estimated 65\% decrease in the homicide rate, while robbery fell by about 33\%</w:t>
-      </w:r>
-      <w:r>
-        <w:rPr>
-          <w:lang w:val="en-US"/>
-        </w:rPr>
-        <w:t xml:space="preserve">. This shift was driven by </w:t>
-      </w:r>
-      <w:r>
-        <w:t xml:space="preserve">citizen culture programs, large-scale urban renewal projects, and robust institutional reforms </w:t>
-      </w:r>
-      <w:r>
-        <w:lastRenderedPageBreak/>
-        <w:t>implemented by the majors of this period \</w:t>
-      </w:r>
-      <w:proofErr w:type="gramStart"/>
-      <w:r>
-        <w:t>parencite{</w:t>
-      </w:r>
-      <w:proofErr w:type="gramEnd"/>
-      <w:r>
-        <w:t xml:space="preserve">Sanchez2003, mockus2012building}. </w:t>
-      </w:r>
-      <w:r>
-        <w:t>In recent years, however, urban crime has shown signs of stagnation, with declining trends slowing or reversing.</w:t>
-      </w:r>
-      <w:r>
-        <w:rPr>
-          <w:lang w:val="en-US"/>
-        </w:rPr>
-        <w:t xml:space="preserve"> </w:t>
-      </w:r>
-      <w:r>
-        <w:rPr>
-          <w:lang w:val="en-US"/>
-        </w:rPr>
-        <w:t>Following</w:t>
-      </w:r>
-      <w:r>
-        <w:rPr>
-          <w:lang w:val="en-US"/>
-        </w:rPr>
-        <w:t xml:space="preserve"> the 2019 covid pandemic criminality had </w:t>
-      </w:r>
-      <w:r>
-        <w:t>a significant</w:t>
-      </w:r>
-      <w:r>
-        <w:rPr>
-          <w:rFonts w:eastAsiaTheme="majorEastAsia"/>
-        </w:rPr>
-        <w:t> </w:t>
-      </w:r>
-      <w:r>
-        <w:t xml:space="preserve">rebound, with personal theft surpassing pre-pandemic levels. </w:t>
-      </w:r>
-      <w:r>
-        <w:t>By 2025, despite continued institutional efforts, crime rates in Bogotá have proven difficult to reduce, particularly in relation to homicides and robberies \parencite{(add source)}</w:t>
-      </w:r>
-      <w:r>
-        <w:t>.\\</w:t>
-      </w:r>
-    </w:p>
-    <w:p>
-      <w:pPr>
-        <w:spacing w:line="360" w:lineRule="auto"/>
-        <w:ind w:firstLine="720"/>
-        <w:jc w:val="both"/>
-        <w:rPr>
-          <w:i/>
-          <w:iCs/>
-        </w:rPr>
-      </w:pPr>
-    </w:p>
-    <w:p>
-      <w:pPr>
-        <w:spacing w:line="360" w:lineRule="auto"/>
-        <w:ind w:firstLine="720"/>
-        <w:jc w:val="both"/>
-      </w:pPr>
-      <w:r>
-        <w:t>Currently, crime in Bogotá, as in most cities, tends to</w:t>
-      </w:r>
-      <w:r>
-        <w:t xml:space="preserve"> </w:t>
-      </w:r>
-      <w:r>
-        <w:t>cluster in specific zones</w:t>
-      </w:r>
-      <w:r>
-        <w:t xml:space="preserve"> </w:t>
-      </w:r>
-      <w:r>
-        <w:rPr>
-          <w:highlight w:val="yellow"/>
-        </w:rPr>
-        <w:t>\parencite{Enriquez2014,GimenezSantana2018}</w:t>
-      </w:r>
-      <w:r>
-        <w:t xml:space="preserve">. The most insecure Localities (a unit of territorial division that gathers many UPZ) </w:t>
-      </w:r>
-      <w:r>
-        <w:t>a</w:t>
-      </w:r>
-      <w:r>
-        <w:t>re primarily located in the southeastern region of the city, a pattern associated with the presence of criminal organizations, high levels of informality, and deficiencies in human development</w:t>
-      </w:r>
-      <w:r>
-        <w:t xml:space="preserve"> \parencite{probogota2024indice}.</w:t>
-      </w:r>
-      <w:r>
-        <w:rPr>
+      </w:pPr>
+      <w:r>
+        <w:t>The proliferation of OXXO stores began in the northern part of the city before spreading throughout the eastern region. Figure~\ref{fig:fourpanelOXXO_evolution_UPZ} illustrates this evolution, showing that OXXO is now present in nearly 70</w:t>
+      </w:r>
+      <w:r>
+        <w:t>\</w:t>
+      </w:r>
+      <w:r>
+        <w:t>% of the city’s Zonal Planning Units (UPZ</w:t>
+      </w:r>
+      <w:r>
+        <w:t>)</w:t>
+      </w:r>
+      <w:r>
+        <w:rPr>
+          <w:rFonts w:ascii="-webkit-standard" w:hAnsi="-webkit-standard"/>
           <w:color w:val="000000"/>
           <w:sz w:val="27"/>
           <w:szCs w:val="27"/>
@@ -1709,10 +1085,43 @@
         <w:t xml:space="preserve"> </w:t>
       </w:r>
       <w:r>
-        <w:t>However, this spatial concentration does not imply that all categories of crime peak in the same areas. While homicide rates generally follow this pattern, personal theft exhibits a distinct geographic distribution, with higher concentrations in the northeastern sector of the city \parencite{probogota2022informe}.</w:t>
-      </w:r>
-      <w:r>
-        <w:t xml:space="preserve">\\ </w:t>
+        <w:t>, these being units that group neighborhoods based on socioeconomic stratification, land use, housing characteristics, and the living conditions of their inhabitants \parencite{alcaldia_bogota_upz}.</w:t>
+      </w:r>
+      <w:r>
+        <w:t xml:space="preserve"> Furthermore</w:t>
+      </w:r>
+      <w:r>
+        <w:t>, it can be observed that OXXO presence has</w:t>
+      </w:r>
+      <w:r>
+        <w:t xml:space="preserve"> a primary concentration in the northeastern neighborhoods of Bogotá</w:t>
+      </w:r>
+      <w:r>
+        <w:t>.</w:t>
+      </w:r>
+      <w:r>
+        <w:t xml:space="preserve"> </w:t>
+      </w:r>
+      <w:r>
+        <w:t xml:space="preserve">Currently, the only areas lacking OXXO establishments are in the far southern reaches of </w:t>
+      </w:r>
+      <w:r>
+        <w:t>the city</w:t>
+      </w:r>
+      <w:r>
+        <w:t xml:space="preserve">. These </w:t>
+      </w:r>
+      <w:r>
+        <w:t xml:space="preserve">places </w:t>
+      </w:r>
+      <w:r>
+        <w:t>correspond to UPZs with lower levels of economic performance, socioeconomic stratification, and urban transport connectivity \parencite{Guzman2017, Bocarejo2013, PRISMBogota}, where residents continue to rely heavily on traditional neighborhood stores \parencite{RicoPencue2021}.</w:t>
+      </w:r>
+      <w:r>
+        <w:t xml:space="preserve"> </w:t>
+      </w:r>
+      <w:r>
+        <w:t>\\</w:t>
       </w:r>
     </w:p>
     <w:p>
@@ -1721,215 +1130,729 @@
         <w:ind w:firstLine="720"/>
         <w:jc w:val="both"/>
       </w:pPr>
-      <w:r>
-        <w:t>Figure~\ref{fig:</w:t>
-      </w:r>
-      <w:r>
-        <w:t>fourpanelCrime</w:t>
-      </w:r>
-      <w:r>
-        <w:t xml:space="preserve">} </w:t>
-      </w:r>
-      <w:r>
-        <w:t xml:space="preserve">illustrates </w:t>
-      </w:r>
-      <w:r>
-        <w:t xml:space="preserve">this behaviour as it displays how personal theft rates distribute throughout Bogotá´s UPZs over the years. These maps also highlight that between 2015 and 2021 (and even later, as it can be noted in ProBogota’s annual security informs </w:t>
-      </w:r>
-      <w:r>
-        <w:rPr>
-          <w:lang w:val="en-US"/>
-        </w:rPr>
-        <w:t>(\footnote{\hl{PIE DE PAGINA)}}</w:t>
-      </w:r>
-      <w:r>
-        <w:t>) this tendency has not drastically changed</w:t>
+    </w:p>
+    <w:p>
+      <w:pPr>
+        <w:spacing w:line="360" w:lineRule="auto"/>
+        <w:ind w:firstLine="720"/>
+        <w:jc w:val="both"/>
+      </w:pPr>
+      <w:r>
+        <w:t xml:space="preserve">This expansion </w:t>
+      </w:r>
+      <w:r>
+        <w:t xml:space="preserve">across the years </w:t>
+      </w:r>
+      <w:r>
+        <w:t xml:space="preserve">positively </w:t>
+      </w:r>
+      <w:r>
+        <w:t>correlates</w:t>
+      </w:r>
+      <w:r>
+        <w:t xml:space="preserve"> </w:t>
+      </w:r>
+      <w:r>
+        <w:t>with the inherent characteristics of northeastern Bogotá, where high traffic, spatial accessibility, and high-income residential clusters provide an ideal environment for the convenience store model \hl{(citation)}. Figure~\ref{fig:oxxo_transmilenio_vias} illustrates th</w:t>
+      </w:r>
+      <w:r>
+        <w:t xml:space="preserve">is </w:t>
+      </w:r>
+      <w:r>
+        <w:t>behavior</w:t>
+      </w:r>
+      <w:r>
+        <w:t xml:space="preserve"> by mapping the city’s arterial roads, main avenues, and Transmilenio stations (Bogotá's Bus Rapid Transit system); it </w:t>
+      </w:r>
+      <w:r>
+        <w:lastRenderedPageBreak/>
+        <w:t xml:space="preserve">demonstrates that by 2025, OXXO locations tended to cluster along these major transport corridors. Furthermore, Section~\ref{sec:Statistics} provides a statistical analysis confirming the positive correlation between these variables and store locations. </w:t>
+      </w:r>
+      <w:r>
+        <w:t>\\</w:t>
+      </w:r>
+    </w:p>
+    <w:p>
+      <w:pPr>
+        <w:spacing w:line="360" w:lineRule="auto"/>
+        <w:jc w:val="both"/>
+      </w:pPr>
+    </w:p>
+    <w:p>
+      <w:pPr>
+        <w:spacing w:line="360" w:lineRule="auto"/>
+        <w:ind w:firstLine="720"/>
+        <w:jc w:val="both"/>
+        <w:rPr>
+          <w:lang w:val="en-US"/>
+        </w:rPr>
+      </w:pPr>
+      <w:r>
+        <w:t xml:space="preserve">OXXO locations are centrally administered by FEMSA with the purpose of standardizing processes, logistics, services, and products \parencite{oxxo_faqs}. This implies that store placement is strategically determined according to the company’s broader commercial objectives rather than being randomly distributed across space. Such non-aleatory allocation may complicate econometric identification, since the characteristics that attract OXXO establishments may also affect </w:t>
+      </w:r>
+      <w:r>
+        <w:t>crime behavior</w:t>
       </w:r>
       <w:r>
         <w:t>.</w:t>
       </w:r>
       <w:r>
-        <w:t xml:space="preserve"> </w:t>
-      </w:r>
-      <w:r>
-        <w:t xml:space="preserve">This persistence suggests </w:t>
-      </w:r>
-      <w:r>
-        <w:t xml:space="preserve">that there are environmental characteristics that keep favoring robberies or attracting offenders. </w:t>
-      </w:r>
-      <w:r>
-        <w:t xml:space="preserve">Among these characteristics </w:t>
-      </w:r>
-      <w:r>
-        <w:t>are</w:t>
-      </w:r>
-      <w:r>
-        <w:rPr>
-          <w:rFonts w:eastAsiaTheme="majorEastAsia"/>
-        </w:rPr>
-        <w:t> </w:t>
-      </w:r>
-      <w:r>
-        <w:t>high pedestrian traffic, a dense concentration of commercial land use, and proximity to the city’s main transit corridors</w:t>
-      </w:r>
-      <w:r>
+        <w:rPr>
+          <w:lang w:val="en-US"/>
+        </w:rPr>
+        <w:t>\\</w:t>
+      </w:r>
+    </w:p>
+    <w:p>
+      <w:pPr>
+        <w:spacing w:line="360" w:lineRule="auto"/>
+        <w:ind w:firstLine="720"/>
+        <w:jc w:val="both"/>
+      </w:pPr>
+    </w:p>
+    <w:p>
+      <w:pPr>
+        <w:spacing w:line="360" w:lineRule="auto"/>
+        <w:ind w:firstLine="720"/>
+        <w:jc w:val="both"/>
+      </w:pPr>
+      <w:r>
+        <w:t>The concern about endogenous OXXO placement, however, may be mitigated through the use of TWFE estimators, because many determinants of store location are either time-invariant or evolve only gradually over the sample period, allowing UPZ fixed effects to absorb a substantial portion of the selection process. Nonetheless, some bias may persist if OXXO entry responds to time-varying local trends correlated with the outcome. For example, FEMSA may prioritize expansion into UPZs experiencing increases in commercial activity, population density, household income, pedestrian flows, or improvements in public security, all of which could independently influence the dependent variable. In such cases, TWFE estimates could partly capture these underlying trends rather than the causal effect of OXXO entry alone.</w:t>
+      </w:r>
+    </w:p>
+    <w:p>
+      <w:pPr>
+        <w:spacing w:line="360" w:lineRule="auto"/>
+        <w:jc w:val="both"/>
+      </w:pPr>
+    </w:p>
+    <w:p>
+      <w:pPr>
+        <w:spacing w:line="360" w:lineRule="auto"/>
+        <w:jc w:val="both"/>
+      </w:pPr>
+    </w:p>
+    <w:p>
+      <w:pPr>
+        <w:spacing w:line="360" w:lineRule="auto"/>
+        <w:jc w:val="both"/>
+      </w:pPr>
+    </w:p>
+    <w:p>
+      <w:pPr>
+        <w:spacing w:line="360" w:lineRule="auto"/>
+        <w:jc w:val="both"/>
+      </w:pPr>
+    </w:p>
+    <w:p>
+      <w:pPr>
+        <w:spacing w:line="360" w:lineRule="auto"/>
+        <w:jc w:val="both"/>
+      </w:pPr>
+    </w:p>
+    <w:p>
+      <w:pPr>
+        <w:spacing w:line="360" w:lineRule="auto"/>
+        <w:jc w:val="both"/>
+      </w:pPr>
+    </w:p>
+    <w:p>
+      <w:pPr>
+        <w:spacing w:line="360" w:lineRule="auto"/>
+        <w:jc w:val="both"/>
+      </w:pPr>
+    </w:p>
+    <w:p>
+      <w:pPr>
+        <w:spacing w:line="360" w:lineRule="auto"/>
+        <w:jc w:val="both"/>
+      </w:pPr>
+    </w:p>
+    <w:p>
+      <w:pPr>
+        <w:spacing w:line="360" w:lineRule="auto"/>
+        <w:jc w:val="both"/>
+      </w:pPr>
+    </w:p>
+    <w:p>
+      <w:pPr>
+        <w:spacing w:line="360" w:lineRule="auto"/>
+        <w:jc w:val="both"/>
+      </w:pPr>
+    </w:p>
+    <w:p>
+      <w:pPr>
+        <w:spacing w:line="360" w:lineRule="auto"/>
+        <w:jc w:val="both"/>
+      </w:pPr>
+    </w:p>
+    <w:p>
+      <w:pPr>
+        <w:spacing w:line="360" w:lineRule="auto"/>
+        <w:jc w:val="both"/>
         <w:rPr>
           <w:b/>
           <w:bCs/>
-        </w:rPr>
-        <w:t>.</w:t>
-      </w:r>
-      <w:r>
-        <w:t>\\</w:t>
-      </w:r>
-    </w:p>
-    <w:p>
-      <w:pPr>
-        <w:spacing w:line="360" w:lineRule="auto"/>
-        <w:ind w:firstLine="720"/>
-        <w:jc w:val="both"/>
-      </w:pPr>
-      <w:r>
-        <w:t>It is precisely within these high-activity environments that OXXO has focused its expansion. Consequently, f</w:t>
-      </w:r>
-      <w:r>
-        <w:t>or this research, f</w:t>
-      </w:r>
-      <w:r>
-        <w:t>actors that favor crime clustering must be taken into accoun</w:t>
-      </w:r>
-      <w:r>
-        <w:t>t</w:t>
-      </w:r>
-      <w:r>
-        <w:t xml:space="preserve">. </w:t>
-      </w:r>
-      <w:r>
-        <w:t xml:space="preserve">If OXXO stores tend to locate in inherently high-crime areas, it becomes essential to assess whether their presence contributes to an increase in crime or whether both </w:t>
-      </w:r>
-      <w:r>
-        <w:t>the</w:t>
-      </w:r>
-      <w:r>
-        <w:t xml:space="preserve"> stores and offenders are </w:t>
-      </w:r>
-      <w:r>
-        <w:t xml:space="preserve">are simply drawn </w:t>
-      </w:r>
-      <w:r>
-        <w:t>to the same high-activity ‘nodes.’  In this sense, OXXO locations may function either as crime generators or as crime attractors.</w:t>
-      </w:r>
-    </w:p>
-    <w:p>
-      <w:pPr>
-        <w:spacing w:line="360" w:lineRule="auto"/>
-        <w:jc w:val="both"/>
-      </w:pPr>
-    </w:p>
-    <w:p>
-      <w:pPr>
-        <w:spacing w:line="360" w:lineRule="auto"/>
-        <w:jc w:val="both"/>
-      </w:pPr>
-    </w:p>
-    <w:p>
-      <w:pPr>
-        <w:spacing w:line="360" w:lineRule="auto"/>
-        <w:jc w:val="both"/>
-      </w:pPr>
-    </w:p>
-    <w:p>
-      <w:pPr>
-        <w:spacing w:line="360" w:lineRule="auto"/>
-        <w:jc w:val="both"/>
-      </w:pPr>
-    </w:p>
-    <w:p>
-      <w:pPr>
-        <w:spacing w:line="360" w:lineRule="auto"/>
-        <w:jc w:val="both"/>
-      </w:pPr>
-    </w:p>
-    <w:p>
-      <w:pPr>
-        <w:spacing w:line="360" w:lineRule="auto"/>
-        <w:jc w:val="both"/>
-      </w:pPr>
-    </w:p>
-    <w:p>
-      <w:pPr>
-        <w:spacing w:line="360" w:lineRule="auto"/>
-        <w:jc w:val="both"/>
-      </w:pPr>
-    </w:p>
-    <w:p>
-      <w:pPr>
-        <w:spacing w:line="360" w:lineRule="auto"/>
-        <w:jc w:val="both"/>
-      </w:pPr>
-    </w:p>
-    <w:p>
-      <w:pPr>
-        <w:spacing w:line="360" w:lineRule="auto"/>
-        <w:jc w:val="both"/>
-      </w:pPr>
-    </w:p>
-    <w:p>
-      <w:pPr>
-        <w:spacing w:line="360" w:lineRule="auto"/>
-        <w:jc w:val="both"/>
-      </w:pPr>
-    </w:p>
-    <w:p>
-      <w:pPr>
-        <w:spacing w:line="360" w:lineRule="auto"/>
-        <w:jc w:val="both"/>
-      </w:pPr>
-    </w:p>
-    <w:p>
-      <w:pPr>
-        <w:spacing w:line="360" w:lineRule="auto"/>
-        <w:jc w:val="both"/>
-      </w:pPr>
-    </w:p>
-    <w:p>
-      <w:pPr>
-        <w:spacing w:line="360" w:lineRule="auto"/>
-        <w:jc w:val="both"/>
-      </w:pPr>
-    </w:p>
-    <w:p>
-      <w:pPr>
-        <w:spacing w:line="360" w:lineRule="auto"/>
-        <w:jc w:val="both"/>
-      </w:pPr>
-    </w:p>
-    <w:p>
-      <w:pPr>
-        <w:spacing w:line="360" w:lineRule="auto"/>
-        <w:jc w:val="both"/>
-      </w:pPr>
-    </w:p>
-    <w:p>
-      <w:pPr>
-        <w:spacing w:line="360" w:lineRule="auto"/>
-        <w:jc w:val="both"/>
-      </w:pPr>
-    </w:p>
-    <w:p>
-      <w:pPr>
-        <w:spacing w:line="360" w:lineRule="auto"/>
-        <w:jc w:val="both"/>
+          <w:lang w:val="en-US"/>
+        </w:rPr>
+      </w:pPr>
+      <w:r>
         <w:rPr>
           <w:b/>
           <w:bCs/>
           <w:lang w:val="en-US"/>
         </w:rPr>
-      </w:pPr>
+        <w:lastRenderedPageBreak/>
+        <w:t>2. criminal activity in Bogotá over the years</w:t>
+      </w:r>
+    </w:p>
+    <w:p>
+      <w:pPr>
+        <w:spacing w:line="360" w:lineRule="auto"/>
+        <w:ind w:firstLine="720"/>
+        <w:jc w:val="both"/>
+      </w:pPr>
+      <w:r>
+        <w:t xml:space="preserve">During the 1980s and 1990s, Bogotá was among the most unsafe cities in </w:t>
+      </w:r>
+      <w:r>
+        <w:t>Colombia</w:t>
+      </w:r>
+      <w:r>
+        <w:t>, experiencing a surge in narcoterrorism and the assassination of political leaders</w:t>
+      </w:r>
+      <w:r>
+        <w:rPr>
+          <w:lang w:val="en-US"/>
+        </w:rPr>
+        <w:t xml:space="preserve">; in fact, in 1991, </w:t>
+      </w:r>
+      <w:r>
+        <w:t>it reached a rate of 1,287 crimes per 100,000 inhabitants, exceeding that of Medellín (1,160) and Cali (537) \parencite{rodriguez2017ciudad</w:t>
+      </w:r>
+      <w:r>
+        <w:rPr>
+          <w:lang w:val="en-US"/>
+        </w:rPr>
+        <w:t xml:space="preserve">}. However, at the end of the 90s and beginning of the 2000s, crime started to decrease; for example, </w:t>
+      </w:r>
+      <w:r>
+        <w:t>between 1993 and 2002 Bogotá saw an estimated 65\% decrease in the homicide rate, while robbery fell by about 33\%</w:t>
+      </w:r>
+      <w:r>
+        <w:rPr>
+          <w:lang w:val="en-US"/>
+        </w:rPr>
+        <w:t xml:space="preserve">. This shift was driven by </w:t>
+      </w:r>
+      <w:r>
+        <w:t>citizen culture programs, large-scale urban renewal projects, and institutional reforms imple</w:t>
+      </w:r>
+      <w:r>
+        <w:t>mented by the majors of this period \</w:t>
+      </w:r>
+      <w:proofErr w:type="gramStart"/>
+      <w:r>
+        <w:t>parencite{</w:t>
+      </w:r>
+      <w:proofErr w:type="gramEnd"/>
+      <w:r>
+        <w:t xml:space="preserve">Sanchez2003, mockus2012building}. </w:t>
+      </w:r>
+      <w:r>
+        <w:t>In recent years, however, urban crime has shown</w:t>
+      </w:r>
+      <w:r>
+        <w:t xml:space="preserve"> a fluctuating behavior</w:t>
+      </w:r>
+      <w:r>
+        <w:t>.</w:t>
+      </w:r>
+      <w:r>
+        <w:rPr>
+          <w:lang w:val="en-US"/>
+        </w:rPr>
+        <w:t xml:space="preserve"> </w:t>
+      </w:r>
+      <w:r>
+        <w:rPr>
+          <w:lang w:val="en-US"/>
+        </w:rPr>
+        <w:t>Following</w:t>
+      </w:r>
+      <w:r>
+        <w:rPr>
+          <w:lang w:val="en-US"/>
+        </w:rPr>
+        <w:t xml:space="preserve"> the 2019 covid pandemic</w:t>
+      </w:r>
+      <w:r>
+        <w:rPr>
+          <w:lang w:val="en-US"/>
+        </w:rPr>
+        <w:t>,</w:t>
+      </w:r>
+      <w:r>
+        <w:rPr>
+          <w:lang w:val="en-US"/>
+        </w:rPr>
+        <w:t xml:space="preserve"> criminality had </w:t>
+      </w:r>
+      <w:r>
+        <w:t>a rebound, with personal theft surpassing pre-pandemic levels</w:t>
+      </w:r>
+      <w:r>
+        <w:t xml:space="preserve"> in 202</w:t>
+      </w:r>
+      <w:r>
+        <w:t>2</w:t>
+      </w:r>
+      <w:r>
+        <w:t xml:space="preserve"> and 202</w:t>
+      </w:r>
+      <w:r>
+        <w:t>3</w:t>
+      </w:r>
+      <w:r>
+        <w:t xml:space="preserve"> \parencite{</w:t>
+      </w:r>
+      <w:r>
+        <w:t>siedco_portal</w:t>
+      </w:r>
+      <w:r>
+        <w:t>}</w:t>
+      </w:r>
+      <w:r>
+        <w:t xml:space="preserve">. </w:t>
+      </w:r>
+      <w:r>
+        <w:t>By 202</w:t>
+      </w:r>
+      <w:r>
+        <w:t>4</w:t>
+      </w:r>
+      <w:r>
+        <w:t>, despite continued institutional efforts</w:t>
+      </w:r>
+      <w:r>
+        <w:t xml:space="preserve"> and a decrease in </w:t>
+      </w:r>
+      <w:r>
+        <w:t xml:space="preserve">crime rates in </w:t>
+      </w:r>
+      <w:r>
+        <w:t xml:space="preserve">the city </w:t>
+      </w:r>
+      <w:r>
+        <w:t>\parencite{</w:t>
+      </w:r>
+      <w:r>
+        <w:t>siedco_portal</w:t>
+      </w:r>
+      <w:r>
+        <w:t>}</w:t>
+      </w:r>
+      <w:r>
+        <w:t xml:space="preserve">,  </w:t>
+      </w:r>
+      <w:r>
+        <w:t>69.3</w:t>
+      </w:r>
+      <w:r>
+        <w:t>\</w:t>
+      </w:r>
+      <w:r>
+        <w:t xml:space="preserve">% of households believed insecurity had </w:t>
+      </w:r>
+      <w:r>
+        <w:t>raised</w:t>
+      </w:r>
+      <w:r>
+        <w:t xml:space="preserve"> </w:t>
+      </w:r>
+      <w:r>
+        <w:t>\</w:t>
+      </w:r>
+      <w:r>
+        <w:t>parencite</w:t>
+      </w:r>
+      <w:r>
+        <w:t>{</w:t>
+      </w:r>
+      <w:r>
+        <w:t>ccb_security_perception_2025</w:t>
+      </w:r>
+      <w:r>
+        <w:t>}</w:t>
+      </w:r>
+      <w:r>
+        <w:t>.\\</w:t>
+      </w:r>
+    </w:p>
+    <w:p>
+      <w:pPr>
+        <w:spacing w:line="360" w:lineRule="auto"/>
+        <w:ind w:firstLine="720"/>
+        <w:jc w:val="both"/>
+        <w:rPr>
+          <w:i/>
+          <w:iCs/>
+        </w:rPr>
+      </w:pPr>
+    </w:p>
+    <w:p>
+      <w:pPr>
+        <w:spacing w:line="360" w:lineRule="auto"/>
+        <w:ind w:firstLine="720"/>
+        <w:jc w:val="both"/>
+      </w:pPr>
+      <w:r>
+        <w:t xml:space="preserve">Currently, crime in Bogotá, as in most cities, tends to </w:t>
+      </w:r>
+      <w:r>
+        <w:t>cluster in specific zones</w:t>
+      </w:r>
+      <w:r>
+        <w:t xml:space="preserve"> </w:t>
+      </w:r>
+      <w:r>
+        <w:t>\parencite{Enriquez2014,GimenezSantana2018}</w:t>
+      </w:r>
+      <w:r>
+        <w:t>.</w:t>
+      </w:r>
+      <w:r>
+        <w:t xml:space="preserve"> The most insecure Localities (a unit of territorial division that gathers many UPZ) </w:t>
+      </w:r>
+      <w:r>
+        <w:t>a</w:t>
+      </w:r>
+      <w:r>
+        <w:t>re primarily located in the southeastern region of the city, a pattern associated with the presence of criminal organizations, high levels of informality, and deficiencies in human development</w:t>
+      </w:r>
+      <w:r>
+        <w:t xml:space="preserve"> \parencite{probogota2024indice}.</w:t>
+      </w:r>
+      <w:r>
+        <w:rPr>
+          <w:color w:val="000000"/>
+          <w:sz w:val="27"/>
+          <w:szCs w:val="27"/>
+        </w:rPr>
+        <w:t xml:space="preserve"> </w:t>
+      </w:r>
+      <w:r>
+        <w:t>However, this spatial concentration does not imply that all categories of crime peak in the same areas. While homicide rates generally follow this pattern, personal theft exhibits a distinct geographic distribution, with higher concentrations in the northeastern sector of the city \parencite{probogota2022informe}.</w:t>
+      </w:r>
+      <w:r>
+        <w:t xml:space="preserve">\\ </w:t>
+      </w:r>
+    </w:p>
+    <w:p>
+      <w:pPr>
+        <w:spacing w:line="360" w:lineRule="auto"/>
+        <w:ind w:firstLine="720"/>
+        <w:jc w:val="both"/>
+      </w:pPr>
+    </w:p>
+    <w:p>
+      <w:pPr>
+        <w:spacing w:line="360" w:lineRule="auto"/>
+        <w:ind w:firstLine="720"/>
+        <w:jc w:val="both"/>
+      </w:pPr>
+      <w:r>
+        <w:t>Figure~\ref{fig:</w:t>
+      </w:r>
+      <w:r>
+        <w:t>fourpanelCrime</w:t>
+      </w:r>
+      <w:r>
+        <w:t xml:space="preserve">} </w:t>
+      </w:r>
+      <w:r>
+        <w:t xml:space="preserve">illustrates </w:t>
+      </w:r>
+      <w:r>
+        <w:t>this behaviour as it displays how personal theft rates distribute throughout Bogotá´s UPZs over the years</w:t>
+      </w:r>
+      <w:r>
+        <w:t xml:space="preserve"> (Appendix</w:t>
+      </w:r>
+      <w:r>
+        <w:t>~\ref{sec:</w:t>
+      </w:r>
+      <w:r>
+        <w:t>othercrimemaps</w:t>
+      </w:r>
+      <w:r>
+        <w:t xml:space="preserve">} </w:t>
+      </w:r>
+      <w:r>
+        <w:t xml:space="preserve"> </w:t>
+      </w:r>
+      <w:r>
+        <w:t>shows how other crimes distribute</w:t>
+      </w:r>
+      <w:r>
+        <w:rPr>
+          <w:lang w:val="en-US"/>
+        </w:rPr>
+        <w:t>)</w:t>
+      </w:r>
+      <w:r>
+        <w:t xml:space="preserve">. These maps also highlight that between 2015 and 2021 (and even later, as it can be noted in ProBogota’s annual security </w:t>
+      </w:r>
+      <w:r>
+        <w:t>reports</w:t>
+      </w:r>
+      <w:r>
+        <w:t>) this tendency has not drastically changed</w:t>
+      </w:r>
+      <w:r>
+        <w:t>.</w:t>
+      </w:r>
+      <w:r>
+        <w:t xml:space="preserve"> </w:t>
+      </w:r>
+      <w:r>
+        <w:t xml:space="preserve">This persistence suggests </w:t>
+      </w:r>
+      <w:r>
+        <w:t xml:space="preserve">that there are environmental characteristics that keep favoring robberies or attracting offenders. </w:t>
+      </w:r>
+      <w:r>
+        <w:t xml:space="preserve">Among these characteristics </w:t>
+      </w:r>
+      <w:r>
+        <w:t>are</w:t>
+      </w:r>
+      <w:r>
+        <w:rPr>
+          <w:rFonts w:eastAsiaTheme="majorEastAsia"/>
+        </w:rPr>
+        <w:t> </w:t>
+      </w:r>
+      <w:r>
+        <w:t xml:space="preserve">high pedestrian </w:t>
+      </w:r>
+      <w:r>
+        <w:lastRenderedPageBreak/>
+        <w:t>traffic, a dense concentration of commercial land use, and proximity to the city’s main transit corridors</w:t>
+      </w:r>
       <w:r>
         <w:rPr>
           <w:b/>
           <w:bCs/>
+        </w:rPr>
+        <w:t>.</w:t>
+      </w:r>
+      <w:r>
+        <w:t>\\</w:t>
+      </w:r>
+    </w:p>
+    <w:p>
+      <w:pPr>
+        <w:spacing w:line="360" w:lineRule="auto"/>
+        <w:ind w:firstLine="720"/>
+        <w:jc w:val="both"/>
+      </w:pPr>
+    </w:p>
+    <w:p>
+      <w:pPr>
+        <w:spacing w:line="360" w:lineRule="auto"/>
+        <w:ind w:firstLine="720"/>
+        <w:jc w:val="both"/>
+      </w:pPr>
+      <w:r>
+        <w:t>It is precisely within these high-activity environments that OXXO has focused its expansion. Consequently, f</w:t>
+      </w:r>
+      <w:r>
+        <w:t>or this research, f</w:t>
+      </w:r>
+      <w:r>
+        <w:t>actors that favor crime clustering must be taken into accoun</w:t>
+      </w:r>
+      <w:r>
+        <w:t>t</w:t>
+      </w:r>
+      <w:r>
+        <w:t xml:space="preserve">. </w:t>
+      </w:r>
+      <w:r>
+        <w:t xml:space="preserve">If OXXO stores tend to locate in inherently high-crime areas, it becomes essential to assess whether their presence contributes to an increase in crime or whether both </w:t>
+      </w:r>
+      <w:r>
+        <w:t>the</w:t>
+      </w:r>
+      <w:r>
+        <w:t xml:space="preserve"> stores and offenders are </w:t>
+      </w:r>
+      <w:r>
+        <w:t xml:space="preserve">are simply drawn </w:t>
+      </w:r>
+      <w:r>
+        <w:t>to the same high-activity ‘nodes.’  In this sense, OXXO locations may function either as crime generators or as crime attractors.</w:t>
+      </w:r>
+    </w:p>
+    <w:p>
+      <w:pPr>
+        <w:spacing w:line="360" w:lineRule="auto"/>
+        <w:jc w:val="both"/>
+      </w:pPr>
+    </w:p>
+    <w:p>
+      <w:pPr>
+        <w:spacing w:line="360" w:lineRule="auto"/>
+        <w:jc w:val="both"/>
+      </w:pPr>
+    </w:p>
+    <w:p>
+      <w:pPr>
+        <w:spacing w:line="360" w:lineRule="auto"/>
+        <w:jc w:val="both"/>
+      </w:pPr>
+    </w:p>
+    <w:p>
+      <w:pPr>
+        <w:spacing w:line="360" w:lineRule="auto"/>
+        <w:jc w:val="both"/>
+      </w:pPr>
+    </w:p>
+    <w:p>
+      <w:pPr>
+        <w:spacing w:line="360" w:lineRule="auto"/>
+        <w:jc w:val="both"/>
+      </w:pPr>
+    </w:p>
+    <w:p>
+      <w:pPr>
+        <w:spacing w:line="360" w:lineRule="auto"/>
+        <w:jc w:val="both"/>
+      </w:pPr>
+    </w:p>
+    <w:p>
+      <w:pPr>
+        <w:spacing w:line="360" w:lineRule="auto"/>
+        <w:jc w:val="both"/>
+      </w:pPr>
+    </w:p>
+    <w:p>
+      <w:pPr>
+        <w:spacing w:line="360" w:lineRule="auto"/>
+        <w:jc w:val="both"/>
+      </w:pPr>
+    </w:p>
+    <w:p>
+      <w:pPr>
+        <w:spacing w:line="360" w:lineRule="auto"/>
+        <w:jc w:val="both"/>
+      </w:pPr>
+    </w:p>
+    <w:p>
+      <w:pPr>
+        <w:spacing w:line="360" w:lineRule="auto"/>
+        <w:jc w:val="both"/>
+      </w:pPr>
+    </w:p>
+    <w:p>
+      <w:pPr>
+        <w:spacing w:line="360" w:lineRule="auto"/>
+        <w:jc w:val="both"/>
+      </w:pPr>
+    </w:p>
+    <w:p>
+      <w:pPr>
+        <w:spacing w:line="360" w:lineRule="auto"/>
+        <w:jc w:val="both"/>
+      </w:pPr>
+    </w:p>
+    <w:p>
+      <w:pPr>
+        <w:spacing w:line="360" w:lineRule="auto"/>
+        <w:jc w:val="both"/>
+      </w:pPr>
+    </w:p>
+    <w:p>
+      <w:pPr>
+        <w:spacing w:line="360" w:lineRule="auto"/>
+        <w:jc w:val="both"/>
+      </w:pPr>
+    </w:p>
+    <w:p>
+      <w:pPr>
+        <w:spacing w:line="360" w:lineRule="auto"/>
+        <w:jc w:val="both"/>
+      </w:pPr>
+    </w:p>
+    <w:p>
+      <w:pPr>
+        <w:spacing w:line="360" w:lineRule="auto"/>
+        <w:jc w:val="both"/>
+      </w:pPr>
+    </w:p>
+    <w:p>
+      <w:pPr>
+        <w:spacing w:line="360" w:lineRule="auto"/>
+        <w:jc w:val="both"/>
+      </w:pPr>
+    </w:p>
+    <w:p>
+      <w:pPr>
+        <w:spacing w:line="360" w:lineRule="auto"/>
+        <w:jc w:val="both"/>
+      </w:pPr>
+    </w:p>
+    <w:p>
+      <w:pPr>
+        <w:spacing w:line="360" w:lineRule="auto"/>
+        <w:jc w:val="both"/>
+      </w:pPr>
+    </w:p>
+    <w:p>
+      <w:pPr>
+        <w:spacing w:line="360" w:lineRule="auto"/>
+        <w:jc w:val="both"/>
+      </w:pPr>
+    </w:p>
+    <w:p>
+      <w:pPr>
+        <w:spacing w:line="360" w:lineRule="auto"/>
+        <w:jc w:val="both"/>
+      </w:pPr>
+    </w:p>
+    <w:p>
+      <w:pPr>
+        <w:spacing w:line="360" w:lineRule="auto"/>
+        <w:jc w:val="both"/>
+      </w:pPr>
+    </w:p>
+    <w:p>
+      <w:pPr>
+        <w:spacing w:line="360" w:lineRule="auto"/>
+        <w:jc w:val="both"/>
+      </w:pPr>
+    </w:p>
+    <w:p>
+      <w:pPr>
+        <w:spacing w:line="360" w:lineRule="auto"/>
+        <w:jc w:val="both"/>
+      </w:pPr>
+    </w:p>
+    <w:p>
+      <w:pPr>
+        <w:spacing w:line="360" w:lineRule="auto"/>
+        <w:jc w:val="both"/>
+        <w:rPr>
+          <w:b/>
+          <w:bCs/>
+          <w:lang w:val="en-US"/>
+        </w:rPr>
+      </w:pPr>
+      <w:r>
+        <w:rPr>
+          <w:b/>
+          <w:bCs/>
           <w:lang w:val="en-US"/>
         </w:rPr>
         <w:t xml:space="preserve">LITERATURE REVIEW: </w:t>
@@ -1940,6 +1863,9 @@
         <w:spacing w:line="360" w:lineRule="auto"/>
         <w:ind w:firstLine="720"/>
         <w:jc w:val="both"/>
+        <w:rPr>
+          <w:lang w:val="es-ES_tradnl"/>
+        </w:rPr>
       </w:pPr>
       <w:r>
         <w:rPr>
@@ -2132,51 +2058,266 @@
         <w:t>have their own limitations</w:t>
       </w:r>
       <w:r>
-        <w:t xml:space="preserve">. A substantial body of research dates back to the pre-2000s </w:t>
+        <w:t>. A substantial body of research dates back to the pre-2000s era,</w:t>
+      </w:r>
+      <w:r>
+        <w:rPr>
+          <w:lang w:val="en-US"/>
+        </w:rPr>
+        <w:t xml:space="preserve"> meaning that their findings do not contemplate the current urban dynamics of modern cities. Nonetheless</w:t>
+      </w:r>
+      <w:r>
+        <w:t>, these foundational studies provide a critical perspective on the underlying mechanics of crime</w:t>
+      </w:r>
+      <w:r>
+        <w:rPr>
+          <w:lang w:val="en-US"/>
+        </w:rPr>
+        <w:t xml:space="preserve">. For instance, early </w:t>
+      </w:r>
+      <w:r>
+        <w:t xml:space="preserve">investigations focused on identifying the </w:t>
+      </w:r>
+      <w:r>
+        <w:rPr>
+          <w:lang w:val="en-US"/>
+        </w:rPr>
+        <w:t xml:space="preserve">characteristics that influenced the propensity of convenience stores to be </w:t>
+      </w:r>
+      <w:r>
+        <w:t>targeted for robbery</w:t>
+      </w:r>
+      <w:r>
+        <w:rPr>
+          <w:lang w:val="en-US"/>
+        </w:rPr>
+        <w:t>. They identified that stores that operated for longer hours at night were more likely to be robbed, as there are fewer people around \</w:t>
+      </w:r>
+      <w:proofErr w:type="spellStart"/>
+      <w:r>
+        <w:rPr>
+          <w:lang w:val="en-US"/>
+        </w:rPr>
+        <w:t>parencitecite</w:t>
+      </w:r>
+      <w:proofErr w:type="spellEnd"/>
+      <w:r>
+        <w:rPr>
+          <w:lang w:val="en-US"/>
+        </w:rPr>
+        <w:t>{</w:t>
+      </w:r>
+      <w:r>
+        <w:t>dalessio1990crime</w:t>
+      </w:r>
+      <w:r>
+        <w:rPr>
+          <w:lang w:val="en-US"/>
+        </w:rPr>
+        <w:t xml:space="preserve">}. Others found that these types of stores were more prone to be robbed due to the lack of </w:t>
+      </w:r>
+      <w:r>
+        <w:t>visible security such as police presence, security guards, or effective alarm systems \</w:t>
+      </w:r>
+      <w:proofErr w:type="gramStart"/>
+      <w:r>
+        <w:t>parencitecite{</w:t>
+      </w:r>
+      <w:proofErr w:type="gramEnd"/>
+      <w:r>
+        <w:t xml:space="preserve">Wellford1997, </w:t>
+      </w:r>
+      <w:r>
+        <w:t>Dugato2026</w:t>
+      </w:r>
+      <w:r>
+        <w:t>}</w:t>
+      </w:r>
+      <w:r>
+        <w:rPr>
+          <w:lang w:val="en-US"/>
+        </w:rPr>
+        <w:t xml:space="preserve">. Although useful, they fail to account for convenience stores’ role on crime of their </w:t>
+      </w:r>
+      <w:proofErr w:type="spellStart"/>
+      <w:r>
+        <w:rPr>
+          <w:lang w:val="en-US"/>
+        </w:rPr>
+        <w:t>i</w:t>
+      </w:r>
+      <w:proofErr w:type="spellEnd"/>
+      <w:r>
+        <w:t>mmediate surroundings</w:t>
+      </w:r>
+      <w:r>
+        <w:rPr>
+          <w:lang w:val="en-US"/>
+        </w:rPr>
+        <w:t>.\\</w:t>
+      </w:r>
+    </w:p>
+    <w:p>
+      <w:pPr>
+        <w:spacing w:line="360" w:lineRule="auto"/>
+        <w:ind w:firstLine="720"/>
+        <w:jc w:val="both"/>
+      </w:pPr>
+      <w:r>
+        <w:rPr>
+          <w:lang w:val="en-US"/>
+        </w:rPr>
+        <w:t xml:space="preserve">On the other hand, other recent publications </w:t>
+      </w:r>
+      <w:r>
+        <w:t>have examined the influence of</w:t>
+      </w:r>
+      <w:r>
+        <w:rPr>
+          <w:rFonts w:eastAsiaTheme="majorEastAsia"/>
+        </w:rPr>
+        <w:t> </w:t>
+      </w:r>
+      <w:r>
+        <w:t>analogous commercial establishments</w:t>
+      </w:r>
+      <w:r>
+        <w:rPr>
+          <w:rFonts w:eastAsiaTheme="majorEastAsia"/>
+        </w:rPr>
+        <w:t> </w:t>
+      </w:r>
+      <w:r>
+        <w:t>on urban crime</w:t>
+      </w:r>
+      <w:r>
+        <w:rPr>
+          <w:lang w:val="en-US"/>
+        </w:rPr>
+        <w:t xml:space="preserve">. </w:t>
+      </w:r>
+      <w:r>
+        <w:t xml:space="preserve">While some of these studies do not focus exclusively </w:t>
       </w:r>
       <w:r>
         <w:lastRenderedPageBreak/>
-        <w:t>era,</w:t>
-      </w:r>
-      <w:r>
-        <w:rPr>
-          <w:lang w:val="en-US"/>
-        </w:rPr>
-        <w:t xml:space="preserve"> meaning that their findings do not contemplate the current urban dynamics of modern cities. Nonetheless</w:t>
-      </w:r>
-      <w:r>
-        <w:t>, these foundational studies provide a critical perspective on the underlying mechanics of crime</w:t>
-      </w:r>
-      <w:r>
-        <w:rPr>
-          <w:lang w:val="en-US"/>
-        </w:rPr>
-        <w:t xml:space="preserve">. For instance, early </w:t>
-      </w:r>
-      <w:r>
-        <w:t xml:space="preserve">investigations focused on identifying the </w:t>
-      </w:r>
-      <w:r>
-        <w:rPr>
-          <w:lang w:val="en-US"/>
-        </w:rPr>
-        <w:t xml:space="preserve">characteristics that influenced the propensity of convenience stores to be </w:t>
-      </w:r>
-      <w:r>
-        <w:t>targeted for robbery</w:t>
-      </w:r>
-      <w:r>
-        <w:rPr>
-          <w:lang w:val="en-US"/>
-        </w:rPr>
-        <w:t>. They identified that stores that operated for longer hours at night were more likely to be robbed, as there are fewer people around \</w:t>
+        <w:t>on convenience stores, they utilize other retail outlets with similar operational profiles which can serve as proxies for what this thesis aims to investigate.</w:t>
+      </w:r>
+      <w:r>
+        <w:rPr>
+          <w:rFonts w:eastAsiaTheme="majorEastAsia"/>
+        </w:rPr>
+        <w:t> </w:t>
+      </w:r>
+      <w:r>
+        <w:t>\textcite{askey2018fast} is and example as the authors</w:t>
+      </w:r>
+      <w:r>
+        <w:rPr>
+          <w:rFonts w:eastAsiaTheme="majorEastAsia"/>
+        </w:rPr>
+        <w:t> </w:t>
+      </w:r>
+      <w:r>
+        <w:t>pooled data</w:t>
+      </w:r>
+      <w:r>
+        <w:rPr>
+          <w:rFonts w:eastAsiaTheme="majorEastAsia"/>
+        </w:rPr>
+        <w:t> </w:t>
+      </w:r>
+      <w:r>
+        <w:t>from fast-food restaurants and convenience stores in Seattle. They used sales revenue as a proxy</w:t>
+      </w:r>
+      <w:r>
+        <w:rPr>
+          <w:rFonts w:eastAsiaTheme="majorEastAsia"/>
+        </w:rPr>
+        <w:t> </w:t>
+      </w:r>
+      <w:r>
+        <w:t>for human activity to count the different levels of operational intensity</w:t>
+      </w:r>
+      <w:r>
+        <w:rPr>
+          <w:rFonts w:eastAsiaTheme="majorEastAsia"/>
+        </w:rPr>
+        <w:t> </w:t>
+      </w:r>
+      <w:r>
+        <w:t>across locations, and aimed to explain crime patterns in the immediate surroundings of these establishments. Their results indicate that stores with higher average sales were associated with with a</w:t>
+      </w:r>
+      <w:r>
+        <w:rPr>
+          <w:rFonts w:eastAsiaTheme="majorEastAsia"/>
+        </w:rPr>
+        <w:t> </w:t>
+      </w:r>
+      <w:r>
+        <w:t>7.4\% increase</w:t>
+      </w:r>
+      <w:r>
+        <w:rPr>
+          <w:rFonts w:eastAsiaTheme="majorEastAsia"/>
+        </w:rPr>
+        <w:t> </w:t>
+      </w:r>
+      <w:r>
+        <w:t xml:space="preserve">in expected crime counts. Conversely, \cite{feng2019aggravating} contribute to this discussion by finding that </w:t>
+      </w:r>
+      <w:r>
+        <w:rPr>
+          <w:lang w:val="en-US"/>
+        </w:rPr>
+        <w:t xml:space="preserve">alcohol outlets influenced the likelihood of aggravated assault and street robbery in New York City. </w:t>
+      </w:r>
+      <w:r>
+        <w:t xml:space="preserve">Their findings reveal </w:t>
+      </w:r>
+      <w:r>
+        <w:rPr>
+          <w:lang w:val="en-US"/>
+        </w:rPr>
+        <w:t>differential impacts depending on the type of outlet (if it is a bar, a grocery store, or other similar establishment); for instance, the authors highlighted that in</w:t>
+      </w:r>
+      <w:r>
+        <w:t xml:space="preserve"> Manhattan and the Bronx, proximity within two blocks of a grocery store increased the</w:t>
+      </w:r>
+      <w:r>
+        <w:rPr>
+          <w:rFonts w:eastAsiaTheme="majorEastAsia"/>
+        </w:rPr>
+        <w:t> </w:t>
+      </w:r>
+      <w:r>
+        <w:t xml:space="preserve">relative risk of street robbery by more than sixfold.\\ </w:t>
+      </w:r>
+    </w:p>
+    <w:p>
+      <w:pPr>
+        <w:spacing w:line="360" w:lineRule="auto"/>
+        <w:ind w:firstLine="720"/>
+        <w:jc w:val="both"/>
+        <w:rPr>
+          <w:lang w:val="en-US"/>
+        </w:rPr>
+      </w:pPr>
+      <w:r>
+        <w:t xml:space="preserve">Another investigation is the one of </w:t>
+      </w:r>
+      <w:r>
+        <w:rPr>
+          <w:lang w:val="en-US"/>
+        </w:rPr>
+        <w:t>\</w:t>
       </w:r>
       <w:proofErr w:type="spellStart"/>
       <w:r>
         <w:rPr>
           <w:lang w:val="en-US"/>
         </w:rPr>
-        <w:t>parencitecite</w:t>
+        <w:t>parencite</w:t>
       </w:r>
       <w:proofErr w:type="spellEnd"/>
       <w:r>
@@ -2186,53 +2327,52 @@
         <w:t>{</w:t>
       </w:r>
       <w:r>
-        <w:t>dalessio1990crime</w:t>
-      </w:r>
-      <w:r>
-        <w:rPr>
-          <w:lang w:val="en-US"/>
-        </w:rPr>
-        <w:t xml:space="preserve">}. Others found that these types of stores were more prone to be robbed due to the lack of </w:t>
-      </w:r>
-      <w:r>
-        <w:t>visible security such as police presence, security guards, or effective alarm systems \</w:t>
-      </w:r>
-      <w:proofErr w:type="gramStart"/>
-      <w:r>
-        <w:t>parencitecite{</w:t>
-      </w:r>
-      <w:proofErr w:type="gramEnd"/>
-      <w:r>
-        <w:t xml:space="preserve">Wellford1997, </w:t>
-      </w:r>
-      <w:r>
-        <w:t>Dugato2026</w:t>
-      </w:r>
-      <w:r>
-        <w:t>}</w:t>
-      </w:r>
-      <w:r>
-        <w:rPr>
-          <w:lang w:val="en-US"/>
-        </w:rPr>
-        <w:t xml:space="preserve">. Although useful, they fail to account for convenience stores’ role on crime of their </w:t>
-      </w:r>
-      <w:proofErr w:type="spellStart"/>
-      <w:r>
-        <w:rPr>
-          <w:lang w:val="en-US"/>
-        </w:rPr>
-        <w:t>i</w:t>
-      </w:r>
-      <w:proofErr w:type="spellEnd"/>
-      <w:r>
-        <w:t>mmediate surroundings</w:t>
-      </w:r>
-      <w:r>
-        <w:rPr>
-          <w:lang w:val="en-US"/>
-        </w:rPr>
-        <w:t>.\\</w:t>
+        <w:t>shin2024dollar</w:t>
+      </w:r>
+      <w:r>
+        <w:t xml:space="preserve">}. Shin used a DiD approach to invetigate the impact of dollar stores on </w:t>
+      </w:r>
+      <w:r>
+        <w:rPr>
+          <w:lang w:val="en-US"/>
+        </w:rPr>
+        <w:t>localized violent crime patterns in Chicago</w:t>
+      </w:r>
+      <w:r>
+        <w:rPr>
+          <w:lang w:val="en-US"/>
+        </w:rPr>
+        <w:t xml:space="preserve">. </w:t>
+      </w:r>
+      <w:r>
+        <w:t xml:space="preserve">To ensure the treatment and control groups were as homogeneous as possible, the author created localized areas using a 250-feet buffer for the treatment group and a 250-to-354-feet outer ring as the control. </w:t>
+      </w:r>
+      <w:r>
+        <w:rPr>
+          <w:lang w:val="en-US"/>
+        </w:rPr>
+        <w:t xml:space="preserve">At the end, this research found that </w:t>
+      </w:r>
+      <w:r>
+        <w:t>store openings lead to a 21.5</w:t>
+      </w:r>
+      <w:r>
+        <w:t>\</w:t>
+      </w:r>
+      <w:r>
+        <w:t>% increase in violent crime (0.17 incidents per quarter), a result primarily driven by a 38</w:t>
+      </w:r>
+      <w:r>
+        <w:t>\</w:t>
+      </w:r>
+      <w:r>
+        <w:t>% surge in robberies.</w:t>
+      </w:r>
+      <w:r>
+        <w:rPr>
+          <w:lang w:val="en-US"/>
+        </w:rPr>
+        <w:t>\\</w:t>
       </w:r>
     </w:p>
     <w:p>
@@ -2242,220 +2382,6 @@
         <w:jc w:val="both"/>
       </w:pPr>
       <w:r>
-        <w:rPr>
-          <w:lang w:val="en-US"/>
-        </w:rPr>
-        <w:t xml:space="preserve">On the other hand, other recent publications </w:t>
-      </w:r>
-      <w:r>
-        <w:t>have examined the influence of</w:t>
-      </w:r>
-      <w:r>
-        <w:rPr>
-          <w:rFonts w:eastAsiaTheme="majorEastAsia"/>
-        </w:rPr>
-        <w:t> </w:t>
-      </w:r>
-      <w:r>
-        <w:t>analogous commercial establishments</w:t>
-      </w:r>
-      <w:r>
-        <w:rPr>
-          <w:rFonts w:eastAsiaTheme="majorEastAsia"/>
-        </w:rPr>
-        <w:t> </w:t>
-      </w:r>
-      <w:r>
-        <w:t>on urban crime</w:t>
-      </w:r>
-      <w:r>
-        <w:rPr>
-          <w:lang w:val="en-US"/>
-        </w:rPr>
-        <w:t xml:space="preserve">. </w:t>
-      </w:r>
-      <w:r>
-        <w:t>While some of these studies do not focus exclusively on convenience stores, they utilize other retail outlets with similar operational profiles which can serve as proxies for what this thesis aims to investigate.</w:t>
-      </w:r>
-      <w:r>
-        <w:rPr>
-          <w:rFonts w:eastAsiaTheme="majorEastAsia"/>
-        </w:rPr>
-        <w:t> </w:t>
-      </w:r>
-      <w:r>
-        <w:t>\textcite{askey2018fast} is and example as the authors</w:t>
-      </w:r>
-      <w:r>
-        <w:rPr>
-          <w:rFonts w:eastAsiaTheme="majorEastAsia"/>
-        </w:rPr>
-        <w:t> </w:t>
-      </w:r>
-      <w:r>
-        <w:t>pooled data</w:t>
-      </w:r>
-      <w:r>
-        <w:rPr>
-          <w:rFonts w:eastAsiaTheme="majorEastAsia"/>
-        </w:rPr>
-        <w:t> </w:t>
-      </w:r>
-      <w:r>
-        <w:t>from fast-food restaurants and convenience stores in Seattle. They used sales revenue as a proxy</w:t>
-      </w:r>
-      <w:r>
-        <w:rPr>
-          <w:rFonts w:eastAsiaTheme="majorEastAsia"/>
-        </w:rPr>
-        <w:t> </w:t>
-      </w:r>
-      <w:r>
-        <w:t>for human activity to count the different levels of operational intensity</w:t>
-      </w:r>
-      <w:r>
-        <w:rPr>
-          <w:rFonts w:eastAsiaTheme="majorEastAsia"/>
-        </w:rPr>
-        <w:t> </w:t>
-      </w:r>
-      <w:r>
-        <w:t>across locations, and aimed to explain crime patterns in the immediate surroundings of these establishments. Their results indicate that stores with higher average sales were associated with with a</w:t>
-      </w:r>
-      <w:r>
-        <w:rPr>
-          <w:rFonts w:eastAsiaTheme="majorEastAsia"/>
-        </w:rPr>
-        <w:t> </w:t>
-      </w:r>
-      <w:r>
-        <w:t>7.4\% increase</w:t>
-      </w:r>
-      <w:r>
-        <w:rPr>
-          <w:rFonts w:eastAsiaTheme="majorEastAsia"/>
-        </w:rPr>
-        <w:t> </w:t>
-      </w:r>
-      <w:r>
-        <w:t xml:space="preserve">in expected crime counts. Conversely, \cite{feng2019aggravating} contribute to this discussion by finding that </w:t>
-      </w:r>
-      <w:r>
-        <w:rPr>
-          <w:lang w:val="en-US"/>
-        </w:rPr>
-        <w:t xml:space="preserve">alcohol outlets influenced the likelihood of aggravated assault and street robbery in New York City. </w:t>
-      </w:r>
-      <w:r>
-        <w:t xml:space="preserve">Their findings reveal </w:t>
-      </w:r>
-      <w:r>
-        <w:rPr>
-          <w:lang w:val="en-US"/>
-        </w:rPr>
-        <w:t>differential impacts depending on the type of outlet (if it is a bar, a grocery store, or other similar establishment); for instance, the authors highlighted that in</w:t>
-      </w:r>
-      <w:r>
-        <w:t xml:space="preserve"> Manhattan and the Bronx, proximity within two blocks of a grocery store increased the</w:t>
-      </w:r>
-      <w:r>
-        <w:rPr>
-          <w:rFonts w:eastAsiaTheme="majorEastAsia"/>
-        </w:rPr>
-        <w:t> </w:t>
-      </w:r>
-      <w:r>
-        <w:t xml:space="preserve">relative risk of street robbery by more than sixfold.\\ </w:t>
-      </w:r>
-    </w:p>
-    <w:p>
-      <w:pPr>
-        <w:spacing w:line="360" w:lineRule="auto"/>
-        <w:ind w:firstLine="720"/>
-        <w:jc w:val="both"/>
-        <w:rPr>
-          <w:lang w:val="en-US"/>
-        </w:rPr>
-      </w:pPr>
-      <w:r>
-        <w:t xml:space="preserve">Another relevant investigation is the one of </w:t>
-      </w:r>
-      <w:r>
-        <w:rPr>
-          <w:lang w:val="en-US"/>
-        </w:rPr>
-        <w:t>\</w:t>
-      </w:r>
-      <w:proofErr w:type="spellStart"/>
-      <w:r>
-        <w:rPr>
-          <w:lang w:val="en-US"/>
-        </w:rPr>
-        <w:t>parencite</w:t>
-      </w:r>
-      <w:proofErr w:type="spellEnd"/>
-      <w:r>
-        <w:rPr>
-          <w:lang w:val="en-US"/>
-        </w:rPr>
-        <w:t>{</w:t>
-      </w:r>
-      <w:r>
-        <w:t>shin2024dollar</w:t>
-      </w:r>
-      <w:r>
-        <w:t xml:space="preserve">}. Shin used a DiD approach to invetigate the impact of dollar stores on </w:t>
-      </w:r>
-      <w:r>
-        <w:rPr>
-          <w:lang w:val="en-US"/>
-        </w:rPr>
-        <w:t>localized violent crime patterns in Chicago</w:t>
-      </w:r>
-      <w:r>
-        <w:rPr>
-          <w:lang w:val="en-US"/>
-        </w:rPr>
-        <w:t xml:space="preserve">. </w:t>
-      </w:r>
-      <w:r>
-        <w:t xml:space="preserve">To ensure the treatment and control groups were as homogeneous as possible, the author created localized areas using a 250-feet buffer for the treatment group and a 250-to-354-feet outer ring as the control. </w:t>
-      </w:r>
-      <w:r>
-        <w:rPr>
-          <w:lang w:val="en-US"/>
-        </w:rPr>
-        <w:t xml:space="preserve">At the end, this research found that </w:t>
-      </w:r>
-      <w:r>
-        <w:t>store openings lead to a 21.5</w:t>
-      </w:r>
-      <w:r>
-        <w:t>\</w:t>
-      </w:r>
-      <w:r>
-        <w:t>% increase in violent crime (0.17 incidents per quarter), a result primarily driven by a 38</w:t>
-      </w:r>
-      <w:r>
-        <w:t>\</w:t>
-      </w:r>
-      <w:r>
-        <w:t>% surge in robberies.</w:t>
-      </w:r>
-      <w:r>
-        <w:rPr>
-          <w:lang w:val="en-US"/>
-        </w:rPr>
-        <w:t>\\</w:t>
-      </w:r>
-    </w:p>
-    <w:p>
-      <w:pPr>
-        <w:spacing w:line="360" w:lineRule="auto"/>
-        <w:ind w:firstLine="720"/>
-        <w:jc w:val="both"/>
-      </w:pPr>
-      <w:r>
         <w:t>Although these studies offer a useful baseline</w:t>
       </w:r>
       <w:r>
@@ -2471,14 +2397,7 @@
         <w:rPr>
           <w:lang w:val="en-US"/>
         </w:rPr>
-        <w:t xml:space="preserve"> they exclusively explored </w:t>
-      </w:r>
-      <w:r>
-        <w:rPr>
-          <w:lang w:val="en-US"/>
-        </w:rPr>
-        <w:lastRenderedPageBreak/>
-        <w:t xml:space="preserve">this nexus in cities of high-income nations. To build a more robust theory, these hypotheses must be tested </w:t>
+        <w:t xml:space="preserve"> they exclusively explored this nexus in cities of high-income nations. To build a more robust theory, these hypotheses must be tested </w:t>
       </w:r>
       <w:r>
         <w:t>within</w:t>
@@ -2596,7 +2515,11 @@
         <w:t> </w:t>
       </w:r>
       <w:r>
-        <w:t>labor market indicators \parencite{delgado2024, marcos2022}. However, despite this growing interest in labor dynamics, the</w:t>
+        <w:t xml:space="preserve">labor market indicators \parencite{delgado2024, marcos2022}. However, despite this growing interest in labor dynamics, </w:t>
+      </w:r>
+      <w:r>
+        <w:lastRenderedPageBreak/>
+        <w:t>the</w:t>
       </w:r>
       <w:r>
         <w:rPr>
@@ -2742,11 +2665,7 @@
         <w:t>Given their rapid expansion and market dominance, OXXO stores serve as a primary actor and a representative proxy for modern convenience retail</w:t>
       </w:r>
       <w:r>
-        <w:t xml:space="preserve"> in the city. Additionally, this analisis is </w:t>
-      </w:r>
-      <w:r>
-        <w:lastRenderedPageBreak/>
-        <w:t>particularly relevant in a context where crime remains a public policy priority and a growing concern for Bogota</w:t>
+        <w:t xml:space="preserve"> in the city. Additionally, this analisis is particularly relevant in a context where crime remains a public policy priority and a growing concern for Bogota</w:t>
       </w:r>
       <w:r>
         <w:rPr>
@@ -2770,24 +2689,6 @@
         <w:spacing w:line="360" w:lineRule="auto"/>
         <w:ind w:firstLine="720"/>
         <w:jc w:val="both"/>
-      </w:pPr>
-    </w:p>
-    <w:p>
-      <w:pPr>
-        <w:spacing w:line="360" w:lineRule="auto"/>
-        <w:jc w:val="both"/>
-        <w:rPr>
-          <w:lang w:val="en-US"/>
-        </w:rPr>
-      </w:pPr>
-    </w:p>
-    <w:p>
-      <w:pPr>
-        <w:spacing w:line="360" w:lineRule="auto"/>
-        <w:jc w:val="both"/>
-        <w:rPr>
-          <w:lang w:val="en-US"/>
-        </w:rPr>
       </w:pPr>
     </w:p>
     <w:p>
@@ -2878,6 +2779,7 @@
           <w:bCs/>
           <w:lang w:val="en-US"/>
         </w:rPr>
+        <w:lastRenderedPageBreak/>
         <w:t xml:space="preserve">DATA SOURCES AND UNIT OF ANALYSIS </w:t>
       </w:r>
     </w:p>
@@ -2888,151 +2790,310 @@
         <w:jc w:val="both"/>
       </w:pPr>
       <w:r>
-        <w:rPr>
-          <w:lang w:val="en-US"/>
-        </w:rPr>
-        <w:t xml:space="preserve">For this thesis I </w:t>
-      </w:r>
-      <w:r>
-        <w:t>use UPZs as the unit of analysis</w:t>
+        <w:t>UPZs are used as the unit of analysis because they constitute a feasible and consistent territorial division of Bogotá. The city maintains continuity in the availability of data aggregated at the UPZ level across time, and security policies and interventions are frequently designed and implemented using this geographic scale \hl{(cita)}. Additionally, UPZs preserve a certain degree of urbanistic and socioeconomic homogeneity by grouping neighborhoods with similar characteristics, while also providing an intermediate level of aggregation between localities and street blocks (\textit{manzanas}).</w:t>
+      </w:r>
+      <w:r>
+        <w:t xml:space="preserve">\\ </w:t>
+      </w:r>
+    </w:p>
+    <w:p>
+      <w:pPr>
+        <w:spacing w:line="360" w:lineRule="auto"/>
+        <w:ind w:firstLine="720"/>
+        <w:jc w:val="both"/>
+      </w:pPr>
+    </w:p>
+    <w:p>
+      <w:pPr>
+        <w:spacing w:line="360" w:lineRule="auto"/>
+        <w:jc w:val="both"/>
+      </w:pPr>
+      <w:r>
+        <w:t xml:space="preserve">For </w:t>
+      </w:r>
+      <w:r>
+        <w:t xml:space="preserve">the results of this study employ </w:t>
+      </w:r>
+      <w:r>
+        <w:rPr>
+          <w:lang w:val="en-US"/>
+        </w:rPr>
+        <w:t xml:space="preserve">four main data sources </w:t>
+      </w:r>
+      <w:r>
+        <w:t>(see appendix~\ref{sec:variables_descripcion_detallada})</w:t>
+      </w:r>
+      <w:r>
+        <w:t>. For measuring crime rate in Bogot</w:t>
+      </w:r>
+      <w:r>
+        <w:rPr>
+          <w:lang w:val="en-US"/>
+        </w:rPr>
+        <w:t xml:space="preserve">á I used the georeferenced crime events </w:t>
+      </w:r>
+      <w:r>
+        <w:t>stored in SIEDCO</w:t>
+      </w:r>
+      <w:r>
+        <w:t xml:space="preserve"> </w:t>
+      </w:r>
+      <w:r>
+        <w:t>\footnote{Access at \url{</w:t>
+      </w:r>
+      <w:r>
+        <w:rPr>
+          <w:u w:val="single"/>
+        </w:rPr>
+        <w:t xml:space="preserve"> </w:t>
+      </w:r>
+      <w:r>
+        <w:rPr>
+          <w:u w:val="single"/>
+        </w:rPr>
+        <w:t>https://oaiee.scj.gov.co/agc/rest/services/Tematicos_Pub/SIEDCO_Delitos_Pub/FeatureServer</w:t>
+      </w:r>
+      <w:r>
+        <w:t>}}</w:t>
+      </w:r>
+      <w:r>
+        <w:t xml:space="preserve"> spanning from </w:t>
+      </w:r>
+      <w:r>
+        <w:rPr>
+          <w:lang w:val="en-US"/>
+        </w:rPr>
+        <w:t>201</w:t>
+      </w:r>
+      <w:r>
+        <w:rPr>
+          <w:lang w:val="en-US"/>
+        </w:rPr>
+        <w:t>5</w:t>
+      </w:r>
+      <w:r>
+        <w:rPr>
+          <w:lang w:val="en-US"/>
+        </w:rPr>
+        <w:t xml:space="preserve"> to 2022</w:t>
       </w:r>
       <w:r>
         <w:t>.</w:t>
       </w:r>
       <w:r>
-        <w:t xml:space="preserve"> UPZs work as a feasible division of Bogotá as the </w:t>
-      </w:r>
-      <w:r>
-        <w:t>city</w:t>
-      </w:r>
-      <w:r>
-        <w:t xml:space="preserve"> maintains continuity and consistency of data across the years, and security interventions are normally focalized by UPZ </w:t>
-      </w:r>
-      <w:r>
-        <w:rPr>
-          <w:lang w:val="en-US"/>
-        </w:rPr>
-        <w:t>\hl{(</w:t>
-      </w:r>
-      <w:proofErr w:type="spellStart"/>
-      <w:r>
-        <w:rPr>
-          <w:lang w:val="en-US"/>
-        </w:rPr>
-        <w:t>cita</w:t>
-      </w:r>
-      <w:proofErr w:type="spellEnd"/>
-      <w:r>
-        <w:rPr>
-          <w:lang w:val="en-US"/>
-        </w:rPr>
-        <w:t>}</w:t>
-      </w:r>
-      <w:r>
-        <w:t xml:space="preserve">. Also, these Units maintain urbanistic and socioeconomic homogeneity by grouping similar neighborhoods, and are the middle point between Localities and Street blocks (manzanas).\\ </w:t>
-      </w:r>
-    </w:p>
-    <w:p>
-      <w:pPr>
-        <w:spacing w:line="360" w:lineRule="auto"/>
-        <w:jc w:val="both"/>
-      </w:pPr>
-      <w:r>
-        <w:t xml:space="preserve">Meanwhile, the results of this study employ </w:t>
-      </w:r>
-      <w:r>
-        <w:rPr>
-          <w:lang w:val="en-US"/>
-        </w:rPr>
-        <w:t xml:space="preserve">four main data sources </w:t>
-      </w:r>
-      <w:r>
-        <w:t>(see appendix~\ref{sec:variables_descripcion_detallada})</w:t>
-      </w:r>
-      <w:r>
-        <w:t>. For measuring crime rate in Bogot</w:t>
-      </w:r>
-      <w:r>
-        <w:rPr>
-          <w:lang w:val="en-US"/>
-        </w:rPr>
-        <w:t xml:space="preserve">á I used the georeferenced crime events </w:t>
-      </w:r>
-      <w:r>
-        <w:t>stored in SIEDCO</w:t>
+        <w:t xml:space="preserve"> SIEDCO is Colombia’s official Police database that consolidate real-time citizen reports and administrative records of criminal activity. Here, for each incident recorded the system saves details including type of crime (e.g., homicide, personal robbery, </w:t>
+      </w:r>
+      <w:r>
+        <w:t xml:space="preserve">commercial burglary, or cell phone theft), the precise geographic coordinates of the event, date and time of the incident, and the victim’s gender. With this information, </w:t>
+      </w:r>
+      <w:r>
+        <w:t>I aggregated the crime data at the UPZ-year level, categorizing incidents by offense type.</w:t>
+      </w:r>
+      <w:r>
+        <w:t xml:space="preserve"> To ensure comparability across years and Units, I normalized </w:t>
+      </w:r>
+      <w:r>
+        <w:t>these counts using annual population estimates for each UPZ.</w:t>
+      </w:r>
+      <w:r>
+        <w:t xml:space="preserve"> This allowed </w:t>
+      </w:r>
+      <w:r>
+        <w:t>for the construction of a crime rate per 10,000 inhabitants</w:t>
+      </w:r>
+      <w:r>
+        <w:t>, as shown in this equation:</w:t>
+      </w:r>
+    </w:p>
+    <w:p>
+      <w:pPr>
+        <w:spacing w:line="360" w:lineRule="auto"/>
+        <w:ind w:firstLine="720"/>
+        <w:jc w:val="both"/>
+      </w:pPr>
+      <w:r>
+        <w:t>\begin{equation}</w:t>
+      </w:r>
+    </w:p>
+    <w:p>
+      <w:pPr>
+        <w:spacing w:line="360" w:lineRule="auto"/>
+        <w:jc w:val="both"/>
+      </w:pPr>
+      <w:r>
+        <w:t>crime</w:t>
+      </w:r>
+      <w:r>
+        <w:t>\_</w:t>
+      </w:r>
+      <w:r>
+        <w:t>type\_index</w:t>
+      </w:r>
+      <w:r>
+        <w:t>_{</w:t>
+      </w:r>
+      <w:r>
+        <w:t>upz</w:t>
+      </w:r>
+      <w:r>
+        <w:t>,</w:t>
+      </w:r>
+      <w:r>
+        <w:t>year</w:t>
+      </w:r>
+      <w:r>
+        <w:t>}=\frac{</w:t>
+      </w:r>
+      <w:r>
+        <w:t>total</w:t>
+      </w:r>
+      <w:r>
+        <w:t>\_</w:t>
+      </w:r>
+      <w:r>
+        <w:t>incidents</w:t>
+      </w:r>
+      <w:r>
+        <w:t>_{</w:t>
+      </w:r>
+      <w:r>
+        <w:t>upz</w:t>
+      </w:r>
+      <w:r>
+        <w:t>,</w:t>
+      </w:r>
+      <w:r>
+        <w:t>year</w:t>
+      </w:r>
+      <w:r>
+        <w:t>}}{</w:t>
+      </w:r>
+      <w:r>
+        <w:t>population</w:t>
+      </w:r>
+      <w:r>
+        <w:t>_{</w:t>
+      </w:r>
+      <w:r>
+        <w:t>upz</w:t>
+      </w:r>
+      <w:r>
+        <w:t>,</w:t>
+      </w:r>
+      <w:r>
+        <w:t>year</w:t>
+      </w:r>
+      <w:r>
+        <w:t xml:space="preserve">}} ; \quad \forall </w:t>
+      </w:r>
+      <w:r>
+        <w:t>upz</w:t>
+      </w:r>
+      <w:r>
+        <w:t>,</w:t>
+      </w:r>
+      <w:r>
+        <w:t>year</w:t>
+      </w:r>
+    </w:p>
+    <w:p>
+      <w:pPr>
+        <w:spacing w:line="360" w:lineRule="auto"/>
+        <w:ind w:firstLine="720"/>
+        <w:jc w:val="both"/>
+      </w:pPr>
+      <w:r>
+        <w:t>\end{equation}</w:t>
+      </w:r>
+    </w:p>
+    <w:p>
+      <w:pPr>
+        <w:spacing w:line="360" w:lineRule="auto"/>
+        <w:ind w:firstLine="720"/>
+        <w:jc w:val="both"/>
+      </w:pPr>
+      <w:r>
+        <w:rPr>
+          <w:highlight w:val="magenta"/>
+        </w:rPr>
+        <w:t>R</w:t>
+      </w:r>
+      <w:r>
+        <w:rPr>
+          <w:highlight w:val="magenta"/>
+        </w:rPr>
+        <w:t xml:space="preserve">ates </w:t>
+      </w:r>
+      <w:r>
+        <w:rPr>
+          <w:highlight w:val="magenta"/>
+        </w:rPr>
+        <w:t xml:space="preserve">then </w:t>
+      </w:r>
+      <w:r>
+        <w:rPr>
+          <w:highlight w:val="magenta"/>
+        </w:rPr>
+        <w:t>were smoothed using an Empirical Bayes technique to reduce the influence of extreme values in UPZs with small populations, where rates tend to be more unstable; for example, UPZs like El Mochuelo and El Dorado had th</w:t>
+      </w:r>
+      <w:r>
+        <w:rPr>
+          <w:highlight w:val="magenta"/>
+        </w:rPr>
+        <w:t>ese</w:t>
+      </w:r>
+      <w:r>
+        <w:rPr>
+          <w:highlight w:val="magenta"/>
+        </w:rPr>
+        <w:t xml:space="preserve"> particulatiries.</w:t>
       </w:r>
       <w:r>
         <w:t xml:space="preserve"> </w:t>
       </w:r>
-      <w:r>
-        <w:t>\footnote{Access at \url{</w:t>
-      </w:r>
-      <w:r>
-        <w:rPr>
-          <w:u w:val="single"/>
-        </w:rPr>
+    </w:p>
+    <w:p>
+      <w:pPr>
+        <w:spacing w:line="360" w:lineRule="auto"/>
+        <w:ind w:firstLine="720"/>
+        <w:jc w:val="both"/>
+      </w:pPr>
+      <w:r>
+        <w:t>The period from 2015 to 2022 is appropriate for this analysis, as it encompasses the years during which OXXO</w:t>
+      </w:r>
+      <w:r>
         <w:t xml:space="preserve"> </w:t>
       </w:r>
       <w:r>
-        <w:rPr>
-          <w:u w:val="single"/>
-        </w:rPr>
-        <w:t>https://oaiee.scj.gov.co/agc/rest/services/Tematicos_Pub/SIEDCO_Delitos_Pub/FeatureServer</w:t>
-      </w:r>
-      <w:r>
-        <w:t>}}</w:t>
-      </w:r>
-      <w:r>
-        <w:t xml:space="preserve"> spanning from </w:t>
-      </w:r>
-      <w:r>
-        <w:rPr>
-          <w:lang w:val="en-US"/>
-        </w:rPr>
-        <w:t>201</w:t>
-      </w:r>
-      <w:r>
-        <w:rPr>
-          <w:lang w:val="en-US"/>
-        </w:rPr>
+        <w:t xml:space="preserve">experienced its most significant expansion across Bogotá. This timeframe provides sufficient temporal and spatial variation, as a larger number of UPZs enter treatment </w:t>
+      </w:r>
+      <w:r>
+        <w:lastRenderedPageBreak/>
+        <w:t>during the study period rather than being treated prior to 2015.</w:t>
+      </w:r>
+      <w:r>
+        <w:rPr>
+          <w:lang w:val="en-US"/>
+        </w:rPr>
+        <w:t xml:space="preserve"> </w:t>
+      </w:r>
+      <w:r>
+        <w:t>Before</w:t>
+      </w:r>
+      <w:r>
+        <w:t xml:space="preserve"> 201</w:t>
+      </w:r>
+      <w:r>
         <w:t>5</w:t>
       </w:r>
       <w:r>
-        <w:rPr>
-          <w:lang w:val="en-US"/>
-        </w:rPr>
-        <w:t xml:space="preserve"> to 2022</w:t>
-      </w:r>
-      <w:r>
-        <w:t>.</w:t>
-      </w:r>
-      <w:r>
-        <w:t xml:space="preserve"> SIEDCO is Colombia’s official Police database that consolidate real-time citizen reports and administrative records of criminal activity. Here, for each incident recorded the system saves details including type of crime (e.g., homicide, personal robbery, </w:t>
-      </w:r>
-      <w:r>
-        <w:t xml:space="preserve">commercial burglary, or cell phone theft), the precise geographic coordinates of the event, date and time of the incident, and the victim’s gender. With this information, </w:t>
-      </w:r>
-      <w:r>
-        <w:t>I aggregated the crime data at the UPZ-year level, categorizing incidents by offense type.</w:t>
-      </w:r>
-      <w:r>
-        <w:t xml:space="preserve"> To ensure comparability across </w:t>
-      </w:r>
-      <w:r>
-        <w:lastRenderedPageBreak/>
-        <w:t xml:space="preserve">years and Units, I normalized </w:t>
-      </w:r>
-      <w:r>
-        <w:t>these counts using annual population estimates for each UPZ.</w:t>
-      </w:r>
-      <w:r>
-        <w:t xml:space="preserve"> This allowed </w:t>
-      </w:r>
-      <w:r>
-        <w:t>for the construction of a crime rate per 10,000 inhabitants</w:t>
-      </w:r>
-      <w:r>
-        <w:t>, as shown in this equation:</w:t>
+        <w:t>, the lack of new store openings in other UPZ</w:t>
+      </w:r>
+      <w:r>
+        <w:t>s</w:t>
+      </w:r>
+      <w:r>
+        <w:t xml:space="preserve"> would result in an insufficient number of newly treated units, limiting the identifying variation necessary for using TWFE.\\ </w:t>
       </w:r>
     </w:p>
     <w:p>
@@ -3042,152 +3103,16 @@
         <w:jc w:val="both"/>
       </w:pPr>
       <w:r>
-        <w:t>\begin{equation}</w:t>
-      </w:r>
-    </w:p>
-    <w:p>
-      <w:pPr>
-        <w:spacing w:line="360" w:lineRule="auto"/>
-        <w:jc w:val="both"/>
-      </w:pPr>
-      <w:r>
-        <w:t>crime</w:t>
-      </w:r>
-      <w:r>
-        <w:t>\_</w:t>
-      </w:r>
-      <w:r>
-        <w:t>type\_index</w:t>
-      </w:r>
-      <w:r>
-        <w:t>_{</w:t>
-      </w:r>
-      <w:r>
-        <w:t>upz</w:t>
-      </w:r>
-      <w:r>
-        <w:t>,</w:t>
-      </w:r>
-      <w:r>
-        <w:t>year</w:t>
-      </w:r>
-      <w:r>
-        <w:t>}=\frac{</w:t>
-      </w:r>
-      <w:r>
-        <w:t>total</w:t>
-      </w:r>
-      <w:r>
-        <w:t>\_</w:t>
-      </w:r>
-      <w:r>
-        <w:t>incidents</w:t>
-      </w:r>
-      <w:r>
-        <w:t>_{</w:t>
-      </w:r>
-      <w:r>
-        <w:t>upz</w:t>
-      </w:r>
-      <w:r>
-        <w:t>,</w:t>
-      </w:r>
-      <w:r>
-        <w:t>year</w:t>
-      </w:r>
-      <w:r>
-        <w:t>}}{</w:t>
-      </w:r>
-      <w:r>
-        <w:t>population</w:t>
-      </w:r>
-      <w:r>
-        <w:t>_{</w:t>
-      </w:r>
-      <w:r>
-        <w:t>upz</w:t>
-      </w:r>
-      <w:r>
-        <w:t>,</w:t>
-      </w:r>
-      <w:r>
-        <w:t>year</w:t>
-      </w:r>
-      <w:r>
-        <w:t xml:space="preserve">}} ; \quad \forall </w:t>
-      </w:r>
-      <w:r>
-        <w:t>upz</w:t>
-      </w:r>
-      <w:r>
-        <w:t>,</w:t>
-      </w:r>
-      <w:r>
-        <w:t>year</w:t>
-      </w:r>
-    </w:p>
-    <w:p>
-      <w:pPr>
-        <w:spacing w:line="360" w:lineRule="auto"/>
-        <w:ind w:firstLine="720"/>
-        <w:jc w:val="both"/>
-      </w:pPr>
-      <w:r>
-        <w:t>\end{equation}</w:t>
-      </w:r>
-    </w:p>
-    <w:p>
-      <w:pPr>
-        <w:spacing w:line="360" w:lineRule="auto"/>
-        <w:ind w:firstLine="720"/>
-        <w:jc w:val="both"/>
-      </w:pPr>
-      <w:r>
-        <w:t>Following this normalization, the rates were smoothed using an Empirical Bayes technique to reduce the influence of extreme values in UPZs with small populations, where rates tend to be more unstable</w:t>
-      </w:r>
-      <w:r>
-        <w:t xml:space="preserve">; for example, UPZs like El Mochuelo and El Dorado had this particulatiries. </w:t>
-      </w:r>
-    </w:p>
-    <w:p>
-      <w:pPr>
-        <w:spacing w:line="360" w:lineRule="auto"/>
-        <w:ind w:firstLine="720"/>
-        <w:jc w:val="both"/>
-      </w:pPr>
-      <w:r>
-        <w:t>The period from 2015 to 2022 is appropriate for this analysis, as it encompasses the years during which OXXOexperienced its most significant expansion across Bogotá. This timeframe provides sufficient temporal and spatial variation, as a larger number of UPZs enter treatment during the study period rather than being treated prior to 2015.</w:t>
-      </w:r>
-      <w:r>
-        <w:rPr>
-          <w:lang w:val="en-US"/>
-        </w:rPr>
+        <w:t xml:space="preserve">Additionally, using data from the </w:t>
+      </w:r>
+      <w:r>
+        <w:t>Unified Business and Social Registry</w:t>
+      </w:r>
+      <w:r>
         <w:t xml:space="preserve"> </w:t>
       </w:r>
       <w:r>
-        <w:t>Prior to 201</w:t>
-      </w:r>
-      <w:r>
-        <w:t>5</w:t>
-      </w:r>
-      <w:r>
-        <w:t>, the lack of new store openings in other UPZ</w:t>
-      </w:r>
-      <w:r>
-        <w:t>s</w:t>
-      </w:r>
-      <w:r>
-        <w:t xml:space="preserve"> would result in an insufficient number of newly treated units, limiting the identifying variation necessary for using TWFE.\\ </w:t>
-      </w:r>
-    </w:p>
-    <w:p>
-      <w:pPr>
-        <w:spacing w:line="360" w:lineRule="auto"/>
-        <w:ind w:firstLine="720"/>
-        <w:jc w:val="both"/>
-      </w:pPr>
-      <w:r>
-        <w:t>Additionally, using data from the Registro Único Empresarial y Social (RUES)\footnote{Access at \url{https://www.rues.org.co}}, Colombia’s central business registry, I identified the opening and closing years of each OXXO store.</w:t>
+        <w:t>(RUES)\footnote{Access at \url{https://www.rues.org.co}}, Colombia’s central business registry, I identified the opening and closing years of each OXXO store.</w:t>
       </w:r>
       <w:r>
         <w:t xml:space="preserve"> </w:t>
@@ -3272,11 +3197,7 @@
         <w:jc w:val="both"/>
       </w:pPr>
       <w:r>
-        <w:t>Finally, I used the Quality of Life Survey of Bogotá (2007)\footnote{Access at \url{https://www.dane.gov.co/index.php/estadisticas-por-tema/salud/calidad-de-vida-</w:t>
-      </w:r>
-      <w:r>
-        <w:lastRenderedPageBreak/>
-        <w:t>ecv/encuesta-nacional-de-calidad-de-vida-2007-bogota}} to characterize the baseline socioeconomic conditions of treated and never-treated UPZs prior to the arrival of OXXO in 2009. Additionally, data from Mapas Bogotá were used to construct time-invariant socioeconomic and environmental controls at the UPZ level. These variables are included for descriptive purposes to assess the non-random spatial distribution of OXXO stores, although they are absorbed by the two-way fixed effects (TWFE) specification.</w:t>
+        <w:t>Finally, I used the Quality of Life Survey of Bogotá (2007)\footnote{Access at \url{https://www.dane.gov.co/index.php/estadisticas-por-tema/salud/calidad-de-vida-ecv/encuesta-nacional-de-calidad-de-vida-2007-bogota}} to characterize the baseline socioeconomic conditions of treated and never-treated UPZs prior to the arrival of OXXO in 2009. Additionally, data from Mapas Bogotá were used to construct time-invariant socioeconomic and environmental controls at the UPZ level. These variables are included for descriptive purposes to assess the non-random spatial distribution of OXXO stores, although they are absorbed by the two-way fixed effects (TWFE) specification.</w:t>
       </w:r>
     </w:p>
     <w:p>
@@ -3336,6 +3257,7 @@
           <w:bCs/>
           <w:lang w:val="en-US"/>
         </w:rPr>
+        <w:lastRenderedPageBreak/>
         <w:br/>
       </w:r>
     </w:p>
@@ -3379,13 +3301,20 @@
           <w:kern w:val="2"/>
           <w:lang w:val="en-US"/>
         </w:rPr>
-        <w:t>Before proceeding with the causal analysis, it is important to illustrate the preliminary differences between controlled and treated UPZs</w:t>
+        <w:t>First</w:t>
       </w:r>
       <w:r>
         <w:rPr>
           <w:kern w:val="2"/>
           <w:lang w:val="en-US"/>
         </w:rPr>
+        <w:t>, it is important to illustrate the preliminary differences between controlled and treated UPZs</w:t>
+      </w:r>
+      <w:r>
+        <w:rPr>
+          <w:kern w:val="2"/>
+          <w:lang w:val="en-US"/>
+        </w:rPr>
         <w:t>,</w:t>
       </w:r>
       <w:r>
@@ -3409,76 +3338,397 @@
         <w:t>. Table</w:t>
       </w:r>
       <w:r>
-        <w:t>~\</w:t>
+        <w:t>~\ref{</w:t>
       </w:r>
       <w:proofErr w:type="gramStart"/>
       <w:r>
-        <w:t>ref{</w:t>
+        <w:t>tab</w:t>
+      </w:r>
+      <w:r>
+        <w:t>:</w:t>
+      </w:r>
+      <w:r>
+        <w:t>treatment</w:t>
       </w:r>
       <w:proofErr w:type="gramEnd"/>
       <w:r>
+        <w:t>_distribution_years</w:t>
+      </w:r>
+      <w:r>
+        <w:t>}</w:t>
+      </w:r>
+      <w:r>
+        <w:t xml:space="preserve"> presents the staggered arrival of OXXO stores across UPZs per year between 2015 to 2022. Although the panel was constructed quarterly, the arrival of locations do not variate drastically among quarters per year. This table shows that </w:t>
+      </w:r>
+      <w:r>
+        <w:rPr>
+          <w:kern w:val="2"/>
+        </w:rPr>
+        <w:t xml:space="preserve">there was an increase </w:t>
+      </w:r>
+      <w:r>
+        <w:rPr>
+          <w:kern w:val="2"/>
+        </w:rPr>
+        <w:t>in treated UPZs starting in 2019, while a substantial number of control units remain</w:t>
+      </w:r>
+      <w:r>
+        <w:rPr>
+          <w:kern w:val="2"/>
+        </w:rPr>
+        <w:t>ed</w:t>
+      </w:r>
+      <w:r>
+        <w:rPr>
+          <w:kern w:val="2"/>
+        </w:rPr>
+        <w:t xml:space="preserve"> available for comparison</w:t>
+      </w:r>
+      <w:r>
+        <w:rPr>
+          <w:kern w:val="2"/>
+        </w:rPr>
+        <w:t xml:space="preserve"> over the years</w:t>
+      </w:r>
+      <w:r>
+        <w:rPr>
+          <w:kern w:val="2"/>
+        </w:rPr>
+        <w:t>.</w:t>
+      </w:r>
+      <w:r>
+        <w:rPr>
+          <w:kern w:val="2"/>
+          <w:lang w:val="en-US"/>
+        </w:rPr>
+        <w:t>\\</w:t>
+      </w:r>
+    </w:p>
+    <w:p>
+      <w:pPr>
+        <w:spacing w:line="360" w:lineRule="auto"/>
+        <w:ind w:firstLine="720"/>
+        <w:jc w:val="both"/>
+      </w:pPr>
+      <w:r>
+        <w:t xml:space="preserve">This variation shown may not be as drastic as OXXO´s stores growth depicted in </w:t>
+      </w:r>
+      <w:r>
+        <w:t>figure</w:t>
+      </w:r>
+      <w:r>
+        <w:t>~\ref{</w:t>
+      </w:r>
+      <w:r>
+        <w:t>fig</w:t>
+      </w:r>
+      <w:r>
+        <w:t>:</w:t>
+      </w:r>
+      <w:r>
+        <w:t>EVOLUTION_OXXO</w:t>
+      </w:r>
+      <w:r>
+        <w:t>}</w:t>
+      </w:r>
+      <w:r>
+        <w:t>. This suggests that some UPZs host a disproportionately higher number of establishments in order to account for the overall increase in OXXO stores across Bogotá. Moreover, this raises the question of whether treatment intensity should be explicitly considered in the analysis.</w:t>
+      </w:r>
+      <w:r>
+        <w:t xml:space="preserve"> </w:t>
+      </w:r>
+      <w:r>
+        <w:t>Although Figure~\ref{fig:Treatment_intensity} does not provide a detailed spatial distribution of OXXO stores at the UPZ level over time, it illustrates the evolution of the average number of stores per cohort.</w:t>
+      </w:r>
+      <w:r>
+        <w:t xml:space="preserve"> </w:t>
+      </w:r>
+      <w:r>
+        <w:t>The figure shows that, in early periods, differences between cohorts were relatively small (less than one store on average), whereas in later periods these differences became more pronounced.</w:t>
+      </w:r>
+      <w:r>
+        <w:t xml:space="preserve"> </w:t>
+      </w:r>
+      <w:r>
+        <w:t>This pattern suggests that variation in treatment intensity may play a role in shaping the estimated relationship between OXXO presence and crime, and therefore warrants further evaluation</w:t>
+      </w:r>
+      <w:r>
+        <w:t>.\\</w:t>
+      </w:r>
+    </w:p>
+    <w:p>
+      <w:pPr>
+        <w:spacing w:line="360" w:lineRule="auto"/>
+        <w:ind w:firstLine="720"/>
+        <w:jc w:val="both"/>
+      </w:pPr>
+      <w:r>
+        <w:t>On the other hand, Figure~\ref{fig:</w:t>
+      </w:r>
+      <w:r>
+        <w:t>Treatment_intensity</w:t>
+      </w:r>
+      <w:r>
+        <w:t>}</w:t>
+      </w:r>
+      <w:r>
+        <w:t xml:space="preserve"> present</w:t>
+      </w:r>
+      <w:r>
+        <w:t>s</w:t>
+      </w:r>
+      <w:r>
+        <w:t xml:space="preserve"> preliminary evidence </w:t>
+      </w:r>
+      <w:r>
+        <w:t>the behavior of</w:t>
+      </w:r>
+      <w:r>
+        <w:t xml:space="preserve"> different types of crime rates </w:t>
+      </w:r>
+      <w:r>
+        <w:t>across</w:t>
+      </w:r>
+      <w:r>
+        <w:t xml:space="preserve"> the periods</w:t>
+      </w:r>
+      <w:r>
+        <w:t>.</w:t>
+      </w:r>
+      <w:r>
+        <w:t xml:space="preserve"> Specifically, they report the difference in mean crime rates between treated and not-yet-treated UPZs for each quarter, along with an indication of whether these differences are statistically significant at the 5</w:t>
+      </w:r>
+      <w:r>
+        <w:t>\</w:t>
+      </w:r>
+      <w:r>
+        <w:t>% level.</w:t>
+      </w:r>
+      <w:r>
+        <w:t xml:space="preserve"> </w:t>
+      </w:r>
+      <w:r>
+        <w:t>For instance, Panel~\ref{fig:diff_people} shows that, for personal theft, there was a statistically significant difference between groups during the quarters from 2015-Q1 to 2019-Q1. This indicates that, on average, treated UPZs exhibited higher crime rates than those not yet treated.</w:t>
+      </w:r>
+      <w:r>
+        <w:t>\\</w:t>
+      </w:r>
+    </w:p>
+    <w:p>
+      <w:pPr>
+        <w:spacing w:line="360" w:lineRule="auto"/>
+        <w:ind w:firstLine="720"/>
+        <w:jc w:val="both"/>
+      </w:pPr>
+      <w:commentRangeStart w:id="0"/>
+      <w:r>
+        <w:t xml:space="preserve">These results are consistent with expectations, as theft is the crime category most likely to be positively associated with the presence of OXXO stores. This finding aligns with the hypothesis </w:t>
+      </w:r>
+      <w:r>
+        <w:lastRenderedPageBreak/>
+        <w:t>that such establishments may function as crime attractors by increasing the flow of suitable targets. However, this pattern may also reflect the possibility that OXXO stores are disproportionately located in UPZs with inherently higher theft rates.</w:t>
+      </w:r>
+      <w:r>
+        <w:t xml:space="preserve"> Moreover, </w:t>
+      </w:r>
+      <w:r>
+        <w:t>t</w:t>
+      </w:r>
+      <w:r>
+        <w:t xml:space="preserve">he </w:t>
+      </w:r>
+      <w:r>
+        <w:t>graphs</w:t>
+      </w:r>
+      <w:r>
+        <w:t xml:space="preserve"> indicate that differences for other types of crime are not </w:t>
+      </w:r>
+      <w:r>
+        <w:t xml:space="preserve">generally </w:t>
+      </w:r>
+      <w:r>
+        <w:t xml:space="preserve">statistically significant. </w:t>
+      </w:r>
+      <w:r>
+        <w:t>This fits the pattern expected</w:t>
+      </w:r>
+      <w:r>
+        <w:t>,</w:t>
+      </w:r>
+      <w:r>
+        <w:t xml:space="preserve"> as crimes such as sexual violence or vehicle and motorcycle theft are less likely to be influenced by OXXO presence.</w:t>
+      </w:r>
+      <w:r>
+        <w:t xml:space="preserve"> </w:t>
+      </w:r>
+      <w:r>
+        <w:t xml:space="preserve">These </w:t>
+      </w:r>
+      <w:r>
+        <w:t>offenses</w:t>
+      </w:r>
+      <w:r>
+        <w:t xml:space="preserve"> often rely on different spatial and social dynamics, such as secluded areas or long-term parking patterns, which remain largely unaffected </w:t>
+      </w:r>
+      <w:r>
+        <w:t xml:space="preserve">by </w:t>
+      </w:r>
+      <w:r>
+        <w:t>convenience retail expansion</w:t>
+      </w:r>
+      <w:r>
+        <w:t xml:space="preserve">  \hl</w:t>
+      </w:r>
+      <w:r>
+        <w:rPr>
+          <w:lang w:val="en-US"/>
+        </w:rPr>
+        <w:t>{</w:t>
+      </w:r>
+      <w:proofErr w:type="spellStart"/>
+      <w:r>
+        <w:rPr>
+          <w:lang w:val="en-US"/>
+        </w:rPr>
+        <w:t>cita</w:t>
+      </w:r>
+      <w:proofErr w:type="spellEnd"/>
+      <w:r>
+        <w:rPr>
+          <w:lang w:val="en-US"/>
+        </w:rPr>
+        <w:t>}</w:t>
+      </w:r>
+      <w:r>
+        <w:t>.</w:t>
+      </w:r>
+      <w:r>
+        <w:t>\\</w:t>
+      </w:r>
+      <w:commentRangeEnd w:id="0"/>
+      <w:r>
+        <w:rPr>
+          <w:rStyle w:val="CommentReference"/>
+        </w:rPr>
+        <w:commentReference w:id="0"/>
+      </w:r>
+    </w:p>
+    <w:p>
+      <w:pPr>
+        <w:spacing w:line="360" w:lineRule="auto"/>
+        <w:ind w:firstLine="720"/>
+        <w:jc w:val="both"/>
+        <w:rPr>
+          <w:lang w:val="en-US"/>
+        </w:rPr>
+      </w:pPr>
+      <w:r>
+        <w:t>Table</w:t>
+      </w:r>
+      <w:r>
+        <w:t>~\ref{</w:t>
+      </w:r>
+      <w:r>
         <w:t>tab</w:t>
       </w:r>
       <w:r>
         <w:t>:</w:t>
       </w:r>
       <w:r>
-        <w:rPr>
-          <w:rFonts w:ascii="Menlo" w:hAnsi="Menlo" w:cs="Menlo"/>
-          <w:color w:val="FFA657"/>
-          <w:sz w:val="18"/>
-          <w:szCs w:val="18"/>
+        <w:t>diferencias_medias_controles_fijos</w:t>
+      </w:r>
+      <w:r>
+        <w:t>}</w:t>
+      </w:r>
+      <w:r>
+        <w:t xml:space="preserve"> also shows preliminary differences between treated and never treated groups with fixed baseline controls. </w:t>
+      </w:r>
+      <w:r>
+        <w:t xml:space="preserve">The variables chosen help to visualize that </w:t>
+      </w:r>
+      <w:r>
+        <w:t xml:space="preserve">OXXOs are located in areas where there is higher traffic, accessibility, </w:t>
+      </w:r>
+      <w:r>
+        <w:t>quality of life</w:t>
+      </w:r>
+      <w:r>
+        <w:t>,</w:t>
+      </w:r>
+      <w:r>
+        <w:t xml:space="preserve"> and </w:t>
+      </w:r>
+      <w:r>
+        <w:t>purchasing power</w:t>
+      </w:r>
+      <w:r>
+        <w:t xml:space="preserve">. </w:t>
+      </w:r>
+      <w:r>
+        <w:t>Moreover, these results indicate that potential market size may not be adequately captured by population measures alone</w:t>
+      </w:r>
+      <w:r>
+        <w:t xml:space="preserve"> (</w:t>
+      </w:r>
+      <w:r>
+        <w:t>such as total inhabitants or household size in 2007</w:t>
+      </w:r>
+      <w:r>
+        <w:t xml:space="preserve">), </w:t>
+      </w:r>
+      <w:r>
+        <w:t xml:space="preserve">but rather by indicators of economic activity and consumption capacity. </w:t>
+      </w:r>
+      <w:r>
+        <w:rPr>
+          <w:highlight w:val="yellow"/>
+        </w:rPr>
+        <w:t>Since OXXO's product mix consists primarily of non-essential daily goods and convenience items rather than vital necessities, th</w:t>
+      </w:r>
+      <w:r>
+        <w:rPr>
+          <w:highlight w:val="yellow"/>
+        </w:rPr>
+        <w:t>is retail chain</w:t>
+      </w:r>
+      <w:r>
+        <w:rPr>
+          <w:highlight w:val="yellow"/>
         </w:rPr>
         <w:t xml:space="preserve"> </w:t>
       </w:r>
       <w:r>
-        <w:t>treatment_distribution_years</w:t>
-      </w:r>
-      <w:r>
-        <w:t>}</w:t>
-      </w:r>
-      <w:r>
-        <w:t xml:space="preserve"> presents the staggered arrival of OXXO stores across UPZs per year between 2015 to 2022. Although the panel was constructed quarterly, the arrival of locations do not variate drastically among quarters per year. This table shows that </w:t>
-      </w:r>
-      <w:r>
-        <w:rPr>
-          <w:kern w:val="2"/>
-        </w:rPr>
-        <w:t xml:space="preserve">there was an increase </w:t>
-      </w:r>
-      <w:r>
-        <w:rPr>
-          <w:kern w:val="2"/>
-        </w:rPr>
-        <w:t>in treated UPZs starting in 2019, while a substantial number of control units remain</w:t>
-      </w:r>
-      <w:r>
-        <w:rPr>
-          <w:kern w:val="2"/>
-        </w:rPr>
-        <w:t>ed</w:t>
-      </w:r>
-      <w:r>
-        <w:rPr>
-          <w:kern w:val="2"/>
-        </w:rPr>
-        <w:t xml:space="preserve"> available for comparison</w:t>
-      </w:r>
-      <w:r>
-        <w:rPr>
-          <w:kern w:val="2"/>
-        </w:rPr>
-        <w:t xml:space="preserve"> over the years</w:t>
-      </w:r>
-      <w:r>
-        <w:rPr>
-          <w:kern w:val="2"/>
-        </w:rPr>
-        <w:t>.</w:t>
-      </w:r>
-      <w:r>
-        <w:rPr>
-          <w:kern w:val="2"/>
+        <w:rPr>
+          <w:highlight w:val="yellow"/>
+        </w:rPr>
+        <w:t>prioritizes locations with high-income transit rather than just high residential density.</w:t>
+      </w:r>
+      <w:r>
+        <w:t xml:space="preserve"> </w:t>
+      </w:r>
+      <w:r>
+        <w:t>Th</w:t>
+      </w:r>
+      <w:r>
+        <w:t>e</w:t>
+      </w:r>
+      <w:r>
+        <w:t>s</w:t>
+      </w:r>
+      <w:r>
+        <w:t>e</w:t>
+      </w:r>
+      <w:r>
+        <w:t xml:space="preserve"> </w:t>
+      </w:r>
+      <w:r>
+        <w:t>results are consistent</w:t>
+      </w:r>
+      <w:r>
+        <w:t xml:space="preserve"> with what was confirmed by \textcite{marcos2022}, where convenience store chains in Mexico were found to be distributed by similar characteristics.</w:t>
+      </w:r>
+      <w:r>
+        <w:rPr>
           <w:lang w:val="en-US"/>
         </w:rPr>
         <w:t>\\</w:t>
@@ -3491,360 +3741,39 @@
         <w:jc w:val="both"/>
       </w:pPr>
       <w:r>
-        <w:t xml:space="preserve">This variation shown may not be as drastic as OXXO´s stores growth depicted in </w:t>
-      </w:r>
-      <w:r>
-        <w:t>figure</w:t>
-      </w:r>
-      <w:r>
-        <w:t>~\ref{</w:t>
-      </w:r>
-      <w:r>
-        <w:t>fig</w:t>
-      </w:r>
-      <w:r>
-        <w:t>:</w:t>
-      </w:r>
-      <w:r>
-        <w:t>EVOLUTION_OXXO</w:t>
-      </w:r>
-      <w:r>
-        <w:t>}</w:t>
-      </w:r>
-      <w:r>
-        <w:t>. This suggests that some UPZs host a disproportionately higher number of establishments in order to account for the overall increase in OXXO stores across Bogotá. Moreover, this raises the question of whether treatment intensity should be explicitly considered in the analysis.</w:t>
+        <w:t xml:space="preserve">I also evaluated whether there was indeed a tendency for hard discount stores, such as D1, Ara, and Justo </w:t>
+      </w:r>
+      <w:r>
+        <w:t>\</w:t>
+      </w:r>
+      <w:r>
+        <w:t>&amp; Bueno, to locate near OXXO establishments. In Appendix~\ref{sec:controles_cadenas_descuento}, I show some of the results, and in general find that for all years these hard discount stores were significantly more prone to locate in UPZs treated with OXXO than in those without. With this evidence, I will include these chains as regressors mainly due to their probable influence on the dependent variables, as shown by \cite{jaramillo2021low} in their investigation.</w:t>
       </w:r>
       <w:r>
         <w:t xml:space="preserve"> </w:t>
       </w:r>
       <w:r>
-        <w:t>Although Figure~\ref{fig:Treatment_intensity} does not provide a detailed spatial distribution of OXXO stores at the UPZ level over time, it illustrates the evolution of the average number of stores per cohort.</w:t>
-      </w:r>
-      <w:r>
-        <w:t xml:space="preserve"> </w:t>
-      </w:r>
-      <w:r>
-        <w:t xml:space="preserve">The figure shows that, in early periods, differences between cohorts were relatively small (less than one store on average), whereas in later </w:t>
+        <w:t>However, I considered them in the regression as baseline covariates, meaning that I only took into account their presence in the UPZ in the quarter before the analysis to avoid confounding effects.</w:t>
+      </w:r>
+      <w:r>
+        <w:t>\\</w:t>
+      </w:r>
+    </w:p>
+    <w:p>
+      <w:pPr>
+        <w:spacing w:line="360" w:lineRule="auto"/>
+        <w:ind w:firstLine="720"/>
+        <w:jc w:val="both"/>
+      </w:pPr>
+      <w:r>
+        <w:t>Although I considered hard discount chains as factors that may bias the estimation, other unobserved variables could also affect the results.</w:t>
+      </w:r>
+      <w:r>
+        <w:t xml:space="preserve"> For instance, public works can reduce pedestrian and vehicular traffic for certain periods within the analysis; a new park may attract different </w:t>
       </w:r>
       <w:r>
         <w:lastRenderedPageBreak/>
-        <w:t>periods these differences became more pronounced.</w:t>
-      </w:r>
-      <w:r>
-        <w:t xml:space="preserve"> </w:t>
-      </w:r>
-      <w:r>
-        <w:t>This pattern suggests that variation in treatment intensity may play a role in shaping the estimated relationship between OXXO presence and crime, and therefore warrants further evaluation</w:t>
-      </w:r>
-      <w:r>
-        <w:t>.\\</w:t>
-      </w:r>
-    </w:p>
-    <w:p>
-      <w:pPr>
-        <w:spacing w:line="360" w:lineRule="auto"/>
-        <w:ind w:firstLine="720"/>
-        <w:jc w:val="both"/>
-      </w:pPr>
-      <w:r>
-        <w:t>On the other hand, Figure~\ref{fig:</w:t>
-      </w:r>
-      <w:r>
-        <w:t>Treatment_intensity</w:t>
-      </w:r>
-      <w:r>
-        <w:t>}</w:t>
-      </w:r>
-      <w:r>
-        <w:t xml:space="preserve"> present</w:t>
-      </w:r>
-      <w:r>
-        <w:t>s</w:t>
-      </w:r>
-      <w:r>
-        <w:t xml:space="preserve"> preliminary evidence on differences in </w:t>
-      </w:r>
-      <w:r>
-        <w:t xml:space="preserve">aggregated crime and different types of crime rates </w:t>
-      </w:r>
-      <w:r>
-        <w:t>across</w:t>
-      </w:r>
-      <w:r>
-        <w:t xml:space="preserve"> the periods</w:t>
-      </w:r>
-      <w:r>
-        <w:t>.</w:t>
-      </w:r>
-      <w:r>
-        <w:t xml:space="preserve"> Specifically, they report the difference in mean crime rates between treated and not-yet-treated UPZs for each quarter, along with an indication of whether these differences are statistically significant at the 5</w:t>
-      </w:r>
-      <w:r>
-        <w:t>\</w:t>
-      </w:r>
-      <w:r>
-        <w:t>% level.</w:t>
-      </w:r>
-      <w:r>
-        <w:t xml:space="preserve"> </w:t>
-      </w:r>
-      <w:r>
-        <w:t>For instance, Panel~\ref{fig:diff_people} shows that, for personal theft, there was a statistically significant difference between groups during the quarters from 2015-Q1 to 2019-Q1. This indicates that, on average, treated UPZs exhibited higher crime rates than those not yet treated.</w:t>
-      </w:r>
-      <w:r>
-        <w:t>\\</w:t>
-      </w:r>
-    </w:p>
-    <w:p>
-      <w:pPr>
-        <w:spacing w:line="360" w:lineRule="auto"/>
-        <w:ind w:firstLine="720"/>
-        <w:jc w:val="both"/>
-      </w:pPr>
-      <w:commentRangeStart w:id="0"/>
-      <w:r>
-        <w:t>These results are consistent with expectations, as theft is the crime category most likely to be positively associated with the presence of OXXO stores. This finding aligns with the hypothesis that such establishments may function as crime attractors by increasing the flow of suitable targets. However, this pattern may also reflect the possibility that OXXO stores are disproportionately located in UPZs with inherently higher theft rates.</w:t>
-      </w:r>
-      <w:r>
-        <w:t xml:space="preserve"> Moreover, </w:t>
-      </w:r>
-      <w:r>
-        <w:t>t</w:t>
-      </w:r>
-      <w:r>
-        <w:t xml:space="preserve">he </w:t>
-      </w:r>
-      <w:r>
-        <w:t>graphs</w:t>
-      </w:r>
-      <w:r>
-        <w:t xml:space="preserve"> indicate that differences for other types of crime are not </w:t>
-      </w:r>
-      <w:r>
-        <w:t xml:space="preserve">generally </w:t>
-      </w:r>
-      <w:r>
-        <w:t xml:space="preserve">statistically significant. </w:t>
-      </w:r>
-      <w:r>
-        <w:t>This fits the pattern expected</w:t>
-      </w:r>
-      <w:r>
-        <w:t>,</w:t>
-      </w:r>
-      <w:r>
-        <w:t xml:space="preserve"> as crimes such as sexual violence or vehicle and motorcycle theft are less likely to be influenced by OXXO presence.</w:t>
-      </w:r>
-      <w:r>
-        <w:t xml:space="preserve"> </w:t>
-      </w:r>
-      <w:r>
-        <w:t xml:space="preserve">These </w:t>
-      </w:r>
-      <w:r>
-        <w:t>offenses</w:t>
-      </w:r>
-      <w:r>
-        <w:t xml:space="preserve"> often rely on different spatial and social dynamics, such as secluded areas or long-term parking patterns, which remain largely unaffected </w:t>
-      </w:r>
-      <w:r>
-        <w:t xml:space="preserve">by </w:t>
-      </w:r>
-      <w:r>
-        <w:t>convenience retail expansion</w:t>
-      </w:r>
-      <w:r>
-        <w:t xml:space="preserve">  \hl</w:t>
-      </w:r>
-      <w:r>
-        <w:rPr>
-          <w:lang w:val="en-US"/>
-        </w:rPr>
-        <w:t>{</w:t>
-      </w:r>
-      <w:proofErr w:type="spellStart"/>
-      <w:r>
-        <w:rPr>
-          <w:lang w:val="en-US"/>
-        </w:rPr>
-        <w:t>cita</w:t>
-      </w:r>
-      <w:proofErr w:type="spellEnd"/>
-      <w:r>
-        <w:rPr>
-          <w:lang w:val="en-US"/>
-        </w:rPr>
-        <w:t>}</w:t>
-      </w:r>
-      <w:r>
-        <w:t>.</w:t>
-      </w:r>
-      <w:r>
-        <w:t>\\</w:t>
-      </w:r>
-      <w:commentRangeEnd w:id="0"/>
-      <w:r>
-        <w:rPr>
-          <w:rStyle w:val="CommentReference"/>
-        </w:rPr>
-        <w:commentReference w:id="0"/>
-      </w:r>
-    </w:p>
-    <w:p>
-      <w:pPr>
-        <w:spacing w:line="360" w:lineRule="auto"/>
-        <w:ind w:firstLine="720"/>
-        <w:jc w:val="both"/>
-        <w:rPr>
-          <w:lang w:val="en-US"/>
-        </w:rPr>
-      </w:pPr>
-      <w:r>
-        <w:t>Table</w:t>
-      </w:r>
-      <w:r>
-        <w:t>~\ref{</w:t>
-      </w:r>
-      <w:r>
-        <w:t>tab</w:t>
-      </w:r>
-      <w:r>
-        <w:t>:</w:t>
-      </w:r>
-      <w:r>
-        <w:t>diferencias_medias_controles_fijos</w:t>
-      </w:r>
-      <w:r>
-        <w:t>}</w:t>
-      </w:r>
-      <w:r>
-        <w:t xml:space="preserve"> also shows preliminary differences between treated and never treated groups with fixed baseline controls. </w:t>
-      </w:r>
-      <w:r>
-        <w:t xml:space="preserve">The variables chosen help to visualize that </w:t>
-      </w:r>
-      <w:r>
-        <w:t xml:space="preserve">OXXOs are located in areas where there is higher traffic, accessibility, </w:t>
-      </w:r>
-      <w:r>
-        <w:t>quality of life</w:t>
-      </w:r>
-      <w:r>
-        <w:t>,</w:t>
-      </w:r>
-      <w:r>
-        <w:t xml:space="preserve"> and </w:t>
-      </w:r>
-      <w:r>
-        <w:t>purchasing power</w:t>
-      </w:r>
-      <w:r>
-        <w:t xml:space="preserve">. </w:t>
-      </w:r>
-      <w:r>
-        <w:t>Moreover, these results indicate that potential market size may not be adequately captured by population measures alone</w:t>
-      </w:r>
-      <w:r>
-        <w:t xml:space="preserve"> (</w:t>
-      </w:r>
-      <w:r>
-        <w:t>such as total inhabitants or household size in 2007</w:t>
-      </w:r>
-      <w:r>
-        <w:t xml:space="preserve">), </w:t>
-      </w:r>
-      <w:r>
-        <w:t xml:space="preserve">but rather by indicators of economic activity and consumption capacity. </w:t>
-      </w:r>
-      <w:r>
-        <w:rPr>
-          <w:highlight w:val="yellow"/>
-        </w:rPr>
-        <w:t>Since OXXO's product mix consists primarily of non-essential daily goods and convenience items rather than vital necessities, th</w:t>
-      </w:r>
-      <w:r>
-        <w:rPr>
-          <w:highlight w:val="yellow"/>
-        </w:rPr>
-        <w:t>is retail chain</w:t>
-      </w:r>
-      <w:r>
-        <w:rPr>
-          <w:highlight w:val="yellow"/>
-        </w:rPr>
-        <w:t>prioritizes locations with high-income transit rather than just high residential density.</w:t>
-      </w:r>
-      <w:r>
-        <w:t xml:space="preserve"> </w:t>
-      </w:r>
-      <w:r>
-        <w:t>Th</w:t>
-      </w:r>
-      <w:r>
-        <w:t>e</w:t>
-      </w:r>
-      <w:r>
-        <w:t>s</w:t>
-      </w:r>
-      <w:r>
-        <w:t>e</w:t>
-      </w:r>
-      <w:r>
-        <w:t xml:space="preserve"> </w:t>
-      </w:r>
-      <w:r>
-        <w:t>results are consistent</w:t>
-      </w:r>
-      <w:r>
-        <w:t xml:space="preserve"> with what was confirmed by </w:t>
-      </w:r>
-      <w:r>
-        <w:lastRenderedPageBreak/>
-        <w:t>\textcite{marcos2022}, where convenience store chains in Mexico were found to be distributed by similar characteristics.</w:t>
-      </w:r>
-      <w:r>
-        <w:rPr>
-          <w:lang w:val="en-US"/>
-        </w:rPr>
-        <w:t>\\</w:t>
-      </w:r>
-    </w:p>
-    <w:p>
-      <w:pPr>
-        <w:spacing w:line="360" w:lineRule="auto"/>
-        <w:ind w:firstLine="720"/>
-        <w:jc w:val="both"/>
-      </w:pPr>
-      <w:r>
-        <w:t xml:space="preserve">I also evaluated whether there was indeed a tendency for hard discount stores, such as D1, Ara, and Justo </w:t>
-      </w:r>
-      <w:r>
-        <w:t>\</w:t>
-      </w:r>
-      <w:r>
-        <w:t>&amp; Bueno, to locate near OXXO establishments. In Appendix~\ref{sec:controles_cadenas_descuento}, I show some of the results, and in general find that for all years these hard discount stores were significantly more prone to locate in UPZs treated with OXXO than in those without. With this evidence, I will include these chains as regressors mainly due to their probable influence on the dependent variables, as shown by \cite{jaramillo2021low} in their investigation.</w:t>
-      </w:r>
-      <w:r>
-        <w:t xml:space="preserve"> </w:t>
-      </w:r>
-      <w:r>
-        <w:t>However, I considered them in the regression as baseline covariates, meaning that I only took into account their presence in the UPZ in the quarter before the analysis to avoid confounding effects.</w:t>
-      </w:r>
-      <w:r>
-        <w:t>\\</w:t>
-      </w:r>
-    </w:p>
-    <w:p>
-      <w:pPr>
-        <w:spacing w:line="360" w:lineRule="auto"/>
-        <w:ind w:firstLine="720"/>
-        <w:jc w:val="both"/>
-      </w:pPr>
-      <w:r>
-        <w:t>Although I considered hard discount chains as factors that may bias the estimation, other unobserved variables could also affect the results.</w:t>
-      </w:r>
-      <w:r>
-        <w:t xml:space="preserve"> For instance, public works can reduce pedestrian and vehicular traffic for certain periods within the analysis; a new park may attract different demographic flows; and the presence of other commercial establishments, such as bars, nightclubs, or grocery stores, may impact the estimation of the causal effect, especially if they open or close during the period of study. Nonetheless, some of these variables may remain constant from 2015 to 2022. Furthermore, other establishments may be controlled for by unit fixed effects, as they tend to be located in areas that maintain their core characteristics; for example, nightclubs often open in </w:t>
+        <w:t xml:space="preserve">demographic flows; and the presence of other commercial establishments, such as bars, nightclubs, or grocery stores, may impact the estimation of the causal effect, especially if they open or close during the period of study. Nonetheless, some of these variables may remain constant from 2015 to 2022. Furthermore, other establishments may be controlled for by unit fixed effects, as they tend to be located in areas that maintain their core characteristics; for example, nightclubs often open in </w:t>
       </w:r>
       <w:r>
         <w:t>places</w:t>
@@ -3968,6 +3897,7 @@
         <w:rPr>
           <w:b/>
           <w:bCs/>
+          <w:lang w:val="en-US"/>
         </w:rPr>
       </w:pPr>
     </w:p>
@@ -3977,690 +3907,39 @@
         <w:rPr>
           <w:b/>
           <w:bCs/>
-        </w:rPr>
-      </w:pPr>
-      <w:r>
+          <w:lang w:val="en-US"/>
+        </w:rPr>
+      </w:pPr>
+    </w:p>
+    <w:p>
+      <w:pPr>
+        <w:jc w:val="both"/>
         <w:rPr>
           <w:b/>
           <w:bCs/>
-        </w:rPr>
-        <w:t>EMPIRICAL STRATEGY</w:t>
-      </w:r>
-    </w:p>
-    <w:p>
-      <w:pPr>
-        <w:jc w:val="both"/>
-      </w:pPr>
-    </w:p>
-    <w:p>
-      <w:pPr>
-        <w:spacing w:line="360" w:lineRule="auto"/>
-        <w:jc w:val="both"/>
-      </w:pPr>
-      <w:r>
-        <w:lastRenderedPageBreak/>
-        <w:t xml:space="preserve">This research </w:t>
-      </w:r>
-      <w:r>
-        <w:t xml:space="preserve">explores with two main econometric models </w:t>
-      </w:r>
-      <w:r>
-        <w:t xml:space="preserve">the causal effect of OXXO </w:t>
-      </w:r>
-      <w:r>
-        <w:t xml:space="preserve">openings </w:t>
-      </w:r>
-      <w:r>
-        <w:t xml:space="preserve">on local crime activity </w:t>
-      </w:r>
-      <w:r>
-        <w:t xml:space="preserve">in </w:t>
-      </w:r>
-      <w:r>
-        <w:t>Bogotá</w:t>
-      </w:r>
-      <w:r>
-        <w:t xml:space="preserve">. The first one I used is TWFE. This econometric strategy takes into account that the </w:t>
-      </w:r>
-      <w:r>
-        <w:t xml:space="preserve">the arrival of </w:t>
-      </w:r>
-      <w:r>
-        <w:t>OXXO’s</w:t>
-      </w:r>
-      <w:r>
-        <w:t xml:space="preserve"> occurs in a staggered manner.</w:t>
-      </w:r>
-      <w:r>
-        <w:t xml:space="preserve"> Additionally, it inherently controls for fixed effects for unit (UPZ) and time. The former is useful for capturing time-invariant unobserved characteristics of each UPZ (such as geographic location, historical infrastructure or fixed socieconomic and urban characteristics during the period of analysis), while the latter absorbs common shocks that affect all units simultaneously (such as city-wide security policies or macroeconomic fluctuations). Although TWFE is and adequate method for estimating the average treatement effect (ATT) of OXXO on crime activity, two identification assumptions are needed to prevent bias. This ones will be considered later, but let us first introduce the basic regression form of TWFE:\\</w:t>
-      </w:r>
-    </w:p>
-    <w:p>
-      <w:pPr>
-        <w:spacing w:line="360" w:lineRule="auto"/>
-        <w:jc w:val="both"/>
-      </w:pPr>
-    </w:p>
-    <w:p>
-      <w:pPr>
-        <w:spacing w:line="360" w:lineRule="auto"/>
-        <w:jc w:val="both"/>
-      </w:pPr>
-      <w:r>
-        <w:t>\begin{equation}</w:t>
-      </w:r>
-    </w:p>
-    <w:p>
-      <w:pPr>
-        <w:spacing w:line="360" w:lineRule="auto"/>
-        <w:jc w:val="both"/>
-      </w:pPr>
-      <w:r>
-        <w:t>Y_{i,t}</w:t>
-      </w:r>
-      <w:r>
-        <w:t xml:space="preserve"> </w:t>
-      </w:r>
-      <w:r>
-        <w:t>=</w:t>
-      </w:r>
-      <w:r>
-        <w:t xml:space="preserve"> </w:t>
-      </w:r>
-      <w:r>
-        <w:t>\alpha_i</w:t>
-      </w:r>
-      <w:r>
-        <w:t xml:space="preserve"> </w:t>
-      </w:r>
-      <w:r>
-        <w:t>+</w:t>
-      </w:r>
-      <w:r>
-        <w:t xml:space="preserve"> </w:t>
-      </w:r>
-      <w:r>
-        <w:t>\alpha_t  +\beta^{twfe} D_{i,t}</w:t>
-      </w:r>
-      <w:r>
-        <w:t xml:space="preserve"> </w:t>
-      </w:r>
-      <w:r>
-        <w:t>+</w:t>
-      </w:r>
-      <w:r>
-        <w:t xml:space="preserve"> </w:t>
-      </w:r>
-      <w:r>
-        <w:t>\varepsilon_{i}</w:t>
-      </w:r>
-    </w:p>
-    <w:p>
-      <w:pPr>
-        <w:spacing w:line="360" w:lineRule="auto"/>
-        <w:jc w:val="both"/>
-      </w:pPr>
-      <w:r>
-        <w:t>\label{eq:twfe}</w:t>
-      </w:r>
-    </w:p>
-    <w:p>
-      <w:pPr>
-        <w:spacing w:line="360" w:lineRule="auto"/>
-        <w:jc w:val="both"/>
-      </w:pPr>
-      <w:r>
-        <w:t>\end{equation}\\</w:t>
-      </w:r>
-    </w:p>
-    <w:p>
-      <w:pPr>
-        <w:spacing w:line="360" w:lineRule="auto"/>
-        <w:jc w:val="both"/>
-      </w:pPr>
-    </w:p>
-    <w:p>
-      <w:pPr>
-        <w:spacing w:line="360" w:lineRule="auto"/>
-        <w:jc w:val="both"/>
-      </w:pPr>
-      <w:r>
-        <w:t xml:space="preserve">Where $ </w:t>
-      </w:r>
-      <w:r>
-        <w:t xml:space="preserve">Y_{i,t} </w:t>
-      </w:r>
-      <w:r>
-        <w:t>$ represents the crime rate for UPZ $i$ in </w:t>
-      </w:r>
-      <w:r>
+          <w:lang w:val="en-US"/>
+        </w:rPr>
+      </w:pPr>
+    </w:p>
+    <w:p>
+      <w:pPr>
+        <w:jc w:val="both"/>
         <w:rPr>
           <w:b/>
           <w:bCs/>
-        </w:rPr>
-        <w:t>quarter</w:t>
-      </w:r>
-      <w:r>
-        <w:t xml:space="preserve"> $t$. This rate corresponds to either a specific crime category or the aggregate of all crimes analyzed in this study. </w:t>
-      </w:r>
-      <w:r>
-        <w:t>$D_{</w:t>
-      </w:r>
-      <w:r>
-        <w:t>i,t</w:t>
-      </w:r>
-      <w:r>
-        <w:t xml:space="preserve">}$ </w:t>
-      </w:r>
-      <w:r>
-        <w:t>is a binary indicator that equals one if UPZ $i$  has at least one OXXO store in quarter $t$ , and zero otherwise. Furthermore, as Figure</w:t>
-      </w:r>
-      <w:r>
-        <w:t xml:space="preserve"> \hl{</w:t>
-      </w:r>
-      <w:r>
-        <w:t>XXXX</w:t>
-      </w:r>
-      <w:r>
-        <w:t>}</w:t>
-      </w:r>
-      <w:r>
-        <w:t xml:space="preserve"> suggests that intensity of treatment may be a factor that influences crime. Section \ref{sec:Results} also evaluated </w:t>
-      </w:r>
-      <w:r>
-        <w:t>$D_{</w:t>
-      </w:r>
-      <w:r>
-        <w:t>i,t</w:t>
-      </w:r>
-      <w:r>
-        <w:t>}$</w:t>
-      </w:r>
-      <w:r>
-        <w:t xml:space="preserve"> as the number of OXXO establishments that an UPZ has at a certain quarter. Finally, $</w:t>
-      </w:r>
-      <w:r>
-        <w:t>\alpha_i</w:t>
-      </w:r>
-      <w:r>
-        <w:t xml:space="preserve">$ and </w:t>
-      </w:r>
-      <w:r>
-        <w:t xml:space="preserve"> </w:t>
-      </w:r>
-      <w:r>
-        <w:t>$</w:t>
-      </w:r>
-      <w:r>
-        <w:t>\alpha_t</w:t>
-      </w:r>
-      <w:r>
-        <w:t xml:space="preserve">$ are the unit and time fixed effects respectively.\\ </w:t>
-      </w:r>
-    </w:p>
-    <w:p>
-      <w:pPr>
-        <w:spacing w:line="360" w:lineRule="auto"/>
-        <w:jc w:val="both"/>
-      </w:pPr>
-    </w:p>
-    <w:p>
-      <w:pPr>
-        <w:spacing w:line="360" w:lineRule="auto"/>
-        <w:jc w:val="both"/>
-      </w:pPr>
-      <w:r>
-        <w:t xml:space="preserve">A critical identification assumption for the TWFE estimator is the homogeneity of treatment effects. This implies that these effects must be constant among treatment cohorts and over time </w:t>
-      </w:r>
-      <w:r>
-        <w:rPr>
-          <w:lang w:val="en-US"/>
-        </w:rPr>
-        <w:t>\</w:t>
-      </w:r>
-      <w:proofErr w:type="spellStart"/>
-      <w:r>
-        <w:rPr>
-          <w:lang w:val="en-US"/>
-        </w:rPr>
-        <w:t>parencite</w:t>
-      </w:r>
-      <w:proofErr w:type="spellEnd"/>
-      <w:r>
-        <w:rPr>
-          <w:lang w:val="en-US"/>
-        </w:rPr>
-        <w:t>{</w:t>
-      </w:r>
-      <w:r>
-        <w:t>deChaisemartin2023survey}. This assumption may be violated if treatment effects vary based on UPZs’ characteristics or if the impact of an OXXO opening on crime evolves as the store becomes established in the area. Consequently, to diagnose the potential bias arising from these heterogeneities,</w:t>
-      </w:r>
-      <w:r>
-        <w:t xml:space="preserve"> </w:t>
-      </w:r>
-      <w:r>
-        <w:t>I</w:t>
-      </w:r>
-      <w:r>
-        <w:t xml:space="preserve"> </w:t>
-      </w:r>
-      <w:r>
-        <w:t>employ the Goodman-Bacon decomposition</w:t>
-      </w:r>
-      <w:r>
+          <w:lang w:val="en-US"/>
+        </w:rPr>
+      </w:pPr>
+    </w:p>
+    <w:p>
+      <w:pPr>
+        <w:jc w:val="both"/>
         <w:rPr>
           <w:b/>
           <w:bCs/>
-        </w:rPr>
-        <w:t xml:space="preserve"> </w:t>
-      </w:r>
-      <w:r>
-        <w:lastRenderedPageBreak/>
-        <w:t>\parencite{GoodmanBacon2021}. </w:t>
-      </w:r>
-      <w:r>
-        <w:t xml:space="preserve"> This theorem decompoeses the $</w:t>
-      </w:r>
-      <w:r>
-        <w:t>\beta^{twfe}</w:t>
-      </w:r>
-      <w:r>
-        <w:t xml:space="preserve">$ as a weighted average </w:t>
-      </w:r>
-      <w:r>
-        <w:t xml:space="preserve">of all possible 2×2 difference-in-differences comparisons </w:t>
-      </w:r>
-      <w:r>
-        <w:t>among cohorts, and t</w:t>
-      </w:r>
-      <w:r>
-        <w:t>he primary concern in this decompositio</w:t>
-      </w:r>
-      <w:r>
-        <w:t xml:space="preserve">n is to </w:t>
-      </w:r>
-      <w:r>
-        <w:t xml:space="preserve">avoid having negative weights as </w:t>
-      </w:r>
-      <w:r>
-        <w:t xml:space="preserve">they indicate that </w:t>
-      </w:r>
-      <w:r>
-        <w:t xml:space="preserve">the estimator </w:t>
-      </w:r>
-      <w:r>
-        <w:t>may be</w:t>
-      </w:r>
-      <w:r>
-        <w:t xml:space="preserve"> bias</w:t>
-      </w:r>
-      <w:r>
-        <w:t xml:space="preserve">ed </w:t>
-      </w:r>
-      <w:r>
-        <w:t>from heterogeneous treatment effects</w:t>
-      </w:r>
-      <w:r>
-        <w:t xml:space="preserve"> </w:t>
-      </w:r>
-      <w:r>
-        <w:t>\parencite{GoodmanBacon2021}.\\</w:t>
-      </w:r>
-    </w:p>
-    <w:p>
-      <w:pPr>
-        <w:spacing w:line="360" w:lineRule="auto"/>
-        <w:jc w:val="both"/>
-      </w:pPr>
-    </w:p>
-    <w:p>
-      <w:pPr>
-        <w:spacing w:line="360" w:lineRule="auto"/>
-        <w:jc w:val="both"/>
-      </w:pPr>
-      <w:r>
-        <w:t>Parallel trends is the other condition to guarantee an unbiased ATT, as it ensures that, in the absence of treatment, the average outcomes of the treated and control groups would have followed the same trajectory over time. To evaluate the validity of this assumption, I implement an Event Study design. </w:t>
-      </w:r>
-      <w:r>
-        <w:t xml:space="preserve">This model requires </w:t>
-      </w:r>
-      <w:r>
-        <w:t xml:space="preserve">no anticipation to treatment, </w:t>
-      </w:r>
-      <w:r>
-        <w:t xml:space="preserve">and in this context </w:t>
-      </w:r>
-      <w:r>
-        <w:t>it is highly unlikely that perpetrators or residents altered their behavior in expectation of an OXXO opening, as these commercial developments are typically not publicized far enough in advance to influence local criminal dynamics beforehand.</w:t>
-      </w:r>
-      <w:r>
-        <w:t xml:space="preserve"> </w:t>
-      </w:r>
-      <w:r>
-        <w:t>The Events Study is estimated by using the following equation</w:t>
-      </w:r>
-      <w:r>
-        <w:t>:\\</w:t>
-      </w:r>
-    </w:p>
-    <w:p>
-      <w:pPr>
-        <w:spacing w:line="360" w:lineRule="auto"/>
-        <w:jc w:val="both"/>
-      </w:pPr>
-    </w:p>
-    <w:p>
-      <w:pPr>
-        <w:spacing w:line="360" w:lineRule="auto"/>
-        <w:jc w:val="both"/>
-      </w:pPr>
-      <w:r>
-        <w:t>\begin{equation}</w:t>
-      </w:r>
-    </w:p>
-    <w:p>
-      <w:pPr>
-        <w:spacing w:line="360" w:lineRule="auto"/>
-        <w:jc w:val="both"/>
-      </w:pPr>
-      <w:r>
-        <w:t xml:space="preserve">Y_{i,t} = \alpha_i + \alpha_t </w:t>
-      </w:r>
-    </w:p>
-    <w:p>
-      <w:pPr>
-        <w:spacing w:line="360" w:lineRule="auto"/>
-        <w:jc w:val="both"/>
-      </w:pPr>
-      <w:r>
-        <w:t xml:space="preserve">+ \sum_{k=-K}^{-2} \gamma^{lead}_k D^k_{i,t} </w:t>
-      </w:r>
-    </w:p>
-    <w:p>
-      <w:pPr>
-        <w:spacing w:line="360" w:lineRule="auto"/>
-        <w:jc w:val="both"/>
-      </w:pPr>
-      <w:r>
-        <w:t xml:space="preserve">+ \sum_{k=0}^{L} \gamma^{lag}_k D^k_{i,t} </w:t>
-      </w:r>
-    </w:p>
-    <w:p>
-      <w:pPr>
-        <w:spacing w:line="360" w:lineRule="auto"/>
-        <w:jc w:val="both"/>
-      </w:pPr>
-      <w:r>
-        <w:t>+ \varepsilon_{i,t}</w:t>
-      </w:r>
-    </w:p>
-    <w:p>
-      <w:pPr>
-        <w:spacing w:line="360" w:lineRule="auto"/>
-        <w:jc w:val="both"/>
-      </w:pPr>
-      <w:r>
-        <w:t>\label{eq:eventstudy}</w:t>
-      </w:r>
-    </w:p>
-    <w:p>
-      <w:pPr>
-        <w:spacing w:line="360" w:lineRule="auto"/>
-        <w:jc w:val="both"/>
-      </w:pPr>
-      <w:r>
-        <w:t>\end{equation}\\</w:t>
-      </w:r>
-    </w:p>
-    <w:p>
-      <w:pPr>
-        <w:spacing w:line="360" w:lineRule="auto"/>
-        <w:jc w:val="both"/>
-      </w:pPr>
-    </w:p>
-    <w:p>
-      <w:pPr>
-        <w:spacing w:line="360" w:lineRule="auto"/>
-        <w:jc w:val="both"/>
-      </w:pPr>
-      <w:r>
-        <w:t>Equation \eqref{eq:eventstudy}allows</w:t>
-      </w:r>
-      <w:r>
-        <w:t xml:space="preserve"> to analyze the significance of the coeficients  $\gamma^{lead}_k$  and suggests the existence of parallel trends before the arrival of OXXO. Additionally, the coefficients $\gamma^{lag}_k$ reflect the </w:t>
-      </w:r>
-      <w:r>
-        <w:t xml:space="preserve">temporal </w:t>
-      </w:r>
-      <w:r>
-        <w:t>dynamics of the impact after the treatment.\\</w:t>
-      </w:r>
-    </w:p>
-    <w:p>
-      <w:pPr>
-        <w:spacing w:line="360" w:lineRule="auto"/>
-        <w:jc w:val="both"/>
-      </w:pPr>
-    </w:p>
-    <w:p>
-      <w:pPr>
-        <w:spacing w:line="360" w:lineRule="auto"/>
-        <w:jc w:val="both"/>
-      </w:pPr>
-      <w:r>
-        <w:t xml:space="preserve">Finally, for robustness purposes, </w:t>
-      </w:r>
-      <w:r>
-        <w:t xml:space="preserve">I will also estimate </w:t>
-      </w:r>
-      <w:r>
-        <w:t xml:space="preserve">the Callaway \&amp; Sant’Anna (CS) </w:t>
-      </w:r>
-      <w:r>
-        <w:t xml:space="preserve">model. This approach accounts for treatment effect heterogeneity by estimating ATTs by cohort and period, subsequently combining these effects through a weighted average </w:t>
-      </w:r>
-      <w:r>
-        <w:lastRenderedPageBreak/>
-        <w:t xml:space="preserve">\parencite{RiosAvila_Callaway_SantAnna_2021_csdid_slides,Callaway_SantAnna_2021}. </w:t>
-      </w:r>
-      <w:r>
-        <w:t>o achieve this, the model utilizes the following doubly robust estimator for the ATT of each cohort </w:t>
-      </w:r>
-      <w:r>
-        <w:t>$</w:t>
-      </w:r>
-      <w:r>
-        <w:t>g</w:t>
-      </w:r>
-      <w:r>
-        <w:t>$</w:t>
-      </w:r>
-      <w:r>
-        <w:t> at time </w:t>
-      </w:r>
-      <w:r>
-        <w:t>$</w:t>
-      </w:r>
-      <w:r>
-        <w:t>t</w:t>
-      </w:r>
-      <w:r>
-        <w:t>$</w:t>
-      </w:r>
-      <w:r>
-        <w:t>:</w:t>
-      </w:r>
-    </w:p>
-    <w:p>
-      <w:pPr>
-        <w:spacing w:line="360" w:lineRule="auto"/>
-        <w:jc w:val="both"/>
-      </w:pPr>
-    </w:p>
-    <w:p>
-      <w:pPr>
-        <w:spacing w:line="360" w:lineRule="auto"/>
-        <w:jc w:val="both"/>
-      </w:pPr>
-      <w:r>
-        <w:t>\begin{equation}</w:t>
-      </w:r>
-    </w:p>
-    <w:p>
-      <w:pPr>
-        <w:spacing w:line="360" w:lineRule="auto"/>
-        <w:jc w:val="both"/>
-      </w:pPr>
-      <w:r>
-        <w:t>ATT(g, t) = \mathbb{E} \left[ \left( \frac{G_g}{\mathbb{E}[G_g]} - \frac{\frac{p_{g,t}(X)(1 - D_t)}{1 - p_{g,t}(X)}}{\mathbb{E} \left[ \frac{p_{g,t}(X)(1 - D_t)}{1 - p_{g,t}(X)} \right]} \right) (Y_t - Y_{g-1}) \right]</w:t>
-      </w:r>
-    </w:p>
-    <w:p>
-      <w:pPr>
-        <w:spacing w:line="360" w:lineRule="auto"/>
-        <w:jc w:val="both"/>
-      </w:pPr>
-      <w:r>
-        <w:t>\end{equation}\\</w:t>
-      </w:r>
-    </w:p>
-    <w:p>
-      <w:pPr>
-        <w:spacing w:line="360" w:lineRule="auto"/>
-        <w:jc w:val="both"/>
-      </w:pPr>
-    </w:p>
-    <w:p>
-      <w:pPr>
-        <w:spacing w:line="360" w:lineRule="auto"/>
-        <w:jc w:val="both"/>
-      </w:pPr>
-      <w:r>
-        <w:t>Where $t$ is a particular time period, $ G_g$ Gis a binary indicator for whether an observation belongs to cohort $g$, $ D_t $ treatment status at time t</w:t>
-      </w:r>
-      <w:r>
-        <w:t xml:space="preserve">, and </w:t>
-      </w:r>
-      <w:r>
-        <w:t> </w:t>
-      </w:r>
-      <w:r>
-        <w:t>$(1 - D_t)$</w:t>
-      </w:r>
-      <w:r>
-        <w:t xml:space="preserve">identifies observations that have not yet been treated, serving as the control group. </w:t>
-      </w:r>
-      <w:r>
-        <w:t xml:space="preserve">Additionally, the approach I chose uses </w:t>
-      </w:r>
-      <w:r>
-        <w:t xml:space="preserve">Inverse Probability Weighting (IPW) to assign greater weight to control observations that more closely resemble the treated cohort $G_g$. </w:t>
-      </w:r>
-    </w:p>
-    <w:p>
-      <w:pPr>
-        <w:spacing w:line="360" w:lineRule="auto"/>
-        <w:jc w:val="both"/>
-      </w:pPr>
-    </w:p>
-    <w:p>
-      <w:pPr>
-        <w:spacing w:line="360" w:lineRule="auto"/>
-        <w:jc w:val="both"/>
-      </w:pPr>
-      <w:r>
-        <w:t>Subsequently, to aggregate all ATT(g,t) estimates into a single summary parameter, the authors propose the following aggregation strategy:</w:t>
-      </w:r>
-    </w:p>
-    <w:p>
-      <w:pPr>
-        <w:spacing w:line="360" w:lineRule="auto"/>
-        <w:jc w:val="both"/>
-      </w:pPr>
-    </w:p>
-    <w:p>
-      <w:pPr>
-        <w:spacing w:line="360" w:lineRule="auto"/>
-        <w:jc w:val="both"/>
-      </w:pPr>
-      <w:r>
-        <w:t xml:space="preserve">\begin{equation} </w:t>
-      </w:r>
-    </w:p>
-    <w:p>
-      <w:pPr>
-        <w:spacing w:line="360" w:lineRule="auto"/>
-        <w:jc w:val="both"/>
-      </w:pPr>
-      <w:r>
-        <w:t>\theta = \sum_{g \in \mathcal{G}} \sum_{t=2}^{\mathcal{T}} w(g, t) \cdot ATT(g, t) \end{equation}</w:t>
-      </w:r>
-      <w:r>
-        <w:t>\\</w:t>
-      </w:r>
-    </w:p>
-    <w:p>
-      <w:pPr>
-        <w:spacing w:line="360" w:lineRule="auto"/>
-        <w:jc w:val="both"/>
-      </w:pPr>
-    </w:p>
-    <w:p>
-      <w:pPr>
-        <w:spacing w:line="360" w:lineRule="auto"/>
-        <w:jc w:val="both"/>
-      </w:pPr>
-      <w:r>
-        <w:t>Where </w:t>
-      </w:r>
-      <w:r>
-        <w:t>$</w:t>
-      </w:r>
-      <w:r>
-        <w:t>w(g,t)</w:t>
-      </w:r>
-      <w:r>
-        <w:t>$</w:t>
-      </w:r>
-      <w:r>
-        <w:t xml:space="preserve"> represents the weights determined by the researcher. In this analysis, I employ a simple averaging scheme </w:t>
-      </w:r>
-      <w:r>
-        <w:t>m</w:t>
-      </w:r>
-      <w:r>
-        <w:t>where w(g,t)</w:t>
-      </w:r>
-      <w:r>
-        <w:t xml:space="preserve"> is the same</w:t>
-      </w:r>
-      <w:r>
-        <w:t xml:space="preserve"> for all treated periods. The objective of this comparison is to determine if the Callaway </w:t>
-      </w:r>
-      <w:r>
-        <w:t>\</w:t>
-      </w:r>
-      <w:r>
-        <w:t xml:space="preserve">&amp; Sant’Anna (CS) estimates </w:t>
-      </w:r>
-      <w:r>
-        <w:t xml:space="preserve">an Events Studies </w:t>
-      </w:r>
-      <w:r>
-        <w:t>align with the Two-Way Fixed Effects (TWFE) results. A similar behavior between the two models would reinforce the validity of the TWFE estimates and suggest that</w:t>
-      </w:r>
-      <w:r>
-        <w:t xml:space="preserve"> the possible bias of heterogeneous effects is not a preoccupation</w:t>
-      </w:r>
-    </w:p>
-    <w:p>
-      <w:pPr>
-        <w:spacing w:line="360" w:lineRule="auto"/>
-        <w:jc w:val="both"/>
-      </w:pPr>
-      <w:r>
-        <w:t>\parencite{RiosAvila_Callaway_SantAnna_2021_csdid_slides,Callaway_SantAnna_2021}.</w:t>
-      </w:r>
+          <w:lang w:val="en-US"/>
+        </w:rPr>
+      </w:pPr>
     </w:p>
     <w:p>
       <w:pPr>
@@ -4668,6 +3947,7 @@
         <w:rPr>
           <w:b/>
           <w:bCs/>
+          <w:lang w:val="en-US"/>
         </w:rPr>
       </w:pPr>
     </w:p>
@@ -4677,6 +3957,7 @@
         <w:rPr>
           <w:b/>
           <w:bCs/>
+          <w:lang w:val="en-US"/>
         </w:rPr>
       </w:pPr>
     </w:p>
@@ -4686,6 +3967,7 @@
         <w:rPr>
           <w:b/>
           <w:bCs/>
+          <w:lang w:val="en-US"/>
         </w:rPr>
       </w:pPr>
     </w:p>
@@ -4695,6 +3977,7 @@
         <w:rPr>
           <w:b/>
           <w:bCs/>
+          <w:lang w:val="en-US"/>
         </w:rPr>
       </w:pPr>
     </w:p>
@@ -4704,6 +3987,7 @@
         <w:rPr>
           <w:b/>
           <w:bCs/>
+          <w:lang w:val="en-US"/>
         </w:rPr>
       </w:pPr>
     </w:p>
@@ -4713,26 +3997,18 @@
         <w:rPr>
           <w:b/>
           <w:bCs/>
-        </w:rPr>
-      </w:pPr>
-      <w:r>
+          <w:lang w:val="en-US"/>
+        </w:rPr>
+      </w:pPr>
+    </w:p>
+    <w:p>
+      <w:pPr>
+        <w:jc w:val="both"/>
         <w:rPr>
           <w:b/>
           <w:bCs/>
-        </w:rPr>
-        <w:t>RESULTS</w:t>
-      </w:r>
-    </w:p>
-    <w:p>
-      <w:pPr>
-        <w:spacing w:line="360" w:lineRule="auto"/>
-        <w:jc w:val="both"/>
-      </w:pPr>
-    </w:p>
-    <w:p>
-      <w:pPr>
-        <w:spacing w:line="360" w:lineRule="auto"/>
-        <w:jc w:val="both"/>
+          <w:lang w:val="en-US"/>
+        </w:rPr>
       </w:pPr>
     </w:p>
     <w:p>
@@ -4741,15 +4017,19 @@
         <w:rPr>
           <w:b/>
           <w:bCs/>
-        </w:rPr>
-      </w:pPr>
-      <w:r>
+          <w:lang w:val="en-US"/>
+        </w:rPr>
+      </w:pPr>
+    </w:p>
+    <w:p>
+      <w:pPr>
+        <w:jc w:val="both"/>
         <w:rPr>
           <w:b/>
           <w:bCs/>
-        </w:rPr>
-        <w:t>DISCUSSION</w:t>
-      </w:r>
+          <w:lang w:val="en-US"/>
+        </w:rPr>
+      </w:pPr>
     </w:p>
     <w:p>
       <w:pPr>
@@ -4757,8 +4037,955 @@
         <w:rPr>
           <w:b/>
           <w:bCs/>
-        </w:rPr>
-      </w:pPr>
+          <w:lang w:val="en-US"/>
+        </w:rPr>
+      </w:pPr>
+    </w:p>
+    <w:p>
+      <w:pPr>
+        <w:jc w:val="both"/>
+        <w:rPr>
+          <w:b/>
+          <w:bCs/>
+          <w:lang w:val="en-US"/>
+        </w:rPr>
+      </w:pPr>
+    </w:p>
+    <w:p>
+      <w:pPr>
+        <w:jc w:val="both"/>
+        <w:rPr>
+          <w:b/>
+          <w:bCs/>
+          <w:lang w:val="en-US"/>
+        </w:rPr>
+      </w:pPr>
+    </w:p>
+    <w:p>
+      <w:pPr>
+        <w:jc w:val="both"/>
+        <w:rPr>
+          <w:b/>
+          <w:bCs/>
+          <w:lang w:val="en-US"/>
+        </w:rPr>
+      </w:pPr>
+    </w:p>
+    <w:p>
+      <w:pPr>
+        <w:jc w:val="both"/>
+        <w:rPr>
+          <w:b/>
+          <w:bCs/>
+          <w:lang w:val="en-US"/>
+        </w:rPr>
+      </w:pPr>
+    </w:p>
+    <w:p>
+      <w:pPr>
+        <w:jc w:val="both"/>
+        <w:rPr>
+          <w:b/>
+          <w:bCs/>
+          <w:lang w:val="en-US"/>
+        </w:rPr>
+      </w:pPr>
+    </w:p>
+    <w:p>
+      <w:pPr>
+        <w:jc w:val="both"/>
+        <w:rPr>
+          <w:b/>
+          <w:bCs/>
+          <w:lang w:val="en-US"/>
+        </w:rPr>
+      </w:pPr>
+    </w:p>
+    <w:p>
+      <w:pPr>
+        <w:jc w:val="both"/>
+        <w:rPr>
+          <w:b/>
+          <w:bCs/>
+          <w:lang w:val="en-US"/>
+        </w:rPr>
+      </w:pPr>
+    </w:p>
+    <w:p>
+      <w:pPr>
+        <w:jc w:val="both"/>
+        <w:rPr>
+          <w:b/>
+          <w:bCs/>
+          <w:lang w:val="en-US"/>
+        </w:rPr>
+      </w:pPr>
+    </w:p>
+    <w:p>
+      <w:pPr>
+        <w:jc w:val="both"/>
+        <w:rPr>
+          <w:b/>
+          <w:bCs/>
+          <w:lang w:val="en-US"/>
+        </w:rPr>
+      </w:pPr>
+    </w:p>
+    <w:p>
+      <w:pPr>
+        <w:jc w:val="both"/>
+        <w:rPr>
+          <w:b/>
+          <w:bCs/>
+          <w:lang w:val="en-US"/>
+        </w:rPr>
+      </w:pPr>
+    </w:p>
+    <w:p>
+      <w:pPr>
+        <w:jc w:val="both"/>
+        <w:rPr>
+          <w:b/>
+          <w:bCs/>
+          <w:lang w:val="en-US"/>
+        </w:rPr>
+      </w:pPr>
+    </w:p>
+    <w:p>
+      <w:pPr>
+        <w:jc w:val="both"/>
+        <w:rPr>
+          <w:b/>
+          <w:bCs/>
+          <w:lang w:val="en-US"/>
+        </w:rPr>
+      </w:pPr>
+    </w:p>
+    <w:p>
+      <w:pPr>
+        <w:jc w:val="both"/>
+        <w:rPr>
+          <w:b/>
+          <w:bCs/>
+        </w:rPr>
+      </w:pPr>
+    </w:p>
+    <w:p>
+      <w:pPr>
+        <w:jc w:val="both"/>
+        <w:rPr>
+          <w:b/>
+          <w:bCs/>
+        </w:rPr>
+      </w:pPr>
+      <w:r>
+        <w:rPr>
+          <w:b/>
+          <w:bCs/>
+        </w:rPr>
+        <w:t>EMPIRICAL STRATEGY</w:t>
+      </w:r>
+    </w:p>
+    <w:p>
+      <w:pPr>
+        <w:jc w:val="both"/>
+      </w:pPr>
+    </w:p>
+    <w:p>
+      <w:pPr>
+        <w:spacing w:line="360" w:lineRule="auto"/>
+        <w:jc w:val="both"/>
+      </w:pPr>
+      <w:r>
+        <w:t xml:space="preserve">This research </w:t>
+      </w:r>
+      <w:r>
+        <w:t xml:space="preserve">explores with two main econometric models </w:t>
+      </w:r>
+      <w:r>
+        <w:t xml:space="preserve">the causal effect of OXXO </w:t>
+      </w:r>
+      <w:r>
+        <w:t xml:space="preserve">openings </w:t>
+      </w:r>
+      <w:r>
+        <w:t xml:space="preserve">on local crime activity </w:t>
+      </w:r>
+      <w:r>
+        <w:t xml:space="preserve">in </w:t>
+      </w:r>
+      <w:r>
+        <w:t>Bogotá</w:t>
+      </w:r>
+      <w:r>
+        <w:t xml:space="preserve">. The first one I used is TWFE. This econometric strategy takes into account that the </w:t>
+      </w:r>
+      <w:r>
+        <w:t xml:space="preserve">the arrival of </w:t>
+      </w:r>
+      <w:r>
+        <w:t>OXXO’s</w:t>
+      </w:r>
+      <w:r>
+        <w:t xml:space="preserve"> occurs in a staggered manner.</w:t>
+      </w:r>
+      <w:r>
+        <w:t xml:space="preserve"> Additionally, it inherently controls for fixed effects for unit (UPZ) and time. The former is useful for capturing time-invariant unobserved characteristics of each UPZ (such as geographic location, historical infrastructure or fixed socieconomic and urban characteristics during the period of analysis), while the latter absorbs common shocks that affect all units simultaneously (such as city-wide security policies or macroeconomic fluctuations). Although TWFE is and adequate method for estimating the average treatement effect (ATT) of OXXO on crime activity, two identification assumptions are needed to prevent bias. This ones will be considered later, but let us first introduce the basic regression form of TWFE:\\</w:t>
+      </w:r>
+    </w:p>
+    <w:p>
+      <w:pPr>
+        <w:spacing w:line="360" w:lineRule="auto"/>
+        <w:jc w:val="both"/>
+      </w:pPr>
+    </w:p>
+    <w:p>
+      <w:pPr>
+        <w:spacing w:line="360" w:lineRule="auto"/>
+        <w:jc w:val="both"/>
+      </w:pPr>
+      <w:r>
+        <w:t>\begin{equation}</w:t>
+      </w:r>
+    </w:p>
+    <w:p>
+      <w:pPr>
+        <w:spacing w:line="360" w:lineRule="auto"/>
+        <w:jc w:val="both"/>
+      </w:pPr>
+      <w:r>
+        <w:t>Y_{i,t}</w:t>
+      </w:r>
+      <w:r>
+        <w:t xml:space="preserve"> </w:t>
+      </w:r>
+      <w:r>
+        <w:t>=</w:t>
+      </w:r>
+      <w:r>
+        <w:t xml:space="preserve"> </w:t>
+      </w:r>
+      <w:r>
+        <w:t>\alpha_i</w:t>
+      </w:r>
+      <w:r>
+        <w:t xml:space="preserve"> </w:t>
+      </w:r>
+      <w:r>
+        <w:t>+</w:t>
+      </w:r>
+      <w:r>
+        <w:t xml:space="preserve"> </w:t>
+      </w:r>
+      <w:r>
+        <w:t>\alpha_t  +\beta^{twfe} D_{i,t}</w:t>
+      </w:r>
+      <w:r>
+        <w:t xml:space="preserve"> </w:t>
+      </w:r>
+      <w:r>
+        <w:t>+</w:t>
+      </w:r>
+      <w:r>
+        <w:t xml:space="preserve"> </w:t>
+      </w:r>
+      <w:r>
+        <w:t>\varepsilon_{i}</w:t>
+      </w:r>
+    </w:p>
+    <w:p>
+      <w:pPr>
+        <w:spacing w:line="360" w:lineRule="auto"/>
+        <w:jc w:val="both"/>
+      </w:pPr>
+      <w:r>
+        <w:t>\label{eq:twfe}</w:t>
+      </w:r>
+    </w:p>
+    <w:p>
+      <w:pPr>
+        <w:spacing w:line="360" w:lineRule="auto"/>
+        <w:jc w:val="both"/>
+      </w:pPr>
+      <w:r>
+        <w:t>\end{equation}\\</w:t>
+      </w:r>
+    </w:p>
+    <w:p>
+      <w:pPr>
+        <w:spacing w:line="360" w:lineRule="auto"/>
+        <w:jc w:val="both"/>
+      </w:pPr>
+    </w:p>
+    <w:p>
+      <w:pPr>
+        <w:spacing w:line="360" w:lineRule="auto"/>
+        <w:jc w:val="both"/>
+      </w:pPr>
+      <w:r>
+        <w:t xml:space="preserve">Where $ </w:t>
+      </w:r>
+      <w:r>
+        <w:t xml:space="preserve">Y_{i,t} </w:t>
+      </w:r>
+      <w:r>
+        <w:t>$ represents the crime rate for UPZ $i$ in </w:t>
+      </w:r>
+      <w:r>
+        <w:rPr>
+          <w:b/>
+          <w:bCs/>
+        </w:rPr>
+        <w:t>quarter</w:t>
+      </w:r>
+      <w:r>
+        <w:t xml:space="preserve"> $t$. This rate corresponds to either a specific crime category or the aggregate of all crimes analyzed in this study. </w:t>
+      </w:r>
+      <w:r>
+        <w:t>$D_{</w:t>
+      </w:r>
+      <w:r>
+        <w:t>i,t</w:t>
+      </w:r>
+      <w:r>
+        <w:t xml:space="preserve">}$ </w:t>
+      </w:r>
+      <w:r>
+        <w:t>is a binary indicator that equals one if UPZ $i$  has at least one OXXO store in quarter $t$ , and zero otherwise. Furthermore, as Figure</w:t>
+      </w:r>
+      <w:r>
+        <w:t xml:space="preserve"> \hl{</w:t>
+      </w:r>
+      <w:r>
+        <w:t>XXXX</w:t>
+      </w:r>
+      <w:r>
+        <w:t>}</w:t>
+      </w:r>
+      <w:r>
+        <w:t xml:space="preserve"> suggests that intensity of treatment may be a factor that influences crime. Section \ref{sec:Results} also evaluated </w:t>
+      </w:r>
+      <w:r>
+        <w:t>$D_{</w:t>
+      </w:r>
+      <w:r>
+        <w:t>i,t</w:t>
+      </w:r>
+      <w:r>
+        <w:t>}$</w:t>
+      </w:r>
+      <w:r>
+        <w:t xml:space="preserve"> as the number of OXXO establishments that an UPZ has at a certain quarter. Finally, $</w:t>
+      </w:r>
+      <w:r>
+        <w:t>\alpha_i</w:t>
+      </w:r>
+      <w:r>
+        <w:t xml:space="preserve">$ and </w:t>
+      </w:r>
+      <w:r>
+        <w:t xml:space="preserve"> </w:t>
+      </w:r>
+      <w:r>
+        <w:t>$</w:t>
+      </w:r>
+      <w:r>
+        <w:t>\alpha_t</w:t>
+      </w:r>
+      <w:r>
+        <w:t xml:space="preserve">$ are the unit and time fixed effects respectively.\\ </w:t>
+      </w:r>
+    </w:p>
+    <w:p>
+      <w:pPr>
+        <w:spacing w:line="360" w:lineRule="auto"/>
+        <w:jc w:val="both"/>
+      </w:pPr>
+    </w:p>
+    <w:p>
+      <w:pPr>
+        <w:spacing w:line="360" w:lineRule="auto"/>
+        <w:jc w:val="both"/>
+      </w:pPr>
+      <w:r>
+        <w:t xml:space="preserve">A critical identification assumption for the TWFE estimator is the homogeneity of treatment effects. This implies that these effects must be constant among treatment cohorts and over time </w:t>
+      </w:r>
+      <w:r>
+        <w:rPr>
+          <w:lang w:val="en-US"/>
+        </w:rPr>
+        <w:t>\</w:t>
+      </w:r>
+      <w:proofErr w:type="spellStart"/>
+      <w:r>
+        <w:rPr>
+          <w:lang w:val="en-US"/>
+        </w:rPr>
+        <w:t>parencite</w:t>
+      </w:r>
+      <w:proofErr w:type="spellEnd"/>
+      <w:r>
+        <w:rPr>
+          <w:lang w:val="en-US"/>
+        </w:rPr>
+        <w:t>{</w:t>
+      </w:r>
+      <w:r>
+        <w:t xml:space="preserve">deChaisemartin2023survey}. This assumption may be violated if treatment effects vary </w:t>
+      </w:r>
+      <w:r>
+        <w:lastRenderedPageBreak/>
+        <w:t>based on UPZs’ characteristics or if the impact of an OXXO opening on crime evolves as the store becomes established in the area. Consequently, to diagnose the potential bias arising from these heterogeneities,</w:t>
+      </w:r>
+      <w:r>
+        <w:t xml:space="preserve"> </w:t>
+      </w:r>
+      <w:r>
+        <w:t>I</w:t>
+      </w:r>
+      <w:r>
+        <w:t xml:space="preserve"> </w:t>
+      </w:r>
+      <w:r>
+        <w:t>employ the Goodman-Bacon decomposition</w:t>
+      </w:r>
+      <w:r>
+        <w:rPr>
+          <w:b/>
+          <w:bCs/>
+        </w:rPr>
+        <w:t xml:space="preserve"> </w:t>
+      </w:r>
+      <w:r>
+        <w:t>\parencite{GoodmanBacon2021}. </w:t>
+      </w:r>
+      <w:r>
+        <w:t xml:space="preserve"> This theorem decompoeses the $</w:t>
+      </w:r>
+      <w:r>
+        <w:t>\beta^{twfe}</w:t>
+      </w:r>
+      <w:r>
+        <w:t xml:space="preserve">$ as a weighted average </w:t>
+      </w:r>
+      <w:r>
+        <w:t xml:space="preserve">of all possible 2×2 difference-in-differences comparisons </w:t>
+      </w:r>
+      <w:r>
+        <w:t>among cohorts, and t</w:t>
+      </w:r>
+      <w:r>
+        <w:t>he primary concern in this decompositio</w:t>
+      </w:r>
+      <w:r>
+        <w:t xml:space="preserve">n is to </w:t>
+      </w:r>
+      <w:r>
+        <w:t xml:space="preserve">avoid having negative weights as </w:t>
+      </w:r>
+      <w:r>
+        <w:t xml:space="preserve">they indicate that </w:t>
+      </w:r>
+      <w:r>
+        <w:t xml:space="preserve">the estimator </w:t>
+      </w:r>
+      <w:r>
+        <w:t>may be</w:t>
+      </w:r>
+      <w:r>
+        <w:t xml:space="preserve"> bias</w:t>
+      </w:r>
+      <w:r>
+        <w:t xml:space="preserve">ed </w:t>
+      </w:r>
+      <w:r>
+        <w:t>from heterogeneous treatment effects</w:t>
+      </w:r>
+      <w:r>
+        <w:t xml:space="preserve"> </w:t>
+      </w:r>
+      <w:r>
+        <w:t>\parencite{GoodmanBacon2021}.\\</w:t>
+      </w:r>
+    </w:p>
+    <w:p>
+      <w:pPr>
+        <w:spacing w:line="360" w:lineRule="auto"/>
+        <w:jc w:val="both"/>
+      </w:pPr>
+    </w:p>
+    <w:p>
+      <w:pPr>
+        <w:spacing w:line="360" w:lineRule="auto"/>
+        <w:jc w:val="both"/>
+      </w:pPr>
+      <w:r>
+        <w:t>Parallel trends is the other condition to guarantee an unbiased ATT, as it ensures that, in the absence of treatment, the average outcomes of the treated and control groups would have followed the same trajectory over time. To evaluate the validity of this assumption, I implement an Event Study design. </w:t>
+      </w:r>
+      <w:r>
+        <w:t xml:space="preserve">This model requires </w:t>
+      </w:r>
+      <w:r>
+        <w:t xml:space="preserve">no anticipation to treatment, </w:t>
+      </w:r>
+      <w:r>
+        <w:t xml:space="preserve">and in this context </w:t>
+      </w:r>
+      <w:r>
+        <w:t>it is highly unlikely that perpetrators or residents altered their behavior in expectation of an OXXO opening, as these commercial developments are typically not publicized far enough in advance to influence local criminal dynamics beforehand.</w:t>
+      </w:r>
+      <w:r>
+        <w:t xml:space="preserve"> </w:t>
+      </w:r>
+      <w:r>
+        <w:t>The Events Study is estimated by using the following equation</w:t>
+      </w:r>
+      <w:r>
+        <w:t>:\\</w:t>
+      </w:r>
+    </w:p>
+    <w:p>
+      <w:pPr>
+        <w:spacing w:line="360" w:lineRule="auto"/>
+        <w:jc w:val="both"/>
+      </w:pPr>
+    </w:p>
+    <w:p>
+      <w:pPr>
+        <w:spacing w:line="360" w:lineRule="auto"/>
+        <w:jc w:val="both"/>
+      </w:pPr>
+      <w:r>
+        <w:t>\begin{equation}</w:t>
+      </w:r>
+    </w:p>
+    <w:p>
+      <w:pPr>
+        <w:spacing w:line="360" w:lineRule="auto"/>
+        <w:jc w:val="both"/>
+      </w:pPr>
+      <w:r>
+        <w:t xml:space="preserve">Y_{i,t} = \alpha_i + \alpha_t </w:t>
+      </w:r>
+    </w:p>
+    <w:p>
+      <w:pPr>
+        <w:spacing w:line="360" w:lineRule="auto"/>
+        <w:jc w:val="both"/>
+      </w:pPr>
+      <w:r>
+        <w:t xml:space="preserve">+ \sum_{k=-K}^{-2} \gamma^{lead}_k D^k_{i,t} </w:t>
+      </w:r>
+    </w:p>
+    <w:p>
+      <w:pPr>
+        <w:spacing w:line="360" w:lineRule="auto"/>
+        <w:jc w:val="both"/>
+      </w:pPr>
+      <w:r>
+        <w:t xml:space="preserve">+ \sum_{k=0}^{L} \gamma^{lag}_k D^k_{i,t} </w:t>
+      </w:r>
+    </w:p>
+    <w:p>
+      <w:pPr>
+        <w:spacing w:line="360" w:lineRule="auto"/>
+        <w:jc w:val="both"/>
+      </w:pPr>
+      <w:r>
+        <w:t>+ \varepsilon_{i,t}</w:t>
+      </w:r>
+    </w:p>
+    <w:p>
+      <w:pPr>
+        <w:spacing w:line="360" w:lineRule="auto"/>
+        <w:jc w:val="both"/>
+      </w:pPr>
+      <w:r>
+        <w:t>\label{eq:eventstudy}</w:t>
+      </w:r>
+    </w:p>
+    <w:p>
+      <w:pPr>
+        <w:spacing w:line="360" w:lineRule="auto"/>
+        <w:jc w:val="both"/>
+      </w:pPr>
+      <w:r>
+        <w:t>\end{equation}\\</w:t>
+      </w:r>
+    </w:p>
+    <w:p>
+      <w:pPr>
+        <w:spacing w:line="360" w:lineRule="auto"/>
+        <w:jc w:val="both"/>
+      </w:pPr>
+    </w:p>
+    <w:p>
+      <w:pPr>
+        <w:spacing w:line="360" w:lineRule="auto"/>
+        <w:jc w:val="both"/>
+      </w:pPr>
+      <w:r>
+        <w:t>Equation \eqref{eq:eventstudy}allows</w:t>
+      </w:r>
+      <w:r>
+        <w:t xml:space="preserve"> to analyze the significance of the coeficients  $\gamma^{lead}_k$  and suggests the existence of parallel trends before the arrival of OXXO. Additionally, the coefficients $\gamma^{lag}_k$ reflect the </w:t>
+      </w:r>
+      <w:r>
+        <w:t xml:space="preserve">temporal </w:t>
+      </w:r>
+      <w:r>
+        <w:t>dynamics of the impact after the treatment.\\</w:t>
+      </w:r>
+    </w:p>
+    <w:p>
+      <w:pPr>
+        <w:spacing w:line="360" w:lineRule="auto"/>
+        <w:jc w:val="both"/>
+      </w:pPr>
+    </w:p>
+    <w:p>
+      <w:pPr>
+        <w:spacing w:line="360" w:lineRule="auto"/>
+        <w:jc w:val="both"/>
+      </w:pPr>
+      <w:r>
+        <w:lastRenderedPageBreak/>
+        <w:t xml:space="preserve">Finally, for robustness purposes, </w:t>
+      </w:r>
+      <w:r>
+        <w:t xml:space="preserve">I will also estimate </w:t>
+      </w:r>
+      <w:r>
+        <w:t xml:space="preserve">the Callaway \&amp; Sant’Anna (CS) </w:t>
+      </w:r>
+      <w:r>
+        <w:t xml:space="preserve">model. This approach accounts for treatment effect heterogeneity by estimating ATTs by cohort and period, subsequently combining these effects through a weighted average </w:t>
+      </w:r>
+      <w:r>
+        <w:t xml:space="preserve">\parencite{RiosAvila_Callaway_SantAnna_2021_csdid_slides,Callaway_SantAnna_2021}. </w:t>
+      </w:r>
+      <w:r>
+        <w:t>o achieve this, the model utilizes the following doubly robust estimator for the ATT of each cohort </w:t>
+      </w:r>
+      <w:r>
+        <w:t>$</w:t>
+      </w:r>
+      <w:r>
+        <w:t>g</w:t>
+      </w:r>
+      <w:r>
+        <w:t>$</w:t>
+      </w:r>
+      <w:r>
+        <w:t> at time </w:t>
+      </w:r>
+      <w:r>
+        <w:t>$</w:t>
+      </w:r>
+      <w:r>
+        <w:t>t</w:t>
+      </w:r>
+      <w:r>
+        <w:t>$</w:t>
+      </w:r>
+      <w:r>
+        <w:t>:</w:t>
+      </w:r>
+    </w:p>
+    <w:p>
+      <w:pPr>
+        <w:spacing w:line="360" w:lineRule="auto"/>
+        <w:jc w:val="both"/>
+      </w:pPr>
+    </w:p>
+    <w:p>
+      <w:pPr>
+        <w:spacing w:line="360" w:lineRule="auto"/>
+        <w:jc w:val="both"/>
+      </w:pPr>
+      <w:r>
+        <w:t>\begin{equation}</w:t>
+      </w:r>
+    </w:p>
+    <w:p>
+      <w:pPr>
+        <w:spacing w:line="360" w:lineRule="auto"/>
+        <w:jc w:val="both"/>
+      </w:pPr>
+      <w:r>
+        <w:t>ATT(g, t) = \mathbb{E} \left[ \left( \frac{G_g}{\mathbb{E}[G_g]} - \frac{\frac{p_{g,t}(X)(1 - D_t)}{1 - p_{g,t}(X)}}{\mathbb{E} \left[ \frac{p_{g,t}(X)(1 - D_t)}{1 - p_{g,t}(X)} \right]} \right) (Y_t - Y_{g-1}) \right]</w:t>
+      </w:r>
+    </w:p>
+    <w:p>
+      <w:pPr>
+        <w:spacing w:line="360" w:lineRule="auto"/>
+        <w:jc w:val="both"/>
+      </w:pPr>
+      <w:r>
+        <w:t>\end{equation}\\</w:t>
+      </w:r>
+    </w:p>
+    <w:p>
+      <w:pPr>
+        <w:spacing w:line="360" w:lineRule="auto"/>
+        <w:jc w:val="both"/>
+      </w:pPr>
+    </w:p>
+    <w:p>
+      <w:pPr>
+        <w:spacing w:line="360" w:lineRule="auto"/>
+        <w:jc w:val="both"/>
+      </w:pPr>
+      <w:r>
+        <w:t>Where $t$ is a particular time period, $ G_g$ Gis a binary indicator for whether an observation belongs to cohort $g$, $ D_t $ treatment status at time t</w:t>
+      </w:r>
+      <w:r>
+        <w:t xml:space="preserve">, and </w:t>
+      </w:r>
+      <w:r>
+        <w:t> </w:t>
+      </w:r>
+      <w:r>
+        <w:t>$(1 - D_t)$</w:t>
+      </w:r>
+      <w:r>
+        <w:t xml:space="preserve">identifies observations that have not yet been treated, serving as the control group. </w:t>
+      </w:r>
+      <w:r>
+        <w:t xml:space="preserve">Additionally, the approach I chose uses </w:t>
+      </w:r>
+      <w:r>
+        <w:t xml:space="preserve">Inverse Probability Weighting (IPW) to assign greater weight to control observations that more closely resemble the treated cohort $G_g$. </w:t>
+      </w:r>
+    </w:p>
+    <w:p>
+      <w:pPr>
+        <w:spacing w:line="360" w:lineRule="auto"/>
+        <w:jc w:val="both"/>
+      </w:pPr>
+    </w:p>
+    <w:p>
+      <w:pPr>
+        <w:spacing w:line="360" w:lineRule="auto"/>
+        <w:jc w:val="both"/>
+      </w:pPr>
+      <w:r>
+        <w:t>Subsequently, to aggregate all ATT(g,t) estimates into a single summary parameter, the authors propose the following aggregation strategy:</w:t>
+      </w:r>
+    </w:p>
+    <w:p>
+      <w:pPr>
+        <w:spacing w:line="360" w:lineRule="auto"/>
+        <w:jc w:val="both"/>
+      </w:pPr>
+    </w:p>
+    <w:p>
+      <w:pPr>
+        <w:spacing w:line="360" w:lineRule="auto"/>
+        <w:jc w:val="both"/>
+      </w:pPr>
+      <w:r>
+        <w:t xml:space="preserve">\begin{equation} </w:t>
+      </w:r>
+    </w:p>
+    <w:p>
+      <w:pPr>
+        <w:spacing w:line="360" w:lineRule="auto"/>
+        <w:jc w:val="both"/>
+      </w:pPr>
+      <w:r>
+        <w:t>\theta = \sum_{g \in \mathcal{G}} \sum_{t=2}^{\mathcal{T}} w(g, t) \cdot ATT(g, t) \end{equation}</w:t>
+      </w:r>
+      <w:r>
+        <w:t>\\</w:t>
+      </w:r>
+    </w:p>
+    <w:p>
+      <w:pPr>
+        <w:spacing w:line="360" w:lineRule="auto"/>
+        <w:jc w:val="both"/>
+      </w:pPr>
+    </w:p>
+    <w:p>
+      <w:pPr>
+        <w:spacing w:line="360" w:lineRule="auto"/>
+        <w:jc w:val="both"/>
+      </w:pPr>
+      <w:r>
+        <w:t>Where </w:t>
+      </w:r>
+      <w:r>
+        <w:t>$</w:t>
+      </w:r>
+      <w:r>
+        <w:t>w(g,t)</w:t>
+      </w:r>
+      <w:r>
+        <w:t>$</w:t>
+      </w:r>
+      <w:r>
+        <w:t xml:space="preserve"> represents the weights determined by the researcher. In this analysis, I employ a simple averaging scheme </w:t>
+      </w:r>
+      <w:r>
+        <w:t>m</w:t>
+      </w:r>
+      <w:r>
+        <w:t>where w(g,t)</w:t>
+      </w:r>
+      <w:r>
+        <w:t xml:space="preserve"> is the same</w:t>
+      </w:r>
+      <w:r>
+        <w:t xml:space="preserve"> for all treated periods. The objective of this comparison is to determine if the Callaway </w:t>
+      </w:r>
+      <w:r>
+        <w:t>\</w:t>
+      </w:r>
+      <w:r>
+        <w:t xml:space="preserve">&amp; Sant’Anna (CS) estimates </w:t>
+      </w:r>
+      <w:r>
+        <w:t xml:space="preserve">an Events Studies </w:t>
+      </w:r>
+      <w:r>
+        <w:t xml:space="preserve">align with the Two-Way Fixed Effects (TWFE) results. A similar behavior between the two models </w:t>
+      </w:r>
+      <w:r>
+        <w:lastRenderedPageBreak/>
+        <w:t>would reinforce the validity of the TWFE estimates and suggest that</w:t>
+      </w:r>
+      <w:r>
+        <w:t xml:space="preserve"> the possible bias of heterogeneous effects is not a preoccupation</w:t>
+      </w:r>
+    </w:p>
+    <w:p>
+      <w:pPr>
+        <w:spacing w:line="360" w:lineRule="auto"/>
+        <w:jc w:val="both"/>
+      </w:pPr>
+      <w:r>
+        <w:t>\parencite{RiosAvila_Callaway_SantAnna_2021_csdid_slides,Callaway_SantAnna_2021}.</w:t>
+      </w:r>
+    </w:p>
+    <w:p>
+      <w:pPr>
+        <w:jc w:val="both"/>
+        <w:rPr>
+          <w:b/>
+          <w:bCs/>
+        </w:rPr>
+      </w:pPr>
+      <w:r>
+        <w:rPr>
+          <w:b/>
+          <w:bCs/>
+        </w:rPr>
+        <w:t>RESULTS</w:t>
+      </w:r>
+    </w:p>
+    <w:p>
+      <w:pPr>
+        <w:spacing w:line="360" w:lineRule="auto"/>
+        <w:jc w:val="both"/>
+      </w:pPr>
+    </w:p>
+    <w:p>
+      <w:pPr>
+        <w:spacing w:line="360" w:lineRule="auto"/>
+        <w:jc w:val="both"/>
+      </w:pPr>
+    </w:p>
+    <w:p>
+      <w:pPr>
+        <w:jc w:val="both"/>
+        <w:rPr>
+          <w:b/>
+          <w:bCs/>
+        </w:rPr>
+      </w:pPr>
+      <w:r>
+        <w:rPr>
+          <w:b/>
+          <w:bCs/>
+        </w:rPr>
+        <w:t>DISCUSSION</w:t>
+      </w:r>
+    </w:p>
+    <w:p>
+      <w:pPr>
+        <w:jc w:val="both"/>
+        <w:rPr>
+          <w:b/>
+          <w:bCs/>
+        </w:rPr>
+      </w:pPr>
+    </w:p>
+    <w:p>
+      <w:pPr>
+        <w:spacing w:line="360" w:lineRule="auto"/>
+        <w:ind w:firstLine="720"/>
+        <w:jc w:val="both"/>
+      </w:pPr>
+      <w:r>
+        <w:rPr>
+          <w:highlight w:val="yellow"/>
+        </w:rPr>
+        <w:t>Their concentration in high foot-traffic areas increases the availability of potential targets for crimes such as robbery or assault</w:t>
+      </w:r>
+      <w:r>
+        <w:rPr>
+          <w:highlight w:val="yellow"/>
+        </w:rPr>
+        <w:t xml:space="preserve"> </w:t>
+      </w:r>
+      <w:r>
+        <w:t>\parencite{Dugato2026, shin2024dollar}</w:t>
+      </w:r>
+      <w:r>
+        <w:rPr>
+          <w:highlight w:val="yellow"/>
+        </w:rPr>
+        <w:t>.</w:t>
+      </w:r>
+      <w:r>
+        <w:t xml:space="preserve"> </w:t>
+      </w:r>
+      <w:r>
+        <w:t>Moreover</w:t>
+      </w:r>
+      <w:r>
+        <w:t xml:space="preserve">, due to their 24-hour format and alcohol sales during the night, OXXO locations </w:t>
+      </w:r>
+      <w:r>
+        <w:t xml:space="preserve">may </w:t>
+      </w:r>
+      <w:r>
+        <w:t xml:space="preserve">serve </w:t>
+      </w:r>
+      <w:r>
+        <w:t>as informal gathering point</w:t>
+      </w:r>
+      <w:r>
+        <w:t xml:space="preserve">s </w:t>
+      </w:r>
+      <w:r>
+        <w:t>which can, under certain conditions,</w:t>
+      </w:r>
+      <w:r>
+        <w:t xml:space="preserve"> </w:t>
+      </w:r>
+      <w:r>
+        <w:t>escalate into conflicts or provide opportunities for illicit activities</w:t>
+      </w:r>
+      <w:r>
+        <w:t xml:space="preserve"> \parencite</w:t>
+      </w:r>
+      <w:r>
+        <w:t>{Dugato2026}</w:t>
+      </w:r>
+      <w:r>
+        <w:t>.</w:t>
+      </w:r>
     </w:p>
     <w:p>
       <w:pPr>

--- a/doc/written_part.docx
+++ b/doc/written_part.docx
@@ -467,37 +467,7 @@
         <w:rPr>
           <w:lang w:val="en-US"/>
         </w:rPr>
-        <w:t>in high-traffic area</w:t>
-      </w:r>
-      <w:r>
-        <w:rPr>
-          <w:lang w:val="en-US"/>
-        </w:rPr>
-        <w:t>s</w:t>
-      </w:r>
-      <w:r>
-        <w:rPr>
-          <w:lang w:val="en-US"/>
-        </w:rPr>
-        <w:t xml:space="preserve"> and commercial</w:t>
-      </w:r>
-      <w:r>
-        <w:rPr>
-          <w:lang w:val="en-US"/>
-        </w:rPr>
-        <w:t xml:space="preserve"> </w:t>
-      </w:r>
-      <w:r>
-        <w:rPr>
-          <w:lang w:val="en-US"/>
-        </w:rPr>
-        <w:t>corridors</w:t>
-      </w:r>
-      <w:r>
-        <w:rPr>
-          <w:lang w:val="en-US"/>
-        </w:rPr>
-        <w:t xml:space="preserve"> \</w:t>
+        <w:t>in high-traffic areas and commercial corridors \</w:t>
       </w:r>
       <w:proofErr w:type="spellStart"/>
       <w:r>
@@ -1035,10 +1005,7 @@
         <w:t>satisfy spontaneous consumption needs</w:t>
       </w:r>
       <w:r>
-        <w:t xml:space="preserve"> </w:t>
-      </w:r>
-      <w:r>
-        <w:t>\parencite{</w:t>
+        <w:t xml:space="preserve"> \parencite{</w:t>
       </w:r>
       <w:r>
         <w:t>LaRepublica2026</w:t>
@@ -1085,10 +1052,7 @@
         <w:t xml:space="preserve"> </w:t>
       </w:r>
       <w:r>
-        <w:t>, these being units that group neighborhoods based on socioeconomic stratification, land use, housing characteristics, and the living conditions of their inhabitants \parencite{alcaldia_bogota_upz}.</w:t>
-      </w:r>
-      <w:r>
-        <w:t xml:space="preserve"> Furthermore</w:t>
+        <w:t>, these being units that group neighborhoods based on socioeconomic stratification, land use, housing characteristics, and the living conditions of their inhabitants \parencite{alcaldia_bogota_upz}. Furthermore</w:t>
       </w:r>
       <w:r>
         <w:t>, it can be observed that OXXO presence has</w:t>
@@ -1147,10 +1111,7 @@
         <w:t xml:space="preserve">positively </w:t>
       </w:r>
       <w:r>
-        <w:t>correlates</w:t>
-      </w:r>
-      <w:r>
-        <w:t xml:space="preserve"> </w:t>
+        <w:t xml:space="preserve">correlates </w:t>
       </w:r>
       <w:r>
         <w:t>with the inherent characteristics of northeastern Bogotá, where high traffic, spatial accessibility, and high-income residential clusters provide an ideal environment for the convenience store model \hl{(citation)}. Figure~\ref{fig:oxxo_transmilenio_vias} illustrates th</w:t>
@@ -1441,10 +1402,7 @@
         <w:t xml:space="preserve">crime rates in </w:t>
       </w:r>
       <w:r>
-        <w:t xml:space="preserve">the city </w:t>
-      </w:r>
-      <w:r>
-        <w:t>\parencite{</w:t>
+        <w:t>the city \parencite{</w:t>
       </w:r>
       <w:r>
         <w:t>siedco_portal</w:t>
@@ -1864,7 +1822,7 @@
         <w:ind w:firstLine="720"/>
         <w:jc w:val="both"/>
         <w:rPr>
-          <w:lang w:val="es-ES_tradnl"/>
+          <w:lang w:val="en-US"/>
         </w:rPr>
       </w:pPr>
       <w:r>
@@ -3106,10 +3064,7 @@
         <w:t xml:space="preserve">Additionally, using data from the </w:t>
       </w:r>
       <w:r>
-        <w:t>Unified Business and Social Registry</w:t>
-      </w:r>
-      <w:r>
-        <w:t xml:space="preserve"> </w:t>
+        <w:t xml:space="preserve">Unified Business and Social Registry </w:t>
       </w:r>
       <w:r>
         <w:t>(RUES)\footnote{Access at \url{https://www.rues.org.co}}, Colombia’s central business registry, I identified the opening and closing years of each OXXO store.</w:t>
@@ -3239,548 +3194,541 @@
       <w:pPr>
         <w:spacing w:line="360" w:lineRule="auto"/>
         <w:jc w:val="both"/>
-      </w:pPr>
-    </w:p>
-    <w:p>
-      <w:pPr>
-        <w:spacing w:line="360" w:lineRule="auto"/>
-        <w:jc w:val="both"/>
         <w:rPr>
           <w:b/>
           <w:bCs/>
           <w:lang w:val="en-US"/>
         </w:rPr>
       </w:pPr>
-      <w:r>
+    </w:p>
+    <w:p>
+      <w:pPr>
+        <w:spacing w:line="360" w:lineRule="auto"/>
+        <w:jc w:val="both"/>
         <w:rPr>
           <w:b/>
           <w:bCs/>
           <w:lang w:val="en-US"/>
         </w:rPr>
-        <w:lastRenderedPageBreak/>
-        <w:br/>
-      </w:r>
-    </w:p>
-    <w:p>
-      <w:pPr>
-        <w:spacing w:line="360" w:lineRule="auto"/>
-        <w:jc w:val="both"/>
+      </w:pPr>
+      <w:r>
         <w:rPr>
           <w:b/>
           <w:bCs/>
           <w:lang w:val="en-US"/>
         </w:rPr>
-      </w:pPr>
-    </w:p>
-    <w:p>
-      <w:pPr>
-        <w:spacing w:line="360" w:lineRule="auto"/>
+        <w:lastRenderedPageBreak/>
+        <w:t xml:space="preserve">STATISTICS  </w:t>
+      </w:r>
+    </w:p>
+    <w:p>
+      <w:pPr>
+        <w:spacing w:line="360" w:lineRule="auto"/>
+        <w:jc w:val="both"/>
+      </w:pPr>
+      <w:r>
+        <w:rPr>
+          <w:kern w:val="2"/>
+          <w:lang w:val="en-US"/>
+        </w:rPr>
+        <w:t>First</w:t>
+      </w:r>
+      <w:r>
+        <w:rPr>
+          <w:kern w:val="2"/>
+          <w:lang w:val="en-US"/>
+        </w:rPr>
+        <w:t>, it is important to illustrate the preliminary differences between controlled and treated UPZs</w:t>
+      </w:r>
+      <w:r>
+        <w:rPr>
+          <w:kern w:val="2"/>
+          <w:lang w:val="en-US"/>
+        </w:rPr>
+        <w:t>,</w:t>
+      </w:r>
+      <w:r>
+        <w:rPr>
+          <w:kern w:val="2"/>
+          <w:lang w:val="en-US"/>
+        </w:rPr>
+        <w:t xml:space="preserve"> not only in terms of crime activity, but also </w:t>
+      </w:r>
+      <w:r>
+        <w:rPr>
+          <w:kern w:val="2"/>
+        </w:rPr>
+        <w:t>regarding socioeconomic and accessibility variables</w:t>
+      </w:r>
+      <w:r>
+        <w:rPr>
+          <w:kern w:val="2"/>
+          <w:lang w:val="en-US"/>
+        </w:rPr>
+        <w:t>. Table</w:t>
+      </w:r>
+      <w:r>
+        <w:t>~\ref{</w:t>
+      </w:r>
+      <w:proofErr w:type="gramStart"/>
+      <w:r>
+        <w:t>tab</w:t>
+      </w:r>
+      <w:r>
+        <w:t>:</w:t>
+      </w:r>
+      <w:r>
+        <w:t>treatment</w:t>
+      </w:r>
+      <w:proofErr w:type="gramEnd"/>
+      <w:r>
+        <w:t>_distribution_years</w:t>
+      </w:r>
+      <w:r>
+        <w:t>}</w:t>
+      </w:r>
+      <w:r>
+        <w:t xml:space="preserve"> presents the staggered arrival of OXXO stores across UPZs per year between 2015 to 2022. Although the panel was constructed quarterly, the arrival of locations do not variate drastically among quarters per year. This table shows that </w:t>
+      </w:r>
+      <w:r>
+        <w:rPr>
+          <w:kern w:val="2"/>
+        </w:rPr>
+        <w:t xml:space="preserve">there was an increase </w:t>
+      </w:r>
+      <w:r>
+        <w:rPr>
+          <w:kern w:val="2"/>
+        </w:rPr>
+        <w:t>in treated UPZs starting in 2019, while a substantial number of control units remain</w:t>
+      </w:r>
+      <w:r>
+        <w:rPr>
+          <w:kern w:val="2"/>
+        </w:rPr>
+        <w:t>ed</w:t>
+      </w:r>
+      <w:r>
+        <w:rPr>
+          <w:kern w:val="2"/>
+        </w:rPr>
+        <w:t xml:space="preserve"> available for comparison</w:t>
+      </w:r>
+      <w:r>
+        <w:rPr>
+          <w:kern w:val="2"/>
+        </w:rPr>
+        <w:t xml:space="preserve"> over the years</w:t>
+      </w:r>
+      <w:r>
+        <w:rPr>
+          <w:kern w:val="2"/>
+        </w:rPr>
+        <w:t>.</w:t>
+      </w:r>
+      <w:r>
+        <w:rPr>
+          <w:kern w:val="2"/>
+          <w:lang w:val="en-US"/>
+        </w:rPr>
+        <w:t>\\</w:t>
+      </w:r>
+    </w:p>
+    <w:p>
+      <w:pPr>
+        <w:spacing w:line="360" w:lineRule="auto"/>
+        <w:ind w:firstLine="720"/>
+        <w:jc w:val="both"/>
+      </w:pPr>
+      <w:r>
+        <w:t xml:space="preserve">This variation shown may not be as drastic as OXXO´s stores growth depicted in </w:t>
+      </w:r>
+      <w:r>
+        <w:t>figure</w:t>
+      </w:r>
+      <w:r>
+        <w:t>~\ref{</w:t>
+      </w:r>
+      <w:r>
+        <w:t>fig</w:t>
+      </w:r>
+      <w:r>
+        <w:t>:</w:t>
+      </w:r>
+      <w:r>
+        <w:t>EVOLUTION_OXXO</w:t>
+      </w:r>
+      <w:r>
+        <w:t>}</w:t>
+      </w:r>
+      <w:r>
+        <w:t>. This suggests that some UPZs host a disproportionately higher number of establishments in order to account for the overall increase in OXXO stores across Bogotá. Moreover, this raises the question of whether treatment intensity should be explicitly considered in the analysis.</w:t>
+      </w:r>
+      <w:r>
+        <w:t xml:space="preserve"> </w:t>
+      </w:r>
+      <w:r>
+        <w:t>Although Figure~\ref{fig:Treatment_intensity} does not provide a detailed spatial distribution of OXXO stores at the UPZ level over time, it illustrates the evolution of the average number of stores per cohort.</w:t>
+      </w:r>
+      <w:r>
+        <w:t xml:space="preserve"> </w:t>
+      </w:r>
+      <w:r>
+        <w:t>The figure shows that, in early periods, differences between cohorts were relatively small (less than one store on average), whereas in later periods these differences became more pronounced.</w:t>
+      </w:r>
+      <w:r>
+        <w:t xml:space="preserve"> </w:t>
+      </w:r>
+      <w:r>
+        <w:t>This pattern suggests that variation in treatment intensity may play a role in shaping the estimated relationship between OXXO presence and crime, and therefore warrants further evaluation</w:t>
+      </w:r>
+      <w:r>
+        <w:t>.\\</w:t>
+      </w:r>
+    </w:p>
+    <w:p>
+      <w:pPr>
+        <w:spacing w:line="360" w:lineRule="auto"/>
+        <w:ind w:firstLine="720"/>
+        <w:jc w:val="both"/>
+      </w:pPr>
+      <w:r>
+        <w:t>On the other hand, Figure~\ref{fig:</w:t>
+      </w:r>
+      <w:r>
+        <w:t>Treatment_intensity</w:t>
+      </w:r>
+      <w:r>
+        <w:t>}</w:t>
+      </w:r>
+      <w:r>
+        <w:t xml:space="preserve"> present</w:t>
+      </w:r>
+      <w:r>
+        <w:t>s</w:t>
+      </w:r>
+      <w:r>
+        <w:t xml:space="preserve"> preliminary evidence </w:t>
+      </w:r>
+      <w:r>
+        <w:t>the behavior of</w:t>
+      </w:r>
+      <w:r>
+        <w:t xml:space="preserve"> different types of crime rates </w:t>
+      </w:r>
+      <w:r>
+        <w:t>across</w:t>
+      </w:r>
+      <w:r>
+        <w:t xml:space="preserve"> the periods</w:t>
+      </w:r>
+      <w:r>
+        <w:t>.</w:t>
+      </w:r>
+      <w:r>
+        <w:t xml:space="preserve"> Specifically, they report the difference in mean crime rates between treated and not-yet-treated UPZs for each quarter, along with an indication of whether these differences are statistically significant at the 5</w:t>
+      </w:r>
+      <w:r>
+        <w:t>\</w:t>
+      </w:r>
+      <w:r>
+        <w:t>% level.</w:t>
+      </w:r>
+      <w:r>
+        <w:t xml:space="preserve"> </w:t>
+      </w:r>
+      <w:r>
+        <w:t>For instance, Panel~\ref{fig:diff_people} shows that, for personal theft, there was a statistically significant difference between groups during the quarters from 2015-Q1 to 2019-Q1. This indicates that, on average, treated UPZs exhibited higher crime rates than those not yet treated.</w:t>
+      </w:r>
+      <w:r>
+        <w:t>\\</w:t>
+      </w:r>
+    </w:p>
+    <w:p>
+      <w:pPr>
+        <w:spacing w:line="360" w:lineRule="auto"/>
+        <w:ind w:firstLine="720"/>
+        <w:jc w:val="both"/>
+      </w:pPr>
+      <w:commentRangeStart w:id="0"/>
+      <w:r>
+        <w:t>These results are consistent with expectations, as theft is the crime category most likely to be positively associated with the presence of OXXO stores. This finding aligns with the hypothesis that such establishments may function as crime attractors by increasing the flow of suitable targets. However, this pattern may also reflect the possibility that OXXO stores are disproportionately located in UPZs with inherently higher theft rates.</w:t>
+      </w:r>
+      <w:r>
+        <w:t xml:space="preserve"> Moreover, </w:t>
+      </w:r>
+      <w:r>
+        <w:t>t</w:t>
+      </w:r>
+      <w:r>
+        <w:t xml:space="preserve">he </w:t>
+      </w:r>
+      <w:r>
+        <w:t>graphs</w:t>
+      </w:r>
+      <w:r>
+        <w:t xml:space="preserve"> indicate that differences </w:t>
+      </w:r>
+      <w:r>
+        <w:lastRenderedPageBreak/>
+        <w:t xml:space="preserve">for other types of crime are not </w:t>
+      </w:r>
+      <w:r>
+        <w:t xml:space="preserve">generally </w:t>
+      </w:r>
+      <w:r>
+        <w:t xml:space="preserve">statistically significant. </w:t>
+      </w:r>
+      <w:r>
+        <w:t>This fits the pattern expected</w:t>
+      </w:r>
+      <w:r>
+        <w:t>,</w:t>
+      </w:r>
+      <w:r>
+        <w:t xml:space="preserve"> as crimes such as sexual violence or vehicle and motorcycle theft are less likely to be influenced by OXXO presence.</w:t>
+      </w:r>
+      <w:r>
+        <w:t xml:space="preserve"> </w:t>
+      </w:r>
+      <w:r>
+        <w:t xml:space="preserve">These </w:t>
+      </w:r>
+      <w:r>
+        <w:t>offenses</w:t>
+      </w:r>
+      <w:r>
+        <w:t xml:space="preserve"> often rely on different spatial and social dynamics, such as secluded areas or long-term parking patterns, which remain largely unaffected </w:t>
+      </w:r>
+      <w:r>
+        <w:t xml:space="preserve">by </w:t>
+      </w:r>
+      <w:r>
+        <w:t>convenience retail expansion</w:t>
+      </w:r>
+      <w:r>
+        <w:t xml:space="preserve">  \hl</w:t>
+      </w:r>
+      <w:r>
+        <w:rPr>
+          <w:lang w:val="en-US"/>
+        </w:rPr>
+        <w:t>{</w:t>
+      </w:r>
+      <w:proofErr w:type="spellStart"/>
+      <w:r>
+        <w:rPr>
+          <w:lang w:val="en-US"/>
+        </w:rPr>
+        <w:t>cita</w:t>
+      </w:r>
+      <w:proofErr w:type="spellEnd"/>
+      <w:r>
+        <w:rPr>
+          <w:lang w:val="en-US"/>
+        </w:rPr>
+        <w:t>}</w:t>
+      </w:r>
+      <w:r>
+        <w:t>.</w:t>
+      </w:r>
+      <w:r>
+        <w:t>\\</w:t>
+      </w:r>
+      <w:commentRangeEnd w:id="0"/>
+      <w:r>
+        <w:rPr>
+          <w:rStyle w:val="CommentReference"/>
+        </w:rPr>
+        <w:commentReference w:id="0"/>
+      </w:r>
+    </w:p>
+    <w:p>
+      <w:pPr>
+        <w:spacing w:line="360" w:lineRule="auto"/>
+        <w:ind w:firstLine="720"/>
+        <w:jc w:val="both"/>
+        <w:rPr>
+          <w:lang w:val="en-US"/>
+        </w:rPr>
+      </w:pPr>
+      <w:r>
+        <w:t>Table</w:t>
+      </w:r>
+      <w:r>
+        <w:t>~\ref{</w:t>
+      </w:r>
+      <w:r>
+        <w:t>tab</w:t>
+      </w:r>
+      <w:r>
+        <w:t>:</w:t>
+      </w:r>
+      <w:r>
+        <w:t>diferencias_medias_controles_fijos</w:t>
+      </w:r>
+      <w:r>
+        <w:t>}</w:t>
+      </w:r>
+      <w:r>
+        <w:t xml:space="preserve"> also shows preliminary differences between treated and never treated groups. </w:t>
+      </w:r>
+      <w:r>
+        <w:t xml:space="preserve">The variables chosen help to visualize that </w:t>
+      </w:r>
+      <w:r>
+        <w:t xml:space="preserve">OXXOs are located in areas where there is higher traffic, accessibility, </w:t>
+      </w:r>
+      <w:r>
+        <w:t>quality of life</w:t>
+      </w:r>
+      <w:r>
+        <w:t>,</w:t>
+      </w:r>
+      <w:r>
+        <w:t xml:space="preserve"> and </w:t>
+      </w:r>
+      <w:r>
+        <w:t>purchasing power</w:t>
+      </w:r>
+      <w:r>
+        <w:t xml:space="preserve">. </w:t>
+      </w:r>
+      <w:r>
+        <w:t>Moreover, these results indicate that potential market size may not be adequately captured by population measures alone</w:t>
+      </w:r>
+      <w:r>
+        <w:t xml:space="preserve"> (</w:t>
+      </w:r>
+      <w:r>
+        <w:t>such as total inhabitants or household size in 2007</w:t>
+      </w:r>
+      <w:r>
+        <w:t xml:space="preserve">), </w:t>
+      </w:r>
+      <w:r>
+        <w:t xml:space="preserve">but rather by indicators of economic activity and consumption capacity. </w:t>
+      </w:r>
+      <w:r>
+        <w:rPr>
+          <w:highlight w:val="yellow"/>
+        </w:rPr>
+        <w:t>Since OXXO's product mix consists primarily of non-essential daily goods and convenience items rather than vital necessities, th</w:t>
+      </w:r>
+      <w:r>
+        <w:rPr>
+          <w:highlight w:val="yellow"/>
+        </w:rPr>
+        <w:t>is retail chain</w:t>
+      </w:r>
+      <w:r>
+        <w:rPr>
+          <w:highlight w:val="yellow"/>
+        </w:rPr>
+        <w:t xml:space="preserve"> </w:t>
+      </w:r>
+      <w:r>
+        <w:rPr>
+          <w:highlight w:val="yellow"/>
+        </w:rPr>
+        <w:t>prioritizes locations with high-income transit rather than just high residential density.</w:t>
+      </w:r>
+      <w:r>
+        <w:t xml:space="preserve"> </w:t>
+      </w:r>
+      <w:r>
+        <w:t>Th</w:t>
+      </w:r>
+      <w:r>
+        <w:t>e</w:t>
+      </w:r>
+      <w:r>
+        <w:t>s</w:t>
+      </w:r>
+      <w:r>
+        <w:t>e</w:t>
+      </w:r>
+      <w:r>
+        <w:t xml:space="preserve"> </w:t>
+      </w:r>
+      <w:r>
+        <w:t>results are consistent</w:t>
+      </w:r>
+      <w:r>
+        <w:t xml:space="preserve"> with what was confirmed by \textcite{marcos2022}, where convenience store chains in Mexico were found to be distributed by similar characteristics.</w:t>
+      </w:r>
+      <w:r>
+        <w:rPr>
+          <w:lang w:val="en-US"/>
+        </w:rPr>
+        <w:t>\\</w:t>
+      </w:r>
+    </w:p>
+    <w:p>
+      <w:pPr>
+        <w:spacing w:line="360" w:lineRule="auto"/>
+        <w:ind w:firstLine="720"/>
+        <w:jc w:val="both"/>
+      </w:pPr>
+      <w:r>
+        <w:t xml:space="preserve">I also evaluated whether there was indeed a tendency for hard discount stores, such as D1, Ara, and Justo </w:t>
+      </w:r>
+      <w:r>
+        <w:t>\</w:t>
+      </w:r>
+      <w:r>
+        <w:t>&amp; Bueno, to locate near OXXO establishments. In Appendix~\ref{sec:controles_cadenas_descuento}, I show some of the results, and in general find that for all years these hard discount stores were significantly more prone to locate in UPZs treated with OXXO than in those without. With this evidence, I will include these chains as regressors mainly due to their probable influence on the dependent variables, as shown by \cite{jaramillo2021low} in their investigation.</w:t>
+      </w:r>
+      <w:r>
+        <w:t xml:space="preserve"> </w:t>
+      </w:r>
+      <w:r>
+        <w:t>However, I considered them in the regression as baseline covariates, meaning that I only took into account their presence in the UPZ in the quarter before the analysis to avoid confounding effects.</w:t>
+      </w:r>
+      <w:r>
+        <w:t>\\</w:t>
+      </w:r>
+    </w:p>
+    <w:p>
+      <w:pPr>
+        <w:spacing w:line="360" w:lineRule="auto"/>
+        <w:ind w:firstLine="720"/>
+        <w:jc w:val="both"/>
+      </w:pPr>
+      <w:r>
+        <w:t>Although I considered hard discount chains as factors that may bias the estimation, other unobserved variables could also affect the results.</w:t>
+      </w:r>
+      <w:r>
+        <w:t xml:space="preserve"> For instance, public works can reduce pedestrian and vehicular traffic for certain periods within the analysis; a new park may attract different demographic flows; and the presence of other commercial establishments, such as bars, nightclubs, or grocery stores, may impact the estimation of the causal effect, especially if they open or close during the period of study. Nonetheless, some of these variables may remain constant from 2015 to 2022. Furthermore, other establishments may be controlled for by unit fixed effects, as they tend </w:t>
+      </w:r>
+      <w:r>
+        <w:lastRenderedPageBreak/>
+        <w:t xml:space="preserve">to be located in areas that maintain their core characteristics; for example, nightclubs often open in </w:t>
+      </w:r>
+      <w:r>
+        <w:t>places</w:t>
+      </w:r>
+      <w:r>
+        <w:t xml:space="preserve"> already recognized as nightlife districts.</w:t>
+      </w:r>
+    </w:p>
+    <w:p>
+      <w:pPr>
         <w:jc w:val="both"/>
         <w:rPr>
           <w:b/>
           <w:bCs/>
-          <w:lang w:val="en-US"/>
-        </w:rPr>
-      </w:pPr>
-      <w:r>
+        </w:rPr>
+      </w:pPr>
+    </w:p>
+    <w:p>
+      <w:pPr>
+        <w:jc w:val="both"/>
         <w:rPr>
           <w:b/>
           <w:bCs/>
-          <w:lang w:val="en-US"/>
-        </w:rPr>
-        <w:t xml:space="preserve">STATISTICS  </w:t>
-      </w:r>
-    </w:p>
-    <w:p>
-      <w:pPr>
-        <w:spacing w:line="360" w:lineRule="auto"/>
-        <w:jc w:val="both"/>
-      </w:pPr>
-      <w:r>
-        <w:rPr>
-          <w:kern w:val="2"/>
-          <w:lang w:val="en-US"/>
-        </w:rPr>
-        <w:t>First</w:t>
-      </w:r>
-      <w:r>
-        <w:rPr>
-          <w:kern w:val="2"/>
-          <w:lang w:val="en-US"/>
-        </w:rPr>
-        <w:t>, it is important to illustrate the preliminary differences between controlled and treated UPZs</w:t>
-      </w:r>
-      <w:r>
-        <w:rPr>
-          <w:kern w:val="2"/>
-          <w:lang w:val="en-US"/>
-        </w:rPr>
-        <w:t>,</w:t>
-      </w:r>
-      <w:r>
-        <w:rPr>
-          <w:kern w:val="2"/>
-          <w:lang w:val="en-US"/>
-        </w:rPr>
-        <w:t xml:space="preserve"> not only in terms of crime activity, but also </w:t>
-      </w:r>
-      <w:r>
-        <w:rPr>
-          <w:kern w:val="2"/>
-        </w:rPr>
-        <w:t>regarding socioeconomic and accessibility variables</w:t>
-      </w:r>
-      <w:r>
-        <w:rPr>
-          <w:kern w:val="2"/>
-          <w:lang w:val="en-US"/>
-        </w:rPr>
-        <w:t>. Table</w:t>
-      </w:r>
-      <w:r>
-        <w:t>~\ref{</w:t>
-      </w:r>
-      <w:proofErr w:type="gramStart"/>
-      <w:r>
-        <w:t>tab</w:t>
-      </w:r>
-      <w:r>
-        <w:t>:</w:t>
-      </w:r>
-      <w:r>
-        <w:t>treatment</w:t>
-      </w:r>
-      <w:proofErr w:type="gramEnd"/>
-      <w:r>
-        <w:t>_distribution_years</w:t>
-      </w:r>
-      <w:r>
-        <w:t>}</w:t>
-      </w:r>
-      <w:r>
-        <w:t xml:space="preserve"> presents the staggered arrival of OXXO stores across UPZs per year between 2015 to 2022. Although the panel was constructed quarterly, the arrival of locations do not variate drastically among quarters per year. This table shows that </w:t>
-      </w:r>
-      <w:r>
-        <w:rPr>
-          <w:kern w:val="2"/>
-        </w:rPr>
-        <w:t xml:space="preserve">there was an increase </w:t>
-      </w:r>
-      <w:r>
-        <w:rPr>
-          <w:kern w:val="2"/>
-        </w:rPr>
-        <w:t>in treated UPZs starting in 2019, while a substantial number of control units remain</w:t>
-      </w:r>
-      <w:r>
-        <w:rPr>
-          <w:kern w:val="2"/>
-        </w:rPr>
-        <w:t>ed</w:t>
-      </w:r>
-      <w:r>
-        <w:rPr>
-          <w:kern w:val="2"/>
-        </w:rPr>
-        <w:t xml:space="preserve"> available for comparison</w:t>
-      </w:r>
-      <w:r>
-        <w:rPr>
-          <w:kern w:val="2"/>
-        </w:rPr>
-        <w:t xml:space="preserve"> over the years</w:t>
-      </w:r>
-      <w:r>
-        <w:rPr>
-          <w:kern w:val="2"/>
-        </w:rPr>
-        <w:t>.</w:t>
-      </w:r>
-      <w:r>
-        <w:rPr>
-          <w:kern w:val="2"/>
-          <w:lang w:val="en-US"/>
-        </w:rPr>
-        <w:t>\\</w:t>
-      </w:r>
-    </w:p>
-    <w:p>
-      <w:pPr>
-        <w:spacing w:line="360" w:lineRule="auto"/>
-        <w:ind w:firstLine="720"/>
-        <w:jc w:val="both"/>
-      </w:pPr>
-      <w:r>
-        <w:t xml:space="preserve">This variation shown may not be as drastic as OXXO´s stores growth depicted in </w:t>
-      </w:r>
-      <w:r>
-        <w:t>figure</w:t>
-      </w:r>
-      <w:r>
-        <w:t>~\ref{</w:t>
-      </w:r>
-      <w:r>
-        <w:t>fig</w:t>
-      </w:r>
-      <w:r>
-        <w:t>:</w:t>
-      </w:r>
-      <w:r>
-        <w:t>EVOLUTION_OXXO</w:t>
-      </w:r>
-      <w:r>
-        <w:t>}</w:t>
-      </w:r>
-      <w:r>
-        <w:t>. This suggests that some UPZs host a disproportionately higher number of establishments in order to account for the overall increase in OXXO stores across Bogotá. Moreover, this raises the question of whether treatment intensity should be explicitly considered in the analysis.</w:t>
-      </w:r>
-      <w:r>
-        <w:t xml:space="preserve"> </w:t>
-      </w:r>
-      <w:r>
-        <w:t>Although Figure~\ref{fig:Treatment_intensity} does not provide a detailed spatial distribution of OXXO stores at the UPZ level over time, it illustrates the evolution of the average number of stores per cohort.</w:t>
-      </w:r>
-      <w:r>
-        <w:t xml:space="preserve"> </w:t>
-      </w:r>
-      <w:r>
-        <w:t>The figure shows that, in early periods, differences between cohorts were relatively small (less than one store on average), whereas in later periods these differences became more pronounced.</w:t>
-      </w:r>
-      <w:r>
-        <w:t xml:space="preserve"> </w:t>
-      </w:r>
-      <w:r>
-        <w:t>This pattern suggests that variation in treatment intensity may play a role in shaping the estimated relationship between OXXO presence and crime, and therefore warrants further evaluation</w:t>
-      </w:r>
-      <w:r>
-        <w:t>.\\</w:t>
-      </w:r>
-    </w:p>
-    <w:p>
-      <w:pPr>
-        <w:spacing w:line="360" w:lineRule="auto"/>
-        <w:ind w:firstLine="720"/>
-        <w:jc w:val="both"/>
-      </w:pPr>
-      <w:r>
-        <w:t>On the other hand, Figure~\ref{fig:</w:t>
-      </w:r>
-      <w:r>
-        <w:t>Treatment_intensity</w:t>
-      </w:r>
-      <w:r>
-        <w:t>}</w:t>
-      </w:r>
-      <w:r>
-        <w:t xml:space="preserve"> present</w:t>
-      </w:r>
-      <w:r>
-        <w:t>s</w:t>
-      </w:r>
-      <w:r>
-        <w:t xml:space="preserve"> preliminary evidence </w:t>
-      </w:r>
-      <w:r>
-        <w:t>the behavior of</w:t>
-      </w:r>
-      <w:r>
-        <w:t xml:space="preserve"> different types of crime rates </w:t>
-      </w:r>
-      <w:r>
-        <w:t>across</w:t>
-      </w:r>
-      <w:r>
-        <w:t xml:space="preserve"> the periods</w:t>
-      </w:r>
-      <w:r>
-        <w:t>.</w:t>
-      </w:r>
-      <w:r>
-        <w:t xml:space="preserve"> Specifically, they report the difference in mean crime rates between treated and not-yet-treated UPZs for each quarter, along with an indication of whether these differences are statistically significant at the 5</w:t>
-      </w:r>
-      <w:r>
-        <w:t>\</w:t>
-      </w:r>
-      <w:r>
-        <w:t>% level.</w:t>
-      </w:r>
-      <w:r>
-        <w:t xml:space="preserve"> </w:t>
-      </w:r>
-      <w:r>
-        <w:t>For instance, Panel~\ref{fig:diff_people} shows that, for personal theft, there was a statistically significant difference between groups during the quarters from 2015-Q1 to 2019-Q1. This indicates that, on average, treated UPZs exhibited higher crime rates than those not yet treated.</w:t>
-      </w:r>
-      <w:r>
-        <w:t>\\</w:t>
-      </w:r>
-    </w:p>
-    <w:p>
-      <w:pPr>
-        <w:spacing w:line="360" w:lineRule="auto"/>
-        <w:ind w:firstLine="720"/>
-        <w:jc w:val="both"/>
-      </w:pPr>
-      <w:commentRangeStart w:id="0"/>
-      <w:r>
-        <w:t xml:space="preserve">These results are consistent with expectations, as theft is the crime category most likely to be positively associated with the presence of OXXO stores. This finding aligns with the hypothesis </w:t>
-      </w:r>
-      <w:r>
-        <w:lastRenderedPageBreak/>
-        <w:t>that such establishments may function as crime attractors by increasing the flow of suitable targets. However, this pattern may also reflect the possibility that OXXO stores are disproportionately located in UPZs with inherently higher theft rates.</w:t>
-      </w:r>
-      <w:r>
-        <w:t xml:space="preserve"> Moreover, </w:t>
-      </w:r>
-      <w:r>
-        <w:t>t</w:t>
-      </w:r>
-      <w:r>
-        <w:t xml:space="preserve">he </w:t>
-      </w:r>
-      <w:r>
-        <w:t>graphs</w:t>
-      </w:r>
-      <w:r>
-        <w:t xml:space="preserve"> indicate that differences for other types of crime are not </w:t>
-      </w:r>
-      <w:r>
-        <w:t xml:space="preserve">generally </w:t>
-      </w:r>
-      <w:r>
-        <w:t xml:space="preserve">statistically significant. </w:t>
-      </w:r>
-      <w:r>
-        <w:t>This fits the pattern expected</w:t>
-      </w:r>
-      <w:r>
-        <w:t>,</w:t>
-      </w:r>
-      <w:r>
-        <w:t xml:space="preserve"> as crimes such as sexual violence or vehicle and motorcycle theft are less likely to be influenced by OXXO presence.</w:t>
-      </w:r>
-      <w:r>
-        <w:t xml:space="preserve"> </w:t>
-      </w:r>
-      <w:r>
-        <w:t xml:space="preserve">These </w:t>
-      </w:r>
-      <w:r>
-        <w:t>offenses</w:t>
-      </w:r>
-      <w:r>
-        <w:t xml:space="preserve"> often rely on different spatial and social dynamics, such as secluded areas or long-term parking patterns, which remain largely unaffected </w:t>
-      </w:r>
-      <w:r>
-        <w:t xml:space="preserve">by </w:t>
-      </w:r>
-      <w:r>
-        <w:t>convenience retail expansion</w:t>
-      </w:r>
-      <w:r>
-        <w:t xml:space="preserve">  \hl</w:t>
-      </w:r>
-      <w:r>
-        <w:rPr>
-          <w:lang w:val="en-US"/>
-        </w:rPr>
-        <w:t>{</w:t>
-      </w:r>
-      <w:proofErr w:type="spellStart"/>
-      <w:r>
-        <w:rPr>
-          <w:lang w:val="en-US"/>
-        </w:rPr>
-        <w:t>cita</w:t>
-      </w:r>
-      <w:proofErr w:type="spellEnd"/>
-      <w:r>
-        <w:rPr>
-          <w:lang w:val="en-US"/>
-        </w:rPr>
-        <w:t>}</w:t>
-      </w:r>
-      <w:r>
-        <w:t>.</w:t>
-      </w:r>
-      <w:r>
-        <w:t>\\</w:t>
-      </w:r>
-      <w:commentRangeEnd w:id="0"/>
-      <w:r>
-        <w:rPr>
-          <w:rStyle w:val="CommentReference"/>
-        </w:rPr>
-        <w:commentReference w:id="0"/>
-      </w:r>
-    </w:p>
-    <w:p>
-      <w:pPr>
-        <w:spacing w:line="360" w:lineRule="auto"/>
-        <w:ind w:firstLine="720"/>
-        <w:jc w:val="both"/>
-        <w:rPr>
-          <w:lang w:val="en-US"/>
-        </w:rPr>
-      </w:pPr>
-      <w:r>
-        <w:t>Table</w:t>
-      </w:r>
-      <w:r>
-        <w:t>~\ref{</w:t>
-      </w:r>
-      <w:r>
-        <w:t>tab</w:t>
-      </w:r>
-      <w:r>
-        <w:t>:</w:t>
-      </w:r>
-      <w:r>
-        <w:t>diferencias_medias_controles_fijos</w:t>
-      </w:r>
-      <w:r>
-        <w:t>}</w:t>
-      </w:r>
-      <w:r>
-        <w:t xml:space="preserve"> also shows preliminary differences between treated and never treated groups with fixed baseline controls. </w:t>
-      </w:r>
-      <w:r>
-        <w:t xml:space="preserve">The variables chosen help to visualize that </w:t>
-      </w:r>
-      <w:r>
-        <w:t xml:space="preserve">OXXOs are located in areas where there is higher traffic, accessibility, </w:t>
-      </w:r>
-      <w:r>
-        <w:t>quality of life</w:t>
-      </w:r>
-      <w:r>
-        <w:t>,</w:t>
-      </w:r>
-      <w:r>
-        <w:t xml:space="preserve"> and </w:t>
-      </w:r>
-      <w:r>
-        <w:t>purchasing power</w:t>
-      </w:r>
-      <w:r>
-        <w:t xml:space="preserve">. </w:t>
-      </w:r>
-      <w:r>
-        <w:t>Moreover, these results indicate that potential market size may not be adequately captured by population measures alone</w:t>
-      </w:r>
-      <w:r>
-        <w:t xml:space="preserve"> (</w:t>
-      </w:r>
-      <w:r>
-        <w:t>such as total inhabitants or household size in 2007</w:t>
-      </w:r>
-      <w:r>
-        <w:t xml:space="preserve">), </w:t>
-      </w:r>
-      <w:r>
-        <w:t xml:space="preserve">but rather by indicators of economic activity and consumption capacity. </w:t>
-      </w:r>
-      <w:r>
-        <w:rPr>
-          <w:highlight w:val="yellow"/>
-        </w:rPr>
-        <w:t>Since OXXO's product mix consists primarily of non-essential daily goods and convenience items rather than vital necessities, th</w:t>
-      </w:r>
-      <w:r>
-        <w:rPr>
-          <w:highlight w:val="yellow"/>
-        </w:rPr>
-        <w:t>is retail chain</w:t>
-      </w:r>
-      <w:r>
-        <w:rPr>
-          <w:highlight w:val="yellow"/>
-        </w:rPr>
-        <w:t xml:space="preserve"> </w:t>
-      </w:r>
-      <w:r>
-        <w:rPr>
-          <w:highlight w:val="yellow"/>
-        </w:rPr>
-        <w:t>prioritizes locations with high-income transit rather than just high residential density.</w:t>
-      </w:r>
-      <w:r>
-        <w:t xml:space="preserve"> </w:t>
-      </w:r>
-      <w:r>
-        <w:t>Th</w:t>
-      </w:r>
-      <w:r>
-        <w:t>e</w:t>
-      </w:r>
-      <w:r>
-        <w:t>s</w:t>
-      </w:r>
-      <w:r>
-        <w:t>e</w:t>
-      </w:r>
-      <w:r>
-        <w:t xml:space="preserve"> </w:t>
-      </w:r>
-      <w:r>
-        <w:t>results are consistent</w:t>
-      </w:r>
-      <w:r>
-        <w:t xml:space="preserve"> with what was confirmed by \textcite{marcos2022}, where convenience store chains in Mexico were found to be distributed by similar characteristics.</w:t>
-      </w:r>
-      <w:r>
-        <w:rPr>
-          <w:lang w:val="en-US"/>
-        </w:rPr>
-        <w:t>\\</w:t>
-      </w:r>
-    </w:p>
-    <w:p>
-      <w:pPr>
-        <w:spacing w:line="360" w:lineRule="auto"/>
-        <w:ind w:firstLine="720"/>
-        <w:jc w:val="both"/>
-      </w:pPr>
-      <w:r>
-        <w:t xml:space="preserve">I also evaluated whether there was indeed a tendency for hard discount stores, such as D1, Ara, and Justo </w:t>
-      </w:r>
-      <w:r>
-        <w:t>\</w:t>
-      </w:r>
-      <w:r>
-        <w:t>&amp; Bueno, to locate near OXXO establishments. In Appendix~\ref{sec:controles_cadenas_descuento}, I show some of the results, and in general find that for all years these hard discount stores were significantly more prone to locate in UPZs treated with OXXO than in those without. With this evidence, I will include these chains as regressors mainly due to their probable influence on the dependent variables, as shown by \cite{jaramillo2021low} in their investigation.</w:t>
-      </w:r>
-      <w:r>
-        <w:t xml:space="preserve"> </w:t>
-      </w:r>
-      <w:r>
-        <w:t>However, I considered them in the regression as baseline covariates, meaning that I only took into account their presence in the UPZ in the quarter before the analysis to avoid confounding effects.</w:t>
-      </w:r>
-      <w:r>
-        <w:t>\\</w:t>
-      </w:r>
-    </w:p>
-    <w:p>
-      <w:pPr>
-        <w:spacing w:line="360" w:lineRule="auto"/>
-        <w:ind w:firstLine="720"/>
-        <w:jc w:val="both"/>
-      </w:pPr>
-      <w:r>
-        <w:t>Although I considered hard discount chains as factors that may bias the estimation, other unobserved variables could also affect the results.</w:t>
-      </w:r>
-      <w:r>
-        <w:t xml:space="preserve"> For instance, public works can reduce pedestrian and vehicular traffic for certain periods within the analysis; a new park may attract different </w:t>
-      </w:r>
-      <w:r>
-        <w:lastRenderedPageBreak/>
-        <w:t xml:space="preserve">demographic flows; and the presence of other commercial establishments, such as bars, nightclubs, or grocery stores, may impact the estimation of the causal effect, especially if they open or close during the period of study. Nonetheless, some of these variables may remain constant from 2015 to 2022. Furthermore, other establishments may be controlled for by unit fixed effects, as they tend to be located in areas that maintain their core characteristics; for example, nightclubs often open in </w:t>
-      </w:r>
-      <w:r>
-        <w:t>places</w:t>
-      </w:r>
-      <w:r>
-        <w:t xml:space="preserve"> already recognized as nightlife districts.</w:t>
-      </w:r>
+        </w:rPr>
+      </w:pPr>
     </w:p>
     <w:p>
       <w:pPr>
@@ -3869,6 +3817,7 @@
         <w:rPr>
           <w:b/>
           <w:bCs/>
+          <w:lang w:val="en-US"/>
         </w:rPr>
       </w:pPr>
     </w:p>
@@ -3878,6 +3827,7 @@
         <w:rPr>
           <w:b/>
           <w:bCs/>
+          <w:lang w:val="en-US"/>
         </w:rPr>
       </w:pPr>
     </w:p>
@@ -4167,6 +4117,7 @@
         <w:rPr>
           <w:b/>
           <w:bCs/>
+          <w:lang w:val="en-US"/>
         </w:rPr>
       </w:pPr>
     </w:p>
@@ -4178,737 +4129,1347 @@
           <w:bCs/>
         </w:rPr>
       </w:pPr>
-      <w:r>
+    </w:p>
+    <w:p>
+      <w:pPr>
+        <w:jc w:val="both"/>
         <w:rPr>
           <w:b/>
           <w:bCs/>
         </w:rPr>
-        <w:t>EMPIRICAL STRATEGY</w:t>
-      </w:r>
-    </w:p>
-    <w:p>
-      <w:pPr>
-        <w:jc w:val="both"/>
-      </w:pPr>
-    </w:p>
-    <w:p>
-      <w:pPr>
-        <w:spacing w:line="360" w:lineRule="auto"/>
-        <w:jc w:val="both"/>
-      </w:pPr>
-      <w:r>
-        <w:t xml:space="preserve">This research </w:t>
-      </w:r>
-      <w:r>
-        <w:t xml:space="preserve">explores with two main econometric models </w:t>
-      </w:r>
-      <w:r>
-        <w:t xml:space="preserve">the causal effect of OXXO </w:t>
-      </w:r>
-      <w:r>
-        <w:t xml:space="preserve">openings </w:t>
-      </w:r>
-      <w:r>
-        <w:t xml:space="preserve">on local crime activity </w:t>
-      </w:r>
-      <w:r>
-        <w:t xml:space="preserve">in </w:t>
-      </w:r>
-      <w:r>
-        <w:t>Bogotá</w:t>
-      </w:r>
-      <w:r>
-        <w:t xml:space="preserve">. The first one I used is TWFE. This econometric strategy takes into account that the </w:t>
-      </w:r>
-      <w:r>
-        <w:t xml:space="preserve">the arrival of </w:t>
-      </w:r>
-      <w:r>
-        <w:t>OXXO’s</w:t>
-      </w:r>
-      <w:r>
-        <w:t xml:space="preserve"> occurs in a staggered manner.</w:t>
-      </w:r>
-      <w:r>
-        <w:t xml:space="preserve"> Additionally, it inherently controls for fixed effects for unit (UPZ) and time. The former is useful for capturing time-invariant unobserved characteristics of each UPZ (such as geographic location, historical infrastructure or fixed socieconomic and urban characteristics during the period of analysis), while the latter absorbs common shocks that affect all units simultaneously (such as city-wide security policies or macroeconomic fluctuations). Although TWFE is and adequate method for estimating the average treatement effect (ATT) of OXXO on crime activity, two identification assumptions are needed to prevent bias. This ones will be considered later, but let us first introduce the basic regression form of TWFE:\\</w:t>
-      </w:r>
-    </w:p>
-    <w:p>
-      <w:pPr>
-        <w:spacing w:line="360" w:lineRule="auto"/>
-        <w:jc w:val="both"/>
-      </w:pPr>
-    </w:p>
-    <w:p>
-      <w:pPr>
-        <w:spacing w:line="360" w:lineRule="auto"/>
-        <w:jc w:val="both"/>
-      </w:pPr>
-      <w:r>
-        <w:t>\begin{equation}</w:t>
-      </w:r>
-    </w:p>
-    <w:p>
-      <w:pPr>
-        <w:spacing w:line="360" w:lineRule="auto"/>
-        <w:jc w:val="both"/>
-      </w:pPr>
-      <w:r>
-        <w:t>Y_{i,t}</w:t>
-      </w:r>
-      <w:r>
-        <w:t xml:space="preserve"> </w:t>
-      </w:r>
-      <w:r>
-        <w:t>=</w:t>
-      </w:r>
-      <w:r>
-        <w:t xml:space="preserve"> </w:t>
-      </w:r>
-      <w:r>
-        <w:t>\alpha_i</w:t>
-      </w:r>
-      <w:r>
-        <w:t xml:space="preserve"> </w:t>
-      </w:r>
-      <w:r>
-        <w:t>+</w:t>
-      </w:r>
-      <w:r>
-        <w:t xml:space="preserve"> </w:t>
-      </w:r>
-      <w:r>
-        <w:t>\alpha_t  +\beta^{twfe} D_{i,t}</w:t>
-      </w:r>
-      <w:r>
-        <w:t xml:space="preserve"> </w:t>
-      </w:r>
-      <w:r>
-        <w:t>+</w:t>
-      </w:r>
-      <w:r>
-        <w:t xml:space="preserve"> </w:t>
-      </w:r>
-      <w:r>
-        <w:t>\varepsilon_{i}</w:t>
-      </w:r>
-    </w:p>
-    <w:p>
-      <w:pPr>
-        <w:spacing w:line="360" w:lineRule="auto"/>
-        <w:jc w:val="both"/>
-      </w:pPr>
-      <w:r>
-        <w:t>\label{eq:twfe}</w:t>
-      </w:r>
-    </w:p>
-    <w:p>
-      <w:pPr>
-        <w:spacing w:line="360" w:lineRule="auto"/>
-        <w:jc w:val="both"/>
-      </w:pPr>
-      <w:r>
-        <w:t>\end{equation}\\</w:t>
-      </w:r>
-    </w:p>
-    <w:p>
-      <w:pPr>
-        <w:spacing w:line="360" w:lineRule="auto"/>
-        <w:jc w:val="both"/>
-      </w:pPr>
-    </w:p>
-    <w:p>
-      <w:pPr>
-        <w:spacing w:line="360" w:lineRule="auto"/>
-        <w:jc w:val="both"/>
-      </w:pPr>
-      <w:r>
-        <w:t xml:space="preserve">Where $ </w:t>
-      </w:r>
-      <w:r>
-        <w:t xml:space="preserve">Y_{i,t} </w:t>
-      </w:r>
-      <w:r>
-        <w:t>$ represents the crime rate for UPZ $i$ in </w:t>
-      </w:r>
+      </w:pPr>
       <w:r>
         <w:rPr>
           <w:b/>
           <w:bCs/>
         </w:rPr>
-        <w:t>quarter</w:t>
-      </w:r>
-      <w:r>
-        <w:t xml:space="preserve"> $t$. This rate corresponds to either a specific crime category or the aggregate of all crimes analyzed in this study. </w:t>
-      </w:r>
-      <w:r>
-        <w:t>$D_{</w:t>
-      </w:r>
-      <w:r>
-        <w:t>i,t</w:t>
-      </w:r>
-      <w:r>
-        <w:t xml:space="preserve">}$ </w:t>
-      </w:r>
-      <w:r>
-        <w:t>is a binary indicator that equals one if UPZ $i$  has at least one OXXO store in quarter $t$ , and zero otherwise. Furthermore, as Figure</w:t>
-      </w:r>
-      <w:r>
-        <w:t xml:space="preserve"> \hl{</w:t>
-      </w:r>
-      <w:r>
-        <w:t>XXXX</w:t>
-      </w:r>
-      <w:r>
-        <w:t>}</w:t>
-      </w:r>
-      <w:r>
-        <w:t xml:space="preserve"> suggests that intensity of treatment may be a factor that influences crime. Section \ref{sec:Results} also evaluated </w:t>
-      </w:r>
-      <w:r>
-        <w:t>$D_{</w:t>
-      </w:r>
-      <w:r>
-        <w:t>i,t</w:t>
-      </w:r>
-      <w:r>
-        <w:t>}$</w:t>
-      </w:r>
-      <w:r>
-        <w:t xml:space="preserve"> as the number of OXXO establishments that an UPZ has at a certain quarter. Finally, $</w:t>
+        <w:lastRenderedPageBreak/>
+        <w:t>EMPIRICAL STRATEGY</w:t>
+      </w:r>
+    </w:p>
+    <w:p>
+      <w:pPr>
+        <w:jc w:val="both"/>
+      </w:pPr>
+    </w:p>
+    <w:p>
+      <w:pPr>
+        <w:spacing w:line="360" w:lineRule="auto"/>
+        <w:jc w:val="both"/>
+      </w:pPr>
+      <w:r>
+        <w:t xml:space="preserve">This research </w:t>
+      </w:r>
+      <w:r>
+        <w:t xml:space="preserve">explores with two main econometric models </w:t>
+      </w:r>
+      <w:r>
+        <w:t xml:space="preserve">the causal effect of OXXO </w:t>
+      </w:r>
+      <w:r>
+        <w:t xml:space="preserve">openings </w:t>
+      </w:r>
+      <w:r>
+        <w:t xml:space="preserve">on local crime activity </w:t>
+      </w:r>
+      <w:r>
+        <w:t xml:space="preserve">in </w:t>
+      </w:r>
+      <w:r>
+        <w:t>Bogotá</w:t>
+      </w:r>
+      <w:r>
+        <w:t xml:space="preserve">. The first one I used is TWFE. This econometric strategy takes into account that the </w:t>
+      </w:r>
+      <w:r>
+        <w:t xml:space="preserve">the arrival of </w:t>
+      </w:r>
+      <w:r>
+        <w:t>OXXO’s</w:t>
+      </w:r>
+      <w:r>
+        <w:t xml:space="preserve"> occurs in a staggered manner.</w:t>
+      </w:r>
+      <w:r>
+        <w:t xml:space="preserve"> Additionally, it inherently controls for fixed effects for unit (UPZ) and time. The former is useful for capturing time-invariant unobserved characteristics of each UPZ (such as geographic location, historical infrastructure or fixed socieconomic and urban characteristics during the period of analysis), while the latter absorbs common shocks that affect all units simultaneously (such as city-wide security policies or macroeconomic fluctuations). Although TWFE is and adequate method for estimating the average treatement effect (ATT) of OXXO on crime activity, two identification assumptions are needed to prevent bias. This ones will be considered later, but let us first introduce the basic regression form of TWFE:\\</w:t>
+      </w:r>
+    </w:p>
+    <w:p>
+      <w:pPr>
+        <w:spacing w:line="360" w:lineRule="auto"/>
+        <w:jc w:val="both"/>
+      </w:pPr>
+    </w:p>
+    <w:p>
+      <w:pPr>
+        <w:spacing w:line="360" w:lineRule="auto"/>
+        <w:jc w:val="both"/>
+      </w:pPr>
+      <w:r>
+        <w:t>\begin{equation}</w:t>
+      </w:r>
+    </w:p>
+    <w:p>
+      <w:pPr>
+        <w:spacing w:line="360" w:lineRule="auto"/>
+        <w:jc w:val="both"/>
+      </w:pPr>
+      <w:r>
+        <w:t>Y_{i,t}</w:t>
+      </w:r>
+      <w:r>
+        <w:t xml:space="preserve"> </w:t>
+      </w:r>
+      <w:r>
+        <w:t>=</w:t>
+      </w:r>
+      <w:r>
+        <w:t xml:space="preserve"> </w:t>
       </w:r>
       <w:r>
         <w:t>\alpha_i</w:t>
       </w:r>
       <w:r>
-        <w:t xml:space="preserve">$ and </w:t>
-      </w:r>
-      <w:r>
         <w:t xml:space="preserve"> </w:t>
       </w:r>
       <w:r>
-        <w:t>$</w:t>
-      </w:r>
-      <w:r>
-        <w:t>\alpha_t</w:t>
-      </w:r>
-      <w:r>
-        <w:t xml:space="preserve">$ are the unit and time fixed effects respectively.\\ </w:t>
-      </w:r>
-    </w:p>
-    <w:p>
-      <w:pPr>
-        <w:spacing w:line="360" w:lineRule="auto"/>
-        <w:jc w:val="both"/>
-      </w:pPr>
-    </w:p>
-    <w:p>
-      <w:pPr>
-        <w:spacing w:line="360" w:lineRule="auto"/>
-        <w:jc w:val="both"/>
-      </w:pPr>
-      <w:r>
-        <w:t xml:space="preserve">A critical identification assumption for the TWFE estimator is the homogeneity of treatment effects. This implies that these effects must be constant among treatment cohorts and over time </w:t>
-      </w:r>
-      <w:r>
-        <w:rPr>
-          <w:lang w:val="en-US"/>
-        </w:rPr>
-        <w:t>\</w:t>
-      </w:r>
-      <w:proofErr w:type="spellStart"/>
-      <w:r>
-        <w:rPr>
-          <w:lang w:val="en-US"/>
-        </w:rPr>
-        <w:t>parencite</w:t>
-      </w:r>
-      <w:proofErr w:type="spellEnd"/>
-      <w:r>
-        <w:rPr>
-          <w:lang w:val="en-US"/>
-        </w:rPr>
-        <w:t>{</w:t>
-      </w:r>
-      <w:r>
-        <w:t xml:space="preserve">deChaisemartin2023survey}. This assumption may be violated if treatment effects vary </w:t>
-      </w:r>
-      <w:r>
-        <w:lastRenderedPageBreak/>
-        <w:t>based on UPZs’ characteristics or if the impact of an OXXO opening on crime evolves as the store becomes established in the area. Consequently, to diagnose the potential bias arising from these heterogeneities,</w:t>
+        <w:t>+</w:t>
       </w:r>
       <w:r>
         <w:t xml:space="preserve"> </w:t>
       </w:r>
       <w:r>
-        <w:t>I</w:t>
+        <w:t>\alpha_t  +\beta^{twfe} D_{i,t}</w:t>
       </w:r>
       <w:r>
         <w:t xml:space="preserve"> </w:t>
       </w:r>
       <w:r>
-        <w:t>employ the Goodman-Bacon decomposition</w:t>
+        <w:t>+</w:t>
+      </w:r>
+      <w:r>
+        <w:t xml:space="preserve"> </w:t>
+      </w:r>
+      <w:r>
+        <w:t>\varepsilon_{i}</w:t>
+      </w:r>
+    </w:p>
+    <w:p>
+      <w:pPr>
+        <w:spacing w:line="360" w:lineRule="auto"/>
+        <w:jc w:val="both"/>
+      </w:pPr>
+      <w:r>
+        <w:t>\label{eq:twfe}</w:t>
+      </w:r>
+    </w:p>
+    <w:p>
+      <w:pPr>
+        <w:spacing w:line="360" w:lineRule="auto"/>
+        <w:jc w:val="both"/>
+      </w:pPr>
+      <w:r>
+        <w:t>\end{equation}\\</w:t>
+      </w:r>
+    </w:p>
+    <w:p>
+      <w:pPr>
+        <w:spacing w:line="360" w:lineRule="auto"/>
+        <w:jc w:val="both"/>
+      </w:pPr>
+    </w:p>
+    <w:p>
+      <w:pPr>
+        <w:spacing w:line="360" w:lineRule="auto"/>
+        <w:jc w:val="both"/>
+      </w:pPr>
+      <w:r>
+        <w:t xml:space="preserve">Where $ </w:t>
+      </w:r>
+      <w:r>
+        <w:t xml:space="preserve">Y_{i,t} </w:t>
+      </w:r>
+      <w:r>
+        <w:t>$ represents the crime rate for UPZ $i$ in </w:t>
       </w:r>
       <w:r>
         <w:rPr>
           <w:b/>
           <w:bCs/>
         </w:rPr>
+        <w:t>quarter</w:t>
+      </w:r>
+      <w:r>
+        <w:t xml:space="preserve"> $t$. This rate corresponds to either a specific crime category or the aggregate of all crimes analyzed in this study. </w:t>
+      </w:r>
+      <w:r>
+        <w:t>$D_{</w:t>
+      </w:r>
+      <w:r>
+        <w:t>i,t</w:t>
+      </w:r>
+      <w:r>
+        <w:t xml:space="preserve">}$ </w:t>
+      </w:r>
+      <w:r>
+        <w:t>is a binary indicator that equals one if UPZ $i$  has at least one OXXO store in quarter $t$ , and zero otherwise. Furthermore, as Figure</w:t>
+      </w:r>
+      <w:r>
+        <w:t xml:space="preserve"> \hl{</w:t>
+      </w:r>
+      <w:r>
+        <w:t>XXXX</w:t>
+      </w:r>
+      <w:r>
+        <w:t>}</w:t>
+      </w:r>
+      <w:r>
+        <w:t xml:space="preserve"> suggests that intensity of treatment may be a factor that influences crime. Section \ref{sec:Results} also evaluated </w:t>
+      </w:r>
+      <w:r>
+        <w:t>$D_{</w:t>
+      </w:r>
+      <w:r>
+        <w:t>i,t</w:t>
+      </w:r>
+      <w:r>
+        <w:t>}$</w:t>
+      </w:r>
+      <w:r>
+        <w:t xml:space="preserve"> as the number of OXXO establishments that an UPZ has at a certain quarter. Finally, $</w:t>
+      </w:r>
+      <w:r>
+        <w:t>\alpha_i</w:t>
+      </w:r>
+      <w:r>
+        <w:t xml:space="preserve">$ and </w:t>
+      </w:r>
+      <w:r>
         <w:t xml:space="preserve"> </w:t>
       </w:r>
       <w:r>
-        <w:t>\parencite{GoodmanBacon2021}. </w:t>
-      </w:r>
-      <w:r>
-        <w:t xml:space="preserve"> This theorem decompoeses the $</w:t>
-      </w:r>
-      <w:r>
-        <w:t>\beta^{twfe}</w:t>
-      </w:r>
-      <w:r>
-        <w:t xml:space="preserve">$ as a weighted average </w:t>
-      </w:r>
-      <w:r>
-        <w:t xml:space="preserve">of all possible 2×2 difference-in-differences comparisons </w:t>
-      </w:r>
-      <w:r>
-        <w:t>among cohorts, and t</w:t>
-      </w:r>
-      <w:r>
-        <w:t>he primary concern in this decompositio</w:t>
-      </w:r>
-      <w:r>
-        <w:t xml:space="preserve">n is to </w:t>
-      </w:r>
-      <w:r>
-        <w:t xml:space="preserve">avoid having negative weights as </w:t>
-      </w:r>
-      <w:r>
-        <w:t xml:space="preserve">they indicate that </w:t>
-      </w:r>
-      <w:r>
-        <w:t xml:space="preserve">the estimator </w:t>
-      </w:r>
-      <w:r>
-        <w:t>may be</w:t>
-      </w:r>
-      <w:r>
-        <w:t xml:space="preserve"> bias</w:t>
-      </w:r>
-      <w:r>
-        <w:t xml:space="preserve">ed </w:t>
-      </w:r>
-      <w:r>
-        <w:t>from heterogeneous treatment effects</w:t>
+        <w:t>$</w:t>
+      </w:r>
+      <w:r>
+        <w:t>\alpha_t</w:t>
+      </w:r>
+      <w:r>
+        <w:t xml:space="preserve">$ are the unit and time fixed effects respectively.\\ </w:t>
+      </w:r>
+    </w:p>
+    <w:p>
+      <w:pPr>
+        <w:spacing w:line="360" w:lineRule="auto"/>
+        <w:jc w:val="both"/>
+      </w:pPr>
+    </w:p>
+    <w:p>
+      <w:pPr>
+        <w:spacing w:line="360" w:lineRule="auto"/>
+        <w:jc w:val="both"/>
+      </w:pPr>
+      <w:r>
+        <w:t xml:space="preserve">A critical identification assumption for the TWFE estimator is the homogeneity of treatment effects. This implies that these effects must be constant among treatment cohorts and over time </w:t>
+      </w:r>
+      <w:r>
+        <w:rPr>
+          <w:lang w:val="en-US"/>
+        </w:rPr>
+        <w:t>\</w:t>
+      </w:r>
+      <w:proofErr w:type="spellStart"/>
+      <w:r>
+        <w:rPr>
+          <w:lang w:val="en-US"/>
+        </w:rPr>
+        <w:t>parencite</w:t>
+      </w:r>
+      <w:proofErr w:type="spellEnd"/>
+      <w:r>
+        <w:rPr>
+          <w:lang w:val="en-US"/>
+        </w:rPr>
+        <w:t>{</w:t>
+      </w:r>
+      <w:r>
+        <w:t xml:space="preserve">deChaisemartin2023survey}. This assumption may be violated if treatment effects vary based on UPZs’ characteristics or if the impact of an OXXO opening on crime evolves as the store becomes established in the area. Consequently, to diagnose the potential bias arising from these </w:t>
+      </w:r>
+      <w:r>
+        <w:lastRenderedPageBreak/>
+        <w:t>heterogeneities,</w:t>
       </w:r>
       <w:r>
         <w:t xml:space="preserve"> </w:t>
       </w:r>
       <w:r>
-        <w:t>\parencite{GoodmanBacon2021}.\\</w:t>
-      </w:r>
-    </w:p>
-    <w:p>
-      <w:pPr>
-        <w:spacing w:line="360" w:lineRule="auto"/>
-        <w:jc w:val="both"/>
-      </w:pPr>
-    </w:p>
-    <w:p>
-      <w:pPr>
-        <w:spacing w:line="360" w:lineRule="auto"/>
-        <w:jc w:val="both"/>
-      </w:pPr>
-      <w:r>
-        <w:t>Parallel trends is the other condition to guarantee an unbiased ATT, as it ensures that, in the absence of treatment, the average outcomes of the treated and control groups would have followed the same trajectory over time. To evaluate the validity of this assumption, I implement an Event Study design. </w:t>
-      </w:r>
-      <w:r>
-        <w:t xml:space="preserve">This model requires </w:t>
-      </w:r>
-      <w:r>
-        <w:t xml:space="preserve">no anticipation to treatment, </w:t>
-      </w:r>
-      <w:r>
-        <w:t xml:space="preserve">and in this context </w:t>
-      </w:r>
-      <w:r>
-        <w:t>it is highly unlikely that perpetrators or residents altered their behavior in expectation of an OXXO opening, as these commercial developments are typically not publicized far enough in advance to influence local criminal dynamics beforehand.</w:t>
+        <w:t>I</w:t>
       </w:r>
       <w:r>
         <w:t xml:space="preserve"> </w:t>
       </w:r>
       <w:r>
-        <w:t>The Events Study is estimated by using the following equation</w:t>
-      </w:r>
-      <w:r>
-        <w:t>:\\</w:t>
-      </w:r>
-    </w:p>
-    <w:p>
-      <w:pPr>
-        <w:spacing w:line="360" w:lineRule="auto"/>
-        <w:jc w:val="both"/>
-      </w:pPr>
-    </w:p>
-    <w:p>
-      <w:pPr>
-        <w:spacing w:line="360" w:lineRule="auto"/>
-        <w:jc w:val="both"/>
-      </w:pPr>
-      <w:r>
-        <w:t>\begin{equation}</w:t>
-      </w:r>
-    </w:p>
-    <w:p>
-      <w:pPr>
-        <w:spacing w:line="360" w:lineRule="auto"/>
-        <w:jc w:val="both"/>
-      </w:pPr>
-      <w:r>
-        <w:t xml:space="preserve">Y_{i,t} = \alpha_i + \alpha_t </w:t>
-      </w:r>
-    </w:p>
-    <w:p>
-      <w:pPr>
-        <w:spacing w:line="360" w:lineRule="auto"/>
-        <w:jc w:val="both"/>
-      </w:pPr>
-      <w:r>
-        <w:t xml:space="preserve">+ \sum_{k=-K}^{-2} \gamma^{lead}_k D^k_{i,t} </w:t>
-      </w:r>
-    </w:p>
-    <w:p>
-      <w:pPr>
-        <w:spacing w:line="360" w:lineRule="auto"/>
-        <w:jc w:val="both"/>
-      </w:pPr>
-      <w:r>
-        <w:t xml:space="preserve">+ \sum_{k=0}^{L} \gamma^{lag}_k D^k_{i,t} </w:t>
-      </w:r>
-    </w:p>
-    <w:p>
-      <w:pPr>
-        <w:spacing w:line="360" w:lineRule="auto"/>
-        <w:jc w:val="both"/>
-      </w:pPr>
-      <w:r>
-        <w:t>+ \varepsilon_{i,t}</w:t>
-      </w:r>
-    </w:p>
-    <w:p>
-      <w:pPr>
-        <w:spacing w:line="360" w:lineRule="auto"/>
-        <w:jc w:val="both"/>
-      </w:pPr>
-      <w:r>
-        <w:t>\label{eq:eventstudy}</w:t>
-      </w:r>
-    </w:p>
-    <w:p>
-      <w:pPr>
-        <w:spacing w:line="360" w:lineRule="auto"/>
-        <w:jc w:val="both"/>
-      </w:pPr>
-      <w:r>
-        <w:t>\end{equation}\\</w:t>
-      </w:r>
-    </w:p>
-    <w:p>
-      <w:pPr>
-        <w:spacing w:line="360" w:lineRule="auto"/>
-        <w:jc w:val="both"/>
-      </w:pPr>
-    </w:p>
-    <w:p>
-      <w:pPr>
-        <w:spacing w:line="360" w:lineRule="auto"/>
-        <w:jc w:val="both"/>
-      </w:pPr>
-      <w:r>
-        <w:t>Equation \eqref{eq:eventstudy}allows</w:t>
-      </w:r>
-      <w:r>
-        <w:t xml:space="preserve"> to analyze the significance of the coeficients  $\gamma^{lead}_k$  and suggests the existence of parallel trends before the arrival of OXXO. Additionally, the coefficients $\gamma^{lag}_k$ reflect the </w:t>
-      </w:r>
-      <w:r>
-        <w:t xml:space="preserve">temporal </w:t>
-      </w:r>
-      <w:r>
-        <w:t>dynamics of the impact after the treatment.\\</w:t>
-      </w:r>
-    </w:p>
-    <w:p>
-      <w:pPr>
-        <w:spacing w:line="360" w:lineRule="auto"/>
-        <w:jc w:val="both"/>
-      </w:pPr>
-    </w:p>
-    <w:p>
-      <w:pPr>
-        <w:spacing w:line="360" w:lineRule="auto"/>
-        <w:jc w:val="both"/>
-      </w:pPr>
-      <w:r>
-        <w:lastRenderedPageBreak/>
-        <w:t xml:space="preserve">Finally, for robustness purposes, </w:t>
-      </w:r>
-      <w:r>
-        <w:t xml:space="preserve">I will also estimate </w:t>
-      </w:r>
-      <w:r>
-        <w:t xml:space="preserve">the Callaway \&amp; Sant’Anna (CS) </w:t>
-      </w:r>
-      <w:r>
-        <w:t xml:space="preserve">model. This approach accounts for treatment effect heterogeneity by estimating ATTs by cohort and period, subsequently combining these effects through a weighted average </w:t>
-      </w:r>
-      <w:r>
-        <w:t xml:space="preserve">\parencite{RiosAvila_Callaway_SantAnna_2021_csdid_slides,Callaway_SantAnna_2021}. </w:t>
-      </w:r>
-      <w:r>
-        <w:t>o achieve this, the model utilizes the following doubly robust estimator for the ATT of each cohort </w:t>
-      </w:r>
-      <w:r>
-        <w:t>$</w:t>
-      </w:r>
-      <w:r>
-        <w:t>g</w:t>
-      </w:r>
-      <w:r>
-        <w:t>$</w:t>
-      </w:r>
-      <w:r>
-        <w:t> at time </w:t>
-      </w:r>
-      <w:r>
-        <w:t>$</w:t>
-      </w:r>
-      <w:r>
-        <w:t>t</w:t>
-      </w:r>
-      <w:r>
-        <w:t>$</w:t>
-      </w:r>
-      <w:r>
-        <w:t>:</w:t>
-      </w:r>
-    </w:p>
-    <w:p>
-      <w:pPr>
-        <w:spacing w:line="360" w:lineRule="auto"/>
-        <w:jc w:val="both"/>
-      </w:pPr>
-    </w:p>
-    <w:p>
-      <w:pPr>
-        <w:spacing w:line="360" w:lineRule="auto"/>
-        <w:jc w:val="both"/>
-      </w:pPr>
-      <w:r>
-        <w:t>\begin{equation}</w:t>
-      </w:r>
-    </w:p>
-    <w:p>
-      <w:pPr>
-        <w:spacing w:line="360" w:lineRule="auto"/>
-        <w:jc w:val="both"/>
-      </w:pPr>
-      <w:r>
-        <w:t>ATT(g, t) = \mathbb{E} \left[ \left( \frac{G_g}{\mathbb{E}[G_g]} - \frac{\frac{p_{g,t}(X)(1 - D_t)}{1 - p_{g,t}(X)}}{\mathbb{E} \left[ \frac{p_{g,t}(X)(1 - D_t)}{1 - p_{g,t}(X)} \right]} \right) (Y_t - Y_{g-1}) \right]</w:t>
-      </w:r>
-    </w:p>
-    <w:p>
-      <w:pPr>
-        <w:spacing w:line="360" w:lineRule="auto"/>
-        <w:jc w:val="both"/>
-      </w:pPr>
-      <w:r>
-        <w:t>\end{equation}\\</w:t>
-      </w:r>
-    </w:p>
-    <w:p>
-      <w:pPr>
-        <w:spacing w:line="360" w:lineRule="auto"/>
-        <w:jc w:val="both"/>
-      </w:pPr>
-    </w:p>
-    <w:p>
-      <w:pPr>
-        <w:spacing w:line="360" w:lineRule="auto"/>
-        <w:jc w:val="both"/>
-      </w:pPr>
-      <w:r>
-        <w:t>Where $t$ is a particular time period, $ G_g$ Gis a binary indicator for whether an observation belongs to cohort $g$, $ D_t $ treatment status at time t</w:t>
-      </w:r>
-      <w:r>
-        <w:t xml:space="preserve">, and </w:t>
-      </w:r>
-      <w:r>
-        <w:t> </w:t>
-      </w:r>
-      <w:r>
-        <w:t>$(1 - D_t)$</w:t>
-      </w:r>
-      <w:r>
-        <w:t xml:space="preserve">identifies observations that have not yet been treated, serving as the control group. </w:t>
-      </w:r>
-      <w:r>
-        <w:t xml:space="preserve">Additionally, the approach I chose uses </w:t>
-      </w:r>
-      <w:r>
-        <w:t xml:space="preserve">Inverse Probability Weighting (IPW) to assign greater weight to control observations that more closely resemble the treated cohort $G_g$. </w:t>
-      </w:r>
-    </w:p>
-    <w:p>
-      <w:pPr>
-        <w:spacing w:line="360" w:lineRule="auto"/>
-        <w:jc w:val="both"/>
-      </w:pPr>
-    </w:p>
-    <w:p>
-      <w:pPr>
-        <w:spacing w:line="360" w:lineRule="auto"/>
-        <w:jc w:val="both"/>
-      </w:pPr>
-      <w:r>
-        <w:t>Subsequently, to aggregate all ATT(g,t) estimates into a single summary parameter, the authors propose the following aggregation strategy:</w:t>
-      </w:r>
-    </w:p>
-    <w:p>
-      <w:pPr>
-        <w:spacing w:line="360" w:lineRule="auto"/>
-        <w:jc w:val="both"/>
-      </w:pPr>
-    </w:p>
-    <w:p>
-      <w:pPr>
-        <w:spacing w:line="360" w:lineRule="auto"/>
-        <w:jc w:val="both"/>
-      </w:pPr>
-      <w:r>
-        <w:t xml:space="preserve">\begin{equation} </w:t>
-      </w:r>
-    </w:p>
-    <w:p>
-      <w:pPr>
-        <w:spacing w:line="360" w:lineRule="auto"/>
-        <w:jc w:val="both"/>
-      </w:pPr>
-      <w:r>
-        <w:t>\theta = \sum_{g \in \mathcal{G}} \sum_{t=2}^{\mathcal{T}} w(g, t) \cdot ATT(g, t) \end{equation}</w:t>
-      </w:r>
-      <w:r>
-        <w:t>\\</w:t>
-      </w:r>
-    </w:p>
-    <w:p>
-      <w:pPr>
-        <w:spacing w:line="360" w:lineRule="auto"/>
-        <w:jc w:val="both"/>
-      </w:pPr>
-    </w:p>
-    <w:p>
-      <w:pPr>
-        <w:spacing w:line="360" w:lineRule="auto"/>
-        <w:jc w:val="both"/>
-      </w:pPr>
-      <w:r>
-        <w:t>Where </w:t>
-      </w:r>
-      <w:r>
-        <w:t>$</w:t>
-      </w:r>
-      <w:r>
-        <w:t>w(g,t)</w:t>
-      </w:r>
-      <w:r>
-        <w:t>$</w:t>
-      </w:r>
-      <w:r>
-        <w:t xml:space="preserve"> represents the weights determined by the researcher. In this analysis, I employ a simple averaging scheme </w:t>
-      </w:r>
-      <w:r>
-        <w:t>m</w:t>
-      </w:r>
-      <w:r>
-        <w:t>where w(g,t)</w:t>
-      </w:r>
-      <w:r>
-        <w:t xml:space="preserve"> is the same</w:t>
-      </w:r>
-      <w:r>
-        <w:t xml:space="preserve"> for all treated periods. The objective of this comparison is to determine if the Callaway </w:t>
-      </w:r>
-      <w:r>
-        <w:t>\</w:t>
-      </w:r>
-      <w:r>
-        <w:t xml:space="preserve">&amp; Sant’Anna (CS) estimates </w:t>
-      </w:r>
-      <w:r>
-        <w:t xml:space="preserve">an Events Studies </w:t>
-      </w:r>
-      <w:r>
-        <w:t xml:space="preserve">align with the Two-Way Fixed Effects (TWFE) results. A similar behavior between the two models </w:t>
-      </w:r>
-      <w:r>
-        <w:lastRenderedPageBreak/>
-        <w:t>would reinforce the validity of the TWFE estimates and suggest that</w:t>
-      </w:r>
-      <w:r>
-        <w:t xml:space="preserve"> the possible bias of heterogeneous effects is not a preoccupation</w:t>
-      </w:r>
-    </w:p>
-    <w:p>
-      <w:pPr>
-        <w:spacing w:line="360" w:lineRule="auto"/>
-        <w:jc w:val="both"/>
-      </w:pPr>
-      <w:r>
-        <w:t>\parencite{RiosAvila_Callaway_SantAnna_2021_csdid_slides,Callaway_SantAnna_2021}.</w:t>
-      </w:r>
-    </w:p>
-    <w:p>
-      <w:pPr>
-        <w:jc w:val="both"/>
+        <w:t>employ the Goodman-Bacon decomposition</w:t>
+      </w:r>
+      <w:r>
         <w:rPr>
           <w:b/>
           <w:bCs/>
         </w:rPr>
-      </w:pPr>
-      <w:r>
+        <w:t xml:space="preserve"> </w:t>
+      </w:r>
+      <w:r>
+        <w:t>\parencite{GoodmanBacon2021}. </w:t>
+      </w:r>
+      <w:r>
+        <w:t xml:space="preserve"> This theorem decompoeses the $</w:t>
+      </w:r>
+      <w:r>
+        <w:t>\beta^{twfe}</w:t>
+      </w:r>
+      <w:r>
+        <w:t xml:space="preserve">$ as a weighted average </w:t>
+      </w:r>
+      <w:r>
+        <w:t xml:space="preserve">of all possible 2×2 difference-in-differences comparisons </w:t>
+      </w:r>
+      <w:r>
+        <w:t>among cohorts, and t</w:t>
+      </w:r>
+      <w:r>
+        <w:t>he primary concern in this decompositio</w:t>
+      </w:r>
+      <w:r>
+        <w:t xml:space="preserve">n is to </w:t>
+      </w:r>
+      <w:r>
+        <w:t xml:space="preserve">avoid having negative weights as </w:t>
+      </w:r>
+      <w:r>
+        <w:t xml:space="preserve">they indicate that </w:t>
+      </w:r>
+      <w:r>
+        <w:t xml:space="preserve">the estimator </w:t>
+      </w:r>
+      <w:r>
+        <w:t>may be</w:t>
+      </w:r>
+      <w:r>
+        <w:t xml:space="preserve"> bias</w:t>
+      </w:r>
+      <w:r>
+        <w:t xml:space="preserve">ed </w:t>
+      </w:r>
+      <w:r>
+        <w:t>from heterogeneous treatment effects</w:t>
+      </w:r>
+      <w:r>
+        <w:t xml:space="preserve"> </w:t>
+      </w:r>
+      <w:r>
+        <w:t>\parencite{GoodmanBacon2021}.\\</w:t>
+      </w:r>
+    </w:p>
+    <w:p>
+      <w:pPr>
+        <w:spacing w:line="360" w:lineRule="auto"/>
+        <w:jc w:val="both"/>
+      </w:pPr>
+    </w:p>
+    <w:p>
+      <w:pPr>
+        <w:spacing w:line="360" w:lineRule="auto"/>
+        <w:jc w:val="both"/>
+      </w:pPr>
+      <w:r>
+        <w:t>Parallel trends is the other condition to guarantee an unbiased ATT, as it ensures that, in the absence of treatment, the average outcomes of the treated and control groups would have followed the same trajectory over time. To evaluate the validity of this assumption, I implement an Event Study design. </w:t>
+      </w:r>
+      <w:r>
+        <w:t xml:space="preserve">This model requires </w:t>
+      </w:r>
+      <w:r>
+        <w:t xml:space="preserve">no anticipation to treatment, </w:t>
+      </w:r>
+      <w:r>
+        <w:t xml:space="preserve">and in this context </w:t>
+      </w:r>
+      <w:r>
+        <w:t>it is highly unlikely that perpetrators or residents altered their behavior in expectation of an OXXO opening, as these commercial developments are typically not publicized far enough in advance to influence local criminal dynamics beforehand.</w:t>
+      </w:r>
+      <w:r>
+        <w:t xml:space="preserve"> </w:t>
+      </w:r>
+      <w:r>
+        <w:t>The Events Study is estimated by using the following equation</w:t>
+      </w:r>
+      <w:r>
+        <w:t>:\\</w:t>
+      </w:r>
+    </w:p>
+    <w:p>
+      <w:pPr>
+        <w:spacing w:line="360" w:lineRule="auto"/>
+        <w:jc w:val="both"/>
+      </w:pPr>
+    </w:p>
+    <w:p>
+      <w:pPr>
+        <w:spacing w:line="360" w:lineRule="auto"/>
+        <w:jc w:val="both"/>
+      </w:pPr>
+      <w:r>
+        <w:t>\begin{equation}</w:t>
+      </w:r>
+    </w:p>
+    <w:p>
+      <w:pPr>
+        <w:spacing w:line="360" w:lineRule="auto"/>
+        <w:jc w:val="both"/>
+      </w:pPr>
+      <w:r>
+        <w:t xml:space="preserve">Y_{i,t} = \alpha_i + \alpha_t </w:t>
+      </w:r>
+    </w:p>
+    <w:p>
+      <w:pPr>
+        <w:spacing w:line="360" w:lineRule="auto"/>
+        <w:jc w:val="both"/>
+      </w:pPr>
+      <w:r>
+        <w:t xml:space="preserve">+ \sum_{k=-K}^{-2} \gamma^{lead}_k D^k_{i,t} </w:t>
+      </w:r>
+    </w:p>
+    <w:p>
+      <w:pPr>
+        <w:spacing w:line="360" w:lineRule="auto"/>
+        <w:jc w:val="both"/>
+      </w:pPr>
+      <w:r>
+        <w:t xml:space="preserve">+ \sum_{k=0}^{L} \gamma^{lag}_k D^k_{i,t} </w:t>
+      </w:r>
+    </w:p>
+    <w:p>
+      <w:pPr>
+        <w:spacing w:line="360" w:lineRule="auto"/>
+        <w:jc w:val="both"/>
+      </w:pPr>
+      <w:r>
+        <w:t>+ \varepsilon_{i,t}</w:t>
+      </w:r>
+    </w:p>
+    <w:p>
+      <w:pPr>
+        <w:spacing w:line="360" w:lineRule="auto"/>
+        <w:jc w:val="both"/>
+      </w:pPr>
+      <w:r>
+        <w:t>\label{eq:eventstudy}</w:t>
+      </w:r>
+    </w:p>
+    <w:p>
+      <w:pPr>
+        <w:spacing w:line="360" w:lineRule="auto"/>
+        <w:jc w:val="both"/>
+      </w:pPr>
+      <w:r>
+        <w:t>\end{equation}\\</w:t>
+      </w:r>
+    </w:p>
+    <w:p>
+      <w:pPr>
+        <w:spacing w:line="360" w:lineRule="auto"/>
+        <w:jc w:val="both"/>
+      </w:pPr>
+    </w:p>
+    <w:p>
+      <w:pPr>
+        <w:spacing w:line="360" w:lineRule="auto"/>
+        <w:jc w:val="both"/>
+      </w:pPr>
+      <w:r>
+        <w:t>Equation \eqref{eq:eventstudy}allows</w:t>
+      </w:r>
+      <w:r>
+        <w:t xml:space="preserve"> to analyze the significance of the coeficients  $\gamma^{lead}_k$  and suggests the existence of parallel trends before the arrival of OXXO. Additionally, the coefficients $\gamma^{lag}_k$ reflect the </w:t>
+      </w:r>
+      <w:r>
+        <w:t xml:space="preserve">temporal </w:t>
+      </w:r>
+      <w:r>
+        <w:t>dynamics of the impact after the treatment.\\</w:t>
+      </w:r>
+    </w:p>
+    <w:p>
+      <w:pPr>
+        <w:spacing w:line="360" w:lineRule="auto"/>
+        <w:jc w:val="both"/>
+      </w:pPr>
+    </w:p>
+    <w:p>
+      <w:pPr>
+        <w:spacing w:line="360" w:lineRule="auto"/>
+        <w:jc w:val="both"/>
+      </w:pPr>
+      <w:r>
+        <w:t xml:space="preserve">Finally, for robustness purposes, </w:t>
+      </w:r>
+      <w:r>
+        <w:t xml:space="preserve">I will also estimate </w:t>
+      </w:r>
+      <w:r>
+        <w:t xml:space="preserve">the Callaway \&amp; Sant’Anna (CS) </w:t>
+      </w:r>
+      <w:r>
+        <w:t xml:space="preserve">model. This approach accounts for treatment effect heterogeneity by estimating ATTs by cohort and period, </w:t>
+      </w:r>
+      <w:r>
+        <w:lastRenderedPageBreak/>
+        <w:t xml:space="preserve">subsequently combining these effects through a weighted average </w:t>
+      </w:r>
+      <w:r>
+        <w:t xml:space="preserve">\parencite{RiosAvila_Callaway_SantAnna_2021_csdid_slides,Callaway_SantAnna_2021}. </w:t>
+      </w:r>
+      <w:r>
+        <w:t>o achieve this, the model utilizes the following doubly robust estimator for the ATT of each cohort </w:t>
+      </w:r>
+      <w:r>
+        <w:t>$</w:t>
+      </w:r>
+      <w:r>
+        <w:t>g</w:t>
+      </w:r>
+      <w:r>
+        <w:t>$</w:t>
+      </w:r>
+      <w:r>
+        <w:t> at time </w:t>
+      </w:r>
+      <w:r>
+        <w:t>$</w:t>
+      </w:r>
+      <w:r>
+        <w:t>t</w:t>
+      </w:r>
+      <w:r>
+        <w:t>$</w:t>
+      </w:r>
+      <w:r>
+        <w:t>:</w:t>
+      </w:r>
+    </w:p>
+    <w:p>
+      <w:pPr>
+        <w:spacing w:line="360" w:lineRule="auto"/>
+        <w:jc w:val="both"/>
+      </w:pPr>
+    </w:p>
+    <w:p>
+      <w:pPr>
+        <w:spacing w:line="360" w:lineRule="auto"/>
+        <w:jc w:val="both"/>
+      </w:pPr>
+      <w:r>
+        <w:t>\begin{equation}</w:t>
+      </w:r>
+    </w:p>
+    <w:p>
+      <w:pPr>
+        <w:spacing w:line="360" w:lineRule="auto"/>
+        <w:jc w:val="both"/>
+      </w:pPr>
+      <w:r>
+        <w:t>ATT(g, t) = \mathbb{E} \left[ \left( \frac{G_g}{\mathbb{E}[G_g]} - \frac{\frac{p_{g,t}(X)(1 - D_t)}{1 - p_{g,t}(X)}}{\mathbb{E} \left[ \frac{p_{g,t}(X)(1 - D_t)}{1 - p_{g,t}(X)} \right]} \right) (Y_t - Y_{g-1}) \right]</w:t>
+      </w:r>
+    </w:p>
+    <w:p>
+      <w:pPr>
+        <w:spacing w:line="360" w:lineRule="auto"/>
+        <w:jc w:val="both"/>
+      </w:pPr>
+      <w:r>
+        <w:t>\end{equation}\\</w:t>
+      </w:r>
+    </w:p>
+    <w:p>
+      <w:pPr>
+        <w:spacing w:line="360" w:lineRule="auto"/>
+        <w:jc w:val="both"/>
+      </w:pPr>
+    </w:p>
+    <w:p>
+      <w:pPr>
+        <w:spacing w:line="360" w:lineRule="auto"/>
+        <w:jc w:val="both"/>
+      </w:pPr>
+      <w:r>
+        <w:t>Where $t$ is a particular time period, $ G_g$ Gis a binary indicator for whether an observation belongs to cohort $g$, $ D_t $ treatment status at time t</w:t>
+      </w:r>
+      <w:r>
+        <w:t xml:space="preserve">, and </w:t>
+      </w:r>
+      <w:r>
+        <w:t> </w:t>
+      </w:r>
+      <w:r>
+        <w:t>$(1 - D_t)$</w:t>
+      </w:r>
+      <w:r>
+        <w:t xml:space="preserve">identifies observations that have not yet been treated, serving as the control group. </w:t>
+      </w:r>
+      <w:r>
+        <w:t xml:space="preserve">Additionally, the approach I chose uses </w:t>
+      </w:r>
+      <w:r>
+        <w:t xml:space="preserve">Inverse Probability Weighting (IPW) to assign greater weight to control observations that more closely resemble the treated cohort $G_g$. </w:t>
+      </w:r>
+    </w:p>
+    <w:p>
+      <w:pPr>
+        <w:spacing w:line="360" w:lineRule="auto"/>
+        <w:jc w:val="both"/>
+      </w:pPr>
+    </w:p>
+    <w:p>
+      <w:pPr>
+        <w:spacing w:line="360" w:lineRule="auto"/>
+        <w:jc w:val="both"/>
+      </w:pPr>
+      <w:r>
+        <w:t>Subsequently, to aggregate all ATT(g,t) estimates into a single summary parameter, the authors propose the following aggregation strategy:</w:t>
+      </w:r>
+    </w:p>
+    <w:p>
+      <w:pPr>
+        <w:spacing w:line="360" w:lineRule="auto"/>
+        <w:jc w:val="both"/>
+      </w:pPr>
+    </w:p>
+    <w:p>
+      <w:pPr>
+        <w:spacing w:line="360" w:lineRule="auto"/>
+        <w:jc w:val="both"/>
+      </w:pPr>
+      <w:r>
+        <w:t xml:space="preserve">\begin{equation} </w:t>
+      </w:r>
+    </w:p>
+    <w:p>
+      <w:pPr>
+        <w:spacing w:line="360" w:lineRule="auto"/>
+        <w:jc w:val="both"/>
+      </w:pPr>
+      <w:r>
+        <w:t>\theta = \sum_{g \in \mathcal{G}} \sum_{t=2}^{\mathcal{T}} w(g, t) \cdot ATT(g, t) \end{equation}</w:t>
+      </w:r>
+      <w:r>
+        <w:t>\\</w:t>
+      </w:r>
+    </w:p>
+    <w:p>
+      <w:pPr>
+        <w:spacing w:line="360" w:lineRule="auto"/>
+        <w:jc w:val="both"/>
+      </w:pPr>
+    </w:p>
+    <w:p>
+      <w:pPr>
+        <w:spacing w:line="360" w:lineRule="auto"/>
+        <w:jc w:val="both"/>
+      </w:pPr>
+      <w:r>
+        <w:t>Where </w:t>
+      </w:r>
+      <w:r>
+        <w:t>$</w:t>
+      </w:r>
+      <w:r>
+        <w:t>w(g,t)</w:t>
+      </w:r>
+      <w:r>
+        <w:t>$</w:t>
+      </w:r>
+      <w:r>
+        <w:t xml:space="preserve"> represents the weights determined by the researcher. In this analysis, I employ a simple averaging scheme </w:t>
+      </w:r>
+      <w:r>
+        <w:t>m</w:t>
+      </w:r>
+      <w:r>
+        <w:t>where w(g,t)</w:t>
+      </w:r>
+      <w:r>
+        <w:t xml:space="preserve"> is the same</w:t>
+      </w:r>
+      <w:r>
+        <w:t xml:space="preserve"> for all treated periods. The objective of this comparison is to determine if the Callaway </w:t>
+      </w:r>
+      <w:r>
+        <w:t>\</w:t>
+      </w:r>
+      <w:r>
+        <w:t xml:space="preserve">&amp; Sant’Anna (CS) estimates </w:t>
+      </w:r>
+      <w:r>
+        <w:t xml:space="preserve">an Events Studies </w:t>
+      </w:r>
+      <w:r>
+        <w:t>align with the Two-Way Fixed Effects (TWFE) results. A similar behavior between the two models would reinforce the validity of the TWFE estimates and suggest that</w:t>
+      </w:r>
+      <w:r>
+        <w:t xml:space="preserve"> the possible bias of heterogeneous effects is not a preoccupation</w:t>
+      </w:r>
+    </w:p>
+    <w:p>
+      <w:pPr>
+        <w:spacing w:line="360" w:lineRule="auto"/>
+        <w:jc w:val="both"/>
+      </w:pPr>
+      <w:r>
+        <w:t>\parencite{RiosAvila_Callaway_SantAnna_2021_csdid_slides,Callaway_SantAnna_2021}.</w:t>
+      </w:r>
+    </w:p>
+    <w:p>
+      <w:pPr>
+        <w:jc w:val="both"/>
         <w:rPr>
           <w:b/>
           <w:bCs/>
         </w:rPr>
-        <w:t>RESULTS</w:t>
-      </w:r>
-    </w:p>
-    <w:p>
-      <w:pPr>
-        <w:spacing w:line="360" w:lineRule="auto"/>
-        <w:jc w:val="both"/>
-      </w:pPr>
-    </w:p>
-    <w:p>
-      <w:pPr>
-        <w:spacing w:line="360" w:lineRule="auto"/>
-        <w:jc w:val="both"/>
-      </w:pPr>
-    </w:p>
-    <w:p>
-      <w:pPr>
-        <w:jc w:val="both"/>
+      </w:pPr>
+      <w:r>
         <w:rPr>
           <w:b/>
           <w:bCs/>
         </w:rPr>
-      </w:pPr>
-      <w:r>
+        <w:lastRenderedPageBreak/>
+        <w:t>RESULTS</w:t>
+      </w:r>
+    </w:p>
+    <w:p>
+      <w:pPr>
+        <w:jc w:val="both"/>
         <w:rPr>
           <w:b/>
           <w:bCs/>
         </w:rPr>
-        <w:t>DISCUSSION</w:t>
+      </w:pPr>
+    </w:p>
+    <w:p>
+      <w:pPr>
+        <w:spacing w:line="360" w:lineRule="auto"/>
+        <w:jc w:val="both"/>
+      </w:pPr>
+      <w:r>
+        <w:t>Table</w:t>
+      </w:r>
+      <w:r>
+        <w:t>~\ref{</w:t>
+      </w:r>
+      <w:r>
+        <w:t>tab:resultados_regresion</w:t>
+      </w:r>
+      <w:r>
+        <w:t>}</w:t>
+      </w:r>
+      <w:r>
+        <w:t xml:space="preserve"> </w:t>
+      </w:r>
+      <w:r>
+        <w:t>presents</w:t>
+      </w:r>
+      <w:r>
+        <w:t xml:space="preserve"> </w:t>
+      </w:r>
+      <w:r>
+        <w:t xml:space="preserve">the estimates for the equation </w:t>
+      </w:r>
+      <w:r>
+        <w:t>~\ref{</w:t>
+      </w:r>
+      <w:r>
+        <w:t>eq:twfe</w:t>
+      </w:r>
+      <w:r>
+        <w:t>}</w:t>
+      </w:r>
+      <w:r>
+        <w:t xml:space="preserve"> for each type of crime. </w:t>
+      </w:r>
+      <w:r>
+        <w:t>All estimates, except the one of Homicide, show that OXXO presence in an UPZ reduces crime activity. Nonetheless, these results, including sexual offences, thefts to motorbike and vehicle crimes, are statistically insignificant, suggesting that OXXO presence does not affect crime activity at the UPZ level.\\</w:t>
+      </w:r>
+    </w:p>
+    <w:p>
+      <w:pPr>
+        <w:spacing w:line="360" w:lineRule="auto"/>
+        <w:jc w:val="both"/>
+      </w:pPr>
+    </w:p>
+    <w:p>
+      <w:pPr>
+        <w:spacing w:line="360" w:lineRule="auto"/>
+        <w:jc w:val="both"/>
+      </w:pPr>
+      <w:r>
+        <w:t>Homicide is the only crime category for which the estimated effect is statistically significant. The results suggest that the arrival of an OXXO store in a UPZ increases the homicide rate by 0.0699 homicides per 10,000 inhabitants relative to a UPZ without an OXXO store.</w:t>
+      </w:r>
+      <w:r>
+        <w:t xml:space="preserve"> </w:t>
+      </w:r>
+      <w:r>
+        <w:t>Comparing with the mean of the never treated group, this represents a relative increment of</w:t>
+      </w:r>
+      <w:r>
+        <w:t xml:space="preserve"> </w:t>
+      </w:r>
+      <w:r>
+        <w:t xml:space="preserve"> 9,68\%. </w:t>
+      </w:r>
+      <w:r>
+        <w:t xml:space="preserve">The effect for this crime runs counter to </w:t>
+      </w:r>
+      <w:r>
+        <w:t xml:space="preserve">my </w:t>
+      </w:r>
+      <w:r>
+        <w:t xml:space="preserve">expectations, as </w:t>
+      </w:r>
+      <w:r>
+        <w:t xml:space="preserve">I </w:t>
+      </w:r>
+      <w:r>
+        <w:t xml:space="preserve">expected </w:t>
+      </w:r>
+      <w:r>
+        <w:t xml:space="preserve"> t</w:t>
+      </w:r>
+      <w:r>
+        <w:t>heft</w:t>
+      </w:r>
+      <w:r>
+        <w:t xml:space="preserve"> to people</w:t>
+      </w:r>
+      <w:r>
+        <w:t xml:space="preserve"> crime</w:t>
+      </w:r>
+      <w:r>
+        <w:t xml:space="preserve"> </w:t>
+      </w:r>
+      <w:r>
+        <w:t xml:space="preserve">to exhibit </w:t>
+      </w:r>
+      <w:r>
+        <w:t xml:space="preserve">a </w:t>
+      </w:r>
+      <w:r>
+        <w:t>statistically significant coefficient</w:t>
+      </w:r>
+      <w:r>
+        <w:t xml:space="preserve"> </w:t>
+      </w:r>
+      <w:r>
+        <w:t xml:space="preserve">and, if homicide </w:t>
+      </w:r>
+      <w:r>
+        <w:t>was</w:t>
+      </w:r>
+      <w:r>
+        <w:t xml:space="preserve"> also significant, </w:t>
+      </w:r>
+      <w:r>
+        <w:t xml:space="preserve">I expected both </w:t>
+      </w:r>
+      <w:r>
+        <w:t>effects to move in the same direction.</w:t>
+      </w:r>
+      <w:r>
+        <w:t>\\</w:t>
+      </w:r>
+    </w:p>
+    <w:p>
+      <w:pPr>
+        <w:spacing w:line="360" w:lineRule="auto"/>
+        <w:jc w:val="both"/>
+      </w:pPr>
+    </w:p>
+    <w:p>
+      <w:pPr>
+        <w:spacing w:line="360" w:lineRule="auto"/>
+        <w:jc w:val="both"/>
+      </w:pPr>
+      <w:r>
+        <w:t>Figure</w:t>
+      </w:r>
+      <w:r>
+        <w:t>~\ref{</w:t>
+      </w:r>
+      <w:r>
+        <w:t>fig:fourpanelESFE</w:t>
+      </w:r>
+      <w:r>
+        <w:t>}</w:t>
+      </w:r>
+      <w:r>
+        <w:t xml:space="preserve"> shows the events stud</w:t>
+      </w:r>
+      <w:r>
+        <w:t xml:space="preserve">y </w:t>
+      </w:r>
+      <w:r>
+        <w:t>(ES) of each crime type for the TWFE approach. In terms of parallel trends assumption, it can be observed that both theft to people and sexual offences violate the condition near period -1, meaning that their estimates are not correctly identified with this empirical strategy. Other, crimes do not show this problem, and after the first OXXO arrival they maintain statatistically insignificant dynamic effects, which allign with the coefficients’</w:t>
+      </w:r>
+      <w:r>
+        <w:t xml:space="preserve"> </w:t>
+      </w:r>
+      <w:r>
+        <w:t>of Table</w:t>
+      </w:r>
+      <w:r>
+        <w:t>~\ref{</w:t>
+      </w:r>
+      <w:r>
+        <w:t>tab:resultados_regresion</w:t>
+      </w:r>
+      <w:r>
+        <w:t>}</w:t>
+      </w:r>
+      <w:r>
+        <w:t>.\\</w:t>
+      </w:r>
+    </w:p>
+    <w:p>
+      <w:pPr>
+        <w:spacing w:line="360" w:lineRule="auto"/>
+        <w:jc w:val="both"/>
+      </w:pPr>
+    </w:p>
+    <w:p>
+      <w:pPr>
+        <w:spacing w:line="360" w:lineRule="auto"/>
+        <w:jc w:val="both"/>
+      </w:pPr>
+      <w:r>
+        <w:t xml:space="preserve">Theft to people exhibits a counterintuitive pattern in terms of dynamic effects. </w:t>
+      </w:r>
+      <w:r>
+        <w:t>It</w:t>
+      </w:r>
+      <w:r>
+        <w:t xml:space="preserve"> suggests that, following the opening of the first OXXO store, theft tends to increase over time. This tendency contrasts with the coefficient previously reported in Table ~\ref{tab:resultados_regresion}, where the overall effect is negative and statistically insignificant. While this pattern could suggest that OXXO increases theft activity in the medium and long term, such an interpretation would only hold if the parallel trends were satisfied</w:t>
+      </w:r>
+      <w:r>
+        <w:t xml:space="preserve"> and if the estimator </w:t>
+      </w:r>
+      <w:r>
+        <w:t>of Table</w:t>
+      </w:r>
+      <w:r>
+        <w:t>~\ref{</w:t>
+      </w:r>
+      <w:r>
+        <w:t>tab:resultados_regresion</w:t>
+      </w:r>
+      <w:r>
+        <w:t>}</w:t>
+      </w:r>
+      <w:r>
+        <w:t xml:space="preserve"> </w:t>
+      </w:r>
+      <w:r>
+        <w:t xml:space="preserve">had the </w:t>
+      </w:r>
+      <w:r>
+        <w:t>same sign</w:t>
+      </w:r>
+      <w:r>
+        <w:t xml:space="preserve"> as the </w:t>
+      </w:r>
+      <w:r>
+        <w:t xml:space="preserve">ES </w:t>
+      </w:r>
+      <w:r>
+        <w:t>tendency</w:t>
+      </w:r>
+      <w:r>
+        <w:t>. Since th</w:t>
+      </w:r>
+      <w:r>
+        <w:t>ese conditions are</w:t>
+      </w:r>
+      <w:r>
+        <w:t xml:space="preserve"> </w:t>
+      </w:r>
+      <w:r>
+        <w:t>not met</w:t>
+      </w:r>
+      <w:r>
+        <w:t>, it is more likely that the TWFE coefficient is biased and incorrectly identified.</w:t>
+      </w:r>
+      <w:r>
+        <w:t>\\</w:t>
+      </w:r>
+    </w:p>
+    <w:p>
+      <w:pPr>
+        <w:spacing w:line="360" w:lineRule="auto"/>
+        <w:jc w:val="both"/>
+      </w:pPr>
+    </w:p>
+    <w:p>
+      <w:pPr>
+        <w:spacing w:line="360" w:lineRule="auto"/>
+        <w:jc w:val="both"/>
+      </w:pPr>
+      <w:r>
+        <w:lastRenderedPageBreak/>
+        <w:t>T</w:t>
+      </w:r>
+      <w:r>
+        <w:t xml:space="preserve">he CS </w:t>
+      </w:r>
+      <w:r>
+        <w:t>approach</w:t>
+      </w:r>
+      <w:r>
+        <w:t xml:space="preserve"> </w:t>
+      </w:r>
+      <w:r>
+        <w:t xml:space="preserve">will be useful </w:t>
+      </w:r>
+      <w:r>
+        <w:t>to examine this hypothesis and assess the possibility of heterogeneous</w:t>
+      </w:r>
+      <w:r>
+        <w:t xml:space="preserve"> </w:t>
+      </w:r>
+      <w:r>
+        <w:t xml:space="preserve">effects in the TWFE results. Although I applied the Goodman-Bacon decomposition to each regression and obtained positive weights, the CS estimator serves as an additional robustness check to verify the absence of bias if both approaches </w:t>
+      </w:r>
+      <w:r>
+        <w:t xml:space="preserve">(TWFE and </w:t>
+      </w:r>
+      <w:r>
+        <w:t>CS</w:t>
+      </w:r>
+      <w:r>
+        <w:t xml:space="preserve">) </w:t>
+      </w:r>
+      <w:r>
+        <w:t>display similar patterns.</w:t>
+      </w:r>
+      <w:r>
+        <w:t xml:space="preserve"> Table</w:t>
+      </w:r>
+      <w:r>
+        <w:t>~\ref{tab:resultados_ES}</w:t>
+      </w:r>
+      <w:r>
+        <w:t xml:space="preserve"> shows the ATT comparison </w:t>
+      </w:r>
+      <w:r>
+        <w:t xml:space="preserve"> between TWFE and CS</w:t>
+      </w:r>
+      <w:r>
+        <w:t>. Despite coefficients are not exactly the same, most of them present the same direction and a similar magnitude, and most maintain statistically insignificant, suggesting absense of bias.</w:t>
+      </w:r>
+      <w:r>
+        <w:t>\\</w:t>
+      </w:r>
+      <w:r>
+        <w:t xml:space="preserve"> </w:t>
+      </w:r>
+    </w:p>
+    <w:p>
+      <w:pPr>
+        <w:spacing w:line="360" w:lineRule="auto"/>
+        <w:jc w:val="both"/>
+      </w:pPr>
+    </w:p>
+    <w:p>
+      <w:pPr>
+        <w:spacing w:line="360" w:lineRule="auto"/>
+        <w:jc w:val="both"/>
+        <w:rPr>
+          <w:lang w:val="en-US"/>
+        </w:rPr>
+      </w:pPr>
+      <w:commentRangeStart w:id="1"/>
+      <w:r>
+        <w:t>Homicide requires further examination, as both estimators produce coefficients of similar magnitude and direction, yet the estimate becomes statistically insignificant under the CS specification. Given the consistency of the estimated effects across approaches, the difference appears to stem primarily from a loss of statistical precision rather than from a substantive change in the estimated impact. Therefore, I place greater emphasis on the TWFE estimate when interpreting the effect of OXXO presence on homicide rates.</w:t>
+      </w:r>
+      <w:r>
+        <w:rPr>
+          <w:lang w:val="en-US"/>
+        </w:rPr>
+        <w:t>\\</w:t>
+      </w:r>
+      <w:commentRangeEnd w:id="1"/>
+      <w:r>
+        <w:rPr>
+          <w:rStyle w:val="CommentReference"/>
+        </w:rPr>
+        <w:commentReference w:id="1"/>
+      </w:r>
+    </w:p>
+    <w:p>
+      <w:pPr>
+        <w:spacing w:line="360" w:lineRule="auto"/>
+        <w:jc w:val="both"/>
+      </w:pPr>
+    </w:p>
+    <w:p>
+      <w:pPr>
+        <w:spacing w:line="360" w:lineRule="auto"/>
+        <w:jc w:val="both"/>
+      </w:pPr>
+      <w:r>
+        <w:t>Apart from contrasting the ATTs, Figure</w:t>
+      </w:r>
+      <w:r>
+        <w:t>~\ref{</w:t>
+      </w:r>
+      <w:r>
+        <w:t>f</w:t>
+      </w:r>
+      <w:r>
+        <w:t>ig:fourpanelESCompared</w:t>
+      </w:r>
+      <w:r>
+        <w:t xml:space="preserve">} compares how the CS and TWFE ES behave in each crime type. These graphs reveal that both have a similar evolution in most crimes, which again indicate that there is no bias in the TWFE specification. Additionally, </w:t>
+      </w:r>
+      <w:r>
+        <w:t>CS</w:t>
+      </w:r>
+      <w:r>
+        <w:t xml:space="preserve"> ES present more robust results as all crimes satisfy the parallel trends assumption, this indicates that Sexual Offenses and Theft to People CS estimates are more reliable.</w:t>
+      </w:r>
+      <w:r>
+        <w:t>\\</w:t>
+      </w:r>
+    </w:p>
+    <w:p>
+      <w:pPr>
+        <w:spacing w:line="360" w:lineRule="auto"/>
+        <w:jc w:val="both"/>
+      </w:pPr>
+    </w:p>
+    <w:p>
+      <w:pPr>
+        <w:spacing w:line="360" w:lineRule="auto"/>
+        <w:jc w:val="both"/>
+      </w:pPr>
+      <w:r>
+        <w:t>Theft to people is the only crime category that exhibits a clear temporal trend in both the TWFE and CS event studies after the opening of the first OXXO store; however, the estimated trends differ in direction across the two specifications. These differences can be explained by the nature of each event</w:t>
+      </w:r>
+      <w:r>
+        <w:t xml:space="preserve"> </w:t>
+      </w:r>
+      <w:r>
+        <w:t>study approach.</w:t>
+      </w:r>
+      <w:r>
+        <w:t xml:space="preserve"> </w:t>
+      </w:r>
+      <w:r>
+        <w:t xml:space="preserve">The TWFE specification only considers treated units and includes always-treated observations. </w:t>
+      </w:r>
+      <w:r>
+        <w:t>I</w:t>
+      </w:r>
+      <w:r>
+        <w:t>n fact, during this perio</w:t>
+      </w:r>
+      <w:r>
+        <w:t>d</w:t>
+      </w:r>
+      <w:r>
+        <w:t xml:space="preserve"> </w:t>
+      </w:r>
+      <w:r>
+        <w:t>(</w:t>
+      </w:r>
+      <w:r>
+        <w:t xml:space="preserve">from </w:t>
+      </w:r>
+      <w:r>
+        <w:t>2015 to 2018</w:t>
+      </w:r>
+      <w:r>
+        <w:t>)</w:t>
+      </w:r>
+      <w:r>
+        <w:t>, 65</w:t>
+      </w:r>
+      <w:r>
+        <w:t>\</w:t>
+      </w:r>
+      <w:r>
+        <w:t>% of the 2</w:t>
+      </w:r>
+      <w:r>
+        <w:t>6</w:t>
+      </w:r>
+      <w:r>
+        <w:t xml:space="preserve"> treated UPZs were already treated at the beginning of the sample, leaving only nine UPZs that received treatment after 2015-Q1. In contrast, the CS excludes always-treated units and compares only these nine newly treated UPZs with not-yet-treated </w:t>
+      </w:r>
+      <w:r>
+        <w:t>ones</w:t>
+      </w:r>
+      <w:r>
+        <w:t>.</w:t>
+      </w:r>
+      <w:r>
+        <w:t xml:space="preserve"> </w:t>
+      </w:r>
+      <w:r>
+        <w:t xml:space="preserve">This indicates that the positive trend observed in the TWFE specification is largely driven by the always-treated UPZs, whereas the control units </w:t>
+      </w:r>
+      <w:r>
+        <w:lastRenderedPageBreak/>
+        <w:t xml:space="preserve">in the CS one </w:t>
+      </w:r>
+      <w:r>
+        <w:t>offset these differences by providing a more appropriate counterfactual.</w:t>
+      </w:r>
+      <w:r>
+        <w:t xml:space="preserve"> </w:t>
+      </w:r>
+      <w:r>
+        <w:t>Overall, this evidence reinforces the interpretation that the TWFE coefficient for theft to people is biased and does not accurately identify the causal effect of OXXO entry.</w:t>
+      </w:r>
+      <w:r>
+        <w:t>\\</w:t>
+      </w:r>
+    </w:p>
+    <w:p>
+      <w:pPr>
+        <w:spacing w:line="360" w:lineRule="auto"/>
+        <w:jc w:val="both"/>
+      </w:pPr>
+    </w:p>
+    <w:p>
+      <w:pPr>
+        <w:spacing w:line="360" w:lineRule="auto"/>
+        <w:jc w:val="both"/>
+      </w:pPr>
+      <w:r>
+        <w:t>Finally, Table~\ref{tab:resultados_regresion_intensity} presents the TWFE estimates using treatment intensity. The results differ substantially from those reported in Table~\ref{tab:resultados_regresion}. In particular, theft to people becomes positive and statistically significant, a finding that is consistent with the hypothesis that OXXO stores may act as crime attractors.</w:t>
+      </w:r>
+      <w:r>
+        <w:rPr>
+          <w:color w:val="000000"/>
+        </w:rPr>
+        <w:t xml:space="preserve"> </w:t>
+      </w:r>
+      <w:r>
+        <w:t>However, the estimated magnitude is considerably large and raises concerns about the robustness of the result, particularly given the substantial variation in the estimated effect for theft to people across specifications. Theft to motorbike also becomes statistically significant while retaining a negative coefficient.</w:t>
+      </w:r>
+    </w:p>
+    <w:p>
+      <w:pPr>
+        <w:spacing w:line="360" w:lineRule="auto"/>
+        <w:jc w:val="both"/>
+      </w:pPr>
+    </w:p>
+    <w:p>
+      <w:pPr>
+        <w:spacing w:line="360" w:lineRule="auto"/>
+        <w:jc w:val="both"/>
+        <w:rPr>
+          <w:lang w:val="en-US"/>
+        </w:rPr>
+      </w:pPr>
+      <w:r>
+        <w:t xml:space="preserve">Incorporating treatment intensity constitutes a relevant extension of the baseline analysis, given the heterogeneous evolution in the number of OXXO stores across treatment cohorts illustrated in Figure~\ref{fig:Treatment_intensity}. The intensity specification may better capture differences in exposure to OXXO presence that are not reflected by a binary treatment indicator. Since the Callaway and Sant’Anna estimator is not defined for continuous treatment intensity, these estimates cannot be directly validated using </w:t>
+      </w:r>
+      <w:r>
+        <w:t>this approach</w:t>
+      </w:r>
+      <w:r>
+        <w:t>.</w:t>
+      </w:r>
+      <w:r>
+        <w:rPr>
+          <w:lang w:val="en-US"/>
+        </w:rPr>
+        <w:t>\\</w:t>
+      </w:r>
+    </w:p>
+    <w:p>
+      <w:pPr>
+        <w:spacing w:line="360" w:lineRule="auto"/>
+        <w:jc w:val="both"/>
+        <w:rPr>
+          <w:lang w:val="en-US"/>
+        </w:rPr>
+      </w:pPr>
+    </w:p>
+    <w:p>
+      <w:pPr>
+        <w:spacing w:line="360" w:lineRule="auto"/>
+        <w:jc w:val="both"/>
+      </w:pPr>
+      <w:r>
+        <w:t xml:space="preserve">As an additional robustness check, I included the presence of other convenience store chains, namely Justo </w:t>
+      </w:r>
+      <w:r>
+        <w:t>\</w:t>
+      </w:r>
+      <w:r>
+        <w:t>&amp; Bueno, D1, and Ara, as controls in all specifications. The inclusion of these variables did not substantially alter the main results. In general, the estimated effects became statistically insignificant across all crime categories and, in some cases, the violation of the parallel trends assumption became more pronounced. For the treatment-intensity specification, the coefficient for theft to people decreased in magnitude, although the overall pattern of results remained unchanged. The complete set of estimates is reported in Appendix~\ref{sec:otherresultstable}</w:t>
+      </w:r>
+      <w:r>
+        <w:t>.</w:t>
+      </w:r>
+    </w:p>
+    <w:p>
+      <w:pPr>
+        <w:spacing w:line="360" w:lineRule="auto"/>
+        <w:jc w:val="both"/>
+      </w:pPr>
+    </w:p>
+    <w:p>
+      <w:pPr>
+        <w:jc w:val="both"/>
+        <w:rPr>
+          <w:lang w:val="en-US"/>
+        </w:rPr>
+      </w:pPr>
+      <w:commentRangeStart w:id="2"/>
+      <w:r>
+        <w:rPr>
+          <w:highlight w:val="magenta"/>
+          <w:lang w:val="en-US"/>
+        </w:rPr>
+        <w:t xml:space="preserve">The number of UPZs used for the analysis was reduced compared to the number used in the </w:t>
+      </w:r>
+      <w:proofErr w:type="spellStart"/>
+      <w:r>
+        <w:rPr>
+          <w:highlight w:val="magenta"/>
+          <w:lang w:val="en-US"/>
+        </w:rPr>
+        <w:t>Stadistical</w:t>
+      </w:r>
+      <w:proofErr w:type="spellEnd"/>
+      <w:r>
+        <w:rPr>
+          <w:highlight w:val="magenta"/>
+          <w:lang w:val="en-US"/>
+        </w:rPr>
+        <w:t xml:space="preserve"> analysis section because there are some UPZs in which the number of OXXO establishments decreased over the years.</w:t>
+      </w:r>
+      <w:r>
+        <w:rPr>
+          <w:lang w:val="en-US"/>
+        </w:rPr>
+        <w:t xml:space="preserve"> </w:t>
+      </w:r>
+      <w:commentRangeEnd w:id="2"/>
+      <w:r>
+        <w:rPr>
+          <w:rStyle w:val="CommentReference"/>
+        </w:rPr>
+        <w:commentReference w:id="2"/>
       </w:r>
     </w:p>
     <w:p>
@@ -4919,81 +5480,28 @@
           <w:bCs/>
         </w:rPr>
       </w:pPr>
-    </w:p>
-    <w:p>
-      <w:pPr>
-        <w:spacing w:line="360" w:lineRule="auto"/>
-        <w:ind w:firstLine="720"/>
-        <w:jc w:val="both"/>
-      </w:pPr>
-      <w:r>
-        <w:rPr>
-          <w:highlight w:val="yellow"/>
-        </w:rPr>
-        <w:t>Their concentration in high foot-traffic areas increases the availability of potential targets for crimes such as robbery or assault</w:t>
-      </w:r>
-      <w:r>
-        <w:rPr>
-          <w:highlight w:val="yellow"/>
-        </w:rPr>
-        <w:t xml:space="preserve"> </w:t>
-      </w:r>
-      <w:r>
-        <w:t>\parencite{Dugato2026, shin2024dollar}</w:t>
-      </w:r>
-      <w:r>
-        <w:rPr>
-          <w:highlight w:val="yellow"/>
-        </w:rPr>
-        <w:t>.</w:t>
-      </w:r>
-      <w:r>
-        <w:t xml:space="preserve"> </w:t>
-      </w:r>
-      <w:r>
-        <w:t>Moreover</w:t>
-      </w:r>
-      <w:r>
-        <w:t xml:space="preserve">, due to their 24-hour format and alcohol sales during the night, OXXO locations </w:t>
-      </w:r>
-      <w:r>
-        <w:t xml:space="preserve">may </w:t>
-      </w:r>
-      <w:r>
-        <w:t xml:space="preserve">serve </w:t>
-      </w:r>
-      <w:r>
-        <w:t>as informal gathering point</w:t>
-      </w:r>
-      <w:r>
-        <w:t xml:space="preserve">s </w:t>
-      </w:r>
-      <w:r>
-        <w:t>which can, under certain conditions,</w:t>
-      </w:r>
-      <w:r>
-        <w:t xml:space="preserve"> </w:t>
-      </w:r>
-      <w:r>
-        <w:t>escalate into conflicts or provide opportunities for illicit activities</w:t>
-      </w:r>
-      <w:r>
-        <w:t xml:space="preserve"> \parencite</w:t>
-      </w:r>
-      <w:r>
-        <w:t>{Dugato2026}</w:t>
-      </w:r>
-      <w:r>
-        <w:t>.</w:t>
-      </w:r>
-    </w:p>
-    <w:p>
-      <w:pPr>
-        <w:jc w:val="both"/>
+      <w:r>
         <w:rPr>
           <w:b/>
           <w:bCs/>
         </w:rPr>
+        <w:lastRenderedPageBreak/>
+        <w:t>ROBUSTNESS CHECKS</w:t>
+      </w:r>
+    </w:p>
+    <w:p>
+      <w:pPr>
+        <w:spacing w:line="360" w:lineRule="auto"/>
+        <w:jc w:val="both"/>
+        <w:rPr>
+          <w:lang w:val="en-US"/>
+        </w:rPr>
+      </w:pPr>
+    </w:p>
+    <w:p>
+      <w:pPr>
+        <w:spacing w:line="360" w:lineRule="auto"/>
+        <w:jc w:val="both"/>
       </w:pPr>
     </w:p>
     <w:p>
@@ -5004,34 +5512,174 @@
           <w:bCs/>
         </w:rPr>
       </w:pPr>
-    </w:p>
-    <w:p>
-      <w:pPr>
-        <w:jc w:val="both"/>
+      <w:r>
         <w:rPr>
           <w:b/>
           <w:bCs/>
         </w:rPr>
-      </w:pPr>
-      <w:r>
+        <w:t>DISCUSSION</w:t>
+      </w:r>
+    </w:p>
+    <w:p>
+      <w:pPr>
+        <w:jc w:val="both"/>
         <w:rPr>
           <w:b/>
           <w:bCs/>
         </w:rPr>
-        <w:t>ROBUSTNESS CHECKS</w:t>
-      </w:r>
-    </w:p>
-    <w:p>
-      <w:pPr>
+      </w:pPr>
+    </w:p>
+    <w:p>
+      <w:pPr>
+        <w:spacing w:line="360" w:lineRule="auto"/>
+        <w:ind w:firstLine="720"/>
+        <w:jc w:val="both"/>
+      </w:pPr>
+      <w:r>
+        <w:rPr>
+          <w:highlight w:val="yellow"/>
+        </w:rPr>
+        <w:t>Their concentration in high foot-traffic areas increases the availability of potential targets for crimes such as robbery or assault</w:t>
+      </w:r>
+      <w:r>
+        <w:rPr>
+          <w:highlight w:val="yellow"/>
+        </w:rPr>
+        <w:t xml:space="preserve"> </w:t>
+      </w:r>
+      <w:r>
+        <w:t>\parencite{Dugato2026, shin2024dollar}</w:t>
+      </w:r>
+      <w:r>
+        <w:rPr>
+          <w:highlight w:val="yellow"/>
+        </w:rPr>
+        <w:t>.</w:t>
+      </w:r>
+      <w:r>
+        <w:t xml:space="preserve"> </w:t>
+      </w:r>
+      <w:r>
+        <w:t>Moreover</w:t>
+      </w:r>
+      <w:r>
+        <w:t xml:space="preserve">, due to their 24-hour format and alcohol sales during the night, OXXO locations </w:t>
+      </w:r>
+      <w:r>
+        <w:t xml:space="preserve">may </w:t>
+      </w:r>
+      <w:r>
+        <w:t xml:space="preserve">serve </w:t>
+      </w:r>
+      <w:r>
+        <w:t>as informal gathering point</w:t>
+      </w:r>
+      <w:r>
+        <w:t xml:space="preserve">s </w:t>
+      </w:r>
+      <w:r>
+        <w:t>which can, under certain conditions,</w:t>
+      </w:r>
+      <w:r>
+        <w:t xml:space="preserve"> </w:t>
+      </w:r>
+      <w:r>
+        <w:t>escalate into conflicts or provide opportunities for illicit activities</w:t>
+      </w:r>
+      <w:r>
+        <w:t xml:space="preserve"> \parencite</w:t>
+      </w:r>
+      <w:r>
+        <w:t>{Dugato2026}</w:t>
+      </w:r>
+      <w:r>
+        <w:t>.</w:t>
+      </w:r>
+    </w:p>
+    <w:p>
+      <w:pPr>
+        <w:jc w:val="both"/>
+      </w:pPr>
+      <w:r>
+        <w:t>First, property crimes like theft are highly sensitive to situational deterrence mechanisms. The typical business model of OXXO stores includes 24/7 bright exterior lighting, high-definition security cameras, and a continuous influx of pedestrian traffic. According to the Routine Activity Theory and Jane Jacobs' concept of "eyes on the street," this increased natural surveillance drastically reduces the window of opportunity for street-level robbers, who generally seek dark, isolated areas. This operational nature explains the negative direction of the theft coefficients.</w:t>
+      </w:r>
+    </w:p>
+    <w:p>
+      <w:pPr>
+        <w:jc w:val="both"/>
+      </w:pPr>
+      <w:r>
+        <w:t>Second, the contrast in statistical significance may be heavily driven by severe underreporting (</w:t>
+      </w:r>
+      <w:r>
+        <w:rPr>
+          <w:i/>
+          <w:iCs/>
+        </w:rPr>
+        <w:t>cifra negra</w:t>
+      </w:r>
+      <w:r>
+        <w:t>) in official administrative data. In Bogotá, the transaction costs and lack of institutional trust often discourage citizens from formally reporting street thefts, generating substantial measurement error and inflating standard errors (as observed in the large standard error of 7.804 in Column 1). Conversely, homicides suffer from zero underreporting; every lethal event is strictly recorded by forensic and judicial authorities. Therefore, the statistical precision found exclusively in Column (3) might reflect data reliability rather than a true absence of shifting patterns in other crimes.</w:t>
+      </w:r>
+    </w:p>
+    <w:p>
+      <w:pPr>
+        <w:jc w:val="both"/>
+        <w:rPr>
+          <w:lang w:val="en-US"/>
+        </w:rPr>
+      </w:pPr>
+    </w:p>
+    <w:p>
+      <w:pPr>
+        <w:jc w:val="both"/>
+      </w:pPr>
+      <w:r>
+        <w:t>Finally, from a public order perspective, late-night convenience stores can inadvertently become focal points for nocturnal gatherings, alcohol consumption in adjacent public spaces, and minor disputes. In urban settings characterized by high baseline social friction, these dynamics can rapidly escalate into lethal altercations or gang-related territorial disputes. This phenomenon is widely documented in the "alcohol outlet density" literature, which links prolonged commercial hours with localized spikes in violent, rather than economic, crimes. Furthermore, since these estimates rely on a traditional Two-Way Fixed Effects (TWFE) framework under a staggered treatment design, part of this counterintuitive asymmetry could be exacerbated by negative weighting biases. If treatment effects vary dynamically over time, the traditional estimator might distort the true trajectory of property crime, a methodological limitation that highlights the necessity of the heterogeneous treatment robust estimators presented in the subsequent sections.</w:t>
+      </w:r>
+    </w:p>
+    <w:p>
+      <w:pPr>
+        <w:jc w:val="both"/>
+      </w:pPr>
+    </w:p>
+    <w:p>
+      <w:pPr>
+        <w:pStyle w:val="ListParagraph"/>
+        <w:numPr>
+          <w:ilvl w:val="0"/>
+          <w:numId w:val="26"/>
+        </w:numPr>
+        <w:jc w:val="both"/>
+      </w:pPr>
+      <w:r>
+        <w:t>Change the unit of analysis</w:t>
+      </w:r>
+    </w:p>
+    <w:p>
+      <w:pPr>
+        <w:pStyle w:val="ListParagraph"/>
+        <w:numPr>
+          <w:ilvl w:val="0"/>
+          <w:numId w:val="26"/>
+        </w:numPr>
         <w:jc w:val="both"/>
         <w:rPr>
           <w:b/>
           <w:bCs/>
         </w:rPr>
       </w:pPr>
-    </w:p>
-    <w:p>
-      <w:pPr>
+      <w:r>
+        <w:t>Treatment intensity plays a major role</w:t>
+      </w:r>
+    </w:p>
+    <w:p>
+      <w:pPr>
+        <w:pStyle w:val="ListParagraph"/>
+        <w:numPr>
+          <w:ilvl w:val="0"/>
+          <w:numId w:val="26"/>
+        </w:numPr>
         <w:jc w:val="both"/>
         <w:rPr>
           <w:b/>
@@ -5077,23 +5725,43 @@
       <w:pPr>
         <w:spacing w:line="360" w:lineRule="auto"/>
         <w:jc w:val="both"/>
-      </w:pPr>
-    </w:p>
-    <w:p>
-      <w:pPr>
-        <w:spacing w:line="360" w:lineRule="auto"/>
-        <w:jc w:val="both"/>
-      </w:pPr>
-    </w:p>
-    <w:p>
-      <w:pPr>
-        <w:spacing w:line="360" w:lineRule="auto"/>
-        <w:jc w:val="both"/>
-      </w:pPr>
-    </w:p>
-    <w:p>
-      <w:pPr>
-        <w:jc w:val="both"/>
+        <w:rPr>
+          <w:lang w:val="es-ES_tradnl"/>
+        </w:rPr>
+      </w:pPr>
+    </w:p>
+    <w:p>
+      <w:pPr>
+        <w:spacing w:line="360" w:lineRule="auto"/>
+        <w:jc w:val="both"/>
+        <w:rPr>
+          <w:lang w:val="es-ES_tradnl"/>
+        </w:rPr>
+      </w:pPr>
+    </w:p>
+    <w:p>
+      <w:pPr>
+        <w:spacing w:line="360" w:lineRule="auto"/>
+        <w:jc w:val="both"/>
+        <w:rPr>
+          <w:b/>
+          <w:bCs/>
+        </w:rPr>
+      </w:pPr>
+      <w:r>
+        <w:rPr>
+          <w:b/>
+          <w:bCs/>
+        </w:rPr>
+        <w:t>ACKNOWLEDGEMENTS</w:t>
+      </w:r>
+    </w:p>
+    <w:p>
+      <w:pPr>
+        <w:jc w:val="both"/>
+        <w:rPr>
+          <w:lang w:val="es-ES_tradnl"/>
+        </w:rPr>
       </w:pPr>
     </w:p>
     <w:sectPr>
@@ -5126,24 +5794,69 @@
       </w:r>
     </w:p>
   </w:comment>
+  <w:comment w:id="1" w:author="Sophia Aristizabal Florez" w:date="2026-05-31T16:58:00Z" w:initials="SA">
+    <w:p>
+      <w:r>
+        <w:rPr>
+          <w:rStyle w:val="CommentReference"/>
+        </w:rPr>
+        <w:annotationRef/>
+      </w:r>
+      <w:r>
+        <w:rPr>
+          <w:strike/>
+          <w:color w:val="000000"/>
+          <w:sz w:val="20"/>
+          <w:szCs w:val="20"/>
+        </w:rPr>
+        <w:t>Columns (3) and (4) show that sexual offenses constitute the second category and the only crime type for which the estimates differ substantially across specifications. The CS ATT is positive, a result that completely changes the interpretation of the effect. However, since both estimates are statistically insignificant, there is insufficient evidence to conclude that OXXO presence has any meaningful effect on this type of crime.\\</w:t>
+      </w:r>
+    </w:p>
+    <w:p/>
+  </w:comment>
+  <w:comment w:id="2" w:author="Sophia Aristizabal Florez" w:date="2026-05-28T00:00:00Z" w:initials="SA">
+    <w:p>
+      <w:r>
+        <w:rPr>
+          <w:rStyle w:val="CommentReference"/>
+        </w:rPr>
+        <w:annotationRef/>
+      </w:r>
+      <w:r>
+        <w:rPr>
+          <w:color w:val="000000"/>
+          <w:sz w:val="20"/>
+          <w:szCs w:val="20"/>
+        </w:rPr>
+        <w:t>FOOTNOTE</w:t>
+      </w:r>
+    </w:p>
+    <w:p/>
+  </w:comment>
 </w:comments>
 </file>
 
 <file path=word/commentsExtended.xml><?xml version="1.0" encoding="utf-8"?>
 <w15:commentsEx xmlns:wpc="http://schemas.microsoft.com/office/word/2010/wordprocessingCanvas" xmlns:cx="http://schemas.microsoft.com/office/drawing/2014/chartex" xmlns:cx1="http://schemas.microsoft.com/office/drawing/2015/9/8/chartex" xmlns:cx2="http://schemas.microsoft.com/office/drawing/2015/10/21/chartex" xmlns:cx3="http://schemas.microsoft.com/office/drawing/2016/5/9/chartex" xmlns:cx4="http://schemas.microsoft.com/office/drawing/2016/5/10/chartex" xmlns:cx5="http://schemas.microsoft.com/office/drawing/2016/5/11/chartex" xmlns:cx6="http://schemas.microsoft.com/office/drawing/2016/5/12/chartex" xmlns:cx7="http://schemas.microsoft.com/office/drawing/2016/5/13/chartex" xmlns:cx8="http://schemas.microsoft.com/office/drawing/2016/5/14/chartex" xmlns:mc="http://schemas.openxmlformats.org/markup-compatibility/2006" xmlns:aink="http://schemas.microsoft.com/office/drawing/2016/ink" xmlns:am3d="http://schemas.microsoft.com/office/drawing/2017/model3d" xmlns:o="urn:schemas-microsoft-com:office:office" xmlns:oel="http://schemas.microsoft.com/office/2019/extlst" xmlns:r="http://schemas.openxmlformats.org/officeDocument/2006/relationships" xmlns:m="http://schemas.openxmlformats.org/officeDocument/2006/math" xmlns:v="urn:schemas-microsoft-com:vml" xmlns:wp14="http://schemas.microsoft.com/office/word/2010/wordprocessingDrawing" xmlns:wp="http://schemas.openxmlformats.org/drawingml/2006/wordprocessingDrawing" xmlns:w10="urn:schemas-microsoft-com:office:word" xmlns:w="http://schemas.openxmlformats.org/wordprocessingml/2006/main" xmlns:w14="http://schemas.microsoft.com/office/word/2010/wordml" xmlns:w15="http://schemas.microsoft.com/office/word/2012/wordml" xmlns:w16cex="http://schemas.microsoft.com/office/word/2018/wordml/cex" xmlns:w16cid="http://schemas.microsoft.com/office/word/2016/wordml/cid" xmlns:w16="http://schemas.microsoft.com/office/word/2018/wordml" xmlns:w16du="http://schemas.microsoft.com/office/word/2023/wordml/word16du" xmlns:w16sdtdh="http://schemas.microsoft.com/office/word/2020/wordml/sdtdatahash" xmlns:w16sdtfl="http://schemas.microsoft.com/office/word/2024/wordml/sdtformatlock" xmlns:w16se="http://schemas.microsoft.com/office/word/2015/wordml/symex" xmlns:wpg="http://schemas.microsoft.com/office/word/2010/wordprocessingGroup" xmlns:wpi="http://schemas.microsoft.com/office/word/2010/wordprocessingInk" xmlns:wne="http://schemas.microsoft.com/office/word/2006/wordml" xmlns:wps="http://schemas.microsoft.com/office/word/2010/wordprocessingShape" mc:Ignorable="w14 w15 w16se w16cid w16 w16cex w16sdtdh w16sdtfl w16du wp14">
   <w15:commentEx w15:paraId="3BA4EB61" w15:done="0"/>
+  <w15:commentEx w15:paraId="557C8981" w15:done="0"/>
+  <w15:commentEx w15:paraId="6354BE00" w15:done="0"/>
 </w15:commentsEx>
 </file>
 
 <file path=word/commentsExtensible.xml><?xml version="1.0" encoding="utf-8"?>
 <w16cex:commentsExtensible xmlns:wpc="http://schemas.microsoft.com/office/word/2010/wordprocessingCanvas" xmlns:cx="http://schemas.microsoft.com/office/drawing/2014/chartex" xmlns:cx1="http://schemas.microsoft.com/office/drawing/2015/9/8/chartex" xmlns:cx2="http://schemas.microsoft.com/office/drawing/2015/10/21/chartex" xmlns:cx3="http://schemas.microsoft.com/office/drawing/2016/5/9/chartex" xmlns:cx4="http://schemas.microsoft.com/office/drawing/2016/5/10/chartex" xmlns:cx5="http://schemas.microsoft.com/office/drawing/2016/5/11/chartex" xmlns:cx6="http://schemas.microsoft.com/office/drawing/2016/5/12/chartex" xmlns:cx7="http://schemas.microsoft.com/office/drawing/2016/5/13/chartex" xmlns:cx8="http://schemas.microsoft.com/office/drawing/2016/5/14/chartex" xmlns:cr="http://schemas.microsoft.com/office/comments/2020/reactions" xmlns:mc="http://schemas.openxmlformats.org/markup-compatibility/2006" xmlns:aink="http://schemas.microsoft.com/office/drawing/2016/ink" xmlns:am3d="http://schemas.microsoft.com/office/drawing/2017/model3d" xmlns:o="urn:schemas-microsoft-com:office:office" xmlns:oel="http://schemas.microsoft.com/office/2019/extlst" xmlns:r="http://schemas.openxmlformats.org/officeDocument/2006/relationships" xmlns:m="http://schemas.openxmlformats.org/officeDocument/2006/math" xmlns:v="urn:schemas-microsoft-com:vml" xmlns:wp14="http://schemas.microsoft.com/office/word/2010/wordprocessingDrawing" xmlns:wp="http://schemas.openxmlformats.org/drawingml/2006/wordprocessingDrawing" xmlns:w10="urn:schemas-microsoft-com:office:word" xmlns:w="http://schemas.openxmlformats.org/wordprocessingml/2006/main" xmlns:w14="http://schemas.microsoft.com/office/word/2010/wordml" xmlns:w15="http://schemas.microsoft.com/office/word/2012/wordml" xmlns:w16cex="http://schemas.microsoft.com/office/word/2018/wordml/cex" xmlns:w16cid="http://schemas.microsoft.com/office/word/2016/wordml/cid" xmlns:w16="http://schemas.microsoft.com/office/word/2018/wordml" xmlns:w16du="http://schemas.microsoft.com/office/word/2023/wordml/word16du" xmlns:w16sdtdh="http://schemas.microsoft.com/office/word/2020/wordml/sdtdatahash" xmlns:w16sdtfl="http://schemas.microsoft.com/office/word/2024/wordml/sdtformatlock" xmlns:w16se="http://schemas.microsoft.com/office/word/2015/wordml/symex" xmlns:wpg="http://schemas.microsoft.com/office/word/2010/wordprocessingGroup" xmlns:wpi="http://schemas.microsoft.com/office/word/2010/wordprocessingInk" xmlns:wne="http://schemas.microsoft.com/office/word/2006/wordml" xmlns:wps="http://schemas.microsoft.com/office/word/2010/wordprocessingShape" mc:Ignorable="w14 w15 w16se w16cid w16 w16cex w16sdtdh w16sdtfl cr w16du wp14">
   <w16cex:commentExtensible w16cex:durableId="575F1562" w16cex:dateUtc="2026-04-19T07:18:00Z"/>
+  <w16cex:commentExtensible w16cex:durableId="743A4DFE" w16cex:dateUtc="2026-05-31T21:58:00Z"/>
+  <w16cex:commentExtensible w16cex:durableId="709562DF" w16cex:dateUtc="2026-05-28T05:00:00Z"/>
 </w16cex:commentsExtensible>
 </file>
 
 <file path=word/commentsIds.xml><?xml version="1.0" encoding="utf-8"?>
 <w16cid:commentsIds xmlns:wpc="http://schemas.microsoft.com/office/word/2010/wordprocessingCanvas" xmlns:cx="http://schemas.microsoft.com/office/drawing/2014/chartex" xmlns:cx1="http://schemas.microsoft.com/office/drawing/2015/9/8/chartex" xmlns:cx2="http://schemas.microsoft.com/office/drawing/2015/10/21/chartex" xmlns:cx3="http://schemas.microsoft.com/office/drawing/2016/5/9/chartex" xmlns:cx4="http://schemas.microsoft.com/office/drawing/2016/5/10/chartex" xmlns:cx5="http://schemas.microsoft.com/office/drawing/2016/5/11/chartex" xmlns:cx6="http://schemas.microsoft.com/office/drawing/2016/5/12/chartex" xmlns:cx7="http://schemas.microsoft.com/office/drawing/2016/5/13/chartex" xmlns:cx8="http://schemas.microsoft.com/office/drawing/2016/5/14/chartex" xmlns:mc="http://schemas.openxmlformats.org/markup-compatibility/2006" xmlns:aink="http://schemas.microsoft.com/office/drawing/2016/ink" xmlns:am3d="http://schemas.microsoft.com/office/drawing/2017/model3d" xmlns:o="urn:schemas-microsoft-com:office:office" xmlns:oel="http://schemas.microsoft.com/office/2019/extlst" xmlns:r="http://schemas.openxmlformats.org/officeDocument/2006/relationships" xmlns:m="http://schemas.openxmlformats.org/officeDocument/2006/math" xmlns:v="urn:schemas-microsoft-com:vml" xmlns:wp14="http://schemas.microsoft.com/office/word/2010/wordprocessingDrawing" xmlns:wp="http://schemas.openxmlformats.org/drawingml/2006/wordprocessingDrawing" xmlns:w10="urn:schemas-microsoft-com:office:word" xmlns:w="http://schemas.openxmlformats.org/wordprocessingml/2006/main" xmlns:w14="http://schemas.microsoft.com/office/word/2010/wordml" xmlns:w15="http://schemas.microsoft.com/office/word/2012/wordml" xmlns:w16cex="http://schemas.microsoft.com/office/word/2018/wordml/cex" xmlns:w16cid="http://schemas.microsoft.com/office/word/2016/wordml/cid" xmlns:w16="http://schemas.microsoft.com/office/word/2018/wordml" xmlns:w16du="http://schemas.microsoft.com/office/word/2023/wordml/word16du" xmlns:w16sdtdh="http://schemas.microsoft.com/office/word/2020/wordml/sdtdatahash" xmlns:w16sdtfl="http://schemas.microsoft.com/office/word/2024/wordml/sdtformatlock" xmlns:w16se="http://schemas.microsoft.com/office/word/2015/wordml/symex" xmlns:wpg="http://schemas.microsoft.com/office/word/2010/wordprocessingGroup" xmlns:wpi="http://schemas.microsoft.com/office/word/2010/wordprocessingInk" xmlns:wne="http://schemas.microsoft.com/office/word/2006/wordml" xmlns:wps="http://schemas.microsoft.com/office/word/2010/wordprocessingShape" mc:Ignorable="w14 w15 w16se w16cid w16 w16cex w16sdtdh w16sdtfl w16du wp14">
   <w16cid:commentId w16cid:paraId="3BA4EB61" w16cid:durableId="575F1562"/>
+  <w16cid:commentId w16cid:paraId="557C8981" w16cid:durableId="743A4DFE"/>
+  <w16cid:commentId w16cid:paraId="6354BE00" w16cid:durableId="709562DF"/>
 </w16cid:commentsIds>
 </file>
 
@@ -6249,6 +6962,95 @@
     </w:lvl>
   </w:abstractNum>
   <w:abstractNum w:abstractNumId="11" w15:restartNumberingAfterBreak="0">
+    <w:nsid w:val="36F75DB0"/>
+    <w:multiLevelType w:val="hybridMultilevel"/>
+    <w:tmpl w:val="1814397E"/>
+    <w:lvl w:ilvl="0" w:tplc="0409000F">
+      <w:start w:val="1"/>
+      <w:numFmt w:val="decimal"/>
+      <w:lvlText w:val="%1."/>
+      <w:lvlJc w:val="left"/>
+      <w:pPr>
+        <w:ind w:left="720" w:hanging="360"/>
+      </w:pPr>
+      <w:rPr>
+        <w:rFonts w:hint="default"/>
+      </w:rPr>
+    </w:lvl>
+    <w:lvl w:ilvl="1" w:tplc="04090019" w:tentative="1">
+      <w:start w:val="1"/>
+      <w:numFmt w:val="lowerLetter"/>
+      <w:lvlText w:val="%2."/>
+      <w:lvlJc w:val="left"/>
+      <w:pPr>
+        <w:ind w:left="1440" w:hanging="360"/>
+      </w:pPr>
+    </w:lvl>
+    <w:lvl w:ilvl="2" w:tplc="0409001B" w:tentative="1">
+      <w:start w:val="1"/>
+      <w:numFmt w:val="lowerRoman"/>
+      <w:lvlText w:val="%3."/>
+      <w:lvlJc w:val="right"/>
+      <w:pPr>
+        <w:ind w:left="2160" w:hanging="180"/>
+      </w:pPr>
+    </w:lvl>
+    <w:lvl w:ilvl="3" w:tplc="0409000F" w:tentative="1">
+      <w:start w:val="1"/>
+      <w:numFmt w:val="decimal"/>
+      <w:lvlText w:val="%4."/>
+      <w:lvlJc w:val="left"/>
+      <w:pPr>
+        <w:ind w:left="2880" w:hanging="360"/>
+      </w:pPr>
+    </w:lvl>
+    <w:lvl w:ilvl="4" w:tplc="04090019" w:tentative="1">
+      <w:start w:val="1"/>
+      <w:numFmt w:val="lowerLetter"/>
+      <w:lvlText w:val="%5."/>
+      <w:lvlJc w:val="left"/>
+      <w:pPr>
+        <w:ind w:left="3600" w:hanging="360"/>
+      </w:pPr>
+    </w:lvl>
+    <w:lvl w:ilvl="5" w:tplc="0409001B" w:tentative="1">
+      <w:start w:val="1"/>
+      <w:numFmt w:val="lowerRoman"/>
+      <w:lvlText w:val="%6."/>
+      <w:lvlJc w:val="right"/>
+      <w:pPr>
+        <w:ind w:left="4320" w:hanging="180"/>
+      </w:pPr>
+    </w:lvl>
+    <w:lvl w:ilvl="6" w:tplc="0409000F" w:tentative="1">
+      <w:start w:val="1"/>
+      <w:numFmt w:val="decimal"/>
+      <w:lvlText w:val="%7."/>
+      <w:lvlJc w:val="left"/>
+      <w:pPr>
+        <w:ind w:left="5040" w:hanging="360"/>
+      </w:pPr>
+    </w:lvl>
+    <w:lvl w:ilvl="7" w:tplc="04090019" w:tentative="1">
+      <w:start w:val="1"/>
+      <w:numFmt w:val="lowerLetter"/>
+      <w:lvlText w:val="%8."/>
+      <w:lvlJc w:val="left"/>
+      <w:pPr>
+        <w:ind w:left="5760" w:hanging="360"/>
+      </w:pPr>
+    </w:lvl>
+    <w:lvl w:ilvl="8" w:tplc="0409001B" w:tentative="1">
+      <w:start w:val="1"/>
+      <w:numFmt w:val="lowerRoman"/>
+      <w:lvlText w:val="%9."/>
+      <w:lvlJc w:val="right"/>
+      <w:pPr>
+        <w:ind w:left="6480" w:hanging="180"/>
+      </w:pPr>
+    </w:lvl>
+  </w:abstractNum>
+  <w:abstractNum w:abstractNumId="12" w15:restartNumberingAfterBreak="0">
     <w:nsid w:val="3E754C67"/>
     <w:multiLevelType w:val="multilevel"/>
     <w:tmpl w:val="A0A0A69A"/>
@@ -6361,7 +7163,96 @@
       </w:pPr>
     </w:lvl>
   </w:abstractNum>
-  <w:abstractNum w:abstractNumId="12" w15:restartNumberingAfterBreak="0">
+  <w:abstractNum w:abstractNumId="13" w15:restartNumberingAfterBreak="0">
+    <w:nsid w:val="469335E5"/>
+    <w:multiLevelType w:val="hybridMultilevel"/>
+    <w:tmpl w:val="557E5BE2"/>
+    <w:lvl w:ilvl="0" w:tplc="0409000F">
+      <w:start w:val="1"/>
+      <w:numFmt w:val="decimal"/>
+      <w:lvlText w:val="%1."/>
+      <w:lvlJc w:val="left"/>
+      <w:pPr>
+        <w:ind w:left="720" w:hanging="360"/>
+      </w:pPr>
+      <w:rPr>
+        <w:rFonts w:hint="default"/>
+      </w:rPr>
+    </w:lvl>
+    <w:lvl w:ilvl="1" w:tplc="04090019" w:tentative="1">
+      <w:start w:val="1"/>
+      <w:numFmt w:val="lowerLetter"/>
+      <w:lvlText w:val="%2."/>
+      <w:lvlJc w:val="left"/>
+      <w:pPr>
+        <w:ind w:left="1440" w:hanging="360"/>
+      </w:pPr>
+    </w:lvl>
+    <w:lvl w:ilvl="2" w:tplc="0409001B" w:tentative="1">
+      <w:start w:val="1"/>
+      <w:numFmt w:val="lowerRoman"/>
+      <w:lvlText w:val="%3."/>
+      <w:lvlJc w:val="right"/>
+      <w:pPr>
+        <w:ind w:left="2160" w:hanging="180"/>
+      </w:pPr>
+    </w:lvl>
+    <w:lvl w:ilvl="3" w:tplc="0409000F" w:tentative="1">
+      <w:start w:val="1"/>
+      <w:numFmt w:val="decimal"/>
+      <w:lvlText w:val="%4."/>
+      <w:lvlJc w:val="left"/>
+      <w:pPr>
+        <w:ind w:left="2880" w:hanging="360"/>
+      </w:pPr>
+    </w:lvl>
+    <w:lvl w:ilvl="4" w:tplc="04090019" w:tentative="1">
+      <w:start w:val="1"/>
+      <w:numFmt w:val="lowerLetter"/>
+      <w:lvlText w:val="%5."/>
+      <w:lvlJc w:val="left"/>
+      <w:pPr>
+        <w:ind w:left="3600" w:hanging="360"/>
+      </w:pPr>
+    </w:lvl>
+    <w:lvl w:ilvl="5" w:tplc="0409001B" w:tentative="1">
+      <w:start w:val="1"/>
+      <w:numFmt w:val="lowerRoman"/>
+      <w:lvlText w:val="%6."/>
+      <w:lvlJc w:val="right"/>
+      <w:pPr>
+        <w:ind w:left="4320" w:hanging="180"/>
+      </w:pPr>
+    </w:lvl>
+    <w:lvl w:ilvl="6" w:tplc="0409000F" w:tentative="1">
+      <w:start w:val="1"/>
+      <w:numFmt w:val="decimal"/>
+      <w:lvlText w:val="%7."/>
+      <w:lvlJc w:val="left"/>
+      <w:pPr>
+        <w:ind w:left="5040" w:hanging="360"/>
+      </w:pPr>
+    </w:lvl>
+    <w:lvl w:ilvl="7" w:tplc="04090019" w:tentative="1">
+      <w:start w:val="1"/>
+      <w:numFmt w:val="lowerLetter"/>
+      <w:lvlText w:val="%8."/>
+      <w:lvlJc w:val="left"/>
+      <w:pPr>
+        <w:ind w:left="5760" w:hanging="360"/>
+      </w:pPr>
+    </w:lvl>
+    <w:lvl w:ilvl="8" w:tplc="0409001B" w:tentative="1">
+      <w:start w:val="1"/>
+      <w:numFmt w:val="lowerRoman"/>
+      <w:lvlText w:val="%9."/>
+      <w:lvlJc w:val="right"/>
+      <w:pPr>
+        <w:ind w:left="6480" w:hanging="180"/>
+      </w:pPr>
+    </w:lvl>
+  </w:abstractNum>
+  <w:abstractNum w:abstractNumId="14" w15:restartNumberingAfterBreak="0">
     <w:nsid w:val="4D642C5E"/>
     <w:multiLevelType w:val="multilevel"/>
     <w:tmpl w:val="864C9D8A"/>
@@ -6510,7 +7401,7 @@
       </w:rPr>
     </w:lvl>
   </w:abstractNum>
-  <w:abstractNum w:abstractNumId="13" w15:restartNumberingAfterBreak="0">
+  <w:abstractNum w:abstractNumId="15" w15:restartNumberingAfterBreak="0">
     <w:nsid w:val="4D822BCD"/>
     <w:multiLevelType w:val="hybridMultilevel"/>
     <w:tmpl w:val="0F023D32"/>
@@ -6599,7 +7490,7 @@
       </w:pPr>
     </w:lvl>
   </w:abstractNum>
-  <w:abstractNum w:abstractNumId="14" w15:restartNumberingAfterBreak="0">
+  <w:abstractNum w:abstractNumId="16" w15:restartNumberingAfterBreak="0">
     <w:nsid w:val="54CD7B9F"/>
     <w:multiLevelType w:val="multilevel"/>
     <w:tmpl w:val="98740802"/>
@@ -6748,7 +7639,7 @@
       </w:rPr>
     </w:lvl>
   </w:abstractNum>
-  <w:abstractNum w:abstractNumId="15" w15:restartNumberingAfterBreak="0">
+  <w:abstractNum w:abstractNumId="17" w15:restartNumberingAfterBreak="0">
     <w:nsid w:val="55D81096"/>
     <w:multiLevelType w:val="multilevel"/>
     <w:tmpl w:val="F7866E44"/>
@@ -6897,7 +7788,7 @@
       </w:rPr>
     </w:lvl>
   </w:abstractNum>
-  <w:abstractNum w:abstractNumId="16" w15:restartNumberingAfterBreak="0">
+  <w:abstractNum w:abstractNumId="18" w15:restartNumberingAfterBreak="0">
     <w:nsid w:val="57DC4CA4"/>
     <w:multiLevelType w:val="multilevel"/>
     <w:tmpl w:val="DAB258C6"/>
@@ -7046,7 +7937,7 @@
       </w:rPr>
     </w:lvl>
   </w:abstractNum>
-  <w:abstractNum w:abstractNumId="17" w15:restartNumberingAfterBreak="0">
+  <w:abstractNum w:abstractNumId="19" w15:restartNumberingAfterBreak="0">
     <w:nsid w:val="673C33B8"/>
     <w:multiLevelType w:val="multilevel"/>
     <w:tmpl w:val="D310CCC4"/>
@@ -7195,7 +8086,7 @@
       </w:rPr>
     </w:lvl>
   </w:abstractNum>
-  <w:abstractNum w:abstractNumId="18" w15:restartNumberingAfterBreak="0">
+  <w:abstractNum w:abstractNumId="20" w15:restartNumberingAfterBreak="0">
     <w:nsid w:val="6B0E3C05"/>
     <w:multiLevelType w:val="hybridMultilevel"/>
     <w:tmpl w:val="5C581B7A"/>
@@ -7284,7 +8175,7 @@
       </w:pPr>
     </w:lvl>
   </w:abstractNum>
-  <w:abstractNum w:abstractNumId="19" w15:restartNumberingAfterBreak="0">
+  <w:abstractNum w:abstractNumId="21" w15:restartNumberingAfterBreak="0">
     <w:nsid w:val="6DD8453A"/>
     <w:multiLevelType w:val="hybridMultilevel"/>
     <w:tmpl w:val="2E501D14"/>
@@ -7373,7 +8264,7 @@
       </w:pPr>
     </w:lvl>
   </w:abstractNum>
-  <w:abstractNum w:abstractNumId="20" w15:restartNumberingAfterBreak="0">
+  <w:abstractNum w:abstractNumId="22" w15:restartNumberingAfterBreak="0">
     <w:nsid w:val="6FE61B8B"/>
     <w:multiLevelType w:val="multilevel"/>
     <w:tmpl w:val="9F0AED5E"/>
@@ -7486,7 +8377,7 @@
       </w:pPr>
     </w:lvl>
   </w:abstractNum>
-  <w:abstractNum w:abstractNumId="21" w15:restartNumberingAfterBreak="0">
+  <w:abstractNum w:abstractNumId="23" w15:restartNumberingAfterBreak="0">
     <w:nsid w:val="7102306A"/>
     <w:multiLevelType w:val="hybridMultilevel"/>
     <w:tmpl w:val="E66A1684"/>
@@ -7575,7 +8466,7 @@
       </w:pPr>
     </w:lvl>
   </w:abstractNum>
-  <w:abstractNum w:abstractNumId="22" w15:restartNumberingAfterBreak="0">
+  <w:abstractNum w:abstractNumId="24" w15:restartNumberingAfterBreak="0">
     <w:nsid w:val="73F26173"/>
     <w:multiLevelType w:val="multilevel"/>
     <w:tmpl w:val="A0F4244E"/>
@@ -7724,7 +8615,7 @@
       </w:rPr>
     </w:lvl>
   </w:abstractNum>
-  <w:abstractNum w:abstractNumId="23" w15:restartNumberingAfterBreak="0">
+  <w:abstractNum w:abstractNumId="25" w15:restartNumberingAfterBreak="0">
     <w:nsid w:val="7A571EB9"/>
     <w:multiLevelType w:val="hybridMultilevel"/>
     <w:tmpl w:val="E66A1684"/>
@@ -7813,7 +8704,7 @@
       </w:pPr>
     </w:lvl>
   </w:abstractNum>
-  <w:abstractNum w:abstractNumId="24" w15:restartNumberingAfterBreak="0">
+  <w:abstractNum w:abstractNumId="26" w15:restartNumberingAfterBreak="0">
     <w:nsid w:val="7C7B44F7"/>
     <w:multiLevelType w:val="multilevel"/>
     <w:tmpl w:val="EADA4D84"/>
@@ -7969,10 +8860,10 @@
     <w:abstractNumId w:val="1"/>
   </w:num>
   <w:num w:numId="3" w16cid:durableId="212349110">
-    <w:abstractNumId w:val="19"/>
+    <w:abstractNumId w:val="21"/>
   </w:num>
   <w:num w:numId="4" w16cid:durableId="2048605629">
-    <w:abstractNumId w:val="18"/>
+    <w:abstractNumId w:val="20"/>
   </w:num>
   <w:num w:numId="5" w16cid:durableId="1593197863">
     <w:abstractNumId w:val="2"/>
@@ -7984,10 +8875,10 @@
     <w:abstractNumId w:val="3"/>
   </w:num>
   <w:num w:numId="8" w16cid:durableId="50153963">
-    <w:abstractNumId w:val="11"/>
+    <w:abstractNumId w:val="12"/>
   </w:num>
   <w:num w:numId="9" w16cid:durableId="1839999092">
-    <w:abstractNumId w:val="20"/>
+    <w:abstractNumId w:val="22"/>
   </w:num>
   <w:num w:numId="10" w16cid:durableId="578178246">
     <w:abstractNumId w:val="5"/>
@@ -7999,16 +8890,16 @@
     <w:abstractNumId w:val="8"/>
   </w:num>
   <w:num w:numId="13" w16cid:durableId="608006391">
-    <w:abstractNumId w:val="12"/>
+    <w:abstractNumId w:val="14"/>
   </w:num>
   <w:num w:numId="14" w16cid:durableId="485437180">
-    <w:abstractNumId w:val="24"/>
+    <w:abstractNumId w:val="26"/>
   </w:num>
   <w:num w:numId="15" w16cid:durableId="1562254479">
     <w:abstractNumId w:val="10"/>
   </w:num>
   <w:num w:numId="16" w16cid:durableId="115758307">
-    <w:abstractNumId w:val="13"/>
+    <w:abstractNumId w:val="15"/>
   </w:num>
   <w:num w:numId="17" w16cid:durableId="2082289489">
     <w:abstractNumId w:val="4"/>
@@ -8017,25 +8908,31 @@
     <w:abstractNumId w:val="7"/>
   </w:num>
   <w:num w:numId="19" w16cid:durableId="455103429">
+    <w:abstractNumId w:val="25"/>
+  </w:num>
+  <w:num w:numId="20" w16cid:durableId="75129681">
     <w:abstractNumId w:val="23"/>
   </w:num>
-  <w:num w:numId="20" w16cid:durableId="75129681">
-    <w:abstractNumId w:val="21"/>
+  <w:num w:numId="21" w16cid:durableId="445084733">
+    <w:abstractNumId w:val="18"/>
   </w:num>
-  <w:num w:numId="21" w16cid:durableId="445084733">
+  <w:num w:numId="22" w16cid:durableId="1110004299">
     <w:abstractNumId w:val="16"/>
   </w:num>
-  <w:num w:numId="22" w16cid:durableId="1110004299">
-    <w:abstractNumId w:val="14"/>
-  </w:num>
   <w:num w:numId="23" w16cid:durableId="1213539767">
-    <w:abstractNumId w:val="15"/>
+    <w:abstractNumId w:val="17"/>
   </w:num>
   <w:num w:numId="24" w16cid:durableId="548415093">
-    <w:abstractNumId w:val="22"/>
+    <w:abstractNumId w:val="24"/>
   </w:num>
   <w:num w:numId="25" w16cid:durableId="289014505">
-    <w:abstractNumId w:val="17"/>
+    <w:abstractNumId w:val="19"/>
+  </w:num>
+  <w:num w:numId="26" w16cid:durableId="576062608">
+    <w:abstractNumId w:val="13"/>
+  </w:num>
+  <w:num w:numId="27" w16cid:durableId="803695219">
+    <w:abstractNumId w:val="11"/>
   </w:num>
 </w:numbering>
 </file>
@@ -8448,7 +9345,7 @@
   <w:style w:type="paragraph" w:default="1" w:styleId="Normal">
     <w:name w:val="Normal"/>
     <w:qFormat/>
-    <w:rsid w:val="002B1A32"/>
+    <w:rsid w:val="00797C44"/>
     <w:pPr>
       <w:spacing w:after="0" w:line="240" w:lineRule="auto"/>
     </w:pPr>

--- a/doc/written_part.docx
+++ b/doc/written_part.docx
@@ -785,15 +785,6 @@
         <w:spacing w:line="360" w:lineRule="auto"/>
         <w:jc w:val="both"/>
         <w:rPr>
-          <w:lang w:val="en-US"/>
-        </w:rPr>
-      </w:pPr>
-    </w:p>
-    <w:p>
-      <w:pPr>
-        <w:spacing w:line="360" w:lineRule="auto"/>
-        <w:jc w:val="both"/>
-        <w:rPr>
           <w:b/>
           <w:bCs/>
           <w:lang w:val="en-US"/>
@@ -805,6 +796,7 @@
           <w:bCs/>
           <w:lang w:val="en-US"/>
         </w:rPr>
+        <w:lastRenderedPageBreak/>
         <w:t xml:space="preserve">BACKGROUND: </w:t>
       </w:r>
     </w:p>
@@ -1123,11 +1115,11 @@
         <w:t>behavior</w:t>
       </w:r>
       <w:r>
-        <w:t xml:space="preserve"> by mapping the city’s arterial roads, main avenues, and Transmilenio stations (Bogotá's Bus Rapid Transit system); it </w:t>
+        <w:t xml:space="preserve"> by mapping the city’s arterial roads, main avenues, and Transmilenio stations (Bogotá's Bus Rapid Transit system); it demonstrates that by 2025, OXXO locations tended to cluster along these major transport </w:t>
       </w:r>
       <w:r>
         <w:lastRenderedPageBreak/>
-        <w:t xml:space="preserve">demonstrates that by 2025, OXXO locations tended to cluster along these major transport corridors. Furthermore, Section~\ref{sec:Statistics} provides a statistical analysis confirming the positive correlation between these variables and store locations. </w:t>
+        <w:t xml:space="preserve">corridors. Furthermore, Section~\ref{sec:Statistics} provides a statistical analysis confirming the positive correlation between these variables and store locations. </w:t>
       </w:r>
       <w:r>
         <w:t>\\</w:t>
@@ -1180,6 +1172,12 @@
       <w:r>
         <w:t>The concern about endogenous OXXO placement, however, may be mitigated through the use of TWFE estimators, because many determinants of store location are either time-invariant or evolve only gradually over the sample period, allowing UPZ fixed effects to absorb a substantial portion of the selection process. Nonetheless, some bias may persist if OXXO entry responds to time-varying local trends correlated with the outcome. For example, FEMSA may prioritize expansion into UPZs experiencing increases in commercial activity, population density, household income, pedestrian flows, or improvements in public security, all of which could independently influence the dependent variable. In such cases, TWFE estimates could partly capture these underlying trends rather than the causal effect of OXXO entry alone.</w:t>
       </w:r>
+    </w:p>
+    <w:p>
+      <w:pPr>
+        <w:spacing w:line="360" w:lineRule="auto"/>
+        <w:jc w:val="both"/>
+      </w:pPr>
     </w:p>
     <w:p>
       <w:pPr>
@@ -1789,18 +1787,6 @@
       <w:pPr>
         <w:spacing w:line="360" w:lineRule="auto"/>
         <w:jc w:val="both"/>
-      </w:pPr>
-    </w:p>
-    <w:p>
-      <w:pPr>
-        <w:spacing w:line="360" w:lineRule="auto"/>
-        <w:jc w:val="both"/>
-      </w:pPr>
-    </w:p>
-    <w:p>
-      <w:pPr>
-        <w:spacing w:line="360" w:lineRule="auto"/>
-        <w:jc w:val="both"/>
         <w:rPr>
           <w:b/>
           <w:bCs/>
@@ -1813,6 +1799,7 @@
           <w:bCs/>
           <w:lang w:val="en-US"/>
         </w:rPr>
+        <w:lastRenderedPageBreak/>
         <w:t xml:space="preserve">LITERATURE REVIEW: </w:t>
       </w:r>
     </w:p>
@@ -2155,20 +2142,20 @@
         <w:t xml:space="preserve">. </w:t>
       </w:r>
       <w:r>
-        <w:t xml:space="preserve">While some of these studies do not focus exclusively </w:t>
+        <w:t>While some of these studies do not focus exclusively on convenience stores, they utilize other retail outlets with similar operational profiles which can serve as proxies for what this thesis aims to investigate.</w:t>
+      </w:r>
+      <w:r>
+        <w:rPr>
+          <w:rFonts w:eastAsiaTheme="majorEastAsia"/>
+        </w:rPr>
+        <w:t> </w:t>
+      </w:r>
+      <w:r>
+        <w:t xml:space="preserve">\textcite{askey2018fast} is and example </w:t>
       </w:r>
       <w:r>
         <w:lastRenderedPageBreak/>
-        <w:t>on convenience stores, they utilize other retail outlets with similar operational profiles which can serve as proxies for what this thesis aims to investigate.</w:t>
-      </w:r>
-      <w:r>
-        <w:rPr>
-          <w:rFonts w:eastAsiaTheme="majorEastAsia"/>
-        </w:rPr>
-        <w:t> </w:t>
-      </w:r>
-      <w:r>
-        <w:t>\textcite{askey2018fast} is and example as the authors</w:t>
+        <w:t>as the authors</w:t>
       </w:r>
       <w:r>
         <w:rPr>
@@ -2473,11 +2460,90 @@
         <w:t> </w:t>
       </w:r>
       <w:r>
-        <w:t xml:space="preserve">labor market indicators \parencite{delgado2024, marcos2022}. However, despite this growing interest in labor dynamics, </w:t>
+        <w:t>labor market indicators \parencite{delgado2024, marcos2022}. However, despite this growing interest in labor dynamics, the</w:t>
+      </w:r>
+      <w:r>
+        <w:rPr>
+          <w:rFonts w:eastAsiaTheme="majorEastAsia"/>
+        </w:rPr>
+        <w:t> </w:t>
+      </w:r>
+      <w:r>
+        <w:t>spatial relationship</w:t>
+      </w:r>
+      <w:r>
+        <w:rPr>
+          <w:rFonts w:eastAsiaTheme="majorEastAsia"/>
+        </w:rPr>
+        <w:t> </w:t>
+      </w:r>
+      <w:r>
+        <w:t xml:space="preserve">between these establishments and urban security in the region has been largely overlooked. Specifically in </w:t>
+      </w:r>
+      <w:r>
+        <w:rPr>
+          <w:lang w:val="en-US"/>
+        </w:rPr>
+        <w:t>Bogotá</w:t>
+      </w:r>
+      <w:r>
+        <w:t xml:space="preserve"> crime literature has primarily focused on public </w:t>
       </w:r>
       <w:r>
         <w:lastRenderedPageBreak/>
-        <w:t>the</w:t>
+        <w:t xml:space="preserve">transport, general socioeconomic urban caracteristics, and policy intervention impact on crime \parencite{moreno2005impacto, bacares2013impact}.\\ </w:t>
+      </w:r>
+    </w:p>
+    <w:p>
+      <w:pPr>
+        <w:spacing w:line="360" w:lineRule="auto"/>
+        <w:ind w:firstLine="720"/>
+        <w:jc w:val="both"/>
+      </w:pPr>
+      <w:r>
+        <w:t>The investigations that have actually explored this topic are counted. For example,  \cite{jaramillo2021low} used the same method as \parencite{</w:t>
+      </w:r>
+      <w:r>
+        <w:t>shin2024dollar</w:t>
+      </w:r>
+      <w:r>
+        <w:t xml:space="preserve">} to study the effect of D1 hard discount stores </w:t>
+      </w:r>
+      <w:r>
+        <w:t xml:space="preserve">on the crime around the </w:t>
+      </w:r>
+      <w:r>
+        <w:t>areas</w:t>
+      </w:r>
+      <w:r>
+        <w:t xml:space="preserve"> where </w:t>
+      </w:r>
+      <w:r>
+        <w:t>they</w:t>
+      </w:r>
+      <w:r>
+        <w:t xml:space="preserve"> ope</w:t>
+      </w:r>
+      <w:r>
+        <w:t xml:space="preserve">n in </w:t>
+      </w:r>
+      <w:r>
+        <w:t>Bogotá.</w:t>
+      </w:r>
+      <w:r>
+        <w:t xml:space="preserve"> Although D1s are not convenience stores per se, they attract a similar type of costumers and and often share similar spatial locations with OXXO outlets. By analyzing the period of 2016 to 2019 and employing the same information utilized in this thesis (</w:t>
+      </w:r>
+      <w:r>
+        <w:t xml:space="preserve">within </w:t>
+      </w:r>
+      <w:r>
+        <w:t>SIEDCO</w:t>
+      </w:r>
+      <w:r>
+        <w:t xml:space="preserve"> infromation system</w:t>
+      </w:r>
+      <w:r>
+        <w:t>), the authors found that D1 openings caused a</w:t>
       </w:r>
       <w:r>
         <w:rPr>
@@ -2486,7 +2552,7 @@
         <w:t> </w:t>
       </w:r>
       <w:r>
-        <w:t>spatial relationship</w:t>
+        <w:t>33.4\% average reduction</w:t>
       </w:r>
       <w:r>
         <w:rPr>
@@ -2495,16 +2561,34 @@
         <w:t> </w:t>
       </w:r>
       <w:r>
-        <w:t xml:space="preserve">between these establishments and urban security in the region has been largely overlooked. Specifically in </w:t>
-      </w:r>
-      <w:r>
-        <w:rPr>
-          <w:lang w:val="en-US"/>
-        </w:rPr>
-        <w:t>Bogotá</w:t>
-      </w:r>
-      <w:r>
-        <w:t xml:space="preserve"> crime literature has primarily focused on public transport, general socioeconomic urban caracteristics, and policy intervention impact on crime \parencite{moreno2005impacto, bacares2013impact}.\\ </w:t>
+        <w:t>in crime density per block. They attributed this impact to the</w:t>
+      </w:r>
+      <w:r>
+        <w:rPr>
+          <w:rFonts w:eastAsiaTheme="majorEastAsia"/>
+        </w:rPr>
+        <w:t> </w:t>
+      </w:r>
+      <w:r>
+        <w:t>'eyes on the street' phenomenon, suggesting that the increased pedestrian flow acts as a form of</w:t>
+      </w:r>
+      <w:r>
+        <w:rPr>
+          <w:rFonts w:eastAsiaTheme="majorEastAsia"/>
+        </w:rPr>
+        <w:t> </w:t>
+      </w:r>
+      <w:r>
+        <w:t>informal guardianship</w:t>
+      </w:r>
+      <w:r>
+        <w:rPr>
+          <w:rFonts w:eastAsiaTheme="majorEastAsia"/>
+        </w:rPr>
+        <w:t> </w:t>
+      </w:r>
+      <w:r>
+        <w:t xml:space="preserve">that deters criminal activity \parencite{jacobs1961death, jaramillo2021low}.\\ </w:t>
       </w:r>
     </w:p>
     <w:p>
@@ -2514,94 +2598,28 @@
         <w:jc w:val="both"/>
       </w:pPr>
       <w:r>
-        <w:t>The investigations that have actually explored this topic are counted. For example,  \cite{jaramillo2021low} used the same method as \parencite{</w:t>
-      </w:r>
-      <w:r>
-        <w:t>shin2024dollar</w:t>
-      </w:r>
-      <w:r>
-        <w:t xml:space="preserve">} to study the effect of D1 hard discount stores </w:t>
-      </w:r>
-      <w:r>
-        <w:t xml:space="preserve">on the crime around the </w:t>
-      </w:r>
-      <w:r>
-        <w:t>areas</w:t>
-      </w:r>
-      <w:r>
-        <w:t xml:space="preserve"> where </w:t>
-      </w:r>
-      <w:r>
-        <w:t>they</w:t>
-      </w:r>
-      <w:r>
-        <w:t xml:space="preserve"> ope</w:t>
-      </w:r>
-      <w:r>
-        <w:t xml:space="preserve">n in </w:t>
-      </w:r>
-      <w:r>
-        <w:t>Bogotá.</w:t>
-      </w:r>
-      <w:r>
-        <w:t xml:space="preserve"> Although D1s are not convenience stores per se, they attract a similar type of costumers and and often share similar spatial locations with OXXO outlets. By analyzing the period of 2016 to 2019 and employing the same information utilized in this thesis (</w:t>
-      </w:r>
-      <w:r>
-        <w:t xml:space="preserve">within </w:t>
-      </w:r>
-      <w:r>
-        <w:t>SIEDCO</w:t>
-      </w:r>
-      <w:r>
-        <w:t xml:space="preserve"> infromation system</w:t>
-      </w:r>
-      <w:r>
-        <w:t>), the authors found that D1 openings caused a</w:t>
-      </w:r>
-      <w:r>
-        <w:rPr>
-          <w:rFonts w:eastAsiaTheme="majorEastAsia"/>
-        </w:rPr>
-        <w:t> </w:t>
-      </w:r>
-      <w:r>
-        <w:t>33.4\% average reduction</w:t>
-      </w:r>
-      <w:r>
-        <w:rPr>
-          <w:rFonts w:eastAsiaTheme="majorEastAsia"/>
-        </w:rPr>
-        <w:t> </w:t>
-      </w:r>
-      <w:r>
-        <w:t>in crime density per block. They attributed this impact to the</w:t>
-      </w:r>
-      <w:r>
-        <w:rPr>
-          <w:rFonts w:eastAsiaTheme="majorEastAsia"/>
-        </w:rPr>
-        <w:t> </w:t>
-      </w:r>
-      <w:r>
-        <w:t>'eyes on the street' phenomenon, suggesting that the increased pedestrian flow acts as a form of</w:t>
-      </w:r>
-      <w:r>
-        <w:rPr>
-          <w:rFonts w:eastAsiaTheme="majorEastAsia"/>
-        </w:rPr>
-        <w:t> </w:t>
-      </w:r>
-      <w:r>
-        <w:t>informal guardianship</w:t>
-      </w:r>
-      <w:r>
-        <w:rPr>
-          <w:rFonts w:eastAsiaTheme="majorEastAsia"/>
-        </w:rPr>
-        <w:t> </w:t>
-      </w:r>
-      <w:r>
-        <w:t xml:space="preserve">that deters criminal activity \parencite{jacobs1961death, jaramillo2021low}.\\ </w:t>
+        <w:t xml:space="preserve">As noted, the body of literature that explores the impact of convenience stores on crime in Latinamerica is reduced, and </w:t>
+      </w:r>
+      <w:r>
+        <w:t>virtually non-existent in the Colombian context.</w:t>
+      </w:r>
+      <w:r>
+        <w:t xml:space="preserve"> In this thesis I aim to fill this gap by evaluating the impact of OXXO store openings on local crime in Bogotá. </w:t>
+      </w:r>
+      <w:r>
+        <w:t>Given their rapid expansion and market dominance, OXXO stores serve as a primary actor and a representative proxy for modern convenience retail</w:t>
+      </w:r>
+      <w:r>
+        <w:t xml:space="preserve"> in the city. Additionally, this analisis is particularly relevant in a context where crime remains a public policy priority and a growing concern for Bogota</w:t>
+      </w:r>
+      <w:r>
+        <w:rPr>
+          <w:lang w:val="en-US"/>
+        </w:rPr>
+        <w:t xml:space="preserve">’s </w:t>
+      </w:r>
+      <w:r>
+        <w:t>inhabitants.</w:t>
       </w:r>
     </w:p>
     <w:p>
@@ -2610,30 +2628,6 @@
         <w:ind w:firstLine="720"/>
         <w:jc w:val="both"/>
       </w:pPr>
-      <w:r>
-        <w:t xml:space="preserve">As noted, the body of literature that explores the impact of convenience stores on crime in Latinamerica is reduced, and </w:t>
-      </w:r>
-      <w:r>
-        <w:t>virtually non-existent in the Colombian context.</w:t>
-      </w:r>
-      <w:r>
-        <w:t xml:space="preserve"> In this thesis I aim to fill this gap by evaluating the impact of OXXO store openings on local crime in Bogotá. </w:t>
-      </w:r>
-      <w:r>
-        <w:t>Given their rapid expansion and market dominance, OXXO stores serve as a primary actor and a representative proxy for modern convenience retail</w:t>
-      </w:r>
-      <w:r>
-        <w:t xml:space="preserve"> in the city. Additionally, this analisis is particularly relevant in a context where crime remains a public policy priority and a growing concern for Bogota</w:t>
-      </w:r>
-      <w:r>
-        <w:rPr>
-          <w:lang w:val="en-US"/>
-        </w:rPr>
-        <w:t xml:space="preserve">’s </w:t>
-      </w:r>
-      <w:r>
-        <w:t>inhabitants.</w:t>
-      </w:r>
     </w:p>
     <w:p>
       <w:pPr>
@@ -2645,8 +2639,19 @@
     <w:p>
       <w:pPr>
         <w:spacing w:line="360" w:lineRule="auto"/>
-        <w:ind w:firstLine="720"/>
-        <w:jc w:val="both"/>
+        <w:jc w:val="both"/>
+        <w:rPr>
+          <w:lang w:val="en-US"/>
+        </w:rPr>
+      </w:pPr>
+    </w:p>
+    <w:p>
+      <w:pPr>
+        <w:spacing w:line="360" w:lineRule="auto"/>
+        <w:jc w:val="both"/>
+        <w:rPr>
+          <w:lang w:val="en-US"/>
+        </w:rPr>
       </w:pPr>
     </w:p>
     <w:p>
@@ -5363,6 +5368,9 @@
       <w:r>
         <w:t>However, the estimated magnitude is considerably large and raises concerns about the robustness of the result, particularly given the substantial variation in the estimated effect for theft to people across specifications. Theft to motorbike also becomes statistically significant while retaining a negative coefficient.</w:t>
       </w:r>
+      <w:r>
+        <w:t>\\</w:t>
+      </w:r>
     </w:p>
     <w:p>
       <w:pPr>
@@ -5494,15 +5502,62 @@
         <w:spacing w:line="360" w:lineRule="auto"/>
         <w:jc w:val="both"/>
         <w:rPr>
-          <w:lang w:val="en-US"/>
-        </w:rPr>
-      </w:pPr>
-    </w:p>
-    <w:p>
-      <w:pPr>
-        <w:spacing w:line="360" w:lineRule="auto"/>
-        <w:jc w:val="both"/>
-      </w:pPr>
+          <w:lang w:val="es-ES_tradnl"/>
+        </w:rPr>
+      </w:pPr>
+    </w:p>
+    <w:p>
+      <w:pPr>
+        <w:spacing w:line="360" w:lineRule="auto"/>
+        <w:jc w:val="both"/>
+      </w:pPr>
+      <w:r>
+        <w:rPr>
+          <w:noProof/>
+          <w14:ligatures w14:val="standardContextual"/>
+        </w:rPr>
+        <w:drawing>
+          <wp:inline distT="0" distB="0" distL="0" distR="0" wp14:anchorId="6969292B" wp14:editId="068B71BE">
+            <wp:extent cx="5943600" cy="3820795"/>
+            <wp:effectExtent l="0" t="0" r="0" b="1905"/>
+            <wp:docPr id="1218471375" name="Picture 4"/>
+            <wp:cNvGraphicFramePr>
+              <a:graphicFrameLocks xmlns:a="http://schemas.openxmlformats.org/drawingml/2006/main" noChangeAspect="1"/>
+            </wp:cNvGraphicFramePr>
+            <a:graphic xmlns:a="http://schemas.openxmlformats.org/drawingml/2006/main">
+              <a:graphicData uri="http://schemas.openxmlformats.org/drawingml/2006/picture">
+                <pic:pic xmlns:pic="http://schemas.openxmlformats.org/drawingml/2006/picture">
+                  <pic:nvPicPr>
+                    <pic:cNvPr id="1218471375" name="Picture 1218471375"/>
+                    <pic:cNvPicPr/>
+                  </pic:nvPicPr>
+                  <pic:blipFill>
+                    <a:blip r:embed="rId10">
+                      <a:extLst>
+                        <a:ext uri="{28A0092B-C50C-407E-A947-70E740481C1C}">
+                          <a14:useLocalDpi xmlns:a14="http://schemas.microsoft.com/office/drawing/2010/main" val="0"/>
+                        </a:ext>
+                      </a:extLst>
+                    </a:blip>
+                    <a:stretch>
+                      <a:fillRect/>
+                    </a:stretch>
+                  </pic:blipFill>
+                  <pic:spPr>
+                    <a:xfrm>
+                      <a:off x="0" y="0"/>
+                      <a:ext cx="5943600" cy="3820795"/>
+                    </a:xfrm>
+                    <a:prstGeom prst="rect">
+                      <a:avLst/>
+                    </a:prstGeom>
+                  </pic:spPr>
+                </pic:pic>
+              </a:graphicData>
+            </a:graphic>
+          </wp:inline>
+        </w:drawing>
+      </w:r>
     </w:p>
     <w:p>
       <w:pPr>
@@ -5512,13 +5567,15 @@
           <w:bCs/>
         </w:rPr>
       </w:pPr>
-      <w:r>
+    </w:p>
+    <w:p>
+      <w:pPr>
+        <w:jc w:val="both"/>
         <w:rPr>
           <w:b/>
           <w:bCs/>
         </w:rPr>
-        <w:t>DISCUSSION</w:t>
-      </w:r>
+      </w:pPr>
     </w:p>
     <w:p>
       <w:pPr>
@@ -5528,6 +5585,151 @@
           <w:bCs/>
         </w:rPr>
       </w:pPr>
+      <w:r>
+        <w:rPr>
+          <w:noProof/>
+          <w14:ligatures w14:val="standardContextual"/>
+        </w:rPr>
+        <w:lastRenderedPageBreak/>
+        <w:drawing>
+          <wp:inline distT="0" distB="0" distL="0" distR="0" wp14:anchorId="73696810" wp14:editId="2D92D1BF">
+            <wp:extent cx="5737253" cy="3800930"/>
+            <wp:effectExtent l="0" t="0" r="3175" b="0"/>
+            <wp:docPr id="803852359" name="Picture 3"/>
+            <wp:cNvGraphicFramePr>
+              <a:graphicFrameLocks xmlns:a="http://schemas.openxmlformats.org/drawingml/2006/main" noChangeAspect="1"/>
+            </wp:cNvGraphicFramePr>
+            <a:graphic xmlns:a="http://schemas.openxmlformats.org/drawingml/2006/main">
+              <a:graphicData uri="http://schemas.openxmlformats.org/drawingml/2006/picture">
+                <pic:pic xmlns:pic="http://schemas.openxmlformats.org/drawingml/2006/picture">
+                  <pic:nvPicPr>
+                    <pic:cNvPr id="803852359" name="Picture 803852359"/>
+                    <pic:cNvPicPr/>
+                  </pic:nvPicPr>
+                  <pic:blipFill>
+                    <a:blip r:embed="rId11">
+                      <a:extLst>
+                        <a:ext uri="{28A0092B-C50C-407E-A947-70E740481C1C}">
+                          <a14:useLocalDpi xmlns:a14="http://schemas.microsoft.com/office/drawing/2010/main" val="0"/>
+                        </a:ext>
+                      </a:extLst>
+                    </a:blip>
+                    <a:stretch>
+                      <a:fillRect/>
+                    </a:stretch>
+                  </pic:blipFill>
+                  <pic:spPr>
+                    <a:xfrm>
+                      <a:off x="0" y="0"/>
+                      <a:ext cx="5744712" cy="3805872"/>
+                    </a:xfrm>
+                    <a:prstGeom prst="rect">
+                      <a:avLst/>
+                    </a:prstGeom>
+                  </pic:spPr>
+                </pic:pic>
+              </a:graphicData>
+            </a:graphic>
+          </wp:inline>
+        </w:drawing>
+      </w:r>
+    </w:p>
+    <w:p>
+      <w:pPr>
+        <w:jc w:val="both"/>
+        <w:rPr>
+          <w:b/>
+          <w:bCs/>
+        </w:rPr>
+      </w:pPr>
+    </w:p>
+    <w:p>
+      <w:pPr>
+        <w:jc w:val="both"/>
+        <w:rPr>
+          <w:b/>
+          <w:bCs/>
+        </w:rPr>
+      </w:pPr>
+    </w:p>
+    <w:p>
+      <w:pPr>
+        <w:jc w:val="both"/>
+        <w:rPr>
+          <w:b/>
+          <w:bCs/>
+        </w:rPr>
+      </w:pPr>
+    </w:p>
+    <w:p>
+      <w:pPr>
+        <w:jc w:val="both"/>
+        <w:rPr>
+          <w:b/>
+          <w:bCs/>
+        </w:rPr>
+      </w:pPr>
+    </w:p>
+    <w:p>
+      <w:pPr>
+        <w:jc w:val="both"/>
+        <w:rPr>
+          <w:b/>
+          <w:bCs/>
+        </w:rPr>
+      </w:pPr>
+    </w:p>
+    <w:p>
+      <w:pPr>
+        <w:jc w:val="both"/>
+        <w:rPr>
+          <w:b/>
+          <w:bCs/>
+        </w:rPr>
+      </w:pPr>
+    </w:p>
+    <w:p>
+      <w:pPr>
+        <w:jc w:val="both"/>
+        <w:rPr>
+          <w:b/>
+          <w:bCs/>
+        </w:rPr>
+      </w:pPr>
+    </w:p>
+    <w:p>
+      <w:pPr>
+        <w:jc w:val="both"/>
+        <w:rPr>
+          <w:b/>
+          <w:bCs/>
+        </w:rPr>
+      </w:pPr>
+    </w:p>
+    <w:p>
+      <w:pPr>
+        <w:jc w:val="both"/>
+        <w:rPr>
+          <w:b/>
+          <w:bCs/>
+        </w:rPr>
+      </w:pPr>
+      <w:r>
+        <w:rPr>
+          <w:b/>
+          <w:bCs/>
+        </w:rPr>
+        <w:t>DISCUSSION</w:t>
+      </w:r>
+    </w:p>
+    <w:p>
+      <w:pPr>
+        <w:jc w:val="both"/>
+        <w:rPr>
+          <w:b/>
+          <w:bCs/>
+        </w:rPr>
+      </w:pPr>
     </w:p>
     <w:p>
       <w:pPr>
@@ -5609,6 +5811,7 @@
         <w:jc w:val="both"/>
       </w:pPr>
       <w:r>
+        <w:lastRenderedPageBreak/>
         <w:t>Second, the contrast in statistical significance may be heavily driven by severe underreporting (</w:t>
       </w:r>
       <w:r>
